--- a/отчет по уп.docx
+++ b/отчет по уп.docx
@@ -941,7 +941,7 @@
           <w:r>
             <w:fldChar w:fldCharType="separate"/>
           </w:r>
-          <w:hyperlink w:anchor="_Toc229936159" w:history="1">
+          <w:hyperlink w:anchor="_Toc229991889" w:history="1">
             <w:r>
               <w:rPr>
                 <w:rStyle w:val="aff1"/>
@@ -969,7 +969,7 @@
                 <w:noProof/>
                 <w:webHidden/>
               </w:rPr>
-              <w:instrText xml:space="preserve"> PAGEREF _Toc229936159 \h </w:instrText>
+              <w:instrText xml:space="preserve"> PAGEREF _Toc229991889 \h </w:instrText>
             </w:r>
             <w:r>
               <w:rPr>
@@ -989,7 +989,7 @@
                 <w:noProof/>
                 <w:webHidden/>
               </w:rPr>
-              <w:t>3</w:t>
+              <w:t>4</w:t>
             </w:r>
             <w:r>
               <w:rPr>
@@ -1010,13 +1010,13 @@
               <w:lang w:eastAsia="ru-RU"/>
             </w:rPr>
           </w:pPr>
-          <w:hyperlink w:anchor="_Toc229936160" w:history="1">
+          <w:hyperlink w:anchor="_Toc229991890" w:history="1">
             <w:r>
               <w:rPr>
                 <w:rStyle w:val="aff1"/>
                 <w:noProof/>
               </w:rPr>
-              <w:t>Разработка концепции проекта</w:t>
+              <w:t>1. Разработка концепции проекта</w:t>
             </w:r>
             <w:r>
               <w:rPr>
@@ -1037,7 +1037,7 @@
                 <w:noProof/>
                 <w:webHidden/>
               </w:rPr>
-              <w:instrText xml:space="preserve"> PAGEREF _Toc229936160 \h </w:instrText>
+              <w:instrText xml:space="preserve"> PAGEREF _Toc229991890 \h </w:instrText>
             </w:r>
             <w:r>
               <w:rPr>
@@ -1057,7 +1057,7 @@
                 <w:noProof/>
                 <w:webHidden/>
               </w:rPr>
-              <w:t>4</w:t>
+              <w:t>5</w:t>
             </w:r>
             <w:r>
               <w:rPr>
@@ -1078,14 +1078,22 @@
               <w:lang w:eastAsia="ru-RU"/>
             </w:rPr>
           </w:pPr>
-          <w:hyperlink w:anchor="_Toc229936161" w:history="1">
+          <w:hyperlink w:anchor="_Toc229991891" w:history="1">
             <w:r>
               <w:rPr>
                 <w:rStyle w:val="aff1"/>
                 <w:noProof/>
                 <w:lang w:eastAsia="ru-RU"/>
               </w:rPr>
-              <w:t>ЗАКЛЮЧЕНИЕ</w:t>
+              <w:t xml:space="preserve">2. Разработка плановую документации и </w:t>
+            </w:r>
+            <w:r>
+              <w:rPr>
+                <w:rStyle w:val="aff1"/>
+                <w:noProof/>
+                <w:lang w:val="en-US" w:eastAsia="ru-RU"/>
+              </w:rPr>
+              <w:t>UML</w:t>
             </w:r>
             <w:r>
               <w:rPr>
@@ -1106,7 +1114,7 @@
                 <w:noProof/>
                 <w:webHidden/>
               </w:rPr>
-              <w:instrText xml:space="preserve"> PAGEREF _Toc229936161 \h </w:instrText>
+              <w:instrText xml:space="preserve"> PAGEREF _Toc229991891 \h </w:instrText>
             </w:r>
             <w:r>
               <w:rPr>
@@ -1126,7 +1134,7 @@
                 <w:noProof/>
                 <w:webHidden/>
               </w:rPr>
-              <w:t>5</w:t>
+              <w:t>7</w:t>
             </w:r>
             <w:r>
               <w:rPr>
@@ -1138,6 +1146,782 @@
           </w:hyperlink>
         </w:p>
         <w:p>
+          <w:pPr>
+            <w:pStyle w:val="24"/>
+            <w:tabs>
+              <w:tab w:val="right" w:leader="dot" w:pos="9344"/>
+            </w:tabs>
+            <w:rPr>
+              <w:rFonts w:asciiTheme="minorHAnsi" w:eastAsiaTheme="minorEastAsia" w:hAnsiTheme="minorHAnsi"/>
+              <w:noProof/>
+              <w:sz w:val="22"/>
+              <w:lang w:eastAsia="ru-RU"/>
+            </w:rPr>
+          </w:pPr>
+          <w:hyperlink w:anchor="_Toc229991892" w:history="1">
+            <w:r>
+              <w:rPr>
+                <w:rStyle w:val="aff1"/>
+                <w:noProof/>
+                <w:lang w:eastAsia="ru-RU"/>
+              </w:rPr>
+              <w:t>2.1 Планирование и выбор диаграмм.</w:t>
+            </w:r>
+            <w:r>
+              <w:rPr>
+                <w:noProof/>
+                <w:webHidden/>
+              </w:rPr>
+              <w:tab/>
+            </w:r>
+            <w:r>
+              <w:rPr>
+                <w:noProof/>
+                <w:webHidden/>
+              </w:rPr>
+              <w:fldChar w:fldCharType="begin"/>
+            </w:r>
+            <w:r>
+              <w:rPr>
+                <w:noProof/>
+                <w:webHidden/>
+              </w:rPr>
+              <w:instrText xml:space="preserve"> PAGEREF _Toc229991892 \h </w:instrText>
+            </w:r>
+            <w:r>
+              <w:rPr>
+                <w:noProof/>
+                <w:webHidden/>
+              </w:rPr>
+            </w:r>
+            <w:r>
+              <w:rPr>
+                <w:noProof/>
+                <w:webHidden/>
+              </w:rPr>
+              <w:fldChar w:fldCharType="separate"/>
+            </w:r>
+            <w:r>
+              <w:rPr>
+                <w:noProof/>
+                <w:webHidden/>
+              </w:rPr>
+              <w:t>7</w:t>
+            </w:r>
+            <w:r>
+              <w:rPr>
+                <w:noProof/>
+                <w:webHidden/>
+              </w:rPr>
+              <w:fldChar w:fldCharType="end"/>
+            </w:r>
+          </w:hyperlink>
+        </w:p>
+        <w:p>
+          <w:pPr>
+            <w:pStyle w:val="24"/>
+            <w:tabs>
+              <w:tab w:val="right" w:leader="dot" w:pos="9344"/>
+            </w:tabs>
+            <w:rPr>
+              <w:rFonts w:asciiTheme="minorHAnsi" w:eastAsiaTheme="minorEastAsia" w:hAnsiTheme="minorHAnsi"/>
+              <w:noProof/>
+              <w:sz w:val="22"/>
+              <w:lang w:eastAsia="ru-RU"/>
+            </w:rPr>
+          </w:pPr>
+          <w:hyperlink w:anchor="_Toc229991893" w:history="1">
+            <w:r>
+              <w:rPr>
+                <w:rStyle w:val="aff1"/>
+                <w:noProof/>
+              </w:rPr>
+              <w:t>2.2 Диаграмма вариантов использования</w:t>
+            </w:r>
+            <w:r>
+              <w:rPr>
+                <w:noProof/>
+                <w:webHidden/>
+              </w:rPr>
+              <w:tab/>
+            </w:r>
+            <w:r>
+              <w:rPr>
+                <w:noProof/>
+                <w:webHidden/>
+              </w:rPr>
+              <w:fldChar w:fldCharType="begin"/>
+            </w:r>
+            <w:r>
+              <w:rPr>
+                <w:noProof/>
+                <w:webHidden/>
+              </w:rPr>
+              <w:instrText xml:space="preserve"> PAGEREF _Toc229991893 \h </w:instrText>
+            </w:r>
+            <w:r>
+              <w:rPr>
+                <w:noProof/>
+                <w:webHidden/>
+              </w:rPr>
+            </w:r>
+            <w:r>
+              <w:rPr>
+                <w:noProof/>
+                <w:webHidden/>
+              </w:rPr>
+              <w:fldChar w:fldCharType="separate"/>
+            </w:r>
+            <w:r>
+              <w:rPr>
+                <w:noProof/>
+                <w:webHidden/>
+              </w:rPr>
+              <w:t>8</w:t>
+            </w:r>
+            <w:r>
+              <w:rPr>
+                <w:noProof/>
+                <w:webHidden/>
+              </w:rPr>
+              <w:fldChar w:fldCharType="end"/>
+            </w:r>
+          </w:hyperlink>
+        </w:p>
+        <w:p>
+          <w:pPr>
+            <w:pStyle w:val="24"/>
+            <w:tabs>
+              <w:tab w:val="right" w:leader="dot" w:pos="9344"/>
+            </w:tabs>
+            <w:rPr>
+              <w:rFonts w:asciiTheme="minorHAnsi" w:eastAsiaTheme="minorEastAsia" w:hAnsiTheme="minorHAnsi"/>
+              <w:noProof/>
+              <w:sz w:val="22"/>
+              <w:lang w:eastAsia="ru-RU"/>
+            </w:rPr>
+          </w:pPr>
+          <w:hyperlink w:anchor="_Toc229991894" w:history="1">
+            <w:r>
+              <w:rPr>
+                <w:rStyle w:val="aff1"/>
+                <w:noProof/>
+              </w:rPr>
+              <w:t>2.2 Диаграмма классов</w:t>
+            </w:r>
+            <w:r>
+              <w:rPr>
+                <w:noProof/>
+                <w:webHidden/>
+              </w:rPr>
+              <w:tab/>
+            </w:r>
+            <w:r>
+              <w:rPr>
+                <w:noProof/>
+                <w:webHidden/>
+              </w:rPr>
+              <w:fldChar w:fldCharType="begin"/>
+            </w:r>
+            <w:r>
+              <w:rPr>
+                <w:noProof/>
+                <w:webHidden/>
+              </w:rPr>
+              <w:instrText xml:space="preserve"> PAGEREF _Toc229991894 \h </w:instrText>
+            </w:r>
+            <w:r>
+              <w:rPr>
+                <w:noProof/>
+                <w:webHidden/>
+              </w:rPr>
+            </w:r>
+            <w:r>
+              <w:rPr>
+                <w:noProof/>
+                <w:webHidden/>
+              </w:rPr>
+              <w:fldChar w:fldCharType="separate"/>
+            </w:r>
+            <w:r>
+              <w:rPr>
+                <w:noProof/>
+                <w:webHidden/>
+              </w:rPr>
+              <w:t>10</w:t>
+            </w:r>
+            <w:r>
+              <w:rPr>
+                <w:noProof/>
+                <w:webHidden/>
+              </w:rPr>
+              <w:fldChar w:fldCharType="end"/>
+            </w:r>
+          </w:hyperlink>
+        </w:p>
+        <w:p>
+          <w:pPr>
+            <w:pStyle w:val="24"/>
+            <w:tabs>
+              <w:tab w:val="right" w:leader="dot" w:pos="9344"/>
+            </w:tabs>
+            <w:rPr>
+              <w:rFonts w:asciiTheme="minorHAnsi" w:eastAsiaTheme="minorEastAsia" w:hAnsiTheme="minorHAnsi"/>
+              <w:noProof/>
+              <w:sz w:val="22"/>
+              <w:lang w:eastAsia="ru-RU"/>
+            </w:rPr>
+          </w:pPr>
+          <w:hyperlink w:anchor="_Toc229991895" w:history="1">
+            <w:r>
+              <w:rPr>
+                <w:rStyle w:val="aff1"/>
+                <w:noProof/>
+              </w:rPr>
+              <w:t>2.3 Диаграмма деятельности процесса управления бюджетом поездки</w:t>
+            </w:r>
+            <w:r>
+              <w:rPr>
+                <w:noProof/>
+                <w:webHidden/>
+              </w:rPr>
+              <w:tab/>
+            </w:r>
+            <w:r>
+              <w:rPr>
+                <w:noProof/>
+                <w:webHidden/>
+              </w:rPr>
+              <w:fldChar w:fldCharType="begin"/>
+            </w:r>
+            <w:r>
+              <w:rPr>
+                <w:noProof/>
+                <w:webHidden/>
+              </w:rPr>
+              <w:instrText xml:space="preserve"> PAGEREF _Toc229991895 \h </w:instrText>
+            </w:r>
+            <w:r>
+              <w:rPr>
+                <w:noProof/>
+                <w:webHidden/>
+              </w:rPr>
+            </w:r>
+            <w:r>
+              <w:rPr>
+                <w:noProof/>
+                <w:webHidden/>
+              </w:rPr>
+              <w:fldChar w:fldCharType="separate"/>
+            </w:r>
+            <w:r>
+              <w:rPr>
+                <w:noProof/>
+                <w:webHidden/>
+              </w:rPr>
+              <w:t>12</w:t>
+            </w:r>
+            <w:r>
+              <w:rPr>
+                <w:noProof/>
+                <w:webHidden/>
+              </w:rPr>
+              <w:fldChar w:fldCharType="end"/>
+            </w:r>
+          </w:hyperlink>
+        </w:p>
+        <w:p>
+          <w:pPr>
+            <w:pStyle w:val="24"/>
+            <w:tabs>
+              <w:tab w:val="right" w:leader="dot" w:pos="9344"/>
+            </w:tabs>
+            <w:rPr>
+              <w:rFonts w:asciiTheme="minorHAnsi" w:eastAsiaTheme="minorEastAsia" w:hAnsiTheme="minorHAnsi"/>
+              <w:noProof/>
+              <w:sz w:val="22"/>
+              <w:lang w:eastAsia="ru-RU"/>
+            </w:rPr>
+          </w:pPr>
+          <w:hyperlink w:anchor="_Toc229991896" w:history="1">
+            <w:r>
+              <w:rPr>
+                <w:rStyle w:val="aff1"/>
+                <w:noProof/>
+              </w:rPr>
+              <w:t>2.4 Диаграмма коммуникаций объектов компонента управление бюджетом</w:t>
+            </w:r>
+            <w:r>
+              <w:rPr>
+                <w:noProof/>
+                <w:webHidden/>
+              </w:rPr>
+              <w:tab/>
+            </w:r>
+            <w:r>
+              <w:rPr>
+                <w:noProof/>
+                <w:webHidden/>
+              </w:rPr>
+              <w:fldChar w:fldCharType="begin"/>
+            </w:r>
+            <w:r>
+              <w:rPr>
+                <w:noProof/>
+                <w:webHidden/>
+              </w:rPr>
+              <w:instrText xml:space="preserve"> PAGEREF _Toc229991896 \h </w:instrText>
+            </w:r>
+            <w:r>
+              <w:rPr>
+                <w:noProof/>
+                <w:webHidden/>
+              </w:rPr>
+            </w:r>
+            <w:r>
+              <w:rPr>
+                <w:noProof/>
+                <w:webHidden/>
+              </w:rPr>
+              <w:fldChar w:fldCharType="separate"/>
+            </w:r>
+            <w:r>
+              <w:rPr>
+                <w:noProof/>
+                <w:webHidden/>
+              </w:rPr>
+              <w:t>14</w:t>
+            </w:r>
+            <w:r>
+              <w:rPr>
+                <w:noProof/>
+                <w:webHidden/>
+              </w:rPr>
+              <w:fldChar w:fldCharType="end"/>
+            </w:r>
+          </w:hyperlink>
+        </w:p>
+        <w:p>
+          <w:pPr>
+            <w:pStyle w:val="24"/>
+            <w:tabs>
+              <w:tab w:val="right" w:leader="dot" w:pos="9344"/>
+            </w:tabs>
+            <w:rPr>
+              <w:rFonts w:asciiTheme="minorHAnsi" w:eastAsiaTheme="minorEastAsia" w:hAnsiTheme="minorHAnsi"/>
+              <w:noProof/>
+              <w:sz w:val="22"/>
+              <w:lang w:eastAsia="ru-RU"/>
+            </w:rPr>
+          </w:pPr>
+          <w:hyperlink w:anchor="_Toc229991897" w:history="1">
+            <w:r>
+              <w:rPr>
+                <w:rStyle w:val="aff1"/>
+                <w:noProof/>
+              </w:rPr>
+              <w:t>2.5 Диаграмма последовательности взаимодействий при изменении бюджета</w:t>
+            </w:r>
+            <w:r>
+              <w:rPr>
+                <w:noProof/>
+                <w:webHidden/>
+              </w:rPr>
+              <w:tab/>
+            </w:r>
+            <w:r>
+              <w:rPr>
+                <w:noProof/>
+                <w:webHidden/>
+              </w:rPr>
+              <w:fldChar w:fldCharType="begin"/>
+            </w:r>
+            <w:r>
+              <w:rPr>
+                <w:noProof/>
+                <w:webHidden/>
+              </w:rPr>
+              <w:instrText xml:space="preserve"> PAGEREF _Toc229991897 \h </w:instrText>
+            </w:r>
+            <w:r>
+              <w:rPr>
+                <w:noProof/>
+                <w:webHidden/>
+              </w:rPr>
+            </w:r>
+            <w:r>
+              <w:rPr>
+                <w:noProof/>
+                <w:webHidden/>
+              </w:rPr>
+              <w:fldChar w:fldCharType="separate"/>
+            </w:r>
+            <w:r>
+              <w:rPr>
+                <w:noProof/>
+                <w:webHidden/>
+              </w:rPr>
+              <w:t>15</w:t>
+            </w:r>
+            <w:r>
+              <w:rPr>
+                <w:noProof/>
+                <w:webHidden/>
+              </w:rPr>
+              <w:fldChar w:fldCharType="end"/>
+            </w:r>
+          </w:hyperlink>
+        </w:p>
+        <w:p>
+          <w:pPr>
+            <w:pStyle w:val="24"/>
+            <w:tabs>
+              <w:tab w:val="right" w:leader="dot" w:pos="9344"/>
+            </w:tabs>
+            <w:rPr>
+              <w:rFonts w:asciiTheme="minorHAnsi" w:eastAsiaTheme="minorEastAsia" w:hAnsiTheme="minorHAnsi"/>
+              <w:noProof/>
+              <w:sz w:val="22"/>
+              <w:lang w:eastAsia="ru-RU"/>
+            </w:rPr>
+          </w:pPr>
+          <w:hyperlink w:anchor="_Toc229991898" w:history="1">
+            <w:r>
+              <w:rPr>
+                <w:rStyle w:val="aff1"/>
+                <w:noProof/>
+              </w:rPr>
+              <w:t>2.6 Диаграмма состояния объекта бюджет</w:t>
+            </w:r>
+            <w:r>
+              <w:rPr>
+                <w:noProof/>
+                <w:webHidden/>
+              </w:rPr>
+              <w:tab/>
+            </w:r>
+            <w:r>
+              <w:rPr>
+                <w:noProof/>
+                <w:webHidden/>
+              </w:rPr>
+              <w:fldChar w:fldCharType="begin"/>
+            </w:r>
+            <w:r>
+              <w:rPr>
+                <w:noProof/>
+                <w:webHidden/>
+              </w:rPr>
+              <w:instrText xml:space="preserve"> PAGEREF _Toc229991898 \h </w:instrText>
+            </w:r>
+            <w:r>
+              <w:rPr>
+                <w:noProof/>
+                <w:webHidden/>
+              </w:rPr>
+            </w:r>
+            <w:r>
+              <w:rPr>
+                <w:noProof/>
+                <w:webHidden/>
+              </w:rPr>
+              <w:fldChar w:fldCharType="separate"/>
+            </w:r>
+            <w:r>
+              <w:rPr>
+                <w:noProof/>
+                <w:webHidden/>
+              </w:rPr>
+              <w:t>16</w:t>
+            </w:r>
+            <w:r>
+              <w:rPr>
+                <w:noProof/>
+                <w:webHidden/>
+              </w:rPr>
+              <w:fldChar w:fldCharType="end"/>
+            </w:r>
+          </w:hyperlink>
+        </w:p>
+        <w:p>
+          <w:pPr>
+            <w:pStyle w:val="24"/>
+            <w:tabs>
+              <w:tab w:val="right" w:leader="dot" w:pos="9344"/>
+            </w:tabs>
+            <w:rPr>
+              <w:rFonts w:asciiTheme="minorHAnsi" w:eastAsiaTheme="minorEastAsia" w:hAnsiTheme="minorHAnsi"/>
+              <w:noProof/>
+              <w:sz w:val="22"/>
+              <w:lang w:eastAsia="ru-RU"/>
+            </w:rPr>
+          </w:pPr>
+          <w:hyperlink w:anchor="_Toc229991899" w:history="1">
+            <w:r>
+              <w:rPr>
+                <w:rStyle w:val="aff1"/>
+                <w:noProof/>
+              </w:rPr>
+              <w:t>2.7 Деятельность процесса регистрации пользователя</w:t>
+            </w:r>
+            <w:r>
+              <w:rPr>
+                <w:noProof/>
+                <w:webHidden/>
+              </w:rPr>
+              <w:tab/>
+            </w:r>
+            <w:r>
+              <w:rPr>
+                <w:noProof/>
+                <w:webHidden/>
+              </w:rPr>
+              <w:fldChar w:fldCharType="begin"/>
+            </w:r>
+            <w:r>
+              <w:rPr>
+                <w:noProof/>
+                <w:webHidden/>
+              </w:rPr>
+              <w:instrText xml:space="preserve"> PAGEREF _Toc229991899 \h </w:instrText>
+            </w:r>
+            <w:r>
+              <w:rPr>
+                <w:noProof/>
+                <w:webHidden/>
+              </w:rPr>
+            </w:r>
+            <w:r>
+              <w:rPr>
+                <w:noProof/>
+                <w:webHidden/>
+              </w:rPr>
+              <w:fldChar w:fldCharType="separate"/>
+            </w:r>
+            <w:r>
+              <w:rPr>
+                <w:noProof/>
+                <w:webHidden/>
+              </w:rPr>
+              <w:t>18</w:t>
+            </w:r>
+            <w:r>
+              <w:rPr>
+                <w:noProof/>
+                <w:webHidden/>
+              </w:rPr>
+              <w:fldChar w:fldCharType="end"/>
+            </w:r>
+          </w:hyperlink>
+        </w:p>
+        <w:p>
+          <w:pPr>
+            <w:pStyle w:val="24"/>
+            <w:tabs>
+              <w:tab w:val="right" w:leader="dot" w:pos="9344"/>
+            </w:tabs>
+            <w:rPr>
+              <w:rFonts w:asciiTheme="minorHAnsi" w:eastAsiaTheme="minorEastAsia" w:hAnsiTheme="minorHAnsi"/>
+              <w:noProof/>
+              <w:sz w:val="22"/>
+              <w:lang w:eastAsia="ru-RU"/>
+            </w:rPr>
+          </w:pPr>
+          <w:hyperlink w:anchor="_Toc229991900" w:history="1">
+            <w:r>
+              <w:rPr>
+                <w:rStyle w:val="aff1"/>
+                <w:noProof/>
+              </w:rPr>
+              <w:t>2.8 Последовательность взаимодействий при авторизации пользователя</w:t>
+            </w:r>
+            <w:r>
+              <w:rPr>
+                <w:noProof/>
+                <w:webHidden/>
+              </w:rPr>
+              <w:tab/>
+            </w:r>
+            <w:r>
+              <w:rPr>
+                <w:noProof/>
+                <w:webHidden/>
+              </w:rPr>
+              <w:fldChar w:fldCharType="begin"/>
+            </w:r>
+            <w:r>
+              <w:rPr>
+                <w:noProof/>
+                <w:webHidden/>
+              </w:rPr>
+              <w:instrText xml:space="preserve"> PAGEREF _Toc229991900 \h </w:instrText>
+            </w:r>
+            <w:r>
+              <w:rPr>
+                <w:noProof/>
+                <w:webHidden/>
+              </w:rPr>
+            </w:r>
+            <w:r>
+              <w:rPr>
+                <w:noProof/>
+                <w:webHidden/>
+              </w:rPr>
+              <w:fldChar w:fldCharType="separate"/>
+            </w:r>
+            <w:r>
+              <w:rPr>
+                <w:noProof/>
+                <w:webHidden/>
+              </w:rPr>
+              <w:t>19</w:t>
+            </w:r>
+            <w:r>
+              <w:rPr>
+                <w:noProof/>
+                <w:webHidden/>
+              </w:rPr>
+              <w:fldChar w:fldCharType="end"/>
+            </w:r>
+          </w:hyperlink>
+        </w:p>
+        <w:p>
+          <w:pPr>
+            <w:pStyle w:val="13"/>
+            <w:rPr>
+              <w:rFonts w:asciiTheme="minorHAnsi" w:eastAsiaTheme="minorEastAsia" w:hAnsiTheme="minorHAnsi"/>
+              <w:noProof/>
+              <w:sz w:val="22"/>
+              <w:lang w:eastAsia="ru-RU"/>
+            </w:rPr>
+          </w:pPr>
+          <w:hyperlink w:anchor="_Toc229991901" w:history="1">
+            <w:r>
+              <w:rPr>
+                <w:rStyle w:val="aff1"/>
+                <w:noProof/>
+                <w:lang w:eastAsia="ru-RU"/>
+              </w:rPr>
+              <w:t>ЗАКЛЮЧЕНИЕ</w:t>
+            </w:r>
+            <w:r>
+              <w:rPr>
+                <w:noProof/>
+                <w:webHidden/>
+              </w:rPr>
+              <w:tab/>
+            </w:r>
+            <w:r>
+              <w:rPr>
+                <w:noProof/>
+                <w:webHidden/>
+              </w:rPr>
+              <w:fldChar w:fldCharType="begin"/>
+            </w:r>
+            <w:r>
+              <w:rPr>
+                <w:noProof/>
+                <w:webHidden/>
+              </w:rPr>
+              <w:instrText xml:space="preserve"> PAGEREF _Toc229991901 \h </w:instrText>
+            </w:r>
+            <w:r>
+              <w:rPr>
+                <w:noProof/>
+                <w:webHidden/>
+              </w:rPr>
+            </w:r>
+            <w:r>
+              <w:rPr>
+                <w:noProof/>
+                <w:webHidden/>
+              </w:rPr>
+              <w:fldChar w:fldCharType="separate"/>
+            </w:r>
+            <w:r>
+              <w:rPr>
+                <w:noProof/>
+                <w:webHidden/>
+              </w:rPr>
+              <w:t>21</w:t>
+            </w:r>
+            <w:r>
+              <w:rPr>
+                <w:noProof/>
+                <w:webHidden/>
+              </w:rPr>
+              <w:fldChar w:fldCharType="end"/>
+            </w:r>
+          </w:hyperlink>
+        </w:p>
+        <w:p>
+          <w:pPr>
+            <w:pStyle w:val="13"/>
+            <w:rPr>
+              <w:rFonts w:asciiTheme="minorHAnsi" w:eastAsiaTheme="minorEastAsia" w:hAnsiTheme="minorHAnsi"/>
+              <w:noProof/>
+              <w:sz w:val="22"/>
+              <w:lang w:eastAsia="ru-RU"/>
+            </w:rPr>
+          </w:pPr>
+          <w:hyperlink w:anchor="_Toc229991902" w:history="1">
+            <w:r>
+              <w:rPr>
+                <w:rStyle w:val="aff1"/>
+                <w:noProof/>
+                <w:lang w:eastAsia="ru-RU"/>
+              </w:rPr>
+              <w:t>ПРИЛОЖЕНИЕ А</w:t>
+            </w:r>
+            <w:r>
+              <w:rPr>
+                <w:noProof/>
+                <w:webHidden/>
+              </w:rPr>
+              <w:tab/>
+            </w:r>
+            <w:r>
+              <w:rPr>
+                <w:noProof/>
+                <w:webHidden/>
+              </w:rPr>
+              <w:fldChar w:fldCharType="begin"/>
+            </w:r>
+            <w:r>
+              <w:rPr>
+                <w:noProof/>
+                <w:webHidden/>
+              </w:rPr>
+              <w:instrText xml:space="preserve"> PAGEREF _Toc229991902 \h </w:instrText>
+            </w:r>
+            <w:r>
+              <w:rPr>
+                <w:noProof/>
+                <w:webHidden/>
+              </w:rPr>
+            </w:r>
+            <w:r>
+              <w:rPr>
+                <w:noProof/>
+                <w:webHidden/>
+              </w:rPr>
+              <w:fldChar w:fldCharType="separate"/>
+            </w:r>
+            <w:r>
+              <w:rPr>
+                <w:noProof/>
+                <w:webHidden/>
+              </w:rPr>
+              <w:t>22</w:t>
+            </w:r>
+            <w:r>
+              <w:rPr>
+                <w:noProof/>
+                <w:webHidden/>
+              </w:rPr>
+              <w:fldChar w:fldCharType="end"/>
+            </w:r>
+          </w:hyperlink>
           <w:r>
             <w:rPr>
               <w:b/>
@@ -1175,8 +1959,9 @@
           <w:lang w:eastAsia="ru-RU"/>
         </w:rPr>
       </w:pPr>
-      <w:bookmarkStart w:id="2" w:name="_Toc229936159"/>
-      <w:bookmarkStart w:id="3" w:name="_Toc229937647"/>
+      <w:bookmarkStart w:id="2" w:name="_Toc229937647"/>
+      <w:bookmarkStart w:id="3" w:name="_Toc229991862"/>
+      <w:bookmarkStart w:id="4" w:name="_Toc229991889"/>
       <w:r>
         <w:rPr>
           <w:lang w:eastAsia="ru-RU"/>
@@ -1186,6 +1971,7 @@
       </w:r>
       <w:bookmarkEnd w:id="2"/>
       <w:bookmarkEnd w:id="3"/>
+      <w:bookmarkEnd w:id="4"/>
     </w:p>
     <w:p>
       <w:pPr>
@@ -1570,8 +2356,9 @@
         <w:pStyle w:val="1"/>
         <w:ind w:left="1069" w:firstLine="0"/>
       </w:pPr>
-      <w:bookmarkStart w:id="4" w:name="_Toc229936160"/>
       <w:bookmarkStart w:id="5" w:name="_Toc229937648"/>
+      <w:bookmarkStart w:id="6" w:name="_Toc229991863"/>
+      <w:bookmarkStart w:id="7" w:name="_Toc229991890"/>
       <w:r>
         <w:lastRenderedPageBreak/>
         <w:t xml:space="preserve">1. </w:t>
@@ -1579,8 +2366,9 @@
       <w:r>
         <w:t>Разработка концепции проекта</w:t>
       </w:r>
-      <w:bookmarkEnd w:id="4"/>
       <w:bookmarkEnd w:id="5"/>
+      <w:bookmarkEnd w:id="6"/>
+      <w:bookmarkEnd w:id="7"/>
     </w:p>
     <w:p>
       <w:r>
@@ -1800,14 +2588,27 @@
       <w:r>
         <w:t xml:space="preserve">Рисунок </w:t>
       </w:r>
-      <w:fldSimple w:instr=" SEQ Рисунок \* ARABIC ">
-        <w:r>
-          <w:rPr>
-            <w:noProof/>
-          </w:rPr>
-          <w:t>1</w:t>
-        </w:r>
-      </w:fldSimple>
+      <w:r>
+        <w:fldChar w:fldCharType="begin"/>
+      </w:r>
+      <w:r>
+        <w:instrText xml:space="preserve"> SEQ Рисунок \* ARABIC </w:instrText>
+      </w:r>
+      <w:r>
+        <w:fldChar w:fldCharType="separate"/>
+      </w:r>
+      <w:r>
+        <w:rPr>
+          <w:noProof/>
+        </w:rPr>
+        <w:t>1</w:t>
+      </w:r>
+      <w:r>
+        <w:rPr>
+          <w:noProof/>
+        </w:rPr>
+        <w:fldChar w:fldCharType="end"/>
+      </w:r>
       <w:r>
         <w:t xml:space="preserve">. </w:t>
       </w:r>
@@ -1901,14 +2702,27 @@
       <w:r>
         <w:t xml:space="preserve">Рисунок </w:t>
       </w:r>
-      <w:fldSimple w:instr=" SEQ Рисунок \* ARABIC ">
-        <w:r>
-          <w:rPr>
-            <w:noProof/>
-          </w:rPr>
-          <w:t>2</w:t>
-        </w:r>
-      </w:fldSimple>
+      <w:r>
+        <w:fldChar w:fldCharType="begin"/>
+      </w:r>
+      <w:r>
+        <w:instrText xml:space="preserve"> SEQ Рисунок \* ARABIC </w:instrText>
+      </w:r>
+      <w:r>
+        <w:fldChar w:fldCharType="separate"/>
+      </w:r>
+      <w:r>
+        <w:rPr>
+          <w:noProof/>
+        </w:rPr>
+        <w:t>2</w:t>
+      </w:r>
+      <w:r>
+        <w:rPr>
+          <w:noProof/>
+        </w:rPr>
+        <w:fldChar w:fldCharType="end"/>
+      </w:r>
       <w:r>
         <w:t xml:space="preserve">. </w:t>
       </w:r>
@@ -1981,14 +2795,27 @@
       <w:r>
         <w:t xml:space="preserve">Рисунок </w:t>
       </w:r>
-      <w:fldSimple w:instr=" SEQ Рисунок \* ARABIC ">
-        <w:r>
-          <w:rPr>
-            <w:noProof/>
-          </w:rPr>
-          <w:t>3</w:t>
-        </w:r>
-      </w:fldSimple>
+      <w:r>
+        <w:fldChar w:fldCharType="begin"/>
+      </w:r>
+      <w:r>
+        <w:instrText xml:space="preserve"> SEQ Рисунок \* ARABIC </w:instrText>
+      </w:r>
+      <w:r>
+        <w:fldChar w:fldCharType="separate"/>
+      </w:r>
+      <w:r>
+        <w:rPr>
+          <w:noProof/>
+        </w:rPr>
+        <w:t>3</w:t>
+      </w:r>
+      <w:r>
+        <w:rPr>
+          <w:noProof/>
+        </w:rPr>
+        <w:fldChar w:fldCharType="end"/>
+      </w:r>
       <w:r>
         <w:t xml:space="preserve">. </w:t>
       </w:r>
@@ -2006,52 +2833,63 @@
       <w:pPr>
         <w:pStyle w:val="1"/>
         <w:rPr>
+          <w:lang w:val="en-US" w:eastAsia="ru-RU"/>
+        </w:rPr>
+      </w:pPr>
+      <w:bookmarkStart w:id="8" w:name="_Toc229937649"/>
+      <w:bookmarkStart w:id="9" w:name="_Toc229991864"/>
+      <w:bookmarkStart w:id="10" w:name="_Toc229991891"/>
+      <w:r>
+        <w:rPr>
           <w:lang w:eastAsia="ru-RU"/>
         </w:rPr>
-      </w:pPr>
-      <w:bookmarkStart w:id="6" w:name="_Toc229937649"/>
+        <w:t xml:space="preserve">2. </w:t>
+      </w:r>
       <w:r>
         <w:rPr>
           <w:lang w:eastAsia="ru-RU"/>
         </w:rPr>
-        <w:t xml:space="preserve">2. </w:t>
-      </w:r>
-      <w:r>
+        <w:t xml:space="preserve">Разработка плановую документации и </w:t>
+      </w:r>
+      <w:r>
+        <w:rPr>
+          <w:lang w:val="en-US" w:eastAsia="ru-RU"/>
+        </w:rPr>
+        <w:t>UML</w:t>
+      </w:r>
+      <w:bookmarkEnd w:id="8"/>
+      <w:bookmarkEnd w:id="9"/>
+      <w:bookmarkEnd w:id="10"/>
+    </w:p>
+    <w:p>
+      <w:pPr>
+        <w:pStyle w:val="2"/>
         <w:rPr>
           <w:lang w:eastAsia="ru-RU"/>
         </w:rPr>
-        <w:t xml:space="preserve">Разработка плановую документации и </w:t>
-      </w:r>
-      <w:r>
-        <w:rPr>
-          <w:lang w:val="en-US" w:eastAsia="ru-RU"/>
-        </w:rPr>
-        <w:t>UML</w:t>
-      </w:r>
-      <w:bookmarkEnd w:id="6"/>
-    </w:p>
-    <w:p>
-      <w:pPr>
-        <w:pStyle w:val="2"/>
-      </w:pPr>
-      <w:r>
-        <w:rPr>
-          <w:lang w:val="en-US"/>
-        </w:rPr>
-        <w:t xml:space="preserve">2.1 </w:t>
-      </w:r>
-      <w:r>
-        <w:t>Диаграмма вариантов использования</w:t>
-      </w:r>
-    </w:p>
-    <w:p>
-      <w:r>
-        <w:t>Описание темы диаграммы: Автоматизация информационного и финансового сопровождения путешественника при поездках в зарубежные страны, связанная с контролем бюджета, конвертацией валют, мониторингом безопасности и предоставлением актуальной справочной информации, а также повышение уверенности пользователя за счёт прозрачности расходов и офлайн-доступа к ключевым данным.</w:t>
-      </w:r>
-    </w:p>
-    <w:p>
-      <w:r>
-        <w:t>Далее были выделены основные действующие лица:</w:t>
+      </w:pPr>
+      <w:bookmarkStart w:id="11" w:name="_Toc229991865"/>
+      <w:bookmarkStart w:id="12" w:name="_Toc229991892"/>
+      <w:r>
+        <w:rPr>
+          <w:lang w:eastAsia="ru-RU"/>
+        </w:rPr>
+        <w:t>2.1 Планирование и выбор диаграмм.</w:t>
+      </w:r>
+      <w:bookmarkEnd w:id="11"/>
+      <w:bookmarkEnd w:id="12"/>
+    </w:p>
+    <w:p>
+      <w:pPr>
+        <w:rPr>
+          <w:lang w:eastAsia="ru-RU"/>
+        </w:rPr>
+      </w:pPr>
+      <w:r>
+        <w:rPr>
+          <w:lang w:eastAsia="ru-RU"/>
+        </w:rPr>
+        <w:t>Первым шагом были выделены диаграммы, которые необходимо было сделать:</w:t>
       </w:r>
     </w:p>
     <w:p>
@@ -2059,17 +2897,21 @@
         <w:pStyle w:val="af9"/>
         <w:numPr>
           <w:ilvl w:val="0"/>
-          <w:numId w:val="26"/>
+          <w:numId w:val="25"/>
         </w:numPr>
         <w:tabs>
           <w:tab w:val="left" w:pos="993"/>
         </w:tabs>
-        <w:spacing w:after="160"/>
         <w:ind w:left="0" w:firstLine="709"/>
-        <w:jc w:val="left"/>
-      </w:pPr>
-      <w:r>
-        <w:t>Пользователь (путешественник): пользователь, который использует систему для планирования поездки, контроля трат и получения информации о стране.</w:t>
+        <w:rPr>
+          <w:lang w:eastAsia="ru-RU"/>
+        </w:rPr>
+      </w:pPr>
+      <w:r>
+        <w:rPr>
+          <w:lang w:eastAsia="ru-RU"/>
+        </w:rPr>
+        <w:t>диаграмма классов;</w:t>
       </w:r>
     </w:p>
     <w:p>
@@ -2077,101 +2919,237 @@
         <w:pStyle w:val="af9"/>
         <w:numPr>
           <w:ilvl w:val="0"/>
-          <w:numId w:val="26"/>
+          <w:numId w:val="25"/>
         </w:numPr>
         <w:tabs>
           <w:tab w:val="left" w:pos="993"/>
         </w:tabs>
-        <w:spacing w:after="160"/>
         <w:ind w:left="0" w:firstLine="709"/>
-        <w:jc w:val="left"/>
-      </w:pPr>
-      <w:r>
-        <w:t>Администратор: сотрудник, отвечающий за наполнение контента по странам, настройку API и управление справочными материалами.</w:t>
-      </w:r>
-    </w:p>
-    <w:p>
-      <w:r>
-        <w:t>Далее подробнее опишем возможности каждого действующего лица.</w:t>
-      </w:r>
-    </w:p>
-    <w:p>
-      <w:r>
+        <w:rPr>
+          <w:lang w:eastAsia="ru-RU"/>
+        </w:rPr>
+      </w:pPr>
+      <w:r>
+        <w:rPr>
+          <w:lang w:eastAsia="ru-RU"/>
+        </w:rPr>
+        <w:t>диаграмма деятельности;</w:t>
+      </w:r>
+    </w:p>
+    <w:p>
+      <w:pPr>
+        <w:pStyle w:val="af9"/>
+        <w:numPr>
+          <w:ilvl w:val="0"/>
+          <w:numId w:val="25"/>
+        </w:numPr>
+        <w:tabs>
+          <w:tab w:val="left" w:pos="993"/>
+        </w:tabs>
+        <w:ind w:left="0" w:firstLine="709"/>
+        <w:rPr>
+          <w:lang w:eastAsia="ru-RU"/>
+        </w:rPr>
+      </w:pPr>
+      <w:r>
+        <w:rPr>
+          <w:lang w:eastAsia="ru-RU"/>
+        </w:rPr>
+        <w:t>диаграмма последовательности;</w:t>
+      </w:r>
+    </w:p>
+    <w:p>
+      <w:pPr>
+        <w:pStyle w:val="af9"/>
+        <w:numPr>
+          <w:ilvl w:val="0"/>
+          <w:numId w:val="25"/>
+        </w:numPr>
+        <w:tabs>
+          <w:tab w:val="left" w:pos="993"/>
+        </w:tabs>
+        <w:ind w:left="0" w:firstLine="709"/>
+        <w:rPr>
+          <w:lang w:eastAsia="ru-RU"/>
+        </w:rPr>
+      </w:pPr>
+      <w:r>
+        <w:rPr>
+          <w:lang w:eastAsia="ru-RU"/>
+        </w:rPr>
+        <w:t>диаграмма кооперации (коммуникации);</w:t>
+      </w:r>
+    </w:p>
+    <w:p>
+      <w:pPr>
+        <w:pStyle w:val="af9"/>
+        <w:numPr>
+          <w:ilvl w:val="0"/>
+          <w:numId w:val="25"/>
+        </w:numPr>
+        <w:tabs>
+          <w:tab w:val="left" w:pos="993"/>
+        </w:tabs>
+        <w:ind w:left="0" w:firstLine="709"/>
+        <w:rPr>
+          <w:lang w:eastAsia="ru-RU"/>
+        </w:rPr>
+      </w:pPr>
+      <w:r>
+        <w:rPr>
+          <w:lang w:eastAsia="ru-RU"/>
+        </w:rPr>
+        <w:t>диаграмма развёртывания;</w:t>
+      </w:r>
+    </w:p>
+    <w:p>
+      <w:pPr>
+        <w:pStyle w:val="af9"/>
+        <w:numPr>
+          <w:ilvl w:val="0"/>
+          <w:numId w:val="25"/>
+        </w:numPr>
+        <w:tabs>
+          <w:tab w:val="left" w:pos="993"/>
+        </w:tabs>
+        <w:ind w:left="0" w:firstLine="709"/>
+        <w:rPr>
+          <w:lang w:eastAsia="ru-RU"/>
+        </w:rPr>
+      </w:pPr>
+      <w:r>
+        <w:rPr>
+          <w:lang w:eastAsia="ru-RU"/>
+        </w:rPr>
+        <w:t>диаграмма состояний;</w:t>
+      </w:r>
+    </w:p>
+    <w:p>
+      <w:pPr>
+        <w:pStyle w:val="af9"/>
+        <w:numPr>
+          <w:ilvl w:val="0"/>
+          <w:numId w:val="25"/>
+        </w:numPr>
+        <w:tabs>
+          <w:tab w:val="left" w:pos="993"/>
+        </w:tabs>
+        <w:ind w:left="0" w:firstLine="709"/>
+        <w:rPr>
+          <w:lang w:eastAsia="ru-RU"/>
+        </w:rPr>
+      </w:pPr>
+      <w:r>
+        <w:rPr>
+          <w:lang w:eastAsia="ru-RU"/>
+        </w:rPr>
+        <w:t>диаграмма вариантов использования;</w:t>
+      </w:r>
+    </w:p>
+    <w:p>
+      <w:pPr>
+        <w:pStyle w:val="af9"/>
+        <w:numPr>
+          <w:ilvl w:val="0"/>
+          <w:numId w:val="25"/>
+        </w:numPr>
+        <w:tabs>
+          <w:tab w:val="left" w:pos="993"/>
+        </w:tabs>
+        <w:ind w:left="0" w:firstLine="709"/>
+        <w:rPr>
+          <w:lang w:eastAsia="ru-RU"/>
+        </w:rPr>
+      </w:pPr>
+      <w:r>
+        <w:rPr>
+          <w:lang w:eastAsia="ru-RU"/>
+        </w:rPr>
+        <w:t>диаграмма компоненто</w:t>
+      </w:r>
+      <w:r>
+        <w:rPr>
+          <w:lang w:eastAsia="ru-RU"/>
+        </w:rPr>
+        <w:t>в.</w:t>
+      </w:r>
+    </w:p>
+    <w:p>
+      <w:pPr>
+        <w:pStyle w:val="af9"/>
+        <w:tabs>
+          <w:tab w:val="left" w:pos="993"/>
+        </w:tabs>
+        <w:ind w:left="0"/>
+        <w:rPr>
+          <w:lang w:eastAsia="ru-RU"/>
+        </w:rPr>
+      </w:pPr>
+      <w:r>
+        <w:rPr>
+          <w:lang w:eastAsia="ru-RU"/>
+        </w:rPr>
+        <w:t xml:space="preserve">Диаграммы классов, вариантов использования, компонентов и развертывания общие для всей системы, остальные диаграммы создаются для каждого отдельного элемента. В результате были выделены 3 элемента: бюджет, пользователь (регистрация, авторизация) и система мониторинга </w:t>
+      </w:r>
+      <w:r>
+        <w:rPr>
+          <w:lang w:eastAsia="ru-RU"/>
+        </w:rPr>
         <w:lastRenderedPageBreak/>
-        <w:t xml:space="preserve">Пользователь: просмотр разговорника (100 базовых фраз), просмотр статей о правилах страны и списке что необходимо взять, просмотр топа-10 полезных локальных приложений, конвертация валют, подсчёт добавочного налога на покупку, установка лимита трат на поездку, учёт расходов с привязкой к карте, получение пороговых уведомлений о перерасходе, получение </w:t>
+        <w:t xml:space="preserve">безопасности. Далее данная задача была добавлена в </w:t>
       </w:r>
       <w:proofErr w:type="spellStart"/>
       <w:r>
-        <w:t>push</w:t>
+        <w:rPr>
+          <w:lang w:eastAsia="ru-RU"/>
+        </w:rPr>
+        <w:t>канбан</w:t>
       </w:r>
       <w:proofErr w:type="spellEnd"/>
       <w:r>
-        <w:t>-уведомлений об опасности (протесты, стихийных бедствиях), оплата покупки с интеграцией платёжных систем.</w:t>
-      </w:r>
-    </w:p>
-    <w:p>
-      <w:r>
-        <w:t>Администратор: управление контентом по странам (добавление статей, правил, списка вещей), редактирование словарика (разговорник), добавление списка актуальных приложений, настройка API ключей (курсы валют, новостные ленты, платёжные системы).</w:t>
-      </w:r>
-    </w:p>
-    <w:p>
-      <w:r>
-        <w:t>Опишем более подробно связи.</w:t>
-      </w:r>
-    </w:p>
-    <w:p>
-      <w:r>
-        <w:t>Отношение ассоциаций (если сущность непосредственно связана) у пользователя с просмотром разговорника, просмотром статей, просмотром топа приложений, получением уведомлений об опасности, конвертацией валют, подсчётом налога, установкой лимита, учётом расходов, получением уведомлений о перерасходе. У администратора с управлением контентом, редактированием словарика, добавлением списка приложений, настройкой API.</w:t>
-      </w:r>
-    </w:p>
-    <w:p>
-      <w:r>
-        <w:t xml:space="preserve">Далее разберём установку лимита трат: для того, чтобы получать уведомления о перерасходе, пользователь должен сначала установить лимит (связь включения). Сам учёт расходов включается в установку лимита, потому что без отслеживания трат уведомления не имеют смысла (связь включения). Получение уведомления о перерасходе </w:t>
-      </w:r>
-      <w:proofErr w:type="gramStart"/>
-      <w:r>
-        <w:t>- это</w:t>
-      </w:r>
-      <w:proofErr w:type="gramEnd"/>
-      <w:r>
-        <w:t xml:space="preserve"> расширение учёта расходов, так как пользователь может превысить лимит, а может и не превысить (связь расширения).</w:t>
-      </w:r>
-    </w:p>
-    <w:p>
-      <w:r>
-        <w:t xml:space="preserve">Далее перейдём к конвертации валют. Для того чтобы оплатить покупку через систему, пользователю может понадобиться предварительная конвертация (связь включения). Подсчёт налога на покупку расширяет </w:t>
-      </w:r>
-      <w:r>
-        <w:lastRenderedPageBreak/>
-        <w:t>конвертацию валют, так как пользователь может просто перевести деньги без подсчёта налога (связь расширения).</w:t>
-      </w:r>
-    </w:p>
-    <w:p>
-      <w:r>
-        <w:t xml:space="preserve">Далее перейдём к управлению контентом. Для того чтобы пользователь мог просматривать актуальные статьи и разговорник, администратор должен предварительно добавить и отредактировать этот контент (связь включения между администрированием и конкретными действиями по наполнению). Настройка API также включает в себя несколько видов </w:t>
-      </w:r>
-      <w:r>
-        <w:rPr>
-          <w:lang w:val="en-US"/>
-        </w:rPr>
-        <w:t>API</w:t>
-      </w:r>
-      <w:r>
-        <w:t xml:space="preserve"> (связь расширения).</w:t>
-      </w:r>
-    </w:p>
-    <w:p>
-      <w:pPr>
+        <w:rPr>
+          <w:lang w:eastAsia="ru-RU"/>
+        </w:rPr>
+        <w:t xml:space="preserve"> доску</w:t>
+      </w:r>
+      <w:r>
+        <w:rPr>
+          <w:lang w:eastAsia="ru-RU"/>
+        </w:rPr>
+        <w:t xml:space="preserve"> и назначены ответственные</w:t>
+      </w:r>
+      <w:r>
+        <w:rPr>
+          <w:lang w:eastAsia="ru-RU"/>
+        </w:rPr>
+        <w:t xml:space="preserve"> лица</w:t>
+      </w:r>
+      <w:r>
+        <w:rPr>
+          <w:lang w:eastAsia="ru-RU"/>
+        </w:rPr>
+        <w:t>.</w:t>
+      </w:r>
+    </w:p>
+    <w:p>
+      <w:pPr>
+        <w:pStyle w:val="af9"/>
         <w:keepNext/>
-        <w:ind w:firstLine="0"/>
+        <w:tabs>
+          <w:tab w:val="left" w:pos="993"/>
+        </w:tabs>
+        <w:ind w:left="0"/>
         <w:jc w:val="center"/>
       </w:pPr>
       <w:r>
+        <w:rPr>
+          <w:noProof/>
+        </w:rPr>
         <w:drawing>
-          <wp:inline distT="0" distB="0" distL="0" distR="0" wp14:anchorId="3C9C0A05" wp14:editId="5565E0B8">
-            <wp:extent cx="5127435" cy="5835650"/>
-            <wp:effectExtent l="0" t="0" r="0" b="0"/>
-            <wp:docPr id="12" name="Рисунок 12"/>
+          <wp:inline distT="0" distB="0" distL="0" distR="0" wp14:anchorId="6BC08AF8" wp14:editId="54A03764">
+            <wp:extent cx="4714875" cy="3115698"/>
+            <wp:effectExtent l="0" t="0" r="0" b="8890"/>
+            <wp:docPr id="11" name="Рисунок 11"/>
             <wp:cNvGraphicFramePr>
               <a:graphicFrameLocks xmlns:a="http://schemas.openxmlformats.org/drawingml/2006/main" noChangeAspect="1"/>
             </wp:cNvGraphicFramePr>
@@ -2191,6 +3169,220 @@
                   <pic:spPr>
                     <a:xfrm>
                       <a:off x="0" y="0"/>
+                      <a:ext cx="4718836" cy="3118315"/>
+                    </a:xfrm>
+                    <a:prstGeom prst="rect">
+                      <a:avLst/>
+                    </a:prstGeom>
+                  </pic:spPr>
+                </pic:pic>
+              </a:graphicData>
+            </a:graphic>
+          </wp:inline>
+        </w:drawing>
+      </w:r>
+    </w:p>
+    <w:p>
+      <w:pPr>
+        <w:jc w:val="center"/>
+        <w:rPr>
+          <w:lang w:eastAsia="ru-RU"/>
+        </w:rPr>
+      </w:pPr>
+      <w:r>
+        <w:t xml:space="preserve">Рисунок </w:t>
+      </w:r>
+      <w:fldSimple w:instr=" SEQ Рисунок \* ARABIC ">
+        <w:r>
+          <w:rPr>
+            <w:noProof/>
+          </w:rPr>
+          <w:t>4</w:t>
+        </w:r>
+      </w:fldSimple>
+      <w:r>
+        <w:t xml:space="preserve">. Задача на создание диаграмм на </w:t>
+      </w:r>
+      <w:proofErr w:type="spellStart"/>
+      <w:r>
+        <w:t>канбан</w:t>
+      </w:r>
+      <w:proofErr w:type="spellEnd"/>
+      <w:r>
+        <w:t xml:space="preserve"> доске</w:t>
+      </w:r>
+    </w:p>
+    <w:p>
+      <w:pPr>
+        <w:pStyle w:val="2"/>
+      </w:pPr>
+      <w:bookmarkStart w:id="13" w:name="_Toc229991866"/>
+      <w:bookmarkStart w:id="14" w:name="_Toc229991893"/>
+      <w:r>
+        <w:t>2.</w:t>
+      </w:r>
+      <w:r>
+        <w:t>2</w:t>
+      </w:r>
+      <w:r>
+        <w:t xml:space="preserve"> </w:t>
+      </w:r>
+      <w:r>
+        <w:t>Диаграмма вариантов использования</w:t>
+      </w:r>
+      <w:bookmarkEnd w:id="13"/>
+      <w:bookmarkEnd w:id="14"/>
+    </w:p>
+    <w:p>
+      <w:r>
+        <w:t>Описание темы диаграммы: Автоматизация информационного и финансового сопровождения путешественника при поездках в зарубежные страны, связанная с контролем бюджета, конвертацией валют, мониторингом безопасности и предоставлением актуальной справочной информации, а также повышение уверенности пользователя за счёт прозрачности расходов и офлайн-доступа к ключевым данным.</w:t>
+      </w:r>
+    </w:p>
+    <w:p>
+      <w:r>
+        <w:t>Далее были выделены основные действующие лица:</w:t>
+      </w:r>
+    </w:p>
+    <w:p>
+      <w:pPr>
+        <w:pStyle w:val="af9"/>
+        <w:numPr>
+          <w:ilvl w:val="0"/>
+          <w:numId w:val="26"/>
+        </w:numPr>
+        <w:tabs>
+          <w:tab w:val="left" w:pos="993"/>
+        </w:tabs>
+        <w:spacing w:after="160"/>
+        <w:ind w:left="0" w:firstLine="709"/>
+        <w:jc w:val="left"/>
+      </w:pPr>
+      <w:r>
+        <w:t>Пользователь (путешественник): пользователь, который использует систему для планирования поездки, контроля трат и получения информации о стране.</w:t>
+      </w:r>
+    </w:p>
+    <w:p>
+      <w:pPr>
+        <w:pStyle w:val="af9"/>
+        <w:numPr>
+          <w:ilvl w:val="0"/>
+          <w:numId w:val="26"/>
+        </w:numPr>
+        <w:tabs>
+          <w:tab w:val="left" w:pos="993"/>
+        </w:tabs>
+        <w:spacing w:after="160"/>
+        <w:ind w:left="0" w:firstLine="709"/>
+        <w:jc w:val="left"/>
+      </w:pPr>
+      <w:r>
+        <w:t>Администратор: сотрудник, отвечающий за наполнение контента по странам, настройку API и управление справочными материалами.</w:t>
+      </w:r>
+    </w:p>
+    <w:p>
+      <w:r>
+        <w:t>Далее подробнее опишем возможности каждого действующего лица.</w:t>
+      </w:r>
+    </w:p>
+    <w:p>
+      <w:r>
+        <w:t xml:space="preserve">Пользователь: просмотр разговорника (100 базовых фраз), просмотр статей о правилах страны и списке что необходимо взять, просмотр топа-10 </w:t>
+      </w:r>
+      <w:r>
+        <w:lastRenderedPageBreak/>
+        <w:t xml:space="preserve">полезных локальных приложений, конвертация валют, подсчёт добавочного налога на покупку, установка лимита трат на поездку, учёт расходов с привязкой к карте, получение пороговых уведомлений о перерасходе, получение </w:t>
+      </w:r>
+      <w:proofErr w:type="spellStart"/>
+      <w:r>
+        <w:t>push</w:t>
+      </w:r>
+      <w:proofErr w:type="spellEnd"/>
+      <w:r>
+        <w:t>-уведомлений об опасности (протесты, стихийных бедствиях), оплата покупки с интеграцией платёжных систем.</w:t>
+      </w:r>
+    </w:p>
+    <w:p>
+      <w:r>
+        <w:t>Администратор: управление контентом по странам (добавление статей, правил, списка вещей), редактирование словарика (разговорник), добавление списка актуальных приложений, настройка API ключей (курсы валют, новостные ленты, платёжные системы).</w:t>
+      </w:r>
+    </w:p>
+    <w:p>
+      <w:r>
+        <w:t>Опишем более подробно связи.</w:t>
+      </w:r>
+    </w:p>
+    <w:p>
+      <w:r>
+        <w:t>Отношение ассоциаций (если сущность непосредственно связана) у пользователя с просмотром разговорника, просмотром статей, просмотром топа приложений, получением уведомлений об опасности, конвертацией валют, подсчётом налога, установкой лимита, учётом расходов, получением уведомлений о перерасходе. У администратора с управлением контентом, редактированием словарика, добавлением списка приложений, настройкой API.</w:t>
+      </w:r>
+    </w:p>
+    <w:p>
+      <w:r>
+        <w:t xml:space="preserve">Далее разберём установку лимита трат: для того, чтобы получать уведомления о перерасходе, пользователь должен сначала установить лимит (связь включения). Сам учёт расходов включается в установку лимита, потому что без отслеживания трат уведомления не имеют смысла (связь включения). Получение уведомления о перерасходе </w:t>
+      </w:r>
+      <w:proofErr w:type="gramStart"/>
+      <w:r>
+        <w:t>- это</w:t>
+      </w:r>
+      <w:proofErr w:type="gramEnd"/>
+      <w:r>
+        <w:t xml:space="preserve"> расширение учёта расходов, так как пользователь может превысить лимит, а может и не превысить (связь расширения).</w:t>
+      </w:r>
+    </w:p>
+    <w:p>
+      <w:r>
+        <w:t>Далее перейдём к конвертации валют. Для того чтобы оплатить покупку через систему, пользователю может понадобиться предварительная конвертация (связь включения). Подсчёт налога на покупку расширяет конвертацию валют, так как пользователь может просто перевести деньги без подсчёта налога (связь расширения).</w:t>
+      </w:r>
+    </w:p>
+    <w:p>
+      <w:r>
+        <w:lastRenderedPageBreak/>
+        <w:t xml:space="preserve">Далее перейдём к управлению контентом. Для того чтобы пользователь мог просматривать актуальные статьи и разговорник, администратор должен предварительно добавить и отредактировать этот контент (связь включения между администрированием и конкретными действиями по наполнению). Настройка API также включает в себя несколько видов </w:t>
+      </w:r>
+      <w:r>
+        <w:rPr>
+          <w:lang w:val="en-US"/>
+        </w:rPr>
+        <w:t>API</w:t>
+      </w:r>
+      <w:r>
+        <w:t xml:space="preserve"> (связь расширения).</w:t>
+      </w:r>
+    </w:p>
+    <w:p>
+      <w:pPr>
+        <w:keepNext/>
+        <w:ind w:firstLine="0"/>
+        <w:jc w:val="center"/>
+      </w:pPr>
+      <w:r>
+        <w:rPr>
+          <w:noProof/>
+        </w:rPr>
+        <w:drawing>
+          <wp:inline distT="0" distB="0" distL="0" distR="0" wp14:anchorId="3C9C0A05" wp14:editId="5565E0B8">
+            <wp:extent cx="5127435" cy="5835650"/>
+            <wp:effectExtent l="0" t="0" r="0" b="0"/>
+            <wp:docPr id="12" name="Рисунок 12"/>
+            <wp:cNvGraphicFramePr>
+              <a:graphicFrameLocks xmlns:a="http://schemas.openxmlformats.org/drawingml/2006/main" noChangeAspect="1"/>
+            </wp:cNvGraphicFramePr>
+            <a:graphic xmlns:a="http://schemas.openxmlformats.org/drawingml/2006/main">
+              <a:graphicData uri="http://schemas.openxmlformats.org/drawingml/2006/picture">
+                <pic:pic xmlns:pic="http://schemas.openxmlformats.org/drawingml/2006/picture">
+                  <pic:nvPicPr>
+                    <pic:cNvPr id="1" name=""/>
+                    <pic:cNvPicPr/>
+                  </pic:nvPicPr>
+                  <pic:blipFill>
+                    <a:blip r:embed="rId12"/>
+                    <a:stretch>
+                      <a:fillRect/>
+                    </a:stretch>
+                  </pic:blipFill>
+                  <pic:spPr>
+                    <a:xfrm>
+                      <a:off x="0" y="0"/>
                       <a:ext cx="5140994" cy="5851082"/>
                     </a:xfrm>
                     <a:prstGeom prst="rect">
@@ -2211,27 +3403,14 @@
       <w:r>
         <w:t xml:space="preserve">Рисунок </w:t>
       </w:r>
-      <w:r>
-        <w:fldChar w:fldCharType="begin"/>
-      </w:r>
-      <w:r>
-        <w:instrText xml:space="preserve"> SEQ Рисунок \* ARABIC </w:instrText>
-      </w:r>
-      <w:r>
-        <w:fldChar w:fldCharType="separate"/>
-      </w:r>
-      <w:r>
-        <w:rPr>
-          <w:noProof/>
-        </w:rPr>
-        <w:t>4</w:t>
-      </w:r>
-      <w:r>
-        <w:rPr>
-          <w:noProof/>
-        </w:rPr>
-        <w:fldChar w:fldCharType="end"/>
-      </w:r>
+      <w:fldSimple w:instr=" SEQ Рисунок \* ARABIC ">
+        <w:r>
+          <w:rPr>
+            <w:noProof/>
+          </w:rPr>
+          <w:t>5</w:t>
+        </w:r>
+      </w:fldSimple>
       <w:r>
         <w:t>. Диаграмма использования для системы ГПС</w:t>
       </w:r>
@@ -2240,24 +3419,31 @@
       <w:pPr>
         <w:pStyle w:val="2"/>
       </w:pPr>
-      <w:r>
-        <w:rPr>
-          <w:lang w:val="en-US"/>
-        </w:rPr>
+      <w:bookmarkStart w:id="15" w:name="_Toc229991867"/>
+      <w:bookmarkStart w:id="16" w:name="_Toc229991894"/>
+      <w:r>
+        <w:t>2.</w:t>
+      </w:r>
+      <w:r>
+        <w:t>3</w:t>
+      </w:r>
+      <w:r>
+        <w:t xml:space="preserve"> </w:t>
+      </w:r>
+      <w:r>
+        <w:t>Диаграмма классов</w:t>
+      </w:r>
+      <w:bookmarkEnd w:id="15"/>
+      <w:bookmarkEnd w:id="16"/>
+    </w:p>
+    <w:p>
+      <w:r>
+        <w:t>Опишем основные классы и связи между ними:</w:t>
+      </w:r>
+    </w:p>
+    <w:p>
+      <w:r>
         <w:lastRenderedPageBreak/>
-        <w:t xml:space="preserve">2.2 </w:t>
-      </w:r>
-      <w:r>
-        <w:t>Диаграмма классов</w:t>
-      </w:r>
-    </w:p>
-    <w:p>
-      <w:r>
-        <w:t>Опишем основные классы и связи между ними:</w:t>
-      </w:r>
-    </w:p>
-    <w:p>
-      <w:r>
         <w:t xml:space="preserve">Клиент. Атрибуты: активность (активен/неактивен); операции: создать </w:t>
       </w:r>
       <w:proofErr w:type="gramStart"/>
@@ -2410,20 +3596,20 @@
     </w:p>
     <w:p>
       <w:r>
+        <w:t xml:space="preserve">Словарик. Атрибуты: исходный язык, дата обновления. Связан композицией с классом Фраза, </w:t>
+      </w:r>
+      <w:proofErr w:type="gramStart"/>
+      <w:r>
+        <w:t>т.к</w:t>
+      </w:r>
+      <w:proofErr w:type="gramEnd"/>
+      <w:r>
+        <w:t xml:space="preserve"> фразы являются частью словарика и не могут существовать без него.</w:t>
+      </w:r>
+    </w:p>
+    <w:p>
+      <w:r>
         <w:lastRenderedPageBreak/>
-        <w:t xml:space="preserve">Словарик. Атрибуты: исходный язык, дата обновления. Связан композицией с классом Фраза, </w:t>
-      </w:r>
-      <w:proofErr w:type="gramStart"/>
-      <w:r>
-        <w:t>т.к</w:t>
-      </w:r>
-      <w:proofErr w:type="gramEnd"/>
-      <w:r>
-        <w:t xml:space="preserve"> фразы являются частью словарика и не могут существовать без него.</w:t>
-      </w:r>
-    </w:p>
-    <w:p>
-      <w:r>
         <w:t>Фраза. Атрибуты: фраза на исходном языке, перевод, транскрипция.</w:t>
       </w:r>
     </w:p>
@@ -2466,7 +3652,7 @@
                     <pic:cNvPicPr/>
                   </pic:nvPicPr>
                   <pic:blipFill rotWithShape="1">
-                    <a:blip r:embed="rId12"/>
+                    <a:blip r:embed="rId13"/>
                     <a:srcRect l="8337" r="2512"/>
                     <a:stretch/>
                   </pic:blipFill>
@@ -2501,27 +3687,14 @@
       <w:r>
         <w:t xml:space="preserve">Рисунок </w:t>
       </w:r>
-      <w:r>
-        <w:fldChar w:fldCharType="begin"/>
-      </w:r>
-      <w:r>
-        <w:instrText xml:space="preserve"> SEQ Рисунок \* ARABIC </w:instrText>
-      </w:r>
-      <w:r>
-        <w:fldChar w:fldCharType="separate"/>
-      </w:r>
-      <w:r>
-        <w:rPr>
-          <w:noProof/>
-        </w:rPr>
-        <w:t>5</w:t>
-      </w:r>
-      <w:r>
-        <w:rPr>
-          <w:noProof/>
-        </w:rPr>
-        <w:fldChar w:fldCharType="end"/>
-      </w:r>
+      <w:fldSimple w:instr=" SEQ Рисунок \* ARABIC ">
+        <w:r>
+          <w:rPr>
+            <w:noProof/>
+          </w:rPr>
+          <w:t>6</w:t>
+        </w:r>
+      </w:fldSimple>
       <w:r>
         <w:t>. Диаграмма классов для системы ГПС</w:t>
       </w:r>
@@ -2530,20 +3703,30 @@
       <w:pPr>
         <w:pStyle w:val="2"/>
       </w:pPr>
-      <w:r>
-        <w:t xml:space="preserve">2.3 </w:t>
+      <w:bookmarkStart w:id="17" w:name="_Toc229991868"/>
+      <w:bookmarkStart w:id="18" w:name="_Toc229991895"/>
+      <w:r>
+        <w:t>2.</w:t>
+      </w:r>
+      <w:r>
+        <w:t>4</w:t>
+      </w:r>
+      <w:r>
+        <w:t xml:space="preserve"> </w:t>
       </w:r>
       <w:r>
         <w:t>Диаграмма деятельности процесса управления бюджетом поездки</w:t>
       </w:r>
-    </w:p>
-    <w:p>
-      <w:r>
-        <w:t xml:space="preserve">Диаграмма деятельности описывает процесс управления бюджетом поездки в системе планирования путешествий. Процесс инициируется клиентом, который последовательно задаёт бюджет, устанавливает дневное </w:t>
+      <w:bookmarkEnd w:id="17"/>
+      <w:bookmarkEnd w:id="18"/>
+    </w:p>
+    <w:p>
+      <w:r>
+        <w:t xml:space="preserve">Диаграмма деятельности описывает процесс управления бюджетом поездки в системе планирования путешествий. Процесс инициируется клиентом, который последовательно задаёт бюджет, устанавливает дневное ограничение расходов и включает пороговые уведомления. После ввода всех данных система выполняет проверку их корректности. Если данные </w:t>
       </w:r>
       <w:r>
         <w:lastRenderedPageBreak/>
-        <w:t>ограничение расходов и включает пороговые уведомления. После ввода всех данных система выполняет проверку их корректности. Если данные некорректны, система отображает сообщение об ошибке, после чего клиенту выводится ошибка.</w:t>
+        <w:t>некорректны, система отображает сообщение об ошибке, после чего клиенту выводится ошибка.</w:t>
       </w:r>
     </w:p>
     <w:p>
@@ -2565,122 +3748,6 @@
             <wp:extent cx="5442441" cy="6051550"/>
             <wp:effectExtent l="0" t="0" r="6350" b="6350"/>
             <wp:docPr id="4" name="Рисунок 4"/>
-            <wp:cNvGraphicFramePr>
-              <a:graphicFrameLocks xmlns:a="http://schemas.openxmlformats.org/drawingml/2006/main" noChangeAspect="1"/>
-            </wp:cNvGraphicFramePr>
-            <a:graphic xmlns:a="http://schemas.openxmlformats.org/drawingml/2006/main">
-              <a:graphicData uri="http://schemas.openxmlformats.org/drawingml/2006/picture">
-                <pic:pic xmlns:pic="http://schemas.openxmlformats.org/drawingml/2006/picture">
-                  <pic:nvPicPr>
-                    <pic:cNvPr id="1" name=""/>
-                    <pic:cNvPicPr/>
-                  </pic:nvPicPr>
-                  <pic:blipFill>
-                    <a:blip r:embed="rId13"/>
-                    <a:stretch>
-                      <a:fillRect/>
-                    </a:stretch>
-                  </pic:blipFill>
-                  <pic:spPr>
-                    <a:xfrm>
-                      <a:off x="0" y="0"/>
-                      <a:ext cx="5481841" cy="6095359"/>
-                    </a:xfrm>
-                    <a:prstGeom prst="rect">
-                      <a:avLst/>
-                    </a:prstGeom>
-                  </pic:spPr>
-                </pic:pic>
-              </a:graphicData>
-            </a:graphic>
-          </wp:inline>
-        </w:drawing>
-      </w:r>
-    </w:p>
-    <w:p>
-      <w:pPr>
-        <w:jc w:val="center"/>
-      </w:pPr>
-      <w:r>
-        <w:t xml:space="preserve">Рисунок </w:t>
-      </w:r>
-      <w:r>
-        <w:fldChar w:fldCharType="begin"/>
-      </w:r>
-      <w:r>
-        <w:instrText xml:space="preserve"> SEQ Рисунок \* ARABIC </w:instrText>
-      </w:r>
-      <w:r>
-        <w:fldChar w:fldCharType="separate"/>
-      </w:r>
-      <w:r>
-        <w:rPr>
-          <w:noProof/>
-        </w:rPr>
-        <w:t>6</w:t>
-      </w:r>
-      <w:r>
-        <w:rPr>
-          <w:noProof/>
-        </w:rPr>
-        <w:fldChar w:fldCharType="end"/>
-      </w:r>
-      <w:r>
-        <w:t>. Диаграмма деятельности управления бюджетом</w:t>
-      </w:r>
-    </w:p>
-    <w:p>
-      <w:pPr>
-        <w:pStyle w:val="2"/>
-      </w:pPr>
-      <w:bookmarkStart w:id="7" w:name="_Hlk229866844"/>
-      <w:r>
-        <w:lastRenderedPageBreak/>
-        <w:t xml:space="preserve">2.4 </w:t>
-      </w:r>
-      <w:r>
-        <w:t>Диаграмма коммуникаций объектов компонента управление бюджетом</w:t>
-      </w:r>
-    </w:p>
-    <w:bookmarkEnd w:id="7"/>
-    <w:p>
-      <w:r>
-        <w:t>Процесс начинается в момент, когда клиент хочет зафиксировать новый расход во время поездки. Для этого клиент через интерфейс инициирует действие «Добавить расход», передавая сумму расхода. Интерфейс принимает это действие и формирует запрос к серверу на запись расхода, передавая сумму.</w:t>
-      </w:r>
-    </w:p>
-    <w:p>
-      <w:r>
-        <w:t>Сервер, получив запрос, выполняет внутреннее действие - сохраняет расход в базе данных. После успешного сохранения база данных отправляет серверу подтверждение сохранения.</w:t>
-      </w:r>
-    </w:p>
-    <w:p>
-      <w:r>
-        <w:t>Далее сервер выполняет ещё одно внутреннее действие - «Рассчитать остаток бюджета», в ходе которого вычисляет текущий остаток от общего бюджета, сравнивает расход за день с дневным лимитом и определяет цветовой статус (зелёный - норма, жёлтый - превышение дневного лимита, красный - превышение общего бюджета).</w:t>
-      </w:r>
-    </w:p>
-    <w:p>
-      <w:r>
-        <w:t>После расчёта сервер отправляет интерфейсу обновлённый статус бюджета, включающий остаток и цветовую индикацию. Интерфейс, получив эти данные, отображает клиенту актуальный статус бюджета.</w:t>
-      </w:r>
-    </w:p>
-    <w:p>
-      <w:r>
-        <w:t>Таким образом, клиент получает полную информацию о состоянии своего бюджета после каждого добавленного расхода.</w:t>
-      </w:r>
-    </w:p>
-    <w:p>
-      <w:pPr>
-        <w:jc w:val="center"/>
-      </w:pPr>
-      <w:r>
-        <w:rPr>
-          <w:noProof/>
-        </w:rPr>
-        <w:drawing>
-          <wp:inline distT="0" distB="0" distL="0" distR="0" wp14:anchorId="1672B492" wp14:editId="657DC484">
-            <wp:extent cx="2882900" cy="2220341"/>
-            <wp:effectExtent l="0" t="0" r="0" b="8890"/>
-            <wp:docPr id="7" name="Рисунок 7"/>
             <wp:cNvGraphicFramePr>
               <a:graphicFrameLocks xmlns:a="http://schemas.openxmlformats.org/drawingml/2006/main" noChangeAspect="1"/>
             </wp:cNvGraphicFramePr>
@@ -2700,7 +3767,7 @@
                   <pic:spPr>
                     <a:xfrm>
                       <a:off x="0" y="0"/>
-                      <a:ext cx="2905808" cy="2237984"/>
+                      <a:ext cx="5481841" cy="6095359"/>
                     </a:xfrm>
                     <a:prstGeom prst="rect">
                       <a:avLst/>
@@ -2720,38 +3787,25 @@
       <w:r>
         <w:t xml:space="preserve">Рисунок </w:t>
       </w:r>
-      <w:r>
-        <w:fldChar w:fldCharType="begin"/>
-      </w:r>
-      <w:r>
-        <w:instrText xml:space="preserve"> SEQ Рисунок \* ARABIC </w:instrText>
-      </w:r>
-      <w:r>
-        <w:fldChar w:fldCharType="separate"/>
-      </w:r>
-      <w:r>
-        <w:rPr>
-          <w:noProof/>
-        </w:rPr>
-        <w:t>7</w:t>
-      </w:r>
-      <w:r>
-        <w:rPr>
-          <w:noProof/>
-        </w:rPr>
-        <w:fldChar w:fldCharType="end"/>
-      </w:r>
-      <w:r>
-        <w:t xml:space="preserve">. </w:t>
-      </w:r>
-      <w:r>
-        <w:t>Диаграмма коммуникаций объектов компонента управление бюджетом</w:t>
+      <w:fldSimple w:instr=" SEQ Рисунок \* ARABIC ">
+        <w:r>
+          <w:rPr>
+            <w:noProof/>
+          </w:rPr>
+          <w:t>7</w:t>
+        </w:r>
+      </w:fldSimple>
+      <w:r>
+        <w:t>. Диаграмма деятельности управления бюджетом</w:t>
       </w:r>
     </w:p>
     <w:p>
       <w:pPr>
         <w:pStyle w:val="2"/>
       </w:pPr>
+      <w:bookmarkStart w:id="19" w:name="_Hlk229866844"/>
+      <w:bookmarkStart w:id="20" w:name="_Toc229991869"/>
+      <w:bookmarkStart w:id="21" w:name="_Toc229991896"/>
       <w:r>
         <w:lastRenderedPageBreak/>
         <w:t>2.</w:t>
@@ -2763,55 +3817,50 @@
         <w:t xml:space="preserve"> </w:t>
       </w:r>
       <w:r>
-        <w:t xml:space="preserve">Диаграмма последовательности взаимодействий при </w:t>
-      </w:r>
-      <w:r>
-        <w:t>изменении</w:t>
-      </w:r>
-      <w:r>
-        <w:t xml:space="preserve"> бюджета</w:t>
-      </w:r>
-    </w:p>
-    <w:p>
-      <w:r>
-        <w:t>Для начала клиент задаёт общий бюджет и дневной лимит расходов. Данные передаются через интерфейс на сервер, где сохраняются в базе данных. Сервер возвращает подтверждение сохранения, а интерфейс отображает клиенту информацию об успешной настройке.</w:t>
-      </w:r>
-    </w:p>
-    <w:p>
-      <w:r>
-        <w:t>После настройки клиент может добавлять расходы. Он вводит сумму и категорию траты, интерфейс передаёт данные на сервер для записи расхода. Сервер рассчитывает остаток бюджета и возвращает статус с цветовым уровнем: зелёный (норма), жёлтый (превышен дневной лимит), красный (превышен общий бюджет). Интерфейс отображает клиенту полученный статус.</w:t>
-      </w:r>
-    </w:p>
-    <w:p>
-      <w:r>
-        <w:t>При превышении дневного лимита сервер отправляет предупреждение, при превышении бюджета - критическое уведомление. Интерфейс отображает их клиенту.</w:t>
-      </w:r>
-    </w:p>
-    <w:p>
-      <w:r>
-        <w:t>При необходимости клиент может изменить бюджет. Интерфейс передаёт новую сумму на сервер, сервер пересчитывает статус и возвращает обновлённые данные.</w:t>
-      </w:r>
-    </w:p>
-    <w:p>
-      <w:r>
-        <w:t>Для завершения работы клиент инициирует завершение поездки. Сервер закрывает бюджет и архивирует расходы, после чего интерфейс отображает клиенту итоговый отчёт.</w:t>
-      </w:r>
-    </w:p>
-    <w:p>
-      <w:pPr>
-        <w:ind w:firstLine="0"/>
+        <w:t>Диаграмма коммуникаций объектов компонента управление бюджетом</w:t>
+      </w:r>
+      <w:bookmarkEnd w:id="20"/>
+      <w:bookmarkEnd w:id="21"/>
+    </w:p>
+    <w:bookmarkEnd w:id="19"/>
+    <w:p>
+      <w:r>
+        <w:t>Процесс начинается в момент, когда клиент хочет зафиксировать новый расход во время поездки. Для этого клиент через интерфейс инициирует действие «Добавить расход», передавая сумму расхода. Интерфейс принимает это действие и формирует запрос к серверу на запись расхода, передавая сумму.</w:t>
+      </w:r>
+    </w:p>
+    <w:p>
+      <w:r>
+        <w:t>Сервер, получив запрос, выполняет внутреннее действие - сохраняет расход в базе данных. После успешного сохранения база данных отправляет серверу подтверждение сохранения.</w:t>
+      </w:r>
+    </w:p>
+    <w:p>
+      <w:r>
+        <w:t>Далее сервер выполняет ещё одно внутреннее действие - «Рассчитать остаток бюджета», в ходе которого вычисляет текущий остаток от общего бюджета, сравнивает расход за день с дневным лимитом и определяет цветовой статус (зелёный - норма, жёлтый - превышение дневного лимита, красный - превышение общего бюджета).</w:t>
+      </w:r>
+    </w:p>
+    <w:p>
+      <w:r>
+        <w:t>После расчёта сервер отправляет интерфейсу обновлённый статус бюджета, включающий остаток и цветовую индикацию. Интерфейс, получив эти данные, отображает клиенту актуальный статус бюджета.</w:t>
+      </w:r>
+    </w:p>
+    <w:p>
+      <w:r>
+        <w:t>Таким образом, клиент получает полную информацию о состоянии своего бюджета после каждого добавленного расхода.</w:t>
+      </w:r>
+    </w:p>
+    <w:p>
+      <w:pPr>
         <w:jc w:val="center"/>
       </w:pPr>
       <w:r>
         <w:rPr>
           <w:noProof/>
         </w:rPr>
-        <w:lastRenderedPageBreak/>
         <w:drawing>
-          <wp:inline distT="0" distB="0" distL="0" distR="0" wp14:anchorId="00FC2514" wp14:editId="28BF03A2">
-            <wp:extent cx="4608039" cy="6083300"/>
-            <wp:effectExtent l="0" t="0" r="2540" b="0"/>
-            <wp:docPr id="9" name="Рисунок 9"/>
+          <wp:inline distT="0" distB="0" distL="0" distR="0" wp14:anchorId="1672B492" wp14:editId="657DC484">
+            <wp:extent cx="2882900" cy="2220341"/>
+            <wp:effectExtent l="0" t="0" r="0" b="8890"/>
+            <wp:docPr id="7" name="Рисунок 7"/>
             <wp:cNvGraphicFramePr>
               <a:graphicFrameLocks xmlns:a="http://schemas.openxmlformats.org/drawingml/2006/main" noChangeAspect="1"/>
             </wp:cNvGraphicFramePr>
@@ -2831,6 +3880,128 @@
                   <pic:spPr>
                     <a:xfrm>
                       <a:off x="0" y="0"/>
+                      <a:ext cx="2905808" cy="2237984"/>
+                    </a:xfrm>
+                    <a:prstGeom prst="rect">
+                      <a:avLst/>
+                    </a:prstGeom>
+                  </pic:spPr>
+                </pic:pic>
+              </a:graphicData>
+            </a:graphic>
+          </wp:inline>
+        </w:drawing>
+      </w:r>
+    </w:p>
+    <w:p>
+      <w:pPr>
+        <w:jc w:val="center"/>
+      </w:pPr>
+      <w:r>
+        <w:t xml:space="preserve">Рисунок </w:t>
+      </w:r>
+      <w:fldSimple w:instr=" SEQ Рисунок \* ARABIC ">
+        <w:r>
+          <w:rPr>
+            <w:noProof/>
+          </w:rPr>
+          <w:t>8</w:t>
+        </w:r>
+      </w:fldSimple>
+      <w:r>
+        <w:t xml:space="preserve">. </w:t>
+      </w:r>
+      <w:r>
+        <w:t>Диаграмма коммуникаций объектов компонента управление бюджетом</w:t>
+      </w:r>
+    </w:p>
+    <w:p>
+      <w:pPr>
+        <w:pStyle w:val="2"/>
+      </w:pPr>
+      <w:bookmarkStart w:id="22" w:name="_Toc229991870"/>
+      <w:bookmarkStart w:id="23" w:name="_Toc229991897"/>
+      <w:r>
+        <w:lastRenderedPageBreak/>
+        <w:t>2.</w:t>
+      </w:r>
+      <w:r>
+        <w:t>6</w:t>
+      </w:r>
+      <w:r>
+        <w:t xml:space="preserve"> </w:t>
+      </w:r>
+      <w:r>
+        <w:t xml:space="preserve">Диаграмма последовательности взаимодействий при </w:t>
+      </w:r>
+      <w:r>
+        <w:t>изменении</w:t>
+      </w:r>
+      <w:r>
+        <w:t xml:space="preserve"> бюджета</w:t>
+      </w:r>
+      <w:bookmarkEnd w:id="22"/>
+      <w:bookmarkEnd w:id="23"/>
+    </w:p>
+    <w:p>
+      <w:r>
+        <w:t>Для начала клиент задаёт общий бюджет и дневной лимит расходов. Данные передаются через интерфейс на сервер, где сохраняются в базе данных. Сервер возвращает подтверждение сохранения, а интерфейс отображает клиенту информацию об успешной настройке.</w:t>
+      </w:r>
+    </w:p>
+    <w:p>
+      <w:r>
+        <w:t>После настройки клиент может добавлять расходы. Он вводит сумму и категорию траты, интерфейс передаёт данные на сервер для записи расхода. Сервер рассчитывает остаток бюджета и возвращает статус с цветовым уровнем: зелёный (норма), жёлтый (превышен дневной лимит), красный (превышен общий бюджет). Интерфейс отображает клиенту полученный статус.</w:t>
+      </w:r>
+    </w:p>
+    <w:p>
+      <w:r>
+        <w:t>При превышении дневного лимита сервер отправляет предупреждение, при превышении бюджета - критическое уведомление. Интерфейс отображает их клиенту.</w:t>
+      </w:r>
+    </w:p>
+    <w:p>
+      <w:r>
+        <w:t>При необходимости клиент может изменить бюджет. Интерфейс передаёт новую сумму на сервер, сервер пересчитывает статус и возвращает обновлённые данные.</w:t>
+      </w:r>
+    </w:p>
+    <w:p>
+      <w:r>
+        <w:t>Для завершения работы клиент инициирует завершение поездки. Сервер закрывает бюджет и архивирует расходы, после чего интерфейс отображает клиенту итоговый отчёт.</w:t>
+      </w:r>
+    </w:p>
+    <w:p>
+      <w:pPr>
+        <w:ind w:firstLine="0"/>
+        <w:jc w:val="center"/>
+      </w:pPr>
+      <w:r>
+        <w:rPr>
+          <w:noProof/>
+        </w:rPr>
+        <w:lastRenderedPageBreak/>
+        <w:drawing>
+          <wp:inline distT="0" distB="0" distL="0" distR="0" wp14:anchorId="00FC2514" wp14:editId="28BF03A2">
+            <wp:extent cx="4608039" cy="6083300"/>
+            <wp:effectExtent l="0" t="0" r="2540" b="0"/>
+            <wp:docPr id="9" name="Рисунок 9"/>
+            <wp:cNvGraphicFramePr>
+              <a:graphicFrameLocks xmlns:a="http://schemas.openxmlformats.org/drawingml/2006/main" noChangeAspect="1"/>
+            </wp:cNvGraphicFramePr>
+            <a:graphic xmlns:a="http://schemas.openxmlformats.org/drawingml/2006/main">
+              <a:graphicData uri="http://schemas.openxmlformats.org/drawingml/2006/picture">
+                <pic:pic xmlns:pic="http://schemas.openxmlformats.org/drawingml/2006/picture">
+                  <pic:nvPicPr>
+                    <pic:cNvPr id="1" name=""/>
+                    <pic:cNvPicPr/>
+                  </pic:nvPicPr>
+                  <pic:blipFill>
+                    <a:blip r:embed="rId16"/>
+                    <a:stretch>
+                      <a:fillRect/>
+                    </a:stretch>
+                  </pic:blipFill>
+                  <pic:spPr>
+                    <a:xfrm>
+                      <a:off x="0" y="0"/>
                       <a:ext cx="4653198" cy="6142917"/>
                     </a:xfrm>
                     <a:prstGeom prst="rect">
@@ -2851,44 +4022,38 @@
       <w:r>
         <w:t xml:space="preserve">Рисунок </w:t>
       </w:r>
-      <w:r>
-        <w:fldChar w:fldCharType="begin"/>
-      </w:r>
-      <w:r>
-        <w:instrText xml:space="preserve"> SEQ Рисунок \* ARABIC </w:instrText>
-      </w:r>
-      <w:r>
-        <w:fldChar w:fldCharType="separate"/>
-      </w:r>
-      <w:r>
-        <w:rPr>
-          <w:noProof/>
-        </w:rPr>
+      <w:fldSimple w:instr=" SEQ Рисунок \* ARABIC ">
+        <w:r>
+          <w:rPr>
+            <w:noProof/>
+          </w:rPr>
+          <w:t>9</w:t>
+        </w:r>
+      </w:fldSimple>
+      <w:r>
+        <w:t>. Диаграмма последовательности</w:t>
+      </w:r>
+    </w:p>
+    <w:p>
+      <w:pPr>
+        <w:pStyle w:val="2"/>
+      </w:pPr>
+      <w:bookmarkStart w:id="24" w:name="_Toc229991871"/>
+      <w:bookmarkStart w:id="25" w:name="_Toc229991898"/>
+      <w:r>
+        <w:t>2.</w:t>
+      </w:r>
+      <w:r>
         <w:t>7</w:t>
       </w:r>
       <w:r>
-        <w:rPr>
-          <w:noProof/>
-        </w:rPr>
-        <w:fldChar w:fldCharType="end"/>
-      </w:r>
-      <w:r>
-        <w:t>. Диаграмма последовательности</w:t>
-      </w:r>
-    </w:p>
-    <w:p>
-      <w:pPr>
-        <w:pStyle w:val="2"/>
-      </w:pPr>
-      <w:r>
-        <w:rPr>
-          <w:lang w:val="en-US"/>
-        </w:rPr>
-        <w:t xml:space="preserve">2.6 </w:t>
+        <w:t xml:space="preserve"> </w:t>
       </w:r>
       <w:r>
         <w:t>Диаграмма состояния объекта бюджет</w:t>
       </w:r>
+      <w:bookmarkEnd w:id="24"/>
+      <w:bookmarkEnd w:id="25"/>
     </w:p>
     <w:p>
       <w:r>
@@ -2934,7 +4099,7 @@
                     <pic:cNvPicPr/>
                   </pic:nvPicPr>
                   <pic:blipFill rotWithShape="1">
-                    <a:blip r:embed="rId16"/>
+                    <a:blip r:embed="rId17"/>
                     <a:srcRect l="4062"/>
                     <a:stretch/>
                   </pic:blipFill>
@@ -2969,27 +4134,14 @@
       <w:r>
         <w:t xml:space="preserve">Рисунок </w:t>
       </w:r>
-      <w:r>
-        <w:fldChar w:fldCharType="begin"/>
-      </w:r>
-      <w:r>
-        <w:instrText xml:space="preserve"> SEQ Рисунок \* ARABIC </w:instrText>
-      </w:r>
-      <w:r>
-        <w:fldChar w:fldCharType="separate"/>
-      </w:r>
-      <w:r>
-        <w:rPr>
-          <w:noProof/>
-        </w:rPr>
-        <w:t>9</w:t>
-      </w:r>
-      <w:r>
-        <w:rPr>
-          <w:noProof/>
-        </w:rPr>
-        <w:fldChar w:fldCharType="end"/>
-      </w:r>
+      <w:fldSimple w:instr=" SEQ Рисунок \* ARABIC ">
+        <w:r>
+          <w:rPr>
+            <w:noProof/>
+          </w:rPr>
+          <w:t>10</w:t>
+        </w:r>
+      </w:fldSimple>
       <w:r>
         <w:t xml:space="preserve">. </w:t>
       </w:r>
@@ -3001,12 +4153,17 @@
       <w:pPr>
         <w:pStyle w:val="2"/>
       </w:pPr>
-      <w:r>
-        <w:rPr>
-          <w:lang w:val="en-US"/>
-        </w:rPr>
+      <w:bookmarkStart w:id="26" w:name="_Toc229991872"/>
+      <w:bookmarkStart w:id="27" w:name="_Toc229991899"/>
+      <w:r>
         <w:lastRenderedPageBreak/>
-        <w:t xml:space="preserve">2.7 </w:t>
+        <w:t>2.</w:t>
+      </w:r>
+      <w:r>
+        <w:t>8</w:t>
+      </w:r>
+      <w:r>
+        <w:t xml:space="preserve"> </w:t>
       </w:r>
       <w:r>
         <w:t xml:space="preserve">Деятельность процесса регистрации </w:t>
@@ -3014,6 +4171,8 @@
       <w:r>
         <w:t>пользователя</w:t>
       </w:r>
+      <w:bookmarkEnd w:id="26"/>
+      <w:bookmarkEnd w:id="27"/>
     </w:p>
     <w:p>
       <w:r>
@@ -3070,7 +4229,7 @@
                     <pic:cNvPicPr/>
                   </pic:nvPicPr>
                   <pic:blipFill>
-                    <a:blip r:embed="rId17"/>
+                    <a:blip r:embed="rId18"/>
                     <a:stretch>
                       <a:fillRect/>
                     </a:stretch>
@@ -3098,27 +4257,14 @@
       <w:r>
         <w:t xml:space="preserve">Рисунок </w:t>
       </w:r>
-      <w:r>
-        <w:fldChar w:fldCharType="begin"/>
-      </w:r>
-      <w:r>
-        <w:instrText xml:space="preserve"> SEQ Рисунок \* ARABIC </w:instrText>
-      </w:r>
-      <w:r>
-        <w:fldChar w:fldCharType="separate"/>
-      </w:r>
-      <w:r>
-        <w:rPr>
-          <w:noProof/>
-        </w:rPr>
-        <w:t>10</w:t>
-      </w:r>
-      <w:r>
-        <w:rPr>
-          <w:noProof/>
-        </w:rPr>
-        <w:fldChar w:fldCharType="end"/>
-      </w:r>
+      <w:fldSimple w:instr=" SEQ Рисунок \* ARABIC ">
+        <w:r>
+          <w:rPr>
+            <w:noProof/>
+          </w:rPr>
+          <w:t>11</w:t>
+        </w:r>
+      </w:fldSimple>
       <w:r>
         <w:t xml:space="preserve">. </w:t>
       </w:r>
@@ -3130,10 +4276,18 @@
       <w:pPr>
         <w:pStyle w:val="2"/>
       </w:pPr>
-      <w:bookmarkStart w:id="8" w:name="_Hlk229871420"/>
+      <w:bookmarkStart w:id="28" w:name="_Hlk229871420"/>
+      <w:bookmarkStart w:id="29" w:name="_Toc229991873"/>
+      <w:bookmarkStart w:id="30" w:name="_Toc229991900"/>
       <w:r>
         <w:lastRenderedPageBreak/>
-        <w:t xml:space="preserve">2.8 </w:t>
+        <w:t>2.</w:t>
+      </w:r>
+      <w:r>
+        <w:t>9</w:t>
+      </w:r>
+      <w:r>
+        <w:t xml:space="preserve"> </w:t>
       </w:r>
       <w:r>
         <w:t xml:space="preserve">Последовательность взаимодействий при </w:t>
@@ -3144,8 +4298,10 @@
       <w:r>
         <w:t xml:space="preserve"> пользователя</w:t>
       </w:r>
-    </w:p>
-    <w:bookmarkEnd w:id="8"/>
+      <w:bookmarkEnd w:id="29"/>
+      <w:bookmarkEnd w:id="30"/>
+    </w:p>
+    <w:bookmarkEnd w:id="28"/>
     <w:p>
       <w:r>
         <w:t xml:space="preserve">Для начала пользователь вводит свой </w:t>
@@ -3210,7 +4366,7 @@
                     <pic:cNvPicPr/>
                   </pic:nvPicPr>
                   <pic:blipFill rotWithShape="1">
-                    <a:blip r:embed="rId18"/>
+                    <a:blip r:embed="rId19"/>
                     <a:srcRect b="15145"/>
                     <a:stretch/>
                   </pic:blipFill>
@@ -3245,32 +4401,446 @@
       <w:r>
         <w:t xml:space="preserve">Рисунок </w:t>
       </w:r>
-      <w:r>
-        <w:fldChar w:fldCharType="begin"/>
-      </w:r>
-      <w:r>
-        <w:instrText xml:space="preserve"> SEQ Рисунок \* ARABIC </w:instrText>
-      </w:r>
-      <w:r>
-        <w:fldChar w:fldCharType="separate"/>
-      </w:r>
+      <w:fldSimple w:instr=" SEQ Рисунок \* ARABIC ">
+        <w:r>
+          <w:rPr>
+            <w:noProof/>
+          </w:rPr>
+          <w:t>12</w:t>
+        </w:r>
+      </w:fldSimple>
+      <w:r>
+        <w:t xml:space="preserve">. </w:t>
+      </w:r>
+      <w:r>
+        <w:t>Последовательность взаимодействий при авторизации пользователя</w:t>
+      </w:r>
+    </w:p>
+    <w:p>
+      <w:pPr>
+        <w:pStyle w:val="1"/>
+      </w:pPr>
+      <w:r>
+        <w:lastRenderedPageBreak/>
+        <w:t>3. Реализация программы</w:t>
+      </w:r>
+    </w:p>
+    <w:p>
+      <w:pPr>
+        <w:pStyle w:val="2"/>
+      </w:pPr>
+      <w:r>
+        <w:t>3.1 Разработка дизайна проекта.</w:t>
+      </w:r>
+    </w:p>
+    <w:p>
+      <w:r>
+        <w:t xml:space="preserve">Первым шагом данная задача была добавлена на </w:t>
+      </w:r>
+      <w:proofErr w:type="spellStart"/>
+      <w:r>
+        <w:t>канбан</w:t>
+      </w:r>
+      <w:proofErr w:type="spellEnd"/>
+      <w:r>
+        <w:t xml:space="preserve">-доску, где для неё были выделены следующие подзадачи: создание </w:t>
+      </w:r>
+      <w:proofErr w:type="spellStart"/>
+      <w:r>
+        <w:t>выкраски</w:t>
+      </w:r>
+      <w:proofErr w:type="spellEnd"/>
+      <w:r>
+        <w:t xml:space="preserve"> (подбор цветовой палитры), выбор цветового оформления интерфейса и создание логотипа</w:t>
+      </w:r>
+      <w:r>
+        <w:t>.</w:t>
+      </w:r>
+    </w:p>
+    <w:p>
+      <w:pPr>
+        <w:keepNext/>
+        <w:ind w:firstLine="0"/>
+        <w:jc w:val="center"/>
+      </w:pPr>
+      <w:r>
+        <w:drawing>
+          <wp:inline distT="0" distB="0" distL="0" distR="0" wp14:anchorId="37040EF1" wp14:editId="2141100E">
+            <wp:extent cx="4692293" cy="4375150"/>
+            <wp:effectExtent l="0" t="0" r="0" b="6350"/>
+            <wp:docPr id="14" name="Рисунок 14"/>
+            <wp:cNvGraphicFramePr>
+              <a:graphicFrameLocks xmlns:a="http://schemas.openxmlformats.org/drawingml/2006/main" noChangeAspect="1"/>
+            </wp:cNvGraphicFramePr>
+            <a:graphic xmlns:a="http://schemas.openxmlformats.org/drawingml/2006/main">
+              <a:graphicData uri="http://schemas.openxmlformats.org/drawingml/2006/picture">
+                <pic:pic xmlns:pic="http://schemas.openxmlformats.org/drawingml/2006/picture">
+                  <pic:nvPicPr>
+                    <pic:cNvPr id="1" name=""/>
+                    <pic:cNvPicPr/>
+                  </pic:nvPicPr>
+                  <pic:blipFill rotWithShape="1">
+                    <a:blip r:embed="rId20"/>
+                    <a:srcRect l="2050" t="1682" r="2661" b="5417"/>
+                    <a:stretch/>
+                  </pic:blipFill>
+                  <pic:spPr bwMode="auto">
+                    <a:xfrm>
+                      <a:off x="0" y="0"/>
+                      <a:ext cx="4709930" cy="4391595"/>
+                    </a:xfrm>
+                    <a:prstGeom prst="rect">
+                      <a:avLst/>
+                    </a:prstGeom>
+                    <a:ln>
+                      <a:noFill/>
+                    </a:ln>
+                    <a:extLst>
+                      <a:ext uri="{53640926-AAD7-44D8-BBD7-CCE9431645EC}">
+                        <a14:shadowObscured xmlns:a14="http://schemas.microsoft.com/office/drawing/2010/main"/>
+                      </a:ext>
+                    </a:extLst>
+                  </pic:spPr>
+                </pic:pic>
+              </a:graphicData>
+            </a:graphic>
+          </wp:inline>
+        </w:drawing>
+      </w:r>
+    </w:p>
+    <w:p>
+      <w:pPr>
+        <w:jc w:val="center"/>
+      </w:pPr>
+      <w:r>
+        <w:t xml:space="preserve">Рисунок </w:t>
+      </w:r>
+      <w:fldSimple w:instr=" SEQ Рисунок \* ARABIC ">
+        <w:r>
+          <w:rPr>
+            <w:noProof/>
+          </w:rPr>
+          <w:t>13</w:t>
+        </w:r>
+      </w:fldSimple>
+      <w:r>
+        <w:t>. Задача разработка дизайна проекта</w:t>
+      </w:r>
+    </w:p>
+    <w:p>
+      <w:r>
+        <w:t xml:space="preserve">Для разработки дизайна проектов было создано 6 карточек с различными вариантами </w:t>
+      </w:r>
+      <w:proofErr w:type="spellStart"/>
+      <w:r>
+        <w:t>выкрасок</w:t>
+      </w:r>
+      <w:proofErr w:type="spellEnd"/>
+      <w:r>
+        <w:t xml:space="preserve"> цветовой гаммы, каждая из которых включала 4</w:t>
+      </w:r>
+      <w:r>
+        <w:t>-</w:t>
+      </w:r>
+      <w:r>
+        <w:t>5 цветов для фона, текста, акцентных элементов и второстепенных деталей. После анализа и обсуждения всех вариантов была выбрана одна цветовая гамма в тёмно-синих тонах, которая наилучшим образом соответствует тематике приложения (путешествия, навигация, информационная поддержка) и обеспечивает хорошую читаемость интерфейса</w:t>
+      </w:r>
+      <w:r>
+        <w:t>.</w:t>
+      </w:r>
+    </w:p>
+    <w:p>
+      <w:pPr>
+        <w:keepNext/>
+        <w:jc w:val="center"/>
+      </w:pPr>
       <w:r>
         <w:rPr>
           <w:noProof/>
         </w:rPr>
-        <w:t>11</w:t>
-      </w:r>
-      <w:r>
-        <w:rPr>
-          <w:noProof/>
-        </w:rPr>
-        <w:fldChar w:fldCharType="end"/>
-      </w:r>
-      <w:r>
-        <w:t xml:space="preserve">. </w:t>
-      </w:r>
-      <w:r>
-        <w:t>Последовательность взаимодействий при авторизации пользователя</w:t>
+        <w:lastRenderedPageBreak/>
+        <w:drawing>
+          <wp:inline distT="0" distB="0" distL="0" distR="0" wp14:anchorId="51F0B1C8" wp14:editId="4047CBE5">
+            <wp:extent cx="3718543" cy="2298700"/>
+            <wp:effectExtent l="0" t="0" r="0" b="6350"/>
+            <wp:docPr id="15" name="Рисунок 15"/>
+            <wp:cNvGraphicFramePr>
+              <a:graphicFrameLocks xmlns:a="http://schemas.openxmlformats.org/drawingml/2006/main" noChangeAspect="1"/>
+            </wp:cNvGraphicFramePr>
+            <a:graphic xmlns:a="http://schemas.openxmlformats.org/drawingml/2006/main">
+              <a:graphicData uri="http://schemas.openxmlformats.org/drawingml/2006/picture">
+                <pic:pic xmlns:pic="http://schemas.openxmlformats.org/drawingml/2006/picture">
+                  <pic:nvPicPr>
+                    <pic:cNvPr id="1" name=""/>
+                    <pic:cNvPicPr/>
+                  </pic:nvPicPr>
+                  <pic:blipFill>
+                    <a:blip r:embed="rId21"/>
+                    <a:stretch>
+                      <a:fillRect/>
+                    </a:stretch>
+                  </pic:blipFill>
+                  <pic:spPr>
+                    <a:xfrm>
+                      <a:off x="0" y="0"/>
+                      <a:ext cx="3753548" cy="2320339"/>
+                    </a:xfrm>
+                    <a:prstGeom prst="rect">
+                      <a:avLst/>
+                    </a:prstGeom>
+                  </pic:spPr>
+                </pic:pic>
+              </a:graphicData>
+            </a:graphic>
+          </wp:inline>
+        </w:drawing>
+      </w:r>
+    </w:p>
+    <w:p>
+      <w:pPr>
+        <w:jc w:val="center"/>
+      </w:pPr>
+      <w:r>
+        <w:t xml:space="preserve">Рисунок </w:t>
+      </w:r>
+      <w:fldSimple w:instr=" SEQ Рисунок \* ARABIC ">
+        <w:r>
+          <w:rPr>
+            <w:noProof/>
+          </w:rPr>
+          <w:t>14</w:t>
+        </w:r>
+      </w:fldSimple>
+      <w:r>
+        <w:t>. Цветовая гамма проекта</w:t>
+      </w:r>
+    </w:p>
+    <w:p>
+      <w:r>
+        <w:t>Выбранная цветовая схема включает следующие оттенки:</w:t>
+      </w:r>
+    </w:p>
+    <w:p>
+      <w:pPr>
+        <w:pStyle w:val="af9"/>
+        <w:numPr>
+          <w:ilvl w:val="0"/>
+          <w:numId w:val="26"/>
+        </w:numPr>
+        <w:tabs>
+          <w:tab w:val="left" w:pos="993"/>
+        </w:tabs>
+        <w:ind w:left="0" w:firstLine="709"/>
+      </w:pPr>
+      <w:r>
+        <w:t>#F9FAFB – цвет карточек и светлых элементов интерфейса (фоновые блоки, поля ввода);</w:t>
+      </w:r>
+    </w:p>
+    <w:p>
+      <w:pPr>
+        <w:pStyle w:val="af9"/>
+        <w:numPr>
+          <w:ilvl w:val="0"/>
+          <w:numId w:val="26"/>
+        </w:numPr>
+        <w:tabs>
+          <w:tab w:val="left" w:pos="993"/>
+        </w:tabs>
+        <w:ind w:left="0" w:firstLine="709"/>
+      </w:pPr>
+      <w:r>
+        <w:t>#E5E7EB – #67738C – цвета градиента фона (основной градиент приложения, создающий глубину);</w:t>
+      </w:r>
+    </w:p>
+    <w:p>
+      <w:pPr>
+        <w:pStyle w:val="af9"/>
+        <w:numPr>
+          <w:ilvl w:val="0"/>
+          <w:numId w:val="26"/>
+        </w:numPr>
+        <w:tabs>
+          <w:tab w:val="left" w:pos="993"/>
+        </w:tabs>
+        <w:ind w:left="0" w:firstLine="709"/>
+      </w:pPr>
+      <w:r>
+        <w:t>#1F2937 – цвет подвала (</w:t>
+      </w:r>
+      <w:proofErr w:type="spellStart"/>
+      <w:r>
+        <w:t>footer</w:t>
+      </w:r>
+      <w:proofErr w:type="spellEnd"/>
+      <w:r>
+        <w:t>) и шапки (</w:t>
+      </w:r>
+      <w:proofErr w:type="spellStart"/>
+      <w:r>
+        <w:t>header</w:t>
+      </w:r>
+      <w:proofErr w:type="spellEnd"/>
+      <w:r>
+        <w:t>) сайта, а также основного текста;</w:t>
+      </w:r>
+    </w:p>
+    <w:p>
+      <w:pPr>
+        <w:pStyle w:val="af9"/>
+        <w:numPr>
+          <w:ilvl w:val="0"/>
+          <w:numId w:val="26"/>
+        </w:numPr>
+        <w:tabs>
+          <w:tab w:val="left" w:pos="993"/>
+        </w:tabs>
+        <w:ind w:left="0" w:firstLine="709"/>
+      </w:pPr>
+      <w:r>
+        <w:t>#191C22 – дополнительный цвет для разделителей, иконок и второстепенных акцентов.</w:t>
+      </w:r>
+    </w:p>
+    <w:p>
+      <w:r>
+        <w:t>Далее разрабатывался логотип, который должен был отражать идею приложения «Гид по странам» и гармонично использовать выбранную цветовую гамму. В результате поиска концепций появилась идея создать глобус с линиями широты и долготы, дополненный маркером места, что символизирует поиск информации о стране, навигацию и географическую привязку всех данных.</w:t>
+      </w:r>
+    </w:p>
+    <w:p>
+      <w:r>
+        <w:t>Распределение цветов в логотипе:</w:t>
+      </w:r>
+    </w:p>
+    <w:p>
+      <w:pPr>
+        <w:pStyle w:val="af9"/>
+        <w:numPr>
+          <w:ilvl w:val="0"/>
+          <w:numId w:val="26"/>
+        </w:numPr>
+        <w:tabs>
+          <w:tab w:val="left" w:pos="993"/>
+        </w:tabs>
+        <w:ind w:left="0" w:firstLine="709"/>
+      </w:pPr>
+      <w:r>
+        <w:t>#F9FAFB – для фона и светлых элементов (основа глобуса);</w:t>
+      </w:r>
+    </w:p>
+    <w:p>
+      <w:pPr>
+        <w:pStyle w:val="af9"/>
+        <w:numPr>
+          <w:ilvl w:val="0"/>
+          <w:numId w:val="26"/>
+        </w:numPr>
+        <w:tabs>
+          <w:tab w:val="left" w:pos="993"/>
+        </w:tabs>
+        <w:ind w:left="0" w:firstLine="709"/>
+      </w:pPr>
+      <w:r>
+        <w:t>#67738C – для линий широты и долготы, а также подзаголовка (создаёт мягкий, но заметный контраст);</w:t>
+      </w:r>
+    </w:p>
+    <w:p>
+      <w:pPr>
+        <w:pStyle w:val="af9"/>
+        <w:numPr>
+          <w:ilvl w:val="0"/>
+          <w:numId w:val="26"/>
+        </w:numPr>
+        <w:tabs>
+          <w:tab w:val="left" w:pos="993"/>
+        </w:tabs>
+        <w:ind w:left="0" w:firstLine="709"/>
+      </w:pPr>
+      <w:r>
+        <w:t>#1F2937 – для маркера места (главный акцент, привлекает внимание).</w:t>
+      </w:r>
+    </w:p>
+    <w:p>
+      <w:pPr>
+        <w:keepNext/>
+        <w:jc w:val="center"/>
+      </w:pPr>
+      <w:r>
+        <w:lastRenderedPageBreak/>
+        <w:drawing>
+          <wp:inline distT="0" distB="0" distL="0" distR="0" wp14:anchorId="5338F69F" wp14:editId="798FD3CA">
+            <wp:extent cx="2565400" cy="1924050"/>
+            <wp:effectExtent l="0" t="0" r="6350" b="0"/>
+            <wp:docPr id="16" name="Рисунок 16"/>
+            <wp:cNvGraphicFramePr>
+              <a:graphicFrameLocks xmlns:a="http://schemas.openxmlformats.org/drawingml/2006/main" noChangeAspect="1"/>
+            </wp:cNvGraphicFramePr>
+            <a:graphic xmlns:a="http://schemas.openxmlformats.org/drawingml/2006/main">
+              <a:graphicData uri="http://schemas.openxmlformats.org/drawingml/2006/picture">
+                <pic:pic xmlns:pic="http://schemas.openxmlformats.org/drawingml/2006/picture">
+                  <pic:nvPicPr>
+                    <pic:cNvPr id="1" name=""/>
+                    <pic:cNvPicPr/>
+                  </pic:nvPicPr>
+                  <pic:blipFill rotWithShape="1">
+                    <a:blip r:embed="rId22"/>
+                    <a:srcRect l="20464" t="19128" r="20049" b="9306"/>
+                    <a:stretch/>
+                  </pic:blipFill>
+                  <pic:spPr bwMode="auto">
+                    <a:xfrm>
+                      <a:off x="0" y="0"/>
+                      <a:ext cx="2571819" cy="1928864"/>
+                    </a:xfrm>
+                    <a:prstGeom prst="rect">
+                      <a:avLst/>
+                    </a:prstGeom>
+                    <a:ln>
+                      <a:noFill/>
+                    </a:ln>
+                    <a:extLst>
+                      <a:ext uri="{53640926-AAD7-44D8-BBD7-CCE9431645EC}">
+                        <a14:shadowObscured xmlns:a14="http://schemas.microsoft.com/office/drawing/2010/main"/>
+                      </a:ext>
+                    </a:extLst>
+                  </pic:spPr>
+                </pic:pic>
+              </a:graphicData>
+            </a:graphic>
+          </wp:inline>
+        </w:drawing>
+      </w:r>
+    </w:p>
+    <w:p>
+      <w:pPr>
+        <w:jc w:val="center"/>
+      </w:pPr>
+      <w:r>
+        <w:t xml:space="preserve">Рисунок </w:t>
+      </w:r>
+      <w:fldSimple w:instr=" SEQ Рисунок \* ARABIC ">
+        <w:r>
+          <w:rPr>
+            <w:noProof/>
+          </w:rPr>
+          <w:t>15</w:t>
+        </w:r>
+      </w:fldSimple>
+      <w:r>
+        <w:t>. Логотип проекта ГПС</w:t>
+      </w:r>
+    </w:p>
+    <w:p>
+      <w:pPr>
+        <w:rPr>
+          <w:rFonts w:cs="Times New Roman"/>
+        </w:rPr>
+      </w:pPr>
+      <w:r>
+        <w:rPr>
+          <w:rFonts w:cs="Times New Roman"/>
+          <w:color w:val="0F1115"/>
+          <w:shd w:val="clear" w:color="auto" w:fill="FFFFFF"/>
+        </w:rPr>
+        <w:t>Таким образом, выбранная цветовая гамма и разработанный логотип формируют целостный визуальный образ приложения, подчёркивая его функциональность (навигация, информация о странах) и обеспечивая удобство восприятия интерфейса.</w:t>
       </w:r>
     </w:p>
     <w:p/>
@@ -3286,14 +4856,6 @@
     <w:p/>
     <w:p/>
     <w:p/>
-    <w:p/>
-    <w:p/>
-    <w:p/>
-    <w:p/>
-    <w:p/>
-    <w:p/>
-    <w:p/>
-    <w:p/>
     <w:p>
       <w:pPr>
         <w:pStyle w:val="aff"/>
@@ -3309,8 +4871,9 @@
           <w:lang w:eastAsia="ru-RU"/>
         </w:rPr>
       </w:pPr>
-      <w:bookmarkStart w:id="9" w:name="_Toc229936161"/>
-      <w:bookmarkStart w:id="10" w:name="_Toc229937650"/>
+      <w:bookmarkStart w:id="31" w:name="_Toc229937650"/>
+      <w:bookmarkStart w:id="32" w:name="_Toc229991874"/>
+      <w:bookmarkStart w:id="33" w:name="_Toc229991901"/>
       <w:r>
         <w:rPr>
           <w:lang w:eastAsia="ru-RU"/>
@@ -3318,8 +4881,9 @@
         <w:lastRenderedPageBreak/>
         <w:t>ЗАКЛЮЧЕНИЕ</w:t>
       </w:r>
-      <w:bookmarkEnd w:id="9"/>
-      <w:bookmarkEnd w:id="10"/>
+      <w:bookmarkEnd w:id="31"/>
+      <w:bookmarkEnd w:id="32"/>
+      <w:bookmarkEnd w:id="33"/>
     </w:p>
     <w:p>
       <w:pPr>
@@ -3364,7 +4928,7 @@
           <w:lang w:eastAsia="ru-RU"/>
         </w:rPr>
       </w:pPr>
-      <w:bookmarkStart w:id="11" w:name="_Toc229937651"/>
+      <w:bookmarkStart w:id="34" w:name="_Toc229937651"/>
       <w:r>
         <w:rPr>
           <w:rFonts w:eastAsiaTheme="minorHAnsi" w:cstheme="minorBidi"/>
@@ -3382,6 +4946,8 @@
           <w:lang w:eastAsia="ru-RU"/>
         </w:rPr>
       </w:pPr>
+      <w:bookmarkStart w:id="35" w:name="_Toc229991875"/>
+      <w:bookmarkStart w:id="36" w:name="_Toc229991902"/>
       <w:r>
         <w:rPr>
           <w:lang w:eastAsia="ru-RU"/>
@@ -3389,7 +4955,9 @@
         <w:lastRenderedPageBreak/>
         <w:t>ПРИЛОЖЕНИЕ А</w:t>
       </w:r>
-      <w:bookmarkEnd w:id="11"/>
+      <w:bookmarkEnd w:id="34"/>
+      <w:bookmarkEnd w:id="35"/>
+      <w:bookmarkEnd w:id="36"/>
     </w:p>
     <w:p>
       <w:pPr>
@@ -4791,12 +6359,16 @@
         <w:ind w:left="0" w:firstLine="0"/>
         <w:jc w:val="both"/>
       </w:pPr>
-      <w:bookmarkStart w:id="12" w:name="_Toc229937652"/>
+      <w:bookmarkStart w:id="37" w:name="_Toc229937652"/>
+      <w:bookmarkStart w:id="38" w:name="_Toc229991876"/>
+      <w:bookmarkStart w:id="39" w:name="_Toc229991903"/>
       <w:r>
         <w:lastRenderedPageBreak/>
         <w:t>Общие сведения</w:t>
       </w:r>
-      <w:bookmarkEnd w:id="12"/>
+      <w:bookmarkEnd w:id="37"/>
+      <w:bookmarkEnd w:id="38"/>
+      <w:bookmarkEnd w:id="39"/>
     </w:p>
     <w:p>
       <w:r>
@@ -4925,21 +6497,29 @@
         <w:ind w:left="0" w:firstLine="0"/>
         <w:jc w:val="both"/>
       </w:pPr>
-      <w:bookmarkStart w:id="13" w:name="_Toc229937653"/>
+      <w:bookmarkStart w:id="40" w:name="_Toc229937653"/>
+      <w:bookmarkStart w:id="41" w:name="_Toc229991877"/>
+      <w:bookmarkStart w:id="42" w:name="_Toc229991904"/>
       <w:r>
         <w:t>Назначение и цели системы</w:t>
       </w:r>
-      <w:bookmarkEnd w:id="13"/>
+      <w:bookmarkEnd w:id="40"/>
+      <w:bookmarkEnd w:id="41"/>
+      <w:bookmarkEnd w:id="42"/>
     </w:p>
     <w:p>
       <w:pPr>
         <w:pStyle w:val="2"/>
       </w:pPr>
-      <w:bookmarkStart w:id="14" w:name="_Toc229937654"/>
+      <w:bookmarkStart w:id="43" w:name="_Toc229937654"/>
+      <w:bookmarkStart w:id="44" w:name="_Toc229991878"/>
+      <w:bookmarkStart w:id="45" w:name="_Toc229991905"/>
       <w:r>
         <w:t>2.1 Назначение системы</w:t>
       </w:r>
-      <w:bookmarkEnd w:id="14"/>
+      <w:bookmarkEnd w:id="43"/>
+      <w:bookmarkEnd w:id="44"/>
+      <w:bookmarkEnd w:id="45"/>
     </w:p>
     <w:p>
       <w:r>
@@ -4978,11 +6558,15 @@
       <w:pPr>
         <w:pStyle w:val="2"/>
       </w:pPr>
-      <w:bookmarkStart w:id="15" w:name="_Toc229937655"/>
+      <w:bookmarkStart w:id="46" w:name="_Toc229937655"/>
+      <w:bookmarkStart w:id="47" w:name="_Toc229991879"/>
+      <w:bookmarkStart w:id="48" w:name="_Toc229991906"/>
       <w:r>
         <w:t>2.2 Цели создания системы</w:t>
       </w:r>
-      <w:bookmarkEnd w:id="15"/>
+      <w:bookmarkEnd w:id="46"/>
+      <w:bookmarkEnd w:id="47"/>
+      <w:bookmarkEnd w:id="48"/>
     </w:p>
     <w:p>
       <w:r>
@@ -5138,11 +6722,15 @@
         <w:ind w:left="0" w:firstLine="0"/>
         <w:jc w:val="both"/>
       </w:pPr>
-      <w:bookmarkStart w:id="16" w:name="_Toc229937656"/>
+      <w:bookmarkStart w:id="49" w:name="_Toc229937656"/>
+      <w:bookmarkStart w:id="50" w:name="_Toc229991880"/>
+      <w:bookmarkStart w:id="51" w:name="_Toc229991907"/>
       <w:r>
         <w:t>Характеристика объектов автоматизации</w:t>
       </w:r>
-      <w:bookmarkEnd w:id="16"/>
+      <w:bookmarkEnd w:id="49"/>
+      <w:bookmarkEnd w:id="50"/>
+      <w:bookmarkEnd w:id="51"/>
     </w:p>
     <w:p>
       <w:r>
@@ -5568,6 +7156,7 @@
                 <w:sz w:val="24"/>
                 <w:szCs w:val="24"/>
               </w:rPr>
+              <w:lastRenderedPageBreak/>
               <w:t>Клиент (путешественник)</w:t>
             </w:r>
           </w:p>
@@ -6561,21 +8150,29 @@
         <w:ind w:left="0" w:firstLine="0"/>
         <w:jc w:val="both"/>
       </w:pPr>
-      <w:bookmarkStart w:id="17" w:name="_Toc229937657"/>
+      <w:bookmarkStart w:id="52" w:name="_Toc229937657"/>
+      <w:bookmarkStart w:id="53" w:name="_Toc229991881"/>
+      <w:bookmarkStart w:id="54" w:name="_Toc229991908"/>
       <w:r>
         <w:t>Требования к системе</w:t>
       </w:r>
-      <w:bookmarkEnd w:id="17"/>
+      <w:bookmarkEnd w:id="52"/>
+      <w:bookmarkEnd w:id="53"/>
+      <w:bookmarkEnd w:id="54"/>
     </w:p>
     <w:p>
       <w:pPr>
         <w:pStyle w:val="2"/>
       </w:pPr>
-      <w:bookmarkStart w:id="18" w:name="_Toc229937658"/>
+      <w:bookmarkStart w:id="55" w:name="_Toc229937658"/>
+      <w:bookmarkStart w:id="56" w:name="_Toc229991882"/>
+      <w:bookmarkStart w:id="57" w:name="_Toc229991909"/>
       <w:r>
         <w:t>4.1 Требование к системе в целом</w:t>
       </w:r>
-      <w:bookmarkEnd w:id="18"/>
+      <w:bookmarkEnd w:id="55"/>
+      <w:bookmarkEnd w:id="56"/>
+      <w:bookmarkEnd w:id="57"/>
     </w:p>
     <w:p>
       <w:r>
@@ -6710,11 +8307,15 @@
       <w:pPr>
         <w:pStyle w:val="2"/>
       </w:pPr>
-      <w:bookmarkStart w:id="19" w:name="_Toc229937659"/>
+      <w:bookmarkStart w:id="58" w:name="_Toc229937659"/>
+      <w:bookmarkStart w:id="59" w:name="_Toc229991883"/>
+      <w:bookmarkStart w:id="60" w:name="_Toc229991910"/>
       <w:r>
         <w:t>4.2 Требования к функциям, выполняемой системой</w:t>
       </w:r>
-      <w:bookmarkEnd w:id="19"/>
+      <w:bookmarkEnd w:id="58"/>
+      <w:bookmarkEnd w:id="59"/>
+      <w:bookmarkEnd w:id="60"/>
     </w:p>
     <w:p>
       <w:r>
@@ -6807,11 +8408,15 @@
       <w:pPr>
         <w:pStyle w:val="2"/>
       </w:pPr>
-      <w:bookmarkStart w:id="20" w:name="_Toc229937660"/>
+      <w:bookmarkStart w:id="61" w:name="_Toc229937660"/>
+      <w:bookmarkStart w:id="62" w:name="_Toc229991884"/>
+      <w:bookmarkStart w:id="63" w:name="_Toc229991911"/>
       <w:r>
         <w:t>4.3 Требование к видам обеспечения</w:t>
       </w:r>
-      <w:bookmarkEnd w:id="20"/>
+      <w:bookmarkEnd w:id="61"/>
+      <w:bookmarkEnd w:id="62"/>
+      <w:bookmarkEnd w:id="63"/>
     </w:p>
     <w:p>
       <w:r>
@@ -7171,12 +8776,16 @@
         <w:ind w:left="0" w:firstLine="0"/>
         <w:jc w:val="both"/>
       </w:pPr>
-      <w:bookmarkStart w:id="21" w:name="_Toc229937661"/>
+      <w:bookmarkStart w:id="64" w:name="_Toc229937661"/>
+      <w:bookmarkStart w:id="65" w:name="_Toc229991885"/>
+      <w:bookmarkStart w:id="66" w:name="_Toc229991912"/>
       <w:r>
         <w:lastRenderedPageBreak/>
         <w:t>Состав и содержание работ по созданию системы</w:t>
       </w:r>
-      <w:bookmarkEnd w:id="21"/>
+      <w:bookmarkEnd w:id="64"/>
+      <w:bookmarkEnd w:id="65"/>
+      <w:bookmarkEnd w:id="66"/>
     </w:p>
     <w:p>
       <w:r>
@@ -7275,12 +8884,16 @@
         <w:ind w:left="0" w:firstLine="0"/>
         <w:jc w:val="both"/>
       </w:pPr>
-      <w:bookmarkStart w:id="22" w:name="_Toc229937662"/>
+      <w:bookmarkStart w:id="67" w:name="_Toc229937662"/>
+      <w:bookmarkStart w:id="68" w:name="_Toc229991886"/>
+      <w:bookmarkStart w:id="69" w:name="_Toc229991913"/>
       <w:r>
         <w:lastRenderedPageBreak/>
         <w:t>Порядок контроля и приёмки системы</w:t>
       </w:r>
-      <w:bookmarkEnd w:id="22"/>
+      <w:bookmarkEnd w:id="67"/>
+      <w:bookmarkEnd w:id="68"/>
+      <w:bookmarkEnd w:id="69"/>
     </w:p>
     <w:p>
       <w:r>
@@ -8222,6 +9835,7 @@
           <w:b/>
           <w:szCs w:val="40"/>
         </w:rPr>
+        <w:lastRenderedPageBreak/>
         <w:t>Требования к составу и содержанию работ по подготовке объекта автоматизации к вводу системы в действие</w:t>
       </w:r>
     </w:p>
@@ -8362,16 +9976,20 @@
         <w:ind w:left="0" w:firstLine="0"/>
         <w:jc w:val="both"/>
       </w:pPr>
-      <w:bookmarkStart w:id="23" w:name="_Toc229767180"/>
-      <w:bookmarkStart w:id="24" w:name="_Toc229937663"/>
+      <w:bookmarkStart w:id="70" w:name="_Toc229767180"/>
+      <w:bookmarkStart w:id="71" w:name="_Toc229937663"/>
+      <w:bookmarkStart w:id="72" w:name="_Toc229991887"/>
+      <w:bookmarkStart w:id="73" w:name="_Toc229991914"/>
       <w:r>
         <w:t>Т</w:t>
       </w:r>
       <w:r>
         <w:t>ребования к документированию</w:t>
       </w:r>
-      <w:bookmarkEnd w:id="23"/>
-      <w:bookmarkEnd w:id="24"/>
+      <w:bookmarkEnd w:id="70"/>
+      <w:bookmarkEnd w:id="71"/>
+      <w:bookmarkEnd w:id="72"/>
+      <w:bookmarkEnd w:id="73"/>
     </w:p>
     <w:p>
       <w:r>
@@ -9059,13 +10677,17 @@
         <w:ind w:left="0" w:firstLine="0"/>
         <w:jc w:val="both"/>
       </w:pPr>
-      <w:bookmarkStart w:id="25" w:name="_Toc229767181"/>
-      <w:bookmarkStart w:id="26" w:name="_Toc229937664"/>
+      <w:bookmarkStart w:id="74" w:name="_Toc229767181"/>
+      <w:bookmarkStart w:id="75" w:name="_Toc229937664"/>
+      <w:bookmarkStart w:id="76" w:name="_Toc229991888"/>
+      <w:bookmarkStart w:id="77" w:name="_Toc229991915"/>
       <w:r>
         <w:t>Источники разработки</w:t>
       </w:r>
-      <w:bookmarkEnd w:id="25"/>
-      <w:bookmarkEnd w:id="26"/>
+      <w:bookmarkEnd w:id="74"/>
+      <w:bookmarkEnd w:id="75"/>
+      <w:bookmarkEnd w:id="76"/>
+      <w:bookmarkEnd w:id="77"/>
     </w:p>
     <w:p>
       <w:r>
@@ -9315,7 +10937,7 @@
       </w:pPr>
     </w:p>
     <w:sectPr>
-      <w:footerReference w:type="default" r:id="rId19"/>
+      <w:footerReference w:type="default" r:id="rId23"/>
       <w:pgSz w:w="11906" w:h="16838"/>
       <w:pgMar w:top="1134" w:right="851" w:bottom="1134" w:left="1701" w:header="709" w:footer="709" w:gutter="0"/>
       <w:cols w:space="708"/>
@@ -10540,7 +12162,7 @@
   <w:abstractNum w:abstractNumId="12" w15:restartNumberingAfterBreak="0">
     <w:nsid w:val="474E5214"/>
     <w:multiLevelType w:val="hybridMultilevel"/>
-    <w:tmpl w:val="253CDC26"/>
+    <w:tmpl w:val="E618E864"/>
     <w:lvl w:ilvl="0" w:tplc="04190001">
       <w:start w:val="1"/>
       <w:numFmt w:val="bullet"/>
@@ -10653,7 +12275,7 @@
   <w:abstractNum w:abstractNumId="13" w15:restartNumberingAfterBreak="0">
     <w:nsid w:val="48360426"/>
     <w:multiLevelType w:val="hybridMultilevel"/>
-    <w:tmpl w:val="C3CE4E44"/>
+    <w:tmpl w:val="F55C583A"/>
     <w:lvl w:ilvl="0" w:tplc="04190001">
       <w:start w:val="1"/>
       <w:numFmt w:val="bullet"/>
@@ -11572,6 +13194,92 @@
     </w:lvl>
   </w:abstractNum>
   <w:abstractNum w:abstractNumId="22" w15:restartNumberingAfterBreak="0">
+    <w:nsid w:val="6E7E252D"/>
+    <w:multiLevelType w:val="hybridMultilevel"/>
+    <w:tmpl w:val="DA34AD88"/>
+    <w:lvl w:ilvl="0" w:tplc="0419000F">
+      <w:start w:val="1"/>
+      <w:numFmt w:val="decimal"/>
+      <w:lvlText w:val="%1."/>
+      <w:lvlJc w:val="left"/>
+      <w:pPr>
+        <w:ind w:left="1429" w:hanging="360"/>
+      </w:pPr>
+    </w:lvl>
+    <w:lvl w:ilvl="1" w:tplc="04190019" w:tentative="1">
+      <w:start w:val="1"/>
+      <w:numFmt w:val="lowerLetter"/>
+      <w:lvlText w:val="%2."/>
+      <w:lvlJc w:val="left"/>
+      <w:pPr>
+        <w:ind w:left="2149" w:hanging="360"/>
+      </w:pPr>
+    </w:lvl>
+    <w:lvl w:ilvl="2" w:tplc="0419001B" w:tentative="1">
+      <w:start w:val="1"/>
+      <w:numFmt w:val="lowerRoman"/>
+      <w:lvlText w:val="%3."/>
+      <w:lvlJc w:val="right"/>
+      <w:pPr>
+        <w:ind w:left="2869" w:hanging="180"/>
+      </w:pPr>
+    </w:lvl>
+    <w:lvl w:ilvl="3" w:tplc="0419000F" w:tentative="1">
+      <w:start w:val="1"/>
+      <w:numFmt w:val="decimal"/>
+      <w:lvlText w:val="%4."/>
+      <w:lvlJc w:val="left"/>
+      <w:pPr>
+        <w:ind w:left="3589" w:hanging="360"/>
+      </w:pPr>
+    </w:lvl>
+    <w:lvl w:ilvl="4" w:tplc="04190019" w:tentative="1">
+      <w:start w:val="1"/>
+      <w:numFmt w:val="lowerLetter"/>
+      <w:lvlText w:val="%5."/>
+      <w:lvlJc w:val="left"/>
+      <w:pPr>
+        <w:ind w:left="4309" w:hanging="360"/>
+      </w:pPr>
+    </w:lvl>
+    <w:lvl w:ilvl="5" w:tplc="0419001B" w:tentative="1">
+      <w:start w:val="1"/>
+      <w:numFmt w:val="lowerRoman"/>
+      <w:lvlText w:val="%6."/>
+      <w:lvlJc w:val="right"/>
+      <w:pPr>
+        <w:ind w:left="5029" w:hanging="180"/>
+      </w:pPr>
+    </w:lvl>
+    <w:lvl w:ilvl="6" w:tplc="0419000F" w:tentative="1">
+      <w:start w:val="1"/>
+      <w:numFmt w:val="decimal"/>
+      <w:lvlText w:val="%7."/>
+      <w:lvlJc w:val="left"/>
+      <w:pPr>
+        <w:ind w:left="5749" w:hanging="360"/>
+      </w:pPr>
+    </w:lvl>
+    <w:lvl w:ilvl="7" w:tplc="04190019" w:tentative="1">
+      <w:start w:val="1"/>
+      <w:numFmt w:val="lowerLetter"/>
+      <w:lvlText w:val="%8."/>
+      <w:lvlJc w:val="left"/>
+      <w:pPr>
+        <w:ind w:left="6469" w:hanging="360"/>
+      </w:pPr>
+    </w:lvl>
+    <w:lvl w:ilvl="8" w:tplc="0419001B" w:tentative="1">
+      <w:start w:val="1"/>
+      <w:numFmt w:val="lowerRoman"/>
+      <w:lvlText w:val="%9."/>
+      <w:lvlJc w:val="right"/>
+      <w:pPr>
+        <w:ind w:left="7189" w:hanging="180"/>
+      </w:pPr>
+    </w:lvl>
+  </w:abstractNum>
+  <w:abstractNum w:abstractNumId="23" w15:restartNumberingAfterBreak="0">
     <w:nsid w:val="743D0AB5"/>
     <w:multiLevelType w:val="hybridMultilevel"/>
     <w:tmpl w:val="E7A087B4"/>
@@ -11684,7 +13392,7 @@
       </w:rPr>
     </w:lvl>
   </w:abstractNum>
-  <w:abstractNum w:abstractNumId="23" w15:restartNumberingAfterBreak="0">
+  <w:abstractNum w:abstractNumId="24" w15:restartNumberingAfterBreak="0">
     <w:nsid w:val="766F58F9"/>
     <w:multiLevelType w:val="hybridMultilevel"/>
     <w:tmpl w:val="DD7C750C"/>
@@ -11797,7 +13505,7 @@
       </w:rPr>
     </w:lvl>
   </w:abstractNum>
-  <w:abstractNum w:abstractNumId="24" w15:restartNumberingAfterBreak="0">
+  <w:abstractNum w:abstractNumId="25" w15:restartNumberingAfterBreak="0">
     <w:nsid w:val="7670744B"/>
     <w:multiLevelType w:val="multilevel"/>
     <w:tmpl w:val="49AE049A"/>
@@ -11910,7 +13618,7 @@
       </w:pPr>
     </w:lvl>
   </w:abstractNum>
-  <w:abstractNum w:abstractNumId="25" w15:restartNumberingAfterBreak="0">
+  <w:abstractNum w:abstractNumId="26" w15:restartNumberingAfterBreak="0">
     <w:nsid w:val="767E0973"/>
     <w:multiLevelType w:val="hybridMultilevel"/>
     <w:tmpl w:val="411C3E8C"/>
@@ -12033,13 +13741,13 @@
     <w:abstractNumId w:val="11"/>
   </w:num>
   <w:num w:numId="12">
-    <w:abstractNumId w:val="25"/>
+    <w:abstractNumId w:val="26"/>
   </w:num>
   <w:num w:numId="13">
     <w:abstractNumId w:val="0"/>
   </w:num>
   <w:num w:numId="14">
-    <w:abstractNumId w:val="24"/>
+    <w:abstractNumId w:val="25"/>
   </w:num>
   <w:num w:numId="15">
     <w:abstractNumId w:val="4"/>
@@ -12051,7 +13759,7 @@
     <w:abstractNumId w:val="20"/>
   </w:num>
   <w:num w:numId="18">
-    <w:abstractNumId w:val="22"/>
+    <w:abstractNumId w:val="23"/>
   </w:num>
   <w:num w:numId="19">
     <w:abstractNumId w:val="14"/>
@@ -12063,7 +13771,7 @@
     <w:abstractNumId w:val="7"/>
   </w:num>
   <w:num w:numId="22">
-    <w:abstractNumId w:val="23"/>
+    <w:abstractNumId w:val="24"/>
   </w:num>
   <w:num w:numId="23">
     <w:abstractNumId w:val="19"/>
@@ -12076,6 +13784,9 @@
   </w:num>
   <w:num w:numId="26">
     <w:abstractNumId w:val="12"/>
+  </w:num>
+  <w:num w:numId="27">
+    <w:abstractNumId w:val="22"/>
   </w:num>
 </w:numbering>
 </file>
@@ -12682,6 +14393,7 @@
   <w:style w:type="character" w:default="1" w:styleId="a0">
     <w:name w:val="Default Paragraph Font"/>
     <w:uiPriority w:val="1"/>
+    <w:semiHidden/>
     <w:unhideWhenUsed/>
   </w:style>
   <w:style w:type="table" w:default="1" w:styleId="a1">

--- a/отчет по уп.docx
+++ b/отчет по уп.docx
@@ -262,18 +262,8 @@
           <w:szCs w:val="28"/>
           <w:lang w:eastAsia="ru-RU"/>
         </w:rPr>
-        <w:t xml:space="preserve">____________ Ю.С. </w:t>
-      </w:r>
-      <w:proofErr w:type="spellStart"/>
-      <w:r>
-        <w:rPr>
-          <w:rFonts w:eastAsia="Times New Roman" w:cs="Times New Roman"/>
-          <w:szCs w:val="28"/>
-          <w:lang w:eastAsia="ru-RU"/>
-        </w:rPr>
-        <w:t>Мамшева</w:t>
-      </w:r>
-      <w:proofErr w:type="spellEnd"/>
+        <w:t>____________ Ю.С. Мамшева</w:t>
+      </w:r>
     </w:p>
     <w:p>
       <w:pPr>
@@ -539,23 +529,7 @@
           <w:rFonts w:eastAsia="Times New Roman" w:cs="Times New Roman"/>
           <w:lang w:eastAsia="ru-RU"/>
         </w:rPr>
-        <w:t xml:space="preserve">Руководитель: ___________ </w:t>
-      </w:r>
-      <w:proofErr w:type="spellStart"/>
-      <w:r>
-        <w:rPr>
-          <w:rFonts w:eastAsia="Times New Roman" w:cs="Times New Roman"/>
-          <w:lang w:eastAsia="ru-RU"/>
-        </w:rPr>
-        <w:t>Мамшева</w:t>
-      </w:r>
-      <w:proofErr w:type="spellEnd"/>
-      <w:r>
-        <w:rPr>
-          <w:rFonts w:eastAsia="Times New Roman" w:cs="Times New Roman"/>
-          <w:lang w:eastAsia="ru-RU"/>
-        </w:rPr>
-        <w:t xml:space="preserve"> Ю.С. </w:t>
+        <w:t xml:space="preserve">Руководитель: ___________ Мамшева Ю.С. </w:t>
       </w:r>
       <w:r>
         <w:rPr>
@@ -602,25 +576,7 @@
           <w:szCs w:val="28"/>
           <w:lang w:eastAsia="ru-RU"/>
         </w:rPr>
-        <w:t xml:space="preserve">Студент: _______________ </w:t>
-      </w:r>
-      <w:proofErr w:type="spellStart"/>
-      <w:r>
-        <w:rPr>
-          <w:rFonts w:eastAsia="Times New Roman" w:cs="Times New Roman"/>
-          <w:szCs w:val="28"/>
-          <w:lang w:eastAsia="ru-RU"/>
-        </w:rPr>
-        <w:t>Перевезенцева</w:t>
-      </w:r>
-      <w:proofErr w:type="spellEnd"/>
-      <w:r>
-        <w:rPr>
-          <w:rFonts w:eastAsia="Times New Roman" w:cs="Times New Roman"/>
-          <w:szCs w:val="28"/>
-          <w:lang w:eastAsia="ru-RU"/>
-        </w:rPr>
-        <w:t xml:space="preserve"> М.С.</w:t>
+        <w:t>Студент: _______________ Перевезенцева М.С.</w:t>
       </w:r>
       <w:r>
         <w:rPr>
@@ -2210,25 +2166,7 @@
           <w:szCs w:val="28"/>
           <w:lang w:eastAsia="ru-RU"/>
         </w:rPr>
-        <w:t xml:space="preserve">Создание и взаимодействие с </w:t>
-      </w:r>
-      <w:proofErr w:type="spellStart"/>
-      <w:r>
-        <w:rPr>
-          <w:rFonts w:eastAsia="Times New Roman" w:cs="Times New Roman"/>
-          <w:szCs w:val="28"/>
-          <w:lang w:eastAsia="ru-RU"/>
-        </w:rPr>
-        <w:t>канбан</w:t>
-      </w:r>
-      <w:proofErr w:type="spellEnd"/>
-      <w:r>
-        <w:rPr>
-          <w:rFonts w:eastAsia="Times New Roman" w:cs="Times New Roman"/>
-          <w:szCs w:val="28"/>
-          <w:lang w:eastAsia="ru-RU"/>
-        </w:rPr>
-        <w:t xml:space="preserve"> доской</w:t>
+        <w:t>Создание и взаимодействие с канбан доской</w:t>
       </w:r>
       <w:r>
         <w:rPr>
@@ -2425,15 +2363,7 @@
     </w:p>
     <w:p>
       <w:r>
-        <w:t>Для дальнейшего процесса разработки и сохранения документации был создан репозиторий, который получил название «</w:t>
-      </w:r>
-      <w:proofErr w:type="spellStart"/>
-      <w:r>
-        <w:t>CountryGuide</w:t>
-      </w:r>
-      <w:proofErr w:type="spellEnd"/>
-      <w:r>
-        <w:t>». В рамках кооперации к работе над проектом был добавлен ещё один разработчик.</w:t>
+        <w:t>Для дальнейшего процесса разработки и сохранения документации был создан репозиторий, который получил название «CountryGuide». В рамках кооперации к работе над проектом был добавлен ещё один разработчик.</w:t>
       </w:r>
     </w:p>
     <w:p>
@@ -2453,13 +2383,8 @@
         </w:tabs>
         <w:ind w:left="0" w:firstLine="709"/>
       </w:pPr>
-      <w:proofErr w:type="spellStart"/>
-      <w:r>
-        <w:t>main</w:t>
-      </w:r>
-      <w:proofErr w:type="spellEnd"/>
-      <w:r>
-        <w:t xml:space="preserve"> — основная (главная) ветка, в которую выгружаются стабильные рабочие версии проекта;</w:t>
+      <w:r>
+        <w:t>main — основная (главная) ветка, в которую выгружаются стабильные рабочие версии проекта;</w:t>
       </w:r>
     </w:p>
     <w:p>
@@ -2474,21 +2399,8 @@
         </w:tabs>
         <w:ind w:left="0" w:firstLine="709"/>
       </w:pPr>
-      <w:proofErr w:type="spellStart"/>
-      <w:r>
-        <w:t>develop</w:t>
-      </w:r>
-      <w:proofErr w:type="spellEnd"/>
-      <w:r>
-        <w:t xml:space="preserve"> — ветка разработки, в которую сливаются готовые версии продукта для последующего копирования в ветку </w:t>
-      </w:r>
-      <w:proofErr w:type="spellStart"/>
-      <w:r>
-        <w:t>main</w:t>
-      </w:r>
-      <w:proofErr w:type="spellEnd"/>
-      <w:r>
-        <w:t>;</w:t>
+      <w:r>
+        <w:t>develop — ветка разработки, в которую сливаются готовые версии продукта для последующего копирования в ветку main;</w:t>
       </w:r>
     </w:p>
     <w:p>
@@ -2503,13 +2415,8 @@
         </w:tabs>
         <w:ind w:left="0" w:firstLine="709"/>
       </w:pPr>
-      <w:proofErr w:type="spellStart"/>
-      <w:r>
-        <w:t>developP</w:t>
-      </w:r>
-      <w:proofErr w:type="spellEnd"/>
-      <w:r>
-        <w:t xml:space="preserve"> — ветка первого разработчика;</w:t>
+      <w:r>
+        <w:t>developP — ветка первого разработчика;</w:t>
       </w:r>
     </w:p>
     <w:p>
@@ -2524,13 +2431,8 @@
         </w:tabs>
         <w:ind w:left="0" w:firstLine="709"/>
       </w:pPr>
-      <w:proofErr w:type="spellStart"/>
-      <w:r>
-        <w:t>developA</w:t>
-      </w:r>
-      <w:proofErr w:type="spellEnd"/>
-      <w:r>
-        <w:t xml:space="preserve"> — ветка второго разработчика.</w:t>
+      <w:r>
+        <w:t>developA — ветка второго разработчика.</w:t>
       </w:r>
     </w:p>
     <w:p>
@@ -2610,41 +2512,15 @@
         <w:fldChar w:fldCharType="end"/>
       </w:r>
       <w:r>
-        <w:t xml:space="preserve">. </w:t>
-      </w:r>
-      <w:proofErr w:type="spellStart"/>
-      <w:r>
-        <w:t>Репризиторий</w:t>
-      </w:r>
-      <w:proofErr w:type="spellEnd"/>
-      <w:r>
-        <w:t xml:space="preserve"> </w:t>
-      </w:r>
-      <w:proofErr w:type="spellStart"/>
+        <w:t xml:space="preserve">. Репризиторий </w:t>
+      </w:r>
       <w:r>
         <w:t>CountryGuide</w:t>
       </w:r>
-      <w:proofErr w:type="spellEnd"/>
-    </w:p>
-    <w:p>
-      <w:r>
-        <w:t xml:space="preserve">Далее приведем пример работы с веткой разработчика. </w:t>
-      </w:r>
-      <w:proofErr w:type="spellStart"/>
-      <w:r>
-        <w:t>Т.е</w:t>
-      </w:r>
-      <w:proofErr w:type="spellEnd"/>
-      <w:r>
-        <w:t xml:space="preserve"> создания ветки, добавления файлов, создание коммита и отправка в удалённый </w:t>
-      </w:r>
-      <w:proofErr w:type="spellStart"/>
-      <w:r>
-        <w:t>репризиторий</w:t>
-      </w:r>
-      <w:proofErr w:type="spellEnd"/>
-      <w:r>
-        <w:t>.</w:t>
+    </w:p>
+    <w:p>
+      <w:r>
+        <w:t>Далее приведем пример работы с веткой разработчика. Т.е создания ветки, добавления файлов, создание коммита и отправка в удалённый репризиторий.</w:t>
       </w:r>
     </w:p>
     <w:p>
@@ -2833,7 +2709,7 @@
       <w:pPr>
         <w:pStyle w:val="1"/>
         <w:rPr>
-          <w:lang w:val="en-US" w:eastAsia="ru-RU"/>
+          <w:lang w:eastAsia="ru-RU"/>
         </w:rPr>
       </w:pPr>
       <w:bookmarkStart w:id="8" w:name="_Toc229937649"/>
@@ -3065,13 +2941,7 @@
         <w:rPr>
           <w:lang w:eastAsia="ru-RU"/>
         </w:rPr>
-        <w:t>диаграмма компоненто</w:t>
-      </w:r>
-      <w:r>
-        <w:rPr>
-          <w:lang w:eastAsia="ru-RU"/>
-        </w:rPr>
-        <w:t>в.</w:t>
+        <w:t>диаграмма компонентов.</w:t>
       </w:r>
     </w:p>
     <w:p>
@@ -3096,21 +2966,7 @@
           <w:lang w:eastAsia="ru-RU"/>
         </w:rPr>
         <w:lastRenderedPageBreak/>
-        <w:t xml:space="preserve">безопасности. Далее данная задача была добавлена в </w:t>
-      </w:r>
-      <w:proofErr w:type="spellStart"/>
-      <w:r>
-        <w:rPr>
-          <w:lang w:eastAsia="ru-RU"/>
-        </w:rPr>
-        <w:t>канбан</w:t>
-      </w:r>
-      <w:proofErr w:type="spellEnd"/>
-      <w:r>
-        <w:rPr>
-          <w:lang w:eastAsia="ru-RU"/>
-        </w:rPr>
-        <w:t xml:space="preserve"> доску</w:t>
+        <w:t>безопасности. Далее данная задача была добавлена в канбан доску</w:t>
       </w:r>
       <w:r>
         <w:rPr>
@@ -3192,24 +3048,29 @@
       <w:r>
         <w:t xml:space="preserve">Рисунок </w:t>
       </w:r>
-      <w:fldSimple w:instr=" SEQ Рисунок \* ARABIC ">
-        <w:r>
-          <w:rPr>
-            <w:noProof/>
-          </w:rPr>
-          <w:t>4</w:t>
-        </w:r>
-      </w:fldSimple>
-      <w:r>
-        <w:t xml:space="preserve">. Задача на создание диаграмм на </w:t>
-      </w:r>
-      <w:proofErr w:type="spellStart"/>
-      <w:r>
-        <w:t>канбан</w:t>
-      </w:r>
-      <w:proofErr w:type="spellEnd"/>
-      <w:r>
-        <w:t xml:space="preserve"> доске</w:t>
+      <w:r>
+        <w:fldChar w:fldCharType="begin"/>
+      </w:r>
+      <w:r>
+        <w:instrText xml:space="preserve"> SEQ Рисунок \* ARABIC </w:instrText>
+      </w:r>
+      <w:r>
+        <w:fldChar w:fldCharType="separate"/>
+      </w:r>
+      <w:r>
+        <w:rPr>
+          <w:noProof/>
+        </w:rPr>
+        <w:t>4</w:t>
+      </w:r>
+      <w:r>
+        <w:rPr>
+          <w:noProof/>
+        </w:rPr>
+        <w:fldChar w:fldCharType="end"/>
+      </w:r>
+      <w:r>
+        <w:t>. Задача на создание диаграмм на канбан доске</w:t>
       </w:r>
     </w:p>
     <w:p>
@@ -3290,15 +3151,7 @@
       </w:r>
       <w:r>
         <w:lastRenderedPageBreak/>
-        <w:t xml:space="preserve">полезных локальных приложений, конвертация валют, подсчёт добавочного налога на покупку, установка лимита трат на поездку, учёт расходов с привязкой к карте, получение пороговых уведомлений о перерасходе, получение </w:t>
-      </w:r>
-      <w:proofErr w:type="spellStart"/>
-      <w:r>
-        <w:t>push</w:t>
-      </w:r>
-      <w:proofErr w:type="spellEnd"/>
-      <w:r>
-        <w:t>-уведомлений об опасности (протесты, стихийных бедствиях), оплата покупки с интеграцией платёжных систем.</w:t>
+        <w:t>полезных локальных приложений, конвертация валют, подсчёт добавочного налога на покупку, установка лимита трат на поездку, учёт расходов с привязкой к карте, получение пороговых уведомлений о перерасходе, получение push-уведомлений об опасности (протесты, стихийных бедствиях), оплата покупки с интеграцией платёжных систем.</w:t>
       </w:r>
     </w:p>
     <w:p>
@@ -3318,15 +3171,7 @@
     </w:p>
     <w:p>
       <w:r>
-        <w:t xml:space="preserve">Далее разберём установку лимита трат: для того, чтобы получать уведомления о перерасходе, пользователь должен сначала установить лимит (связь включения). Сам учёт расходов включается в установку лимита, потому что без отслеживания трат уведомления не имеют смысла (связь включения). Получение уведомления о перерасходе </w:t>
-      </w:r>
-      <w:proofErr w:type="gramStart"/>
-      <w:r>
-        <w:t>- это</w:t>
-      </w:r>
-      <w:proofErr w:type="gramEnd"/>
-      <w:r>
-        <w:t xml:space="preserve"> расширение учёта расходов, так как пользователь может превысить лимит, а может и не превысить (связь расширения).</w:t>
+        <w:t>Далее разберём установку лимита трат: для того, чтобы получать уведомления о перерасходе, пользователь должен сначала установить лимит (связь включения). Сам учёт расходов включается в установку лимита, потому что без отслеживания трат уведомления не имеют смысла (связь включения). Получение уведомления о перерасходе - это расширение учёта расходов, так как пользователь может превысить лимит, а может и не превысить (связь расширения).</w:t>
       </w:r>
     </w:p>
     <w:p>
@@ -3403,14 +3248,27 @@
       <w:r>
         <w:t xml:space="preserve">Рисунок </w:t>
       </w:r>
-      <w:fldSimple w:instr=" SEQ Рисунок \* ARABIC ">
-        <w:r>
-          <w:rPr>
-            <w:noProof/>
-          </w:rPr>
-          <w:t>5</w:t>
-        </w:r>
-      </w:fldSimple>
+      <w:r>
+        <w:fldChar w:fldCharType="begin"/>
+      </w:r>
+      <w:r>
+        <w:instrText xml:space="preserve"> SEQ Рисунок \* ARABIC </w:instrText>
+      </w:r>
+      <w:r>
+        <w:fldChar w:fldCharType="separate"/>
+      </w:r>
+      <w:r>
+        <w:rPr>
+          <w:noProof/>
+        </w:rPr>
+        <w:t>5</w:t>
+      </w:r>
+      <w:r>
+        <w:rPr>
+          <w:noProof/>
+        </w:rPr>
+        <w:fldChar w:fldCharType="end"/>
+      </w:r>
       <w:r>
         <w:t>. Диаграмма использования для системы ГПС</w:t>
       </w:r>
@@ -3444,167 +3302,47 @@
     <w:p>
       <w:r>
         <w:lastRenderedPageBreak/>
-        <w:t xml:space="preserve">Клиент. Атрибуты: активность (активен/неактивен); операции: создать </w:t>
-      </w:r>
-      <w:proofErr w:type="gramStart"/>
-      <w:r>
-        <w:t>поездку(</w:t>
-      </w:r>
-      <w:proofErr w:type="gramEnd"/>
-      <w:r>
-        <w:t xml:space="preserve">). Связан с классом Пользователь обобщением (наследованием), </w:t>
-      </w:r>
-      <w:proofErr w:type="gramStart"/>
-      <w:r>
-        <w:t>т.к</w:t>
-      </w:r>
-      <w:proofErr w:type="gramEnd"/>
-      <w:r>
-        <w:t xml:space="preserve"> клиент является частным случаем пользователя, а также с классом Поездка агрегацией, т.к клиент может иметь несколько поездок, но поездка не может существовать без клиента.</w:t>
-      </w:r>
-    </w:p>
-    <w:p>
-      <w:r>
-        <w:t xml:space="preserve">Пользователь. Атрибуты: </w:t>
-      </w:r>
-      <w:proofErr w:type="spellStart"/>
-      <w:r>
-        <w:t>email</w:t>
-      </w:r>
-      <w:proofErr w:type="spellEnd"/>
-      <w:r>
-        <w:t>, пароль, имя, фамилия, отчество, телефон. Выступает в роли базового класса для Клиента и Администратора.</w:t>
-      </w:r>
-    </w:p>
-    <w:p>
-      <w:r>
-        <w:t xml:space="preserve">Администратор. Атрибуты: уровень доступа. Операции: настройка </w:t>
-      </w:r>
-      <w:proofErr w:type="gramStart"/>
-      <w:r>
-        <w:t>API(</w:t>
-      </w:r>
-      <w:proofErr w:type="gramEnd"/>
-      <w:r>
-        <w:t xml:space="preserve">), добавление стран(). Связан с классом Внешний API ассоциацией, </w:t>
-      </w:r>
-      <w:proofErr w:type="gramStart"/>
-      <w:r>
-        <w:t>т.к</w:t>
-      </w:r>
-      <w:proofErr w:type="gramEnd"/>
-      <w:r>
-        <w:t xml:space="preserve"> администратор настраивает API для получения данных.</w:t>
-      </w:r>
-    </w:p>
-    <w:p>
-      <w:r>
-        <w:t xml:space="preserve">Поездка. Атрибуты: дата начала, дата окончания. Операции: рассчитать количество </w:t>
-      </w:r>
-      <w:proofErr w:type="gramStart"/>
-      <w:r>
-        <w:t>дней(</w:t>
-      </w:r>
-      <w:proofErr w:type="gramEnd"/>
-      <w:r>
-        <w:t xml:space="preserve">). Связан агрегацией с классом Страна, </w:t>
-      </w:r>
-      <w:proofErr w:type="gramStart"/>
-      <w:r>
-        <w:t>т.к</w:t>
-      </w:r>
-      <w:proofErr w:type="gramEnd"/>
-      <w:r>
-        <w:t xml:space="preserve"> поездка привязана к определённой стране, и страна может существовать отдельно от поездки. Связан композицией с классом Бюджет так как бюджет не может существовать без поездки.</w:t>
-      </w:r>
-    </w:p>
-    <w:p>
-      <w:r>
-        <w:t xml:space="preserve">Бюджет. Атрибуты: сумма, ограничение на день. Операции: получить пороговое </w:t>
-      </w:r>
-      <w:proofErr w:type="gramStart"/>
-      <w:r>
-        <w:t>уведомление(</w:t>
-      </w:r>
-      <w:proofErr w:type="gramEnd"/>
-      <w:r>
-        <w:t>), получить уведомление о превышении лимита().</w:t>
-      </w:r>
-    </w:p>
-    <w:p>
-      <w:r>
-        <w:t xml:space="preserve">Страна. Атрибуты: название, язык, валюта. Операции: получить уровень </w:t>
-      </w:r>
-      <w:proofErr w:type="gramStart"/>
-      <w:r>
-        <w:t>опасности(</w:t>
-      </w:r>
-      <w:proofErr w:type="gramEnd"/>
-      <w:r>
-        <w:t xml:space="preserve">). Связан композицией с классами Словарик и </w:t>
-      </w:r>
-      <w:proofErr w:type="gramStart"/>
-      <w:r>
-        <w:t>Локальное приложение</w:t>
-      </w:r>
-      <w:proofErr w:type="gramEnd"/>
-      <w:r>
-        <w:t xml:space="preserve"> и Статья (страна имеет набор статей, и без страны статьи </w:t>
-      </w:r>
-      <w:proofErr w:type="spellStart"/>
-      <w:r>
-        <w:t>ненужны</w:t>
-      </w:r>
-      <w:proofErr w:type="spellEnd"/>
-      <w:r>
-        <w:t>). Также связан ассоциацией с классом Внешний API для получения данных о стране.</w:t>
-      </w:r>
-    </w:p>
-    <w:p>
-      <w:r>
-        <w:t xml:space="preserve">Внешний API. Атрибуты: код, URL. Операции: получить </w:t>
-      </w:r>
-      <w:proofErr w:type="gramStart"/>
-      <w:r>
-        <w:t>данные(</w:t>
-      </w:r>
-      <w:proofErr w:type="gramEnd"/>
-      <w:r>
-        <w:t xml:space="preserve">). Связан обобщением с классами API новостей, API валют и Платежный API, </w:t>
-      </w:r>
-      <w:proofErr w:type="gramStart"/>
-      <w:r>
-        <w:t>т.к</w:t>
-      </w:r>
-      <w:proofErr w:type="gramEnd"/>
-      <w:r>
-        <w:t xml:space="preserve"> они являются частными случаями внешнего API.</w:t>
-      </w:r>
-    </w:p>
-    <w:p>
-      <w:r>
-        <w:t xml:space="preserve">Статья. Атрибуты: название, ссылка. Связана композицией со страной, </w:t>
-      </w:r>
-      <w:proofErr w:type="gramStart"/>
-      <w:r>
-        <w:t>т.к</w:t>
-      </w:r>
-      <w:proofErr w:type="gramEnd"/>
-      <w:r>
-        <w:t xml:space="preserve"> без страны статья не имеет смысла.</w:t>
-      </w:r>
-    </w:p>
-    <w:p>
-      <w:r>
-        <w:t xml:space="preserve">Словарик. Атрибуты: исходный язык, дата обновления. Связан композицией с классом Фраза, </w:t>
-      </w:r>
-      <w:proofErr w:type="gramStart"/>
-      <w:r>
-        <w:t>т.к</w:t>
-      </w:r>
-      <w:proofErr w:type="gramEnd"/>
-      <w:r>
-        <w:t xml:space="preserve"> фразы являются частью словарика и не могут существовать без него.</w:t>
+        <w:t>Клиент. Атрибуты: активность (активен/неактивен); операции: создать поездку(). Связан с классом Пользователь обобщением (наследованием), т.к клиент является частным случаем пользователя, а также с классом Поездка агрегацией, т.к клиент может иметь несколько поездок, но поездка не может существовать без клиента.</w:t>
+      </w:r>
+    </w:p>
+    <w:p>
+      <w:r>
+        <w:t>Пользователь. Атрибуты: email, пароль, имя, фамилия, отчество, телефон. Выступает в роли базового класса для Клиента и Администратора.</w:t>
+      </w:r>
+    </w:p>
+    <w:p>
+      <w:r>
+        <w:t>Администратор. Атрибуты: уровень доступа. Операции: настройка API(), добавление стран(). Связан с классом Внешний API ассоциацией, т.к администратор настраивает API для получения данных.</w:t>
+      </w:r>
+    </w:p>
+    <w:p>
+      <w:r>
+        <w:t>Поездка. Атрибуты: дата начала, дата окончания. Операции: рассчитать количество дней(). Связан агрегацией с классом Страна, т.к поездка привязана к определённой стране, и страна может существовать отдельно от поездки. Связан композицией с классом Бюджет так как бюджет не может существовать без поездки.</w:t>
+      </w:r>
+    </w:p>
+    <w:p>
+      <w:r>
+        <w:t>Бюджет. Атрибуты: сумма, ограничение на день. Операции: получить пороговое уведомление(), получить уведомление о превышении лимита().</w:t>
+      </w:r>
+    </w:p>
+    <w:p>
+      <w:r>
+        <w:t>Страна. Атрибуты: название, язык, валюта. Операции: получить уровень опасности(). Связан композицией с классами Словарик и Локальное приложение и Статья (страна имеет набор статей, и без страны статьи ненужны). Также связан ассоциацией с классом Внешний API для получения данных о стране.</w:t>
+      </w:r>
+    </w:p>
+    <w:p>
+      <w:r>
+        <w:t>Внешний API. Атрибуты: код, URL. Операции: получить данные(). Связан обобщением с классами API новостей, API валют и Платежный API, т.к они являются частными случаями внешнего API.</w:t>
+      </w:r>
+    </w:p>
+    <w:p>
+      <w:r>
+        <w:t>Статья. Атрибуты: название, ссылка. Связана композицией со страной, т.к без страны статья не имеет смысла.</w:t>
+      </w:r>
+    </w:p>
+    <w:p>
+      <w:r>
+        <w:t>Словарик. Атрибуты: исходный язык, дата обновления. Связан композицией с классом Фраза, т.к фразы являются частью словарика и не могут существовать без него.</w:t>
       </w:r>
     </w:p>
     <w:p>
@@ -3615,15 +3353,7 @@
     </w:p>
     <w:p>
       <w:r>
-        <w:t>Локальное приложение. Атрибуты: наименование, описание, логотип. Связано композицией со страной (</w:t>
-      </w:r>
-      <w:proofErr w:type="gramStart"/>
-      <w:r>
-        <w:t>т.к</w:t>
-      </w:r>
-      <w:proofErr w:type="gramEnd"/>
-      <w:r>
-        <w:t xml:space="preserve"> локальные приложения для страны не нужны без неё).</w:t>
+        <w:t>Локальное приложение. Атрибуты: наименование, описание, логотип. Связано композицией со страной (т.к локальные приложения для страны не нужны без неё).</w:t>
       </w:r>
     </w:p>
     <w:p>
@@ -3687,14 +3417,27 @@
       <w:r>
         <w:t xml:space="preserve">Рисунок </w:t>
       </w:r>
-      <w:fldSimple w:instr=" SEQ Рисунок \* ARABIC ">
-        <w:r>
-          <w:rPr>
-            <w:noProof/>
-          </w:rPr>
-          <w:t>6</w:t>
-        </w:r>
-      </w:fldSimple>
+      <w:r>
+        <w:fldChar w:fldCharType="begin"/>
+      </w:r>
+      <w:r>
+        <w:instrText xml:space="preserve"> SEQ Рисунок \* ARABIC </w:instrText>
+      </w:r>
+      <w:r>
+        <w:fldChar w:fldCharType="separate"/>
+      </w:r>
+      <w:r>
+        <w:rPr>
+          <w:noProof/>
+        </w:rPr>
+        <w:t>6</w:t>
+      </w:r>
+      <w:r>
+        <w:rPr>
+          <w:noProof/>
+        </w:rPr>
+        <w:fldChar w:fldCharType="end"/>
+      </w:r>
       <w:r>
         <w:t>. Диаграмма классов для системы ГПС</w:t>
       </w:r>
@@ -3787,14 +3530,27 @@
       <w:r>
         <w:t xml:space="preserve">Рисунок </w:t>
       </w:r>
-      <w:fldSimple w:instr=" SEQ Рисунок \* ARABIC ">
-        <w:r>
-          <w:rPr>
-            <w:noProof/>
-          </w:rPr>
-          <w:t>7</w:t>
-        </w:r>
-      </w:fldSimple>
+      <w:r>
+        <w:fldChar w:fldCharType="begin"/>
+      </w:r>
+      <w:r>
+        <w:instrText xml:space="preserve"> SEQ Рисунок \* ARABIC </w:instrText>
+      </w:r>
+      <w:r>
+        <w:fldChar w:fldCharType="separate"/>
+      </w:r>
+      <w:r>
+        <w:rPr>
+          <w:noProof/>
+        </w:rPr>
+        <w:t>7</w:t>
+      </w:r>
+      <w:r>
+        <w:rPr>
+          <w:noProof/>
+        </w:rPr>
+        <w:fldChar w:fldCharType="end"/>
+      </w:r>
       <w:r>
         <w:t>. Диаграмма деятельности управления бюджетом</w:t>
       </w:r>
@@ -3803,9 +3559,9 @@
       <w:pPr>
         <w:pStyle w:val="2"/>
       </w:pPr>
-      <w:bookmarkStart w:id="19" w:name="_Hlk229866844"/>
-      <w:bookmarkStart w:id="20" w:name="_Toc229991869"/>
-      <w:bookmarkStart w:id="21" w:name="_Toc229991896"/>
+      <w:bookmarkStart w:id="19" w:name="_Toc229991869"/>
+      <w:bookmarkStart w:id="20" w:name="_Toc229991896"/>
+      <w:bookmarkStart w:id="21" w:name="_Hlk229866844"/>
       <w:r>
         <w:lastRenderedPageBreak/>
         <w:t>2.</w:t>
@@ -3819,10 +3575,10 @@
       <w:r>
         <w:t>Диаграмма коммуникаций объектов компонента управление бюджетом</w:t>
       </w:r>
+      <w:bookmarkEnd w:id="19"/>
       <w:bookmarkEnd w:id="20"/>
-      <w:bookmarkEnd w:id="21"/>
-    </w:p>
-    <w:bookmarkEnd w:id="19"/>
+    </w:p>
+    <w:bookmarkEnd w:id="21"/>
     <w:p>
       <w:r>
         <w:t>Процесс начинается в момент, когда клиент хочет зафиксировать новый расход во время поездки. Для этого клиент через интерфейс инициирует действие «Добавить расход», передавая сумму расхода. Интерфейс принимает это действие и формирует запрос к серверу на запись расхода, передавая сумму.</w:t>
@@ -3900,14 +3656,27 @@
       <w:r>
         <w:t xml:space="preserve">Рисунок </w:t>
       </w:r>
-      <w:fldSimple w:instr=" SEQ Рисунок \* ARABIC ">
-        <w:r>
-          <w:rPr>
-            <w:noProof/>
-          </w:rPr>
-          <w:t>8</w:t>
-        </w:r>
-      </w:fldSimple>
+      <w:r>
+        <w:fldChar w:fldCharType="begin"/>
+      </w:r>
+      <w:r>
+        <w:instrText xml:space="preserve"> SEQ Рисунок \* ARABIC </w:instrText>
+      </w:r>
+      <w:r>
+        <w:fldChar w:fldCharType="separate"/>
+      </w:r>
+      <w:r>
+        <w:rPr>
+          <w:noProof/>
+        </w:rPr>
+        <w:t>8</w:t>
+      </w:r>
+      <w:r>
+        <w:rPr>
+          <w:noProof/>
+        </w:rPr>
+        <w:fldChar w:fldCharType="end"/>
+      </w:r>
       <w:r>
         <w:t xml:space="preserve">. </w:t>
       </w:r>
@@ -4022,14 +3791,27 @@
       <w:r>
         <w:t xml:space="preserve">Рисунок </w:t>
       </w:r>
-      <w:fldSimple w:instr=" SEQ Рисунок \* ARABIC ">
-        <w:r>
-          <w:rPr>
-            <w:noProof/>
-          </w:rPr>
-          <w:t>9</w:t>
-        </w:r>
-      </w:fldSimple>
+      <w:r>
+        <w:fldChar w:fldCharType="begin"/>
+      </w:r>
+      <w:r>
+        <w:instrText xml:space="preserve"> SEQ Рисунок \* ARABIC </w:instrText>
+      </w:r>
+      <w:r>
+        <w:fldChar w:fldCharType="separate"/>
+      </w:r>
+      <w:r>
+        <w:rPr>
+          <w:noProof/>
+        </w:rPr>
+        <w:t>9</w:t>
+      </w:r>
+      <w:r>
+        <w:rPr>
+          <w:noProof/>
+        </w:rPr>
+        <w:fldChar w:fldCharType="end"/>
+      </w:r>
       <w:r>
         <w:t>. Диаграмма последовательности</w:t>
       </w:r>
@@ -4134,14 +3916,27 @@
       <w:r>
         <w:t xml:space="preserve">Рисунок </w:t>
       </w:r>
-      <w:fldSimple w:instr=" SEQ Рисунок \* ARABIC ">
-        <w:r>
-          <w:rPr>
-            <w:noProof/>
-          </w:rPr>
-          <w:t>10</w:t>
-        </w:r>
-      </w:fldSimple>
+      <w:r>
+        <w:fldChar w:fldCharType="begin"/>
+      </w:r>
+      <w:r>
+        <w:instrText xml:space="preserve"> SEQ Рисунок \* ARABIC </w:instrText>
+      </w:r>
+      <w:r>
+        <w:fldChar w:fldCharType="separate"/>
+      </w:r>
+      <w:r>
+        <w:rPr>
+          <w:noProof/>
+        </w:rPr>
+        <w:t>10</w:t>
+      </w:r>
+      <w:r>
+        <w:rPr>
+          <w:noProof/>
+        </w:rPr>
+        <w:fldChar w:fldCharType="end"/>
+      </w:r>
       <w:r>
         <w:t xml:space="preserve">. </w:t>
       </w:r>
@@ -4181,28 +3976,12 @@
     </w:p>
     <w:p>
       <w:r>
-        <w:t xml:space="preserve">Сервер выполняет проверку уникальности электронной почты в базе данных. Если указанный </w:t>
-      </w:r>
-      <w:proofErr w:type="spellStart"/>
-      <w:r>
-        <w:t>email</w:t>
-      </w:r>
-      <w:proofErr w:type="spellEnd"/>
-      <w:r>
-        <w:t xml:space="preserve"> уже зарегистрирован, база данных возвращает соответствующий ответ, и система отображает клиенту сообщение об ошибке: «Пользователь уже зарегистрирован». После этого процесс возвращается к этапу заполнения формы регистрации.</w:t>
-      </w:r>
-    </w:p>
-    <w:p>
-      <w:r>
-        <w:t xml:space="preserve">Если </w:t>
-      </w:r>
-      <w:proofErr w:type="spellStart"/>
-      <w:r>
-        <w:t>email</w:t>
-      </w:r>
-      <w:proofErr w:type="spellEnd"/>
-      <w:r>
-        <w:t xml:space="preserve"> не найден в базе данных, система переходит к сохранению нового пользователя. Сервер сохраняет учётные данные клиента в базе данных, после чего получает подтверждение об успешном сохранении. Затем система отображает клиенту сообщение об успешной регистрации в пользовательском интерфейсе. На этом процесс завершается.</w:t>
+        <w:t>Сервер выполняет проверку уникальности электронной почты в базе данных. Если указанный email уже зарегистрирован, база данных возвращает соответствующий ответ, и система отображает клиенту сообщение об ошибке: «Пользователь уже зарегистрирован». После этого процесс возвращается к этапу заполнения формы регистрации.</w:t>
+      </w:r>
+    </w:p>
+    <w:p>
+      <w:r>
+        <w:t>Если email не найден в базе данных, система переходит к сохранению нового пользователя. Сервер сохраняет учётные данные клиента в базе данных, после чего получает подтверждение об успешном сохранении. Затем система отображает клиенту сообщение об успешной регистрации в пользовательском интерфейсе. На этом процесс завершается.</w:t>
       </w:r>
     </w:p>
     <w:p>
@@ -4257,14 +4036,27 @@
       <w:r>
         <w:t xml:space="preserve">Рисунок </w:t>
       </w:r>
-      <w:fldSimple w:instr=" SEQ Рисунок \* ARABIC ">
-        <w:r>
-          <w:rPr>
-            <w:noProof/>
-          </w:rPr>
-          <w:t>11</w:t>
-        </w:r>
-      </w:fldSimple>
+      <w:r>
+        <w:fldChar w:fldCharType="begin"/>
+      </w:r>
+      <w:r>
+        <w:instrText xml:space="preserve"> SEQ Рисунок \* ARABIC </w:instrText>
+      </w:r>
+      <w:r>
+        <w:fldChar w:fldCharType="separate"/>
+      </w:r>
+      <w:r>
+        <w:rPr>
+          <w:noProof/>
+        </w:rPr>
+        <w:t>11</w:t>
+      </w:r>
+      <w:r>
+        <w:rPr>
+          <w:noProof/>
+        </w:rPr>
+        <w:fldChar w:fldCharType="end"/>
+      </w:r>
       <w:r>
         <w:t xml:space="preserve">. </w:t>
       </w:r>
@@ -4276,9 +4068,9 @@
       <w:pPr>
         <w:pStyle w:val="2"/>
       </w:pPr>
-      <w:bookmarkStart w:id="28" w:name="_Hlk229871420"/>
-      <w:bookmarkStart w:id="29" w:name="_Toc229991873"/>
-      <w:bookmarkStart w:id="30" w:name="_Toc229991900"/>
+      <w:bookmarkStart w:id="28" w:name="_Toc229991873"/>
+      <w:bookmarkStart w:id="29" w:name="_Toc229991900"/>
+      <w:bookmarkStart w:id="30" w:name="_Hlk229871420"/>
       <w:r>
         <w:lastRenderedPageBreak/>
         <w:t>2.</w:t>
@@ -4298,42 +4090,18 @@
       <w:r>
         <w:t xml:space="preserve"> пользователя</w:t>
       </w:r>
+      <w:bookmarkEnd w:id="28"/>
       <w:bookmarkEnd w:id="29"/>
-      <w:bookmarkEnd w:id="30"/>
-    </w:p>
-    <w:bookmarkEnd w:id="28"/>
-    <w:p>
-      <w:r>
-        <w:t xml:space="preserve">Для начала пользователь вводит свой </w:t>
-      </w:r>
-      <w:proofErr w:type="spellStart"/>
-      <w:r>
-        <w:t>email</w:t>
-      </w:r>
-      <w:proofErr w:type="spellEnd"/>
-      <w:r>
-        <w:t xml:space="preserve"> и пароль в интерфейсе. Данные передаются через интерфейс на сервер, где происходит проверка учётных данных. Сервер выполняет внутреннее действие - сверяет введённый </w:t>
-      </w:r>
-      <w:proofErr w:type="spellStart"/>
-      <w:r>
-        <w:t>email</w:t>
-      </w:r>
-      <w:proofErr w:type="spellEnd"/>
-      <w:r>
-        <w:t xml:space="preserve"> и пароль с данными, хранящимися в базе.</w:t>
-      </w:r>
-    </w:p>
-    <w:p>
-      <w:r>
-        <w:t xml:space="preserve">Если введённые данные не верны, сервер возвращает интерфейсу сообщение об ошибке авторизации. Интерфейс отображает пользователю ошибку с текстом «Неверный </w:t>
-      </w:r>
-      <w:proofErr w:type="spellStart"/>
-      <w:r>
-        <w:t>email</w:t>
-      </w:r>
-      <w:proofErr w:type="spellEnd"/>
-      <w:r>
-        <w:t xml:space="preserve"> или пароль», после чего пользователь возвращается к шагу ввода данных.</w:t>
+    </w:p>
+    <w:bookmarkEnd w:id="30"/>
+    <w:p>
+      <w:r>
+        <w:t>Для начала пользователь вводит свой email и пароль в интерфейсе. Данные передаются через интерфейс на сервер, где происходит проверка учётных данных. Сервер выполняет внутреннее действие - сверяет введённый email и пароль с данными, хранящимися в базе.</w:t>
+      </w:r>
+    </w:p>
+    <w:p>
+      <w:r>
+        <w:t>Если введённые данные не верны, сервер возвращает интерфейсу сообщение об ошибке авторизации. Интерфейс отображает пользователю ошибку с текстом «Неверный email или пароль», после чего пользователь возвращается к шагу ввода данных.</w:t>
       </w:r>
     </w:p>
     <w:p>
@@ -4401,14 +4169,27 @@
       <w:r>
         <w:t xml:space="preserve">Рисунок </w:t>
       </w:r>
-      <w:fldSimple w:instr=" SEQ Рисунок \* ARABIC ">
-        <w:r>
-          <w:rPr>
-            <w:noProof/>
-          </w:rPr>
-          <w:t>12</w:t>
-        </w:r>
-      </w:fldSimple>
+      <w:r>
+        <w:fldChar w:fldCharType="begin"/>
+      </w:r>
+      <w:r>
+        <w:instrText xml:space="preserve"> SEQ Рисунок \* ARABIC </w:instrText>
+      </w:r>
+      <w:r>
+        <w:fldChar w:fldCharType="separate"/>
+      </w:r>
+      <w:r>
+        <w:rPr>
+          <w:noProof/>
+        </w:rPr>
+        <w:t>12</w:t>
+      </w:r>
+      <w:r>
+        <w:rPr>
+          <w:noProof/>
+        </w:rPr>
+        <w:fldChar w:fldCharType="end"/>
+      </w:r>
       <w:r>
         <w:t xml:space="preserve">. </w:t>
       </w:r>
@@ -4435,23 +4216,7 @@
     </w:p>
     <w:p>
       <w:r>
-        <w:t xml:space="preserve">Первым шагом данная задача была добавлена на </w:t>
-      </w:r>
-      <w:proofErr w:type="spellStart"/>
-      <w:r>
-        <w:t>канбан</w:t>
-      </w:r>
-      <w:proofErr w:type="spellEnd"/>
-      <w:r>
-        <w:t xml:space="preserve">-доску, где для неё были выделены следующие подзадачи: создание </w:t>
-      </w:r>
-      <w:proofErr w:type="spellStart"/>
-      <w:r>
-        <w:t>выкраски</w:t>
-      </w:r>
-      <w:proofErr w:type="spellEnd"/>
-      <w:r>
-        <w:t xml:space="preserve"> (подбор цветовой палитры), выбор цветового оформления интерфейса и создание логотипа</w:t>
+        <w:t>Первым шагом данная задача была добавлена на канбан-доску, где для неё были выделены следующие подзадачи: создание выкраски (подбор цветовой палитры), выбор цветового оформления интерфейса и создание логотипа</w:t>
       </w:r>
       <w:r>
         <w:t>.</w:t>
@@ -4464,6 +4229,9 @@
         <w:jc w:val="center"/>
       </w:pPr>
       <w:r>
+        <w:rPr>
+          <w:noProof/>
+        </w:rPr>
         <w:drawing>
           <wp:inline distT="0" distB="0" distL="0" distR="0" wp14:anchorId="37040EF1" wp14:editId="2141100E">
             <wp:extent cx="4692293" cy="4375150"/>
@@ -4515,29 +4283,34 @@
       <w:r>
         <w:t xml:space="preserve">Рисунок </w:t>
       </w:r>
-      <w:fldSimple w:instr=" SEQ Рисунок \* ARABIC ">
-        <w:r>
-          <w:rPr>
-            <w:noProof/>
-          </w:rPr>
-          <w:t>13</w:t>
-        </w:r>
-      </w:fldSimple>
+      <w:r>
+        <w:fldChar w:fldCharType="begin"/>
+      </w:r>
+      <w:r>
+        <w:instrText xml:space="preserve"> SEQ Рисунок \* ARABIC </w:instrText>
+      </w:r>
+      <w:r>
+        <w:fldChar w:fldCharType="separate"/>
+      </w:r>
+      <w:r>
+        <w:rPr>
+          <w:noProof/>
+        </w:rPr>
+        <w:t>13</w:t>
+      </w:r>
+      <w:r>
+        <w:rPr>
+          <w:noProof/>
+        </w:rPr>
+        <w:fldChar w:fldCharType="end"/>
+      </w:r>
       <w:r>
         <w:t>. Задача разработка дизайна проекта</w:t>
       </w:r>
     </w:p>
     <w:p>
       <w:r>
-        <w:t xml:space="preserve">Для разработки дизайна проектов было создано 6 карточек с различными вариантами </w:t>
-      </w:r>
-      <w:proofErr w:type="spellStart"/>
-      <w:r>
-        <w:t>выкрасок</w:t>
-      </w:r>
-      <w:proofErr w:type="spellEnd"/>
-      <w:r>
-        <w:t xml:space="preserve"> цветовой гаммы, каждая из которых включала 4</w:t>
+        <w:t>Для разработки дизайна проектов было создано 6 карточек с различными вариантами выкрасок цветовой гаммы, каждая из которых включала 4</w:t>
       </w:r>
       <w:r>
         <w:t>-</w:t>
@@ -4603,14 +4376,27 @@
       <w:r>
         <w:t xml:space="preserve">Рисунок </w:t>
       </w:r>
-      <w:fldSimple w:instr=" SEQ Рисунок \* ARABIC ">
-        <w:r>
-          <w:rPr>
-            <w:noProof/>
-          </w:rPr>
-          <w:t>14</w:t>
-        </w:r>
-      </w:fldSimple>
+      <w:r>
+        <w:fldChar w:fldCharType="begin"/>
+      </w:r>
+      <w:r>
+        <w:instrText xml:space="preserve"> SEQ Рисунок \* ARABIC </w:instrText>
+      </w:r>
+      <w:r>
+        <w:fldChar w:fldCharType="separate"/>
+      </w:r>
+      <w:r>
+        <w:rPr>
+          <w:noProof/>
+        </w:rPr>
+        <w:t>14</w:t>
+      </w:r>
+      <w:r>
+        <w:rPr>
+          <w:noProof/>
+        </w:rPr>
+        <w:fldChar w:fldCharType="end"/>
+      </w:r>
       <w:r>
         <w:t>. Цветовая гамма проекта</w:t>
       </w:r>
@@ -4665,23 +4451,7 @@
         <w:ind w:left="0" w:firstLine="709"/>
       </w:pPr>
       <w:r>
-        <w:t>#1F2937 – цвет подвала (</w:t>
-      </w:r>
-      <w:proofErr w:type="spellStart"/>
-      <w:r>
-        <w:t>footer</w:t>
-      </w:r>
-      <w:proofErr w:type="spellEnd"/>
-      <w:r>
-        <w:t>) и шапки (</w:t>
-      </w:r>
-      <w:proofErr w:type="spellStart"/>
-      <w:r>
-        <w:t>header</w:t>
-      </w:r>
-      <w:proofErr w:type="spellEnd"/>
-      <w:r>
-        <w:t>) сайта, а также основного текста;</w:t>
+        <w:t>#1F2937 – цвет подвала (footer) и шапки (header) сайта, а также основного текста;</w:t>
       </w:r>
     </w:p>
     <w:p>
@@ -4764,6 +4534,9 @@
         <w:jc w:val="center"/>
       </w:pPr>
       <w:r>
+        <w:rPr>
+          <w:noProof/>
+        </w:rPr>
         <w:lastRenderedPageBreak/>
         <w:drawing>
           <wp:inline distT="0" distB="0" distL="0" distR="0" wp14:anchorId="5338F69F" wp14:editId="798FD3CA">
@@ -4816,31 +4589,135 @@
       <w:r>
         <w:t xml:space="preserve">Рисунок </w:t>
       </w:r>
+      <w:r>
+        <w:fldChar w:fldCharType="begin"/>
+      </w:r>
+      <w:r>
+        <w:instrText xml:space="preserve"> SEQ Рисунок \* ARABIC </w:instrText>
+      </w:r>
+      <w:r>
+        <w:fldChar w:fldCharType="separate"/>
+      </w:r>
+      <w:r>
+        <w:rPr>
+          <w:noProof/>
+        </w:rPr>
+        <w:t>15</w:t>
+      </w:r>
+      <w:r>
+        <w:rPr>
+          <w:noProof/>
+        </w:rPr>
+        <w:fldChar w:fldCharType="end"/>
+      </w:r>
+      <w:r>
+        <w:t>. Логотип проекта ГПС</w:t>
+      </w:r>
+    </w:p>
+    <w:p>
+      <w:pPr>
+        <w:rPr>
+          <w:rFonts w:cs="Times New Roman"/>
+        </w:rPr>
+      </w:pPr>
+      <w:r>
+        <w:rPr>
+          <w:rFonts w:cs="Times New Roman"/>
+          <w:color w:val="0F1115"/>
+          <w:shd w:val="clear" w:color="auto" w:fill="FFFFFF"/>
+        </w:rPr>
+        <w:t>Таким образом, выбранная цветовая гамма и разработанный логотип формируют целостный визуальный образ приложения, подчёркивая его функциональность (навигация, информация о странах) и обеспечивая удобство восприятия интерфейса.</w:t>
+      </w:r>
+    </w:p>
+    <w:p>
+      <w:pPr>
+        <w:pStyle w:val="2"/>
+      </w:pPr>
+      <w:r>
+        <w:t xml:space="preserve">3.2 Создание </w:t>
+      </w:r>
+      <w:r>
+        <w:rPr>
+          <w:lang w:val="en-US"/>
+        </w:rPr>
+        <w:t xml:space="preserve">ER </w:t>
+      </w:r>
+      <w:r>
+        <w:t>диаграммы.</w:t>
+      </w:r>
+    </w:p>
+    <w:p/>
+    <w:p>
+      <w:pPr>
+        <w:keepNext/>
+        <w:ind w:firstLine="0"/>
+        <w:jc w:val="center"/>
+      </w:pPr>
+      <w:r>
+        <w:lastRenderedPageBreak/>
+        <w:drawing>
+          <wp:inline distT="0" distB="0" distL="0" distR="0" wp14:anchorId="13E3443D" wp14:editId="39C6B235">
+            <wp:extent cx="5939790" cy="6461760"/>
+            <wp:effectExtent l="0" t="0" r="3810" b="0"/>
+            <wp:docPr id="18" name="Рисунок 18"/>
+            <wp:cNvGraphicFramePr>
+              <a:graphicFrameLocks xmlns:a="http://schemas.openxmlformats.org/drawingml/2006/main" noChangeAspect="1"/>
+            </wp:cNvGraphicFramePr>
+            <a:graphic xmlns:a="http://schemas.openxmlformats.org/drawingml/2006/main">
+              <a:graphicData uri="http://schemas.openxmlformats.org/drawingml/2006/picture">
+                <pic:pic xmlns:pic="http://schemas.openxmlformats.org/drawingml/2006/picture">
+                  <pic:nvPicPr>
+                    <pic:cNvPr id="1" name=""/>
+                    <pic:cNvPicPr/>
+                  </pic:nvPicPr>
+                  <pic:blipFill>
+                    <a:blip r:embed="rId23"/>
+                    <a:stretch>
+                      <a:fillRect/>
+                    </a:stretch>
+                  </pic:blipFill>
+                  <pic:spPr>
+                    <a:xfrm>
+                      <a:off x="0" y="0"/>
+                      <a:ext cx="5939790" cy="6461760"/>
+                    </a:xfrm>
+                    <a:prstGeom prst="rect">
+                      <a:avLst/>
+                    </a:prstGeom>
+                  </pic:spPr>
+                </pic:pic>
+              </a:graphicData>
+            </a:graphic>
+          </wp:inline>
+        </w:drawing>
+      </w:r>
+    </w:p>
+    <w:p>
+      <w:pPr>
+        <w:jc w:val="center"/>
+      </w:pPr>
+      <w:r>
+        <w:t xml:space="preserve">Рисунок </w:t>
+      </w:r>
       <w:fldSimple w:instr=" SEQ Рисунок \* ARABIC ">
         <w:r>
           <w:rPr>
             <w:noProof/>
           </w:rPr>
-          <w:t>15</w:t>
+          <w:t>16</w:t>
         </w:r>
       </w:fldSimple>
       <w:r>
-        <w:t>. Логотип проекта ГПС</w:t>
-      </w:r>
-    </w:p>
-    <w:p>
-      <w:pPr>
-        <w:rPr>
-          <w:rFonts w:cs="Times New Roman"/>
-        </w:rPr>
-      </w:pPr>
-      <w:r>
-        <w:rPr>
-          <w:rFonts w:cs="Times New Roman"/>
-          <w:color w:val="0F1115"/>
-          <w:shd w:val="clear" w:color="auto" w:fill="FFFFFF"/>
-        </w:rPr>
-        <w:t>Таким образом, выбранная цветовая гамма и разработанный логотип формируют целостный визуальный образ приложения, подчёркивая его функциональность (навигация, информация о странах) и обеспечивая удобство восприятия интерфейса.</w:t>
+        <w:t xml:space="preserve">. </w:t>
+      </w:r>
+      <w:r>
+        <w:rPr>
+          <w:lang w:val="en-US"/>
+        </w:rPr>
+        <w:t xml:space="preserve">ER </w:t>
+      </w:r>
+      <w:r>
+        <w:t>диаграмма</w:t>
       </w:r>
     </w:p>
     <w:p/>
@@ -4853,9 +4730,6 @@
     <w:p/>
     <w:p/>
     <w:p/>
-    <w:p/>
-    <w:p/>
-    <w:p/>
     <w:p>
       <w:pPr>
         <w:pStyle w:val="aff"/>
@@ -4895,21 +4769,7 @@
         <w:rPr>
           <w:lang w:eastAsia="ru-RU"/>
         </w:rPr>
-        <w:t xml:space="preserve">В ходе учебной практики по ПМ.02 «Осуществление интеграции программных модулей» были успешно освоены ключевые профессиональные компетенции в области проектирования и интеграции программных модулей. На основе анализа проектной и технической документации были разработаны требования к программным модулям информационной системы «Гид по странам» (ГПС), определена концепция проекта и составлено техническое задание. Выполнена интеграция модулей в единое логическое решение, спроектированы UML-диаграммы (вариантов использования, классов, последовательности, коммуникации, деятельности и состояний), описывающие архитектуру и поведение системы. Проведена отладка проектных решений с использованием специализированных программных средств моделирования, разработаны тестовые сценарии для проверки ключевых процессов: регистрации, авторизации, управления бюджетом, добавления расходов и формирования уведомлений. Произведена инспекция компонентов программного обеспечения на предмет соответствия стандартам кодирования и нотации UML. Взаимодействие в рамках практики осуществлялось с использованием </w:t>
-      </w:r>
-      <w:proofErr w:type="spellStart"/>
-      <w:r>
-        <w:rPr>
-          <w:lang w:eastAsia="ru-RU"/>
-        </w:rPr>
-        <w:t>канбан</w:t>
-      </w:r>
-      <w:proofErr w:type="spellEnd"/>
-      <w:r>
-        <w:rPr>
-          <w:lang w:eastAsia="ru-RU"/>
-        </w:rPr>
-        <w:t>-доски для отслеживания этапов работ и распределения задач. Приобретённые навыки позволяют проектировать архитектуру информационных систем, разрабатывать техническую документацию, интегрировать программные модули и тестировать их на соответствие требованиям</w:t>
+        <w:t>В ходе учебной практики по ПМ.02 «Осуществление интеграции программных модулей» были успешно освоены ключевые профессиональные компетенции в области проектирования и интеграции программных модулей. На основе анализа проектной и технической документации были разработаны требования к программным модулям информационной системы «Гид по странам» (ГПС), определена концепция проекта и составлено техническое задание. Выполнена интеграция модулей в единое логическое решение, спроектированы UML-диаграммы (вариантов использования, классов, последовательности, коммуникации, деятельности и состояний), описывающие архитектуру и поведение системы. Проведена отладка проектных решений с использованием специализированных программных средств моделирования, разработаны тестовые сценарии для проверки ключевых процессов: регистрации, авторизации, управления бюджетом, добавления расходов и формирования уведомлений. Произведена инспекция компонентов программного обеспечения на предмет соответствия стандартам кодирования и нотации UML. Взаимодействие в рамках практики осуществлялось с использованием канбан-доски для отслеживания этапов работ и распределения задач. Приобретённые навыки позволяют проектировать архитектуру информационных систем, разрабатывать техническую документацию, интегрировать программные модули и тестировать их на соответствие требованиям</w:t>
       </w:r>
       <w:r>
         <w:rPr>
@@ -5104,29 +4964,30 @@
           <w:bCs/>
           <w:szCs w:val="28"/>
         </w:rPr>
-        <w:t xml:space="preserve"> </w:t>
-      </w:r>
-      <w:proofErr w:type="spellStart"/>
-      <w:r>
+        <w:t xml:space="preserve"> Перевезенцева М.С. 31П</w:t>
+      </w:r>
+    </w:p>
+    <w:p>
+      <w:pPr>
+        <w:jc w:val="right"/>
         <w:rPr>
           <w:rFonts w:eastAsia="Calibri" w:cs="Times New Roman"/>
           <w:bCs/>
           <w:szCs w:val="28"/>
         </w:rPr>
-        <w:t>Перевезенцева</w:t>
-      </w:r>
-      <w:proofErr w:type="spellEnd"/>
+      </w:pPr>
       <w:r>
         <w:rPr>
           <w:rFonts w:eastAsia="Calibri" w:cs="Times New Roman"/>
           <w:bCs/>
           <w:szCs w:val="28"/>
         </w:rPr>
-        <w:t xml:space="preserve"> М.С. 31П</w:t>
-      </w:r>
-    </w:p>
-    <w:p>
-      <w:pPr>
+        <w:t>Александрова А. А 31П</w:t>
+      </w:r>
+    </w:p>
+    <w:p>
+      <w:pPr>
+        <w:spacing w:after="4200"/>
         <w:jc w:val="right"/>
         <w:rPr>
           <w:rFonts w:eastAsia="Calibri" w:cs="Times New Roman"/>
@@ -5137,29 +4998,18 @@
       <w:r>
         <w:rPr>
           <w:rFonts w:eastAsia="Calibri" w:cs="Times New Roman"/>
-          <w:bCs/>
+          <w:b/>
           <w:szCs w:val="28"/>
         </w:rPr>
-        <w:t>Александрова А. А 31П</w:t>
-      </w:r>
-    </w:p>
-    <w:p>
-      <w:pPr>
-        <w:spacing w:after="4200"/>
-        <w:jc w:val="right"/>
+        <w:t>Руководитель</w:t>
+      </w:r>
+      <w:r>
         <w:rPr>
           <w:rFonts w:eastAsia="Calibri" w:cs="Times New Roman"/>
           <w:bCs/>
           <w:szCs w:val="28"/>
         </w:rPr>
-      </w:pPr>
-      <w:r>
-        <w:rPr>
-          <w:rFonts w:eastAsia="Calibri" w:cs="Times New Roman"/>
-          <w:b/>
-          <w:szCs w:val="28"/>
-        </w:rPr>
-        <w:t>Руководитель</w:t>
+        <w:t xml:space="preserve">: </w:t>
       </w:r>
       <w:r>
         <w:rPr>
@@ -5167,25 +5017,7 @@
           <w:bCs/>
           <w:szCs w:val="28"/>
         </w:rPr>
-        <w:t xml:space="preserve">: </w:t>
-      </w:r>
-      <w:proofErr w:type="spellStart"/>
-      <w:r>
-        <w:rPr>
-          <w:rFonts w:eastAsia="Calibri" w:cs="Times New Roman"/>
-          <w:bCs/>
-          <w:szCs w:val="28"/>
-        </w:rPr>
-        <w:t>Мамшева</w:t>
-      </w:r>
-      <w:proofErr w:type="spellEnd"/>
-      <w:r>
-        <w:rPr>
-          <w:rFonts w:eastAsia="Calibri" w:cs="Times New Roman"/>
-          <w:bCs/>
-          <w:szCs w:val="28"/>
-        </w:rPr>
-        <w:t xml:space="preserve"> Ю. С</w:t>
+        <w:t>Мамшева Ю. С</w:t>
       </w:r>
     </w:p>
     <w:p>
@@ -6383,15 +6215,7 @@
         <w:t xml:space="preserve">юридический адрес: </w:t>
       </w:r>
       <w:r>
-        <w:t xml:space="preserve">Нижний Новгород, Большая </w:t>
-      </w:r>
-      <w:proofErr w:type="spellStart"/>
-      <w:r>
-        <w:t>Печёрская</w:t>
-      </w:r>
-      <w:proofErr w:type="spellEnd"/>
-      <w:r>
-        <w:t xml:space="preserve"> улица, 26</w:t>
+        <w:t>Нижний Новгород, Большая Печёрская улица, 26</w:t>
       </w:r>
       <w:r>
         <w:t>;</w:t>
@@ -6435,14 +6259,12 @@
       <w:r>
         <w:t xml:space="preserve"> </w:t>
       </w:r>
-      <w:proofErr w:type="spellStart"/>
       <w:r>
         <w:rPr>
           <w:rStyle w:val="ypks7kbdpwfgdykd3qb9"/>
         </w:rPr>
         <w:t>Сorporation</w:t>
       </w:r>
-      <w:proofErr w:type="spellEnd"/>
       <w:r>
         <w:t xml:space="preserve">» (юридический адрес: </w:t>
       </w:r>
@@ -7588,39 +7410,7 @@
                 <w:sz w:val="24"/>
                 <w:szCs w:val="24"/>
               </w:rPr>
-              <w:t xml:space="preserve">Будет автоматизирован </w:t>
-            </w:r>
-            <w:proofErr w:type="spellStart"/>
-            <w:r>
-              <w:rPr>
-                <w:sz w:val="24"/>
-                <w:szCs w:val="24"/>
-              </w:rPr>
-              <w:t>парсинг</w:t>
-            </w:r>
-            <w:proofErr w:type="spellEnd"/>
-            <w:r>
-              <w:rPr>
-                <w:sz w:val="24"/>
-                <w:szCs w:val="24"/>
-              </w:rPr>
-              <w:t xml:space="preserve"> RSS/API и отправка </w:t>
-            </w:r>
-            <w:proofErr w:type="spellStart"/>
-            <w:r>
-              <w:rPr>
-                <w:sz w:val="24"/>
-                <w:szCs w:val="24"/>
-              </w:rPr>
-              <w:t>push</w:t>
-            </w:r>
-            <w:proofErr w:type="spellEnd"/>
-            <w:r>
-              <w:rPr>
-                <w:sz w:val="24"/>
-                <w:szCs w:val="24"/>
-              </w:rPr>
-              <w:t>-уведомлений</w:t>
+              <w:t>Будет автоматизирован парсинг RSS/API и отправка push-уведомлений</w:t>
             </w:r>
           </w:p>
         </w:tc>
@@ -7711,33 +7501,8 @@
                 <w:sz w:val="24"/>
                 <w:szCs w:val="24"/>
               </w:rPr>
-              <w:t xml:space="preserve">Будет автоматизирована система триггеров: при превышении дневного лимита пользователь получает </w:t>
-            </w:r>
-            <w:proofErr w:type="spellStart"/>
-            <w:r>
-              <w:rPr>
-                <w:sz w:val="24"/>
-                <w:szCs w:val="24"/>
-              </w:rPr>
-              <w:t>push</w:t>
-            </w:r>
-            <w:proofErr w:type="spellEnd"/>
-            <w:r>
-              <w:rPr>
-                <w:sz w:val="24"/>
-                <w:szCs w:val="24"/>
-              </w:rPr>
-              <w:t>/</w:t>
-            </w:r>
-            <w:proofErr w:type="spellStart"/>
-            <w:r>
-              <w:rPr>
-                <w:sz w:val="24"/>
-                <w:szCs w:val="24"/>
-              </w:rPr>
-              <w:t>email</w:t>
-            </w:r>
-            <w:proofErr w:type="spellEnd"/>
+              <w:t>Будет автоматизирована система триггеров: при превышении дневного лимита пользователь получает push/email</w:t>
+            </w:r>
           </w:p>
         </w:tc>
       </w:tr>
@@ -8019,23 +7784,7 @@
                 <w:sz w:val="24"/>
                 <w:szCs w:val="24"/>
               </w:rPr>
-              <w:t xml:space="preserve">Будет автоматизирован </w:t>
-            </w:r>
-            <w:proofErr w:type="spellStart"/>
-            <w:r>
-              <w:rPr>
-                <w:sz w:val="24"/>
-                <w:szCs w:val="24"/>
-              </w:rPr>
-              <w:t>парсинг</w:t>
-            </w:r>
-            <w:proofErr w:type="spellEnd"/>
-            <w:r>
-              <w:rPr>
-                <w:sz w:val="24"/>
-                <w:szCs w:val="24"/>
-              </w:rPr>
-              <w:t xml:space="preserve"> RSS-лент и новостных API с фильтрацией по стране</w:t>
+              <w:t>Будет автоматизирован парсинг RSS-лент и новостных API с фильтрацией по стране</w:t>
             </w:r>
           </w:p>
         </w:tc>
@@ -8213,23 +7962,7 @@
         <w:ind w:left="0" w:firstLine="709"/>
       </w:pPr>
       <w:r>
-        <w:t xml:space="preserve">Подсистема источников данных. Предназначена для автоматизированного сбора, обновления и хранения внешней информации, обеспечивает периодическое получение актуальных курсов валют через открытые API, </w:t>
-      </w:r>
-      <w:proofErr w:type="spellStart"/>
-      <w:r>
-        <w:t>парсинг</w:t>
-      </w:r>
-      <w:proofErr w:type="spellEnd"/>
-      <w:r>
-        <w:t xml:space="preserve"> новостных лент и RSS-каналов (МИД, протесты, стихии) для мониторинга безопасности с отправкой </w:t>
-      </w:r>
-      <w:proofErr w:type="spellStart"/>
-      <w:r>
-        <w:t>push</w:t>
-      </w:r>
-      <w:proofErr w:type="spellEnd"/>
-      <w:r>
-        <w:t>-уведомлений при заходе пользователя в зону риска, а также кеширование статей и контента для офлайн-доступа.</w:t>
+        <w:t>Подсистема источников данных. Предназначена для автоматизированного сбора, обновления и хранения внешней информации, обеспечивает периодическое получение актуальных курсов валют через открытые API, парсинг новостных лент и RSS-каналов (МИД, протесты, стихии) для мониторинга безопасности с отправкой push-уведомлений при заходе пользователя в зону риска, а также кеширование статей и контента для офлайн-доступа.</w:t>
       </w:r>
     </w:p>
     <w:p>
@@ -8356,23 +8089,7 @@
         <w:ind w:left="0" w:firstLine="709"/>
       </w:pPr>
       <w:r>
-        <w:t xml:space="preserve">Для источников данных (API, ленты, статьи): Автоматизированный сбор и обновление курсов валют через открытые API (периодичность — не реже 1 раза в час), </w:t>
-      </w:r>
-      <w:proofErr w:type="spellStart"/>
-      <w:r>
-        <w:t>парсинг</w:t>
-      </w:r>
-      <w:proofErr w:type="spellEnd"/>
-      <w:r>
-        <w:t xml:space="preserve"> новостных лент и RSS-каналов МИД для мониторинга безопасности (протесты, стихии, рекомендации), отправка </w:t>
-      </w:r>
-      <w:proofErr w:type="spellStart"/>
-      <w:r>
-        <w:t>push</w:t>
-      </w:r>
-      <w:proofErr w:type="spellEnd"/>
-      <w:r>
-        <w:t>-уведомлений пользователю при заходе в зону риска, кеширование статей и разговорника для офлайн-доступа, актуализация топа-10 приложений под конкретную страну.</w:t>
+        <w:t>Для источников данных (API, ленты, статьи): Автоматизированный сбор и обновление курсов валют через открытые API (периодичность — не реже 1 раза в час), парсинг новостных лент и RSS-каналов МИД для мониторинга безопасности (протесты, стихии, рекомендации), отправка push-уведомлений пользователю при заходе в зону риска, кеширование статей и разговорника для офлайн-доступа, актуализация топа-10 приложений под конкретную страну.</w:t>
       </w:r>
     </w:p>
     <w:p>
@@ -8389,15 +8106,7 @@
         <w:ind w:left="0" w:firstLine="709"/>
       </w:pPr>
       <w:r>
-        <w:t xml:space="preserve">Для администратора/модератора: Управление контентом по странам (статьи, правила, списки вещей, разговорник, топ-10 приложений), настройка API-ключей для курсов валют и новостных лент, мониторинг корректности </w:t>
-      </w:r>
-      <w:proofErr w:type="spellStart"/>
-      <w:r>
-        <w:t>парсинга</w:t>
-      </w:r>
-      <w:proofErr w:type="spellEnd"/>
-      <w:r>
-        <w:t xml:space="preserve">, просмотр аналитики по популярным странам и запросам </w:t>
+        <w:t xml:space="preserve">Для администратора/модератора: Управление контентом по странам (статьи, правила, списки вещей, разговорник, топ-10 приложений), настройка API-ключей для курсов валют и новостных лент, мониторинг корректности парсинга, просмотр аналитики по популярным странам и запросам </w:t>
       </w:r>
       <w:r>
         <w:lastRenderedPageBreak/>
@@ -8454,15 +8163,7 @@
         <w:ind w:left="0" w:firstLine="709"/>
       </w:pPr>
       <w:r>
-        <w:t xml:space="preserve">Пороговых уведомлений о расходах: Алгоритм отслеживания текущих трат относительно дневного и общего лимита, автоматически рассчитывающий проценты израсходованного бюджета и инициирующий </w:t>
-      </w:r>
-      <w:proofErr w:type="spellStart"/>
-      <w:r>
-        <w:t>push</w:t>
-      </w:r>
-      <w:proofErr w:type="spellEnd"/>
-      <w:r>
-        <w:t>-уведомления при достижении заданных порогов (например, 50%, 80%, 100% от дневного лимита или лимита поездки).</w:t>
+        <w:t>Пороговых уведомлений о расходах: Алгоритм отслеживания текущих трат относительно дневного и общего лимита, автоматически рассчитывающий проценты израсходованного бюджета и инициирующий push-уведомления при достижении заданных порогов (например, 50%, 80%, 100% от дневного лимита или лимита поездки).</w:t>
       </w:r>
     </w:p>
     <w:p>
@@ -8479,15 +8180,7 @@
         <w:ind w:left="0" w:firstLine="709"/>
       </w:pPr>
       <w:r>
-        <w:t xml:space="preserve">Мониторинга безопасности и оценки рисков: Алгоритм анализа новостных лент и RSS-каналов (МИД, локальные СМИ, службы спасения), который на основе частоты упоминания ключевых слов (протесты, стихии, теракты) и геолокации пользователя присваивает территории статус риска («безопасно», «внимание», «опасно») и при необходимости отправляет </w:t>
-      </w:r>
-      <w:proofErr w:type="spellStart"/>
-      <w:r>
-        <w:t>push</w:t>
-      </w:r>
-      <w:proofErr w:type="spellEnd"/>
-      <w:r>
-        <w:t>-уведомление.</w:t>
+        <w:t>Мониторинга безопасности и оценки рисков: Алгоритм анализа новостных лент и RSS-каналов (МИД, локальные СМИ, службы спасения), который на основе частоты упоминания ключевых слов (протесты, стихии, теракты) и геолокации пользователя присваивает территории статус риска («безопасно», «внимание», «опасно») и при необходимости отправляет push-уведомление.</w:t>
       </w:r>
     </w:p>
     <w:p>
@@ -8540,148 +8233,31 @@
     <w:p>
       <w:r>
         <w:lastRenderedPageBreak/>
-        <w:t>Для мобильного приложения (</w:t>
-      </w:r>
-      <w:proofErr w:type="spellStart"/>
-      <w:r>
-        <w:t>Kotlin</w:t>
-      </w:r>
-      <w:proofErr w:type="spellEnd"/>
-      <w:r>
-        <w:t>):</w:t>
-      </w:r>
-    </w:p>
-    <w:p>
-      <w:r>
-        <w:t xml:space="preserve">Серверная часть системы должна работать под управлением ОС семейства Linux (Ubuntu LTS или </w:t>
-      </w:r>
-      <w:proofErr w:type="spellStart"/>
-      <w:r>
-        <w:t>CentOS</w:t>
-      </w:r>
-      <w:proofErr w:type="spellEnd"/>
-      <w:r>
-        <w:t xml:space="preserve">) с использованием </w:t>
-      </w:r>
-      <w:proofErr w:type="spellStart"/>
-      <w:r>
-        <w:t>Docker</w:t>
-      </w:r>
-      <w:proofErr w:type="spellEnd"/>
-      <w:r>
-        <w:t xml:space="preserve"> для контейнеризации, серверное приложение реализуется на фреймворке </w:t>
-      </w:r>
-      <w:proofErr w:type="spellStart"/>
-      <w:r>
-        <w:t>Django</w:t>
-      </w:r>
-      <w:proofErr w:type="spellEnd"/>
-      <w:r>
-        <w:t xml:space="preserve"> (Python) с </w:t>
-      </w:r>
-      <w:proofErr w:type="spellStart"/>
-      <w:r>
-        <w:t>Django</w:t>
-      </w:r>
-      <w:proofErr w:type="spellEnd"/>
-      <w:r>
-        <w:t xml:space="preserve"> REST Framework для построения API, в качестве базы данных используется </w:t>
-      </w:r>
-      <w:proofErr w:type="spellStart"/>
-      <w:r>
-        <w:t>PostgreSQL</w:t>
-      </w:r>
-      <w:proofErr w:type="spellEnd"/>
-      <w:r>
-        <w:t xml:space="preserve">; мобильное клиентское приложение разрабатывается на языке </w:t>
-      </w:r>
-      <w:proofErr w:type="spellStart"/>
-      <w:r>
-        <w:t>Kotlin</w:t>
-      </w:r>
-      <w:proofErr w:type="spellEnd"/>
-      <w:r>
-        <w:t xml:space="preserve"> под платформу </w:t>
-      </w:r>
-      <w:proofErr w:type="spellStart"/>
-      <w:r>
-        <w:t>Android</w:t>
-      </w:r>
-      <w:proofErr w:type="spellEnd"/>
-      <w:r>
-        <w:t xml:space="preserve"> (минимальная версия SDK 26), для офлайн-хранения разговорника, </w:t>
-      </w:r>
-      <w:proofErr w:type="spellStart"/>
-      <w:r>
-        <w:t>кеша</w:t>
-      </w:r>
-      <w:proofErr w:type="spellEnd"/>
-      <w:r>
-        <w:t xml:space="preserve"> курсов и статей используется </w:t>
-      </w:r>
-      <w:proofErr w:type="spellStart"/>
-      <w:r>
-        <w:t>Room</w:t>
-      </w:r>
-      <w:proofErr w:type="spellEnd"/>
-      <w:r>
-        <w:t xml:space="preserve"> Database, а для хранения токена и настроек пользователя </w:t>
+        <w:t>Для мобильного приложения (Kotlin):</w:t>
+      </w:r>
+    </w:p>
+    <w:p>
+      <w:r>
+        <w:t xml:space="preserve">Серверная часть системы должна работать под управлением ОС семейства Linux (Ubuntu LTS или CentOS) с использованием Docker для контейнеризации, серверное приложение реализуется на фреймворке Django (Python) с Django REST Framework для построения API, в качестве базы данных используется PostgreSQL; мобильное клиентское приложение разрабатывается на языке Kotlin под платформу Android (минимальная версия SDK 26), для офлайн-хранения разговорника, кеша курсов и статей используется Room Database, а для хранения токена и настроек пользователя </w:t>
       </w:r>
       <w:r>
         <w:t>-</w:t>
       </w:r>
       <w:r>
-        <w:t xml:space="preserve"> </w:t>
-      </w:r>
-      <w:proofErr w:type="spellStart"/>
-      <w:r>
-        <w:t>DataStore</w:t>
-      </w:r>
-      <w:proofErr w:type="spellEnd"/>
+        <w:t xml:space="preserve"> DataStore</w:t>
+      </w:r>
       <w:r>
         <w:t>.</w:t>
       </w:r>
     </w:p>
     <w:p>
       <w:r>
-        <w:t>Для веб-сайта (</w:t>
-      </w:r>
-      <w:proofErr w:type="spellStart"/>
-      <w:r>
-        <w:t>Django</w:t>
-      </w:r>
-      <w:proofErr w:type="spellEnd"/>
-      <w:r>
-        <w:t>):</w:t>
-      </w:r>
-    </w:p>
-    <w:p>
-      <w:r>
-        <w:t xml:space="preserve">Серверная часть системы должна работать под управлением ОС семейства Linux (Ubuntu LTS или </w:t>
-      </w:r>
-      <w:proofErr w:type="spellStart"/>
-      <w:r>
-        <w:t>CentOS</w:t>
-      </w:r>
-      <w:proofErr w:type="spellEnd"/>
-      <w:r>
-        <w:t xml:space="preserve">) с использованием </w:t>
-      </w:r>
-      <w:proofErr w:type="spellStart"/>
-      <w:r>
-        <w:t>Docker</w:t>
-      </w:r>
-      <w:proofErr w:type="spellEnd"/>
-      <w:r>
-        <w:t xml:space="preserve"> для контейнеризации, веб-приложение разрабатывается на фреймворке </w:t>
-      </w:r>
-      <w:proofErr w:type="spellStart"/>
-      <w:r>
-        <w:t>Django</w:t>
-      </w:r>
-      <w:proofErr w:type="spellEnd"/>
-      <w:r>
-        <w:t xml:space="preserve"> (Python) с использованием SQL</w:t>
+        <w:t>Для веб-сайта (Django):</w:t>
+      </w:r>
+    </w:p>
+    <w:p>
+      <w:r>
+        <w:t>Серверная часть системы должна работать под управлением ОС семейства Linux (Ubuntu LTS или CentOS) с использованием Docker для контейнеризации, веб-приложение разрабатывается на фреймворке Django (Python) с использованием SQL</w:t>
       </w:r>
       <w:r>
         <w:rPr>
@@ -8690,55 +8266,7 @@
         <w:t>Lite</w:t>
       </w:r>
       <w:r>
-        <w:t xml:space="preserve"> в качестве базы данных, асинхронные задачи (</w:t>
-      </w:r>
-      <w:proofErr w:type="spellStart"/>
-      <w:r>
-        <w:t>парсинг</w:t>
-      </w:r>
-      <w:proofErr w:type="spellEnd"/>
-      <w:r>
-        <w:t xml:space="preserve"> курсов валют и новостных лент) выполняются через </w:t>
-      </w:r>
-      <w:proofErr w:type="spellStart"/>
-      <w:r>
-        <w:t>Celery</w:t>
-      </w:r>
-      <w:proofErr w:type="spellEnd"/>
-      <w:r>
-        <w:t xml:space="preserve"> с брокером </w:t>
-      </w:r>
-      <w:proofErr w:type="spellStart"/>
-      <w:r>
-        <w:t>Redis</w:t>
-      </w:r>
-      <w:proofErr w:type="spellEnd"/>
-      <w:r>
-        <w:t xml:space="preserve">, клиентская часть реализована на HTML, CSS и JavaScript с интеграцией через </w:t>
-      </w:r>
-      <w:proofErr w:type="spellStart"/>
-      <w:r>
-        <w:t>Django</w:t>
-      </w:r>
-      <w:proofErr w:type="spellEnd"/>
-      <w:r>
-        <w:t xml:space="preserve"> </w:t>
-      </w:r>
-      <w:proofErr w:type="spellStart"/>
-      <w:r>
-        <w:t>Templates</w:t>
-      </w:r>
-      <w:proofErr w:type="spellEnd"/>
-      <w:r>
-        <w:t xml:space="preserve"> или </w:t>
-      </w:r>
-      <w:proofErr w:type="spellStart"/>
-      <w:r>
-        <w:t>Django</w:t>
-      </w:r>
-      <w:proofErr w:type="spellEnd"/>
-      <w:r>
-        <w:t xml:space="preserve"> REST Framework для SPA-подхода, все данные пользователя (профиль, история поездок, лимиты) хранятся на сервере с шифрованием персональной информации.</w:t>
+        <w:t xml:space="preserve"> в качестве базы данных, асинхронные задачи (парсинг курсов валют и новостных лент) выполняются через Celery с брокером Redis, клиентская часть реализована на HTML, CSS и JavaScript с интеграцией через Django Templates или Django REST Framework для SPA-подхода, все данные пользователя (профиль, история поездок, лимиты) хранятся на сервере с шифрованием персональной информации.</w:t>
       </w:r>
     </w:p>
     <w:p>
@@ -10726,14 +10254,12 @@
       <w:r>
         <w:t xml:space="preserve"> </w:t>
       </w:r>
-      <w:proofErr w:type="spellStart"/>
       <w:r>
         <w:rPr>
           <w:rStyle w:val="ypks7kbdpwfgdykd3qb9"/>
         </w:rPr>
         <w:t>Сorporation</w:t>
       </w:r>
-      <w:proofErr w:type="spellEnd"/>
       <w:r>
         <w:t>».</w:t>
       </w:r>
@@ -10862,15 +10388,7 @@
         <w:t xml:space="preserve"> </w:t>
       </w:r>
       <w:r>
-        <w:t xml:space="preserve">работы </w:t>
-      </w:r>
-      <w:proofErr w:type="spellStart"/>
-      <w:r>
-        <w:t>геопозиционирования</w:t>
-      </w:r>
-      <w:proofErr w:type="spellEnd"/>
-      <w:r>
-        <w:t xml:space="preserve"> и зон риска).</w:t>
+        <w:t>работы геопозиционирования и зон риска).</w:t>
       </w:r>
     </w:p>
     <w:p>
@@ -10937,7 +10455,7 @@
       </w:pPr>
     </w:p>
     <w:sectPr>
-      <w:footerReference w:type="default" r:id="rId23"/>
+      <w:footerReference w:type="default" r:id="rId24"/>
       <w:pgSz w:w="11906" w:h="16838"/>
       <w:pgMar w:top="1134" w:right="851" w:bottom="1134" w:left="1701" w:header="709" w:footer="709" w:gutter="0"/>
       <w:cols w:space="708"/>

--- a/отчет по уп.docx
+++ b/отчет по уп.docx
@@ -262,8 +262,18 @@
           <w:szCs w:val="28"/>
           <w:lang w:eastAsia="ru-RU"/>
         </w:rPr>
-        <w:t>____________ Ю.С. Мамшева</w:t>
-      </w:r>
+        <w:t xml:space="preserve">____________ Ю.С. </w:t>
+      </w:r>
+      <w:proofErr w:type="spellStart"/>
+      <w:r>
+        <w:rPr>
+          <w:rFonts w:eastAsia="Times New Roman" w:cs="Times New Roman"/>
+          <w:szCs w:val="28"/>
+          <w:lang w:eastAsia="ru-RU"/>
+        </w:rPr>
+        <w:t>Мамшева</w:t>
+      </w:r>
+      <w:proofErr w:type="spellEnd"/>
     </w:p>
     <w:p>
       <w:pPr>
@@ -529,7 +539,23 @@
           <w:rFonts w:eastAsia="Times New Roman" w:cs="Times New Roman"/>
           <w:lang w:eastAsia="ru-RU"/>
         </w:rPr>
-        <w:t xml:space="preserve">Руководитель: ___________ Мамшева Ю.С. </w:t>
+        <w:t xml:space="preserve">Руководитель: ___________ </w:t>
+      </w:r>
+      <w:proofErr w:type="spellStart"/>
+      <w:r>
+        <w:rPr>
+          <w:rFonts w:eastAsia="Times New Roman" w:cs="Times New Roman"/>
+          <w:lang w:eastAsia="ru-RU"/>
+        </w:rPr>
+        <w:t>Мамшева</w:t>
+      </w:r>
+      <w:proofErr w:type="spellEnd"/>
+      <w:r>
+        <w:rPr>
+          <w:rFonts w:eastAsia="Times New Roman" w:cs="Times New Roman"/>
+          <w:lang w:eastAsia="ru-RU"/>
+        </w:rPr>
+        <w:t xml:space="preserve"> Ю.С. </w:t>
       </w:r>
       <w:r>
         <w:rPr>
@@ -576,7 +602,25 @@
           <w:szCs w:val="28"/>
           <w:lang w:eastAsia="ru-RU"/>
         </w:rPr>
-        <w:t>Студент: _______________ Перевезенцева М.С.</w:t>
+        <w:t xml:space="preserve">Студент: _______________ </w:t>
+      </w:r>
+      <w:proofErr w:type="spellStart"/>
+      <w:r>
+        <w:rPr>
+          <w:rFonts w:eastAsia="Times New Roman" w:cs="Times New Roman"/>
+          <w:szCs w:val="28"/>
+          <w:lang w:eastAsia="ru-RU"/>
+        </w:rPr>
+        <w:t>Перевезенцева</w:t>
+      </w:r>
+      <w:proofErr w:type="spellEnd"/>
+      <w:r>
+        <w:rPr>
+          <w:rFonts w:eastAsia="Times New Roman" w:cs="Times New Roman"/>
+          <w:szCs w:val="28"/>
+          <w:lang w:eastAsia="ru-RU"/>
+        </w:rPr>
+        <w:t xml:space="preserve"> М.С.</w:t>
       </w:r>
       <w:r>
         <w:rPr>
@@ -2166,7 +2210,25 @@
           <w:szCs w:val="28"/>
           <w:lang w:eastAsia="ru-RU"/>
         </w:rPr>
-        <w:t>Создание и взаимодействие с канбан доской</w:t>
+        <w:t xml:space="preserve">Создание и взаимодействие с </w:t>
+      </w:r>
+      <w:proofErr w:type="spellStart"/>
+      <w:r>
+        <w:rPr>
+          <w:rFonts w:eastAsia="Times New Roman" w:cs="Times New Roman"/>
+          <w:szCs w:val="28"/>
+          <w:lang w:eastAsia="ru-RU"/>
+        </w:rPr>
+        <w:t>канбан</w:t>
+      </w:r>
+      <w:proofErr w:type="spellEnd"/>
+      <w:r>
+        <w:rPr>
+          <w:rFonts w:eastAsia="Times New Roman" w:cs="Times New Roman"/>
+          <w:szCs w:val="28"/>
+          <w:lang w:eastAsia="ru-RU"/>
+        </w:rPr>
+        <w:t xml:space="preserve"> доской</w:t>
       </w:r>
       <w:r>
         <w:rPr>
@@ -2363,7 +2425,15 @@
     </w:p>
     <w:p>
       <w:r>
-        <w:t>Для дальнейшего процесса разработки и сохранения документации был создан репозиторий, который получил название «CountryGuide». В рамках кооперации к работе над проектом был добавлен ещё один разработчик.</w:t>
+        <w:t>Для дальнейшего процесса разработки и сохранения документации был создан репозиторий, который получил название «</w:t>
+      </w:r>
+      <w:proofErr w:type="spellStart"/>
+      <w:r>
+        <w:t>CountryGuide</w:t>
+      </w:r>
+      <w:proofErr w:type="spellEnd"/>
+      <w:r>
+        <w:t>». В рамках кооперации к работе над проектом был добавлен ещё один разработчик.</w:t>
       </w:r>
     </w:p>
     <w:p>
@@ -2383,8 +2453,13 @@
         </w:tabs>
         <w:ind w:left="0" w:firstLine="709"/>
       </w:pPr>
-      <w:r>
-        <w:t>main — основная (главная) ветка, в которую выгружаются стабильные рабочие версии проекта;</w:t>
+      <w:proofErr w:type="spellStart"/>
+      <w:r>
+        <w:t>main</w:t>
+      </w:r>
+      <w:proofErr w:type="spellEnd"/>
+      <w:r>
+        <w:t xml:space="preserve"> — основная (главная) ветка, в которую выгружаются стабильные рабочие версии проекта;</w:t>
       </w:r>
     </w:p>
     <w:p>
@@ -2399,8 +2474,21 @@
         </w:tabs>
         <w:ind w:left="0" w:firstLine="709"/>
       </w:pPr>
-      <w:r>
-        <w:t>develop — ветка разработки, в которую сливаются готовые версии продукта для последующего копирования в ветку main;</w:t>
+      <w:proofErr w:type="spellStart"/>
+      <w:r>
+        <w:t>develop</w:t>
+      </w:r>
+      <w:proofErr w:type="spellEnd"/>
+      <w:r>
+        <w:t xml:space="preserve"> — ветка разработки, в которую сливаются готовые версии продукта для последующего копирования в ветку </w:t>
+      </w:r>
+      <w:proofErr w:type="spellStart"/>
+      <w:r>
+        <w:t>main</w:t>
+      </w:r>
+      <w:proofErr w:type="spellEnd"/>
+      <w:r>
+        <w:t>;</w:t>
       </w:r>
     </w:p>
     <w:p>
@@ -2415,8 +2503,13 @@
         </w:tabs>
         <w:ind w:left="0" w:firstLine="709"/>
       </w:pPr>
-      <w:r>
-        <w:t>developP — ветка первого разработчика;</w:t>
+      <w:proofErr w:type="spellStart"/>
+      <w:r>
+        <w:t>developP</w:t>
+      </w:r>
+      <w:proofErr w:type="spellEnd"/>
+      <w:r>
+        <w:t xml:space="preserve"> — ветка первого разработчика;</w:t>
       </w:r>
     </w:p>
     <w:p>
@@ -2431,8 +2524,13 @@
         </w:tabs>
         <w:ind w:left="0" w:firstLine="709"/>
       </w:pPr>
-      <w:r>
-        <w:t>developA — ветка второго разработчика.</w:t>
+      <w:proofErr w:type="spellStart"/>
+      <w:r>
+        <w:t>developA</w:t>
+      </w:r>
+      <w:proofErr w:type="spellEnd"/>
+      <w:r>
+        <w:t xml:space="preserve"> — ветка второго разработчика.</w:t>
       </w:r>
     </w:p>
     <w:p>
@@ -2490,37 +2588,50 @@
       <w:r>
         <w:t xml:space="preserve">Рисунок </w:t>
       </w:r>
-      <w:r>
-        <w:fldChar w:fldCharType="begin"/>
-      </w:r>
-      <w:r>
-        <w:instrText xml:space="preserve"> SEQ Рисунок \* ARABIC </w:instrText>
-      </w:r>
-      <w:r>
-        <w:fldChar w:fldCharType="separate"/>
-      </w:r>
-      <w:r>
-        <w:rPr>
-          <w:noProof/>
-        </w:rPr>
-        <w:t>1</w:t>
-      </w:r>
-      <w:r>
-        <w:rPr>
-          <w:noProof/>
-        </w:rPr>
-        <w:fldChar w:fldCharType="end"/>
-      </w:r>
-      <w:r>
-        <w:t xml:space="preserve">. Репризиторий </w:t>
-      </w:r>
+      <w:fldSimple w:instr=" SEQ Рисунок \* ARABIC ">
+        <w:r>
+          <w:rPr>
+            <w:noProof/>
+          </w:rPr>
+          <w:t>1</w:t>
+        </w:r>
+      </w:fldSimple>
+      <w:r>
+        <w:t xml:space="preserve">. </w:t>
+      </w:r>
+      <w:proofErr w:type="spellStart"/>
+      <w:r>
+        <w:t>Репризиторий</w:t>
+      </w:r>
+      <w:proofErr w:type="spellEnd"/>
+      <w:r>
+        <w:t xml:space="preserve"> </w:t>
+      </w:r>
+      <w:proofErr w:type="spellStart"/>
       <w:r>
         <w:t>CountryGuide</w:t>
       </w:r>
-    </w:p>
-    <w:p>
-      <w:r>
-        <w:t>Далее приведем пример работы с веткой разработчика. Т.е создания ветки, добавления файлов, создание коммита и отправка в удалённый репризиторий.</w:t>
+      <w:proofErr w:type="spellEnd"/>
+    </w:p>
+    <w:p>
+      <w:r>
+        <w:t xml:space="preserve">Далее приведем пример работы с веткой разработчика. </w:t>
+      </w:r>
+      <w:proofErr w:type="spellStart"/>
+      <w:r>
+        <w:t>Т.е</w:t>
+      </w:r>
+      <w:proofErr w:type="spellEnd"/>
+      <w:r>
+        <w:t xml:space="preserve"> создания ветки, добавления файлов, создание коммита и отправка в удалённый </w:t>
+      </w:r>
+      <w:proofErr w:type="spellStart"/>
+      <w:r>
+        <w:t>репризиторий</w:t>
+      </w:r>
+      <w:proofErr w:type="spellEnd"/>
+      <w:r>
+        <w:t>.</w:t>
       </w:r>
     </w:p>
     <w:p>
@@ -2578,27 +2689,14 @@
       <w:r>
         <w:t xml:space="preserve">Рисунок </w:t>
       </w:r>
-      <w:r>
-        <w:fldChar w:fldCharType="begin"/>
-      </w:r>
-      <w:r>
-        <w:instrText xml:space="preserve"> SEQ Рисунок \* ARABIC </w:instrText>
-      </w:r>
-      <w:r>
-        <w:fldChar w:fldCharType="separate"/>
-      </w:r>
-      <w:r>
-        <w:rPr>
-          <w:noProof/>
-        </w:rPr>
-        <w:t>2</w:t>
-      </w:r>
-      <w:r>
-        <w:rPr>
-          <w:noProof/>
-        </w:rPr>
-        <w:fldChar w:fldCharType="end"/>
-      </w:r>
+      <w:fldSimple w:instr=" SEQ Рисунок \* ARABIC ">
+        <w:r>
+          <w:rPr>
+            <w:noProof/>
+          </w:rPr>
+          <w:t>2</w:t>
+        </w:r>
+      </w:fldSimple>
       <w:r>
         <w:t xml:space="preserve">. </w:t>
       </w:r>
@@ -2671,27 +2769,14 @@
       <w:r>
         <w:t xml:space="preserve">Рисунок </w:t>
       </w:r>
-      <w:r>
-        <w:fldChar w:fldCharType="begin"/>
-      </w:r>
-      <w:r>
-        <w:instrText xml:space="preserve"> SEQ Рисунок \* ARABIC </w:instrText>
-      </w:r>
-      <w:r>
-        <w:fldChar w:fldCharType="separate"/>
-      </w:r>
-      <w:r>
-        <w:rPr>
-          <w:noProof/>
-        </w:rPr>
-        <w:t>3</w:t>
-      </w:r>
-      <w:r>
-        <w:rPr>
-          <w:noProof/>
-        </w:rPr>
-        <w:fldChar w:fldCharType="end"/>
-      </w:r>
+      <w:fldSimple w:instr=" SEQ Рисунок \* ARABIC ">
+        <w:r>
+          <w:rPr>
+            <w:noProof/>
+          </w:rPr>
+          <w:t>3</w:t>
+        </w:r>
+      </w:fldSimple>
       <w:r>
         <w:t xml:space="preserve">. </w:t>
       </w:r>
@@ -2966,7 +3051,21 @@
           <w:lang w:eastAsia="ru-RU"/>
         </w:rPr>
         <w:lastRenderedPageBreak/>
-        <w:t>безопасности. Далее данная задача была добавлена в канбан доску</w:t>
+        <w:t xml:space="preserve">безопасности. Далее данная задача была добавлена в </w:t>
+      </w:r>
+      <w:proofErr w:type="spellStart"/>
+      <w:r>
+        <w:rPr>
+          <w:lang w:eastAsia="ru-RU"/>
+        </w:rPr>
+        <w:t>канбан</w:t>
+      </w:r>
+      <w:proofErr w:type="spellEnd"/>
+      <w:r>
+        <w:rPr>
+          <w:lang w:eastAsia="ru-RU"/>
+        </w:rPr>
+        <w:t xml:space="preserve"> доску</w:t>
       </w:r>
       <w:r>
         <w:rPr>
@@ -3048,29 +3147,24 @@
       <w:r>
         <w:t xml:space="preserve">Рисунок </w:t>
       </w:r>
-      <w:r>
-        <w:fldChar w:fldCharType="begin"/>
-      </w:r>
-      <w:r>
-        <w:instrText xml:space="preserve"> SEQ Рисунок \* ARABIC </w:instrText>
-      </w:r>
-      <w:r>
-        <w:fldChar w:fldCharType="separate"/>
-      </w:r>
-      <w:r>
-        <w:rPr>
-          <w:noProof/>
-        </w:rPr>
-        <w:t>4</w:t>
-      </w:r>
-      <w:r>
-        <w:rPr>
-          <w:noProof/>
-        </w:rPr>
-        <w:fldChar w:fldCharType="end"/>
-      </w:r>
-      <w:r>
-        <w:t>. Задача на создание диаграмм на канбан доске</w:t>
+      <w:fldSimple w:instr=" SEQ Рисунок \* ARABIC ">
+        <w:r>
+          <w:rPr>
+            <w:noProof/>
+          </w:rPr>
+          <w:t>4</w:t>
+        </w:r>
+      </w:fldSimple>
+      <w:r>
+        <w:t xml:space="preserve">. Задача на создание диаграмм на </w:t>
+      </w:r>
+      <w:proofErr w:type="spellStart"/>
+      <w:r>
+        <w:t>канбан</w:t>
+      </w:r>
+      <w:proofErr w:type="spellEnd"/>
+      <w:r>
+        <w:t xml:space="preserve"> доске</w:t>
       </w:r>
     </w:p>
     <w:p>
@@ -3151,7 +3245,15 @@
       </w:r>
       <w:r>
         <w:lastRenderedPageBreak/>
-        <w:t>полезных локальных приложений, конвертация валют, подсчёт добавочного налога на покупку, установка лимита трат на поездку, учёт расходов с привязкой к карте, получение пороговых уведомлений о перерасходе, получение push-уведомлений об опасности (протесты, стихийных бедствиях), оплата покупки с интеграцией платёжных систем.</w:t>
+        <w:t xml:space="preserve">полезных локальных приложений, конвертация валют, подсчёт добавочного налога на покупку, установка лимита трат на поездку, учёт расходов с привязкой к карте, получение пороговых уведомлений о перерасходе, получение </w:t>
+      </w:r>
+      <w:proofErr w:type="spellStart"/>
+      <w:r>
+        <w:t>push</w:t>
+      </w:r>
+      <w:proofErr w:type="spellEnd"/>
+      <w:r>
+        <w:t>-уведомлений об опасности (протесты, стихийных бедствиях), оплата покупки с интеграцией платёжных систем.</w:t>
       </w:r>
     </w:p>
     <w:p>
@@ -3248,27 +3350,14 @@
       <w:r>
         <w:t xml:space="preserve">Рисунок </w:t>
       </w:r>
-      <w:r>
-        <w:fldChar w:fldCharType="begin"/>
-      </w:r>
-      <w:r>
-        <w:instrText xml:space="preserve"> SEQ Рисунок \* ARABIC </w:instrText>
-      </w:r>
-      <w:r>
-        <w:fldChar w:fldCharType="separate"/>
-      </w:r>
-      <w:r>
-        <w:rPr>
-          <w:noProof/>
-        </w:rPr>
-        <w:t>5</w:t>
-      </w:r>
-      <w:r>
-        <w:rPr>
-          <w:noProof/>
-        </w:rPr>
-        <w:fldChar w:fldCharType="end"/>
-      </w:r>
+      <w:fldSimple w:instr=" SEQ Рисунок \* ARABIC ">
+        <w:r>
+          <w:rPr>
+            <w:noProof/>
+          </w:rPr>
+          <w:t>5</w:t>
+        </w:r>
+      </w:fldSimple>
       <w:r>
         <w:t>. Диаграмма использования для системы ГПС</w:t>
       </w:r>
@@ -3307,7 +3396,15 @@
     </w:p>
     <w:p>
       <w:r>
-        <w:t>Пользователь. Атрибуты: email, пароль, имя, фамилия, отчество, телефон. Выступает в роли базового класса для Клиента и Администратора.</w:t>
+        <w:t xml:space="preserve">Пользователь. Атрибуты: </w:t>
+      </w:r>
+      <w:proofErr w:type="spellStart"/>
+      <w:r>
+        <w:t>email</w:t>
+      </w:r>
+      <w:proofErr w:type="spellEnd"/>
+      <w:r>
+        <w:t>, пароль, имя, фамилия, отчество, телефон. Выступает в роли базового класса для Клиента и Администратора.</w:t>
       </w:r>
     </w:p>
     <w:p>
@@ -3327,7 +3424,15 @@
     </w:p>
     <w:p>
       <w:r>
-        <w:t>Страна. Атрибуты: название, язык, валюта. Операции: получить уровень опасности(). Связан композицией с классами Словарик и Локальное приложение и Статья (страна имеет набор статей, и без страны статьи ненужны). Также связан ассоциацией с классом Внешний API для получения данных о стране.</w:t>
+        <w:t xml:space="preserve">Страна. Атрибуты: название, язык, валюта. Операции: получить уровень опасности(). Связан композицией с классами Словарик и Локальное приложение и Статья (страна имеет набор статей, и без страны статьи </w:t>
+      </w:r>
+      <w:proofErr w:type="spellStart"/>
+      <w:r>
+        <w:t>ненужны</w:t>
+      </w:r>
+      <w:proofErr w:type="spellEnd"/>
+      <w:r>
+        <w:t>). Также связан ассоциацией с классом Внешний API для получения данных о стране.</w:t>
       </w:r>
     </w:p>
     <w:p>
@@ -3417,27 +3522,14 @@
       <w:r>
         <w:t xml:space="preserve">Рисунок </w:t>
       </w:r>
-      <w:r>
-        <w:fldChar w:fldCharType="begin"/>
-      </w:r>
-      <w:r>
-        <w:instrText xml:space="preserve"> SEQ Рисунок \* ARABIC </w:instrText>
-      </w:r>
-      <w:r>
-        <w:fldChar w:fldCharType="separate"/>
-      </w:r>
-      <w:r>
-        <w:rPr>
-          <w:noProof/>
-        </w:rPr>
-        <w:t>6</w:t>
-      </w:r>
-      <w:r>
-        <w:rPr>
-          <w:noProof/>
-        </w:rPr>
-        <w:fldChar w:fldCharType="end"/>
-      </w:r>
+      <w:fldSimple w:instr=" SEQ Рисунок \* ARABIC ">
+        <w:r>
+          <w:rPr>
+            <w:noProof/>
+          </w:rPr>
+          <w:t>6</w:t>
+        </w:r>
+      </w:fldSimple>
       <w:r>
         <w:t>. Диаграмма классов для системы ГПС</w:t>
       </w:r>
@@ -3530,27 +3622,14 @@
       <w:r>
         <w:t xml:space="preserve">Рисунок </w:t>
       </w:r>
-      <w:r>
-        <w:fldChar w:fldCharType="begin"/>
-      </w:r>
-      <w:r>
-        <w:instrText xml:space="preserve"> SEQ Рисунок \* ARABIC </w:instrText>
-      </w:r>
-      <w:r>
-        <w:fldChar w:fldCharType="separate"/>
-      </w:r>
-      <w:r>
-        <w:rPr>
-          <w:noProof/>
-        </w:rPr>
-        <w:t>7</w:t>
-      </w:r>
-      <w:r>
-        <w:rPr>
-          <w:noProof/>
-        </w:rPr>
-        <w:fldChar w:fldCharType="end"/>
-      </w:r>
+      <w:fldSimple w:instr=" SEQ Рисунок \* ARABIC ">
+        <w:r>
+          <w:rPr>
+            <w:noProof/>
+          </w:rPr>
+          <w:t>7</w:t>
+        </w:r>
+      </w:fldSimple>
       <w:r>
         <w:t>. Диаграмма деятельности управления бюджетом</w:t>
       </w:r>
@@ -3656,27 +3735,14 @@
       <w:r>
         <w:t xml:space="preserve">Рисунок </w:t>
       </w:r>
-      <w:r>
-        <w:fldChar w:fldCharType="begin"/>
-      </w:r>
-      <w:r>
-        <w:instrText xml:space="preserve"> SEQ Рисунок \* ARABIC </w:instrText>
-      </w:r>
-      <w:r>
-        <w:fldChar w:fldCharType="separate"/>
-      </w:r>
-      <w:r>
-        <w:rPr>
-          <w:noProof/>
-        </w:rPr>
-        <w:t>8</w:t>
-      </w:r>
-      <w:r>
-        <w:rPr>
-          <w:noProof/>
-        </w:rPr>
-        <w:fldChar w:fldCharType="end"/>
-      </w:r>
+      <w:fldSimple w:instr=" SEQ Рисунок \* ARABIC ">
+        <w:r>
+          <w:rPr>
+            <w:noProof/>
+          </w:rPr>
+          <w:t>8</w:t>
+        </w:r>
+      </w:fldSimple>
       <w:r>
         <w:t xml:space="preserve">. </w:t>
       </w:r>
@@ -3791,27 +3857,14 @@
       <w:r>
         <w:t xml:space="preserve">Рисунок </w:t>
       </w:r>
-      <w:r>
-        <w:fldChar w:fldCharType="begin"/>
-      </w:r>
-      <w:r>
-        <w:instrText xml:space="preserve"> SEQ Рисунок \* ARABIC </w:instrText>
-      </w:r>
-      <w:r>
-        <w:fldChar w:fldCharType="separate"/>
-      </w:r>
-      <w:r>
-        <w:rPr>
-          <w:noProof/>
-        </w:rPr>
-        <w:t>9</w:t>
-      </w:r>
-      <w:r>
-        <w:rPr>
-          <w:noProof/>
-        </w:rPr>
-        <w:fldChar w:fldCharType="end"/>
-      </w:r>
+      <w:fldSimple w:instr=" SEQ Рисунок \* ARABIC ">
+        <w:r>
+          <w:rPr>
+            <w:noProof/>
+          </w:rPr>
+          <w:t>9</w:t>
+        </w:r>
+      </w:fldSimple>
       <w:r>
         <w:t>. Диаграмма последовательности</w:t>
       </w:r>
@@ -3916,27 +3969,14 @@
       <w:r>
         <w:t xml:space="preserve">Рисунок </w:t>
       </w:r>
-      <w:r>
-        <w:fldChar w:fldCharType="begin"/>
-      </w:r>
-      <w:r>
-        <w:instrText xml:space="preserve"> SEQ Рисунок \* ARABIC </w:instrText>
-      </w:r>
-      <w:r>
-        <w:fldChar w:fldCharType="separate"/>
-      </w:r>
-      <w:r>
-        <w:rPr>
-          <w:noProof/>
-        </w:rPr>
-        <w:t>10</w:t>
-      </w:r>
-      <w:r>
-        <w:rPr>
-          <w:noProof/>
-        </w:rPr>
-        <w:fldChar w:fldCharType="end"/>
-      </w:r>
+      <w:fldSimple w:instr=" SEQ Рисунок \* ARABIC ">
+        <w:r>
+          <w:rPr>
+            <w:noProof/>
+          </w:rPr>
+          <w:t>10</w:t>
+        </w:r>
+      </w:fldSimple>
       <w:r>
         <w:t xml:space="preserve">. </w:t>
       </w:r>
@@ -3976,12 +4016,28 @@
     </w:p>
     <w:p>
       <w:r>
-        <w:t>Сервер выполняет проверку уникальности электронной почты в базе данных. Если указанный email уже зарегистрирован, база данных возвращает соответствующий ответ, и система отображает клиенту сообщение об ошибке: «Пользователь уже зарегистрирован». После этого процесс возвращается к этапу заполнения формы регистрации.</w:t>
-      </w:r>
-    </w:p>
-    <w:p>
-      <w:r>
-        <w:t>Если email не найден в базе данных, система переходит к сохранению нового пользователя. Сервер сохраняет учётные данные клиента в базе данных, после чего получает подтверждение об успешном сохранении. Затем система отображает клиенту сообщение об успешной регистрации в пользовательском интерфейсе. На этом процесс завершается.</w:t>
+        <w:t xml:space="preserve">Сервер выполняет проверку уникальности электронной почты в базе данных. Если указанный </w:t>
+      </w:r>
+      <w:proofErr w:type="spellStart"/>
+      <w:r>
+        <w:t>email</w:t>
+      </w:r>
+      <w:proofErr w:type="spellEnd"/>
+      <w:r>
+        <w:t xml:space="preserve"> уже зарегистрирован, база данных возвращает соответствующий ответ, и система отображает клиенту сообщение об ошибке: «Пользователь уже зарегистрирован». После этого процесс возвращается к этапу заполнения формы регистрации.</w:t>
+      </w:r>
+    </w:p>
+    <w:p>
+      <w:r>
+        <w:t xml:space="preserve">Если </w:t>
+      </w:r>
+      <w:proofErr w:type="spellStart"/>
+      <w:r>
+        <w:t>email</w:t>
+      </w:r>
+      <w:proofErr w:type="spellEnd"/>
+      <w:r>
+        <w:t xml:space="preserve"> не найден в базе данных, система переходит к сохранению нового пользователя. Сервер сохраняет учётные данные клиента в базе данных, после чего получает подтверждение об успешном сохранении. Затем система отображает клиенту сообщение об успешной регистрации в пользовательском интерфейсе. На этом процесс завершается.</w:t>
       </w:r>
     </w:p>
     <w:p>
@@ -4036,27 +4092,14 @@
       <w:r>
         <w:t xml:space="preserve">Рисунок </w:t>
       </w:r>
-      <w:r>
-        <w:fldChar w:fldCharType="begin"/>
-      </w:r>
-      <w:r>
-        <w:instrText xml:space="preserve"> SEQ Рисунок \* ARABIC </w:instrText>
-      </w:r>
-      <w:r>
-        <w:fldChar w:fldCharType="separate"/>
-      </w:r>
-      <w:r>
-        <w:rPr>
-          <w:noProof/>
-        </w:rPr>
-        <w:t>11</w:t>
-      </w:r>
-      <w:r>
-        <w:rPr>
-          <w:noProof/>
-        </w:rPr>
-        <w:fldChar w:fldCharType="end"/>
-      </w:r>
+      <w:fldSimple w:instr=" SEQ Рисунок \* ARABIC ">
+        <w:r>
+          <w:rPr>
+            <w:noProof/>
+          </w:rPr>
+          <w:t>11</w:t>
+        </w:r>
+      </w:fldSimple>
       <w:r>
         <w:t xml:space="preserve">. </w:t>
       </w:r>
@@ -4096,12 +4139,36 @@
     <w:bookmarkEnd w:id="30"/>
     <w:p>
       <w:r>
-        <w:t>Для начала пользователь вводит свой email и пароль в интерфейсе. Данные передаются через интерфейс на сервер, где происходит проверка учётных данных. Сервер выполняет внутреннее действие - сверяет введённый email и пароль с данными, хранящимися в базе.</w:t>
-      </w:r>
-    </w:p>
-    <w:p>
-      <w:r>
-        <w:t>Если введённые данные не верны, сервер возвращает интерфейсу сообщение об ошибке авторизации. Интерфейс отображает пользователю ошибку с текстом «Неверный email или пароль», после чего пользователь возвращается к шагу ввода данных.</w:t>
+        <w:t xml:space="preserve">Для начала пользователь вводит свой </w:t>
+      </w:r>
+      <w:proofErr w:type="spellStart"/>
+      <w:r>
+        <w:t>email</w:t>
+      </w:r>
+      <w:proofErr w:type="spellEnd"/>
+      <w:r>
+        <w:t xml:space="preserve"> и пароль в интерфейсе. Данные передаются через интерфейс на сервер, где происходит проверка учётных данных. Сервер выполняет внутреннее действие - сверяет введённый </w:t>
+      </w:r>
+      <w:proofErr w:type="spellStart"/>
+      <w:r>
+        <w:t>email</w:t>
+      </w:r>
+      <w:proofErr w:type="spellEnd"/>
+      <w:r>
+        <w:t xml:space="preserve"> и пароль с данными, хранящимися в базе.</w:t>
+      </w:r>
+    </w:p>
+    <w:p>
+      <w:r>
+        <w:t xml:space="preserve">Если введённые данные не верны, сервер возвращает интерфейсу сообщение об ошибке авторизации. Интерфейс отображает пользователю ошибку с текстом «Неверный </w:t>
+      </w:r>
+      <w:proofErr w:type="spellStart"/>
+      <w:r>
+        <w:t>email</w:t>
+      </w:r>
+      <w:proofErr w:type="spellEnd"/>
+      <w:r>
+        <w:t xml:space="preserve"> или пароль», после чего пользователь возвращается к шагу ввода данных.</w:t>
       </w:r>
     </w:p>
     <w:p>
@@ -4169,27 +4236,14 @@
       <w:r>
         <w:t xml:space="preserve">Рисунок </w:t>
       </w:r>
-      <w:r>
-        <w:fldChar w:fldCharType="begin"/>
-      </w:r>
-      <w:r>
-        <w:instrText xml:space="preserve"> SEQ Рисунок \* ARABIC </w:instrText>
-      </w:r>
-      <w:r>
-        <w:fldChar w:fldCharType="separate"/>
-      </w:r>
-      <w:r>
-        <w:rPr>
-          <w:noProof/>
-        </w:rPr>
-        <w:t>12</w:t>
-      </w:r>
-      <w:r>
-        <w:rPr>
-          <w:noProof/>
-        </w:rPr>
-        <w:fldChar w:fldCharType="end"/>
-      </w:r>
+      <w:fldSimple w:instr=" SEQ Рисунок \* ARABIC ">
+        <w:r>
+          <w:rPr>
+            <w:noProof/>
+          </w:rPr>
+          <w:t>12</w:t>
+        </w:r>
+      </w:fldSimple>
       <w:r>
         <w:t xml:space="preserve">. </w:t>
       </w:r>
@@ -4216,7 +4270,23 @@
     </w:p>
     <w:p>
       <w:r>
-        <w:t>Первым шагом данная задача была добавлена на канбан-доску, где для неё были выделены следующие подзадачи: создание выкраски (подбор цветовой палитры), выбор цветового оформления интерфейса и создание логотипа</w:t>
+        <w:t xml:space="preserve">Первым шагом данная задача была добавлена на </w:t>
+      </w:r>
+      <w:proofErr w:type="spellStart"/>
+      <w:r>
+        <w:t>канбан</w:t>
+      </w:r>
+      <w:proofErr w:type="spellEnd"/>
+      <w:r>
+        <w:t xml:space="preserve">-доску, где для неё были выделены следующие подзадачи: создание </w:t>
+      </w:r>
+      <w:proofErr w:type="spellStart"/>
+      <w:r>
+        <w:t>выкраски</w:t>
+      </w:r>
+      <w:proofErr w:type="spellEnd"/>
+      <w:r>
+        <w:t xml:space="preserve"> (подбор цветовой палитры), выбор цветового оформления интерфейса и создание логотипа</w:t>
       </w:r>
       <w:r>
         <w:t>.</w:t>
@@ -4283,34 +4353,29 @@
       <w:r>
         <w:t xml:space="preserve">Рисунок </w:t>
       </w:r>
-      <w:r>
-        <w:fldChar w:fldCharType="begin"/>
-      </w:r>
-      <w:r>
-        <w:instrText xml:space="preserve"> SEQ Рисунок \* ARABIC </w:instrText>
-      </w:r>
-      <w:r>
-        <w:fldChar w:fldCharType="separate"/>
-      </w:r>
-      <w:r>
-        <w:rPr>
-          <w:noProof/>
-        </w:rPr>
-        <w:t>13</w:t>
-      </w:r>
-      <w:r>
-        <w:rPr>
-          <w:noProof/>
-        </w:rPr>
-        <w:fldChar w:fldCharType="end"/>
-      </w:r>
+      <w:fldSimple w:instr=" SEQ Рисунок \* ARABIC ">
+        <w:r>
+          <w:rPr>
+            <w:noProof/>
+          </w:rPr>
+          <w:t>13</w:t>
+        </w:r>
+      </w:fldSimple>
       <w:r>
         <w:t>. Задача разработка дизайна проекта</w:t>
       </w:r>
     </w:p>
     <w:p>
       <w:r>
-        <w:t>Для разработки дизайна проектов было создано 6 карточек с различными вариантами выкрасок цветовой гаммы, каждая из которых включала 4</w:t>
+        <w:t xml:space="preserve">Для разработки дизайна проектов было создано 6 карточек с различными вариантами </w:t>
+      </w:r>
+      <w:proofErr w:type="spellStart"/>
+      <w:r>
+        <w:t>выкрасок</w:t>
+      </w:r>
+      <w:proofErr w:type="spellEnd"/>
+      <w:r>
+        <w:t xml:space="preserve"> цветовой гаммы, каждая из которых включала 4</w:t>
       </w:r>
       <w:r>
         <w:t>-</w:t>
@@ -4376,27 +4441,14 @@
       <w:r>
         <w:t xml:space="preserve">Рисунок </w:t>
       </w:r>
-      <w:r>
-        <w:fldChar w:fldCharType="begin"/>
-      </w:r>
-      <w:r>
-        <w:instrText xml:space="preserve"> SEQ Рисунок \* ARABIC </w:instrText>
-      </w:r>
-      <w:r>
-        <w:fldChar w:fldCharType="separate"/>
-      </w:r>
-      <w:r>
-        <w:rPr>
-          <w:noProof/>
-        </w:rPr>
-        <w:t>14</w:t>
-      </w:r>
-      <w:r>
-        <w:rPr>
-          <w:noProof/>
-        </w:rPr>
-        <w:fldChar w:fldCharType="end"/>
-      </w:r>
+      <w:fldSimple w:instr=" SEQ Рисунок \* ARABIC ">
+        <w:r>
+          <w:rPr>
+            <w:noProof/>
+          </w:rPr>
+          <w:t>14</w:t>
+        </w:r>
+      </w:fldSimple>
       <w:r>
         <w:t>. Цветовая гамма проекта</w:t>
       </w:r>
@@ -4451,7 +4503,23 @@
         <w:ind w:left="0" w:firstLine="709"/>
       </w:pPr>
       <w:r>
-        <w:t>#1F2937 – цвет подвала (footer) и шапки (header) сайта, а также основного текста;</w:t>
+        <w:t>#1F2937 – цвет подвала (</w:t>
+      </w:r>
+      <w:proofErr w:type="spellStart"/>
+      <w:r>
+        <w:t>footer</w:t>
+      </w:r>
+      <w:proofErr w:type="spellEnd"/>
+      <w:r>
+        <w:t>) и шапки (</w:t>
+      </w:r>
+      <w:proofErr w:type="spellStart"/>
+      <w:r>
+        <w:t>header</w:t>
+      </w:r>
+      <w:proofErr w:type="spellEnd"/>
+      <w:r>
+        <w:t>) сайта, а также основного текста;</w:t>
       </w:r>
     </w:p>
     <w:p>
@@ -4589,27 +4657,14 @@
       <w:r>
         <w:t xml:space="preserve">Рисунок </w:t>
       </w:r>
-      <w:r>
-        <w:fldChar w:fldCharType="begin"/>
-      </w:r>
-      <w:r>
-        <w:instrText xml:space="preserve"> SEQ Рисунок \* ARABIC </w:instrText>
-      </w:r>
-      <w:r>
-        <w:fldChar w:fldCharType="separate"/>
-      </w:r>
-      <w:r>
-        <w:rPr>
-          <w:noProof/>
-        </w:rPr>
-        <w:t>15</w:t>
-      </w:r>
-      <w:r>
-        <w:rPr>
-          <w:noProof/>
-        </w:rPr>
-        <w:fldChar w:fldCharType="end"/>
-      </w:r>
+      <w:fldSimple w:instr=" SEQ Рисунок \* ARABIC ">
+        <w:r>
+          <w:rPr>
+            <w:noProof/>
+          </w:rPr>
+          <w:t>15</w:t>
+        </w:r>
+      </w:fldSimple>
       <w:r>
         <w:t>. Логотип проекта ГПС</w:t>
       </w:r>
@@ -4640,13 +4695,74 @@
         <w:rPr>
           <w:lang w:val="en-US"/>
         </w:rPr>
-        <w:t xml:space="preserve">ER </w:t>
+        <w:t>ER</w:t>
+      </w:r>
+      <w:r>
+        <w:t xml:space="preserve"> </w:t>
       </w:r>
       <w:r>
         <w:t>диаграммы.</w:t>
       </w:r>
     </w:p>
-    <w:p/>
+    <w:p>
+      <w:r>
+        <w:t>1) Сущности, атрибуты и ограничения атрибутов.</w:t>
+      </w:r>
+    </w:p>
+    <w:p>
+      <w:r>
+        <w:t>Всего будет восемь сущностей. Первая сущность – Поездка. В неё будут входить такие атрибуты как: код поездки (первичный ключ, имеющий целочисленной значение), код пользователя (вторичный ключ, имеющий целочисленной значение), код страны (вторичный ключ, имеющий целочисленной значение), начало поездки (дата), окончание поездки (дата).</w:t>
+      </w:r>
+    </w:p>
+    <w:p>
+      <w:r>
+        <w:t>Вторая сущность – Пользователь. В неё будут входить такие атрибуты как: код пользователя (первичный ключ, имеющий целочисленной значение), электронная почта (текстовое значение), пароль (текстовое значение), фамилия (текстовое значение), имя (текстовое значение), номер телефона (текстовое значение).</w:t>
+      </w:r>
+    </w:p>
+    <w:p>
+      <w:r>
+        <w:t>Третья сущность – Статья: код статьи (первичный ключ, имеющий целочисленной значение), код страны (вторичный ключ, имеющий целочисленной значение), название статьи (текстовое значение), ссылка на статью (текстовое значение), обновление статьи (дата).</w:t>
+      </w:r>
+    </w:p>
+    <w:p>
+      <w:r>
+        <w:t xml:space="preserve">Четвёртая сущность – Страна: код страны (первичный ключ, имеющий целочисленной значение), наименование страны (текстовое значение), валюта </w:t>
+      </w:r>
+      <w:r>
+        <w:lastRenderedPageBreak/>
+        <w:t>(текстовое значение), ставка НДС (дробное значение), язык (текстовое значение).</w:t>
+      </w:r>
+    </w:p>
+    <w:p>
+      <w:r>
+        <w:t>Пятая сущность – Местное приложение: код приложения (первичный ключ, имеющий целочисленной значение), код страны (вторичный ключ, имеющий целочисленной значение), название приложения (текстовое значение), описание приложения (текстовое значение), иконка приложения (изображение).</w:t>
+      </w:r>
+    </w:p>
+    <w:p>
+      <w:r>
+        <w:t>Шестая сущность – Фраза: код фразы (первичный ключ, имеющий целочисленной значение), код категории фразы (вторичный ключ, имеющий целочисленной значение), текст на местном языке (текстовое значение), переведённый текст (текстовое значение), транслитерация (текстовое значение).</w:t>
+      </w:r>
+    </w:p>
+    <w:p>
+      <w:r>
+        <w:t>Седьмая сущность – Категория фразы: код категории фразы (первичный ключ, имеющий целочисленной значение), название категории (текстовое значение), обновление (дата).</w:t>
+      </w:r>
+    </w:p>
+    <w:p>
+      <w:r>
+        <w:t>Восьмая сущность – Бюджет: код бюджета (первичный ключ, имеющий целочисленной значение), код поездки (вторичный ключ, имеющий целочисленной значение), сумма (дробное значение), лимит на день (дробное значение), наличие порогового лимита (булево значение), потрачено (дробное значение).</w:t>
+      </w:r>
+    </w:p>
+    <w:p>
+      <w:r>
+        <w:t>2) Связи между сущностями.</w:t>
+      </w:r>
+    </w:p>
+    <w:p>
+      <w:r>
+        <w:t>Сущность Пользователь связана с сущностью Поездка связью один ко многим через код пользователя. Сущность Поездка связана связью один к одному с сущностью Бюджет через код поездки. Сущность Страна связна с сущностью Поездка связью один ко многим по коду страны, также сущность Страна связана с сущностью Статья по коду страны. Сущность Страна связана связью один ко многим с сущностью фраза. Сущность Страна связана с сущностью Локальное приложение связью один ко многим через код страны. Сущность Категория фразы с сущностью Фраза связана связью один ко многим через код категории.</w:t>
+      </w:r>
+    </w:p>
     <w:p>
       <w:pPr>
         <w:keepNext/>
@@ -4654,6 +4770,9 @@
         <w:jc w:val="center"/>
       </w:pPr>
       <w:r>
+        <w:rPr>
+          <w:noProof/>
+        </w:rPr>
         <w:lastRenderedPageBreak/>
         <w:drawing>
           <wp:inline distT="0" distB="0" distL="0" distR="0" wp14:anchorId="13E3443D" wp14:editId="39C6B235">
@@ -4699,14 +4818,27 @@
       <w:r>
         <w:t xml:space="preserve">Рисунок </w:t>
       </w:r>
-      <w:fldSimple w:instr=" SEQ Рисунок \* ARABIC ">
-        <w:r>
-          <w:rPr>
-            <w:noProof/>
-          </w:rPr>
-          <w:t>16</w:t>
-        </w:r>
-      </w:fldSimple>
+      <w:r>
+        <w:fldChar w:fldCharType="begin"/>
+      </w:r>
+      <w:r>
+        <w:instrText xml:space="preserve"> SEQ Рисунок \* ARABIC </w:instrText>
+      </w:r>
+      <w:r>
+        <w:fldChar w:fldCharType="separate"/>
+      </w:r>
+      <w:r>
+        <w:rPr>
+          <w:noProof/>
+        </w:rPr>
+        <w:t>16</w:t>
+      </w:r>
+      <w:r>
+        <w:rPr>
+          <w:noProof/>
+        </w:rPr>
+        <w:fldChar w:fldCharType="end"/>
+      </w:r>
       <w:r>
         <w:t xml:space="preserve">. </w:t>
       </w:r>
@@ -4714,7 +4846,10 @@
         <w:rPr>
           <w:lang w:val="en-US"/>
         </w:rPr>
-        <w:t xml:space="preserve">ER </w:t>
+        <w:t>ER</w:t>
+      </w:r>
+      <w:r>
+        <w:t xml:space="preserve"> </w:t>
       </w:r>
       <w:r>
         <w:t>диаграмма</w:t>
@@ -4769,7 +4904,21 @@
         <w:rPr>
           <w:lang w:eastAsia="ru-RU"/>
         </w:rPr>
-        <w:t>В ходе учебной практики по ПМ.02 «Осуществление интеграции программных модулей» были успешно освоены ключевые профессиональные компетенции в области проектирования и интеграции программных модулей. На основе анализа проектной и технической документации были разработаны требования к программным модулям информационной системы «Гид по странам» (ГПС), определена концепция проекта и составлено техническое задание. Выполнена интеграция модулей в единое логическое решение, спроектированы UML-диаграммы (вариантов использования, классов, последовательности, коммуникации, деятельности и состояний), описывающие архитектуру и поведение системы. Проведена отладка проектных решений с использованием специализированных программных средств моделирования, разработаны тестовые сценарии для проверки ключевых процессов: регистрации, авторизации, управления бюджетом, добавления расходов и формирования уведомлений. Произведена инспекция компонентов программного обеспечения на предмет соответствия стандартам кодирования и нотации UML. Взаимодействие в рамках практики осуществлялось с использованием канбан-доски для отслеживания этапов работ и распределения задач. Приобретённые навыки позволяют проектировать архитектуру информационных систем, разрабатывать техническую документацию, интегрировать программные модули и тестировать их на соответствие требованиям</w:t>
+        <w:t xml:space="preserve">В ходе учебной практики по ПМ.02 «Осуществление интеграции программных модулей» были успешно освоены ключевые профессиональные компетенции в области проектирования и интеграции программных модулей. На основе анализа проектной и технической документации были разработаны требования к программным модулям информационной системы «Гид по странам» (ГПС), определена концепция проекта и составлено техническое задание. Выполнена интеграция модулей в единое логическое решение, спроектированы UML-диаграммы (вариантов использования, классов, последовательности, коммуникации, деятельности и состояний), описывающие архитектуру и поведение системы. Проведена отладка проектных решений с использованием специализированных программных средств моделирования, разработаны тестовые сценарии для проверки ключевых процессов: регистрации, авторизации, управления бюджетом, добавления расходов и формирования уведомлений. Произведена инспекция компонентов программного обеспечения на предмет соответствия стандартам кодирования и нотации UML. Взаимодействие в рамках практики осуществлялось с использованием </w:t>
+      </w:r>
+      <w:proofErr w:type="spellStart"/>
+      <w:r>
+        <w:rPr>
+          <w:lang w:eastAsia="ru-RU"/>
+        </w:rPr>
+        <w:t>канбан</w:t>
+      </w:r>
+      <w:proofErr w:type="spellEnd"/>
+      <w:r>
+        <w:rPr>
+          <w:lang w:eastAsia="ru-RU"/>
+        </w:rPr>
+        <w:t>-доски для отслеживания этапов работ и распределения задач. Приобретённые навыки позволяют проектировать архитектуру информационных систем, разрабатывать техническую документацию, интегрировать программные модули и тестировать их на соответствие требованиям</w:t>
       </w:r>
       <w:r>
         <w:rPr>
@@ -4964,30 +5113,29 @@
           <w:bCs/>
           <w:szCs w:val="28"/>
         </w:rPr>
-        <w:t xml:space="preserve"> Перевезенцева М.С. 31П</w:t>
-      </w:r>
-    </w:p>
-    <w:p>
-      <w:pPr>
-        <w:jc w:val="right"/>
+        <w:t xml:space="preserve"> </w:t>
+      </w:r>
+      <w:proofErr w:type="spellStart"/>
+      <w:r>
         <w:rPr>
           <w:rFonts w:eastAsia="Calibri" w:cs="Times New Roman"/>
           <w:bCs/>
           <w:szCs w:val="28"/>
         </w:rPr>
-      </w:pPr>
+        <w:t>Перевезенцева</w:t>
+      </w:r>
+      <w:proofErr w:type="spellEnd"/>
       <w:r>
         <w:rPr>
           <w:rFonts w:eastAsia="Calibri" w:cs="Times New Roman"/>
           <w:bCs/>
           <w:szCs w:val="28"/>
         </w:rPr>
-        <w:t>Александрова А. А 31П</w:t>
-      </w:r>
-    </w:p>
-    <w:p>
-      <w:pPr>
-        <w:spacing w:after="4200"/>
+        <w:t xml:space="preserve"> М.С. 31П</w:t>
+      </w:r>
+    </w:p>
+    <w:p>
+      <w:pPr>
         <w:jc w:val="right"/>
         <w:rPr>
           <w:rFonts w:eastAsia="Calibri" w:cs="Times New Roman"/>
@@ -4998,18 +5146,29 @@
       <w:r>
         <w:rPr>
           <w:rFonts w:eastAsia="Calibri" w:cs="Times New Roman"/>
-          <w:b/>
+          <w:bCs/>
           <w:szCs w:val="28"/>
         </w:rPr>
-        <w:t>Руководитель</w:t>
-      </w:r>
-      <w:r>
+        <w:t>Александрова А. А 31П</w:t>
+      </w:r>
+    </w:p>
+    <w:p>
+      <w:pPr>
+        <w:spacing w:after="4200"/>
+        <w:jc w:val="right"/>
         <w:rPr>
           <w:rFonts w:eastAsia="Calibri" w:cs="Times New Roman"/>
           <w:bCs/>
           <w:szCs w:val="28"/>
         </w:rPr>
-        <w:t xml:space="preserve">: </w:t>
+      </w:pPr>
+      <w:r>
+        <w:rPr>
+          <w:rFonts w:eastAsia="Calibri" w:cs="Times New Roman"/>
+          <w:b/>
+          <w:szCs w:val="28"/>
+        </w:rPr>
+        <w:t>Руководитель</w:t>
       </w:r>
       <w:r>
         <w:rPr>
@@ -5017,7 +5176,25 @@
           <w:bCs/>
           <w:szCs w:val="28"/>
         </w:rPr>
-        <w:t>Мамшева Ю. С</w:t>
+        <w:t xml:space="preserve">: </w:t>
+      </w:r>
+      <w:proofErr w:type="spellStart"/>
+      <w:r>
+        <w:rPr>
+          <w:rFonts w:eastAsia="Calibri" w:cs="Times New Roman"/>
+          <w:bCs/>
+          <w:szCs w:val="28"/>
+        </w:rPr>
+        <w:t>Мамшева</w:t>
+      </w:r>
+      <w:proofErr w:type="spellEnd"/>
+      <w:r>
+        <w:rPr>
+          <w:rFonts w:eastAsia="Calibri" w:cs="Times New Roman"/>
+          <w:bCs/>
+          <w:szCs w:val="28"/>
+        </w:rPr>
+        <w:t xml:space="preserve"> Ю. С</w:t>
       </w:r>
     </w:p>
     <w:p>
@@ -6215,7 +6392,15 @@
         <w:t xml:space="preserve">юридический адрес: </w:t>
       </w:r>
       <w:r>
-        <w:t>Нижний Новгород, Большая Печёрская улица, 26</w:t>
+        <w:t xml:space="preserve">Нижний Новгород, Большая </w:t>
+      </w:r>
+      <w:proofErr w:type="spellStart"/>
+      <w:r>
+        <w:t>Печёрская</w:t>
+      </w:r>
+      <w:proofErr w:type="spellEnd"/>
+      <w:r>
+        <w:t xml:space="preserve"> улица, 26</w:t>
       </w:r>
       <w:r>
         <w:t>;</w:t>
@@ -6259,12 +6444,14 @@
       <w:r>
         <w:t xml:space="preserve"> </w:t>
       </w:r>
+      <w:proofErr w:type="spellStart"/>
       <w:r>
         <w:rPr>
           <w:rStyle w:val="ypks7kbdpwfgdykd3qb9"/>
         </w:rPr>
         <w:t>Сorporation</w:t>
       </w:r>
+      <w:proofErr w:type="spellEnd"/>
       <w:r>
         <w:t xml:space="preserve">» (юридический адрес: </w:t>
       </w:r>
@@ -7410,7 +7597,39 @@
                 <w:sz w:val="24"/>
                 <w:szCs w:val="24"/>
               </w:rPr>
-              <w:t>Будет автоматизирован парсинг RSS/API и отправка push-уведомлений</w:t>
+              <w:t xml:space="preserve">Будет автоматизирован </w:t>
+            </w:r>
+            <w:proofErr w:type="spellStart"/>
+            <w:r>
+              <w:rPr>
+                <w:sz w:val="24"/>
+                <w:szCs w:val="24"/>
+              </w:rPr>
+              <w:t>парсинг</w:t>
+            </w:r>
+            <w:proofErr w:type="spellEnd"/>
+            <w:r>
+              <w:rPr>
+                <w:sz w:val="24"/>
+                <w:szCs w:val="24"/>
+              </w:rPr>
+              <w:t xml:space="preserve"> RSS/API и отправка </w:t>
+            </w:r>
+            <w:proofErr w:type="spellStart"/>
+            <w:r>
+              <w:rPr>
+                <w:sz w:val="24"/>
+                <w:szCs w:val="24"/>
+              </w:rPr>
+              <w:t>push</w:t>
+            </w:r>
+            <w:proofErr w:type="spellEnd"/>
+            <w:r>
+              <w:rPr>
+                <w:sz w:val="24"/>
+                <w:szCs w:val="24"/>
+              </w:rPr>
+              <w:t>-уведомлений</w:t>
             </w:r>
           </w:p>
         </w:tc>
@@ -7501,8 +7720,33 @@
                 <w:sz w:val="24"/>
                 <w:szCs w:val="24"/>
               </w:rPr>
-              <w:t>Будет автоматизирована система триггеров: при превышении дневного лимита пользователь получает push/email</w:t>
-            </w:r>
+              <w:t xml:space="preserve">Будет автоматизирована система триггеров: при превышении дневного лимита пользователь получает </w:t>
+            </w:r>
+            <w:proofErr w:type="spellStart"/>
+            <w:r>
+              <w:rPr>
+                <w:sz w:val="24"/>
+                <w:szCs w:val="24"/>
+              </w:rPr>
+              <w:t>push</w:t>
+            </w:r>
+            <w:proofErr w:type="spellEnd"/>
+            <w:r>
+              <w:rPr>
+                <w:sz w:val="24"/>
+                <w:szCs w:val="24"/>
+              </w:rPr>
+              <w:t>/</w:t>
+            </w:r>
+            <w:proofErr w:type="spellStart"/>
+            <w:r>
+              <w:rPr>
+                <w:sz w:val="24"/>
+                <w:szCs w:val="24"/>
+              </w:rPr>
+              <w:t>email</w:t>
+            </w:r>
+            <w:proofErr w:type="spellEnd"/>
           </w:p>
         </w:tc>
       </w:tr>
@@ -7784,7 +8028,23 @@
                 <w:sz w:val="24"/>
                 <w:szCs w:val="24"/>
               </w:rPr>
-              <w:t>Будет автоматизирован парсинг RSS-лент и новостных API с фильтрацией по стране</w:t>
+              <w:t xml:space="preserve">Будет автоматизирован </w:t>
+            </w:r>
+            <w:proofErr w:type="spellStart"/>
+            <w:r>
+              <w:rPr>
+                <w:sz w:val="24"/>
+                <w:szCs w:val="24"/>
+              </w:rPr>
+              <w:t>парсинг</w:t>
+            </w:r>
+            <w:proofErr w:type="spellEnd"/>
+            <w:r>
+              <w:rPr>
+                <w:sz w:val="24"/>
+                <w:szCs w:val="24"/>
+              </w:rPr>
+              <w:t xml:space="preserve"> RSS-лент и новостных API с фильтрацией по стране</w:t>
             </w:r>
           </w:p>
         </w:tc>
@@ -7962,7 +8222,23 @@
         <w:ind w:left="0" w:firstLine="709"/>
       </w:pPr>
       <w:r>
-        <w:t>Подсистема источников данных. Предназначена для автоматизированного сбора, обновления и хранения внешней информации, обеспечивает периодическое получение актуальных курсов валют через открытые API, парсинг новостных лент и RSS-каналов (МИД, протесты, стихии) для мониторинга безопасности с отправкой push-уведомлений при заходе пользователя в зону риска, а также кеширование статей и контента для офлайн-доступа.</w:t>
+        <w:t xml:space="preserve">Подсистема источников данных. Предназначена для автоматизированного сбора, обновления и хранения внешней информации, обеспечивает периодическое получение актуальных курсов валют через открытые API, </w:t>
+      </w:r>
+      <w:proofErr w:type="spellStart"/>
+      <w:r>
+        <w:t>парсинг</w:t>
+      </w:r>
+      <w:proofErr w:type="spellEnd"/>
+      <w:r>
+        <w:t xml:space="preserve"> новостных лент и RSS-каналов (МИД, протесты, стихии) для мониторинга безопасности с отправкой </w:t>
+      </w:r>
+      <w:proofErr w:type="spellStart"/>
+      <w:r>
+        <w:t>push</w:t>
+      </w:r>
+      <w:proofErr w:type="spellEnd"/>
+      <w:r>
+        <w:t>-уведомлений при заходе пользователя в зону риска, а также кеширование статей и контента для офлайн-доступа.</w:t>
       </w:r>
     </w:p>
     <w:p>
@@ -8089,7 +8365,23 @@
         <w:ind w:left="0" w:firstLine="709"/>
       </w:pPr>
       <w:r>
-        <w:t>Для источников данных (API, ленты, статьи): Автоматизированный сбор и обновление курсов валют через открытые API (периодичность — не реже 1 раза в час), парсинг новостных лент и RSS-каналов МИД для мониторинга безопасности (протесты, стихии, рекомендации), отправка push-уведомлений пользователю при заходе в зону риска, кеширование статей и разговорника для офлайн-доступа, актуализация топа-10 приложений под конкретную страну.</w:t>
+        <w:t xml:space="preserve">Для источников данных (API, ленты, статьи): Автоматизированный сбор и обновление курсов валют через открытые API (периодичность — не реже 1 раза в час), </w:t>
+      </w:r>
+      <w:proofErr w:type="spellStart"/>
+      <w:r>
+        <w:t>парсинг</w:t>
+      </w:r>
+      <w:proofErr w:type="spellEnd"/>
+      <w:r>
+        <w:t xml:space="preserve"> новостных лент и RSS-каналов МИД для мониторинга безопасности (протесты, стихии, рекомендации), отправка </w:t>
+      </w:r>
+      <w:proofErr w:type="spellStart"/>
+      <w:r>
+        <w:t>push</w:t>
+      </w:r>
+      <w:proofErr w:type="spellEnd"/>
+      <w:r>
+        <w:t>-уведомлений пользователю при заходе в зону риска, кеширование статей и разговорника для офлайн-доступа, актуализация топа-10 приложений под конкретную страну.</w:t>
       </w:r>
     </w:p>
     <w:p>
@@ -8106,7 +8398,15 @@
         <w:ind w:left="0" w:firstLine="709"/>
       </w:pPr>
       <w:r>
-        <w:t xml:space="preserve">Для администратора/модератора: Управление контентом по странам (статьи, правила, списки вещей, разговорник, топ-10 приложений), настройка API-ключей для курсов валют и новостных лент, мониторинг корректности парсинга, просмотр аналитики по популярным странам и запросам </w:t>
+        <w:t xml:space="preserve">Для администратора/модератора: Управление контентом по странам (статьи, правила, списки вещей, разговорник, топ-10 приложений), настройка API-ключей для курсов валют и новостных лент, мониторинг корректности </w:t>
+      </w:r>
+      <w:proofErr w:type="spellStart"/>
+      <w:r>
+        <w:t>парсинга</w:t>
+      </w:r>
+      <w:proofErr w:type="spellEnd"/>
+      <w:r>
+        <w:t xml:space="preserve">, просмотр аналитики по популярным странам и запросам </w:t>
       </w:r>
       <w:r>
         <w:lastRenderedPageBreak/>
@@ -8163,7 +8463,15 @@
         <w:ind w:left="0" w:firstLine="709"/>
       </w:pPr>
       <w:r>
-        <w:t>Пороговых уведомлений о расходах: Алгоритм отслеживания текущих трат относительно дневного и общего лимита, автоматически рассчитывающий проценты израсходованного бюджета и инициирующий push-уведомления при достижении заданных порогов (например, 50%, 80%, 100% от дневного лимита или лимита поездки).</w:t>
+        <w:t xml:space="preserve">Пороговых уведомлений о расходах: Алгоритм отслеживания текущих трат относительно дневного и общего лимита, автоматически рассчитывающий проценты израсходованного бюджета и инициирующий </w:t>
+      </w:r>
+      <w:proofErr w:type="spellStart"/>
+      <w:r>
+        <w:t>push</w:t>
+      </w:r>
+      <w:proofErr w:type="spellEnd"/>
+      <w:r>
+        <w:t>-уведомления при достижении заданных порогов (например, 50%, 80%, 100% от дневного лимита или лимита поездки).</w:t>
       </w:r>
     </w:p>
     <w:p>
@@ -8180,7 +8488,15 @@
         <w:ind w:left="0" w:firstLine="709"/>
       </w:pPr>
       <w:r>
-        <w:t>Мониторинга безопасности и оценки рисков: Алгоритм анализа новостных лент и RSS-каналов (МИД, локальные СМИ, службы спасения), который на основе частоты упоминания ключевых слов (протесты, стихии, теракты) и геолокации пользователя присваивает территории статус риска («безопасно», «внимание», «опасно») и при необходимости отправляет push-уведомление.</w:t>
+        <w:t xml:space="preserve">Мониторинга безопасности и оценки рисков: Алгоритм анализа новостных лент и RSS-каналов (МИД, локальные СМИ, службы спасения), который на основе частоты упоминания ключевых слов (протесты, стихии, теракты) и геолокации пользователя присваивает территории статус риска («безопасно», «внимание», «опасно») и при необходимости отправляет </w:t>
+      </w:r>
+      <w:proofErr w:type="spellStart"/>
+      <w:r>
+        <w:t>push</w:t>
+      </w:r>
+      <w:proofErr w:type="spellEnd"/>
+      <w:r>
+        <w:t>-уведомление.</w:t>
       </w:r>
     </w:p>
     <w:p>
@@ -8233,31 +8549,148 @@
     <w:p>
       <w:r>
         <w:lastRenderedPageBreak/>
-        <w:t>Для мобильного приложения (Kotlin):</w:t>
-      </w:r>
-    </w:p>
-    <w:p>
-      <w:r>
-        <w:t xml:space="preserve">Серверная часть системы должна работать под управлением ОС семейства Linux (Ubuntu LTS или CentOS) с использованием Docker для контейнеризации, серверное приложение реализуется на фреймворке Django (Python) с Django REST Framework для построения API, в качестве базы данных используется PostgreSQL; мобильное клиентское приложение разрабатывается на языке Kotlin под платформу Android (минимальная версия SDK 26), для офлайн-хранения разговорника, кеша курсов и статей используется Room Database, а для хранения токена и настроек пользователя </w:t>
+        <w:t>Для мобильного приложения (</w:t>
+      </w:r>
+      <w:proofErr w:type="spellStart"/>
+      <w:r>
+        <w:t>Kotlin</w:t>
+      </w:r>
+      <w:proofErr w:type="spellEnd"/>
+      <w:r>
+        <w:t>):</w:t>
+      </w:r>
+    </w:p>
+    <w:p>
+      <w:r>
+        <w:t xml:space="preserve">Серверная часть системы должна работать под управлением ОС семейства Linux (Ubuntu LTS или </w:t>
+      </w:r>
+      <w:proofErr w:type="spellStart"/>
+      <w:r>
+        <w:t>CentOS</w:t>
+      </w:r>
+      <w:proofErr w:type="spellEnd"/>
+      <w:r>
+        <w:t xml:space="preserve">) с использованием </w:t>
+      </w:r>
+      <w:proofErr w:type="spellStart"/>
+      <w:r>
+        <w:t>Docker</w:t>
+      </w:r>
+      <w:proofErr w:type="spellEnd"/>
+      <w:r>
+        <w:t xml:space="preserve"> для контейнеризации, серверное приложение реализуется на фреймворке </w:t>
+      </w:r>
+      <w:proofErr w:type="spellStart"/>
+      <w:r>
+        <w:t>Django</w:t>
+      </w:r>
+      <w:proofErr w:type="spellEnd"/>
+      <w:r>
+        <w:t xml:space="preserve"> (Python) с </w:t>
+      </w:r>
+      <w:proofErr w:type="spellStart"/>
+      <w:r>
+        <w:t>Django</w:t>
+      </w:r>
+      <w:proofErr w:type="spellEnd"/>
+      <w:r>
+        <w:t xml:space="preserve"> REST Framework для построения API, в качестве базы данных используется </w:t>
+      </w:r>
+      <w:proofErr w:type="spellStart"/>
+      <w:r>
+        <w:t>PostgreSQL</w:t>
+      </w:r>
+      <w:proofErr w:type="spellEnd"/>
+      <w:r>
+        <w:t xml:space="preserve">; мобильное клиентское приложение разрабатывается на языке </w:t>
+      </w:r>
+      <w:proofErr w:type="spellStart"/>
+      <w:r>
+        <w:t>Kotlin</w:t>
+      </w:r>
+      <w:proofErr w:type="spellEnd"/>
+      <w:r>
+        <w:t xml:space="preserve"> под платформу </w:t>
+      </w:r>
+      <w:proofErr w:type="spellStart"/>
+      <w:r>
+        <w:t>Android</w:t>
+      </w:r>
+      <w:proofErr w:type="spellEnd"/>
+      <w:r>
+        <w:t xml:space="preserve"> (минимальная версия SDK 26), для офлайн-хранения разговорника, </w:t>
+      </w:r>
+      <w:proofErr w:type="spellStart"/>
+      <w:r>
+        <w:t>кеша</w:t>
+      </w:r>
+      <w:proofErr w:type="spellEnd"/>
+      <w:r>
+        <w:t xml:space="preserve"> курсов и статей используется </w:t>
+      </w:r>
+      <w:proofErr w:type="spellStart"/>
+      <w:r>
+        <w:t>Room</w:t>
+      </w:r>
+      <w:proofErr w:type="spellEnd"/>
+      <w:r>
+        <w:t xml:space="preserve"> Database, а для хранения токена и настроек пользователя </w:t>
       </w:r>
       <w:r>
         <w:t>-</w:t>
       </w:r>
       <w:r>
-        <w:t xml:space="preserve"> DataStore</w:t>
-      </w:r>
+        <w:t xml:space="preserve"> </w:t>
+      </w:r>
+      <w:proofErr w:type="spellStart"/>
+      <w:r>
+        <w:t>DataStore</w:t>
+      </w:r>
+      <w:proofErr w:type="spellEnd"/>
       <w:r>
         <w:t>.</w:t>
       </w:r>
     </w:p>
     <w:p>
       <w:r>
-        <w:t>Для веб-сайта (Django):</w:t>
-      </w:r>
-    </w:p>
-    <w:p>
-      <w:r>
-        <w:t>Серверная часть системы должна работать под управлением ОС семейства Linux (Ubuntu LTS или CentOS) с использованием Docker для контейнеризации, веб-приложение разрабатывается на фреймворке Django (Python) с использованием SQL</w:t>
+        <w:t>Для веб-сайта (</w:t>
+      </w:r>
+      <w:proofErr w:type="spellStart"/>
+      <w:r>
+        <w:t>Django</w:t>
+      </w:r>
+      <w:proofErr w:type="spellEnd"/>
+      <w:r>
+        <w:t>):</w:t>
+      </w:r>
+    </w:p>
+    <w:p>
+      <w:r>
+        <w:t xml:space="preserve">Серверная часть системы должна работать под управлением ОС семейства Linux (Ubuntu LTS или </w:t>
+      </w:r>
+      <w:proofErr w:type="spellStart"/>
+      <w:r>
+        <w:t>CentOS</w:t>
+      </w:r>
+      <w:proofErr w:type="spellEnd"/>
+      <w:r>
+        <w:t xml:space="preserve">) с использованием </w:t>
+      </w:r>
+      <w:proofErr w:type="spellStart"/>
+      <w:r>
+        <w:t>Docker</w:t>
+      </w:r>
+      <w:proofErr w:type="spellEnd"/>
+      <w:r>
+        <w:t xml:space="preserve"> для контейнеризации, веб-приложение разрабатывается на фреймворке </w:t>
+      </w:r>
+      <w:proofErr w:type="spellStart"/>
+      <w:r>
+        <w:t>Django</w:t>
+      </w:r>
+      <w:proofErr w:type="spellEnd"/>
+      <w:r>
+        <w:t xml:space="preserve"> (Python) с использованием SQL</w:t>
       </w:r>
       <w:r>
         <w:rPr>
@@ -8266,7 +8699,55 @@
         <w:t>Lite</w:t>
       </w:r>
       <w:r>
-        <w:t xml:space="preserve"> в качестве базы данных, асинхронные задачи (парсинг курсов валют и новостных лент) выполняются через Celery с брокером Redis, клиентская часть реализована на HTML, CSS и JavaScript с интеграцией через Django Templates или Django REST Framework для SPA-подхода, все данные пользователя (профиль, история поездок, лимиты) хранятся на сервере с шифрованием персональной информации.</w:t>
+        <w:t xml:space="preserve"> в качестве базы данных, асинхронные задачи (</w:t>
+      </w:r>
+      <w:proofErr w:type="spellStart"/>
+      <w:r>
+        <w:t>парсинг</w:t>
+      </w:r>
+      <w:proofErr w:type="spellEnd"/>
+      <w:r>
+        <w:t xml:space="preserve"> курсов валют и новостных лент) выполняются через </w:t>
+      </w:r>
+      <w:proofErr w:type="spellStart"/>
+      <w:r>
+        <w:t>Celery</w:t>
+      </w:r>
+      <w:proofErr w:type="spellEnd"/>
+      <w:r>
+        <w:t xml:space="preserve"> с брокером </w:t>
+      </w:r>
+      <w:proofErr w:type="spellStart"/>
+      <w:r>
+        <w:t>Redis</w:t>
+      </w:r>
+      <w:proofErr w:type="spellEnd"/>
+      <w:r>
+        <w:t xml:space="preserve">, клиентская часть реализована на HTML, CSS и JavaScript с интеграцией через </w:t>
+      </w:r>
+      <w:proofErr w:type="spellStart"/>
+      <w:r>
+        <w:t>Django</w:t>
+      </w:r>
+      <w:proofErr w:type="spellEnd"/>
+      <w:r>
+        <w:t xml:space="preserve"> </w:t>
+      </w:r>
+      <w:proofErr w:type="spellStart"/>
+      <w:r>
+        <w:t>Templates</w:t>
+      </w:r>
+      <w:proofErr w:type="spellEnd"/>
+      <w:r>
+        <w:t xml:space="preserve"> или </w:t>
+      </w:r>
+      <w:proofErr w:type="spellStart"/>
+      <w:r>
+        <w:t>Django</w:t>
+      </w:r>
+      <w:proofErr w:type="spellEnd"/>
+      <w:r>
+        <w:t xml:space="preserve"> REST Framework для SPA-подхода, все данные пользователя (профиль, история поездок, лимиты) хранятся на сервере с шифрованием персональной информации.</w:t>
       </w:r>
     </w:p>
     <w:p>
@@ -10254,12 +10735,14 @@
       <w:r>
         <w:t xml:space="preserve"> </w:t>
       </w:r>
+      <w:proofErr w:type="spellStart"/>
       <w:r>
         <w:rPr>
           <w:rStyle w:val="ypks7kbdpwfgdykd3qb9"/>
         </w:rPr>
         <w:t>Сorporation</w:t>
       </w:r>
+      <w:proofErr w:type="spellEnd"/>
       <w:r>
         <w:t>».</w:t>
       </w:r>
@@ -10388,7 +10871,15 @@
         <w:t xml:space="preserve"> </w:t>
       </w:r>
       <w:r>
-        <w:t>работы геопозиционирования и зон риска).</w:t>
+        <w:t xml:space="preserve">работы </w:t>
+      </w:r>
+      <w:proofErr w:type="spellStart"/>
+      <w:r>
+        <w:t>геопозиционирования</w:t>
+      </w:r>
+      <w:proofErr w:type="spellEnd"/>
+      <w:r>
+        <w:t xml:space="preserve"> и зон риска).</w:t>
       </w:r>
     </w:p>
     <w:p>

--- a/отчет по уп.docx
+++ b/отчет по уп.docx
@@ -262,18 +262,8 @@
           <w:szCs w:val="28"/>
           <w:lang w:eastAsia="ru-RU"/>
         </w:rPr>
-        <w:t xml:space="preserve">____________ Ю.С. </w:t>
-      </w:r>
-      <w:proofErr w:type="spellStart"/>
-      <w:r>
-        <w:rPr>
-          <w:rFonts w:eastAsia="Times New Roman" w:cs="Times New Roman"/>
-          <w:szCs w:val="28"/>
-          <w:lang w:eastAsia="ru-RU"/>
-        </w:rPr>
-        <w:t>Мамшева</w:t>
-      </w:r>
-      <w:proofErr w:type="spellEnd"/>
+        <w:t>____________ Ю.С. Мамшева</w:t>
+      </w:r>
     </w:p>
     <w:p>
       <w:pPr>
@@ -539,23 +529,7 @@
           <w:rFonts w:eastAsia="Times New Roman" w:cs="Times New Roman"/>
           <w:lang w:eastAsia="ru-RU"/>
         </w:rPr>
-        <w:t xml:space="preserve">Руководитель: ___________ </w:t>
-      </w:r>
-      <w:proofErr w:type="spellStart"/>
-      <w:r>
-        <w:rPr>
-          <w:rFonts w:eastAsia="Times New Roman" w:cs="Times New Roman"/>
-          <w:lang w:eastAsia="ru-RU"/>
-        </w:rPr>
-        <w:t>Мамшева</w:t>
-      </w:r>
-      <w:proofErr w:type="spellEnd"/>
-      <w:r>
-        <w:rPr>
-          <w:rFonts w:eastAsia="Times New Roman" w:cs="Times New Roman"/>
-          <w:lang w:eastAsia="ru-RU"/>
-        </w:rPr>
-        <w:t xml:space="preserve"> Ю.С. </w:t>
+        <w:t xml:space="preserve">Руководитель: ___________ Мамшева Ю.С. </w:t>
       </w:r>
       <w:r>
         <w:rPr>
@@ -602,25 +576,7 @@
           <w:szCs w:val="28"/>
           <w:lang w:eastAsia="ru-RU"/>
         </w:rPr>
-        <w:t xml:space="preserve">Студент: _______________ </w:t>
-      </w:r>
-      <w:proofErr w:type="spellStart"/>
-      <w:r>
-        <w:rPr>
-          <w:rFonts w:eastAsia="Times New Roman" w:cs="Times New Roman"/>
-          <w:szCs w:val="28"/>
-          <w:lang w:eastAsia="ru-RU"/>
-        </w:rPr>
-        <w:t>Перевезенцева</w:t>
-      </w:r>
-      <w:proofErr w:type="spellEnd"/>
-      <w:r>
-        <w:rPr>
-          <w:rFonts w:eastAsia="Times New Roman" w:cs="Times New Roman"/>
-          <w:szCs w:val="28"/>
-          <w:lang w:eastAsia="ru-RU"/>
-        </w:rPr>
-        <w:t xml:space="preserve"> М.С.</w:t>
+        <w:t>Студент: _______________ Перевезенцева М.С.</w:t>
       </w:r>
       <w:r>
         <w:rPr>
@@ -925,6 +881,7 @@
         <w:p>
           <w:pPr>
             <w:pStyle w:val="13"/>
+            <w:ind w:firstLine="0"/>
             <w:rPr>
               <w:rFonts w:asciiTheme="minorHAnsi" w:eastAsiaTheme="minorEastAsia" w:hAnsiTheme="minorHAnsi"/>
               <w:noProof/>
@@ -941,7 +898,7 @@
           <w:r>
             <w:fldChar w:fldCharType="separate"/>
           </w:r>
-          <w:hyperlink w:anchor="_Toc229991889" w:history="1">
+          <w:hyperlink w:anchor="_Toc230178213" w:history="1">
             <w:r>
               <w:rPr>
                 <w:rStyle w:val="aff1"/>
@@ -969,7 +926,7 @@
                 <w:noProof/>
                 <w:webHidden/>
               </w:rPr>
-              <w:instrText xml:space="preserve"> PAGEREF _Toc229991889 \h </w:instrText>
+              <w:instrText xml:space="preserve"> PAGEREF _Toc230178213 \h </w:instrText>
             </w:r>
             <w:r>
               <w:rPr>
@@ -1003,6 +960,7 @@
         <w:p>
           <w:pPr>
             <w:pStyle w:val="13"/>
+            <w:ind w:firstLine="0"/>
             <w:rPr>
               <w:rFonts w:asciiTheme="minorHAnsi" w:eastAsiaTheme="minorEastAsia" w:hAnsiTheme="minorHAnsi"/>
               <w:noProof/>
@@ -1010,7 +968,7 @@
               <w:lang w:eastAsia="ru-RU"/>
             </w:rPr>
           </w:pPr>
-          <w:hyperlink w:anchor="_Toc229991890" w:history="1">
+          <w:hyperlink w:anchor="_Toc230178214" w:history="1">
             <w:r>
               <w:rPr>
                 <w:rStyle w:val="aff1"/>
@@ -1037,7 +995,7 @@
                 <w:noProof/>
                 <w:webHidden/>
               </w:rPr>
-              <w:instrText xml:space="preserve"> PAGEREF _Toc229991890 \h </w:instrText>
+              <w:instrText xml:space="preserve"> PAGEREF _Toc230178214 \h </w:instrText>
             </w:r>
             <w:r>
               <w:rPr>
@@ -1071,6 +1029,7 @@
         <w:p>
           <w:pPr>
             <w:pStyle w:val="13"/>
+            <w:ind w:firstLine="0"/>
             <w:rPr>
               <w:rFonts w:asciiTheme="minorHAnsi" w:eastAsiaTheme="minorEastAsia" w:hAnsiTheme="minorHAnsi"/>
               <w:noProof/>
@@ -1078,7 +1037,7 @@
               <w:lang w:eastAsia="ru-RU"/>
             </w:rPr>
           </w:pPr>
-          <w:hyperlink w:anchor="_Toc229991891" w:history="1">
+          <w:hyperlink w:anchor="_Toc230178215" w:history="1">
             <w:r>
               <w:rPr>
                 <w:rStyle w:val="aff1"/>
@@ -1114,7 +1073,7 @@
                 <w:noProof/>
                 <w:webHidden/>
               </w:rPr>
-              <w:instrText xml:space="preserve"> PAGEREF _Toc229991891 \h </w:instrText>
+              <w:instrText xml:space="preserve"> PAGEREF _Toc230178215 \h </w:instrText>
             </w:r>
             <w:r>
               <w:rPr>
@@ -1151,6 +1110,7 @@
             <w:tabs>
               <w:tab w:val="right" w:leader="dot" w:pos="9344"/>
             </w:tabs>
+            <w:ind w:firstLine="0"/>
             <w:rPr>
               <w:rFonts w:asciiTheme="minorHAnsi" w:eastAsiaTheme="minorEastAsia" w:hAnsiTheme="minorHAnsi"/>
               <w:noProof/>
@@ -1158,7 +1118,7 @@
               <w:lang w:eastAsia="ru-RU"/>
             </w:rPr>
           </w:pPr>
-          <w:hyperlink w:anchor="_Toc229991892" w:history="1">
+          <w:hyperlink w:anchor="_Toc230178216" w:history="1">
             <w:r>
               <w:rPr>
                 <w:rStyle w:val="aff1"/>
@@ -1186,7 +1146,7 @@
                 <w:noProof/>
                 <w:webHidden/>
               </w:rPr>
-              <w:instrText xml:space="preserve"> PAGEREF _Toc229991892 \h </w:instrText>
+              <w:instrText xml:space="preserve"> PAGEREF _Toc230178216 \h </w:instrText>
             </w:r>
             <w:r>
               <w:rPr>
@@ -1223,6 +1183,7 @@
             <w:tabs>
               <w:tab w:val="right" w:leader="dot" w:pos="9344"/>
             </w:tabs>
+            <w:ind w:firstLine="0"/>
             <w:rPr>
               <w:rFonts w:asciiTheme="minorHAnsi" w:eastAsiaTheme="minorEastAsia" w:hAnsiTheme="minorHAnsi"/>
               <w:noProof/>
@@ -1230,7 +1191,7 @@
               <w:lang w:eastAsia="ru-RU"/>
             </w:rPr>
           </w:pPr>
-          <w:hyperlink w:anchor="_Toc229991893" w:history="1">
+          <w:hyperlink w:anchor="_Toc230178217" w:history="1">
             <w:r>
               <w:rPr>
                 <w:rStyle w:val="aff1"/>
@@ -1257,7 +1218,7 @@
                 <w:noProof/>
                 <w:webHidden/>
               </w:rPr>
-              <w:instrText xml:space="preserve"> PAGEREF _Toc229991893 \h </w:instrText>
+              <w:instrText xml:space="preserve"> PAGEREF _Toc230178217 \h </w:instrText>
             </w:r>
             <w:r>
               <w:rPr>
@@ -1294,6 +1255,7 @@
             <w:tabs>
               <w:tab w:val="right" w:leader="dot" w:pos="9344"/>
             </w:tabs>
+            <w:ind w:firstLine="0"/>
             <w:rPr>
               <w:rFonts w:asciiTheme="minorHAnsi" w:eastAsiaTheme="minorEastAsia" w:hAnsiTheme="minorHAnsi"/>
               <w:noProof/>
@@ -1301,13 +1263,13 @@
               <w:lang w:eastAsia="ru-RU"/>
             </w:rPr>
           </w:pPr>
-          <w:hyperlink w:anchor="_Toc229991894" w:history="1">
+          <w:hyperlink w:anchor="_Toc230178218" w:history="1">
             <w:r>
               <w:rPr>
                 <w:rStyle w:val="aff1"/>
                 <w:noProof/>
               </w:rPr>
-              <w:t>2.2 Диаграмма классов</w:t>
+              <w:t>2.3 Диаграмма классов</w:t>
             </w:r>
             <w:r>
               <w:rPr>
@@ -1328,7 +1290,7 @@
                 <w:noProof/>
                 <w:webHidden/>
               </w:rPr>
-              <w:instrText xml:space="preserve"> PAGEREF _Toc229991894 \h </w:instrText>
+              <w:instrText xml:space="preserve"> PAGEREF _Toc230178218 \h </w:instrText>
             </w:r>
             <w:r>
               <w:rPr>
@@ -1365,6 +1327,7 @@
             <w:tabs>
               <w:tab w:val="right" w:leader="dot" w:pos="9344"/>
             </w:tabs>
+            <w:ind w:firstLine="0"/>
             <w:rPr>
               <w:rFonts w:asciiTheme="minorHAnsi" w:eastAsiaTheme="minorEastAsia" w:hAnsiTheme="minorHAnsi"/>
               <w:noProof/>
@@ -1372,13 +1335,13 @@
               <w:lang w:eastAsia="ru-RU"/>
             </w:rPr>
           </w:pPr>
-          <w:hyperlink w:anchor="_Toc229991895" w:history="1">
+          <w:hyperlink w:anchor="_Toc230178219" w:history="1">
             <w:r>
               <w:rPr>
                 <w:rStyle w:val="aff1"/>
                 <w:noProof/>
               </w:rPr>
-              <w:t>2.3 Диаграмма деятельности процесса управления бюджетом поездки</w:t>
+              <w:t>2.4 Диаграмма деятельности процесса управления бюджетом поездки</w:t>
             </w:r>
             <w:r>
               <w:rPr>
@@ -1399,7 +1362,7 @@
                 <w:noProof/>
                 <w:webHidden/>
               </w:rPr>
-              <w:instrText xml:space="preserve"> PAGEREF _Toc229991895 \h </w:instrText>
+              <w:instrText xml:space="preserve"> PAGEREF _Toc230178219 \h </w:instrText>
             </w:r>
             <w:r>
               <w:rPr>
@@ -1436,6 +1399,7 @@
             <w:tabs>
               <w:tab w:val="right" w:leader="dot" w:pos="9344"/>
             </w:tabs>
+            <w:ind w:firstLine="0"/>
             <w:rPr>
               <w:rFonts w:asciiTheme="minorHAnsi" w:eastAsiaTheme="minorEastAsia" w:hAnsiTheme="minorHAnsi"/>
               <w:noProof/>
@@ -1443,13 +1407,13 @@
               <w:lang w:eastAsia="ru-RU"/>
             </w:rPr>
           </w:pPr>
-          <w:hyperlink w:anchor="_Toc229991896" w:history="1">
+          <w:hyperlink w:anchor="_Toc230178220" w:history="1">
             <w:r>
               <w:rPr>
                 <w:rStyle w:val="aff1"/>
                 <w:noProof/>
               </w:rPr>
-              <w:t>2.4 Диаграмма коммуникаций объектов компонента управление бюджетом</w:t>
+              <w:t>2.5 Диаграмма коммуникаций объектов компонента управление бюджетом</w:t>
             </w:r>
             <w:r>
               <w:rPr>
@@ -1470,7 +1434,7 @@
                 <w:noProof/>
                 <w:webHidden/>
               </w:rPr>
-              <w:instrText xml:space="preserve"> PAGEREF _Toc229991896 \h </w:instrText>
+              <w:instrText xml:space="preserve"> PAGEREF _Toc230178220 \h </w:instrText>
             </w:r>
             <w:r>
               <w:rPr>
@@ -1507,6 +1471,7 @@
             <w:tabs>
               <w:tab w:val="right" w:leader="dot" w:pos="9344"/>
             </w:tabs>
+            <w:ind w:firstLine="0"/>
             <w:rPr>
               <w:rFonts w:asciiTheme="minorHAnsi" w:eastAsiaTheme="minorEastAsia" w:hAnsiTheme="minorHAnsi"/>
               <w:noProof/>
@@ -1514,13 +1479,13 @@
               <w:lang w:eastAsia="ru-RU"/>
             </w:rPr>
           </w:pPr>
-          <w:hyperlink w:anchor="_Toc229991897" w:history="1">
+          <w:hyperlink w:anchor="_Toc230178221" w:history="1">
             <w:r>
               <w:rPr>
                 <w:rStyle w:val="aff1"/>
                 <w:noProof/>
               </w:rPr>
-              <w:t>2.5 Диаграмма последовательности взаимодействий при изменении бюджета</w:t>
+              <w:t>2.6 Диаграмма последовательности взаимодействий при изменении бюджета</w:t>
             </w:r>
             <w:r>
               <w:rPr>
@@ -1541,7 +1506,7 @@
                 <w:noProof/>
                 <w:webHidden/>
               </w:rPr>
-              <w:instrText xml:space="preserve"> PAGEREF _Toc229991897 \h </w:instrText>
+              <w:instrText xml:space="preserve"> PAGEREF _Toc230178221 \h </w:instrText>
             </w:r>
             <w:r>
               <w:rPr>
@@ -1578,6 +1543,7 @@
             <w:tabs>
               <w:tab w:val="right" w:leader="dot" w:pos="9344"/>
             </w:tabs>
+            <w:ind w:firstLine="0"/>
             <w:rPr>
               <w:rFonts w:asciiTheme="minorHAnsi" w:eastAsiaTheme="minorEastAsia" w:hAnsiTheme="minorHAnsi"/>
               <w:noProof/>
@@ -1585,13 +1551,13 @@
               <w:lang w:eastAsia="ru-RU"/>
             </w:rPr>
           </w:pPr>
-          <w:hyperlink w:anchor="_Toc229991898" w:history="1">
+          <w:hyperlink w:anchor="_Toc230178222" w:history="1">
             <w:r>
               <w:rPr>
                 <w:rStyle w:val="aff1"/>
                 <w:noProof/>
               </w:rPr>
-              <w:t>2.6 Диаграмма состояния объекта бюджет</w:t>
+              <w:t>2.7 Диаграмма состояния объекта бюджет</w:t>
             </w:r>
             <w:r>
               <w:rPr>
@@ -1612,7 +1578,7 @@
                 <w:noProof/>
                 <w:webHidden/>
               </w:rPr>
-              <w:instrText xml:space="preserve"> PAGEREF _Toc229991898 \h </w:instrText>
+              <w:instrText xml:space="preserve"> PAGEREF _Toc230178222 \h </w:instrText>
             </w:r>
             <w:r>
               <w:rPr>
@@ -1649,6 +1615,7 @@
             <w:tabs>
               <w:tab w:val="right" w:leader="dot" w:pos="9344"/>
             </w:tabs>
+            <w:ind w:firstLine="0"/>
             <w:rPr>
               <w:rFonts w:asciiTheme="minorHAnsi" w:eastAsiaTheme="minorEastAsia" w:hAnsiTheme="minorHAnsi"/>
               <w:noProof/>
@@ -1656,13 +1623,13 @@
               <w:lang w:eastAsia="ru-RU"/>
             </w:rPr>
           </w:pPr>
-          <w:hyperlink w:anchor="_Toc229991899" w:history="1">
+          <w:hyperlink w:anchor="_Toc230178223" w:history="1">
             <w:r>
               <w:rPr>
                 <w:rStyle w:val="aff1"/>
                 <w:noProof/>
               </w:rPr>
-              <w:t>2.7 Деятельность процесса регистрации пользователя</w:t>
+              <w:t>2.8 Деятельность процесса регистрации пользователя</w:t>
             </w:r>
             <w:r>
               <w:rPr>
@@ -1683,7 +1650,7 @@
                 <w:noProof/>
                 <w:webHidden/>
               </w:rPr>
-              <w:instrText xml:space="preserve"> PAGEREF _Toc229991899 \h </w:instrText>
+              <w:instrText xml:space="preserve"> PAGEREF _Toc230178223 \h </w:instrText>
             </w:r>
             <w:r>
               <w:rPr>
@@ -1720,6 +1687,7 @@
             <w:tabs>
               <w:tab w:val="right" w:leader="dot" w:pos="9344"/>
             </w:tabs>
+            <w:ind w:firstLine="0"/>
             <w:rPr>
               <w:rFonts w:asciiTheme="minorHAnsi" w:eastAsiaTheme="minorEastAsia" w:hAnsiTheme="minorHAnsi"/>
               <w:noProof/>
@@ -1727,13 +1695,13 @@
               <w:lang w:eastAsia="ru-RU"/>
             </w:rPr>
           </w:pPr>
-          <w:hyperlink w:anchor="_Toc229991900" w:history="1">
+          <w:hyperlink w:anchor="_Toc230178224" w:history="1">
             <w:r>
               <w:rPr>
                 <w:rStyle w:val="aff1"/>
                 <w:noProof/>
               </w:rPr>
-              <w:t>2.8 Последовательность взаимодействий при авторизации пользователя</w:t>
+              <w:t>2.9 Последовательность взаимодействий при авторизации пользователя</w:t>
             </w:r>
             <w:r>
               <w:rPr>
@@ -1754,7 +1722,7 @@
                 <w:noProof/>
                 <w:webHidden/>
               </w:rPr>
-              <w:instrText xml:space="preserve"> PAGEREF _Toc229991900 \h </w:instrText>
+              <w:instrText xml:space="preserve"> PAGEREF _Toc230178224 \h </w:instrText>
             </w:r>
             <w:r>
               <w:rPr>
@@ -1788,6 +1756,7 @@
         <w:p>
           <w:pPr>
             <w:pStyle w:val="13"/>
+            <w:ind w:firstLine="0"/>
             <w:rPr>
               <w:rFonts w:asciiTheme="minorHAnsi" w:eastAsiaTheme="minorEastAsia" w:hAnsiTheme="minorHAnsi"/>
               <w:noProof/>
@@ -1795,14 +1764,13 @@
               <w:lang w:eastAsia="ru-RU"/>
             </w:rPr>
           </w:pPr>
-          <w:hyperlink w:anchor="_Toc229991901" w:history="1">
+          <w:hyperlink w:anchor="_Toc230178225" w:history="1">
             <w:r>
               <w:rPr>
                 <w:rStyle w:val="aff1"/>
                 <w:noProof/>
-                <w:lang w:eastAsia="ru-RU"/>
-              </w:rPr>
-              <w:t>ЗАКЛЮЧЕНИЕ</w:t>
+              </w:rPr>
+              <w:t>3. Реализация программы</w:t>
             </w:r>
             <w:r>
               <w:rPr>
@@ -1823,7 +1791,7 @@
                 <w:noProof/>
                 <w:webHidden/>
               </w:rPr>
-              <w:instrText xml:space="preserve"> PAGEREF _Toc229991901 \h </w:instrText>
+              <w:instrText xml:space="preserve"> PAGEREF _Toc230178225 \h </w:instrText>
             </w:r>
             <w:r>
               <w:rPr>
@@ -1843,7 +1811,7 @@
                 <w:noProof/>
                 <w:webHidden/>
               </w:rPr>
-              <w:t>21</w:t>
+              <w:t>20</w:t>
             </w:r>
             <w:r>
               <w:rPr>
@@ -1856,7 +1824,11 @@
         </w:p>
         <w:p>
           <w:pPr>
-            <w:pStyle w:val="13"/>
+            <w:pStyle w:val="24"/>
+            <w:tabs>
+              <w:tab w:val="right" w:leader="dot" w:pos="9344"/>
+            </w:tabs>
+            <w:ind w:firstLine="0"/>
             <w:rPr>
               <w:rFonts w:asciiTheme="minorHAnsi" w:eastAsiaTheme="minorEastAsia" w:hAnsiTheme="minorHAnsi"/>
               <w:noProof/>
@@ -1864,14 +1836,242 @@
               <w:lang w:eastAsia="ru-RU"/>
             </w:rPr>
           </w:pPr>
-          <w:hyperlink w:anchor="_Toc229991902" w:history="1">
+          <w:hyperlink w:anchor="_Toc230178226" w:history="1">
+            <w:r>
+              <w:rPr>
+                <w:rStyle w:val="aff1"/>
+                <w:noProof/>
+              </w:rPr>
+              <w:t>3.1 Разработка дизайна проекта.</w:t>
+            </w:r>
+            <w:r>
+              <w:rPr>
+                <w:noProof/>
+                <w:webHidden/>
+              </w:rPr>
+              <w:tab/>
+            </w:r>
+            <w:r>
+              <w:rPr>
+                <w:noProof/>
+                <w:webHidden/>
+              </w:rPr>
+              <w:fldChar w:fldCharType="begin"/>
+            </w:r>
+            <w:r>
+              <w:rPr>
+                <w:noProof/>
+                <w:webHidden/>
+              </w:rPr>
+              <w:instrText xml:space="preserve"> PAGEREF _Toc230178226 \h </w:instrText>
+            </w:r>
+            <w:r>
+              <w:rPr>
+                <w:noProof/>
+                <w:webHidden/>
+              </w:rPr>
+            </w:r>
+            <w:r>
+              <w:rPr>
+                <w:noProof/>
+                <w:webHidden/>
+              </w:rPr>
+              <w:fldChar w:fldCharType="separate"/>
+            </w:r>
+            <w:r>
+              <w:rPr>
+                <w:noProof/>
+                <w:webHidden/>
+              </w:rPr>
+              <w:t>20</w:t>
+            </w:r>
+            <w:r>
+              <w:rPr>
+                <w:noProof/>
+                <w:webHidden/>
+              </w:rPr>
+              <w:fldChar w:fldCharType="end"/>
+            </w:r>
+          </w:hyperlink>
+        </w:p>
+        <w:p>
+          <w:pPr>
+            <w:pStyle w:val="24"/>
+            <w:tabs>
+              <w:tab w:val="right" w:leader="dot" w:pos="9344"/>
+            </w:tabs>
+            <w:ind w:firstLine="0"/>
+            <w:rPr>
+              <w:rFonts w:asciiTheme="minorHAnsi" w:eastAsiaTheme="minorEastAsia" w:hAnsiTheme="minorHAnsi"/>
+              <w:noProof/>
+              <w:sz w:val="22"/>
+              <w:lang w:eastAsia="ru-RU"/>
+            </w:rPr>
+          </w:pPr>
+          <w:hyperlink w:anchor="_Toc230178227" w:history="1">
+            <w:r>
+              <w:rPr>
+                <w:rStyle w:val="aff1"/>
+                <w:noProof/>
+              </w:rPr>
+              <w:t xml:space="preserve">3.2 Создание </w:t>
+            </w:r>
+            <w:r>
+              <w:rPr>
+                <w:rStyle w:val="aff1"/>
+                <w:noProof/>
+                <w:lang w:val="en-US"/>
+              </w:rPr>
+              <w:t>ER</w:t>
+            </w:r>
+            <w:r>
+              <w:rPr>
+                <w:rStyle w:val="aff1"/>
+                <w:noProof/>
+              </w:rPr>
+              <w:t xml:space="preserve"> диаграммы.</w:t>
+            </w:r>
+            <w:r>
+              <w:rPr>
+                <w:noProof/>
+                <w:webHidden/>
+              </w:rPr>
+              <w:tab/>
+            </w:r>
+            <w:r>
+              <w:rPr>
+                <w:noProof/>
+                <w:webHidden/>
+              </w:rPr>
+              <w:fldChar w:fldCharType="begin"/>
+            </w:r>
+            <w:r>
+              <w:rPr>
+                <w:noProof/>
+                <w:webHidden/>
+              </w:rPr>
+              <w:instrText xml:space="preserve"> PAGEREF _Toc230178227 \h </w:instrText>
+            </w:r>
+            <w:r>
+              <w:rPr>
+                <w:noProof/>
+                <w:webHidden/>
+              </w:rPr>
+            </w:r>
+            <w:r>
+              <w:rPr>
+                <w:noProof/>
+                <w:webHidden/>
+              </w:rPr>
+              <w:fldChar w:fldCharType="separate"/>
+            </w:r>
+            <w:r>
+              <w:rPr>
+                <w:noProof/>
+                <w:webHidden/>
+              </w:rPr>
+              <w:t>22</w:t>
+            </w:r>
+            <w:r>
+              <w:rPr>
+                <w:noProof/>
+                <w:webHidden/>
+              </w:rPr>
+              <w:fldChar w:fldCharType="end"/>
+            </w:r>
+          </w:hyperlink>
+        </w:p>
+        <w:p>
+          <w:pPr>
+            <w:pStyle w:val="24"/>
+            <w:tabs>
+              <w:tab w:val="right" w:leader="dot" w:pos="9344"/>
+            </w:tabs>
+            <w:ind w:firstLine="0"/>
+            <w:rPr>
+              <w:rFonts w:asciiTheme="minorHAnsi" w:eastAsiaTheme="minorEastAsia" w:hAnsiTheme="minorHAnsi"/>
+              <w:noProof/>
+              <w:sz w:val="22"/>
+              <w:lang w:eastAsia="ru-RU"/>
+            </w:rPr>
+          </w:pPr>
+          <w:hyperlink w:anchor="_Toc230178228" w:history="1">
+            <w:r>
+              <w:rPr>
+                <w:rStyle w:val="aff1"/>
+                <w:noProof/>
+              </w:rPr>
+              <w:t>3.3 Модели данных и формы для работы с ними</w:t>
+            </w:r>
+            <w:r>
+              <w:rPr>
+                <w:noProof/>
+                <w:webHidden/>
+              </w:rPr>
+              <w:tab/>
+            </w:r>
+            <w:r>
+              <w:rPr>
+                <w:noProof/>
+                <w:webHidden/>
+              </w:rPr>
+              <w:fldChar w:fldCharType="begin"/>
+            </w:r>
+            <w:r>
+              <w:rPr>
+                <w:noProof/>
+                <w:webHidden/>
+              </w:rPr>
+              <w:instrText xml:space="preserve"> PAGEREF _Toc230178228 \h </w:instrText>
+            </w:r>
+            <w:r>
+              <w:rPr>
+                <w:noProof/>
+                <w:webHidden/>
+              </w:rPr>
+            </w:r>
+            <w:r>
+              <w:rPr>
+                <w:noProof/>
+                <w:webHidden/>
+              </w:rPr>
+              <w:fldChar w:fldCharType="separate"/>
+            </w:r>
+            <w:r>
+              <w:rPr>
+                <w:noProof/>
+                <w:webHidden/>
+              </w:rPr>
+              <w:t>24</w:t>
+            </w:r>
+            <w:r>
+              <w:rPr>
+                <w:noProof/>
+                <w:webHidden/>
+              </w:rPr>
+              <w:fldChar w:fldCharType="end"/>
+            </w:r>
+          </w:hyperlink>
+        </w:p>
+        <w:p>
+          <w:pPr>
+            <w:pStyle w:val="13"/>
+            <w:ind w:firstLine="0"/>
+            <w:rPr>
+              <w:rFonts w:asciiTheme="minorHAnsi" w:eastAsiaTheme="minorEastAsia" w:hAnsiTheme="minorHAnsi"/>
+              <w:noProof/>
+              <w:sz w:val="22"/>
+              <w:lang w:eastAsia="ru-RU"/>
+            </w:rPr>
+          </w:pPr>
+          <w:hyperlink w:anchor="_Toc230178229" w:history="1">
             <w:r>
               <w:rPr>
                 <w:rStyle w:val="aff1"/>
                 <w:noProof/>
                 <w:lang w:eastAsia="ru-RU"/>
               </w:rPr>
-              <w:t>ПРИЛОЖЕНИЕ А</w:t>
+              <w:t>ЗАКЛЮЧЕНИЕ</w:t>
             </w:r>
             <w:r>
               <w:rPr>
@@ -1892,7 +2092,7 @@
                 <w:noProof/>
                 <w:webHidden/>
               </w:rPr>
-              <w:instrText xml:space="preserve"> PAGEREF _Toc229991902 \h </w:instrText>
+              <w:instrText xml:space="preserve"> PAGEREF _Toc230178229 \h </w:instrText>
             </w:r>
             <w:r>
               <w:rPr>
@@ -1912,7 +2112,7 @@
                 <w:noProof/>
                 <w:webHidden/>
               </w:rPr>
-              <w:t>22</w:t>
+              <w:t>26</w:t>
             </w:r>
             <w:r>
               <w:rPr>
@@ -1922,6 +2122,88 @@
               <w:fldChar w:fldCharType="end"/>
             </w:r>
           </w:hyperlink>
+        </w:p>
+        <w:p>
+          <w:pPr>
+            <w:pStyle w:val="13"/>
+            <w:ind w:firstLine="0"/>
+            <w:rPr>
+              <w:rFonts w:asciiTheme="minorHAnsi" w:eastAsiaTheme="minorEastAsia" w:hAnsiTheme="minorHAnsi"/>
+              <w:noProof/>
+              <w:sz w:val="22"/>
+              <w:lang w:eastAsia="ru-RU"/>
+            </w:rPr>
+          </w:pPr>
+          <w:hyperlink w:anchor="_Toc230178230" w:history="1">
+            <w:r>
+              <w:rPr>
+                <w:rStyle w:val="aff1"/>
+                <w:noProof/>
+                <w:lang w:eastAsia="ru-RU"/>
+              </w:rPr>
+              <w:t>ПРИЛОЖЕНИЕ А</w:t>
+            </w:r>
+            <w:r>
+              <w:rPr>
+                <w:noProof/>
+                <w:webHidden/>
+              </w:rPr>
+              <w:tab/>
+            </w:r>
+            <w:r>
+              <w:rPr>
+                <w:noProof/>
+                <w:webHidden/>
+              </w:rPr>
+              <w:fldChar w:fldCharType="begin"/>
+            </w:r>
+            <w:r>
+              <w:rPr>
+                <w:noProof/>
+                <w:webHidden/>
+              </w:rPr>
+              <w:instrText xml:space="preserve"> PAGEREF _Toc230178230 \h </w:instrText>
+            </w:r>
+            <w:r>
+              <w:rPr>
+                <w:noProof/>
+                <w:webHidden/>
+              </w:rPr>
+            </w:r>
+            <w:r>
+              <w:rPr>
+                <w:noProof/>
+                <w:webHidden/>
+              </w:rPr>
+              <w:fldChar w:fldCharType="separate"/>
+            </w:r>
+            <w:r>
+              <w:rPr>
+                <w:noProof/>
+                <w:webHidden/>
+              </w:rPr>
+              <w:t>27</w:t>
+            </w:r>
+            <w:r>
+              <w:rPr>
+                <w:noProof/>
+                <w:webHidden/>
+              </w:rPr>
+              <w:fldChar w:fldCharType="end"/>
+            </w:r>
+          </w:hyperlink>
+        </w:p>
+        <w:p>
+          <w:pPr>
+            <w:pStyle w:val="13"/>
+            <w:ind w:firstLine="0"/>
+            <w:rPr>
+              <w:rFonts w:asciiTheme="minorHAnsi" w:eastAsiaTheme="minorEastAsia" w:hAnsiTheme="minorHAnsi"/>
+              <w:noProof/>
+              <w:sz w:val="22"/>
+              <w:lang w:eastAsia="ru-RU"/>
+            </w:rPr>
+          </w:pPr>
           <w:r>
             <w:rPr>
               <w:b/>
@@ -1961,7 +2243,7 @@
       </w:pPr>
       <w:bookmarkStart w:id="2" w:name="_Toc229937647"/>
       <w:bookmarkStart w:id="3" w:name="_Toc229991862"/>
-      <w:bookmarkStart w:id="4" w:name="_Toc229991889"/>
+      <w:bookmarkStart w:id="4" w:name="_Toc230178213"/>
       <w:r>
         <w:rPr>
           <w:lang w:eastAsia="ru-RU"/>
@@ -2210,25 +2492,7 @@
           <w:szCs w:val="28"/>
           <w:lang w:eastAsia="ru-RU"/>
         </w:rPr>
-        <w:t xml:space="preserve">Создание и взаимодействие с </w:t>
-      </w:r>
-      <w:proofErr w:type="spellStart"/>
-      <w:r>
-        <w:rPr>
-          <w:rFonts w:eastAsia="Times New Roman" w:cs="Times New Roman"/>
-          <w:szCs w:val="28"/>
-          <w:lang w:eastAsia="ru-RU"/>
-        </w:rPr>
-        <w:t>канбан</w:t>
-      </w:r>
-      <w:proofErr w:type="spellEnd"/>
-      <w:r>
-        <w:rPr>
-          <w:rFonts w:eastAsia="Times New Roman" w:cs="Times New Roman"/>
-          <w:szCs w:val="28"/>
-          <w:lang w:eastAsia="ru-RU"/>
-        </w:rPr>
-        <w:t xml:space="preserve"> доской</w:t>
+        <w:t>Создание и взаимодействие с канбан доской</w:t>
       </w:r>
       <w:r>
         <w:rPr>
@@ -2358,7 +2622,7 @@
       </w:pPr>
       <w:bookmarkStart w:id="5" w:name="_Toc229937648"/>
       <w:bookmarkStart w:id="6" w:name="_Toc229991863"/>
-      <w:bookmarkStart w:id="7" w:name="_Toc229991890"/>
+      <w:bookmarkStart w:id="7" w:name="_Toc230178214"/>
       <w:r>
         <w:lastRenderedPageBreak/>
         <w:t xml:space="preserve">1. </w:t>
@@ -2425,15 +2689,7 @@
     </w:p>
     <w:p>
       <w:r>
-        <w:t>Для дальнейшего процесса разработки и сохранения документации был создан репозиторий, который получил название «</w:t>
-      </w:r>
-      <w:proofErr w:type="spellStart"/>
-      <w:r>
-        <w:t>CountryGuide</w:t>
-      </w:r>
-      <w:proofErr w:type="spellEnd"/>
-      <w:r>
-        <w:t>». В рамках кооперации к работе над проектом был добавлен ещё один разработчик.</w:t>
+        <w:t>Для дальнейшего процесса разработки и сохранения документации был создан репозиторий, который получил название «CountryGuide». В рамках кооперации к работе над проектом был добавлен ещё один разработчик.</w:t>
       </w:r>
     </w:p>
     <w:p>
@@ -2453,13 +2709,8 @@
         </w:tabs>
         <w:ind w:left="0" w:firstLine="709"/>
       </w:pPr>
-      <w:proofErr w:type="spellStart"/>
-      <w:r>
-        <w:t>main</w:t>
-      </w:r>
-      <w:proofErr w:type="spellEnd"/>
-      <w:r>
-        <w:t xml:space="preserve"> — основная (главная) ветка, в которую выгружаются стабильные рабочие версии проекта;</w:t>
+      <w:r>
+        <w:t>main — основная (главная) ветка, в которую выгружаются стабильные рабочие версии проекта;</w:t>
       </w:r>
     </w:p>
     <w:p>
@@ -2474,21 +2725,8 @@
         </w:tabs>
         <w:ind w:left="0" w:firstLine="709"/>
       </w:pPr>
-      <w:proofErr w:type="spellStart"/>
-      <w:r>
-        <w:t>develop</w:t>
-      </w:r>
-      <w:proofErr w:type="spellEnd"/>
-      <w:r>
-        <w:t xml:space="preserve"> — ветка разработки, в которую сливаются готовые версии продукта для последующего копирования в ветку </w:t>
-      </w:r>
-      <w:proofErr w:type="spellStart"/>
-      <w:r>
-        <w:t>main</w:t>
-      </w:r>
-      <w:proofErr w:type="spellEnd"/>
-      <w:r>
-        <w:t>;</w:t>
+      <w:r>
+        <w:t>develop — ветка разработки, в которую сливаются готовые версии продукта для последующего копирования в ветку main;</w:t>
       </w:r>
     </w:p>
     <w:p>
@@ -2503,13 +2741,8 @@
         </w:tabs>
         <w:ind w:left="0" w:firstLine="709"/>
       </w:pPr>
-      <w:proofErr w:type="spellStart"/>
-      <w:r>
-        <w:t>developP</w:t>
-      </w:r>
-      <w:proofErr w:type="spellEnd"/>
-      <w:r>
-        <w:t xml:space="preserve"> — ветка первого разработчика;</w:t>
+      <w:r>
+        <w:t>developP — ветка первого разработчика;</w:t>
       </w:r>
     </w:p>
     <w:p>
@@ -2524,13 +2757,8 @@
         </w:tabs>
         <w:ind w:left="0" w:firstLine="709"/>
       </w:pPr>
-      <w:proofErr w:type="spellStart"/>
-      <w:r>
-        <w:t>developA</w:t>
-      </w:r>
-      <w:proofErr w:type="spellEnd"/>
-      <w:r>
-        <w:t xml:space="preserve"> — ветка второго разработчика.</w:t>
+      <w:r>
+        <w:t>developA — ветка второго разработчика.</w:t>
       </w:r>
     </w:p>
     <w:p>
@@ -2597,41 +2825,15 @@
         </w:r>
       </w:fldSimple>
       <w:r>
-        <w:t xml:space="preserve">. </w:t>
-      </w:r>
-      <w:proofErr w:type="spellStart"/>
-      <w:r>
-        <w:t>Репризиторий</w:t>
-      </w:r>
-      <w:proofErr w:type="spellEnd"/>
-      <w:r>
-        <w:t xml:space="preserve"> </w:t>
-      </w:r>
-      <w:proofErr w:type="spellStart"/>
+        <w:t xml:space="preserve">. Репризиторий </w:t>
+      </w:r>
       <w:r>
         <w:t>CountryGuide</w:t>
       </w:r>
-      <w:proofErr w:type="spellEnd"/>
-    </w:p>
-    <w:p>
-      <w:r>
-        <w:t xml:space="preserve">Далее приведем пример работы с веткой разработчика. </w:t>
-      </w:r>
-      <w:proofErr w:type="spellStart"/>
-      <w:r>
-        <w:t>Т.е</w:t>
-      </w:r>
-      <w:proofErr w:type="spellEnd"/>
-      <w:r>
-        <w:t xml:space="preserve"> создания ветки, добавления файлов, создание коммита и отправка в удалённый </w:t>
-      </w:r>
-      <w:proofErr w:type="spellStart"/>
-      <w:r>
-        <w:t>репризиторий</w:t>
-      </w:r>
-      <w:proofErr w:type="spellEnd"/>
-      <w:r>
-        <w:t>.</w:t>
+    </w:p>
+    <w:p>
+      <w:r>
+        <w:t>Далее приведем пример работы с веткой разработчика. Т.е создания ветки, добавления файлов, создание коммита и отправка в удалённый репризиторий.</w:t>
       </w:r>
     </w:p>
     <w:p>
@@ -2799,7 +3001,7 @@
       </w:pPr>
       <w:bookmarkStart w:id="8" w:name="_Toc229937649"/>
       <w:bookmarkStart w:id="9" w:name="_Toc229991864"/>
-      <w:bookmarkStart w:id="10" w:name="_Toc229991891"/>
+      <w:bookmarkStart w:id="10" w:name="_Toc230178215"/>
       <w:r>
         <w:rPr>
           <w:lang w:eastAsia="ru-RU"/>
@@ -2830,7 +3032,7 @@
         </w:rPr>
       </w:pPr>
       <w:bookmarkStart w:id="11" w:name="_Toc229991865"/>
-      <w:bookmarkStart w:id="12" w:name="_Toc229991892"/>
+      <w:bookmarkStart w:id="12" w:name="_Toc230178216"/>
       <w:r>
         <w:rPr>
           <w:lang w:eastAsia="ru-RU"/>
@@ -3051,21 +3253,7 @@
           <w:lang w:eastAsia="ru-RU"/>
         </w:rPr>
         <w:lastRenderedPageBreak/>
-        <w:t xml:space="preserve">безопасности. Далее данная задача была добавлена в </w:t>
-      </w:r>
-      <w:proofErr w:type="spellStart"/>
-      <w:r>
-        <w:rPr>
-          <w:lang w:eastAsia="ru-RU"/>
-        </w:rPr>
-        <w:t>канбан</w:t>
-      </w:r>
-      <w:proofErr w:type="spellEnd"/>
-      <w:r>
-        <w:rPr>
-          <w:lang w:eastAsia="ru-RU"/>
-        </w:rPr>
-        <w:t xml:space="preserve"> доску</w:t>
+        <w:t>безопасности. Далее данная задача была добавлена в канбан доску</w:t>
       </w:r>
       <w:r>
         <w:rPr>
@@ -3156,15 +3344,7 @@
         </w:r>
       </w:fldSimple>
       <w:r>
-        <w:t xml:space="preserve">. Задача на создание диаграмм на </w:t>
-      </w:r>
-      <w:proofErr w:type="spellStart"/>
-      <w:r>
-        <w:t>канбан</w:t>
-      </w:r>
-      <w:proofErr w:type="spellEnd"/>
-      <w:r>
-        <w:t xml:space="preserve"> доске</w:t>
+        <w:t>. Задача на создание диаграмм на канбан доске</w:t>
       </w:r>
     </w:p>
     <w:p>
@@ -3172,7 +3352,7 @@
         <w:pStyle w:val="2"/>
       </w:pPr>
       <w:bookmarkStart w:id="13" w:name="_Toc229991866"/>
-      <w:bookmarkStart w:id="14" w:name="_Toc229991893"/>
+      <w:bookmarkStart w:id="14" w:name="_Toc230178217"/>
       <w:r>
         <w:t>2.</w:t>
       </w:r>
@@ -3245,15 +3425,7 @@
       </w:r>
       <w:r>
         <w:lastRenderedPageBreak/>
-        <w:t xml:space="preserve">полезных локальных приложений, конвертация валют, подсчёт добавочного налога на покупку, установка лимита трат на поездку, учёт расходов с привязкой к карте, получение пороговых уведомлений о перерасходе, получение </w:t>
-      </w:r>
-      <w:proofErr w:type="spellStart"/>
-      <w:r>
-        <w:t>push</w:t>
-      </w:r>
-      <w:proofErr w:type="spellEnd"/>
-      <w:r>
-        <w:t>-уведомлений об опасности (протесты, стихийных бедствиях), оплата покупки с интеграцией платёжных систем.</w:t>
+        <w:t>полезных локальных приложений, конвертация валют, подсчёт добавочного налога на покупку, установка лимита трат на поездку, учёт расходов с привязкой к карте, получение пороговых уведомлений о перерасходе, получение push-уведомлений об опасности (протесты, стихийных бедствиях), оплата покупки с интеграцией платёжных систем.</w:t>
       </w:r>
     </w:p>
     <w:p>
@@ -3367,7 +3539,7 @@
         <w:pStyle w:val="2"/>
       </w:pPr>
       <w:bookmarkStart w:id="15" w:name="_Toc229991867"/>
-      <w:bookmarkStart w:id="16" w:name="_Toc229991894"/>
+      <w:bookmarkStart w:id="16" w:name="_Toc230178218"/>
       <w:r>
         <w:t>2.</w:t>
       </w:r>
@@ -3396,15 +3568,7 @@
     </w:p>
     <w:p>
       <w:r>
-        <w:t xml:space="preserve">Пользователь. Атрибуты: </w:t>
-      </w:r>
-      <w:proofErr w:type="spellStart"/>
-      <w:r>
-        <w:t>email</w:t>
-      </w:r>
-      <w:proofErr w:type="spellEnd"/>
-      <w:r>
-        <w:t>, пароль, имя, фамилия, отчество, телефон. Выступает в роли базового класса для Клиента и Администратора.</w:t>
+        <w:t>Пользователь. Атрибуты: email, пароль, имя, фамилия, отчество, телефон. Выступает в роли базового класса для Клиента и Администратора.</w:t>
       </w:r>
     </w:p>
     <w:p>
@@ -3424,15 +3588,7 @@
     </w:p>
     <w:p>
       <w:r>
-        <w:t xml:space="preserve">Страна. Атрибуты: название, язык, валюта. Операции: получить уровень опасности(). Связан композицией с классами Словарик и Локальное приложение и Статья (страна имеет набор статей, и без страны статьи </w:t>
-      </w:r>
-      <w:proofErr w:type="spellStart"/>
-      <w:r>
-        <w:t>ненужны</w:t>
-      </w:r>
-      <w:proofErr w:type="spellEnd"/>
-      <w:r>
-        <w:t>). Также связан ассоциацией с классом Внешний API для получения данных о стране.</w:t>
+        <w:t>Страна. Атрибуты: название, язык, валюта. Операции: получить уровень опасности(). Связан композицией с классами Словарик и Локальное приложение и Статья (страна имеет набор статей, и без страны статьи ненужны). Также связан ассоциацией с классом Внешний API для получения данных о стране.</w:t>
       </w:r>
     </w:p>
     <w:p>
@@ -3539,7 +3695,7 @@
         <w:pStyle w:val="2"/>
       </w:pPr>
       <w:bookmarkStart w:id="17" w:name="_Toc229991868"/>
-      <w:bookmarkStart w:id="18" w:name="_Toc229991895"/>
+      <w:bookmarkStart w:id="18" w:name="_Toc230178219"/>
       <w:r>
         <w:t>2.</w:t>
       </w:r>
@@ -3639,7 +3795,7 @@
         <w:pStyle w:val="2"/>
       </w:pPr>
       <w:bookmarkStart w:id="19" w:name="_Toc229991869"/>
-      <w:bookmarkStart w:id="20" w:name="_Toc229991896"/>
+      <w:bookmarkStart w:id="20" w:name="_Toc230178220"/>
       <w:bookmarkStart w:id="21" w:name="_Hlk229866844"/>
       <w:r>
         <w:lastRenderedPageBreak/>
@@ -3755,7 +3911,7 @@
         <w:pStyle w:val="2"/>
       </w:pPr>
       <w:bookmarkStart w:id="22" w:name="_Toc229991870"/>
-      <w:bookmarkStart w:id="23" w:name="_Toc229991897"/>
+      <w:bookmarkStart w:id="23" w:name="_Toc230178221"/>
       <w:r>
         <w:lastRenderedPageBreak/>
         <w:t>2.</w:t>
@@ -3874,7 +4030,7 @@
         <w:pStyle w:val="2"/>
       </w:pPr>
       <w:bookmarkStart w:id="24" w:name="_Toc229991871"/>
-      <w:bookmarkStart w:id="25" w:name="_Toc229991898"/>
+      <w:bookmarkStart w:id="25" w:name="_Toc230178222"/>
       <w:r>
         <w:t>2.</w:t>
       </w:r>
@@ -3989,7 +4145,7 @@
         <w:pStyle w:val="2"/>
       </w:pPr>
       <w:bookmarkStart w:id="26" w:name="_Toc229991872"/>
-      <w:bookmarkStart w:id="27" w:name="_Toc229991899"/>
+      <w:bookmarkStart w:id="27" w:name="_Toc230178223"/>
       <w:r>
         <w:lastRenderedPageBreak/>
         <w:t>2.</w:t>
@@ -4016,28 +4172,12 @@
     </w:p>
     <w:p>
       <w:r>
-        <w:t xml:space="preserve">Сервер выполняет проверку уникальности электронной почты в базе данных. Если указанный </w:t>
-      </w:r>
-      <w:proofErr w:type="spellStart"/>
-      <w:r>
-        <w:t>email</w:t>
-      </w:r>
-      <w:proofErr w:type="spellEnd"/>
-      <w:r>
-        <w:t xml:space="preserve"> уже зарегистрирован, база данных возвращает соответствующий ответ, и система отображает клиенту сообщение об ошибке: «Пользователь уже зарегистрирован». После этого процесс возвращается к этапу заполнения формы регистрации.</w:t>
-      </w:r>
-    </w:p>
-    <w:p>
-      <w:r>
-        <w:t xml:space="preserve">Если </w:t>
-      </w:r>
-      <w:proofErr w:type="spellStart"/>
-      <w:r>
-        <w:t>email</w:t>
-      </w:r>
-      <w:proofErr w:type="spellEnd"/>
-      <w:r>
-        <w:t xml:space="preserve"> не найден в базе данных, система переходит к сохранению нового пользователя. Сервер сохраняет учётные данные клиента в базе данных, после чего получает подтверждение об успешном сохранении. Затем система отображает клиенту сообщение об успешной регистрации в пользовательском интерфейсе. На этом процесс завершается.</w:t>
+        <w:t>Сервер выполняет проверку уникальности электронной почты в базе данных. Если указанный email уже зарегистрирован, база данных возвращает соответствующий ответ, и система отображает клиенту сообщение об ошибке: «Пользователь уже зарегистрирован». После этого процесс возвращается к этапу заполнения формы регистрации.</w:t>
+      </w:r>
+    </w:p>
+    <w:p>
+      <w:r>
+        <w:t>Если email не найден в базе данных, система переходит к сохранению нового пользователя. Сервер сохраняет учётные данные клиента в базе данных, после чего получает подтверждение об успешном сохранении. Затем система отображает клиенту сообщение об успешной регистрации в пользовательском интерфейсе. На этом процесс завершается.</w:t>
       </w:r>
     </w:p>
     <w:p>
@@ -4112,7 +4252,7 @@
         <w:pStyle w:val="2"/>
       </w:pPr>
       <w:bookmarkStart w:id="28" w:name="_Toc229991873"/>
-      <w:bookmarkStart w:id="29" w:name="_Toc229991900"/>
+      <w:bookmarkStart w:id="29" w:name="_Toc230178224"/>
       <w:bookmarkStart w:id="30" w:name="_Hlk229871420"/>
       <w:r>
         <w:lastRenderedPageBreak/>
@@ -4139,36 +4279,12 @@
     <w:bookmarkEnd w:id="30"/>
     <w:p>
       <w:r>
-        <w:t xml:space="preserve">Для начала пользователь вводит свой </w:t>
-      </w:r>
-      <w:proofErr w:type="spellStart"/>
-      <w:r>
-        <w:t>email</w:t>
-      </w:r>
-      <w:proofErr w:type="spellEnd"/>
-      <w:r>
-        <w:t xml:space="preserve"> и пароль в интерфейсе. Данные передаются через интерфейс на сервер, где происходит проверка учётных данных. Сервер выполняет внутреннее действие - сверяет введённый </w:t>
-      </w:r>
-      <w:proofErr w:type="spellStart"/>
-      <w:r>
-        <w:t>email</w:t>
-      </w:r>
-      <w:proofErr w:type="spellEnd"/>
-      <w:r>
-        <w:t xml:space="preserve"> и пароль с данными, хранящимися в базе.</w:t>
-      </w:r>
-    </w:p>
-    <w:p>
-      <w:r>
-        <w:t xml:space="preserve">Если введённые данные не верны, сервер возвращает интерфейсу сообщение об ошибке авторизации. Интерфейс отображает пользователю ошибку с текстом «Неверный </w:t>
-      </w:r>
-      <w:proofErr w:type="spellStart"/>
-      <w:r>
-        <w:t>email</w:t>
-      </w:r>
-      <w:proofErr w:type="spellEnd"/>
-      <w:r>
-        <w:t xml:space="preserve"> или пароль», после чего пользователь возвращается к шагу ввода данных.</w:t>
+        <w:t>Для начала пользователь вводит свой email и пароль в интерфейсе. Данные передаются через интерфейс на сервер, где происходит проверка учётных данных. Сервер выполняет внутреннее действие - сверяет введённый email и пароль с данными, хранящимися в базе.</w:t>
+      </w:r>
+    </w:p>
+    <w:p>
+      <w:r>
+        <w:t>Если введённые данные не верны, сервер возвращает интерфейсу сообщение об ошибке авторизации. Интерфейс отображает пользователю ошибку с текстом «Неверный email или пароль», после чего пользователь возвращается к шагу ввода данных.</w:t>
       </w:r>
     </w:p>
     <w:p>
@@ -4255,38 +4371,26 @@
       <w:pPr>
         <w:pStyle w:val="1"/>
       </w:pPr>
+      <w:bookmarkStart w:id="31" w:name="_Toc230178225"/>
       <w:r>
         <w:lastRenderedPageBreak/>
         <w:t>3. Реализация программы</w:t>
       </w:r>
+      <w:bookmarkEnd w:id="31"/>
     </w:p>
     <w:p>
       <w:pPr>
         <w:pStyle w:val="2"/>
       </w:pPr>
+      <w:bookmarkStart w:id="32" w:name="_Toc230178226"/>
       <w:r>
         <w:t>3.1 Разработка дизайна проекта.</w:t>
       </w:r>
-    </w:p>
-    <w:p>
-      <w:r>
-        <w:t xml:space="preserve">Первым шагом данная задача была добавлена на </w:t>
-      </w:r>
-      <w:proofErr w:type="spellStart"/>
-      <w:r>
-        <w:t>канбан</w:t>
-      </w:r>
-      <w:proofErr w:type="spellEnd"/>
-      <w:r>
-        <w:t xml:space="preserve">-доску, где для неё были выделены следующие подзадачи: создание </w:t>
-      </w:r>
-      <w:proofErr w:type="spellStart"/>
-      <w:r>
-        <w:t>выкраски</w:t>
-      </w:r>
-      <w:proofErr w:type="spellEnd"/>
-      <w:r>
-        <w:t xml:space="preserve"> (подбор цветовой палитры), выбор цветового оформления интерфейса и создание логотипа</w:t>
+      <w:bookmarkEnd w:id="32"/>
+    </w:p>
+    <w:p>
+      <w:r>
+        <w:t>Первым шагом данная задача была добавлена на канбан-доску, где для неё были выделены следующие подзадачи: создание выкраски (подбор цветовой палитры), выбор цветового оформления интерфейса и создание логотипа</w:t>
       </w:r>
       <w:r>
         <w:t>.</w:t>
@@ -4367,15 +4471,7 @@
     </w:p>
     <w:p>
       <w:r>
-        <w:t xml:space="preserve">Для разработки дизайна проектов было создано 6 карточек с различными вариантами </w:t>
-      </w:r>
-      <w:proofErr w:type="spellStart"/>
-      <w:r>
-        <w:t>выкрасок</w:t>
-      </w:r>
-      <w:proofErr w:type="spellEnd"/>
-      <w:r>
-        <w:t xml:space="preserve"> цветовой гаммы, каждая из которых включала 4</w:t>
+        <w:t>Для разработки дизайна проектов было создано 6 карточек с различными вариантами выкрасок цветовой гаммы, каждая из которых включала 4</w:t>
       </w:r>
       <w:r>
         <w:t>-</w:t>
@@ -4503,23 +4599,7 @@
         <w:ind w:left="0" w:firstLine="709"/>
       </w:pPr>
       <w:r>
-        <w:t>#1F2937 – цвет подвала (</w:t>
-      </w:r>
-      <w:proofErr w:type="spellStart"/>
-      <w:r>
-        <w:t>footer</w:t>
-      </w:r>
-      <w:proofErr w:type="spellEnd"/>
-      <w:r>
-        <w:t>) и шапки (</w:t>
-      </w:r>
-      <w:proofErr w:type="spellStart"/>
-      <w:r>
-        <w:t>header</w:t>
-      </w:r>
-      <w:proofErr w:type="spellEnd"/>
-      <w:r>
-        <w:t>) сайта, а также основного текста;</w:t>
+        <w:t>#1F2937 – цвет подвала (footer) и шапки (header) сайта, а также основного текста;</w:t>
       </w:r>
     </w:p>
     <w:p>
@@ -4688,6 +4768,7 @@
       <w:pPr>
         <w:pStyle w:val="2"/>
       </w:pPr>
+      <w:bookmarkStart w:id="33" w:name="_Toc230178227"/>
       <w:r>
         <w:t xml:space="preserve">3.2 Создание </w:t>
       </w:r>
@@ -4703,59 +4784,162 @@
       <w:r>
         <w:t>диаграммы.</w:t>
       </w:r>
-    </w:p>
-    <w:p>
-      <w:r>
-        <w:t>1) Сущности, атрибуты и ограничения атрибутов.</w:t>
-      </w:r>
-    </w:p>
-    <w:p>
-      <w:r>
-        <w:t>Всего будет восемь сущностей. Первая сущность – Поездка. В неё будут входить такие атрибуты как: код поездки (первичный ключ, имеющий целочисленной значение), код пользователя (вторичный ключ, имеющий целочисленной значение), код страны (вторичный ключ, имеющий целочисленной значение), начало поездки (дата), окончание поездки (дата).</w:t>
-      </w:r>
-    </w:p>
-    <w:p>
-      <w:r>
-        <w:t>Вторая сущность – Пользователь. В неё будут входить такие атрибуты как: код пользователя (первичный ключ, имеющий целочисленной значение), электронная почта (текстовое значение), пароль (текстовое значение), фамилия (текстовое значение), имя (текстовое значение), номер телефона (текстовое значение).</w:t>
-      </w:r>
-    </w:p>
-    <w:p>
-      <w:r>
-        <w:t>Третья сущность – Статья: код статьи (первичный ключ, имеющий целочисленной значение), код страны (вторичный ключ, имеющий целочисленной значение), название статьи (текстовое значение), ссылка на статью (текстовое значение), обновление статьи (дата).</w:t>
-      </w:r>
-    </w:p>
-    <w:p>
-      <w:r>
-        <w:t xml:space="preserve">Четвёртая сущность – Страна: код страны (первичный ключ, имеющий целочисленной значение), наименование страны (текстовое значение), валюта </w:t>
-      </w:r>
+      <w:bookmarkEnd w:id="33"/>
+    </w:p>
+    <w:p>
+      <w:r>
+        <w:t>1</w:t>
+      </w:r>
+      <w:r>
+        <w:t>.</w:t>
+      </w:r>
+      <w:r>
+        <w:t xml:space="preserve"> Сущности, атрибуты и ограничения атрибутов.</w:t>
+      </w:r>
+    </w:p>
+    <w:p>
+      <w:r>
+        <w:t>Всего будет восемь сущностей.</w:t>
+      </w:r>
+    </w:p>
+    <w:p>
+      <w:pPr>
+        <w:pStyle w:val="af9"/>
+        <w:numPr>
+          <w:ilvl w:val="0"/>
+          <w:numId w:val="26"/>
+        </w:numPr>
+        <w:tabs>
+          <w:tab w:val="left" w:pos="993"/>
+        </w:tabs>
+        <w:ind w:left="0" w:firstLine="709"/>
+      </w:pPr>
+      <w:r>
+        <w:t>Поездка. В неё будут входить такие атрибуты как: код поездки (первичный ключ, имеющий целочисленной значение), код пользователя (вторичный ключ, имеющий целочисленной значение), код страны (вторичный ключ, имеющий целочисленной значение), начало поездки (дата), окончание поездки (дата).</w:t>
+      </w:r>
+    </w:p>
+    <w:p>
+      <w:pPr>
+        <w:pStyle w:val="af9"/>
+        <w:numPr>
+          <w:ilvl w:val="0"/>
+          <w:numId w:val="26"/>
+        </w:numPr>
+        <w:tabs>
+          <w:tab w:val="left" w:pos="993"/>
+        </w:tabs>
+        <w:ind w:left="0" w:firstLine="709"/>
+      </w:pPr>
+      <w:r>
+        <w:t>Пользователь. В неё будут входить такие атрибуты как: код пользователя (первичный ключ, имеющий целочисленной значение), электронная почта (текстовое значение), пароль (текстовое значение), фамилия (текстовое значение), имя (текстовое значение), номер телефона (текстовое значение).</w:t>
+      </w:r>
+    </w:p>
+    <w:p>
+      <w:pPr>
+        <w:pStyle w:val="af9"/>
+        <w:numPr>
+          <w:ilvl w:val="0"/>
+          <w:numId w:val="26"/>
+        </w:numPr>
+        <w:tabs>
+          <w:tab w:val="left" w:pos="993"/>
+        </w:tabs>
+        <w:ind w:left="0" w:firstLine="709"/>
+      </w:pPr>
+      <w:r>
+        <w:t>Статья: код статьи (первичный ключ, имеющий целочисленной значение), код страны (вторичный ключ, имеющий целочисленной значение), название статьи (текстовое значение), ссылка на статью (текстовое значение), обновление статьи (дата).</w:t>
+      </w:r>
+    </w:p>
+    <w:p>
+      <w:pPr>
+        <w:pStyle w:val="af9"/>
+        <w:numPr>
+          <w:ilvl w:val="0"/>
+          <w:numId w:val="26"/>
+        </w:numPr>
+        <w:tabs>
+          <w:tab w:val="left" w:pos="993"/>
+        </w:tabs>
+        <w:ind w:left="0" w:firstLine="709"/>
+      </w:pPr>
       <w:r>
         <w:lastRenderedPageBreak/>
-        <w:t>(текстовое значение), ставка НДС (дробное значение), язык (текстовое значение).</w:t>
-      </w:r>
-    </w:p>
-    <w:p>
-      <w:r>
-        <w:t>Пятая сущность – Местное приложение: код приложения (первичный ключ, имеющий целочисленной значение), код страны (вторичный ключ, имеющий целочисленной значение), название приложения (текстовое значение), описание приложения (текстовое значение), иконка приложения (изображение).</w:t>
-      </w:r>
-    </w:p>
-    <w:p>
-      <w:r>
-        <w:t>Шестая сущность – Фраза: код фразы (первичный ключ, имеющий целочисленной значение), код категории фразы (вторичный ключ, имеющий целочисленной значение), текст на местном языке (текстовое значение), переведённый текст (текстовое значение), транслитерация (текстовое значение).</w:t>
-      </w:r>
-    </w:p>
-    <w:p>
-      <w:r>
-        <w:t>Седьмая сущность – Категория фразы: код категории фразы (первичный ключ, имеющий целочисленной значение), название категории (текстовое значение), обновление (дата).</w:t>
-      </w:r>
-    </w:p>
-    <w:p>
-      <w:r>
-        <w:t>Восьмая сущность – Бюджет: код бюджета (первичный ключ, имеющий целочисленной значение), код поездки (вторичный ключ, имеющий целочисленной значение), сумма (дробное значение), лимит на день (дробное значение), наличие порогового лимита (булево значение), потрачено (дробное значение).</w:t>
-      </w:r>
-    </w:p>
-    <w:p>
-      <w:r>
-        <w:t>2) Связи между сущностями.</w:t>
+        <w:t>Страна: код страны (первичный ключ, имеющий целочисленной значение), наименование страны (текстовое значение), валюта (текстовое значение), ставка НДС (дробное значение), язык (текстовое значение).</w:t>
+      </w:r>
+    </w:p>
+    <w:p>
+      <w:pPr>
+        <w:pStyle w:val="af9"/>
+        <w:numPr>
+          <w:ilvl w:val="0"/>
+          <w:numId w:val="26"/>
+        </w:numPr>
+        <w:tabs>
+          <w:tab w:val="left" w:pos="993"/>
+        </w:tabs>
+        <w:ind w:left="0" w:firstLine="709"/>
+      </w:pPr>
+      <w:r>
+        <w:t>Местное приложение: код приложения (первичный ключ, имеющий целочисленной значение), код страны (вторичный ключ, имеющий целочисленной значение), название приложения (текстовое значение), описание приложения (текстовое значение), иконка приложения (изображение).</w:t>
+      </w:r>
+    </w:p>
+    <w:p>
+      <w:pPr>
+        <w:pStyle w:val="af9"/>
+        <w:numPr>
+          <w:ilvl w:val="0"/>
+          <w:numId w:val="26"/>
+        </w:numPr>
+        <w:tabs>
+          <w:tab w:val="left" w:pos="993"/>
+        </w:tabs>
+        <w:ind w:left="0" w:firstLine="709"/>
+      </w:pPr>
+      <w:r>
+        <w:t>Фраза: код фразы (первичный ключ, имеющий целочисленной значение), код категории фразы (вторичный ключ, имеющий целочисленной значение), текст на местном языке (текстовое значение), переведённый текст (текстовое значение), транслитерация (текстовое значение).</w:t>
+      </w:r>
+    </w:p>
+    <w:p>
+      <w:pPr>
+        <w:pStyle w:val="af9"/>
+        <w:numPr>
+          <w:ilvl w:val="0"/>
+          <w:numId w:val="26"/>
+        </w:numPr>
+        <w:tabs>
+          <w:tab w:val="left" w:pos="993"/>
+        </w:tabs>
+        <w:ind w:left="0" w:firstLine="709"/>
+      </w:pPr>
+      <w:r>
+        <w:t>Категория фразы: код категории фразы (первичный ключ, имеющий целочисленной значение), название категории (текстовое значение), обновление (дата).</w:t>
+      </w:r>
+    </w:p>
+    <w:p>
+      <w:pPr>
+        <w:pStyle w:val="af9"/>
+        <w:numPr>
+          <w:ilvl w:val="0"/>
+          <w:numId w:val="26"/>
+        </w:numPr>
+        <w:tabs>
+          <w:tab w:val="left" w:pos="993"/>
+        </w:tabs>
+        <w:ind w:left="0" w:firstLine="709"/>
+      </w:pPr>
+      <w:r>
+        <w:t>Бюджет: код бюджета (первичный ключ, имеющий целочисленной значение), код поездки (вторичный ключ, имеющий целочисленной значение), сумма (дробное значение), лимит на день (дробное значение), наличие порогового лимита (булево значение), потрачено (дробное значение).</w:t>
+      </w:r>
+    </w:p>
+    <w:p>
+      <w:r>
+        <w:t>2</w:t>
+      </w:r>
+      <w:r>
+        <w:t>.</w:t>
+      </w:r>
+      <w:r>
+        <w:t xml:space="preserve"> Связи между сущностями.</w:t>
       </w:r>
     </w:p>
     <w:p>
@@ -4855,16 +5039,689 @@
         <w:t>диаграмма</w:t>
       </w:r>
     </w:p>
+    <w:p>
+      <w:pPr>
+        <w:pStyle w:val="2"/>
+      </w:pPr>
+      <w:bookmarkStart w:id="34" w:name="_Toc230178228"/>
+      <w:r>
+        <w:t>3.3 Модели данных и формы для работы с ними</w:t>
+      </w:r>
+      <w:bookmarkEnd w:id="34"/>
+      <w:r>
+        <w:t>.</w:t>
+      </w:r>
+    </w:p>
+    <w:p>
+      <w:r>
+        <w:t>На канбан-доске была создана основная задача «Разработка, создание моделей и форм», которая стала ключевым этапом в проектировании backend-части веб-приложения. Данная задача включала в себя проектирование логической структуры данных, разработку моделей базы данных и создание пользовательских форм для взаимодействия с этими данными.</w:t>
+      </w:r>
+    </w:p>
+    <w:p>
+      <w:r>
+        <w:lastRenderedPageBreak/>
+        <w:t>В рамках основной задачи были выделены следующие подзадачи по созданию моделей:</w:t>
+      </w:r>
+    </w:p>
+    <w:p>
+      <w:pPr>
+        <w:pStyle w:val="af9"/>
+        <w:numPr>
+          <w:ilvl w:val="0"/>
+          <w:numId w:val="26"/>
+        </w:numPr>
+        <w:tabs>
+          <w:tab w:val="left" w:pos="993"/>
+        </w:tabs>
+        <w:ind w:left="0" w:firstLine="709"/>
+      </w:pPr>
+      <w:r>
+        <w:t>Модель «Пользователь» (User)</w:t>
+      </w:r>
+    </w:p>
+    <w:p>
+      <w:r>
+        <w:t>Назначение: хранение информации о зарегистрированных пользователях системы</w:t>
+      </w:r>
+    </w:p>
+    <w:p>
+      <w:r>
+        <w:t>Поля: имя, фамилия, email, пароль, номер телефона.</w:t>
+      </w:r>
+    </w:p>
+    <w:p>
+      <w:r>
+        <w:t>Связи: один пользователь может создавать много поездок.</w:t>
+      </w:r>
+    </w:p>
+    <w:p>
+      <w:pPr>
+        <w:pStyle w:val="af9"/>
+        <w:numPr>
+          <w:ilvl w:val="0"/>
+          <w:numId w:val="26"/>
+        </w:numPr>
+        <w:tabs>
+          <w:tab w:val="left" w:pos="993"/>
+        </w:tabs>
+        <w:ind w:left="0" w:firstLine="709"/>
+      </w:pPr>
+      <w:r>
+        <w:t>Модель «Бюджет» (Budget)</w:t>
+      </w:r>
+    </w:p>
+    <w:p>
+      <w:r>
+        <w:t>Назначение: учёт финансовых расходов на поездки</w:t>
+      </w:r>
+    </w:p>
+    <w:p>
+      <w:r>
+        <w:t>Поля: сумма, лимит в день, наличие пороговых лимитов, потрачено.</w:t>
+      </w:r>
+    </w:p>
+    <w:p>
+      <w:r>
+        <w:t>Связи: бюджет привязан к конкретной поездке</w:t>
+      </w:r>
+    </w:p>
+    <w:p>
+      <w:pPr>
+        <w:pStyle w:val="af9"/>
+        <w:numPr>
+          <w:ilvl w:val="0"/>
+          <w:numId w:val="26"/>
+        </w:numPr>
+        <w:tabs>
+          <w:tab w:val="left" w:pos="993"/>
+        </w:tabs>
+        <w:ind w:left="0" w:firstLine="709"/>
+      </w:pPr>
+      <w:r>
+        <w:t>Модель «Поездка» (Trip)</w:t>
+      </w:r>
+    </w:p>
+    <w:p>
+      <w:r>
+        <w:t>Назначение: хранение информации о запланированных или совершённых поездках</w:t>
+      </w:r>
+    </w:p>
+    <w:p>
+      <w:r>
+        <w:t>Поля: дата начала, дата окончания.</w:t>
+      </w:r>
+    </w:p>
+    <w:p>
+      <w:r>
+        <w:t>Связи: поездка связана с пользователем (создателем), страной и бюджетом</w:t>
+      </w:r>
+    </w:p>
+    <w:p>
+      <w:pPr>
+        <w:pStyle w:val="af9"/>
+        <w:numPr>
+          <w:ilvl w:val="0"/>
+          <w:numId w:val="26"/>
+        </w:numPr>
+        <w:tabs>
+          <w:tab w:val="left" w:pos="993"/>
+        </w:tabs>
+        <w:ind w:left="0" w:firstLine="709"/>
+      </w:pPr>
+      <w:r>
+        <w:t>Модель «Страна» (Country)</w:t>
+      </w:r>
+    </w:p>
+    <w:p>
+      <w:r>
+        <w:t>Назначение: справочная информация о странах для путешествий</w:t>
+      </w:r>
+    </w:p>
+    <w:p>
+      <w:r>
+        <w:t>Поля: название, валюта, налоговая ставка (vat_rate), язык.</w:t>
+      </w:r>
+    </w:p>
+    <w:p>
+      <w:r>
+        <w:t>Связи: страна может быть местом проведения множества поездок</w:t>
+      </w:r>
+    </w:p>
+    <w:p>
+      <w:pPr>
+        <w:keepNext/>
+        <w:ind w:firstLine="0"/>
+        <w:jc w:val="center"/>
+      </w:pPr>
+      <w:r>
+        <w:rPr>
+          <w:noProof/>
+        </w:rPr>
+        <w:drawing>
+          <wp:inline distT="0" distB="0" distL="0" distR="0" wp14:anchorId="157CA970" wp14:editId="2DAC2E60">
+            <wp:extent cx="5772150" cy="2241550"/>
+            <wp:effectExtent l="0" t="0" r="0" b="6350"/>
+            <wp:docPr id="19" name="Рисунок 19"/>
+            <wp:cNvGraphicFramePr>
+              <a:graphicFrameLocks xmlns:a="http://schemas.openxmlformats.org/drawingml/2006/main" noChangeAspect="1"/>
+            </wp:cNvGraphicFramePr>
+            <a:graphic xmlns:a="http://schemas.openxmlformats.org/drawingml/2006/main">
+              <a:graphicData uri="http://schemas.openxmlformats.org/drawingml/2006/picture">
+                <pic:pic xmlns:pic="http://schemas.openxmlformats.org/drawingml/2006/picture">
+                  <pic:nvPicPr>
+                    <pic:cNvPr id="1" name=""/>
+                    <pic:cNvPicPr/>
+                  </pic:nvPicPr>
+                  <pic:blipFill rotWithShape="1">
+                    <a:blip r:embed="rId24"/>
+                    <a:srcRect t="8664" r="2822" b="37681"/>
+                    <a:stretch/>
+                  </pic:blipFill>
+                  <pic:spPr bwMode="auto">
+                    <a:xfrm>
+                      <a:off x="0" y="0"/>
+                      <a:ext cx="5772150" cy="2241550"/>
+                    </a:xfrm>
+                    <a:prstGeom prst="rect">
+                      <a:avLst/>
+                    </a:prstGeom>
+                    <a:ln>
+                      <a:noFill/>
+                    </a:ln>
+                    <a:extLst>
+                      <a:ext uri="{53640926-AAD7-44D8-BBD7-CCE9431645EC}">
+                        <a14:shadowObscured xmlns:a14="http://schemas.microsoft.com/office/drawing/2010/main"/>
+                      </a:ext>
+                    </a:extLst>
+                  </pic:spPr>
+                </pic:pic>
+              </a:graphicData>
+            </a:graphic>
+          </wp:inline>
+        </w:drawing>
+      </w:r>
+    </w:p>
+    <w:p>
+      <w:pPr>
+        <w:jc w:val="center"/>
+      </w:pPr>
+      <w:r>
+        <w:t xml:space="preserve">Рисунок </w:t>
+      </w:r>
+      <w:r>
+        <w:fldChar w:fldCharType="begin"/>
+      </w:r>
+      <w:r>
+        <w:instrText xml:space="preserve"> SEQ Рисунок \* ARABIC </w:instrText>
+      </w:r>
+      <w:r>
+        <w:fldChar w:fldCharType="separate"/>
+      </w:r>
+      <w:r>
+        <w:rPr>
+          <w:noProof/>
+        </w:rPr>
+        <w:t>17</w:t>
+      </w:r>
+      <w:r>
+        <w:rPr>
+          <w:noProof/>
+        </w:rPr>
+        <w:fldChar w:fldCharType="end"/>
+      </w:r>
+      <w:r>
+        <w:t>. Задача разработка, создание моделей и форм</w:t>
+      </w:r>
+    </w:p>
+    <w:p>
+      <w:r>
+        <w:lastRenderedPageBreak/>
+        <w:t>Параллельно с разработкой моделей и форм были поставлены задачи по созданию пользовательских интерфейсов (HTML-страниц):</w:t>
+      </w:r>
+    </w:p>
+    <w:p>
+      <w:r>
+        <w:t>Главная страница (home)</w:t>
+      </w:r>
+      <w:r>
+        <w:t>:</w:t>
+      </w:r>
+    </w:p>
+    <w:p>
+      <w:pPr>
+        <w:pStyle w:val="af9"/>
+        <w:numPr>
+          <w:ilvl w:val="0"/>
+          <w:numId w:val="26"/>
+        </w:numPr>
+        <w:tabs>
+          <w:tab w:val="left" w:pos="993"/>
+        </w:tabs>
+        <w:ind w:left="0" w:firstLine="993"/>
+      </w:pPr>
+      <w:r>
+        <w:t>Автоматический слайдер на фоне.</w:t>
+      </w:r>
+    </w:p>
+    <w:p>
+      <w:pPr>
+        <w:pStyle w:val="af9"/>
+        <w:numPr>
+          <w:ilvl w:val="0"/>
+          <w:numId w:val="26"/>
+        </w:numPr>
+        <w:tabs>
+          <w:tab w:val="left" w:pos="993"/>
+        </w:tabs>
+        <w:ind w:left="0" w:firstLine="993"/>
+      </w:pPr>
+      <w:r>
+        <w:t>Кнопка начать путешествие</w:t>
+      </w:r>
+      <w:r>
+        <w:t>.</w:t>
+      </w:r>
+    </w:p>
+    <w:p>
+      <w:pPr>
+        <w:pStyle w:val="af9"/>
+        <w:numPr>
+          <w:ilvl w:val="0"/>
+          <w:numId w:val="26"/>
+        </w:numPr>
+        <w:tabs>
+          <w:tab w:val="left" w:pos="993"/>
+        </w:tabs>
+        <w:ind w:left="0" w:firstLine="993"/>
+      </w:pPr>
+      <w:r>
+        <w:t>Модальное окно с данными для путешествия.</w:t>
+      </w:r>
+    </w:p>
+    <w:p>
+      <w:r>
+        <w:t>Страницы регистрации и авторизации</w:t>
+      </w:r>
+      <w:r>
+        <w:t>:</w:t>
+      </w:r>
+    </w:p>
+    <w:p>
+      <w:pPr>
+        <w:pStyle w:val="af9"/>
+        <w:numPr>
+          <w:ilvl w:val="0"/>
+          <w:numId w:val="26"/>
+        </w:numPr>
+        <w:tabs>
+          <w:tab w:val="left" w:pos="993"/>
+        </w:tabs>
+        <w:ind w:left="0" w:firstLine="993"/>
+      </w:pPr>
+      <w:r>
+        <w:t>Регистрация новых пользователей с валидацией данных</w:t>
+      </w:r>
+      <w:r>
+        <w:t>.</w:t>
+      </w:r>
+    </w:p>
+    <w:p>
+      <w:pPr>
+        <w:pStyle w:val="af9"/>
+        <w:numPr>
+          <w:ilvl w:val="0"/>
+          <w:numId w:val="26"/>
+        </w:numPr>
+        <w:tabs>
+          <w:tab w:val="left" w:pos="993"/>
+        </w:tabs>
+        <w:ind w:left="0" w:firstLine="993"/>
+      </w:pPr>
+      <w:r>
+        <w:t>Форма входа для существующих пользователей</w:t>
+      </w:r>
+      <w:r>
+        <w:t>.</w:t>
+      </w:r>
+    </w:p>
+    <w:p>
+      <w:r>
+        <w:t>Страница для добавления и редактирования стран</w:t>
+      </w:r>
+      <w:r>
+        <w:t>:</w:t>
+      </w:r>
+    </w:p>
+    <w:p>
+      <w:pPr>
+        <w:pStyle w:val="af9"/>
+        <w:numPr>
+          <w:ilvl w:val="0"/>
+          <w:numId w:val="26"/>
+        </w:numPr>
+        <w:tabs>
+          <w:tab w:val="left" w:pos="993"/>
+        </w:tabs>
+        <w:ind w:left="0" w:firstLine="993"/>
+      </w:pPr>
+      <w:r>
+        <w:t>Форма с полями: название страны, валюта, налоговая ставка, язык</w:t>
+      </w:r>
+      <w:r>
+        <w:t>.</w:t>
+      </w:r>
+    </w:p>
+    <w:p>
+      <w:pPr>
+        <w:pStyle w:val="af9"/>
+        <w:numPr>
+          <w:ilvl w:val="0"/>
+          <w:numId w:val="26"/>
+        </w:numPr>
+        <w:tabs>
+          <w:tab w:val="left" w:pos="993"/>
+        </w:tabs>
+        <w:ind w:left="0" w:firstLine="993"/>
+      </w:pPr>
+      <w:r>
+        <w:t>Возможность редактировать существующие записи</w:t>
+      </w:r>
+      <w:r>
+        <w:t>.</w:t>
+      </w:r>
+    </w:p>
+    <w:p>
+      <w:pPr>
+        <w:pStyle w:val="af9"/>
+        <w:numPr>
+          <w:ilvl w:val="0"/>
+          <w:numId w:val="26"/>
+        </w:numPr>
+        <w:tabs>
+          <w:tab w:val="left" w:pos="993"/>
+        </w:tabs>
+        <w:ind w:left="0" w:firstLine="993"/>
+      </w:pPr>
+      <w:r>
+        <w:t>Удаление стран (с подтверждением)</w:t>
+      </w:r>
+      <w:r>
+        <w:t>.</w:t>
+      </w:r>
+    </w:p>
+    <w:p>
+      <w:r>
+        <w:t>Страница для добавления и редактирования поездок</w:t>
+      </w:r>
+      <w:r>
+        <w:t>:</w:t>
+      </w:r>
+    </w:p>
+    <w:p>
+      <w:pPr>
+        <w:pStyle w:val="af9"/>
+        <w:numPr>
+          <w:ilvl w:val="0"/>
+          <w:numId w:val="26"/>
+        </w:numPr>
+        <w:tabs>
+          <w:tab w:val="left" w:pos="993"/>
+        </w:tabs>
+        <w:ind w:left="0" w:firstLine="993"/>
+      </w:pPr>
+      <w:r>
+        <w:t>Выбор страны из выпадающего списка (связь с моделью Country)</w:t>
+      </w:r>
+      <w:r>
+        <w:t>.</w:t>
+      </w:r>
+    </w:p>
+    <w:p>
+      <w:pPr>
+        <w:pStyle w:val="af9"/>
+        <w:numPr>
+          <w:ilvl w:val="0"/>
+          <w:numId w:val="26"/>
+        </w:numPr>
+        <w:tabs>
+          <w:tab w:val="left" w:pos="993"/>
+        </w:tabs>
+        <w:ind w:left="0" w:firstLine="993"/>
+      </w:pPr>
+      <w:r>
+        <w:t>Указание дат начала и окончания поездки</w:t>
+      </w:r>
+      <w:r>
+        <w:t>.</w:t>
+      </w:r>
+    </w:p>
+    <w:p>
+      <w:pPr>
+        <w:pStyle w:val="af9"/>
+        <w:numPr>
+          <w:ilvl w:val="0"/>
+          <w:numId w:val="26"/>
+        </w:numPr>
+        <w:tabs>
+          <w:tab w:val="left" w:pos="993"/>
+        </w:tabs>
+        <w:ind w:left="0" w:firstLine="993"/>
+      </w:pPr>
+      <w:r>
+        <w:t>Привязка бюджетных расходов</w:t>
+      </w:r>
+      <w:r>
+        <w:t xml:space="preserve"> (</w:t>
+      </w:r>
+      <w:r>
+        <w:t>связь с моделью Budget</w:t>
+      </w:r>
+      <w:r>
+        <w:t>)</w:t>
+      </w:r>
+      <w:r>
+        <w:t>.</w:t>
+      </w:r>
+    </w:p>
+    <w:p>
+      <w:pPr>
+        <w:pStyle w:val="af9"/>
+        <w:tabs>
+          <w:tab w:val="left" w:pos="993"/>
+        </w:tabs>
+        <w:ind w:left="709" w:firstLine="0"/>
+      </w:pPr>
+      <w:r>
+        <w:t xml:space="preserve">Страница управления бюджетом </w:t>
+      </w:r>
+      <w:r>
+        <w:t>поездкой:</w:t>
+      </w:r>
+    </w:p>
+    <w:p>
+      <w:pPr>
+        <w:pStyle w:val="af9"/>
+        <w:numPr>
+          <w:ilvl w:val="0"/>
+          <w:numId w:val="28"/>
+        </w:numPr>
+        <w:tabs>
+          <w:tab w:val="left" w:pos="993"/>
+        </w:tabs>
+        <w:ind w:left="0" w:firstLine="993"/>
+      </w:pPr>
+      <w:r>
+        <w:t>Бюджет с</w:t>
+      </w:r>
+      <w:r>
+        <w:t>о</w:t>
+      </w:r>
+      <w:r>
+        <w:t xml:space="preserve"> </w:t>
+      </w:r>
+      <w:r>
+        <w:t>степенью риска.</w:t>
+      </w:r>
+    </w:p>
+    <w:p>
+      <w:pPr>
+        <w:pStyle w:val="af9"/>
+        <w:numPr>
+          <w:ilvl w:val="0"/>
+          <w:numId w:val="28"/>
+        </w:numPr>
+        <w:tabs>
+          <w:tab w:val="left" w:pos="993"/>
+        </w:tabs>
+        <w:ind w:left="0" w:firstLine="993"/>
+      </w:pPr>
+      <w:r>
+        <w:t>Поля для конвертации валют (с возможным учетом налога).</w:t>
+      </w:r>
+    </w:p>
+    <w:p>
+      <w:pPr>
+        <w:pStyle w:val="af9"/>
+        <w:numPr>
+          <w:ilvl w:val="0"/>
+          <w:numId w:val="28"/>
+        </w:numPr>
+        <w:tabs>
+          <w:tab w:val="left" w:pos="993"/>
+        </w:tabs>
+        <w:ind w:left="0" w:firstLine="993"/>
+      </w:pPr>
+      <w:r>
+        <w:t>Сообщения оповещения об пороговом лимите и дневном лимите</w:t>
+      </w:r>
+      <w:r>
+        <w:t>.</w:t>
+      </w:r>
+    </w:p>
+    <w:p>
+      <w:pPr>
+        <w:pStyle w:val="af9"/>
+        <w:numPr>
+          <w:ilvl w:val="0"/>
+          <w:numId w:val="28"/>
+        </w:numPr>
+        <w:tabs>
+          <w:tab w:val="left" w:pos="993"/>
+        </w:tabs>
+        <w:ind w:left="0" w:firstLine="993"/>
+      </w:pPr>
+      <w:r>
+        <w:t>Кнопка для редактирования данных о поездке.</w:t>
+      </w:r>
+    </w:p>
+    <w:p>
+      <w:pPr>
+        <w:pStyle w:val="af9"/>
+        <w:numPr>
+          <w:ilvl w:val="0"/>
+          <w:numId w:val="28"/>
+        </w:numPr>
+        <w:tabs>
+          <w:tab w:val="left" w:pos="993"/>
+        </w:tabs>
+        <w:ind w:left="0" w:firstLine="993"/>
+      </w:pPr>
+      <w:r>
+        <w:t>Кнопка о завершении поездки.</w:t>
+      </w:r>
+    </w:p>
+    <w:p>
+      <w:pPr>
+        <w:keepNext/>
+        <w:jc w:val="center"/>
+      </w:pPr>
+      <w:r>
+        <w:lastRenderedPageBreak/>
+        <w:drawing>
+          <wp:inline distT="0" distB="0" distL="0" distR="0" wp14:anchorId="7E953AA2" wp14:editId="3CB40EC7">
+            <wp:extent cx="2692400" cy="3799841"/>
+            <wp:effectExtent l="0" t="0" r="0" b="0"/>
+            <wp:docPr id="13" name="Рисунок 13"/>
+            <wp:cNvGraphicFramePr>
+              <a:graphicFrameLocks xmlns:a="http://schemas.openxmlformats.org/drawingml/2006/main" noChangeAspect="1"/>
+            </wp:cNvGraphicFramePr>
+            <a:graphic xmlns:a="http://schemas.openxmlformats.org/drawingml/2006/main">
+              <a:graphicData uri="http://schemas.openxmlformats.org/drawingml/2006/picture">
+                <pic:pic xmlns:pic="http://schemas.openxmlformats.org/drawingml/2006/picture">
+                  <pic:nvPicPr>
+                    <pic:cNvPr id="1" name=""/>
+                    <pic:cNvPicPr/>
+                  </pic:nvPicPr>
+                  <pic:blipFill>
+                    <a:blip r:embed="rId25"/>
+                    <a:stretch>
+                      <a:fillRect/>
+                    </a:stretch>
+                  </pic:blipFill>
+                  <pic:spPr>
+                    <a:xfrm>
+                      <a:off x="0" y="0"/>
+                      <a:ext cx="2693183" cy="3800946"/>
+                    </a:xfrm>
+                    <a:prstGeom prst="rect">
+                      <a:avLst/>
+                    </a:prstGeom>
+                  </pic:spPr>
+                </pic:pic>
+              </a:graphicData>
+            </a:graphic>
+          </wp:inline>
+        </w:drawing>
+      </w:r>
+    </w:p>
+    <w:p>
+      <w:pPr>
+        <w:jc w:val="center"/>
+      </w:pPr>
+      <w:r>
+        <w:t xml:space="preserve">Рисунок </w:t>
+      </w:r>
+      <w:r>
+        <w:fldChar w:fldCharType="begin"/>
+      </w:r>
+      <w:r>
+        <w:instrText xml:space="preserve"> SEQ Рисунок \* ARABIC </w:instrText>
+      </w:r>
+      <w:r>
+        <w:fldChar w:fldCharType="separate"/>
+      </w:r>
+      <w:r>
+        <w:rPr>
+          <w:noProof/>
+        </w:rPr>
+        <w:t>18</w:t>
+      </w:r>
+      <w:r>
+        <w:rPr>
+          <w:noProof/>
+        </w:rPr>
+        <w:fldChar w:fldCharType="end"/>
+      </w:r>
+      <w:r>
+        <w:t xml:space="preserve">. Задачи на создание </w:t>
+      </w:r>
+      <w:r>
+        <w:rPr>
+          <w:lang w:val="en-US"/>
+        </w:rPr>
+        <w:t>html</w:t>
+      </w:r>
+      <w:r>
+        <w:t xml:space="preserve"> </w:t>
+      </w:r>
+      <w:r>
+        <w:t>станиц</w:t>
+      </w:r>
+    </w:p>
     <w:p/>
     <w:p/>
     <w:p/>
     <w:p/>
-    <w:p/>
-    <w:p/>
-    <w:p/>
-    <w:p/>
-    <w:p/>
-    <w:p/>
     <w:p>
       <w:pPr>
         <w:pStyle w:val="aff"/>
@@ -4880,9 +5737,9 @@
           <w:lang w:eastAsia="ru-RU"/>
         </w:rPr>
       </w:pPr>
-      <w:bookmarkStart w:id="31" w:name="_Toc229937650"/>
-      <w:bookmarkStart w:id="32" w:name="_Toc229991874"/>
-      <w:bookmarkStart w:id="33" w:name="_Toc229991901"/>
+      <w:bookmarkStart w:id="35" w:name="_Toc229937650"/>
+      <w:bookmarkStart w:id="36" w:name="_Toc229991874"/>
+      <w:bookmarkStart w:id="37" w:name="_Toc230178229"/>
       <w:r>
         <w:rPr>
           <w:lang w:eastAsia="ru-RU"/>
@@ -4890,9 +5747,9 @@
         <w:lastRenderedPageBreak/>
         <w:t>ЗАКЛЮЧЕНИЕ</w:t>
       </w:r>
-      <w:bookmarkEnd w:id="31"/>
-      <w:bookmarkEnd w:id="32"/>
-      <w:bookmarkEnd w:id="33"/>
+      <w:bookmarkEnd w:id="35"/>
+      <w:bookmarkEnd w:id="36"/>
+      <w:bookmarkEnd w:id="37"/>
     </w:p>
     <w:p>
       <w:pPr>
@@ -4904,21 +5761,7 @@
         <w:rPr>
           <w:lang w:eastAsia="ru-RU"/>
         </w:rPr>
-        <w:t xml:space="preserve">В ходе учебной практики по ПМ.02 «Осуществление интеграции программных модулей» были успешно освоены ключевые профессиональные компетенции в области проектирования и интеграции программных модулей. На основе анализа проектной и технической документации были разработаны требования к программным модулям информационной системы «Гид по странам» (ГПС), определена концепция проекта и составлено техническое задание. Выполнена интеграция модулей в единое логическое решение, спроектированы UML-диаграммы (вариантов использования, классов, последовательности, коммуникации, деятельности и состояний), описывающие архитектуру и поведение системы. Проведена отладка проектных решений с использованием специализированных программных средств моделирования, разработаны тестовые сценарии для проверки ключевых процессов: регистрации, авторизации, управления бюджетом, добавления расходов и формирования уведомлений. Произведена инспекция компонентов программного обеспечения на предмет соответствия стандартам кодирования и нотации UML. Взаимодействие в рамках практики осуществлялось с использованием </w:t>
-      </w:r>
-      <w:proofErr w:type="spellStart"/>
-      <w:r>
-        <w:rPr>
-          <w:lang w:eastAsia="ru-RU"/>
-        </w:rPr>
-        <w:t>канбан</w:t>
-      </w:r>
-      <w:proofErr w:type="spellEnd"/>
-      <w:r>
-        <w:rPr>
-          <w:lang w:eastAsia="ru-RU"/>
-        </w:rPr>
-        <w:t>-доски для отслеживания этапов работ и распределения задач. Приобретённые навыки позволяют проектировать архитектуру информационных систем, разрабатывать техническую документацию, интегрировать программные модули и тестировать их на соответствие требованиям</w:t>
+        <w:t>В ходе учебной практики по ПМ.02 «Осуществление интеграции программных модулей» были успешно освоены ключевые профессиональные компетенции в области проектирования и интеграции программных модулей. На основе анализа проектной и технической документации были разработаны требования к программным модулям информационной системы «Гид по странам» (ГПС), определена концепция проекта и составлено техническое задание. Выполнена интеграция модулей в единое логическое решение, спроектированы UML-диаграммы (вариантов использования, классов, последовательности, коммуникации, деятельности и состояний), описывающие архитектуру и поведение системы. Проведена отладка проектных решений с использованием специализированных программных средств моделирования, разработаны тестовые сценарии для проверки ключевых процессов: регистрации, авторизации, управления бюджетом, добавления расходов и формирования уведомлений. Произведена инспекция компонентов программного обеспечения на предмет соответствия стандартам кодирования и нотации UML. Взаимодействие в рамках практики осуществлялось с использованием канбан-доски для отслеживания этапов работ и распределения задач. Приобретённые навыки позволяют проектировать архитектуру информационных систем, разрабатывать техническую документацию, интегрировать программные модули и тестировать их на соответствие требованиям</w:t>
       </w:r>
       <w:r>
         <w:rPr>
@@ -4937,7 +5780,7 @@
           <w:lang w:eastAsia="ru-RU"/>
         </w:rPr>
       </w:pPr>
-      <w:bookmarkStart w:id="34" w:name="_Toc229937651"/>
+      <w:bookmarkStart w:id="38" w:name="_Toc229937651"/>
       <w:r>
         <w:rPr>
           <w:rFonts w:eastAsiaTheme="minorHAnsi" w:cstheme="minorBidi"/>
@@ -4955,8 +5798,8 @@
           <w:lang w:eastAsia="ru-RU"/>
         </w:rPr>
       </w:pPr>
-      <w:bookmarkStart w:id="35" w:name="_Toc229991875"/>
-      <w:bookmarkStart w:id="36" w:name="_Toc229991902"/>
+      <w:bookmarkStart w:id="39" w:name="_Toc229991875"/>
+      <w:bookmarkStart w:id="40" w:name="_Toc230178230"/>
       <w:r>
         <w:rPr>
           <w:lang w:eastAsia="ru-RU"/>
@@ -4964,9 +5807,9 @@
         <w:lastRenderedPageBreak/>
         <w:t>ПРИЛОЖЕНИЕ А</w:t>
       </w:r>
-      <w:bookmarkEnd w:id="34"/>
-      <w:bookmarkEnd w:id="35"/>
-      <w:bookmarkEnd w:id="36"/>
+      <w:bookmarkEnd w:id="38"/>
+      <w:bookmarkEnd w:id="39"/>
+      <w:bookmarkEnd w:id="40"/>
     </w:p>
     <w:p>
       <w:pPr>
@@ -5113,25 +5956,7 @@
           <w:bCs/>
           <w:szCs w:val="28"/>
         </w:rPr>
-        <w:t xml:space="preserve"> </w:t>
-      </w:r>
-      <w:proofErr w:type="spellStart"/>
-      <w:r>
-        <w:rPr>
-          <w:rFonts w:eastAsia="Calibri" w:cs="Times New Roman"/>
-          <w:bCs/>
-          <w:szCs w:val="28"/>
-        </w:rPr>
-        <w:t>Перевезенцева</w:t>
-      </w:r>
-      <w:proofErr w:type="spellEnd"/>
-      <w:r>
-        <w:rPr>
-          <w:rFonts w:eastAsia="Calibri" w:cs="Times New Roman"/>
-          <w:bCs/>
-          <w:szCs w:val="28"/>
-        </w:rPr>
-        <w:t xml:space="preserve"> М.С. 31П</w:t>
+        <w:t xml:space="preserve"> Перевезенцева М.С. 31П</w:t>
       </w:r>
     </w:p>
     <w:p>
@@ -5178,23 +6003,13 @@
         </w:rPr>
         <w:t xml:space="preserve">: </w:t>
       </w:r>
-      <w:proofErr w:type="spellStart"/>
       <w:r>
         <w:rPr>
           <w:rFonts w:eastAsia="Calibri" w:cs="Times New Roman"/>
           <w:bCs/>
           <w:szCs w:val="28"/>
         </w:rPr>
-        <w:t>Мамшева</w:t>
-      </w:r>
-      <w:proofErr w:type="spellEnd"/>
-      <w:r>
-        <w:rPr>
-          <w:rFonts w:eastAsia="Calibri" w:cs="Times New Roman"/>
-          <w:bCs/>
-          <w:szCs w:val="28"/>
-        </w:rPr>
-        <w:t xml:space="preserve"> Ю. С</w:t>
+        <w:t>Мамшева Ю. С</w:t>
       </w:r>
     </w:p>
     <w:p>
@@ -6368,16 +7183,18 @@
         <w:ind w:left="0" w:firstLine="0"/>
         <w:jc w:val="both"/>
       </w:pPr>
-      <w:bookmarkStart w:id="37" w:name="_Toc229937652"/>
-      <w:bookmarkStart w:id="38" w:name="_Toc229991876"/>
-      <w:bookmarkStart w:id="39" w:name="_Toc229991903"/>
+      <w:bookmarkStart w:id="41" w:name="_Toc229937652"/>
+      <w:bookmarkStart w:id="42" w:name="_Toc229991876"/>
+      <w:bookmarkStart w:id="43" w:name="_Toc229991903"/>
+      <w:bookmarkStart w:id="44" w:name="_Toc230178231"/>
       <w:r>
         <w:lastRenderedPageBreak/>
         <w:t>Общие сведения</w:t>
       </w:r>
-      <w:bookmarkEnd w:id="37"/>
-      <w:bookmarkEnd w:id="38"/>
-      <w:bookmarkEnd w:id="39"/>
+      <w:bookmarkEnd w:id="41"/>
+      <w:bookmarkEnd w:id="42"/>
+      <w:bookmarkEnd w:id="43"/>
+      <w:bookmarkEnd w:id="44"/>
     </w:p>
     <w:p>
       <w:r>
@@ -6392,15 +7209,7 @@
         <w:t xml:space="preserve">юридический адрес: </w:t>
       </w:r>
       <w:r>
-        <w:t xml:space="preserve">Нижний Новгород, Большая </w:t>
-      </w:r>
-      <w:proofErr w:type="spellStart"/>
-      <w:r>
-        <w:t>Печёрская</w:t>
-      </w:r>
-      <w:proofErr w:type="spellEnd"/>
-      <w:r>
-        <w:t xml:space="preserve"> улица, 26</w:t>
+        <w:t>Нижний Новгород, Большая Печёрская улица, 26</w:t>
       </w:r>
       <w:r>
         <w:t>;</w:t>
@@ -6444,14 +7253,12 @@
       <w:r>
         <w:t xml:space="preserve"> </w:t>
       </w:r>
-      <w:proofErr w:type="spellStart"/>
       <w:r>
         <w:rPr>
           <w:rStyle w:val="ypks7kbdpwfgdykd3qb9"/>
         </w:rPr>
         <w:t>Сorporation</w:t>
       </w:r>
-      <w:proofErr w:type="spellEnd"/>
       <w:r>
         <w:t xml:space="preserve">» (юридический адрес: </w:t>
       </w:r>
@@ -6506,76 +7313,82 @@
         <w:ind w:left="0" w:firstLine="0"/>
         <w:jc w:val="both"/>
       </w:pPr>
-      <w:bookmarkStart w:id="40" w:name="_Toc229937653"/>
-      <w:bookmarkStart w:id="41" w:name="_Toc229991877"/>
-      <w:bookmarkStart w:id="42" w:name="_Toc229991904"/>
+      <w:bookmarkStart w:id="45" w:name="_Toc229937653"/>
+      <w:bookmarkStart w:id="46" w:name="_Toc229991877"/>
+      <w:bookmarkStart w:id="47" w:name="_Toc229991904"/>
+      <w:bookmarkStart w:id="48" w:name="_Toc230178232"/>
       <w:r>
         <w:t>Назначение и цели системы</w:t>
       </w:r>
-      <w:bookmarkEnd w:id="40"/>
-      <w:bookmarkEnd w:id="41"/>
-      <w:bookmarkEnd w:id="42"/>
-    </w:p>
-    <w:p>
-      <w:pPr>
-        <w:pStyle w:val="2"/>
-      </w:pPr>
-      <w:bookmarkStart w:id="43" w:name="_Toc229937654"/>
-      <w:bookmarkStart w:id="44" w:name="_Toc229991878"/>
-      <w:bookmarkStart w:id="45" w:name="_Toc229991905"/>
-      <w:r>
-        <w:t>2.1 Назначение системы</w:t>
-      </w:r>
-      <w:bookmarkEnd w:id="43"/>
-      <w:bookmarkEnd w:id="44"/>
       <w:bookmarkEnd w:id="45"/>
-    </w:p>
-    <w:p>
-      <w:r>
-        <w:t>Система «</w:t>
-      </w:r>
-      <w:r>
-        <w:t>ГПС</w:t>
-      </w:r>
-      <w:r>
-        <w:t xml:space="preserve">» предназначена для автоматизации финансового и информационного сопровождения путешественника. Основное предназначение системы – повышение </w:t>
-      </w:r>
-      <w:r>
-        <w:t>контроля над поездкой путем учета расходов, и доступа к ресурсам с важной информацией о стране</w:t>
-      </w:r>
-      <w:r>
-        <w:t>, что должно привести к снижению стресса и полной уверенности туриста в зарубежной поездке. Система предназначена для управления такими процессами, как: расчёт бюджета на поездку на основе лимита пользователя, конвертация валют и интеграция с платёжными сервисами, доступ к базовому разговорнику и</w:t>
-      </w:r>
-      <w:r>
-        <w:t xml:space="preserve"> важнейшим статьям о стране</w:t>
-      </w:r>
-      <w:r>
-        <w:t>, рекомендация локальных приложений (карты, такси, переводчики). Объектами автоматизации являются: путешественник (турист)</w:t>
-      </w:r>
-      <w:r>
-        <w:t xml:space="preserve"> и </w:t>
-      </w:r>
-      <w:r>
-        <w:t xml:space="preserve">верифицированные источники информации (консульства, открытые API курсов валют, краудсорсинг‑отзывы). Перечень автоматизированных подразделений составляет: центр управления поездками (отвечает за </w:t>
-      </w:r>
-      <w:r>
-        <w:lastRenderedPageBreak/>
-        <w:t>актуальность гайдов, мониторинг безопасности, техподдержку и аналитику популярных направлений), база данных стран и городов (автоматизация обновления курсов валют, визовых правил, локальных приложений и фраз), а также пользовательский профиль (автоматизация учёта трат, чек‑листов и истории поездок с возможностью экспорта сметы).</w:t>
-      </w:r>
-    </w:p>
-    <w:p>
-      <w:pPr>
-        <w:pStyle w:val="2"/>
-      </w:pPr>
-      <w:bookmarkStart w:id="46" w:name="_Toc229937655"/>
-      <w:bookmarkStart w:id="47" w:name="_Toc229991879"/>
-      <w:bookmarkStart w:id="48" w:name="_Toc229991906"/>
-      <w:r>
-        <w:t>2.2 Цели создания системы</w:t>
-      </w:r>
       <w:bookmarkEnd w:id="46"/>
       <w:bookmarkEnd w:id="47"/>
       <w:bookmarkEnd w:id="48"/>
+    </w:p>
+    <w:p>
+      <w:pPr>
+        <w:pStyle w:val="2"/>
+      </w:pPr>
+      <w:bookmarkStart w:id="49" w:name="_Toc229937654"/>
+      <w:bookmarkStart w:id="50" w:name="_Toc229991878"/>
+      <w:bookmarkStart w:id="51" w:name="_Toc229991905"/>
+      <w:bookmarkStart w:id="52" w:name="_Toc230178233"/>
+      <w:r>
+        <w:t>2.1 Назначение системы</w:t>
+      </w:r>
+      <w:bookmarkEnd w:id="49"/>
+      <w:bookmarkEnd w:id="50"/>
+      <w:bookmarkEnd w:id="51"/>
+      <w:bookmarkEnd w:id="52"/>
+    </w:p>
+    <w:p>
+      <w:r>
+        <w:t>Система «</w:t>
+      </w:r>
+      <w:r>
+        <w:t>ГПС</w:t>
+      </w:r>
+      <w:r>
+        <w:t xml:space="preserve">» предназначена для автоматизации финансового и информационного сопровождения путешественника. Основное предназначение системы – повышение </w:t>
+      </w:r>
+      <w:r>
+        <w:t>контроля над поездкой путем учета расходов, и доступа к ресурсам с важной информацией о стране</w:t>
+      </w:r>
+      <w:r>
+        <w:t>, что должно привести к снижению стресса и полной уверенности туриста в зарубежной поездке. Система предназначена для управления такими процессами, как: расчёт бюджета на поездку на основе лимита пользователя, конвертация валют и интеграция с платёжными сервисами, доступ к базовому разговорнику и</w:t>
+      </w:r>
+      <w:r>
+        <w:t xml:space="preserve"> важнейшим статьям о стране</w:t>
+      </w:r>
+      <w:r>
+        <w:t>, рекомендация локальных приложений (карты, такси, переводчики). Объектами автоматизации являются: путешественник (турист)</w:t>
+      </w:r>
+      <w:r>
+        <w:t xml:space="preserve"> и </w:t>
+      </w:r>
+      <w:r>
+        <w:t xml:space="preserve">верифицированные источники информации (консульства, открытые API курсов валют, краудсорсинг‑отзывы). Перечень автоматизированных подразделений составляет: центр управления поездками (отвечает за </w:t>
+      </w:r>
+      <w:r>
+        <w:lastRenderedPageBreak/>
+        <w:t>актуальность гайдов, мониторинг безопасности, техподдержку и аналитику популярных направлений), база данных стран и городов (автоматизация обновления курсов валют, визовых правил, локальных приложений и фраз), а также пользовательский профиль (автоматизация учёта трат, чек‑листов и истории поездок с возможностью экспорта сметы).</w:t>
+      </w:r>
+    </w:p>
+    <w:p>
+      <w:pPr>
+        <w:pStyle w:val="2"/>
+      </w:pPr>
+      <w:bookmarkStart w:id="53" w:name="_Toc229937655"/>
+      <w:bookmarkStart w:id="54" w:name="_Toc229991879"/>
+      <w:bookmarkStart w:id="55" w:name="_Toc229991906"/>
+      <w:bookmarkStart w:id="56" w:name="_Toc230178234"/>
+      <w:r>
+        <w:t>2.2 Цели создания системы</w:t>
+      </w:r>
+      <w:bookmarkEnd w:id="53"/>
+      <w:bookmarkEnd w:id="54"/>
+      <w:bookmarkEnd w:id="55"/>
+      <w:bookmarkEnd w:id="56"/>
     </w:p>
     <w:p>
       <w:r>
@@ -6731,15 +7544,17 @@
         <w:ind w:left="0" w:firstLine="0"/>
         <w:jc w:val="both"/>
       </w:pPr>
-      <w:bookmarkStart w:id="49" w:name="_Toc229937656"/>
-      <w:bookmarkStart w:id="50" w:name="_Toc229991880"/>
-      <w:bookmarkStart w:id="51" w:name="_Toc229991907"/>
+      <w:bookmarkStart w:id="57" w:name="_Toc229937656"/>
+      <w:bookmarkStart w:id="58" w:name="_Toc229991880"/>
+      <w:bookmarkStart w:id="59" w:name="_Toc229991907"/>
+      <w:bookmarkStart w:id="60" w:name="_Toc230178235"/>
       <w:r>
         <w:t>Характеристика объектов автоматизации</w:t>
       </w:r>
-      <w:bookmarkEnd w:id="49"/>
-      <w:bookmarkEnd w:id="50"/>
-      <w:bookmarkEnd w:id="51"/>
+      <w:bookmarkEnd w:id="57"/>
+      <w:bookmarkEnd w:id="58"/>
+      <w:bookmarkEnd w:id="59"/>
+      <w:bookmarkEnd w:id="60"/>
     </w:p>
     <w:p>
       <w:r>
@@ -7597,39 +8412,7 @@
                 <w:sz w:val="24"/>
                 <w:szCs w:val="24"/>
               </w:rPr>
-              <w:t xml:space="preserve">Будет автоматизирован </w:t>
-            </w:r>
-            <w:proofErr w:type="spellStart"/>
-            <w:r>
-              <w:rPr>
-                <w:sz w:val="24"/>
-                <w:szCs w:val="24"/>
-              </w:rPr>
-              <w:t>парсинг</w:t>
-            </w:r>
-            <w:proofErr w:type="spellEnd"/>
-            <w:r>
-              <w:rPr>
-                <w:sz w:val="24"/>
-                <w:szCs w:val="24"/>
-              </w:rPr>
-              <w:t xml:space="preserve"> RSS/API и отправка </w:t>
-            </w:r>
-            <w:proofErr w:type="spellStart"/>
-            <w:r>
-              <w:rPr>
-                <w:sz w:val="24"/>
-                <w:szCs w:val="24"/>
-              </w:rPr>
-              <w:t>push</w:t>
-            </w:r>
-            <w:proofErr w:type="spellEnd"/>
-            <w:r>
-              <w:rPr>
-                <w:sz w:val="24"/>
-                <w:szCs w:val="24"/>
-              </w:rPr>
-              <w:t>-уведомлений</w:t>
+              <w:t>Будет автоматизирован парсинг RSS/API и отправка push-уведомлений</w:t>
             </w:r>
           </w:p>
         </w:tc>
@@ -7720,33 +8503,8 @@
                 <w:sz w:val="24"/>
                 <w:szCs w:val="24"/>
               </w:rPr>
-              <w:t xml:space="preserve">Будет автоматизирована система триггеров: при превышении дневного лимита пользователь получает </w:t>
-            </w:r>
-            <w:proofErr w:type="spellStart"/>
-            <w:r>
-              <w:rPr>
-                <w:sz w:val="24"/>
-                <w:szCs w:val="24"/>
-              </w:rPr>
-              <w:t>push</w:t>
-            </w:r>
-            <w:proofErr w:type="spellEnd"/>
-            <w:r>
-              <w:rPr>
-                <w:sz w:val="24"/>
-                <w:szCs w:val="24"/>
-              </w:rPr>
-              <w:t>/</w:t>
-            </w:r>
-            <w:proofErr w:type="spellStart"/>
-            <w:r>
-              <w:rPr>
-                <w:sz w:val="24"/>
-                <w:szCs w:val="24"/>
-              </w:rPr>
-              <w:t>email</w:t>
-            </w:r>
-            <w:proofErr w:type="spellEnd"/>
+              <w:t>Будет автоматизирована система триггеров: при превышении дневного лимита пользователь получает push/email</w:t>
+            </w:r>
           </w:p>
         </w:tc>
       </w:tr>
@@ -8028,23 +8786,7 @@
                 <w:sz w:val="24"/>
                 <w:szCs w:val="24"/>
               </w:rPr>
-              <w:t xml:space="preserve">Будет автоматизирован </w:t>
-            </w:r>
-            <w:proofErr w:type="spellStart"/>
-            <w:r>
-              <w:rPr>
-                <w:sz w:val="24"/>
-                <w:szCs w:val="24"/>
-              </w:rPr>
-              <w:t>парсинг</w:t>
-            </w:r>
-            <w:proofErr w:type="spellEnd"/>
-            <w:r>
-              <w:rPr>
-                <w:sz w:val="24"/>
-                <w:szCs w:val="24"/>
-              </w:rPr>
-              <w:t xml:space="preserve"> RSS-лент и новостных API с фильтрацией по стране</w:t>
+              <w:t>Будет автоматизирован парсинг RSS-лент и новостных API с фильтрацией по стране</w:t>
             </w:r>
           </w:p>
         </w:tc>
@@ -8159,29 +8901,33 @@
         <w:ind w:left="0" w:firstLine="0"/>
         <w:jc w:val="both"/>
       </w:pPr>
-      <w:bookmarkStart w:id="52" w:name="_Toc229937657"/>
-      <w:bookmarkStart w:id="53" w:name="_Toc229991881"/>
-      <w:bookmarkStart w:id="54" w:name="_Toc229991908"/>
+      <w:bookmarkStart w:id="61" w:name="_Toc229937657"/>
+      <w:bookmarkStart w:id="62" w:name="_Toc229991881"/>
+      <w:bookmarkStart w:id="63" w:name="_Toc229991908"/>
+      <w:bookmarkStart w:id="64" w:name="_Toc230178236"/>
       <w:r>
         <w:t>Требования к системе</w:t>
       </w:r>
-      <w:bookmarkEnd w:id="52"/>
-      <w:bookmarkEnd w:id="53"/>
-      <w:bookmarkEnd w:id="54"/>
+      <w:bookmarkEnd w:id="61"/>
+      <w:bookmarkEnd w:id="62"/>
+      <w:bookmarkEnd w:id="63"/>
+      <w:bookmarkEnd w:id="64"/>
     </w:p>
     <w:p>
       <w:pPr>
         <w:pStyle w:val="2"/>
       </w:pPr>
-      <w:bookmarkStart w:id="55" w:name="_Toc229937658"/>
-      <w:bookmarkStart w:id="56" w:name="_Toc229991882"/>
-      <w:bookmarkStart w:id="57" w:name="_Toc229991909"/>
+      <w:bookmarkStart w:id="65" w:name="_Toc229937658"/>
+      <w:bookmarkStart w:id="66" w:name="_Toc229991882"/>
+      <w:bookmarkStart w:id="67" w:name="_Toc229991909"/>
+      <w:bookmarkStart w:id="68" w:name="_Toc230178237"/>
       <w:r>
         <w:t>4.1 Требование к системе в целом</w:t>
       </w:r>
-      <w:bookmarkEnd w:id="55"/>
-      <w:bookmarkEnd w:id="56"/>
-      <w:bookmarkEnd w:id="57"/>
+      <w:bookmarkEnd w:id="65"/>
+      <w:bookmarkEnd w:id="66"/>
+      <w:bookmarkEnd w:id="67"/>
+      <w:bookmarkEnd w:id="68"/>
     </w:p>
     <w:p>
       <w:r>
@@ -8222,23 +8968,7 @@
         <w:ind w:left="0" w:firstLine="709"/>
       </w:pPr>
       <w:r>
-        <w:t xml:space="preserve">Подсистема источников данных. Предназначена для автоматизированного сбора, обновления и хранения внешней информации, обеспечивает периодическое получение актуальных курсов валют через открытые API, </w:t>
-      </w:r>
-      <w:proofErr w:type="spellStart"/>
-      <w:r>
-        <w:t>парсинг</w:t>
-      </w:r>
-      <w:proofErr w:type="spellEnd"/>
-      <w:r>
-        <w:t xml:space="preserve"> новостных лент и RSS-каналов (МИД, протесты, стихии) для мониторинга безопасности с отправкой </w:t>
-      </w:r>
-      <w:proofErr w:type="spellStart"/>
-      <w:r>
-        <w:t>push</w:t>
-      </w:r>
-      <w:proofErr w:type="spellEnd"/>
-      <w:r>
-        <w:t>-уведомлений при заходе пользователя в зону риска, а также кеширование статей и контента для офлайн-доступа.</w:t>
+        <w:t>Подсистема источников данных. Предназначена для автоматизированного сбора, обновления и хранения внешней информации, обеспечивает периодическое получение актуальных курсов валют через открытые API, парсинг новостных лент и RSS-каналов (МИД, протесты, стихии) для мониторинга безопасности с отправкой push-уведомлений при заходе пользователя в зону риска, а также кеширование статей и контента для офлайн-доступа.</w:t>
       </w:r>
     </w:p>
     <w:p>
@@ -8316,15 +9046,17 @@
       <w:pPr>
         <w:pStyle w:val="2"/>
       </w:pPr>
-      <w:bookmarkStart w:id="58" w:name="_Toc229937659"/>
-      <w:bookmarkStart w:id="59" w:name="_Toc229991883"/>
-      <w:bookmarkStart w:id="60" w:name="_Toc229991910"/>
+      <w:bookmarkStart w:id="69" w:name="_Toc229937659"/>
+      <w:bookmarkStart w:id="70" w:name="_Toc229991883"/>
+      <w:bookmarkStart w:id="71" w:name="_Toc229991910"/>
+      <w:bookmarkStart w:id="72" w:name="_Toc230178238"/>
       <w:r>
         <w:t>4.2 Требования к функциям, выполняемой системой</w:t>
       </w:r>
-      <w:bookmarkEnd w:id="58"/>
-      <w:bookmarkEnd w:id="59"/>
-      <w:bookmarkEnd w:id="60"/>
+      <w:bookmarkEnd w:id="69"/>
+      <w:bookmarkEnd w:id="70"/>
+      <w:bookmarkEnd w:id="71"/>
+      <w:bookmarkEnd w:id="72"/>
     </w:p>
     <w:p>
       <w:r>
@@ -8365,23 +9097,7 @@
         <w:ind w:left="0" w:firstLine="709"/>
       </w:pPr>
       <w:r>
-        <w:t xml:space="preserve">Для источников данных (API, ленты, статьи): Автоматизированный сбор и обновление курсов валют через открытые API (периодичность — не реже 1 раза в час), </w:t>
-      </w:r>
-      <w:proofErr w:type="spellStart"/>
-      <w:r>
-        <w:t>парсинг</w:t>
-      </w:r>
-      <w:proofErr w:type="spellEnd"/>
-      <w:r>
-        <w:t xml:space="preserve"> новостных лент и RSS-каналов МИД для мониторинга безопасности (протесты, стихии, рекомендации), отправка </w:t>
-      </w:r>
-      <w:proofErr w:type="spellStart"/>
-      <w:r>
-        <w:t>push</w:t>
-      </w:r>
-      <w:proofErr w:type="spellEnd"/>
-      <w:r>
-        <w:t>-уведомлений пользователю при заходе в зону риска, кеширование статей и разговорника для офлайн-доступа, актуализация топа-10 приложений под конкретную страну.</w:t>
+        <w:t>Для источников данных (API, ленты, статьи): Автоматизированный сбор и обновление курсов валют через открытые API (периодичность — не реже 1 раза в час), парсинг новостных лент и RSS-каналов МИД для мониторинга безопасности (протесты, стихии, рекомендации), отправка push-уведомлений пользователю при заходе в зону риска, кеширование статей и разговорника для офлайн-доступа, актуализация топа-10 приложений под конкретную страну.</w:t>
       </w:r>
     </w:p>
     <w:p>
@@ -8398,15 +9114,7 @@
         <w:ind w:left="0" w:firstLine="709"/>
       </w:pPr>
       <w:r>
-        <w:t xml:space="preserve">Для администратора/модератора: Управление контентом по странам (статьи, правила, списки вещей, разговорник, топ-10 приложений), настройка API-ключей для курсов валют и новостных лент, мониторинг корректности </w:t>
-      </w:r>
-      <w:proofErr w:type="spellStart"/>
-      <w:r>
-        <w:t>парсинга</w:t>
-      </w:r>
-      <w:proofErr w:type="spellEnd"/>
-      <w:r>
-        <w:t xml:space="preserve">, просмотр аналитики по популярным странам и запросам </w:t>
+        <w:t xml:space="preserve">Для администратора/модератора: Управление контентом по странам (статьи, правила, списки вещей, разговорник, топ-10 приложений), настройка API-ключей для курсов валют и новостных лент, мониторинг корректности парсинга, просмотр аналитики по популярным странам и запросам </w:t>
       </w:r>
       <w:r>
         <w:lastRenderedPageBreak/>
@@ -8417,15 +9125,17 @@
       <w:pPr>
         <w:pStyle w:val="2"/>
       </w:pPr>
-      <w:bookmarkStart w:id="61" w:name="_Toc229937660"/>
-      <w:bookmarkStart w:id="62" w:name="_Toc229991884"/>
-      <w:bookmarkStart w:id="63" w:name="_Toc229991911"/>
+      <w:bookmarkStart w:id="73" w:name="_Toc229937660"/>
+      <w:bookmarkStart w:id="74" w:name="_Toc229991884"/>
+      <w:bookmarkStart w:id="75" w:name="_Toc229991911"/>
+      <w:bookmarkStart w:id="76" w:name="_Toc230178239"/>
       <w:r>
         <w:t>4.3 Требование к видам обеспечения</w:t>
       </w:r>
-      <w:bookmarkEnd w:id="61"/>
-      <w:bookmarkEnd w:id="62"/>
-      <w:bookmarkEnd w:id="63"/>
+      <w:bookmarkEnd w:id="73"/>
+      <w:bookmarkEnd w:id="74"/>
+      <w:bookmarkEnd w:id="75"/>
+      <w:bookmarkEnd w:id="76"/>
     </w:p>
     <w:p>
       <w:r>
@@ -8463,15 +9173,7 @@
         <w:ind w:left="0" w:firstLine="709"/>
       </w:pPr>
       <w:r>
-        <w:t xml:space="preserve">Пороговых уведомлений о расходах: Алгоритм отслеживания текущих трат относительно дневного и общего лимита, автоматически рассчитывающий проценты израсходованного бюджета и инициирующий </w:t>
-      </w:r>
-      <w:proofErr w:type="spellStart"/>
-      <w:r>
-        <w:t>push</w:t>
-      </w:r>
-      <w:proofErr w:type="spellEnd"/>
-      <w:r>
-        <w:t>-уведомления при достижении заданных порогов (например, 50%, 80%, 100% от дневного лимита или лимита поездки).</w:t>
+        <w:t>Пороговых уведомлений о расходах: Алгоритм отслеживания текущих трат относительно дневного и общего лимита, автоматически рассчитывающий проценты израсходованного бюджета и инициирующий push-уведомления при достижении заданных порогов (например, 50%, 80%, 100% от дневного лимита или лимита поездки).</w:t>
       </w:r>
     </w:p>
     <w:p>
@@ -8488,15 +9190,7 @@
         <w:ind w:left="0" w:firstLine="709"/>
       </w:pPr>
       <w:r>
-        <w:t xml:space="preserve">Мониторинга безопасности и оценки рисков: Алгоритм анализа новостных лент и RSS-каналов (МИД, локальные СМИ, службы спасения), который на основе частоты упоминания ключевых слов (протесты, стихии, теракты) и геолокации пользователя присваивает территории статус риска («безопасно», «внимание», «опасно») и при необходимости отправляет </w:t>
-      </w:r>
-      <w:proofErr w:type="spellStart"/>
-      <w:r>
-        <w:t>push</w:t>
-      </w:r>
-      <w:proofErr w:type="spellEnd"/>
-      <w:r>
-        <w:t>-уведомление.</w:t>
+        <w:t>Мониторинга безопасности и оценки рисков: Алгоритм анализа новостных лент и RSS-каналов (МИД, локальные СМИ, службы спасения), который на основе частоты упоминания ключевых слов (протесты, стихии, теракты) и геолокации пользователя присваивает территории статус риска («безопасно», «внимание», «опасно») и при необходимости отправляет push-уведомление.</w:t>
       </w:r>
     </w:p>
     <w:p>
@@ -8549,148 +9243,31 @@
     <w:p>
       <w:r>
         <w:lastRenderedPageBreak/>
-        <w:t>Для мобильного приложения (</w:t>
-      </w:r>
-      <w:proofErr w:type="spellStart"/>
-      <w:r>
-        <w:t>Kotlin</w:t>
-      </w:r>
-      <w:proofErr w:type="spellEnd"/>
-      <w:r>
-        <w:t>):</w:t>
-      </w:r>
-    </w:p>
-    <w:p>
-      <w:r>
-        <w:t xml:space="preserve">Серверная часть системы должна работать под управлением ОС семейства Linux (Ubuntu LTS или </w:t>
-      </w:r>
-      <w:proofErr w:type="spellStart"/>
-      <w:r>
-        <w:t>CentOS</w:t>
-      </w:r>
-      <w:proofErr w:type="spellEnd"/>
-      <w:r>
-        <w:t xml:space="preserve">) с использованием </w:t>
-      </w:r>
-      <w:proofErr w:type="spellStart"/>
-      <w:r>
-        <w:t>Docker</w:t>
-      </w:r>
-      <w:proofErr w:type="spellEnd"/>
-      <w:r>
-        <w:t xml:space="preserve"> для контейнеризации, серверное приложение реализуется на фреймворке </w:t>
-      </w:r>
-      <w:proofErr w:type="spellStart"/>
-      <w:r>
-        <w:t>Django</w:t>
-      </w:r>
-      <w:proofErr w:type="spellEnd"/>
-      <w:r>
-        <w:t xml:space="preserve"> (Python) с </w:t>
-      </w:r>
-      <w:proofErr w:type="spellStart"/>
-      <w:r>
-        <w:t>Django</w:t>
-      </w:r>
-      <w:proofErr w:type="spellEnd"/>
-      <w:r>
-        <w:t xml:space="preserve"> REST Framework для построения API, в качестве базы данных используется </w:t>
-      </w:r>
-      <w:proofErr w:type="spellStart"/>
-      <w:r>
-        <w:t>PostgreSQL</w:t>
-      </w:r>
-      <w:proofErr w:type="spellEnd"/>
-      <w:r>
-        <w:t xml:space="preserve">; мобильное клиентское приложение разрабатывается на языке </w:t>
-      </w:r>
-      <w:proofErr w:type="spellStart"/>
-      <w:r>
-        <w:t>Kotlin</w:t>
-      </w:r>
-      <w:proofErr w:type="spellEnd"/>
-      <w:r>
-        <w:t xml:space="preserve"> под платформу </w:t>
-      </w:r>
-      <w:proofErr w:type="spellStart"/>
-      <w:r>
-        <w:t>Android</w:t>
-      </w:r>
-      <w:proofErr w:type="spellEnd"/>
-      <w:r>
-        <w:t xml:space="preserve"> (минимальная версия SDK 26), для офлайн-хранения разговорника, </w:t>
-      </w:r>
-      <w:proofErr w:type="spellStart"/>
-      <w:r>
-        <w:t>кеша</w:t>
-      </w:r>
-      <w:proofErr w:type="spellEnd"/>
-      <w:r>
-        <w:t xml:space="preserve"> курсов и статей используется </w:t>
-      </w:r>
-      <w:proofErr w:type="spellStart"/>
-      <w:r>
-        <w:t>Room</w:t>
-      </w:r>
-      <w:proofErr w:type="spellEnd"/>
-      <w:r>
-        <w:t xml:space="preserve"> Database, а для хранения токена и настроек пользователя </w:t>
+        <w:t>Для мобильного приложения (Kotlin):</w:t>
+      </w:r>
+    </w:p>
+    <w:p>
+      <w:r>
+        <w:t xml:space="preserve">Серверная часть системы должна работать под управлением ОС семейства Linux (Ubuntu LTS или CentOS) с использованием Docker для контейнеризации, серверное приложение реализуется на фреймворке Django (Python) с Django REST Framework для построения API, в качестве базы данных используется PostgreSQL; мобильное клиентское приложение разрабатывается на языке Kotlin под платформу Android (минимальная версия SDK 26), для офлайн-хранения разговорника, кеша курсов и статей используется Room Database, а для хранения токена и настроек пользователя </w:t>
       </w:r>
       <w:r>
         <w:t>-</w:t>
       </w:r>
       <w:r>
-        <w:t xml:space="preserve"> </w:t>
-      </w:r>
-      <w:proofErr w:type="spellStart"/>
-      <w:r>
-        <w:t>DataStore</w:t>
-      </w:r>
-      <w:proofErr w:type="spellEnd"/>
+        <w:t xml:space="preserve"> DataStore</w:t>
+      </w:r>
       <w:r>
         <w:t>.</w:t>
       </w:r>
     </w:p>
     <w:p>
       <w:r>
-        <w:t>Для веб-сайта (</w:t>
-      </w:r>
-      <w:proofErr w:type="spellStart"/>
-      <w:r>
-        <w:t>Django</w:t>
-      </w:r>
-      <w:proofErr w:type="spellEnd"/>
-      <w:r>
-        <w:t>):</w:t>
-      </w:r>
-    </w:p>
-    <w:p>
-      <w:r>
-        <w:t xml:space="preserve">Серверная часть системы должна работать под управлением ОС семейства Linux (Ubuntu LTS или </w:t>
-      </w:r>
-      <w:proofErr w:type="spellStart"/>
-      <w:r>
-        <w:t>CentOS</w:t>
-      </w:r>
-      <w:proofErr w:type="spellEnd"/>
-      <w:r>
-        <w:t xml:space="preserve">) с использованием </w:t>
-      </w:r>
-      <w:proofErr w:type="spellStart"/>
-      <w:r>
-        <w:t>Docker</w:t>
-      </w:r>
-      <w:proofErr w:type="spellEnd"/>
-      <w:r>
-        <w:t xml:space="preserve"> для контейнеризации, веб-приложение разрабатывается на фреймворке </w:t>
-      </w:r>
-      <w:proofErr w:type="spellStart"/>
-      <w:r>
-        <w:t>Django</w:t>
-      </w:r>
-      <w:proofErr w:type="spellEnd"/>
-      <w:r>
-        <w:t xml:space="preserve"> (Python) с использованием SQL</w:t>
+        <w:t>Для веб-сайта (Django):</w:t>
+      </w:r>
+    </w:p>
+    <w:p>
+      <w:r>
+        <w:t>Серверная часть системы должна работать под управлением ОС семейства Linux (Ubuntu LTS или CentOS) с использованием Docker для контейнеризации, веб-приложение разрабатывается на фреймворке Django (Python) с использованием SQL</w:t>
       </w:r>
       <w:r>
         <w:rPr>
@@ -8699,55 +9276,7 @@
         <w:t>Lite</w:t>
       </w:r>
       <w:r>
-        <w:t xml:space="preserve"> в качестве базы данных, асинхронные задачи (</w:t>
-      </w:r>
-      <w:proofErr w:type="spellStart"/>
-      <w:r>
-        <w:t>парсинг</w:t>
-      </w:r>
-      <w:proofErr w:type="spellEnd"/>
-      <w:r>
-        <w:t xml:space="preserve"> курсов валют и новостных лент) выполняются через </w:t>
-      </w:r>
-      <w:proofErr w:type="spellStart"/>
-      <w:r>
-        <w:t>Celery</w:t>
-      </w:r>
-      <w:proofErr w:type="spellEnd"/>
-      <w:r>
-        <w:t xml:space="preserve"> с брокером </w:t>
-      </w:r>
-      <w:proofErr w:type="spellStart"/>
-      <w:r>
-        <w:t>Redis</w:t>
-      </w:r>
-      <w:proofErr w:type="spellEnd"/>
-      <w:r>
-        <w:t xml:space="preserve">, клиентская часть реализована на HTML, CSS и JavaScript с интеграцией через </w:t>
-      </w:r>
-      <w:proofErr w:type="spellStart"/>
-      <w:r>
-        <w:t>Django</w:t>
-      </w:r>
-      <w:proofErr w:type="spellEnd"/>
-      <w:r>
-        <w:t xml:space="preserve"> </w:t>
-      </w:r>
-      <w:proofErr w:type="spellStart"/>
-      <w:r>
-        <w:t>Templates</w:t>
-      </w:r>
-      <w:proofErr w:type="spellEnd"/>
-      <w:r>
-        <w:t xml:space="preserve"> или </w:t>
-      </w:r>
-      <w:proofErr w:type="spellStart"/>
-      <w:r>
-        <w:t>Django</w:t>
-      </w:r>
-      <w:proofErr w:type="spellEnd"/>
-      <w:r>
-        <w:t xml:space="preserve"> REST Framework для SPA-подхода, все данные пользователя (профиль, история поездок, лимиты) хранятся на сервере с шифрованием персональной информации.</w:t>
+        <w:t xml:space="preserve"> в качестве базы данных, асинхронные задачи (парсинг курсов валют и новостных лент) выполняются через Celery с брокером Redis, клиентская часть реализована на HTML, CSS и JavaScript с интеграцией через Django Templates или Django REST Framework для SPA-подхода, все данные пользователя (профиль, история поездок, лимиты) хранятся на сервере с шифрованием персональной информации.</w:t>
       </w:r>
     </w:p>
     <w:p>
@@ -8785,16 +9314,18 @@
         <w:ind w:left="0" w:firstLine="0"/>
         <w:jc w:val="both"/>
       </w:pPr>
-      <w:bookmarkStart w:id="64" w:name="_Toc229937661"/>
-      <w:bookmarkStart w:id="65" w:name="_Toc229991885"/>
-      <w:bookmarkStart w:id="66" w:name="_Toc229991912"/>
+      <w:bookmarkStart w:id="77" w:name="_Toc229937661"/>
+      <w:bookmarkStart w:id="78" w:name="_Toc229991885"/>
+      <w:bookmarkStart w:id="79" w:name="_Toc229991912"/>
+      <w:bookmarkStart w:id="80" w:name="_Toc230178240"/>
       <w:r>
         <w:lastRenderedPageBreak/>
         <w:t>Состав и содержание работ по созданию системы</w:t>
       </w:r>
-      <w:bookmarkEnd w:id="64"/>
-      <w:bookmarkEnd w:id="65"/>
-      <w:bookmarkEnd w:id="66"/>
+      <w:bookmarkEnd w:id="77"/>
+      <w:bookmarkEnd w:id="78"/>
+      <w:bookmarkEnd w:id="79"/>
+      <w:bookmarkEnd w:id="80"/>
     </w:p>
     <w:p>
       <w:r>
@@ -8893,16 +9424,18 @@
         <w:ind w:left="0" w:firstLine="0"/>
         <w:jc w:val="both"/>
       </w:pPr>
-      <w:bookmarkStart w:id="67" w:name="_Toc229937662"/>
-      <w:bookmarkStart w:id="68" w:name="_Toc229991886"/>
-      <w:bookmarkStart w:id="69" w:name="_Toc229991913"/>
+      <w:bookmarkStart w:id="81" w:name="_Toc229937662"/>
+      <w:bookmarkStart w:id="82" w:name="_Toc229991886"/>
+      <w:bookmarkStart w:id="83" w:name="_Toc229991913"/>
+      <w:bookmarkStart w:id="84" w:name="_Toc230178241"/>
       <w:r>
         <w:lastRenderedPageBreak/>
         <w:t>Порядок контроля и приёмки системы</w:t>
       </w:r>
-      <w:bookmarkEnd w:id="67"/>
-      <w:bookmarkEnd w:id="68"/>
-      <w:bookmarkEnd w:id="69"/>
+      <w:bookmarkEnd w:id="81"/>
+      <w:bookmarkEnd w:id="82"/>
+      <w:bookmarkEnd w:id="83"/>
+      <w:bookmarkEnd w:id="84"/>
     </w:p>
     <w:p>
       <w:r>
@@ -9985,20 +10518,22 @@
         <w:ind w:left="0" w:firstLine="0"/>
         <w:jc w:val="both"/>
       </w:pPr>
-      <w:bookmarkStart w:id="70" w:name="_Toc229767180"/>
-      <w:bookmarkStart w:id="71" w:name="_Toc229937663"/>
-      <w:bookmarkStart w:id="72" w:name="_Toc229991887"/>
-      <w:bookmarkStart w:id="73" w:name="_Toc229991914"/>
+      <w:bookmarkStart w:id="85" w:name="_Toc229767180"/>
+      <w:bookmarkStart w:id="86" w:name="_Toc229937663"/>
+      <w:bookmarkStart w:id="87" w:name="_Toc229991887"/>
+      <w:bookmarkStart w:id="88" w:name="_Toc229991914"/>
+      <w:bookmarkStart w:id="89" w:name="_Toc230178242"/>
       <w:r>
         <w:t>Т</w:t>
       </w:r>
       <w:r>
         <w:t>ребования к документированию</w:t>
       </w:r>
-      <w:bookmarkEnd w:id="70"/>
-      <w:bookmarkEnd w:id="71"/>
-      <w:bookmarkEnd w:id="72"/>
-      <w:bookmarkEnd w:id="73"/>
+      <w:bookmarkEnd w:id="85"/>
+      <w:bookmarkEnd w:id="86"/>
+      <w:bookmarkEnd w:id="87"/>
+      <w:bookmarkEnd w:id="88"/>
+      <w:bookmarkEnd w:id="89"/>
     </w:p>
     <w:p>
       <w:r>
@@ -10686,17 +11221,19 @@
         <w:ind w:left="0" w:firstLine="0"/>
         <w:jc w:val="both"/>
       </w:pPr>
-      <w:bookmarkStart w:id="74" w:name="_Toc229767181"/>
-      <w:bookmarkStart w:id="75" w:name="_Toc229937664"/>
-      <w:bookmarkStart w:id="76" w:name="_Toc229991888"/>
-      <w:bookmarkStart w:id="77" w:name="_Toc229991915"/>
+      <w:bookmarkStart w:id="90" w:name="_Toc229767181"/>
+      <w:bookmarkStart w:id="91" w:name="_Toc229937664"/>
+      <w:bookmarkStart w:id="92" w:name="_Toc229991888"/>
+      <w:bookmarkStart w:id="93" w:name="_Toc229991915"/>
+      <w:bookmarkStart w:id="94" w:name="_Toc230178243"/>
       <w:r>
         <w:t>Источники разработки</w:t>
       </w:r>
-      <w:bookmarkEnd w:id="74"/>
-      <w:bookmarkEnd w:id="75"/>
-      <w:bookmarkEnd w:id="76"/>
-      <w:bookmarkEnd w:id="77"/>
+      <w:bookmarkEnd w:id="90"/>
+      <w:bookmarkEnd w:id="91"/>
+      <w:bookmarkEnd w:id="92"/>
+      <w:bookmarkEnd w:id="93"/>
+      <w:bookmarkEnd w:id="94"/>
     </w:p>
     <w:p>
       <w:r>
@@ -10735,14 +11272,12 @@
       <w:r>
         <w:t xml:space="preserve"> </w:t>
       </w:r>
-      <w:proofErr w:type="spellStart"/>
       <w:r>
         <w:rPr>
           <w:rStyle w:val="ypks7kbdpwfgdykd3qb9"/>
         </w:rPr>
         <w:t>Сorporation</w:t>
       </w:r>
-      <w:proofErr w:type="spellEnd"/>
       <w:r>
         <w:t>».</w:t>
       </w:r>
@@ -10871,15 +11406,7 @@
         <w:t xml:space="preserve"> </w:t>
       </w:r>
       <w:r>
-        <w:t xml:space="preserve">работы </w:t>
-      </w:r>
-      <w:proofErr w:type="spellStart"/>
-      <w:r>
-        <w:t>геопозиционирования</w:t>
-      </w:r>
-      <w:proofErr w:type="spellEnd"/>
-      <w:r>
-        <w:t xml:space="preserve"> и зон риска).</w:t>
+        <w:t>работы геопозиционирования и зон риска).</w:t>
       </w:r>
     </w:p>
     <w:p>
@@ -10946,7 +11473,7 @@
       </w:pPr>
     </w:p>
     <w:sectPr>
-      <w:footerReference w:type="default" r:id="rId24"/>
+      <w:footerReference w:type="default" r:id="rId26"/>
       <w:pgSz w:w="11906" w:h="16838"/>
       <w:pgMar w:top="1134" w:right="851" w:bottom="1134" w:left="1701" w:header="709" w:footer="709" w:gutter="0"/>
       <w:cols w:space="708"/>
@@ -12171,7 +12698,7 @@
   <w:abstractNum w:abstractNumId="12" w15:restartNumberingAfterBreak="0">
     <w:nsid w:val="474E5214"/>
     <w:multiLevelType w:val="hybridMultilevel"/>
-    <w:tmpl w:val="E618E864"/>
+    <w:tmpl w:val="B6BE1E54"/>
     <w:lvl w:ilvl="0" w:tplc="04190001">
       <w:start w:val="1"/>
       <w:numFmt w:val="bullet"/>
@@ -13114,6 +13641,119 @@
     </w:lvl>
   </w:abstractNum>
   <w:abstractNum w:abstractNumId="21" w15:restartNumberingAfterBreak="0">
+    <w:nsid w:val="6A77148E"/>
+    <w:multiLevelType w:val="hybridMultilevel"/>
+    <w:tmpl w:val="8B802348"/>
+    <w:lvl w:ilvl="0" w:tplc="04190001">
+      <w:start w:val="1"/>
+      <w:numFmt w:val="bullet"/>
+      <w:lvlText w:val=""/>
+      <w:lvlJc w:val="left"/>
+      <w:pPr>
+        <w:ind w:left="1429" w:hanging="360"/>
+      </w:pPr>
+      <w:rPr>
+        <w:rFonts w:ascii="Symbol" w:hAnsi="Symbol" w:hint="default"/>
+      </w:rPr>
+    </w:lvl>
+    <w:lvl w:ilvl="1" w:tplc="04190003" w:tentative="1">
+      <w:start w:val="1"/>
+      <w:numFmt w:val="bullet"/>
+      <w:lvlText w:val="o"/>
+      <w:lvlJc w:val="left"/>
+      <w:pPr>
+        <w:ind w:left="2149" w:hanging="360"/>
+      </w:pPr>
+      <w:rPr>
+        <w:rFonts w:ascii="Courier New" w:hAnsi="Courier New" w:cs="Courier New" w:hint="default"/>
+      </w:rPr>
+    </w:lvl>
+    <w:lvl w:ilvl="2" w:tplc="04190005" w:tentative="1">
+      <w:start w:val="1"/>
+      <w:numFmt w:val="bullet"/>
+      <w:lvlText w:val=""/>
+      <w:lvlJc w:val="left"/>
+      <w:pPr>
+        <w:ind w:left="2869" w:hanging="360"/>
+      </w:pPr>
+      <w:rPr>
+        <w:rFonts w:ascii="Wingdings" w:hAnsi="Wingdings" w:hint="default"/>
+      </w:rPr>
+    </w:lvl>
+    <w:lvl w:ilvl="3" w:tplc="04190001" w:tentative="1">
+      <w:start w:val="1"/>
+      <w:numFmt w:val="bullet"/>
+      <w:lvlText w:val=""/>
+      <w:lvlJc w:val="left"/>
+      <w:pPr>
+        <w:ind w:left="3589" w:hanging="360"/>
+      </w:pPr>
+      <w:rPr>
+        <w:rFonts w:ascii="Symbol" w:hAnsi="Symbol" w:hint="default"/>
+      </w:rPr>
+    </w:lvl>
+    <w:lvl w:ilvl="4" w:tplc="04190003" w:tentative="1">
+      <w:start w:val="1"/>
+      <w:numFmt w:val="bullet"/>
+      <w:lvlText w:val="o"/>
+      <w:lvlJc w:val="left"/>
+      <w:pPr>
+        <w:ind w:left="4309" w:hanging="360"/>
+      </w:pPr>
+      <w:rPr>
+        <w:rFonts w:ascii="Courier New" w:hAnsi="Courier New" w:cs="Courier New" w:hint="default"/>
+      </w:rPr>
+    </w:lvl>
+    <w:lvl w:ilvl="5" w:tplc="04190005" w:tentative="1">
+      <w:start w:val="1"/>
+      <w:numFmt w:val="bullet"/>
+      <w:lvlText w:val=""/>
+      <w:lvlJc w:val="left"/>
+      <w:pPr>
+        <w:ind w:left="5029" w:hanging="360"/>
+      </w:pPr>
+      <w:rPr>
+        <w:rFonts w:ascii="Wingdings" w:hAnsi="Wingdings" w:hint="default"/>
+      </w:rPr>
+    </w:lvl>
+    <w:lvl w:ilvl="6" w:tplc="04190001" w:tentative="1">
+      <w:start w:val="1"/>
+      <w:numFmt w:val="bullet"/>
+      <w:lvlText w:val=""/>
+      <w:lvlJc w:val="left"/>
+      <w:pPr>
+        <w:ind w:left="5749" w:hanging="360"/>
+      </w:pPr>
+      <w:rPr>
+        <w:rFonts w:ascii="Symbol" w:hAnsi="Symbol" w:hint="default"/>
+      </w:rPr>
+    </w:lvl>
+    <w:lvl w:ilvl="7" w:tplc="04190003" w:tentative="1">
+      <w:start w:val="1"/>
+      <w:numFmt w:val="bullet"/>
+      <w:lvlText w:val="o"/>
+      <w:lvlJc w:val="left"/>
+      <w:pPr>
+        <w:ind w:left="6469" w:hanging="360"/>
+      </w:pPr>
+      <w:rPr>
+        <w:rFonts w:ascii="Courier New" w:hAnsi="Courier New" w:cs="Courier New" w:hint="default"/>
+      </w:rPr>
+    </w:lvl>
+    <w:lvl w:ilvl="8" w:tplc="04190005" w:tentative="1">
+      <w:start w:val="1"/>
+      <w:numFmt w:val="bullet"/>
+      <w:lvlText w:val=""/>
+      <w:lvlJc w:val="left"/>
+      <w:pPr>
+        <w:ind w:left="7189" w:hanging="360"/>
+      </w:pPr>
+      <w:rPr>
+        <w:rFonts w:ascii="Wingdings" w:hAnsi="Wingdings" w:hint="default"/>
+      </w:rPr>
+    </w:lvl>
+  </w:abstractNum>
+  <w:abstractNum w:abstractNumId="22" w15:restartNumberingAfterBreak="0">
     <w:nsid w:val="6B112DF6"/>
     <w:multiLevelType w:val="hybridMultilevel"/>
     <w:tmpl w:val="F5B4A128"/>
@@ -13202,7 +13842,7 @@
       </w:pPr>
     </w:lvl>
   </w:abstractNum>
-  <w:abstractNum w:abstractNumId="22" w15:restartNumberingAfterBreak="0">
+  <w:abstractNum w:abstractNumId="23" w15:restartNumberingAfterBreak="0">
     <w:nsid w:val="6E7E252D"/>
     <w:multiLevelType w:val="hybridMultilevel"/>
     <w:tmpl w:val="DA34AD88"/>
@@ -13288,7 +13928,7 @@
       </w:pPr>
     </w:lvl>
   </w:abstractNum>
-  <w:abstractNum w:abstractNumId="23" w15:restartNumberingAfterBreak="0">
+  <w:abstractNum w:abstractNumId="24" w15:restartNumberingAfterBreak="0">
     <w:nsid w:val="743D0AB5"/>
     <w:multiLevelType w:val="hybridMultilevel"/>
     <w:tmpl w:val="E7A087B4"/>
@@ -13401,7 +14041,7 @@
       </w:rPr>
     </w:lvl>
   </w:abstractNum>
-  <w:abstractNum w:abstractNumId="24" w15:restartNumberingAfterBreak="0">
+  <w:abstractNum w:abstractNumId="25" w15:restartNumberingAfterBreak="0">
     <w:nsid w:val="766F58F9"/>
     <w:multiLevelType w:val="hybridMultilevel"/>
     <w:tmpl w:val="DD7C750C"/>
@@ -13514,7 +14154,7 @@
       </w:rPr>
     </w:lvl>
   </w:abstractNum>
-  <w:abstractNum w:abstractNumId="25" w15:restartNumberingAfterBreak="0">
+  <w:abstractNum w:abstractNumId="26" w15:restartNumberingAfterBreak="0">
     <w:nsid w:val="7670744B"/>
     <w:multiLevelType w:val="multilevel"/>
     <w:tmpl w:val="49AE049A"/>
@@ -13627,7 +14267,7 @@
       </w:pPr>
     </w:lvl>
   </w:abstractNum>
-  <w:abstractNum w:abstractNumId="26" w15:restartNumberingAfterBreak="0">
+  <w:abstractNum w:abstractNumId="27" w15:restartNumberingAfterBreak="0">
     <w:nsid w:val="767E0973"/>
     <w:multiLevelType w:val="hybridMultilevel"/>
     <w:tmpl w:val="411C3E8C"/>
@@ -13720,7 +14360,7 @@
     <w:abstractNumId w:val="9"/>
   </w:num>
   <w:num w:numId="2">
-    <w:abstractNumId w:val="21"/>
+    <w:abstractNumId w:val="22"/>
   </w:num>
   <w:num w:numId="3">
     <w:abstractNumId w:val="10"/>
@@ -13750,13 +14390,13 @@
     <w:abstractNumId w:val="11"/>
   </w:num>
   <w:num w:numId="12">
-    <w:abstractNumId w:val="26"/>
+    <w:abstractNumId w:val="27"/>
   </w:num>
   <w:num w:numId="13">
     <w:abstractNumId w:val="0"/>
   </w:num>
   <w:num w:numId="14">
-    <w:abstractNumId w:val="25"/>
+    <w:abstractNumId w:val="26"/>
   </w:num>
   <w:num w:numId="15">
     <w:abstractNumId w:val="4"/>
@@ -13768,7 +14408,7 @@
     <w:abstractNumId w:val="20"/>
   </w:num>
   <w:num w:numId="18">
-    <w:abstractNumId w:val="23"/>
+    <w:abstractNumId w:val="24"/>
   </w:num>
   <w:num w:numId="19">
     <w:abstractNumId w:val="14"/>
@@ -13780,7 +14420,7 @@
     <w:abstractNumId w:val="7"/>
   </w:num>
   <w:num w:numId="22">
-    <w:abstractNumId w:val="24"/>
+    <w:abstractNumId w:val="25"/>
   </w:num>
   <w:num w:numId="23">
     <w:abstractNumId w:val="19"/>
@@ -13795,7 +14435,10 @@
     <w:abstractNumId w:val="12"/>
   </w:num>
   <w:num w:numId="27">
-    <w:abstractNumId w:val="22"/>
+    <w:abstractNumId w:val="23"/>
+  </w:num>
+  <w:num w:numId="28">
+    <w:abstractNumId w:val="21"/>
   </w:num>
 </w:numbering>
 </file>

--- a/отчет по уп.docx
+++ b/отчет по уп.docx
@@ -1,6 +1,6 @@
 
 <file path=word/document.xml><?xml version="1.0" encoding="utf-8"?>
-<w:document xmlns:wpc="http://schemas.microsoft.com/office/word/2010/wordprocessingCanvas" xmlns:cx="http://schemas.microsoft.com/office/drawing/2014/chartex" xmlns:cx1="http://schemas.microsoft.com/office/drawing/2015/9/8/chartex" xmlns:cx2="http://schemas.microsoft.com/office/drawing/2015/10/21/chartex" xmlns:cx3="http://schemas.microsoft.com/office/drawing/2016/5/9/chartex" xmlns:cx4="http://schemas.microsoft.com/office/drawing/2016/5/10/chartex" xmlns:cx5="http://schemas.microsoft.com/office/drawing/2016/5/11/chartex" xmlns:cx6="http://schemas.microsoft.com/office/drawing/2016/5/12/chartex" xmlns:cx7="http://schemas.microsoft.com/office/drawing/2016/5/13/chartex" xmlns:cx8="http://schemas.microsoft.com/office/drawing/2016/5/14/chartex" xmlns:mc="http://schemas.openxmlformats.org/markup-compatibility/2006" xmlns:aink="http://schemas.microsoft.com/office/drawing/2016/ink" xmlns:am3d="http://schemas.microsoft.com/office/drawing/2017/model3d" xmlns:o="urn:schemas-microsoft-com:office:office" xmlns:r="http://schemas.openxmlformats.org/officeDocument/2006/relationships" xmlns:m="http://schemas.openxmlformats.org/officeDocument/2006/math" xmlns:v="urn:schemas-microsoft-com:vml" xmlns:wp14="http://schemas.microsoft.com/office/word/2010/wordprocessingDrawing" xmlns:wp="http://schemas.openxmlformats.org/drawingml/2006/wordprocessingDrawing" xmlns:w10="urn:schemas-microsoft-com:office:word" xmlns:w="http://schemas.openxmlformats.org/wordprocessingml/2006/main" xmlns:w14="http://schemas.microsoft.com/office/word/2010/wordml" xmlns:w15="http://schemas.microsoft.com/office/word/2012/wordml" xmlns:w16cex="http://schemas.microsoft.com/office/word/2018/wordml/cex" xmlns:w16cid="http://schemas.microsoft.com/office/word/2016/wordml/cid" xmlns:w16="http://schemas.microsoft.com/office/word/2018/wordml" xmlns:w16sdtdh="http://schemas.microsoft.com/office/word/2020/wordml/sdtdatahash" xmlns:w16se="http://schemas.microsoft.com/office/word/2015/wordml/symex" xmlns:wpg="http://schemas.microsoft.com/office/word/2010/wordprocessingGroup" xmlns:wpi="http://schemas.microsoft.com/office/word/2010/wordprocessingInk" xmlns:wne="http://schemas.microsoft.com/office/word/2006/wordml" xmlns:wps="http://schemas.microsoft.com/office/word/2010/wordprocessingShape" mc:Ignorable="w14 w15 w16se w16cid w16 w16cex w16sdtdh wp14">
+<w:document xmlns:wpc="http://schemas.microsoft.com/office/word/2010/wordprocessingCanvas" xmlns:cx="http://schemas.microsoft.com/office/drawing/2014/chartex" xmlns:cx1="http://schemas.microsoft.com/office/drawing/2015/9/8/chartex" xmlns:cx2="http://schemas.microsoft.com/office/drawing/2015/10/21/chartex" xmlns:cx3="http://schemas.microsoft.com/office/drawing/2016/5/9/chartex" xmlns:cx4="http://schemas.microsoft.com/office/drawing/2016/5/10/chartex" xmlns:cx5="http://schemas.microsoft.com/office/drawing/2016/5/11/chartex" xmlns:cx6="http://schemas.microsoft.com/office/drawing/2016/5/12/chartex" xmlns:cx7="http://schemas.microsoft.com/office/drawing/2016/5/13/chartex" xmlns:cx8="http://schemas.microsoft.com/office/drawing/2016/5/14/chartex" xmlns:mc="http://schemas.openxmlformats.org/markup-compatibility/2006" xmlns:aink="http://schemas.microsoft.com/office/drawing/2016/ink" xmlns:am3d="http://schemas.microsoft.com/office/drawing/2017/model3d" xmlns:o="urn:schemas-microsoft-com:office:office" xmlns:oel="http://schemas.microsoft.com/office/2019/extlst" xmlns:r="http://schemas.openxmlformats.org/officeDocument/2006/relationships" xmlns:m="http://schemas.openxmlformats.org/officeDocument/2006/math" xmlns:v="urn:schemas-microsoft-com:vml" xmlns:wp14="http://schemas.microsoft.com/office/word/2010/wordprocessingDrawing" xmlns:wp="http://schemas.openxmlformats.org/drawingml/2006/wordprocessingDrawing" xmlns:w10="urn:schemas-microsoft-com:office:word" xmlns:w="http://schemas.openxmlformats.org/wordprocessingml/2006/main" xmlns:w14="http://schemas.microsoft.com/office/word/2010/wordml" xmlns:w15="http://schemas.microsoft.com/office/word/2012/wordml" xmlns:w16cex="http://schemas.microsoft.com/office/word/2018/wordml/cex" xmlns:w16cid="http://schemas.microsoft.com/office/word/2016/wordml/cid" xmlns:w16="http://schemas.microsoft.com/office/word/2018/wordml" xmlns:w16sdtdh="http://schemas.microsoft.com/office/word/2020/wordml/sdtdatahash" xmlns:w16se="http://schemas.microsoft.com/office/word/2015/wordml/symex" xmlns:wpg="http://schemas.microsoft.com/office/word/2010/wordprocessingGroup" xmlns:wpi="http://schemas.microsoft.com/office/word/2010/wordprocessingInk" xmlns:wne="http://schemas.microsoft.com/office/word/2006/wordml" xmlns:wps="http://schemas.microsoft.com/office/word/2010/wordprocessingShape" mc:Ignorable="w14 w15 w16se w16cid w16 w16cex w16sdtdh wp14">
   <w:body>
     <w:p>
       <w:pPr>
@@ -262,8 +262,18 @@
           <w:szCs w:val="28"/>
           <w:lang w:eastAsia="ru-RU"/>
         </w:rPr>
-        <w:t>____________ Ю.С. Мамшева</w:t>
-      </w:r>
+        <w:t xml:space="preserve">____________ Ю.С. </w:t>
+      </w:r>
+      <w:proofErr w:type="spellStart"/>
+      <w:r>
+        <w:rPr>
+          <w:rFonts w:eastAsia="Times New Roman" w:cs="Times New Roman"/>
+          <w:szCs w:val="28"/>
+          <w:lang w:eastAsia="ru-RU"/>
+        </w:rPr>
+        <w:t>Мамшева</w:t>
+      </w:r>
+      <w:proofErr w:type="spellEnd"/>
     </w:p>
     <w:p>
       <w:pPr>
@@ -529,7 +539,23 @@
           <w:rFonts w:eastAsia="Times New Roman" w:cs="Times New Roman"/>
           <w:lang w:eastAsia="ru-RU"/>
         </w:rPr>
-        <w:t xml:space="preserve">Руководитель: ___________ Мамшева Ю.С. </w:t>
+        <w:t xml:space="preserve">Руководитель: ___________ </w:t>
+      </w:r>
+      <w:proofErr w:type="spellStart"/>
+      <w:r>
+        <w:rPr>
+          <w:rFonts w:eastAsia="Times New Roman" w:cs="Times New Roman"/>
+          <w:lang w:eastAsia="ru-RU"/>
+        </w:rPr>
+        <w:t>Мамшева</w:t>
+      </w:r>
+      <w:proofErr w:type="spellEnd"/>
+      <w:r>
+        <w:rPr>
+          <w:rFonts w:eastAsia="Times New Roman" w:cs="Times New Roman"/>
+          <w:lang w:eastAsia="ru-RU"/>
+        </w:rPr>
+        <w:t xml:space="preserve"> Ю.С. </w:t>
       </w:r>
       <w:r>
         <w:rPr>
@@ -881,12 +907,14 @@
         <w:p>
           <w:pPr>
             <w:pStyle w:val="13"/>
-            <w:ind w:firstLine="0"/>
             <w:rPr>
-              <w:rFonts w:asciiTheme="minorHAnsi" w:eastAsiaTheme="minorEastAsia" w:hAnsiTheme="minorHAnsi"/>
+              <w:rFonts w:eastAsiaTheme="minorEastAsia" w:cs="Times New Roman"/>
               <w:noProof/>
-              <w:sz w:val="22"/>
+              <w:kern w:val="2"/>
+              <w:sz w:val="24"/>
+              <w:szCs w:val="24"/>
               <w:lang w:eastAsia="ru-RU"/>
+              <w14:ligatures w14:val="standardContextual"/>
             </w:rPr>
           </w:pPr>
           <w:r>
@@ -898,10 +926,11 @@
           <w:r>
             <w:fldChar w:fldCharType="separate"/>
           </w:r>
-          <w:hyperlink w:anchor="_Toc230178213" w:history="1">
+          <w:hyperlink w:anchor="_Toc230250321" w:history="1">
             <w:r>
               <w:rPr>
                 <w:rStyle w:val="aff1"/>
+                <w:rFonts w:cs="Times New Roman"/>
                 <w:noProof/>
                 <w:lang w:eastAsia="ru-RU"/>
               </w:rPr>
@@ -909,6 +938,7 @@
             </w:r>
             <w:r>
               <w:rPr>
+                <w:rFonts w:cs="Times New Roman"/>
                 <w:noProof/>
                 <w:webHidden/>
               </w:rPr>
@@ -916,6 +946,7 @@
             </w:r>
             <w:r>
               <w:rPr>
+                <w:rFonts w:cs="Times New Roman"/>
                 <w:noProof/>
                 <w:webHidden/>
               </w:rPr>
@@ -923,19 +954,22 @@
             </w:r>
             <w:r>
               <w:rPr>
+                <w:rFonts w:cs="Times New Roman"/>
                 <w:noProof/>
                 <w:webHidden/>
               </w:rPr>
-              <w:instrText xml:space="preserve"> PAGEREF _Toc230178213 \h </w:instrText>
-            </w:r>
-            <w:r>
-              <w:rPr>
+              <w:instrText xml:space="preserve"> PAGEREF _Toc230250321 \h </w:instrText>
+            </w:r>
+            <w:r>
+              <w:rPr>
+                <w:rFonts w:cs="Times New Roman"/>
                 <w:noProof/>
                 <w:webHidden/>
               </w:rPr>
             </w:r>
             <w:r>
               <w:rPr>
+                <w:rFonts w:cs="Times New Roman"/>
                 <w:noProof/>
                 <w:webHidden/>
               </w:rPr>
@@ -943,13 +977,15 @@
             </w:r>
             <w:r>
               <w:rPr>
+                <w:rFonts w:cs="Times New Roman"/>
                 <w:noProof/>
                 <w:webHidden/>
               </w:rPr>
-              <w:t>4</w:t>
-            </w:r>
-            <w:r>
-              <w:rPr>
+              <w:t>5</w:t>
+            </w:r>
+            <w:r>
+              <w:rPr>
+                <w:rFonts w:cs="Times New Roman"/>
                 <w:noProof/>
                 <w:webHidden/>
               </w:rPr>
@@ -960,24 +996,28 @@
         <w:p>
           <w:pPr>
             <w:pStyle w:val="13"/>
-            <w:ind w:firstLine="0"/>
             <w:rPr>
-              <w:rFonts w:asciiTheme="minorHAnsi" w:eastAsiaTheme="minorEastAsia" w:hAnsiTheme="minorHAnsi"/>
+              <w:rFonts w:eastAsiaTheme="minorEastAsia" w:cs="Times New Roman"/>
               <w:noProof/>
-              <w:sz w:val="22"/>
+              <w:kern w:val="2"/>
+              <w:sz w:val="24"/>
+              <w:szCs w:val="24"/>
               <w:lang w:eastAsia="ru-RU"/>
+              <w14:ligatures w14:val="standardContextual"/>
             </w:rPr>
           </w:pPr>
-          <w:hyperlink w:anchor="_Toc230178214" w:history="1">
+          <w:hyperlink w:anchor="_Toc230250322" w:history="1">
             <w:r>
               <w:rPr>
                 <w:rStyle w:val="aff1"/>
+                <w:rFonts w:cs="Times New Roman"/>
                 <w:noProof/>
               </w:rPr>
               <w:t>1. Разработка концепции проекта</w:t>
             </w:r>
             <w:r>
               <w:rPr>
+                <w:rFonts w:cs="Times New Roman"/>
                 <w:noProof/>
                 <w:webHidden/>
               </w:rPr>
@@ -985,6 +1025,7 @@
             </w:r>
             <w:r>
               <w:rPr>
+                <w:rFonts w:cs="Times New Roman"/>
                 <w:noProof/>
                 <w:webHidden/>
               </w:rPr>
@@ -992,19 +1033,22 @@
             </w:r>
             <w:r>
               <w:rPr>
+                <w:rFonts w:cs="Times New Roman"/>
                 <w:noProof/>
                 <w:webHidden/>
               </w:rPr>
-              <w:instrText xml:space="preserve"> PAGEREF _Toc230178214 \h </w:instrText>
-            </w:r>
-            <w:r>
-              <w:rPr>
+              <w:instrText xml:space="preserve"> PAGEREF _Toc230250322 \h </w:instrText>
+            </w:r>
+            <w:r>
+              <w:rPr>
+                <w:rFonts w:cs="Times New Roman"/>
                 <w:noProof/>
                 <w:webHidden/>
               </w:rPr>
             </w:r>
             <w:r>
               <w:rPr>
+                <w:rFonts w:cs="Times New Roman"/>
                 <w:noProof/>
                 <w:webHidden/>
               </w:rPr>
@@ -1012,13 +1056,15 @@
             </w:r>
             <w:r>
               <w:rPr>
+                <w:rFonts w:cs="Times New Roman"/>
                 <w:noProof/>
                 <w:webHidden/>
               </w:rPr>
-              <w:t>5</w:t>
-            </w:r>
-            <w:r>
-              <w:rPr>
+              <w:t>6</w:t>
+            </w:r>
+            <w:r>
+              <w:rPr>
+                <w:rFonts w:cs="Times New Roman"/>
                 <w:noProof/>
                 <w:webHidden/>
               </w:rPr>
@@ -1029,18 +1075,21 @@
         <w:p>
           <w:pPr>
             <w:pStyle w:val="13"/>
-            <w:ind w:firstLine="0"/>
             <w:rPr>
-              <w:rFonts w:asciiTheme="minorHAnsi" w:eastAsiaTheme="minorEastAsia" w:hAnsiTheme="minorHAnsi"/>
+              <w:rFonts w:eastAsiaTheme="minorEastAsia" w:cs="Times New Roman"/>
               <w:noProof/>
-              <w:sz w:val="22"/>
+              <w:kern w:val="2"/>
+              <w:sz w:val="24"/>
+              <w:szCs w:val="24"/>
               <w:lang w:eastAsia="ru-RU"/>
+              <w14:ligatures w14:val="standardContextual"/>
             </w:rPr>
           </w:pPr>
-          <w:hyperlink w:anchor="_Toc230178215" w:history="1">
+          <w:hyperlink w:anchor="_Toc230250323" w:history="1">
             <w:r>
               <w:rPr>
                 <w:rStyle w:val="aff1"/>
+                <w:rFonts w:cs="Times New Roman"/>
                 <w:noProof/>
                 <w:lang w:eastAsia="ru-RU"/>
               </w:rPr>
@@ -1049,6 +1098,7 @@
             <w:r>
               <w:rPr>
                 <w:rStyle w:val="aff1"/>
+                <w:rFonts w:cs="Times New Roman"/>
                 <w:noProof/>
                 <w:lang w:val="en-US" w:eastAsia="ru-RU"/>
               </w:rPr>
@@ -1056,6 +1106,7 @@
             </w:r>
             <w:r>
               <w:rPr>
+                <w:rFonts w:cs="Times New Roman"/>
                 <w:noProof/>
                 <w:webHidden/>
               </w:rPr>
@@ -1063,6 +1114,7 @@
             </w:r>
             <w:r>
               <w:rPr>
+                <w:rFonts w:cs="Times New Roman"/>
                 <w:noProof/>
                 <w:webHidden/>
               </w:rPr>
@@ -1070,19 +1122,22 @@
             </w:r>
             <w:r>
               <w:rPr>
+                <w:rFonts w:cs="Times New Roman"/>
                 <w:noProof/>
                 <w:webHidden/>
               </w:rPr>
-              <w:instrText xml:space="preserve"> PAGEREF _Toc230178215 \h </w:instrText>
-            </w:r>
-            <w:r>
-              <w:rPr>
+              <w:instrText xml:space="preserve"> PAGEREF _Toc230250323 \h </w:instrText>
+            </w:r>
+            <w:r>
+              <w:rPr>
+                <w:rFonts w:cs="Times New Roman"/>
                 <w:noProof/>
                 <w:webHidden/>
               </w:rPr>
             </w:r>
             <w:r>
               <w:rPr>
+                <w:rFonts w:cs="Times New Roman"/>
                 <w:noProof/>
                 <w:webHidden/>
               </w:rPr>
@@ -1090,13 +1145,15 @@
             </w:r>
             <w:r>
               <w:rPr>
+                <w:rFonts w:cs="Times New Roman"/>
                 <w:noProof/>
                 <w:webHidden/>
               </w:rPr>
-              <w:t>7</w:t>
-            </w:r>
-            <w:r>
-              <w:rPr>
+              <w:t>8</w:t>
+            </w:r>
+            <w:r>
+              <w:rPr>
+                <w:rFonts w:cs="Times New Roman"/>
                 <w:noProof/>
                 <w:webHidden/>
               </w:rPr>
@@ -1110,18 +1167,21 @@
             <w:tabs>
               <w:tab w:val="right" w:leader="dot" w:pos="9344"/>
             </w:tabs>
-            <w:ind w:firstLine="0"/>
             <w:rPr>
-              <w:rFonts w:asciiTheme="minorHAnsi" w:eastAsiaTheme="minorEastAsia" w:hAnsiTheme="minorHAnsi"/>
+              <w:rFonts w:eastAsiaTheme="minorEastAsia" w:cs="Times New Roman"/>
               <w:noProof/>
-              <w:sz w:val="22"/>
+              <w:kern w:val="2"/>
+              <w:sz w:val="24"/>
+              <w:szCs w:val="24"/>
               <w:lang w:eastAsia="ru-RU"/>
+              <w14:ligatures w14:val="standardContextual"/>
             </w:rPr>
           </w:pPr>
-          <w:hyperlink w:anchor="_Toc230178216" w:history="1">
+          <w:hyperlink w:anchor="_Toc230250324" w:history="1">
             <w:r>
               <w:rPr>
                 <w:rStyle w:val="aff1"/>
+                <w:rFonts w:cs="Times New Roman"/>
                 <w:noProof/>
                 <w:lang w:eastAsia="ru-RU"/>
               </w:rPr>
@@ -1129,6 +1189,7 @@
             </w:r>
             <w:r>
               <w:rPr>
+                <w:rFonts w:cs="Times New Roman"/>
                 <w:noProof/>
                 <w:webHidden/>
               </w:rPr>
@@ -1136,6 +1197,7 @@
             </w:r>
             <w:r>
               <w:rPr>
+                <w:rFonts w:cs="Times New Roman"/>
                 <w:noProof/>
                 <w:webHidden/>
               </w:rPr>
@@ -1143,19 +1205,22 @@
             </w:r>
             <w:r>
               <w:rPr>
+                <w:rFonts w:cs="Times New Roman"/>
                 <w:noProof/>
                 <w:webHidden/>
               </w:rPr>
-              <w:instrText xml:space="preserve"> PAGEREF _Toc230178216 \h </w:instrText>
-            </w:r>
-            <w:r>
-              <w:rPr>
+              <w:instrText xml:space="preserve"> PAGEREF _Toc230250324 \h </w:instrText>
+            </w:r>
+            <w:r>
+              <w:rPr>
+                <w:rFonts w:cs="Times New Roman"/>
                 <w:noProof/>
                 <w:webHidden/>
               </w:rPr>
             </w:r>
             <w:r>
               <w:rPr>
+                <w:rFonts w:cs="Times New Roman"/>
                 <w:noProof/>
                 <w:webHidden/>
               </w:rPr>
@@ -1163,13 +1228,15 @@
             </w:r>
             <w:r>
               <w:rPr>
+                <w:rFonts w:cs="Times New Roman"/>
                 <w:noProof/>
                 <w:webHidden/>
               </w:rPr>
-              <w:t>7</w:t>
-            </w:r>
-            <w:r>
-              <w:rPr>
+              <w:t>8</w:t>
+            </w:r>
+            <w:r>
+              <w:rPr>
+                <w:rFonts w:cs="Times New Roman"/>
                 <w:noProof/>
                 <w:webHidden/>
               </w:rPr>
@@ -1183,24 +1250,28 @@
             <w:tabs>
               <w:tab w:val="right" w:leader="dot" w:pos="9344"/>
             </w:tabs>
-            <w:ind w:firstLine="0"/>
             <w:rPr>
-              <w:rFonts w:asciiTheme="minorHAnsi" w:eastAsiaTheme="minorEastAsia" w:hAnsiTheme="minorHAnsi"/>
+              <w:rFonts w:eastAsiaTheme="minorEastAsia" w:cs="Times New Roman"/>
               <w:noProof/>
-              <w:sz w:val="22"/>
+              <w:kern w:val="2"/>
+              <w:sz w:val="24"/>
+              <w:szCs w:val="24"/>
               <w:lang w:eastAsia="ru-RU"/>
+              <w14:ligatures w14:val="standardContextual"/>
             </w:rPr>
           </w:pPr>
-          <w:hyperlink w:anchor="_Toc230178217" w:history="1">
+          <w:hyperlink w:anchor="_Toc230250325" w:history="1">
             <w:r>
               <w:rPr>
                 <w:rStyle w:val="aff1"/>
+                <w:rFonts w:cs="Times New Roman"/>
                 <w:noProof/>
               </w:rPr>
               <w:t>2.2 Диаграмма вариантов использования</w:t>
             </w:r>
             <w:r>
               <w:rPr>
+                <w:rFonts w:cs="Times New Roman"/>
                 <w:noProof/>
                 <w:webHidden/>
               </w:rPr>
@@ -1208,6 +1279,7 @@
             </w:r>
             <w:r>
               <w:rPr>
+                <w:rFonts w:cs="Times New Roman"/>
                 <w:noProof/>
                 <w:webHidden/>
               </w:rPr>
@@ -1215,19 +1287,22 @@
             </w:r>
             <w:r>
               <w:rPr>
+                <w:rFonts w:cs="Times New Roman"/>
                 <w:noProof/>
                 <w:webHidden/>
               </w:rPr>
-              <w:instrText xml:space="preserve"> PAGEREF _Toc230178217 \h </w:instrText>
-            </w:r>
-            <w:r>
-              <w:rPr>
+              <w:instrText xml:space="preserve"> PAGEREF _Toc230250325 \h </w:instrText>
+            </w:r>
+            <w:r>
+              <w:rPr>
+                <w:rFonts w:cs="Times New Roman"/>
                 <w:noProof/>
                 <w:webHidden/>
               </w:rPr>
             </w:r>
             <w:r>
               <w:rPr>
+                <w:rFonts w:cs="Times New Roman"/>
                 <w:noProof/>
                 <w:webHidden/>
               </w:rPr>
@@ -1235,13 +1310,15 @@
             </w:r>
             <w:r>
               <w:rPr>
+                <w:rFonts w:cs="Times New Roman"/>
                 <w:noProof/>
                 <w:webHidden/>
               </w:rPr>
-              <w:t>8</w:t>
-            </w:r>
-            <w:r>
-              <w:rPr>
+              <w:t>9</w:t>
+            </w:r>
+            <w:r>
+              <w:rPr>
+                <w:rFonts w:cs="Times New Roman"/>
                 <w:noProof/>
                 <w:webHidden/>
               </w:rPr>
@@ -1255,24 +1332,28 @@
             <w:tabs>
               <w:tab w:val="right" w:leader="dot" w:pos="9344"/>
             </w:tabs>
-            <w:ind w:firstLine="0"/>
             <w:rPr>
-              <w:rFonts w:asciiTheme="minorHAnsi" w:eastAsiaTheme="minorEastAsia" w:hAnsiTheme="minorHAnsi"/>
+              <w:rFonts w:eastAsiaTheme="minorEastAsia" w:cs="Times New Roman"/>
               <w:noProof/>
-              <w:sz w:val="22"/>
+              <w:kern w:val="2"/>
+              <w:sz w:val="24"/>
+              <w:szCs w:val="24"/>
               <w:lang w:eastAsia="ru-RU"/>
+              <w14:ligatures w14:val="standardContextual"/>
             </w:rPr>
           </w:pPr>
-          <w:hyperlink w:anchor="_Toc230178218" w:history="1">
+          <w:hyperlink w:anchor="_Toc230250326" w:history="1">
             <w:r>
               <w:rPr>
                 <w:rStyle w:val="aff1"/>
+                <w:rFonts w:cs="Times New Roman"/>
                 <w:noProof/>
               </w:rPr>
               <w:t>2.3 Диаграмма классов</w:t>
             </w:r>
             <w:r>
               <w:rPr>
+                <w:rFonts w:cs="Times New Roman"/>
                 <w:noProof/>
                 <w:webHidden/>
               </w:rPr>
@@ -1280,6 +1361,7 @@
             </w:r>
             <w:r>
               <w:rPr>
+                <w:rFonts w:cs="Times New Roman"/>
                 <w:noProof/>
                 <w:webHidden/>
               </w:rPr>
@@ -1287,19 +1369,22 @@
             </w:r>
             <w:r>
               <w:rPr>
+                <w:rFonts w:cs="Times New Roman"/>
                 <w:noProof/>
                 <w:webHidden/>
               </w:rPr>
-              <w:instrText xml:space="preserve"> PAGEREF _Toc230178218 \h </w:instrText>
-            </w:r>
-            <w:r>
-              <w:rPr>
+              <w:instrText xml:space="preserve"> PAGEREF _Toc230250326 \h </w:instrText>
+            </w:r>
+            <w:r>
+              <w:rPr>
+                <w:rFonts w:cs="Times New Roman"/>
                 <w:noProof/>
                 <w:webHidden/>
               </w:rPr>
             </w:r>
             <w:r>
               <w:rPr>
+                <w:rFonts w:cs="Times New Roman"/>
                 <w:noProof/>
                 <w:webHidden/>
               </w:rPr>
@@ -1307,13 +1392,15 @@
             </w:r>
             <w:r>
               <w:rPr>
+                <w:rFonts w:cs="Times New Roman"/>
                 <w:noProof/>
                 <w:webHidden/>
               </w:rPr>
-              <w:t>10</w:t>
-            </w:r>
-            <w:r>
-              <w:rPr>
+              <w:t>11</w:t>
+            </w:r>
+            <w:r>
+              <w:rPr>
+                <w:rFonts w:cs="Times New Roman"/>
                 <w:noProof/>
                 <w:webHidden/>
               </w:rPr>
@@ -1327,24 +1414,28 @@
             <w:tabs>
               <w:tab w:val="right" w:leader="dot" w:pos="9344"/>
             </w:tabs>
-            <w:ind w:firstLine="0"/>
             <w:rPr>
-              <w:rFonts w:asciiTheme="minorHAnsi" w:eastAsiaTheme="minorEastAsia" w:hAnsiTheme="minorHAnsi"/>
+              <w:rFonts w:eastAsiaTheme="minorEastAsia" w:cs="Times New Roman"/>
               <w:noProof/>
-              <w:sz w:val="22"/>
+              <w:kern w:val="2"/>
+              <w:sz w:val="24"/>
+              <w:szCs w:val="24"/>
               <w:lang w:eastAsia="ru-RU"/>
+              <w14:ligatures w14:val="standardContextual"/>
             </w:rPr>
           </w:pPr>
-          <w:hyperlink w:anchor="_Toc230178219" w:history="1">
+          <w:hyperlink w:anchor="_Toc230250327" w:history="1">
             <w:r>
               <w:rPr>
                 <w:rStyle w:val="aff1"/>
+                <w:rFonts w:cs="Times New Roman"/>
                 <w:noProof/>
               </w:rPr>
               <w:t>2.4 Диаграмма деятельности процесса управления бюджетом поездки</w:t>
             </w:r>
             <w:r>
               <w:rPr>
+                <w:rFonts w:cs="Times New Roman"/>
                 <w:noProof/>
                 <w:webHidden/>
               </w:rPr>
@@ -1352,6 +1443,7 @@
             </w:r>
             <w:r>
               <w:rPr>
+                <w:rFonts w:cs="Times New Roman"/>
                 <w:noProof/>
                 <w:webHidden/>
               </w:rPr>
@@ -1359,19 +1451,22 @@
             </w:r>
             <w:r>
               <w:rPr>
+                <w:rFonts w:cs="Times New Roman"/>
                 <w:noProof/>
                 <w:webHidden/>
               </w:rPr>
-              <w:instrText xml:space="preserve"> PAGEREF _Toc230178219 \h </w:instrText>
-            </w:r>
-            <w:r>
-              <w:rPr>
+              <w:instrText xml:space="preserve"> PAGEREF _Toc230250327 \h </w:instrText>
+            </w:r>
+            <w:r>
+              <w:rPr>
+                <w:rFonts w:cs="Times New Roman"/>
                 <w:noProof/>
                 <w:webHidden/>
               </w:rPr>
             </w:r>
             <w:r>
               <w:rPr>
+                <w:rFonts w:cs="Times New Roman"/>
                 <w:noProof/>
                 <w:webHidden/>
               </w:rPr>
@@ -1379,13 +1474,15 @@
             </w:r>
             <w:r>
               <w:rPr>
+                <w:rFonts w:cs="Times New Roman"/>
                 <w:noProof/>
                 <w:webHidden/>
               </w:rPr>
-              <w:t>12</w:t>
-            </w:r>
-            <w:r>
-              <w:rPr>
+              <w:t>13</w:t>
+            </w:r>
+            <w:r>
+              <w:rPr>
+                <w:rFonts w:cs="Times New Roman"/>
                 <w:noProof/>
                 <w:webHidden/>
               </w:rPr>
@@ -1399,24 +1496,28 @@
             <w:tabs>
               <w:tab w:val="right" w:leader="dot" w:pos="9344"/>
             </w:tabs>
-            <w:ind w:firstLine="0"/>
             <w:rPr>
-              <w:rFonts w:asciiTheme="minorHAnsi" w:eastAsiaTheme="minorEastAsia" w:hAnsiTheme="minorHAnsi"/>
+              <w:rFonts w:eastAsiaTheme="minorEastAsia" w:cs="Times New Roman"/>
               <w:noProof/>
-              <w:sz w:val="22"/>
+              <w:kern w:val="2"/>
+              <w:sz w:val="24"/>
+              <w:szCs w:val="24"/>
               <w:lang w:eastAsia="ru-RU"/>
+              <w14:ligatures w14:val="standardContextual"/>
             </w:rPr>
           </w:pPr>
-          <w:hyperlink w:anchor="_Toc230178220" w:history="1">
+          <w:hyperlink w:anchor="_Toc230250328" w:history="1">
             <w:r>
               <w:rPr>
                 <w:rStyle w:val="aff1"/>
+                <w:rFonts w:cs="Times New Roman"/>
                 <w:noProof/>
               </w:rPr>
               <w:t>2.5 Диаграмма коммуникаций объектов компонента управление бюджетом</w:t>
             </w:r>
             <w:r>
               <w:rPr>
+                <w:rFonts w:cs="Times New Roman"/>
                 <w:noProof/>
                 <w:webHidden/>
               </w:rPr>
@@ -1424,6 +1525,7 @@
             </w:r>
             <w:r>
               <w:rPr>
+                <w:rFonts w:cs="Times New Roman"/>
                 <w:noProof/>
                 <w:webHidden/>
               </w:rPr>
@@ -1431,19 +1533,22 @@
             </w:r>
             <w:r>
               <w:rPr>
+                <w:rFonts w:cs="Times New Roman"/>
                 <w:noProof/>
                 <w:webHidden/>
               </w:rPr>
-              <w:instrText xml:space="preserve"> PAGEREF _Toc230178220 \h </w:instrText>
-            </w:r>
-            <w:r>
-              <w:rPr>
+              <w:instrText xml:space="preserve"> PAGEREF _Toc230250328 \h </w:instrText>
+            </w:r>
+            <w:r>
+              <w:rPr>
+                <w:rFonts w:cs="Times New Roman"/>
                 <w:noProof/>
                 <w:webHidden/>
               </w:rPr>
             </w:r>
             <w:r>
               <w:rPr>
+                <w:rFonts w:cs="Times New Roman"/>
                 <w:noProof/>
                 <w:webHidden/>
               </w:rPr>
@@ -1451,13 +1556,15 @@
             </w:r>
             <w:r>
               <w:rPr>
+                <w:rFonts w:cs="Times New Roman"/>
                 <w:noProof/>
                 <w:webHidden/>
               </w:rPr>
-              <w:t>14</w:t>
-            </w:r>
-            <w:r>
-              <w:rPr>
+              <w:t>15</w:t>
+            </w:r>
+            <w:r>
+              <w:rPr>
+                <w:rFonts w:cs="Times New Roman"/>
                 <w:noProof/>
                 <w:webHidden/>
               </w:rPr>
@@ -1471,24 +1578,28 @@
             <w:tabs>
               <w:tab w:val="right" w:leader="dot" w:pos="9344"/>
             </w:tabs>
-            <w:ind w:firstLine="0"/>
             <w:rPr>
-              <w:rFonts w:asciiTheme="minorHAnsi" w:eastAsiaTheme="minorEastAsia" w:hAnsiTheme="minorHAnsi"/>
+              <w:rFonts w:eastAsiaTheme="minorEastAsia" w:cs="Times New Roman"/>
               <w:noProof/>
-              <w:sz w:val="22"/>
+              <w:kern w:val="2"/>
+              <w:sz w:val="24"/>
+              <w:szCs w:val="24"/>
               <w:lang w:eastAsia="ru-RU"/>
+              <w14:ligatures w14:val="standardContextual"/>
             </w:rPr>
           </w:pPr>
-          <w:hyperlink w:anchor="_Toc230178221" w:history="1">
+          <w:hyperlink w:anchor="_Toc230250329" w:history="1">
             <w:r>
               <w:rPr>
                 <w:rStyle w:val="aff1"/>
+                <w:rFonts w:cs="Times New Roman"/>
                 <w:noProof/>
               </w:rPr>
               <w:t>2.6 Диаграмма последовательности взаимодействий при изменении бюджета</w:t>
             </w:r>
             <w:r>
               <w:rPr>
+                <w:rFonts w:cs="Times New Roman"/>
                 <w:noProof/>
                 <w:webHidden/>
               </w:rPr>
@@ -1496,6 +1607,7 @@
             </w:r>
             <w:r>
               <w:rPr>
+                <w:rFonts w:cs="Times New Roman"/>
                 <w:noProof/>
                 <w:webHidden/>
               </w:rPr>
@@ -1503,19 +1615,22 @@
             </w:r>
             <w:r>
               <w:rPr>
+                <w:rFonts w:cs="Times New Roman"/>
                 <w:noProof/>
                 <w:webHidden/>
               </w:rPr>
-              <w:instrText xml:space="preserve"> PAGEREF _Toc230178221 \h </w:instrText>
-            </w:r>
-            <w:r>
-              <w:rPr>
+              <w:instrText xml:space="preserve"> PAGEREF _Toc230250329 \h </w:instrText>
+            </w:r>
+            <w:r>
+              <w:rPr>
+                <w:rFonts w:cs="Times New Roman"/>
                 <w:noProof/>
                 <w:webHidden/>
               </w:rPr>
             </w:r>
             <w:r>
               <w:rPr>
+                <w:rFonts w:cs="Times New Roman"/>
                 <w:noProof/>
                 <w:webHidden/>
               </w:rPr>
@@ -1523,13 +1638,15 @@
             </w:r>
             <w:r>
               <w:rPr>
+                <w:rFonts w:cs="Times New Roman"/>
                 <w:noProof/>
                 <w:webHidden/>
               </w:rPr>
-              <w:t>15</w:t>
-            </w:r>
-            <w:r>
-              <w:rPr>
+              <w:t>16</w:t>
+            </w:r>
+            <w:r>
+              <w:rPr>
+                <w:rFonts w:cs="Times New Roman"/>
                 <w:noProof/>
                 <w:webHidden/>
               </w:rPr>
@@ -1543,24 +1660,28 @@
             <w:tabs>
               <w:tab w:val="right" w:leader="dot" w:pos="9344"/>
             </w:tabs>
-            <w:ind w:firstLine="0"/>
             <w:rPr>
-              <w:rFonts w:asciiTheme="minorHAnsi" w:eastAsiaTheme="minorEastAsia" w:hAnsiTheme="minorHAnsi"/>
+              <w:rFonts w:eastAsiaTheme="minorEastAsia" w:cs="Times New Roman"/>
               <w:noProof/>
-              <w:sz w:val="22"/>
+              <w:kern w:val="2"/>
+              <w:sz w:val="24"/>
+              <w:szCs w:val="24"/>
               <w:lang w:eastAsia="ru-RU"/>
+              <w14:ligatures w14:val="standardContextual"/>
             </w:rPr>
           </w:pPr>
-          <w:hyperlink w:anchor="_Toc230178222" w:history="1">
+          <w:hyperlink w:anchor="_Toc230250330" w:history="1">
             <w:r>
               <w:rPr>
                 <w:rStyle w:val="aff1"/>
+                <w:rFonts w:cs="Times New Roman"/>
                 <w:noProof/>
               </w:rPr>
               <w:t>2.7 Диаграмма состояния объекта бюджет</w:t>
             </w:r>
             <w:r>
               <w:rPr>
+                <w:rFonts w:cs="Times New Roman"/>
                 <w:noProof/>
                 <w:webHidden/>
               </w:rPr>
@@ -1568,6 +1689,7 @@
             </w:r>
             <w:r>
               <w:rPr>
+                <w:rFonts w:cs="Times New Roman"/>
                 <w:noProof/>
                 <w:webHidden/>
               </w:rPr>
@@ -1575,19 +1697,22 @@
             </w:r>
             <w:r>
               <w:rPr>
+                <w:rFonts w:cs="Times New Roman"/>
                 <w:noProof/>
                 <w:webHidden/>
               </w:rPr>
-              <w:instrText xml:space="preserve"> PAGEREF _Toc230178222 \h </w:instrText>
-            </w:r>
-            <w:r>
-              <w:rPr>
+              <w:instrText xml:space="preserve"> PAGEREF _Toc230250330 \h </w:instrText>
+            </w:r>
+            <w:r>
+              <w:rPr>
+                <w:rFonts w:cs="Times New Roman"/>
                 <w:noProof/>
                 <w:webHidden/>
               </w:rPr>
             </w:r>
             <w:r>
               <w:rPr>
+                <w:rFonts w:cs="Times New Roman"/>
                 <w:noProof/>
                 <w:webHidden/>
               </w:rPr>
@@ -1595,13 +1720,15 @@
             </w:r>
             <w:r>
               <w:rPr>
+                <w:rFonts w:cs="Times New Roman"/>
                 <w:noProof/>
                 <w:webHidden/>
               </w:rPr>
-              <w:t>16</w:t>
-            </w:r>
-            <w:r>
-              <w:rPr>
+              <w:t>17</w:t>
+            </w:r>
+            <w:r>
+              <w:rPr>
+                <w:rFonts w:cs="Times New Roman"/>
                 <w:noProof/>
                 <w:webHidden/>
               </w:rPr>
@@ -1615,24 +1742,28 @@
             <w:tabs>
               <w:tab w:val="right" w:leader="dot" w:pos="9344"/>
             </w:tabs>
-            <w:ind w:firstLine="0"/>
             <w:rPr>
-              <w:rFonts w:asciiTheme="minorHAnsi" w:eastAsiaTheme="minorEastAsia" w:hAnsiTheme="minorHAnsi"/>
+              <w:rFonts w:eastAsiaTheme="minorEastAsia" w:cs="Times New Roman"/>
               <w:noProof/>
-              <w:sz w:val="22"/>
+              <w:kern w:val="2"/>
+              <w:sz w:val="24"/>
+              <w:szCs w:val="24"/>
               <w:lang w:eastAsia="ru-RU"/>
+              <w14:ligatures w14:val="standardContextual"/>
             </w:rPr>
           </w:pPr>
-          <w:hyperlink w:anchor="_Toc230178223" w:history="1">
+          <w:hyperlink w:anchor="_Toc230250331" w:history="1">
             <w:r>
               <w:rPr>
                 <w:rStyle w:val="aff1"/>
+                <w:rFonts w:cs="Times New Roman"/>
                 <w:noProof/>
               </w:rPr>
               <w:t>2.8 Деятельность процесса регистрации пользователя</w:t>
             </w:r>
             <w:r>
               <w:rPr>
+                <w:rFonts w:cs="Times New Roman"/>
                 <w:noProof/>
                 <w:webHidden/>
               </w:rPr>
@@ -1640,6 +1771,7 @@
             </w:r>
             <w:r>
               <w:rPr>
+                <w:rFonts w:cs="Times New Roman"/>
                 <w:noProof/>
                 <w:webHidden/>
               </w:rPr>
@@ -1647,19 +1779,22 @@
             </w:r>
             <w:r>
               <w:rPr>
+                <w:rFonts w:cs="Times New Roman"/>
                 <w:noProof/>
                 <w:webHidden/>
               </w:rPr>
-              <w:instrText xml:space="preserve"> PAGEREF _Toc230178223 \h </w:instrText>
-            </w:r>
-            <w:r>
-              <w:rPr>
+              <w:instrText xml:space="preserve"> PAGEREF _Toc230250331 \h </w:instrText>
+            </w:r>
+            <w:r>
+              <w:rPr>
+                <w:rFonts w:cs="Times New Roman"/>
                 <w:noProof/>
                 <w:webHidden/>
               </w:rPr>
             </w:r>
             <w:r>
               <w:rPr>
+                <w:rFonts w:cs="Times New Roman"/>
                 <w:noProof/>
                 <w:webHidden/>
               </w:rPr>
@@ -1667,13 +1802,15 @@
             </w:r>
             <w:r>
               <w:rPr>
+                <w:rFonts w:cs="Times New Roman"/>
                 <w:noProof/>
                 <w:webHidden/>
               </w:rPr>
-              <w:t>18</w:t>
-            </w:r>
-            <w:r>
-              <w:rPr>
+              <w:t>19</w:t>
+            </w:r>
+            <w:r>
+              <w:rPr>
+                <w:rFonts w:cs="Times New Roman"/>
                 <w:noProof/>
                 <w:webHidden/>
               </w:rPr>
@@ -1687,24 +1824,28 @@
             <w:tabs>
               <w:tab w:val="right" w:leader="dot" w:pos="9344"/>
             </w:tabs>
-            <w:ind w:firstLine="0"/>
             <w:rPr>
-              <w:rFonts w:asciiTheme="minorHAnsi" w:eastAsiaTheme="minorEastAsia" w:hAnsiTheme="minorHAnsi"/>
+              <w:rFonts w:eastAsiaTheme="minorEastAsia" w:cs="Times New Roman"/>
               <w:noProof/>
-              <w:sz w:val="22"/>
+              <w:kern w:val="2"/>
+              <w:sz w:val="24"/>
+              <w:szCs w:val="24"/>
               <w:lang w:eastAsia="ru-RU"/>
+              <w14:ligatures w14:val="standardContextual"/>
             </w:rPr>
           </w:pPr>
-          <w:hyperlink w:anchor="_Toc230178224" w:history="1">
+          <w:hyperlink w:anchor="_Toc230250332" w:history="1">
             <w:r>
               <w:rPr>
                 <w:rStyle w:val="aff1"/>
+                <w:rFonts w:cs="Times New Roman"/>
                 <w:noProof/>
               </w:rPr>
               <w:t>2.9 Последовательность взаимодействий при авторизации пользователя</w:t>
             </w:r>
             <w:r>
               <w:rPr>
+                <w:rFonts w:cs="Times New Roman"/>
                 <w:noProof/>
                 <w:webHidden/>
               </w:rPr>
@@ -1712,6 +1853,7 @@
             </w:r>
             <w:r>
               <w:rPr>
+                <w:rFonts w:cs="Times New Roman"/>
                 <w:noProof/>
                 <w:webHidden/>
               </w:rPr>
@@ -1719,19 +1861,22 @@
             </w:r>
             <w:r>
               <w:rPr>
+                <w:rFonts w:cs="Times New Roman"/>
                 <w:noProof/>
                 <w:webHidden/>
               </w:rPr>
-              <w:instrText xml:space="preserve"> PAGEREF _Toc230178224 \h </w:instrText>
-            </w:r>
-            <w:r>
-              <w:rPr>
+              <w:instrText xml:space="preserve"> PAGEREF _Toc230250332 \h </w:instrText>
+            </w:r>
+            <w:r>
+              <w:rPr>
+                <w:rFonts w:cs="Times New Roman"/>
                 <w:noProof/>
                 <w:webHidden/>
               </w:rPr>
             </w:r>
             <w:r>
               <w:rPr>
+                <w:rFonts w:cs="Times New Roman"/>
                 <w:noProof/>
                 <w:webHidden/>
               </w:rPr>
@@ -1739,13 +1884,15 @@
             </w:r>
             <w:r>
               <w:rPr>
+                <w:rFonts w:cs="Times New Roman"/>
                 <w:noProof/>
                 <w:webHidden/>
               </w:rPr>
-              <w:t>19</w:t>
-            </w:r>
-            <w:r>
-              <w:rPr>
+              <w:t>20</w:t>
+            </w:r>
+            <w:r>
+              <w:rPr>
+                <w:rFonts w:cs="Times New Roman"/>
                 <w:noProof/>
                 <w:webHidden/>
               </w:rPr>
@@ -1756,24 +1903,28 @@
         <w:p>
           <w:pPr>
             <w:pStyle w:val="13"/>
-            <w:ind w:firstLine="0"/>
             <w:rPr>
-              <w:rFonts w:asciiTheme="minorHAnsi" w:eastAsiaTheme="minorEastAsia" w:hAnsiTheme="minorHAnsi"/>
+              <w:rFonts w:eastAsiaTheme="minorEastAsia" w:cs="Times New Roman"/>
               <w:noProof/>
-              <w:sz w:val="22"/>
+              <w:kern w:val="2"/>
+              <w:sz w:val="24"/>
+              <w:szCs w:val="24"/>
               <w:lang w:eastAsia="ru-RU"/>
+              <w14:ligatures w14:val="standardContextual"/>
             </w:rPr>
           </w:pPr>
-          <w:hyperlink w:anchor="_Toc230178225" w:history="1">
+          <w:hyperlink w:anchor="_Toc230250333" w:history="1">
             <w:r>
               <w:rPr>
                 <w:rStyle w:val="aff1"/>
+                <w:rFonts w:cs="Times New Roman"/>
                 <w:noProof/>
               </w:rPr>
               <w:t>3. Реализация программы</w:t>
             </w:r>
             <w:r>
               <w:rPr>
+                <w:rFonts w:cs="Times New Roman"/>
                 <w:noProof/>
                 <w:webHidden/>
               </w:rPr>
@@ -1781,6 +1932,7 @@
             </w:r>
             <w:r>
               <w:rPr>
+                <w:rFonts w:cs="Times New Roman"/>
                 <w:noProof/>
                 <w:webHidden/>
               </w:rPr>
@@ -1788,19 +1940,22 @@
             </w:r>
             <w:r>
               <w:rPr>
+                <w:rFonts w:cs="Times New Roman"/>
                 <w:noProof/>
                 <w:webHidden/>
               </w:rPr>
-              <w:instrText xml:space="preserve"> PAGEREF _Toc230178225 \h </w:instrText>
-            </w:r>
-            <w:r>
-              <w:rPr>
+              <w:instrText xml:space="preserve"> PAGEREF _Toc230250333 \h </w:instrText>
+            </w:r>
+            <w:r>
+              <w:rPr>
+                <w:rFonts w:cs="Times New Roman"/>
                 <w:noProof/>
                 <w:webHidden/>
               </w:rPr>
             </w:r>
             <w:r>
               <w:rPr>
+                <w:rFonts w:cs="Times New Roman"/>
                 <w:noProof/>
                 <w:webHidden/>
               </w:rPr>
@@ -1808,13 +1963,15 @@
             </w:r>
             <w:r>
               <w:rPr>
+                <w:rFonts w:cs="Times New Roman"/>
                 <w:noProof/>
                 <w:webHidden/>
               </w:rPr>
-              <w:t>20</w:t>
-            </w:r>
-            <w:r>
-              <w:rPr>
+              <w:t>21</w:t>
+            </w:r>
+            <w:r>
+              <w:rPr>
+                <w:rFonts w:cs="Times New Roman"/>
                 <w:noProof/>
                 <w:webHidden/>
               </w:rPr>
@@ -1828,24 +1985,28 @@
             <w:tabs>
               <w:tab w:val="right" w:leader="dot" w:pos="9344"/>
             </w:tabs>
-            <w:ind w:firstLine="0"/>
             <w:rPr>
-              <w:rFonts w:asciiTheme="minorHAnsi" w:eastAsiaTheme="minorEastAsia" w:hAnsiTheme="minorHAnsi"/>
+              <w:rFonts w:eastAsiaTheme="minorEastAsia" w:cs="Times New Roman"/>
               <w:noProof/>
-              <w:sz w:val="22"/>
+              <w:kern w:val="2"/>
+              <w:sz w:val="24"/>
+              <w:szCs w:val="24"/>
               <w:lang w:eastAsia="ru-RU"/>
+              <w14:ligatures w14:val="standardContextual"/>
             </w:rPr>
           </w:pPr>
-          <w:hyperlink w:anchor="_Toc230178226" w:history="1">
+          <w:hyperlink w:anchor="_Toc230250334" w:history="1">
             <w:r>
               <w:rPr>
                 <w:rStyle w:val="aff1"/>
+                <w:rFonts w:cs="Times New Roman"/>
                 <w:noProof/>
               </w:rPr>
               <w:t>3.1 Разработка дизайна проекта.</w:t>
             </w:r>
             <w:r>
               <w:rPr>
+                <w:rFonts w:cs="Times New Roman"/>
                 <w:noProof/>
                 <w:webHidden/>
               </w:rPr>
@@ -1853,6 +2014,7 @@
             </w:r>
             <w:r>
               <w:rPr>
+                <w:rFonts w:cs="Times New Roman"/>
                 <w:noProof/>
                 <w:webHidden/>
               </w:rPr>
@@ -1860,19 +2022,22 @@
             </w:r>
             <w:r>
               <w:rPr>
+                <w:rFonts w:cs="Times New Roman"/>
                 <w:noProof/>
                 <w:webHidden/>
               </w:rPr>
-              <w:instrText xml:space="preserve"> PAGEREF _Toc230178226 \h </w:instrText>
-            </w:r>
-            <w:r>
-              <w:rPr>
+              <w:instrText xml:space="preserve"> PAGEREF _Toc230250334 \h </w:instrText>
+            </w:r>
+            <w:r>
+              <w:rPr>
+                <w:rFonts w:cs="Times New Roman"/>
                 <w:noProof/>
                 <w:webHidden/>
               </w:rPr>
             </w:r>
             <w:r>
               <w:rPr>
+                <w:rFonts w:cs="Times New Roman"/>
                 <w:noProof/>
                 <w:webHidden/>
               </w:rPr>
@@ -1880,13 +2045,15 @@
             </w:r>
             <w:r>
               <w:rPr>
+                <w:rFonts w:cs="Times New Roman"/>
                 <w:noProof/>
                 <w:webHidden/>
               </w:rPr>
-              <w:t>20</w:t>
-            </w:r>
-            <w:r>
-              <w:rPr>
+              <w:t>21</w:t>
+            </w:r>
+            <w:r>
+              <w:rPr>
+                <w:rFonts w:cs="Times New Roman"/>
                 <w:noProof/>
                 <w:webHidden/>
               </w:rPr>
@@ -1900,18 +2067,21 @@
             <w:tabs>
               <w:tab w:val="right" w:leader="dot" w:pos="9344"/>
             </w:tabs>
-            <w:ind w:firstLine="0"/>
             <w:rPr>
-              <w:rFonts w:asciiTheme="minorHAnsi" w:eastAsiaTheme="minorEastAsia" w:hAnsiTheme="minorHAnsi"/>
+              <w:rFonts w:eastAsiaTheme="minorEastAsia" w:cs="Times New Roman"/>
               <w:noProof/>
-              <w:sz w:val="22"/>
+              <w:kern w:val="2"/>
+              <w:sz w:val="24"/>
+              <w:szCs w:val="24"/>
               <w:lang w:eastAsia="ru-RU"/>
+              <w14:ligatures w14:val="standardContextual"/>
             </w:rPr>
           </w:pPr>
-          <w:hyperlink w:anchor="_Toc230178227" w:history="1">
+          <w:hyperlink w:anchor="_Toc230250335" w:history="1">
             <w:r>
               <w:rPr>
                 <w:rStyle w:val="aff1"/>
+                <w:rFonts w:cs="Times New Roman"/>
                 <w:noProof/>
               </w:rPr>
               <w:t xml:space="preserve">3.2 Создание </w:t>
@@ -1919,6 +2089,7 @@
             <w:r>
               <w:rPr>
                 <w:rStyle w:val="aff1"/>
+                <w:rFonts w:cs="Times New Roman"/>
                 <w:noProof/>
                 <w:lang w:val="en-US"/>
               </w:rPr>
@@ -1927,12 +2098,14 @@
             <w:r>
               <w:rPr>
                 <w:rStyle w:val="aff1"/>
+                <w:rFonts w:cs="Times New Roman"/>
                 <w:noProof/>
               </w:rPr>
               <w:t xml:space="preserve"> диаграммы.</w:t>
             </w:r>
             <w:r>
               <w:rPr>
+                <w:rFonts w:cs="Times New Roman"/>
                 <w:noProof/>
                 <w:webHidden/>
               </w:rPr>
@@ -1940,6 +2113,7 @@
             </w:r>
             <w:r>
               <w:rPr>
+                <w:rFonts w:cs="Times New Roman"/>
                 <w:noProof/>
                 <w:webHidden/>
               </w:rPr>
@@ -1947,19 +2121,22 @@
             </w:r>
             <w:r>
               <w:rPr>
+                <w:rFonts w:cs="Times New Roman"/>
                 <w:noProof/>
                 <w:webHidden/>
               </w:rPr>
-              <w:instrText xml:space="preserve"> PAGEREF _Toc230178227 \h </w:instrText>
-            </w:r>
-            <w:r>
-              <w:rPr>
+              <w:instrText xml:space="preserve"> PAGEREF _Toc230250335 \h </w:instrText>
+            </w:r>
+            <w:r>
+              <w:rPr>
+                <w:rFonts w:cs="Times New Roman"/>
                 <w:noProof/>
                 <w:webHidden/>
               </w:rPr>
             </w:r>
             <w:r>
               <w:rPr>
+                <w:rFonts w:cs="Times New Roman"/>
                 <w:noProof/>
                 <w:webHidden/>
               </w:rPr>
@@ -1967,13 +2144,15 @@
             </w:r>
             <w:r>
               <w:rPr>
+                <w:rFonts w:cs="Times New Roman"/>
                 <w:noProof/>
                 <w:webHidden/>
               </w:rPr>
-              <w:t>22</w:t>
-            </w:r>
-            <w:r>
-              <w:rPr>
+              <w:t>23</w:t>
+            </w:r>
+            <w:r>
+              <w:rPr>
+                <w:rFonts w:cs="Times New Roman"/>
                 <w:noProof/>
                 <w:webHidden/>
               </w:rPr>
@@ -1987,24 +2166,28 @@
             <w:tabs>
               <w:tab w:val="right" w:leader="dot" w:pos="9344"/>
             </w:tabs>
-            <w:ind w:firstLine="0"/>
             <w:rPr>
-              <w:rFonts w:asciiTheme="minorHAnsi" w:eastAsiaTheme="minorEastAsia" w:hAnsiTheme="minorHAnsi"/>
+              <w:rFonts w:eastAsiaTheme="minorEastAsia" w:cs="Times New Roman"/>
               <w:noProof/>
-              <w:sz w:val="22"/>
+              <w:kern w:val="2"/>
+              <w:sz w:val="24"/>
+              <w:szCs w:val="24"/>
               <w:lang w:eastAsia="ru-RU"/>
+              <w14:ligatures w14:val="standardContextual"/>
             </w:rPr>
           </w:pPr>
-          <w:hyperlink w:anchor="_Toc230178228" w:history="1">
+          <w:hyperlink w:anchor="_Toc230250336" w:history="1">
             <w:r>
               <w:rPr>
                 <w:rStyle w:val="aff1"/>
+                <w:rFonts w:cs="Times New Roman"/>
                 <w:noProof/>
               </w:rPr>
-              <w:t>3.3 Модели данных и формы для работы с ними</w:t>
-            </w:r>
-            <w:r>
-              <w:rPr>
+              <w:t>3.3 Модели данных и формы для работы с ними.</w:t>
+            </w:r>
+            <w:r>
+              <w:rPr>
+                <w:rFonts w:cs="Times New Roman"/>
                 <w:noProof/>
                 <w:webHidden/>
               </w:rPr>
@@ -2012,6 +2195,7 @@
             </w:r>
             <w:r>
               <w:rPr>
+                <w:rFonts w:cs="Times New Roman"/>
                 <w:noProof/>
                 <w:webHidden/>
               </w:rPr>
@@ -2019,19 +2203,22 @@
             </w:r>
             <w:r>
               <w:rPr>
+                <w:rFonts w:cs="Times New Roman"/>
                 <w:noProof/>
                 <w:webHidden/>
               </w:rPr>
-              <w:instrText xml:space="preserve"> PAGEREF _Toc230178228 \h </w:instrText>
-            </w:r>
-            <w:r>
-              <w:rPr>
+              <w:instrText xml:space="preserve"> PAGEREF _Toc230250336 \h </w:instrText>
+            </w:r>
+            <w:r>
+              <w:rPr>
+                <w:rFonts w:cs="Times New Roman"/>
                 <w:noProof/>
                 <w:webHidden/>
               </w:rPr>
             </w:r>
             <w:r>
               <w:rPr>
+                <w:rFonts w:cs="Times New Roman"/>
                 <w:noProof/>
                 <w:webHidden/>
               </w:rPr>
@@ -2039,13 +2226,15 @@
             </w:r>
             <w:r>
               <w:rPr>
+                <w:rFonts w:cs="Times New Roman"/>
                 <w:noProof/>
                 <w:webHidden/>
               </w:rPr>
-              <w:t>24</w:t>
-            </w:r>
-            <w:r>
-              <w:rPr>
+              <w:t>25</w:t>
+            </w:r>
+            <w:r>
+              <w:rPr>
+                <w:rFonts w:cs="Times New Roman"/>
                 <w:noProof/>
                 <w:webHidden/>
               </w:rPr>
@@ -2056,18 +2245,21 @@
         <w:p>
           <w:pPr>
             <w:pStyle w:val="13"/>
-            <w:ind w:firstLine="0"/>
             <w:rPr>
-              <w:rFonts w:asciiTheme="minorHAnsi" w:eastAsiaTheme="minorEastAsia" w:hAnsiTheme="minorHAnsi"/>
+              <w:rFonts w:eastAsiaTheme="minorEastAsia" w:cs="Times New Roman"/>
               <w:noProof/>
-              <w:sz w:val="22"/>
+              <w:kern w:val="2"/>
+              <w:sz w:val="24"/>
+              <w:szCs w:val="24"/>
               <w:lang w:eastAsia="ru-RU"/>
+              <w14:ligatures w14:val="standardContextual"/>
             </w:rPr>
           </w:pPr>
-          <w:hyperlink w:anchor="_Toc230178229" w:history="1">
+          <w:hyperlink w:anchor="_Toc230250337" w:history="1">
             <w:r>
               <w:rPr>
                 <w:rStyle w:val="aff1"/>
+                <w:rFonts w:cs="Times New Roman"/>
                 <w:noProof/>
                 <w:lang w:eastAsia="ru-RU"/>
               </w:rPr>
@@ -2075,6 +2267,7 @@
             </w:r>
             <w:r>
               <w:rPr>
+                <w:rFonts w:cs="Times New Roman"/>
                 <w:noProof/>
                 <w:webHidden/>
               </w:rPr>
@@ -2082,6 +2275,7 @@
             </w:r>
             <w:r>
               <w:rPr>
+                <w:rFonts w:cs="Times New Roman"/>
                 <w:noProof/>
                 <w:webHidden/>
               </w:rPr>
@@ -2089,19 +2283,22 @@
             </w:r>
             <w:r>
               <w:rPr>
+                <w:rFonts w:cs="Times New Roman"/>
                 <w:noProof/>
                 <w:webHidden/>
               </w:rPr>
-              <w:instrText xml:space="preserve"> PAGEREF _Toc230178229 \h </w:instrText>
-            </w:r>
-            <w:r>
-              <w:rPr>
+              <w:instrText xml:space="preserve"> PAGEREF _Toc230250337 \h </w:instrText>
+            </w:r>
+            <w:r>
+              <w:rPr>
+                <w:rFonts w:cs="Times New Roman"/>
                 <w:noProof/>
                 <w:webHidden/>
               </w:rPr>
             </w:r>
             <w:r>
               <w:rPr>
+                <w:rFonts w:cs="Times New Roman"/>
                 <w:noProof/>
                 <w:webHidden/>
               </w:rPr>
@@ -2109,13 +2306,15 @@
             </w:r>
             <w:r>
               <w:rPr>
+                <w:rFonts w:cs="Times New Roman"/>
                 <w:noProof/>
                 <w:webHidden/>
               </w:rPr>
-              <w:t>26</w:t>
-            </w:r>
-            <w:r>
-              <w:rPr>
+              <w:t>29</w:t>
+            </w:r>
+            <w:r>
+              <w:rPr>
+                <w:rFonts w:cs="Times New Roman"/>
                 <w:noProof/>
                 <w:webHidden/>
               </w:rPr>
@@ -2126,25 +2325,108 @@
         <w:p>
           <w:pPr>
             <w:pStyle w:val="13"/>
-            <w:ind w:firstLine="0"/>
+            <w:rPr>
+              <w:rFonts w:eastAsiaTheme="minorEastAsia" w:cs="Times New Roman"/>
+              <w:noProof/>
+              <w:kern w:val="2"/>
+              <w:sz w:val="24"/>
+              <w:szCs w:val="24"/>
+              <w:lang w:eastAsia="ru-RU"/>
+              <w14:ligatures w14:val="standardContextual"/>
+            </w:rPr>
+          </w:pPr>
+          <w:hyperlink w:anchor="_Toc230250338" w:history="1">
+            <w:r>
+              <w:rPr>
+                <w:rStyle w:val="aff1"/>
+                <w:rFonts w:cs="Times New Roman"/>
+                <w:noProof/>
+                <w:lang w:eastAsia="ru-RU"/>
+              </w:rPr>
+              <w:t>ПРИЛОЖЕНИЕ А</w:t>
+            </w:r>
+            <w:r>
+              <w:rPr>
+                <w:rFonts w:cs="Times New Roman"/>
+                <w:noProof/>
+                <w:webHidden/>
+              </w:rPr>
+              <w:tab/>
+            </w:r>
+            <w:r>
+              <w:rPr>
+                <w:rFonts w:cs="Times New Roman"/>
+                <w:noProof/>
+                <w:webHidden/>
+              </w:rPr>
+              <w:fldChar w:fldCharType="begin"/>
+            </w:r>
+            <w:r>
+              <w:rPr>
+                <w:rFonts w:cs="Times New Roman"/>
+                <w:noProof/>
+                <w:webHidden/>
+              </w:rPr>
+              <w:instrText xml:space="preserve"> PAGEREF _Toc230250338 \h </w:instrText>
+            </w:r>
+            <w:r>
+              <w:rPr>
+                <w:rFonts w:cs="Times New Roman"/>
+                <w:noProof/>
+                <w:webHidden/>
+              </w:rPr>
+            </w:r>
+            <w:r>
+              <w:rPr>
+                <w:rFonts w:cs="Times New Roman"/>
+                <w:noProof/>
+                <w:webHidden/>
+              </w:rPr>
+              <w:fldChar w:fldCharType="separate"/>
+            </w:r>
+            <w:r>
+              <w:rPr>
+                <w:rFonts w:cs="Times New Roman"/>
+                <w:noProof/>
+                <w:webHidden/>
+              </w:rPr>
+              <w:t>30</w:t>
+            </w:r>
+            <w:r>
+              <w:rPr>
+                <w:rFonts w:cs="Times New Roman"/>
+                <w:noProof/>
+                <w:webHidden/>
+              </w:rPr>
+              <w:fldChar w:fldCharType="end"/>
+            </w:r>
+          </w:hyperlink>
+        </w:p>
+        <w:p>
+          <w:pPr>
+            <w:pStyle w:val="13"/>
             <w:rPr>
               <w:rFonts w:asciiTheme="minorHAnsi" w:eastAsiaTheme="minorEastAsia" w:hAnsiTheme="minorHAnsi"/>
               <w:noProof/>
-              <w:sz w:val="22"/>
+              <w:kern w:val="2"/>
+              <w:sz w:val="24"/>
+              <w:szCs w:val="24"/>
               <w:lang w:eastAsia="ru-RU"/>
+              <w14:ligatures w14:val="standardContextual"/>
             </w:rPr>
           </w:pPr>
-          <w:hyperlink w:anchor="_Toc230178230" w:history="1">
+          <w:hyperlink w:anchor="_Toc230250352" w:history="1">
             <w:r>
               <w:rPr>
                 <w:rStyle w:val="aff1"/>
+                <w:rFonts w:cs="Times New Roman"/>
                 <w:noProof/>
-                <w:lang w:eastAsia="ru-RU"/>
-              </w:rPr>
-              <w:t>ПРИЛОЖЕНИЕ А</w:t>
-            </w:r>
-            <w:r>
-              <w:rPr>
+              </w:rPr>
+              <w:t>ПРИЛОЖЕНИЕ Б</w:t>
+            </w:r>
+            <w:r>
+              <w:rPr>
+                <w:rFonts w:cs="Times New Roman"/>
                 <w:noProof/>
                 <w:webHidden/>
               </w:rPr>
@@ -2152,6 +2434,7 @@
             </w:r>
             <w:r>
               <w:rPr>
+                <w:rFonts w:cs="Times New Roman"/>
                 <w:noProof/>
                 <w:webHidden/>
               </w:rPr>
@@ -2159,19 +2442,22 @@
             </w:r>
             <w:r>
               <w:rPr>
+                <w:rFonts w:cs="Times New Roman"/>
                 <w:noProof/>
                 <w:webHidden/>
               </w:rPr>
-              <w:instrText xml:space="preserve"> PAGEREF _Toc230178230 \h </w:instrText>
-            </w:r>
-            <w:r>
-              <w:rPr>
+              <w:instrText xml:space="preserve"> PAGEREF _Toc230250352 \h </w:instrText>
+            </w:r>
+            <w:r>
+              <w:rPr>
+                <w:rFonts w:cs="Times New Roman"/>
                 <w:noProof/>
                 <w:webHidden/>
               </w:rPr>
             </w:r>
             <w:r>
               <w:rPr>
+                <w:rFonts w:cs="Times New Roman"/>
                 <w:noProof/>
                 <w:webHidden/>
               </w:rPr>
@@ -2179,13 +2465,15 @@
             </w:r>
             <w:r>
               <w:rPr>
+                <w:rFonts w:cs="Times New Roman"/>
                 <w:noProof/>
                 <w:webHidden/>
               </w:rPr>
-              <w:t>27</w:t>
-            </w:r>
-            <w:r>
-              <w:rPr>
+              <w:t>47</w:t>
+            </w:r>
+            <w:r>
+              <w:rPr>
+                <w:rFonts w:cs="Times New Roman"/>
                 <w:noProof/>
                 <w:webHidden/>
               </w:rPr>
@@ -2243,7 +2531,7 @@
       </w:pPr>
       <w:bookmarkStart w:id="2" w:name="_Toc229937647"/>
       <w:bookmarkStart w:id="3" w:name="_Toc229991862"/>
-      <w:bookmarkStart w:id="4" w:name="_Toc230178213"/>
+      <w:bookmarkStart w:id="4" w:name="_Toc230250321"/>
       <w:r>
         <w:rPr>
           <w:lang w:eastAsia="ru-RU"/>
@@ -2622,7 +2910,7 @@
       </w:pPr>
       <w:bookmarkStart w:id="5" w:name="_Toc229937648"/>
       <w:bookmarkStart w:id="6" w:name="_Toc229991863"/>
-      <w:bookmarkStart w:id="7" w:name="_Toc230178214"/>
+      <w:bookmarkStart w:id="7" w:name="_Toc230250322"/>
       <w:r>
         <w:lastRenderedPageBreak/>
         <w:t xml:space="preserve">1. </w:t>
@@ -2689,7 +2977,15 @@
     </w:p>
     <w:p>
       <w:r>
-        <w:t>Для дальнейшего процесса разработки и сохранения документации был создан репозиторий, который получил название «CountryGuide». В рамках кооперации к работе над проектом был добавлен ещё один разработчик.</w:t>
+        <w:t>Для дальнейшего процесса разработки и сохранения документации был создан репозиторий, который получил название «</w:t>
+      </w:r>
+      <w:proofErr w:type="spellStart"/>
+      <w:r>
+        <w:t>CountryGuide</w:t>
+      </w:r>
+      <w:proofErr w:type="spellEnd"/>
+      <w:r>
+        <w:t>». В рамках кооперации к работе над проектом был добавлен ещё один разработчик.</w:t>
       </w:r>
     </w:p>
     <w:p>
@@ -2709,8 +3005,13 @@
         </w:tabs>
         <w:ind w:left="0" w:firstLine="709"/>
       </w:pPr>
-      <w:r>
-        <w:t>main — основная (главная) ветка, в которую выгружаются стабильные рабочие версии проекта;</w:t>
+      <w:proofErr w:type="spellStart"/>
+      <w:r>
+        <w:t>main</w:t>
+      </w:r>
+      <w:proofErr w:type="spellEnd"/>
+      <w:r>
+        <w:t xml:space="preserve"> — основная (главная) ветка, в которую выгружаются стабильные рабочие версии проекта;</w:t>
       </w:r>
     </w:p>
     <w:p>
@@ -2725,8 +3026,21 @@
         </w:tabs>
         <w:ind w:left="0" w:firstLine="709"/>
       </w:pPr>
-      <w:r>
-        <w:t>develop — ветка разработки, в которую сливаются готовые версии продукта для последующего копирования в ветку main;</w:t>
+      <w:proofErr w:type="spellStart"/>
+      <w:r>
+        <w:t>develop</w:t>
+      </w:r>
+      <w:proofErr w:type="spellEnd"/>
+      <w:r>
+        <w:t xml:space="preserve"> — ветка разработки, в которую сливаются готовые версии продукта для последующего копирования в ветку </w:t>
+      </w:r>
+      <w:proofErr w:type="spellStart"/>
+      <w:r>
+        <w:t>main</w:t>
+      </w:r>
+      <w:proofErr w:type="spellEnd"/>
+      <w:r>
+        <w:t>;</w:t>
       </w:r>
     </w:p>
     <w:p>
@@ -2741,8 +3055,13 @@
         </w:tabs>
         <w:ind w:left="0" w:firstLine="709"/>
       </w:pPr>
-      <w:r>
-        <w:t>developP — ветка первого разработчика;</w:t>
+      <w:proofErr w:type="spellStart"/>
+      <w:r>
+        <w:t>developP</w:t>
+      </w:r>
+      <w:proofErr w:type="spellEnd"/>
+      <w:r>
+        <w:t xml:space="preserve"> — ветка первого разработчика;</w:t>
       </w:r>
     </w:p>
     <w:p>
@@ -2757,8 +3076,13 @@
         </w:tabs>
         <w:ind w:left="0" w:firstLine="709"/>
       </w:pPr>
-      <w:r>
-        <w:t>developA — ветка второго разработчика.</w:t>
+      <w:proofErr w:type="spellStart"/>
+      <w:r>
+        <w:t>developA</w:t>
+      </w:r>
+      <w:proofErr w:type="spellEnd"/>
+      <w:r>
+        <w:t xml:space="preserve"> — ветка второго разработчика.</w:t>
       </w:r>
     </w:p>
     <w:p>
@@ -2816,24 +3140,63 @@
       <w:r>
         <w:t xml:space="preserve">Рисунок </w:t>
       </w:r>
-      <w:fldSimple w:instr=" SEQ Рисунок \* ARABIC ">
-        <w:r>
-          <w:rPr>
-            <w:noProof/>
-          </w:rPr>
-          <w:t>1</w:t>
-        </w:r>
-      </w:fldSimple>
-      <w:r>
-        <w:t xml:space="preserve">. Репризиторий </w:t>
-      </w:r>
+      <w:r>
+        <w:fldChar w:fldCharType="begin"/>
+      </w:r>
+      <w:r>
+        <w:instrText xml:space="preserve"> SEQ Рисунок \* ARABIC </w:instrText>
+      </w:r>
+      <w:r>
+        <w:fldChar w:fldCharType="separate"/>
+      </w:r>
+      <w:r>
+        <w:rPr>
+          <w:noProof/>
+        </w:rPr>
+        <w:t>1</w:t>
+      </w:r>
+      <w:r>
+        <w:rPr>
+          <w:noProof/>
+        </w:rPr>
+        <w:fldChar w:fldCharType="end"/>
+      </w:r>
+      <w:r>
+        <w:t xml:space="preserve">. </w:t>
+      </w:r>
+      <w:proofErr w:type="spellStart"/>
+      <w:r>
+        <w:t>Репризиторий</w:t>
+      </w:r>
+      <w:proofErr w:type="spellEnd"/>
+      <w:r>
+        <w:t xml:space="preserve"> </w:t>
+      </w:r>
+      <w:proofErr w:type="spellStart"/>
       <w:r>
         <w:t>CountryGuide</w:t>
       </w:r>
-    </w:p>
-    <w:p>
-      <w:r>
-        <w:t>Далее приведем пример работы с веткой разработчика. Т.е создания ветки, добавления файлов, создание коммита и отправка в удалённый репризиторий.</w:t>
+      <w:proofErr w:type="spellEnd"/>
+    </w:p>
+    <w:p>
+      <w:r>
+        <w:t xml:space="preserve">Далее приведем пример работы с веткой разработчика. </w:t>
+      </w:r>
+      <w:proofErr w:type="spellStart"/>
+      <w:r>
+        <w:t>Т.е</w:t>
+      </w:r>
+      <w:proofErr w:type="spellEnd"/>
+      <w:r>
+        <w:t xml:space="preserve"> создания ветки, добавления файлов, создание коммита и отправка в удалённый </w:t>
+      </w:r>
+      <w:proofErr w:type="spellStart"/>
+      <w:r>
+        <w:t>репризиторий</w:t>
+      </w:r>
+      <w:proofErr w:type="spellEnd"/>
+      <w:r>
+        <w:t>.</w:t>
       </w:r>
     </w:p>
     <w:p>
@@ -2891,14 +3254,27 @@
       <w:r>
         <w:t xml:space="preserve">Рисунок </w:t>
       </w:r>
-      <w:fldSimple w:instr=" SEQ Рисунок \* ARABIC ">
-        <w:r>
-          <w:rPr>
-            <w:noProof/>
-          </w:rPr>
-          <w:t>2</w:t>
-        </w:r>
-      </w:fldSimple>
+      <w:r>
+        <w:fldChar w:fldCharType="begin"/>
+      </w:r>
+      <w:r>
+        <w:instrText xml:space="preserve"> SEQ Рисунок \* ARABIC </w:instrText>
+      </w:r>
+      <w:r>
+        <w:fldChar w:fldCharType="separate"/>
+      </w:r>
+      <w:r>
+        <w:rPr>
+          <w:noProof/>
+        </w:rPr>
+        <w:t>2</w:t>
+      </w:r>
+      <w:r>
+        <w:rPr>
+          <w:noProof/>
+        </w:rPr>
+        <w:fldChar w:fldCharType="end"/>
+      </w:r>
       <w:r>
         <w:t xml:space="preserve">. </w:t>
       </w:r>
@@ -2971,14 +3347,27 @@
       <w:r>
         <w:t xml:space="preserve">Рисунок </w:t>
       </w:r>
-      <w:fldSimple w:instr=" SEQ Рисунок \* ARABIC ">
-        <w:r>
-          <w:rPr>
-            <w:noProof/>
-          </w:rPr>
-          <w:t>3</w:t>
-        </w:r>
-      </w:fldSimple>
+      <w:r>
+        <w:fldChar w:fldCharType="begin"/>
+      </w:r>
+      <w:r>
+        <w:instrText xml:space="preserve"> SEQ Рисунок \* ARABIC </w:instrText>
+      </w:r>
+      <w:r>
+        <w:fldChar w:fldCharType="separate"/>
+      </w:r>
+      <w:r>
+        <w:rPr>
+          <w:noProof/>
+        </w:rPr>
+        <w:t>3</w:t>
+      </w:r>
+      <w:r>
+        <w:rPr>
+          <w:noProof/>
+        </w:rPr>
+        <w:fldChar w:fldCharType="end"/>
+      </w:r>
       <w:r>
         <w:t xml:space="preserve">. </w:t>
       </w:r>
@@ -3001,7 +3390,7 @@
       </w:pPr>
       <w:bookmarkStart w:id="8" w:name="_Toc229937649"/>
       <w:bookmarkStart w:id="9" w:name="_Toc229991864"/>
-      <w:bookmarkStart w:id="10" w:name="_Toc230178215"/>
+      <w:bookmarkStart w:id="10" w:name="_Toc230250323"/>
       <w:r>
         <w:rPr>
           <w:lang w:eastAsia="ru-RU"/>
@@ -3032,7 +3421,7 @@
         </w:rPr>
       </w:pPr>
       <w:bookmarkStart w:id="11" w:name="_Toc229991865"/>
-      <w:bookmarkStart w:id="12" w:name="_Toc230178216"/>
+      <w:bookmarkStart w:id="12" w:name="_Toc230250324"/>
       <w:r>
         <w:rPr>
           <w:lang w:eastAsia="ru-RU"/>
@@ -3335,14 +3724,27 @@
       <w:r>
         <w:t xml:space="preserve">Рисунок </w:t>
       </w:r>
-      <w:fldSimple w:instr=" SEQ Рисунок \* ARABIC ">
-        <w:r>
-          <w:rPr>
-            <w:noProof/>
-          </w:rPr>
-          <w:t>4</w:t>
-        </w:r>
-      </w:fldSimple>
+      <w:r>
+        <w:fldChar w:fldCharType="begin"/>
+      </w:r>
+      <w:r>
+        <w:instrText xml:space="preserve"> SEQ Рисунок \* ARABIC </w:instrText>
+      </w:r>
+      <w:r>
+        <w:fldChar w:fldCharType="separate"/>
+      </w:r>
+      <w:r>
+        <w:rPr>
+          <w:noProof/>
+        </w:rPr>
+        <w:t>4</w:t>
+      </w:r>
+      <w:r>
+        <w:rPr>
+          <w:noProof/>
+        </w:rPr>
+        <w:fldChar w:fldCharType="end"/>
+      </w:r>
       <w:r>
         <w:t>. Задача на создание диаграмм на канбан доске</w:t>
       </w:r>
@@ -3352,7 +3754,7 @@
         <w:pStyle w:val="2"/>
       </w:pPr>
       <w:bookmarkStart w:id="13" w:name="_Toc229991866"/>
-      <w:bookmarkStart w:id="14" w:name="_Toc230178217"/>
+      <w:bookmarkStart w:id="14" w:name="_Toc230250325"/>
       <w:r>
         <w:t>2.</w:t>
       </w:r>
@@ -3425,7 +3827,15 @@
       </w:r>
       <w:r>
         <w:lastRenderedPageBreak/>
-        <w:t>полезных локальных приложений, конвертация валют, подсчёт добавочного налога на покупку, установка лимита трат на поездку, учёт расходов с привязкой к карте, получение пороговых уведомлений о перерасходе, получение push-уведомлений об опасности (протесты, стихийных бедствиях), оплата покупки с интеграцией платёжных систем.</w:t>
+        <w:t xml:space="preserve">полезных локальных приложений, конвертация валют, подсчёт добавочного налога на покупку, установка лимита трат на поездку, учёт расходов с привязкой к карте, получение пороговых уведомлений о перерасходе, получение </w:t>
+      </w:r>
+      <w:proofErr w:type="spellStart"/>
+      <w:r>
+        <w:t>push</w:t>
+      </w:r>
+      <w:proofErr w:type="spellEnd"/>
+      <w:r>
+        <w:t>-уведомлений об опасности (протесты, стихийных бедствиях), оплата покупки с интеграцией платёжных систем.</w:t>
       </w:r>
     </w:p>
     <w:p>
@@ -3445,7 +3855,15 @@
     </w:p>
     <w:p>
       <w:r>
-        <w:t>Далее разберём установку лимита трат: для того, чтобы получать уведомления о перерасходе, пользователь должен сначала установить лимит (связь включения). Сам учёт расходов включается в установку лимита, потому что без отслеживания трат уведомления не имеют смысла (связь включения). Получение уведомления о перерасходе - это расширение учёта расходов, так как пользователь может превысить лимит, а может и не превысить (связь расширения).</w:t>
+        <w:t xml:space="preserve">Далее разберём установку лимита трат: для того, чтобы получать уведомления о перерасходе, пользователь должен сначала установить лимит (связь включения). Сам учёт расходов включается в установку лимита, потому что без отслеживания трат уведомления не имеют смысла (связь включения). Получение уведомления о перерасходе </w:t>
+      </w:r>
+      <w:proofErr w:type="gramStart"/>
+      <w:r>
+        <w:t>- это</w:t>
+      </w:r>
+      <w:proofErr w:type="gramEnd"/>
+      <w:r>
+        <w:t xml:space="preserve"> расширение учёта расходов, так как пользователь может превысить лимит, а может и не превысить (связь расширения).</w:t>
       </w:r>
     </w:p>
     <w:p>
@@ -3522,14 +3940,27 @@
       <w:r>
         <w:t xml:space="preserve">Рисунок </w:t>
       </w:r>
-      <w:fldSimple w:instr=" SEQ Рисунок \* ARABIC ">
-        <w:r>
-          <w:rPr>
-            <w:noProof/>
-          </w:rPr>
-          <w:t>5</w:t>
-        </w:r>
-      </w:fldSimple>
+      <w:r>
+        <w:fldChar w:fldCharType="begin"/>
+      </w:r>
+      <w:r>
+        <w:instrText xml:space="preserve"> SEQ Рисунок \* ARABIC </w:instrText>
+      </w:r>
+      <w:r>
+        <w:fldChar w:fldCharType="separate"/>
+      </w:r>
+      <w:r>
+        <w:rPr>
+          <w:noProof/>
+        </w:rPr>
+        <w:t>5</w:t>
+      </w:r>
+      <w:r>
+        <w:rPr>
+          <w:noProof/>
+        </w:rPr>
+        <w:fldChar w:fldCharType="end"/>
+      </w:r>
       <w:r>
         <w:t>. Диаграмма использования для системы ГПС</w:t>
       </w:r>
@@ -3539,7 +3970,7 @@
         <w:pStyle w:val="2"/>
       </w:pPr>
       <w:bookmarkStart w:id="15" w:name="_Toc229991867"/>
-      <w:bookmarkStart w:id="16" w:name="_Toc230178218"/>
+      <w:bookmarkStart w:id="16" w:name="_Toc230250326"/>
       <w:r>
         <w:t>2.</w:t>
       </w:r>
@@ -3563,47 +3994,159 @@
     <w:p>
       <w:r>
         <w:lastRenderedPageBreak/>
-        <w:t>Клиент. Атрибуты: активность (активен/неактивен); операции: создать поездку(). Связан с классом Пользователь обобщением (наследованием), т.к клиент является частным случаем пользователя, а также с классом Поездка агрегацией, т.к клиент может иметь несколько поездок, но поездка не может существовать без клиента.</w:t>
-      </w:r>
-    </w:p>
-    <w:p>
-      <w:r>
-        <w:t>Пользователь. Атрибуты: email, пароль, имя, фамилия, отчество, телефон. Выступает в роли базового класса для Клиента и Администратора.</w:t>
-      </w:r>
-    </w:p>
-    <w:p>
-      <w:r>
-        <w:t>Администратор. Атрибуты: уровень доступа. Операции: настройка API(), добавление стран(). Связан с классом Внешний API ассоциацией, т.к администратор настраивает API для получения данных.</w:t>
-      </w:r>
-    </w:p>
-    <w:p>
-      <w:r>
-        <w:t>Поездка. Атрибуты: дата начала, дата окончания. Операции: рассчитать количество дней(). Связан агрегацией с классом Страна, т.к поездка привязана к определённой стране, и страна может существовать отдельно от поездки. Связан композицией с классом Бюджет так как бюджет не может существовать без поездки.</w:t>
-      </w:r>
-    </w:p>
-    <w:p>
-      <w:r>
-        <w:t>Бюджет. Атрибуты: сумма, ограничение на день. Операции: получить пороговое уведомление(), получить уведомление о превышении лимита().</w:t>
-      </w:r>
-    </w:p>
-    <w:p>
-      <w:r>
-        <w:t>Страна. Атрибуты: название, язык, валюта. Операции: получить уровень опасности(). Связан композицией с классами Словарик и Локальное приложение и Статья (страна имеет набор статей, и без страны статьи ненужны). Также связан ассоциацией с классом Внешний API для получения данных о стране.</w:t>
-      </w:r>
-    </w:p>
-    <w:p>
-      <w:r>
-        <w:t>Внешний API. Атрибуты: код, URL. Операции: получить данные(). Связан обобщением с классами API новостей, API валют и Платежный API, т.к они являются частными случаями внешнего API.</w:t>
-      </w:r>
-    </w:p>
-    <w:p>
-      <w:r>
-        <w:t>Статья. Атрибуты: название, ссылка. Связана композицией со страной, т.к без страны статья не имеет смысла.</w:t>
-      </w:r>
-    </w:p>
-    <w:p>
-      <w:r>
-        <w:t>Словарик. Атрибуты: исходный язык, дата обновления. Связан композицией с классом Фраза, т.к фразы являются частью словарика и не могут существовать без него.</w:t>
+        <w:t xml:space="preserve">Клиент. Атрибуты: активность (активен/неактивен); операции: создать </w:t>
+      </w:r>
+      <w:proofErr w:type="gramStart"/>
+      <w:r>
+        <w:t>поездку(</w:t>
+      </w:r>
+      <w:proofErr w:type="gramEnd"/>
+      <w:r>
+        <w:t xml:space="preserve">). Связан с классом Пользователь обобщением (наследованием), </w:t>
+      </w:r>
+      <w:proofErr w:type="gramStart"/>
+      <w:r>
+        <w:t>т.к</w:t>
+      </w:r>
+      <w:proofErr w:type="gramEnd"/>
+      <w:r>
+        <w:t xml:space="preserve"> клиент является частным случаем пользователя, а также с классом Поездка агрегацией, т.к клиент может иметь несколько поездок, но поездка не может существовать без клиента.</w:t>
+      </w:r>
+    </w:p>
+    <w:p>
+      <w:r>
+        <w:t xml:space="preserve">Пользователь. Атрибуты: </w:t>
+      </w:r>
+      <w:proofErr w:type="spellStart"/>
+      <w:r>
+        <w:t>email</w:t>
+      </w:r>
+      <w:proofErr w:type="spellEnd"/>
+      <w:r>
+        <w:t>, пароль, имя, фамилия, отчество, телефон. Выступает в роли базового класса для Клиента и Администратора.</w:t>
+      </w:r>
+    </w:p>
+    <w:p>
+      <w:r>
+        <w:t xml:space="preserve">Администратор. Атрибуты: уровень доступа. Операции: настройка </w:t>
+      </w:r>
+      <w:proofErr w:type="gramStart"/>
+      <w:r>
+        <w:t>API(</w:t>
+      </w:r>
+      <w:proofErr w:type="gramEnd"/>
+      <w:r>
+        <w:t xml:space="preserve">), добавление стран(). Связан с классом Внешний API ассоциацией, </w:t>
+      </w:r>
+      <w:proofErr w:type="gramStart"/>
+      <w:r>
+        <w:t>т.к</w:t>
+      </w:r>
+      <w:proofErr w:type="gramEnd"/>
+      <w:r>
+        <w:t xml:space="preserve"> администратор настраивает API для получения данных.</w:t>
+      </w:r>
+    </w:p>
+    <w:p>
+      <w:r>
+        <w:t xml:space="preserve">Поездка. Атрибуты: дата начала, дата окончания. Операции: рассчитать количество </w:t>
+      </w:r>
+      <w:proofErr w:type="gramStart"/>
+      <w:r>
+        <w:t>дней(</w:t>
+      </w:r>
+      <w:proofErr w:type="gramEnd"/>
+      <w:r>
+        <w:t xml:space="preserve">). Связан агрегацией с классом Страна, </w:t>
+      </w:r>
+      <w:proofErr w:type="gramStart"/>
+      <w:r>
+        <w:t>т.к</w:t>
+      </w:r>
+      <w:proofErr w:type="gramEnd"/>
+      <w:r>
+        <w:t xml:space="preserve"> поездка привязана к определённой стране, и страна может существовать отдельно от поездки. Связан композицией с классом Бюджет так как бюджет не может существовать без поездки.</w:t>
+      </w:r>
+    </w:p>
+    <w:p>
+      <w:r>
+        <w:t xml:space="preserve">Бюджет. Атрибуты: сумма, ограничение на день. Операции: получить пороговое </w:t>
+      </w:r>
+      <w:proofErr w:type="gramStart"/>
+      <w:r>
+        <w:t>уведомление(</w:t>
+      </w:r>
+      <w:proofErr w:type="gramEnd"/>
+      <w:r>
+        <w:t>), получить уведомление о превышении лимита().</w:t>
+      </w:r>
+    </w:p>
+    <w:p>
+      <w:r>
+        <w:t xml:space="preserve">Страна. Атрибуты: название, язык, валюта. Операции: получить уровень </w:t>
+      </w:r>
+      <w:proofErr w:type="gramStart"/>
+      <w:r>
+        <w:t>опасности(</w:t>
+      </w:r>
+      <w:proofErr w:type="gramEnd"/>
+      <w:r>
+        <w:t xml:space="preserve">). Связан композицией с классами Словарик и Локальное приложение и Статья (страна имеет набор статей, и без страны статьи </w:t>
+      </w:r>
+      <w:proofErr w:type="spellStart"/>
+      <w:r>
+        <w:t>ненужны</w:t>
+      </w:r>
+      <w:proofErr w:type="spellEnd"/>
+      <w:r>
+        <w:t>). Также связан ассоциацией с классом Внешний API для получения данных о стране.</w:t>
+      </w:r>
+    </w:p>
+    <w:p>
+      <w:r>
+        <w:t xml:space="preserve">Внешний API. Атрибуты: код, URL. Операции: получить </w:t>
+      </w:r>
+      <w:proofErr w:type="gramStart"/>
+      <w:r>
+        <w:t>данные(</w:t>
+      </w:r>
+      <w:proofErr w:type="gramEnd"/>
+      <w:r>
+        <w:t xml:space="preserve">). Связан обобщением с классами API новостей, API валют и Платежный API, </w:t>
+      </w:r>
+      <w:proofErr w:type="gramStart"/>
+      <w:r>
+        <w:t>т.к</w:t>
+      </w:r>
+      <w:proofErr w:type="gramEnd"/>
+      <w:r>
+        <w:t xml:space="preserve"> они являются частными случаями внешнего API.</w:t>
+      </w:r>
+    </w:p>
+    <w:p>
+      <w:r>
+        <w:t xml:space="preserve">Статья. Атрибуты: название, ссылка. Связана композицией со страной, </w:t>
+      </w:r>
+      <w:proofErr w:type="gramStart"/>
+      <w:r>
+        <w:t>т.к</w:t>
+      </w:r>
+      <w:proofErr w:type="gramEnd"/>
+      <w:r>
+        <w:t xml:space="preserve"> без страны статья не имеет смысла.</w:t>
+      </w:r>
+    </w:p>
+    <w:p>
+      <w:r>
+        <w:t xml:space="preserve">Словарик. Атрибуты: исходный язык, дата обновления. Связан композицией с классом Фраза, </w:t>
+      </w:r>
+      <w:proofErr w:type="gramStart"/>
+      <w:r>
+        <w:t>т.к</w:t>
+      </w:r>
+      <w:proofErr w:type="gramEnd"/>
+      <w:r>
+        <w:t xml:space="preserve"> фразы являются частью словарика и не могут существовать без него.</w:t>
       </w:r>
     </w:p>
     <w:p>
@@ -3614,7 +4157,15 @@
     </w:p>
     <w:p>
       <w:r>
-        <w:t>Локальное приложение. Атрибуты: наименование, описание, логотип. Связано композицией со страной (т.к локальные приложения для страны не нужны без неё).</w:t>
+        <w:t>Локальное приложение. Атрибуты: наименование, описание, логотип. Связано композицией со страной (</w:t>
+      </w:r>
+      <w:proofErr w:type="gramStart"/>
+      <w:r>
+        <w:t>т.к</w:t>
+      </w:r>
+      <w:proofErr w:type="gramEnd"/>
+      <w:r>
+        <w:t xml:space="preserve"> локальные приложения для страны не нужны без неё).</w:t>
       </w:r>
     </w:p>
     <w:p>
@@ -3678,14 +4229,27 @@
       <w:r>
         <w:t xml:space="preserve">Рисунок </w:t>
       </w:r>
-      <w:fldSimple w:instr=" SEQ Рисунок \* ARABIC ">
-        <w:r>
-          <w:rPr>
-            <w:noProof/>
-          </w:rPr>
-          <w:t>6</w:t>
-        </w:r>
-      </w:fldSimple>
+      <w:r>
+        <w:fldChar w:fldCharType="begin"/>
+      </w:r>
+      <w:r>
+        <w:instrText xml:space="preserve"> SEQ Рисунок \* ARABIC </w:instrText>
+      </w:r>
+      <w:r>
+        <w:fldChar w:fldCharType="separate"/>
+      </w:r>
+      <w:r>
+        <w:rPr>
+          <w:noProof/>
+        </w:rPr>
+        <w:t>6</w:t>
+      </w:r>
+      <w:r>
+        <w:rPr>
+          <w:noProof/>
+        </w:rPr>
+        <w:fldChar w:fldCharType="end"/>
+      </w:r>
       <w:r>
         <w:t>. Диаграмма классов для системы ГПС</w:t>
       </w:r>
@@ -3695,7 +4259,7 @@
         <w:pStyle w:val="2"/>
       </w:pPr>
       <w:bookmarkStart w:id="17" w:name="_Toc229991868"/>
-      <w:bookmarkStart w:id="18" w:name="_Toc230178219"/>
+      <w:bookmarkStart w:id="18" w:name="_Toc230250327"/>
       <w:r>
         <w:t>2.</w:t>
       </w:r>
@@ -3778,14 +4342,27 @@
       <w:r>
         <w:t xml:space="preserve">Рисунок </w:t>
       </w:r>
-      <w:fldSimple w:instr=" SEQ Рисунок \* ARABIC ">
-        <w:r>
-          <w:rPr>
-            <w:noProof/>
-          </w:rPr>
-          <w:t>7</w:t>
-        </w:r>
-      </w:fldSimple>
+      <w:r>
+        <w:fldChar w:fldCharType="begin"/>
+      </w:r>
+      <w:r>
+        <w:instrText xml:space="preserve"> SEQ Рисунок \* ARABIC </w:instrText>
+      </w:r>
+      <w:r>
+        <w:fldChar w:fldCharType="separate"/>
+      </w:r>
+      <w:r>
+        <w:rPr>
+          <w:noProof/>
+        </w:rPr>
+        <w:t>7</w:t>
+      </w:r>
+      <w:r>
+        <w:rPr>
+          <w:noProof/>
+        </w:rPr>
+        <w:fldChar w:fldCharType="end"/>
+      </w:r>
       <w:r>
         <w:t>. Диаграмма деятельности управления бюджетом</w:t>
       </w:r>
@@ -3795,8 +4372,8 @@
         <w:pStyle w:val="2"/>
       </w:pPr>
       <w:bookmarkStart w:id="19" w:name="_Toc229991869"/>
-      <w:bookmarkStart w:id="20" w:name="_Toc230178220"/>
-      <w:bookmarkStart w:id="21" w:name="_Hlk229866844"/>
+      <w:bookmarkStart w:id="20" w:name="_Hlk229866844"/>
+      <w:bookmarkStart w:id="21" w:name="_Toc230250328"/>
       <w:r>
         <w:lastRenderedPageBreak/>
         <w:t>2.</w:t>
@@ -3811,9 +4388,9 @@
         <w:t>Диаграмма коммуникаций объектов компонента управление бюджетом</w:t>
       </w:r>
       <w:bookmarkEnd w:id="19"/>
-      <w:bookmarkEnd w:id="20"/>
-    </w:p>
-    <w:bookmarkEnd w:id="21"/>
+      <w:bookmarkEnd w:id="21"/>
+    </w:p>
+    <w:bookmarkEnd w:id="20"/>
     <w:p>
       <w:r>
         <w:t>Процесс начинается в момент, когда клиент хочет зафиксировать новый расход во время поездки. Для этого клиент через интерфейс инициирует действие «Добавить расход», передавая сумму расхода. Интерфейс принимает это действие и формирует запрос к серверу на запись расхода, передавая сумму.</w:t>
@@ -3891,14 +4468,27 @@
       <w:r>
         <w:t xml:space="preserve">Рисунок </w:t>
       </w:r>
-      <w:fldSimple w:instr=" SEQ Рисунок \* ARABIC ">
-        <w:r>
-          <w:rPr>
-            <w:noProof/>
-          </w:rPr>
-          <w:t>8</w:t>
-        </w:r>
-      </w:fldSimple>
+      <w:r>
+        <w:fldChar w:fldCharType="begin"/>
+      </w:r>
+      <w:r>
+        <w:instrText xml:space="preserve"> SEQ Рисунок \* ARABIC </w:instrText>
+      </w:r>
+      <w:r>
+        <w:fldChar w:fldCharType="separate"/>
+      </w:r>
+      <w:r>
+        <w:rPr>
+          <w:noProof/>
+        </w:rPr>
+        <w:t>8</w:t>
+      </w:r>
+      <w:r>
+        <w:rPr>
+          <w:noProof/>
+        </w:rPr>
+        <w:fldChar w:fldCharType="end"/>
+      </w:r>
       <w:r>
         <w:t xml:space="preserve">. </w:t>
       </w:r>
@@ -3911,7 +4501,7 @@
         <w:pStyle w:val="2"/>
       </w:pPr>
       <w:bookmarkStart w:id="22" w:name="_Toc229991870"/>
-      <w:bookmarkStart w:id="23" w:name="_Toc230178221"/>
+      <w:bookmarkStart w:id="23" w:name="_Toc230250329"/>
       <w:r>
         <w:lastRenderedPageBreak/>
         <w:t>2.</w:t>
@@ -4013,14 +4603,27 @@
       <w:r>
         <w:t xml:space="preserve">Рисунок </w:t>
       </w:r>
-      <w:fldSimple w:instr=" SEQ Рисунок \* ARABIC ">
-        <w:r>
-          <w:rPr>
-            <w:noProof/>
-          </w:rPr>
-          <w:t>9</w:t>
-        </w:r>
-      </w:fldSimple>
+      <w:r>
+        <w:fldChar w:fldCharType="begin"/>
+      </w:r>
+      <w:r>
+        <w:instrText xml:space="preserve"> SEQ Рисунок \* ARABIC </w:instrText>
+      </w:r>
+      <w:r>
+        <w:fldChar w:fldCharType="separate"/>
+      </w:r>
+      <w:r>
+        <w:rPr>
+          <w:noProof/>
+        </w:rPr>
+        <w:t>9</w:t>
+      </w:r>
+      <w:r>
+        <w:rPr>
+          <w:noProof/>
+        </w:rPr>
+        <w:fldChar w:fldCharType="end"/>
+      </w:r>
       <w:r>
         <w:t>. Диаграмма последовательности</w:t>
       </w:r>
@@ -4030,7 +4633,7 @@
         <w:pStyle w:val="2"/>
       </w:pPr>
       <w:bookmarkStart w:id="24" w:name="_Toc229991871"/>
-      <w:bookmarkStart w:id="25" w:name="_Toc230178222"/>
+      <w:bookmarkStart w:id="25" w:name="_Toc230250330"/>
       <w:r>
         <w:t>2.</w:t>
       </w:r>
@@ -4125,14 +4728,27 @@
       <w:r>
         <w:t xml:space="preserve">Рисунок </w:t>
       </w:r>
-      <w:fldSimple w:instr=" SEQ Рисунок \* ARABIC ">
-        <w:r>
-          <w:rPr>
-            <w:noProof/>
-          </w:rPr>
-          <w:t>10</w:t>
-        </w:r>
-      </w:fldSimple>
+      <w:r>
+        <w:fldChar w:fldCharType="begin"/>
+      </w:r>
+      <w:r>
+        <w:instrText xml:space="preserve"> SEQ Рисунок \* ARABIC </w:instrText>
+      </w:r>
+      <w:r>
+        <w:fldChar w:fldCharType="separate"/>
+      </w:r>
+      <w:r>
+        <w:rPr>
+          <w:noProof/>
+        </w:rPr>
+        <w:t>10</w:t>
+      </w:r>
+      <w:r>
+        <w:rPr>
+          <w:noProof/>
+        </w:rPr>
+        <w:fldChar w:fldCharType="end"/>
+      </w:r>
       <w:r>
         <w:t xml:space="preserve">. </w:t>
       </w:r>
@@ -4145,7 +4761,7 @@
         <w:pStyle w:val="2"/>
       </w:pPr>
       <w:bookmarkStart w:id="26" w:name="_Toc229991872"/>
-      <w:bookmarkStart w:id="27" w:name="_Toc230178223"/>
+      <w:bookmarkStart w:id="27" w:name="_Toc230250331"/>
       <w:r>
         <w:lastRenderedPageBreak/>
         <w:t>2.</w:t>
@@ -4172,12 +4788,28 @@
     </w:p>
     <w:p>
       <w:r>
-        <w:t>Сервер выполняет проверку уникальности электронной почты в базе данных. Если указанный email уже зарегистрирован, база данных возвращает соответствующий ответ, и система отображает клиенту сообщение об ошибке: «Пользователь уже зарегистрирован». После этого процесс возвращается к этапу заполнения формы регистрации.</w:t>
-      </w:r>
-    </w:p>
-    <w:p>
-      <w:r>
-        <w:t>Если email не найден в базе данных, система переходит к сохранению нового пользователя. Сервер сохраняет учётные данные клиента в базе данных, после чего получает подтверждение об успешном сохранении. Затем система отображает клиенту сообщение об успешной регистрации в пользовательском интерфейсе. На этом процесс завершается.</w:t>
+        <w:t xml:space="preserve">Сервер выполняет проверку уникальности электронной почты в базе данных. Если указанный </w:t>
+      </w:r>
+      <w:proofErr w:type="spellStart"/>
+      <w:r>
+        <w:t>email</w:t>
+      </w:r>
+      <w:proofErr w:type="spellEnd"/>
+      <w:r>
+        <w:t xml:space="preserve"> уже зарегистрирован, база данных возвращает соответствующий ответ, и система отображает клиенту сообщение об ошибке: «Пользователь уже зарегистрирован». После этого процесс возвращается к этапу заполнения формы регистрации.</w:t>
+      </w:r>
+    </w:p>
+    <w:p>
+      <w:r>
+        <w:t xml:space="preserve">Если </w:t>
+      </w:r>
+      <w:proofErr w:type="spellStart"/>
+      <w:r>
+        <w:t>email</w:t>
+      </w:r>
+      <w:proofErr w:type="spellEnd"/>
+      <w:r>
+        <w:t xml:space="preserve"> не найден в базе данных, система переходит к сохранению нового пользователя. Сервер сохраняет учётные данные клиента в базе данных, после чего получает подтверждение об успешном сохранении. Затем система отображает клиенту сообщение об успешной регистрации в пользовательском интерфейсе. На этом процесс завершается.</w:t>
       </w:r>
     </w:p>
     <w:p>
@@ -4232,14 +4864,27 @@
       <w:r>
         <w:t xml:space="preserve">Рисунок </w:t>
       </w:r>
-      <w:fldSimple w:instr=" SEQ Рисунок \* ARABIC ">
-        <w:r>
-          <w:rPr>
-            <w:noProof/>
-          </w:rPr>
-          <w:t>11</w:t>
-        </w:r>
-      </w:fldSimple>
+      <w:r>
+        <w:fldChar w:fldCharType="begin"/>
+      </w:r>
+      <w:r>
+        <w:instrText xml:space="preserve"> SEQ Рисунок \* ARABIC </w:instrText>
+      </w:r>
+      <w:r>
+        <w:fldChar w:fldCharType="separate"/>
+      </w:r>
+      <w:r>
+        <w:rPr>
+          <w:noProof/>
+        </w:rPr>
+        <w:t>11</w:t>
+      </w:r>
+      <w:r>
+        <w:rPr>
+          <w:noProof/>
+        </w:rPr>
+        <w:fldChar w:fldCharType="end"/>
+      </w:r>
       <w:r>
         <w:t xml:space="preserve">. </w:t>
       </w:r>
@@ -4252,8 +4897,8 @@
         <w:pStyle w:val="2"/>
       </w:pPr>
       <w:bookmarkStart w:id="28" w:name="_Toc229991873"/>
-      <w:bookmarkStart w:id="29" w:name="_Toc230178224"/>
-      <w:bookmarkStart w:id="30" w:name="_Hlk229871420"/>
+      <w:bookmarkStart w:id="29" w:name="_Hlk229871420"/>
+      <w:bookmarkStart w:id="30" w:name="_Toc230250332"/>
       <w:r>
         <w:lastRenderedPageBreak/>
         <w:t>2.</w:t>
@@ -4274,17 +4919,41 @@
         <w:t xml:space="preserve"> пользователя</w:t>
       </w:r>
       <w:bookmarkEnd w:id="28"/>
-      <w:bookmarkEnd w:id="29"/>
-    </w:p>
-    <w:bookmarkEnd w:id="30"/>
-    <w:p>
-      <w:r>
-        <w:t>Для начала пользователь вводит свой email и пароль в интерфейсе. Данные передаются через интерфейс на сервер, где происходит проверка учётных данных. Сервер выполняет внутреннее действие - сверяет введённый email и пароль с данными, хранящимися в базе.</w:t>
-      </w:r>
-    </w:p>
-    <w:p>
-      <w:r>
-        <w:t>Если введённые данные не верны, сервер возвращает интерфейсу сообщение об ошибке авторизации. Интерфейс отображает пользователю ошибку с текстом «Неверный email или пароль», после чего пользователь возвращается к шагу ввода данных.</w:t>
+      <w:bookmarkEnd w:id="30"/>
+    </w:p>
+    <w:bookmarkEnd w:id="29"/>
+    <w:p>
+      <w:r>
+        <w:t xml:space="preserve">Для начала пользователь вводит свой </w:t>
+      </w:r>
+      <w:proofErr w:type="spellStart"/>
+      <w:r>
+        <w:t>email</w:t>
+      </w:r>
+      <w:proofErr w:type="spellEnd"/>
+      <w:r>
+        <w:t xml:space="preserve"> и пароль в интерфейсе. Данные передаются через интерфейс на сервер, где происходит проверка учётных данных. Сервер выполняет внутреннее действие - сверяет введённый </w:t>
+      </w:r>
+      <w:proofErr w:type="spellStart"/>
+      <w:r>
+        <w:t>email</w:t>
+      </w:r>
+      <w:proofErr w:type="spellEnd"/>
+      <w:r>
+        <w:t xml:space="preserve"> и пароль с данными, хранящимися в базе.</w:t>
+      </w:r>
+    </w:p>
+    <w:p>
+      <w:r>
+        <w:t xml:space="preserve">Если введённые данные не верны, сервер возвращает интерфейсу сообщение об ошибке авторизации. Интерфейс отображает пользователю ошибку с текстом «Неверный </w:t>
+      </w:r>
+      <w:proofErr w:type="spellStart"/>
+      <w:r>
+        <w:t>email</w:t>
+      </w:r>
+      <w:proofErr w:type="spellEnd"/>
+      <w:r>
+        <w:t xml:space="preserve"> или пароль», после чего пользователь возвращается к шагу ввода данных.</w:t>
       </w:r>
     </w:p>
     <w:p>
@@ -4352,14 +5021,27 @@
       <w:r>
         <w:t xml:space="preserve">Рисунок </w:t>
       </w:r>
-      <w:fldSimple w:instr=" SEQ Рисунок \* ARABIC ">
-        <w:r>
-          <w:rPr>
-            <w:noProof/>
-          </w:rPr>
-          <w:t>12</w:t>
-        </w:r>
-      </w:fldSimple>
+      <w:r>
+        <w:fldChar w:fldCharType="begin"/>
+      </w:r>
+      <w:r>
+        <w:instrText xml:space="preserve"> SEQ Рисунок \* ARABIC </w:instrText>
+      </w:r>
+      <w:r>
+        <w:fldChar w:fldCharType="separate"/>
+      </w:r>
+      <w:r>
+        <w:rPr>
+          <w:noProof/>
+        </w:rPr>
+        <w:t>12</w:t>
+      </w:r>
+      <w:r>
+        <w:rPr>
+          <w:noProof/>
+        </w:rPr>
+        <w:fldChar w:fldCharType="end"/>
+      </w:r>
       <w:r>
         <w:t xml:space="preserve">. </w:t>
       </w:r>
@@ -4371,7 +5053,7 @@
       <w:pPr>
         <w:pStyle w:val="1"/>
       </w:pPr>
-      <w:bookmarkStart w:id="31" w:name="_Toc230178225"/>
+      <w:bookmarkStart w:id="31" w:name="_Toc230250333"/>
       <w:r>
         <w:lastRenderedPageBreak/>
         <w:t>3. Реализация программы</w:t>
@@ -4382,7 +5064,7 @@
       <w:pPr>
         <w:pStyle w:val="2"/>
       </w:pPr>
-      <w:bookmarkStart w:id="32" w:name="_Toc230178226"/>
+      <w:bookmarkStart w:id="32" w:name="_Toc230250334"/>
       <w:r>
         <w:t>3.1 Разработка дизайна проекта.</w:t>
       </w:r>
@@ -4390,7 +5072,15 @@
     </w:p>
     <w:p>
       <w:r>
-        <w:t>Первым шагом данная задача была добавлена на канбан-доску, где для неё были выделены следующие подзадачи: создание выкраски (подбор цветовой палитры), выбор цветового оформления интерфейса и создание логотипа</w:t>
+        <w:t xml:space="preserve">Первым шагом данная задача была добавлена на канбан-доску, где для неё были выделены следующие подзадачи: создание </w:t>
+      </w:r>
+      <w:proofErr w:type="spellStart"/>
+      <w:r>
+        <w:t>выкраски</w:t>
+      </w:r>
+      <w:proofErr w:type="spellEnd"/>
+      <w:r>
+        <w:t xml:space="preserve"> (подбор цветовой палитры), выбор цветового оформления интерфейса и создание логотипа</w:t>
       </w:r>
       <w:r>
         <w:t>.</w:t>
@@ -4457,21 +5147,42 @@
       <w:r>
         <w:t xml:space="preserve">Рисунок </w:t>
       </w:r>
-      <w:fldSimple w:instr=" SEQ Рисунок \* ARABIC ">
-        <w:r>
-          <w:rPr>
-            <w:noProof/>
-          </w:rPr>
-          <w:t>13</w:t>
-        </w:r>
-      </w:fldSimple>
+      <w:r>
+        <w:fldChar w:fldCharType="begin"/>
+      </w:r>
+      <w:r>
+        <w:instrText xml:space="preserve"> SEQ Рисунок \* ARABIC </w:instrText>
+      </w:r>
+      <w:r>
+        <w:fldChar w:fldCharType="separate"/>
+      </w:r>
+      <w:r>
+        <w:rPr>
+          <w:noProof/>
+        </w:rPr>
+        <w:t>13</w:t>
+      </w:r>
+      <w:r>
+        <w:rPr>
+          <w:noProof/>
+        </w:rPr>
+        <w:fldChar w:fldCharType="end"/>
+      </w:r>
       <w:r>
         <w:t>. Задача разработка дизайна проекта</w:t>
       </w:r>
     </w:p>
     <w:p>
       <w:r>
-        <w:t>Для разработки дизайна проектов было создано 6 карточек с различными вариантами выкрасок цветовой гаммы, каждая из которых включала 4</w:t>
+        <w:t xml:space="preserve">Для разработки дизайна проектов было создано 6 карточек с различными вариантами </w:t>
+      </w:r>
+      <w:proofErr w:type="spellStart"/>
+      <w:r>
+        <w:t>выкрасок</w:t>
+      </w:r>
+      <w:proofErr w:type="spellEnd"/>
+      <w:r>
+        <w:t xml:space="preserve"> цветовой гаммы, каждая из которых включала 4</w:t>
       </w:r>
       <w:r>
         <w:t>-</w:t>
@@ -4537,14 +5248,27 @@
       <w:r>
         <w:t xml:space="preserve">Рисунок </w:t>
       </w:r>
-      <w:fldSimple w:instr=" SEQ Рисунок \* ARABIC ">
-        <w:r>
-          <w:rPr>
-            <w:noProof/>
-          </w:rPr>
-          <w:t>14</w:t>
-        </w:r>
-      </w:fldSimple>
+      <w:r>
+        <w:fldChar w:fldCharType="begin"/>
+      </w:r>
+      <w:r>
+        <w:instrText xml:space="preserve"> SEQ Рисунок \* ARABIC </w:instrText>
+      </w:r>
+      <w:r>
+        <w:fldChar w:fldCharType="separate"/>
+      </w:r>
+      <w:r>
+        <w:rPr>
+          <w:noProof/>
+        </w:rPr>
+        <w:t>14</w:t>
+      </w:r>
+      <w:r>
+        <w:rPr>
+          <w:noProof/>
+        </w:rPr>
+        <w:fldChar w:fldCharType="end"/>
+      </w:r>
       <w:r>
         <w:t>. Цветовая гамма проекта</w:t>
       </w:r>
@@ -4599,7 +5323,23 @@
         <w:ind w:left="0" w:firstLine="709"/>
       </w:pPr>
       <w:r>
-        <w:t>#1F2937 – цвет подвала (footer) и шапки (header) сайта, а также основного текста;</w:t>
+        <w:t>#1F2937 – цвет подвала (</w:t>
+      </w:r>
+      <w:proofErr w:type="spellStart"/>
+      <w:r>
+        <w:t>footer</w:t>
+      </w:r>
+      <w:proofErr w:type="spellEnd"/>
+      <w:r>
+        <w:t>) и шапки (</w:t>
+      </w:r>
+      <w:proofErr w:type="spellStart"/>
+      <w:r>
+        <w:t>header</w:t>
+      </w:r>
+      <w:proofErr w:type="spellEnd"/>
+      <w:r>
+        <w:t>) сайта, а также основного текста;</w:t>
       </w:r>
     </w:p>
     <w:p>
@@ -4737,14 +5477,27 @@
       <w:r>
         <w:t xml:space="preserve">Рисунок </w:t>
       </w:r>
-      <w:fldSimple w:instr=" SEQ Рисунок \* ARABIC ">
-        <w:r>
-          <w:rPr>
-            <w:noProof/>
-          </w:rPr>
-          <w:t>15</w:t>
-        </w:r>
-      </w:fldSimple>
+      <w:r>
+        <w:fldChar w:fldCharType="begin"/>
+      </w:r>
+      <w:r>
+        <w:instrText xml:space="preserve"> SEQ Рисунок \* ARABIC </w:instrText>
+      </w:r>
+      <w:r>
+        <w:fldChar w:fldCharType="separate"/>
+      </w:r>
+      <w:r>
+        <w:rPr>
+          <w:noProof/>
+        </w:rPr>
+        <w:t>15</w:t>
+      </w:r>
+      <w:r>
+        <w:rPr>
+          <w:noProof/>
+        </w:rPr>
+        <w:fldChar w:fldCharType="end"/>
+      </w:r>
       <w:r>
         <w:t>. Логотип проекта ГПС</w:t>
       </w:r>
@@ -4768,7 +5521,7 @@
       <w:pPr>
         <w:pStyle w:val="2"/>
       </w:pPr>
-      <w:bookmarkStart w:id="33" w:name="_Toc230178227"/>
+      <w:bookmarkStart w:id="33" w:name="_Toc230250335"/>
       <w:r>
         <w:t xml:space="preserve">3.2 Создание </w:t>
       </w:r>
@@ -4944,7 +5697,15 @@
     </w:p>
     <w:p>
       <w:r>
-        <w:t>Сущность Пользователь связана с сущностью Поездка связью один ко многим через код пользователя. Сущность Поездка связана связью один к одному с сущностью Бюджет через код поездки. Сущность Страна связна с сущностью Поездка связью один ко многим по коду страны, также сущность Страна связана с сущностью Статья по коду страны. Сущность Страна связана связью один ко многим с сущностью фраза. Сущность Страна связана с сущностью Локальное приложение связью один ко многим через код страны. Сущность Категория фразы с сущностью Фраза связана связью один ко многим через код категории.</w:t>
+        <w:t xml:space="preserve">Сущность Пользователь связана с сущностью Поездка связью один ко многим через код пользователя. Сущность Поездка связана связью один к одному с сущностью Бюджет через код поездки. Сущность Страна связна с сущностью Поездка связью один ко многим по коду страны, также сущность Страна связана с сущностью Статья по коду страны. Сущность Страна связана связью один ко многим с сущностью фраза. Сущность Страна связана </w:t>
+      </w:r>
+      <w:proofErr w:type="gramStart"/>
+      <w:r>
+        <w:t>с сущностью</w:t>
+      </w:r>
+      <w:proofErr w:type="gramEnd"/>
+      <w:r>
+        <w:t xml:space="preserve"> Локальное приложение связью один ко многим через код страны. Сущность Категория фразы с сущностью Фраза связана связью один ко многим через код категории.</w:t>
       </w:r>
     </w:p>
     <w:p>
@@ -5043,18 +5804,26 @@
       <w:pPr>
         <w:pStyle w:val="2"/>
       </w:pPr>
-      <w:bookmarkStart w:id="34" w:name="_Toc230178228"/>
+      <w:bookmarkStart w:id="34" w:name="_Toc230250336"/>
       <w:r>
         <w:t>3.3 Модели данных и формы для работы с ними</w:t>
       </w:r>
+      <w:r>
+        <w:t>.</w:t>
+      </w:r>
       <w:bookmarkEnd w:id="34"/>
-      <w:r>
-        <w:t>.</w:t>
-      </w:r>
-    </w:p>
-    <w:p>
-      <w:r>
-        <w:t>На канбан-доске была создана основная задача «Разработка, создание моделей и форм», которая стала ключевым этапом в проектировании backend-части веб-приложения. Данная задача включала в себя проектирование логической структуры данных, разработку моделей базы данных и создание пользовательских форм для взаимодействия с этими данными.</w:t>
+    </w:p>
+    <w:p>
+      <w:r>
+        <w:t xml:space="preserve">На канбан-доске была создана основная задача «Разработка, создание моделей и форм», которая стала ключевым этапом в проектировании </w:t>
+      </w:r>
+      <w:proofErr w:type="spellStart"/>
+      <w:r>
+        <w:t>backend</w:t>
+      </w:r>
+      <w:proofErr w:type="spellEnd"/>
+      <w:r>
+        <w:t>-части веб-приложения. Данная задача включала в себя проектирование логической структуры данных, разработку моделей базы данных и создание пользовательских форм для взаимодействия с этими данными.</w:t>
       </w:r>
     </w:p>
     <w:p>
@@ -5086,7 +5855,15 @@
     </w:p>
     <w:p>
       <w:r>
-        <w:t>Поля: имя, фамилия, email, пароль, номер телефона.</w:t>
+        <w:t xml:space="preserve">Поля: имя, фамилия, </w:t>
+      </w:r>
+      <w:proofErr w:type="spellStart"/>
+      <w:r>
+        <w:t>email</w:t>
+      </w:r>
+      <w:proofErr w:type="spellEnd"/>
+      <w:r>
+        <w:t>, пароль, номер телефона.</w:t>
       </w:r>
     </w:p>
     <w:p>
@@ -5138,7 +5915,15 @@
         <w:ind w:left="0" w:firstLine="709"/>
       </w:pPr>
       <w:r>
-        <w:t>Модель «Поездка» (Trip)</w:t>
+        <w:t>Модель «Поездка» (</w:t>
+      </w:r>
+      <w:proofErr w:type="spellStart"/>
+      <w:r>
+        <w:t>Trip</w:t>
+      </w:r>
+      <w:proofErr w:type="spellEnd"/>
+      <w:r>
+        <w:t>)</w:t>
       </w:r>
     </w:p>
     <w:p>
@@ -5179,7 +5964,15 @@
     </w:p>
     <w:p>
       <w:r>
-        <w:t>Поля: название, валюта, налоговая ставка (vat_rate), язык.</w:t>
+        <w:t>Поля: название, валюта, налоговая ставка (</w:t>
+      </w:r>
+      <w:proofErr w:type="spellStart"/>
+      <w:r>
+        <w:t>vat_rate</w:t>
+      </w:r>
+      <w:proofErr w:type="spellEnd"/>
+      <w:r>
+        <w:t>), язык.</w:t>
       </w:r>
     </w:p>
     <w:p>
@@ -5281,7 +6074,15 @@
     </w:p>
     <w:p>
       <w:r>
-        <w:t>Главная страница (home)</w:t>
+        <w:t>Главная страница (</w:t>
+      </w:r>
+      <w:proofErr w:type="spellStart"/>
+      <w:r>
+        <w:t>home</w:t>
+      </w:r>
+      <w:proofErr w:type="spellEnd"/>
+      <w:r>
+        <w:t>)</w:t>
       </w:r>
       <w:r>
         <w:t>:</w:t>
@@ -5511,13 +6312,7 @@
         <w:t>Привязка бюджетных расходов</w:t>
       </w:r>
       <w:r>
-        <w:t xml:space="preserve"> (</w:t>
-      </w:r>
-      <w:r>
-        <w:t>связь с моделью Budget</w:t>
-      </w:r>
-      <w:r>
-        <w:t>)</w:t>
+        <w:t xml:space="preserve"> (связь с моделью Budget)</w:t>
       </w:r>
       <w:r>
         <w:t>.</w:t>
@@ -5636,6 +6431,9 @@
         <w:jc w:val="center"/>
       </w:pPr>
       <w:r>
+        <w:rPr>
+          <w:noProof/>
+        </w:rPr>
         <w:lastRenderedPageBreak/>
         <w:drawing>
           <wp:inline distT="0" distB="0" distL="0" distR="0" wp14:anchorId="7E953AA2" wp14:editId="3CB40EC7">
@@ -5718,10 +6516,20 @@
         <w:t>станиц</w:t>
       </w:r>
     </w:p>
+    <w:p>
+      <w:r>
+        <w:t xml:space="preserve">Разработанные страницы представлены в Приложении </w:t>
+      </w:r>
+      <w:r>
+        <w:t>Б</w:t>
+      </w:r>
+      <w:r>
+        <w:t>.</w:t>
+      </w:r>
+    </w:p>
     <w:p/>
     <w:p/>
     <w:p/>
-    <w:p/>
     <w:p>
       <w:pPr>
         <w:pStyle w:val="aff"/>
@@ -5739,7 +6547,7 @@
       </w:pPr>
       <w:bookmarkStart w:id="35" w:name="_Toc229937650"/>
       <w:bookmarkStart w:id="36" w:name="_Toc229991874"/>
-      <w:bookmarkStart w:id="37" w:name="_Toc230178229"/>
+      <w:bookmarkStart w:id="37" w:name="_Toc230250337"/>
       <w:r>
         <w:rPr>
           <w:lang w:eastAsia="ru-RU"/>
@@ -5799,7 +6607,7 @@
         </w:rPr>
       </w:pPr>
       <w:bookmarkStart w:id="39" w:name="_Toc229991875"/>
-      <w:bookmarkStart w:id="40" w:name="_Toc230178230"/>
+      <w:bookmarkStart w:id="40" w:name="_Toc230250338"/>
       <w:r>
         <w:rPr>
           <w:lang w:eastAsia="ru-RU"/>
@@ -6003,13 +6811,23 @@
         </w:rPr>
         <w:t xml:space="preserve">: </w:t>
       </w:r>
+      <w:proofErr w:type="spellStart"/>
       <w:r>
         <w:rPr>
           <w:rFonts w:eastAsia="Calibri" w:cs="Times New Roman"/>
           <w:bCs/>
           <w:szCs w:val="28"/>
         </w:rPr>
-        <w:t>Мамшева Ю. С</w:t>
+        <w:t>Мамшева</w:t>
+      </w:r>
+      <w:proofErr w:type="spellEnd"/>
+      <w:r>
+        <w:rPr>
+          <w:rFonts w:eastAsia="Calibri" w:cs="Times New Roman"/>
+          <w:bCs/>
+          <w:szCs w:val="28"/>
+        </w:rPr>
+        <w:t xml:space="preserve"> Ю. С</w:t>
       </w:r>
     </w:p>
     <w:p>
@@ -7187,6 +8005,7 @@
       <w:bookmarkStart w:id="42" w:name="_Toc229991876"/>
       <w:bookmarkStart w:id="43" w:name="_Toc229991903"/>
       <w:bookmarkStart w:id="44" w:name="_Toc230178231"/>
+      <w:bookmarkStart w:id="45" w:name="_Toc230250339"/>
       <w:r>
         <w:lastRenderedPageBreak/>
         <w:t>Общие сведения</w:t>
@@ -7195,6 +8014,7 @@
       <w:bookmarkEnd w:id="42"/>
       <w:bookmarkEnd w:id="43"/>
       <w:bookmarkEnd w:id="44"/>
+      <w:bookmarkEnd w:id="45"/>
     </w:p>
     <w:p>
       <w:r>
@@ -7209,7 +8029,15 @@
         <w:t xml:space="preserve">юридический адрес: </w:t>
       </w:r>
       <w:r>
-        <w:t>Нижний Новгород, Большая Печёрская улица, 26</w:t>
+        <w:t xml:space="preserve">Нижний Новгород, Большая </w:t>
+      </w:r>
+      <w:proofErr w:type="spellStart"/>
+      <w:r>
+        <w:t>Печёрская</w:t>
+      </w:r>
+      <w:proofErr w:type="spellEnd"/>
+      <w:r>
+        <w:t xml:space="preserve"> улица, 26</w:t>
       </w:r>
       <w:r>
         <w:t>;</w:t>
@@ -7253,12 +8081,14 @@
       <w:r>
         <w:t xml:space="preserve"> </w:t>
       </w:r>
+      <w:proofErr w:type="spellStart"/>
       <w:r>
         <w:rPr>
           <w:rStyle w:val="ypks7kbdpwfgdykd3qb9"/>
         </w:rPr>
         <w:t>Сorporation</w:t>
       </w:r>
+      <w:proofErr w:type="spellEnd"/>
       <w:r>
         <w:t xml:space="preserve">» (юридический адрес: </w:t>
       </w:r>
@@ -7313,82 +8143,88 @@
         <w:ind w:left="0" w:firstLine="0"/>
         <w:jc w:val="both"/>
       </w:pPr>
-      <w:bookmarkStart w:id="45" w:name="_Toc229937653"/>
-      <w:bookmarkStart w:id="46" w:name="_Toc229991877"/>
-      <w:bookmarkStart w:id="47" w:name="_Toc229991904"/>
-      <w:bookmarkStart w:id="48" w:name="_Toc230178232"/>
+      <w:bookmarkStart w:id="46" w:name="_Toc229937653"/>
+      <w:bookmarkStart w:id="47" w:name="_Toc229991877"/>
+      <w:bookmarkStart w:id="48" w:name="_Toc229991904"/>
+      <w:bookmarkStart w:id="49" w:name="_Toc230178232"/>
+      <w:bookmarkStart w:id="50" w:name="_Toc230250340"/>
       <w:r>
         <w:t>Назначение и цели системы</w:t>
       </w:r>
-      <w:bookmarkEnd w:id="45"/>
       <w:bookmarkEnd w:id="46"/>
       <w:bookmarkEnd w:id="47"/>
       <w:bookmarkEnd w:id="48"/>
-    </w:p>
-    <w:p>
-      <w:pPr>
-        <w:pStyle w:val="2"/>
-      </w:pPr>
-      <w:bookmarkStart w:id="49" w:name="_Toc229937654"/>
-      <w:bookmarkStart w:id="50" w:name="_Toc229991878"/>
-      <w:bookmarkStart w:id="51" w:name="_Toc229991905"/>
-      <w:bookmarkStart w:id="52" w:name="_Toc230178233"/>
-      <w:r>
-        <w:t>2.1 Назначение системы</w:t>
-      </w:r>
       <w:bookmarkEnd w:id="49"/>
       <w:bookmarkEnd w:id="50"/>
+    </w:p>
+    <w:p>
+      <w:pPr>
+        <w:pStyle w:val="2"/>
+      </w:pPr>
+      <w:bookmarkStart w:id="51" w:name="_Toc229937654"/>
+      <w:bookmarkStart w:id="52" w:name="_Toc229991878"/>
+      <w:bookmarkStart w:id="53" w:name="_Toc229991905"/>
+      <w:bookmarkStart w:id="54" w:name="_Toc230178233"/>
+      <w:bookmarkStart w:id="55" w:name="_Toc230250341"/>
+      <w:r>
+        <w:t>2.1 Назначение системы</w:t>
+      </w:r>
       <w:bookmarkEnd w:id="51"/>
       <w:bookmarkEnd w:id="52"/>
-    </w:p>
-    <w:p>
-      <w:r>
-        <w:t>Система «</w:t>
-      </w:r>
-      <w:r>
-        <w:t>ГПС</w:t>
-      </w:r>
-      <w:r>
-        <w:t xml:space="preserve">» предназначена для автоматизации финансового и информационного сопровождения путешественника. Основное предназначение системы – повышение </w:t>
-      </w:r>
-      <w:r>
-        <w:t>контроля над поездкой путем учета расходов, и доступа к ресурсам с важной информацией о стране</w:t>
-      </w:r>
-      <w:r>
-        <w:t>, что должно привести к снижению стресса и полной уверенности туриста в зарубежной поездке. Система предназначена для управления такими процессами, как: расчёт бюджета на поездку на основе лимита пользователя, конвертация валют и интеграция с платёжными сервисами, доступ к базовому разговорнику и</w:t>
-      </w:r>
-      <w:r>
-        <w:t xml:space="preserve"> важнейшим статьям о стране</w:t>
-      </w:r>
-      <w:r>
-        <w:t>, рекомендация локальных приложений (карты, такси, переводчики). Объектами автоматизации являются: путешественник (турист)</w:t>
-      </w:r>
-      <w:r>
-        <w:t xml:space="preserve"> и </w:t>
-      </w:r>
-      <w:r>
-        <w:t xml:space="preserve">верифицированные источники информации (консульства, открытые API курсов валют, краудсорсинг‑отзывы). Перечень автоматизированных подразделений составляет: центр управления поездками (отвечает за </w:t>
-      </w:r>
-      <w:r>
-        <w:lastRenderedPageBreak/>
-        <w:t>актуальность гайдов, мониторинг безопасности, техподдержку и аналитику популярных направлений), база данных стран и городов (автоматизация обновления курсов валют, визовых правил, локальных приложений и фраз), а также пользовательский профиль (автоматизация учёта трат, чек‑листов и истории поездок с возможностью экспорта сметы).</w:t>
-      </w:r>
-    </w:p>
-    <w:p>
-      <w:pPr>
-        <w:pStyle w:val="2"/>
-      </w:pPr>
-      <w:bookmarkStart w:id="53" w:name="_Toc229937655"/>
-      <w:bookmarkStart w:id="54" w:name="_Toc229991879"/>
-      <w:bookmarkStart w:id="55" w:name="_Toc229991906"/>
-      <w:bookmarkStart w:id="56" w:name="_Toc230178234"/>
-      <w:r>
-        <w:t>2.2 Цели создания системы</w:t>
-      </w:r>
       <w:bookmarkEnd w:id="53"/>
       <w:bookmarkEnd w:id="54"/>
       <w:bookmarkEnd w:id="55"/>
+    </w:p>
+    <w:p>
+      <w:r>
+        <w:t>Система «</w:t>
+      </w:r>
+      <w:r>
+        <w:t>ГПС</w:t>
+      </w:r>
+      <w:r>
+        <w:t xml:space="preserve">» предназначена для автоматизации финансового и информационного сопровождения путешественника. Основное предназначение системы – повышение </w:t>
+      </w:r>
+      <w:r>
+        <w:t>контроля над поездкой путем учета расходов, и доступа к ресурсам с важной информацией о стране</w:t>
+      </w:r>
+      <w:r>
+        <w:t>, что должно привести к снижению стресса и полной уверенности туриста в зарубежной поездке. Система предназначена для управления такими процессами, как: расчёт бюджета на поездку на основе лимита пользователя, конвертация валют и интеграция с платёжными сервисами, доступ к базовому разговорнику и</w:t>
+      </w:r>
+      <w:r>
+        <w:t xml:space="preserve"> важнейшим статьям о стране</w:t>
+      </w:r>
+      <w:r>
+        <w:t>, рекомендация локальных приложений (карты, такси, переводчики). Объектами автоматизации являются: путешественник (турист)</w:t>
+      </w:r>
+      <w:r>
+        <w:t xml:space="preserve"> и </w:t>
+      </w:r>
+      <w:r>
+        <w:t xml:space="preserve">верифицированные источники информации (консульства, открытые API курсов валют, краудсорсинг‑отзывы). Перечень автоматизированных подразделений составляет: центр управления поездками (отвечает за </w:t>
+      </w:r>
+      <w:r>
+        <w:lastRenderedPageBreak/>
+        <w:t>актуальность гайдов, мониторинг безопасности, техподдержку и аналитику популярных направлений), база данных стран и городов (автоматизация обновления курсов валют, визовых правил, локальных приложений и фраз), а также пользовательский профиль (автоматизация учёта трат, чек‑листов и истории поездок с возможностью экспорта сметы).</w:t>
+      </w:r>
+    </w:p>
+    <w:p>
+      <w:pPr>
+        <w:pStyle w:val="2"/>
+      </w:pPr>
+      <w:bookmarkStart w:id="56" w:name="_Toc229937655"/>
+      <w:bookmarkStart w:id="57" w:name="_Toc229991879"/>
+      <w:bookmarkStart w:id="58" w:name="_Toc229991906"/>
+      <w:bookmarkStart w:id="59" w:name="_Toc230178234"/>
+      <w:bookmarkStart w:id="60" w:name="_Toc230250342"/>
+      <w:r>
+        <w:t>2.2 Цели создания системы</w:t>
+      </w:r>
       <w:bookmarkEnd w:id="56"/>
+      <w:bookmarkEnd w:id="57"/>
+      <w:bookmarkEnd w:id="58"/>
+      <w:bookmarkEnd w:id="59"/>
+      <w:bookmarkEnd w:id="60"/>
     </w:p>
     <w:p>
       <w:r>
@@ -7544,17 +8380,19 @@
         <w:ind w:left="0" w:firstLine="0"/>
         <w:jc w:val="both"/>
       </w:pPr>
-      <w:bookmarkStart w:id="57" w:name="_Toc229937656"/>
-      <w:bookmarkStart w:id="58" w:name="_Toc229991880"/>
-      <w:bookmarkStart w:id="59" w:name="_Toc229991907"/>
-      <w:bookmarkStart w:id="60" w:name="_Toc230178235"/>
+      <w:bookmarkStart w:id="61" w:name="_Toc229937656"/>
+      <w:bookmarkStart w:id="62" w:name="_Toc229991880"/>
+      <w:bookmarkStart w:id="63" w:name="_Toc229991907"/>
+      <w:bookmarkStart w:id="64" w:name="_Toc230178235"/>
+      <w:bookmarkStart w:id="65" w:name="_Toc230250343"/>
       <w:r>
         <w:t>Характеристика объектов автоматизации</w:t>
       </w:r>
-      <w:bookmarkEnd w:id="57"/>
-      <w:bookmarkEnd w:id="58"/>
-      <w:bookmarkEnd w:id="59"/>
-      <w:bookmarkEnd w:id="60"/>
+      <w:bookmarkEnd w:id="61"/>
+      <w:bookmarkEnd w:id="62"/>
+      <w:bookmarkEnd w:id="63"/>
+      <w:bookmarkEnd w:id="64"/>
+      <w:bookmarkEnd w:id="65"/>
     </w:p>
     <w:p>
       <w:r>
@@ -7980,7 +8818,6 @@
                 <w:sz w:val="24"/>
                 <w:szCs w:val="24"/>
               </w:rPr>
-              <w:lastRenderedPageBreak/>
               <w:t>Клиент (путешественник)</w:t>
             </w:r>
           </w:p>
@@ -8412,7 +9249,39 @@
                 <w:sz w:val="24"/>
                 <w:szCs w:val="24"/>
               </w:rPr>
-              <w:t>Будет автоматизирован парсинг RSS/API и отправка push-уведомлений</w:t>
+              <w:t xml:space="preserve">Будет автоматизирован </w:t>
+            </w:r>
+            <w:proofErr w:type="spellStart"/>
+            <w:r>
+              <w:rPr>
+                <w:sz w:val="24"/>
+                <w:szCs w:val="24"/>
+              </w:rPr>
+              <w:t>парсинг</w:t>
+            </w:r>
+            <w:proofErr w:type="spellEnd"/>
+            <w:r>
+              <w:rPr>
+                <w:sz w:val="24"/>
+                <w:szCs w:val="24"/>
+              </w:rPr>
+              <w:t xml:space="preserve"> RSS/API и отправка </w:t>
+            </w:r>
+            <w:proofErr w:type="spellStart"/>
+            <w:r>
+              <w:rPr>
+                <w:sz w:val="24"/>
+                <w:szCs w:val="24"/>
+              </w:rPr>
+              <w:t>push</w:t>
+            </w:r>
+            <w:proofErr w:type="spellEnd"/>
+            <w:r>
+              <w:rPr>
+                <w:sz w:val="24"/>
+                <w:szCs w:val="24"/>
+              </w:rPr>
+              <w:t>-уведомлений</w:t>
             </w:r>
           </w:p>
         </w:tc>
@@ -8503,8 +9372,33 @@
                 <w:sz w:val="24"/>
                 <w:szCs w:val="24"/>
               </w:rPr>
-              <w:t>Будет автоматизирована система триггеров: при превышении дневного лимита пользователь получает push/email</w:t>
-            </w:r>
+              <w:t xml:space="preserve">Будет автоматизирована система триггеров: при превышении дневного лимита пользователь получает </w:t>
+            </w:r>
+            <w:proofErr w:type="spellStart"/>
+            <w:r>
+              <w:rPr>
+                <w:sz w:val="24"/>
+                <w:szCs w:val="24"/>
+              </w:rPr>
+              <w:t>push</w:t>
+            </w:r>
+            <w:proofErr w:type="spellEnd"/>
+            <w:r>
+              <w:rPr>
+                <w:sz w:val="24"/>
+                <w:szCs w:val="24"/>
+              </w:rPr>
+              <w:t>/</w:t>
+            </w:r>
+            <w:proofErr w:type="spellStart"/>
+            <w:r>
+              <w:rPr>
+                <w:sz w:val="24"/>
+                <w:szCs w:val="24"/>
+              </w:rPr>
+              <w:t>email</w:t>
+            </w:r>
+            <w:proofErr w:type="spellEnd"/>
           </w:p>
         </w:tc>
       </w:tr>
@@ -8786,7 +9680,23 @@
                 <w:sz w:val="24"/>
                 <w:szCs w:val="24"/>
               </w:rPr>
-              <w:t>Будет автоматизирован парсинг RSS-лент и новостных API с фильтрацией по стране</w:t>
+              <w:t xml:space="preserve">Будет автоматизирован </w:t>
+            </w:r>
+            <w:proofErr w:type="spellStart"/>
+            <w:r>
+              <w:rPr>
+                <w:sz w:val="24"/>
+                <w:szCs w:val="24"/>
+              </w:rPr>
+              <w:t>парсинг</w:t>
+            </w:r>
+            <w:proofErr w:type="spellEnd"/>
+            <w:r>
+              <w:rPr>
+                <w:sz w:val="24"/>
+                <w:szCs w:val="24"/>
+              </w:rPr>
+              <w:t xml:space="preserve"> RSS-лент и новостных API с фильтрацией по стране</w:t>
             </w:r>
           </w:p>
         </w:tc>
@@ -8901,33 +9811,37 @@
         <w:ind w:left="0" w:firstLine="0"/>
         <w:jc w:val="both"/>
       </w:pPr>
-      <w:bookmarkStart w:id="61" w:name="_Toc229937657"/>
-      <w:bookmarkStart w:id="62" w:name="_Toc229991881"/>
-      <w:bookmarkStart w:id="63" w:name="_Toc229991908"/>
-      <w:bookmarkStart w:id="64" w:name="_Toc230178236"/>
+      <w:bookmarkStart w:id="66" w:name="_Toc229937657"/>
+      <w:bookmarkStart w:id="67" w:name="_Toc229991881"/>
+      <w:bookmarkStart w:id="68" w:name="_Toc229991908"/>
+      <w:bookmarkStart w:id="69" w:name="_Toc230178236"/>
+      <w:bookmarkStart w:id="70" w:name="_Toc230250344"/>
       <w:r>
         <w:t>Требования к системе</w:t>
       </w:r>
-      <w:bookmarkEnd w:id="61"/>
-      <w:bookmarkEnd w:id="62"/>
-      <w:bookmarkEnd w:id="63"/>
-      <w:bookmarkEnd w:id="64"/>
-    </w:p>
-    <w:p>
-      <w:pPr>
-        <w:pStyle w:val="2"/>
-      </w:pPr>
-      <w:bookmarkStart w:id="65" w:name="_Toc229937658"/>
-      <w:bookmarkStart w:id="66" w:name="_Toc229991882"/>
-      <w:bookmarkStart w:id="67" w:name="_Toc229991909"/>
-      <w:bookmarkStart w:id="68" w:name="_Toc230178237"/>
-      <w:r>
-        <w:t>4.1 Требование к системе в целом</w:t>
-      </w:r>
-      <w:bookmarkEnd w:id="65"/>
       <w:bookmarkEnd w:id="66"/>
       <w:bookmarkEnd w:id="67"/>
       <w:bookmarkEnd w:id="68"/>
+      <w:bookmarkEnd w:id="69"/>
+      <w:bookmarkEnd w:id="70"/>
+    </w:p>
+    <w:p>
+      <w:pPr>
+        <w:pStyle w:val="2"/>
+      </w:pPr>
+      <w:bookmarkStart w:id="71" w:name="_Toc229937658"/>
+      <w:bookmarkStart w:id="72" w:name="_Toc229991882"/>
+      <w:bookmarkStart w:id="73" w:name="_Toc229991909"/>
+      <w:bookmarkStart w:id="74" w:name="_Toc230178237"/>
+      <w:bookmarkStart w:id="75" w:name="_Toc230250345"/>
+      <w:r>
+        <w:t>4.1 Требование к системе в целом</w:t>
+      </w:r>
+      <w:bookmarkEnd w:id="71"/>
+      <w:bookmarkEnd w:id="72"/>
+      <w:bookmarkEnd w:id="73"/>
+      <w:bookmarkEnd w:id="74"/>
+      <w:bookmarkEnd w:id="75"/>
     </w:p>
     <w:p>
       <w:r>
@@ -8968,7 +9882,23 @@
         <w:ind w:left="0" w:firstLine="709"/>
       </w:pPr>
       <w:r>
-        <w:t>Подсистема источников данных. Предназначена для автоматизированного сбора, обновления и хранения внешней информации, обеспечивает периодическое получение актуальных курсов валют через открытые API, парсинг новостных лент и RSS-каналов (МИД, протесты, стихии) для мониторинга безопасности с отправкой push-уведомлений при заходе пользователя в зону риска, а также кеширование статей и контента для офлайн-доступа.</w:t>
+        <w:t xml:space="preserve">Подсистема источников данных. Предназначена для автоматизированного сбора, обновления и хранения внешней информации, обеспечивает периодическое получение актуальных курсов валют через открытые API, </w:t>
+      </w:r>
+      <w:proofErr w:type="spellStart"/>
+      <w:r>
+        <w:t>парсинг</w:t>
+      </w:r>
+      <w:proofErr w:type="spellEnd"/>
+      <w:r>
+        <w:t xml:space="preserve"> новостных лент и RSS-каналов (МИД, протесты, стихии) для мониторинга безопасности с отправкой </w:t>
+      </w:r>
+      <w:proofErr w:type="spellStart"/>
+      <w:r>
+        <w:t>push</w:t>
+      </w:r>
+      <w:proofErr w:type="spellEnd"/>
+      <w:r>
+        <w:t>-уведомлений при заходе пользователя в зону риска, а также кеширование статей и контента для офлайн-доступа.</w:t>
       </w:r>
     </w:p>
     <w:p>
@@ -9046,17 +9976,19 @@
       <w:pPr>
         <w:pStyle w:val="2"/>
       </w:pPr>
-      <w:bookmarkStart w:id="69" w:name="_Toc229937659"/>
-      <w:bookmarkStart w:id="70" w:name="_Toc229991883"/>
-      <w:bookmarkStart w:id="71" w:name="_Toc229991910"/>
-      <w:bookmarkStart w:id="72" w:name="_Toc230178238"/>
+      <w:bookmarkStart w:id="76" w:name="_Toc229937659"/>
+      <w:bookmarkStart w:id="77" w:name="_Toc229991883"/>
+      <w:bookmarkStart w:id="78" w:name="_Toc229991910"/>
+      <w:bookmarkStart w:id="79" w:name="_Toc230178238"/>
+      <w:bookmarkStart w:id="80" w:name="_Toc230250346"/>
       <w:r>
         <w:t>4.2 Требования к функциям, выполняемой системой</w:t>
       </w:r>
-      <w:bookmarkEnd w:id="69"/>
-      <w:bookmarkEnd w:id="70"/>
-      <w:bookmarkEnd w:id="71"/>
-      <w:bookmarkEnd w:id="72"/>
+      <w:bookmarkEnd w:id="76"/>
+      <w:bookmarkEnd w:id="77"/>
+      <w:bookmarkEnd w:id="78"/>
+      <w:bookmarkEnd w:id="79"/>
+      <w:bookmarkEnd w:id="80"/>
     </w:p>
     <w:p>
       <w:r>
@@ -9097,7 +10029,23 @@
         <w:ind w:left="0" w:firstLine="709"/>
       </w:pPr>
       <w:r>
-        <w:t>Для источников данных (API, ленты, статьи): Автоматизированный сбор и обновление курсов валют через открытые API (периодичность — не реже 1 раза в час), парсинг новостных лент и RSS-каналов МИД для мониторинга безопасности (протесты, стихии, рекомендации), отправка push-уведомлений пользователю при заходе в зону риска, кеширование статей и разговорника для офлайн-доступа, актуализация топа-10 приложений под конкретную страну.</w:t>
+        <w:t xml:space="preserve">Для источников данных (API, ленты, статьи): Автоматизированный сбор и обновление курсов валют через открытые API (периодичность — не реже 1 раза в час), </w:t>
+      </w:r>
+      <w:proofErr w:type="spellStart"/>
+      <w:r>
+        <w:t>парсинг</w:t>
+      </w:r>
+      <w:proofErr w:type="spellEnd"/>
+      <w:r>
+        <w:t xml:space="preserve"> новостных лент и RSS-каналов МИД для мониторинга безопасности (протесты, стихии, рекомендации), отправка </w:t>
+      </w:r>
+      <w:proofErr w:type="spellStart"/>
+      <w:r>
+        <w:t>push</w:t>
+      </w:r>
+      <w:proofErr w:type="spellEnd"/>
+      <w:r>
+        <w:t>-уведомлений пользователю при заходе в зону риска, кеширование статей и разговорника для офлайн-доступа, актуализация топа-10 приложений под конкретную страну.</w:t>
       </w:r>
     </w:p>
     <w:p>
@@ -9114,7 +10062,15 @@
         <w:ind w:left="0" w:firstLine="709"/>
       </w:pPr>
       <w:r>
-        <w:t xml:space="preserve">Для администратора/модератора: Управление контентом по странам (статьи, правила, списки вещей, разговорник, топ-10 приложений), настройка API-ключей для курсов валют и новостных лент, мониторинг корректности парсинга, просмотр аналитики по популярным странам и запросам </w:t>
+        <w:t xml:space="preserve">Для администратора/модератора: Управление контентом по странам (статьи, правила, списки вещей, разговорник, топ-10 приложений), настройка API-ключей для курсов валют и новостных лент, мониторинг корректности </w:t>
+      </w:r>
+      <w:proofErr w:type="spellStart"/>
+      <w:r>
+        <w:t>парсинга</w:t>
+      </w:r>
+      <w:proofErr w:type="spellEnd"/>
+      <w:r>
+        <w:t xml:space="preserve">, просмотр аналитики по популярным странам и запросам </w:t>
       </w:r>
       <w:r>
         <w:lastRenderedPageBreak/>
@@ -9125,17 +10081,19 @@
       <w:pPr>
         <w:pStyle w:val="2"/>
       </w:pPr>
-      <w:bookmarkStart w:id="73" w:name="_Toc229937660"/>
-      <w:bookmarkStart w:id="74" w:name="_Toc229991884"/>
-      <w:bookmarkStart w:id="75" w:name="_Toc229991911"/>
-      <w:bookmarkStart w:id="76" w:name="_Toc230178239"/>
+      <w:bookmarkStart w:id="81" w:name="_Toc229937660"/>
+      <w:bookmarkStart w:id="82" w:name="_Toc229991884"/>
+      <w:bookmarkStart w:id="83" w:name="_Toc229991911"/>
+      <w:bookmarkStart w:id="84" w:name="_Toc230178239"/>
+      <w:bookmarkStart w:id="85" w:name="_Toc230250347"/>
       <w:r>
         <w:t>4.3 Требование к видам обеспечения</w:t>
       </w:r>
-      <w:bookmarkEnd w:id="73"/>
-      <w:bookmarkEnd w:id="74"/>
-      <w:bookmarkEnd w:id="75"/>
-      <w:bookmarkEnd w:id="76"/>
+      <w:bookmarkEnd w:id="81"/>
+      <w:bookmarkEnd w:id="82"/>
+      <w:bookmarkEnd w:id="83"/>
+      <w:bookmarkEnd w:id="84"/>
+      <w:bookmarkEnd w:id="85"/>
     </w:p>
     <w:p>
       <w:r>
@@ -9173,7 +10131,15 @@
         <w:ind w:left="0" w:firstLine="709"/>
       </w:pPr>
       <w:r>
-        <w:t>Пороговых уведомлений о расходах: Алгоритм отслеживания текущих трат относительно дневного и общего лимита, автоматически рассчитывающий проценты израсходованного бюджета и инициирующий push-уведомления при достижении заданных порогов (например, 50%, 80%, 100% от дневного лимита или лимита поездки).</w:t>
+        <w:t xml:space="preserve">Пороговых уведомлений о расходах: Алгоритм отслеживания текущих трат относительно дневного и общего лимита, автоматически рассчитывающий проценты израсходованного бюджета и инициирующий </w:t>
+      </w:r>
+      <w:proofErr w:type="spellStart"/>
+      <w:r>
+        <w:t>push</w:t>
+      </w:r>
+      <w:proofErr w:type="spellEnd"/>
+      <w:r>
+        <w:t>-уведомления при достижении заданных порогов (например, 50%, 80%, 100% от дневного лимита или лимита поездки).</w:t>
       </w:r>
     </w:p>
     <w:p>
@@ -9190,7 +10156,15 @@
         <w:ind w:left="0" w:firstLine="709"/>
       </w:pPr>
       <w:r>
-        <w:t>Мониторинга безопасности и оценки рисков: Алгоритм анализа новостных лент и RSS-каналов (МИД, локальные СМИ, службы спасения), который на основе частоты упоминания ключевых слов (протесты, стихии, теракты) и геолокации пользователя присваивает территории статус риска («безопасно», «внимание», «опасно») и при необходимости отправляет push-уведомление.</w:t>
+        <w:t xml:space="preserve">Мониторинга безопасности и оценки рисков: Алгоритм анализа новостных лент и RSS-каналов (МИД, локальные СМИ, службы спасения), который на основе частоты упоминания ключевых слов (протесты, стихии, теракты) и геолокации пользователя присваивает территории статус риска («безопасно», «внимание», «опасно») и при необходимости отправляет </w:t>
+      </w:r>
+      <w:proofErr w:type="spellStart"/>
+      <w:r>
+        <w:t>push</w:t>
+      </w:r>
+      <w:proofErr w:type="spellEnd"/>
+      <w:r>
+        <w:t>-уведомление.</w:t>
       </w:r>
     </w:p>
     <w:p>
@@ -9243,31 +10217,140 @@
     <w:p>
       <w:r>
         <w:lastRenderedPageBreak/>
-        <w:t>Для мобильного приложения (Kotlin):</w:t>
-      </w:r>
-    </w:p>
-    <w:p>
-      <w:r>
-        <w:t xml:space="preserve">Серверная часть системы должна работать под управлением ОС семейства Linux (Ubuntu LTS или CentOS) с использованием Docker для контейнеризации, серверное приложение реализуется на фреймворке Django (Python) с Django REST Framework для построения API, в качестве базы данных используется PostgreSQL; мобильное клиентское приложение разрабатывается на языке Kotlin под платформу Android (минимальная версия SDK 26), для офлайн-хранения разговорника, кеша курсов и статей используется Room Database, а для хранения токена и настроек пользователя </w:t>
+        <w:t>Для мобильного приложения (</w:t>
+      </w:r>
+      <w:proofErr w:type="spellStart"/>
+      <w:r>
+        <w:t>Kotlin</w:t>
+      </w:r>
+      <w:proofErr w:type="spellEnd"/>
+      <w:r>
+        <w:t>):</w:t>
+      </w:r>
+    </w:p>
+    <w:p>
+      <w:r>
+        <w:t xml:space="preserve">Серверная часть системы должна работать под управлением ОС семейства Linux (Ubuntu LTS или </w:t>
+      </w:r>
+      <w:proofErr w:type="spellStart"/>
+      <w:r>
+        <w:t>CentOS</w:t>
+      </w:r>
+      <w:proofErr w:type="spellEnd"/>
+      <w:r>
+        <w:t xml:space="preserve">) с использованием </w:t>
+      </w:r>
+      <w:proofErr w:type="spellStart"/>
+      <w:r>
+        <w:t>Docker</w:t>
+      </w:r>
+      <w:proofErr w:type="spellEnd"/>
+      <w:r>
+        <w:t xml:space="preserve"> для контейнеризации, серверное приложение реализуется на фреймворке </w:t>
+      </w:r>
+      <w:proofErr w:type="spellStart"/>
+      <w:r>
+        <w:t>Django</w:t>
+      </w:r>
+      <w:proofErr w:type="spellEnd"/>
+      <w:r>
+        <w:t xml:space="preserve"> (Python) с </w:t>
+      </w:r>
+      <w:proofErr w:type="spellStart"/>
+      <w:r>
+        <w:t>Django</w:t>
+      </w:r>
+      <w:proofErr w:type="spellEnd"/>
+      <w:r>
+        <w:t xml:space="preserve"> REST Framework для построения API, в качестве базы данных используется </w:t>
+      </w:r>
+      <w:proofErr w:type="spellStart"/>
+      <w:r>
+        <w:t>PostgreSQL</w:t>
+      </w:r>
+      <w:proofErr w:type="spellEnd"/>
+      <w:r>
+        <w:t xml:space="preserve">; мобильное клиентское приложение разрабатывается на языке </w:t>
+      </w:r>
+      <w:proofErr w:type="spellStart"/>
+      <w:r>
+        <w:t>Kotlin</w:t>
+      </w:r>
+      <w:proofErr w:type="spellEnd"/>
+      <w:r>
+        <w:t xml:space="preserve"> под платформу </w:t>
+      </w:r>
+      <w:proofErr w:type="spellStart"/>
+      <w:r>
+        <w:t>Android</w:t>
+      </w:r>
+      <w:proofErr w:type="spellEnd"/>
+      <w:r>
+        <w:t xml:space="preserve"> (минимальная версия SDK 26), для офлайн-хранения разговорника, кеша курсов и статей используется </w:t>
+      </w:r>
+      <w:proofErr w:type="spellStart"/>
+      <w:r>
+        <w:t>Room</w:t>
+      </w:r>
+      <w:proofErr w:type="spellEnd"/>
+      <w:r>
+        <w:t xml:space="preserve"> Database, а для хранения токена и настроек пользователя </w:t>
       </w:r>
       <w:r>
         <w:t>-</w:t>
       </w:r>
       <w:r>
-        <w:t xml:space="preserve"> DataStore</w:t>
-      </w:r>
+        <w:t xml:space="preserve"> </w:t>
+      </w:r>
+      <w:proofErr w:type="spellStart"/>
+      <w:r>
+        <w:t>DataStore</w:t>
+      </w:r>
+      <w:proofErr w:type="spellEnd"/>
       <w:r>
         <w:t>.</w:t>
       </w:r>
     </w:p>
     <w:p>
       <w:r>
-        <w:t>Для веб-сайта (Django):</w:t>
-      </w:r>
-    </w:p>
-    <w:p>
-      <w:r>
-        <w:t>Серверная часть системы должна работать под управлением ОС семейства Linux (Ubuntu LTS или CentOS) с использованием Docker для контейнеризации, веб-приложение разрабатывается на фреймворке Django (Python) с использованием SQL</w:t>
+        <w:t>Для веб-сайта (</w:t>
+      </w:r>
+      <w:proofErr w:type="spellStart"/>
+      <w:r>
+        <w:t>Django</w:t>
+      </w:r>
+      <w:proofErr w:type="spellEnd"/>
+      <w:r>
+        <w:t>):</w:t>
+      </w:r>
+    </w:p>
+    <w:p>
+      <w:r>
+        <w:t xml:space="preserve">Серверная часть системы должна работать под управлением ОС семейства Linux (Ubuntu LTS или </w:t>
+      </w:r>
+      <w:proofErr w:type="spellStart"/>
+      <w:r>
+        <w:t>CentOS</w:t>
+      </w:r>
+      <w:proofErr w:type="spellEnd"/>
+      <w:r>
+        <w:t xml:space="preserve">) с использованием </w:t>
+      </w:r>
+      <w:proofErr w:type="spellStart"/>
+      <w:r>
+        <w:t>Docker</w:t>
+      </w:r>
+      <w:proofErr w:type="spellEnd"/>
+      <w:r>
+        <w:t xml:space="preserve"> для контейнеризации, веб-приложение разрабатывается на фреймворке </w:t>
+      </w:r>
+      <w:proofErr w:type="spellStart"/>
+      <w:r>
+        <w:t>Django</w:t>
+      </w:r>
+      <w:proofErr w:type="spellEnd"/>
+      <w:r>
+        <w:t xml:space="preserve"> (Python) с использованием SQL</w:t>
       </w:r>
       <w:r>
         <w:rPr>
@@ -9276,7 +10359,55 @@
         <w:t>Lite</w:t>
       </w:r>
       <w:r>
-        <w:t xml:space="preserve"> в качестве базы данных, асинхронные задачи (парсинг курсов валют и новостных лент) выполняются через Celery с брокером Redis, клиентская часть реализована на HTML, CSS и JavaScript с интеграцией через Django Templates или Django REST Framework для SPA-подхода, все данные пользователя (профиль, история поездок, лимиты) хранятся на сервере с шифрованием персональной информации.</w:t>
+        <w:t xml:space="preserve"> в качестве базы данных, асинхронные задачи (</w:t>
+      </w:r>
+      <w:proofErr w:type="spellStart"/>
+      <w:r>
+        <w:t>парсинг</w:t>
+      </w:r>
+      <w:proofErr w:type="spellEnd"/>
+      <w:r>
+        <w:t xml:space="preserve"> курсов валют и новостных лент) выполняются через </w:t>
+      </w:r>
+      <w:proofErr w:type="spellStart"/>
+      <w:r>
+        <w:t>Celery</w:t>
+      </w:r>
+      <w:proofErr w:type="spellEnd"/>
+      <w:r>
+        <w:t xml:space="preserve"> с брокером </w:t>
+      </w:r>
+      <w:proofErr w:type="spellStart"/>
+      <w:r>
+        <w:t>Redis</w:t>
+      </w:r>
+      <w:proofErr w:type="spellEnd"/>
+      <w:r>
+        <w:t xml:space="preserve">, клиентская часть реализована на HTML, CSS и JavaScript с интеграцией через </w:t>
+      </w:r>
+      <w:proofErr w:type="spellStart"/>
+      <w:r>
+        <w:t>Django</w:t>
+      </w:r>
+      <w:proofErr w:type="spellEnd"/>
+      <w:r>
+        <w:t xml:space="preserve"> </w:t>
+      </w:r>
+      <w:proofErr w:type="spellStart"/>
+      <w:r>
+        <w:t>Templates</w:t>
+      </w:r>
+      <w:proofErr w:type="spellEnd"/>
+      <w:r>
+        <w:t xml:space="preserve"> или </w:t>
+      </w:r>
+      <w:proofErr w:type="spellStart"/>
+      <w:r>
+        <w:t>Django</w:t>
+      </w:r>
+      <w:proofErr w:type="spellEnd"/>
+      <w:r>
+        <w:t xml:space="preserve"> REST Framework для SPA-подхода, все данные пользователя (профиль, история поездок, лимиты) хранятся на сервере с шифрованием персональной информации.</w:t>
       </w:r>
     </w:p>
     <w:p>
@@ -9314,18 +10445,20 @@
         <w:ind w:left="0" w:firstLine="0"/>
         <w:jc w:val="both"/>
       </w:pPr>
-      <w:bookmarkStart w:id="77" w:name="_Toc229937661"/>
-      <w:bookmarkStart w:id="78" w:name="_Toc229991885"/>
-      <w:bookmarkStart w:id="79" w:name="_Toc229991912"/>
-      <w:bookmarkStart w:id="80" w:name="_Toc230178240"/>
+      <w:bookmarkStart w:id="86" w:name="_Toc229937661"/>
+      <w:bookmarkStart w:id="87" w:name="_Toc229991885"/>
+      <w:bookmarkStart w:id="88" w:name="_Toc229991912"/>
+      <w:bookmarkStart w:id="89" w:name="_Toc230178240"/>
+      <w:bookmarkStart w:id="90" w:name="_Toc230250348"/>
       <w:r>
         <w:lastRenderedPageBreak/>
         <w:t>Состав и содержание работ по созданию системы</w:t>
       </w:r>
-      <w:bookmarkEnd w:id="77"/>
-      <w:bookmarkEnd w:id="78"/>
-      <w:bookmarkEnd w:id="79"/>
-      <w:bookmarkEnd w:id="80"/>
+      <w:bookmarkEnd w:id="86"/>
+      <w:bookmarkEnd w:id="87"/>
+      <w:bookmarkEnd w:id="88"/>
+      <w:bookmarkEnd w:id="89"/>
+      <w:bookmarkEnd w:id="90"/>
     </w:p>
     <w:p>
       <w:r>
@@ -9424,18 +10557,20 @@
         <w:ind w:left="0" w:firstLine="0"/>
         <w:jc w:val="both"/>
       </w:pPr>
-      <w:bookmarkStart w:id="81" w:name="_Toc229937662"/>
-      <w:bookmarkStart w:id="82" w:name="_Toc229991886"/>
-      <w:bookmarkStart w:id="83" w:name="_Toc229991913"/>
-      <w:bookmarkStart w:id="84" w:name="_Toc230178241"/>
+      <w:bookmarkStart w:id="91" w:name="_Toc229937662"/>
+      <w:bookmarkStart w:id="92" w:name="_Toc229991886"/>
+      <w:bookmarkStart w:id="93" w:name="_Toc229991913"/>
+      <w:bookmarkStart w:id="94" w:name="_Toc230178241"/>
+      <w:bookmarkStart w:id="95" w:name="_Toc230250349"/>
       <w:r>
         <w:lastRenderedPageBreak/>
         <w:t>Порядок контроля и приёмки системы</w:t>
       </w:r>
-      <w:bookmarkEnd w:id="81"/>
-      <w:bookmarkEnd w:id="82"/>
-      <w:bookmarkEnd w:id="83"/>
-      <w:bookmarkEnd w:id="84"/>
+      <w:bookmarkEnd w:id="91"/>
+      <w:bookmarkEnd w:id="92"/>
+      <w:bookmarkEnd w:id="93"/>
+      <w:bookmarkEnd w:id="94"/>
+      <w:bookmarkEnd w:id="95"/>
     </w:p>
     <w:p>
       <w:r>
@@ -10377,7 +11512,6 @@
           <w:b/>
           <w:szCs w:val="40"/>
         </w:rPr>
-        <w:lastRenderedPageBreak/>
         <w:t>Требования к составу и содержанию работ по подготовке объекта автоматизации к вводу системы в действие</w:t>
       </w:r>
     </w:p>
@@ -10518,22 +11652,24 @@
         <w:ind w:left="0" w:firstLine="0"/>
         <w:jc w:val="both"/>
       </w:pPr>
-      <w:bookmarkStart w:id="85" w:name="_Toc229767180"/>
-      <w:bookmarkStart w:id="86" w:name="_Toc229937663"/>
-      <w:bookmarkStart w:id="87" w:name="_Toc229991887"/>
-      <w:bookmarkStart w:id="88" w:name="_Toc229991914"/>
-      <w:bookmarkStart w:id="89" w:name="_Toc230178242"/>
+      <w:bookmarkStart w:id="96" w:name="_Toc229767180"/>
+      <w:bookmarkStart w:id="97" w:name="_Toc229937663"/>
+      <w:bookmarkStart w:id="98" w:name="_Toc229991887"/>
+      <w:bookmarkStart w:id="99" w:name="_Toc229991914"/>
+      <w:bookmarkStart w:id="100" w:name="_Toc230178242"/>
+      <w:bookmarkStart w:id="101" w:name="_Toc230250350"/>
       <w:r>
         <w:t>Т</w:t>
       </w:r>
       <w:r>
         <w:t>ребования к документированию</w:t>
       </w:r>
-      <w:bookmarkEnd w:id="85"/>
-      <w:bookmarkEnd w:id="86"/>
-      <w:bookmarkEnd w:id="87"/>
-      <w:bookmarkEnd w:id="88"/>
-      <w:bookmarkEnd w:id="89"/>
+      <w:bookmarkEnd w:id="96"/>
+      <w:bookmarkEnd w:id="97"/>
+      <w:bookmarkEnd w:id="98"/>
+      <w:bookmarkEnd w:id="99"/>
+      <w:bookmarkEnd w:id="100"/>
+      <w:bookmarkEnd w:id="101"/>
     </w:p>
     <w:p>
       <w:r>
@@ -11221,19 +12357,21 @@
         <w:ind w:left="0" w:firstLine="0"/>
         <w:jc w:val="both"/>
       </w:pPr>
-      <w:bookmarkStart w:id="90" w:name="_Toc229767181"/>
-      <w:bookmarkStart w:id="91" w:name="_Toc229937664"/>
-      <w:bookmarkStart w:id="92" w:name="_Toc229991888"/>
-      <w:bookmarkStart w:id="93" w:name="_Toc229991915"/>
-      <w:bookmarkStart w:id="94" w:name="_Toc230178243"/>
+      <w:bookmarkStart w:id="102" w:name="_Toc229767181"/>
+      <w:bookmarkStart w:id="103" w:name="_Toc229937664"/>
+      <w:bookmarkStart w:id="104" w:name="_Toc229991888"/>
+      <w:bookmarkStart w:id="105" w:name="_Toc229991915"/>
+      <w:bookmarkStart w:id="106" w:name="_Toc230178243"/>
+      <w:bookmarkStart w:id="107" w:name="_Toc230250351"/>
       <w:r>
         <w:t>Источники разработки</w:t>
       </w:r>
-      <w:bookmarkEnd w:id="90"/>
-      <w:bookmarkEnd w:id="91"/>
-      <w:bookmarkEnd w:id="92"/>
-      <w:bookmarkEnd w:id="93"/>
-      <w:bookmarkEnd w:id="94"/>
+      <w:bookmarkEnd w:id="102"/>
+      <w:bookmarkEnd w:id="103"/>
+      <w:bookmarkEnd w:id="104"/>
+      <w:bookmarkEnd w:id="105"/>
+      <w:bookmarkEnd w:id="106"/>
+      <w:bookmarkEnd w:id="107"/>
     </w:p>
     <w:p>
       <w:r>
@@ -11272,12 +12410,14 @@
       <w:r>
         <w:t xml:space="preserve"> </w:t>
       </w:r>
+      <w:proofErr w:type="spellStart"/>
       <w:r>
         <w:rPr>
           <w:rStyle w:val="ypks7kbdpwfgdykd3qb9"/>
         </w:rPr>
         <w:t>Сorporation</w:t>
       </w:r>
+      <w:proofErr w:type="spellEnd"/>
       <w:r>
         <w:t>».</w:t>
       </w:r>
@@ -11406,7 +12546,15 @@
         <w:t xml:space="preserve"> </w:t>
       </w:r>
       <w:r>
-        <w:t>работы геопозиционирования и зон риска).</w:t>
+        <w:t xml:space="preserve">работы </w:t>
+      </w:r>
+      <w:proofErr w:type="spellStart"/>
+      <w:r>
+        <w:t>геопозиционирования</w:t>
+      </w:r>
+      <w:proofErr w:type="spellEnd"/>
+      <w:r>
+        <w:t xml:space="preserve"> и зон риска).</w:t>
       </w:r>
     </w:p>
     <w:p>
@@ -11418,6 +12566,17 @@
       <w:r>
         <w:br w:type="page"/>
       </w:r>
+    </w:p>
+    <w:p>
+      <w:pPr>
+        <w:pStyle w:val="1"/>
+      </w:pPr>
+      <w:bookmarkStart w:id="108" w:name="_Toc230250352"/>
+      <w:r>
+        <w:lastRenderedPageBreak/>
+        <w:t>ПРИЛОЖЕНИЕ Б</w:t>
+      </w:r>
+      <w:bookmarkEnd w:id="108"/>
     </w:p>
     <w:p>
       <w:pPr>
@@ -11427,8 +12586,27 @@
         </w:tabs>
         <w:spacing w:after="160"/>
         <w:ind w:left="709" w:firstLine="0"/>
-        <w:jc w:val="left"/>
-      </w:pPr>
+        <w:jc w:val="center"/>
+        <w:rPr>
+          <w:b/>
+          <w:bCs/>
+        </w:rPr>
+      </w:pPr>
+      <w:r>
+        <w:rPr>
+          <w:b/>
+          <w:bCs/>
+          <w:lang w:val="en-US"/>
+        </w:rPr>
+        <w:t xml:space="preserve">Html </w:t>
+      </w:r>
+      <w:r>
+        <w:rPr>
+          <w:b/>
+          <w:bCs/>
+        </w:rPr>
+        <w:t>странички</w:t>
+      </w:r>
     </w:p>
     <w:p>
       <w:pPr>
@@ -11485,7 +12663,7 @@
 </file>
 
 <file path=word/endnotes.xml><?xml version="1.0" encoding="utf-8"?>
-<w:endnotes xmlns:wpc="http://schemas.microsoft.com/office/word/2010/wordprocessingCanvas" xmlns:cx="http://schemas.microsoft.com/office/drawing/2014/chartex" xmlns:cx1="http://schemas.microsoft.com/office/drawing/2015/9/8/chartex" xmlns:cx2="http://schemas.microsoft.com/office/drawing/2015/10/21/chartex" xmlns:cx3="http://schemas.microsoft.com/office/drawing/2016/5/9/chartex" xmlns:cx4="http://schemas.microsoft.com/office/drawing/2016/5/10/chartex" xmlns:cx5="http://schemas.microsoft.com/office/drawing/2016/5/11/chartex" xmlns:cx6="http://schemas.microsoft.com/office/drawing/2016/5/12/chartex" xmlns:cx7="http://schemas.microsoft.com/office/drawing/2016/5/13/chartex" xmlns:cx8="http://schemas.microsoft.com/office/drawing/2016/5/14/chartex" xmlns:mc="http://schemas.openxmlformats.org/markup-compatibility/2006" xmlns:aink="http://schemas.microsoft.com/office/drawing/2016/ink" xmlns:am3d="http://schemas.microsoft.com/office/drawing/2017/model3d" xmlns:o="urn:schemas-microsoft-com:office:office" xmlns:r="http://schemas.openxmlformats.org/officeDocument/2006/relationships" xmlns:m="http://schemas.openxmlformats.org/officeDocument/2006/math" xmlns:v="urn:schemas-microsoft-com:vml" xmlns:wp14="http://schemas.microsoft.com/office/word/2010/wordprocessingDrawing" xmlns:wp="http://schemas.openxmlformats.org/drawingml/2006/wordprocessingDrawing" xmlns:w10="urn:schemas-microsoft-com:office:word" xmlns:w="http://schemas.openxmlformats.org/wordprocessingml/2006/main" xmlns:w14="http://schemas.microsoft.com/office/word/2010/wordml" xmlns:w15="http://schemas.microsoft.com/office/word/2012/wordml" xmlns:w16cex="http://schemas.microsoft.com/office/word/2018/wordml/cex" xmlns:w16cid="http://schemas.microsoft.com/office/word/2016/wordml/cid" xmlns:w16="http://schemas.microsoft.com/office/word/2018/wordml" xmlns:w16sdtdh="http://schemas.microsoft.com/office/word/2020/wordml/sdtdatahash" xmlns:w16se="http://schemas.microsoft.com/office/word/2015/wordml/symex" xmlns:wpg="http://schemas.microsoft.com/office/word/2010/wordprocessingGroup" xmlns:wpi="http://schemas.microsoft.com/office/word/2010/wordprocessingInk" xmlns:wne="http://schemas.microsoft.com/office/word/2006/wordml" xmlns:wps="http://schemas.microsoft.com/office/word/2010/wordprocessingShape" mc:Ignorable="w14 w15 w16se w16cid w16 w16cex w16sdtdh wp14">
+<w:endnotes xmlns:wpc="http://schemas.microsoft.com/office/word/2010/wordprocessingCanvas" xmlns:cx="http://schemas.microsoft.com/office/drawing/2014/chartex" xmlns:cx1="http://schemas.microsoft.com/office/drawing/2015/9/8/chartex" xmlns:cx2="http://schemas.microsoft.com/office/drawing/2015/10/21/chartex" xmlns:cx3="http://schemas.microsoft.com/office/drawing/2016/5/9/chartex" xmlns:cx4="http://schemas.microsoft.com/office/drawing/2016/5/10/chartex" xmlns:cx5="http://schemas.microsoft.com/office/drawing/2016/5/11/chartex" xmlns:cx6="http://schemas.microsoft.com/office/drawing/2016/5/12/chartex" xmlns:cx7="http://schemas.microsoft.com/office/drawing/2016/5/13/chartex" xmlns:cx8="http://schemas.microsoft.com/office/drawing/2016/5/14/chartex" xmlns:mc="http://schemas.openxmlformats.org/markup-compatibility/2006" xmlns:aink="http://schemas.microsoft.com/office/drawing/2016/ink" xmlns:am3d="http://schemas.microsoft.com/office/drawing/2017/model3d" xmlns:o="urn:schemas-microsoft-com:office:office" xmlns:oel="http://schemas.microsoft.com/office/2019/extlst" xmlns:r="http://schemas.openxmlformats.org/officeDocument/2006/relationships" xmlns:m="http://schemas.openxmlformats.org/officeDocument/2006/math" xmlns:v="urn:schemas-microsoft-com:vml" xmlns:wp14="http://schemas.microsoft.com/office/word/2010/wordprocessingDrawing" xmlns:wp="http://schemas.openxmlformats.org/drawingml/2006/wordprocessingDrawing" xmlns:w10="urn:schemas-microsoft-com:office:word" xmlns:w="http://schemas.openxmlformats.org/wordprocessingml/2006/main" xmlns:w14="http://schemas.microsoft.com/office/word/2010/wordml" xmlns:w15="http://schemas.microsoft.com/office/word/2012/wordml" xmlns:w16cex="http://schemas.microsoft.com/office/word/2018/wordml/cex" xmlns:w16cid="http://schemas.microsoft.com/office/word/2016/wordml/cid" xmlns:w16="http://schemas.microsoft.com/office/word/2018/wordml" xmlns:w16sdtdh="http://schemas.microsoft.com/office/word/2020/wordml/sdtdatahash" xmlns:w16se="http://schemas.microsoft.com/office/word/2015/wordml/symex" xmlns:wpg="http://schemas.microsoft.com/office/word/2010/wordprocessingGroup" xmlns:wpi="http://schemas.microsoft.com/office/word/2010/wordprocessingInk" xmlns:wne="http://schemas.microsoft.com/office/word/2006/wordml" xmlns:wps="http://schemas.microsoft.com/office/word/2010/wordprocessingShape" mc:Ignorable="w14 w15 w16se w16cid w16 w16cex w16sdtdh wp14">
   <w:endnote w:type="separator" w:id="-1">
     <w:p>
       <w:pPr>
@@ -11510,7 +12688,7 @@
 </file>
 
 <file path=word/footer1.xml><?xml version="1.0" encoding="utf-8"?>
-<w:ftr xmlns:wpc="http://schemas.microsoft.com/office/word/2010/wordprocessingCanvas" xmlns:cx="http://schemas.microsoft.com/office/drawing/2014/chartex" xmlns:cx1="http://schemas.microsoft.com/office/drawing/2015/9/8/chartex" xmlns:cx2="http://schemas.microsoft.com/office/drawing/2015/10/21/chartex" xmlns:cx3="http://schemas.microsoft.com/office/drawing/2016/5/9/chartex" xmlns:cx4="http://schemas.microsoft.com/office/drawing/2016/5/10/chartex" xmlns:cx5="http://schemas.microsoft.com/office/drawing/2016/5/11/chartex" xmlns:cx6="http://schemas.microsoft.com/office/drawing/2016/5/12/chartex" xmlns:cx7="http://schemas.microsoft.com/office/drawing/2016/5/13/chartex" xmlns:cx8="http://schemas.microsoft.com/office/drawing/2016/5/14/chartex" xmlns:mc="http://schemas.openxmlformats.org/markup-compatibility/2006" xmlns:aink="http://schemas.microsoft.com/office/drawing/2016/ink" xmlns:am3d="http://schemas.microsoft.com/office/drawing/2017/model3d" xmlns:o="urn:schemas-microsoft-com:office:office" xmlns:r="http://schemas.openxmlformats.org/officeDocument/2006/relationships" xmlns:m="http://schemas.openxmlformats.org/officeDocument/2006/math" xmlns:v="urn:schemas-microsoft-com:vml" xmlns:wp14="http://schemas.microsoft.com/office/word/2010/wordprocessingDrawing" xmlns:wp="http://schemas.openxmlformats.org/drawingml/2006/wordprocessingDrawing" xmlns:w10="urn:schemas-microsoft-com:office:word" xmlns:w="http://schemas.openxmlformats.org/wordprocessingml/2006/main" xmlns:w14="http://schemas.microsoft.com/office/word/2010/wordml" xmlns:w15="http://schemas.microsoft.com/office/word/2012/wordml" xmlns:w16cex="http://schemas.microsoft.com/office/word/2018/wordml/cex" xmlns:w16cid="http://schemas.microsoft.com/office/word/2016/wordml/cid" xmlns:w16="http://schemas.microsoft.com/office/word/2018/wordml" xmlns:w16sdtdh="http://schemas.microsoft.com/office/word/2020/wordml/sdtdatahash" xmlns:w16se="http://schemas.microsoft.com/office/word/2015/wordml/symex" xmlns:wpg="http://schemas.microsoft.com/office/word/2010/wordprocessingGroup" xmlns:wpi="http://schemas.microsoft.com/office/word/2010/wordprocessingInk" xmlns:wne="http://schemas.microsoft.com/office/word/2006/wordml" xmlns:wps="http://schemas.microsoft.com/office/word/2010/wordprocessingShape" mc:Ignorable="w14 w15 w16se w16cid w16 w16cex w16sdtdh wp14">
+<w:ftr xmlns:wpc="http://schemas.microsoft.com/office/word/2010/wordprocessingCanvas" xmlns:cx="http://schemas.microsoft.com/office/drawing/2014/chartex" xmlns:cx1="http://schemas.microsoft.com/office/drawing/2015/9/8/chartex" xmlns:cx2="http://schemas.microsoft.com/office/drawing/2015/10/21/chartex" xmlns:cx3="http://schemas.microsoft.com/office/drawing/2016/5/9/chartex" xmlns:cx4="http://schemas.microsoft.com/office/drawing/2016/5/10/chartex" xmlns:cx5="http://schemas.microsoft.com/office/drawing/2016/5/11/chartex" xmlns:cx6="http://schemas.microsoft.com/office/drawing/2016/5/12/chartex" xmlns:cx7="http://schemas.microsoft.com/office/drawing/2016/5/13/chartex" xmlns:cx8="http://schemas.microsoft.com/office/drawing/2016/5/14/chartex" xmlns:mc="http://schemas.openxmlformats.org/markup-compatibility/2006" xmlns:aink="http://schemas.microsoft.com/office/drawing/2016/ink" xmlns:am3d="http://schemas.microsoft.com/office/drawing/2017/model3d" xmlns:o="urn:schemas-microsoft-com:office:office" xmlns:oel="http://schemas.microsoft.com/office/2019/extlst" xmlns:r="http://schemas.openxmlformats.org/officeDocument/2006/relationships" xmlns:m="http://schemas.openxmlformats.org/officeDocument/2006/math" xmlns:v="urn:schemas-microsoft-com:vml" xmlns:wp14="http://schemas.microsoft.com/office/word/2010/wordprocessingDrawing" xmlns:wp="http://schemas.openxmlformats.org/drawingml/2006/wordprocessingDrawing" xmlns:w10="urn:schemas-microsoft-com:office:word" xmlns:w="http://schemas.openxmlformats.org/wordprocessingml/2006/main" xmlns:w14="http://schemas.microsoft.com/office/word/2010/wordml" xmlns:w15="http://schemas.microsoft.com/office/word/2012/wordml" xmlns:w16cex="http://schemas.microsoft.com/office/word/2018/wordml/cex" xmlns:w16cid="http://schemas.microsoft.com/office/word/2016/wordml/cid" xmlns:w16="http://schemas.microsoft.com/office/word/2018/wordml" xmlns:w16sdtdh="http://schemas.microsoft.com/office/word/2020/wordml/sdtdatahash" xmlns:w16se="http://schemas.microsoft.com/office/word/2015/wordml/symex" xmlns:wpg="http://schemas.microsoft.com/office/word/2010/wordprocessingGroup" xmlns:wpi="http://schemas.microsoft.com/office/word/2010/wordprocessingInk" xmlns:wne="http://schemas.microsoft.com/office/word/2006/wordml" xmlns:wps="http://schemas.microsoft.com/office/word/2010/wordprocessingShape" mc:Ignorable="w14 w15 w16se w16cid w16 w16cex w16sdtdh wp14">
   <w:sdt>
     <w:sdtPr>
       <w:id w:val="-1588379665"/>
@@ -11519,7 +12697,6 @@
         <w:docPartUnique/>
       </w:docPartObj>
     </w:sdtPr>
-    <w:sdtEndPr/>
     <w:sdtContent>
       <w:p>
         <w:pPr>
@@ -11553,7 +12730,7 @@
 </file>
 
 <file path=word/footnotes.xml><?xml version="1.0" encoding="utf-8"?>
-<w:footnotes xmlns:wpc="http://schemas.microsoft.com/office/word/2010/wordprocessingCanvas" xmlns:cx="http://schemas.microsoft.com/office/drawing/2014/chartex" xmlns:cx1="http://schemas.microsoft.com/office/drawing/2015/9/8/chartex" xmlns:cx2="http://schemas.microsoft.com/office/drawing/2015/10/21/chartex" xmlns:cx3="http://schemas.microsoft.com/office/drawing/2016/5/9/chartex" xmlns:cx4="http://schemas.microsoft.com/office/drawing/2016/5/10/chartex" xmlns:cx5="http://schemas.microsoft.com/office/drawing/2016/5/11/chartex" xmlns:cx6="http://schemas.microsoft.com/office/drawing/2016/5/12/chartex" xmlns:cx7="http://schemas.microsoft.com/office/drawing/2016/5/13/chartex" xmlns:cx8="http://schemas.microsoft.com/office/drawing/2016/5/14/chartex" xmlns:mc="http://schemas.openxmlformats.org/markup-compatibility/2006" xmlns:aink="http://schemas.microsoft.com/office/drawing/2016/ink" xmlns:am3d="http://schemas.microsoft.com/office/drawing/2017/model3d" xmlns:o="urn:schemas-microsoft-com:office:office" xmlns:r="http://schemas.openxmlformats.org/officeDocument/2006/relationships" xmlns:m="http://schemas.openxmlformats.org/officeDocument/2006/math" xmlns:v="urn:schemas-microsoft-com:vml" xmlns:wp14="http://schemas.microsoft.com/office/word/2010/wordprocessingDrawing" xmlns:wp="http://schemas.openxmlformats.org/drawingml/2006/wordprocessingDrawing" xmlns:w10="urn:schemas-microsoft-com:office:word" xmlns:w="http://schemas.openxmlformats.org/wordprocessingml/2006/main" xmlns:w14="http://schemas.microsoft.com/office/word/2010/wordml" xmlns:w15="http://schemas.microsoft.com/office/word/2012/wordml" xmlns:w16cex="http://schemas.microsoft.com/office/word/2018/wordml/cex" xmlns:w16cid="http://schemas.microsoft.com/office/word/2016/wordml/cid" xmlns:w16="http://schemas.microsoft.com/office/word/2018/wordml" xmlns:w16sdtdh="http://schemas.microsoft.com/office/word/2020/wordml/sdtdatahash" xmlns:w16se="http://schemas.microsoft.com/office/word/2015/wordml/symex" xmlns:wpg="http://schemas.microsoft.com/office/word/2010/wordprocessingGroup" xmlns:wpi="http://schemas.microsoft.com/office/word/2010/wordprocessingInk" xmlns:wne="http://schemas.microsoft.com/office/word/2006/wordml" xmlns:wps="http://schemas.microsoft.com/office/word/2010/wordprocessingShape" mc:Ignorable="w14 w15 w16se w16cid w16 w16cex w16sdtdh wp14">
+<w:footnotes xmlns:wpc="http://schemas.microsoft.com/office/word/2010/wordprocessingCanvas" xmlns:cx="http://schemas.microsoft.com/office/drawing/2014/chartex" xmlns:cx1="http://schemas.microsoft.com/office/drawing/2015/9/8/chartex" xmlns:cx2="http://schemas.microsoft.com/office/drawing/2015/10/21/chartex" xmlns:cx3="http://schemas.microsoft.com/office/drawing/2016/5/9/chartex" xmlns:cx4="http://schemas.microsoft.com/office/drawing/2016/5/10/chartex" xmlns:cx5="http://schemas.microsoft.com/office/drawing/2016/5/11/chartex" xmlns:cx6="http://schemas.microsoft.com/office/drawing/2016/5/12/chartex" xmlns:cx7="http://schemas.microsoft.com/office/drawing/2016/5/13/chartex" xmlns:cx8="http://schemas.microsoft.com/office/drawing/2016/5/14/chartex" xmlns:mc="http://schemas.openxmlformats.org/markup-compatibility/2006" xmlns:aink="http://schemas.microsoft.com/office/drawing/2016/ink" xmlns:am3d="http://schemas.microsoft.com/office/drawing/2017/model3d" xmlns:o="urn:schemas-microsoft-com:office:office" xmlns:oel="http://schemas.microsoft.com/office/2019/extlst" xmlns:r="http://schemas.openxmlformats.org/officeDocument/2006/relationships" xmlns:m="http://schemas.openxmlformats.org/officeDocument/2006/math" xmlns:v="urn:schemas-microsoft-com:vml" xmlns:wp14="http://schemas.microsoft.com/office/word/2010/wordprocessingDrawing" xmlns:wp="http://schemas.openxmlformats.org/drawingml/2006/wordprocessingDrawing" xmlns:w10="urn:schemas-microsoft-com:office:word" xmlns:w="http://schemas.openxmlformats.org/wordprocessingml/2006/main" xmlns:w14="http://schemas.microsoft.com/office/word/2010/wordml" xmlns:w15="http://schemas.microsoft.com/office/word/2012/wordml" xmlns:w16cex="http://schemas.microsoft.com/office/word/2018/wordml/cex" xmlns:w16cid="http://schemas.microsoft.com/office/word/2016/wordml/cid" xmlns:w16="http://schemas.microsoft.com/office/word/2018/wordml" xmlns:w16sdtdh="http://schemas.microsoft.com/office/word/2020/wordml/sdtdatahash" xmlns:w16se="http://schemas.microsoft.com/office/word/2015/wordml/symex" xmlns:wpg="http://schemas.microsoft.com/office/word/2010/wordprocessingGroup" xmlns:wpi="http://schemas.microsoft.com/office/word/2010/wordprocessingInk" xmlns:wne="http://schemas.microsoft.com/office/word/2006/wordml" xmlns:wps="http://schemas.microsoft.com/office/word/2010/wordprocessingShape" mc:Ignorable="w14 w15 w16se w16cid w16 w16cex w16sdtdh wp14">
   <w:footnote w:type="separator" w:id="-1">
     <w:p>
       <w:pPr>
@@ -11578,7 +12755,7 @@
 </file>
 
 <file path=word/numbering.xml><?xml version="1.0" encoding="utf-8"?>
-<w:numbering xmlns:wpc="http://schemas.microsoft.com/office/word/2010/wordprocessingCanvas" xmlns:cx="http://schemas.microsoft.com/office/drawing/2014/chartex" xmlns:cx1="http://schemas.microsoft.com/office/drawing/2015/9/8/chartex" xmlns:cx2="http://schemas.microsoft.com/office/drawing/2015/10/21/chartex" xmlns:cx3="http://schemas.microsoft.com/office/drawing/2016/5/9/chartex" xmlns:cx4="http://schemas.microsoft.com/office/drawing/2016/5/10/chartex" xmlns:cx5="http://schemas.microsoft.com/office/drawing/2016/5/11/chartex" xmlns:cx6="http://schemas.microsoft.com/office/drawing/2016/5/12/chartex" xmlns:cx7="http://schemas.microsoft.com/office/drawing/2016/5/13/chartex" xmlns:cx8="http://schemas.microsoft.com/office/drawing/2016/5/14/chartex" xmlns:mc="http://schemas.openxmlformats.org/markup-compatibility/2006" xmlns:aink="http://schemas.microsoft.com/office/drawing/2016/ink" xmlns:am3d="http://schemas.microsoft.com/office/drawing/2017/model3d" xmlns:o="urn:schemas-microsoft-com:office:office" xmlns:r="http://schemas.openxmlformats.org/officeDocument/2006/relationships" xmlns:m="http://schemas.openxmlformats.org/officeDocument/2006/math" xmlns:v="urn:schemas-microsoft-com:vml" xmlns:wp14="http://schemas.microsoft.com/office/word/2010/wordprocessingDrawing" xmlns:wp="http://schemas.openxmlformats.org/drawingml/2006/wordprocessingDrawing" xmlns:w10="urn:schemas-microsoft-com:office:word" xmlns:w="http://schemas.openxmlformats.org/wordprocessingml/2006/main" xmlns:w14="http://schemas.microsoft.com/office/word/2010/wordml" xmlns:w15="http://schemas.microsoft.com/office/word/2012/wordml" xmlns:w16cex="http://schemas.microsoft.com/office/word/2018/wordml/cex" xmlns:w16cid="http://schemas.microsoft.com/office/word/2016/wordml/cid" xmlns:w16="http://schemas.microsoft.com/office/word/2018/wordml" xmlns:w16sdtdh="http://schemas.microsoft.com/office/word/2020/wordml/sdtdatahash" xmlns:w16se="http://schemas.microsoft.com/office/word/2015/wordml/symex" xmlns:wpg="http://schemas.microsoft.com/office/word/2010/wordprocessingGroup" xmlns:wpi="http://schemas.microsoft.com/office/word/2010/wordprocessingInk" xmlns:wne="http://schemas.microsoft.com/office/word/2006/wordml" xmlns:wps="http://schemas.microsoft.com/office/word/2010/wordprocessingShape" mc:Ignorable="w14 w15 w16se w16cid w16 w16cex w16sdtdh wp14">
+<w:numbering xmlns:wpc="http://schemas.microsoft.com/office/word/2010/wordprocessingCanvas" xmlns:cx="http://schemas.microsoft.com/office/drawing/2014/chartex" xmlns:cx1="http://schemas.microsoft.com/office/drawing/2015/9/8/chartex" xmlns:cx2="http://schemas.microsoft.com/office/drawing/2015/10/21/chartex" xmlns:cx3="http://schemas.microsoft.com/office/drawing/2016/5/9/chartex" xmlns:cx4="http://schemas.microsoft.com/office/drawing/2016/5/10/chartex" xmlns:cx5="http://schemas.microsoft.com/office/drawing/2016/5/11/chartex" xmlns:cx6="http://schemas.microsoft.com/office/drawing/2016/5/12/chartex" xmlns:cx7="http://schemas.microsoft.com/office/drawing/2016/5/13/chartex" xmlns:cx8="http://schemas.microsoft.com/office/drawing/2016/5/14/chartex" xmlns:mc="http://schemas.openxmlformats.org/markup-compatibility/2006" xmlns:aink="http://schemas.microsoft.com/office/drawing/2016/ink" xmlns:am3d="http://schemas.microsoft.com/office/drawing/2017/model3d" xmlns:o="urn:schemas-microsoft-com:office:office" xmlns:oel="http://schemas.microsoft.com/office/2019/extlst" xmlns:r="http://schemas.openxmlformats.org/officeDocument/2006/relationships" xmlns:m="http://schemas.openxmlformats.org/officeDocument/2006/math" xmlns:v="urn:schemas-microsoft-com:vml" xmlns:wp14="http://schemas.microsoft.com/office/word/2010/wordprocessingDrawing" xmlns:wp="http://schemas.openxmlformats.org/drawingml/2006/wordprocessingDrawing" xmlns:w10="urn:schemas-microsoft-com:office:word" xmlns:w="http://schemas.openxmlformats.org/wordprocessingml/2006/main" xmlns:w14="http://schemas.microsoft.com/office/word/2010/wordml" xmlns:w15="http://schemas.microsoft.com/office/word/2012/wordml" xmlns:w16cex="http://schemas.microsoft.com/office/word/2018/wordml/cex" xmlns:w16cid="http://schemas.microsoft.com/office/word/2016/wordml/cid" xmlns:w16="http://schemas.microsoft.com/office/word/2018/wordml" xmlns:w16sdtdh="http://schemas.microsoft.com/office/word/2020/wordml/sdtdatahash" xmlns:w16se="http://schemas.microsoft.com/office/word/2015/wordml/symex" xmlns:wpg="http://schemas.microsoft.com/office/word/2010/wordprocessingGroup" xmlns:wpi="http://schemas.microsoft.com/office/word/2010/wordprocessingInk" xmlns:wne="http://schemas.microsoft.com/office/word/2006/wordml" xmlns:wps="http://schemas.microsoft.com/office/word/2010/wordprocessingShape" mc:Ignorable="w14 w15 w16se w16cid w16 w16cex w16sdtdh wp14">
   <w:abstractNum w:abstractNumId="0" w15:restartNumberingAfterBreak="0">
     <w:nsid w:val="0A1E5EDD"/>
     <w:multiLevelType w:val="hybridMultilevel"/>
@@ -14356,88 +15533,88 @@
       </w:pPr>
     </w:lvl>
   </w:abstractNum>
-  <w:num w:numId="1">
+  <w:num w:numId="1" w16cid:durableId="1250581233">
     <w:abstractNumId w:val="9"/>
   </w:num>
-  <w:num w:numId="2">
+  <w:num w:numId="2" w16cid:durableId="1692298857">
     <w:abstractNumId w:val="22"/>
   </w:num>
-  <w:num w:numId="3">
+  <w:num w:numId="3" w16cid:durableId="3867408">
     <w:abstractNumId w:val="10"/>
   </w:num>
-  <w:num w:numId="4">
+  <w:num w:numId="4" w16cid:durableId="522522166">
     <w:abstractNumId w:val="1"/>
   </w:num>
-  <w:num w:numId="5">
+  <w:num w:numId="5" w16cid:durableId="1782143094">
     <w:abstractNumId w:val="5"/>
   </w:num>
-  <w:num w:numId="6">
+  <w:num w:numId="6" w16cid:durableId="2115051307">
     <w:abstractNumId w:val="15"/>
   </w:num>
-  <w:num w:numId="7">
+  <w:num w:numId="7" w16cid:durableId="194539806">
     <w:abstractNumId w:val="2"/>
   </w:num>
-  <w:num w:numId="8">
+  <w:num w:numId="8" w16cid:durableId="2028673778">
     <w:abstractNumId w:val="17"/>
   </w:num>
-  <w:num w:numId="9">
+  <w:num w:numId="9" w16cid:durableId="38552860">
     <w:abstractNumId w:val="6"/>
   </w:num>
-  <w:num w:numId="10">
+  <w:num w:numId="10" w16cid:durableId="883491464">
     <w:abstractNumId w:val="18"/>
   </w:num>
-  <w:num w:numId="11">
+  <w:num w:numId="11" w16cid:durableId="1604000360">
     <w:abstractNumId w:val="11"/>
   </w:num>
-  <w:num w:numId="12">
+  <w:num w:numId="12" w16cid:durableId="467624287">
     <w:abstractNumId w:val="27"/>
   </w:num>
-  <w:num w:numId="13">
+  <w:num w:numId="13" w16cid:durableId="1610045358">
     <w:abstractNumId w:val="0"/>
   </w:num>
-  <w:num w:numId="14">
+  <w:num w:numId="14" w16cid:durableId="531840876">
     <w:abstractNumId w:val="26"/>
   </w:num>
-  <w:num w:numId="15">
+  <w:num w:numId="15" w16cid:durableId="465662240">
     <w:abstractNumId w:val="4"/>
   </w:num>
-  <w:num w:numId="16">
+  <w:num w:numId="16" w16cid:durableId="1584413047">
     <w:abstractNumId w:val="8"/>
   </w:num>
-  <w:num w:numId="17">
+  <w:num w:numId="17" w16cid:durableId="1258515586">
     <w:abstractNumId w:val="20"/>
   </w:num>
-  <w:num w:numId="18">
+  <w:num w:numId="18" w16cid:durableId="159465643">
     <w:abstractNumId w:val="24"/>
   </w:num>
-  <w:num w:numId="19">
+  <w:num w:numId="19" w16cid:durableId="1646007153">
     <w:abstractNumId w:val="14"/>
   </w:num>
-  <w:num w:numId="20">
+  <w:num w:numId="20" w16cid:durableId="267585903">
     <w:abstractNumId w:val="16"/>
   </w:num>
-  <w:num w:numId="21">
+  <w:num w:numId="21" w16cid:durableId="1542129714">
     <w:abstractNumId w:val="7"/>
   </w:num>
-  <w:num w:numId="22">
+  <w:num w:numId="22" w16cid:durableId="176776408">
     <w:abstractNumId w:val="25"/>
   </w:num>
-  <w:num w:numId="23">
+  <w:num w:numId="23" w16cid:durableId="1901862254">
     <w:abstractNumId w:val="19"/>
   </w:num>
-  <w:num w:numId="24">
+  <w:num w:numId="24" w16cid:durableId="1188176037">
     <w:abstractNumId w:val="3"/>
   </w:num>
-  <w:num w:numId="25">
+  <w:num w:numId="25" w16cid:durableId="1340698235">
     <w:abstractNumId w:val="13"/>
   </w:num>
-  <w:num w:numId="26">
+  <w:num w:numId="26" w16cid:durableId="802968411">
     <w:abstractNumId w:val="12"/>
   </w:num>
-  <w:num w:numId="27">
+  <w:num w:numId="27" w16cid:durableId="39981479">
     <w:abstractNumId w:val="23"/>
   </w:num>
-  <w:num w:numId="28">
+  <w:num w:numId="28" w16cid:durableId="1288198343">
     <w:abstractNumId w:val="21"/>
   </w:num>
 </w:numbering>

--- a/отчет по уп.docx
+++ b/отчет по уп.docx
@@ -262,18 +262,8 @@
           <w:szCs w:val="28"/>
           <w:lang w:eastAsia="ru-RU"/>
         </w:rPr>
-        <w:t xml:space="preserve">____________ Ю.С. </w:t>
-      </w:r>
-      <w:proofErr w:type="spellStart"/>
-      <w:r>
-        <w:rPr>
-          <w:rFonts w:eastAsia="Times New Roman" w:cs="Times New Roman"/>
-          <w:szCs w:val="28"/>
-          <w:lang w:eastAsia="ru-RU"/>
-        </w:rPr>
-        <w:t>Мамшева</w:t>
-      </w:r>
-      <w:proofErr w:type="spellEnd"/>
+        <w:t>____________ Ю.С. Мамшева</w:t>
+      </w:r>
     </w:p>
     <w:p>
       <w:pPr>
@@ -539,23 +529,7 @@
           <w:rFonts w:eastAsia="Times New Roman" w:cs="Times New Roman"/>
           <w:lang w:eastAsia="ru-RU"/>
         </w:rPr>
-        <w:t xml:space="preserve">Руководитель: ___________ </w:t>
-      </w:r>
-      <w:proofErr w:type="spellStart"/>
-      <w:r>
-        <w:rPr>
-          <w:rFonts w:eastAsia="Times New Roman" w:cs="Times New Roman"/>
-          <w:lang w:eastAsia="ru-RU"/>
-        </w:rPr>
-        <w:t>Мамшева</w:t>
-      </w:r>
-      <w:proofErr w:type="spellEnd"/>
-      <w:r>
-        <w:rPr>
-          <w:rFonts w:eastAsia="Times New Roman" w:cs="Times New Roman"/>
-          <w:lang w:eastAsia="ru-RU"/>
-        </w:rPr>
-        <w:t xml:space="preserve"> Ю.С. </w:t>
+        <w:t xml:space="preserve">Руководитель: ___________ Мамшева Ю.С. </w:t>
       </w:r>
       <w:r>
         <w:rPr>
@@ -2977,15 +2951,7 @@
     </w:p>
     <w:p>
       <w:r>
-        <w:t>Для дальнейшего процесса разработки и сохранения документации был создан репозиторий, который получил название «</w:t>
-      </w:r>
-      <w:proofErr w:type="spellStart"/>
-      <w:r>
-        <w:t>CountryGuide</w:t>
-      </w:r>
-      <w:proofErr w:type="spellEnd"/>
-      <w:r>
-        <w:t>». В рамках кооперации к работе над проектом был добавлен ещё один разработчик.</w:t>
+        <w:t>Для дальнейшего процесса разработки и сохранения документации был создан репозиторий, который получил название «CountryGuide». В рамках кооперации к работе над проектом был добавлен ещё один разработчик.</w:t>
       </w:r>
     </w:p>
     <w:p>
@@ -3005,13 +2971,8 @@
         </w:tabs>
         <w:ind w:left="0" w:firstLine="709"/>
       </w:pPr>
-      <w:proofErr w:type="spellStart"/>
-      <w:r>
-        <w:t>main</w:t>
-      </w:r>
-      <w:proofErr w:type="spellEnd"/>
-      <w:r>
-        <w:t xml:space="preserve"> — основная (главная) ветка, в которую выгружаются стабильные рабочие версии проекта;</w:t>
+      <w:r>
+        <w:t>main — основная (главная) ветка, в которую выгружаются стабильные рабочие версии проекта;</w:t>
       </w:r>
     </w:p>
     <w:p>
@@ -3026,21 +2987,8 @@
         </w:tabs>
         <w:ind w:left="0" w:firstLine="709"/>
       </w:pPr>
-      <w:proofErr w:type="spellStart"/>
-      <w:r>
-        <w:t>develop</w:t>
-      </w:r>
-      <w:proofErr w:type="spellEnd"/>
-      <w:r>
-        <w:t xml:space="preserve"> — ветка разработки, в которую сливаются готовые версии продукта для последующего копирования в ветку </w:t>
-      </w:r>
-      <w:proofErr w:type="spellStart"/>
-      <w:r>
-        <w:t>main</w:t>
-      </w:r>
-      <w:proofErr w:type="spellEnd"/>
-      <w:r>
-        <w:t>;</w:t>
+      <w:r>
+        <w:t>develop — ветка разработки, в которую сливаются готовые версии продукта для последующего копирования в ветку main;</w:t>
       </w:r>
     </w:p>
     <w:p>
@@ -3055,13 +3003,8 @@
         </w:tabs>
         <w:ind w:left="0" w:firstLine="709"/>
       </w:pPr>
-      <w:proofErr w:type="spellStart"/>
-      <w:r>
-        <w:t>developP</w:t>
-      </w:r>
-      <w:proofErr w:type="spellEnd"/>
-      <w:r>
-        <w:t xml:space="preserve"> — ветка первого разработчика;</w:t>
+      <w:r>
+        <w:t>developP — ветка первого разработчика;</w:t>
       </w:r>
     </w:p>
     <w:p>
@@ -3076,13 +3019,8 @@
         </w:tabs>
         <w:ind w:left="0" w:firstLine="709"/>
       </w:pPr>
-      <w:proofErr w:type="spellStart"/>
-      <w:r>
-        <w:t>developA</w:t>
-      </w:r>
-      <w:proofErr w:type="spellEnd"/>
-      <w:r>
-        <w:t xml:space="preserve"> — ветка второго разработчика.</w:t>
+      <w:r>
+        <w:t>developA — ветка второго разработчика.</w:t>
       </w:r>
     </w:p>
     <w:p>
@@ -3162,41 +3100,15 @@
         <w:fldChar w:fldCharType="end"/>
       </w:r>
       <w:r>
-        <w:t xml:space="preserve">. </w:t>
-      </w:r>
-      <w:proofErr w:type="spellStart"/>
-      <w:r>
-        <w:t>Репризиторий</w:t>
-      </w:r>
-      <w:proofErr w:type="spellEnd"/>
-      <w:r>
-        <w:t xml:space="preserve"> </w:t>
-      </w:r>
-      <w:proofErr w:type="spellStart"/>
+        <w:t xml:space="preserve">. Репризиторий </w:t>
+      </w:r>
       <w:r>
         <w:t>CountryGuide</w:t>
       </w:r>
-      <w:proofErr w:type="spellEnd"/>
-    </w:p>
-    <w:p>
-      <w:r>
-        <w:t xml:space="preserve">Далее приведем пример работы с веткой разработчика. </w:t>
-      </w:r>
-      <w:proofErr w:type="spellStart"/>
-      <w:r>
-        <w:t>Т.е</w:t>
-      </w:r>
-      <w:proofErr w:type="spellEnd"/>
-      <w:r>
-        <w:t xml:space="preserve"> создания ветки, добавления файлов, создание коммита и отправка в удалённый </w:t>
-      </w:r>
-      <w:proofErr w:type="spellStart"/>
-      <w:r>
-        <w:t>репризиторий</w:t>
-      </w:r>
-      <w:proofErr w:type="spellEnd"/>
-      <w:r>
-        <w:t>.</w:t>
+    </w:p>
+    <w:p>
+      <w:r>
+        <w:t>Далее приведем пример работы с веткой разработчика. Т.е создания ветки, добавления файлов, создание коммита и отправка в удалённый репризиторий.</w:t>
       </w:r>
     </w:p>
     <w:p>
@@ -3827,15 +3739,7 @@
       </w:r>
       <w:r>
         <w:lastRenderedPageBreak/>
-        <w:t xml:space="preserve">полезных локальных приложений, конвертация валют, подсчёт добавочного налога на покупку, установка лимита трат на поездку, учёт расходов с привязкой к карте, получение пороговых уведомлений о перерасходе, получение </w:t>
-      </w:r>
-      <w:proofErr w:type="spellStart"/>
-      <w:r>
-        <w:t>push</w:t>
-      </w:r>
-      <w:proofErr w:type="spellEnd"/>
-      <w:r>
-        <w:t>-уведомлений об опасности (протесты, стихийных бедствиях), оплата покупки с интеграцией платёжных систем.</w:t>
+        <w:t>полезных локальных приложений, конвертация валют, подсчёт добавочного налога на покупку, установка лимита трат на поездку, учёт расходов с привязкой к карте, получение пороговых уведомлений о перерасходе, получение push-уведомлений об опасности (протесты, стихийных бедствиях), оплата покупки с интеграцией платёжных систем.</w:t>
       </w:r>
     </w:p>
     <w:p>
@@ -3855,15 +3759,7 @@
     </w:p>
     <w:p>
       <w:r>
-        <w:t xml:space="preserve">Далее разберём установку лимита трат: для того, чтобы получать уведомления о перерасходе, пользователь должен сначала установить лимит (связь включения). Сам учёт расходов включается в установку лимита, потому что без отслеживания трат уведомления не имеют смысла (связь включения). Получение уведомления о перерасходе </w:t>
-      </w:r>
-      <w:proofErr w:type="gramStart"/>
-      <w:r>
-        <w:t>- это</w:t>
-      </w:r>
-      <w:proofErr w:type="gramEnd"/>
-      <w:r>
-        <w:t xml:space="preserve"> расширение учёта расходов, так как пользователь может превысить лимит, а может и не превысить (связь расширения).</w:t>
+        <w:t>Далее разберём установку лимита трат: для того, чтобы получать уведомления о перерасходе, пользователь должен сначала установить лимит (связь включения). Сам учёт расходов включается в установку лимита, потому что без отслеживания трат уведомления не имеют смысла (связь включения). Получение уведомления о перерасходе - это расширение учёта расходов, так как пользователь может превысить лимит, а может и не превысить (связь расширения).</w:t>
       </w:r>
     </w:p>
     <w:p>
@@ -3994,159 +3890,47 @@
     <w:p>
       <w:r>
         <w:lastRenderedPageBreak/>
-        <w:t xml:space="preserve">Клиент. Атрибуты: активность (активен/неактивен); операции: создать </w:t>
-      </w:r>
-      <w:proofErr w:type="gramStart"/>
-      <w:r>
-        <w:t>поездку(</w:t>
-      </w:r>
-      <w:proofErr w:type="gramEnd"/>
-      <w:r>
-        <w:t xml:space="preserve">). Связан с классом Пользователь обобщением (наследованием), </w:t>
-      </w:r>
-      <w:proofErr w:type="gramStart"/>
-      <w:r>
-        <w:t>т.к</w:t>
-      </w:r>
-      <w:proofErr w:type="gramEnd"/>
-      <w:r>
-        <w:t xml:space="preserve"> клиент является частным случаем пользователя, а также с классом Поездка агрегацией, т.к клиент может иметь несколько поездок, но поездка не может существовать без клиента.</w:t>
-      </w:r>
-    </w:p>
-    <w:p>
-      <w:r>
-        <w:t xml:space="preserve">Пользователь. Атрибуты: </w:t>
-      </w:r>
-      <w:proofErr w:type="spellStart"/>
-      <w:r>
-        <w:t>email</w:t>
-      </w:r>
-      <w:proofErr w:type="spellEnd"/>
-      <w:r>
-        <w:t>, пароль, имя, фамилия, отчество, телефон. Выступает в роли базового класса для Клиента и Администратора.</w:t>
-      </w:r>
-    </w:p>
-    <w:p>
-      <w:r>
-        <w:t xml:space="preserve">Администратор. Атрибуты: уровень доступа. Операции: настройка </w:t>
-      </w:r>
-      <w:proofErr w:type="gramStart"/>
-      <w:r>
-        <w:t>API(</w:t>
-      </w:r>
-      <w:proofErr w:type="gramEnd"/>
-      <w:r>
-        <w:t xml:space="preserve">), добавление стран(). Связан с классом Внешний API ассоциацией, </w:t>
-      </w:r>
-      <w:proofErr w:type="gramStart"/>
-      <w:r>
-        <w:t>т.к</w:t>
-      </w:r>
-      <w:proofErr w:type="gramEnd"/>
-      <w:r>
-        <w:t xml:space="preserve"> администратор настраивает API для получения данных.</w:t>
-      </w:r>
-    </w:p>
-    <w:p>
-      <w:r>
-        <w:t xml:space="preserve">Поездка. Атрибуты: дата начала, дата окончания. Операции: рассчитать количество </w:t>
-      </w:r>
-      <w:proofErr w:type="gramStart"/>
-      <w:r>
-        <w:t>дней(</w:t>
-      </w:r>
-      <w:proofErr w:type="gramEnd"/>
-      <w:r>
-        <w:t xml:space="preserve">). Связан агрегацией с классом Страна, </w:t>
-      </w:r>
-      <w:proofErr w:type="gramStart"/>
-      <w:r>
-        <w:t>т.к</w:t>
-      </w:r>
-      <w:proofErr w:type="gramEnd"/>
-      <w:r>
-        <w:t xml:space="preserve"> поездка привязана к определённой стране, и страна может существовать отдельно от поездки. Связан композицией с классом Бюджет так как бюджет не может существовать без поездки.</w:t>
-      </w:r>
-    </w:p>
-    <w:p>
-      <w:r>
-        <w:t xml:space="preserve">Бюджет. Атрибуты: сумма, ограничение на день. Операции: получить пороговое </w:t>
-      </w:r>
-      <w:proofErr w:type="gramStart"/>
-      <w:r>
-        <w:t>уведомление(</w:t>
-      </w:r>
-      <w:proofErr w:type="gramEnd"/>
-      <w:r>
-        <w:t>), получить уведомление о превышении лимита().</w:t>
-      </w:r>
-    </w:p>
-    <w:p>
-      <w:r>
-        <w:t xml:space="preserve">Страна. Атрибуты: название, язык, валюта. Операции: получить уровень </w:t>
-      </w:r>
-      <w:proofErr w:type="gramStart"/>
-      <w:r>
-        <w:t>опасности(</w:t>
-      </w:r>
-      <w:proofErr w:type="gramEnd"/>
-      <w:r>
-        <w:t xml:space="preserve">). Связан композицией с классами Словарик и Локальное приложение и Статья (страна имеет набор статей, и без страны статьи </w:t>
-      </w:r>
-      <w:proofErr w:type="spellStart"/>
-      <w:r>
-        <w:t>ненужны</w:t>
-      </w:r>
-      <w:proofErr w:type="spellEnd"/>
-      <w:r>
-        <w:t>). Также связан ассоциацией с классом Внешний API для получения данных о стране.</w:t>
-      </w:r>
-    </w:p>
-    <w:p>
-      <w:r>
-        <w:t xml:space="preserve">Внешний API. Атрибуты: код, URL. Операции: получить </w:t>
-      </w:r>
-      <w:proofErr w:type="gramStart"/>
-      <w:r>
-        <w:t>данные(</w:t>
-      </w:r>
-      <w:proofErr w:type="gramEnd"/>
-      <w:r>
-        <w:t xml:space="preserve">). Связан обобщением с классами API новостей, API валют и Платежный API, </w:t>
-      </w:r>
-      <w:proofErr w:type="gramStart"/>
-      <w:r>
-        <w:t>т.к</w:t>
-      </w:r>
-      <w:proofErr w:type="gramEnd"/>
-      <w:r>
-        <w:t xml:space="preserve"> они являются частными случаями внешнего API.</w:t>
-      </w:r>
-    </w:p>
-    <w:p>
-      <w:r>
-        <w:t xml:space="preserve">Статья. Атрибуты: название, ссылка. Связана композицией со страной, </w:t>
-      </w:r>
-      <w:proofErr w:type="gramStart"/>
-      <w:r>
-        <w:t>т.к</w:t>
-      </w:r>
-      <w:proofErr w:type="gramEnd"/>
-      <w:r>
-        <w:t xml:space="preserve"> без страны статья не имеет смысла.</w:t>
-      </w:r>
-    </w:p>
-    <w:p>
-      <w:r>
-        <w:t xml:space="preserve">Словарик. Атрибуты: исходный язык, дата обновления. Связан композицией с классом Фраза, </w:t>
-      </w:r>
-      <w:proofErr w:type="gramStart"/>
-      <w:r>
-        <w:t>т.к</w:t>
-      </w:r>
-      <w:proofErr w:type="gramEnd"/>
-      <w:r>
-        <w:t xml:space="preserve"> фразы являются частью словарика и не могут существовать без него.</w:t>
+        <w:t>Клиент. Атрибуты: активность (активен/неактивен); операции: создать поездку(). Связан с классом Пользователь обобщением (наследованием), т.к клиент является частным случаем пользователя, а также с классом Поездка агрегацией, т.к клиент может иметь несколько поездок, но поездка не может существовать без клиента.</w:t>
+      </w:r>
+    </w:p>
+    <w:p>
+      <w:r>
+        <w:t>Пользователь. Атрибуты: email, пароль, имя, фамилия, отчество, телефон. Выступает в роли базового класса для Клиента и Администратора.</w:t>
+      </w:r>
+    </w:p>
+    <w:p>
+      <w:r>
+        <w:t>Администратор. Атрибуты: уровень доступа. Операции: настройка API(), добавление стран(). Связан с классом Внешний API ассоциацией, т.к администратор настраивает API для получения данных.</w:t>
+      </w:r>
+    </w:p>
+    <w:p>
+      <w:r>
+        <w:t>Поездка. Атрибуты: дата начала, дата окончания. Операции: рассчитать количество дней(). Связан агрегацией с классом Страна, т.к поездка привязана к определённой стране, и страна может существовать отдельно от поездки. Связан композицией с классом Бюджет так как бюджет не может существовать без поездки.</w:t>
+      </w:r>
+    </w:p>
+    <w:p>
+      <w:r>
+        <w:t>Бюджет. Атрибуты: сумма, ограничение на день. Операции: получить пороговое уведомление(), получить уведомление о превышении лимита().</w:t>
+      </w:r>
+    </w:p>
+    <w:p>
+      <w:r>
+        <w:t>Страна. Атрибуты: название, язык, валюта. Операции: получить уровень опасности(). Связан композицией с классами Словарик и Локальное приложение и Статья (страна имеет набор статей, и без страны статьи ненужны). Также связан ассоциацией с классом Внешний API для получения данных о стране.</w:t>
+      </w:r>
+    </w:p>
+    <w:p>
+      <w:r>
+        <w:t>Внешний API. Атрибуты: код, URL. Операции: получить данные(). Связан обобщением с классами API новостей, API валют и Платежный API, т.к они являются частными случаями внешнего API.</w:t>
+      </w:r>
+    </w:p>
+    <w:p>
+      <w:r>
+        <w:t>Статья. Атрибуты: название, ссылка. Связана композицией со страной, т.к без страны статья не имеет смысла.</w:t>
+      </w:r>
+    </w:p>
+    <w:p>
+      <w:r>
+        <w:t>Словарик. Атрибуты: исходный язык, дата обновления. Связан композицией с классом Фраза, т.к фразы являются частью словарика и не могут существовать без него.</w:t>
       </w:r>
     </w:p>
     <w:p>
@@ -4157,15 +3941,7 @@
     </w:p>
     <w:p>
       <w:r>
-        <w:t>Локальное приложение. Атрибуты: наименование, описание, логотип. Связано композицией со страной (</w:t>
-      </w:r>
-      <w:proofErr w:type="gramStart"/>
-      <w:r>
-        <w:t>т.к</w:t>
-      </w:r>
-      <w:proofErr w:type="gramEnd"/>
-      <w:r>
-        <w:t xml:space="preserve"> локальные приложения для страны не нужны без неё).</w:t>
+        <w:t>Локальное приложение. Атрибуты: наименование, описание, логотип. Связано композицией со страной (т.к локальные приложения для страны не нужны без неё).</w:t>
       </w:r>
     </w:p>
     <w:p>
@@ -4372,8 +4148,8 @@
         <w:pStyle w:val="2"/>
       </w:pPr>
       <w:bookmarkStart w:id="19" w:name="_Toc229991869"/>
-      <w:bookmarkStart w:id="20" w:name="_Hlk229866844"/>
-      <w:bookmarkStart w:id="21" w:name="_Toc230250328"/>
+      <w:bookmarkStart w:id="20" w:name="_Toc230250328"/>
+      <w:bookmarkStart w:id="21" w:name="_Hlk229866844"/>
       <w:r>
         <w:lastRenderedPageBreak/>
         <w:t>2.</w:t>
@@ -4388,9 +4164,9 @@
         <w:t>Диаграмма коммуникаций объектов компонента управление бюджетом</w:t>
       </w:r>
       <w:bookmarkEnd w:id="19"/>
-      <w:bookmarkEnd w:id="21"/>
-    </w:p>
-    <w:bookmarkEnd w:id="20"/>
+      <w:bookmarkEnd w:id="20"/>
+    </w:p>
+    <w:bookmarkEnd w:id="21"/>
     <w:p>
       <w:r>
         <w:t>Процесс начинается в момент, когда клиент хочет зафиксировать новый расход во время поездки. Для этого клиент через интерфейс инициирует действие «Добавить расход», передавая сумму расхода. Интерфейс принимает это действие и формирует запрос к серверу на запись расхода, передавая сумму.</w:t>
@@ -4788,28 +4564,12 @@
     </w:p>
     <w:p>
       <w:r>
-        <w:t xml:space="preserve">Сервер выполняет проверку уникальности электронной почты в базе данных. Если указанный </w:t>
-      </w:r>
-      <w:proofErr w:type="spellStart"/>
-      <w:r>
-        <w:t>email</w:t>
-      </w:r>
-      <w:proofErr w:type="spellEnd"/>
-      <w:r>
-        <w:t xml:space="preserve"> уже зарегистрирован, база данных возвращает соответствующий ответ, и система отображает клиенту сообщение об ошибке: «Пользователь уже зарегистрирован». После этого процесс возвращается к этапу заполнения формы регистрации.</w:t>
-      </w:r>
-    </w:p>
-    <w:p>
-      <w:r>
-        <w:t xml:space="preserve">Если </w:t>
-      </w:r>
-      <w:proofErr w:type="spellStart"/>
-      <w:r>
-        <w:t>email</w:t>
-      </w:r>
-      <w:proofErr w:type="spellEnd"/>
-      <w:r>
-        <w:t xml:space="preserve"> не найден в базе данных, система переходит к сохранению нового пользователя. Сервер сохраняет учётные данные клиента в базе данных, после чего получает подтверждение об успешном сохранении. Затем система отображает клиенту сообщение об успешной регистрации в пользовательском интерфейсе. На этом процесс завершается.</w:t>
+        <w:t>Сервер выполняет проверку уникальности электронной почты в базе данных. Если указанный email уже зарегистрирован, база данных возвращает соответствующий ответ, и система отображает клиенту сообщение об ошибке: «Пользователь уже зарегистрирован». После этого процесс возвращается к этапу заполнения формы регистрации.</w:t>
+      </w:r>
+    </w:p>
+    <w:p>
+      <w:r>
+        <w:t>Если email не найден в базе данных, система переходит к сохранению нового пользователя. Сервер сохраняет учётные данные клиента в базе данных, после чего получает подтверждение об успешном сохранении. Затем система отображает клиенту сообщение об успешной регистрации в пользовательском интерфейсе. На этом процесс завершается.</w:t>
       </w:r>
     </w:p>
     <w:p>
@@ -4897,8 +4657,8 @@
         <w:pStyle w:val="2"/>
       </w:pPr>
       <w:bookmarkStart w:id="28" w:name="_Toc229991873"/>
-      <w:bookmarkStart w:id="29" w:name="_Hlk229871420"/>
-      <w:bookmarkStart w:id="30" w:name="_Toc230250332"/>
+      <w:bookmarkStart w:id="29" w:name="_Toc230250332"/>
+      <w:bookmarkStart w:id="30" w:name="_Hlk229871420"/>
       <w:r>
         <w:lastRenderedPageBreak/>
         <w:t>2.</w:t>
@@ -4919,41 +4679,17 @@
         <w:t xml:space="preserve"> пользователя</w:t>
       </w:r>
       <w:bookmarkEnd w:id="28"/>
-      <w:bookmarkEnd w:id="30"/>
-    </w:p>
-    <w:bookmarkEnd w:id="29"/>
-    <w:p>
-      <w:r>
-        <w:t xml:space="preserve">Для начала пользователь вводит свой </w:t>
-      </w:r>
-      <w:proofErr w:type="spellStart"/>
-      <w:r>
-        <w:t>email</w:t>
-      </w:r>
-      <w:proofErr w:type="spellEnd"/>
-      <w:r>
-        <w:t xml:space="preserve"> и пароль в интерфейсе. Данные передаются через интерфейс на сервер, где происходит проверка учётных данных. Сервер выполняет внутреннее действие - сверяет введённый </w:t>
-      </w:r>
-      <w:proofErr w:type="spellStart"/>
-      <w:r>
-        <w:t>email</w:t>
-      </w:r>
-      <w:proofErr w:type="spellEnd"/>
-      <w:r>
-        <w:t xml:space="preserve"> и пароль с данными, хранящимися в базе.</w:t>
-      </w:r>
-    </w:p>
-    <w:p>
-      <w:r>
-        <w:t xml:space="preserve">Если введённые данные не верны, сервер возвращает интерфейсу сообщение об ошибке авторизации. Интерфейс отображает пользователю ошибку с текстом «Неверный </w:t>
-      </w:r>
-      <w:proofErr w:type="spellStart"/>
-      <w:r>
-        <w:t>email</w:t>
-      </w:r>
-      <w:proofErr w:type="spellEnd"/>
-      <w:r>
-        <w:t xml:space="preserve"> или пароль», после чего пользователь возвращается к шагу ввода данных.</w:t>
+      <w:bookmarkEnd w:id="29"/>
+    </w:p>
+    <w:bookmarkEnd w:id="30"/>
+    <w:p>
+      <w:r>
+        <w:t>Для начала пользователь вводит свой email и пароль в интерфейсе. Данные передаются через интерфейс на сервер, где происходит проверка учётных данных. Сервер выполняет внутреннее действие - сверяет введённый email и пароль с данными, хранящимися в базе.</w:t>
+      </w:r>
+    </w:p>
+    <w:p>
+      <w:r>
+        <w:t>Если введённые данные не верны, сервер возвращает интерфейсу сообщение об ошибке авторизации. Интерфейс отображает пользователю ошибку с текстом «Неверный email или пароль», после чего пользователь возвращается к шагу ввода данных.</w:t>
       </w:r>
     </w:p>
     <w:p>
@@ -5072,15 +4808,7 @@
     </w:p>
     <w:p>
       <w:r>
-        <w:t xml:space="preserve">Первым шагом данная задача была добавлена на канбан-доску, где для неё были выделены следующие подзадачи: создание </w:t>
-      </w:r>
-      <w:proofErr w:type="spellStart"/>
-      <w:r>
-        <w:t>выкраски</w:t>
-      </w:r>
-      <w:proofErr w:type="spellEnd"/>
-      <w:r>
-        <w:t xml:space="preserve"> (подбор цветовой палитры), выбор цветового оформления интерфейса и создание логотипа</w:t>
+        <w:t>Первым шагом данная задача была добавлена на канбан-доску, где для неё были выделены следующие подзадачи: создание выкраски (подбор цветовой палитры), выбор цветового оформления интерфейса и создание логотипа</w:t>
       </w:r>
       <w:r>
         <w:t>.</w:t>
@@ -5174,15 +4902,7 @@
     </w:p>
     <w:p>
       <w:r>
-        <w:t xml:space="preserve">Для разработки дизайна проектов было создано 6 карточек с различными вариантами </w:t>
-      </w:r>
-      <w:proofErr w:type="spellStart"/>
-      <w:r>
-        <w:t>выкрасок</w:t>
-      </w:r>
-      <w:proofErr w:type="spellEnd"/>
-      <w:r>
-        <w:t xml:space="preserve"> цветовой гаммы, каждая из которых включала 4</w:t>
+        <w:t>Для разработки дизайна проектов было создано 6 карточек с различными вариантами выкрасок цветовой гаммы, каждая из которых включала 4</w:t>
       </w:r>
       <w:r>
         <w:t>-</w:t>
@@ -5323,23 +5043,7 @@
         <w:ind w:left="0" w:firstLine="709"/>
       </w:pPr>
       <w:r>
-        <w:t>#1F2937 – цвет подвала (</w:t>
-      </w:r>
-      <w:proofErr w:type="spellStart"/>
-      <w:r>
-        <w:t>footer</w:t>
-      </w:r>
-      <w:proofErr w:type="spellEnd"/>
-      <w:r>
-        <w:t>) и шапки (</w:t>
-      </w:r>
-      <w:proofErr w:type="spellStart"/>
-      <w:r>
-        <w:t>header</w:t>
-      </w:r>
-      <w:proofErr w:type="spellEnd"/>
-      <w:r>
-        <w:t>) сайта, а также основного текста;</w:t>
+        <w:t>#1F2937 – цвет подвала (footer) и шапки (header) сайта, а также основного текста;</w:t>
       </w:r>
     </w:p>
     <w:p>
@@ -5697,15 +5401,7 @@
     </w:p>
     <w:p>
       <w:r>
-        <w:t xml:space="preserve">Сущность Пользователь связана с сущностью Поездка связью один ко многим через код пользователя. Сущность Поездка связана связью один к одному с сущностью Бюджет через код поездки. Сущность Страна связна с сущностью Поездка связью один ко многим по коду страны, также сущность Страна связана с сущностью Статья по коду страны. Сущность Страна связана связью один ко многим с сущностью фраза. Сущность Страна связана </w:t>
-      </w:r>
-      <w:proofErr w:type="gramStart"/>
-      <w:r>
-        <w:t>с сущностью</w:t>
-      </w:r>
-      <w:proofErr w:type="gramEnd"/>
-      <w:r>
-        <w:t xml:space="preserve"> Локальное приложение связью один ко многим через код страны. Сущность Категория фразы с сущностью Фраза связана связью один ко многим через код категории.</w:t>
+        <w:t>Сущность Пользователь связана с сущностью Поездка связью один ко многим через код пользователя. Сущность Поездка связана связью один к одному с сущностью Бюджет через код поездки. Сущность Страна связна с сущностью Поездка связью один ко многим по коду страны, также сущность Страна связана с сущностью Статья по коду страны. Сущность Страна связана связью один ко многим с сущностью фраза. Сущность Страна связана с сущностью Локальное приложение связью один ко многим через код страны. Сущность Категория фразы с сущностью Фраза связана связью один ко многим через код категории.</w:t>
       </w:r>
     </w:p>
     <w:p>
@@ -5815,15 +5511,7 @@
     </w:p>
     <w:p>
       <w:r>
-        <w:t xml:space="preserve">На канбан-доске была создана основная задача «Разработка, создание моделей и форм», которая стала ключевым этапом в проектировании </w:t>
-      </w:r>
-      <w:proofErr w:type="spellStart"/>
-      <w:r>
-        <w:t>backend</w:t>
-      </w:r>
-      <w:proofErr w:type="spellEnd"/>
-      <w:r>
-        <w:t>-части веб-приложения. Данная задача включала в себя проектирование логической структуры данных, разработку моделей базы данных и создание пользовательских форм для взаимодействия с этими данными.</w:t>
+        <w:t>На канбан-доске была создана основная задача «Разработка, создание моделей и форм», которая стала ключевым этапом в проектировании backend-части веб-приложения. Данная задача включала в себя проектирование логической структуры данных, разработку моделей базы данных и создание пользовательских форм для взаимодействия с этими данными.</w:t>
       </w:r>
     </w:p>
     <w:p>
@@ -5855,15 +5543,7 @@
     </w:p>
     <w:p>
       <w:r>
-        <w:t xml:space="preserve">Поля: имя, фамилия, </w:t>
-      </w:r>
-      <w:proofErr w:type="spellStart"/>
-      <w:r>
-        <w:t>email</w:t>
-      </w:r>
-      <w:proofErr w:type="spellEnd"/>
-      <w:r>
-        <w:t>, пароль, номер телефона.</w:t>
+        <w:t>Поля: имя, фамилия, email, пароль, номер телефона.</w:t>
       </w:r>
     </w:p>
     <w:p>
@@ -5915,15 +5595,7 @@
         <w:ind w:left="0" w:firstLine="709"/>
       </w:pPr>
       <w:r>
-        <w:t>Модель «Поездка» (</w:t>
-      </w:r>
-      <w:proofErr w:type="spellStart"/>
-      <w:r>
-        <w:t>Trip</w:t>
-      </w:r>
-      <w:proofErr w:type="spellEnd"/>
-      <w:r>
-        <w:t>)</w:t>
+        <w:t>Модель «Поездка» (Trip)</w:t>
       </w:r>
     </w:p>
     <w:p>
@@ -5964,15 +5636,7 @@
     </w:p>
     <w:p>
       <w:r>
-        <w:t>Поля: название, валюта, налоговая ставка (</w:t>
-      </w:r>
-      <w:proofErr w:type="spellStart"/>
-      <w:r>
-        <w:t>vat_rate</w:t>
-      </w:r>
-      <w:proofErr w:type="spellEnd"/>
-      <w:r>
-        <w:t>), язык.</w:t>
+        <w:t>Поля: название, валюта, налоговая ставка (vat_rate), язык.</w:t>
       </w:r>
     </w:p>
     <w:p>
@@ -6074,15 +5738,7 @@
     </w:p>
     <w:p>
       <w:r>
-        <w:t>Главная страница (</w:t>
-      </w:r>
-      <w:proofErr w:type="spellStart"/>
-      <w:r>
-        <w:t>home</w:t>
-      </w:r>
-      <w:proofErr w:type="spellEnd"/>
-      <w:r>
-        <w:t>)</w:t>
+        <w:t>Главная страница (home)</w:t>
       </w:r>
       <w:r>
         <w:t>:</w:t>
@@ -6811,23 +6467,13 @@
         </w:rPr>
         <w:t xml:space="preserve">: </w:t>
       </w:r>
-      <w:proofErr w:type="spellStart"/>
       <w:r>
         <w:rPr>
           <w:rFonts w:eastAsia="Calibri" w:cs="Times New Roman"/>
           <w:bCs/>
           <w:szCs w:val="28"/>
         </w:rPr>
-        <w:t>Мамшева</w:t>
-      </w:r>
-      <w:proofErr w:type="spellEnd"/>
-      <w:r>
-        <w:rPr>
-          <w:rFonts w:eastAsia="Calibri" w:cs="Times New Roman"/>
-          <w:bCs/>
-          <w:szCs w:val="28"/>
-        </w:rPr>
-        <w:t xml:space="preserve"> Ю. С</w:t>
+        <w:t>Мамшева Ю. С</w:t>
       </w:r>
     </w:p>
     <w:p>
@@ -8029,15 +7675,7 @@
         <w:t xml:space="preserve">юридический адрес: </w:t>
       </w:r>
       <w:r>
-        <w:t xml:space="preserve">Нижний Новгород, Большая </w:t>
-      </w:r>
-      <w:proofErr w:type="spellStart"/>
-      <w:r>
-        <w:t>Печёрская</w:t>
-      </w:r>
-      <w:proofErr w:type="spellEnd"/>
-      <w:r>
-        <w:t xml:space="preserve"> улица, 26</w:t>
+        <w:t>Нижний Новгород, Большая Печёрская улица, 26</w:t>
       </w:r>
       <w:r>
         <w:t>;</w:t>
@@ -8081,14 +7719,12 @@
       <w:r>
         <w:t xml:space="preserve"> </w:t>
       </w:r>
-      <w:proofErr w:type="spellStart"/>
       <w:r>
         <w:rPr>
           <w:rStyle w:val="ypks7kbdpwfgdykd3qb9"/>
         </w:rPr>
         <w:t>Сorporation</w:t>
       </w:r>
-      <w:proofErr w:type="spellEnd"/>
       <w:r>
         <w:t xml:space="preserve">» (юридический адрес: </w:t>
       </w:r>
@@ -8818,6 +8454,7 @@
                 <w:sz w:val="24"/>
                 <w:szCs w:val="24"/>
               </w:rPr>
+              <w:lastRenderedPageBreak/>
               <w:t>Клиент (путешественник)</w:t>
             </w:r>
           </w:p>
@@ -9249,39 +8886,7 @@
                 <w:sz w:val="24"/>
                 <w:szCs w:val="24"/>
               </w:rPr>
-              <w:t xml:space="preserve">Будет автоматизирован </w:t>
-            </w:r>
-            <w:proofErr w:type="spellStart"/>
-            <w:r>
-              <w:rPr>
-                <w:sz w:val="24"/>
-                <w:szCs w:val="24"/>
-              </w:rPr>
-              <w:t>парсинг</w:t>
-            </w:r>
-            <w:proofErr w:type="spellEnd"/>
-            <w:r>
-              <w:rPr>
-                <w:sz w:val="24"/>
-                <w:szCs w:val="24"/>
-              </w:rPr>
-              <w:t xml:space="preserve"> RSS/API и отправка </w:t>
-            </w:r>
-            <w:proofErr w:type="spellStart"/>
-            <w:r>
-              <w:rPr>
-                <w:sz w:val="24"/>
-                <w:szCs w:val="24"/>
-              </w:rPr>
-              <w:t>push</w:t>
-            </w:r>
-            <w:proofErr w:type="spellEnd"/>
-            <w:r>
-              <w:rPr>
-                <w:sz w:val="24"/>
-                <w:szCs w:val="24"/>
-              </w:rPr>
-              <w:t>-уведомлений</w:t>
+              <w:t>Будет автоматизирован парсинг RSS/API и отправка push-уведомлений</w:t>
             </w:r>
           </w:p>
         </w:tc>
@@ -9372,33 +8977,8 @@
                 <w:sz w:val="24"/>
                 <w:szCs w:val="24"/>
               </w:rPr>
-              <w:t xml:space="preserve">Будет автоматизирована система триггеров: при превышении дневного лимита пользователь получает </w:t>
-            </w:r>
-            <w:proofErr w:type="spellStart"/>
-            <w:r>
-              <w:rPr>
-                <w:sz w:val="24"/>
-                <w:szCs w:val="24"/>
-              </w:rPr>
-              <w:t>push</w:t>
-            </w:r>
-            <w:proofErr w:type="spellEnd"/>
-            <w:r>
-              <w:rPr>
-                <w:sz w:val="24"/>
-                <w:szCs w:val="24"/>
-              </w:rPr>
-              <w:t>/</w:t>
-            </w:r>
-            <w:proofErr w:type="spellStart"/>
-            <w:r>
-              <w:rPr>
-                <w:sz w:val="24"/>
-                <w:szCs w:val="24"/>
-              </w:rPr>
-              <w:t>email</w:t>
-            </w:r>
-            <w:proofErr w:type="spellEnd"/>
+              <w:t>Будет автоматизирована система триггеров: при превышении дневного лимита пользователь получает push/email</w:t>
+            </w:r>
           </w:p>
         </w:tc>
       </w:tr>
@@ -9680,23 +9260,7 @@
                 <w:sz w:val="24"/>
                 <w:szCs w:val="24"/>
               </w:rPr>
-              <w:t xml:space="preserve">Будет автоматизирован </w:t>
-            </w:r>
-            <w:proofErr w:type="spellStart"/>
-            <w:r>
-              <w:rPr>
-                <w:sz w:val="24"/>
-                <w:szCs w:val="24"/>
-              </w:rPr>
-              <w:t>парсинг</w:t>
-            </w:r>
-            <w:proofErr w:type="spellEnd"/>
-            <w:r>
-              <w:rPr>
-                <w:sz w:val="24"/>
-                <w:szCs w:val="24"/>
-              </w:rPr>
-              <w:t xml:space="preserve"> RSS-лент и новостных API с фильтрацией по стране</w:t>
+              <w:t>Будет автоматизирован парсинг RSS-лент и новостных API с фильтрацией по стране</w:t>
             </w:r>
           </w:p>
         </w:tc>
@@ -9882,23 +9446,7 @@
         <w:ind w:left="0" w:firstLine="709"/>
       </w:pPr>
       <w:r>
-        <w:t xml:space="preserve">Подсистема источников данных. Предназначена для автоматизированного сбора, обновления и хранения внешней информации, обеспечивает периодическое получение актуальных курсов валют через открытые API, </w:t>
-      </w:r>
-      <w:proofErr w:type="spellStart"/>
-      <w:r>
-        <w:t>парсинг</w:t>
-      </w:r>
-      <w:proofErr w:type="spellEnd"/>
-      <w:r>
-        <w:t xml:space="preserve"> новостных лент и RSS-каналов (МИД, протесты, стихии) для мониторинга безопасности с отправкой </w:t>
-      </w:r>
-      <w:proofErr w:type="spellStart"/>
-      <w:r>
-        <w:t>push</w:t>
-      </w:r>
-      <w:proofErr w:type="spellEnd"/>
-      <w:r>
-        <w:t>-уведомлений при заходе пользователя в зону риска, а также кеширование статей и контента для офлайн-доступа.</w:t>
+        <w:t>Подсистема источников данных. Предназначена для автоматизированного сбора, обновления и хранения внешней информации, обеспечивает периодическое получение актуальных курсов валют через открытые API, парсинг новостных лент и RSS-каналов (МИД, протесты, стихии) для мониторинга безопасности с отправкой push-уведомлений при заходе пользователя в зону риска, а также кеширование статей и контента для офлайн-доступа.</w:t>
       </w:r>
     </w:p>
     <w:p>
@@ -10029,23 +9577,7 @@
         <w:ind w:left="0" w:firstLine="709"/>
       </w:pPr>
       <w:r>
-        <w:t xml:space="preserve">Для источников данных (API, ленты, статьи): Автоматизированный сбор и обновление курсов валют через открытые API (периодичность — не реже 1 раза в час), </w:t>
-      </w:r>
-      <w:proofErr w:type="spellStart"/>
-      <w:r>
-        <w:t>парсинг</w:t>
-      </w:r>
-      <w:proofErr w:type="spellEnd"/>
-      <w:r>
-        <w:t xml:space="preserve"> новостных лент и RSS-каналов МИД для мониторинга безопасности (протесты, стихии, рекомендации), отправка </w:t>
-      </w:r>
-      <w:proofErr w:type="spellStart"/>
-      <w:r>
-        <w:t>push</w:t>
-      </w:r>
-      <w:proofErr w:type="spellEnd"/>
-      <w:r>
-        <w:t>-уведомлений пользователю при заходе в зону риска, кеширование статей и разговорника для офлайн-доступа, актуализация топа-10 приложений под конкретную страну.</w:t>
+        <w:t>Для источников данных (API, ленты, статьи): Автоматизированный сбор и обновление курсов валют через открытые API (периодичность — не реже 1 раза в час), парсинг новостных лент и RSS-каналов МИД для мониторинга безопасности (протесты, стихии, рекомендации), отправка push-уведомлений пользователю при заходе в зону риска, кеширование статей и разговорника для офлайн-доступа, актуализация топа-10 приложений под конкретную страну.</w:t>
       </w:r>
     </w:p>
     <w:p>
@@ -10062,15 +9594,7 @@
         <w:ind w:left="0" w:firstLine="709"/>
       </w:pPr>
       <w:r>
-        <w:t xml:space="preserve">Для администратора/модератора: Управление контентом по странам (статьи, правила, списки вещей, разговорник, топ-10 приложений), настройка API-ключей для курсов валют и новостных лент, мониторинг корректности </w:t>
-      </w:r>
-      <w:proofErr w:type="spellStart"/>
-      <w:r>
-        <w:t>парсинга</w:t>
-      </w:r>
-      <w:proofErr w:type="spellEnd"/>
-      <w:r>
-        <w:t xml:space="preserve">, просмотр аналитики по популярным странам и запросам </w:t>
+        <w:t xml:space="preserve">Для администратора/модератора: Управление контентом по странам (статьи, правила, списки вещей, разговорник, топ-10 приложений), настройка API-ключей для курсов валют и новостных лент, мониторинг корректности парсинга, просмотр аналитики по популярным странам и запросам </w:t>
       </w:r>
       <w:r>
         <w:lastRenderedPageBreak/>
@@ -10131,15 +9655,7 @@
         <w:ind w:left="0" w:firstLine="709"/>
       </w:pPr>
       <w:r>
-        <w:t xml:space="preserve">Пороговых уведомлений о расходах: Алгоритм отслеживания текущих трат относительно дневного и общего лимита, автоматически рассчитывающий проценты израсходованного бюджета и инициирующий </w:t>
-      </w:r>
-      <w:proofErr w:type="spellStart"/>
-      <w:r>
-        <w:t>push</w:t>
-      </w:r>
-      <w:proofErr w:type="spellEnd"/>
-      <w:r>
-        <w:t>-уведомления при достижении заданных порогов (например, 50%, 80%, 100% от дневного лимита или лимита поездки).</w:t>
+        <w:t>Пороговых уведомлений о расходах: Алгоритм отслеживания текущих трат относительно дневного и общего лимита, автоматически рассчитывающий проценты израсходованного бюджета и инициирующий push-уведомления при достижении заданных порогов (например, 50%, 80%, 100% от дневного лимита или лимита поездки).</w:t>
       </w:r>
     </w:p>
     <w:p>
@@ -10156,15 +9672,7 @@
         <w:ind w:left="0" w:firstLine="709"/>
       </w:pPr>
       <w:r>
-        <w:t xml:space="preserve">Мониторинга безопасности и оценки рисков: Алгоритм анализа новостных лент и RSS-каналов (МИД, локальные СМИ, службы спасения), который на основе частоты упоминания ключевых слов (протесты, стихии, теракты) и геолокации пользователя присваивает территории статус риска («безопасно», «внимание», «опасно») и при необходимости отправляет </w:t>
-      </w:r>
-      <w:proofErr w:type="spellStart"/>
-      <w:r>
-        <w:t>push</w:t>
-      </w:r>
-      <w:proofErr w:type="spellEnd"/>
-      <w:r>
-        <w:t>-уведомление.</w:t>
+        <w:t>Мониторинга безопасности и оценки рисков: Алгоритм анализа новостных лент и RSS-каналов (МИД, локальные СМИ, службы спасения), который на основе частоты упоминания ключевых слов (протесты, стихии, теракты) и геолокации пользователя присваивает территории статус риска («безопасно», «внимание», «опасно») и при необходимости отправляет push-уведомление.</w:t>
       </w:r>
     </w:p>
     <w:p>
@@ -10217,140 +9725,31 @@
     <w:p>
       <w:r>
         <w:lastRenderedPageBreak/>
-        <w:t>Для мобильного приложения (</w:t>
-      </w:r>
-      <w:proofErr w:type="spellStart"/>
-      <w:r>
-        <w:t>Kotlin</w:t>
-      </w:r>
-      <w:proofErr w:type="spellEnd"/>
-      <w:r>
-        <w:t>):</w:t>
-      </w:r>
-    </w:p>
-    <w:p>
-      <w:r>
-        <w:t xml:space="preserve">Серверная часть системы должна работать под управлением ОС семейства Linux (Ubuntu LTS или </w:t>
-      </w:r>
-      <w:proofErr w:type="spellStart"/>
-      <w:r>
-        <w:t>CentOS</w:t>
-      </w:r>
-      <w:proofErr w:type="spellEnd"/>
-      <w:r>
-        <w:t xml:space="preserve">) с использованием </w:t>
-      </w:r>
-      <w:proofErr w:type="spellStart"/>
-      <w:r>
-        <w:t>Docker</w:t>
-      </w:r>
-      <w:proofErr w:type="spellEnd"/>
-      <w:r>
-        <w:t xml:space="preserve"> для контейнеризации, серверное приложение реализуется на фреймворке </w:t>
-      </w:r>
-      <w:proofErr w:type="spellStart"/>
-      <w:r>
-        <w:t>Django</w:t>
-      </w:r>
-      <w:proofErr w:type="spellEnd"/>
-      <w:r>
-        <w:t xml:space="preserve"> (Python) с </w:t>
-      </w:r>
-      <w:proofErr w:type="spellStart"/>
-      <w:r>
-        <w:t>Django</w:t>
-      </w:r>
-      <w:proofErr w:type="spellEnd"/>
-      <w:r>
-        <w:t xml:space="preserve"> REST Framework для построения API, в качестве базы данных используется </w:t>
-      </w:r>
-      <w:proofErr w:type="spellStart"/>
-      <w:r>
-        <w:t>PostgreSQL</w:t>
-      </w:r>
-      <w:proofErr w:type="spellEnd"/>
-      <w:r>
-        <w:t xml:space="preserve">; мобильное клиентское приложение разрабатывается на языке </w:t>
-      </w:r>
-      <w:proofErr w:type="spellStart"/>
-      <w:r>
-        <w:t>Kotlin</w:t>
-      </w:r>
-      <w:proofErr w:type="spellEnd"/>
-      <w:r>
-        <w:t xml:space="preserve"> под платформу </w:t>
-      </w:r>
-      <w:proofErr w:type="spellStart"/>
-      <w:r>
-        <w:t>Android</w:t>
-      </w:r>
-      <w:proofErr w:type="spellEnd"/>
-      <w:r>
-        <w:t xml:space="preserve"> (минимальная версия SDK 26), для офлайн-хранения разговорника, кеша курсов и статей используется </w:t>
-      </w:r>
-      <w:proofErr w:type="spellStart"/>
-      <w:r>
-        <w:t>Room</w:t>
-      </w:r>
-      <w:proofErr w:type="spellEnd"/>
-      <w:r>
-        <w:t xml:space="preserve"> Database, а для хранения токена и настроек пользователя </w:t>
+        <w:t>Для мобильного приложения (Kotlin):</w:t>
+      </w:r>
+    </w:p>
+    <w:p>
+      <w:r>
+        <w:t xml:space="preserve">Серверная часть системы должна работать под управлением ОС семейства Linux (Ubuntu LTS или CentOS) с использованием Docker для контейнеризации, серверное приложение реализуется на фреймворке Django (Python) с Django REST Framework для построения API, в качестве базы данных используется PostgreSQL; мобильное клиентское приложение разрабатывается на языке Kotlin под платформу Android (минимальная версия SDK 26), для офлайн-хранения разговорника, кеша курсов и статей используется Room Database, а для хранения токена и настроек пользователя </w:t>
       </w:r>
       <w:r>
         <w:t>-</w:t>
       </w:r>
       <w:r>
-        <w:t xml:space="preserve"> </w:t>
-      </w:r>
-      <w:proofErr w:type="spellStart"/>
-      <w:r>
-        <w:t>DataStore</w:t>
-      </w:r>
-      <w:proofErr w:type="spellEnd"/>
+        <w:t xml:space="preserve"> DataStore</w:t>
+      </w:r>
       <w:r>
         <w:t>.</w:t>
       </w:r>
     </w:p>
     <w:p>
       <w:r>
-        <w:t>Для веб-сайта (</w:t>
-      </w:r>
-      <w:proofErr w:type="spellStart"/>
-      <w:r>
-        <w:t>Django</w:t>
-      </w:r>
-      <w:proofErr w:type="spellEnd"/>
-      <w:r>
-        <w:t>):</w:t>
-      </w:r>
-    </w:p>
-    <w:p>
-      <w:r>
-        <w:t xml:space="preserve">Серверная часть системы должна работать под управлением ОС семейства Linux (Ubuntu LTS или </w:t>
-      </w:r>
-      <w:proofErr w:type="spellStart"/>
-      <w:r>
-        <w:t>CentOS</w:t>
-      </w:r>
-      <w:proofErr w:type="spellEnd"/>
-      <w:r>
-        <w:t xml:space="preserve">) с использованием </w:t>
-      </w:r>
-      <w:proofErr w:type="spellStart"/>
-      <w:r>
-        <w:t>Docker</w:t>
-      </w:r>
-      <w:proofErr w:type="spellEnd"/>
-      <w:r>
-        <w:t xml:space="preserve"> для контейнеризации, веб-приложение разрабатывается на фреймворке </w:t>
-      </w:r>
-      <w:proofErr w:type="spellStart"/>
-      <w:r>
-        <w:t>Django</w:t>
-      </w:r>
-      <w:proofErr w:type="spellEnd"/>
-      <w:r>
-        <w:t xml:space="preserve"> (Python) с использованием SQL</w:t>
+        <w:t>Для веб-сайта (Django):</w:t>
+      </w:r>
+    </w:p>
+    <w:p>
+      <w:r>
+        <w:t>Серверная часть системы должна работать под управлением ОС семейства Linux (Ubuntu LTS или CentOS) с использованием Docker для контейнеризации, веб-приложение разрабатывается на фреймворке Django (Python) с использованием SQL</w:t>
       </w:r>
       <w:r>
         <w:rPr>
@@ -10359,55 +9758,7 @@
         <w:t>Lite</w:t>
       </w:r>
       <w:r>
-        <w:t xml:space="preserve"> в качестве базы данных, асинхронные задачи (</w:t>
-      </w:r>
-      <w:proofErr w:type="spellStart"/>
-      <w:r>
-        <w:t>парсинг</w:t>
-      </w:r>
-      <w:proofErr w:type="spellEnd"/>
-      <w:r>
-        <w:t xml:space="preserve"> курсов валют и новостных лент) выполняются через </w:t>
-      </w:r>
-      <w:proofErr w:type="spellStart"/>
-      <w:r>
-        <w:t>Celery</w:t>
-      </w:r>
-      <w:proofErr w:type="spellEnd"/>
-      <w:r>
-        <w:t xml:space="preserve"> с брокером </w:t>
-      </w:r>
-      <w:proofErr w:type="spellStart"/>
-      <w:r>
-        <w:t>Redis</w:t>
-      </w:r>
-      <w:proofErr w:type="spellEnd"/>
-      <w:r>
-        <w:t xml:space="preserve">, клиентская часть реализована на HTML, CSS и JavaScript с интеграцией через </w:t>
-      </w:r>
-      <w:proofErr w:type="spellStart"/>
-      <w:r>
-        <w:t>Django</w:t>
-      </w:r>
-      <w:proofErr w:type="spellEnd"/>
-      <w:r>
-        <w:t xml:space="preserve"> </w:t>
-      </w:r>
-      <w:proofErr w:type="spellStart"/>
-      <w:r>
-        <w:t>Templates</w:t>
-      </w:r>
-      <w:proofErr w:type="spellEnd"/>
-      <w:r>
-        <w:t xml:space="preserve"> или </w:t>
-      </w:r>
-      <w:proofErr w:type="spellStart"/>
-      <w:r>
-        <w:t>Django</w:t>
-      </w:r>
-      <w:proofErr w:type="spellEnd"/>
-      <w:r>
-        <w:t xml:space="preserve"> REST Framework для SPA-подхода, все данные пользователя (профиль, история поездок, лимиты) хранятся на сервере с шифрованием персональной информации.</w:t>
+        <w:t xml:space="preserve"> в качестве базы данных, асинхронные задачи (парсинг курсов валют и новостных лент) выполняются через Celery с брокером Redis, клиентская часть реализована на HTML, CSS и JavaScript с интеграцией через Django Templates или Django REST Framework для SPA-подхода, все данные пользователя (профиль, история поездок, лимиты) хранятся на сервере с шифрованием персональной информации.</w:t>
       </w:r>
     </w:p>
     <w:p>
@@ -11512,6 +10863,7 @@
           <w:b/>
           <w:szCs w:val="40"/>
         </w:rPr>
+        <w:lastRenderedPageBreak/>
         <w:t>Требования к составу и содержанию работ по подготовке объекта автоматизации к вводу системы в действие</w:t>
       </w:r>
     </w:p>
@@ -12410,14 +11762,12 @@
       <w:r>
         <w:t xml:space="preserve"> </w:t>
       </w:r>
-      <w:proofErr w:type="spellStart"/>
       <w:r>
         <w:rPr>
           <w:rStyle w:val="ypks7kbdpwfgdykd3qb9"/>
         </w:rPr>
         <w:t>Сorporation</w:t>
       </w:r>
-      <w:proofErr w:type="spellEnd"/>
       <w:r>
         <w:t>».</w:t>
       </w:r>
@@ -12546,15 +11896,7 @@
         <w:t xml:space="preserve"> </w:t>
       </w:r>
       <w:r>
-        <w:t xml:space="preserve">работы </w:t>
-      </w:r>
-      <w:proofErr w:type="spellStart"/>
-      <w:r>
-        <w:t>геопозиционирования</w:t>
-      </w:r>
-      <w:proofErr w:type="spellEnd"/>
-      <w:r>
-        <w:t xml:space="preserve"> и зон риска).</w:t>
+        <w:t>работы геопозиционирования и зон риска).</w:t>
       </w:r>
     </w:p>
     <w:p>
@@ -12610,31 +11952,250 @@
     </w:p>
     <w:p>
       <w:pPr>
+        <w:keepNext/>
+        <w:jc w:val="center"/>
+      </w:pPr>
+      <w:r>
         <w:rPr>
           <w:lang w:eastAsia="ru-RU"/>
         </w:rPr>
-      </w:pPr>
-    </w:p>
-    <w:p>
-      <w:pPr>
+        <w:drawing>
+          <wp:inline distT="0" distB="0" distL="0" distR="0" wp14:anchorId="0812964E" wp14:editId="3860EC00">
+            <wp:extent cx="3902968" cy="3858253"/>
+            <wp:effectExtent l="0" t="0" r="2540" b="9525"/>
+            <wp:docPr id="17" name="Рисунок 17"/>
+            <wp:cNvGraphicFramePr>
+              <a:graphicFrameLocks xmlns:a="http://schemas.openxmlformats.org/drawingml/2006/main" noChangeAspect="1"/>
+            </wp:cNvGraphicFramePr>
+            <a:graphic xmlns:a="http://schemas.openxmlformats.org/drawingml/2006/main">
+              <a:graphicData uri="http://schemas.openxmlformats.org/drawingml/2006/picture">
+                <pic:pic xmlns:pic="http://schemas.openxmlformats.org/drawingml/2006/picture">
+                  <pic:nvPicPr>
+                    <pic:cNvPr id="1" name=""/>
+                    <pic:cNvPicPr/>
+                  </pic:nvPicPr>
+                  <pic:blipFill>
+                    <a:blip r:embed="rId26"/>
+                    <a:stretch>
+                      <a:fillRect/>
+                    </a:stretch>
+                  </pic:blipFill>
+                  <pic:spPr>
+                    <a:xfrm>
+                      <a:off x="0" y="0"/>
+                      <a:ext cx="3911387" cy="3866575"/>
+                    </a:xfrm>
+                    <a:prstGeom prst="rect">
+                      <a:avLst/>
+                    </a:prstGeom>
+                  </pic:spPr>
+                </pic:pic>
+              </a:graphicData>
+            </a:graphic>
+          </wp:inline>
+        </w:drawing>
+      </w:r>
+    </w:p>
+    <w:p>
+      <w:pPr>
+        <w:jc w:val="center"/>
         <w:rPr>
           <w:lang w:eastAsia="ru-RU"/>
         </w:rPr>
       </w:pPr>
-    </w:p>
-    <w:p>
-      <w:pPr>
+      <w:r>
+        <w:t xml:space="preserve">Рисунок </w:t>
+      </w:r>
+      <w:r>
+        <w:fldChar w:fldCharType="begin"/>
+      </w:r>
+      <w:r>
+        <w:instrText xml:space="preserve"> SEQ Рисунок \* ARABIC </w:instrText>
+      </w:r>
+      <w:r>
+        <w:fldChar w:fldCharType="separate"/>
+      </w:r>
+      <w:r>
+        <w:rPr>
+          <w:noProof/>
+        </w:rPr>
+        <w:t>19</w:t>
+      </w:r>
+      <w:r>
+        <w:fldChar w:fldCharType="end"/>
+      </w:r>
+      <w:r>
+        <w:t>. Страница входа</w:t>
+      </w:r>
+    </w:p>
+    <w:p>
+      <w:pPr>
+        <w:keepNext/>
+        <w:jc w:val="center"/>
+      </w:pPr>
+      <w:r>
         <w:rPr>
           <w:lang w:eastAsia="ru-RU"/>
         </w:rPr>
-      </w:pPr>
-    </w:p>
-    <w:p>
-      <w:pPr>
+        <w:drawing>
+          <wp:inline distT="0" distB="0" distL="0" distR="0" wp14:anchorId="152478A8" wp14:editId="6C2B8A96">
+            <wp:extent cx="3077112" cy="3645458"/>
+            <wp:effectExtent l="0" t="0" r="9525" b="0"/>
+            <wp:docPr id="20" name="Рисунок 20"/>
+            <wp:cNvGraphicFramePr>
+              <a:graphicFrameLocks xmlns:a="http://schemas.openxmlformats.org/drawingml/2006/main" noChangeAspect="1"/>
+            </wp:cNvGraphicFramePr>
+            <a:graphic xmlns:a="http://schemas.openxmlformats.org/drawingml/2006/main">
+              <a:graphicData uri="http://schemas.openxmlformats.org/drawingml/2006/picture">
+                <pic:pic xmlns:pic="http://schemas.openxmlformats.org/drawingml/2006/picture">
+                  <pic:nvPicPr>
+                    <pic:cNvPr id="1" name=""/>
+                    <pic:cNvPicPr/>
+                  </pic:nvPicPr>
+                  <pic:blipFill>
+                    <a:blip r:embed="rId27"/>
+                    <a:stretch>
+                      <a:fillRect/>
+                    </a:stretch>
+                  </pic:blipFill>
+                  <pic:spPr>
+                    <a:xfrm>
+                      <a:off x="0" y="0"/>
+                      <a:ext cx="3081238" cy="3650346"/>
+                    </a:xfrm>
+                    <a:prstGeom prst="rect">
+                      <a:avLst/>
+                    </a:prstGeom>
+                  </pic:spPr>
+                </pic:pic>
+              </a:graphicData>
+            </a:graphic>
+          </wp:inline>
+        </w:drawing>
+      </w:r>
+    </w:p>
+    <w:p>
+      <w:pPr>
+        <w:jc w:val="center"/>
         <w:rPr>
           <w:lang w:eastAsia="ru-RU"/>
         </w:rPr>
       </w:pPr>
+      <w:r>
+        <w:t xml:space="preserve">Рисунок </w:t>
+      </w:r>
+      <w:r>
+        <w:fldChar w:fldCharType="begin"/>
+      </w:r>
+      <w:r>
+        <w:instrText xml:space="preserve"> SEQ Рисунок \* ARABIC </w:instrText>
+      </w:r>
+      <w:r>
+        <w:fldChar w:fldCharType="separate"/>
+      </w:r>
+      <w:r>
+        <w:rPr>
+          <w:noProof/>
+        </w:rPr>
+        <w:t>20</w:t>
+      </w:r>
+      <w:r>
+        <w:fldChar w:fldCharType="end"/>
+      </w:r>
+      <w:r>
+        <w:t>. Страница регистрации</w:t>
+      </w:r>
+    </w:p>
+    <w:p>
+      <w:pPr>
+        <w:keepNext/>
+        <w:ind w:firstLine="0"/>
+        <w:jc w:val="center"/>
+      </w:pPr>
+      <w:r>
+        <w:rPr>
+          <w:noProof/>
+          <w:lang w:val="en-US" w:eastAsia="ru-RU"/>
+        </w:rPr>
+        <w:lastRenderedPageBreak/>
+        <w:drawing>
+          <wp:inline distT="0" distB="0" distL="0" distR="0" wp14:anchorId="6744BBA6" wp14:editId="520ACF16">
+            <wp:extent cx="5715000" cy="4753069"/>
+            <wp:effectExtent l="0" t="0" r="0" b="9525"/>
+            <wp:docPr id="23" name="Рисунок 23"/>
+            <wp:cNvGraphicFramePr>
+              <a:graphicFrameLocks xmlns:a="http://schemas.openxmlformats.org/drawingml/2006/main" noChangeAspect="1"/>
+            </wp:cNvGraphicFramePr>
+            <a:graphic xmlns:a="http://schemas.openxmlformats.org/drawingml/2006/main">
+              <a:graphicData uri="http://schemas.openxmlformats.org/drawingml/2006/picture">
+                <pic:pic xmlns:pic="http://schemas.openxmlformats.org/drawingml/2006/picture">
+                  <pic:nvPicPr>
+                    <pic:cNvPr id="0" name="Picture 2"/>
+                    <pic:cNvPicPr>
+                      <a:picLocks noChangeAspect="1" noChangeArrowheads="1"/>
+                    </pic:cNvPicPr>
+                  </pic:nvPicPr>
+                  <pic:blipFill>
+                    <a:blip r:embed="rId28">
+                      <a:extLst>
+                        <a:ext uri="{28A0092B-C50C-407E-A947-70E740481C1C}">
+                          <a14:useLocalDpi xmlns:a14="http://schemas.microsoft.com/office/drawing/2010/main" val="0"/>
+                        </a:ext>
+                      </a:extLst>
+                    </a:blip>
+                    <a:srcRect/>
+                    <a:stretch>
+                      <a:fillRect/>
+                    </a:stretch>
+                  </pic:blipFill>
+                  <pic:spPr bwMode="auto">
+                    <a:xfrm>
+                      <a:off x="0" y="0"/>
+                      <a:ext cx="5724468" cy="4760943"/>
+                    </a:xfrm>
+                    <a:prstGeom prst="rect">
+                      <a:avLst/>
+                    </a:prstGeom>
+                    <a:noFill/>
+                  </pic:spPr>
+                </pic:pic>
+              </a:graphicData>
+            </a:graphic>
+          </wp:inline>
+        </w:drawing>
+      </w:r>
+    </w:p>
+    <w:p>
+      <w:pPr>
+        <w:jc w:val="center"/>
+        <w:rPr>
+          <w:lang w:val="en-US" w:eastAsia="ru-RU"/>
+        </w:rPr>
+      </w:pPr>
+      <w:r>
+        <w:t xml:space="preserve">Рисунок </w:t>
+      </w:r>
+      <w:r>
+        <w:fldChar w:fldCharType="begin"/>
+      </w:r>
+      <w:r>
+        <w:instrText xml:space="preserve"> SEQ Рисунок \* ARABIC </w:instrText>
+      </w:r>
+      <w:r>
+        <w:fldChar w:fldCharType="separate"/>
+      </w:r>
+      <w:r>
+        <w:rPr>
+          <w:noProof/>
+        </w:rPr>
+        <w:t>21</w:t>
+      </w:r>
+      <w:r>
+        <w:fldChar w:fldCharType="end"/>
+      </w:r>
+      <w:r>
+        <w:t>. Главная страница</w:t>
+      </w:r>
     </w:p>
     <w:p>
       <w:pPr>
@@ -12650,8 +12211,15 @@
         </w:rPr>
       </w:pPr>
     </w:p>
+    <w:p>
+      <w:pPr>
+        <w:rPr>
+          <w:lang w:eastAsia="ru-RU"/>
+        </w:rPr>
+      </w:pPr>
+    </w:p>
     <w:sectPr>
-      <w:footerReference w:type="default" r:id="rId26"/>
+      <w:footerReference w:type="default" r:id="rId29"/>
       <w:pgSz w:w="11906" w:h="16838"/>
       <w:pgMar w:top="1134" w:right="851" w:bottom="1134" w:left="1701" w:header="709" w:footer="709" w:gutter="0"/>
       <w:cols w:space="708"/>

--- a/отчет по уп.docx
+++ b/отчет по уп.docx
@@ -12199,27 +12199,263 @@
     </w:p>
     <w:p>
       <w:pPr>
+        <w:keepNext/>
+        <w:jc w:val="center"/>
+      </w:pPr>
+      <w:r>
+        <w:drawing>
+          <wp:inline distT="0" distB="0" distL="0" distR="0" wp14:anchorId="106E5507" wp14:editId="4248C70C">
+            <wp:extent cx="2952255" cy="3448050"/>
+            <wp:effectExtent l="0" t="0" r="635" b="0"/>
+            <wp:docPr id="26" name="Рисунок 26"/>
+            <wp:cNvGraphicFramePr>
+              <a:graphicFrameLocks xmlns:a="http://schemas.openxmlformats.org/drawingml/2006/main" noChangeAspect="1"/>
+            </wp:cNvGraphicFramePr>
+            <a:graphic xmlns:a="http://schemas.openxmlformats.org/drawingml/2006/main">
+              <a:graphicData uri="http://schemas.openxmlformats.org/drawingml/2006/picture">
+                <pic:pic xmlns:pic="http://schemas.openxmlformats.org/drawingml/2006/picture">
+                  <pic:nvPicPr>
+                    <pic:cNvPr id="1" name=""/>
+                    <pic:cNvPicPr/>
+                  </pic:nvPicPr>
+                  <pic:blipFill rotWithShape="1">
+                    <a:blip r:embed="rId29"/>
+                    <a:srcRect r="10145" b="9030"/>
+                    <a:stretch/>
+                  </pic:blipFill>
+                  <pic:spPr bwMode="auto">
+                    <a:xfrm>
+                      <a:off x="0" y="0"/>
+                      <a:ext cx="2953162" cy="3449109"/>
+                    </a:xfrm>
+                    <a:prstGeom prst="rect">
+                      <a:avLst/>
+                    </a:prstGeom>
+                    <a:ln>
+                      <a:noFill/>
+                    </a:ln>
+                    <a:extLst>
+                      <a:ext uri="{53640926-AAD7-44D8-BBD7-CCE9431645EC}">
+                        <a14:shadowObscured xmlns:a14="http://schemas.microsoft.com/office/drawing/2010/main"/>
+                      </a:ext>
+                    </a:extLst>
+                  </pic:spPr>
+                </pic:pic>
+              </a:graphicData>
+            </a:graphic>
+          </wp:inline>
+        </w:drawing>
+      </w:r>
+    </w:p>
+    <w:p>
+      <w:pPr>
+        <w:jc w:val="center"/>
+        <w:rPr>
+          <w:lang w:val="en-US"/>
+        </w:rPr>
+      </w:pPr>
+      <w:r>
+        <w:t xml:space="preserve">Рисунок </w:t>
+      </w:r>
+      <w:r>
+        <w:fldChar w:fldCharType="begin"/>
+      </w:r>
+      <w:r>
+        <w:instrText xml:space="preserve"> SEQ Рисунок \* ARABIC </w:instrText>
+      </w:r>
+      <w:r>
+        <w:fldChar w:fldCharType="separate"/>
+      </w:r>
+      <w:r>
+        <w:rPr>
+          <w:noProof/>
+        </w:rPr>
+        <w:t>22</w:t>
+      </w:r>
+      <w:r>
+        <w:fldChar w:fldCharType="end"/>
+      </w:r>
+      <w:r>
+        <w:t>. Страница создания страны</w:t>
+      </w:r>
+    </w:p>
+    <w:p>
+      <w:pPr>
+        <w:ind w:firstLine="0"/>
+        <w:jc w:val="center"/>
+      </w:pPr>
+      <w:r>
+        <w:rPr>
+          <w:lang w:val="en-US" w:eastAsia="ru-RU"/>
+        </w:rPr>
+        <w:lastRenderedPageBreak/>
+        <w:drawing>
+          <wp:inline distT="0" distB="0" distL="0" distR="0" wp14:anchorId="3832CC5D" wp14:editId="5C42C2DA">
+            <wp:extent cx="5524500" cy="2870200"/>
+            <wp:effectExtent l="0" t="0" r="0" b="6350"/>
+            <wp:docPr id="28" name="Рисунок 28"/>
+            <wp:cNvGraphicFramePr>
+              <a:graphicFrameLocks xmlns:a="http://schemas.openxmlformats.org/drawingml/2006/main" noChangeAspect="1"/>
+            </wp:cNvGraphicFramePr>
+            <a:graphic xmlns:a="http://schemas.openxmlformats.org/drawingml/2006/main">
+              <a:graphicData uri="http://schemas.openxmlformats.org/drawingml/2006/picture">
+                <pic:pic xmlns:pic="http://schemas.openxmlformats.org/drawingml/2006/picture">
+                  <pic:nvPicPr>
+                    <pic:cNvPr id="1" name=""/>
+                    <pic:cNvPicPr/>
+                  </pic:nvPicPr>
+                  <pic:blipFill rotWithShape="1">
+                    <a:blip r:embed="rId30"/>
+                    <a:srcRect r="6992"/>
+                    <a:stretch/>
+                  </pic:blipFill>
+                  <pic:spPr bwMode="auto">
+                    <a:xfrm>
+                      <a:off x="0" y="0"/>
+                      <a:ext cx="5524500" cy="2870200"/>
+                    </a:xfrm>
+                    <a:prstGeom prst="rect">
+                      <a:avLst/>
+                    </a:prstGeom>
+                    <a:ln>
+                      <a:noFill/>
+                    </a:ln>
+                    <a:extLst>
+                      <a:ext uri="{53640926-AAD7-44D8-BBD7-CCE9431645EC}">
+                        <a14:shadowObscured xmlns:a14="http://schemas.microsoft.com/office/drawing/2010/main"/>
+                      </a:ext>
+                    </a:extLst>
+                  </pic:spPr>
+                </pic:pic>
+              </a:graphicData>
+            </a:graphic>
+          </wp:inline>
+        </w:drawing>
+      </w:r>
+    </w:p>
+    <w:p>
+      <w:pPr>
+        <w:jc w:val="center"/>
         <w:rPr>
           <w:lang w:eastAsia="ru-RU"/>
         </w:rPr>
       </w:pPr>
-    </w:p>
-    <w:p>
-      <w:pPr>
+      <w:r>
+        <w:t xml:space="preserve">Рисунок </w:t>
+      </w:r>
+      <w:r>
+        <w:fldChar w:fldCharType="begin"/>
+      </w:r>
+      <w:r>
+        <w:instrText xml:space="preserve"> SEQ Рисунок \* ARABIC </w:instrText>
+      </w:r>
+      <w:r>
+        <w:fldChar w:fldCharType="separate"/>
+      </w:r>
+      <w:r>
+        <w:rPr>
+          <w:noProof/>
+        </w:rPr>
+        <w:t>23</w:t>
+      </w:r>
+      <w:r>
+        <w:fldChar w:fldCharType="end"/>
+      </w:r>
+      <w:r>
+        <w:t xml:space="preserve">. </w:t>
+      </w:r>
+      <w:r>
+        <w:t>Страница лист стран</w:t>
+      </w:r>
+    </w:p>
+    <w:p>
+      <w:pPr>
+        <w:ind w:firstLine="0"/>
+        <w:jc w:val="center"/>
+      </w:pPr>
+      <w:r>
         <w:rPr>
           <w:lang w:eastAsia="ru-RU"/>
         </w:rPr>
-      </w:pPr>
-    </w:p>
-    <w:p>
-      <w:pPr>
+        <w:drawing>
+          <wp:inline distT="0" distB="0" distL="0" distR="0" wp14:anchorId="325C325D" wp14:editId="1604DE7F">
+            <wp:extent cx="5201376" cy="3505689"/>
+            <wp:effectExtent l="0" t="0" r="0" b="0"/>
+            <wp:docPr id="27" name="Рисунок 27"/>
+            <wp:cNvGraphicFramePr>
+              <a:graphicFrameLocks xmlns:a="http://schemas.openxmlformats.org/drawingml/2006/main" noChangeAspect="1"/>
+            </wp:cNvGraphicFramePr>
+            <a:graphic xmlns:a="http://schemas.openxmlformats.org/drawingml/2006/main">
+              <a:graphicData uri="http://schemas.openxmlformats.org/drawingml/2006/picture">
+                <pic:pic xmlns:pic="http://schemas.openxmlformats.org/drawingml/2006/picture">
+                  <pic:nvPicPr>
+                    <pic:cNvPr id="1" name=""/>
+                    <pic:cNvPicPr/>
+                  </pic:nvPicPr>
+                  <pic:blipFill>
+                    <a:blip r:embed="rId31"/>
+                    <a:stretch>
+                      <a:fillRect/>
+                    </a:stretch>
+                  </pic:blipFill>
+                  <pic:spPr>
+                    <a:xfrm>
+                      <a:off x="0" y="0"/>
+                      <a:ext cx="5201376" cy="3505689"/>
+                    </a:xfrm>
+                    <a:prstGeom prst="rect">
+                      <a:avLst/>
+                    </a:prstGeom>
+                  </pic:spPr>
+                </pic:pic>
+              </a:graphicData>
+            </a:graphic>
+          </wp:inline>
+        </w:drawing>
+      </w:r>
+    </w:p>
+    <w:p>
+      <w:pPr>
+        <w:ind w:firstLine="0"/>
+        <w:jc w:val="center"/>
         <w:rPr>
           <w:lang w:eastAsia="ru-RU"/>
         </w:rPr>
       </w:pPr>
+      <w:r>
+        <w:t xml:space="preserve">Рисунок </w:t>
+      </w:r>
+      <w:r>
+        <w:fldChar w:fldCharType="begin"/>
+      </w:r>
+      <w:r>
+        <w:instrText xml:space="preserve"> SEQ Рисунок \* ARABIC </w:instrText>
+      </w:r>
+      <w:r>
+        <w:fldChar w:fldCharType="separate"/>
+      </w:r>
+      <w:r>
+        <w:rPr>
+          <w:noProof/>
+        </w:rPr>
+        <w:t>24</w:t>
+      </w:r>
+      <w:r>
+        <w:fldChar w:fldCharType="end"/>
+      </w:r>
+      <w:r>
+        <w:t>. Модальное окно с подтверждением удаления страны</w:t>
+      </w:r>
+    </w:p>
+    <w:p>
+      <w:pPr>
+        <w:rPr>
+          <w:lang w:val="en-US" w:eastAsia="ru-RU"/>
+        </w:rPr>
+      </w:pPr>
     </w:p>
     <w:sectPr>
-      <w:footerReference w:type="default" r:id="rId29"/>
+      <w:footerReference w:type="default" r:id="rId32"/>
       <w:pgSz w:w="11906" w:h="16838"/>
       <w:pgMar w:top="1134" w:right="851" w:bottom="1134" w:left="1701" w:header="709" w:footer="709" w:gutter="0"/>
       <w:cols w:space="708"/>

--- a/отчет по уп.docx
+++ b/отчет по уп.docx
@@ -262,8 +262,18 @@
           <w:szCs w:val="28"/>
           <w:lang w:eastAsia="ru-RU"/>
         </w:rPr>
-        <w:t>____________ Ю.С. Мамшева</w:t>
-      </w:r>
+        <w:t xml:space="preserve">____________ Ю.С. </w:t>
+      </w:r>
+      <w:proofErr w:type="spellStart"/>
+      <w:r>
+        <w:rPr>
+          <w:rFonts w:eastAsia="Times New Roman" w:cs="Times New Roman"/>
+          <w:szCs w:val="28"/>
+          <w:lang w:eastAsia="ru-RU"/>
+        </w:rPr>
+        <w:t>Мамшева</w:t>
+      </w:r>
+      <w:proofErr w:type="spellEnd"/>
     </w:p>
     <w:p>
       <w:pPr>
@@ -529,7 +539,23 @@
           <w:rFonts w:eastAsia="Times New Roman" w:cs="Times New Roman"/>
           <w:lang w:eastAsia="ru-RU"/>
         </w:rPr>
-        <w:t xml:space="preserve">Руководитель: ___________ Мамшева Ю.С. </w:t>
+        <w:t xml:space="preserve">Руководитель: ___________ </w:t>
+      </w:r>
+      <w:proofErr w:type="spellStart"/>
+      <w:r>
+        <w:rPr>
+          <w:rFonts w:eastAsia="Times New Roman" w:cs="Times New Roman"/>
+          <w:lang w:eastAsia="ru-RU"/>
+        </w:rPr>
+        <w:t>Мамшева</w:t>
+      </w:r>
+      <w:proofErr w:type="spellEnd"/>
+      <w:r>
+        <w:rPr>
+          <w:rFonts w:eastAsia="Times New Roman" w:cs="Times New Roman"/>
+          <w:lang w:eastAsia="ru-RU"/>
+        </w:rPr>
+        <w:t xml:space="preserve"> Ю.С. </w:t>
       </w:r>
       <w:r>
         <w:rPr>
@@ -2951,7 +2977,15 @@
     </w:p>
     <w:p>
       <w:r>
-        <w:t>Для дальнейшего процесса разработки и сохранения документации был создан репозиторий, который получил название «CountryGuide». В рамках кооперации к работе над проектом был добавлен ещё один разработчик.</w:t>
+        <w:t>Для дальнейшего процесса разработки и сохранения документации был создан репозиторий, который получил название «</w:t>
+      </w:r>
+      <w:proofErr w:type="spellStart"/>
+      <w:r>
+        <w:t>CountryGuide</w:t>
+      </w:r>
+      <w:proofErr w:type="spellEnd"/>
+      <w:r>
+        <w:t>». В рамках кооперации к работе над проектом был добавлен ещё один разработчик.</w:t>
       </w:r>
     </w:p>
     <w:p>
@@ -2971,8 +3005,13 @@
         </w:tabs>
         <w:ind w:left="0" w:firstLine="709"/>
       </w:pPr>
-      <w:r>
-        <w:t>main — основная (главная) ветка, в которую выгружаются стабильные рабочие версии проекта;</w:t>
+      <w:proofErr w:type="spellStart"/>
+      <w:r>
+        <w:t>main</w:t>
+      </w:r>
+      <w:proofErr w:type="spellEnd"/>
+      <w:r>
+        <w:t xml:space="preserve"> — основная (главная) ветка, в которую выгружаются стабильные рабочие версии проекта;</w:t>
       </w:r>
     </w:p>
     <w:p>
@@ -2987,8 +3026,21 @@
         </w:tabs>
         <w:ind w:left="0" w:firstLine="709"/>
       </w:pPr>
-      <w:r>
-        <w:t>develop — ветка разработки, в которую сливаются готовые версии продукта для последующего копирования в ветку main;</w:t>
+      <w:proofErr w:type="spellStart"/>
+      <w:r>
+        <w:t>develop</w:t>
+      </w:r>
+      <w:proofErr w:type="spellEnd"/>
+      <w:r>
+        <w:t xml:space="preserve"> — ветка разработки, в которую сливаются готовые версии продукта для последующего копирования в ветку </w:t>
+      </w:r>
+      <w:proofErr w:type="spellStart"/>
+      <w:r>
+        <w:t>main</w:t>
+      </w:r>
+      <w:proofErr w:type="spellEnd"/>
+      <w:r>
+        <w:t>;</w:t>
       </w:r>
     </w:p>
     <w:p>
@@ -3003,8 +3055,13 @@
         </w:tabs>
         <w:ind w:left="0" w:firstLine="709"/>
       </w:pPr>
-      <w:r>
-        <w:t>developP — ветка первого разработчика;</w:t>
+      <w:proofErr w:type="spellStart"/>
+      <w:r>
+        <w:t>developP</w:t>
+      </w:r>
+      <w:proofErr w:type="spellEnd"/>
+      <w:r>
+        <w:t xml:space="preserve"> — ветка первого разработчика;</w:t>
       </w:r>
     </w:p>
     <w:p>
@@ -3019,8 +3076,13 @@
         </w:tabs>
         <w:ind w:left="0" w:firstLine="709"/>
       </w:pPr>
-      <w:r>
-        <w:t>developA — ветка второго разработчика.</w:t>
+      <w:proofErr w:type="spellStart"/>
+      <w:r>
+        <w:t>developA</w:t>
+      </w:r>
+      <w:proofErr w:type="spellEnd"/>
+      <w:r>
+        <w:t xml:space="preserve"> — ветка второго разработчика.</w:t>
       </w:r>
     </w:p>
     <w:p>
@@ -3100,15 +3162,41 @@
         <w:fldChar w:fldCharType="end"/>
       </w:r>
       <w:r>
-        <w:t xml:space="preserve">. Репризиторий </w:t>
-      </w:r>
+        <w:t xml:space="preserve">. </w:t>
+      </w:r>
+      <w:proofErr w:type="spellStart"/>
+      <w:r>
+        <w:t>Репризиторий</w:t>
+      </w:r>
+      <w:proofErr w:type="spellEnd"/>
+      <w:r>
+        <w:t xml:space="preserve"> </w:t>
+      </w:r>
+      <w:proofErr w:type="spellStart"/>
       <w:r>
         <w:t>CountryGuide</w:t>
       </w:r>
-    </w:p>
-    <w:p>
-      <w:r>
-        <w:t>Далее приведем пример работы с веткой разработчика. Т.е создания ветки, добавления файлов, создание коммита и отправка в удалённый репризиторий.</w:t>
+      <w:proofErr w:type="spellEnd"/>
+    </w:p>
+    <w:p>
+      <w:r>
+        <w:t xml:space="preserve">Далее приведем пример работы с веткой разработчика. </w:t>
+      </w:r>
+      <w:proofErr w:type="spellStart"/>
+      <w:r>
+        <w:t>Т.е</w:t>
+      </w:r>
+      <w:proofErr w:type="spellEnd"/>
+      <w:r>
+        <w:t xml:space="preserve"> создания ветки, добавления файлов, создание коммита и отправка в удалённый </w:t>
+      </w:r>
+      <w:proofErr w:type="spellStart"/>
+      <w:r>
+        <w:t>репризиторий</w:t>
+      </w:r>
+      <w:proofErr w:type="spellEnd"/>
+      <w:r>
+        <w:t>.</w:t>
       </w:r>
     </w:p>
     <w:p>
@@ -3739,7 +3827,15 @@
       </w:r>
       <w:r>
         <w:lastRenderedPageBreak/>
-        <w:t>полезных локальных приложений, конвертация валют, подсчёт добавочного налога на покупку, установка лимита трат на поездку, учёт расходов с привязкой к карте, получение пороговых уведомлений о перерасходе, получение push-уведомлений об опасности (протесты, стихийных бедствиях), оплата покупки с интеграцией платёжных систем.</w:t>
+        <w:t xml:space="preserve">полезных локальных приложений, конвертация валют, подсчёт добавочного налога на покупку, установка лимита трат на поездку, учёт расходов с привязкой к карте, получение пороговых уведомлений о перерасходе, получение </w:t>
+      </w:r>
+      <w:proofErr w:type="spellStart"/>
+      <w:r>
+        <w:t>push</w:t>
+      </w:r>
+      <w:proofErr w:type="spellEnd"/>
+      <w:r>
+        <w:t>-уведомлений об опасности (протесты, стихийных бедствиях), оплата покупки с интеграцией платёжных систем.</w:t>
       </w:r>
     </w:p>
     <w:p>
@@ -3759,7 +3855,15 @@
     </w:p>
     <w:p>
       <w:r>
-        <w:t>Далее разберём установку лимита трат: для того, чтобы получать уведомления о перерасходе, пользователь должен сначала установить лимит (связь включения). Сам учёт расходов включается в установку лимита, потому что без отслеживания трат уведомления не имеют смысла (связь включения). Получение уведомления о перерасходе - это расширение учёта расходов, так как пользователь может превысить лимит, а может и не превысить (связь расширения).</w:t>
+        <w:t xml:space="preserve">Далее разберём установку лимита трат: для того, чтобы получать уведомления о перерасходе, пользователь должен сначала установить лимит (связь включения). Сам учёт расходов включается в установку лимита, потому что без отслеживания трат уведомления не имеют смысла (связь включения). Получение уведомления о перерасходе </w:t>
+      </w:r>
+      <w:proofErr w:type="gramStart"/>
+      <w:r>
+        <w:t>- это</w:t>
+      </w:r>
+      <w:proofErr w:type="gramEnd"/>
+      <w:r>
+        <w:t xml:space="preserve"> расширение учёта расходов, так как пользователь может превысить лимит, а может и не превысить (связь расширения).</w:t>
       </w:r>
     </w:p>
     <w:p>
@@ -3890,47 +3994,159 @@
     <w:p>
       <w:r>
         <w:lastRenderedPageBreak/>
-        <w:t>Клиент. Атрибуты: активность (активен/неактивен); операции: создать поездку(). Связан с классом Пользователь обобщением (наследованием), т.к клиент является частным случаем пользователя, а также с классом Поездка агрегацией, т.к клиент может иметь несколько поездок, но поездка не может существовать без клиента.</w:t>
-      </w:r>
-    </w:p>
-    <w:p>
-      <w:r>
-        <w:t>Пользователь. Атрибуты: email, пароль, имя, фамилия, отчество, телефон. Выступает в роли базового класса для Клиента и Администратора.</w:t>
-      </w:r>
-    </w:p>
-    <w:p>
-      <w:r>
-        <w:t>Администратор. Атрибуты: уровень доступа. Операции: настройка API(), добавление стран(). Связан с классом Внешний API ассоциацией, т.к администратор настраивает API для получения данных.</w:t>
-      </w:r>
-    </w:p>
-    <w:p>
-      <w:r>
-        <w:t>Поездка. Атрибуты: дата начала, дата окончания. Операции: рассчитать количество дней(). Связан агрегацией с классом Страна, т.к поездка привязана к определённой стране, и страна может существовать отдельно от поездки. Связан композицией с классом Бюджет так как бюджет не может существовать без поездки.</w:t>
-      </w:r>
-    </w:p>
-    <w:p>
-      <w:r>
-        <w:t>Бюджет. Атрибуты: сумма, ограничение на день. Операции: получить пороговое уведомление(), получить уведомление о превышении лимита().</w:t>
-      </w:r>
-    </w:p>
-    <w:p>
-      <w:r>
-        <w:t>Страна. Атрибуты: название, язык, валюта. Операции: получить уровень опасности(). Связан композицией с классами Словарик и Локальное приложение и Статья (страна имеет набор статей, и без страны статьи ненужны). Также связан ассоциацией с классом Внешний API для получения данных о стране.</w:t>
-      </w:r>
-    </w:p>
-    <w:p>
-      <w:r>
-        <w:t>Внешний API. Атрибуты: код, URL. Операции: получить данные(). Связан обобщением с классами API новостей, API валют и Платежный API, т.к они являются частными случаями внешнего API.</w:t>
-      </w:r>
-    </w:p>
-    <w:p>
-      <w:r>
-        <w:t>Статья. Атрибуты: название, ссылка. Связана композицией со страной, т.к без страны статья не имеет смысла.</w:t>
-      </w:r>
-    </w:p>
-    <w:p>
-      <w:r>
-        <w:t>Словарик. Атрибуты: исходный язык, дата обновления. Связан композицией с классом Фраза, т.к фразы являются частью словарика и не могут существовать без него.</w:t>
+        <w:t xml:space="preserve">Клиент. Атрибуты: активность (активен/неактивен); операции: создать </w:t>
+      </w:r>
+      <w:proofErr w:type="gramStart"/>
+      <w:r>
+        <w:t>поездку(</w:t>
+      </w:r>
+      <w:proofErr w:type="gramEnd"/>
+      <w:r>
+        <w:t xml:space="preserve">). Связан с классом Пользователь обобщением (наследованием), </w:t>
+      </w:r>
+      <w:proofErr w:type="gramStart"/>
+      <w:r>
+        <w:t>т.к</w:t>
+      </w:r>
+      <w:proofErr w:type="gramEnd"/>
+      <w:r>
+        <w:t xml:space="preserve"> клиент является частным случаем пользователя, а также с классом Поездка агрегацией, т.к клиент может иметь несколько поездок, но поездка не может существовать без клиента.</w:t>
+      </w:r>
+    </w:p>
+    <w:p>
+      <w:r>
+        <w:t xml:space="preserve">Пользователь. Атрибуты: </w:t>
+      </w:r>
+      <w:proofErr w:type="spellStart"/>
+      <w:r>
+        <w:t>email</w:t>
+      </w:r>
+      <w:proofErr w:type="spellEnd"/>
+      <w:r>
+        <w:t>, пароль, имя, фамилия, отчество, телефон. Выступает в роли базового класса для Клиента и Администратора.</w:t>
+      </w:r>
+    </w:p>
+    <w:p>
+      <w:r>
+        <w:t xml:space="preserve">Администратор. Атрибуты: уровень доступа. Операции: настройка </w:t>
+      </w:r>
+      <w:proofErr w:type="gramStart"/>
+      <w:r>
+        <w:t>API(</w:t>
+      </w:r>
+      <w:proofErr w:type="gramEnd"/>
+      <w:r>
+        <w:t xml:space="preserve">), добавление стран(). Связан с классом Внешний API ассоциацией, </w:t>
+      </w:r>
+      <w:proofErr w:type="gramStart"/>
+      <w:r>
+        <w:t>т.к</w:t>
+      </w:r>
+      <w:proofErr w:type="gramEnd"/>
+      <w:r>
+        <w:t xml:space="preserve"> администратор настраивает API для получения данных.</w:t>
+      </w:r>
+    </w:p>
+    <w:p>
+      <w:r>
+        <w:t xml:space="preserve">Поездка. Атрибуты: дата начала, дата окончания. Операции: рассчитать количество </w:t>
+      </w:r>
+      <w:proofErr w:type="gramStart"/>
+      <w:r>
+        <w:t>дней(</w:t>
+      </w:r>
+      <w:proofErr w:type="gramEnd"/>
+      <w:r>
+        <w:t xml:space="preserve">). Связан агрегацией с классом Страна, </w:t>
+      </w:r>
+      <w:proofErr w:type="gramStart"/>
+      <w:r>
+        <w:t>т.к</w:t>
+      </w:r>
+      <w:proofErr w:type="gramEnd"/>
+      <w:r>
+        <w:t xml:space="preserve"> поездка привязана к определённой стране, и страна может существовать отдельно от поездки. Связан композицией с классом Бюджет так как бюджет не может существовать без поездки.</w:t>
+      </w:r>
+    </w:p>
+    <w:p>
+      <w:r>
+        <w:t xml:space="preserve">Бюджет. Атрибуты: сумма, ограничение на день. Операции: получить пороговое </w:t>
+      </w:r>
+      <w:proofErr w:type="gramStart"/>
+      <w:r>
+        <w:t>уведомление(</w:t>
+      </w:r>
+      <w:proofErr w:type="gramEnd"/>
+      <w:r>
+        <w:t>), получить уведомление о превышении лимита().</w:t>
+      </w:r>
+    </w:p>
+    <w:p>
+      <w:r>
+        <w:t xml:space="preserve">Страна. Атрибуты: название, язык, валюта. Операции: получить уровень </w:t>
+      </w:r>
+      <w:proofErr w:type="gramStart"/>
+      <w:r>
+        <w:t>опасности(</w:t>
+      </w:r>
+      <w:proofErr w:type="gramEnd"/>
+      <w:r>
+        <w:t xml:space="preserve">). Связан композицией с классами Словарик и Локальное приложение и Статья (страна имеет набор статей, и без страны статьи </w:t>
+      </w:r>
+      <w:proofErr w:type="spellStart"/>
+      <w:r>
+        <w:t>ненужны</w:t>
+      </w:r>
+      <w:proofErr w:type="spellEnd"/>
+      <w:r>
+        <w:t>). Также связан ассоциацией с классом Внешний API для получения данных о стране.</w:t>
+      </w:r>
+    </w:p>
+    <w:p>
+      <w:r>
+        <w:t xml:space="preserve">Внешний API. Атрибуты: код, URL. Операции: получить </w:t>
+      </w:r>
+      <w:proofErr w:type="gramStart"/>
+      <w:r>
+        <w:t>данные(</w:t>
+      </w:r>
+      <w:proofErr w:type="gramEnd"/>
+      <w:r>
+        <w:t xml:space="preserve">). Связан обобщением с классами API новостей, API валют и Платежный API, </w:t>
+      </w:r>
+      <w:proofErr w:type="gramStart"/>
+      <w:r>
+        <w:t>т.к</w:t>
+      </w:r>
+      <w:proofErr w:type="gramEnd"/>
+      <w:r>
+        <w:t xml:space="preserve"> они являются частными случаями внешнего API.</w:t>
+      </w:r>
+    </w:p>
+    <w:p>
+      <w:r>
+        <w:t xml:space="preserve">Статья. Атрибуты: название, ссылка. Связана композицией со страной, </w:t>
+      </w:r>
+      <w:proofErr w:type="gramStart"/>
+      <w:r>
+        <w:t>т.к</w:t>
+      </w:r>
+      <w:proofErr w:type="gramEnd"/>
+      <w:r>
+        <w:t xml:space="preserve"> без страны статья не имеет смысла.</w:t>
+      </w:r>
+    </w:p>
+    <w:p>
+      <w:r>
+        <w:t xml:space="preserve">Словарик. Атрибуты: исходный язык, дата обновления. Связан композицией с классом Фраза, </w:t>
+      </w:r>
+      <w:proofErr w:type="gramStart"/>
+      <w:r>
+        <w:t>т.к</w:t>
+      </w:r>
+      <w:proofErr w:type="gramEnd"/>
+      <w:r>
+        <w:t xml:space="preserve"> фразы являются частью словарика и не могут существовать без него.</w:t>
       </w:r>
     </w:p>
     <w:p>
@@ -3941,7 +4157,15 @@
     </w:p>
     <w:p>
       <w:r>
-        <w:t>Локальное приложение. Атрибуты: наименование, описание, логотип. Связано композицией со страной (т.к локальные приложения для страны не нужны без неё).</w:t>
+        <w:t>Локальное приложение. Атрибуты: наименование, описание, логотип. Связано композицией со страной (</w:t>
+      </w:r>
+      <w:proofErr w:type="gramStart"/>
+      <w:r>
+        <w:t>т.к</w:t>
+      </w:r>
+      <w:proofErr w:type="gramEnd"/>
+      <w:r>
+        <w:t xml:space="preserve"> локальные приложения для страны не нужны без неё).</w:t>
       </w:r>
     </w:p>
     <w:p>
@@ -4564,12 +4788,28 @@
     </w:p>
     <w:p>
       <w:r>
-        <w:t>Сервер выполняет проверку уникальности электронной почты в базе данных. Если указанный email уже зарегистрирован, база данных возвращает соответствующий ответ, и система отображает клиенту сообщение об ошибке: «Пользователь уже зарегистрирован». После этого процесс возвращается к этапу заполнения формы регистрации.</w:t>
-      </w:r>
-    </w:p>
-    <w:p>
-      <w:r>
-        <w:t>Если email не найден в базе данных, система переходит к сохранению нового пользователя. Сервер сохраняет учётные данные клиента в базе данных, после чего получает подтверждение об успешном сохранении. Затем система отображает клиенту сообщение об успешной регистрации в пользовательском интерфейсе. На этом процесс завершается.</w:t>
+        <w:t xml:space="preserve">Сервер выполняет проверку уникальности электронной почты в базе данных. Если указанный </w:t>
+      </w:r>
+      <w:proofErr w:type="spellStart"/>
+      <w:r>
+        <w:t>email</w:t>
+      </w:r>
+      <w:proofErr w:type="spellEnd"/>
+      <w:r>
+        <w:t xml:space="preserve"> уже зарегистрирован, база данных возвращает соответствующий ответ, и система отображает клиенту сообщение об ошибке: «Пользователь уже зарегистрирован». После этого процесс возвращается к этапу заполнения формы регистрации.</w:t>
+      </w:r>
+    </w:p>
+    <w:p>
+      <w:r>
+        <w:t xml:space="preserve">Если </w:t>
+      </w:r>
+      <w:proofErr w:type="spellStart"/>
+      <w:r>
+        <w:t>email</w:t>
+      </w:r>
+      <w:proofErr w:type="spellEnd"/>
+      <w:r>
+        <w:t xml:space="preserve"> не найден в базе данных, система переходит к сохранению нового пользователя. Сервер сохраняет учётные данные клиента в базе данных, после чего получает подтверждение об успешном сохранении. Затем система отображает клиенту сообщение об успешной регистрации в пользовательском интерфейсе. На этом процесс завершается.</w:t>
       </w:r>
     </w:p>
     <w:p>
@@ -4684,12 +4924,36 @@
     <w:bookmarkEnd w:id="30"/>
     <w:p>
       <w:r>
-        <w:t>Для начала пользователь вводит свой email и пароль в интерфейсе. Данные передаются через интерфейс на сервер, где происходит проверка учётных данных. Сервер выполняет внутреннее действие - сверяет введённый email и пароль с данными, хранящимися в базе.</w:t>
-      </w:r>
-    </w:p>
-    <w:p>
-      <w:r>
-        <w:t>Если введённые данные не верны, сервер возвращает интерфейсу сообщение об ошибке авторизации. Интерфейс отображает пользователю ошибку с текстом «Неверный email или пароль», после чего пользователь возвращается к шагу ввода данных.</w:t>
+        <w:t xml:space="preserve">Для начала пользователь вводит свой </w:t>
+      </w:r>
+      <w:proofErr w:type="spellStart"/>
+      <w:r>
+        <w:t>email</w:t>
+      </w:r>
+      <w:proofErr w:type="spellEnd"/>
+      <w:r>
+        <w:t xml:space="preserve"> и пароль в интерфейсе. Данные передаются через интерфейс на сервер, где происходит проверка учётных данных. Сервер выполняет внутреннее действие - сверяет введённый </w:t>
+      </w:r>
+      <w:proofErr w:type="spellStart"/>
+      <w:r>
+        <w:t>email</w:t>
+      </w:r>
+      <w:proofErr w:type="spellEnd"/>
+      <w:r>
+        <w:t xml:space="preserve"> и пароль с данными, хранящимися в базе.</w:t>
+      </w:r>
+    </w:p>
+    <w:p>
+      <w:r>
+        <w:t xml:space="preserve">Если введённые данные не верны, сервер возвращает интерфейсу сообщение об ошибке авторизации. Интерфейс отображает пользователю ошибку с текстом «Неверный </w:t>
+      </w:r>
+      <w:proofErr w:type="spellStart"/>
+      <w:r>
+        <w:t>email</w:t>
+      </w:r>
+      <w:proofErr w:type="spellEnd"/>
+      <w:r>
+        <w:t xml:space="preserve"> или пароль», после чего пользователь возвращается к шагу ввода данных.</w:t>
       </w:r>
     </w:p>
     <w:p>
@@ -4808,7 +5072,15 @@
     </w:p>
     <w:p>
       <w:r>
-        <w:t>Первым шагом данная задача была добавлена на канбан-доску, где для неё были выделены следующие подзадачи: создание выкраски (подбор цветовой палитры), выбор цветового оформления интерфейса и создание логотипа</w:t>
+        <w:t xml:space="preserve">Первым шагом данная задача была добавлена на канбан-доску, где для неё были выделены следующие подзадачи: создание </w:t>
+      </w:r>
+      <w:proofErr w:type="spellStart"/>
+      <w:r>
+        <w:t>выкраски</w:t>
+      </w:r>
+      <w:proofErr w:type="spellEnd"/>
+      <w:r>
+        <w:t xml:space="preserve"> (подбор цветовой палитры), выбор цветового оформления интерфейса и создание логотипа</w:t>
       </w:r>
       <w:r>
         <w:t>.</w:t>
@@ -4902,7 +5174,15 @@
     </w:p>
     <w:p>
       <w:r>
-        <w:t>Для разработки дизайна проектов было создано 6 карточек с различными вариантами выкрасок цветовой гаммы, каждая из которых включала 4</w:t>
+        <w:t xml:space="preserve">Для разработки дизайна проектов было создано 6 карточек с различными вариантами </w:t>
+      </w:r>
+      <w:proofErr w:type="spellStart"/>
+      <w:r>
+        <w:t>выкрасок</w:t>
+      </w:r>
+      <w:proofErr w:type="spellEnd"/>
+      <w:r>
+        <w:t xml:space="preserve"> цветовой гаммы, каждая из которых включала 4</w:t>
       </w:r>
       <w:r>
         <w:t>-</w:t>
@@ -5043,7 +5323,23 @@
         <w:ind w:left="0" w:firstLine="709"/>
       </w:pPr>
       <w:r>
-        <w:t>#1F2937 – цвет подвала (footer) и шапки (header) сайта, а также основного текста;</w:t>
+        <w:t>#1F2937 – цвет подвала (</w:t>
+      </w:r>
+      <w:proofErr w:type="spellStart"/>
+      <w:r>
+        <w:t>footer</w:t>
+      </w:r>
+      <w:proofErr w:type="spellEnd"/>
+      <w:r>
+        <w:t>) и шапки (</w:t>
+      </w:r>
+      <w:proofErr w:type="spellStart"/>
+      <w:r>
+        <w:t>header</w:t>
+      </w:r>
+      <w:proofErr w:type="spellEnd"/>
+      <w:r>
+        <w:t>) сайта, а также основного текста;</w:t>
       </w:r>
     </w:p>
     <w:p>
@@ -5401,7 +5697,15 @@
     </w:p>
     <w:p>
       <w:r>
-        <w:t>Сущность Пользователь связана с сущностью Поездка связью один ко многим через код пользователя. Сущность Поездка связана связью один к одному с сущностью Бюджет через код поездки. Сущность Страна связна с сущностью Поездка связью один ко многим по коду страны, также сущность Страна связана с сущностью Статья по коду страны. Сущность Страна связана связью один ко многим с сущностью фраза. Сущность Страна связана с сущностью Локальное приложение связью один ко многим через код страны. Сущность Категория фразы с сущностью Фраза связана связью один ко многим через код категории.</w:t>
+        <w:t xml:space="preserve">Сущность Пользователь связана с сущностью Поездка связью один ко многим через код пользователя. Сущность Поездка связана связью один к одному с сущностью Бюджет через код поездки. Сущность Страна связна с сущностью Поездка связью один ко многим по коду страны, также сущность Страна связана с сущностью Статья по коду страны. Сущность Страна связана связью один ко многим с сущностью фраза. Сущность Страна связана </w:t>
+      </w:r>
+      <w:proofErr w:type="gramStart"/>
+      <w:r>
+        <w:t>с сущностью</w:t>
+      </w:r>
+      <w:proofErr w:type="gramEnd"/>
+      <w:r>
+        <w:t xml:space="preserve"> Локальное приложение связью один ко многим через код страны. Сущность Категория фразы с сущностью Фраза связана связью один ко многим через код категории.</w:t>
       </w:r>
     </w:p>
     <w:p>
@@ -5511,7 +5815,15 @@
     </w:p>
     <w:p>
       <w:r>
-        <w:t>На канбан-доске была создана основная задача «Разработка, создание моделей и форм», которая стала ключевым этапом в проектировании backend-части веб-приложения. Данная задача включала в себя проектирование логической структуры данных, разработку моделей базы данных и создание пользовательских форм для взаимодействия с этими данными.</w:t>
+        <w:t xml:space="preserve">На канбан-доске была создана основная задача «Разработка, создание моделей и форм», которая стала ключевым этапом в проектировании </w:t>
+      </w:r>
+      <w:proofErr w:type="spellStart"/>
+      <w:r>
+        <w:t>backend</w:t>
+      </w:r>
+      <w:proofErr w:type="spellEnd"/>
+      <w:r>
+        <w:t>-части веб-приложения. Данная задача включала в себя проектирование логической структуры данных, разработку моделей базы данных и создание пользовательских форм для взаимодействия с этими данными.</w:t>
       </w:r>
     </w:p>
     <w:p>
@@ -5543,7 +5855,15 @@
     </w:p>
     <w:p>
       <w:r>
-        <w:t>Поля: имя, фамилия, email, пароль, номер телефона.</w:t>
+        <w:t xml:space="preserve">Поля: имя, фамилия, </w:t>
+      </w:r>
+      <w:proofErr w:type="spellStart"/>
+      <w:r>
+        <w:t>email</w:t>
+      </w:r>
+      <w:proofErr w:type="spellEnd"/>
+      <w:r>
+        <w:t>, пароль, номер телефона.</w:t>
       </w:r>
     </w:p>
     <w:p>
@@ -5595,7 +5915,15 @@
         <w:ind w:left="0" w:firstLine="709"/>
       </w:pPr>
       <w:r>
-        <w:t>Модель «Поездка» (Trip)</w:t>
+        <w:t>Модель «Поездка» (</w:t>
+      </w:r>
+      <w:proofErr w:type="spellStart"/>
+      <w:r>
+        <w:t>Trip</w:t>
+      </w:r>
+      <w:proofErr w:type="spellEnd"/>
+      <w:r>
+        <w:t>)</w:t>
       </w:r>
     </w:p>
     <w:p>
@@ -5636,7 +5964,15 @@
     </w:p>
     <w:p>
       <w:r>
-        <w:t>Поля: название, валюта, налоговая ставка (vat_rate), язык.</w:t>
+        <w:t>Поля: название, валюта, налоговая ставка (</w:t>
+      </w:r>
+      <w:proofErr w:type="spellStart"/>
+      <w:r>
+        <w:t>vat_rate</w:t>
+      </w:r>
+      <w:proofErr w:type="spellEnd"/>
+      <w:r>
+        <w:t>), язык.</w:t>
       </w:r>
     </w:p>
     <w:p>
@@ -5738,7 +6074,15 @@
     </w:p>
     <w:p>
       <w:r>
-        <w:t>Главная страница (home)</w:t>
+        <w:t>Главная страница (</w:t>
+      </w:r>
+      <w:proofErr w:type="spellStart"/>
+      <w:r>
+        <w:t>home</w:t>
+      </w:r>
+      <w:proofErr w:type="spellEnd"/>
+      <w:r>
+        <w:t>)</w:t>
       </w:r>
       <w:r>
         <w:t>:</w:t>
@@ -6183,6 +6527,224 @@
         <w:t>.</w:t>
       </w:r>
     </w:p>
+    <w:p>
+      <w:pPr>
+        <w:pStyle w:val="2"/>
+      </w:pPr>
+      <w:r>
+        <w:t xml:space="preserve">3.4 </w:t>
+      </w:r>
+      <w:r>
+        <w:t xml:space="preserve">Работа с </w:t>
+      </w:r>
+      <w:r>
+        <w:rPr>
+          <w:lang w:val="en-US"/>
+        </w:rPr>
+        <w:t>API</w:t>
+      </w:r>
+      <w:r>
+        <w:t xml:space="preserve"> </w:t>
+      </w:r>
+      <w:r>
+        <w:t>конвертором валют</w:t>
+      </w:r>
+      <w:r>
+        <w:t>.</w:t>
+      </w:r>
+    </w:p>
+    <w:p>
+      <w:r>
+        <w:t>На канбан-доске была создана</w:t>
+      </w:r>
+      <w:r>
+        <w:t xml:space="preserve"> основная задача </w:t>
+      </w:r>
+      <w:r>
+        <w:t>“</w:t>
+      </w:r>
+      <w:r>
+        <w:t xml:space="preserve">Интеграция с </w:t>
+      </w:r>
+      <w:r>
+        <w:rPr>
+          <w:lang w:val="en-US"/>
+        </w:rPr>
+        <w:t>API</w:t>
+      </w:r>
+      <w:r>
+        <w:t xml:space="preserve"> </w:t>
+      </w:r>
+      <w:r>
+        <w:t>конвертором валют</w:t>
+      </w:r>
+      <w:r>
+        <w:t>”</w:t>
+      </w:r>
+      <w:r>
+        <w:t xml:space="preserve">. </w:t>
+      </w:r>
+      <w:r>
+        <w:t>Данная задача включала в себя</w:t>
+      </w:r>
+      <w:r>
+        <w:t xml:space="preserve"> выбор </w:t>
+      </w:r>
+      <w:r>
+        <w:rPr>
+          <w:lang w:val="en-US"/>
+        </w:rPr>
+        <w:t>API</w:t>
+      </w:r>
+      <w:r>
+        <w:t xml:space="preserve">, </w:t>
+      </w:r>
+      <w:r>
+        <w:t xml:space="preserve">настройку </w:t>
+      </w:r>
+      <w:r>
+        <w:rPr>
+          <w:lang w:val="en-US"/>
+        </w:rPr>
+        <w:t>API</w:t>
+      </w:r>
+      <w:r>
+        <w:t xml:space="preserve"> </w:t>
+      </w:r>
+      <w:r>
+        <w:t>в проекте, интеграцию с моделями страна и бюджет.</w:t>
+      </w:r>
+    </w:p>
+    <w:p>
+      <w:pPr>
+        <w:keepNext/>
+        <w:ind w:firstLine="0"/>
+        <w:jc w:val="center"/>
+      </w:pPr>
+      <w:r>
+        <w:drawing>
+          <wp:inline distT="0" distB="0" distL="0" distR="0" wp14:anchorId="2DEE7E46" wp14:editId="05C5882B">
+            <wp:extent cx="5500571" cy="2962275"/>
+            <wp:effectExtent l="0" t="0" r="5080" b="0"/>
+            <wp:docPr id="21" name="Рисунок 21"/>
+            <wp:cNvGraphicFramePr>
+              <a:graphicFrameLocks xmlns:a="http://schemas.openxmlformats.org/drawingml/2006/main" noChangeAspect="1"/>
+            </wp:cNvGraphicFramePr>
+            <a:graphic xmlns:a="http://schemas.openxmlformats.org/drawingml/2006/main">
+              <a:graphicData uri="http://schemas.openxmlformats.org/drawingml/2006/picture">
+                <pic:pic xmlns:pic="http://schemas.openxmlformats.org/drawingml/2006/picture">
+                  <pic:nvPicPr>
+                    <pic:cNvPr id="1" name=""/>
+                    <pic:cNvPicPr/>
+                  </pic:nvPicPr>
+                  <pic:blipFill rotWithShape="1">
+                    <a:blip r:embed="rId26"/>
+                    <a:srcRect t="7797" r="4529" b="29952"/>
+                    <a:stretch/>
+                  </pic:blipFill>
+                  <pic:spPr bwMode="auto">
+                    <a:xfrm>
+                      <a:off x="0" y="0"/>
+                      <a:ext cx="5536913" cy="2981847"/>
+                    </a:xfrm>
+                    <a:prstGeom prst="rect">
+                      <a:avLst/>
+                    </a:prstGeom>
+                    <a:ln>
+                      <a:noFill/>
+                    </a:ln>
+                    <a:extLst>
+                      <a:ext uri="{53640926-AAD7-44D8-BBD7-CCE9431645EC}">
+                        <a14:shadowObscured xmlns:a14="http://schemas.microsoft.com/office/drawing/2010/main"/>
+                      </a:ext>
+                    </a:extLst>
+                  </pic:spPr>
+                </pic:pic>
+              </a:graphicData>
+            </a:graphic>
+          </wp:inline>
+        </w:drawing>
+      </w:r>
+    </w:p>
+    <w:p>
+      <w:pPr>
+        <w:ind w:firstLine="0"/>
+        <w:jc w:val="center"/>
+      </w:pPr>
+      <w:r>
+        <w:t xml:space="preserve">Рисунок </w:t>
+      </w:r>
+      <w:r>
+        <w:fldChar w:fldCharType="begin"/>
+      </w:r>
+      <w:r>
+        <w:instrText xml:space="preserve"> SEQ Рисунок \* ARABIC </w:instrText>
+      </w:r>
+      <w:r>
+        <w:fldChar w:fldCharType="separate"/>
+      </w:r>
+      <w:r>
+        <w:rPr>
+          <w:noProof/>
+        </w:rPr>
+        <w:t>19</w:t>
+      </w:r>
+      <w:r>
+        <w:fldChar w:fldCharType="end"/>
+      </w:r>
+      <w:r>
+        <w:t xml:space="preserve">. </w:t>
+      </w:r>
+      <w:r>
+        <w:t xml:space="preserve">Задача на работу с </w:t>
+      </w:r>
+      <w:r>
+        <w:rPr>
+          <w:lang w:val="en-US"/>
+        </w:rPr>
+        <w:t>API</w:t>
+      </w:r>
+    </w:p>
+    <w:p/>
+    <w:p/>
+    <w:p/>
+    <w:p/>
+    <w:p>
+      <w:pPr>
+        <w:pStyle w:val="2"/>
+      </w:pPr>
+      <w:r>
+        <w:t>3.</w:t>
+      </w:r>
+      <w:r>
+        <w:t>5</w:t>
+      </w:r>
+      <w:r>
+        <w:t xml:space="preserve"> </w:t>
+      </w:r>
+      <w:r>
+        <w:t>Настройка доступа ролей в проекте</w:t>
+      </w:r>
+      <w:r>
+        <w:t>.</w:t>
+      </w:r>
+    </w:p>
+    <w:p/>
+    <w:p/>
+    <w:p>
+      <w:pPr>
+        <w:pStyle w:val="2"/>
+      </w:pPr>
+      <w:r>
+        <w:t>3.</w:t>
+      </w:r>
+      <w:r>
+        <w:t>6 Объединение рабочих версия проекта</w:t>
+      </w:r>
+      <w:r>
+        <w:t>.</w:t>
+      </w:r>
+    </w:p>
     <w:p/>
     <w:p/>
     <w:p/>
@@ -6467,13 +7029,23 @@
         </w:rPr>
         <w:t xml:space="preserve">: </w:t>
       </w:r>
+      <w:proofErr w:type="spellStart"/>
       <w:r>
         <w:rPr>
           <w:rFonts w:eastAsia="Calibri" w:cs="Times New Roman"/>
           <w:bCs/>
           <w:szCs w:val="28"/>
         </w:rPr>
-        <w:t>Мамшева Ю. С</w:t>
+        <w:t>Мамшева</w:t>
+      </w:r>
+      <w:proofErr w:type="spellEnd"/>
+      <w:r>
+        <w:rPr>
+          <w:rFonts w:eastAsia="Calibri" w:cs="Times New Roman"/>
+          <w:bCs/>
+          <w:szCs w:val="28"/>
+        </w:rPr>
+        <w:t xml:space="preserve"> Ю. С</w:t>
       </w:r>
     </w:p>
     <w:p>
@@ -7675,7 +8247,15 @@
         <w:t xml:space="preserve">юридический адрес: </w:t>
       </w:r>
       <w:r>
-        <w:t>Нижний Новгород, Большая Печёрская улица, 26</w:t>
+        <w:t xml:space="preserve">Нижний Новгород, Большая </w:t>
+      </w:r>
+      <w:proofErr w:type="spellStart"/>
+      <w:r>
+        <w:t>Печёрская</w:t>
+      </w:r>
+      <w:proofErr w:type="spellEnd"/>
+      <w:r>
+        <w:t xml:space="preserve"> улица, 26</w:t>
       </w:r>
       <w:r>
         <w:t>;</w:t>
@@ -7719,12 +8299,14 @@
       <w:r>
         <w:t xml:space="preserve"> </w:t>
       </w:r>
+      <w:proofErr w:type="spellStart"/>
       <w:r>
         <w:rPr>
           <w:rStyle w:val="ypks7kbdpwfgdykd3qb9"/>
         </w:rPr>
         <w:t>Сorporation</w:t>
       </w:r>
+      <w:proofErr w:type="spellEnd"/>
       <w:r>
         <w:t xml:space="preserve">» (юридический адрес: </w:t>
       </w:r>
@@ -8886,7 +9468,39 @@
                 <w:sz w:val="24"/>
                 <w:szCs w:val="24"/>
               </w:rPr>
-              <w:t>Будет автоматизирован парсинг RSS/API и отправка push-уведомлений</w:t>
+              <w:t xml:space="preserve">Будет автоматизирован </w:t>
+            </w:r>
+            <w:proofErr w:type="spellStart"/>
+            <w:r>
+              <w:rPr>
+                <w:sz w:val="24"/>
+                <w:szCs w:val="24"/>
+              </w:rPr>
+              <w:t>парсинг</w:t>
+            </w:r>
+            <w:proofErr w:type="spellEnd"/>
+            <w:r>
+              <w:rPr>
+                <w:sz w:val="24"/>
+                <w:szCs w:val="24"/>
+              </w:rPr>
+              <w:t xml:space="preserve"> RSS/API и отправка </w:t>
+            </w:r>
+            <w:proofErr w:type="spellStart"/>
+            <w:r>
+              <w:rPr>
+                <w:sz w:val="24"/>
+                <w:szCs w:val="24"/>
+              </w:rPr>
+              <w:t>push</w:t>
+            </w:r>
+            <w:proofErr w:type="spellEnd"/>
+            <w:r>
+              <w:rPr>
+                <w:sz w:val="24"/>
+                <w:szCs w:val="24"/>
+              </w:rPr>
+              <w:t>-уведомлений</w:t>
             </w:r>
           </w:p>
         </w:tc>
@@ -8977,8 +9591,33 @@
                 <w:sz w:val="24"/>
                 <w:szCs w:val="24"/>
               </w:rPr>
-              <w:t>Будет автоматизирована система триггеров: при превышении дневного лимита пользователь получает push/email</w:t>
-            </w:r>
+              <w:t xml:space="preserve">Будет автоматизирована система триггеров: при превышении дневного лимита пользователь получает </w:t>
+            </w:r>
+            <w:proofErr w:type="spellStart"/>
+            <w:r>
+              <w:rPr>
+                <w:sz w:val="24"/>
+                <w:szCs w:val="24"/>
+              </w:rPr>
+              <w:t>push</w:t>
+            </w:r>
+            <w:proofErr w:type="spellEnd"/>
+            <w:r>
+              <w:rPr>
+                <w:sz w:val="24"/>
+                <w:szCs w:val="24"/>
+              </w:rPr>
+              <w:t>/</w:t>
+            </w:r>
+            <w:proofErr w:type="spellStart"/>
+            <w:r>
+              <w:rPr>
+                <w:sz w:val="24"/>
+                <w:szCs w:val="24"/>
+              </w:rPr>
+              <w:t>email</w:t>
+            </w:r>
+            <w:proofErr w:type="spellEnd"/>
           </w:p>
         </w:tc>
       </w:tr>
@@ -9260,7 +9899,23 @@
                 <w:sz w:val="24"/>
                 <w:szCs w:val="24"/>
               </w:rPr>
-              <w:t>Будет автоматизирован парсинг RSS-лент и новостных API с фильтрацией по стране</w:t>
+              <w:t xml:space="preserve">Будет автоматизирован </w:t>
+            </w:r>
+            <w:proofErr w:type="spellStart"/>
+            <w:r>
+              <w:rPr>
+                <w:sz w:val="24"/>
+                <w:szCs w:val="24"/>
+              </w:rPr>
+              <w:t>парсинг</w:t>
+            </w:r>
+            <w:proofErr w:type="spellEnd"/>
+            <w:r>
+              <w:rPr>
+                <w:sz w:val="24"/>
+                <w:szCs w:val="24"/>
+              </w:rPr>
+              <w:t xml:space="preserve"> RSS-лент и новостных API с фильтрацией по стране</w:t>
             </w:r>
           </w:p>
         </w:tc>
@@ -9446,7 +10101,23 @@
         <w:ind w:left="0" w:firstLine="709"/>
       </w:pPr>
       <w:r>
-        <w:t>Подсистема источников данных. Предназначена для автоматизированного сбора, обновления и хранения внешней информации, обеспечивает периодическое получение актуальных курсов валют через открытые API, парсинг новостных лент и RSS-каналов (МИД, протесты, стихии) для мониторинга безопасности с отправкой push-уведомлений при заходе пользователя в зону риска, а также кеширование статей и контента для офлайн-доступа.</w:t>
+        <w:t xml:space="preserve">Подсистема источников данных. Предназначена для автоматизированного сбора, обновления и хранения внешней информации, обеспечивает периодическое получение актуальных курсов валют через открытые API, </w:t>
+      </w:r>
+      <w:proofErr w:type="spellStart"/>
+      <w:r>
+        <w:t>парсинг</w:t>
+      </w:r>
+      <w:proofErr w:type="spellEnd"/>
+      <w:r>
+        <w:t xml:space="preserve"> новостных лент и RSS-каналов (МИД, протесты, стихии) для мониторинга безопасности с отправкой </w:t>
+      </w:r>
+      <w:proofErr w:type="spellStart"/>
+      <w:r>
+        <w:t>push</w:t>
+      </w:r>
+      <w:proofErr w:type="spellEnd"/>
+      <w:r>
+        <w:t>-уведомлений при заходе пользователя в зону риска, а также кеширование статей и контента для офлайн-доступа.</w:t>
       </w:r>
     </w:p>
     <w:p>
@@ -9577,7 +10248,23 @@
         <w:ind w:left="0" w:firstLine="709"/>
       </w:pPr>
       <w:r>
-        <w:t>Для источников данных (API, ленты, статьи): Автоматизированный сбор и обновление курсов валют через открытые API (периодичность — не реже 1 раза в час), парсинг новостных лент и RSS-каналов МИД для мониторинга безопасности (протесты, стихии, рекомендации), отправка push-уведомлений пользователю при заходе в зону риска, кеширование статей и разговорника для офлайн-доступа, актуализация топа-10 приложений под конкретную страну.</w:t>
+        <w:t xml:space="preserve">Для источников данных (API, ленты, статьи): Автоматизированный сбор и обновление курсов валют через открытые API (периодичность — не реже 1 раза в час), </w:t>
+      </w:r>
+      <w:proofErr w:type="spellStart"/>
+      <w:r>
+        <w:t>парсинг</w:t>
+      </w:r>
+      <w:proofErr w:type="spellEnd"/>
+      <w:r>
+        <w:t xml:space="preserve"> новостных лент и RSS-каналов МИД для мониторинга безопасности (протесты, стихии, рекомендации), отправка </w:t>
+      </w:r>
+      <w:proofErr w:type="spellStart"/>
+      <w:r>
+        <w:t>push</w:t>
+      </w:r>
+      <w:proofErr w:type="spellEnd"/>
+      <w:r>
+        <w:t>-уведомлений пользователю при заходе в зону риска, кеширование статей и разговорника для офлайн-доступа, актуализация топа-10 приложений под конкретную страну.</w:t>
       </w:r>
     </w:p>
     <w:p>
@@ -9594,7 +10281,15 @@
         <w:ind w:left="0" w:firstLine="709"/>
       </w:pPr>
       <w:r>
-        <w:t xml:space="preserve">Для администратора/модератора: Управление контентом по странам (статьи, правила, списки вещей, разговорник, топ-10 приложений), настройка API-ключей для курсов валют и новостных лент, мониторинг корректности парсинга, просмотр аналитики по популярным странам и запросам </w:t>
+        <w:t xml:space="preserve">Для администратора/модератора: Управление контентом по странам (статьи, правила, списки вещей, разговорник, топ-10 приложений), настройка API-ключей для курсов валют и новостных лент, мониторинг корректности </w:t>
+      </w:r>
+      <w:proofErr w:type="spellStart"/>
+      <w:r>
+        <w:t>парсинга</w:t>
+      </w:r>
+      <w:proofErr w:type="spellEnd"/>
+      <w:r>
+        <w:t xml:space="preserve">, просмотр аналитики по популярным странам и запросам </w:t>
       </w:r>
       <w:r>
         <w:lastRenderedPageBreak/>
@@ -9655,7 +10350,15 @@
         <w:ind w:left="0" w:firstLine="709"/>
       </w:pPr>
       <w:r>
-        <w:t>Пороговых уведомлений о расходах: Алгоритм отслеживания текущих трат относительно дневного и общего лимита, автоматически рассчитывающий проценты израсходованного бюджета и инициирующий push-уведомления при достижении заданных порогов (например, 50%, 80%, 100% от дневного лимита или лимита поездки).</w:t>
+        <w:t xml:space="preserve">Пороговых уведомлений о расходах: Алгоритм отслеживания текущих трат относительно дневного и общего лимита, автоматически рассчитывающий проценты израсходованного бюджета и инициирующий </w:t>
+      </w:r>
+      <w:proofErr w:type="spellStart"/>
+      <w:r>
+        <w:t>push</w:t>
+      </w:r>
+      <w:proofErr w:type="spellEnd"/>
+      <w:r>
+        <w:t>-уведомления при достижении заданных порогов (например, 50%, 80%, 100% от дневного лимита или лимита поездки).</w:t>
       </w:r>
     </w:p>
     <w:p>
@@ -9672,7 +10375,15 @@
         <w:ind w:left="0" w:firstLine="709"/>
       </w:pPr>
       <w:r>
-        <w:t>Мониторинга безопасности и оценки рисков: Алгоритм анализа новостных лент и RSS-каналов (МИД, локальные СМИ, службы спасения), который на основе частоты упоминания ключевых слов (протесты, стихии, теракты) и геолокации пользователя присваивает территории статус риска («безопасно», «внимание», «опасно») и при необходимости отправляет push-уведомление.</w:t>
+        <w:t xml:space="preserve">Мониторинга безопасности и оценки рисков: Алгоритм анализа новостных лент и RSS-каналов (МИД, локальные СМИ, службы спасения), который на основе частоты упоминания ключевых слов (протесты, стихии, теракты) и геолокации пользователя присваивает территории статус риска («безопасно», «внимание», «опасно») и при необходимости отправляет </w:t>
+      </w:r>
+      <w:proofErr w:type="spellStart"/>
+      <w:r>
+        <w:t>push</w:t>
+      </w:r>
+      <w:proofErr w:type="spellEnd"/>
+      <w:r>
+        <w:t>-уведомление.</w:t>
       </w:r>
     </w:p>
     <w:p>
@@ -9725,31 +10436,140 @@
     <w:p>
       <w:r>
         <w:lastRenderedPageBreak/>
-        <w:t>Для мобильного приложения (Kotlin):</w:t>
-      </w:r>
-    </w:p>
-    <w:p>
-      <w:r>
-        <w:t xml:space="preserve">Серверная часть системы должна работать под управлением ОС семейства Linux (Ubuntu LTS или CentOS) с использованием Docker для контейнеризации, серверное приложение реализуется на фреймворке Django (Python) с Django REST Framework для построения API, в качестве базы данных используется PostgreSQL; мобильное клиентское приложение разрабатывается на языке Kotlin под платформу Android (минимальная версия SDK 26), для офлайн-хранения разговорника, кеша курсов и статей используется Room Database, а для хранения токена и настроек пользователя </w:t>
+        <w:t>Для мобильного приложения (</w:t>
+      </w:r>
+      <w:proofErr w:type="spellStart"/>
+      <w:r>
+        <w:t>Kotlin</w:t>
+      </w:r>
+      <w:proofErr w:type="spellEnd"/>
+      <w:r>
+        <w:t>):</w:t>
+      </w:r>
+    </w:p>
+    <w:p>
+      <w:r>
+        <w:t xml:space="preserve">Серверная часть системы должна работать под управлением ОС семейства Linux (Ubuntu LTS или </w:t>
+      </w:r>
+      <w:proofErr w:type="spellStart"/>
+      <w:r>
+        <w:t>CentOS</w:t>
+      </w:r>
+      <w:proofErr w:type="spellEnd"/>
+      <w:r>
+        <w:t xml:space="preserve">) с использованием </w:t>
+      </w:r>
+      <w:proofErr w:type="spellStart"/>
+      <w:r>
+        <w:t>Docker</w:t>
+      </w:r>
+      <w:proofErr w:type="spellEnd"/>
+      <w:r>
+        <w:t xml:space="preserve"> для контейнеризации, серверное приложение реализуется на фреймворке </w:t>
+      </w:r>
+      <w:proofErr w:type="spellStart"/>
+      <w:r>
+        <w:t>Django</w:t>
+      </w:r>
+      <w:proofErr w:type="spellEnd"/>
+      <w:r>
+        <w:t xml:space="preserve"> (Python) с </w:t>
+      </w:r>
+      <w:proofErr w:type="spellStart"/>
+      <w:r>
+        <w:t>Django</w:t>
+      </w:r>
+      <w:proofErr w:type="spellEnd"/>
+      <w:r>
+        <w:t xml:space="preserve"> REST Framework для построения API, в качестве базы данных используется </w:t>
+      </w:r>
+      <w:proofErr w:type="spellStart"/>
+      <w:r>
+        <w:t>PostgreSQL</w:t>
+      </w:r>
+      <w:proofErr w:type="spellEnd"/>
+      <w:r>
+        <w:t xml:space="preserve">; мобильное клиентское приложение разрабатывается на языке </w:t>
+      </w:r>
+      <w:proofErr w:type="spellStart"/>
+      <w:r>
+        <w:t>Kotlin</w:t>
+      </w:r>
+      <w:proofErr w:type="spellEnd"/>
+      <w:r>
+        <w:t xml:space="preserve"> под платформу </w:t>
+      </w:r>
+      <w:proofErr w:type="spellStart"/>
+      <w:r>
+        <w:t>Android</w:t>
+      </w:r>
+      <w:proofErr w:type="spellEnd"/>
+      <w:r>
+        <w:t xml:space="preserve"> (минимальная версия SDK 26), для офлайн-хранения разговорника, кеша курсов и статей используется </w:t>
+      </w:r>
+      <w:proofErr w:type="spellStart"/>
+      <w:r>
+        <w:t>Room</w:t>
+      </w:r>
+      <w:proofErr w:type="spellEnd"/>
+      <w:r>
+        <w:t xml:space="preserve"> Database, а для хранения токена и настроек пользователя </w:t>
       </w:r>
       <w:r>
         <w:t>-</w:t>
       </w:r>
       <w:r>
-        <w:t xml:space="preserve"> DataStore</w:t>
-      </w:r>
+        <w:t xml:space="preserve"> </w:t>
+      </w:r>
+      <w:proofErr w:type="spellStart"/>
+      <w:r>
+        <w:t>DataStore</w:t>
+      </w:r>
+      <w:proofErr w:type="spellEnd"/>
       <w:r>
         <w:t>.</w:t>
       </w:r>
     </w:p>
     <w:p>
       <w:r>
-        <w:t>Для веб-сайта (Django):</w:t>
-      </w:r>
-    </w:p>
-    <w:p>
-      <w:r>
-        <w:t>Серверная часть системы должна работать под управлением ОС семейства Linux (Ubuntu LTS или CentOS) с использованием Docker для контейнеризации, веб-приложение разрабатывается на фреймворке Django (Python) с использованием SQL</w:t>
+        <w:t>Для веб-сайта (</w:t>
+      </w:r>
+      <w:proofErr w:type="spellStart"/>
+      <w:r>
+        <w:t>Django</w:t>
+      </w:r>
+      <w:proofErr w:type="spellEnd"/>
+      <w:r>
+        <w:t>):</w:t>
+      </w:r>
+    </w:p>
+    <w:p>
+      <w:r>
+        <w:t xml:space="preserve">Серверная часть системы должна работать под управлением ОС семейства Linux (Ubuntu LTS или </w:t>
+      </w:r>
+      <w:proofErr w:type="spellStart"/>
+      <w:r>
+        <w:t>CentOS</w:t>
+      </w:r>
+      <w:proofErr w:type="spellEnd"/>
+      <w:r>
+        <w:t xml:space="preserve">) с использованием </w:t>
+      </w:r>
+      <w:proofErr w:type="spellStart"/>
+      <w:r>
+        <w:t>Docker</w:t>
+      </w:r>
+      <w:proofErr w:type="spellEnd"/>
+      <w:r>
+        <w:t xml:space="preserve"> для контейнеризации, веб-приложение разрабатывается на фреймворке </w:t>
+      </w:r>
+      <w:proofErr w:type="spellStart"/>
+      <w:r>
+        <w:t>Django</w:t>
+      </w:r>
+      <w:proofErr w:type="spellEnd"/>
+      <w:r>
+        <w:t xml:space="preserve"> (Python) с использованием SQL</w:t>
       </w:r>
       <w:r>
         <w:rPr>
@@ -9758,7 +10578,55 @@
         <w:t>Lite</w:t>
       </w:r>
       <w:r>
-        <w:t xml:space="preserve"> в качестве базы данных, асинхронные задачи (парсинг курсов валют и новостных лент) выполняются через Celery с брокером Redis, клиентская часть реализована на HTML, CSS и JavaScript с интеграцией через Django Templates или Django REST Framework для SPA-подхода, все данные пользователя (профиль, история поездок, лимиты) хранятся на сервере с шифрованием персональной информации.</w:t>
+        <w:t xml:space="preserve"> в качестве базы данных, асинхронные задачи (</w:t>
+      </w:r>
+      <w:proofErr w:type="spellStart"/>
+      <w:r>
+        <w:t>парсинг</w:t>
+      </w:r>
+      <w:proofErr w:type="spellEnd"/>
+      <w:r>
+        <w:t xml:space="preserve"> курсов валют и новостных лент) выполняются через </w:t>
+      </w:r>
+      <w:proofErr w:type="spellStart"/>
+      <w:r>
+        <w:t>Celery</w:t>
+      </w:r>
+      <w:proofErr w:type="spellEnd"/>
+      <w:r>
+        <w:t xml:space="preserve"> с брокером </w:t>
+      </w:r>
+      <w:proofErr w:type="spellStart"/>
+      <w:r>
+        <w:t>Redis</w:t>
+      </w:r>
+      <w:proofErr w:type="spellEnd"/>
+      <w:r>
+        <w:t xml:space="preserve">, клиентская часть реализована на HTML, CSS и JavaScript с интеграцией через </w:t>
+      </w:r>
+      <w:proofErr w:type="spellStart"/>
+      <w:r>
+        <w:t>Django</w:t>
+      </w:r>
+      <w:proofErr w:type="spellEnd"/>
+      <w:r>
+        <w:t xml:space="preserve"> </w:t>
+      </w:r>
+      <w:proofErr w:type="spellStart"/>
+      <w:r>
+        <w:t>Templates</w:t>
+      </w:r>
+      <w:proofErr w:type="spellEnd"/>
+      <w:r>
+        <w:t xml:space="preserve"> или </w:t>
+      </w:r>
+      <w:proofErr w:type="spellStart"/>
+      <w:r>
+        <w:t>Django</w:t>
+      </w:r>
+      <w:proofErr w:type="spellEnd"/>
+      <w:r>
+        <w:t xml:space="preserve"> REST Framework для SPA-подхода, все данные пользователя (профиль, история поездок, лимиты) хранятся на сервере с шифрованием персональной информации.</w:t>
       </w:r>
     </w:p>
     <w:p>
@@ -11762,12 +12630,14 @@
       <w:r>
         <w:t xml:space="preserve"> </w:t>
       </w:r>
+      <w:proofErr w:type="spellStart"/>
       <w:r>
         <w:rPr>
           <w:rStyle w:val="ypks7kbdpwfgdykd3qb9"/>
         </w:rPr>
         <w:t>Сorporation</w:t>
       </w:r>
+      <w:proofErr w:type="spellEnd"/>
       <w:r>
         <w:t>».</w:t>
       </w:r>
@@ -11896,7 +12766,15 @@
         <w:t xml:space="preserve"> </w:t>
       </w:r>
       <w:r>
-        <w:t>работы геопозиционирования и зон риска).</w:t>
+        <w:t xml:space="preserve">работы </w:t>
+      </w:r>
+      <w:proofErr w:type="spellStart"/>
+      <w:r>
+        <w:t>геопозиционирования</w:t>
+      </w:r>
+      <w:proofErr w:type="spellEnd"/>
+      <w:r>
+        <w:t xml:space="preserve"> и зон риска).</w:t>
       </w:r>
     </w:p>
     <w:p>
@@ -11957,6 +12835,7 @@
       </w:pPr>
       <w:r>
         <w:rPr>
+          <w:noProof/>
           <w:lang w:eastAsia="ru-RU"/>
         </w:rPr>
         <w:drawing>
@@ -11964,84 +12843,6 @@
             <wp:extent cx="3902968" cy="3858253"/>
             <wp:effectExtent l="0" t="0" r="2540" b="9525"/>
             <wp:docPr id="17" name="Рисунок 17"/>
-            <wp:cNvGraphicFramePr>
-              <a:graphicFrameLocks xmlns:a="http://schemas.openxmlformats.org/drawingml/2006/main" noChangeAspect="1"/>
-            </wp:cNvGraphicFramePr>
-            <a:graphic xmlns:a="http://schemas.openxmlformats.org/drawingml/2006/main">
-              <a:graphicData uri="http://schemas.openxmlformats.org/drawingml/2006/picture">
-                <pic:pic xmlns:pic="http://schemas.openxmlformats.org/drawingml/2006/picture">
-                  <pic:nvPicPr>
-                    <pic:cNvPr id="1" name=""/>
-                    <pic:cNvPicPr/>
-                  </pic:nvPicPr>
-                  <pic:blipFill>
-                    <a:blip r:embed="rId26"/>
-                    <a:stretch>
-                      <a:fillRect/>
-                    </a:stretch>
-                  </pic:blipFill>
-                  <pic:spPr>
-                    <a:xfrm>
-                      <a:off x="0" y="0"/>
-                      <a:ext cx="3911387" cy="3866575"/>
-                    </a:xfrm>
-                    <a:prstGeom prst="rect">
-                      <a:avLst/>
-                    </a:prstGeom>
-                  </pic:spPr>
-                </pic:pic>
-              </a:graphicData>
-            </a:graphic>
-          </wp:inline>
-        </w:drawing>
-      </w:r>
-    </w:p>
-    <w:p>
-      <w:pPr>
-        <w:jc w:val="center"/>
-        <w:rPr>
-          <w:lang w:eastAsia="ru-RU"/>
-        </w:rPr>
-      </w:pPr>
-      <w:r>
-        <w:t xml:space="preserve">Рисунок </w:t>
-      </w:r>
-      <w:r>
-        <w:fldChar w:fldCharType="begin"/>
-      </w:r>
-      <w:r>
-        <w:instrText xml:space="preserve"> SEQ Рисунок \* ARABIC </w:instrText>
-      </w:r>
-      <w:r>
-        <w:fldChar w:fldCharType="separate"/>
-      </w:r>
-      <w:r>
-        <w:rPr>
-          <w:noProof/>
-        </w:rPr>
-        <w:t>19</w:t>
-      </w:r>
-      <w:r>
-        <w:fldChar w:fldCharType="end"/>
-      </w:r>
-      <w:r>
-        <w:t>. Страница входа</w:t>
-      </w:r>
-    </w:p>
-    <w:p>
-      <w:pPr>
-        <w:keepNext/>
-        <w:jc w:val="center"/>
-      </w:pPr>
-      <w:r>
-        <w:rPr>
-          <w:lang w:eastAsia="ru-RU"/>
-        </w:rPr>
-        <w:drawing>
-          <wp:inline distT="0" distB="0" distL="0" distR="0" wp14:anchorId="152478A8" wp14:editId="6C2B8A96">
-            <wp:extent cx="3077112" cy="3645458"/>
-            <wp:effectExtent l="0" t="0" r="9525" b="0"/>
-            <wp:docPr id="20" name="Рисунок 20"/>
             <wp:cNvGraphicFramePr>
               <a:graphicFrameLocks xmlns:a="http://schemas.openxmlformats.org/drawingml/2006/main" noChangeAspect="1"/>
             </wp:cNvGraphicFramePr>
@@ -12061,6 +12862,85 @@
                   <pic:spPr>
                     <a:xfrm>
                       <a:off x="0" y="0"/>
+                      <a:ext cx="3911387" cy="3866575"/>
+                    </a:xfrm>
+                    <a:prstGeom prst="rect">
+                      <a:avLst/>
+                    </a:prstGeom>
+                  </pic:spPr>
+                </pic:pic>
+              </a:graphicData>
+            </a:graphic>
+          </wp:inline>
+        </w:drawing>
+      </w:r>
+    </w:p>
+    <w:p>
+      <w:pPr>
+        <w:jc w:val="center"/>
+        <w:rPr>
+          <w:lang w:eastAsia="ru-RU"/>
+        </w:rPr>
+      </w:pPr>
+      <w:r>
+        <w:t xml:space="preserve">Рисунок </w:t>
+      </w:r>
+      <w:r>
+        <w:fldChar w:fldCharType="begin"/>
+      </w:r>
+      <w:r>
+        <w:instrText xml:space="preserve"> SEQ Рисунок \* ARABIC </w:instrText>
+      </w:r>
+      <w:r>
+        <w:fldChar w:fldCharType="separate"/>
+      </w:r>
+      <w:r>
+        <w:rPr>
+          <w:noProof/>
+        </w:rPr>
+        <w:t>20</w:t>
+      </w:r>
+      <w:r>
+        <w:fldChar w:fldCharType="end"/>
+      </w:r>
+      <w:r>
+        <w:t>. Страница входа</w:t>
+      </w:r>
+    </w:p>
+    <w:p>
+      <w:pPr>
+        <w:keepNext/>
+        <w:jc w:val="center"/>
+      </w:pPr>
+      <w:r>
+        <w:rPr>
+          <w:noProof/>
+          <w:lang w:eastAsia="ru-RU"/>
+        </w:rPr>
+        <w:drawing>
+          <wp:inline distT="0" distB="0" distL="0" distR="0" wp14:anchorId="152478A8" wp14:editId="6C2B8A96">
+            <wp:extent cx="3077112" cy="3645458"/>
+            <wp:effectExtent l="0" t="0" r="9525" b="0"/>
+            <wp:docPr id="20" name="Рисунок 20"/>
+            <wp:cNvGraphicFramePr>
+              <a:graphicFrameLocks xmlns:a="http://schemas.openxmlformats.org/drawingml/2006/main" noChangeAspect="1"/>
+            </wp:cNvGraphicFramePr>
+            <a:graphic xmlns:a="http://schemas.openxmlformats.org/drawingml/2006/main">
+              <a:graphicData uri="http://schemas.openxmlformats.org/drawingml/2006/picture">
+                <pic:pic xmlns:pic="http://schemas.openxmlformats.org/drawingml/2006/picture">
+                  <pic:nvPicPr>
+                    <pic:cNvPr id="1" name=""/>
+                    <pic:cNvPicPr/>
+                  </pic:nvPicPr>
+                  <pic:blipFill>
+                    <a:blip r:embed="rId28"/>
+                    <a:stretch>
+                      <a:fillRect/>
+                    </a:stretch>
+                  </pic:blipFill>
+                  <pic:spPr>
+                    <a:xfrm>
+                      <a:off x="0" y="0"/>
                       <a:ext cx="3081238" cy="3650346"/>
                     </a:xfrm>
                     <a:prstGeom prst="rect">
@@ -12097,7 +12977,7 @@
         <w:rPr>
           <w:noProof/>
         </w:rPr>
-        <w:t>20</w:t>
+        <w:t>21</w:t>
       </w:r>
       <w:r>
         <w:fldChar w:fldCharType="end"/>
@@ -12136,7 +13016,7 @@
                     </pic:cNvPicPr>
                   </pic:nvPicPr>
                   <pic:blipFill>
-                    <a:blip r:embed="rId28">
+                    <a:blip r:embed="rId29">
                       <a:extLst>
                         <a:ext uri="{28A0092B-C50C-407E-A947-70E740481C1C}">
                           <a14:useLocalDpi xmlns:a14="http://schemas.microsoft.com/office/drawing/2010/main" val="0"/>
@@ -12188,7 +13068,7 @@
         <w:rPr>
           <w:noProof/>
         </w:rPr>
-        <w:t>21</w:t>
+        <w:t>22</w:t>
       </w:r>
       <w:r>
         <w:fldChar w:fldCharType="end"/>
@@ -12203,6 +13083,9 @@
         <w:jc w:val="center"/>
       </w:pPr>
       <w:r>
+        <w:rPr>
+          <w:noProof/>
+        </w:rPr>
         <w:drawing>
           <wp:inline distT="0" distB="0" distL="0" distR="0" wp14:anchorId="106E5507" wp14:editId="4248C70C">
             <wp:extent cx="2952255" cy="3448050"/>
@@ -12219,7 +13102,7 @@
                     <pic:cNvPicPr/>
                   </pic:nvPicPr>
                   <pic:blipFill rotWithShape="1">
-                    <a:blip r:embed="rId29"/>
+                    <a:blip r:embed="rId30"/>
                     <a:srcRect r="10145" b="9030"/>
                     <a:stretch/>
                   </pic:blipFill>
@@ -12270,7 +13153,7 @@
         <w:rPr>
           <w:noProof/>
         </w:rPr>
-        <w:t>22</w:t>
+        <w:t>23</w:t>
       </w:r>
       <w:r>
         <w:fldChar w:fldCharType="end"/>
@@ -12286,6 +13169,7 @@
       </w:pPr>
       <w:r>
         <w:rPr>
+          <w:noProof/>
           <w:lang w:val="en-US" w:eastAsia="ru-RU"/>
         </w:rPr>
         <w:lastRenderedPageBreak/>
@@ -12305,7 +13189,7 @@
                     <pic:cNvPicPr/>
                   </pic:nvPicPr>
                   <pic:blipFill rotWithShape="1">
-                    <a:blip r:embed="rId30"/>
+                    <a:blip r:embed="rId31"/>
                     <a:srcRect r="6992"/>
                     <a:stretch/>
                   </pic:blipFill>
@@ -12356,7 +13240,7 @@
         <w:rPr>
           <w:noProof/>
         </w:rPr>
-        <w:t>23</w:t>
+        <w:t>24</w:t>
       </w:r>
       <w:r>
         <w:fldChar w:fldCharType="end"/>
@@ -12375,6 +13259,7 @@
       </w:pPr>
       <w:r>
         <w:rPr>
+          <w:noProof/>
           <w:lang w:eastAsia="ru-RU"/>
         </w:rPr>
         <w:drawing>
@@ -12393,7 +13278,7 @@
                     <pic:cNvPicPr/>
                   </pic:nvPicPr>
                   <pic:blipFill>
-                    <a:blip r:embed="rId31"/>
+                    <a:blip r:embed="rId32"/>
                     <a:stretch>
                       <a:fillRect/>
                     </a:stretch>
@@ -12438,7 +13323,7 @@
         <w:rPr>
           <w:noProof/>
         </w:rPr>
-        <w:t>24</w:t>
+        <w:t>25</w:t>
       </w:r>
       <w:r>
         <w:fldChar w:fldCharType="end"/>
@@ -12450,12 +13335,12 @@
     <w:p>
       <w:pPr>
         <w:rPr>
-          <w:lang w:val="en-US" w:eastAsia="ru-RU"/>
+          <w:lang w:eastAsia="ru-RU"/>
         </w:rPr>
       </w:pPr>
     </w:p>
     <w:sectPr>
-      <w:footerReference w:type="default" r:id="rId32"/>
+      <w:footerReference w:type="default" r:id="rId33"/>
       <w:pgSz w:w="11906" w:h="16838"/>
       <w:pgMar w:top="1134" w:right="851" w:bottom="1134" w:left="1701" w:header="709" w:footer="709" w:gutter="0"/>
       <w:cols w:space="708"/>

--- a/отчет по уп.docx
+++ b/отчет по уп.docx
@@ -1,6 +1,6 @@
 
 <file path=word/document.xml><?xml version="1.0" encoding="utf-8"?>
-<w:document xmlns:wpc="http://schemas.microsoft.com/office/word/2010/wordprocessingCanvas" xmlns:cx="http://schemas.microsoft.com/office/drawing/2014/chartex" xmlns:cx1="http://schemas.microsoft.com/office/drawing/2015/9/8/chartex" xmlns:cx2="http://schemas.microsoft.com/office/drawing/2015/10/21/chartex" xmlns:cx3="http://schemas.microsoft.com/office/drawing/2016/5/9/chartex" xmlns:cx4="http://schemas.microsoft.com/office/drawing/2016/5/10/chartex" xmlns:cx5="http://schemas.microsoft.com/office/drawing/2016/5/11/chartex" xmlns:cx6="http://schemas.microsoft.com/office/drawing/2016/5/12/chartex" xmlns:cx7="http://schemas.microsoft.com/office/drawing/2016/5/13/chartex" xmlns:cx8="http://schemas.microsoft.com/office/drawing/2016/5/14/chartex" xmlns:mc="http://schemas.openxmlformats.org/markup-compatibility/2006" xmlns:aink="http://schemas.microsoft.com/office/drawing/2016/ink" xmlns:am3d="http://schemas.microsoft.com/office/drawing/2017/model3d" xmlns:o="urn:schemas-microsoft-com:office:office" xmlns:oel="http://schemas.microsoft.com/office/2019/extlst" xmlns:r="http://schemas.openxmlformats.org/officeDocument/2006/relationships" xmlns:m="http://schemas.openxmlformats.org/officeDocument/2006/math" xmlns:v="urn:schemas-microsoft-com:vml" xmlns:wp14="http://schemas.microsoft.com/office/word/2010/wordprocessingDrawing" xmlns:wp="http://schemas.openxmlformats.org/drawingml/2006/wordprocessingDrawing" xmlns:w10="urn:schemas-microsoft-com:office:word" xmlns:w="http://schemas.openxmlformats.org/wordprocessingml/2006/main" xmlns:w14="http://schemas.microsoft.com/office/word/2010/wordml" xmlns:w15="http://schemas.microsoft.com/office/word/2012/wordml" xmlns:w16cex="http://schemas.microsoft.com/office/word/2018/wordml/cex" xmlns:w16cid="http://schemas.microsoft.com/office/word/2016/wordml/cid" xmlns:w16="http://schemas.microsoft.com/office/word/2018/wordml" xmlns:w16sdtdh="http://schemas.microsoft.com/office/word/2020/wordml/sdtdatahash" xmlns:w16se="http://schemas.microsoft.com/office/word/2015/wordml/symex" xmlns:wpg="http://schemas.microsoft.com/office/word/2010/wordprocessingGroup" xmlns:wpi="http://schemas.microsoft.com/office/word/2010/wordprocessingInk" xmlns:wne="http://schemas.microsoft.com/office/word/2006/wordml" xmlns:wps="http://schemas.microsoft.com/office/word/2010/wordprocessingShape" mc:Ignorable="w14 w15 w16se w16cid w16 w16cex w16sdtdh wp14">
+<w:document xmlns:wpc="http://schemas.microsoft.com/office/word/2010/wordprocessingCanvas" xmlns:cx="http://schemas.microsoft.com/office/drawing/2014/chartex" xmlns:cx1="http://schemas.microsoft.com/office/drawing/2015/9/8/chartex" xmlns:cx2="http://schemas.microsoft.com/office/drawing/2015/10/21/chartex" xmlns:cx3="http://schemas.microsoft.com/office/drawing/2016/5/9/chartex" xmlns:cx4="http://schemas.microsoft.com/office/drawing/2016/5/10/chartex" xmlns:cx5="http://schemas.microsoft.com/office/drawing/2016/5/11/chartex" xmlns:cx6="http://schemas.microsoft.com/office/drawing/2016/5/12/chartex" xmlns:cx7="http://schemas.microsoft.com/office/drawing/2016/5/13/chartex" xmlns:cx8="http://schemas.microsoft.com/office/drawing/2016/5/14/chartex" xmlns:mc="http://schemas.openxmlformats.org/markup-compatibility/2006" xmlns:aink="http://schemas.microsoft.com/office/drawing/2016/ink" xmlns:am3d="http://schemas.microsoft.com/office/drawing/2017/model3d" xmlns:o="urn:schemas-microsoft-com:office:office" xmlns:r="http://schemas.openxmlformats.org/officeDocument/2006/relationships" xmlns:m="http://schemas.openxmlformats.org/officeDocument/2006/math" xmlns:v="urn:schemas-microsoft-com:vml" xmlns:wp14="http://schemas.microsoft.com/office/word/2010/wordprocessingDrawing" xmlns:wp="http://schemas.openxmlformats.org/drawingml/2006/wordprocessingDrawing" xmlns:w10="urn:schemas-microsoft-com:office:word" xmlns:w="http://schemas.openxmlformats.org/wordprocessingml/2006/main" xmlns:w14="http://schemas.microsoft.com/office/word/2010/wordml" xmlns:w15="http://schemas.microsoft.com/office/word/2012/wordml" xmlns:w16cex="http://schemas.microsoft.com/office/word/2018/wordml/cex" xmlns:w16cid="http://schemas.microsoft.com/office/word/2016/wordml/cid" xmlns:w16="http://schemas.microsoft.com/office/word/2018/wordml" xmlns:w16sdtdh="http://schemas.microsoft.com/office/word/2020/wordml/sdtdatahash" xmlns:w16se="http://schemas.microsoft.com/office/word/2015/wordml/symex" xmlns:wpg="http://schemas.microsoft.com/office/word/2010/wordprocessingGroup" xmlns:wpi="http://schemas.microsoft.com/office/word/2010/wordprocessingInk" xmlns:wne="http://schemas.microsoft.com/office/word/2006/wordml" xmlns:wps="http://schemas.microsoft.com/office/word/2010/wordprocessingShape" mc:Ignorable="w14 w15 w16se w16cid w16 w16cex w16sdtdh wp14">
   <w:body>
     <w:p>
       <w:pPr>
@@ -262,18 +262,8 @@
           <w:szCs w:val="28"/>
           <w:lang w:eastAsia="ru-RU"/>
         </w:rPr>
-        <w:t xml:space="preserve">____________ Ю.С. </w:t>
-      </w:r>
-      <w:proofErr w:type="spellStart"/>
-      <w:r>
-        <w:rPr>
-          <w:rFonts w:eastAsia="Times New Roman" w:cs="Times New Roman"/>
-          <w:szCs w:val="28"/>
-          <w:lang w:eastAsia="ru-RU"/>
-        </w:rPr>
-        <w:t>Мамшева</w:t>
-      </w:r>
-      <w:proofErr w:type="spellEnd"/>
+        <w:t>____________ Ю.С. Мамшева</w:t>
+      </w:r>
     </w:p>
     <w:p>
       <w:pPr>
@@ -539,23 +529,7 @@
           <w:rFonts w:eastAsia="Times New Roman" w:cs="Times New Roman"/>
           <w:lang w:eastAsia="ru-RU"/>
         </w:rPr>
-        <w:t xml:space="preserve">Руководитель: ___________ </w:t>
-      </w:r>
-      <w:proofErr w:type="spellStart"/>
-      <w:r>
-        <w:rPr>
-          <w:rFonts w:eastAsia="Times New Roman" w:cs="Times New Roman"/>
-          <w:lang w:eastAsia="ru-RU"/>
-        </w:rPr>
-        <w:t>Мамшева</w:t>
-      </w:r>
-      <w:proofErr w:type="spellEnd"/>
-      <w:r>
-        <w:rPr>
-          <w:rFonts w:eastAsia="Times New Roman" w:cs="Times New Roman"/>
-          <w:lang w:eastAsia="ru-RU"/>
-        </w:rPr>
-        <w:t xml:space="preserve"> Ю.С. </w:t>
+        <w:t xml:space="preserve">Руководитель: ___________ Мамшева Ю.С. </w:t>
       </w:r>
       <w:r>
         <w:rPr>
@@ -2977,15 +2951,7 @@
     </w:p>
     <w:p>
       <w:r>
-        <w:t>Для дальнейшего процесса разработки и сохранения документации был создан репозиторий, который получил название «</w:t>
-      </w:r>
-      <w:proofErr w:type="spellStart"/>
-      <w:r>
-        <w:t>CountryGuide</w:t>
-      </w:r>
-      <w:proofErr w:type="spellEnd"/>
-      <w:r>
-        <w:t>». В рамках кооперации к работе над проектом был добавлен ещё один разработчик.</w:t>
+        <w:t>Для дальнейшего процесса разработки и сохранения документации был создан репозиторий, который получил название «CountryGuide». В рамках кооперации к работе над проектом был добавлен ещё один разработчик.</w:t>
       </w:r>
     </w:p>
     <w:p>
@@ -3005,13 +2971,8 @@
         </w:tabs>
         <w:ind w:left="0" w:firstLine="709"/>
       </w:pPr>
-      <w:proofErr w:type="spellStart"/>
-      <w:r>
-        <w:t>main</w:t>
-      </w:r>
-      <w:proofErr w:type="spellEnd"/>
-      <w:r>
-        <w:t xml:space="preserve"> — основная (главная) ветка, в которую выгружаются стабильные рабочие версии проекта;</w:t>
+      <w:r>
+        <w:t>main — основная (главная) ветка, в которую выгружаются стабильные рабочие версии проекта;</w:t>
       </w:r>
     </w:p>
     <w:p>
@@ -3026,21 +2987,8 @@
         </w:tabs>
         <w:ind w:left="0" w:firstLine="709"/>
       </w:pPr>
-      <w:proofErr w:type="spellStart"/>
-      <w:r>
-        <w:t>develop</w:t>
-      </w:r>
-      <w:proofErr w:type="spellEnd"/>
-      <w:r>
-        <w:t xml:space="preserve"> — ветка разработки, в которую сливаются готовые версии продукта для последующего копирования в ветку </w:t>
-      </w:r>
-      <w:proofErr w:type="spellStart"/>
-      <w:r>
-        <w:t>main</w:t>
-      </w:r>
-      <w:proofErr w:type="spellEnd"/>
-      <w:r>
-        <w:t>;</w:t>
+      <w:r>
+        <w:t>develop — ветка разработки, в которую сливаются готовые версии продукта для последующего копирования в ветку main;</w:t>
       </w:r>
     </w:p>
     <w:p>
@@ -3055,13 +3003,8 @@
         </w:tabs>
         <w:ind w:left="0" w:firstLine="709"/>
       </w:pPr>
-      <w:proofErr w:type="spellStart"/>
-      <w:r>
-        <w:t>developP</w:t>
-      </w:r>
-      <w:proofErr w:type="spellEnd"/>
-      <w:r>
-        <w:t xml:space="preserve"> — ветка первого разработчика;</w:t>
+      <w:r>
+        <w:t>developP — ветка первого разработчика;</w:t>
       </w:r>
     </w:p>
     <w:p>
@@ -3076,13 +3019,8 @@
         </w:tabs>
         <w:ind w:left="0" w:firstLine="709"/>
       </w:pPr>
-      <w:proofErr w:type="spellStart"/>
-      <w:r>
-        <w:t>developA</w:t>
-      </w:r>
-      <w:proofErr w:type="spellEnd"/>
-      <w:r>
-        <w:t xml:space="preserve"> — ветка второго разработчика.</w:t>
+      <w:r>
+        <w:t>developA — ветка второго разработчика.</w:t>
       </w:r>
     </w:p>
     <w:p>
@@ -3140,63 +3078,24 @@
       <w:r>
         <w:t xml:space="preserve">Рисунок </w:t>
       </w:r>
-      <w:r>
-        <w:fldChar w:fldCharType="begin"/>
-      </w:r>
-      <w:r>
-        <w:instrText xml:space="preserve"> SEQ Рисунок \* ARABIC </w:instrText>
-      </w:r>
-      <w:r>
-        <w:fldChar w:fldCharType="separate"/>
-      </w:r>
-      <w:r>
-        <w:rPr>
-          <w:noProof/>
-        </w:rPr>
-        <w:t>1</w:t>
-      </w:r>
-      <w:r>
-        <w:rPr>
-          <w:noProof/>
-        </w:rPr>
-        <w:fldChar w:fldCharType="end"/>
-      </w:r>
-      <w:r>
-        <w:t xml:space="preserve">. </w:t>
-      </w:r>
-      <w:proofErr w:type="spellStart"/>
-      <w:r>
-        <w:t>Репризиторий</w:t>
-      </w:r>
-      <w:proofErr w:type="spellEnd"/>
-      <w:r>
-        <w:t xml:space="preserve"> </w:t>
-      </w:r>
-      <w:proofErr w:type="spellStart"/>
+      <w:fldSimple w:instr=" SEQ Рисунок \* ARABIC ">
+        <w:r>
+          <w:rPr>
+            <w:noProof/>
+          </w:rPr>
+          <w:t>1</w:t>
+        </w:r>
+      </w:fldSimple>
+      <w:r>
+        <w:t xml:space="preserve">. Репризиторий </w:t>
+      </w:r>
       <w:r>
         <w:t>CountryGuide</w:t>
       </w:r>
-      <w:proofErr w:type="spellEnd"/>
-    </w:p>
-    <w:p>
-      <w:r>
-        <w:t xml:space="preserve">Далее приведем пример работы с веткой разработчика. </w:t>
-      </w:r>
-      <w:proofErr w:type="spellStart"/>
-      <w:r>
-        <w:t>Т.е</w:t>
-      </w:r>
-      <w:proofErr w:type="spellEnd"/>
-      <w:r>
-        <w:t xml:space="preserve"> создания ветки, добавления файлов, создание коммита и отправка в удалённый </w:t>
-      </w:r>
-      <w:proofErr w:type="spellStart"/>
-      <w:r>
-        <w:t>репризиторий</w:t>
-      </w:r>
-      <w:proofErr w:type="spellEnd"/>
-      <w:r>
-        <w:t>.</w:t>
+    </w:p>
+    <w:p>
+      <w:r>
+        <w:t>Далее приведем пример работы с веткой разработчика. Т.е создания ветки, добавления файлов, создание коммита и отправка в удалённый репризиторий.</w:t>
       </w:r>
     </w:p>
     <w:p>
@@ -3254,27 +3153,14 @@
       <w:r>
         <w:t xml:space="preserve">Рисунок </w:t>
       </w:r>
-      <w:r>
-        <w:fldChar w:fldCharType="begin"/>
-      </w:r>
-      <w:r>
-        <w:instrText xml:space="preserve"> SEQ Рисунок \* ARABIC </w:instrText>
-      </w:r>
-      <w:r>
-        <w:fldChar w:fldCharType="separate"/>
-      </w:r>
-      <w:r>
-        <w:rPr>
-          <w:noProof/>
-        </w:rPr>
-        <w:t>2</w:t>
-      </w:r>
-      <w:r>
-        <w:rPr>
-          <w:noProof/>
-        </w:rPr>
-        <w:fldChar w:fldCharType="end"/>
-      </w:r>
+      <w:fldSimple w:instr=" SEQ Рисунок \* ARABIC ">
+        <w:r>
+          <w:rPr>
+            <w:noProof/>
+          </w:rPr>
+          <w:t>2</w:t>
+        </w:r>
+      </w:fldSimple>
       <w:r>
         <w:t xml:space="preserve">. </w:t>
       </w:r>
@@ -3347,27 +3233,14 @@
       <w:r>
         <w:t xml:space="preserve">Рисунок </w:t>
       </w:r>
-      <w:r>
-        <w:fldChar w:fldCharType="begin"/>
-      </w:r>
-      <w:r>
-        <w:instrText xml:space="preserve"> SEQ Рисунок \* ARABIC </w:instrText>
-      </w:r>
-      <w:r>
-        <w:fldChar w:fldCharType="separate"/>
-      </w:r>
-      <w:r>
-        <w:rPr>
-          <w:noProof/>
-        </w:rPr>
-        <w:t>3</w:t>
-      </w:r>
-      <w:r>
-        <w:rPr>
-          <w:noProof/>
-        </w:rPr>
-        <w:fldChar w:fldCharType="end"/>
-      </w:r>
+      <w:fldSimple w:instr=" SEQ Рисунок \* ARABIC ">
+        <w:r>
+          <w:rPr>
+            <w:noProof/>
+          </w:rPr>
+          <w:t>3</w:t>
+        </w:r>
+      </w:fldSimple>
       <w:r>
         <w:t xml:space="preserve">. </w:t>
       </w:r>
@@ -3724,27 +3597,14 @@
       <w:r>
         <w:t xml:space="preserve">Рисунок </w:t>
       </w:r>
-      <w:r>
-        <w:fldChar w:fldCharType="begin"/>
-      </w:r>
-      <w:r>
-        <w:instrText xml:space="preserve"> SEQ Рисунок \* ARABIC </w:instrText>
-      </w:r>
-      <w:r>
-        <w:fldChar w:fldCharType="separate"/>
-      </w:r>
-      <w:r>
-        <w:rPr>
-          <w:noProof/>
-        </w:rPr>
-        <w:t>4</w:t>
-      </w:r>
-      <w:r>
-        <w:rPr>
-          <w:noProof/>
-        </w:rPr>
-        <w:fldChar w:fldCharType="end"/>
-      </w:r>
+      <w:fldSimple w:instr=" SEQ Рисунок \* ARABIC ">
+        <w:r>
+          <w:rPr>
+            <w:noProof/>
+          </w:rPr>
+          <w:t>4</w:t>
+        </w:r>
+      </w:fldSimple>
       <w:r>
         <w:t>. Задача на создание диаграмм на канбан доске</w:t>
       </w:r>
@@ -3827,15 +3687,7 @@
       </w:r>
       <w:r>
         <w:lastRenderedPageBreak/>
-        <w:t xml:space="preserve">полезных локальных приложений, конвертация валют, подсчёт добавочного налога на покупку, установка лимита трат на поездку, учёт расходов с привязкой к карте, получение пороговых уведомлений о перерасходе, получение </w:t>
-      </w:r>
-      <w:proofErr w:type="spellStart"/>
-      <w:r>
-        <w:t>push</w:t>
-      </w:r>
-      <w:proofErr w:type="spellEnd"/>
-      <w:r>
-        <w:t>-уведомлений об опасности (протесты, стихийных бедствиях), оплата покупки с интеграцией платёжных систем.</w:t>
+        <w:t>полезных локальных приложений, конвертация валют, подсчёт добавочного налога на покупку, установка лимита трат на поездку, учёт расходов с привязкой к карте, получение пороговых уведомлений о перерасходе, получение push-уведомлений об опасности (протесты, стихийных бедствиях), оплата покупки с интеграцией платёжных систем.</w:t>
       </w:r>
     </w:p>
     <w:p>
@@ -3855,15 +3707,7 @@
     </w:p>
     <w:p>
       <w:r>
-        <w:t xml:space="preserve">Далее разберём установку лимита трат: для того, чтобы получать уведомления о перерасходе, пользователь должен сначала установить лимит (связь включения). Сам учёт расходов включается в установку лимита, потому что без отслеживания трат уведомления не имеют смысла (связь включения). Получение уведомления о перерасходе </w:t>
-      </w:r>
-      <w:proofErr w:type="gramStart"/>
-      <w:r>
-        <w:t>- это</w:t>
-      </w:r>
-      <w:proofErr w:type="gramEnd"/>
-      <w:r>
-        <w:t xml:space="preserve"> расширение учёта расходов, так как пользователь может превысить лимит, а может и не превысить (связь расширения).</w:t>
+        <w:t>Далее разберём установку лимита трат: для того, чтобы получать уведомления о перерасходе, пользователь должен сначала установить лимит (связь включения). Сам учёт расходов включается в установку лимита, потому что без отслеживания трат уведомления не имеют смысла (связь включения). Получение уведомления о перерасходе - это расширение учёта расходов, так как пользователь может превысить лимит, а может и не превысить (связь расширения).</w:t>
       </w:r>
     </w:p>
     <w:p>
@@ -3940,27 +3784,14 @@
       <w:r>
         <w:t xml:space="preserve">Рисунок </w:t>
       </w:r>
-      <w:r>
-        <w:fldChar w:fldCharType="begin"/>
-      </w:r>
-      <w:r>
-        <w:instrText xml:space="preserve"> SEQ Рисунок \* ARABIC </w:instrText>
-      </w:r>
-      <w:r>
-        <w:fldChar w:fldCharType="separate"/>
-      </w:r>
-      <w:r>
-        <w:rPr>
-          <w:noProof/>
-        </w:rPr>
-        <w:t>5</w:t>
-      </w:r>
-      <w:r>
-        <w:rPr>
-          <w:noProof/>
-        </w:rPr>
-        <w:fldChar w:fldCharType="end"/>
-      </w:r>
+      <w:fldSimple w:instr=" SEQ Рисунок \* ARABIC ">
+        <w:r>
+          <w:rPr>
+            <w:noProof/>
+          </w:rPr>
+          <w:t>5</w:t>
+        </w:r>
+      </w:fldSimple>
       <w:r>
         <w:t>. Диаграмма использования для системы ГПС</w:t>
       </w:r>
@@ -3994,159 +3825,47 @@
     <w:p>
       <w:r>
         <w:lastRenderedPageBreak/>
-        <w:t xml:space="preserve">Клиент. Атрибуты: активность (активен/неактивен); операции: создать </w:t>
-      </w:r>
-      <w:proofErr w:type="gramStart"/>
-      <w:r>
-        <w:t>поездку(</w:t>
-      </w:r>
-      <w:proofErr w:type="gramEnd"/>
-      <w:r>
-        <w:t xml:space="preserve">). Связан с классом Пользователь обобщением (наследованием), </w:t>
-      </w:r>
-      <w:proofErr w:type="gramStart"/>
-      <w:r>
-        <w:t>т.к</w:t>
-      </w:r>
-      <w:proofErr w:type="gramEnd"/>
-      <w:r>
-        <w:t xml:space="preserve"> клиент является частным случаем пользователя, а также с классом Поездка агрегацией, т.к клиент может иметь несколько поездок, но поездка не может существовать без клиента.</w:t>
-      </w:r>
-    </w:p>
-    <w:p>
-      <w:r>
-        <w:t xml:space="preserve">Пользователь. Атрибуты: </w:t>
-      </w:r>
-      <w:proofErr w:type="spellStart"/>
-      <w:r>
-        <w:t>email</w:t>
-      </w:r>
-      <w:proofErr w:type="spellEnd"/>
-      <w:r>
-        <w:t>, пароль, имя, фамилия, отчество, телефон. Выступает в роли базового класса для Клиента и Администратора.</w:t>
-      </w:r>
-    </w:p>
-    <w:p>
-      <w:r>
-        <w:t xml:space="preserve">Администратор. Атрибуты: уровень доступа. Операции: настройка </w:t>
-      </w:r>
-      <w:proofErr w:type="gramStart"/>
-      <w:r>
-        <w:t>API(</w:t>
-      </w:r>
-      <w:proofErr w:type="gramEnd"/>
-      <w:r>
-        <w:t xml:space="preserve">), добавление стран(). Связан с классом Внешний API ассоциацией, </w:t>
-      </w:r>
-      <w:proofErr w:type="gramStart"/>
-      <w:r>
-        <w:t>т.к</w:t>
-      </w:r>
-      <w:proofErr w:type="gramEnd"/>
-      <w:r>
-        <w:t xml:space="preserve"> администратор настраивает API для получения данных.</w:t>
-      </w:r>
-    </w:p>
-    <w:p>
-      <w:r>
-        <w:t xml:space="preserve">Поездка. Атрибуты: дата начала, дата окончания. Операции: рассчитать количество </w:t>
-      </w:r>
-      <w:proofErr w:type="gramStart"/>
-      <w:r>
-        <w:t>дней(</w:t>
-      </w:r>
-      <w:proofErr w:type="gramEnd"/>
-      <w:r>
-        <w:t xml:space="preserve">). Связан агрегацией с классом Страна, </w:t>
-      </w:r>
-      <w:proofErr w:type="gramStart"/>
-      <w:r>
-        <w:t>т.к</w:t>
-      </w:r>
-      <w:proofErr w:type="gramEnd"/>
-      <w:r>
-        <w:t xml:space="preserve"> поездка привязана к определённой стране, и страна может существовать отдельно от поездки. Связан композицией с классом Бюджет так как бюджет не может существовать без поездки.</w:t>
-      </w:r>
-    </w:p>
-    <w:p>
-      <w:r>
-        <w:t xml:space="preserve">Бюджет. Атрибуты: сумма, ограничение на день. Операции: получить пороговое </w:t>
-      </w:r>
-      <w:proofErr w:type="gramStart"/>
-      <w:r>
-        <w:t>уведомление(</w:t>
-      </w:r>
-      <w:proofErr w:type="gramEnd"/>
-      <w:r>
-        <w:t>), получить уведомление о превышении лимита().</w:t>
-      </w:r>
-    </w:p>
-    <w:p>
-      <w:r>
-        <w:t xml:space="preserve">Страна. Атрибуты: название, язык, валюта. Операции: получить уровень </w:t>
-      </w:r>
-      <w:proofErr w:type="gramStart"/>
-      <w:r>
-        <w:t>опасности(</w:t>
-      </w:r>
-      <w:proofErr w:type="gramEnd"/>
-      <w:r>
-        <w:t xml:space="preserve">). Связан композицией с классами Словарик и Локальное приложение и Статья (страна имеет набор статей, и без страны статьи </w:t>
-      </w:r>
-      <w:proofErr w:type="spellStart"/>
-      <w:r>
-        <w:t>ненужны</w:t>
-      </w:r>
-      <w:proofErr w:type="spellEnd"/>
-      <w:r>
-        <w:t>). Также связан ассоциацией с классом Внешний API для получения данных о стране.</w:t>
-      </w:r>
-    </w:p>
-    <w:p>
-      <w:r>
-        <w:t xml:space="preserve">Внешний API. Атрибуты: код, URL. Операции: получить </w:t>
-      </w:r>
-      <w:proofErr w:type="gramStart"/>
-      <w:r>
-        <w:t>данные(</w:t>
-      </w:r>
-      <w:proofErr w:type="gramEnd"/>
-      <w:r>
-        <w:t xml:space="preserve">). Связан обобщением с классами API новостей, API валют и Платежный API, </w:t>
-      </w:r>
-      <w:proofErr w:type="gramStart"/>
-      <w:r>
-        <w:t>т.к</w:t>
-      </w:r>
-      <w:proofErr w:type="gramEnd"/>
-      <w:r>
-        <w:t xml:space="preserve"> они являются частными случаями внешнего API.</w:t>
-      </w:r>
-    </w:p>
-    <w:p>
-      <w:r>
-        <w:t xml:space="preserve">Статья. Атрибуты: название, ссылка. Связана композицией со страной, </w:t>
-      </w:r>
-      <w:proofErr w:type="gramStart"/>
-      <w:r>
-        <w:t>т.к</w:t>
-      </w:r>
-      <w:proofErr w:type="gramEnd"/>
-      <w:r>
-        <w:t xml:space="preserve"> без страны статья не имеет смысла.</w:t>
-      </w:r>
-    </w:p>
-    <w:p>
-      <w:r>
-        <w:t xml:space="preserve">Словарик. Атрибуты: исходный язык, дата обновления. Связан композицией с классом Фраза, </w:t>
-      </w:r>
-      <w:proofErr w:type="gramStart"/>
-      <w:r>
-        <w:t>т.к</w:t>
-      </w:r>
-      <w:proofErr w:type="gramEnd"/>
-      <w:r>
-        <w:t xml:space="preserve"> фразы являются частью словарика и не могут существовать без него.</w:t>
+        <w:t>Клиент. Атрибуты: активность (активен/неактивен); операции: создать поездку(). Связан с классом Пользователь обобщением (наследованием), т.к клиент является частным случаем пользователя, а также с классом Поездка агрегацией, т.к клиент может иметь несколько поездок, но поездка не может существовать без клиента.</w:t>
+      </w:r>
+    </w:p>
+    <w:p>
+      <w:r>
+        <w:t>Пользователь. Атрибуты: email, пароль, имя, фамилия, отчество, телефон. Выступает в роли базового класса для Клиента и Администратора.</w:t>
+      </w:r>
+    </w:p>
+    <w:p>
+      <w:r>
+        <w:t>Администратор. Атрибуты: уровень доступа. Операции: настройка API(), добавление стран(). Связан с классом Внешний API ассоциацией, т.к администратор настраивает API для получения данных.</w:t>
+      </w:r>
+    </w:p>
+    <w:p>
+      <w:r>
+        <w:t>Поездка. Атрибуты: дата начала, дата окончания. Операции: рассчитать количество дней(). Связан агрегацией с классом Страна, т.к поездка привязана к определённой стране, и страна может существовать отдельно от поездки. Связан композицией с классом Бюджет так как бюджет не может существовать без поездки.</w:t>
+      </w:r>
+    </w:p>
+    <w:p>
+      <w:r>
+        <w:t>Бюджет. Атрибуты: сумма, ограничение на день. Операции: получить пороговое уведомление(), получить уведомление о превышении лимита().</w:t>
+      </w:r>
+    </w:p>
+    <w:p>
+      <w:r>
+        <w:t>Страна. Атрибуты: название, язык, валюта. Операции: получить уровень опасности(). Связан композицией с классами Словарик и Локальное приложение и Статья (страна имеет набор статей, и без страны статьи ненужны). Также связан ассоциацией с классом Внешний API для получения данных о стране.</w:t>
+      </w:r>
+    </w:p>
+    <w:p>
+      <w:r>
+        <w:t>Внешний API. Атрибуты: код, URL. Операции: получить данные(). Связан обобщением с классами API новостей, API валют и Платежный API, т.к они являются частными случаями внешнего API.</w:t>
+      </w:r>
+    </w:p>
+    <w:p>
+      <w:r>
+        <w:t>Статья. Атрибуты: название, ссылка. Связана композицией со страной, т.к без страны статья не имеет смысла.</w:t>
+      </w:r>
+    </w:p>
+    <w:p>
+      <w:r>
+        <w:t>Словарик. Атрибуты: исходный язык, дата обновления. Связан композицией с классом Фраза, т.к фразы являются частью словарика и не могут существовать без него.</w:t>
       </w:r>
     </w:p>
     <w:p>
@@ -4157,15 +3876,7 @@
     </w:p>
     <w:p>
       <w:r>
-        <w:t>Локальное приложение. Атрибуты: наименование, описание, логотип. Связано композицией со страной (</w:t>
-      </w:r>
-      <w:proofErr w:type="gramStart"/>
-      <w:r>
-        <w:t>т.к</w:t>
-      </w:r>
-      <w:proofErr w:type="gramEnd"/>
-      <w:r>
-        <w:t xml:space="preserve"> локальные приложения для страны не нужны без неё).</w:t>
+        <w:t>Локальное приложение. Атрибуты: наименование, описание, логотип. Связано композицией со страной (т.к локальные приложения для страны не нужны без неё).</w:t>
       </w:r>
     </w:p>
     <w:p>
@@ -4229,27 +3940,14 @@
       <w:r>
         <w:t xml:space="preserve">Рисунок </w:t>
       </w:r>
-      <w:r>
-        <w:fldChar w:fldCharType="begin"/>
-      </w:r>
-      <w:r>
-        <w:instrText xml:space="preserve"> SEQ Рисунок \* ARABIC </w:instrText>
-      </w:r>
-      <w:r>
-        <w:fldChar w:fldCharType="separate"/>
-      </w:r>
-      <w:r>
-        <w:rPr>
-          <w:noProof/>
-        </w:rPr>
-        <w:t>6</w:t>
-      </w:r>
-      <w:r>
-        <w:rPr>
-          <w:noProof/>
-        </w:rPr>
-        <w:fldChar w:fldCharType="end"/>
-      </w:r>
+      <w:fldSimple w:instr=" SEQ Рисунок \* ARABIC ">
+        <w:r>
+          <w:rPr>
+            <w:noProof/>
+          </w:rPr>
+          <w:t>6</w:t>
+        </w:r>
+      </w:fldSimple>
       <w:r>
         <w:t>. Диаграмма классов для системы ГПС</w:t>
       </w:r>
@@ -4342,27 +4040,14 @@
       <w:r>
         <w:t xml:space="preserve">Рисунок </w:t>
       </w:r>
-      <w:r>
-        <w:fldChar w:fldCharType="begin"/>
-      </w:r>
-      <w:r>
-        <w:instrText xml:space="preserve"> SEQ Рисунок \* ARABIC </w:instrText>
-      </w:r>
-      <w:r>
-        <w:fldChar w:fldCharType="separate"/>
-      </w:r>
-      <w:r>
-        <w:rPr>
-          <w:noProof/>
-        </w:rPr>
-        <w:t>7</w:t>
-      </w:r>
-      <w:r>
-        <w:rPr>
-          <w:noProof/>
-        </w:rPr>
-        <w:fldChar w:fldCharType="end"/>
-      </w:r>
+      <w:fldSimple w:instr=" SEQ Рисунок \* ARABIC ">
+        <w:r>
+          <w:rPr>
+            <w:noProof/>
+          </w:rPr>
+          <w:t>7</w:t>
+        </w:r>
+      </w:fldSimple>
       <w:r>
         <w:t>. Диаграмма деятельности управления бюджетом</w:t>
       </w:r>
@@ -4468,27 +4153,14 @@
       <w:r>
         <w:t xml:space="preserve">Рисунок </w:t>
       </w:r>
-      <w:r>
-        <w:fldChar w:fldCharType="begin"/>
-      </w:r>
-      <w:r>
-        <w:instrText xml:space="preserve"> SEQ Рисунок \* ARABIC </w:instrText>
-      </w:r>
-      <w:r>
-        <w:fldChar w:fldCharType="separate"/>
-      </w:r>
-      <w:r>
-        <w:rPr>
-          <w:noProof/>
-        </w:rPr>
-        <w:t>8</w:t>
-      </w:r>
-      <w:r>
-        <w:rPr>
-          <w:noProof/>
-        </w:rPr>
-        <w:fldChar w:fldCharType="end"/>
-      </w:r>
+      <w:fldSimple w:instr=" SEQ Рисунок \* ARABIC ">
+        <w:r>
+          <w:rPr>
+            <w:noProof/>
+          </w:rPr>
+          <w:t>8</w:t>
+        </w:r>
+      </w:fldSimple>
       <w:r>
         <w:t xml:space="preserve">. </w:t>
       </w:r>
@@ -4603,27 +4275,14 @@
       <w:r>
         <w:t xml:space="preserve">Рисунок </w:t>
       </w:r>
-      <w:r>
-        <w:fldChar w:fldCharType="begin"/>
-      </w:r>
-      <w:r>
-        <w:instrText xml:space="preserve"> SEQ Рисунок \* ARABIC </w:instrText>
-      </w:r>
-      <w:r>
-        <w:fldChar w:fldCharType="separate"/>
-      </w:r>
-      <w:r>
-        <w:rPr>
-          <w:noProof/>
-        </w:rPr>
-        <w:t>9</w:t>
-      </w:r>
-      <w:r>
-        <w:rPr>
-          <w:noProof/>
-        </w:rPr>
-        <w:fldChar w:fldCharType="end"/>
-      </w:r>
+      <w:fldSimple w:instr=" SEQ Рисунок \* ARABIC ">
+        <w:r>
+          <w:rPr>
+            <w:noProof/>
+          </w:rPr>
+          <w:t>9</w:t>
+        </w:r>
+      </w:fldSimple>
       <w:r>
         <w:t>. Диаграмма последовательности</w:t>
       </w:r>
@@ -4728,27 +4387,14 @@
       <w:r>
         <w:t xml:space="preserve">Рисунок </w:t>
       </w:r>
-      <w:r>
-        <w:fldChar w:fldCharType="begin"/>
-      </w:r>
-      <w:r>
-        <w:instrText xml:space="preserve"> SEQ Рисунок \* ARABIC </w:instrText>
-      </w:r>
-      <w:r>
-        <w:fldChar w:fldCharType="separate"/>
-      </w:r>
-      <w:r>
-        <w:rPr>
-          <w:noProof/>
-        </w:rPr>
-        <w:t>10</w:t>
-      </w:r>
-      <w:r>
-        <w:rPr>
-          <w:noProof/>
-        </w:rPr>
-        <w:fldChar w:fldCharType="end"/>
-      </w:r>
+      <w:fldSimple w:instr=" SEQ Рисунок \* ARABIC ">
+        <w:r>
+          <w:rPr>
+            <w:noProof/>
+          </w:rPr>
+          <w:t>10</w:t>
+        </w:r>
+      </w:fldSimple>
       <w:r>
         <w:t xml:space="preserve">. </w:t>
       </w:r>
@@ -4788,28 +4434,12 @@
     </w:p>
     <w:p>
       <w:r>
-        <w:t xml:space="preserve">Сервер выполняет проверку уникальности электронной почты в базе данных. Если указанный </w:t>
-      </w:r>
-      <w:proofErr w:type="spellStart"/>
-      <w:r>
-        <w:t>email</w:t>
-      </w:r>
-      <w:proofErr w:type="spellEnd"/>
-      <w:r>
-        <w:t xml:space="preserve"> уже зарегистрирован, база данных возвращает соответствующий ответ, и система отображает клиенту сообщение об ошибке: «Пользователь уже зарегистрирован». После этого процесс возвращается к этапу заполнения формы регистрации.</w:t>
-      </w:r>
-    </w:p>
-    <w:p>
-      <w:r>
-        <w:t xml:space="preserve">Если </w:t>
-      </w:r>
-      <w:proofErr w:type="spellStart"/>
-      <w:r>
-        <w:t>email</w:t>
-      </w:r>
-      <w:proofErr w:type="spellEnd"/>
-      <w:r>
-        <w:t xml:space="preserve"> не найден в базе данных, система переходит к сохранению нового пользователя. Сервер сохраняет учётные данные клиента в базе данных, после чего получает подтверждение об успешном сохранении. Затем система отображает клиенту сообщение об успешной регистрации в пользовательском интерфейсе. На этом процесс завершается.</w:t>
+        <w:t>Сервер выполняет проверку уникальности электронной почты в базе данных. Если указанный email уже зарегистрирован, база данных возвращает соответствующий ответ, и система отображает клиенту сообщение об ошибке: «Пользователь уже зарегистрирован». После этого процесс возвращается к этапу заполнения формы регистрации.</w:t>
+      </w:r>
+    </w:p>
+    <w:p>
+      <w:r>
+        <w:t>Если email не найден в базе данных, система переходит к сохранению нового пользователя. Сервер сохраняет учётные данные клиента в базе данных, после чего получает подтверждение об успешном сохранении. Затем система отображает клиенту сообщение об успешной регистрации в пользовательском интерфейсе. На этом процесс завершается.</w:t>
       </w:r>
     </w:p>
     <w:p>
@@ -4864,27 +4494,14 @@
       <w:r>
         <w:t xml:space="preserve">Рисунок </w:t>
       </w:r>
-      <w:r>
-        <w:fldChar w:fldCharType="begin"/>
-      </w:r>
-      <w:r>
-        <w:instrText xml:space="preserve"> SEQ Рисунок \* ARABIC </w:instrText>
-      </w:r>
-      <w:r>
-        <w:fldChar w:fldCharType="separate"/>
-      </w:r>
-      <w:r>
-        <w:rPr>
-          <w:noProof/>
-        </w:rPr>
-        <w:t>11</w:t>
-      </w:r>
-      <w:r>
-        <w:rPr>
-          <w:noProof/>
-        </w:rPr>
-        <w:fldChar w:fldCharType="end"/>
-      </w:r>
+      <w:fldSimple w:instr=" SEQ Рисунок \* ARABIC ">
+        <w:r>
+          <w:rPr>
+            <w:noProof/>
+          </w:rPr>
+          <w:t>11</w:t>
+        </w:r>
+      </w:fldSimple>
       <w:r>
         <w:t xml:space="preserve">. </w:t>
       </w:r>
@@ -4924,36 +4541,12 @@
     <w:bookmarkEnd w:id="30"/>
     <w:p>
       <w:r>
-        <w:t xml:space="preserve">Для начала пользователь вводит свой </w:t>
-      </w:r>
-      <w:proofErr w:type="spellStart"/>
-      <w:r>
-        <w:t>email</w:t>
-      </w:r>
-      <w:proofErr w:type="spellEnd"/>
-      <w:r>
-        <w:t xml:space="preserve"> и пароль в интерфейсе. Данные передаются через интерфейс на сервер, где происходит проверка учётных данных. Сервер выполняет внутреннее действие - сверяет введённый </w:t>
-      </w:r>
-      <w:proofErr w:type="spellStart"/>
-      <w:r>
-        <w:t>email</w:t>
-      </w:r>
-      <w:proofErr w:type="spellEnd"/>
-      <w:r>
-        <w:t xml:space="preserve"> и пароль с данными, хранящимися в базе.</w:t>
-      </w:r>
-    </w:p>
-    <w:p>
-      <w:r>
-        <w:t xml:space="preserve">Если введённые данные не верны, сервер возвращает интерфейсу сообщение об ошибке авторизации. Интерфейс отображает пользователю ошибку с текстом «Неверный </w:t>
-      </w:r>
-      <w:proofErr w:type="spellStart"/>
-      <w:r>
-        <w:t>email</w:t>
-      </w:r>
-      <w:proofErr w:type="spellEnd"/>
-      <w:r>
-        <w:t xml:space="preserve"> или пароль», после чего пользователь возвращается к шагу ввода данных.</w:t>
+        <w:t>Для начала пользователь вводит свой email и пароль в интерфейсе. Данные передаются через интерфейс на сервер, где происходит проверка учётных данных. Сервер выполняет внутреннее действие - сверяет введённый email и пароль с данными, хранящимися в базе.</w:t>
+      </w:r>
+    </w:p>
+    <w:p>
+      <w:r>
+        <w:t>Если введённые данные не верны, сервер возвращает интерфейсу сообщение об ошибке авторизации. Интерфейс отображает пользователю ошибку с текстом «Неверный email или пароль», после чего пользователь возвращается к шагу ввода данных.</w:t>
       </w:r>
     </w:p>
     <w:p>
@@ -5021,27 +4614,14 @@
       <w:r>
         <w:t xml:space="preserve">Рисунок </w:t>
       </w:r>
-      <w:r>
-        <w:fldChar w:fldCharType="begin"/>
-      </w:r>
-      <w:r>
-        <w:instrText xml:space="preserve"> SEQ Рисунок \* ARABIC </w:instrText>
-      </w:r>
-      <w:r>
-        <w:fldChar w:fldCharType="separate"/>
-      </w:r>
-      <w:r>
-        <w:rPr>
-          <w:noProof/>
-        </w:rPr>
-        <w:t>12</w:t>
-      </w:r>
-      <w:r>
-        <w:rPr>
-          <w:noProof/>
-        </w:rPr>
-        <w:fldChar w:fldCharType="end"/>
-      </w:r>
+      <w:fldSimple w:instr=" SEQ Рисунок \* ARABIC ">
+        <w:r>
+          <w:rPr>
+            <w:noProof/>
+          </w:rPr>
+          <w:t>12</w:t>
+        </w:r>
+      </w:fldSimple>
       <w:r>
         <w:t xml:space="preserve">. </w:t>
       </w:r>
@@ -5072,15 +4652,7 @@
     </w:p>
     <w:p>
       <w:r>
-        <w:t xml:space="preserve">Первым шагом данная задача была добавлена на канбан-доску, где для неё были выделены следующие подзадачи: создание </w:t>
-      </w:r>
-      <w:proofErr w:type="spellStart"/>
-      <w:r>
-        <w:t>выкраски</w:t>
-      </w:r>
-      <w:proofErr w:type="spellEnd"/>
-      <w:r>
-        <w:t xml:space="preserve"> (подбор цветовой палитры), выбор цветового оформления интерфейса и создание логотипа</w:t>
+        <w:t>Первым шагом данная задача была добавлена на канбан-доску, где для неё были выделены следующие подзадачи: создание выкраски (подбор цветовой палитры), выбор цветового оформления интерфейса и создание логотипа</w:t>
       </w:r>
       <w:r>
         <w:t>.</w:t>
@@ -5147,42 +4719,21 @@
       <w:r>
         <w:t xml:space="preserve">Рисунок </w:t>
       </w:r>
-      <w:r>
-        <w:fldChar w:fldCharType="begin"/>
-      </w:r>
-      <w:r>
-        <w:instrText xml:space="preserve"> SEQ Рисунок \* ARABIC </w:instrText>
-      </w:r>
-      <w:r>
-        <w:fldChar w:fldCharType="separate"/>
-      </w:r>
-      <w:r>
-        <w:rPr>
-          <w:noProof/>
-        </w:rPr>
-        <w:t>13</w:t>
-      </w:r>
-      <w:r>
-        <w:rPr>
-          <w:noProof/>
-        </w:rPr>
-        <w:fldChar w:fldCharType="end"/>
-      </w:r>
+      <w:fldSimple w:instr=" SEQ Рисунок \* ARABIC ">
+        <w:r>
+          <w:rPr>
+            <w:noProof/>
+          </w:rPr>
+          <w:t>13</w:t>
+        </w:r>
+      </w:fldSimple>
       <w:r>
         <w:t>. Задача разработка дизайна проекта</w:t>
       </w:r>
     </w:p>
     <w:p>
       <w:r>
-        <w:t xml:space="preserve">Для разработки дизайна проектов было создано 6 карточек с различными вариантами </w:t>
-      </w:r>
-      <w:proofErr w:type="spellStart"/>
-      <w:r>
-        <w:t>выкрасок</w:t>
-      </w:r>
-      <w:proofErr w:type="spellEnd"/>
-      <w:r>
-        <w:t xml:space="preserve"> цветовой гаммы, каждая из которых включала 4</w:t>
+        <w:t>Для разработки дизайна проектов было создано 6 карточек с различными вариантами выкрасок цветовой гаммы, каждая из которых включала 4</w:t>
       </w:r>
       <w:r>
         <w:t>-</w:t>
@@ -5248,27 +4799,14 @@
       <w:r>
         <w:t xml:space="preserve">Рисунок </w:t>
       </w:r>
-      <w:r>
-        <w:fldChar w:fldCharType="begin"/>
-      </w:r>
-      <w:r>
-        <w:instrText xml:space="preserve"> SEQ Рисунок \* ARABIC </w:instrText>
-      </w:r>
-      <w:r>
-        <w:fldChar w:fldCharType="separate"/>
-      </w:r>
-      <w:r>
-        <w:rPr>
-          <w:noProof/>
-        </w:rPr>
-        <w:t>14</w:t>
-      </w:r>
-      <w:r>
-        <w:rPr>
-          <w:noProof/>
-        </w:rPr>
-        <w:fldChar w:fldCharType="end"/>
-      </w:r>
+      <w:fldSimple w:instr=" SEQ Рисунок \* ARABIC ">
+        <w:r>
+          <w:rPr>
+            <w:noProof/>
+          </w:rPr>
+          <w:t>14</w:t>
+        </w:r>
+      </w:fldSimple>
       <w:r>
         <w:t>. Цветовая гамма проекта</w:t>
       </w:r>
@@ -5323,23 +4861,7 @@
         <w:ind w:left="0" w:firstLine="709"/>
       </w:pPr>
       <w:r>
-        <w:t>#1F2937 – цвет подвала (</w:t>
-      </w:r>
-      <w:proofErr w:type="spellStart"/>
-      <w:r>
-        <w:t>footer</w:t>
-      </w:r>
-      <w:proofErr w:type="spellEnd"/>
-      <w:r>
-        <w:t>) и шапки (</w:t>
-      </w:r>
-      <w:proofErr w:type="spellStart"/>
-      <w:r>
-        <w:t>header</w:t>
-      </w:r>
-      <w:proofErr w:type="spellEnd"/>
-      <w:r>
-        <w:t>) сайта, а также основного текста;</w:t>
+        <w:t>#1F2937 – цвет подвала (footer) и шапки (header) сайта, а также основного текста;</w:t>
       </w:r>
     </w:p>
     <w:p>
@@ -5477,27 +4999,14 @@
       <w:r>
         <w:t xml:space="preserve">Рисунок </w:t>
       </w:r>
-      <w:r>
-        <w:fldChar w:fldCharType="begin"/>
-      </w:r>
-      <w:r>
-        <w:instrText xml:space="preserve"> SEQ Рисунок \* ARABIC </w:instrText>
-      </w:r>
-      <w:r>
-        <w:fldChar w:fldCharType="separate"/>
-      </w:r>
-      <w:r>
-        <w:rPr>
-          <w:noProof/>
-        </w:rPr>
-        <w:t>15</w:t>
-      </w:r>
-      <w:r>
-        <w:rPr>
-          <w:noProof/>
-        </w:rPr>
-        <w:fldChar w:fldCharType="end"/>
-      </w:r>
+      <w:fldSimple w:instr=" SEQ Рисунок \* ARABIC ">
+        <w:r>
+          <w:rPr>
+            <w:noProof/>
+          </w:rPr>
+          <w:t>15</w:t>
+        </w:r>
+      </w:fldSimple>
       <w:r>
         <w:t>. Логотип проекта ГПС</w:t>
       </w:r>
@@ -5697,15 +5206,7 @@
     </w:p>
     <w:p>
       <w:r>
-        <w:t xml:space="preserve">Сущность Пользователь связана с сущностью Поездка связью один ко многим через код пользователя. Сущность Поездка связана связью один к одному с сущностью Бюджет через код поездки. Сущность Страна связна с сущностью Поездка связью один ко многим по коду страны, также сущность Страна связана с сущностью Статья по коду страны. Сущность Страна связана связью один ко многим с сущностью фраза. Сущность Страна связана </w:t>
-      </w:r>
-      <w:proofErr w:type="gramStart"/>
-      <w:r>
-        <w:t>с сущностью</w:t>
-      </w:r>
-      <w:proofErr w:type="gramEnd"/>
-      <w:r>
-        <w:t xml:space="preserve"> Локальное приложение связью один ко многим через код страны. Сущность Категория фразы с сущностью Фраза связана связью один ко многим через код категории.</w:t>
+        <w:t>Сущность Пользователь связана с сущностью Поездка связью один ко многим через код пользователя. Сущность Поездка связана связью один к одному с сущностью Бюджет через код поездки. Сущность Страна связна с сущностью Поездка связью один ко многим по коду страны, также сущность Страна связана с сущностью Статья по коду страны. Сущность Страна связана связью один ко многим с сущностью фраза. Сущность Страна связана с сущностью Локальное приложение связью один ко многим через код страны. Сущность Категория фразы с сущностью Фраза связана связью один ко многим через код категории.</w:t>
       </w:r>
     </w:p>
     <w:p>
@@ -5763,27 +5264,14 @@
       <w:r>
         <w:t xml:space="preserve">Рисунок </w:t>
       </w:r>
-      <w:r>
-        <w:fldChar w:fldCharType="begin"/>
-      </w:r>
-      <w:r>
-        <w:instrText xml:space="preserve"> SEQ Рисунок \* ARABIC </w:instrText>
-      </w:r>
-      <w:r>
-        <w:fldChar w:fldCharType="separate"/>
-      </w:r>
-      <w:r>
-        <w:rPr>
-          <w:noProof/>
-        </w:rPr>
-        <w:t>16</w:t>
-      </w:r>
-      <w:r>
-        <w:rPr>
-          <w:noProof/>
-        </w:rPr>
-        <w:fldChar w:fldCharType="end"/>
-      </w:r>
+      <w:fldSimple w:instr=" SEQ Рисунок \* ARABIC ">
+        <w:r>
+          <w:rPr>
+            <w:noProof/>
+          </w:rPr>
+          <w:t>16</w:t>
+        </w:r>
+      </w:fldSimple>
       <w:r>
         <w:t xml:space="preserve">. </w:t>
       </w:r>
@@ -5815,15 +5303,7 @@
     </w:p>
     <w:p>
       <w:r>
-        <w:t xml:space="preserve">На канбан-доске была создана основная задача «Разработка, создание моделей и форм», которая стала ключевым этапом в проектировании </w:t>
-      </w:r>
-      <w:proofErr w:type="spellStart"/>
-      <w:r>
-        <w:t>backend</w:t>
-      </w:r>
-      <w:proofErr w:type="spellEnd"/>
-      <w:r>
-        <w:t>-части веб-приложения. Данная задача включала в себя проектирование логической структуры данных, разработку моделей базы данных и создание пользовательских форм для взаимодействия с этими данными.</w:t>
+        <w:t>На канбан-доске была создана основная задача «Разработка, создание моделей и форм», которая стала ключевым этапом в проектировании backend-части веб-приложения. Данная задача включала в себя проектирование логической структуры данных, разработку моделей базы данных и создание пользовательских форм для взаимодействия с этими данными.</w:t>
       </w:r>
     </w:p>
     <w:p>
@@ -5855,15 +5335,7 @@
     </w:p>
     <w:p>
       <w:r>
-        <w:t xml:space="preserve">Поля: имя, фамилия, </w:t>
-      </w:r>
-      <w:proofErr w:type="spellStart"/>
-      <w:r>
-        <w:t>email</w:t>
-      </w:r>
-      <w:proofErr w:type="spellEnd"/>
-      <w:r>
-        <w:t>, пароль, номер телефона.</w:t>
+        <w:t>Поля: имя, фамилия, email, пароль, номер телефона.</w:t>
       </w:r>
     </w:p>
     <w:p>
@@ -5915,15 +5387,7 @@
         <w:ind w:left="0" w:firstLine="709"/>
       </w:pPr>
       <w:r>
-        <w:t>Модель «Поездка» (</w:t>
-      </w:r>
-      <w:proofErr w:type="spellStart"/>
-      <w:r>
-        <w:t>Trip</w:t>
-      </w:r>
-      <w:proofErr w:type="spellEnd"/>
-      <w:r>
-        <w:t>)</w:t>
+        <w:t>Модель «Поездка» (Trip)</w:t>
       </w:r>
     </w:p>
     <w:p>
@@ -5964,15 +5428,7 @@
     </w:p>
     <w:p>
       <w:r>
-        <w:t>Поля: название, валюта, налоговая ставка (</w:t>
-      </w:r>
-      <w:proofErr w:type="spellStart"/>
-      <w:r>
-        <w:t>vat_rate</w:t>
-      </w:r>
-      <w:proofErr w:type="spellEnd"/>
-      <w:r>
-        <w:t>), язык.</w:t>
+        <w:t>Поля: название, валюта, налоговая ставка (vat_rate), язык.</w:t>
       </w:r>
     </w:p>
     <w:p>
@@ -6041,27 +5497,14 @@
       <w:r>
         <w:t xml:space="preserve">Рисунок </w:t>
       </w:r>
-      <w:r>
-        <w:fldChar w:fldCharType="begin"/>
-      </w:r>
-      <w:r>
-        <w:instrText xml:space="preserve"> SEQ Рисунок \* ARABIC </w:instrText>
-      </w:r>
-      <w:r>
-        <w:fldChar w:fldCharType="separate"/>
-      </w:r>
-      <w:r>
-        <w:rPr>
-          <w:noProof/>
-        </w:rPr>
-        <w:t>17</w:t>
-      </w:r>
-      <w:r>
-        <w:rPr>
-          <w:noProof/>
-        </w:rPr>
-        <w:fldChar w:fldCharType="end"/>
-      </w:r>
+      <w:fldSimple w:instr=" SEQ Рисунок \* ARABIC ">
+        <w:r>
+          <w:rPr>
+            <w:noProof/>
+          </w:rPr>
+          <w:t>17</w:t>
+        </w:r>
+      </w:fldSimple>
       <w:r>
         <w:t>. Задача разработка, создание моделей и форм</w:t>
       </w:r>
@@ -6074,15 +5517,7 @@
     </w:p>
     <w:p>
       <w:r>
-        <w:t>Главная страница (</w:t>
-      </w:r>
-      <w:proofErr w:type="spellStart"/>
-      <w:r>
-        <w:t>home</w:t>
-      </w:r>
-      <w:proofErr w:type="spellEnd"/>
-      <w:r>
-        <w:t>)</w:t>
+        <w:t>Главная страница (home)</w:t>
       </w:r>
       <w:r>
         <w:t>:</w:t>
@@ -6479,27 +5914,14 @@
       <w:r>
         <w:t xml:space="preserve">Рисунок </w:t>
       </w:r>
-      <w:r>
-        <w:fldChar w:fldCharType="begin"/>
-      </w:r>
-      <w:r>
-        <w:instrText xml:space="preserve"> SEQ Рисунок \* ARABIC </w:instrText>
-      </w:r>
-      <w:r>
-        <w:fldChar w:fldCharType="separate"/>
-      </w:r>
-      <w:r>
-        <w:rPr>
-          <w:noProof/>
-        </w:rPr>
-        <w:t>18</w:t>
-      </w:r>
-      <w:r>
-        <w:rPr>
-          <w:noProof/>
-        </w:rPr>
-        <w:fldChar w:fldCharType="end"/>
-      </w:r>
+      <w:fldSimple w:instr=" SEQ Рисунок \* ARABIC ">
+        <w:r>
+          <w:rPr>
+            <w:noProof/>
+          </w:rPr>
+          <w:t>18</w:t>
+        </w:r>
+      </w:fldSimple>
       <w:r>
         <w:t xml:space="preserve">. Задачи на создание </w:t>
       </w:r>
@@ -6622,6 +6044,9 @@
         <w:jc w:val="center"/>
       </w:pPr>
       <w:r>
+        <w:rPr>
+          <w:noProof/>
+        </w:rPr>
         <w:drawing>
           <wp:inline distT="0" distB="0" distL="0" distR="0" wp14:anchorId="2DEE7E46" wp14:editId="05C5882B">
             <wp:extent cx="5500571" cy="2962275"/>
@@ -6674,24 +6099,14 @@
       <w:r>
         <w:t xml:space="preserve">Рисунок </w:t>
       </w:r>
-      <w:r>
-        <w:fldChar w:fldCharType="begin"/>
-      </w:r>
-      <w:r>
-        <w:instrText xml:space="preserve"> SEQ Рисунок \* ARABIC </w:instrText>
-      </w:r>
-      <w:r>
-        <w:fldChar w:fldCharType="separate"/>
-      </w:r>
-      <w:r>
-        <w:rPr>
-          <w:noProof/>
-        </w:rPr>
-        <w:t>19</w:t>
-      </w:r>
-      <w:r>
-        <w:fldChar w:fldCharType="end"/>
-      </w:r>
+      <w:fldSimple w:instr=" SEQ Рисунок \* ARABIC ">
+        <w:r>
+          <w:rPr>
+            <w:noProof/>
+          </w:rPr>
+          <w:t>19</w:t>
+        </w:r>
+      </w:fldSimple>
       <w:r>
         <w:t xml:space="preserve">. </w:t>
       </w:r>
@@ -6723,10 +6138,7 @@
         <w:t xml:space="preserve"> </w:t>
       </w:r>
       <w:r>
-        <w:t>Настройка доступа ролей в проекте</w:t>
-      </w:r>
-      <w:r>
-        <w:t>.</w:t>
+        <w:t>Настройка доступа ролей в проекте.</w:t>
       </w:r>
     </w:p>
     <w:p/>
@@ -6739,10 +6151,7 @@
         <w:t>3.</w:t>
       </w:r>
       <w:r>
-        <w:t>6 Объединение рабочих версия проекта</w:t>
-      </w:r>
-      <w:r>
-        <w:t>.</w:t>
+        <w:t>6 Объединение рабочих версия проекта.</w:t>
       </w:r>
     </w:p>
     <w:p/>
@@ -7029,23 +6438,13 @@
         </w:rPr>
         <w:t xml:space="preserve">: </w:t>
       </w:r>
-      <w:proofErr w:type="spellStart"/>
       <w:r>
         <w:rPr>
           <w:rFonts w:eastAsia="Calibri" w:cs="Times New Roman"/>
           <w:bCs/>
           <w:szCs w:val="28"/>
         </w:rPr>
-        <w:t>Мамшева</w:t>
-      </w:r>
-      <w:proofErr w:type="spellEnd"/>
-      <w:r>
-        <w:rPr>
-          <w:rFonts w:eastAsia="Calibri" w:cs="Times New Roman"/>
-          <w:bCs/>
-          <w:szCs w:val="28"/>
-        </w:rPr>
-        <w:t xml:space="preserve"> Ю. С</w:t>
+        <w:t>Мамшева Ю. С</w:t>
       </w:r>
     </w:p>
     <w:p>
@@ -8247,15 +7646,7 @@
         <w:t xml:space="preserve">юридический адрес: </w:t>
       </w:r>
       <w:r>
-        <w:t xml:space="preserve">Нижний Новгород, Большая </w:t>
-      </w:r>
-      <w:proofErr w:type="spellStart"/>
-      <w:r>
-        <w:t>Печёрская</w:t>
-      </w:r>
-      <w:proofErr w:type="spellEnd"/>
-      <w:r>
-        <w:t xml:space="preserve"> улица, 26</w:t>
+        <w:t>Нижний Новгород, Большая Печёрская улица, 26</w:t>
       </w:r>
       <w:r>
         <w:t>;</w:t>
@@ -8299,14 +7690,12 @@
       <w:r>
         <w:t xml:space="preserve"> </w:t>
       </w:r>
-      <w:proofErr w:type="spellStart"/>
       <w:r>
         <w:rPr>
           <w:rStyle w:val="ypks7kbdpwfgdykd3qb9"/>
         </w:rPr>
         <w:t>Сorporation</w:t>
       </w:r>
-      <w:proofErr w:type="spellEnd"/>
       <w:r>
         <w:t xml:space="preserve">» (юридический адрес: </w:t>
       </w:r>
@@ -9468,39 +8857,7 @@
                 <w:sz w:val="24"/>
                 <w:szCs w:val="24"/>
               </w:rPr>
-              <w:t xml:space="preserve">Будет автоматизирован </w:t>
-            </w:r>
-            <w:proofErr w:type="spellStart"/>
-            <w:r>
-              <w:rPr>
-                <w:sz w:val="24"/>
-                <w:szCs w:val="24"/>
-              </w:rPr>
-              <w:t>парсинг</w:t>
-            </w:r>
-            <w:proofErr w:type="spellEnd"/>
-            <w:r>
-              <w:rPr>
-                <w:sz w:val="24"/>
-                <w:szCs w:val="24"/>
-              </w:rPr>
-              <w:t xml:space="preserve"> RSS/API и отправка </w:t>
-            </w:r>
-            <w:proofErr w:type="spellStart"/>
-            <w:r>
-              <w:rPr>
-                <w:sz w:val="24"/>
-                <w:szCs w:val="24"/>
-              </w:rPr>
-              <w:t>push</w:t>
-            </w:r>
-            <w:proofErr w:type="spellEnd"/>
-            <w:r>
-              <w:rPr>
-                <w:sz w:val="24"/>
-                <w:szCs w:val="24"/>
-              </w:rPr>
-              <w:t>-уведомлений</w:t>
+              <w:t>Будет автоматизирован парсинг RSS/API и отправка push-уведомлений</w:t>
             </w:r>
           </w:p>
         </w:tc>
@@ -9591,33 +8948,8 @@
                 <w:sz w:val="24"/>
                 <w:szCs w:val="24"/>
               </w:rPr>
-              <w:t xml:space="preserve">Будет автоматизирована система триггеров: при превышении дневного лимита пользователь получает </w:t>
-            </w:r>
-            <w:proofErr w:type="spellStart"/>
-            <w:r>
-              <w:rPr>
-                <w:sz w:val="24"/>
-                <w:szCs w:val="24"/>
-              </w:rPr>
-              <w:t>push</w:t>
-            </w:r>
-            <w:proofErr w:type="spellEnd"/>
-            <w:r>
-              <w:rPr>
-                <w:sz w:val="24"/>
-                <w:szCs w:val="24"/>
-              </w:rPr>
-              <w:t>/</w:t>
-            </w:r>
-            <w:proofErr w:type="spellStart"/>
-            <w:r>
-              <w:rPr>
-                <w:sz w:val="24"/>
-                <w:szCs w:val="24"/>
-              </w:rPr>
-              <w:t>email</w:t>
-            </w:r>
-            <w:proofErr w:type="spellEnd"/>
+              <w:t>Будет автоматизирована система триггеров: при превышении дневного лимита пользователь получает push/email</w:t>
+            </w:r>
           </w:p>
         </w:tc>
       </w:tr>
@@ -9899,23 +9231,7 @@
                 <w:sz w:val="24"/>
                 <w:szCs w:val="24"/>
               </w:rPr>
-              <w:t xml:space="preserve">Будет автоматизирован </w:t>
-            </w:r>
-            <w:proofErr w:type="spellStart"/>
-            <w:r>
-              <w:rPr>
-                <w:sz w:val="24"/>
-                <w:szCs w:val="24"/>
-              </w:rPr>
-              <w:t>парсинг</w:t>
-            </w:r>
-            <w:proofErr w:type="spellEnd"/>
-            <w:r>
-              <w:rPr>
-                <w:sz w:val="24"/>
-                <w:szCs w:val="24"/>
-              </w:rPr>
-              <w:t xml:space="preserve"> RSS-лент и новостных API с фильтрацией по стране</w:t>
+              <w:t>Будет автоматизирован парсинг RSS-лент и новостных API с фильтрацией по стране</w:t>
             </w:r>
           </w:p>
         </w:tc>
@@ -10101,23 +9417,7 @@
         <w:ind w:left="0" w:firstLine="709"/>
       </w:pPr>
       <w:r>
-        <w:t xml:space="preserve">Подсистема источников данных. Предназначена для автоматизированного сбора, обновления и хранения внешней информации, обеспечивает периодическое получение актуальных курсов валют через открытые API, </w:t>
-      </w:r>
-      <w:proofErr w:type="spellStart"/>
-      <w:r>
-        <w:t>парсинг</w:t>
-      </w:r>
-      <w:proofErr w:type="spellEnd"/>
-      <w:r>
-        <w:t xml:space="preserve"> новостных лент и RSS-каналов (МИД, протесты, стихии) для мониторинга безопасности с отправкой </w:t>
-      </w:r>
-      <w:proofErr w:type="spellStart"/>
-      <w:r>
-        <w:t>push</w:t>
-      </w:r>
-      <w:proofErr w:type="spellEnd"/>
-      <w:r>
-        <w:t>-уведомлений при заходе пользователя в зону риска, а также кеширование статей и контента для офлайн-доступа.</w:t>
+        <w:t>Подсистема источников данных. Предназначена для автоматизированного сбора, обновления и хранения внешней информации, обеспечивает периодическое получение актуальных курсов валют через открытые API, парсинг новостных лент и RSS-каналов (МИД, протесты, стихии) для мониторинга безопасности с отправкой push-уведомлений при заходе пользователя в зону риска, а также кеширование статей и контента для офлайн-доступа.</w:t>
       </w:r>
     </w:p>
     <w:p>
@@ -10248,23 +9548,7 @@
         <w:ind w:left="0" w:firstLine="709"/>
       </w:pPr>
       <w:r>
-        <w:t xml:space="preserve">Для источников данных (API, ленты, статьи): Автоматизированный сбор и обновление курсов валют через открытые API (периодичность — не реже 1 раза в час), </w:t>
-      </w:r>
-      <w:proofErr w:type="spellStart"/>
-      <w:r>
-        <w:t>парсинг</w:t>
-      </w:r>
-      <w:proofErr w:type="spellEnd"/>
-      <w:r>
-        <w:t xml:space="preserve"> новостных лент и RSS-каналов МИД для мониторинга безопасности (протесты, стихии, рекомендации), отправка </w:t>
-      </w:r>
-      <w:proofErr w:type="spellStart"/>
-      <w:r>
-        <w:t>push</w:t>
-      </w:r>
-      <w:proofErr w:type="spellEnd"/>
-      <w:r>
-        <w:t>-уведомлений пользователю при заходе в зону риска, кеширование статей и разговорника для офлайн-доступа, актуализация топа-10 приложений под конкретную страну.</w:t>
+        <w:t>Для источников данных (API, ленты, статьи): Автоматизированный сбор и обновление курсов валют через открытые API (периодичность — не реже 1 раза в час), парсинг новостных лент и RSS-каналов МИД для мониторинга безопасности (протесты, стихии, рекомендации), отправка push-уведомлений пользователю при заходе в зону риска, кеширование статей и разговорника для офлайн-доступа, актуализация топа-10 приложений под конкретную страну.</w:t>
       </w:r>
     </w:p>
     <w:p>
@@ -10281,15 +9565,7 @@
         <w:ind w:left="0" w:firstLine="709"/>
       </w:pPr>
       <w:r>
-        <w:t xml:space="preserve">Для администратора/модератора: Управление контентом по странам (статьи, правила, списки вещей, разговорник, топ-10 приложений), настройка API-ключей для курсов валют и новостных лент, мониторинг корректности </w:t>
-      </w:r>
-      <w:proofErr w:type="spellStart"/>
-      <w:r>
-        <w:t>парсинга</w:t>
-      </w:r>
-      <w:proofErr w:type="spellEnd"/>
-      <w:r>
-        <w:t xml:space="preserve">, просмотр аналитики по популярным странам и запросам </w:t>
+        <w:t xml:space="preserve">Для администратора/модератора: Управление контентом по странам (статьи, правила, списки вещей, разговорник, топ-10 приложений), настройка API-ключей для курсов валют и новостных лент, мониторинг корректности парсинга, просмотр аналитики по популярным странам и запросам </w:t>
       </w:r>
       <w:r>
         <w:lastRenderedPageBreak/>
@@ -10350,15 +9626,7 @@
         <w:ind w:left="0" w:firstLine="709"/>
       </w:pPr>
       <w:r>
-        <w:t xml:space="preserve">Пороговых уведомлений о расходах: Алгоритм отслеживания текущих трат относительно дневного и общего лимита, автоматически рассчитывающий проценты израсходованного бюджета и инициирующий </w:t>
-      </w:r>
-      <w:proofErr w:type="spellStart"/>
-      <w:r>
-        <w:t>push</w:t>
-      </w:r>
-      <w:proofErr w:type="spellEnd"/>
-      <w:r>
-        <w:t>-уведомления при достижении заданных порогов (например, 50%, 80%, 100% от дневного лимита или лимита поездки).</w:t>
+        <w:t>Пороговых уведомлений о расходах: Алгоритм отслеживания текущих трат относительно дневного и общего лимита, автоматически рассчитывающий проценты израсходованного бюджета и инициирующий push-уведомления при достижении заданных порогов (например, 50%, 80%, 100% от дневного лимита или лимита поездки).</w:t>
       </w:r>
     </w:p>
     <w:p>
@@ -10375,15 +9643,7 @@
         <w:ind w:left="0" w:firstLine="709"/>
       </w:pPr>
       <w:r>
-        <w:t xml:space="preserve">Мониторинга безопасности и оценки рисков: Алгоритм анализа новостных лент и RSS-каналов (МИД, локальные СМИ, службы спасения), который на основе частоты упоминания ключевых слов (протесты, стихии, теракты) и геолокации пользователя присваивает территории статус риска («безопасно», «внимание», «опасно») и при необходимости отправляет </w:t>
-      </w:r>
-      <w:proofErr w:type="spellStart"/>
-      <w:r>
-        <w:t>push</w:t>
-      </w:r>
-      <w:proofErr w:type="spellEnd"/>
-      <w:r>
-        <w:t>-уведомление.</w:t>
+        <w:t>Мониторинга безопасности и оценки рисков: Алгоритм анализа новостных лент и RSS-каналов (МИД, локальные СМИ, службы спасения), который на основе частоты упоминания ключевых слов (протесты, стихии, теракты) и геолокации пользователя присваивает территории статус риска («безопасно», «внимание», «опасно») и при необходимости отправляет push-уведомление.</w:t>
       </w:r>
     </w:p>
     <w:p>
@@ -10436,140 +9696,31 @@
     <w:p>
       <w:r>
         <w:lastRenderedPageBreak/>
-        <w:t>Для мобильного приложения (</w:t>
-      </w:r>
-      <w:proofErr w:type="spellStart"/>
-      <w:r>
-        <w:t>Kotlin</w:t>
-      </w:r>
-      <w:proofErr w:type="spellEnd"/>
-      <w:r>
-        <w:t>):</w:t>
-      </w:r>
-    </w:p>
-    <w:p>
-      <w:r>
-        <w:t xml:space="preserve">Серверная часть системы должна работать под управлением ОС семейства Linux (Ubuntu LTS или </w:t>
-      </w:r>
-      <w:proofErr w:type="spellStart"/>
-      <w:r>
-        <w:t>CentOS</w:t>
-      </w:r>
-      <w:proofErr w:type="spellEnd"/>
-      <w:r>
-        <w:t xml:space="preserve">) с использованием </w:t>
-      </w:r>
-      <w:proofErr w:type="spellStart"/>
-      <w:r>
-        <w:t>Docker</w:t>
-      </w:r>
-      <w:proofErr w:type="spellEnd"/>
-      <w:r>
-        <w:t xml:space="preserve"> для контейнеризации, серверное приложение реализуется на фреймворке </w:t>
-      </w:r>
-      <w:proofErr w:type="spellStart"/>
-      <w:r>
-        <w:t>Django</w:t>
-      </w:r>
-      <w:proofErr w:type="spellEnd"/>
-      <w:r>
-        <w:t xml:space="preserve"> (Python) с </w:t>
-      </w:r>
-      <w:proofErr w:type="spellStart"/>
-      <w:r>
-        <w:t>Django</w:t>
-      </w:r>
-      <w:proofErr w:type="spellEnd"/>
-      <w:r>
-        <w:t xml:space="preserve"> REST Framework для построения API, в качестве базы данных используется </w:t>
-      </w:r>
-      <w:proofErr w:type="spellStart"/>
-      <w:r>
-        <w:t>PostgreSQL</w:t>
-      </w:r>
-      <w:proofErr w:type="spellEnd"/>
-      <w:r>
-        <w:t xml:space="preserve">; мобильное клиентское приложение разрабатывается на языке </w:t>
-      </w:r>
-      <w:proofErr w:type="spellStart"/>
-      <w:r>
-        <w:t>Kotlin</w:t>
-      </w:r>
-      <w:proofErr w:type="spellEnd"/>
-      <w:r>
-        <w:t xml:space="preserve"> под платформу </w:t>
-      </w:r>
-      <w:proofErr w:type="spellStart"/>
-      <w:r>
-        <w:t>Android</w:t>
-      </w:r>
-      <w:proofErr w:type="spellEnd"/>
-      <w:r>
-        <w:t xml:space="preserve"> (минимальная версия SDK 26), для офлайн-хранения разговорника, кеша курсов и статей используется </w:t>
-      </w:r>
-      <w:proofErr w:type="spellStart"/>
-      <w:r>
-        <w:t>Room</w:t>
-      </w:r>
-      <w:proofErr w:type="spellEnd"/>
-      <w:r>
-        <w:t xml:space="preserve"> Database, а для хранения токена и настроек пользователя </w:t>
+        <w:t>Для мобильного приложения (Kotlin):</w:t>
+      </w:r>
+    </w:p>
+    <w:p>
+      <w:r>
+        <w:t xml:space="preserve">Серверная часть системы должна работать под управлением ОС семейства Linux (Ubuntu LTS или CentOS) с использованием Docker для контейнеризации, серверное приложение реализуется на фреймворке Django (Python) с Django REST Framework для построения API, в качестве базы данных используется PostgreSQL; мобильное клиентское приложение разрабатывается на языке Kotlin под платформу Android (минимальная версия SDK 26), для офлайн-хранения разговорника, кеша курсов и статей используется Room Database, а для хранения токена и настроек пользователя </w:t>
       </w:r>
       <w:r>
         <w:t>-</w:t>
       </w:r>
       <w:r>
-        <w:t xml:space="preserve"> </w:t>
-      </w:r>
-      <w:proofErr w:type="spellStart"/>
-      <w:r>
-        <w:t>DataStore</w:t>
-      </w:r>
-      <w:proofErr w:type="spellEnd"/>
+        <w:t xml:space="preserve"> DataStore</w:t>
+      </w:r>
       <w:r>
         <w:t>.</w:t>
       </w:r>
     </w:p>
     <w:p>
       <w:r>
-        <w:t>Для веб-сайта (</w:t>
-      </w:r>
-      <w:proofErr w:type="spellStart"/>
-      <w:r>
-        <w:t>Django</w:t>
-      </w:r>
-      <w:proofErr w:type="spellEnd"/>
-      <w:r>
-        <w:t>):</w:t>
-      </w:r>
-    </w:p>
-    <w:p>
-      <w:r>
-        <w:t xml:space="preserve">Серверная часть системы должна работать под управлением ОС семейства Linux (Ubuntu LTS или </w:t>
-      </w:r>
-      <w:proofErr w:type="spellStart"/>
-      <w:r>
-        <w:t>CentOS</w:t>
-      </w:r>
-      <w:proofErr w:type="spellEnd"/>
-      <w:r>
-        <w:t xml:space="preserve">) с использованием </w:t>
-      </w:r>
-      <w:proofErr w:type="spellStart"/>
-      <w:r>
-        <w:t>Docker</w:t>
-      </w:r>
-      <w:proofErr w:type="spellEnd"/>
-      <w:r>
-        <w:t xml:space="preserve"> для контейнеризации, веб-приложение разрабатывается на фреймворке </w:t>
-      </w:r>
-      <w:proofErr w:type="spellStart"/>
-      <w:r>
-        <w:t>Django</w:t>
-      </w:r>
-      <w:proofErr w:type="spellEnd"/>
-      <w:r>
-        <w:t xml:space="preserve"> (Python) с использованием SQL</w:t>
+        <w:t>Для веб-сайта (Django):</w:t>
+      </w:r>
+    </w:p>
+    <w:p>
+      <w:r>
+        <w:t>Серверная часть системы должна работать под управлением ОС семейства Linux (Ubuntu LTS или CentOS) с использованием Docker для контейнеризации, веб-приложение разрабатывается на фреймворке Django (Python) с использованием SQL</w:t>
       </w:r>
       <w:r>
         <w:rPr>
@@ -10578,55 +9729,7 @@
         <w:t>Lite</w:t>
       </w:r>
       <w:r>
-        <w:t xml:space="preserve"> в качестве базы данных, асинхронные задачи (</w:t>
-      </w:r>
-      <w:proofErr w:type="spellStart"/>
-      <w:r>
-        <w:t>парсинг</w:t>
-      </w:r>
-      <w:proofErr w:type="spellEnd"/>
-      <w:r>
-        <w:t xml:space="preserve"> курсов валют и новостных лент) выполняются через </w:t>
-      </w:r>
-      <w:proofErr w:type="spellStart"/>
-      <w:r>
-        <w:t>Celery</w:t>
-      </w:r>
-      <w:proofErr w:type="spellEnd"/>
-      <w:r>
-        <w:t xml:space="preserve"> с брокером </w:t>
-      </w:r>
-      <w:proofErr w:type="spellStart"/>
-      <w:r>
-        <w:t>Redis</w:t>
-      </w:r>
-      <w:proofErr w:type="spellEnd"/>
-      <w:r>
-        <w:t xml:space="preserve">, клиентская часть реализована на HTML, CSS и JavaScript с интеграцией через </w:t>
-      </w:r>
-      <w:proofErr w:type="spellStart"/>
-      <w:r>
-        <w:t>Django</w:t>
-      </w:r>
-      <w:proofErr w:type="spellEnd"/>
-      <w:r>
-        <w:t xml:space="preserve"> </w:t>
-      </w:r>
-      <w:proofErr w:type="spellStart"/>
-      <w:r>
-        <w:t>Templates</w:t>
-      </w:r>
-      <w:proofErr w:type="spellEnd"/>
-      <w:r>
-        <w:t xml:space="preserve"> или </w:t>
-      </w:r>
-      <w:proofErr w:type="spellStart"/>
-      <w:r>
-        <w:t>Django</w:t>
-      </w:r>
-      <w:proofErr w:type="spellEnd"/>
-      <w:r>
-        <w:t xml:space="preserve"> REST Framework для SPA-подхода, все данные пользователя (профиль, история поездок, лимиты) хранятся на сервере с шифрованием персональной информации.</w:t>
+        <w:t xml:space="preserve"> в качестве базы данных, асинхронные задачи (парсинг курсов валют и новостных лент) выполняются через Celery с брокером Redis, клиентская часть реализована на HTML, CSS и JavaScript с интеграцией через Django Templates или Django REST Framework для SPA-подхода, все данные пользователя (профиль, история поездок, лимиты) хранятся на сервере с шифрованием персональной информации.</w:t>
       </w:r>
     </w:p>
     <w:p>
@@ -12630,14 +11733,12 @@
       <w:r>
         <w:t xml:space="preserve"> </w:t>
       </w:r>
-      <w:proofErr w:type="spellStart"/>
       <w:r>
         <w:rPr>
           <w:rStyle w:val="ypks7kbdpwfgdykd3qb9"/>
         </w:rPr>
         <w:t>Сorporation</w:t>
       </w:r>
-      <w:proofErr w:type="spellEnd"/>
       <w:r>
         <w:t>».</w:t>
       </w:r>
@@ -12766,15 +11867,7 @@
         <w:t xml:space="preserve"> </w:t>
       </w:r>
       <w:r>
-        <w:t xml:space="preserve">работы </w:t>
-      </w:r>
-      <w:proofErr w:type="spellStart"/>
-      <w:r>
-        <w:t>геопозиционирования</w:t>
-      </w:r>
-      <w:proofErr w:type="spellEnd"/>
-      <w:r>
-        <w:t xml:space="preserve"> и зон риска).</w:t>
+        <w:t>работы геопозиционирования и зон риска).</w:t>
       </w:r>
     </w:p>
     <w:p>
@@ -12885,24 +11978,14 @@
       <w:r>
         <w:t xml:space="preserve">Рисунок </w:t>
       </w:r>
-      <w:r>
-        <w:fldChar w:fldCharType="begin"/>
-      </w:r>
-      <w:r>
-        <w:instrText xml:space="preserve"> SEQ Рисунок \* ARABIC </w:instrText>
-      </w:r>
-      <w:r>
-        <w:fldChar w:fldCharType="separate"/>
-      </w:r>
-      <w:r>
-        <w:rPr>
-          <w:noProof/>
-        </w:rPr>
-        <w:t>20</w:t>
-      </w:r>
-      <w:r>
-        <w:fldChar w:fldCharType="end"/>
-      </w:r>
+      <w:fldSimple w:instr=" SEQ Рисунок \* ARABIC ">
+        <w:r>
+          <w:rPr>
+            <w:noProof/>
+          </w:rPr>
+          <w:t>20</w:t>
+        </w:r>
+      </w:fldSimple>
       <w:r>
         <w:t>. Страница входа</w:t>
       </w:r>
@@ -12964,24 +12047,14 @@
       <w:r>
         <w:t xml:space="preserve">Рисунок </w:t>
       </w:r>
-      <w:r>
-        <w:fldChar w:fldCharType="begin"/>
-      </w:r>
-      <w:r>
-        <w:instrText xml:space="preserve"> SEQ Рисунок \* ARABIC </w:instrText>
-      </w:r>
-      <w:r>
-        <w:fldChar w:fldCharType="separate"/>
-      </w:r>
-      <w:r>
-        <w:rPr>
-          <w:noProof/>
-        </w:rPr>
-        <w:t>21</w:t>
-      </w:r>
-      <w:r>
-        <w:fldChar w:fldCharType="end"/>
-      </w:r>
+      <w:fldSimple w:instr=" SEQ Рисунок \* ARABIC ">
+        <w:r>
+          <w:rPr>
+            <w:noProof/>
+          </w:rPr>
+          <w:t>21</w:t>
+        </w:r>
+      </w:fldSimple>
       <w:r>
         <w:t>. Страница регистрации</w:t>
       </w:r>
@@ -13055,24 +12128,14 @@
       <w:r>
         <w:t xml:space="preserve">Рисунок </w:t>
       </w:r>
-      <w:r>
-        <w:fldChar w:fldCharType="begin"/>
-      </w:r>
-      <w:r>
-        <w:instrText xml:space="preserve"> SEQ Рисунок \* ARABIC </w:instrText>
-      </w:r>
-      <w:r>
-        <w:fldChar w:fldCharType="separate"/>
-      </w:r>
-      <w:r>
-        <w:rPr>
-          <w:noProof/>
-        </w:rPr>
-        <w:t>22</w:t>
-      </w:r>
-      <w:r>
-        <w:fldChar w:fldCharType="end"/>
-      </w:r>
+      <w:fldSimple w:instr=" SEQ Рисунок \* ARABIC ">
+        <w:r>
+          <w:rPr>
+            <w:noProof/>
+          </w:rPr>
+          <w:t>22</w:t>
+        </w:r>
+      </w:fldSimple>
       <w:r>
         <w:t>. Главная страница</w:t>
       </w:r>
@@ -13140,24 +12203,14 @@
       <w:r>
         <w:t xml:space="preserve">Рисунок </w:t>
       </w:r>
-      <w:r>
-        <w:fldChar w:fldCharType="begin"/>
-      </w:r>
-      <w:r>
-        <w:instrText xml:space="preserve"> SEQ Рисунок \* ARABIC </w:instrText>
-      </w:r>
-      <w:r>
-        <w:fldChar w:fldCharType="separate"/>
-      </w:r>
-      <w:r>
-        <w:rPr>
-          <w:noProof/>
-        </w:rPr>
-        <w:t>23</w:t>
-      </w:r>
-      <w:r>
-        <w:fldChar w:fldCharType="end"/>
-      </w:r>
+      <w:fldSimple w:instr=" SEQ Рисунок \* ARABIC ">
+        <w:r>
+          <w:rPr>
+            <w:noProof/>
+          </w:rPr>
+          <w:t>23</w:t>
+        </w:r>
+      </w:fldSimple>
       <w:r>
         <w:t>. Страница создания страны</w:t>
       </w:r>
@@ -13227,24 +12280,14 @@
       <w:r>
         <w:t xml:space="preserve">Рисунок </w:t>
       </w:r>
-      <w:r>
-        <w:fldChar w:fldCharType="begin"/>
-      </w:r>
-      <w:r>
-        <w:instrText xml:space="preserve"> SEQ Рисунок \* ARABIC </w:instrText>
-      </w:r>
-      <w:r>
-        <w:fldChar w:fldCharType="separate"/>
-      </w:r>
-      <w:r>
-        <w:rPr>
-          <w:noProof/>
-        </w:rPr>
-        <w:t>24</w:t>
-      </w:r>
-      <w:r>
-        <w:fldChar w:fldCharType="end"/>
-      </w:r>
+      <w:fldSimple w:instr=" SEQ Рисунок \* ARABIC ">
+        <w:r>
+          <w:rPr>
+            <w:noProof/>
+          </w:rPr>
+          <w:t>24</w:t>
+        </w:r>
+      </w:fldSimple>
       <w:r>
         <w:t xml:space="preserve">. </w:t>
       </w:r>
@@ -13310,37 +12353,91 @@
       <w:r>
         <w:t xml:space="preserve">Рисунок </w:t>
       </w:r>
-      <w:r>
-        <w:fldChar w:fldCharType="begin"/>
-      </w:r>
-      <w:r>
-        <w:instrText xml:space="preserve"> SEQ Рисунок \* ARABIC </w:instrText>
-      </w:r>
-      <w:r>
-        <w:fldChar w:fldCharType="separate"/>
-      </w:r>
-      <w:r>
-        <w:rPr>
-          <w:noProof/>
-        </w:rPr>
-        <w:t>25</w:t>
-      </w:r>
-      <w:r>
-        <w:fldChar w:fldCharType="end"/>
-      </w:r>
+      <w:fldSimple w:instr=" SEQ Рисунок \* ARABIC ">
+        <w:r>
+          <w:rPr>
+            <w:noProof/>
+          </w:rPr>
+          <w:t>25</w:t>
+        </w:r>
+      </w:fldSimple>
       <w:r>
         <w:t>. Модальное окно с подтверждением удаления страны</w:t>
       </w:r>
     </w:p>
     <w:p>
       <w:pPr>
+        <w:jc w:val="center"/>
+      </w:pPr>
+      <w:r>
         <w:rPr>
           <w:lang w:eastAsia="ru-RU"/>
         </w:rPr>
-      </w:pPr>
+        <w:lastRenderedPageBreak/>
+        <w:drawing>
+          <wp:inline distT="0" distB="0" distL="0" distR="0" wp14:anchorId="4394F168" wp14:editId="09860091">
+            <wp:extent cx="3945680" cy="5654040"/>
+            <wp:effectExtent l="0" t="0" r="0" b="3810"/>
+            <wp:docPr id="22" name="Рисунок 22"/>
+            <wp:cNvGraphicFramePr>
+              <a:graphicFrameLocks xmlns:a="http://schemas.openxmlformats.org/drawingml/2006/main" noChangeAspect="1"/>
+            </wp:cNvGraphicFramePr>
+            <a:graphic xmlns:a="http://schemas.openxmlformats.org/drawingml/2006/main">
+              <a:graphicData uri="http://schemas.openxmlformats.org/drawingml/2006/picture">
+                <pic:pic xmlns:pic="http://schemas.openxmlformats.org/drawingml/2006/picture">
+                  <pic:nvPicPr>
+                    <pic:cNvPr id="1" name=""/>
+                    <pic:cNvPicPr/>
+                  </pic:nvPicPr>
+                  <pic:blipFill>
+                    <a:blip r:embed="rId33"/>
+                    <a:stretch>
+                      <a:fillRect/>
+                    </a:stretch>
+                  </pic:blipFill>
+                  <pic:spPr>
+                    <a:xfrm>
+                      <a:off x="0" y="0"/>
+                      <a:ext cx="3950601" cy="5661091"/>
+                    </a:xfrm>
+                    <a:prstGeom prst="rect">
+                      <a:avLst/>
+                    </a:prstGeom>
+                  </pic:spPr>
+                </pic:pic>
+              </a:graphicData>
+            </a:graphic>
+          </wp:inline>
+        </w:drawing>
+      </w:r>
+    </w:p>
+    <w:p>
+      <w:pPr>
+        <w:jc w:val="center"/>
+        <w:rPr>
+          <w:lang w:eastAsia="ru-RU"/>
+        </w:rPr>
+      </w:pPr>
+      <w:r>
+        <w:t xml:space="preserve">Рисунок </w:t>
+      </w:r>
+      <w:fldSimple w:instr=" SEQ Рисунок \* ARABIC ">
+        <w:r>
+          <w:rPr>
+            <w:noProof/>
+          </w:rPr>
+          <w:t>26</w:t>
+        </w:r>
+      </w:fldSimple>
+      <w:r>
+        <w:t xml:space="preserve">. </w:t>
+      </w:r>
+      <w:r>
+        <w:t>Страница для работы с бюджетом поездки</w:t>
+      </w:r>
     </w:p>
     <w:sectPr>
-      <w:footerReference w:type="default" r:id="rId33"/>
+      <w:footerReference w:type="default" r:id="rId34"/>
       <w:pgSz w:w="11906" w:h="16838"/>
       <w:pgMar w:top="1134" w:right="851" w:bottom="1134" w:left="1701" w:header="709" w:footer="709" w:gutter="0"/>
       <w:cols w:space="708"/>
@@ -13352,7 +12449,7 @@
 </file>
 
 <file path=word/endnotes.xml><?xml version="1.0" encoding="utf-8"?>
-<w:endnotes xmlns:wpc="http://schemas.microsoft.com/office/word/2010/wordprocessingCanvas" xmlns:cx="http://schemas.microsoft.com/office/drawing/2014/chartex" xmlns:cx1="http://schemas.microsoft.com/office/drawing/2015/9/8/chartex" xmlns:cx2="http://schemas.microsoft.com/office/drawing/2015/10/21/chartex" xmlns:cx3="http://schemas.microsoft.com/office/drawing/2016/5/9/chartex" xmlns:cx4="http://schemas.microsoft.com/office/drawing/2016/5/10/chartex" xmlns:cx5="http://schemas.microsoft.com/office/drawing/2016/5/11/chartex" xmlns:cx6="http://schemas.microsoft.com/office/drawing/2016/5/12/chartex" xmlns:cx7="http://schemas.microsoft.com/office/drawing/2016/5/13/chartex" xmlns:cx8="http://schemas.microsoft.com/office/drawing/2016/5/14/chartex" xmlns:mc="http://schemas.openxmlformats.org/markup-compatibility/2006" xmlns:aink="http://schemas.microsoft.com/office/drawing/2016/ink" xmlns:am3d="http://schemas.microsoft.com/office/drawing/2017/model3d" xmlns:o="urn:schemas-microsoft-com:office:office" xmlns:oel="http://schemas.microsoft.com/office/2019/extlst" xmlns:r="http://schemas.openxmlformats.org/officeDocument/2006/relationships" xmlns:m="http://schemas.openxmlformats.org/officeDocument/2006/math" xmlns:v="urn:schemas-microsoft-com:vml" xmlns:wp14="http://schemas.microsoft.com/office/word/2010/wordprocessingDrawing" xmlns:wp="http://schemas.openxmlformats.org/drawingml/2006/wordprocessingDrawing" xmlns:w10="urn:schemas-microsoft-com:office:word" xmlns:w="http://schemas.openxmlformats.org/wordprocessingml/2006/main" xmlns:w14="http://schemas.microsoft.com/office/word/2010/wordml" xmlns:w15="http://schemas.microsoft.com/office/word/2012/wordml" xmlns:w16cex="http://schemas.microsoft.com/office/word/2018/wordml/cex" xmlns:w16cid="http://schemas.microsoft.com/office/word/2016/wordml/cid" xmlns:w16="http://schemas.microsoft.com/office/word/2018/wordml" xmlns:w16sdtdh="http://schemas.microsoft.com/office/word/2020/wordml/sdtdatahash" xmlns:w16se="http://schemas.microsoft.com/office/word/2015/wordml/symex" xmlns:wpg="http://schemas.microsoft.com/office/word/2010/wordprocessingGroup" xmlns:wpi="http://schemas.microsoft.com/office/word/2010/wordprocessingInk" xmlns:wne="http://schemas.microsoft.com/office/word/2006/wordml" xmlns:wps="http://schemas.microsoft.com/office/word/2010/wordprocessingShape" mc:Ignorable="w14 w15 w16se w16cid w16 w16cex w16sdtdh wp14">
+<w:endnotes xmlns:wpc="http://schemas.microsoft.com/office/word/2010/wordprocessingCanvas" xmlns:cx="http://schemas.microsoft.com/office/drawing/2014/chartex" xmlns:cx1="http://schemas.microsoft.com/office/drawing/2015/9/8/chartex" xmlns:cx2="http://schemas.microsoft.com/office/drawing/2015/10/21/chartex" xmlns:cx3="http://schemas.microsoft.com/office/drawing/2016/5/9/chartex" xmlns:cx4="http://schemas.microsoft.com/office/drawing/2016/5/10/chartex" xmlns:cx5="http://schemas.microsoft.com/office/drawing/2016/5/11/chartex" xmlns:cx6="http://schemas.microsoft.com/office/drawing/2016/5/12/chartex" xmlns:cx7="http://schemas.microsoft.com/office/drawing/2016/5/13/chartex" xmlns:cx8="http://schemas.microsoft.com/office/drawing/2016/5/14/chartex" xmlns:mc="http://schemas.openxmlformats.org/markup-compatibility/2006" xmlns:aink="http://schemas.microsoft.com/office/drawing/2016/ink" xmlns:am3d="http://schemas.microsoft.com/office/drawing/2017/model3d" xmlns:o="urn:schemas-microsoft-com:office:office" xmlns:r="http://schemas.openxmlformats.org/officeDocument/2006/relationships" xmlns:m="http://schemas.openxmlformats.org/officeDocument/2006/math" xmlns:v="urn:schemas-microsoft-com:vml" xmlns:wp14="http://schemas.microsoft.com/office/word/2010/wordprocessingDrawing" xmlns:wp="http://schemas.openxmlformats.org/drawingml/2006/wordprocessingDrawing" xmlns:w10="urn:schemas-microsoft-com:office:word" xmlns:w="http://schemas.openxmlformats.org/wordprocessingml/2006/main" xmlns:w14="http://schemas.microsoft.com/office/word/2010/wordml" xmlns:w15="http://schemas.microsoft.com/office/word/2012/wordml" xmlns:w16cex="http://schemas.microsoft.com/office/word/2018/wordml/cex" xmlns:w16cid="http://schemas.microsoft.com/office/word/2016/wordml/cid" xmlns:w16="http://schemas.microsoft.com/office/word/2018/wordml" xmlns:w16sdtdh="http://schemas.microsoft.com/office/word/2020/wordml/sdtdatahash" xmlns:w16se="http://schemas.microsoft.com/office/word/2015/wordml/symex" xmlns:wpg="http://schemas.microsoft.com/office/word/2010/wordprocessingGroup" xmlns:wpi="http://schemas.microsoft.com/office/word/2010/wordprocessingInk" xmlns:wne="http://schemas.microsoft.com/office/word/2006/wordml" xmlns:wps="http://schemas.microsoft.com/office/word/2010/wordprocessingShape" mc:Ignorable="w14 w15 w16se w16cid w16 w16cex w16sdtdh wp14">
   <w:endnote w:type="separator" w:id="-1">
     <w:p>
       <w:pPr>
@@ -13377,7 +12474,7 @@
 </file>
 
 <file path=word/footer1.xml><?xml version="1.0" encoding="utf-8"?>
-<w:ftr xmlns:wpc="http://schemas.microsoft.com/office/word/2010/wordprocessingCanvas" xmlns:cx="http://schemas.microsoft.com/office/drawing/2014/chartex" xmlns:cx1="http://schemas.microsoft.com/office/drawing/2015/9/8/chartex" xmlns:cx2="http://schemas.microsoft.com/office/drawing/2015/10/21/chartex" xmlns:cx3="http://schemas.microsoft.com/office/drawing/2016/5/9/chartex" xmlns:cx4="http://schemas.microsoft.com/office/drawing/2016/5/10/chartex" xmlns:cx5="http://schemas.microsoft.com/office/drawing/2016/5/11/chartex" xmlns:cx6="http://schemas.microsoft.com/office/drawing/2016/5/12/chartex" xmlns:cx7="http://schemas.microsoft.com/office/drawing/2016/5/13/chartex" xmlns:cx8="http://schemas.microsoft.com/office/drawing/2016/5/14/chartex" xmlns:mc="http://schemas.openxmlformats.org/markup-compatibility/2006" xmlns:aink="http://schemas.microsoft.com/office/drawing/2016/ink" xmlns:am3d="http://schemas.microsoft.com/office/drawing/2017/model3d" xmlns:o="urn:schemas-microsoft-com:office:office" xmlns:oel="http://schemas.microsoft.com/office/2019/extlst" xmlns:r="http://schemas.openxmlformats.org/officeDocument/2006/relationships" xmlns:m="http://schemas.openxmlformats.org/officeDocument/2006/math" xmlns:v="urn:schemas-microsoft-com:vml" xmlns:wp14="http://schemas.microsoft.com/office/word/2010/wordprocessingDrawing" xmlns:wp="http://schemas.openxmlformats.org/drawingml/2006/wordprocessingDrawing" xmlns:w10="urn:schemas-microsoft-com:office:word" xmlns:w="http://schemas.openxmlformats.org/wordprocessingml/2006/main" xmlns:w14="http://schemas.microsoft.com/office/word/2010/wordml" xmlns:w15="http://schemas.microsoft.com/office/word/2012/wordml" xmlns:w16cex="http://schemas.microsoft.com/office/word/2018/wordml/cex" xmlns:w16cid="http://schemas.microsoft.com/office/word/2016/wordml/cid" xmlns:w16="http://schemas.microsoft.com/office/word/2018/wordml" xmlns:w16sdtdh="http://schemas.microsoft.com/office/word/2020/wordml/sdtdatahash" xmlns:w16se="http://schemas.microsoft.com/office/word/2015/wordml/symex" xmlns:wpg="http://schemas.microsoft.com/office/word/2010/wordprocessingGroup" xmlns:wpi="http://schemas.microsoft.com/office/word/2010/wordprocessingInk" xmlns:wne="http://schemas.microsoft.com/office/word/2006/wordml" xmlns:wps="http://schemas.microsoft.com/office/word/2010/wordprocessingShape" mc:Ignorable="w14 w15 w16se w16cid w16 w16cex w16sdtdh wp14">
+<w:ftr xmlns:wpc="http://schemas.microsoft.com/office/word/2010/wordprocessingCanvas" xmlns:cx="http://schemas.microsoft.com/office/drawing/2014/chartex" xmlns:cx1="http://schemas.microsoft.com/office/drawing/2015/9/8/chartex" xmlns:cx2="http://schemas.microsoft.com/office/drawing/2015/10/21/chartex" xmlns:cx3="http://schemas.microsoft.com/office/drawing/2016/5/9/chartex" xmlns:cx4="http://schemas.microsoft.com/office/drawing/2016/5/10/chartex" xmlns:cx5="http://schemas.microsoft.com/office/drawing/2016/5/11/chartex" xmlns:cx6="http://schemas.microsoft.com/office/drawing/2016/5/12/chartex" xmlns:cx7="http://schemas.microsoft.com/office/drawing/2016/5/13/chartex" xmlns:cx8="http://schemas.microsoft.com/office/drawing/2016/5/14/chartex" xmlns:mc="http://schemas.openxmlformats.org/markup-compatibility/2006" xmlns:aink="http://schemas.microsoft.com/office/drawing/2016/ink" xmlns:am3d="http://schemas.microsoft.com/office/drawing/2017/model3d" xmlns:o="urn:schemas-microsoft-com:office:office" xmlns:r="http://schemas.openxmlformats.org/officeDocument/2006/relationships" xmlns:m="http://schemas.openxmlformats.org/officeDocument/2006/math" xmlns:v="urn:schemas-microsoft-com:vml" xmlns:wp14="http://schemas.microsoft.com/office/word/2010/wordprocessingDrawing" xmlns:wp="http://schemas.openxmlformats.org/drawingml/2006/wordprocessingDrawing" xmlns:w10="urn:schemas-microsoft-com:office:word" xmlns:w="http://schemas.openxmlformats.org/wordprocessingml/2006/main" xmlns:w14="http://schemas.microsoft.com/office/word/2010/wordml" xmlns:w15="http://schemas.microsoft.com/office/word/2012/wordml" xmlns:w16cex="http://schemas.microsoft.com/office/word/2018/wordml/cex" xmlns:w16cid="http://schemas.microsoft.com/office/word/2016/wordml/cid" xmlns:w16="http://schemas.microsoft.com/office/word/2018/wordml" xmlns:w16sdtdh="http://schemas.microsoft.com/office/word/2020/wordml/sdtdatahash" xmlns:w16se="http://schemas.microsoft.com/office/word/2015/wordml/symex" xmlns:wpg="http://schemas.microsoft.com/office/word/2010/wordprocessingGroup" xmlns:wpi="http://schemas.microsoft.com/office/word/2010/wordprocessingInk" xmlns:wne="http://schemas.microsoft.com/office/word/2006/wordml" xmlns:wps="http://schemas.microsoft.com/office/word/2010/wordprocessingShape" mc:Ignorable="w14 w15 w16se w16cid w16 w16cex w16sdtdh wp14">
   <w:sdt>
     <w:sdtPr>
       <w:id w:val="-1588379665"/>
@@ -13386,6 +12483,7 @@
         <w:docPartUnique/>
       </w:docPartObj>
     </w:sdtPr>
+    <w:sdtEndPr/>
     <w:sdtContent>
       <w:p>
         <w:pPr>
@@ -13419,7 +12517,7 @@
 </file>
 
 <file path=word/footnotes.xml><?xml version="1.0" encoding="utf-8"?>
-<w:footnotes xmlns:wpc="http://schemas.microsoft.com/office/word/2010/wordprocessingCanvas" xmlns:cx="http://schemas.microsoft.com/office/drawing/2014/chartex" xmlns:cx1="http://schemas.microsoft.com/office/drawing/2015/9/8/chartex" xmlns:cx2="http://schemas.microsoft.com/office/drawing/2015/10/21/chartex" xmlns:cx3="http://schemas.microsoft.com/office/drawing/2016/5/9/chartex" xmlns:cx4="http://schemas.microsoft.com/office/drawing/2016/5/10/chartex" xmlns:cx5="http://schemas.microsoft.com/office/drawing/2016/5/11/chartex" xmlns:cx6="http://schemas.microsoft.com/office/drawing/2016/5/12/chartex" xmlns:cx7="http://schemas.microsoft.com/office/drawing/2016/5/13/chartex" xmlns:cx8="http://schemas.microsoft.com/office/drawing/2016/5/14/chartex" xmlns:mc="http://schemas.openxmlformats.org/markup-compatibility/2006" xmlns:aink="http://schemas.microsoft.com/office/drawing/2016/ink" xmlns:am3d="http://schemas.microsoft.com/office/drawing/2017/model3d" xmlns:o="urn:schemas-microsoft-com:office:office" xmlns:oel="http://schemas.microsoft.com/office/2019/extlst" xmlns:r="http://schemas.openxmlformats.org/officeDocument/2006/relationships" xmlns:m="http://schemas.openxmlformats.org/officeDocument/2006/math" xmlns:v="urn:schemas-microsoft-com:vml" xmlns:wp14="http://schemas.microsoft.com/office/word/2010/wordprocessingDrawing" xmlns:wp="http://schemas.openxmlformats.org/drawingml/2006/wordprocessingDrawing" xmlns:w10="urn:schemas-microsoft-com:office:word" xmlns:w="http://schemas.openxmlformats.org/wordprocessingml/2006/main" xmlns:w14="http://schemas.microsoft.com/office/word/2010/wordml" xmlns:w15="http://schemas.microsoft.com/office/word/2012/wordml" xmlns:w16cex="http://schemas.microsoft.com/office/word/2018/wordml/cex" xmlns:w16cid="http://schemas.microsoft.com/office/word/2016/wordml/cid" xmlns:w16="http://schemas.microsoft.com/office/word/2018/wordml" xmlns:w16sdtdh="http://schemas.microsoft.com/office/word/2020/wordml/sdtdatahash" xmlns:w16se="http://schemas.microsoft.com/office/word/2015/wordml/symex" xmlns:wpg="http://schemas.microsoft.com/office/word/2010/wordprocessingGroup" xmlns:wpi="http://schemas.microsoft.com/office/word/2010/wordprocessingInk" xmlns:wne="http://schemas.microsoft.com/office/word/2006/wordml" xmlns:wps="http://schemas.microsoft.com/office/word/2010/wordprocessingShape" mc:Ignorable="w14 w15 w16se w16cid w16 w16cex w16sdtdh wp14">
+<w:footnotes xmlns:wpc="http://schemas.microsoft.com/office/word/2010/wordprocessingCanvas" xmlns:cx="http://schemas.microsoft.com/office/drawing/2014/chartex" xmlns:cx1="http://schemas.microsoft.com/office/drawing/2015/9/8/chartex" xmlns:cx2="http://schemas.microsoft.com/office/drawing/2015/10/21/chartex" xmlns:cx3="http://schemas.microsoft.com/office/drawing/2016/5/9/chartex" xmlns:cx4="http://schemas.microsoft.com/office/drawing/2016/5/10/chartex" xmlns:cx5="http://schemas.microsoft.com/office/drawing/2016/5/11/chartex" xmlns:cx6="http://schemas.microsoft.com/office/drawing/2016/5/12/chartex" xmlns:cx7="http://schemas.microsoft.com/office/drawing/2016/5/13/chartex" xmlns:cx8="http://schemas.microsoft.com/office/drawing/2016/5/14/chartex" xmlns:mc="http://schemas.openxmlformats.org/markup-compatibility/2006" xmlns:aink="http://schemas.microsoft.com/office/drawing/2016/ink" xmlns:am3d="http://schemas.microsoft.com/office/drawing/2017/model3d" xmlns:o="urn:schemas-microsoft-com:office:office" xmlns:r="http://schemas.openxmlformats.org/officeDocument/2006/relationships" xmlns:m="http://schemas.openxmlformats.org/officeDocument/2006/math" xmlns:v="urn:schemas-microsoft-com:vml" xmlns:wp14="http://schemas.microsoft.com/office/word/2010/wordprocessingDrawing" xmlns:wp="http://schemas.openxmlformats.org/drawingml/2006/wordprocessingDrawing" xmlns:w10="urn:schemas-microsoft-com:office:word" xmlns:w="http://schemas.openxmlformats.org/wordprocessingml/2006/main" xmlns:w14="http://schemas.microsoft.com/office/word/2010/wordml" xmlns:w15="http://schemas.microsoft.com/office/word/2012/wordml" xmlns:w16cex="http://schemas.microsoft.com/office/word/2018/wordml/cex" xmlns:w16cid="http://schemas.microsoft.com/office/word/2016/wordml/cid" xmlns:w16="http://schemas.microsoft.com/office/word/2018/wordml" xmlns:w16sdtdh="http://schemas.microsoft.com/office/word/2020/wordml/sdtdatahash" xmlns:w16se="http://schemas.microsoft.com/office/word/2015/wordml/symex" xmlns:wpg="http://schemas.microsoft.com/office/word/2010/wordprocessingGroup" xmlns:wpi="http://schemas.microsoft.com/office/word/2010/wordprocessingInk" xmlns:wne="http://schemas.microsoft.com/office/word/2006/wordml" xmlns:wps="http://schemas.microsoft.com/office/word/2010/wordprocessingShape" mc:Ignorable="w14 w15 w16se w16cid w16 w16cex w16sdtdh wp14">
   <w:footnote w:type="separator" w:id="-1">
     <w:p>
       <w:pPr>
@@ -13444,7 +12542,7 @@
 </file>
 
 <file path=word/numbering.xml><?xml version="1.0" encoding="utf-8"?>
-<w:numbering xmlns:wpc="http://schemas.microsoft.com/office/word/2010/wordprocessingCanvas" xmlns:cx="http://schemas.microsoft.com/office/drawing/2014/chartex" xmlns:cx1="http://schemas.microsoft.com/office/drawing/2015/9/8/chartex" xmlns:cx2="http://schemas.microsoft.com/office/drawing/2015/10/21/chartex" xmlns:cx3="http://schemas.microsoft.com/office/drawing/2016/5/9/chartex" xmlns:cx4="http://schemas.microsoft.com/office/drawing/2016/5/10/chartex" xmlns:cx5="http://schemas.microsoft.com/office/drawing/2016/5/11/chartex" xmlns:cx6="http://schemas.microsoft.com/office/drawing/2016/5/12/chartex" xmlns:cx7="http://schemas.microsoft.com/office/drawing/2016/5/13/chartex" xmlns:cx8="http://schemas.microsoft.com/office/drawing/2016/5/14/chartex" xmlns:mc="http://schemas.openxmlformats.org/markup-compatibility/2006" xmlns:aink="http://schemas.microsoft.com/office/drawing/2016/ink" xmlns:am3d="http://schemas.microsoft.com/office/drawing/2017/model3d" xmlns:o="urn:schemas-microsoft-com:office:office" xmlns:oel="http://schemas.microsoft.com/office/2019/extlst" xmlns:r="http://schemas.openxmlformats.org/officeDocument/2006/relationships" xmlns:m="http://schemas.openxmlformats.org/officeDocument/2006/math" xmlns:v="urn:schemas-microsoft-com:vml" xmlns:wp14="http://schemas.microsoft.com/office/word/2010/wordprocessingDrawing" xmlns:wp="http://schemas.openxmlformats.org/drawingml/2006/wordprocessingDrawing" xmlns:w10="urn:schemas-microsoft-com:office:word" xmlns:w="http://schemas.openxmlformats.org/wordprocessingml/2006/main" xmlns:w14="http://schemas.microsoft.com/office/word/2010/wordml" xmlns:w15="http://schemas.microsoft.com/office/word/2012/wordml" xmlns:w16cex="http://schemas.microsoft.com/office/word/2018/wordml/cex" xmlns:w16cid="http://schemas.microsoft.com/office/word/2016/wordml/cid" xmlns:w16="http://schemas.microsoft.com/office/word/2018/wordml" xmlns:w16sdtdh="http://schemas.microsoft.com/office/word/2020/wordml/sdtdatahash" xmlns:w16se="http://schemas.microsoft.com/office/word/2015/wordml/symex" xmlns:wpg="http://schemas.microsoft.com/office/word/2010/wordprocessingGroup" xmlns:wpi="http://schemas.microsoft.com/office/word/2010/wordprocessingInk" xmlns:wne="http://schemas.microsoft.com/office/word/2006/wordml" xmlns:wps="http://schemas.microsoft.com/office/word/2010/wordprocessingShape" mc:Ignorable="w14 w15 w16se w16cid w16 w16cex w16sdtdh wp14">
+<w:numbering xmlns:wpc="http://schemas.microsoft.com/office/word/2010/wordprocessingCanvas" xmlns:cx="http://schemas.microsoft.com/office/drawing/2014/chartex" xmlns:cx1="http://schemas.microsoft.com/office/drawing/2015/9/8/chartex" xmlns:cx2="http://schemas.microsoft.com/office/drawing/2015/10/21/chartex" xmlns:cx3="http://schemas.microsoft.com/office/drawing/2016/5/9/chartex" xmlns:cx4="http://schemas.microsoft.com/office/drawing/2016/5/10/chartex" xmlns:cx5="http://schemas.microsoft.com/office/drawing/2016/5/11/chartex" xmlns:cx6="http://schemas.microsoft.com/office/drawing/2016/5/12/chartex" xmlns:cx7="http://schemas.microsoft.com/office/drawing/2016/5/13/chartex" xmlns:cx8="http://schemas.microsoft.com/office/drawing/2016/5/14/chartex" xmlns:mc="http://schemas.openxmlformats.org/markup-compatibility/2006" xmlns:aink="http://schemas.microsoft.com/office/drawing/2016/ink" xmlns:am3d="http://schemas.microsoft.com/office/drawing/2017/model3d" xmlns:o="urn:schemas-microsoft-com:office:office" xmlns:r="http://schemas.openxmlformats.org/officeDocument/2006/relationships" xmlns:m="http://schemas.openxmlformats.org/officeDocument/2006/math" xmlns:v="urn:schemas-microsoft-com:vml" xmlns:wp14="http://schemas.microsoft.com/office/word/2010/wordprocessingDrawing" xmlns:wp="http://schemas.openxmlformats.org/drawingml/2006/wordprocessingDrawing" xmlns:w10="urn:schemas-microsoft-com:office:word" xmlns:w="http://schemas.openxmlformats.org/wordprocessingml/2006/main" xmlns:w14="http://schemas.microsoft.com/office/word/2010/wordml" xmlns:w15="http://schemas.microsoft.com/office/word/2012/wordml" xmlns:w16cex="http://schemas.microsoft.com/office/word/2018/wordml/cex" xmlns:w16cid="http://schemas.microsoft.com/office/word/2016/wordml/cid" xmlns:w16="http://schemas.microsoft.com/office/word/2018/wordml" xmlns:w16sdtdh="http://schemas.microsoft.com/office/word/2020/wordml/sdtdatahash" xmlns:w16se="http://schemas.microsoft.com/office/word/2015/wordml/symex" xmlns:wpg="http://schemas.microsoft.com/office/word/2010/wordprocessingGroup" xmlns:wpi="http://schemas.microsoft.com/office/word/2010/wordprocessingInk" xmlns:wne="http://schemas.microsoft.com/office/word/2006/wordml" xmlns:wps="http://schemas.microsoft.com/office/word/2010/wordprocessingShape" mc:Ignorable="w14 w15 w16se w16cid w16 w16cex w16sdtdh wp14">
   <w:abstractNum w:abstractNumId="0" w15:restartNumberingAfterBreak="0">
     <w:nsid w:val="0A1E5EDD"/>
     <w:multiLevelType w:val="hybridMultilevel"/>
@@ -16222,88 +15320,88 @@
       </w:pPr>
     </w:lvl>
   </w:abstractNum>
-  <w:num w:numId="1" w16cid:durableId="1250581233">
+  <w:num w:numId="1">
     <w:abstractNumId w:val="9"/>
   </w:num>
-  <w:num w:numId="2" w16cid:durableId="1692298857">
+  <w:num w:numId="2">
     <w:abstractNumId w:val="22"/>
   </w:num>
-  <w:num w:numId="3" w16cid:durableId="3867408">
+  <w:num w:numId="3">
     <w:abstractNumId w:val="10"/>
   </w:num>
-  <w:num w:numId="4" w16cid:durableId="522522166">
+  <w:num w:numId="4">
     <w:abstractNumId w:val="1"/>
   </w:num>
-  <w:num w:numId="5" w16cid:durableId="1782143094">
+  <w:num w:numId="5">
     <w:abstractNumId w:val="5"/>
   </w:num>
-  <w:num w:numId="6" w16cid:durableId="2115051307">
+  <w:num w:numId="6">
     <w:abstractNumId w:val="15"/>
   </w:num>
-  <w:num w:numId="7" w16cid:durableId="194539806">
+  <w:num w:numId="7">
     <w:abstractNumId w:val="2"/>
   </w:num>
-  <w:num w:numId="8" w16cid:durableId="2028673778">
+  <w:num w:numId="8">
     <w:abstractNumId w:val="17"/>
   </w:num>
-  <w:num w:numId="9" w16cid:durableId="38552860">
+  <w:num w:numId="9">
     <w:abstractNumId w:val="6"/>
   </w:num>
-  <w:num w:numId="10" w16cid:durableId="883491464">
+  <w:num w:numId="10">
     <w:abstractNumId w:val="18"/>
   </w:num>
-  <w:num w:numId="11" w16cid:durableId="1604000360">
+  <w:num w:numId="11">
     <w:abstractNumId w:val="11"/>
   </w:num>
-  <w:num w:numId="12" w16cid:durableId="467624287">
+  <w:num w:numId="12">
     <w:abstractNumId w:val="27"/>
   </w:num>
-  <w:num w:numId="13" w16cid:durableId="1610045358">
+  <w:num w:numId="13">
     <w:abstractNumId w:val="0"/>
   </w:num>
-  <w:num w:numId="14" w16cid:durableId="531840876">
+  <w:num w:numId="14">
     <w:abstractNumId w:val="26"/>
   </w:num>
-  <w:num w:numId="15" w16cid:durableId="465662240">
+  <w:num w:numId="15">
     <w:abstractNumId w:val="4"/>
   </w:num>
-  <w:num w:numId="16" w16cid:durableId="1584413047">
+  <w:num w:numId="16">
     <w:abstractNumId w:val="8"/>
   </w:num>
-  <w:num w:numId="17" w16cid:durableId="1258515586">
+  <w:num w:numId="17">
     <w:abstractNumId w:val="20"/>
   </w:num>
-  <w:num w:numId="18" w16cid:durableId="159465643">
+  <w:num w:numId="18">
     <w:abstractNumId w:val="24"/>
   </w:num>
-  <w:num w:numId="19" w16cid:durableId="1646007153">
+  <w:num w:numId="19">
     <w:abstractNumId w:val="14"/>
   </w:num>
-  <w:num w:numId="20" w16cid:durableId="267585903">
+  <w:num w:numId="20">
     <w:abstractNumId w:val="16"/>
   </w:num>
-  <w:num w:numId="21" w16cid:durableId="1542129714">
+  <w:num w:numId="21">
     <w:abstractNumId w:val="7"/>
   </w:num>
-  <w:num w:numId="22" w16cid:durableId="176776408">
+  <w:num w:numId="22">
     <w:abstractNumId w:val="25"/>
   </w:num>
-  <w:num w:numId="23" w16cid:durableId="1901862254">
+  <w:num w:numId="23">
     <w:abstractNumId w:val="19"/>
   </w:num>
-  <w:num w:numId="24" w16cid:durableId="1188176037">
+  <w:num w:numId="24">
     <w:abstractNumId w:val="3"/>
   </w:num>
-  <w:num w:numId="25" w16cid:durableId="1340698235">
+  <w:num w:numId="25">
     <w:abstractNumId w:val="13"/>
   </w:num>
-  <w:num w:numId="26" w16cid:durableId="802968411">
+  <w:num w:numId="26">
     <w:abstractNumId w:val="12"/>
   </w:num>
-  <w:num w:numId="27" w16cid:durableId="39981479">
+  <w:num w:numId="27">
     <w:abstractNumId w:val="23"/>
   </w:num>
-  <w:num w:numId="28" w16cid:durableId="1288198343">
+  <w:num w:numId="28">
     <w:abstractNumId w:val="21"/>
   </w:num>
 </w:numbering>

--- a/отчет по уп.docx
+++ b/отчет по уп.docx
@@ -262,8 +262,18 @@
           <w:szCs w:val="28"/>
           <w:lang w:eastAsia="ru-RU"/>
         </w:rPr>
-        <w:t>____________ Ю.С. Мамшева</w:t>
-      </w:r>
+        <w:t xml:space="preserve">____________ Ю.С. </w:t>
+      </w:r>
+      <w:proofErr w:type="spellStart"/>
+      <w:r>
+        <w:rPr>
+          <w:rFonts w:eastAsia="Times New Roman" w:cs="Times New Roman"/>
+          <w:szCs w:val="28"/>
+          <w:lang w:eastAsia="ru-RU"/>
+        </w:rPr>
+        <w:t>Мамшева</w:t>
+      </w:r>
+      <w:proofErr w:type="spellEnd"/>
     </w:p>
     <w:p>
       <w:pPr>
@@ -529,7 +539,23 @@
           <w:rFonts w:eastAsia="Times New Roman" w:cs="Times New Roman"/>
           <w:lang w:eastAsia="ru-RU"/>
         </w:rPr>
-        <w:t xml:space="preserve">Руководитель: ___________ Мамшева Ю.С. </w:t>
+        <w:t xml:space="preserve">Руководитель: ___________ </w:t>
+      </w:r>
+      <w:proofErr w:type="spellStart"/>
+      <w:r>
+        <w:rPr>
+          <w:rFonts w:eastAsia="Times New Roman" w:cs="Times New Roman"/>
+          <w:lang w:eastAsia="ru-RU"/>
+        </w:rPr>
+        <w:t>Мамшева</w:t>
+      </w:r>
+      <w:proofErr w:type="spellEnd"/>
+      <w:r>
+        <w:rPr>
+          <w:rFonts w:eastAsia="Times New Roman" w:cs="Times New Roman"/>
+          <w:lang w:eastAsia="ru-RU"/>
+        </w:rPr>
+        <w:t xml:space="preserve"> Ю.С. </w:t>
       </w:r>
       <w:r>
         <w:rPr>
@@ -576,7 +602,25 @@
           <w:szCs w:val="28"/>
           <w:lang w:eastAsia="ru-RU"/>
         </w:rPr>
-        <w:t>Студент: _______________ Перевезенцева М.С.</w:t>
+        <w:t xml:space="preserve">Студент: _______________ </w:t>
+      </w:r>
+      <w:proofErr w:type="spellStart"/>
+      <w:r>
+        <w:rPr>
+          <w:rFonts w:eastAsia="Times New Roman" w:cs="Times New Roman"/>
+          <w:szCs w:val="28"/>
+          <w:lang w:eastAsia="ru-RU"/>
+        </w:rPr>
+        <w:t>Перевезенцева</w:t>
+      </w:r>
+      <w:proofErr w:type="spellEnd"/>
+      <w:r>
+        <w:rPr>
+          <w:rFonts w:eastAsia="Times New Roman" w:cs="Times New Roman"/>
+          <w:szCs w:val="28"/>
+          <w:lang w:eastAsia="ru-RU"/>
+        </w:rPr>
+        <w:t xml:space="preserve"> М.С.</w:t>
       </w:r>
       <w:r>
         <w:rPr>
@@ -2506,6 +2550,7 @@
       <w:bookmarkStart w:id="2" w:name="_Toc229937647"/>
       <w:bookmarkStart w:id="3" w:name="_Toc229991862"/>
       <w:bookmarkStart w:id="4" w:name="_Toc230250321"/>
+      <w:bookmarkStart w:id="5" w:name="_Toc230987816"/>
       <w:r>
         <w:rPr>
           <w:lang w:eastAsia="ru-RU"/>
@@ -2516,6 +2561,7 @@
       <w:bookmarkEnd w:id="2"/>
       <w:bookmarkEnd w:id="3"/>
       <w:bookmarkEnd w:id="4"/>
+      <w:bookmarkEnd w:id="5"/>
     </w:p>
     <w:p>
       <w:pPr>
@@ -2754,7 +2800,25 @@
           <w:szCs w:val="28"/>
           <w:lang w:eastAsia="ru-RU"/>
         </w:rPr>
-        <w:t>Создание и взаимодействие с канбан доской</w:t>
+        <w:t xml:space="preserve">Создание и взаимодействие с </w:t>
+      </w:r>
+      <w:proofErr w:type="spellStart"/>
+      <w:r>
+        <w:rPr>
+          <w:rFonts w:eastAsia="Times New Roman" w:cs="Times New Roman"/>
+          <w:szCs w:val="28"/>
+          <w:lang w:eastAsia="ru-RU"/>
+        </w:rPr>
+        <w:t>канбан</w:t>
+      </w:r>
+      <w:proofErr w:type="spellEnd"/>
+      <w:r>
+        <w:rPr>
+          <w:rFonts w:eastAsia="Times New Roman" w:cs="Times New Roman"/>
+          <w:szCs w:val="28"/>
+          <w:lang w:eastAsia="ru-RU"/>
+        </w:rPr>
+        <w:t xml:space="preserve"> доской</w:t>
       </w:r>
       <w:r>
         <w:rPr>
@@ -2882,9 +2946,10 @@
         <w:pStyle w:val="1"/>
         <w:ind w:left="1069" w:firstLine="0"/>
       </w:pPr>
-      <w:bookmarkStart w:id="5" w:name="_Toc229937648"/>
-      <w:bookmarkStart w:id="6" w:name="_Toc229991863"/>
-      <w:bookmarkStart w:id="7" w:name="_Toc230250322"/>
+      <w:bookmarkStart w:id="6" w:name="_Toc229937648"/>
+      <w:bookmarkStart w:id="7" w:name="_Toc229991863"/>
+      <w:bookmarkStart w:id="8" w:name="_Toc230250322"/>
+      <w:bookmarkStart w:id="9" w:name="_Toc230987817"/>
       <w:r>
         <w:lastRenderedPageBreak/>
         <w:t xml:space="preserve">1. </w:t>
@@ -2892,9 +2957,10 @@
       <w:r>
         <w:t>Разработка концепции проекта</w:t>
       </w:r>
-      <w:bookmarkEnd w:id="5"/>
       <w:bookmarkEnd w:id="6"/>
       <w:bookmarkEnd w:id="7"/>
+      <w:bookmarkEnd w:id="8"/>
+      <w:bookmarkEnd w:id="9"/>
     </w:p>
     <w:p>
       <w:r>
@@ -2951,7 +3017,15 @@
     </w:p>
     <w:p>
       <w:r>
-        <w:t>Для дальнейшего процесса разработки и сохранения документации был создан репозиторий, который получил название «CountryGuide». В рамках кооперации к работе над проектом был добавлен ещё один разработчик.</w:t>
+        <w:t>Для дальнейшего процесса разработки и сохранения документации был создан репозиторий, который получил название «</w:t>
+      </w:r>
+      <w:proofErr w:type="spellStart"/>
+      <w:r>
+        <w:t>CountryGuide</w:t>
+      </w:r>
+      <w:proofErr w:type="spellEnd"/>
+      <w:r>
+        <w:t>». В рамках кооперации к работе над проектом был добавлен ещё один разработчик.</w:t>
       </w:r>
     </w:p>
     <w:p>
@@ -2971,8 +3045,13 @@
         </w:tabs>
         <w:ind w:left="0" w:firstLine="709"/>
       </w:pPr>
-      <w:r>
-        <w:t>main — основная (главная) ветка, в которую выгружаются стабильные рабочие версии проекта;</w:t>
+      <w:proofErr w:type="spellStart"/>
+      <w:r>
+        <w:t>main</w:t>
+      </w:r>
+      <w:proofErr w:type="spellEnd"/>
+      <w:r>
+        <w:t xml:space="preserve"> — основная (главная) ветка, в которую выгружаются стабильные рабочие версии проекта;</w:t>
       </w:r>
     </w:p>
     <w:p>
@@ -2987,8 +3066,21 @@
         </w:tabs>
         <w:ind w:left="0" w:firstLine="709"/>
       </w:pPr>
-      <w:r>
-        <w:t>develop — ветка разработки, в которую сливаются готовые версии продукта для последующего копирования в ветку main;</w:t>
+      <w:proofErr w:type="spellStart"/>
+      <w:r>
+        <w:t>develop</w:t>
+      </w:r>
+      <w:proofErr w:type="spellEnd"/>
+      <w:r>
+        <w:t xml:space="preserve"> — ветка разработки, в которую сливаются готовые версии продукта для последующего копирования в ветку </w:t>
+      </w:r>
+      <w:proofErr w:type="spellStart"/>
+      <w:r>
+        <w:t>main</w:t>
+      </w:r>
+      <w:proofErr w:type="spellEnd"/>
+      <w:r>
+        <w:t>;</w:t>
       </w:r>
     </w:p>
     <w:p>
@@ -3003,8 +3095,13 @@
         </w:tabs>
         <w:ind w:left="0" w:firstLine="709"/>
       </w:pPr>
-      <w:r>
-        <w:t>developP — ветка первого разработчика;</w:t>
+      <w:proofErr w:type="spellStart"/>
+      <w:r>
+        <w:t>developP</w:t>
+      </w:r>
+      <w:proofErr w:type="spellEnd"/>
+      <w:r>
+        <w:t xml:space="preserve"> — ветка первого разработчика;</w:t>
       </w:r>
     </w:p>
     <w:p>
@@ -3019,8 +3116,13 @@
         </w:tabs>
         <w:ind w:left="0" w:firstLine="709"/>
       </w:pPr>
-      <w:r>
-        <w:t>developA — ветка второго разработчика.</w:t>
+      <w:proofErr w:type="spellStart"/>
+      <w:r>
+        <w:t>developA</w:t>
+      </w:r>
+      <w:proofErr w:type="spellEnd"/>
+      <w:r>
+        <w:t xml:space="preserve"> — ветка второго разработчика.</w:t>
       </w:r>
     </w:p>
     <w:p>
@@ -3078,24 +3180,63 @@
       <w:r>
         <w:t xml:space="preserve">Рисунок </w:t>
       </w:r>
-      <w:fldSimple w:instr=" SEQ Рисунок \* ARABIC ">
-        <w:r>
-          <w:rPr>
-            <w:noProof/>
-          </w:rPr>
-          <w:t>1</w:t>
-        </w:r>
-      </w:fldSimple>
-      <w:r>
-        <w:t xml:space="preserve">. Репризиторий </w:t>
-      </w:r>
+      <w:r>
+        <w:fldChar w:fldCharType="begin"/>
+      </w:r>
+      <w:r>
+        <w:instrText xml:space="preserve"> SEQ Рисунок \* ARABIC </w:instrText>
+      </w:r>
+      <w:r>
+        <w:fldChar w:fldCharType="separate"/>
+      </w:r>
+      <w:r>
+        <w:rPr>
+          <w:noProof/>
+        </w:rPr>
+        <w:t>1</w:t>
+      </w:r>
+      <w:r>
+        <w:rPr>
+          <w:noProof/>
+        </w:rPr>
+        <w:fldChar w:fldCharType="end"/>
+      </w:r>
+      <w:r>
+        <w:t xml:space="preserve">. </w:t>
+      </w:r>
+      <w:proofErr w:type="spellStart"/>
+      <w:r>
+        <w:t>Репризиторий</w:t>
+      </w:r>
+      <w:proofErr w:type="spellEnd"/>
+      <w:r>
+        <w:t xml:space="preserve"> </w:t>
+      </w:r>
+      <w:proofErr w:type="spellStart"/>
       <w:r>
         <w:t>CountryGuide</w:t>
       </w:r>
-    </w:p>
-    <w:p>
-      <w:r>
-        <w:t>Далее приведем пример работы с веткой разработчика. Т.е создания ветки, добавления файлов, создание коммита и отправка в удалённый репризиторий.</w:t>
+      <w:proofErr w:type="spellEnd"/>
+    </w:p>
+    <w:p>
+      <w:r>
+        <w:t xml:space="preserve">Далее приведем пример работы с веткой разработчика. </w:t>
+      </w:r>
+      <w:proofErr w:type="spellStart"/>
+      <w:r>
+        <w:t>Т.е</w:t>
+      </w:r>
+      <w:proofErr w:type="spellEnd"/>
+      <w:r>
+        <w:t xml:space="preserve"> создания ветки, добавления файлов, создание коммита и отправка в удалённый </w:t>
+      </w:r>
+      <w:proofErr w:type="spellStart"/>
+      <w:r>
+        <w:t>репризиторий</w:t>
+      </w:r>
+      <w:proofErr w:type="spellEnd"/>
+      <w:r>
+        <w:t>.</w:t>
       </w:r>
     </w:p>
     <w:p>
@@ -3153,14 +3294,27 @@
       <w:r>
         <w:t xml:space="preserve">Рисунок </w:t>
       </w:r>
-      <w:fldSimple w:instr=" SEQ Рисунок \* ARABIC ">
-        <w:r>
-          <w:rPr>
-            <w:noProof/>
-          </w:rPr>
-          <w:t>2</w:t>
-        </w:r>
-      </w:fldSimple>
+      <w:r>
+        <w:fldChar w:fldCharType="begin"/>
+      </w:r>
+      <w:r>
+        <w:instrText xml:space="preserve"> SEQ Рисунок \* ARABIC </w:instrText>
+      </w:r>
+      <w:r>
+        <w:fldChar w:fldCharType="separate"/>
+      </w:r>
+      <w:r>
+        <w:rPr>
+          <w:noProof/>
+        </w:rPr>
+        <w:t>2</w:t>
+      </w:r>
+      <w:r>
+        <w:rPr>
+          <w:noProof/>
+        </w:rPr>
+        <w:fldChar w:fldCharType="end"/>
+      </w:r>
       <w:r>
         <w:t xml:space="preserve">. </w:t>
       </w:r>
@@ -3233,14 +3387,27 @@
       <w:r>
         <w:t xml:space="preserve">Рисунок </w:t>
       </w:r>
-      <w:fldSimple w:instr=" SEQ Рисунок \* ARABIC ">
-        <w:r>
-          <w:rPr>
-            <w:noProof/>
-          </w:rPr>
-          <w:t>3</w:t>
-        </w:r>
-      </w:fldSimple>
+      <w:r>
+        <w:fldChar w:fldCharType="begin"/>
+      </w:r>
+      <w:r>
+        <w:instrText xml:space="preserve"> SEQ Рисунок \* ARABIC </w:instrText>
+      </w:r>
+      <w:r>
+        <w:fldChar w:fldCharType="separate"/>
+      </w:r>
+      <w:r>
+        <w:rPr>
+          <w:noProof/>
+        </w:rPr>
+        <w:t>3</w:t>
+      </w:r>
+      <w:r>
+        <w:rPr>
+          <w:noProof/>
+        </w:rPr>
+        <w:fldChar w:fldCharType="end"/>
+      </w:r>
       <w:r>
         <w:t xml:space="preserve">. </w:t>
       </w:r>
@@ -3261,9 +3428,10 @@
           <w:lang w:eastAsia="ru-RU"/>
         </w:rPr>
       </w:pPr>
-      <w:bookmarkStart w:id="8" w:name="_Toc229937649"/>
-      <w:bookmarkStart w:id="9" w:name="_Toc229991864"/>
-      <w:bookmarkStart w:id="10" w:name="_Toc230250323"/>
+      <w:bookmarkStart w:id="10" w:name="_Toc229937649"/>
+      <w:bookmarkStart w:id="11" w:name="_Toc229991864"/>
+      <w:bookmarkStart w:id="12" w:name="_Toc230250323"/>
+      <w:bookmarkStart w:id="13" w:name="_Toc230987818"/>
       <w:r>
         <w:rPr>
           <w:lang w:eastAsia="ru-RU"/>
@@ -3282,27 +3450,30 @@
         </w:rPr>
         <w:t>UML</w:t>
       </w:r>
-      <w:bookmarkEnd w:id="8"/>
-      <w:bookmarkEnd w:id="9"/>
       <w:bookmarkEnd w:id="10"/>
-    </w:p>
-    <w:p>
-      <w:pPr>
-        <w:pStyle w:val="2"/>
-        <w:rPr>
-          <w:lang w:eastAsia="ru-RU"/>
-        </w:rPr>
-      </w:pPr>
-      <w:bookmarkStart w:id="11" w:name="_Toc229991865"/>
-      <w:bookmarkStart w:id="12" w:name="_Toc230250324"/>
-      <w:r>
-        <w:rPr>
-          <w:lang w:eastAsia="ru-RU"/>
-        </w:rPr>
-        <w:t>2.1 Планирование и выбор диаграмм.</w:t>
-      </w:r>
       <w:bookmarkEnd w:id="11"/>
       <w:bookmarkEnd w:id="12"/>
+      <w:bookmarkEnd w:id="13"/>
+    </w:p>
+    <w:p>
+      <w:pPr>
+        <w:pStyle w:val="2"/>
+        <w:rPr>
+          <w:lang w:eastAsia="ru-RU"/>
+        </w:rPr>
+      </w:pPr>
+      <w:bookmarkStart w:id="14" w:name="_Toc229991865"/>
+      <w:bookmarkStart w:id="15" w:name="_Toc230250324"/>
+      <w:bookmarkStart w:id="16" w:name="_Toc230987819"/>
+      <w:r>
+        <w:rPr>
+          <w:lang w:eastAsia="ru-RU"/>
+        </w:rPr>
+        <w:t>2.1 Планирование и выбор диаграмм.</w:t>
+      </w:r>
+      <w:bookmarkEnd w:id="14"/>
+      <w:bookmarkEnd w:id="15"/>
+      <w:bookmarkEnd w:id="16"/>
     </w:p>
     <w:p>
       <w:pPr>
@@ -3515,7 +3686,21 @@
           <w:lang w:eastAsia="ru-RU"/>
         </w:rPr>
         <w:lastRenderedPageBreak/>
-        <w:t>безопасности. Далее данная задача была добавлена в канбан доску</w:t>
+        <w:t xml:space="preserve">безопасности. Далее данная задача была добавлена в </w:t>
+      </w:r>
+      <w:proofErr w:type="spellStart"/>
+      <w:r>
+        <w:rPr>
+          <w:lang w:eastAsia="ru-RU"/>
+        </w:rPr>
+        <w:t>канбан</w:t>
+      </w:r>
+      <w:proofErr w:type="spellEnd"/>
+      <w:r>
+        <w:rPr>
+          <w:lang w:eastAsia="ru-RU"/>
+        </w:rPr>
+        <w:t xml:space="preserve"> доску</w:t>
       </w:r>
       <w:r>
         <w:rPr>
@@ -3597,24 +3782,46 @@
       <w:r>
         <w:t xml:space="preserve">Рисунок </w:t>
       </w:r>
-      <w:fldSimple w:instr=" SEQ Рисунок \* ARABIC ">
-        <w:r>
-          <w:rPr>
-            <w:noProof/>
-          </w:rPr>
-          <w:t>4</w:t>
-        </w:r>
-      </w:fldSimple>
-      <w:r>
-        <w:t>. Задача на создание диаграмм на канбан доске</w:t>
+      <w:r>
+        <w:fldChar w:fldCharType="begin"/>
+      </w:r>
+      <w:r>
+        <w:instrText xml:space="preserve"> SEQ Рисунок \* ARABIC </w:instrText>
+      </w:r>
+      <w:r>
+        <w:fldChar w:fldCharType="separate"/>
+      </w:r>
+      <w:r>
+        <w:rPr>
+          <w:noProof/>
+        </w:rPr>
+        <w:t>4</w:t>
+      </w:r>
+      <w:r>
+        <w:rPr>
+          <w:noProof/>
+        </w:rPr>
+        <w:fldChar w:fldCharType="end"/>
+      </w:r>
+      <w:r>
+        <w:t xml:space="preserve">. Задача на создание диаграмм на </w:t>
+      </w:r>
+      <w:proofErr w:type="spellStart"/>
+      <w:r>
+        <w:t>канбан</w:t>
+      </w:r>
+      <w:proofErr w:type="spellEnd"/>
+      <w:r>
+        <w:t xml:space="preserve"> доске</w:t>
       </w:r>
     </w:p>
     <w:p>
       <w:pPr>
         <w:pStyle w:val="2"/>
       </w:pPr>
-      <w:bookmarkStart w:id="13" w:name="_Toc229991866"/>
-      <w:bookmarkStart w:id="14" w:name="_Toc230250325"/>
+      <w:bookmarkStart w:id="17" w:name="_Toc229991866"/>
+      <w:bookmarkStart w:id="18" w:name="_Toc230250325"/>
+      <w:bookmarkStart w:id="19" w:name="_Toc230987820"/>
       <w:r>
         <w:t>2.</w:t>
       </w:r>
@@ -3627,8 +3834,9 @@
       <w:r>
         <w:t>Диаграмма вариантов использования</w:t>
       </w:r>
-      <w:bookmarkEnd w:id="13"/>
-      <w:bookmarkEnd w:id="14"/>
+      <w:bookmarkEnd w:id="17"/>
+      <w:bookmarkEnd w:id="18"/>
+      <w:bookmarkEnd w:id="19"/>
     </w:p>
     <w:p>
       <w:r>
@@ -3687,7 +3895,15 @@
       </w:r>
       <w:r>
         <w:lastRenderedPageBreak/>
-        <w:t>полезных локальных приложений, конвертация валют, подсчёт добавочного налога на покупку, установка лимита трат на поездку, учёт расходов с привязкой к карте, получение пороговых уведомлений о перерасходе, получение push-уведомлений об опасности (протесты, стихийных бедствиях), оплата покупки с интеграцией платёжных систем.</w:t>
+        <w:t xml:space="preserve">полезных локальных приложений, конвертация валют, подсчёт добавочного налога на покупку, установка лимита трат на поездку, учёт расходов с привязкой к карте, получение пороговых уведомлений о перерасходе, получение </w:t>
+      </w:r>
+      <w:proofErr w:type="spellStart"/>
+      <w:r>
+        <w:t>push</w:t>
+      </w:r>
+      <w:proofErr w:type="spellEnd"/>
+      <w:r>
+        <w:t>-уведомлений об опасности (протесты, стихийных бедствиях), оплата покупки с интеграцией платёжных систем.</w:t>
       </w:r>
     </w:p>
     <w:p>
@@ -3707,7 +3923,15 @@
     </w:p>
     <w:p>
       <w:r>
-        <w:t>Далее разберём установку лимита трат: для того, чтобы получать уведомления о перерасходе, пользователь должен сначала установить лимит (связь включения). Сам учёт расходов включается в установку лимита, потому что без отслеживания трат уведомления не имеют смысла (связь включения). Получение уведомления о перерасходе - это расширение учёта расходов, так как пользователь может превысить лимит, а может и не превысить (связь расширения).</w:t>
+        <w:t xml:space="preserve">Далее разберём установку лимита трат: для того, чтобы получать уведомления о перерасходе, пользователь должен сначала установить лимит (связь включения). Сам учёт расходов включается в установку лимита, потому что без отслеживания трат уведомления не имеют смысла (связь включения). Получение уведомления о перерасходе </w:t>
+      </w:r>
+      <w:proofErr w:type="gramStart"/>
+      <w:r>
+        <w:t>- это</w:t>
+      </w:r>
+      <w:proofErr w:type="gramEnd"/>
+      <w:r>
+        <w:t xml:space="preserve"> расширение учёта расходов, так как пользователь может превысить лимит, а может и не превысить (связь расширения).</w:t>
       </w:r>
     </w:p>
     <w:p>
@@ -3784,14 +4008,27 @@
       <w:r>
         <w:t xml:space="preserve">Рисунок </w:t>
       </w:r>
-      <w:fldSimple w:instr=" SEQ Рисунок \* ARABIC ">
-        <w:r>
-          <w:rPr>
-            <w:noProof/>
-          </w:rPr>
-          <w:t>5</w:t>
-        </w:r>
-      </w:fldSimple>
+      <w:r>
+        <w:fldChar w:fldCharType="begin"/>
+      </w:r>
+      <w:r>
+        <w:instrText xml:space="preserve"> SEQ Рисунок \* ARABIC </w:instrText>
+      </w:r>
+      <w:r>
+        <w:fldChar w:fldCharType="separate"/>
+      </w:r>
+      <w:r>
+        <w:rPr>
+          <w:noProof/>
+        </w:rPr>
+        <w:t>5</w:t>
+      </w:r>
+      <w:r>
+        <w:rPr>
+          <w:noProof/>
+        </w:rPr>
+        <w:fldChar w:fldCharType="end"/>
+      </w:r>
       <w:r>
         <w:t>. Диаграмма использования для системы ГПС</w:t>
       </w:r>
@@ -3800,8 +4037,9 @@
       <w:pPr>
         <w:pStyle w:val="2"/>
       </w:pPr>
-      <w:bookmarkStart w:id="15" w:name="_Toc229991867"/>
-      <w:bookmarkStart w:id="16" w:name="_Toc230250326"/>
+      <w:bookmarkStart w:id="20" w:name="_Toc229991867"/>
+      <w:bookmarkStart w:id="21" w:name="_Toc230250326"/>
+      <w:bookmarkStart w:id="22" w:name="_Toc230987821"/>
       <w:r>
         <w:t>2.</w:t>
       </w:r>
@@ -3814,8 +4052,9 @@
       <w:r>
         <w:t>Диаграмма классов</w:t>
       </w:r>
-      <w:bookmarkEnd w:id="15"/>
-      <w:bookmarkEnd w:id="16"/>
+      <w:bookmarkEnd w:id="20"/>
+      <w:bookmarkEnd w:id="21"/>
+      <w:bookmarkEnd w:id="22"/>
     </w:p>
     <w:p>
       <w:r>
@@ -3825,47 +4064,167 @@
     <w:p>
       <w:r>
         <w:lastRenderedPageBreak/>
-        <w:t>Клиент. Атрибуты: активность (активен/неактивен); операции: создать поездку(). Связан с классом Пользователь обобщением (наследованием), т.к клиент является частным случаем пользователя, а также с классом Поездка агрегацией, т.к клиент может иметь несколько поездок, но поездка не может существовать без клиента.</w:t>
-      </w:r>
-    </w:p>
-    <w:p>
-      <w:r>
-        <w:t>Пользователь. Атрибуты: email, пароль, имя, фамилия, отчество, телефон. Выступает в роли базового класса для Клиента и Администратора.</w:t>
-      </w:r>
-    </w:p>
-    <w:p>
-      <w:r>
-        <w:t>Администратор. Атрибуты: уровень доступа. Операции: настройка API(), добавление стран(). Связан с классом Внешний API ассоциацией, т.к администратор настраивает API для получения данных.</w:t>
-      </w:r>
-    </w:p>
-    <w:p>
-      <w:r>
-        <w:t>Поездка. Атрибуты: дата начала, дата окончания. Операции: рассчитать количество дней(). Связан агрегацией с классом Страна, т.к поездка привязана к определённой стране, и страна может существовать отдельно от поездки. Связан композицией с классом Бюджет так как бюджет не может существовать без поездки.</w:t>
-      </w:r>
-    </w:p>
-    <w:p>
-      <w:r>
-        <w:t>Бюджет. Атрибуты: сумма, ограничение на день. Операции: получить пороговое уведомление(), получить уведомление о превышении лимита().</w:t>
-      </w:r>
-    </w:p>
-    <w:p>
-      <w:r>
-        <w:t>Страна. Атрибуты: название, язык, валюта. Операции: получить уровень опасности(). Связан композицией с классами Словарик и Локальное приложение и Статья (страна имеет набор статей, и без страны статьи ненужны). Также связан ассоциацией с классом Внешний API для получения данных о стране.</w:t>
-      </w:r>
-    </w:p>
-    <w:p>
-      <w:r>
-        <w:t>Внешний API. Атрибуты: код, URL. Операции: получить данные(). Связан обобщением с классами API новостей, API валют и Платежный API, т.к они являются частными случаями внешнего API.</w:t>
-      </w:r>
-    </w:p>
-    <w:p>
-      <w:r>
-        <w:t>Статья. Атрибуты: название, ссылка. Связана композицией со страной, т.к без страны статья не имеет смысла.</w:t>
-      </w:r>
-    </w:p>
-    <w:p>
-      <w:r>
-        <w:t>Словарик. Атрибуты: исходный язык, дата обновления. Связан композицией с классом Фраза, т.к фразы являются частью словарика и не могут существовать без него.</w:t>
+        <w:t xml:space="preserve">Клиент. Атрибуты: активность (активен/неактивен); операции: создать </w:t>
+      </w:r>
+      <w:proofErr w:type="gramStart"/>
+      <w:r>
+        <w:t>поездку(</w:t>
+      </w:r>
+      <w:proofErr w:type="gramEnd"/>
+      <w:r>
+        <w:t xml:space="preserve">). Связан с классом Пользователь обобщением (наследованием), </w:t>
+      </w:r>
+      <w:proofErr w:type="gramStart"/>
+      <w:r>
+        <w:t>т.к</w:t>
+      </w:r>
+      <w:proofErr w:type="gramEnd"/>
+      <w:r>
+        <w:t xml:space="preserve"> клиент является частным случаем пользователя, а также с классом Поездка агрегацией, т.к клиент может иметь несколько поездок, но поездка не может существовать без клиента.</w:t>
+      </w:r>
+    </w:p>
+    <w:p>
+      <w:r>
+        <w:t xml:space="preserve">Пользователь. Атрибуты: </w:t>
+      </w:r>
+      <w:proofErr w:type="spellStart"/>
+      <w:r>
+        <w:t>email</w:t>
+      </w:r>
+      <w:proofErr w:type="spellEnd"/>
+      <w:r>
+        <w:t>, пароль, имя, фамилия, отчество, телефон. Выступает в роли базового класса для Клиента и Администратора.</w:t>
+      </w:r>
+    </w:p>
+    <w:p>
+      <w:r>
+        <w:t xml:space="preserve">Администратор. Атрибуты: уровень доступа. Операции: настройка </w:t>
+      </w:r>
+      <w:proofErr w:type="gramStart"/>
+      <w:r>
+        <w:t>API(</w:t>
+      </w:r>
+      <w:proofErr w:type="gramEnd"/>
+      <w:r>
+        <w:t xml:space="preserve">), добавление стран(). Связан с классом Внешний API ассоциацией, </w:t>
+      </w:r>
+      <w:proofErr w:type="gramStart"/>
+      <w:r>
+        <w:t>т.к</w:t>
+      </w:r>
+      <w:proofErr w:type="gramEnd"/>
+      <w:r>
+        <w:t xml:space="preserve"> администратор настраивает API для получения данных.</w:t>
+      </w:r>
+    </w:p>
+    <w:p>
+      <w:r>
+        <w:t xml:space="preserve">Поездка. Атрибуты: дата начала, дата окончания. Операции: рассчитать количество </w:t>
+      </w:r>
+      <w:proofErr w:type="gramStart"/>
+      <w:r>
+        <w:t>дней(</w:t>
+      </w:r>
+      <w:proofErr w:type="gramEnd"/>
+      <w:r>
+        <w:t xml:space="preserve">). Связан агрегацией с классом Страна, </w:t>
+      </w:r>
+      <w:proofErr w:type="gramStart"/>
+      <w:r>
+        <w:t>т.к</w:t>
+      </w:r>
+      <w:proofErr w:type="gramEnd"/>
+      <w:r>
+        <w:t xml:space="preserve"> поездка привязана к определённой стране, и страна может существовать отдельно от поездки. Связан композицией с классом Бюджет так как бюджет не может существовать без поездки.</w:t>
+      </w:r>
+    </w:p>
+    <w:p>
+      <w:r>
+        <w:t xml:space="preserve">Бюджет. Атрибуты: сумма, ограничение на день. Операции: получить пороговое </w:t>
+      </w:r>
+      <w:proofErr w:type="gramStart"/>
+      <w:r>
+        <w:t>уведомление(</w:t>
+      </w:r>
+      <w:proofErr w:type="gramEnd"/>
+      <w:r>
+        <w:t>), получить уведомление о превышении лимита().</w:t>
+      </w:r>
+    </w:p>
+    <w:p>
+      <w:r>
+        <w:t xml:space="preserve">Страна. Атрибуты: название, язык, валюта. Операции: получить уровень </w:t>
+      </w:r>
+      <w:proofErr w:type="gramStart"/>
+      <w:r>
+        <w:t>опасности(</w:t>
+      </w:r>
+      <w:proofErr w:type="gramEnd"/>
+      <w:r>
+        <w:t xml:space="preserve">). Связан композицией с классами Словарик и </w:t>
+      </w:r>
+      <w:proofErr w:type="gramStart"/>
+      <w:r>
+        <w:t>Локальное приложение</w:t>
+      </w:r>
+      <w:proofErr w:type="gramEnd"/>
+      <w:r>
+        <w:t xml:space="preserve"> и Статья (страна имеет набор статей, и без страны статьи </w:t>
+      </w:r>
+      <w:proofErr w:type="spellStart"/>
+      <w:r>
+        <w:t>ненужны</w:t>
+      </w:r>
+      <w:proofErr w:type="spellEnd"/>
+      <w:r>
+        <w:t>). Также связан ассоциацией с классом Внешний API для получения данных о стране.</w:t>
+      </w:r>
+    </w:p>
+    <w:p>
+      <w:r>
+        <w:t xml:space="preserve">Внешний API. Атрибуты: код, URL. Операции: получить </w:t>
+      </w:r>
+      <w:proofErr w:type="gramStart"/>
+      <w:r>
+        <w:t>данные(</w:t>
+      </w:r>
+      <w:proofErr w:type="gramEnd"/>
+      <w:r>
+        <w:t xml:space="preserve">). Связан обобщением с классами API новостей, API валют и Платежный API, </w:t>
+      </w:r>
+      <w:proofErr w:type="gramStart"/>
+      <w:r>
+        <w:t>т.к</w:t>
+      </w:r>
+      <w:proofErr w:type="gramEnd"/>
+      <w:r>
+        <w:t xml:space="preserve"> они являются частными случаями внешнего API.</w:t>
+      </w:r>
+    </w:p>
+    <w:p>
+      <w:r>
+        <w:t xml:space="preserve">Статья. Атрибуты: название, ссылка. Связана композицией со страной, </w:t>
+      </w:r>
+      <w:proofErr w:type="gramStart"/>
+      <w:r>
+        <w:t>т.к</w:t>
+      </w:r>
+      <w:proofErr w:type="gramEnd"/>
+      <w:r>
+        <w:t xml:space="preserve"> без страны статья не имеет смысла.</w:t>
+      </w:r>
+    </w:p>
+    <w:p>
+      <w:r>
+        <w:t xml:space="preserve">Словарик. Атрибуты: исходный язык, дата обновления. Связан композицией с классом Фраза, </w:t>
+      </w:r>
+      <w:proofErr w:type="gramStart"/>
+      <w:r>
+        <w:t>т.к</w:t>
+      </w:r>
+      <w:proofErr w:type="gramEnd"/>
+      <w:r>
+        <w:t xml:space="preserve"> фразы являются частью словарика и не могут существовать без него.</w:t>
       </w:r>
     </w:p>
     <w:p>
@@ -3876,7 +4235,15 @@
     </w:p>
     <w:p>
       <w:r>
-        <w:t>Локальное приложение. Атрибуты: наименование, описание, логотип. Связано композицией со страной (т.к локальные приложения для страны не нужны без неё).</w:t>
+        <w:t>Локальное приложение. Атрибуты: наименование, описание, логотип. Связано композицией со страной (</w:t>
+      </w:r>
+      <w:proofErr w:type="gramStart"/>
+      <w:r>
+        <w:t>т.к</w:t>
+      </w:r>
+      <w:proofErr w:type="gramEnd"/>
+      <w:r>
+        <w:t xml:space="preserve"> локальные приложения для страны не нужны без неё).</w:t>
       </w:r>
     </w:p>
     <w:p>
@@ -3940,14 +4307,27 @@
       <w:r>
         <w:t xml:space="preserve">Рисунок </w:t>
       </w:r>
-      <w:fldSimple w:instr=" SEQ Рисунок \* ARABIC ">
-        <w:r>
-          <w:rPr>
-            <w:noProof/>
-          </w:rPr>
-          <w:t>6</w:t>
-        </w:r>
-      </w:fldSimple>
+      <w:r>
+        <w:fldChar w:fldCharType="begin"/>
+      </w:r>
+      <w:r>
+        <w:instrText xml:space="preserve"> SEQ Рисунок \* ARABIC </w:instrText>
+      </w:r>
+      <w:r>
+        <w:fldChar w:fldCharType="separate"/>
+      </w:r>
+      <w:r>
+        <w:rPr>
+          <w:noProof/>
+        </w:rPr>
+        <w:t>6</w:t>
+      </w:r>
+      <w:r>
+        <w:rPr>
+          <w:noProof/>
+        </w:rPr>
+        <w:fldChar w:fldCharType="end"/>
+      </w:r>
       <w:r>
         <w:t>. Диаграмма классов для системы ГПС</w:t>
       </w:r>
@@ -3956,8 +4336,9 @@
       <w:pPr>
         <w:pStyle w:val="2"/>
       </w:pPr>
-      <w:bookmarkStart w:id="17" w:name="_Toc229991868"/>
-      <w:bookmarkStart w:id="18" w:name="_Toc230250327"/>
+      <w:bookmarkStart w:id="23" w:name="_Toc229991868"/>
+      <w:bookmarkStart w:id="24" w:name="_Toc230250327"/>
+      <w:bookmarkStart w:id="25" w:name="_Toc230987822"/>
       <w:r>
         <w:t>2.</w:t>
       </w:r>
@@ -3970,8 +4351,9 @@
       <w:r>
         <w:t>Диаграмма деятельности процесса управления бюджетом поездки</w:t>
       </w:r>
-      <w:bookmarkEnd w:id="17"/>
-      <w:bookmarkEnd w:id="18"/>
+      <w:bookmarkEnd w:id="23"/>
+      <w:bookmarkEnd w:id="24"/>
+      <w:bookmarkEnd w:id="25"/>
     </w:p>
     <w:p>
       <w:r>
@@ -4040,14 +4422,27 @@
       <w:r>
         <w:t xml:space="preserve">Рисунок </w:t>
       </w:r>
-      <w:fldSimple w:instr=" SEQ Рисунок \* ARABIC ">
-        <w:r>
-          <w:rPr>
-            <w:noProof/>
-          </w:rPr>
-          <w:t>7</w:t>
-        </w:r>
-      </w:fldSimple>
+      <w:r>
+        <w:fldChar w:fldCharType="begin"/>
+      </w:r>
+      <w:r>
+        <w:instrText xml:space="preserve"> SEQ Рисунок \* ARABIC </w:instrText>
+      </w:r>
+      <w:r>
+        <w:fldChar w:fldCharType="separate"/>
+      </w:r>
+      <w:r>
+        <w:rPr>
+          <w:noProof/>
+        </w:rPr>
+        <w:t>7</w:t>
+      </w:r>
+      <w:r>
+        <w:rPr>
+          <w:noProof/>
+        </w:rPr>
+        <w:fldChar w:fldCharType="end"/>
+      </w:r>
       <w:r>
         <w:t>. Диаграмма деятельности управления бюджетом</w:t>
       </w:r>
@@ -4056,9 +4451,10 @@
       <w:pPr>
         <w:pStyle w:val="2"/>
       </w:pPr>
-      <w:bookmarkStart w:id="19" w:name="_Toc229991869"/>
-      <w:bookmarkStart w:id="20" w:name="_Toc230250328"/>
-      <w:bookmarkStart w:id="21" w:name="_Hlk229866844"/>
+      <w:bookmarkStart w:id="26" w:name="_Toc229991869"/>
+      <w:bookmarkStart w:id="27" w:name="_Toc230250328"/>
+      <w:bookmarkStart w:id="28" w:name="_Hlk229866844"/>
+      <w:bookmarkStart w:id="29" w:name="_Toc230987823"/>
       <w:r>
         <w:lastRenderedPageBreak/>
         <w:t>2.</w:t>
@@ -4072,10 +4468,11 @@
       <w:r>
         <w:t>Диаграмма коммуникаций объектов компонента управление бюджетом</w:t>
       </w:r>
-      <w:bookmarkEnd w:id="19"/>
-      <w:bookmarkEnd w:id="20"/>
-    </w:p>
-    <w:bookmarkEnd w:id="21"/>
+      <w:bookmarkEnd w:id="26"/>
+      <w:bookmarkEnd w:id="27"/>
+      <w:bookmarkEnd w:id="29"/>
+    </w:p>
+    <w:bookmarkEnd w:id="28"/>
     <w:p>
       <w:r>
         <w:t>Процесс начинается в момент, когда клиент хочет зафиксировать новый расход во время поездки. Для этого клиент через интерфейс инициирует действие «Добавить расход», передавая сумму расхода. Интерфейс принимает это действие и формирует запрос к серверу на запись расхода, передавая сумму.</w:t>
@@ -4153,14 +4550,27 @@
       <w:r>
         <w:t xml:space="preserve">Рисунок </w:t>
       </w:r>
-      <w:fldSimple w:instr=" SEQ Рисунок \* ARABIC ">
-        <w:r>
-          <w:rPr>
-            <w:noProof/>
-          </w:rPr>
-          <w:t>8</w:t>
-        </w:r>
-      </w:fldSimple>
+      <w:r>
+        <w:fldChar w:fldCharType="begin"/>
+      </w:r>
+      <w:r>
+        <w:instrText xml:space="preserve"> SEQ Рисунок \* ARABIC </w:instrText>
+      </w:r>
+      <w:r>
+        <w:fldChar w:fldCharType="separate"/>
+      </w:r>
+      <w:r>
+        <w:rPr>
+          <w:noProof/>
+        </w:rPr>
+        <w:t>8</w:t>
+      </w:r>
+      <w:r>
+        <w:rPr>
+          <w:noProof/>
+        </w:rPr>
+        <w:fldChar w:fldCharType="end"/>
+      </w:r>
       <w:r>
         <w:t xml:space="preserve">. </w:t>
       </w:r>
@@ -4172,8 +4582,9 @@
       <w:pPr>
         <w:pStyle w:val="2"/>
       </w:pPr>
-      <w:bookmarkStart w:id="22" w:name="_Toc229991870"/>
-      <w:bookmarkStart w:id="23" w:name="_Toc230250329"/>
+      <w:bookmarkStart w:id="30" w:name="_Toc229991870"/>
+      <w:bookmarkStart w:id="31" w:name="_Toc230250329"/>
+      <w:bookmarkStart w:id="32" w:name="_Toc230987824"/>
       <w:r>
         <w:lastRenderedPageBreak/>
         <w:t>2.</w:t>
@@ -4193,8 +4604,9 @@
       <w:r>
         <w:t xml:space="preserve"> бюджета</w:t>
       </w:r>
-      <w:bookmarkEnd w:id="22"/>
-      <w:bookmarkEnd w:id="23"/>
+      <w:bookmarkEnd w:id="30"/>
+      <w:bookmarkEnd w:id="31"/>
+      <w:bookmarkEnd w:id="32"/>
     </w:p>
     <w:p>
       <w:r>
@@ -4275,14 +4687,27 @@
       <w:r>
         <w:t xml:space="preserve">Рисунок </w:t>
       </w:r>
-      <w:fldSimple w:instr=" SEQ Рисунок \* ARABIC ">
-        <w:r>
-          <w:rPr>
-            <w:noProof/>
-          </w:rPr>
-          <w:t>9</w:t>
-        </w:r>
-      </w:fldSimple>
+      <w:r>
+        <w:fldChar w:fldCharType="begin"/>
+      </w:r>
+      <w:r>
+        <w:instrText xml:space="preserve"> SEQ Рисунок \* ARABIC </w:instrText>
+      </w:r>
+      <w:r>
+        <w:fldChar w:fldCharType="separate"/>
+      </w:r>
+      <w:r>
+        <w:rPr>
+          <w:noProof/>
+        </w:rPr>
+        <w:t>9</w:t>
+      </w:r>
+      <w:r>
+        <w:rPr>
+          <w:noProof/>
+        </w:rPr>
+        <w:fldChar w:fldCharType="end"/>
+      </w:r>
       <w:r>
         <w:t>. Диаграмма последовательности</w:t>
       </w:r>
@@ -4291,8 +4716,9 @@
       <w:pPr>
         <w:pStyle w:val="2"/>
       </w:pPr>
-      <w:bookmarkStart w:id="24" w:name="_Toc229991871"/>
-      <w:bookmarkStart w:id="25" w:name="_Toc230250330"/>
+      <w:bookmarkStart w:id="33" w:name="_Toc229991871"/>
+      <w:bookmarkStart w:id="34" w:name="_Toc230250330"/>
+      <w:bookmarkStart w:id="35" w:name="_Toc230987825"/>
       <w:r>
         <w:t>2.</w:t>
       </w:r>
@@ -4305,8 +4731,9 @@
       <w:r>
         <w:t>Диаграмма состояния объекта бюджет</w:t>
       </w:r>
-      <w:bookmarkEnd w:id="24"/>
-      <w:bookmarkEnd w:id="25"/>
+      <w:bookmarkEnd w:id="33"/>
+      <w:bookmarkEnd w:id="34"/>
+      <w:bookmarkEnd w:id="35"/>
     </w:p>
     <w:p>
       <w:r>
@@ -4387,14 +4814,27 @@
       <w:r>
         <w:t xml:space="preserve">Рисунок </w:t>
       </w:r>
-      <w:fldSimple w:instr=" SEQ Рисунок \* ARABIC ">
-        <w:r>
-          <w:rPr>
-            <w:noProof/>
-          </w:rPr>
-          <w:t>10</w:t>
-        </w:r>
-      </w:fldSimple>
+      <w:r>
+        <w:fldChar w:fldCharType="begin"/>
+      </w:r>
+      <w:r>
+        <w:instrText xml:space="preserve"> SEQ Рисунок \* ARABIC </w:instrText>
+      </w:r>
+      <w:r>
+        <w:fldChar w:fldCharType="separate"/>
+      </w:r>
+      <w:r>
+        <w:rPr>
+          <w:noProof/>
+        </w:rPr>
+        <w:t>10</w:t>
+      </w:r>
+      <w:r>
+        <w:rPr>
+          <w:noProof/>
+        </w:rPr>
+        <w:fldChar w:fldCharType="end"/>
+      </w:r>
       <w:r>
         <w:t xml:space="preserve">. </w:t>
       </w:r>
@@ -4406,8 +4846,9 @@
       <w:pPr>
         <w:pStyle w:val="2"/>
       </w:pPr>
-      <w:bookmarkStart w:id="26" w:name="_Toc229991872"/>
-      <w:bookmarkStart w:id="27" w:name="_Toc230250331"/>
+      <w:bookmarkStart w:id="36" w:name="_Toc229991872"/>
+      <w:bookmarkStart w:id="37" w:name="_Toc230250331"/>
+      <w:bookmarkStart w:id="38" w:name="_Toc230987826"/>
       <w:r>
         <w:lastRenderedPageBreak/>
         <w:t>2.</w:t>
@@ -4424,8 +4865,9 @@
       <w:r>
         <w:t>пользователя</w:t>
       </w:r>
-      <w:bookmarkEnd w:id="26"/>
-      <w:bookmarkEnd w:id="27"/>
+      <w:bookmarkEnd w:id="36"/>
+      <w:bookmarkEnd w:id="37"/>
+      <w:bookmarkEnd w:id="38"/>
     </w:p>
     <w:p>
       <w:r>
@@ -4434,12 +4876,28 @@
     </w:p>
     <w:p>
       <w:r>
-        <w:t>Сервер выполняет проверку уникальности электронной почты в базе данных. Если указанный email уже зарегистрирован, база данных возвращает соответствующий ответ, и система отображает клиенту сообщение об ошибке: «Пользователь уже зарегистрирован». После этого процесс возвращается к этапу заполнения формы регистрации.</w:t>
-      </w:r>
-    </w:p>
-    <w:p>
-      <w:r>
-        <w:t>Если email не найден в базе данных, система переходит к сохранению нового пользователя. Сервер сохраняет учётные данные клиента в базе данных, после чего получает подтверждение об успешном сохранении. Затем система отображает клиенту сообщение об успешной регистрации в пользовательском интерфейсе. На этом процесс завершается.</w:t>
+        <w:t xml:space="preserve">Сервер выполняет проверку уникальности электронной почты в базе данных. Если указанный </w:t>
+      </w:r>
+      <w:proofErr w:type="spellStart"/>
+      <w:r>
+        <w:t>email</w:t>
+      </w:r>
+      <w:proofErr w:type="spellEnd"/>
+      <w:r>
+        <w:t xml:space="preserve"> уже зарегистрирован, база данных возвращает соответствующий ответ, и система отображает клиенту сообщение об ошибке: «Пользователь уже зарегистрирован». После этого процесс возвращается к этапу заполнения формы регистрации.</w:t>
+      </w:r>
+    </w:p>
+    <w:p>
+      <w:r>
+        <w:t xml:space="preserve">Если </w:t>
+      </w:r>
+      <w:proofErr w:type="spellStart"/>
+      <w:r>
+        <w:t>email</w:t>
+      </w:r>
+      <w:proofErr w:type="spellEnd"/>
+      <w:r>
+        <w:t xml:space="preserve"> не найден в базе данных, система переходит к сохранению нового пользователя. Сервер сохраняет учётные данные клиента в базе данных, после чего получает подтверждение об успешном сохранении. Затем система отображает клиенту сообщение об успешной регистрации в пользовательском интерфейсе. На этом процесс завершается.</w:t>
       </w:r>
     </w:p>
     <w:p>
@@ -4494,14 +4952,27 @@
       <w:r>
         <w:t xml:space="preserve">Рисунок </w:t>
       </w:r>
-      <w:fldSimple w:instr=" SEQ Рисунок \* ARABIC ">
-        <w:r>
-          <w:rPr>
-            <w:noProof/>
-          </w:rPr>
-          <w:t>11</w:t>
-        </w:r>
-      </w:fldSimple>
+      <w:r>
+        <w:fldChar w:fldCharType="begin"/>
+      </w:r>
+      <w:r>
+        <w:instrText xml:space="preserve"> SEQ Рисунок \* ARABIC </w:instrText>
+      </w:r>
+      <w:r>
+        <w:fldChar w:fldCharType="separate"/>
+      </w:r>
+      <w:r>
+        <w:rPr>
+          <w:noProof/>
+        </w:rPr>
+        <w:t>11</w:t>
+      </w:r>
+      <w:r>
+        <w:rPr>
+          <w:noProof/>
+        </w:rPr>
+        <w:fldChar w:fldCharType="end"/>
+      </w:r>
       <w:r>
         <w:t xml:space="preserve">. </w:t>
       </w:r>
@@ -4513,9 +4984,10 @@
       <w:pPr>
         <w:pStyle w:val="2"/>
       </w:pPr>
-      <w:bookmarkStart w:id="28" w:name="_Toc229991873"/>
-      <w:bookmarkStart w:id="29" w:name="_Toc230250332"/>
-      <w:bookmarkStart w:id="30" w:name="_Hlk229871420"/>
+      <w:bookmarkStart w:id="39" w:name="_Toc229991873"/>
+      <w:bookmarkStart w:id="40" w:name="_Toc230250332"/>
+      <w:bookmarkStart w:id="41" w:name="_Hlk229871420"/>
+      <w:bookmarkStart w:id="42" w:name="_Toc230987827"/>
       <w:r>
         <w:lastRenderedPageBreak/>
         <w:t>2.</w:t>
@@ -4535,18 +5007,43 @@
       <w:r>
         <w:t xml:space="preserve"> пользователя</w:t>
       </w:r>
-      <w:bookmarkEnd w:id="28"/>
-      <w:bookmarkEnd w:id="29"/>
-    </w:p>
-    <w:bookmarkEnd w:id="30"/>
-    <w:p>
-      <w:r>
-        <w:t>Для начала пользователь вводит свой email и пароль в интерфейсе. Данные передаются через интерфейс на сервер, где происходит проверка учётных данных. Сервер выполняет внутреннее действие - сверяет введённый email и пароль с данными, хранящимися в базе.</w:t>
-      </w:r>
-    </w:p>
-    <w:p>
-      <w:r>
-        <w:t>Если введённые данные не верны, сервер возвращает интерфейсу сообщение об ошибке авторизации. Интерфейс отображает пользователю ошибку с текстом «Неверный email или пароль», после чего пользователь возвращается к шагу ввода данных.</w:t>
+      <w:bookmarkEnd w:id="39"/>
+      <w:bookmarkEnd w:id="40"/>
+      <w:bookmarkEnd w:id="42"/>
+    </w:p>
+    <w:bookmarkEnd w:id="41"/>
+    <w:p>
+      <w:r>
+        <w:t xml:space="preserve">Для начала пользователь вводит свой </w:t>
+      </w:r>
+      <w:proofErr w:type="spellStart"/>
+      <w:r>
+        <w:t>email</w:t>
+      </w:r>
+      <w:proofErr w:type="spellEnd"/>
+      <w:r>
+        <w:t xml:space="preserve"> и пароль в интерфейсе. Данные передаются через интерфейс на сервер, где происходит проверка учётных данных. Сервер выполняет внутреннее действие - сверяет введённый </w:t>
+      </w:r>
+      <w:proofErr w:type="spellStart"/>
+      <w:r>
+        <w:t>email</w:t>
+      </w:r>
+      <w:proofErr w:type="spellEnd"/>
+      <w:r>
+        <w:t xml:space="preserve"> и пароль с данными, хранящимися в базе.</w:t>
+      </w:r>
+    </w:p>
+    <w:p>
+      <w:r>
+        <w:t xml:space="preserve">Если введённые данные не верны, сервер возвращает интерфейсу сообщение об ошибке авторизации. Интерфейс отображает пользователю ошибку с текстом «Неверный </w:t>
+      </w:r>
+      <w:proofErr w:type="spellStart"/>
+      <w:r>
+        <w:t>email</w:t>
+      </w:r>
+      <w:proofErr w:type="spellEnd"/>
+      <w:r>
+        <w:t xml:space="preserve"> или пароль», после чего пользователь возвращается к шагу ввода данных.</w:t>
       </w:r>
     </w:p>
     <w:p>
@@ -4614,14 +5111,27 @@
       <w:r>
         <w:t xml:space="preserve">Рисунок </w:t>
       </w:r>
-      <w:fldSimple w:instr=" SEQ Рисунок \* ARABIC ">
-        <w:r>
-          <w:rPr>
-            <w:noProof/>
-          </w:rPr>
-          <w:t>12</w:t>
-        </w:r>
-      </w:fldSimple>
+      <w:r>
+        <w:fldChar w:fldCharType="begin"/>
+      </w:r>
+      <w:r>
+        <w:instrText xml:space="preserve"> SEQ Рисунок \* ARABIC </w:instrText>
+      </w:r>
+      <w:r>
+        <w:fldChar w:fldCharType="separate"/>
+      </w:r>
+      <w:r>
+        <w:rPr>
+          <w:noProof/>
+        </w:rPr>
+        <w:t>12</w:t>
+      </w:r>
+      <w:r>
+        <w:rPr>
+          <w:noProof/>
+        </w:rPr>
+        <w:fldChar w:fldCharType="end"/>
+      </w:r>
       <w:r>
         <w:t xml:space="preserve">. </w:t>
       </w:r>
@@ -4633,26 +5143,46 @@
       <w:pPr>
         <w:pStyle w:val="1"/>
       </w:pPr>
-      <w:bookmarkStart w:id="31" w:name="_Toc230250333"/>
+      <w:bookmarkStart w:id="43" w:name="_Toc230250333"/>
+      <w:bookmarkStart w:id="44" w:name="_Toc230987828"/>
       <w:r>
         <w:lastRenderedPageBreak/>
         <w:t>3. Реализация программы</w:t>
       </w:r>
-      <w:bookmarkEnd w:id="31"/>
+      <w:bookmarkEnd w:id="43"/>
+      <w:bookmarkEnd w:id="44"/>
     </w:p>
     <w:p>
       <w:pPr>
         <w:pStyle w:val="2"/>
       </w:pPr>
-      <w:bookmarkStart w:id="32" w:name="_Toc230250334"/>
+      <w:bookmarkStart w:id="45" w:name="_Toc230250334"/>
+      <w:bookmarkStart w:id="46" w:name="_Toc230987829"/>
       <w:r>
         <w:t>3.1 Разработка дизайна проекта.</w:t>
       </w:r>
-      <w:bookmarkEnd w:id="32"/>
-    </w:p>
-    <w:p>
-      <w:r>
-        <w:t>Первым шагом данная задача была добавлена на канбан-доску, где для неё были выделены следующие подзадачи: создание выкраски (подбор цветовой палитры), выбор цветового оформления интерфейса и создание логотипа</w:t>
+      <w:bookmarkEnd w:id="45"/>
+      <w:bookmarkEnd w:id="46"/>
+    </w:p>
+    <w:p>
+      <w:r>
+        <w:t xml:space="preserve">Первым шагом данная задача была добавлена на </w:t>
+      </w:r>
+      <w:proofErr w:type="spellStart"/>
+      <w:r>
+        <w:t>канбан</w:t>
+      </w:r>
+      <w:proofErr w:type="spellEnd"/>
+      <w:r>
+        <w:t xml:space="preserve">-доску, где для неё были выделены следующие подзадачи: создание </w:t>
+      </w:r>
+      <w:proofErr w:type="spellStart"/>
+      <w:r>
+        <w:t>выкраски</w:t>
+      </w:r>
+      <w:proofErr w:type="spellEnd"/>
+      <w:r>
+        <w:t xml:space="preserve"> (подбор цветовой палитры), выбор цветового оформления интерфейса и создание логотипа</w:t>
       </w:r>
       <w:r>
         <w:t>.</w:t>
@@ -4719,21 +5249,42 @@
       <w:r>
         <w:t xml:space="preserve">Рисунок </w:t>
       </w:r>
-      <w:fldSimple w:instr=" SEQ Рисунок \* ARABIC ">
-        <w:r>
-          <w:rPr>
-            <w:noProof/>
-          </w:rPr>
-          <w:t>13</w:t>
-        </w:r>
-      </w:fldSimple>
+      <w:r>
+        <w:fldChar w:fldCharType="begin"/>
+      </w:r>
+      <w:r>
+        <w:instrText xml:space="preserve"> SEQ Рисунок \* ARABIC </w:instrText>
+      </w:r>
+      <w:r>
+        <w:fldChar w:fldCharType="separate"/>
+      </w:r>
+      <w:r>
+        <w:rPr>
+          <w:noProof/>
+        </w:rPr>
+        <w:t>13</w:t>
+      </w:r>
+      <w:r>
+        <w:rPr>
+          <w:noProof/>
+        </w:rPr>
+        <w:fldChar w:fldCharType="end"/>
+      </w:r>
       <w:r>
         <w:t>. Задача разработка дизайна проекта</w:t>
       </w:r>
     </w:p>
     <w:p>
       <w:r>
-        <w:t>Для разработки дизайна проектов было создано 6 карточек с различными вариантами выкрасок цветовой гаммы, каждая из которых включала 4</w:t>
+        <w:t xml:space="preserve">Для разработки дизайна проектов было создано 6 карточек с различными вариантами </w:t>
+      </w:r>
+      <w:proofErr w:type="spellStart"/>
+      <w:r>
+        <w:t>выкрасок</w:t>
+      </w:r>
+      <w:proofErr w:type="spellEnd"/>
+      <w:r>
+        <w:t xml:space="preserve"> цветовой гаммы, каждая из которых включала 4</w:t>
       </w:r>
       <w:r>
         <w:t>-</w:t>
@@ -4799,14 +5350,27 @@
       <w:r>
         <w:t xml:space="preserve">Рисунок </w:t>
       </w:r>
-      <w:fldSimple w:instr=" SEQ Рисунок \* ARABIC ">
-        <w:r>
-          <w:rPr>
-            <w:noProof/>
-          </w:rPr>
-          <w:t>14</w:t>
-        </w:r>
-      </w:fldSimple>
+      <w:r>
+        <w:fldChar w:fldCharType="begin"/>
+      </w:r>
+      <w:r>
+        <w:instrText xml:space="preserve"> SEQ Рисунок \* ARABIC </w:instrText>
+      </w:r>
+      <w:r>
+        <w:fldChar w:fldCharType="separate"/>
+      </w:r>
+      <w:r>
+        <w:rPr>
+          <w:noProof/>
+        </w:rPr>
+        <w:t>14</w:t>
+      </w:r>
+      <w:r>
+        <w:rPr>
+          <w:noProof/>
+        </w:rPr>
+        <w:fldChar w:fldCharType="end"/>
+      </w:r>
       <w:r>
         <w:t>. Цветовая гамма проекта</w:t>
       </w:r>
@@ -4861,7 +5425,23 @@
         <w:ind w:left="0" w:firstLine="709"/>
       </w:pPr>
       <w:r>
-        <w:t>#1F2937 – цвет подвала (footer) и шапки (header) сайта, а также основного текста;</w:t>
+        <w:t>#1F2937 – цвет подвала (</w:t>
+      </w:r>
+      <w:proofErr w:type="spellStart"/>
+      <w:r>
+        <w:t>footer</w:t>
+      </w:r>
+      <w:proofErr w:type="spellEnd"/>
+      <w:r>
+        <w:t>) и шапки (</w:t>
+      </w:r>
+      <w:proofErr w:type="spellStart"/>
+      <w:r>
+        <w:t>header</w:t>
+      </w:r>
+      <w:proofErr w:type="spellEnd"/>
+      <w:r>
+        <w:t>) сайта, а также основного текста;</w:t>
       </w:r>
     </w:p>
     <w:p>
@@ -4999,14 +5579,27 @@
       <w:r>
         <w:t xml:space="preserve">Рисунок </w:t>
       </w:r>
-      <w:fldSimple w:instr=" SEQ Рисунок \* ARABIC ">
-        <w:r>
-          <w:rPr>
-            <w:noProof/>
-          </w:rPr>
-          <w:t>15</w:t>
-        </w:r>
-      </w:fldSimple>
+      <w:r>
+        <w:fldChar w:fldCharType="begin"/>
+      </w:r>
+      <w:r>
+        <w:instrText xml:space="preserve"> SEQ Рисунок \* ARABIC </w:instrText>
+      </w:r>
+      <w:r>
+        <w:fldChar w:fldCharType="separate"/>
+      </w:r>
+      <w:r>
+        <w:rPr>
+          <w:noProof/>
+        </w:rPr>
+        <w:t>15</w:t>
+      </w:r>
+      <w:r>
+        <w:rPr>
+          <w:noProof/>
+        </w:rPr>
+        <w:fldChar w:fldCharType="end"/>
+      </w:r>
       <w:r>
         <w:t>. Логотип проекта ГПС</w:t>
       </w:r>
@@ -5030,7 +5623,8 @@
       <w:pPr>
         <w:pStyle w:val="2"/>
       </w:pPr>
-      <w:bookmarkStart w:id="33" w:name="_Toc230250335"/>
+      <w:bookmarkStart w:id="47" w:name="_Toc230250335"/>
+      <w:bookmarkStart w:id="48" w:name="_Toc230987830"/>
       <w:r>
         <w:t xml:space="preserve">3.2 Создание </w:t>
       </w:r>
@@ -5046,7 +5640,8 @@
       <w:r>
         <w:t>диаграммы.</w:t>
       </w:r>
-      <w:bookmarkEnd w:id="33"/>
+      <w:bookmarkEnd w:id="47"/>
+      <w:bookmarkEnd w:id="48"/>
     </w:p>
     <w:p>
       <w:r>
@@ -5264,14 +5859,27 @@
       <w:r>
         <w:t xml:space="preserve">Рисунок </w:t>
       </w:r>
-      <w:fldSimple w:instr=" SEQ Рисунок \* ARABIC ">
-        <w:r>
-          <w:rPr>
-            <w:noProof/>
-          </w:rPr>
-          <w:t>16</w:t>
-        </w:r>
-      </w:fldSimple>
+      <w:r>
+        <w:fldChar w:fldCharType="begin"/>
+      </w:r>
+      <w:r>
+        <w:instrText xml:space="preserve"> SEQ Рисунок \* ARABIC </w:instrText>
+      </w:r>
+      <w:r>
+        <w:fldChar w:fldCharType="separate"/>
+      </w:r>
+      <w:r>
+        <w:rPr>
+          <w:noProof/>
+        </w:rPr>
+        <w:t>16</w:t>
+      </w:r>
+      <w:r>
+        <w:rPr>
+          <w:noProof/>
+        </w:rPr>
+        <w:fldChar w:fldCharType="end"/>
+      </w:r>
       <w:r>
         <w:t xml:space="preserve">. </w:t>
       </w:r>
@@ -5292,18 +5900,36 @@
       <w:pPr>
         <w:pStyle w:val="2"/>
       </w:pPr>
-      <w:bookmarkStart w:id="34" w:name="_Toc230250336"/>
+      <w:bookmarkStart w:id="49" w:name="_Toc230250336"/>
+      <w:bookmarkStart w:id="50" w:name="_Toc230987831"/>
       <w:r>
         <w:t>3.3 Модели данных и формы для работы с ними</w:t>
       </w:r>
       <w:r>
         <w:t>.</w:t>
       </w:r>
-      <w:bookmarkEnd w:id="34"/>
-    </w:p>
-    <w:p>
-      <w:r>
-        <w:t>На канбан-доске была создана основная задача «Разработка, создание моделей и форм», которая стала ключевым этапом в проектировании backend-части веб-приложения. Данная задача включала в себя проектирование логической структуры данных, разработку моделей базы данных и создание пользовательских форм для взаимодействия с этими данными.</w:t>
+      <w:bookmarkEnd w:id="49"/>
+      <w:bookmarkEnd w:id="50"/>
+    </w:p>
+    <w:p>
+      <w:r>
+        <w:t xml:space="preserve">На </w:t>
+      </w:r>
+      <w:proofErr w:type="spellStart"/>
+      <w:r>
+        <w:t>канбан</w:t>
+      </w:r>
+      <w:proofErr w:type="spellEnd"/>
+      <w:r>
+        <w:t xml:space="preserve">-доске была создана основная задача «Разработка, создание моделей и форм», которая стала ключевым этапом в проектировании </w:t>
+      </w:r>
+      <w:proofErr w:type="spellStart"/>
+      <w:r>
+        <w:t>backend</w:t>
+      </w:r>
+      <w:proofErr w:type="spellEnd"/>
+      <w:r>
+        <w:t>-части веб-приложения. Данная задача включала в себя проектирование логической структуры данных, разработку моделей базы данных и создание пользовательских форм для взаимодействия с этими данными.</w:t>
       </w:r>
     </w:p>
     <w:p>
@@ -5335,7 +5961,15 @@
     </w:p>
     <w:p>
       <w:r>
-        <w:t>Поля: имя, фамилия, email, пароль, номер телефона.</w:t>
+        <w:t xml:space="preserve">Поля: имя, фамилия, </w:t>
+      </w:r>
+      <w:proofErr w:type="spellStart"/>
+      <w:r>
+        <w:t>email</w:t>
+      </w:r>
+      <w:proofErr w:type="spellEnd"/>
+      <w:r>
+        <w:t>, пароль, номер телефона.</w:t>
       </w:r>
     </w:p>
     <w:p>
@@ -5356,7 +5990,15 @@
         <w:ind w:left="0" w:firstLine="709"/>
       </w:pPr>
       <w:r>
-        <w:t>Модель «Бюджет» (Budget)</w:t>
+        <w:t>Модель «Бюджет» (</w:t>
+      </w:r>
+      <w:proofErr w:type="spellStart"/>
+      <w:r>
+        <w:t>Budget</w:t>
+      </w:r>
+      <w:proofErr w:type="spellEnd"/>
+      <w:r>
+        <w:t>)</w:t>
       </w:r>
     </w:p>
     <w:p>
@@ -5387,7 +6029,15 @@
         <w:ind w:left="0" w:firstLine="709"/>
       </w:pPr>
       <w:r>
-        <w:t>Модель «Поездка» (Trip)</w:t>
+        <w:t>Модель «Поездка» (</w:t>
+      </w:r>
+      <w:proofErr w:type="spellStart"/>
+      <w:r>
+        <w:t>Trip</w:t>
+      </w:r>
+      <w:proofErr w:type="spellEnd"/>
+      <w:r>
+        <w:t>)</w:t>
       </w:r>
     </w:p>
     <w:p>
@@ -5428,7 +6078,15 @@
     </w:p>
     <w:p>
       <w:r>
-        <w:t>Поля: название, валюта, налоговая ставка (vat_rate), язык.</w:t>
+        <w:t>Поля: название, валюта, налоговая ставка (</w:t>
+      </w:r>
+      <w:proofErr w:type="spellStart"/>
+      <w:r>
+        <w:t>vat_rate</w:t>
+      </w:r>
+      <w:proofErr w:type="spellEnd"/>
+      <w:r>
+        <w:t>), язык.</w:t>
       </w:r>
     </w:p>
     <w:p>
@@ -5497,14 +6155,27 @@
       <w:r>
         <w:t xml:space="preserve">Рисунок </w:t>
       </w:r>
-      <w:fldSimple w:instr=" SEQ Рисунок \* ARABIC ">
-        <w:r>
-          <w:rPr>
-            <w:noProof/>
-          </w:rPr>
-          <w:t>17</w:t>
-        </w:r>
-      </w:fldSimple>
+      <w:r>
+        <w:fldChar w:fldCharType="begin"/>
+      </w:r>
+      <w:r>
+        <w:instrText xml:space="preserve"> SEQ Рисунок \* ARABIC </w:instrText>
+      </w:r>
+      <w:r>
+        <w:fldChar w:fldCharType="separate"/>
+      </w:r>
+      <w:r>
+        <w:rPr>
+          <w:noProof/>
+        </w:rPr>
+        <w:t>17</w:t>
+      </w:r>
+      <w:r>
+        <w:rPr>
+          <w:noProof/>
+        </w:rPr>
+        <w:fldChar w:fldCharType="end"/>
+      </w:r>
       <w:r>
         <w:t>. Задача разработка, создание моделей и форм</w:t>
       </w:r>
@@ -5517,7 +6188,15 @@
     </w:p>
     <w:p>
       <w:r>
-        <w:t>Главная страница (home)</w:t>
+        <w:t>Главная страница (</w:t>
+      </w:r>
+      <w:proofErr w:type="spellStart"/>
+      <w:r>
+        <w:t>home</w:t>
+      </w:r>
+      <w:proofErr w:type="spellEnd"/>
+      <w:r>
+        <w:t>)</w:t>
       </w:r>
       <w:r>
         <w:t>:</w:t>
@@ -5747,7 +6426,15 @@
         <w:t>Привязка бюджетных расходов</w:t>
       </w:r>
       <w:r>
-        <w:t xml:space="preserve"> (связь с моделью Budget)</w:t>
+        <w:t xml:space="preserve"> (связь с моделью </w:t>
+      </w:r>
+      <w:proofErr w:type="spellStart"/>
+      <w:r>
+        <w:t>Budget</w:t>
+      </w:r>
+      <w:proofErr w:type="spellEnd"/>
+      <w:r>
+        <w:t>)</w:t>
       </w:r>
       <w:r>
         <w:t>.</w:t>
@@ -5914,14 +6601,27 @@
       <w:r>
         <w:t xml:space="preserve">Рисунок </w:t>
       </w:r>
-      <w:fldSimple w:instr=" SEQ Рисунок \* ARABIC ">
-        <w:r>
-          <w:rPr>
-            <w:noProof/>
-          </w:rPr>
-          <w:t>18</w:t>
-        </w:r>
-      </w:fldSimple>
+      <w:r>
+        <w:fldChar w:fldCharType="begin"/>
+      </w:r>
+      <w:r>
+        <w:instrText xml:space="preserve"> SEQ Рисунок \* ARABIC </w:instrText>
+      </w:r>
+      <w:r>
+        <w:fldChar w:fldCharType="separate"/>
+      </w:r>
+      <w:r>
+        <w:rPr>
+          <w:noProof/>
+        </w:rPr>
+        <w:t>18</w:t>
+      </w:r>
+      <w:r>
+        <w:rPr>
+          <w:noProof/>
+        </w:rPr>
+        <w:fldChar w:fldCharType="end"/>
+      </w:r>
       <w:r>
         <w:t xml:space="preserve">. Задачи на создание </w:t>
       </w:r>
@@ -5953,6 +6653,7 @@
       <w:pPr>
         <w:pStyle w:val="2"/>
       </w:pPr>
+      <w:bookmarkStart w:id="51" w:name="_Toc230987832"/>
       <w:r>
         <w:t xml:space="preserve">3.4 </w:t>
       </w:r>
@@ -5974,10 +6675,19 @@
       <w:r>
         <w:t>.</w:t>
       </w:r>
-    </w:p>
-    <w:p>
-      <w:r>
-        <w:t>На канбан-доске была создана</w:t>
+      <w:bookmarkEnd w:id="51"/>
+    </w:p>
+    <w:p>
+      <w:r>
+        <w:t xml:space="preserve">На </w:t>
+      </w:r>
+      <w:proofErr w:type="spellStart"/>
+      <w:r>
+        <w:t>канбан</w:t>
+      </w:r>
+      <w:proofErr w:type="spellEnd"/>
+      <w:r>
+        <w:t>-доске была создана</w:t>
       </w:r>
       <w:r>
         <w:t xml:space="preserve"> основная задача </w:t>
@@ -6099,14 +6809,27 @@
       <w:r>
         <w:t xml:space="preserve">Рисунок </w:t>
       </w:r>
-      <w:fldSimple w:instr=" SEQ Рисунок \* ARABIC ">
-        <w:r>
-          <w:rPr>
-            <w:noProof/>
-          </w:rPr>
-          <w:t>19</w:t>
-        </w:r>
-      </w:fldSimple>
+      <w:r>
+        <w:fldChar w:fldCharType="begin"/>
+      </w:r>
+      <w:r>
+        <w:instrText xml:space="preserve"> SEQ Рисунок \* ARABIC </w:instrText>
+      </w:r>
+      <w:r>
+        <w:fldChar w:fldCharType="separate"/>
+      </w:r>
+      <w:r>
+        <w:rPr>
+          <w:noProof/>
+        </w:rPr>
+        <w:t>19</w:t>
+      </w:r>
+      <w:r>
+        <w:rPr>
+          <w:noProof/>
+        </w:rPr>
+        <w:fldChar w:fldCharType="end"/>
+      </w:r>
       <w:r>
         <w:t xml:space="preserve">. </w:t>
       </w:r>
@@ -6119,41 +6842,1970 @@
         </w:rPr>
         <w:t>API</w:t>
       </w:r>
+    </w:p>
+    <w:p>
+      <w:pPr>
+        <w:pStyle w:val="2"/>
+      </w:pPr>
+      <w:bookmarkStart w:id="52" w:name="_Toc230987833"/>
+      <w:r>
+        <w:lastRenderedPageBreak/>
+        <w:t>3.</w:t>
+      </w:r>
+      <w:r>
+        <w:t>5</w:t>
+      </w:r>
+      <w:r>
+        <w:t xml:space="preserve"> Объединение рабочих версия проекта.</w:t>
+      </w:r>
+      <w:bookmarkEnd w:id="52"/>
+    </w:p>
+    <w:p>
+      <w:r>
+        <w:t>В начале был скопирован</w:t>
+      </w:r>
+      <w:r>
+        <w:t xml:space="preserve">а папка </w:t>
+      </w:r>
+      <w:r>
+        <w:rPr>
+          <w:lang w:val="en-US"/>
+        </w:rPr>
+        <w:t>GC</w:t>
+      </w:r>
+      <w:r>
+        <w:t xml:space="preserve"> </w:t>
+      </w:r>
+      <w:r>
+        <w:t xml:space="preserve">с ветки </w:t>
+      </w:r>
+      <w:proofErr w:type="spellStart"/>
+      <w:r>
+        <w:rPr>
+          <w:lang w:val="en-US"/>
+        </w:rPr>
+        <w:t>developA</w:t>
+      </w:r>
+      <w:proofErr w:type="spellEnd"/>
+      <w:r>
+        <w:t xml:space="preserve"> </w:t>
+      </w:r>
+      <w:r>
+        <w:t xml:space="preserve">на ветку </w:t>
+      </w:r>
+      <w:r>
+        <w:rPr>
+          <w:lang w:val="en-US"/>
+        </w:rPr>
+        <w:t>develop</w:t>
+      </w:r>
+      <w:r>
+        <w:t xml:space="preserve"> </w:t>
+      </w:r>
+      <w:r>
+        <w:t xml:space="preserve">для того, чтобы производить дальнейший </w:t>
+      </w:r>
+      <w:proofErr w:type="spellStart"/>
+      <w:r>
+        <w:t>мердж</w:t>
+      </w:r>
+      <w:proofErr w:type="spellEnd"/>
+      <w:r>
+        <w:t xml:space="preserve">. </w:t>
+      </w:r>
+      <w:r>
+        <w:t xml:space="preserve">В процессе разработки возникла необходимость объединить изменения из ветки </w:t>
+      </w:r>
+      <w:proofErr w:type="spellStart"/>
+      <w:r>
+        <w:t>developP</w:t>
+      </w:r>
+      <w:proofErr w:type="spellEnd"/>
+      <w:r>
+        <w:t xml:space="preserve"> (где велась активная работа над функционалом) в основную ветку </w:t>
+      </w:r>
+      <w:proofErr w:type="spellStart"/>
+      <w:r>
+        <w:t>develop</w:t>
+      </w:r>
+      <w:proofErr w:type="spellEnd"/>
+      <w:r>
+        <w:t xml:space="preserve">. Для этого была выполнена стандартная последовательность действий: переключение на целевую ветку с помощью </w:t>
+      </w:r>
+      <w:proofErr w:type="spellStart"/>
+      <w:r>
+        <w:t>git</w:t>
+      </w:r>
+      <w:proofErr w:type="spellEnd"/>
+      <w:r>
+        <w:t xml:space="preserve"> </w:t>
+      </w:r>
+      <w:proofErr w:type="spellStart"/>
+      <w:r>
+        <w:t>checkout</w:t>
+      </w:r>
+      <w:proofErr w:type="spellEnd"/>
+      <w:r>
+        <w:t xml:space="preserve"> </w:t>
+      </w:r>
+      <w:proofErr w:type="spellStart"/>
+      <w:r>
+        <w:t>develop</w:t>
+      </w:r>
+      <w:proofErr w:type="spellEnd"/>
+      <w:r>
+        <w:t xml:space="preserve"> и запуск слияния командой </w:t>
+      </w:r>
+      <w:proofErr w:type="spellStart"/>
+      <w:r>
+        <w:t>git</w:t>
+      </w:r>
+      <w:proofErr w:type="spellEnd"/>
+      <w:r>
+        <w:t xml:space="preserve"> </w:t>
+      </w:r>
+      <w:proofErr w:type="spellStart"/>
+      <w:r>
+        <w:t>merge</w:t>
+      </w:r>
+      <w:proofErr w:type="spellEnd"/>
+      <w:r>
+        <w:t xml:space="preserve"> </w:t>
+      </w:r>
+      <w:proofErr w:type="spellStart"/>
+      <w:r>
+        <w:t>developP</w:t>
+      </w:r>
+      <w:proofErr w:type="spellEnd"/>
+      <w:r>
+        <w:t>.</w:t>
+      </w:r>
+    </w:p>
+    <w:p>
+      <w:r>
+        <w:t xml:space="preserve">Однако </w:t>
+      </w:r>
+      <w:proofErr w:type="spellStart"/>
+      <w:r>
+        <w:t>Git</w:t>
+      </w:r>
+      <w:proofErr w:type="spellEnd"/>
+      <w:r>
+        <w:t xml:space="preserve"> не смог автоматически объединить изменения из-за возникших конфликтов. Конфликты затронули не только файлы исходного кода (models.py, views.py, urls.py, settings.py), но и временные, а также бинарные файлы: базу данных db.sqlite3, скомпилированные файлы в папках __</w:t>
+      </w:r>
+      <w:proofErr w:type="spellStart"/>
+      <w:r>
+        <w:t>pycache</w:t>
+      </w:r>
+      <w:proofErr w:type="spellEnd"/>
+      <w:r>
+        <w:t>__</w:t>
+      </w:r>
+      <w:r>
+        <w:t>.</w:t>
+      </w:r>
+    </w:p>
+    <w:p>
+      <w:r>
+        <w:t>Конфликты с файлами исходного кода были исправлены вручную (приняты или отклонены изменения файлов), а проблема с временными файлами решилась проведением дополнительной миграции.</w:t>
+      </w:r>
+    </w:p>
+    <w:p>
+      <w:r>
+        <w:t xml:space="preserve">После этого последний коммит из ветки разработки </w:t>
+      </w:r>
+      <w:r>
+        <w:rPr>
+          <w:lang w:val="en-US"/>
+        </w:rPr>
+        <w:t>develop</w:t>
+      </w:r>
+      <w:r>
+        <w:t xml:space="preserve"> </w:t>
+      </w:r>
+      <w:r>
+        <w:t xml:space="preserve">был скопирован в главную ветку </w:t>
+      </w:r>
+      <w:r>
+        <w:rPr>
+          <w:lang w:val="en-US"/>
+        </w:rPr>
+        <w:t>main</w:t>
+      </w:r>
+      <w:r>
+        <w:t>.</w:t>
+      </w:r>
+    </w:p>
+    <w:p>
+      <w:pPr>
+        <w:keepNext/>
+      </w:pPr>
+      <w:r>
+        <w:drawing>
+          <wp:inline distT="0" distB="0" distL="0" distR="0" wp14:anchorId="4D63D5BC" wp14:editId="153585B4">
+            <wp:extent cx="5514975" cy="3228811"/>
+            <wp:effectExtent l="0" t="0" r="0" b="0"/>
+            <wp:docPr id="24" name="Рисунок 24"/>
+            <wp:cNvGraphicFramePr>
+              <a:graphicFrameLocks xmlns:a="http://schemas.openxmlformats.org/drawingml/2006/main" noChangeAspect="1"/>
+            </wp:cNvGraphicFramePr>
+            <a:graphic xmlns:a="http://schemas.openxmlformats.org/drawingml/2006/main">
+              <a:graphicData uri="http://schemas.openxmlformats.org/drawingml/2006/picture">
+                <pic:pic xmlns:pic="http://schemas.openxmlformats.org/drawingml/2006/picture">
+                  <pic:nvPicPr>
+                    <pic:cNvPr id="1" name=""/>
+                    <pic:cNvPicPr/>
+                  </pic:nvPicPr>
+                  <pic:blipFill rotWithShape="1">
+                    <a:blip r:embed="rId27"/>
+                    <a:srcRect r="1743"/>
+                    <a:stretch/>
+                  </pic:blipFill>
+                  <pic:spPr bwMode="auto">
+                    <a:xfrm>
+                      <a:off x="0" y="0"/>
+                      <a:ext cx="5524215" cy="3234221"/>
+                    </a:xfrm>
+                    <a:prstGeom prst="rect">
+                      <a:avLst/>
+                    </a:prstGeom>
+                    <a:ln>
+                      <a:noFill/>
+                    </a:ln>
+                    <a:extLst>
+                      <a:ext uri="{53640926-AAD7-44D8-BBD7-CCE9431645EC}">
+                        <a14:shadowObscured xmlns:a14="http://schemas.microsoft.com/office/drawing/2010/main"/>
+                      </a:ext>
+                    </a:extLst>
+                  </pic:spPr>
+                </pic:pic>
+              </a:graphicData>
+            </a:graphic>
+          </wp:inline>
+        </w:drawing>
+      </w:r>
+    </w:p>
+    <w:p>
+      <w:pPr>
+        <w:jc w:val="center"/>
+      </w:pPr>
+      <w:r>
+        <w:t xml:space="preserve">Рисунок </w:t>
+      </w:r>
+      <w:r>
+        <w:fldChar w:fldCharType="begin"/>
+      </w:r>
+      <w:r>
+        <w:instrText xml:space="preserve"> SEQ Рисунок \* ARABIC </w:instrText>
+      </w:r>
+      <w:r>
+        <w:fldChar w:fldCharType="separate"/>
+      </w:r>
+      <w:r>
+        <w:rPr>
+          <w:noProof/>
+        </w:rPr>
+        <w:t>20</w:t>
+      </w:r>
+      <w:r>
+        <w:fldChar w:fldCharType="end"/>
+      </w:r>
+      <w:r>
+        <w:t xml:space="preserve">. Результат </w:t>
+      </w:r>
+      <w:r>
+        <w:t>объединения рабочих версий</w:t>
+      </w:r>
+    </w:p>
+    <w:p>
+      <w:pPr>
+        <w:pStyle w:val="1"/>
+      </w:pPr>
+      <w:bookmarkStart w:id="53" w:name="_Toc230987834"/>
+      <w:r>
+        <w:lastRenderedPageBreak/>
+        <w:t>4</w:t>
+      </w:r>
+      <w:r>
+        <w:t xml:space="preserve">. </w:t>
+      </w:r>
+      <w:r>
+        <w:t>Тестовая документация</w:t>
+      </w:r>
+      <w:bookmarkEnd w:id="53"/>
+    </w:p>
+    <w:p>
+      <w:pPr>
+        <w:pStyle w:val="2"/>
+      </w:pPr>
+      <w:bookmarkStart w:id="54" w:name="_Toc230987835"/>
+      <w:r>
+        <w:t xml:space="preserve">4.1 </w:t>
+      </w:r>
+      <w:r>
+        <w:t>План тестирования</w:t>
+      </w:r>
+      <w:bookmarkEnd w:id="54"/>
+    </w:p>
+    <w:p>
+      <w:pPr>
+        <w:pStyle w:val="af9"/>
+        <w:numPr>
+          <w:ilvl w:val="0"/>
+          <w:numId w:val="29"/>
+        </w:numPr>
+        <w:spacing w:after="160"/>
+      </w:pPr>
+      <w:r>
+        <w:t>Перечень работ.</w:t>
+      </w:r>
+    </w:p>
+    <w:p>
+      <w:pPr>
+        <w:rPr>
+          <w:rFonts w:cs="Times New Roman"/>
+          <w:szCs w:val="28"/>
+        </w:rPr>
+      </w:pPr>
+      <w:r>
+        <w:rPr>
+          <w:rFonts w:cs="Times New Roman"/>
+          <w:szCs w:val="28"/>
+        </w:rPr>
+        <w:t>Рассматриваемый объект – «</w:t>
+      </w:r>
+      <w:r>
+        <w:rPr>
+          <w:rFonts w:cs="Times New Roman"/>
+          <w:szCs w:val="28"/>
+        </w:rPr>
+        <w:t>Гид по странам</w:t>
+      </w:r>
+      <w:r>
+        <w:rPr>
+          <w:rFonts w:cs="Times New Roman"/>
+          <w:szCs w:val="28"/>
+        </w:rPr>
+        <w:t>».</w:t>
+      </w:r>
+    </w:p>
+    <w:p>
+      <w:pPr>
+        <w:rPr>
+          <w:rFonts w:cs="Times New Roman"/>
+          <w:szCs w:val="28"/>
+        </w:rPr>
+      </w:pPr>
+      <w:r>
+        <w:rPr>
+          <w:rFonts w:cs="Times New Roman"/>
+          <w:szCs w:val="28"/>
+        </w:rPr>
+        <w:t>Перечень компонентов, который будет подвергаться тестированию:</w:t>
+      </w:r>
+    </w:p>
+    <w:p>
+      <w:pPr>
+        <w:pStyle w:val="af9"/>
+        <w:numPr>
+          <w:ilvl w:val="0"/>
+          <w:numId w:val="33"/>
+        </w:numPr>
+        <w:tabs>
+          <w:tab w:val="left" w:pos="993"/>
+        </w:tabs>
+        <w:ind w:left="0" w:firstLine="709"/>
+        <w:rPr>
+          <w:sz w:val="24"/>
+        </w:rPr>
+      </w:pPr>
+      <w:r>
+        <w:t>функция создания категории фраз (например, «Приветствия», «Еда», «Транспорт»);</w:t>
+      </w:r>
+    </w:p>
+    <w:p>
+      <w:pPr>
+        <w:pStyle w:val="af9"/>
+        <w:numPr>
+          <w:ilvl w:val="0"/>
+          <w:numId w:val="33"/>
+        </w:numPr>
+        <w:tabs>
+          <w:tab w:val="left" w:pos="993"/>
+        </w:tabs>
+        <w:ind w:left="0" w:firstLine="709"/>
+      </w:pPr>
+      <w:r>
+        <w:t>функция удаления категории фраз;</w:t>
+      </w:r>
+    </w:p>
+    <w:p>
+      <w:pPr>
+        <w:pStyle w:val="af9"/>
+        <w:numPr>
+          <w:ilvl w:val="0"/>
+          <w:numId w:val="33"/>
+        </w:numPr>
+        <w:tabs>
+          <w:tab w:val="left" w:pos="993"/>
+        </w:tabs>
+        <w:ind w:left="0" w:firstLine="709"/>
+      </w:pPr>
+      <w:r>
+        <w:t>функция добавления фразы в категорию;</w:t>
+      </w:r>
+    </w:p>
+    <w:p>
+      <w:pPr>
+        <w:pStyle w:val="af9"/>
+        <w:numPr>
+          <w:ilvl w:val="0"/>
+          <w:numId w:val="33"/>
+        </w:numPr>
+        <w:tabs>
+          <w:tab w:val="left" w:pos="993"/>
+        </w:tabs>
+        <w:ind w:left="0" w:firstLine="709"/>
+      </w:pPr>
+      <w:r>
+        <w:t>функция редактирования фразы;</w:t>
+      </w:r>
+    </w:p>
+    <w:p>
+      <w:pPr>
+        <w:pStyle w:val="af9"/>
+        <w:numPr>
+          <w:ilvl w:val="0"/>
+          <w:numId w:val="33"/>
+        </w:numPr>
+        <w:tabs>
+          <w:tab w:val="left" w:pos="993"/>
+        </w:tabs>
+        <w:ind w:left="0" w:firstLine="709"/>
+      </w:pPr>
+      <w:r>
+        <w:t>функция удаления фразы из категории;</w:t>
+      </w:r>
+    </w:p>
+    <w:p>
+      <w:pPr>
+        <w:pStyle w:val="af9"/>
+        <w:numPr>
+          <w:ilvl w:val="0"/>
+          <w:numId w:val="33"/>
+        </w:numPr>
+        <w:tabs>
+          <w:tab w:val="left" w:pos="993"/>
+        </w:tabs>
+        <w:ind w:left="0" w:firstLine="709"/>
+      </w:pPr>
+      <w:r>
+        <w:t>функция добавления приложения (название, описание, логотип);</w:t>
+      </w:r>
+    </w:p>
+    <w:p>
+      <w:pPr>
+        <w:pStyle w:val="af9"/>
+        <w:numPr>
+          <w:ilvl w:val="0"/>
+          <w:numId w:val="33"/>
+        </w:numPr>
+        <w:tabs>
+          <w:tab w:val="left" w:pos="993"/>
+        </w:tabs>
+        <w:ind w:left="0" w:firstLine="709"/>
+      </w:pPr>
+      <w:r>
+        <w:t>функция редактирования информации о приложении;</w:t>
+      </w:r>
+    </w:p>
+    <w:p>
+      <w:pPr>
+        <w:pStyle w:val="af9"/>
+        <w:numPr>
+          <w:ilvl w:val="0"/>
+          <w:numId w:val="33"/>
+        </w:numPr>
+        <w:tabs>
+          <w:tab w:val="left" w:pos="993"/>
+        </w:tabs>
+        <w:ind w:left="0" w:firstLine="709"/>
+      </w:pPr>
+      <w:r>
+        <w:t>функция удаления приложени</w:t>
+      </w:r>
+      <w:r>
+        <w:t>и</w:t>
+      </w:r>
+      <w:r>
+        <w:t>;</w:t>
+      </w:r>
+    </w:p>
+    <w:p>
+      <w:pPr>
+        <w:pStyle w:val="af9"/>
+        <w:numPr>
+          <w:ilvl w:val="0"/>
+          <w:numId w:val="33"/>
+        </w:numPr>
+        <w:tabs>
+          <w:tab w:val="left" w:pos="993"/>
+        </w:tabs>
+        <w:ind w:left="0" w:firstLine="709"/>
+      </w:pPr>
+      <w:r>
+        <w:t>функция валидации вводимых данных в формах;</w:t>
+      </w:r>
+    </w:p>
+    <w:p>
+      <w:pPr>
+        <w:pStyle w:val="af9"/>
+        <w:numPr>
+          <w:ilvl w:val="0"/>
+          <w:numId w:val="29"/>
+        </w:numPr>
+        <w:spacing w:after="160"/>
+      </w:pPr>
+      <w:r>
+        <w:t>Критерии качества.</w:t>
+      </w:r>
+    </w:p>
+    <w:p>
+      <w:pPr>
+        <w:tabs>
+          <w:tab w:val="left" w:pos="993"/>
+        </w:tabs>
+      </w:pPr>
+      <w:r>
+        <w:t>•</w:t>
+      </w:r>
+      <w:r>
+        <w:tab/>
+        <w:t>Функциональность - способность выполнять задачи, отвечать потребностям пользователей.</w:t>
+      </w:r>
+    </w:p>
+    <w:p>
+      <w:pPr>
+        <w:tabs>
+          <w:tab w:val="left" w:pos="993"/>
+        </w:tabs>
+      </w:pPr>
+      <w:r>
+        <w:t>•</w:t>
+      </w:r>
+      <w:r>
+        <w:tab/>
+        <w:t>Надежность - способность сохранять работоспособность в заданных условиях в течение определённого времени.</w:t>
+      </w:r>
+    </w:p>
+    <w:p>
+      <w:pPr>
+        <w:tabs>
+          <w:tab w:val="left" w:pos="993"/>
+        </w:tabs>
+      </w:pPr>
+      <w:r>
+        <w:t>•</w:t>
+      </w:r>
+      <w:r>
+        <w:tab/>
+        <w:t>Юзабилити - способность ПО быть понятным, удобным для освоения, управляемым.</w:t>
+      </w:r>
+    </w:p>
+    <w:p>
+      <w:pPr>
+        <w:tabs>
+          <w:tab w:val="left" w:pos="993"/>
+        </w:tabs>
+      </w:pPr>
+      <w:r>
+        <w:t>•</w:t>
+      </w:r>
+      <w:r>
+        <w:tab/>
+        <w:t>Эффективность - способность обеспечивать требуемый уровень производительности в соответствии с выделенными ресурсами, временем и другими условиями.</w:t>
+      </w:r>
+    </w:p>
+    <w:p>
+      <w:pPr>
+        <w:tabs>
+          <w:tab w:val="left" w:pos="993"/>
+        </w:tabs>
+      </w:pPr>
+      <w:r>
+        <w:t>•</w:t>
+      </w:r>
+      <w:r>
+        <w:tab/>
+        <w:t xml:space="preserve">Удобство сопровождения - простота анализа, тестирования, </w:t>
+      </w:r>
+      <w:r>
+        <w:t>коррекции</w:t>
+      </w:r>
+      <w:r>
+        <w:t xml:space="preserve"> компонентов ПО, его обслуживания, а также степень адаптации к новым условиям.</w:t>
+      </w:r>
+    </w:p>
+    <w:p>
+      <w:pPr>
+        <w:tabs>
+          <w:tab w:val="left" w:pos="993"/>
+        </w:tabs>
+      </w:pPr>
+      <w:r>
+        <w:lastRenderedPageBreak/>
+        <w:t>•</w:t>
+      </w:r>
+      <w:r>
+        <w:tab/>
+        <w:t xml:space="preserve">Совместимость - способность программных компонентов </w:t>
+      </w:r>
+      <w:r>
+        <w:t>взаимодействовать</w:t>
+      </w:r>
+      <w:r>
+        <w:t xml:space="preserve"> друг с другом.</w:t>
+      </w:r>
+    </w:p>
+    <w:p>
+      <w:pPr>
+        <w:tabs>
+          <w:tab w:val="left" w:pos="993"/>
+        </w:tabs>
+      </w:pPr>
+      <w:r>
+        <w:t>•</w:t>
+      </w:r>
+      <w:r>
+        <w:tab/>
+        <w:t>Защищённость - минимизация угроз, связанных с несанкционированным чтением, изменением информации.</w:t>
+      </w:r>
+    </w:p>
+    <w:p>
+      <w:pPr>
+        <w:pStyle w:val="af9"/>
+        <w:numPr>
+          <w:ilvl w:val="0"/>
+          <w:numId w:val="29"/>
+        </w:numPr>
+        <w:tabs>
+          <w:tab w:val="left" w:pos="1185"/>
+        </w:tabs>
+      </w:pPr>
+      <w:r>
+        <w:t>Оценка рисков.</w:t>
+      </w:r>
+    </w:p>
+    <w:p>
+      <w:pPr>
+        <w:jc w:val="right"/>
+      </w:pPr>
+      <w:r>
+        <w:t xml:space="preserve">Таблица </w:t>
+      </w:r>
+      <w:r>
+        <w:fldChar w:fldCharType="begin"/>
+      </w:r>
+      <w:r>
+        <w:instrText xml:space="preserve"> SEQ Таблица \* ARABIC </w:instrText>
+      </w:r>
+      <w:r>
+        <w:fldChar w:fldCharType="separate"/>
+      </w:r>
+      <w:r>
+        <w:rPr>
+          <w:noProof/>
+        </w:rPr>
+        <w:t>1</w:t>
+      </w:r>
+      <w:r>
+        <w:fldChar w:fldCharType="end"/>
+      </w:r>
+      <w:r>
+        <w:t>. Оценка рисков</w:t>
+      </w:r>
+    </w:p>
+    <w:tbl>
+      <w:tblPr>
+        <w:tblStyle w:val="afa"/>
+        <w:tblW w:w="0" w:type="auto"/>
+        <w:tblInd w:w="137" w:type="dxa"/>
+        <w:tblLook w:val="04A0" w:firstRow="1" w:lastRow="0" w:firstColumn="1" w:lastColumn="0" w:noHBand="0" w:noVBand="1"/>
+      </w:tblPr>
+      <w:tblGrid>
+        <w:gridCol w:w="2443"/>
+        <w:gridCol w:w="2822"/>
+        <w:gridCol w:w="3942"/>
+      </w:tblGrid>
+      <w:tr>
+        <w:tc>
+          <w:tcPr>
+            <w:tcW w:w="2443" w:type="dxa"/>
+          </w:tcPr>
+          <w:p>
+            <w:pPr>
+              <w:spacing w:line="240" w:lineRule="auto"/>
+              <w:ind w:firstLine="0"/>
+              <w:rPr>
+                <w:rFonts w:cs="Times New Roman"/>
+                <w:sz w:val="24"/>
+                <w:szCs w:val="24"/>
+              </w:rPr>
+            </w:pPr>
+            <w:r>
+              <w:rPr>
+                <w:rFonts w:cs="Times New Roman"/>
+                <w:sz w:val="24"/>
+                <w:szCs w:val="24"/>
+              </w:rPr>
+              <w:t>Риск</w:t>
+            </w:r>
+          </w:p>
+        </w:tc>
+        <w:tc>
+          <w:tcPr>
+            <w:tcW w:w="2822" w:type="dxa"/>
+          </w:tcPr>
+          <w:p>
+            <w:pPr>
+              <w:spacing w:line="240" w:lineRule="auto"/>
+              <w:ind w:firstLine="0"/>
+              <w:rPr>
+                <w:rFonts w:cs="Times New Roman"/>
+                <w:sz w:val="24"/>
+                <w:szCs w:val="24"/>
+              </w:rPr>
+            </w:pPr>
+            <w:r>
+              <w:rPr>
+                <w:rFonts w:cs="Times New Roman"/>
+                <w:sz w:val="24"/>
+                <w:szCs w:val="24"/>
+              </w:rPr>
+              <w:t>Значимость</w:t>
+            </w:r>
+          </w:p>
+        </w:tc>
+        <w:tc>
+          <w:tcPr>
+            <w:tcW w:w="3942" w:type="dxa"/>
+          </w:tcPr>
+          <w:p>
+            <w:pPr>
+              <w:spacing w:line="240" w:lineRule="auto"/>
+              <w:ind w:firstLine="0"/>
+              <w:rPr>
+                <w:rFonts w:cs="Times New Roman"/>
+                <w:sz w:val="24"/>
+                <w:szCs w:val="24"/>
+              </w:rPr>
+            </w:pPr>
+            <w:r>
+              <w:rPr>
+                <w:rFonts w:cs="Times New Roman"/>
+                <w:sz w:val="24"/>
+                <w:szCs w:val="24"/>
+              </w:rPr>
+              <w:t>План решения</w:t>
+            </w:r>
+          </w:p>
+        </w:tc>
+      </w:tr>
+      <w:tr>
+        <w:tc>
+          <w:tcPr>
+            <w:tcW w:w="2443" w:type="dxa"/>
+            <w:hideMark/>
+          </w:tcPr>
+          <w:p>
+            <w:pPr>
+              <w:spacing w:line="240" w:lineRule="auto"/>
+              <w:ind w:firstLine="0"/>
+              <w:rPr>
+                <w:rFonts w:eastAsia="Times New Roman" w:cs="Times New Roman"/>
+                <w:color w:val="0F1115"/>
+                <w:sz w:val="24"/>
+                <w:szCs w:val="24"/>
+                <w:lang w:eastAsia="ru-RU"/>
+              </w:rPr>
+            </w:pPr>
+            <w:r>
+              <w:rPr>
+                <w:rFonts w:eastAsia="Times New Roman" w:cs="Times New Roman"/>
+                <w:color w:val="0F1115"/>
+                <w:sz w:val="24"/>
+                <w:szCs w:val="24"/>
+                <w:lang w:eastAsia="ru-RU"/>
+              </w:rPr>
+              <w:t>Некорректность и неточность вводимых данных (неправильный код валюты, неверная налоговая ставка, некорректный ввод дат)</w:t>
+            </w:r>
+          </w:p>
+        </w:tc>
+        <w:tc>
+          <w:tcPr>
+            <w:tcW w:w="0" w:type="auto"/>
+            <w:hideMark/>
+          </w:tcPr>
+          <w:p>
+            <w:pPr>
+              <w:spacing w:line="240" w:lineRule="auto"/>
+              <w:ind w:firstLine="0"/>
+              <w:rPr>
+                <w:rFonts w:eastAsia="Times New Roman" w:cs="Times New Roman"/>
+                <w:color w:val="0F1115"/>
+                <w:sz w:val="24"/>
+                <w:szCs w:val="24"/>
+                <w:lang w:eastAsia="ru-RU"/>
+              </w:rPr>
+            </w:pPr>
+            <w:r>
+              <w:rPr>
+                <w:rFonts w:eastAsia="Times New Roman" w:cs="Times New Roman"/>
+                <w:color w:val="0F1115"/>
+                <w:sz w:val="24"/>
+                <w:szCs w:val="24"/>
+                <w:lang w:eastAsia="ru-RU"/>
+              </w:rPr>
+              <w:t xml:space="preserve">Высокая (нарушается основная функциональность проекта </w:t>
+            </w:r>
+            <w:r>
+              <w:rPr>
+                <w:rFonts w:eastAsia="Times New Roman" w:cs="Times New Roman"/>
+                <w:color w:val="0F1115"/>
+                <w:sz w:val="24"/>
+                <w:szCs w:val="24"/>
+                <w:lang w:eastAsia="ru-RU"/>
+              </w:rPr>
+              <w:t>-</w:t>
+            </w:r>
+            <w:r>
+              <w:rPr>
+                <w:rFonts w:eastAsia="Times New Roman" w:cs="Times New Roman"/>
+                <w:color w:val="0F1115"/>
+                <w:sz w:val="24"/>
+                <w:szCs w:val="24"/>
+                <w:lang w:eastAsia="ru-RU"/>
+              </w:rPr>
+              <w:t xml:space="preserve"> точность справочной и финансовой информации)</w:t>
+            </w:r>
+          </w:p>
+        </w:tc>
+        <w:tc>
+          <w:tcPr>
+            <w:tcW w:w="0" w:type="auto"/>
+            <w:hideMark/>
+          </w:tcPr>
+          <w:p>
+            <w:pPr>
+              <w:spacing w:line="240" w:lineRule="auto"/>
+              <w:ind w:firstLine="0"/>
+              <w:rPr>
+                <w:rFonts w:eastAsia="Times New Roman" w:cs="Times New Roman"/>
+                <w:color w:val="0F1115"/>
+                <w:sz w:val="24"/>
+                <w:szCs w:val="24"/>
+                <w:lang w:eastAsia="ru-RU"/>
+              </w:rPr>
+            </w:pPr>
+            <w:r>
+              <w:rPr>
+                <w:rFonts w:eastAsia="Times New Roman" w:cs="Times New Roman"/>
+                <w:color w:val="0F1115"/>
+                <w:sz w:val="24"/>
+                <w:szCs w:val="24"/>
+                <w:lang w:eastAsia="ru-RU"/>
+              </w:rPr>
+              <w:t>Полная проверка данных и введение масок/валидаторов перед добавлением информации в БД (выбор валюты из выпадающего списка, ограничение диапазона налоговой ставки, проверка, что дата окончания поездки не раньше даты начала)</w:t>
+            </w:r>
+          </w:p>
+        </w:tc>
+      </w:tr>
+      <w:tr>
+        <w:tc>
+          <w:tcPr>
+            <w:tcW w:w="2443" w:type="dxa"/>
+            <w:hideMark/>
+          </w:tcPr>
+          <w:p>
+            <w:pPr>
+              <w:spacing w:line="240" w:lineRule="auto"/>
+              <w:ind w:firstLine="0"/>
+              <w:rPr>
+                <w:rFonts w:eastAsia="Times New Roman" w:cs="Times New Roman"/>
+                <w:color w:val="0F1115"/>
+                <w:sz w:val="24"/>
+                <w:szCs w:val="24"/>
+                <w:lang w:eastAsia="ru-RU"/>
+              </w:rPr>
+            </w:pPr>
+            <w:r>
+              <w:rPr>
+                <w:rFonts w:eastAsia="Times New Roman" w:cs="Times New Roman"/>
+                <w:color w:val="0F1115"/>
+                <w:sz w:val="24"/>
+                <w:szCs w:val="24"/>
+                <w:lang w:eastAsia="ru-RU"/>
+              </w:rPr>
+              <w:t>Дублирование данных (одинаковые страны, одинаковые категории фраз, повторяющиеся фразы в одной категории)</w:t>
+            </w:r>
+          </w:p>
+        </w:tc>
+        <w:tc>
+          <w:tcPr>
+            <w:tcW w:w="0" w:type="auto"/>
+            <w:hideMark/>
+          </w:tcPr>
+          <w:p>
+            <w:pPr>
+              <w:spacing w:line="240" w:lineRule="auto"/>
+              <w:ind w:firstLine="0"/>
+              <w:rPr>
+                <w:rFonts w:eastAsia="Times New Roman" w:cs="Times New Roman"/>
+                <w:color w:val="0F1115"/>
+                <w:sz w:val="24"/>
+                <w:szCs w:val="24"/>
+                <w:lang w:eastAsia="ru-RU"/>
+              </w:rPr>
+            </w:pPr>
+            <w:r>
+              <w:rPr>
+                <w:rFonts w:eastAsia="Times New Roman" w:cs="Times New Roman"/>
+                <w:color w:val="0F1115"/>
+                <w:sz w:val="24"/>
+                <w:szCs w:val="24"/>
+                <w:lang w:eastAsia="ru-RU"/>
+              </w:rPr>
+              <w:t>Средняя (БД нагружается лишними данными, ошибки при поиске и отображении)</w:t>
+            </w:r>
+          </w:p>
+        </w:tc>
+        <w:tc>
+          <w:tcPr>
+            <w:tcW w:w="0" w:type="auto"/>
+            <w:hideMark/>
+          </w:tcPr>
+          <w:p>
+            <w:pPr>
+              <w:spacing w:line="240" w:lineRule="auto"/>
+              <w:ind w:firstLine="0"/>
+              <w:rPr>
+                <w:rFonts w:eastAsia="Times New Roman" w:cs="Times New Roman"/>
+                <w:color w:val="0F1115"/>
+                <w:sz w:val="24"/>
+                <w:szCs w:val="24"/>
+                <w:lang w:eastAsia="ru-RU"/>
+              </w:rPr>
+            </w:pPr>
+            <w:r>
+              <w:rPr>
+                <w:rFonts w:eastAsia="Times New Roman" w:cs="Times New Roman"/>
+                <w:color w:val="0F1115"/>
+                <w:sz w:val="24"/>
+                <w:szCs w:val="24"/>
+                <w:lang w:eastAsia="ru-RU"/>
+              </w:rPr>
+              <w:t>Установка уникальных ограничений (</w:t>
+            </w:r>
+            <w:proofErr w:type="spellStart"/>
+            <w:r>
+              <w:rPr>
+                <w:rFonts w:eastAsia="Times New Roman" w:cs="Times New Roman"/>
+                <w:color w:val="0F1115"/>
+                <w:sz w:val="24"/>
+                <w:szCs w:val="24"/>
+                <w:lang w:eastAsia="ru-RU"/>
+              </w:rPr>
+              <w:t>unique_together</w:t>
+            </w:r>
+            <w:proofErr w:type="spellEnd"/>
+            <w:r>
+              <w:rPr>
+                <w:rFonts w:eastAsia="Times New Roman" w:cs="Times New Roman"/>
+                <w:color w:val="0F1115"/>
+                <w:sz w:val="24"/>
+                <w:szCs w:val="24"/>
+                <w:lang w:eastAsia="ru-RU"/>
+              </w:rPr>
+              <w:t>) на уровне модели, проверка существования записи перед добавление</w:t>
+            </w:r>
+            <w:r>
+              <w:rPr>
+                <w:rFonts w:eastAsia="Times New Roman" w:cs="Times New Roman"/>
+                <w:color w:val="0F1115"/>
+                <w:sz w:val="24"/>
+                <w:szCs w:val="24"/>
+                <w:lang w:eastAsia="ru-RU"/>
+              </w:rPr>
+              <w:t>м</w:t>
+            </w:r>
+          </w:p>
+        </w:tc>
+      </w:tr>
+      <w:tr>
+        <w:tc>
+          <w:tcPr>
+            <w:tcW w:w="2443" w:type="dxa"/>
+            <w:hideMark/>
+          </w:tcPr>
+          <w:p>
+            <w:pPr>
+              <w:spacing w:line="240" w:lineRule="auto"/>
+              <w:ind w:firstLine="0"/>
+              <w:rPr>
+                <w:rFonts w:eastAsia="Times New Roman" w:cs="Times New Roman"/>
+                <w:color w:val="0F1115"/>
+                <w:sz w:val="24"/>
+                <w:szCs w:val="24"/>
+                <w:lang w:eastAsia="ru-RU"/>
+              </w:rPr>
+            </w:pPr>
+            <w:r>
+              <w:rPr>
+                <w:rFonts w:eastAsia="Times New Roman" w:cs="Times New Roman"/>
+                <w:color w:val="0F1115"/>
+                <w:sz w:val="24"/>
+                <w:szCs w:val="24"/>
+                <w:lang w:eastAsia="ru-RU"/>
+              </w:rPr>
+              <w:t>Орфографические ошибки (опечатки в названиях стран, фраз, категорий, описании приложений)</w:t>
+            </w:r>
+          </w:p>
+        </w:tc>
+        <w:tc>
+          <w:tcPr>
+            <w:tcW w:w="0" w:type="auto"/>
+            <w:hideMark/>
+          </w:tcPr>
+          <w:p>
+            <w:pPr>
+              <w:spacing w:line="240" w:lineRule="auto"/>
+              <w:ind w:firstLine="0"/>
+              <w:rPr>
+                <w:rFonts w:eastAsia="Times New Roman" w:cs="Times New Roman"/>
+                <w:color w:val="0F1115"/>
+                <w:sz w:val="24"/>
+                <w:szCs w:val="24"/>
+                <w:lang w:eastAsia="ru-RU"/>
+              </w:rPr>
+            </w:pPr>
+            <w:r>
+              <w:rPr>
+                <w:rFonts w:eastAsia="Times New Roman" w:cs="Times New Roman"/>
+                <w:color w:val="0F1115"/>
+                <w:sz w:val="24"/>
+                <w:szCs w:val="24"/>
+                <w:lang w:eastAsia="ru-RU"/>
+              </w:rPr>
+              <w:t>Низкая (не влияет на работу системы, но снижает качество восприятия)</w:t>
+            </w:r>
+          </w:p>
+        </w:tc>
+        <w:tc>
+          <w:tcPr>
+            <w:tcW w:w="0" w:type="auto"/>
+            <w:hideMark/>
+          </w:tcPr>
+          <w:p>
+            <w:pPr>
+              <w:spacing w:line="240" w:lineRule="auto"/>
+              <w:ind w:firstLine="0"/>
+              <w:rPr>
+                <w:rFonts w:eastAsia="Times New Roman" w:cs="Times New Roman"/>
+                <w:color w:val="0F1115"/>
+                <w:sz w:val="24"/>
+                <w:szCs w:val="24"/>
+                <w:lang w:eastAsia="ru-RU"/>
+              </w:rPr>
+            </w:pPr>
+            <w:r>
+              <w:rPr>
+                <w:rFonts w:eastAsia="Times New Roman" w:cs="Times New Roman"/>
+                <w:color w:val="0F1115"/>
+                <w:sz w:val="24"/>
+                <w:szCs w:val="24"/>
+                <w:lang w:eastAsia="ru-RU"/>
+              </w:rPr>
+              <w:t>Проверка текста сторонними средствами (орфография в браузере, ручная проверка, вычитка перед добавлением)</w:t>
+            </w:r>
+          </w:p>
+        </w:tc>
+      </w:tr>
+      <w:tr>
+        <w:tc>
+          <w:tcPr>
+            <w:tcW w:w="2443" w:type="dxa"/>
+            <w:hideMark/>
+          </w:tcPr>
+          <w:p>
+            <w:pPr>
+              <w:spacing w:line="240" w:lineRule="auto"/>
+              <w:ind w:firstLine="0"/>
+              <w:rPr>
+                <w:rFonts w:eastAsia="Times New Roman" w:cs="Times New Roman"/>
+                <w:color w:val="0F1115"/>
+                <w:sz w:val="24"/>
+                <w:szCs w:val="24"/>
+                <w:lang w:eastAsia="ru-RU"/>
+              </w:rPr>
+            </w:pPr>
+            <w:r>
+              <w:rPr>
+                <w:rFonts w:eastAsia="Times New Roman" w:cs="Times New Roman"/>
+                <w:color w:val="0F1115"/>
+                <w:sz w:val="24"/>
+                <w:szCs w:val="24"/>
+                <w:lang w:eastAsia="ru-RU"/>
+              </w:rPr>
+              <w:t>Долгая загрузка при поиске и фильтрации стран, категорий, фраз или приложений</w:t>
+            </w:r>
+          </w:p>
+        </w:tc>
+        <w:tc>
+          <w:tcPr>
+            <w:tcW w:w="0" w:type="auto"/>
+            <w:hideMark/>
+          </w:tcPr>
+          <w:p>
+            <w:pPr>
+              <w:spacing w:line="240" w:lineRule="auto"/>
+              <w:ind w:firstLine="0"/>
+              <w:rPr>
+                <w:rFonts w:eastAsia="Times New Roman" w:cs="Times New Roman"/>
+                <w:color w:val="0F1115"/>
+                <w:sz w:val="24"/>
+                <w:szCs w:val="24"/>
+                <w:lang w:eastAsia="ru-RU"/>
+              </w:rPr>
+            </w:pPr>
+            <w:r>
+              <w:rPr>
+                <w:rFonts w:eastAsia="Times New Roman" w:cs="Times New Roman"/>
+                <w:color w:val="0F1115"/>
+                <w:sz w:val="24"/>
+                <w:szCs w:val="24"/>
+                <w:lang w:eastAsia="ru-RU"/>
+              </w:rPr>
+              <w:t>Средняя (большая нагрузка на БД или неправильная обработка запросов, особенно при офлайн-режиме)</w:t>
+            </w:r>
+          </w:p>
+        </w:tc>
+        <w:tc>
+          <w:tcPr>
+            <w:tcW w:w="0" w:type="auto"/>
+            <w:hideMark/>
+          </w:tcPr>
+          <w:p>
+            <w:pPr>
+              <w:spacing w:line="240" w:lineRule="auto"/>
+              <w:ind w:firstLine="0"/>
+              <w:rPr>
+                <w:rFonts w:eastAsia="Times New Roman" w:cs="Times New Roman"/>
+                <w:color w:val="0F1115"/>
+                <w:sz w:val="24"/>
+                <w:szCs w:val="24"/>
+                <w:lang w:eastAsia="ru-RU"/>
+              </w:rPr>
+            </w:pPr>
+            <w:r>
+              <w:rPr>
+                <w:rFonts w:eastAsia="Times New Roman" w:cs="Times New Roman"/>
+                <w:color w:val="0F1115"/>
+                <w:sz w:val="24"/>
+                <w:szCs w:val="24"/>
+                <w:lang w:eastAsia="ru-RU"/>
+              </w:rPr>
+              <w:t>Тестирование производительности и надёжности сайта/приложения с последующей оптимизацией запросов, индексация часто используемых полей в БД</w:t>
+            </w:r>
+          </w:p>
+        </w:tc>
+      </w:tr>
+      <w:tr>
+        <w:tc>
+          <w:tcPr>
+            <w:tcW w:w="2443" w:type="dxa"/>
+            <w:hideMark/>
+          </w:tcPr>
+          <w:p>
+            <w:pPr>
+              <w:spacing w:line="240" w:lineRule="auto"/>
+              <w:ind w:firstLine="0"/>
+              <w:rPr>
+                <w:rFonts w:eastAsia="Times New Roman" w:cs="Times New Roman"/>
+                <w:color w:val="0F1115"/>
+                <w:sz w:val="24"/>
+                <w:szCs w:val="24"/>
+                <w:lang w:eastAsia="ru-RU"/>
+              </w:rPr>
+            </w:pPr>
+            <w:r>
+              <w:rPr>
+                <w:rFonts w:eastAsia="Times New Roman" w:cs="Times New Roman"/>
+                <w:color w:val="0F1115"/>
+                <w:sz w:val="24"/>
+                <w:szCs w:val="24"/>
+                <w:lang w:eastAsia="ru-RU"/>
+              </w:rPr>
+              <w:t>Затруднения в использовании интерфейса (неочевидность работы функций, сложность навигации между странами, категориями и фразами)</w:t>
+            </w:r>
+          </w:p>
+        </w:tc>
+        <w:tc>
+          <w:tcPr>
+            <w:tcW w:w="0" w:type="auto"/>
+            <w:hideMark/>
+          </w:tcPr>
+          <w:p>
+            <w:pPr>
+              <w:spacing w:line="240" w:lineRule="auto"/>
+              <w:ind w:firstLine="0"/>
+              <w:rPr>
+                <w:rFonts w:eastAsia="Times New Roman" w:cs="Times New Roman"/>
+                <w:color w:val="0F1115"/>
+                <w:sz w:val="24"/>
+                <w:szCs w:val="24"/>
+                <w:lang w:eastAsia="ru-RU"/>
+              </w:rPr>
+            </w:pPr>
+            <w:r>
+              <w:rPr>
+                <w:rFonts w:eastAsia="Times New Roman" w:cs="Times New Roman"/>
+                <w:color w:val="0F1115"/>
+                <w:sz w:val="24"/>
+                <w:szCs w:val="24"/>
+                <w:lang w:eastAsia="ru-RU"/>
+              </w:rPr>
+              <w:t>Средняя (снижает удобство использования, особенно для новых пользователей)</w:t>
+            </w:r>
+          </w:p>
+        </w:tc>
+        <w:tc>
+          <w:tcPr>
+            <w:tcW w:w="0" w:type="auto"/>
+            <w:hideMark/>
+          </w:tcPr>
+          <w:p>
+            <w:pPr>
+              <w:spacing w:line="240" w:lineRule="auto"/>
+              <w:ind w:firstLine="0"/>
+              <w:rPr>
+                <w:rFonts w:eastAsia="Times New Roman" w:cs="Times New Roman"/>
+                <w:color w:val="0F1115"/>
+                <w:sz w:val="24"/>
+                <w:szCs w:val="24"/>
+                <w:lang w:eastAsia="ru-RU"/>
+              </w:rPr>
+            </w:pPr>
+            <w:r>
+              <w:rPr>
+                <w:rFonts w:eastAsia="Times New Roman" w:cs="Times New Roman"/>
+                <w:color w:val="0F1115"/>
+                <w:sz w:val="24"/>
+                <w:szCs w:val="24"/>
+                <w:lang w:eastAsia="ru-RU"/>
+              </w:rPr>
+              <w:t>Бета-тестирование на целевой аудитории, сбор и анализ мнения пользователей, юзабилити-тесты, итеративное улучшение интерфейса</w:t>
+            </w:r>
+          </w:p>
+        </w:tc>
+      </w:tr>
+      <w:tr>
+        <w:tc>
+          <w:tcPr>
+            <w:tcW w:w="0" w:type="auto"/>
+            <w:hideMark/>
+          </w:tcPr>
+          <w:p>
+            <w:pPr>
+              <w:spacing w:line="240" w:lineRule="auto"/>
+              <w:ind w:firstLine="0"/>
+              <w:jc w:val="left"/>
+              <w:rPr>
+                <w:rFonts w:eastAsia="Times New Roman" w:cs="Times New Roman"/>
+                <w:color w:val="0F1115"/>
+                <w:sz w:val="24"/>
+                <w:szCs w:val="24"/>
+                <w:lang w:eastAsia="ru-RU"/>
+              </w:rPr>
+            </w:pPr>
+            <w:r>
+              <w:rPr>
+                <w:rFonts w:eastAsia="Times New Roman" w:cs="Times New Roman"/>
+                <w:color w:val="0F1115"/>
+                <w:sz w:val="24"/>
+                <w:szCs w:val="24"/>
+                <w:lang w:eastAsia="ru-RU"/>
+              </w:rPr>
+              <w:t>Потеря данных при отсутствии интернета (мобильное приложение)</w:t>
+            </w:r>
+          </w:p>
+        </w:tc>
+        <w:tc>
+          <w:tcPr>
+            <w:tcW w:w="0" w:type="auto"/>
+            <w:hideMark/>
+          </w:tcPr>
+          <w:p>
+            <w:pPr>
+              <w:spacing w:line="240" w:lineRule="auto"/>
+              <w:ind w:firstLine="0"/>
+              <w:jc w:val="left"/>
+              <w:rPr>
+                <w:rFonts w:eastAsia="Times New Roman" w:cs="Times New Roman"/>
+                <w:color w:val="0F1115"/>
+                <w:sz w:val="24"/>
+                <w:szCs w:val="24"/>
+                <w:lang w:eastAsia="ru-RU"/>
+              </w:rPr>
+            </w:pPr>
+            <w:r>
+              <w:rPr>
+                <w:rFonts w:eastAsia="Times New Roman" w:cs="Times New Roman"/>
+                <w:color w:val="0F1115"/>
+                <w:sz w:val="24"/>
+                <w:szCs w:val="24"/>
+                <w:lang w:eastAsia="ru-RU"/>
+              </w:rPr>
+              <w:t>Средняя (нарушается офлайн-доступ к разговорнику и списку приложений)</w:t>
+            </w:r>
+          </w:p>
+        </w:tc>
+        <w:tc>
+          <w:tcPr>
+            <w:tcW w:w="0" w:type="auto"/>
+            <w:hideMark/>
+          </w:tcPr>
+          <w:p>
+            <w:pPr>
+              <w:spacing w:line="240" w:lineRule="auto"/>
+              <w:ind w:firstLine="0"/>
+              <w:jc w:val="left"/>
+              <w:rPr>
+                <w:rFonts w:eastAsia="Times New Roman" w:cs="Times New Roman"/>
+                <w:color w:val="0F1115"/>
+                <w:sz w:val="24"/>
+                <w:szCs w:val="24"/>
+                <w:lang w:eastAsia="ru-RU"/>
+              </w:rPr>
+            </w:pPr>
+            <w:r>
+              <w:rPr>
+                <w:rFonts w:eastAsia="Times New Roman" w:cs="Times New Roman"/>
+                <w:color w:val="0F1115"/>
+                <w:sz w:val="24"/>
+                <w:szCs w:val="24"/>
+                <w:lang w:eastAsia="ru-RU"/>
+              </w:rPr>
+              <w:t>Реализация локального кеширования данных (</w:t>
+            </w:r>
+            <w:proofErr w:type="spellStart"/>
+            <w:r>
+              <w:rPr>
+                <w:rFonts w:eastAsia="Times New Roman" w:cs="Times New Roman"/>
+                <w:color w:val="0F1115"/>
+                <w:sz w:val="24"/>
+                <w:szCs w:val="24"/>
+                <w:lang w:eastAsia="ru-RU"/>
+              </w:rPr>
+              <w:t>Room</w:t>
+            </w:r>
+            <w:proofErr w:type="spellEnd"/>
+            <w:r>
+              <w:rPr>
+                <w:rFonts w:eastAsia="Times New Roman" w:cs="Times New Roman"/>
+                <w:color w:val="0F1115"/>
+                <w:sz w:val="24"/>
+                <w:szCs w:val="24"/>
+                <w:lang w:eastAsia="ru-RU"/>
+              </w:rPr>
+              <w:t xml:space="preserve"> Database для </w:t>
+            </w:r>
+            <w:proofErr w:type="spellStart"/>
+            <w:r>
+              <w:rPr>
+                <w:rFonts w:eastAsia="Times New Roman" w:cs="Times New Roman"/>
+                <w:color w:val="0F1115"/>
+                <w:sz w:val="24"/>
+                <w:szCs w:val="24"/>
+                <w:lang w:eastAsia="ru-RU"/>
+              </w:rPr>
+              <w:t>Android</w:t>
+            </w:r>
+            <w:proofErr w:type="spellEnd"/>
+            <w:r>
+              <w:rPr>
+                <w:rFonts w:eastAsia="Times New Roman" w:cs="Times New Roman"/>
+                <w:color w:val="0F1115"/>
+                <w:sz w:val="24"/>
+                <w:szCs w:val="24"/>
+                <w:lang w:eastAsia="ru-RU"/>
+              </w:rPr>
+              <w:t xml:space="preserve">), синхронизация при наличии </w:t>
+            </w:r>
+            <w:r>
+              <w:rPr>
+                <w:rFonts w:eastAsia="Times New Roman" w:cs="Times New Roman"/>
+                <w:color w:val="0F1115"/>
+                <w:sz w:val="24"/>
+                <w:szCs w:val="24"/>
+                <w:lang w:eastAsia="ru-RU"/>
+              </w:rPr>
+              <w:lastRenderedPageBreak/>
+              <w:t>соединения, отображение статуса «офлайн-режим»</w:t>
+            </w:r>
+          </w:p>
+        </w:tc>
+      </w:tr>
+    </w:tbl>
+    <w:p>
+      <w:pPr>
+        <w:pStyle w:val="af9"/>
+        <w:numPr>
+          <w:ilvl w:val="0"/>
+          <w:numId w:val="29"/>
+        </w:numPr>
+        <w:tabs>
+          <w:tab w:val="left" w:pos="1185"/>
+        </w:tabs>
+        <w:spacing w:before="240"/>
+      </w:pPr>
+      <w:r>
+        <w:lastRenderedPageBreak/>
+        <w:t>Документация.</w:t>
+      </w:r>
+    </w:p>
+    <w:p>
+      <w:pPr>
+        <w:pStyle w:val="af9"/>
+        <w:numPr>
+          <w:ilvl w:val="0"/>
+          <w:numId w:val="34"/>
+        </w:numPr>
+        <w:tabs>
+          <w:tab w:val="left" w:pos="1185"/>
+        </w:tabs>
+        <w:spacing w:before="240"/>
+      </w:pPr>
+      <w:r>
+        <w:t>Техническое</w:t>
+      </w:r>
+      <w:r>
+        <w:t xml:space="preserve"> </w:t>
+      </w:r>
+      <w:r>
+        <w:t>задание</w:t>
+      </w:r>
+      <w:r>
+        <w:t>.</w:t>
+      </w:r>
+    </w:p>
+    <w:p>
+      <w:pPr>
+        <w:pStyle w:val="af9"/>
+        <w:numPr>
+          <w:ilvl w:val="0"/>
+          <w:numId w:val="34"/>
+        </w:numPr>
+        <w:tabs>
+          <w:tab w:val="left" w:pos="1185"/>
+        </w:tabs>
+        <w:spacing w:before="240"/>
+      </w:pPr>
+      <w:r>
+        <w:t>Архитектурная документация.</w:t>
+      </w:r>
+    </w:p>
+    <w:p>
+      <w:pPr>
+        <w:pStyle w:val="af9"/>
+        <w:numPr>
+          <w:ilvl w:val="0"/>
+          <w:numId w:val="34"/>
+        </w:numPr>
+        <w:tabs>
+          <w:tab w:val="left" w:pos="1185"/>
+        </w:tabs>
+        <w:spacing w:before="240" w:line="240" w:lineRule="auto"/>
+      </w:pPr>
+      <w:r>
+        <w:t>Тест- план.</w:t>
+      </w:r>
+    </w:p>
+    <w:p>
+      <w:pPr>
+        <w:pStyle w:val="af9"/>
+        <w:numPr>
+          <w:ilvl w:val="0"/>
+          <w:numId w:val="29"/>
+        </w:numPr>
+        <w:spacing w:before="100" w:beforeAutospacing="1" w:after="160"/>
+        <w:ind w:left="1066" w:hanging="357"/>
+      </w:pPr>
+      <w:r>
+        <w:t>Стратегия тестирования</w:t>
+      </w:r>
+      <w:r>
+        <w:t>.</w:t>
+      </w:r>
+    </w:p>
+    <w:p>
+      <w:r>
+        <w:t>Тестирование будет включать в себя разные методы такие, как:</w:t>
+      </w:r>
+    </w:p>
+    <w:p>
+      <w:pPr>
+        <w:pStyle w:val="af9"/>
+        <w:numPr>
+          <w:ilvl w:val="0"/>
+          <w:numId w:val="36"/>
+        </w:numPr>
+        <w:ind w:left="0" w:firstLine="1069"/>
+      </w:pPr>
+      <w:r>
+        <w:t xml:space="preserve">Тестирования функциональности </w:t>
+      </w:r>
+      <w:r>
+        <w:t>(</w:t>
+      </w:r>
+      <w:r>
+        <w:t xml:space="preserve">выполнение всех функций, находящихся в программе, например добавление </w:t>
+      </w:r>
+      <w:r>
+        <w:t>категории</w:t>
+      </w:r>
+      <w:r>
+        <w:t>);</w:t>
+      </w:r>
+    </w:p>
+    <w:p>
+      <w:pPr>
+        <w:pStyle w:val="af9"/>
+        <w:numPr>
+          <w:ilvl w:val="0"/>
+          <w:numId w:val="36"/>
+        </w:numPr>
+        <w:ind w:left="0" w:firstLine="1069"/>
+      </w:pPr>
+      <w:r>
+        <w:t>Тестирование на кроссплатформенность (программа открывается</w:t>
+      </w:r>
+      <w:r>
+        <w:t xml:space="preserve"> в разных браузерах)</w:t>
+      </w:r>
+      <w:r>
+        <w:t>;</w:t>
+      </w:r>
+    </w:p>
+    <w:p>
+      <w:pPr>
+        <w:pStyle w:val="af9"/>
+        <w:numPr>
+          <w:ilvl w:val="0"/>
+          <w:numId w:val="36"/>
+        </w:numPr>
+        <w:ind w:left="0" w:firstLine="1069"/>
+      </w:pPr>
+      <w:r>
+        <w:t>Тестирование на безопасность (конфиденциальность данных и разделение на роли);</w:t>
+      </w:r>
+    </w:p>
+    <w:p>
+      <w:pPr>
+        <w:pStyle w:val="af9"/>
+        <w:numPr>
+          <w:ilvl w:val="0"/>
+          <w:numId w:val="36"/>
+        </w:numPr>
+        <w:spacing w:after="160"/>
+      </w:pPr>
+      <w:r>
+        <w:t>Черный ящик (тестирование программы, без кода);</w:t>
+      </w:r>
+    </w:p>
+    <w:p>
+      <w:pPr>
+        <w:pStyle w:val="af9"/>
+        <w:numPr>
+          <w:ilvl w:val="0"/>
+          <w:numId w:val="36"/>
+        </w:numPr>
+        <w:ind w:left="0" w:firstLine="1069"/>
+      </w:pPr>
+      <w:r>
+        <w:t>Компонентное тестирование (тестирование отдельных компонентов программы перед их интеграцией, каждая функция корректно работает отдельно);</w:t>
+      </w:r>
+    </w:p>
+    <w:p>
+      <w:pPr>
+        <w:pStyle w:val="af9"/>
+        <w:numPr>
+          <w:ilvl w:val="0"/>
+          <w:numId w:val="29"/>
+        </w:numPr>
+        <w:tabs>
+          <w:tab w:val="left" w:pos="1134"/>
+        </w:tabs>
+        <w:spacing w:after="160"/>
+      </w:pPr>
+      <w:r>
+        <w:t>Ресурсы</w:t>
+      </w:r>
+      <w:r>
+        <w:t>.</w:t>
+      </w:r>
+    </w:p>
+    <w:p>
+      <w:r>
+        <w:t xml:space="preserve">Для тестирования ПО </w:t>
+      </w:r>
+      <w:r>
+        <w:rPr>
+          <w:rFonts w:cs="Times New Roman"/>
+          <w:szCs w:val="28"/>
+        </w:rPr>
+        <w:t>Справочник абитуриента</w:t>
+      </w:r>
+      <w:r>
+        <w:t xml:space="preserve"> необходимы такие ресурсы как:</w:t>
+      </w:r>
+    </w:p>
+    <w:p>
+      <w:pPr>
+        <w:pStyle w:val="af9"/>
+        <w:numPr>
+          <w:ilvl w:val="0"/>
+          <w:numId w:val="37"/>
+        </w:numPr>
+        <w:spacing w:after="160"/>
+      </w:pPr>
+      <w:r>
+        <w:t xml:space="preserve">Человеческие: </w:t>
+      </w:r>
+      <w:r>
+        <w:t>2</w:t>
+      </w:r>
+      <w:r>
+        <w:t xml:space="preserve"> тестировщика;</w:t>
+      </w:r>
+    </w:p>
+    <w:p>
+      <w:pPr>
+        <w:pStyle w:val="af9"/>
+        <w:numPr>
+          <w:ilvl w:val="0"/>
+          <w:numId w:val="37"/>
+        </w:numPr>
+        <w:spacing w:after="160"/>
+      </w:pPr>
+      <w:r>
+        <w:t xml:space="preserve">Аппаратные: ПК с ОС </w:t>
+      </w:r>
+      <w:r>
+        <w:rPr>
+          <w:lang w:val="en-US"/>
+        </w:rPr>
+        <w:t>Windows</w:t>
+      </w:r>
+      <w:r>
+        <w:t xml:space="preserve"> / </w:t>
+      </w:r>
+      <w:r>
+        <w:rPr>
+          <w:lang w:val="en-US"/>
+        </w:rPr>
+        <w:t>MacOS</w:t>
+      </w:r>
+      <w:r>
+        <w:t xml:space="preserve"> с доступом в интернет;</w:t>
+      </w:r>
+    </w:p>
+    <w:p>
+      <w:pPr>
+        <w:pStyle w:val="af9"/>
+        <w:numPr>
+          <w:ilvl w:val="0"/>
+          <w:numId w:val="37"/>
+        </w:numPr>
+        <w:spacing w:after="160"/>
+      </w:pPr>
+      <w:r>
+        <w:t xml:space="preserve">Программные: Браузер </w:t>
+      </w:r>
+      <w:r>
+        <w:rPr>
+          <w:lang w:val="en-US"/>
+        </w:rPr>
+        <w:t>Google</w:t>
+      </w:r>
+      <w:r>
+        <w:t xml:space="preserve"> </w:t>
+      </w:r>
+      <w:r>
+        <w:rPr>
+          <w:lang w:val="en-US"/>
+        </w:rPr>
+        <w:t>Chrome</w:t>
+      </w:r>
+      <w:r>
+        <w:t>.</w:t>
+      </w:r>
+    </w:p>
+    <w:p>
+      <w:pPr>
+        <w:pStyle w:val="af9"/>
+        <w:numPr>
+          <w:ilvl w:val="0"/>
+          <w:numId w:val="37"/>
+        </w:numPr>
+        <w:spacing w:after="160"/>
+      </w:pPr>
+      <w:r>
+        <w:t xml:space="preserve">Временные ресурсы: </w:t>
+      </w:r>
+      <w:r>
+        <w:t>3</w:t>
+      </w:r>
+      <w:r>
+        <w:t xml:space="preserve"> дн</w:t>
+      </w:r>
+      <w:r>
+        <w:t>я</w:t>
+      </w:r>
+      <w:r>
+        <w:t>.</w:t>
+      </w:r>
+    </w:p>
+    <w:p>
+      <w:pPr>
+        <w:pStyle w:val="af9"/>
+        <w:numPr>
+          <w:ilvl w:val="0"/>
+          <w:numId w:val="29"/>
+        </w:numPr>
+      </w:pPr>
+      <w:r>
+        <w:t>Метрики</w:t>
+      </w:r>
+      <w:r>
+        <w:t xml:space="preserve"> </w:t>
+      </w:r>
+    </w:p>
+    <w:p>
+      <w:pPr>
+        <w:ind w:left="709" w:firstLine="0"/>
+      </w:pPr>
+      <w:r>
+        <w:t>Покрытие требований</w:t>
+      </w:r>
+      <w:r>
+        <w:t xml:space="preserve"> - д</w:t>
+      </w:r>
+      <w:r>
+        <w:t>оля требований, покрытых тестами</w:t>
+      </w:r>
+      <w:r>
+        <w:t xml:space="preserve">. </w:t>
+      </w:r>
+    </w:p>
+    <w:p>
+      <w:r>
+        <w:t xml:space="preserve">Корректность обработки данных </w:t>
+      </w:r>
+      <w:r>
+        <w:t>-</w:t>
+      </w:r>
+      <w:r>
+        <w:t xml:space="preserve"> соответствие фактических результатов работы ожидаемым при валидных входных данных.</w:t>
+      </w:r>
+    </w:p>
+    <w:p>
+      <w:r>
+        <w:lastRenderedPageBreak/>
+        <w:t xml:space="preserve">Функциональная полнота </w:t>
+      </w:r>
+      <w:r>
+        <w:t>-</w:t>
+      </w:r>
+      <w:r>
+        <w:t xml:space="preserve"> наличие всех запланированных функций в продукте.</w:t>
+      </w:r>
+    </w:p>
+    <w:p>
+      <w:r>
+        <w:t xml:space="preserve">Точность вычислений </w:t>
+      </w:r>
+      <w:r>
+        <w:t>-</w:t>
+      </w:r>
+      <w:r>
+        <w:t xml:space="preserve"> степень отклонения фактических результатов от </w:t>
+      </w:r>
+      <w:r>
+        <w:t>ожидаемых</w:t>
+      </w:r>
+      <w:r>
+        <w:t>.</w:t>
+      </w:r>
+    </w:p>
+    <w:p>
+      <w:r>
+        <w:t xml:space="preserve">Устойчивость к отказам </w:t>
+      </w:r>
+      <w:r>
+        <w:t>-</w:t>
+      </w:r>
+      <w:r>
+        <w:t xml:space="preserve"> способность системы сохранять работоспособность при сбоях отдельных компонентов.</w:t>
+      </w:r>
+    </w:p>
+    <w:p>
+      <w:r>
+        <w:t xml:space="preserve">Понятность интерфейса </w:t>
+      </w:r>
+      <w:r>
+        <w:t>-</w:t>
+      </w:r>
+      <w:r>
+        <w:t xml:space="preserve"> доля пользователей, успешно выполнивших целевую задачу с первой попытки.</w:t>
+      </w:r>
+    </w:p>
+    <w:p>
+      <w:r>
+        <w:t xml:space="preserve">Время отклика </w:t>
+      </w:r>
+      <w:r>
+        <w:t>-</w:t>
+      </w:r>
+      <w:r>
+        <w:t xml:space="preserve"> интервал между действием пользователя и реакцией системы.</w:t>
+      </w:r>
+    </w:p>
+    <w:p>
+      <w:pPr>
+        <w:pStyle w:val="af9"/>
+        <w:numPr>
+          <w:ilvl w:val="0"/>
+          <w:numId w:val="29"/>
+        </w:numPr>
+        <w:spacing w:after="160"/>
+      </w:pPr>
+      <w:r>
+        <w:t>Расписание и ключевые точки.</w:t>
+      </w:r>
+    </w:p>
+    <w:p>
+      <w:pPr>
+        <w:tabs>
+          <w:tab w:val="left" w:pos="1185"/>
+        </w:tabs>
+      </w:pPr>
+      <w:r>
+        <w:t xml:space="preserve">Общая продолжительность тестирования составляет 3 дня. В первый день проводится функциональное тестирование (проверка добавления, редактирования и удаления категорий фраз, фраз и приложений) и компонентное тестирование (регистрация, авторизация,). Во второй день выполняются тестирование на кроссплатформенность (работа в браузерах </w:t>
+      </w:r>
+      <w:proofErr w:type="spellStart"/>
+      <w:r>
+        <w:t>Chrome</w:t>
+      </w:r>
+      <w:proofErr w:type="spellEnd"/>
+      <w:r>
+        <w:t xml:space="preserve">, Firefox, Edge, Safari и на </w:t>
+      </w:r>
+      <w:proofErr w:type="spellStart"/>
+      <w:r>
+        <w:t>Android</w:t>
+      </w:r>
+      <w:proofErr w:type="spellEnd"/>
+      <w:r>
+        <w:t xml:space="preserve">), тестирование безопасности (разделение ролей администратора и пользователя, защита данных), а также тестирование методом чёрного ящика. </w:t>
+      </w:r>
+      <w:r>
+        <w:t xml:space="preserve">В третий день происходит </w:t>
+      </w:r>
+      <w:r>
+        <w:t>анализ результатов и оформление отчёта о тестировани</w:t>
+      </w:r>
+      <w:r>
+        <w:t>и</w:t>
+      </w:r>
+      <w:r>
+        <w:t>.</w:t>
+      </w:r>
+    </w:p>
+    <w:p>
+      <w:pPr>
+        <w:tabs>
+          <w:tab w:val="left" w:pos="1185"/>
+        </w:tabs>
+      </w:pPr>
+    </w:p>
+    <w:p>
+      <w:pPr>
+        <w:tabs>
+          <w:tab w:val="left" w:pos="1185"/>
+        </w:tabs>
+      </w:pPr>
+    </w:p>
+    <w:p>
+      <w:pPr>
+        <w:tabs>
+          <w:tab w:val="left" w:pos="1185"/>
+        </w:tabs>
+      </w:pPr>
+    </w:p>
+    <w:p>
+      <w:pPr>
+        <w:tabs>
+          <w:tab w:val="left" w:pos="1185"/>
+        </w:tabs>
+      </w:pPr>
+    </w:p>
+    <w:p>
+      <w:pPr>
+        <w:tabs>
+          <w:tab w:val="left" w:pos="1185"/>
+        </w:tabs>
+      </w:pPr>
+    </w:p>
+    <w:p>
+      <w:pPr>
+        <w:tabs>
+          <w:tab w:val="left" w:pos="1185"/>
+        </w:tabs>
+      </w:pPr>
+    </w:p>
+    <w:p>
+      <w:pPr>
+        <w:pStyle w:val="2"/>
+      </w:pPr>
+      <w:bookmarkStart w:id="55" w:name="_Toc230987836"/>
+      <w:r>
+        <w:t xml:space="preserve">4.2 </w:t>
+      </w:r>
+      <w:r>
+        <w:t>Разработка тестовых сценариев (тест-кейсы)</w:t>
+      </w:r>
+      <w:bookmarkEnd w:id="55"/>
+    </w:p>
+    <w:p/>
+    <w:p/>
+    <w:p>
+      <w:pPr>
+        <w:pStyle w:val="2"/>
+      </w:pPr>
+      <w:bookmarkStart w:id="56" w:name="_Toc230987837"/>
+      <w:r>
+        <w:lastRenderedPageBreak/>
+        <w:t xml:space="preserve">4.3 </w:t>
+      </w:r>
+      <w:r>
+        <w:t>Анализ результатов тестирования</w:t>
+      </w:r>
+      <w:bookmarkEnd w:id="56"/>
     </w:p>
     <w:p/>
     <w:p/>
     <w:p/>
     <w:p/>
-    <w:p>
-      <w:pPr>
-        <w:pStyle w:val="2"/>
-      </w:pPr>
-      <w:r>
-        <w:t>3.</w:t>
-      </w:r>
-      <w:r>
-        <w:t>5</w:t>
-      </w:r>
-      <w:r>
-        <w:t xml:space="preserve"> </w:t>
-      </w:r>
-      <w:r>
-        <w:t>Настройка доступа ролей в проекте.</w:t>
-      </w:r>
-    </w:p>
-    <w:p/>
-    <w:p/>
-    <w:p>
-      <w:pPr>
-        <w:pStyle w:val="2"/>
-      </w:pPr>
-      <w:r>
-        <w:t>3.</w:t>
-      </w:r>
-      <w:r>
-        <w:t>6 Объединение рабочих версия проекта.</w:t>
-      </w:r>
-    </w:p>
     <w:p/>
     <w:p/>
     <w:p/>
@@ -6172,9 +8824,10 @@
           <w:lang w:eastAsia="ru-RU"/>
         </w:rPr>
       </w:pPr>
-      <w:bookmarkStart w:id="35" w:name="_Toc229937650"/>
-      <w:bookmarkStart w:id="36" w:name="_Toc229991874"/>
-      <w:bookmarkStart w:id="37" w:name="_Toc230250337"/>
+      <w:bookmarkStart w:id="57" w:name="_Toc229937650"/>
+      <w:bookmarkStart w:id="58" w:name="_Toc229991874"/>
+      <w:bookmarkStart w:id="59" w:name="_Toc230250337"/>
+      <w:bookmarkStart w:id="60" w:name="_Toc230987838"/>
       <w:r>
         <w:rPr>
           <w:lang w:eastAsia="ru-RU"/>
@@ -6182,9 +8835,10 @@
         <w:lastRenderedPageBreak/>
         <w:t>ЗАКЛЮЧЕНИЕ</w:t>
       </w:r>
-      <w:bookmarkEnd w:id="35"/>
-      <w:bookmarkEnd w:id="36"/>
-      <w:bookmarkEnd w:id="37"/>
+      <w:bookmarkEnd w:id="57"/>
+      <w:bookmarkEnd w:id="58"/>
+      <w:bookmarkEnd w:id="59"/>
+      <w:bookmarkEnd w:id="60"/>
     </w:p>
     <w:p>
       <w:pPr>
@@ -6196,7 +8850,21 @@
         <w:rPr>
           <w:lang w:eastAsia="ru-RU"/>
         </w:rPr>
-        <w:t>В ходе учебной практики по ПМ.02 «Осуществление интеграции программных модулей» были успешно освоены ключевые профессиональные компетенции в области проектирования и интеграции программных модулей. На основе анализа проектной и технической документации были разработаны требования к программным модулям информационной системы «Гид по странам» (ГПС), определена концепция проекта и составлено техническое задание. Выполнена интеграция модулей в единое логическое решение, спроектированы UML-диаграммы (вариантов использования, классов, последовательности, коммуникации, деятельности и состояний), описывающие архитектуру и поведение системы. Проведена отладка проектных решений с использованием специализированных программных средств моделирования, разработаны тестовые сценарии для проверки ключевых процессов: регистрации, авторизации, управления бюджетом, добавления расходов и формирования уведомлений. Произведена инспекция компонентов программного обеспечения на предмет соответствия стандартам кодирования и нотации UML. Взаимодействие в рамках практики осуществлялось с использованием канбан-доски для отслеживания этапов работ и распределения задач. Приобретённые навыки позволяют проектировать архитектуру информационных систем, разрабатывать техническую документацию, интегрировать программные модули и тестировать их на соответствие требованиям</w:t>
+        <w:t xml:space="preserve">В ходе учебной практики по ПМ.02 «Осуществление интеграции программных модулей» были успешно освоены ключевые профессиональные компетенции в области проектирования и интеграции программных модулей. На основе анализа проектной и технической документации были разработаны требования к программным модулям информационной системы «Гид по странам» (ГПС), определена концепция проекта и составлено техническое задание. Выполнена интеграция модулей в единое логическое решение, спроектированы UML-диаграммы (вариантов использования, классов, последовательности, коммуникации, деятельности и состояний), описывающие архитектуру и поведение системы. Проведена отладка проектных решений с использованием специализированных программных средств моделирования, разработаны тестовые сценарии для проверки ключевых процессов: регистрации, авторизации, управления бюджетом, добавления расходов и формирования уведомлений. Произведена инспекция компонентов программного обеспечения на предмет соответствия стандартам кодирования и нотации UML. Взаимодействие в рамках практики осуществлялось с использованием </w:t>
+      </w:r>
+      <w:proofErr w:type="spellStart"/>
+      <w:r>
+        <w:rPr>
+          <w:lang w:eastAsia="ru-RU"/>
+        </w:rPr>
+        <w:t>канбан</w:t>
+      </w:r>
+      <w:proofErr w:type="spellEnd"/>
+      <w:r>
+        <w:rPr>
+          <w:lang w:eastAsia="ru-RU"/>
+        </w:rPr>
+        <w:t>-доски для отслеживания этапов работ и распределения задач. Приобретённые навыки позволяют проектировать архитектуру информационных систем, разрабатывать техническую документацию, интегрировать программные модули и тестировать их на соответствие требованиям</w:t>
       </w:r>
       <w:r>
         <w:rPr>
@@ -6215,7 +8883,7 @@
           <w:lang w:eastAsia="ru-RU"/>
         </w:rPr>
       </w:pPr>
-      <w:bookmarkStart w:id="38" w:name="_Toc229937651"/>
+      <w:bookmarkStart w:id="61" w:name="_Toc229937651"/>
       <w:r>
         <w:rPr>
           <w:rFonts w:eastAsiaTheme="minorHAnsi" w:cstheme="minorBidi"/>
@@ -6233,8 +8901,9 @@
           <w:lang w:eastAsia="ru-RU"/>
         </w:rPr>
       </w:pPr>
-      <w:bookmarkStart w:id="39" w:name="_Toc229991875"/>
-      <w:bookmarkStart w:id="40" w:name="_Toc230250338"/>
+      <w:bookmarkStart w:id="62" w:name="_Toc229991875"/>
+      <w:bookmarkStart w:id="63" w:name="_Toc230250338"/>
+      <w:bookmarkStart w:id="64" w:name="_Toc230987839"/>
       <w:r>
         <w:rPr>
           <w:lang w:eastAsia="ru-RU"/>
@@ -6242,9 +8911,10 @@
         <w:lastRenderedPageBreak/>
         <w:t>ПРИЛОЖЕНИЕ А</w:t>
       </w:r>
-      <w:bookmarkEnd w:id="38"/>
-      <w:bookmarkEnd w:id="39"/>
-      <w:bookmarkEnd w:id="40"/>
+      <w:bookmarkEnd w:id="61"/>
+      <w:bookmarkEnd w:id="62"/>
+      <w:bookmarkEnd w:id="63"/>
+      <w:bookmarkEnd w:id="64"/>
     </w:p>
     <w:p>
       <w:pPr>
@@ -6391,30 +9061,29 @@
           <w:bCs/>
           <w:szCs w:val="28"/>
         </w:rPr>
-        <w:t xml:space="preserve"> Перевезенцева М.С. 31П</w:t>
-      </w:r>
-    </w:p>
-    <w:p>
-      <w:pPr>
-        <w:jc w:val="right"/>
+        <w:t xml:space="preserve"> </w:t>
+      </w:r>
+      <w:proofErr w:type="spellStart"/>
+      <w:r>
         <w:rPr>
           <w:rFonts w:eastAsia="Calibri" w:cs="Times New Roman"/>
           <w:bCs/>
           <w:szCs w:val="28"/>
         </w:rPr>
-      </w:pPr>
+        <w:t>Перевезенцева</w:t>
+      </w:r>
+      <w:proofErr w:type="spellEnd"/>
       <w:r>
         <w:rPr>
           <w:rFonts w:eastAsia="Calibri" w:cs="Times New Roman"/>
           <w:bCs/>
           <w:szCs w:val="28"/>
         </w:rPr>
-        <w:t>Александрова А. А 31П</w:t>
-      </w:r>
-    </w:p>
-    <w:p>
-      <w:pPr>
-        <w:spacing w:after="4200"/>
+        <w:t xml:space="preserve"> М.С. 31П</w:t>
+      </w:r>
+    </w:p>
+    <w:p>
+      <w:pPr>
         <w:jc w:val="right"/>
         <w:rPr>
           <w:rFonts w:eastAsia="Calibri" w:cs="Times New Roman"/>
@@ -6425,18 +9094,29 @@
       <w:r>
         <w:rPr>
           <w:rFonts w:eastAsia="Calibri" w:cs="Times New Roman"/>
-          <w:b/>
+          <w:bCs/>
           <w:szCs w:val="28"/>
         </w:rPr>
-        <w:t>Руководитель</w:t>
-      </w:r>
-      <w:r>
+        <w:t>Александрова А. А 31П</w:t>
+      </w:r>
+    </w:p>
+    <w:p>
+      <w:pPr>
+        <w:spacing w:after="4200"/>
+        <w:jc w:val="right"/>
         <w:rPr>
           <w:rFonts w:eastAsia="Calibri" w:cs="Times New Roman"/>
           <w:bCs/>
           <w:szCs w:val="28"/>
         </w:rPr>
-        <w:t xml:space="preserve">: </w:t>
+      </w:pPr>
+      <w:r>
+        <w:rPr>
+          <w:rFonts w:eastAsia="Calibri" w:cs="Times New Roman"/>
+          <w:b/>
+          <w:szCs w:val="28"/>
+        </w:rPr>
+        <w:t>Руководитель</w:t>
       </w:r>
       <w:r>
         <w:rPr>
@@ -6444,7 +9124,25 @@
           <w:bCs/>
           <w:szCs w:val="28"/>
         </w:rPr>
-        <w:t>Мамшева Ю. С</w:t>
+        <w:t xml:space="preserve">: </w:t>
+      </w:r>
+      <w:proofErr w:type="spellStart"/>
+      <w:r>
+        <w:rPr>
+          <w:rFonts w:eastAsia="Calibri" w:cs="Times New Roman"/>
+          <w:bCs/>
+          <w:szCs w:val="28"/>
+        </w:rPr>
+        <w:t>Мамшева</w:t>
+      </w:r>
+      <w:proofErr w:type="spellEnd"/>
+      <w:r>
+        <w:rPr>
+          <w:rFonts w:eastAsia="Calibri" w:cs="Times New Roman"/>
+          <w:bCs/>
+          <w:szCs w:val="28"/>
+        </w:rPr>
+        <w:t xml:space="preserve"> Ю. С</w:t>
       </w:r>
     </w:p>
     <w:p>
@@ -6545,10 +9243,28 @@
             </w:rPr>
             <w:t>Содержание</w:t>
           </w:r>
+          <w:r>
+            <w:rPr>
+              <w:b w:val="0"/>
+            </w:rPr>
+            <w:fldChar w:fldCharType="begin"/>
+          </w:r>
+          <w:r>
+            <w:instrText xml:space="preserve"> TOC \o "1-3" \h \z \u </w:instrText>
+          </w:r>
+          <w:r>
+            <w:rPr>
+              <w:b w:val="0"/>
+            </w:rPr>
+            <w:fldChar w:fldCharType="separate"/>
+          </w:r>
         </w:p>
         <w:p>
           <w:pPr>
             <w:pStyle w:val="13"/>
+            <w:tabs>
+              <w:tab w:val="left" w:pos="1417"/>
+            </w:tabs>
             <w:rPr>
               <w:rFonts w:asciiTheme="minorHAnsi" w:eastAsiaTheme="minorEastAsia" w:hAnsiTheme="minorHAnsi"/>
               <w:noProof/>
@@ -6556,22 +9272,29 @@
               <w:lang w:eastAsia="ru-RU"/>
             </w:rPr>
           </w:pPr>
-          <w:r>
-            <w:fldChar w:fldCharType="begin"/>
-          </w:r>
-          <w:r>
-            <w:instrText xml:space="preserve"> TOC \o "1-3" \h \z \u </w:instrText>
-          </w:r>
-          <w:r>
-            <w:fldChar w:fldCharType="separate"/>
-          </w:r>
-          <w:hyperlink w:anchor="_Toc229937652" w:history="1">
+          <w:hyperlink w:anchor="_Toc230987840" w:history="1">
             <w:r>
               <w:rPr>
                 <w:rStyle w:val="aff1"/>
                 <w:noProof/>
               </w:rPr>
-              <w:t>1Общие сведения</w:t>
+              <w:t>1.</w:t>
+            </w:r>
+            <w:r>
+              <w:rPr>
+                <w:rFonts w:asciiTheme="minorHAnsi" w:eastAsiaTheme="minorEastAsia" w:hAnsiTheme="minorHAnsi"/>
+                <w:noProof/>
+                <w:sz w:val="22"/>
+                <w:lang w:eastAsia="ru-RU"/>
+              </w:rPr>
+              <w:tab/>
+            </w:r>
+            <w:r>
+              <w:rPr>
+                <w:rStyle w:val="aff1"/>
+                <w:noProof/>
+              </w:rPr>
+              <w:t>Общие сведения</w:t>
             </w:r>
             <w:r>
               <w:rPr>
@@ -6592,7 +9315,7 @@
                 <w:noProof/>
                 <w:webHidden/>
               </w:rPr>
-              <w:instrText xml:space="preserve"> PAGEREF _Toc229937652 \h </w:instrText>
+              <w:instrText xml:space="preserve"> PAGEREF _Toc230987840 \h </w:instrText>
             </w:r>
             <w:r>
               <w:rPr>
@@ -6612,7 +9335,7 @@
                 <w:noProof/>
                 <w:webHidden/>
               </w:rPr>
-              <w:t>10</w:t>
+              <w:t>37</w:t>
             </w:r>
             <w:r>
               <w:rPr>
@@ -6636,7 +9359,7 @@
               <w:lang w:eastAsia="ru-RU"/>
             </w:rPr>
           </w:pPr>
-          <w:hyperlink w:anchor="_Toc229937653" w:history="1">
+          <w:hyperlink w:anchor="_Toc230987841" w:history="1">
             <w:r>
               <w:rPr>
                 <w:rStyle w:val="aff1"/>
@@ -6679,7 +9402,7 @@
                 <w:noProof/>
                 <w:webHidden/>
               </w:rPr>
-              <w:instrText xml:space="preserve"> PAGEREF _Toc229937653 \h </w:instrText>
+              <w:instrText xml:space="preserve"> PAGEREF _Toc230987841 \h </w:instrText>
             </w:r>
             <w:r>
               <w:rPr>
@@ -6699,7 +9422,7 @@
                 <w:noProof/>
                 <w:webHidden/>
               </w:rPr>
-              <w:t>10</w:t>
+              <w:t>37</w:t>
             </w:r>
             <w:r>
               <w:rPr>
@@ -6723,7 +9446,7 @@
               <w:lang w:eastAsia="ru-RU"/>
             </w:rPr>
           </w:pPr>
-          <w:hyperlink w:anchor="_Toc229937654" w:history="1">
+          <w:hyperlink w:anchor="_Toc230987842" w:history="1">
             <w:r>
               <w:rPr>
                 <w:rStyle w:val="aff1"/>
@@ -6750,7 +9473,7 @@
                 <w:noProof/>
                 <w:webHidden/>
               </w:rPr>
-              <w:instrText xml:space="preserve"> PAGEREF _Toc229937654 \h </w:instrText>
+              <w:instrText xml:space="preserve"> PAGEREF _Toc230987842 \h </w:instrText>
             </w:r>
             <w:r>
               <w:rPr>
@@ -6770,7 +9493,7 @@
                 <w:noProof/>
                 <w:webHidden/>
               </w:rPr>
-              <w:t>10</w:t>
+              <w:t>37</w:t>
             </w:r>
             <w:r>
               <w:rPr>
@@ -6794,7 +9517,7 @@
               <w:lang w:eastAsia="ru-RU"/>
             </w:rPr>
           </w:pPr>
-          <w:hyperlink w:anchor="_Toc229937655" w:history="1">
+          <w:hyperlink w:anchor="_Toc230987843" w:history="1">
             <w:r>
               <w:rPr>
                 <w:rStyle w:val="aff1"/>
@@ -6821,7 +9544,7 @@
                 <w:noProof/>
                 <w:webHidden/>
               </w:rPr>
-              <w:instrText xml:space="preserve"> PAGEREF _Toc229937655 \h </w:instrText>
+              <w:instrText xml:space="preserve"> PAGEREF _Toc230987843 \h </w:instrText>
             </w:r>
             <w:r>
               <w:rPr>
@@ -6841,7 +9564,7 @@
                 <w:noProof/>
                 <w:webHidden/>
               </w:rPr>
-              <w:t>11</w:t>
+              <w:t>38</w:t>
             </w:r>
             <w:r>
               <w:rPr>
@@ -6865,7 +9588,7 @@
               <w:lang w:eastAsia="ru-RU"/>
             </w:rPr>
           </w:pPr>
-          <w:hyperlink w:anchor="_Toc229937656" w:history="1">
+          <w:hyperlink w:anchor="_Toc230987844" w:history="1">
             <w:r>
               <w:rPr>
                 <w:rStyle w:val="aff1"/>
@@ -6908,7 +9631,7 @@
                 <w:noProof/>
                 <w:webHidden/>
               </w:rPr>
-              <w:instrText xml:space="preserve"> PAGEREF _Toc229937656 \h </w:instrText>
+              <w:instrText xml:space="preserve"> PAGEREF _Toc230987844 \h </w:instrText>
             </w:r>
             <w:r>
               <w:rPr>
@@ -6928,7 +9651,7 @@
                 <w:noProof/>
                 <w:webHidden/>
               </w:rPr>
-              <w:t>12</w:t>
+              <w:t>39</w:t>
             </w:r>
             <w:r>
               <w:rPr>
@@ -6952,7 +9675,7 @@
               <w:lang w:eastAsia="ru-RU"/>
             </w:rPr>
           </w:pPr>
-          <w:hyperlink w:anchor="_Toc229937657" w:history="1">
+          <w:hyperlink w:anchor="_Toc230987845" w:history="1">
             <w:r>
               <w:rPr>
                 <w:rStyle w:val="aff1"/>
@@ -6995,7 +9718,7 @@
                 <w:noProof/>
                 <w:webHidden/>
               </w:rPr>
-              <w:instrText xml:space="preserve"> PAGEREF _Toc229937657 \h </w:instrText>
+              <w:instrText xml:space="preserve"> PAGEREF _Toc230987845 \h </w:instrText>
             </w:r>
             <w:r>
               <w:rPr>
@@ -7015,7 +9738,7 @@
                 <w:noProof/>
                 <w:webHidden/>
               </w:rPr>
-              <w:t>14</w:t>
+              <w:t>41</w:t>
             </w:r>
             <w:r>
               <w:rPr>
@@ -7039,7 +9762,7 @@
               <w:lang w:eastAsia="ru-RU"/>
             </w:rPr>
           </w:pPr>
-          <w:hyperlink w:anchor="_Toc229937658" w:history="1">
+          <w:hyperlink w:anchor="_Toc230987846" w:history="1">
             <w:r>
               <w:rPr>
                 <w:rStyle w:val="aff1"/>
@@ -7066,7 +9789,7 @@
                 <w:noProof/>
                 <w:webHidden/>
               </w:rPr>
-              <w:instrText xml:space="preserve"> PAGEREF _Toc229937658 \h </w:instrText>
+              <w:instrText xml:space="preserve"> PAGEREF _Toc230987846 \h </w:instrText>
             </w:r>
             <w:r>
               <w:rPr>
@@ -7086,7 +9809,7 @@
                 <w:noProof/>
                 <w:webHidden/>
               </w:rPr>
-              <w:t>14</w:t>
+              <w:t>41</w:t>
             </w:r>
             <w:r>
               <w:rPr>
@@ -7110,7 +9833,7 @@
               <w:lang w:eastAsia="ru-RU"/>
             </w:rPr>
           </w:pPr>
-          <w:hyperlink w:anchor="_Toc229937659" w:history="1">
+          <w:hyperlink w:anchor="_Toc230987847" w:history="1">
             <w:r>
               <w:rPr>
                 <w:rStyle w:val="aff1"/>
@@ -7137,7 +9860,7 @@
                 <w:noProof/>
                 <w:webHidden/>
               </w:rPr>
-              <w:instrText xml:space="preserve"> PAGEREF _Toc229937659 \h </w:instrText>
+              <w:instrText xml:space="preserve"> PAGEREF _Toc230987847 \h </w:instrText>
             </w:r>
             <w:r>
               <w:rPr>
@@ -7157,7 +9880,7 @@
                 <w:noProof/>
                 <w:webHidden/>
               </w:rPr>
-              <w:t>15</w:t>
+              <w:t>42</w:t>
             </w:r>
             <w:r>
               <w:rPr>
@@ -7181,7 +9904,7 @@
               <w:lang w:eastAsia="ru-RU"/>
             </w:rPr>
           </w:pPr>
-          <w:hyperlink w:anchor="_Toc229937660" w:history="1">
+          <w:hyperlink w:anchor="_Toc230987848" w:history="1">
             <w:r>
               <w:rPr>
                 <w:rStyle w:val="aff1"/>
@@ -7208,7 +9931,7 @@
                 <w:noProof/>
                 <w:webHidden/>
               </w:rPr>
-              <w:instrText xml:space="preserve"> PAGEREF _Toc229937660 \h </w:instrText>
+              <w:instrText xml:space="preserve"> PAGEREF _Toc230987848 \h </w:instrText>
             </w:r>
             <w:r>
               <w:rPr>
@@ -7228,7 +9951,7 @@
                 <w:noProof/>
                 <w:webHidden/>
               </w:rPr>
-              <w:t>16</w:t>
+              <w:t>43</w:t>
             </w:r>
             <w:r>
               <w:rPr>
@@ -7252,7 +9975,7 @@
               <w:lang w:eastAsia="ru-RU"/>
             </w:rPr>
           </w:pPr>
-          <w:hyperlink w:anchor="_Toc229937661" w:history="1">
+          <w:hyperlink w:anchor="_Toc230987849" w:history="1">
             <w:r>
               <w:rPr>
                 <w:rStyle w:val="aff1"/>
@@ -7295,7 +10018,7 @@
                 <w:noProof/>
                 <w:webHidden/>
               </w:rPr>
-              <w:instrText xml:space="preserve"> PAGEREF _Toc229937661 \h </w:instrText>
+              <w:instrText xml:space="preserve"> PAGEREF _Toc230987849 \h </w:instrText>
             </w:r>
             <w:r>
               <w:rPr>
@@ -7315,7 +10038,7 @@
                 <w:noProof/>
                 <w:webHidden/>
               </w:rPr>
-              <w:t>18</w:t>
+              <w:t>45</w:t>
             </w:r>
             <w:r>
               <w:rPr>
@@ -7339,7 +10062,7 @@
               <w:lang w:eastAsia="ru-RU"/>
             </w:rPr>
           </w:pPr>
-          <w:hyperlink w:anchor="_Toc229937662" w:history="1">
+          <w:hyperlink w:anchor="_Toc230987850" w:history="1">
             <w:r>
               <w:rPr>
                 <w:rStyle w:val="aff1"/>
@@ -7382,7 +10105,7 @@
                 <w:noProof/>
                 <w:webHidden/>
               </w:rPr>
-              <w:instrText xml:space="preserve"> PAGEREF _Toc229937662 \h </w:instrText>
+              <w:instrText xml:space="preserve"> PAGEREF _Toc230987850 \h </w:instrText>
             </w:r>
             <w:r>
               <w:rPr>
@@ -7402,7 +10125,7 @@
                 <w:noProof/>
                 <w:webHidden/>
               </w:rPr>
-              <w:t>19</w:t>
+              <w:t>46</w:t>
             </w:r>
             <w:r>
               <w:rPr>
@@ -7426,7 +10149,7 @@
               <w:lang w:eastAsia="ru-RU"/>
             </w:rPr>
           </w:pPr>
-          <w:hyperlink w:anchor="_Toc229937663" w:history="1">
+          <w:hyperlink w:anchor="_Toc230987851" w:history="1">
             <w:r>
               <w:rPr>
                 <w:rStyle w:val="aff1"/>
@@ -7469,7 +10192,7 @@
                 <w:noProof/>
                 <w:webHidden/>
               </w:rPr>
-              <w:instrText xml:space="preserve"> PAGEREF _Toc229937663 \h </w:instrText>
+              <w:instrText xml:space="preserve"> PAGEREF _Toc230987851 \h </w:instrText>
             </w:r>
             <w:r>
               <w:rPr>
@@ -7489,7 +10212,7 @@
                 <w:noProof/>
                 <w:webHidden/>
               </w:rPr>
-              <w:t>22</w:t>
+              <w:t>49</w:t>
             </w:r>
             <w:r>
               <w:rPr>
@@ -7513,7 +10236,7 @@
               <w:lang w:eastAsia="ru-RU"/>
             </w:rPr>
           </w:pPr>
-          <w:hyperlink w:anchor="_Toc229937664" w:history="1">
+          <w:hyperlink w:anchor="_Toc230987852" w:history="1">
             <w:r>
               <w:rPr>
                 <w:rStyle w:val="aff1"/>
@@ -7556,7 +10279,7 @@
                 <w:noProof/>
                 <w:webHidden/>
               </w:rPr>
-              <w:instrText xml:space="preserve"> PAGEREF _Toc229937664 \h </w:instrText>
+              <w:instrText xml:space="preserve"> PAGEREF _Toc230987852 \h </w:instrText>
             </w:r>
             <w:r>
               <w:rPr>
@@ -7576,7 +10299,75 @@
                 <w:noProof/>
                 <w:webHidden/>
               </w:rPr>
-              <w:t>23</w:t>
+              <w:t>50</w:t>
+            </w:r>
+            <w:r>
+              <w:rPr>
+                <w:noProof/>
+                <w:webHidden/>
+              </w:rPr>
+              <w:fldChar w:fldCharType="end"/>
+            </w:r>
+          </w:hyperlink>
+        </w:p>
+        <w:p>
+          <w:pPr>
+            <w:pStyle w:val="13"/>
+            <w:rPr>
+              <w:rFonts w:asciiTheme="minorHAnsi" w:eastAsiaTheme="minorEastAsia" w:hAnsiTheme="minorHAnsi"/>
+              <w:noProof/>
+              <w:sz w:val="22"/>
+              <w:lang w:eastAsia="ru-RU"/>
+            </w:rPr>
+          </w:pPr>
+          <w:hyperlink w:anchor="_Toc230987853" w:history="1">
+            <w:r>
+              <w:rPr>
+                <w:rStyle w:val="aff1"/>
+                <w:noProof/>
+              </w:rPr>
+              <w:t>10. Роли и зоны ответственности.</w:t>
+            </w:r>
+            <w:r>
+              <w:rPr>
+                <w:noProof/>
+                <w:webHidden/>
+              </w:rPr>
+              <w:tab/>
+            </w:r>
+            <w:r>
+              <w:rPr>
+                <w:noProof/>
+                <w:webHidden/>
+              </w:rPr>
+              <w:fldChar w:fldCharType="begin"/>
+            </w:r>
+            <w:r>
+              <w:rPr>
+                <w:noProof/>
+                <w:webHidden/>
+              </w:rPr>
+              <w:instrText xml:space="preserve"> PAGEREF _Toc230987853 \h </w:instrText>
+            </w:r>
+            <w:r>
+              <w:rPr>
+                <w:noProof/>
+                <w:webHidden/>
+              </w:rPr>
+            </w:r>
+            <w:r>
+              <w:rPr>
+                <w:noProof/>
+                <w:webHidden/>
+              </w:rPr>
+              <w:fldChar w:fldCharType="separate"/>
+            </w:r>
+            <w:r>
+              <w:rPr>
+                <w:noProof/>
+                <w:webHidden/>
+              </w:rPr>
+              <w:t>51</w:t>
             </w:r>
             <w:r>
               <w:rPr>
@@ -7618,20 +10409,20 @@
         <w:ind w:left="0" w:firstLine="0"/>
         <w:jc w:val="both"/>
       </w:pPr>
-      <w:bookmarkStart w:id="41" w:name="_Toc229937652"/>
-      <w:bookmarkStart w:id="42" w:name="_Toc229991876"/>
-      <w:bookmarkStart w:id="43" w:name="_Toc229991903"/>
-      <w:bookmarkStart w:id="44" w:name="_Toc230178231"/>
-      <w:bookmarkStart w:id="45" w:name="_Toc230250339"/>
+      <w:bookmarkStart w:id="65" w:name="_Toc229991876"/>
+      <w:bookmarkStart w:id="66" w:name="_Toc229991903"/>
+      <w:bookmarkStart w:id="67" w:name="_Toc230178231"/>
+      <w:bookmarkStart w:id="68" w:name="_Toc230250339"/>
+      <w:bookmarkStart w:id="69" w:name="_Toc230987840"/>
       <w:r>
         <w:lastRenderedPageBreak/>
         <w:t>Общие сведения</w:t>
       </w:r>
-      <w:bookmarkEnd w:id="41"/>
-      <w:bookmarkEnd w:id="42"/>
-      <w:bookmarkEnd w:id="43"/>
-      <w:bookmarkEnd w:id="44"/>
-      <w:bookmarkEnd w:id="45"/>
+      <w:bookmarkEnd w:id="65"/>
+      <w:bookmarkEnd w:id="66"/>
+      <w:bookmarkEnd w:id="67"/>
+      <w:bookmarkEnd w:id="68"/>
+      <w:bookmarkEnd w:id="69"/>
     </w:p>
     <w:p>
       <w:r>
@@ -7646,7 +10437,15 @@
         <w:t xml:space="preserve">юридический адрес: </w:t>
       </w:r>
       <w:r>
-        <w:t>Нижний Новгород, Большая Печёрская улица, 26</w:t>
+        <w:t xml:space="preserve">Нижний Новгород, Большая </w:t>
+      </w:r>
+      <w:proofErr w:type="spellStart"/>
+      <w:r>
+        <w:t>Печёрская</w:t>
+      </w:r>
+      <w:proofErr w:type="spellEnd"/>
+      <w:r>
+        <w:t xml:space="preserve"> улица, 26</w:t>
       </w:r>
       <w:r>
         <w:t>;</w:t>
@@ -7690,12 +10489,14 @@
       <w:r>
         <w:t xml:space="preserve"> </w:t>
       </w:r>
+      <w:proofErr w:type="spellStart"/>
       <w:r>
         <w:rPr>
           <w:rStyle w:val="ypks7kbdpwfgdykd3qb9"/>
         </w:rPr>
         <w:t>Сorporation</w:t>
       </w:r>
+      <w:proofErr w:type="spellEnd"/>
       <w:r>
         <w:t xml:space="preserve">» (юридический адрес: </w:t>
       </w:r>
@@ -7750,37 +10551,37 @@
         <w:ind w:left="0" w:firstLine="0"/>
         <w:jc w:val="both"/>
       </w:pPr>
-      <w:bookmarkStart w:id="46" w:name="_Toc229937653"/>
-      <w:bookmarkStart w:id="47" w:name="_Toc229991877"/>
-      <w:bookmarkStart w:id="48" w:name="_Toc229991904"/>
-      <w:bookmarkStart w:id="49" w:name="_Toc230178232"/>
-      <w:bookmarkStart w:id="50" w:name="_Toc230250340"/>
+      <w:bookmarkStart w:id="70" w:name="_Toc229991877"/>
+      <w:bookmarkStart w:id="71" w:name="_Toc229991904"/>
+      <w:bookmarkStart w:id="72" w:name="_Toc230178232"/>
+      <w:bookmarkStart w:id="73" w:name="_Toc230250340"/>
+      <w:bookmarkStart w:id="74" w:name="_Toc230987841"/>
       <w:r>
         <w:t>Назначение и цели системы</w:t>
       </w:r>
-      <w:bookmarkEnd w:id="46"/>
-      <w:bookmarkEnd w:id="47"/>
-      <w:bookmarkEnd w:id="48"/>
-      <w:bookmarkEnd w:id="49"/>
-      <w:bookmarkEnd w:id="50"/>
+      <w:bookmarkEnd w:id="70"/>
+      <w:bookmarkEnd w:id="71"/>
+      <w:bookmarkEnd w:id="72"/>
+      <w:bookmarkEnd w:id="73"/>
+      <w:bookmarkEnd w:id="74"/>
     </w:p>
     <w:p>
       <w:pPr>
         <w:pStyle w:val="2"/>
       </w:pPr>
-      <w:bookmarkStart w:id="51" w:name="_Toc229937654"/>
-      <w:bookmarkStart w:id="52" w:name="_Toc229991878"/>
-      <w:bookmarkStart w:id="53" w:name="_Toc229991905"/>
-      <w:bookmarkStart w:id="54" w:name="_Toc230178233"/>
-      <w:bookmarkStart w:id="55" w:name="_Toc230250341"/>
+      <w:bookmarkStart w:id="75" w:name="_Toc229991878"/>
+      <w:bookmarkStart w:id="76" w:name="_Toc229991905"/>
+      <w:bookmarkStart w:id="77" w:name="_Toc230178233"/>
+      <w:bookmarkStart w:id="78" w:name="_Toc230250341"/>
+      <w:bookmarkStart w:id="79" w:name="_Toc230987842"/>
       <w:r>
         <w:t>2.1 Назначение системы</w:t>
       </w:r>
-      <w:bookmarkEnd w:id="51"/>
-      <w:bookmarkEnd w:id="52"/>
-      <w:bookmarkEnd w:id="53"/>
-      <w:bookmarkEnd w:id="54"/>
-      <w:bookmarkEnd w:id="55"/>
+      <w:bookmarkEnd w:id="75"/>
+      <w:bookmarkEnd w:id="76"/>
+      <w:bookmarkEnd w:id="77"/>
+      <w:bookmarkEnd w:id="78"/>
+      <w:bookmarkEnd w:id="79"/>
     </w:p>
     <w:p>
       <w:r>
@@ -7819,19 +10620,19 @@
       <w:pPr>
         <w:pStyle w:val="2"/>
       </w:pPr>
-      <w:bookmarkStart w:id="56" w:name="_Toc229937655"/>
-      <w:bookmarkStart w:id="57" w:name="_Toc229991879"/>
-      <w:bookmarkStart w:id="58" w:name="_Toc229991906"/>
-      <w:bookmarkStart w:id="59" w:name="_Toc230178234"/>
-      <w:bookmarkStart w:id="60" w:name="_Toc230250342"/>
+      <w:bookmarkStart w:id="80" w:name="_Toc229991879"/>
+      <w:bookmarkStart w:id="81" w:name="_Toc229991906"/>
+      <w:bookmarkStart w:id="82" w:name="_Toc230178234"/>
+      <w:bookmarkStart w:id="83" w:name="_Toc230250342"/>
+      <w:bookmarkStart w:id="84" w:name="_Toc230987843"/>
       <w:r>
         <w:t>2.2 Цели создания системы</w:t>
       </w:r>
-      <w:bookmarkEnd w:id="56"/>
-      <w:bookmarkEnd w:id="57"/>
-      <w:bookmarkEnd w:id="58"/>
-      <w:bookmarkEnd w:id="59"/>
-      <w:bookmarkEnd w:id="60"/>
+      <w:bookmarkEnd w:id="80"/>
+      <w:bookmarkEnd w:id="81"/>
+      <w:bookmarkEnd w:id="82"/>
+      <w:bookmarkEnd w:id="83"/>
+      <w:bookmarkEnd w:id="84"/>
     </w:p>
     <w:p>
       <w:r>
@@ -7987,19 +10788,19 @@
         <w:ind w:left="0" w:firstLine="0"/>
         <w:jc w:val="both"/>
       </w:pPr>
-      <w:bookmarkStart w:id="61" w:name="_Toc229937656"/>
-      <w:bookmarkStart w:id="62" w:name="_Toc229991880"/>
-      <w:bookmarkStart w:id="63" w:name="_Toc229991907"/>
-      <w:bookmarkStart w:id="64" w:name="_Toc230178235"/>
-      <w:bookmarkStart w:id="65" w:name="_Toc230250343"/>
+      <w:bookmarkStart w:id="85" w:name="_Toc229991880"/>
+      <w:bookmarkStart w:id="86" w:name="_Toc229991907"/>
+      <w:bookmarkStart w:id="87" w:name="_Toc230178235"/>
+      <w:bookmarkStart w:id="88" w:name="_Toc230250343"/>
+      <w:bookmarkStart w:id="89" w:name="_Toc230987844"/>
       <w:r>
         <w:t>Характеристика объектов автоматизации</w:t>
       </w:r>
-      <w:bookmarkEnd w:id="61"/>
-      <w:bookmarkEnd w:id="62"/>
-      <w:bookmarkEnd w:id="63"/>
-      <w:bookmarkEnd w:id="64"/>
-      <w:bookmarkEnd w:id="65"/>
+      <w:bookmarkEnd w:id="85"/>
+      <w:bookmarkEnd w:id="86"/>
+      <w:bookmarkEnd w:id="87"/>
+      <w:bookmarkEnd w:id="88"/>
+      <w:bookmarkEnd w:id="89"/>
     </w:p>
     <w:p>
       <w:r>
@@ -8082,7 +10883,7 @@
           <w:sz w:val="28"/>
           <w:szCs w:val="28"/>
         </w:rPr>
-        <w:t>1</w:t>
+        <w:t>2</w:t>
       </w:r>
       <w:r>
         <w:rPr>
@@ -8425,7 +11226,6 @@
                 <w:sz w:val="24"/>
                 <w:szCs w:val="24"/>
               </w:rPr>
-              <w:lastRenderedPageBreak/>
               <w:t>Клиент (путешественник)</w:t>
             </w:r>
           </w:p>
@@ -8857,7 +11657,39 @@
                 <w:sz w:val="24"/>
                 <w:szCs w:val="24"/>
               </w:rPr>
-              <w:t>Будет автоматизирован парсинг RSS/API и отправка push-уведомлений</w:t>
+              <w:t xml:space="preserve">Будет автоматизирован </w:t>
+            </w:r>
+            <w:proofErr w:type="spellStart"/>
+            <w:r>
+              <w:rPr>
+                <w:sz w:val="24"/>
+                <w:szCs w:val="24"/>
+              </w:rPr>
+              <w:t>парсинг</w:t>
+            </w:r>
+            <w:proofErr w:type="spellEnd"/>
+            <w:r>
+              <w:rPr>
+                <w:sz w:val="24"/>
+                <w:szCs w:val="24"/>
+              </w:rPr>
+              <w:t xml:space="preserve"> RSS/API и отправка </w:t>
+            </w:r>
+            <w:proofErr w:type="spellStart"/>
+            <w:r>
+              <w:rPr>
+                <w:sz w:val="24"/>
+                <w:szCs w:val="24"/>
+              </w:rPr>
+              <w:t>push</w:t>
+            </w:r>
+            <w:proofErr w:type="spellEnd"/>
+            <w:r>
+              <w:rPr>
+                <w:sz w:val="24"/>
+                <w:szCs w:val="24"/>
+              </w:rPr>
+              <w:t>-уведомлений</w:t>
             </w:r>
           </w:p>
         </w:tc>
@@ -8948,8 +11780,33 @@
                 <w:sz w:val="24"/>
                 <w:szCs w:val="24"/>
               </w:rPr>
-              <w:t>Будет автоматизирована система триггеров: при превышении дневного лимита пользователь получает push/email</w:t>
-            </w:r>
+              <w:t xml:space="preserve">Будет автоматизирована система триггеров: при превышении дневного лимита пользователь получает </w:t>
+            </w:r>
+            <w:proofErr w:type="spellStart"/>
+            <w:r>
+              <w:rPr>
+                <w:sz w:val="24"/>
+                <w:szCs w:val="24"/>
+              </w:rPr>
+              <w:t>push</w:t>
+            </w:r>
+            <w:proofErr w:type="spellEnd"/>
+            <w:r>
+              <w:rPr>
+                <w:sz w:val="24"/>
+                <w:szCs w:val="24"/>
+              </w:rPr>
+              <w:t>/</w:t>
+            </w:r>
+            <w:proofErr w:type="spellStart"/>
+            <w:r>
+              <w:rPr>
+                <w:sz w:val="24"/>
+                <w:szCs w:val="24"/>
+              </w:rPr>
+              <w:t>email</w:t>
+            </w:r>
+            <w:proofErr w:type="spellEnd"/>
           </w:p>
         </w:tc>
       </w:tr>
@@ -9231,7 +12088,23 @@
                 <w:sz w:val="24"/>
                 <w:szCs w:val="24"/>
               </w:rPr>
-              <w:t>Будет автоматизирован парсинг RSS-лент и новостных API с фильтрацией по стране</w:t>
+              <w:t xml:space="preserve">Будет автоматизирован </w:t>
+            </w:r>
+            <w:proofErr w:type="spellStart"/>
+            <w:r>
+              <w:rPr>
+                <w:sz w:val="24"/>
+                <w:szCs w:val="24"/>
+              </w:rPr>
+              <w:t>парсинг</w:t>
+            </w:r>
+            <w:proofErr w:type="spellEnd"/>
+            <w:r>
+              <w:rPr>
+                <w:sz w:val="24"/>
+                <w:szCs w:val="24"/>
+              </w:rPr>
+              <w:t xml:space="preserve"> RSS-лент и новостных API с фильтрацией по стране</w:t>
             </w:r>
           </w:p>
         </w:tc>
@@ -9346,37 +12219,37 @@
         <w:ind w:left="0" w:firstLine="0"/>
         <w:jc w:val="both"/>
       </w:pPr>
-      <w:bookmarkStart w:id="66" w:name="_Toc229937657"/>
-      <w:bookmarkStart w:id="67" w:name="_Toc229991881"/>
-      <w:bookmarkStart w:id="68" w:name="_Toc229991908"/>
-      <w:bookmarkStart w:id="69" w:name="_Toc230178236"/>
-      <w:bookmarkStart w:id="70" w:name="_Toc230250344"/>
+      <w:bookmarkStart w:id="90" w:name="_Toc229991881"/>
+      <w:bookmarkStart w:id="91" w:name="_Toc229991908"/>
+      <w:bookmarkStart w:id="92" w:name="_Toc230178236"/>
+      <w:bookmarkStart w:id="93" w:name="_Toc230250344"/>
+      <w:bookmarkStart w:id="94" w:name="_Toc230987845"/>
       <w:r>
         <w:t>Требования к системе</w:t>
       </w:r>
-      <w:bookmarkEnd w:id="66"/>
-      <w:bookmarkEnd w:id="67"/>
-      <w:bookmarkEnd w:id="68"/>
-      <w:bookmarkEnd w:id="69"/>
-      <w:bookmarkEnd w:id="70"/>
+      <w:bookmarkEnd w:id="90"/>
+      <w:bookmarkEnd w:id="91"/>
+      <w:bookmarkEnd w:id="92"/>
+      <w:bookmarkEnd w:id="93"/>
+      <w:bookmarkEnd w:id="94"/>
     </w:p>
     <w:p>
       <w:pPr>
         <w:pStyle w:val="2"/>
       </w:pPr>
-      <w:bookmarkStart w:id="71" w:name="_Toc229937658"/>
-      <w:bookmarkStart w:id="72" w:name="_Toc229991882"/>
-      <w:bookmarkStart w:id="73" w:name="_Toc229991909"/>
-      <w:bookmarkStart w:id="74" w:name="_Toc230178237"/>
-      <w:bookmarkStart w:id="75" w:name="_Toc230250345"/>
+      <w:bookmarkStart w:id="95" w:name="_Toc229991882"/>
+      <w:bookmarkStart w:id="96" w:name="_Toc229991909"/>
+      <w:bookmarkStart w:id="97" w:name="_Toc230178237"/>
+      <w:bookmarkStart w:id="98" w:name="_Toc230250345"/>
+      <w:bookmarkStart w:id="99" w:name="_Toc230987846"/>
       <w:r>
         <w:t>4.1 Требование к системе в целом</w:t>
       </w:r>
-      <w:bookmarkEnd w:id="71"/>
-      <w:bookmarkEnd w:id="72"/>
-      <w:bookmarkEnd w:id="73"/>
-      <w:bookmarkEnd w:id="74"/>
-      <w:bookmarkEnd w:id="75"/>
+      <w:bookmarkEnd w:id="95"/>
+      <w:bookmarkEnd w:id="96"/>
+      <w:bookmarkEnd w:id="97"/>
+      <w:bookmarkEnd w:id="98"/>
+      <w:bookmarkEnd w:id="99"/>
     </w:p>
     <w:p>
       <w:r>
@@ -9417,7 +12290,23 @@
         <w:ind w:left="0" w:firstLine="709"/>
       </w:pPr>
       <w:r>
-        <w:t>Подсистема источников данных. Предназначена для автоматизированного сбора, обновления и хранения внешней информации, обеспечивает периодическое получение актуальных курсов валют через открытые API, парсинг новостных лент и RSS-каналов (МИД, протесты, стихии) для мониторинга безопасности с отправкой push-уведомлений при заходе пользователя в зону риска, а также кеширование статей и контента для офлайн-доступа.</w:t>
+        <w:t xml:space="preserve">Подсистема источников данных. Предназначена для автоматизированного сбора, обновления и хранения внешней информации, обеспечивает периодическое получение актуальных курсов валют через открытые API, </w:t>
+      </w:r>
+      <w:proofErr w:type="spellStart"/>
+      <w:r>
+        <w:t>парсинг</w:t>
+      </w:r>
+      <w:proofErr w:type="spellEnd"/>
+      <w:r>
+        <w:t xml:space="preserve"> новостных лент и RSS-каналов (МИД, протесты, стихии) для мониторинга безопасности с отправкой </w:t>
+      </w:r>
+      <w:proofErr w:type="spellStart"/>
+      <w:r>
+        <w:t>push</w:t>
+      </w:r>
+      <w:proofErr w:type="spellEnd"/>
+      <w:r>
+        <w:t>-уведомлений при заходе пользователя в зону риска, а также кеширование статей и контента для офлайн-доступа.</w:t>
       </w:r>
     </w:p>
     <w:p>
@@ -9495,19 +12384,19 @@
       <w:pPr>
         <w:pStyle w:val="2"/>
       </w:pPr>
-      <w:bookmarkStart w:id="76" w:name="_Toc229937659"/>
-      <w:bookmarkStart w:id="77" w:name="_Toc229991883"/>
-      <w:bookmarkStart w:id="78" w:name="_Toc229991910"/>
-      <w:bookmarkStart w:id="79" w:name="_Toc230178238"/>
-      <w:bookmarkStart w:id="80" w:name="_Toc230250346"/>
+      <w:bookmarkStart w:id="100" w:name="_Toc229991883"/>
+      <w:bookmarkStart w:id="101" w:name="_Toc229991910"/>
+      <w:bookmarkStart w:id="102" w:name="_Toc230178238"/>
+      <w:bookmarkStart w:id="103" w:name="_Toc230250346"/>
+      <w:bookmarkStart w:id="104" w:name="_Toc230987847"/>
       <w:r>
         <w:t>4.2 Требования к функциям, выполняемой системой</w:t>
       </w:r>
-      <w:bookmarkEnd w:id="76"/>
-      <w:bookmarkEnd w:id="77"/>
-      <w:bookmarkEnd w:id="78"/>
-      <w:bookmarkEnd w:id="79"/>
-      <w:bookmarkEnd w:id="80"/>
+      <w:bookmarkEnd w:id="100"/>
+      <w:bookmarkEnd w:id="101"/>
+      <w:bookmarkEnd w:id="102"/>
+      <w:bookmarkEnd w:id="103"/>
+      <w:bookmarkEnd w:id="104"/>
     </w:p>
     <w:p>
       <w:r>
@@ -9548,7 +12437,23 @@
         <w:ind w:left="0" w:firstLine="709"/>
       </w:pPr>
       <w:r>
-        <w:t>Для источников данных (API, ленты, статьи): Автоматизированный сбор и обновление курсов валют через открытые API (периодичность — не реже 1 раза в час), парсинг новостных лент и RSS-каналов МИД для мониторинга безопасности (протесты, стихии, рекомендации), отправка push-уведомлений пользователю при заходе в зону риска, кеширование статей и разговорника для офлайн-доступа, актуализация топа-10 приложений под конкретную страну.</w:t>
+        <w:t xml:space="preserve">Для источников данных (API, ленты, статьи): Автоматизированный сбор и обновление курсов валют через открытые API (периодичность — не реже 1 раза в час), </w:t>
+      </w:r>
+      <w:proofErr w:type="spellStart"/>
+      <w:r>
+        <w:t>парсинг</w:t>
+      </w:r>
+      <w:proofErr w:type="spellEnd"/>
+      <w:r>
+        <w:t xml:space="preserve"> новостных лент и RSS-каналов МИД для мониторинга безопасности (протесты, стихии, рекомендации), отправка </w:t>
+      </w:r>
+      <w:proofErr w:type="spellStart"/>
+      <w:r>
+        <w:t>push</w:t>
+      </w:r>
+      <w:proofErr w:type="spellEnd"/>
+      <w:r>
+        <w:t>-уведомлений пользователю при заходе в зону риска, кеширование статей и разговорника для офлайн-доступа, актуализация топа-10 приложений под конкретную страну.</w:t>
       </w:r>
     </w:p>
     <w:p>
@@ -9565,7 +12470,15 @@
         <w:ind w:left="0" w:firstLine="709"/>
       </w:pPr>
       <w:r>
-        <w:t xml:space="preserve">Для администратора/модератора: Управление контентом по странам (статьи, правила, списки вещей, разговорник, топ-10 приложений), настройка API-ключей для курсов валют и новостных лент, мониторинг корректности парсинга, просмотр аналитики по популярным странам и запросам </w:t>
+        <w:t xml:space="preserve">Для администратора/модератора: Управление контентом по странам (статьи, правила, списки вещей, разговорник, топ-10 приложений), настройка API-ключей для курсов валют и новостных лент, мониторинг корректности </w:t>
+      </w:r>
+      <w:proofErr w:type="spellStart"/>
+      <w:r>
+        <w:t>парсинга</w:t>
+      </w:r>
+      <w:proofErr w:type="spellEnd"/>
+      <w:r>
+        <w:t xml:space="preserve">, просмотр аналитики по популярным странам и запросам </w:t>
       </w:r>
       <w:r>
         <w:lastRenderedPageBreak/>
@@ -9576,19 +12489,19 @@
       <w:pPr>
         <w:pStyle w:val="2"/>
       </w:pPr>
-      <w:bookmarkStart w:id="81" w:name="_Toc229937660"/>
-      <w:bookmarkStart w:id="82" w:name="_Toc229991884"/>
-      <w:bookmarkStart w:id="83" w:name="_Toc229991911"/>
-      <w:bookmarkStart w:id="84" w:name="_Toc230178239"/>
-      <w:bookmarkStart w:id="85" w:name="_Toc230250347"/>
+      <w:bookmarkStart w:id="105" w:name="_Toc229991884"/>
+      <w:bookmarkStart w:id="106" w:name="_Toc229991911"/>
+      <w:bookmarkStart w:id="107" w:name="_Toc230178239"/>
+      <w:bookmarkStart w:id="108" w:name="_Toc230250347"/>
+      <w:bookmarkStart w:id="109" w:name="_Toc230987848"/>
       <w:r>
         <w:t>4.3 Требование к видам обеспечения</w:t>
       </w:r>
-      <w:bookmarkEnd w:id="81"/>
-      <w:bookmarkEnd w:id="82"/>
-      <w:bookmarkEnd w:id="83"/>
-      <w:bookmarkEnd w:id="84"/>
-      <w:bookmarkEnd w:id="85"/>
+      <w:bookmarkEnd w:id="105"/>
+      <w:bookmarkEnd w:id="106"/>
+      <w:bookmarkEnd w:id="107"/>
+      <w:bookmarkEnd w:id="108"/>
+      <w:bookmarkEnd w:id="109"/>
     </w:p>
     <w:p>
       <w:r>
@@ -9626,7 +12539,15 @@
         <w:ind w:left="0" w:firstLine="709"/>
       </w:pPr>
       <w:r>
-        <w:t>Пороговых уведомлений о расходах: Алгоритм отслеживания текущих трат относительно дневного и общего лимита, автоматически рассчитывающий проценты израсходованного бюджета и инициирующий push-уведомления при достижении заданных порогов (например, 50%, 80%, 100% от дневного лимита или лимита поездки).</w:t>
+        <w:t xml:space="preserve">Пороговых уведомлений о расходах: Алгоритм отслеживания текущих трат относительно дневного и общего лимита, автоматически рассчитывающий проценты израсходованного бюджета и инициирующий </w:t>
+      </w:r>
+      <w:proofErr w:type="spellStart"/>
+      <w:r>
+        <w:t>push</w:t>
+      </w:r>
+      <w:proofErr w:type="spellEnd"/>
+      <w:r>
+        <w:t>-уведомления при достижении заданных порогов (например, 50%, 80%, 100% от дневного лимита или лимита поездки).</w:t>
       </w:r>
     </w:p>
     <w:p>
@@ -9643,7 +12564,15 @@
         <w:ind w:left="0" w:firstLine="709"/>
       </w:pPr>
       <w:r>
-        <w:t>Мониторинга безопасности и оценки рисков: Алгоритм анализа новостных лент и RSS-каналов (МИД, локальные СМИ, службы спасения), который на основе частоты упоминания ключевых слов (протесты, стихии, теракты) и геолокации пользователя присваивает территории статус риска («безопасно», «внимание», «опасно») и при необходимости отправляет push-уведомление.</w:t>
+        <w:t xml:space="preserve">Мониторинга безопасности и оценки рисков: Алгоритм анализа новостных лент и RSS-каналов (МИД, локальные СМИ, службы спасения), который на основе частоты упоминания ключевых слов (протесты, стихии, теракты) и геолокации пользователя присваивает территории статус риска («безопасно», «внимание», «опасно») и при необходимости отправляет </w:t>
+      </w:r>
+      <w:proofErr w:type="spellStart"/>
+      <w:r>
+        <w:t>push</w:t>
+      </w:r>
+      <w:proofErr w:type="spellEnd"/>
+      <w:r>
+        <w:t>-уведомление.</w:t>
       </w:r>
     </w:p>
     <w:p>
@@ -9696,31 +12625,148 @@
     <w:p>
       <w:r>
         <w:lastRenderedPageBreak/>
-        <w:t>Для мобильного приложения (Kotlin):</w:t>
-      </w:r>
-    </w:p>
-    <w:p>
-      <w:r>
-        <w:t xml:space="preserve">Серверная часть системы должна работать под управлением ОС семейства Linux (Ubuntu LTS или CentOS) с использованием Docker для контейнеризации, серверное приложение реализуется на фреймворке Django (Python) с Django REST Framework для построения API, в качестве базы данных используется PostgreSQL; мобильное клиентское приложение разрабатывается на языке Kotlin под платформу Android (минимальная версия SDK 26), для офлайн-хранения разговорника, кеша курсов и статей используется Room Database, а для хранения токена и настроек пользователя </w:t>
+        <w:t>Для мобильного приложения (</w:t>
+      </w:r>
+      <w:proofErr w:type="spellStart"/>
+      <w:r>
+        <w:t>Kotlin</w:t>
+      </w:r>
+      <w:proofErr w:type="spellEnd"/>
+      <w:r>
+        <w:t>):</w:t>
+      </w:r>
+    </w:p>
+    <w:p>
+      <w:r>
+        <w:t xml:space="preserve">Серверная часть системы должна работать под управлением ОС семейства Linux (Ubuntu LTS или </w:t>
+      </w:r>
+      <w:proofErr w:type="spellStart"/>
+      <w:r>
+        <w:t>CentOS</w:t>
+      </w:r>
+      <w:proofErr w:type="spellEnd"/>
+      <w:r>
+        <w:t xml:space="preserve">) с использованием </w:t>
+      </w:r>
+      <w:proofErr w:type="spellStart"/>
+      <w:r>
+        <w:t>Docker</w:t>
+      </w:r>
+      <w:proofErr w:type="spellEnd"/>
+      <w:r>
+        <w:t xml:space="preserve"> для контейнеризации, серверное приложение реализуется на фреймворке </w:t>
+      </w:r>
+      <w:proofErr w:type="spellStart"/>
+      <w:r>
+        <w:t>Django</w:t>
+      </w:r>
+      <w:proofErr w:type="spellEnd"/>
+      <w:r>
+        <w:t xml:space="preserve"> (Python) с </w:t>
+      </w:r>
+      <w:proofErr w:type="spellStart"/>
+      <w:r>
+        <w:t>Django</w:t>
+      </w:r>
+      <w:proofErr w:type="spellEnd"/>
+      <w:r>
+        <w:t xml:space="preserve"> REST Framework для построения API, в качестве базы данных используется </w:t>
+      </w:r>
+      <w:proofErr w:type="spellStart"/>
+      <w:r>
+        <w:t>PostgreSQL</w:t>
+      </w:r>
+      <w:proofErr w:type="spellEnd"/>
+      <w:r>
+        <w:t xml:space="preserve">; мобильное клиентское приложение разрабатывается на языке </w:t>
+      </w:r>
+      <w:proofErr w:type="spellStart"/>
+      <w:r>
+        <w:t>Kotlin</w:t>
+      </w:r>
+      <w:proofErr w:type="spellEnd"/>
+      <w:r>
+        <w:t xml:space="preserve"> под платформу </w:t>
+      </w:r>
+      <w:proofErr w:type="spellStart"/>
+      <w:r>
+        <w:t>Android</w:t>
+      </w:r>
+      <w:proofErr w:type="spellEnd"/>
+      <w:r>
+        <w:t xml:space="preserve"> (минимальная версия SDK 26), для офлайн-хранения разговорника, </w:t>
+      </w:r>
+      <w:proofErr w:type="spellStart"/>
+      <w:r>
+        <w:t>кеша</w:t>
+      </w:r>
+      <w:proofErr w:type="spellEnd"/>
+      <w:r>
+        <w:t xml:space="preserve"> курсов и статей используется </w:t>
+      </w:r>
+      <w:proofErr w:type="spellStart"/>
+      <w:r>
+        <w:t>Room</w:t>
+      </w:r>
+      <w:proofErr w:type="spellEnd"/>
+      <w:r>
+        <w:t xml:space="preserve"> Database, а для хранения токена и настроек пользователя </w:t>
       </w:r>
       <w:r>
         <w:t>-</w:t>
       </w:r>
       <w:r>
-        <w:t xml:space="preserve"> DataStore</w:t>
-      </w:r>
+        <w:t xml:space="preserve"> </w:t>
+      </w:r>
+      <w:proofErr w:type="spellStart"/>
+      <w:r>
+        <w:t>DataStore</w:t>
+      </w:r>
+      <w:proofErr w:type="spellEnd"/>
       <w:r>
         <w:t>.</w:t>
       </w:r>
     </w:p>
     <w:p>
       <w:r>
-        <w:t>Для веб-сайта (Django):</w:t>
-      </w:r>
-    </w:p>
-    <w:p>
-      <w:r>
-        <w:t>Серверная часть системы должна работать под управлением ОС семейства Linux (Ubuntu LTS или CentOS) с использованием Docker для контейнеризации, веб-приложение разрабатывается на фреймворке Django (Python) с использованием SQL</w:t>
+        <w:t>Для веб-сайта (</w:t>
+      </w:r>
+      <w:proofErr w:type="spellStart"/>
+      <w:r>
+        <w:t>Django</w:t>
+      </w:r>
+      <w:proofErr w:type="spellEnd"/>
+      <w:r>
+        <w:t>):</w:t>
+      </w:r>
+    </w:p>
+    <w:p>
+      <w:r>
+        <w:t xml:space="preserve">Серверная часть системы должна работать под управлением ОС семейства Linux (Ubuntu LTS или </w:t>
+      </w:r>
+      <w:proofErr w:type="spellStart"/>
+      <w:r>
+        <w:t>CentOS</w:t>
+      </w:r>
+      <w:proofErr w:type="spellEnd"/>
+      <w:r>
+        <w:t xml:space="preserve">) с использованием </w:t>
+      </w:r>
+      <w:proofErr w:type="spellStart"/>
+      <w:r>
+        <w:t>Docker</w:t>
+      </w:r>
+      <w:proofErr w:type="spellEnd"/>
+      <w:r>
+        <w:t xml:space="preserve"> для контейнеризации, веб-приложение разрабатывается на фреймворке </w:t>
+      </w:r>
+      <w:proofErr w:type="spellStart"/>
+      <w:r>
+        <w:t>Django</w:t>
+      </w:r>
+      <w:proofErr w:type="spellEnd"/>
+      <w:r>
+        <w:t xml:space="preserve"> (Python) с использованием SQL</w:t>
       </w:r>
       <w:r>
         <w:rPr>
@@ -9729,7 +12775,55 @@
         <w:t>Lite</w:t>
       </w:r>
       <w:r>
-        <w:t xml:space="preserve"> в качестве базы данных, асинхронные задачи (парсинг курсов валют и новостных лент) выполняются через Celery с брокером Redis, клиентская часть реализована на HTML, CSS и JavaScript с интеграцией через Django Templates или Django REST Framework для SPA-подхода, все данные пользователя (профиль, история поездок, лимиты) хранятся на сервере с шифрованием персональной информации.</w:t>
+        <w:t xml:space="preserve"> в качестве базы данных, асинхронные задачи (</w:t>
+      </w:r>
+      <w:proofErr w:type="spellStart"/>
+      <w:r>
+        <w:t>парсинг</w:t>
+      </w:r>
+      <w:proofErr w:type="spellEnd"/>
+      <w:r>
+        <w:t xml:space="preserve"> курсов валют и новостных лент) выполняются через </w:t>
+      </w:r>
+      <w:proofErr w:type="spellStart"/>
+      <w:r>
+        <w:t>Celery</w:t>
+      </w:r>
+      <w:proofErr w:type="spellEnd"/>
+      <w:r>
+        <w:t xml:space="preserve"> с брокером </w:t>
+      </w:r>
+      <w:proofErr w:type="spellStart"/>
+      <w:r>
+        <w:t>Redis</w:t>
+      </w:r>
+      <w:proofErr w:type="spellEnd"/>
+      <w:r>
+        <w:t xml:space="preserve">, клиентская часть реализована на HTML, CSS и JavaScript с интеграцией через </w:t>
+      </w:r>
+      <w:proofErr w:type="spellStart"/>
+      <w:r>
+        <w:t>Django</w:t>
+      </w:r>
+      <w:proofErr w:type="spellEnd"/>
+      <w:r>
+        <w:t xml:space="preserve"> </w:t>
+      </w:r>
+      <w:proofErr w:type="spellStart"/>
+      <w:r>
+        <w:t>Templates</w:t>
+      </w:r>
+      <w:proofErr w:type="spellEnd"/>
+      <w:r>
+        <w:t xml:space="preserve"> или </w:t>
+      </w:r>
+      <w:proofErr w:type="spellStart"/>
+      <w:r>
+        <w:t>Django</w:t>
+      </w:r>
+      <w:proofErr w:type="spellEnd"/>
+      <w:r>
+        <w:t xml:space="preserve"> REST Framework для SPA-подхода, все данные пользователя (профиль, история поездок, лимиты) хранятся на сервере с шифрованием персональной информации.</w:t>
       </w:r>
     </w:p>
     <w:p>
@@ -9767,20 +12861,20 @@
         <w:ind w:left="0" w:firstLine="0"/>
         <w:jc w:val="both"/>
       </w:pPr>
-      <w:bookmarkStart w:id="86" w:name="_Toc229937661"/>
-      <w:bookmarkStart w:id="87" w:name="_Toc229991885"/>
-      <w:bookmarkStart w:id="88" w:name="_Toc229991912"/>
-      <w:bookmarkStart w:id="89" w:name="_Toc230178240"/>
-      <w:bookmarkStart w:id="90" w:name="_Toc230250348"/>
+      <w:bookmarkStart w:id="110" w:name="_Toc229991885"/>
+      <w:bookmarkStart w:id="111" w:name="_Toc229991912"/>
+      <w:bookmarkStart w:id="112" w:name="_Toc230178240"/>
+      <w:bookmarkStart w:id="113" w:name="_Toc230250348"/>
+      <w:bookmarkStart w:id="114" w:name="_Toc230987849"/>
       <w:r>
         <w:lastRenderedPageBreak/>
         <w:t>Состав и содержание работ по созданию системы</w:t>
       </w:r>
-      <w:bookmarkEnd w:id="86"/>
-      <w:bookmarkEnd w:id="87"/>
-      <w:bookmarkEnd w:id="88"/>
-      <w:bookmarkEnd w:id="89"/>
-      <w:bookmarkEnd w:id="90"/>
+      <w:bookmarkEnd w:id="110"/>
+      <w:bookmarkEnd w:id="111"/>
+      <w:bookmarkEnd w:id="112"/>
+      <w:bookmarkEnd w:id="113"/>
+      <w:bookmarkEnd w:id="114"/>
     </w:p>
     <w:p>
       <w:r>
@@ -9879,20 +12973,20 @@
         <w:ind w:left="0" w:firstLine="0"/>
         <w:jc w:val="both"/>
       </w:pPr>
-      <w:bookmarkStart w:id="91" w:name="_Toc229937662"/>
-      <w:bookmarkStart w:id="92" w:name="_Toc229991886"/>
-      <w:bookmarkStart w:id="93" w:name="_Toc229991913"/>
-      <w:bookmarkStart w:id="94" w:name="_Toc230178241"/>
-      <w:bookmarkStart w:id="95" w:name="_Toc230250349"/>
+      <w:bookmarkStart w:id="115" w:name="_Toc229991886"/>
+      <w:bookmarkStart w:id="116" w:name="_Toc229991913"/>
+      <w:bookmarkStart w:id="117" w:name="_Toc230178241"/>
+      <w:bookmarkStart w:id="118" w:name="_Toc230250349"/>
+      <w:bookmarkStart w:id="119" w:name="_Toc230987850"/>
       <w:r>
         <w:lastRenderedPageBreak/>
         <w:t>Порядок контроля и приёмки системы</w:t>
       </w:r>
-      <w:bookmarkEnd w:id="91"/>
-      <w:bookmarkEnd w:id="92"/>
-      <w:bookmarkEnd w:id="93"/>
-      <w:bookmarkEnd w:id="94"/>
-      <w:bookmarkEnd w:id="95"/>
+      <w:bookmarkEnd w:id="115"/>
+      <w:bookmarkEnd w:id="116"/>
+      <w:bookmarkEnd w:id="117"/>
+      <w:bookmarkEnd w:id="118"/>
+      <w:bookmarkEnd w:id="119"/>
     </w:p>
     <w:p>
       <w:r>
@@ -10027,7 +13121,7 @@
           <w:sz w:val="28"/>
           <w:szCs w:val="28"/>
         </w:rPr>
-        <w:t>2</w:t>
+        <w:t>3</w:t>
       </w:r>
       <w:r>
         <w:rPr>
@@ -10834,7 +13928,6 @@
           <w:b/>
           <w:szCs w:val="40"/>
         </w:rPr>
-        <w:lastRenderedPageBreak/>
         <w:t>Требования к составу и содержанию работ по подготовке объекта автоматизации к вводу системы в действие</w:t>
       </w:r>
     </w:p>
@@ -10975,24 +14068,24 @@
         <w:ind w:left="0" w:firstLine="0"/>
         <w:jc w:val="both"/>
       </w:pPr>
-      <w:bookmarkStart w:id="96" w:name="_Toc229767180"/>
-      <w:bookmarkStart w:id="97" w:name="_Toc229937663"/>
-      <w:bookmarkStart w:id="98" w:name="_Toc229991887"/>
-      <w:bookmarkStart w:id="99" w:name="_Toc229991914"/>
-      <w:bookmarkStart w:id="100" w:name="_Toc230178242"/>
-      <w:bookmarkStart w:id="101" w:name="_Toc230250350"/>
+      <w:bookmarkStart w:id="120" w:name="_Toc229767180"/>
+      <w:bookmarkStart w:id="121" w:name="_Toc229991887"/>
+      <w:bookmarkStart w:id="122" w:name="_Toc229991914"/>
+      <w:bookmarkStart w:id="123" w:name="_Toc230178242"/>
+      <w:bookmarkStart w:id="124" w:name="_Toc230250350"/>
+      <w:bookmarkStart w:id="125" w:name="_Toc230987851"/>
       <w:r>
         <w:t>Т</w:t>
       </w:r>
       <w:r>
         <w:t>ребования к документированию</w:t>
       </w:r>
-      <w:bookmarkEnd w:id="96"/>
-      <w:bookmarkEnd w:id="97"/>
-      <w:bookmarkEnd w:id="98"/>
-      <w:bookmarkEnd w:id="99"/>
-      <w:bookmarkEnd w:id="100"/>
-      <w:bookmarkEnd w:id="101"/>
+      <w:bookmarkEnd w:id="120"/>
+      <w:bookmarkEnd w:id="121"/>
+      <w:bookmarkEnd w:id="122"/>
+      <w:bookmarkEnd w:id="123"/>
+      <w:bookmarkEnd w:id="124"/>
+      <w:bookmarkEnd w:id="125"/>
     </w:p>
     <w:p>
       <w:r>
@@ -11068,7 +14161,7 @@
           <w:sz w:val="28"/>
           <w:szCs w:val="28"/>
         </w:rPr>
-        <w:t>3</w:t>
+        <w:t>4</w:t>
       </w:r>
       <w:r>
         <w:rPr>
@@ -11680,21 +14773,21 @@
         <w:ind w:left="0" w:firstLine="0"/>
         <w:jc w:val="both"/>
       </w:pPr>
-      <w:bookmarkStart w:id="102" w:name="_Toc229767181"/>
-      <w:bookmarkStart w:id="103" w:name="_Toc229937664"/>
-      <w:bookmarkStart w:id="104" w:name="_Toc229991888"/>
-      <w:bookmarkStart w:id="105" w:name="_Toc229991915"/>
-      <w:bookmarkStart w:id="106" w:name="_Toc230178243"/>
-      <w:bookmarkStart w:id="107" w:name="_Toc230250351"/>
+      <w:bookmarkStart w:id="126" w:name="_Toc229767181"/>
+      <w:bookmarkStart w:id="127" w:name="_Toc229991888"/>
+      <w:bookmarkStart w:id="128" w:name="_Toc229991915"/>
+      <w:bookmarkStart w:id="129" w:name="_Toc230178243"/>
+      <w:bookmarkStart w:id="130" w:name="_Toc230250351"/>
+      <w:bookmarkStart w:id="131" w:name="_Toc230987852"/>
       <w:r>
         <w:t>Источники разработки</w:t>
       </w:r>
-      <w:bookmarkEnd w:id="102"/>
-      <w:bookmarkEnd w:id="103"/>
-      <w:bookmarkEnd w:id="104"/>
-      <w:bookmarkEnd w:id="105"/>
-      <w:bookmarkEnd w:id="106"/>
-      <w:bookmarkEnd w:id="107"/>
+      <w:bookmarkEnd w:id="126"/>
+      <w:bookmarkEnd w:id="127"/>
+      <w:bookmarkEnd w:id="128"/>
+      <w:bookmarkEnd w:id="129"/>
+      <w:bookmarkEnd w:id="130"/>
+      <w:bookmarkEnd w:id="131"/>
     </w:p>
     <w:p>
       <w:r>
@@ -11733,12 +14826,14 @@
       <w:r>
         <w:t xml:space="preserve"> </w:t>
       </w:r>
+      <w:proofErr w:type="spellStart"/>
       <w:r>
         <w:rPr>
           <w:rStyle w:val="ypks7kbdpwfgdykd3qb9"/>
         </w:rPr>
         <w:t>Сorporation</w:t>
       </w:r>
+      <w:proofErr w:type="spellEnd"/>
       <w:r>
         <w:t>».</w:t>
       </w:r>
@@ -11867,7 +14962,357 @@
         <w:t xml:space="preserve"> </w:t>
       </w:r>
       <w:r>
-        <w:t>работы геопозиционирования и зон риска).</w:t>
+        <w:t xml:space="preserve">работы </w:t>
+      </w:r>
+      <w:proofErr w:type="spellStart"/>
+      <w:r>
+        <w:t>геопозиционирования</w:t>
+      </w:r>
+      <w:proofErr w:type="spellEnd"/>
+      <w:r>
+        <w:t xml:space="preserve"> и зон риска).</w:t>
+      </w:r>
+    </w:p>
+    <w:p>
+      <w:pPr>
+        <w:pStyle w:val="1"/>
+        <w:jc w:val="both"/>
+      </w:pPr>
+      <w:bookmarkStart w:id="132" w:name="_Toc230982472"/>
+      <w:bookmarkStart w:id="133" w:name="_Toc230987853"/>
+      <w:r>
+        <w:t>10. Роли и зоны ответственности.</w:t>
+      </w:r>
+      <w:bookmarkEnd w:id="132"/>
+      <w:bookmarkEnd w:id="133"/>
+    </w:p>
+    <w:p>
+      <w:r>
+        <w:t>Разработка и внедрение системы «Гид по странам» выполняется командой из двух исполнителей.</w:t>
+      </w:r>
+    </w:p>
+    <w:p>
+      <w:r>
+        <w:t xml:space="preserve">Участник 1: </w:t>
+      </w:r>
+      <w:proofErr w:type="spellStart"/>
+      <w:r>
+        <w:t>Перевезенцева</w:t>
+      </w:r>
+      <w:proofErr w:type="spellEnd"/>
+      <w:r>
+        <w:t xml:space="preserve"> Мария.</w:t>
+      </w:r>
+    </w:p>
+    <w:p>
+      <w:r>
+        <w:t xml:space="preserve">Роль в проекте: </w:t>
+      </w:r>
+      <w:proofErr w:type="spellStart"/>
+      <w:r>
+        <w:t>Fullstack</w:t>
+      </w:r>
+      <w:proofErr w:type="spellEnd"/>
+      <w:r>
+        <w:t>-разработчик.</w:t>
+      </w:r>
+    </w:p>
+    <w:p>
+      <w:r>
+        <w:t>Ключевые зоны ответственности:</w:t>
+      </w:r>
+    </w:p>
+    <w:p>
+      <w:pPr>
+        <w:pStyle w:val="af9"/>
+        <w:numPr>
+          <w:ilvl w:val="0"/>
+          <w:numId w:val="40"/>
+        </w:numPr>
+        <w:ind w:left="0" w:firstLine="709"/>
+      </w:pPr>
+      <w:r>
+        <w:t>Проектирование информационной системы (ER-диаграммы, UML);</w:t>
+      </w:r>
+    </w:p>
+    <w:p>
+      <w:pPr>
+        <w:pStyle w:val="af9"/>
+        <w:numPr>
+          <w:ilvl w:val="0"/>
+          <w:numId w:val="40"/>
+        </w:numPr>
+        <w:ind w:left="0" w:firstLine="709"/>
+      </w:pPr>
+      <w:r>
+        <w:t>Формирование команды и определение концепции проекта;</w:t>
+      </w:r>
+    </w:p>
+    <w:p>
+      <w:pPr>
+        <w:pStyle w:val="af9"/>
+        <w:numPr>
+          <w:ilvl w:val="0"/>
+          <w:numId w:val="40"/>
+        </w:numPr>
+        <w:ind w:left="0" w:firstLine="709"/>
+      </w:pPr>
+      <w:r>
+        <w:t>Создание репозитория и управление версиями;</w:t>
+      </w:r>
+    </w:p>
+    <w:p>
+      <w:pPr>
+        <w:pStyle w:val="af9"/>
+        <w:numPr>
+          <w:ilvl w:val="0"/>
+          <w:numId w:val="40"/>
+        </w:numPr>
+        <w:ind w:left="0" w:firstLine="709"/>
+      </w:pPr>
+      <w:r>
+        <w:t>Разработка, создание моделей и форм;</w:t>
+      </w:r>
+    </w:p>
+    <w:p>
+      <w:pPr>
+        <w:pStyle w:val="af9"/>
+        <w:numPr>
+          <w:ilvl w:val="0"/>
+          <w:numId w:val="40"/>
+        </w:numPr>
+        <w:ind w:left="0" w:firstLine="709"/>
+      </w:pPr>
+      <w:r>
+        <w:t>Интеграция с API конвертера валют и хранилищем данных;</w:t>
+      </w:r>
+    </w:p>
+    <w:p>
+      <w:pPr>
+        <w:pStyle w:val="af9"/>
+        <w:numPr>
+          <w:ilvl w:val="0"/>
+          <w:numId w:val="40"/>
+        </w:numPr>
+        <w:ind w:left="0" w:firstLine="709"/>
+      </w:pPr>
+      <w:r>
+        <w:t>Обеспечение управления пользователями (регистрация, авторизация);</w:t>
+      </w:r>
+    </w:p>
+    <w:p>
+      <w:pPr>
+        <w:pStyle w:val="af9"/>
+        <w:numPr>
+          <w:ilvl w:val="0"/>
+          <w:numId w:val="40"/>
+        </w:numPr>
+        <w:ind w:left="0" w:firstLine="709"/>
+      </w:pPr>
+      <w:r>
+        <w:t>Создание страницы управления бюджетом, страницы добавления поездки;</w:t>
+      </w:r>
+    </w:p>
+    <w:p>
+      <w:pPr>
+        <w:pStyle w:val="af9"/>
+        <w:numPr>
+          <w:ilvl w:val="0"/>
+          <w:numId w:val="40"/>
+        </w:numPr>
+        <w:ind w:left="0" w:firstLine="709"/>
+      </w:pPr>
+      <w:r>
+        <w:t>Создание страницы для добавления и редактирования информации о странах (админ-панель);</w:t>
+      </w:r>
+    </w:p>
+    <w:p>
+      <w:pPr>
+        <w:pStyle w:val="af9"/>
+        <w:numPr>
+          <w:ilvl w:val="0"/>
+          <w:numId w:val="40"/>
+        </w:numPr>
+        <w:ind w:left="0" w:firstLine="709"/>
+      </w:pPr>
+      <w:r>
+        <w:t>Плановая документация и создание диаграмм;</w:t>
+      </w:r>
+    </w:p>
+    <w:p>
+      <w:pPr>
+        <w:pStyle w:val="af9"/>
+        <w:numPr>
+          <w:ilvl w:val="0"/>
+          <w:numId w:val="40"/>
+        </w:numPr>
+        <w:ind w:left="0" w:firstLine="709"/>
+      </w:pPr>
+      <w:r>
+        <w:t>Тестирование закреплённых модулей</w:t>
+      </w:r>
+      <w:r>
+        <w:rPr>
+          <w:lang w:val="en-US"/>
+        </w:rPr>
+        <w:t>.</w:t>
+      </w:r>
+    </w:p>
+    <w:p>
+      <w:r>
+        <w:t>Участник 2: Александрова Арина</w:t>
+      </w:r>
+    </w:p>
+    <w:p>
+      <w:r>
+        <w:t xml:space="preserve">Роль в проекте: </w:t>
+      </w:r>
+      <w:proofErr w:type="spellStart"/>
+      <w:r>
+        <w:t>Fullstack</w:t>
+      </w:r>
+      <w:proofErr w:type="spellEnd"/>
+      <w:r>
+        <w:t>-разработчик.</w:t>
+      </w:r>
+    </w:p>
+    <w:p>
+      <w:r>
+        <w:t>Ключевые зоны ответственности:</w:t>
+      </w:r>
+    </w:p>
+    <w:p>
+      <w:pPr>
+        <w:pStyle w:val="af9"/>
+        <w:numPr>
+          <w:ilvl w:val="0"/>
+          <w:numId w:val="41"/>
+        </w:numPr>
+        <w:tabs>
+          <w:tab w:val="left" w:pos="993"/>
+        </w:tabs>
+        <w:ind w:left="0" w:firstLine="709"/>
+      </w:pPr>
+      <w:r>
+        <w:t>Проектирование информационной системы (ER-диаграммы, UML);</w:t>
+      </w:r>
+    </w:p>
+    <w:p>
+      <w:pPr>
+        <w:pStyle w:val="af9"/>
+        <w:numPr>
+          <w:ilvl w:val="0"/>
+          <w:numId w:val="41"/>
+        </w:numPr>
+        <w:ind w:left="0" w:firstLine="709"/>
+      </w:pPr>
+      <w:r>
+        <w:t>Формирование команды и определение концепции проекта;</w:t>
+      </w:r>
+    </w:p>
+    <w:p>
+      <w:pPr>
+        <w:pStyle w:val="af9"/>
+        <w:numPr>
+          <w:ilvl w:val="0"/>
+          <w:numId w:val="41"/>
+        </w:numPr>
+        <w:ind w:left="0" w:firstLine="709"/>
+      </w:pPr>
+      <w:r>
+        <w:lastRenderedPageBreak/>
+        <w:t>Поиск и обработка графического контента (картинки для стран, иконки);</w:t>
+      </w:r>
+    </w:p>
+    <w:p>
+      <w:pPr>
+        <w:pStyle w:val="af9"/>
+        <w:numPr>
+          <w:ilvl w:val="0"/>
+          <w:numId w:val="41"/>
+        </w:numPr>
+        <w:ind w:left="0" w:firstLine="709"/>
+      </w:pPr>
+      <w:r>
+        <w:t>Создание страницы для статей и приложений по определённой стране;</w:t>
+      </w:r>
+    </w:p>
+    <w:p>
+      <w:pPr>
+        <w:pStyle w:val="af9"/>
+        <w:numPr>
+          <w:ilvl w:val="0"/>
+          <w:numId w:val="41"/>
+        </w:numPr>
+        <w:ind w:left="0" w:firstLine="709"/>
+      </w:pPr>
+      <w:r>
+        <w:t>Создание страницы с фразами и категориями (мини-разговорник);</w:t>
+      </w:r>
+    </w:p>
+    <w:p>
+      <w:pPr>
+        <w:pStyle w:val="af9"/>
+        <w:numPr>
+          <w:ilvl w:val="0"/>
+          <w:numId w:val="41"/>
+        </w:numPr>
+        <w:ind w:left="0" w:firstLine="709"/>
+      </w:pPr>
+      <w:r>
+        <w:t>Разработка интерфейсов, связанных с пользовательским контентом;</w:t>
+      </w:r>
+    </w:p>
+    <w:p>
+      <w:pPr>
+        <w:pStyle w:val="af9"/>
+        <w:numPr>
+          <w:ilvl w:val="0"/>
+          <w:numId w:val="41"/>
+        </w:numPr>
+        <w:ind w:left="0" w:firstLine="709"/>
+      </w:pPr>
+      <w:r>
+        <w:t>Разработка, создание моделей и форм;</w:t>
+      </w:r>
+    </w:p>
+    <w:p>
+      <w:pPr>
+        <w:pStyle w:val="af9"/>
+        <w:numPr>
+          <w:ilvl w:val="0"/>
+          <w:numId w:val="41"/>
+        </w:numPr>
+        <w:ind w:left="0" w:firstLine="709"/>
+      </w:pPr>
+      <w:r>
+        <w:t>Плановая документация и создание диаграмм;</w:t>
+      </w:r>
+    </w:p>
+    <w:p>
+      <w:pPr>
+        <w:pStyle w:val="af9"/>
+        <w:numPr>
+          <w:ilvl w:val="0"/>
+          <w:numId w:val="41"/>
+        </w:numPr>
+        <w:ind w:left="0" w:firstLine="709"/>
+      </w:pPr>
+      <w:r>
+        <w:t>Поиск и обработка информации для наполнения базы данных (статьи, правила, топ-10 приложений);</w:t>
+      </w:r>
+    </w:p>
+    <w:p>
+      <w:pPr>
+        <w:pStyle w:val="af9"/>
+        <w:numPr>
+          <w:ilvl w:val="0"/>
+          <w:numId w:val="41"/>
+        </w:numPr>
+        <w:ind w:left="0" w:firstLine="709"/>
+      </w:pPr>
+      <w:r>
+        <w:t>Тестирование закреплённых модулей.</w:t>
       </w:r>
     </w:p>
     <w:p>
@@ -11884,12 +15329,14 @@
       <w:pPr>
         <w:pStyle w:val="1"/>
       </w:pPr>
-      <w:bookmarkStart w:id="108" w:name="_Toc230250352"/>
+      <w:bookmarkStart w:id="134" w:name="_Toc230250352"/>
+      <w:bookmarkStart w:id="135" w:name="_Toc230987854"/>
       <w:r>
         <w:lastRenderedPageBreak/>
         <w:t>ПРИЛОЖЕНИЕ Б</w:t>
       </w:r>
-      <w:bookmarkEnd w:id="108"/>
+      <w:bookmarkEnd w:id="134"/>
+      <w:bookmarkEnd w:id="135"/>
     </w:p>
     <w:p>
       <w:pPr>
@@ -11936,75 +15383,6 @@
             <wp:extent cx="3902968" cy="3858253"/>
             <wp:effectExtent l="0" t="0" r="2540" b="9525"/>
             <wp:docPr id="17" name="Рисунок 17"/>
-            <wp:cNvGraphicFramePr>
-              <a:graphicFrameLocks xmlns:a="http://schemas.openxmlformats.org/drawingml/2006/main" noChangeAspect="1"/>
-            </wp:cNvGraphicFramePr>
-            <a:graphic xmlns:a="http://schemas.openxmlformats.org/drawingml/2006/main">
-              <a:graphicData uri="http://schemas.openxmlformats.org/drawingml/2006/picture">
-                <pic:pic xmlns:pic="http://schemas.openxmlformats.org/drawingml/2006/picture">
-                  <pic:nvPicPr>
-                    <pic:cNvPr id="1" name=""/>
-                    <pic:cNvPicPr/>
-                  </pic:nvPicPr>
-                  <pic:blipFill>
-                    <a:blip r:embed="rId27"/>
-                    <a:stretch>
-                      <a:fillRect/>
-                    </a:stretch>
-                  </pic:blipFill>
-                  <pic:spPr>
-                    <a:xfrm>
-                      <a:off x="0" y="0"/>
-                      <a:ext cx="3911387" cy="3866575"/>
-                    </a:xfrm>
-                    <a:prstGeom prst="rect">
-                      <a:avLst/>
-                    </a:prstGeom>
-                  </pic:spPr>
-                </pic:pic>
-              </a:graphicData>
-            </a:graphic>
-          </wp:inline>
-        </w:drawing>
-      </w:r>
-    </w:p>
-    <w:p>
-      <w:pPr>
-        <w:jc w:val="center"/>
-        <w:rPr>
-          <w:lang w:eastAsia="ru-RU"/>
-        </w:rPr>
-      </w:pPr>
-      <w:r>
-        <w:t xml:space="preserve">Рисунок </w:t>
-      </w:r>
-      <w:fldSimple w:instr=" SEQ Рисунок \* ARABIC ">
-        <w:r>
-          <w:rPr>
-            <w:noProof/>
-          </w:rPr>
-          <w:t>20</w:t>
-        </w:r>
-      </w:fldSimple>
-      <w:r>
-        <w:t>. Страница входа</w:t>
-      </w:r>
-    </w:p>
-    <w:p>
-      <w:pPr>
-        <w:keepNext/>
-        <w:jc w:val="center"/>
-      </w:pPr>
-      <w:r>
-        <w:rPr>
-          <w:noProof/>
-          <w:lang w:eastAsia="ru-RU"/>
-        </w:rPr>
-        <w:drawing>
-          <wp:inline distT="0" distB="0" distL="0" distR="0" wp14:anchorId="152478A8" wp14:editId="6C2B8A96">
-            <wp:extent cx="3077112" cy="3645458"/>
-            <wp:effectExtent l="0" t="0" r="9525" b="0"/>
-            <wp:docPr id="20" name="Рисунок 20"/>
             <wp:cNvGraphicFramePr>
               <a:graphicFrameLocks xmlns:a="http://schemas.openxmlformats.org/drawingml/2006/main" noChangeAspect="1"/>
             </wp:cNvGraphicFramePr>
@@ -12024,6 +15402,88 @@
                   <pic:spPr>
                     <a:xfrm>
                       <a:off x="0" y="0"/>
+                      <a:ext cx="3911387" cy="3866575"/>
+                    </a:xfrm>
+                    <a:prstGeom prst="rect">
+                      <a:avLst/>
+                    </a:prstGeom>
+                  </pic:spPr>
+                </pic:pic>
+              </a:graphicData>
+            </a:graphic>
+          </wp:inline>
+        </w:drawing>
+      </w:r>
+    </w:p>
+    <w:p>
+      <w:pPr>
+        <w:jc w:val="center"/>
+        <w:rPr>
+          <w:lang w:eastAsia="ru-RU"/>
+        </w:rPr>
+      </w:pPr>
+      <w:r>
+        <w:t xml:space="preserve">Рисунок </w:t>
+      </w:r>
+      <w:r>
+        <w:fldChar w:fldCharType="begin"/>
+      </w:r>
+      <w:r>
+        <w:instrText xml:space="preserve"> SEQ Рисунок \* ARABIC </w:instrText>
+      </w:r>
+      <w:r>
+        <w:fldChar w:fldCharType="separate"/>
+      </w:r>
+      <w:r>
+        <w:rPr>
+          <w:noProof/>
+        </w:rPr>
+        <w:t>21</w:t>
+      </w:r>
+      <w:r>
+        <w:rPr>
+          <w:noProof/>
+        </w:rPr>
+        <w:fldChar w:fldCharType="end"/>
+      </w:r>
+      <w:r>
+        <w:t>. Страница входа</w:t>
+      </w:r>
+    </w:p>
+    <w:p>
+      <w:pPr>
+        <w:keepNext/>
+        <w:jc w:val="center"/>
+      </w:pPr>
+      <w:r>
+        <w:rPr>
+          <w:noProof/>
+          <w:lang w:eastAsia="ru-RU"/>
+        </w:rPr>
+        <w:drawing>
+          <wp:inline distT="0" distB="0" distL="0" distR="0" wp14:anchorId="152478A8" wp14:editId="6C2B8A96">
+            <wp:extent cx="3077112" cy="3645458"/>
+            <wp:effectExtent l="0" t="0" r="9525" b="0"/>
+            <wp:docPr id="20" name="Рисунок 20"/>
+            <wp:cNvGraphicFramePr>
+              <a:graphicFrameLocks xmlns:a="http://schemas.openxmlformats.org/drawingml/2006/main" noChangeAspect="1"/>
+            </wp:cNvGraphicFramePr>
+            <a:graphic xmlns:a="http://schemas.openxmlformats.org/drawingml/2006/main">
+              <a:graphicData uri="http://schemas.openxmlformats.org/drawingml/2006/picture">
+                <pic:pic xmlns:pic="http://schemas.openxmlformats.org/drawingml/2006/picture">
+                  <pic:nvPicPr>
+                    <pic:cNvPr id="1" name=""/>
+                    <pic:cNvPicPr/>
+                  </pic:nvPicPr>
+                  <pic:blipFill>
+                    <a:blip r:embed="rId29"/>
+                    <a:stretch>
+                      <a:fillRect/>
+                    </a:stretch>
+                  </pic:blipFill>
+                  <pic:spPr>
+                    <a:xfrm>
+                      <a:off x="0" y="0"/>
                       <a:ext cx="3081238" cy="3650346"/>
                     </a:xfrm>
                     <a:prstGeom prst="rect">
@@ -12047,14 +15507,27 @@
       <w:r>
         <w:t xml:space="preserve">Рисунок </w:t>
       </w:r>
-      <w:fldSimple w:instr=" SEQ Рисунок \* ARABIC ">
-        <w:r>
-          <w:rPr>
-            <w:noProof/>
-          </w:rPr>
-          <w:t>21</w:t>
-        </w:r>
-      </w:fldSimple>
+      <w:r>
+        <w:fldChar w:fldCharType="begin"/>
+      </w:r>
+      <w:r>
+        <w:instrText xml:space="preserve"> SEQ Рисунок \* ARABIC </w:instrText>
+      </w:r>
+      <w:r>
+        <w:fldChar w:fldCharType="separate"/>
+      </w:r>
+      <w:r>
+        <w:rPr>
+          <w:noProof/>
+        </w:rPr>
+        <w:t>22</w:t>
+      </w:r>
+      <w:r>
+        <w:rPr>
+          <w:noProof/>
+        </w:rPr>
+        <w:fldChar w:fldCharType="end"/>
+      </w:r>
       <w:r>
         <w:t>. Страница регистрации</w:t>
       </w:r>
@@ -12089,7 +15562,7 @@
                     </pic:cNvPicPr>
                   </pic:nvPicPr>
                   <pic:blipFill>
-                    <a:blip r:embed="rId29">
+                    <a:blip r:embed="rId30">
                       <a:extLst>
                         <a:ext uri="{28A0092B-C50C-407E-A947-70E740481C1C}">
                           <a14:useLocalDpi xmlns:a14="http://schemas.microsoft.com/office/drawing/2010/main" val="0"/>
@@ -12128,14 +15601,27 @@
       <w:r>
         <w:t xml:space="preserve">Рисунок </w:t>
       </w:r>
-      <w:fldSimple w:instr=" SEQ Рисунок \* ARABIC ">
-        <w:r>
-          <w:rPr>
-            <w:noProof/>
-          </w:rPr>
-          <w:t>22</w:t>
-        </w:r>
-      </w:fldSimple>
+      <w:r>
+        <w:fldChar w:fldCharType="begin"/>
+      </w:r>
+      <w:r>
+        <w:instrText xml:space="preserve"> SEQ Рисунок \* ARABIC </w:instrText>
+      </w:r>
+      <w:r>
+        <w:fldChar w:fldCharType="separate"/>
+      </w:r>
+      <w:r>
+        <w:rPr>
+          <w:noProof/>
+        </w:rPr>
+        <w:t>23</w:t>
+      </w:r>
+      <w:r>
+        <w:rPr>
+          <w:noProof/>
+        </w:rPr>
+        <w:fldChar w:fldCharType="end"/>
+      </w:r>
       <w:r>
         <w:t>. Главная страница</w:t>
       </w:r>
@@ -12165,7 +15651,7 @@
                     <pic:cNvPicPr/>
                   </pic:nvPicPr>
                   <pic:blipFill rotWithShape="1">
-                    <a:blip r:embed="rId30"/>
+                    <a:blip r:embed="rId31"/>
                     <a:srcRect r="10145" b="9030"/>
                     <a:stretch/>
                   </pic:blipFill>
@@ -12203,14 +15689,27 @@
       <w:r>
         <w:t xml:space="preserve">Рисунок </w:t>
       </w:r>
-      <w:fldSimple w:instr=" SEQ Рисунок \* ARABIC ">
-        <w:r>
-          <w:rPr>
-            <w:noProof/>
-          </w:rPr>
-          <w:t>23</w:t>
-        </w:r>
-      </w:fldSimple>
+      <w:r>
+        <w:fldChar w:fldCharType="begin"/>
+      </w:r>
+      <w:r>
+        <w:instrText xml:space="preserve"> SEQ Рисунок \* ARABIC </w:instrText>
+      </w:r>
+      <w:r>
+        <w:fldChar w:fldCharType="separate"/>
+      </w:r>
+      <w:r>
+        <w:rPr>
+          <w:noProof/>
+        </w:rPr>
+        <w:t>24</w:t>
+      </w:r>
+      <w:r>
+        <w:rPr>
+          <w:noProof/>
+        </w:rPr>
+        <w:fldChar w:fldCharType="end"/>
+      </w:r>
       <w:r>
         <w:t>. Страница создания страны</w:t>
       </w:r>
@@ -12242,7 +15741,7 @@
                     <pic:cNvPicPr/>
                   </pic:nvPicPr>
                   <pic:blipFill rotWithShape="1">
-                    <a:blip r:embed="rId31"/>
+                    <a:blip r:embed="rId32"/>
                     <a:srcRect r="6992"/>
                     <a:stretch/>
                   </pic:blipFill>
@@ -12280,14 +15779,27 @@
       <w:r>
         <w:t xml:space="preserve">Рисунок </w:t>
       </w:r>
-      <w:fldSimple w:instr=" SEQ Рисунок \* ARABIC ">
-        <w:r>
-          <w:rPr>
-            <w:noProof/>
-          </w:rPr>
-          <w:t>24</w:t>
-        </w:r>
-      </w:fldSimple>
+      <w:r>
+        <w:fldChar w:fldCharType="begin"/>
+      </w:r>
+      <w:r>
+        <w:instrText xml:space="preserve"> SEQ Рисунок \* ARABIC </w:instrText>
+      </w:r>
+      <w:r>
+        <w:fldChar w:fldCharType="separate"/>
+      </w:r>
+      <w:r>
+        <w:rPr>
+          <w:noProof/>
+        </w:rPr>
+        <w:t>25</w:t>
+      </w:r>
+      <w:r>
+        <w:rPr>
+          <w:noProof/>
+        </w:rPr>
+        <w:fldChar w:fldCharType="end"/>
+      </w:r>
       <w:r>
         <w:t xml:space="preserve">. </w:t>
       </w:r>
@@ -12310,75 +15822,6 @@
             <wp:extent cx="5201376" cy="3505689"/>
             <wp:effectExtent l="0" t="0" r="0" b="0"/>
             <wp:docPr id="27" name="Рисунок 27"/>
-            <wp:cNvGraphicFramePr>
-              <a:graphicFrameLocks xmlns:a="http://schemas.openxmlformats.org/drawingml/2006/main" noChangeAspect="1"/>
-            </wp:cNvGraphicFramePr>
-            <a:graphic xmlns:a="http://schemas.openxmlformats.org/drawingml/2006/main">
-              <a:graphicData uri="http://schemas.openxmlformats.org/drawingml/2006/picture">
-                <pic:pic xmlns:pic="http://schemas.openxmlformats.org/drawingml/2006/picture">
-                  <pic:nvPicPr>
-                    <pic:cNvPr id="1" name=""/>
-                    <pic:cNvPicPr/>
-                  </pic:nvPicPr>
-                  <pic:blipFill>
-                    <a:blip r:embed="rId32"/>
-                    <a:stretch>
-                      <a:fillRect/>
-                    </a:stretch>
-                  </pic:blipFill>
-                  <pic:spPr>
-                    <a:xfrm>
-                      <a:off x="0" y="0"/>
-                      <a:ext cx="5201376" cy="3505689"/>
-                    </a:xfrm>
-                    <a:prstGeom prst="rect">
-                      <a:avLst/>
-                    </a:prstGeom>
-                  </pic:spPr>
-                </pic:pic>
-              </a:graphicData>
-            </a:graphic>
-          </wp:inline>
-        </w:drawing>
-      </w:r>
-    </w:p>
-    <w:p>
-      <w:pPr>
-        <w:ind w:firstLine="0"/>
-        <w:jc w:val="center"/>
-        <w:rPr>
-          <w:lang w:eastAsia="ru-RU"/>
-        </w:rPr>
-      </w:pPr>
-      <w:r>
-        <w:t xml:space="preserve">Рисунок </w:t>
-      </w:r>
-      <w:fldSimple w:instr=" SEQ Рисунок \* ARABIC ">
-        <w:r>
-          <w:rPr>
-            <w:noProof/>
-          </w:rPr>
-          <w:t>25</w:t>
-        </w:r>
-      </w:fldSimple>
-      <w:r>
-        <w:t>. Модальное окно с подтверждением удаления страны</w:t>
-      </w:r>
-    </w:p>
-    <w:p>
-      <w:pPr>
-        <w:jc w:val="center"/>
-      </w:pPr>
-      <w:r>
-        <w:rPr>
-          <w:lang w:eastAsia="ru-RU"/>
-        </w:rPr>
-        <w:lastRenderedPageBreak/>
-        <w:drawing>
-          <wp:inline distT="0" distB="0" distL="0" distR="0" wp14:anchorId="4394F168" wp14:editId="09860091">
-            <wp:extent cx="3945680" cy="5654040"/>
-            <wp:effectExtent l="0" t="0" r="0" b="3810"/>
-            <wp:docPr id="22" name="Рисунок 22"/>
             <wp:cNvGraphicFramePr>
               <a:graphicFrameLocks xmlns:a="http://schemas.openxmlformats.org/drawingml/2006/main" noChangeAspect="1"/>
             </wp:cNvGraphicFramePr>
@@ -12398,6 +15841,89 @@
                   <pic:spPr>
                     <a:xfrm>
                       <a:off x="0" y="0"/>
+                      <a:ext cx="5201376" cy="3505689"/>
+                    </a:xfrm>
+                    <a:prstGeom prst="rect">
+                      <a:avLst/>
+                    </a:prstGeom>
+                  </pic:spPr>
+                </pic:pic>
+              </a:graphicData>
+            </a:graphic>
+          </wp:inline>
+        </w:drawing>
+      </w:r>
+    </w:p>
+    <w:p>
+      <w:pPr>
+        <w:ind w:firstLine="0"/>
+        <w:jc w:val="center"/>
+        <w:rPr>
+          <w:lang w:eastAsia="ru-RU"/>
+        </w:rPr>
+      </w:pPr>
+      <w:r>
+        <w:t xml:space="preserve">Рисунок </w:t>
+      </w:r>
+      <w:r>
+        <w:fldChar w:fldCharType="begin"/>
+      </w:r>
+      <w:r>
+        <w:instrText xml:space="preserve"> SEQ Рисунок \* ARABIC </w:instrText>
+      </w:r>
+      <w:r>
+        <w:fldChar w:fldCharType="separate"/>
+      </w:r>
+      <w:r>
+        <w:rPr>
+          <w:noProof/>
+        </w:rPr>
+        <w:t>26</w:t>
+      </w:r>
+      <w:r>
+        <w:rPr>
+          <w:noProof/>
+        </w:rPr>
+        <w:fldChar w:fldCharType="end"/>
+      </w:r>
+      <w:r>
+        <w:t>. Модальное окно с подтверждением удаления страны</w:t>
+      </w:r>
+    </w:p>
+    <w:p>
+      <w:pPr>
+        <w:jc w:val="center"/>
+      </w:pPr>
+      <w:r>
+        <w:rPr>
+          <w:noProof/>
+          <w:lang w:eastAsia="ru-RU"/>
+        </w:rPr>
+        <w:lastRenderedPageBreak/>
+        <w:drawing>
+          <wp:inline distT="0" distB="0" distL="0" distR="0" wp14:anchorId="4394F168" wp14:editId="09860091">
+            <wp:extent cx="3945680" cy="5654040"/>
+            <wp:effectExtent l="0" t="0" r="0" b="3810"/>
+            <wp:docPr id="22" name="Рисунок 22"/>
+            <wp:cNvGraphicFramePr>
+              <a:graphicFrameLocks xmlns:a="http://schemas.openxmlformats.org/drawingml/2006/main" noChangeAspect="1"/>
+            </wp:cNvGraphicFramePr>
+            <a:graphic xmlns:a="http://schemas.openxmlformats.org/drawingml/2006/main">
+              <a:graphicData uri="http://schemas.openxmlformats.org/drawingml/2006/picture">
+                <pic:pic xmlns:pic="http://schemas.openxmlformats.org/drawingml/2006/picture">
+                  <pic:nvPicPr>
+                    <pic:cNvPr id="1" name=""/>
+                    <pic:cNvPicPr/>
+                  </pic:nvPicPr>
+                  <pic:blipFill>
+                    <a:blip r:embed="rId34"/>
+                    <a:stretch>
+                      <a:fillRect/>
+                    </a:stretch>
+                  </pic:blipFill>
+                  <pic:spPr>
+                    <a:xfrm>
+                      <a:off x="0" y="0"/>
                       <a:ext cx="3950601" cy="5661091"/>
                     </a:xfrm>
                     <a:prstGeom prst="rect">
@@ -12421,14 +15947,27 @@
       <w:r>
         <w:t xml:space="preserve">Рисунок </w:t>
       </w:r>
-      <w:fldSimple w:instr=" SEQ Рисунок \* ARABIC ">
-        <w:r>
-          <w:rPr>
-            <w:noProof/>
-          </w:rPr>
-          <w:t>26</w:t>
-        </w:r>
-      </w:fldSimple>
+      <w:r>
+        <w:fldChar w:fldCharType="begin"/>
+      </w:r>
+      <w:r>
+        <w:instrText xml:space="preserve"> SEQ Рисунок \* ARABIC </w:instrText>
+      </w:r>
+      <w:r>
+        <w:fldChar w:fldCharType="separate"/>
+      </w:r>
+      <w:r>
+        <w:rPr>
+          <w:noProof/>
+        </w:rPr>
+        <w:t>27</w:t>
+      </w:r>
+      <w:r>
+        <w:rPr>
+          <w:noProof/>
+        </w:rPr>
+        <w:fldChar w:fldCharType="end"/>
+      </w:r>
       <w:r>
         <w:t xml:space="preserve">. </w:t>
       </w:r>
@@ -12437,7 +15976,7 @@
       </w:r>
     </w:p>
     <w:sectPr>
-      <w:footerReference w:type="default" r:id="rId34"/>
+      <w:footerReference w:type="default" r:id="rId35"/>
       <w:pgSz w:w="11906" w:h="16838"/>
       <w:pgMar w:top="1134" w:right="851" w:bottom="1134" w:left="1701" w:header="709" w:footer="709" w:gutter="0"/>
       <w:cols w:space="708"/>
@@ -12722,6 +16261,244 @@
     </w:lvl>
   </w:abstractNum>
   <w:abstractNum w:abstractNumId="2" w15:restartNumberingAfterBreak="0">
+    <w:nsid w:val="11010870"/>
+    <w:multiLevelType w:val="multilevel"/>
+    <w:tmpl w:val="BE8C85D4"/>
+    <w:lvl w:ilvl="0">
+      <w:start w:val="1"/>
+      <w:numFmt w:val="bullet"/>
+      <w:lvlText w:val=""/>
+      <w:lvlJc w:val="left"/>
+      <w:pPr>
+        <w:tabs>
+          <w:tab w:val="num" w:pos="720"/>
+        </w:tabs>
+        <w:ind w:left="720" w:hanging="360"/>
+      </w:pPr>
+      <w:rPr>
+        <w:rFonts w:ascii="Symbol" w:hAnsi="Symbol" w:hint="default"/>
+        <w:sz w:val="20"/>
+      </w:rPr>
+    </w:lvl>
+    <w:lvl w:ilvl="1" w:tentative="1">
+      <w:start w:val="1"/>
+      <w:numFmt w:val="bullet"/>
+      <w:lvlText w:val="o"/>
+      <w:lvlJc w:val="left"/>
+      <w:pPr>
+        <w:tabs>
+          <w:tab w:val="num" w:pos="1440"/>
+        </w:tabs>
+        <w:ind w:left="1440" w:hanging="360"/>
+      </w:pPr>
+      <w:rPr>
+        <w:rFonts w:ascii="Courier New" w:hAnsi="Courier New" w:hint="default"/>
+        <w:sz w:val="20"/>
+      </w:rPr>
+    </w:lvl>
+    <w:lvl w:ilvl="2" w:tentative="1">
+      <w:start w:val="1"/>
+      <w:numFmt w:val="bullet"/>
+      <w:lvlText w:val=""/>
+      <w:lvlJc w:val="left"/>
+      <w:pPr>
+        <w:tabs>
+          <w:tab w:val="num" w:pos="2160"/>
+        </w:tabs>
+        <w:ind w:left="2160" w:hanging="360"/>
+      </w:pPr>
+      <w:rPr>
+        <w:rFonts w:ascii="Wingdings" w:hAnsi="Wingdings" w:hint="default"/>
+        <w:sz w:val="20"/>
+      </w:rPr>
+    </w:lvl>
+    <w:lvl w:ilvl="3" w:tentative="1">
+      <w:start w:val="1"/>
+      <w:numFmt w:val="bullet"/>
+      <w:lvlText w:val=""/>
+      <w:lvlJc w:val="left"/>
+      <w:pPr>
+        <w:tabs>
+          <w:tab w:val="num" w:pos="2880"/>
+        </w:tabs>
+        <w:ind w:left="2880" w:hanging="360"/>
+      </w:pPr>
+      <w:rPr>
+        <w:rFonts w:ascii="Wingdings" w:hAnsi="Wingdings" w:hint="default"/>
+        <w:sz w:val="20"/>
+      </w:rPr>
+    </w:lvl>
+    <w:lvl w:ilvl="4" w:tentative="1">
+      <w:start w:val="1"/>
+      <w:numFmt w:val="bullet"/>
+      <w:lvlText w:val=""/>
+      <w:lvlJc w:val="left"/>
+      <w:pPr>
+        <w:tabs>
+          <w:tab w:val="num" w:pos="3600"/>
+        </w:tabs>
+        <w:ind w:left="3600" w:hanging="360"/>
+      </w:pPr>
+      <w:rPr>
+        <w:rFonts w:ascii="Wingdings" w:hAnsi="Wingdings" w:hint="default"/>
+        <w:sz w:val="20"/>
+      </w:rPr>
+    </w:lvl>
+    <w:lvl w:ilvl="5" w:tentative="1">
+      <w:start w:val="1"/>
+      <w:numFmt w:val="bullet"/>
+      <w:lvlText w:val=""/>
+      <w:lvlJc w:val="left"/>
+      <w:pPr>
+        <w:tabs>
+          <w:tab w:val="num" w:pos="4320"/>
+        </w:tabs>
+        <w:ind w:left="4320" w:hanging="360"/>
+      </w:pPr>
+      <w:rPr>
+        <w:rFonts w:ascii="Wingdings" w:hAnsi="Wingdings" w:hint="default"/>
+        <w:sz w:val="20"/>
+      </w:rPr>
+    </w:lvl>
+    <w:lvl w:ilvl="6" w:tentative="1">
+      <w:start w:val="1"/>
+      <w:numFmt w:val="bullet"/>
+      <w:lvlText w:val=""/>
+      <w:lvlJc w:val="left"/>
+      <w:pPr>
+        <w:tabs>
+          <w:tab w:val="num" w:pos="5040"/>
+        </w:tabs>
+        <w:ind w:left="5040" w:hanging="360"/>
+      </w:pPr>
+      <w:rPr>
+        <w:rFonts w:ascii="Wingdings" w:hAnsi="Wingdings" w:hint="default"/>
+        <w:sz w:val="20"/>
+      </w:rPr>
+    </w:lvl>
+    <w:lvl w:ilvl="7" w:tentative="1">
+      <w:start w:val="1"/>
+      <w:numFmt w:val="bullet"/>
+      <w:lvlText w:val=""/>
+      <w:lvlJc w:val="left"/>
+      <w:pPr>
+        <w:tabs>
+          <w:tab w:val="num" w:pos="5760"/>
+        </w:tabs>
+        <w:ind w:left="5760" w:hanging="360"/>
+      </w:pPr>
+      <w:rPr>
+        <w:rFonts w:ascii="Wingdings" w:hAnsi="Wingdings" w:hint="default"/>
+        <w:sz w:val="20"/>
+      </w:rPr>
+    </w:lvl>
+    <w:lvl w:ilvl="8" w:tentative="1">
+      <w:start w:val="1"/>
+      <w:numFmt w:val="bullet"/>
+      <w:lvlText w:val=""/>
+      <w:lvlJc w:val="left"/>
+      <w:pPr>
+        <w:tabs>
+          <w:tab w:val="num" w:pos="6480"/>
+        </w:tabs>
+        <w:ind w:left="6480" w:hanging="360"/>
+      </w:pPr>
+      <w:rPr>
+        <w:rFonts w:ascii="Wingdings" w:hAnsi="Wingdings" w:hint="default"/>
+        <w:sz w:val="20"/>
+      </w:rPr>
+    </w:lvl>
+  </w:abstractNum>
+  <w:abstractNum w:abstractNumId="3" w15:restartNumberingAfterBreak="0">
+    <w:nsid w:val="143913B4"/>
+    <w:multiLevelType w:val="hybridMultilevel"/>
+    <w:tmpl w:val="19B21A92"/>
+    <w:lvl w:ilvl="0" w:tplc="9EE89C42">
+      <w:start w:val="6"/>
+      <w:numFmt w:val="decimal"/>
+      <w:lvlText w:val="%1"/>
+      <w:lvlJc w:val="left"/>
+      <w:pPr>
+        <w:ind w:left="720" w:hanging="360"/>
+      </w:pPr>
+      <w:rPr>
+        <w:rFonts w:hint="default"/>
+      </w:rPr>
+    </w:lvl>
+    <w:lvl w:ilvl="1" w:tplc="04190019" w:tentative="1">
+      <w:start w:val="1"/>
+      <w:numFmt w:val="lowerLetter"/>
+      <w:lvlText w:val="%2."/>
+      <w:lvlJc w:val="left"/>
+      <w:pPr>
+        <w:ind w:left="1440" w:hanging="360"/>
+      </w:pPr>
+    </w:lvl>
+    <w:lvl w:ilvl="2" w:tplc="0419001B" w:tentative="1">
+      <w:start w:val="1"/>
+      <w:numFmt w:val="lowerRoman"/>
+      <w:lvlText w:val="%3."/>
+      <w:lvlJc w:val="right"/>
+      <w:pPr>
+        <w:ind w:left="2160" w:hanging="180"/>
+      </w:pPr>
+    </w:lvl>
+    <w:lvl w:ilvl="3" w:tplc="0419000F" w:tentative="1">
+      <w:start w:val="1"/>
+      <w:numFmt w:val="decimal"/>
+      <w:lvlText w:val="%4."/>
+      <w:lvlJc w:val="left"/>
+      <w:pPr>
+        <w:ind w:left="2880" w:hanging="360"/>
+      </w:pPr>
+    </w:lvl>
+    <w:lvl w:ilvl="4" w:tplc="04190019" w:tentative="1">
+      <w:start w:val="1"/>
+      <w:numFmt w:val="lowerLetter"/>
+      <w:lvlText w:val="%5."/>
+      <w:lvlJc w:val="left"/>
+      <w:pPr>
+        <w:ind w:left="3600" w:hanging="360"/>
+      </w:pPr>
+    </w:lvl>
+    <w:lvl w:ilvl="5" w:tplc="0419001B" w:tentative="1">
+      <w:start w:val="1"/>
+      <w:numFmt w:val="lowerRoman"/>
+      <w:lvlText w:val="%6."/>
+      <w:lvlJc w:val="right"/>
+      <w:pPr>
+        <w:ind w:left="4320" w:hanging="180"/>
+      </w:pPr>
+    </w:lvl>
+    <w:lvl w:ilvl="6" w:tplc="0419000F" w:tentative="1">
+      <w:start w:val="1"/>
+      <w:numFmt w:val="decimal"/>
+      <w:lvlText w:val="%7."/>
+      <w:lvlJc w:val="left"/>
+      <w:pPr>
+        <w:ind w:left="5040" w:hanging="360"/>
+      </w:pPr>
+    </w:lvl>
+    <w:lvl w:ilvl="7" w:tplc="04190019" w:tentative="1">
+      <w:start w:val="1"/>
+      <w:numFmt w:val="lowerLetter"/>
+      <w:lvlText w:val="%8."/>
+      <w:lvlJc w:val="left"/>
+      <w:pPr>
+        <w:ind w:left="5760" w:hanging="360"/>
+      </w:pPr>
+    </w:lvl>
+    <w:lvl w:ilvl="8" w:tplc="0419001B" w:tentative="1">
+      <w:start w:val="1"/>
+      <w:numFmt w:val="lowerRoman"/>
+      <w:lvlText w:val="%9."/>
+      <w:lvlJc w:val="right"/>
+      <w:pPr>
+        <w:ind w:left="6480" w:hanging="180"/>
+      </w:pPr>
+    </w:lvl>
+  </w:abstractNum>
+  <w:abstractNum w:abstractNumId="4" w15:restartNumberingAfterBreak="0">
     <w:nsid w:val="143C7519"/>
     <w:multiLevelType w:val="hybridMultilevel"/>
     <w:tmpl w:val="2C74E830"/>
@@ -12810,7 +16587,233 @@
       </w:pPr>
     </w:lvl>
   </w:abstractNum>
-  <w:abstractNum w:abstractNumId="3" w15:restartNumberingAfterBreak="0">
+  <w:abstractNum w:abstractNumId="5" w15:restartNumberingAfterBreak="0">
+    <w:nsid w:val="15F514B3"/>
+    <w:multiLevelType w:val="hybridMultilevel"/>
+    <w:tmpl w:val="8FAA0D38"/>
+    <w:lvl w:ilvl="0" w:tplc="04190001">
+      <w:start w:val="1"/>
+      <w:numFmt w:val="bullet"/>
+      <w:lvlText w:val=""/>
+      <w:lvlJc w:val="left"/>
+      <w:pPr>
+        <w:ind w:left="1080" w:hanging="360"/>
+      </w:pPr>
+      <w:rPr>
+        <w:rFonts w:ascii="Symbol" w:hAnsi="Symbol" w:hint="default"/>
+      </w:rPr>
+    </w:lvl>
+    <w:lvl w:ilvl="1" w:tplc="04190003" w:tentative="1">
+      <w:start w:val="1"/>
+      <w:numFmt w:val="bullet"/>
+      <w:lvlText w:val="o"/>
+      <w:lvlJc w:val="left"/>
+      <w:pPr>
+        <w:ind w:left="1800" w:hanging="360"/>
+      </w:pPr>
+      <w:rPr>
+        <w:rFonts w:ascii="Courier New" w:hAnsi="Courier New" w:cs="Courier New" w:hint="default"/>
+      </w:rPr>
+    </w:lvl>
+    <w:lvl w:ilvl="2" w:tplc="04190005" w:tentative="1">
+      <w:start w:val="1"/>
+      <w:numFmt w:val="bullet"/>
+      <w:lvlText w:val=""/>
+      <w:lvlJc w:val="left"/>
+      <w:pPr>
+        <w:ind w:left="2520" w:hanging="360"/>
+      </w:pPr>
+      <w:rPr>
+        <w:rFonts w:ascii="Wingdings" w:hAnsi="Wingdings" w:hint="default"/>
+      </w:rPr>
+    </w:lvl>
+    <w:lvl w:ilvl="3" w:tplc="04190001" w:tentative="1">
+      <w:start w:val="1"/>
+      <w:numFmt w:val="bullet"/>
+      <w:lvlText w:val=""/>
+      <w:lvlJc w:val="left"/>
+      <w:pPr>
+        <w:ind w:left="3240" w:hanging="360"/>
+      </w:pPr>
+      <w:rPr>
+        <w:rFonts w:ascii="Symbol" w:hAnsi="Symbol" w:hint="default"/>
+      </w:rPr>
+    </w:lvl>
+    <w:lvl w:ilvl="4" w:tplc="04190003" w:tentative="1">
+      <w:start w:val="1"/>
+      <w:numFmt w:val="bullet"/>
+      <w:lvlText w:val="o"/>
+      <w:lvlJc w:val="left"/>
+      <w:pPr>
+        <w:ind w:left="3960" w:hanging="360"/>
+      </w:pPr>
+      <w:rPr>
+        <w:rFonts w:ascii="Courier New" w:hAnsi="Courier New" w:cs="Courier New" w:hint="default"/>
+      </w:rPr>
+    </w:lvl>
+    <w:lvl w:ilvl="5" w:tplc="04190005" w:tentative="1">
+      <w:start w:val="1"/>
+      <w:numFmt w:val="bullet"/>
+      <w:lvlText w:val=""/>
+      <w:lvlJc w:val="left"/>
+      <w:pPr>
+        <w:ind w:left="4680" w:hanging="360"/>
+      </w:pPr>
+      <w:rPr>
+        <w:rFonts w:ascii="Wingdings" w:hAnsi="Wingdings" w:hint="default"/>
+      </w:rPr>
+    </w:lvl>
+    <w:lvl w:ilvl="6" w:tplc="04190001" w:tentative="1">
+      <w:start w:val="1"/>
+      <w:numFmt w:val="bullet"/>
+      <w:lvlText w:val=""/>
+      <w:lvlJc w:val="left"/>
+      <w:pPr>
+        <w:ind w:left="5400" w:hanging="360"/>
+      </w:pPr>
+      <w:rPr>
+        <w:rFonts w:ascii="Symbol" w:hAnsi="Symbol" w:hint="default"/>
+      </w:rPr>
+    </w:lvl>
+    <w:lvl w:ilvl="7" w:tplc="04190003" w:tentative="1">
+      <w:start w:val="1"/>
+      <w:numFmt w:val="bullet"/>
+      <w:lvlText w:val="o"/>
+      <w:lvlJc w:val="left"/>
+      <w:pPr>
+        <w:ind w:left="6120" w:hanging="360"/>
+      </w:pPr>
+      <w:rPr>
+        <w:rFonts w:ascii="Courier New" w:hAnsi="Courier New" w:cs="Courier New" w:hint="default"/>
+      </w:rPr>
+    </w:lvl>
+    <w:lvl w:ilvl="8" w:tplc="04190005" w:tentative="1">
+      <w:start w:val="1"/>
+      <w:numFmt w:val="bullet"/>
+      <w:lvlText w:val=""/>
+      <w:lvlJc w:val="left"/>
+      <w:pPr>
+        <w:ind w:left="6840" w:hanging="360"/>
+      </w:pPr>
+      <w:rPr>
+        <w:rFonts w:ascii="Wingdings" w:hAnsi="Wingdings" w:hint="default"/>
+      </w:rPr>
+    </w:lvl>
+  </w:abstractNum>
+  <w:abstractNum w:abstractNumId="6" w15:restartNumberingAfterBreak="0">
+    <w:nsid w:val="1666735D"/>
+    <w:multiLevelType w:val="hybridMultilevel"/>
+    <w:tmpl w:val="052A59D4"/>
+    <w:lvl w:ilvl="0" w:tplc="04190001">
+      <w:start w:val="1"/>
+      <w:numFmt w:val="bullet"/>
+      <w:lvlText w:val=""/>
+      <w:lvlJc w:val="left"/>
+      <w:pPr>
+        <w:ind w:left="1429" w:hanging="360"/>
+      </w:pPr>
+      <w:rPr>
+        <w:rFonts w:ascii="Symbol" w:hAnsi="Symbol" w:hint="default"/>
+      </w:rPr>
+    </w:lvl>
+    <w:lvl w:ilvl="1" w:tplc="04190003" w:tentative="1">
+      <w:start w:val="1"/>
+      <w:numFmt w:val="bullet"/>
+      <w:lvlText w:val="o"/>
+      <w:lvlJc w:val="left"/>
+      <w:pPr>
+        <w:ind w:left="2149" w:hanging="360"/>
+      </w:pPr>
+      <w:rPr>
+        <w:rFonts w:ascii="Courier New" w:hAnsi="Courier New" w:cs="Courier New" w:hint="default"/>
+      </w:rPr>
+    </w:lvl>
+    <w:lvl w:ilvl="2" w:tplc="04190005" w:tentative="1">
+      <w:start w:val="1"/>
+      <w:numFmt w:val="bullet"/>
+      <w:lvlText w:val=""/>
+      <w:lvlJc w:val="left"/>
+      <w:pPr>
+        <w:ind w:left="2869" w:hanging="360"/>
+      </w:pPr>
+      <w:rPr>
+        <w:rFonts w:ascii="Wingdings" w:hAnsi="Wingdings" w:hint="default"/>
+      </w:rPr>
+    </w:lvl>
+    <w:lvl w:ilvl="3" w:tplc="04190001" w:tentative="1">
+      <w:start w:val="1"/>
+      <w:numFmt w:val="bullet"/>
+      <w:lvlText w:val=""/>
+      <w:lvlJc w:val="left"/>
+      <w:pPr>
+        <w:ind w:left="3589" w:hanging="360"/>
+      </w:pPr>
+      <w:rPr>
+        <w:rFonts w:ascii="Symbol" w:hAnsi="Symbol" w:hint="default"/>
+      </w:rPr>
+    </w:lvl>
+    <w:lvl w:ilvl="4" w:tplc="04190003" w:tentative="1">
+      <w:start w:val="1"/>
+      <w:numFmt w:val="bullet"/>
+      <w:lvlText w:val="o"/>
+      <w:lvlJc w:val="left"/>
+      <w:pPr>
+        <w:ind w:left="4309" w:hanging="360"/>
+      </w:pPr>
+      <w:rPr>
+        <w:rFonts w:ascii="Courier New" w:hAnsi="Courier New" w:cs="Courier New" w:hint="default"/>
+      </w:rPr>
+    </w:lvl>
+    <w:lvl w:ilvl="5" w:tplc="04190005" w:tentative="1">
+      <w:start w:val="1"/>
+      <w:numFmt w:val="bullet"/>
+      <w:lvlText w:val=""/>
+      <w:lvlJc w:val="left"/>
+      <w:pPr>
+        <w:ind w:left="5029" w:hanging="360"/>
+      </w:pPr>
+      <w:rPr>
+        <w:rFonts w:ascii="Wingdings" w:hAnsi="Wingdings" w:hint="default"/>
+      </w:rPr>
+    </w:lvl>
+    <w:lvl w:ilvl="6" w:tplc="04190001" w:tentative="1">
+      <w:start w:val="1"/>
+      <w:numFmt w:val="bullet"/>
+      <w:lvlText w:val=""/>
+      <w:lvlJc w:val="left"/>
+      <w:pPr>
+        <w:ind w:left="5749" w:hanging="360"/>
+      </w:pPr>
+      <w:rPr>
+        <w:rFonts w:ascii="Symbol" w:hAnsi="Symbol" w:hint="default"/>
+      </w:rPr>
+    </w:lvl>
+    <w:lvl w:ilvl="7" w:tplc="04190003" w:tentative="1">
+      <w:start w:val="1"/>
+      <w:numFmt w:val="bullet"/>
+      <w:lvlText w:val="o"/>
+      <w:lvlJc w:val="left"/>
+      <w:pPr>
+        <w:ind w:left="6469" w:hanging="360"/>
+      </w:pPr>
+      <w:rPr>
+        <w:rFonts w:ascii="Courier New" w:hAnsi="Courier New" w:cs="Courier New" w:hint="default"/>
+      </w:rPr>
+    </w:lvl>
+    <w:lvl w:ilvl="8" w:tplc="04190005" w:tentative="1">
+      <w:start w:val="1"/>
+      <w:numFmt w:val="bullet"/>
+      <w:lvlText w:val=""/>
+      <w:lvlJc w:val="left"/>
+      <w:pPr>
+        <w:ind w:left="7189" w:hanging="360"/>
+      </w:pPr>
+      <w:rPr>
+        <w:rFonts w:ascii="Wingdings" w:hAnsi="Wingdings" w:hint="default"/>
+      </w:rPr>
+    </w:lvl>
+  </w:abstractNum>
+  <w:abstractNum w:abstractNumId="7" w15:restartNumberingAfterBreak="0">
     <w:nsid w:val="21543A99"/>
     <w:multiLevelType w:val="hybridMultilevel"/>
     <w:tmpl w:val="7826C64E"/>
@@ -12923,10 +16926,123 @@
       </w:rPr>
     </w:lvl>
   </w:abstractNum>
-  <w:abstractNum w:abstractNumId="4" w15:restartNumberingAfterBreak="0">
+  <w:abstractNum w:abstractNumId="8" w15:restartNumberingAfterBreak="0">
+    <w:nsid w:val="2244324A"/>
+    <w:multiLevelType w:val="hybridMultilevel"/>
+    <w:tmpl w:val="FD7ACD4A"/>
+    <w:lvl w:ilvl="0" w:tplc="04190001">
+      <w:start w:val="1"/>
+      <w:numFmt w:val="bullet"/>
+      <w:lvlText w:val=""/>
+      <w:lvlJc w:val="left"/>
+      <w:pPr>
+        <w:ind w:left="1429" w:hanging="360"/>
+      </w:pPr>
+      <w:rPr>
+        <w:rFonts w:ascii="Symbol" w:hAnsi="Symbol" w:hint="default"/>
+      </w:rPr>
+    </w:lvl>
+    <w:lvl w:ilvl="1" w:tplc="04190003" w:tentative="1">
+      <w:start w:val="1"/>
+      <w:numFmt w:val="bullet"/>
+      <w:lvlText w:val="o"/>
+      <w:lvlJc w:val="left"/>
+      <w:pPr>
+        <w:ind w:left="2149" w:hanging="360"/>
+      </w:pPr>
+      <w:rPr>
+        <w:rFonts w:ascii="Courier New" w:hAnsi="Courier New" w:cs="Courier New" w:hint="default"/>
+      </w:rPr>
+    </w:lvl>
+    <w:lvl w:ilvl="2" w:tplc="04190005" w:tentative="1">
+      <w:start w:val="1"/>
+      <w:numFmt w:val="bullet"/>
+      <w:lvlText w:val=""/>
+      <w:lvlJc w:val="left"/>
+      <w:pPr>
+        <w:ind w:left="2869" w:hanging="360"/>
+      </w:pPr>
+      <w:rPr>
+        <w:rFonts w:ascii="Wingdings" w:hAnsi="Wingdings" w:hint="default"/>
+      </w:rPr>
+    </w:lvl>
+    <w:lvl w:ilvl="3" w:tplc="04190001" w:tentative="1">
+      <w:start w:val="1"/>
+      <w:numFmt w:val="bullet"/>
+      <w:lvlText w:val=""/>
+      <w:lvlJc w:val="left"/>
+      <w:pPr>
+        <w:ind w:left="3589" w:hanging="360"/>
+      </w:pPr>
+      <w:rPr>
+        <w:rFonts w:ascii="Symbol" w:hAnsi="Symbol" w:hint="default"/>
+      </w:rPr>
+    </w:lvl>
+    <w:lvl w:ilvl="4" w:tplc="04190003" w:tentative="1">
+      <w:start w:val="1"/>
+      <w:numFmt w:val="bullet"/>
+      <w:lvlText w:val="o"/>
+      <w:lvlJc w:val="left"/>
+      <w:pPr>
+        <w:ind w:left="4309" w:hanging="360"/>
+      </w:pPr>
+      <w:rPr>
+        <w:rFonts w:ascii="Courier New" w:hAnsi="Courier New" w:cs="Courier New" w:hint="default"/>
+      </w:rPr>
+    </w:lvl>
+    <w:lvl w:ilvl="5" w:tplc="04190005" w:tentative="1">
+      <w:start w:val="1"/>
+      <w:numFmt w:val="bullet"/>
+      <w:lvlText w:val=""/>
+      <w:lvlJc w:val="left"/>
+      <w:pPr>
+        <w:ind w:left="5029" w:hanging="360"/>
+      </w:pPr>
+      <w:rPr>
+        <w:rFonts w:ascii="Wingdings" w:hAnsi="Wingdings" w:hint="default"/>
+      </w:rPr>
+    </w:lvl>
+    <w:lvl w:ilvl="6" w:tplc="04190001" w:tentative="1">
+      <w:start w:val="1"/>
+      <w:numFmt w:val="bullet"/>
+      <w:lvlText w:val=""/>
+      <w:lvlJc w:val="left"/>
+      <w:pPr>
+        <w:ind w:left="5749" w:hanging="360"/>
+      </w:pPr>
+      <w:rPr>
+        <w:rFonts w:ascii="Symbol" w:hAnsi="Symbol" w:hint="default"/>
+      </w:rPr>
+    </w:lvl>
+    <w:lvl w:ilvl="7" w:tplc="04190003" w:tentative="1">
+      <w:start w:val="1"/>
+      <w:numFmt w:val="bullet"/>
+      <w:lvlText w:val="o"/>
+      <w:lvlJc w:val="left"/>
+      <w:pPr>
+        <w:ind w:left="6469" w:hanging="360"/>
+      </w:pPr>
+      <w:rPr>
+        <w:rFonts w:ascii="Courier New" w:hAnsi="Courier New" w:cs="Courier New" w:hint="default"/>
+      </w:rPr>
+    </w:lvl>
+    <w:lvl w:ilvl="8" w:tplc="04190005" w:tentative="1">
+      <w:start w:val="1"/>
+      <w:numFmt w:val="bullet"/>
+      <w:lvlText w:val=""/>
+      <w:lvlJc w:val="left"/>
+      <w:pPr>
+        <w:ind w:left="7189" w:hanging="360"/>
+      </w:pPr>
+      <w:rPr>
+        <w:rFonts w:ascii="Wingdings" w:hAnsi="Wingdings" w:hint="default"/>
+      </w:rPr>
+    </w:lvl>
+  </w:abstractNum>
+  <w:abstractNum w:abstractNumId="9" w15:restartNumberingAfterBreak="0">
     <w:nsid w:val="2676247D"/>
     <w:multiLevelType w:val="hybridMultilevel"/>
-    <w:tmpl w:val="A432A9F4"/>
+    <w:tmpl w:val="FD44E58E"/>
     <w:lvl w:ilvl="0" w:tplc="0419000F">
       <w:start w:val="1"/>
       <w:numFmt w:val="decimal"/>
@@ -13012,7 +17128,269 @@
       </w:pPr>
     </w:lvl>
   </w:abstractNum>
-  <w:abstractNum w:abstractNumId="5" w15:restartNumberingAfterBreak="0">
+  <w:abstractNum w:abstractNumId="10" w15:restartNumberingAfterBreak="0">
+    <w:nsid w:val="30032146"/>
+    <w:multiLevelType w:val="hybridMultilevel"/>
+    <w:tmpl w:val="E10876B4"/>
+    <w:lvl w:ilvl="0" w:tplc="04190001">
+      <w:start w:val="1"/>
+      <w:numFmt w:val="bullet"/>
+      <w:lvlText w:val=""/>
+      <w:lvlJc w:val="left"/>
+      <w:pPr>
+        <w:ind w:left="1429" w:hanging="360"/>
+      </w:pPr>
+      <w:rPr>
+        <w:rFonts w:ascii="Symbol" w:hAnsi="Symbol" w:hint="default"/>
+      </w:rPr>
+    </w:lvl>
+    <w:lvl w:ilvl="1" w:tplc="04190003">
+      <w:start w:val="1"/>
+      <w:numFmt w:val="bullet"/>
+      <w:lvlText w:val="o"/>
+      <w:lvlJc w:val="left"/>
+      <w:pPr>
+        <w:ind w:left="2149" w:hanging="360"/>
+      </w:pPr>
+      <w:rPr>
+        <w:rFonts w:ascii="Courier New" w:hAnsi="Courier New" w:cs="Courier New" w:hint="default"/>
+      </w:rPr>
+    </w:lvl>
+    <w:lvl w:ilvl="2" w:tplc="04190005">
+      <w:start w:val="1"/>
+      <w:numFmt w:val="bullet"/>
+      <w:lvlText w:val=""/>
+      <w:lvlJc w:val="left"/>
+      <w:pPr>
+        <w:ind w:left="2869" w:hanging="360"/>
+      </w:pPr>
+      <w:rPr>
+        <w:rFonts w:ascii="Wingdings" w:hAnsi="Wingdings" w:hint="default"/>
+      </w:rPr>
+    </w:lvl>
+    <w:lvl w:ilvl="3" w:tplc="04190001">
+      <w:start w:val="1"/>
+      <w:numFmt w:val="bullet"/>
+      <w:lvlText w:val=""/>
+      <w:lvlJc w:val="left"/>
+      <w:pPr>
+        <w:ind w:left="3589" w:hanging="360"/>
+      </w:pPr>
+      <w:rPr>
+        <w:rFonts w:ascii="Symbol" w:hAnsi="Symbol" w:hint="default"/>
+      </w:rPr>
+    </w:lvl>
+    <w:lvl w:ilvl="4" w:tplc="04190003">
+      <w:start w:val="1"/>
+      <w:numFmt w:val="bullet"/>
+      <w:lvlText w:val="o"/>
+      <w:lvlJc w:val="left"/>
+      <w:pPr>
+        <w:ind w:left="4309" w:hanging="360"/>
+      </w:pPr>
+      <w:rPr>
+        <w:rFonts w:ascii="Courier New" w:hAnsi="Courier New" w:cs="Courier New" w:hint="default"/>
+      </w:rPr>
+    </w:lvl>
+    <w:lvl w:ilvl="5" w:tplc="04190005">
+      <w:start w:val="1"/>
+      <w:numFmt w:val="bullet"/>
+      <w:lvlText w:val=""/>
+      <w:lvlJc w:val="left"/>
+      <w:pPr>
+        <w:ind w:left="5029" w:hanging="360"/>
+      </w:pPr>
+      <w:rPr>
+        <w:rFonts w:ascii="Wingdings" w:hAnsi="Wingdings" w:hint="default"/>
+      </w:rPr>
+    </w:lvl>
+    <w:lvl w:ilvl="6" w:tplc="04190001">
+      <w:start w:val="1"/>
+      <w:numFmt w:val="bullet"/>
+      <w:lvlText w:val=""/>
+      <w:lvlJc w:val="left"/>
+      <w:pPr>
+        <w:ind w:left="5749" w:hanging="360"/>
+      </w:pPr>
+      <w:rPr>
+        <w:rFonts w:ascii="Symbol" w:hAnsi="Symbol" w:hint="default"/>
+      </w:rPr>
+    </w:lvl>
+    <w:lvl w:ilvl="7" w:tplc="04190003">
+      <w:start w:val="1"/>
+      <w:numFmt w:val="bullet"/>
+      <w:lvlText w:val="o"/>
+      <w:lvlJc w:val="left"/>
+      <w:pPr>
+        <w:ind w:left="6469" w:hanging="360"/>
+      </w:pPr>
+      <w:rPr>
+        <w:rFonts w:ascii="Courier New" w:hAnsi="Courier New" w:cs="Courier New" w:hint="default"/>
+      </w:rPr>
+    </w:lvl>
+    <w:lvl w:ilvl="8" w:tplc="04190005">
+      <w:start w:val="1"/>
+      <w:numFmt w:val="bullet"/>
+      <w:lvlText w:val=""/>
+      <w:lvlJc w:val="left"/>
+      <w:pPr>
+        <w:ind w:left="7189" w:hanging="360"/>
+      </w:pPr>
+      <w:rPr>
+        <w:rFonts w:ascii="Wingdings" w:hAnsi="Wingdings" w:hint="default"/>
+      </w:rPr>
+    </w:lvl>
+  </w:abstractNum>
+  <w:abstractNum w:abstractNumId="11" w15:restartNumberingAfterBreak="0">
+    <w:nsid w:val="30770F0F"/>
+    <w:multiLevelType w:val="multilevel"/>
+    <w:tmpl w:val="DE0E767C"/>
+    <w:lvl w:ilvl="0">
+      <w:start w:val="1"/>
+      <w:numFmt w:val="bullet"/>
+      <w:lvlText w:val=""/>
+      <w:lvlJc w:val="left"/>
+      <w:pPr>
+        <w:tabs>
+          <w:tab w:val="num" w:pos="720"/>
+        </w:tabs>
+        <w:ind w:left="720" w:hanging="360"/>
+      </w:pPr>
+      <w:rPr>
+        <w:rFonts w:ascii="Symbol" w:hAnsi="Symbol" w:hint="default"/>
+        <w:sz w:val="20"/>
+      </w:rPr>
+    </w:lvl>
+    <w:lvl w:ilvl="1" w:tentative="1">
+      <w:start w:val="1"/>
+      <w:numFmt w:val="bullet"/>
+      <w:lvlText w:val="o"/>
+      <w:lvlJc w:val="left"/>
+      <w:pPr>
+        <w:tabs>
+          <w:tab w:val="num" w:pos="1440"/>
+        </w:tabs>
+        <w:ind w:left="1440" w:hanging="360"/>
+      </w:pPr>
+      <w:rPr>
+        <w:rFonts w:ascii="Courier New" w:hAnsi="Courier New" w:hint="default"/>
+        <w:sz w:val="20"/>
+      </w:rPr>
+    </w:lvl>
+    <w:lvl w:ilvl="2" w:tentative="1">
+      <w:start w:val="1"/>
+      <w:numFmt w:val="bullet"/>
+      <w:lvlText w:val=""/>
+      <w:lvlJc w:val="left"/>
+      <w:pPr>
+        <w:tabs>
+          <w:tab w:val="num" w:pos="2160"/>
+        </w:tabs>
+        <w:ind w:left="2160" w:hanging="360"/>
+      </w:pPr>
+      <w:rPr>
+        <w:rFonts w:ascii="Wingdings" w:hAnsi="Wingdings" w:hint="default"/>
+        <w:sz w:val="20"/>
+      </w:rPr>
+    </w:lvl>
+    <w:lvl w:ilvl="3" w:tentative="1">
+      <w:start w:val="1"/>
+      <w:numFmt w:val="bullet"/>
+      <w:lvlText w:val=""/>
+      <w:lvlJc w:val="left"/>
+      <w:pPr>
+        <w:tabs>
+          <w:tab w:val="num" w:pos="2880"/>
+        </w:tabs>
+        <w:ind w:left="2880" w:hanging="360"/>
+      </w:pPr>
+      <w:rPr>
+        <w:rFonts w:ascii="Wingdings" w:hAnsi="Wingdings" w:hint="default"/>
+        <w:sz w:val="20"/>
+      </w:rPr>
+    </w:lvl>
+    <w:lvl w:ilvl="4" w:tentative="1">
+      <w:start w:val="1"/>
+      <w:numFmt w:val="bullet"/>
+      <w:lvlText w:val=""/>
+      <w:lvlJc w:val="left"/>
+      <w:pPr>
+        <w:tabs>
+          <w:tab w:val="num" w:pos="3600"/>
+        </w:tabs>
+        <w:ind w:left="3600" w:hanging="360"/>
+      </w:pPr>
+      <w:rPr>
+        <w:rFonts w:ascii="Wingdings" w:hAnsi="Wingdings" w:hint="default"/>
+        <w:sz w:val="20"/>
+      </w:rPr>
+    </w:lvl>
+    <w:lvl w:ilvl="5" w:tentative="1">
+      <w:start w:val="1"/>
+      <w:numFmt w:val="bullet"/>
+      <w:lvlText w:val=""/>
+      <w:lvlJc w:val="left"/>
+      <w:pPr>
+        <w:tabs>
+          <w:tab w:val="num" w:pos="4320"/>
+        </w:tabs>
+        <w:ind w:left="4320" w:hanging="360"/>
+      </w:pPr>
+      <w:rPr>
+        <w:rFonts w:ascii="Wingdings" w:hAnsi="Wingdings" w:hint="default"/>
+        <w:sz w:val="20"/>
+      </w:rPr>
+    </w:lvl>
+    <w:lvl w:ilvl="6" w:tentative="1">
+      <w:start w:val="1"/>
+      <w:numFmt w:val="bullet"/>
+      <w:lvlText w:val=""/>
+      <w:lvlJc w:val="left"/>
+      <w:pPr>
+        <w:tabs>
+          <w:tab w:val="num" w:pos="5040"/>
+        </w:tabs>
+        <w:ind w:left="5040" w:hanging="360"/>
+      </w:pPr>
+      <w:rPr>
+        <w:rFonts w:ascii="Wingdings" w:hAnsi="Wingdings" w:hint="default"/>
+        <w:sz w:val="20"/>
+      </w:rPr>
+    </w:lvl>
+    <w:lvl w:ilvl="7" w:tentative="1">
+      <w:start w:val="1"/>
+      <w:numFmt w:val="bullet"/>
+      <w:lvlText w:val=""/>
+      <w:lvlJc w:val="left"/>
+      <w:pPr>
+        <w:tabs>
+          <w:tab w:val="num" w:pos="5760"/>
+        </w:tabs>
+        <w:ind w:left="5760" w:hanging="360"/>
+      </w:pPr>
+      <w:rPr>
+        <w:rFonts w:ascii="Wingdings" w:hAnsi="Wingdings" w:hint="default"/>
+        <w:sz w:val="20"/>
+      </w:rPr>
+    </w:lvl>
+    <w:lvl w:ilvl="8" w:tentative="1">
+      <w:start w:val="1"/>
+      <w:numFmt w:val="bullet"/>
+      <w:lvlText w:val=""/>
+      <w:lvlJc w:val="left"/>
+      <w:pPr>
+        <w:tabs>
+          <w:tab w:val="num" w:pos="6480"/>
+        </w:tabs>
+        <w:ind w:left="6480" w:hanging="360"/>
+      </w:pPr>
+      <w:rPr>
+        <w:rFonts w:ascii="Wingdings" w:hAnsi="Wingdings" w:hint="default"/>
+        <w:sz w:val="20"/>
+      </w:rPr>
+    </w:lvl>
+  </w:abstractNum>
+  <w:abstractNum w:abstractNumId="12" w15:restartNumberingAfterBreak="0">
     <w:nsid w:val="3262265D"/>
     <w:multiLevelType w:val="hybridMultilevel"/>
     <w:tmpl w:val="ED0EF23C"/>
@@ -13101,7 +17479,7 @@
       </w:pPr>
     </w:lvl>
   </w:abstractNum>
-  <w:abstractNum w:abstractNumId="6" w15:restartNumberingAfterBreak="0">
+  <w:abstractNum w:abstractNumId="13" w15:restartNumberingAfterBreak="0">
     <w:nsid w:val="330C2167"/>
     <w:multiLevelType w:val="hybridMultilevel"/>
     <w:tmpl w:val="A4525D76"/>
@@ -13190,7 +17568,120 @@
       </w:pPr>
     </w:lvl>
   </w:abstractNum>
-  <w:abstractNum w:abstractNumId="7" w15:restartNumberingAfterBreak="0">
+  <w:abstractNum w:abstractNumId="14" w15:restartNumberingAfterBreak="0">
+    <w:nsid w:val="36C30E38"/>
+    <w:multiLevelType w:val="hybridMultilevel"/>
+    <w:tmpl w:val="3F3E88CE"/>
+    <w:lvl w:ilvl="0" w:tplc="04190001">
+      <w:start w:val="1"/>
+      <w:numFmt w:val="bullet"/>
+      <w:lvlText w:val=""/>
+      <w:lvlJc w:val="left"/>
+      <w:pPr>
+        <w:ind w:left="1429" w:hanging="360"/>
+      </w:pPr>
+      <w:rPr>
+        <w:rFonts w:ascii="Symbol" w:hAnsi="Symbol" w:hint="default"/>
+      </w:rPr>
+    </w:lvl>
+    <w:lvl w:ilvl="1" w:tplc="04190003" w:tentative="1">
+      <w:start w:val="1"/>
+      <w:numFmt w:val="bullet"/>
+      <w:lvlText w:val="o"/>
+      <w:lvlJc w:val="left"/>
+      <w:pPr>
+        <w:ind w:left="2149" w:hanging="360"/>
+      </w:pPr>
+      <w:rPr>
+        <w:rFonts w:ascii="Courier New" w:hAnsi="Courier New" w:cs="Courier New" w:hint="default"/>
+      </w:rPr>
+    </w:lvl>
+    <w:lvl w:ilvl="2" w:tplc="04190005" w:tentative="1">
+      <w:start w:val="1"/>
+      <w:numFmt w:val="bullet"/>
+      <w:lvlText w:val=""/>
+      <w:lvlJc w:val="left"/>
+      <w:pPr>
+        <w:ind w:left="2869" w:hanging="360"/>
+      </w:pPr>
+      <w:rPr>
+        <w:rFonts w:ascii="Wingdings" w:hAnsi="Wingdings" w:hint="default"/>
+      </w:rPr>
+    </w:lvl>
+    <w:lvl w:ilvl="3" w:tplc="04190001" w:tentative="1">
+      <w:start w:val="1"/>
+      <w:numFmt w:val="bullet"/>
+      <w:lvlText w:val=""/>
+      <w:lvlJc w:val="left"/>
+      <w:pPr>
+        <w:ind w:left="3589" w:hanging="360"/>
+      </w:pPr>
+      <w:rPr>
+        <w:rFonts w:ascii="Symbol" w:hAnsi="Symbol" w:hint="default"/>
+      </w:rPr>
+    </w:lvl>
+    <w:lvl w:ilvl="4" w:tplc="04190003" w:tentative="1">
+      <w:start w:val="1"/>
+      <w:numFmt w:val="bullet"/>
+      <w:lvlText w:val="o"/>
+      <w:lvlJc w:val="left"/>
+      <w:pPr>
+        <w:ind w:left="4309" w:hanging="360"/>
+      </w:pPr>
+      <w:rPr>
+        <w:rFonts w:ascii="Courier New" w:hAnsi="Courier New" w:cs="Courier New" w:hint="default"/>
+      </w:rPr>
+    </w:lvl>
+    <w:lvl w:ilvl="5" w:tplc="04190005" w:tentative="1">
+      <w:start w:val="1"/>
+      <w:numFmt w:val="bullet"/>
+      <w:lvlText w:val=""/>
+      <w:lvlJc w:val="left"/>
+      <w:pPr>
+        <w:ind w:left="5029" w:hanging="360"/>
+      </w:pPr>
+      <w:rPr>
+        <w:rFonts w:ascii="Wingdings" w:hAnsi="Wingdings" w:hint="default"/>
+      </w:rPr>
+    </w:lvl>
+    <w:lvl w:ilvl="6" w:tplc="04190001" w:tentative="1">
+      <w:start w:val="1"/>
+      <w:numFmt w:val="bullet"/>
+      <w:lvlText w:val=""/>
+      <w:lvlJc w:val="left"/>
+      <w:pPr>
+        <w:ind w:left="5749" w:hanging="360"/>
+      </w:pPr>
+      <w:rPr>
+        <w:rFonts w:ascii="Symbol" w:hAnsi="Symbol" w:hint="default"/>
+      </w:rPr>
+    </w:lvl>
+    <w:lvl w:ilvl="7" w:tplc="04190003" w:tentative="1">
+      <w:start w:val="1"/>
+      <w:numFmt w:val="bullet"/>
+      <w:lvlText w:val="o"/>
+      <w:lvlJc w:val="left"/>
+      <w:pPr>
+        <w:ind w:left="6469" w:hanging="360"/>
+      </w:pPr>
+      <w:rPr>
+        <w:rFonts w:ascii="Courier New" w:hAnsi="Courier New" w:cs="Courier New" w:hint="default"/>
+      </w:rPr>
+    </w:lvl>
+    <w:lvl w:ilvl="8" w:tplc="04190005" w:tentative="1">
+      <w:start w:val="1"/>
+      <w:numFmt w:val="bullet"/>
+      <w:lvlText w:val=""/>
+      <w:lvlJc w:val="left"/>
+      <w:pPr>
+        <w:ind w:left="7189" w:hanging="360"/>
+      </w:pPr>
+      <w:rPr>
+        <w:rFonts w:ascii="Wingdings" w:hAnsi="Wingdings" w:hint="default"/>
+      </w:rPr>
+    </w:lvl>
+  </w:abstractNum>
+  <w:abstractNum w:abstractNumId="15" w15:restartNumberingAfterBreak="0">
     <w:nsid w:val="37EC1DA4"/>
     <w:multiLevelType w:val="hybridMultilevel"/>
     <w:tmpl w:val="5BFA0DCA"/>
@@ -13303,7 +17794,7 @@
       </w:rPr>
     </w:lvl>
   </w:abstractNum>
-  <w:abstractNum w:abstractNumId="8" w15:restartNumberingAfterBreak="0">
+  <w:abstractNum w:abstractNumId="16" w15:restartNumberingAfterBreak="0">
     <w:nsid w:val="3B2B2D15"/>
     <w:multiLevelType w:val="hybridMultilevel"/>
     <w:tmpl w:val="56461808"/>
@@ -13392,7 +17883,7 @@
       </w:pPr>
     </w:lvl>
   </w:abstractNum>
-  <w:abstractNum w:abstractNumId="9" w15:restartNumberingAfterBreak="0">
+  <w:abstractNum w:abstractNumId="17" w15:restartNumberingAfterBreak="0">
     <w:nsid w:val="3D00630D"/>
     <w:multiLevelType w:val="hybridMultilevel"/>
     <w:tmpl w:val="410CF108"/>
@@ -13481,7 +17972,7 @@
       </w:pPr>
     </w:lvl>
   </w:abstractNum>
-  <w:abstractNum w:abstractNumId="10" w15:restartNumberingAfterBreak="0">
+  <w:abstractNum w:abstractNumId="18" w15:restartNumberingAfterBreak="0">
     <w:nsid w:val="3E6A33C3"/>
     <w:multiLevelType w:val="hybridMultilevel"/>
     <w:tmpl w:val="F5E4D1D2"/>
@@ -13570,7 +18061,7 @@
       </w:pPr>
     </w:lvl>
   </w:abstractNum>
-  <w:abstractNum w:abstractNumId="11" w15:restartNumberingAfterBreak="0">
+  <w:abstractNum w:abstractNumId="19" w15:restartNumberingAfterBreak="0">
     <w:nsid w:val="45CD7FCE"/>
     <w:multiLevelType w:val="hybridMultilevel"/>
     <w:tmpl w:val="CA48C174"/>
@@ -13659,7 +18150,7 @@
       </w:pPr>
     </w:lvl>
   </w:abstractNum>
-  <w:abstractNum w:abstractNumId="12" w15:restartNumberingAfterBreak="0">
+  <w:abstractNum w:abstractNumId="20" w15:restartNumberingAfterBreak="0">
     <w:nsid w:val="474E5214"/>
     <w:multiLevelType w:val="hybridMultilevel"/>
     <w:tmpl w:val="B6BE1E54"/>
@@ -13772,7 +18263,7 @@
       </w:rPr>
     </w:lvl>
   </w:abstractNum>
-  <w:abstractNum w:abstractNumId="13" w15:restartNumberingAfterBreak="0">
+  <w:abstractNum w:abstractNumId="21" w15:restartNumberingAfterBreak="0">
     <w:nsid w:val="48360426"/>
     <w:multiLevelType w:val="hybridMultilevel"/>
     <w:tmpl w:val="F55C583A"/>
@@ -13885,7 +18376,206 @@
       </w:rPr>
     </w:lvl>
   </w:abstractNum>
-  <w:abstractNum w:abstractNumId="14" w15:restartNumberingAfterBreak="0">
+  <w:abstractNum w:abstractNumId="22" w15:restartNumberingAfterBreak="0">
+    <w:nsid w:val="4AA14318"/>
+    <w:multiLevelType w:val="hybridMultilevel"/>
+    <w:tmpl w:val="26EA6804"/>
+    <w:lvl w:ilvl="0" w:tplc="04190001">
+      <w:start w:val="1"/>
+      <w:numFmt w:val="bullet"/>
+      <w:lvlText w:val=""/>
+      <w:lvlJc w:val="left"/>
+      <w:pPr>
+        <w:ind w:left="1429" w:hanging="360"/>
+      </w:pPr>
+      <w:rPr>
+        <w:rFonts w:ascii="Symbol" w:hAnsi="Symbol" w:hint="default"/>
+      </w:rPr>
+    </w:lvl>
+    <w:lvl w:ilvl="1" w:tplc="04190003">
+      <w:start w:val="1"/>
+      <w:numFmt w:val="bullet"/>
+      <w:lvlText w:val="o"/>
+      <w:lvlJc w:val="left"/>
+      <w:pPr>
+        <w:ind w:left="2149" w:hanging="360"/>
+      </w:pPr>
+      <w:rPr>
+        <w:rFonts w:ascii="Courier New" w:hAnsi="Courier New" w:cs="Courier New" w:hint="default"/>
+      </w:rPr>
+    </w:lvl>
+    <w:lvl w:ilvl="2" w:tplc="04190005">
+      <w:start w:val="1"/>
+      <w:numFmt w:val="bullet"/>
+      <w:lvlText w:val=""/>
+      <w:lvlJc w:val="left"/>
+      <w:pPr>
+        <w:ind w:left="2869" w:hanging="360"/>
+      </w:pPr>
+      <w:rPr>
+        <w:rFonts w:ascii="Wingdings" w:hAnsi="Wingdings" w:hint="default"/>
+      </w:rPr>
+    </w:lvl>
+    <w:lvl w:ilvl="3" w:tplc="04190001">
+      <w:start w:val="1"/>
+      <w:numFmt w:val="bullet"/>
+      <w:lvlText w:val=""/>
+      <w:lvlJc w:val="left"/>
+      <w:pPr>
+        <w:ind w:left="3589" w:hanging="360"/>
+      </w:pPr>
+      <w:rPr>
+        <w:rFonts w:ascii="Symbol" w:hAnsi="Symbol" w:hint="default"/>
+      </w:rPr>
+    </w:lvl>
+    <w:lvl w:ilvl="4" w:tplc="04190003">
+      <w:start w:val="1"/>
+      <w:numFmt w:val="bullet"/>
+      <w:lvlText w:val="o"/>
+      <w:lvlJc w:val="left"/>
+      <w:pPr>
+        <w:ind w:left="4309" w:hanging="360"/>
+      </w:pPr>
+      <w:rPr>
+        <w:rFonts w:ascii="Courier New" w:hAnsi="Courier New" w:cs="Courier New" w:hint="default"/>
+      </w:rPr>
+    </w:lvl>
+    <w:lvl w:ilvl="5" w:tplc="04190005">
+      <w:start w:val="1"/>
+      <w:numFmt w:val="bullet"/>
+      <w:lvlText w:val=""/>
+      <w:lvlJc w:val="left"/>
+      <w:pPr>
+        <w:ind w:left="5029" w:hanging="360"/>
+      </w:pPr>
+      <w:rPr>
+        <w:rFonts w:ascii="Wingdings" w:hAnsi="Wingdings" w:hint="default"/>
+      </w:rPr>
+    </w:lvl>
+    <w:lvl w:ilvl="6" w:tplc="04190001">
+      <w:start w:val="1"/>
+      <w:numFmt w:val="bullet"/>
+      <w:lvlText w:val=""/>
+      <w:lvlJc w:val="left"/>
+      <w:pPr>
+        <w:ind w:left="5749" w:hanging="360"/>
+      </w:pPr>
+      <w:rPr>
+        <w:rFonts w:ascii="Symbol" w:hAnsi="Symbol" w:hint="default"/>
+      </w:rPr>
+    </w:lvl>
+    <w:lvl w:ilvl="7" w:tplc="04190003">
+      <w:start w:val="1"/>
+      <w:numFmt w:val="bullet"/>
+      <w:lvlText w:val="o"/>
+      <w:lvlJc w:val="left"/>
+      <w:pPr>
+        <w:ind w:left="6469" w:hanging="360"/>
+      </w:pPr>
+      <w:rPr>
+        <w:rFonts w:ascii="Courier New" w:hAnsi="Courier New" w:cs="Courier New" w:hint="default"/>
+      </w:rPr>
+    </w:lvl>
+    <w:lvl w:ilvl="8" w:tplc="04190005">
+      <w:start w:val="1"/>
+      <w:numFmt w:val="bullet"/>
+      <w:lvlText w:val=""/>
+      <w:lvlJc w:val="left"/>
+      <w:pPr>
+        <w:ind w:left="7189" w:hanging="360"/>
+      </w:pPr>
+      <w:rPr>
+        <w:rFonts w:ascii="Wingdings" w:hAnsi="Wingdings" w:hint="default"/>
+      </w:rPr>
+    </w:lvl>
+  </w:abstractNum>
+  <w:abstractNum w:abstractNumId="23" w15:restartNumberingAfterBreak="0">
+    <w:nsid w:val="4C7E4221"/>
+    <w:multiLevelType w:val="hybridMultilevel"/>
+    <w:tmpl w:val="797A9B7E"/>
+    <w:lvl w:ilvl="0" w:tplc="0419000F">
+      <w:start w:val="1"/>
+      <w:numFmt w:val="decimal"/>
+      <w:lvlText w:val="%1."/>
+      <w:lvlJc w:val="left"/>
+      <w:pPr>
+        <w:ind w:left="2149" w:hanging="360"/>
+      </w:pPr>
+    </w:lvl>
+    <w:lvl w:ilvl="1" w:tplc="04190019" w:tentative="1">
+      <w:start w:val="1"/>
+      <w:numFmt w:val="lowerLetter"/>
+      <w:lvlText w:val="%2."/>
+      <w:lvlJc w:val="left"/>
+      <w:pPr>
+        <w:ind w:left="2869" w:hanging="360"/>
+      </w:pPr>
+    </w:lvl>
+    <w:lvl w:ilvl="2" w:tplc="0419001B" w:tentative="1">
+      <w:start w:val="1"/>
+      <w:numFmt w:val="lowerRoman"/>
+      <w:lvlText w:val="%3."/>
+      <w:lvlJc w:val="right"/>
+      <w:pPr>
+        <w:ind w:left="3589" w:hanging="180"/>
+      </w:pPr>
+    </w:lvl>
+    <w:lvl w:ilvl="3" w:tplc="0419000F" w:tentative="1">
+      <w:start w:val="1"/>
+      <w:numFmt w:val="decimal"/>
+      <w:lvlText w:val="%4."/>
+      <w:lvlJc w:val="left"/>
+      <w:pPr>
+        <w:ind w:left="4309" w:hanging="360"/>
+      </w:pPr>
+    </w:lvl>
+    <w:lvl w:ilvl="4" w:tplc="04190019" w:tentative="1">
+      <w:start w:val="1"/>
+      <w:numFmt w:val="lowerLetter"/>
+      <w:lvlText w:val="%5."/>
+      <w:lvlJc w:val="left"/>
+      <w:pPr>
+        <w:ind w:left="5029" w:hanging="360"/>
+      </w:pPr>
+    </w:lvl>
+    <w:lvl w:ilvl="5" w:tplc="0419001B" w:tentative="1">
+      <w:start w:val="1"/>
+      <w:numFmt w:val="lowerRoman"/>
+      <w:lvlText w:val="%6."/>
+      <w:lvlJc w:val="right"/>
+      <w:pPr>
+        <w:ind w:left="5749" w:hanging="180"/>
+      </w:pPr>
+    </w:lvl>
+    <w:lvl w:ilvl="6" w:tplc="0419000F" w:tentative="1">
+      <w:start w:val="1"/>
+      <w:numFmt w:val="decimal"/>
+      <w:lvlText w:val="%7."/>
+      <w:lvlJc w:val="left"/>
+      <w:pPr>
+        <w:ind w:left="6469" w:hanging="360"/>
+      </w:pPr>
+    </w:lvl>
+    <w:lvl w:ilvl="7" w:tplc="04190019" w:tentative="1">
+      <w:start w:val="1"/>
+      <w:numFmt w:val="lowerLetter"/>
+      <w:lvlText w:val="%8."/>
+      <w:lvlJc w:val="left"/>
+      <w:pPr>
+        <w:ind w:left="7189" w:hanging="360"/>
+      </w:pPr>
+    </w:lvl>
+    <w:lvl w:ilvl="8" w:tplc="0419001B" w:tentative="1">
+      <w:start w:val="1"/>
+      <w:numFmt w:val="lowerRoman"/>
+      <w:lvlText w:val="%9."/>
+      <w:lvlJc w:val="right"/>
+      <w:pPr>
+        <w:ind w:left="7909" w:hanging="180"/>
+      </w:pPr>
+    </w:lvl>
+  </w:abstractNum>
+  <w:abstractNum w:abstractNumId="24" w15:restartNumberingAfterBreak="0">
     <w:nsid w:val="50447DBD"/>
     <w:multiLevelType w:val="hybridMultilevel"/>
     <w:tmpl w:val="150023B4"/>
@@ -13998,7 +18688,7 @@
       </w:rPr>
     </w:lvl>
   </w:abstractNum>
-  <w:abstractNum w:abstractNumId="15" w15:restartNumberingAfterBreak="0">
+  <w:abstractNum w:abstractNumId="25" w15:restartNumberingAfterBreak="0">
     <w:nsid w:val="528A38DB"/>
     <w:multiLevelType w:val="hybridMultilevel"/>
     <w:tmpl w:val="5E1CEA3E"/>
@@ -14087,7 +18777,7 @@
       </w:pPr>
     </w:lvl>
   </w:abstractNum>
-  <w:abstractNum w:abstractNumId="16" w15:restartNumberingAfterBreak="0">
+  <w:abstractNum w:abstractNumId="26" w15:restartNumberingAfterBreak="0">
     <w:nsid w:val="54A5107C"/>
     <w:multiLevelType w:val="hybridMultilevel"/>
     <w:tmpl w:val="30A21F7C"/>
@@ -14200,7 +18890,7 @@
       </w:rPr>
     </w:lvl>
   </w:abstractNum>
-  <w:abstractNum w:abstractNumId="17" w15:restartNumberingAfterBreak="0">
+  <w:abstractNum w:abstractNumId="27" w15:restartNumberingAfterBreak="0">
     <w:nsid w:val="55126488"/>
     <w:multiLevelType w:val="hybridMultilevel"/>
     <w:tmpl w:val="EDF46408"/>
@@ -14289,7 +18979,7 @@
       </w:pPr>
     </w:lvl>
   </w:abstractNum>
-  <w:abstractNum w:abstractNumId="18" w15:restartNumberingAfterBreak="0">
+  <w:abstractNum w:abstractNumId="28" w15:restartNumberingAfterBreak="0">
     <w:nsid w:val="55710F1B"/>
     <w:multiLevelType w:val="hybridMultilevel"/>
     <w:tmpl w:val="F0E07046"/>
@@ -14378,7 +19068,7 @@
       </w:pPr>
     </w:lvl>
   </w:abstractNum>
-  <w:abstractNum w:abstractNumId="19" w15:restartNumberingAfterBreak="0">
+  <w:abstractNum w:abstractNumId="29" w15:restartNumberingAfterBreak="0">
     <w:nsid w:val="57E06CAB"/>
     <w:multiLevelType w:val="hybridMultilevel"/>
     <w:tmpl w:val="76F064AA"/>
@@ -14491,7 +19181,7 @@
       </w:rPr>
     </w:lvl>
   </w:abstractNum>
-  <w:abstractNum w:abstractNumId="20" w15:restartNumberingAfterBreak="0">
+  <w:abstractNum w:abstractNumId="30" w15:restartNumberingAfterBreak="0">
     <w:nsid w:val="5DB813CD"/>
     <w:multiLevelType w:val="multilevel"/>
     <w:tmpl w:val="A3523038"/>
@@ -14604,7 +19294,233 @@
       </w:pPr>
     </w:lvl>
   </w:abstractNum>
-  <w:abstractNum w:abstractNumId="21" w15:restartNumberingAfterBreak="0">
+  <w:abstractNum w:abstractNumId="31" w15:restartNumberingAfterBreak="0">
+    <w:nsid w:val="64270950"/>
+    <w:multiLevelType w:val="hybridMultilevel"/>
+    <w:tmpl w:val="05AC0348"/>
+    <w:lvl w:ilvl="0" w:tplc="04190001">
+      <w:start w:val="1"/>
+      <w:numFmt w:val="bullet"/>
+      <w:lvlText w:val=""/>
+      <w:lvlJc w:val="left"/>
+      <w:pPr>
+        <w:ind w:left="1429" w:hanging="360"/>
+      </w:pPr>
+      <w:rPr>
+        <w:rFonts w:ascii="Symbol" w:hAnsi="Symbol" w:hint="default"/>
+      </w:rPr>
+    </w:lvl>
+    <w:lvl w:ilvl="1" w:tplc="04190003" w:tentative="1">
+      <w:start w:val="1"/>
+      <w:numFmt w:val="bullet"/>
+      <w:lvlText w:val="o"/>
+      <w:lvlJc w:val="left"/>
+      <w:pPr>
+        <w:ind w:left="2149" w:hanging="360"/>
+      </w:pPr>
+      <w:rPr>
+        <w:rFonts w:ascii="Courier New" w:hAnsi="Courier New" w:cs="Courier New" w:hint="default"/>
+      </w:rPr>
+    </w:lvl>
+    <w:lvl w:ilvl="2" w:tplc="04190005" w:tentative="1">
+      <w:start w:val="1"/>
+      <w:numFmt w:val="bullet"/>
+      <w:lvlText w:val=""/>
+      <w:lvlJc w:val="left"/>
+      <w:pPr>
+        <w:ind w:left="2869" w:hanging="360"/>
+      </w:pPr>
+      <w:rPr>
+        <w:rFonts w:ascii="Wingdings" w:hAnsi="Wingdings" w:hint="default"/>
+      </w:rPr>
+    </w:lvl>
+    <w:lvl w:ilvl="3" w:tplc="04190001" w:tentative="1">
+      <w:start w:val="1"/>
+      <w:numFmt w:val="bullet"/>
+      <w:lvlText w:val=""/>
+      <w:lvlJc w:val="left"/>
+      <w:pPr>
+        <w:ind w:left="3589" w:hanging="360"/>
+      </w:pPr>
+      <w:rPr>
+        <w:rFonts w:ascii="Symbol" w:hAnsi="Symbol" w:hint="default"/>
+      </w:rPr>
+    </w:lvl>
+    <w:lvl w:ilvl="4" w:tplc="04190003" w:tentative="1">
+      <w:start w:val="1"/>
+      <w:numFmt w:val="bullet"/>
+      <w:lvlText w:val="o"/>
+      <w:lvlJc w:val="left"/>
+      <w:pPr>
+        <w:ind w:left="4309" w:hanging="360"/>
+      </w:pPr>
+      <w:rPr>
+        <w:rFonts w:ascii="Courier New" w:hAnsi="Courier New" w:cs="Courier New" w:hint="default"/>
+      </w:rPr>
+    </w:lvl>
+    <w:lvl w:ilvl="5" w:tplc="04190005" w:tentative="1">
+      <w:start w:val="1"/>
+      <w:numFmt w:val="bullet"/>
+      <w:lvlText w:val=""/>
+      <w:lvlJc w:val="left"/>
+      <w:pPr>
+        <w:ind w:left="5029" w:hanging="360"/>
+      </w:pPr>
+      <w:rPr>
+        <w:rFonts w:ascii="Wingdings" w:hAnsi="Wingdings" w:hint="default"/>
+      </w:rPr>
+    </w:lvl>
+    <w:lvl w:ilvl="6" w:tplc="04190001" w:tentative="1">
+      <w:start w:val="1"/>
+      <w:numFmt w:val="bullet"/>
+      <w:lvlText w:val=""/>
+      <w:lvlJc w:val="left"/>
+      <w:pPr>
+        <w:ind w:left="5749" w:hanging="360"/>
+      </w:pPr>
+      <w:rPr>
+        <w:rFonts w:ascii="Symbol" w:hAnsi="Symbol" w:hint="default"/>
+      </w:rPr>
+    </w:lvl>
+    <w:lvl w:ilvl="7" w:tplc="04190003" w:tentative="1">
+      <w:start w:val="1"/>
+      <w:numFmt w:val="bullet"/>
+      <w:lvlText w:val="o"/>
+      <w:lvlJc w:val="left"/>
+      <w:pPr>
+        <w:ind w:left="6469" w:hanging="360"/>
+      </w:pPr>
+      <w:rPr>
+        <w:rFonts w:ascii="Courier New" w:hAnsi="Courier New" w:cs="Courier New" w:hint="default"/>
+      </w:rPr>
+    </w:lvl>
+    <w:lvl w:ilvl="8" w:tplc="04190005" w:tentative="1">
+      <w:start w:val="1"/>
+      <w:numFmt w:val="bullet"/>
+      <w:lvlText w:val=""/>
+      <w:lvlJc w:val="left"/>
+      <w:pPr>
+        <w:ind w:left="7189" w:hanging="360"/>
+      </w:pPr>
+      <w:rPr>
+        <w:rFonts w:ascii="Wingdings" w:hAnsi="Wingdings" w:hint="default"/>
+      </w:rPr>
+    </w:lvl>
+  </w:abstractNum>
+  <w:abstractNum w:abstractNumId="32" w15:restartNumberingAfterBreak="0">
+    <w:nsid w:val="65A36E21"/>
+    <w:multiLevelType w:val="hybridMultilevel"/>
+    <w:tmpl w:val="6FC8B8A2"/>
+    <w:lvl w:ilvl="0" w:tplc="04190001">
+      <w:start w:val="1"/>
+      <w:numFmt w:val="bullet"/>
+      <w:lvlText w:val=""/>
+      <w:lvlJc w:val="left"/>
+      <w:pPr>
+        <w:ind w:left="1429" w:hanging="360"/>
+      </w:pPr>
+      <w:rPr>
+        <w:rFonts w:ascii="Symbol" w:hAnsi="Symbol" w:hint="default"/>
+      </w:rPr>
+    </w:lvl>
+    <w:lvl w:ilvl="1" w:tplc="04190003" w:tentative="1">
+      <w:start w:val="1"/>
+      <w:numFmt w:val="bullet"/>
+      <w:lvlText w:val="o"/>
+      <w:lvlJc w:val="left"/>
+      <w:pPr>
+        <w:ind w:left="2149" w:hanging="360"/>
+      </w:pPr>
+      <w:rPr>
+        <w:rFonts w:ascii="Courier New" w:hAnsi="Courier New" w:cs="Courier New" w:hint="default"/>
+      </w:rPr>
+    </w:lvl>
+    <w:lvl w:ilvl="2" w:tplc="04190005" w:tentative="1">
+      <w:start w:val="1"/>
+      <w:numFmt w:val="bullet"/>
+      <w:lvlText w:val=""/>
+      <w:lvlJc w:val="left"/>
+      <w:pPr>
+        <w:ind w:left="2869" w:hanging="360"/>
+      </w:pPr>
+      <w:rPr>
+        <w:rFonts w:ascii="Wingdings" w:hAnsi="Wingdings" w:hint="default"/>
+      </w:rPr>
+    </w:lvl>
+    <w:lvl w:ilvl="3" w:tplc="04190001" w:tentative="1">
+      <w:start w:val="1"/>
+      <w:numFmt w:val="bullet"/>
+      <w:lvlText w:val=""/>
+      <w:lvlJc w:val="left"/>
+      <w:pPr>
+        <w:ind w:left="3589" w:hanging="360"/>
+      </w:pPr>
+      <w:rPr>
+        <w:rFonts w:ascii="Symbol" w:hAnsi="Symbol" w:hint="default"/>
+      </w:rPr>
+    </w:lvl>
+    <w:lvl w:ilvl="4" w:tplc="04190003" w:tentative="1">
+      <w:start w:val="1"/>
+      <w:numFmt w:val="bullet"/>
+      <w:lvlText w:val="o"/>
+      <w:lvlJc w:val="left"/>
+      <w:pPr>
+        <w:ind w:left="4309" w:hanging="360"/>
+      </w:pPr>
+      <w:rPr>
+        <w:rFonts w:ascii="Courier New" w:hAnsi="Courier New" w:cs="Courier New" w:hint="default"/>
+      </w:rPr>
+    </w:lvl>
+    <w:lvl w:ilvl="5" w:tplc="04190005" w:tentative="1">
+      <w:start w:val="1"/>
+      <w:numFmt w:val="bullet"/>
+      <w:lvlText w:val=""/>
+      <w:lvlJc w:val="left"/>
+      <w:pPr>
+        <w:ind w:left="5029" w:hanging="360"/>
+      </w:pPr>
+      <w:rPr>
+        <w:rFonts w:ascii="Wingdings" w:hAnsi="Wingdings" w:hint="default"/>
+      </w:rPr>
+    </w:lvl>
+    <w:lvl w:ilvl="6" w:tplc="04190001" w:tentative="1">
+      <w:start w:val="1"/>
+      <w:numFmt w:val="bullet"/>
+      <w:lvlText w:val=""/>
+      <w:lvlJc w:val="left"/>
+      <w:pPr>
+        <w:ind w:left="5749" w:hanging="360"/>
+      </w:pPr>
+      <w:rPr>
+        <w:rFonts w:ascii="Symbol" w:hAnsi="Symbol" w:hint="default"/>
+      </w:rPr>
+    </w:lvl>
+    <w:lvl w:ilvl="7" w:tplc="04190003" w:tentative="1">
+      <w:start w:val="1"/>
+      <w:numFmt w:val="bullet"/>
+      <w:lvlText w:val="o"/>
+      <w:lvlJc w:val="left"/>
+      <w:pPr>
+        <w:ind w:left="6469" w:hanging="360"/>
+      </w:pPr>
+      <w:rPr>
+        <w:rFonts w:ascii="Courier New" w:hAnsi="Courier New" w:cs="Courier New" w:hint="default"/>
+      </w:rPr>
+    </w:lvl>
+    <w:lvl w:ilvl="8" w:tplc="04190005" w:tentative="1">
+      <w:start w:val="1"/>
+      <w:numFmt w:val="bullet"/>
+      <w:lvlText w:val=""/>
+      <w:lvlJc w:val="left"/>
+      <w:pPr>
+        <w:ind w:left="7189" w:hanging="360"/>
+      </w:pPr>
+      <w:rPr>
+        <w:rFonts w:ascii="Wingdings" w:hAnsi="Wingdings" w:hint="default"/>
+      </w:rPr>
+    </w:lvl>
+  </w:abstractNum>
+  <w:abstractNum w:abstractNumId="33" w15:restartNumberingAfterBreak="0">
     <w:nsid w:val="6A77148E"/>
     <w:multiLevelType w:val="hybridMultilevel"/>
     <w:tmpl w:val="8B802348"/>
@@ -14717,7 +19633,7 @@
       </w:rPr>
     </w:lvl>
   </w:abstractNum>
-  <w:abstractNum w:abstractNumId="22" w15:restartNumberingAfterBreak="0">
+  <w:abstractNum w:abstractNumId="34" w15:restartNumberingAfterBreak="0">
     <w:nsid w:val="6B112DF6"/>
     <w:multiLevelType w:val="hybridMultilevel"/>
     <w:tmpl w:val="F5B4A128"/>
@@ -14806,7 +19722,7 @@
       </w:pPr>
     </w:lvl>
   </w:abstractNum>
-  <w:abstractNum w:abstractNumId="23" w15:restartNumberingAfterBreak="0">
+  <w:abstractNum w:abstractNumId="35" w15:restartNumberingAfterBreak="0">
     <w:nsid w:val="6E7E252D"/>
     <w:multiLevelType w:val="hybridMultilevel"/>
     <w:tmpl w:val="DA34AD88"/>
@@ -14892,7 +19808,7 @@
       </w:pPr>
     </w:lvl>
   </w:abstractNum>
-  <w:abstractNum w:abstractNumId="24" w15:restartNumberingAfterBreak="0">
+  <w:abstractNum w:abstractNumId="36" w15:restartNumberingAfterBreak="0">
     <w:nsid w:val="743D0AB5"/>
     <w:multiLevelType w:val="hybridMultilevel"/>
     <w:tmpl w:val="E7A087B4"/>
@@ -15005,7 +19921,7 @@
       </w:rPr>
     </w:lvl>
   </w:abstractNum>
-  <w:abstractNum w:abstractNumId="25" w15:restartNumberingAfterBreak="0">
+  <w:abstractNum w:abstractNumId="37" w15:restartNumberingAfterBreak="0">
     <w:nsid w:val="766F58F9"/>
     <w:multiLevelType w:val="hybridMultilevel"/>
     <w:tmpl w:val="DD7C750C"/>
@@ -15118,7 +20034,7 @@
       </w:rPr>
     </w:lvl>
   </w:abstractNum>
-  <w:abstractNum w:abstractNumId="26" w15:restartNumberingAfterBreak="0">
+  <w:abstractNum w:abstractNumId="38" w15:restartNumberingAfterBreak="0">
     <w:nsid w:val="7670744B"/>
     <w:multiLevelType w:val="multilevel"/>
     <w:tmpl w:val="49AE049A"/>
@@ -15231,7 +20147,7 @@
       </w:pPr>
     </w:lvl>
   </w:abstractNum>
-  <w:abstractNum w:abstractNumId="27" w15:restartNumberingAfterBreak="0">
+  <w:abstractNum w:abstractNumId="39" w15:restartNumberingAfterBreak="0">
     <w:nsid w:val="767E0973"/>
     <w:multiLevelType w:val="hybridMultilevel"/>
     <w:tmpl w:val="411C3E8C"/>
@@ -15320,89 +20236,224 @@
       </w:pPr>
     </w:lvl>
   </w:abstractNum>
+  <w:abstractNum w:abstractNumId="40" w15:restartNumberingAfterBreak="0">
+    <w:nsid w:val="7728008F"/>
+    <w:multiLevelType w:val="hybridMultilevel"/>
+    <w:tmpl w:val="3AECE572"/>
+    <w:lvl w:ilvl="0" w:tplc="93A823D0">
+      <w:start w:val="1"/>
+      <w:numFmt w:val="decimal"/>
+      <w:lvlText w:val="%1."/>
+      <w:lvlJc w:val="left"/>
+      <w:pPr>
+        <w:ind w:left="1069" w:hanging="360"/>
+      </w:pPr>
+      <w:rPr>
+        <w:rFonts w:hint="default"/>
+        <w:b/>
+      </w:rPr>
+    </w:lvl>
+    <w:lvl w:ilvl="1" w:tplc="04190019" w:tentative="1">
+      <w:start w:val="1"/>
+      <w:numFmt w:val="lowerLetter"/>
+      <w:lvlText w:val="%2."/>
+      <w:lvlJc w:val="left"/>
+      <w:pPr>
+        <w:ind w:left="1789" w:hanging="360"/>
+      </w:pPr>
+    </w:lvl>
+    <w:lvl w:ilvl="2" w:tplc="0419001B" w:tentative="1">
+      <w:start w:val="1"/>
+      <w:numFmt w:val="lowerRoman"/>
+      <w:lvlText w:val="%3."/>
+      <w:lvlJc w:val="right"/>
+      <w:pPr>
+        <w:ind w:left="2509" w:hanging="180"/>
+      </w:pPr>
+    </w:lvl>
+    <w:lvl w:ilvl="3" w:tplc="0419000F" w:tentative="1">
+      <w:start w:val="1"/>
+      <w:numFmt w:val="decimal"/>
+      <w:lvlText w:val="%4."/>
+      <w:lvlJc w:val="left"/>
+      <w:pPr>
+        <w:ind w:left="3229" w:hanging="360"/>
+      </w:pPr>
+    </w:lvl>
+    <w:lvl w:ilvl="4" w:tplc="04190019" w:tentative="1">
+      <w:start w:val="1"/>
+      <w:numFmt w:val="lowerLetter"/>
+      <w:lvlText w:val="%5."/>
+      <w:lvlJc w:val="left"/>
+      <w:pPr>
+        <w:ind w:left="3949" w:hanging="360"/>
+      </w:pPr>
+    </w:lvl>
+    <w:lvl w:ilvl="5" w:tplc="0419001B" w:tentative="1">
+      <w:start w:val="1"/>
+      <w:numFmt w:val="lowerRoman"/>
+      <w:lvlText w:val="%6."/>
+      <w:lvlJc w:val="right"/>
+      <w:pPr>
+        <w:ind w:left="4669" w:hanging="180"/>
+      </w:pPr>
+    </w:lvl>
+    <w:lvl w:ilvl="6" w:tplc="0419000F" w:tentative="1">
+      <w:start w:val="1"/>
+      <w:numFmt w:val="decimal"/>
+      <w:lvlText w:val="%7."/>
+      <w:lvlJc w:val="left"/>
+      <w:pPr>
+        <w:ind w:left="5389" w:hanging="360"/>
+      </w:pPr>
+    </w:lvl>
+    <w:lvl w:ilvl="7" w:tplc="04190019" w:tentative="1">
+      <w:start w:val="1"/>
+      <w:numFmt w:val="lowerLetter"/>
+      <w:lvlText w:val="%8."/>
+      <w:lvlJc w:val="left"/>
+      <w:pPr>
+        <w:ind w:left="6109" w:hanging="360"/>
+      </w:pPr>
+    </w:lvl>
+    <w:lvl w:ilvl="8" w:tplc="0419001B" w:tentative="1">
+      <w:start w:val="1"/>
+      <w:numFmt w:val="lowerRoman"/>
+      <w:lvlText w:val="%9."/>
+      <w:lvlJc w:val="right"/>
+      <w:pPr>
+        <w:ind w:left="6829" w:hanging="180"/>
+      </w:pPr>
+    </w:lvl>
+  </w:abstractNum>
   <w:num w:numId="1">
-    <w:abstractNumId w:val="9"/>
+    <w:abstractNumId w:val="17"/>
   </w:num>
   <w:num w:numId="2">
-    <w:abstractNumId w:val="22"/>
+    <w:abstractNumId w:val="34"/>
   </w:num>
   <w:num w:numId="3">
-    <w:abstractNumId w:val="10"/>
+    <w:abstractNumId w:val="18"/>
   </w:num>
   <w:num w:numId="4">
     <w:abstractNumId w:val="1"/>
   </w:num>
   <w:num w:numId="5">
-    <w:abstractNumId w:val="5"/>
+    <w:abstractNumId w:val="12"/>
   </w:num>
   <w:num w:numId="6">
-    <w:abstractNumId w:val="15"/>
+    <w:abstractNumId w:val="25"/>
   </w:num>
   <w:num w:numId="7">
-    <w:abstractNumId w:val="2"/>
+    <w:abstractNumId w:val="4"/>
   </w:num>
   <w:num w:numId="8">
-    <w:abstractNumId w:val="17"/>
+    <w:abstractNumId w:val="27"/>
   </w:num>
   <w:num w:numId="9">
-    <w:abstractNumId w:val="6"/>
+    <w:abstractNumId w:val="13"/>
   </w:num>
   <w:num w:numId="10">
-    <w:abstractNumId w:val="18"/>
+    <w:abstractNumId w:val="28"/>
   </w:num>
   <w:num w:numId="11">
-    <w:abstractNumId w:val="11"/>
+    <w:abstractNumId w:val="19"/>
   </w:num>
   <w:num w:numId="12">
-    <w:abstractNumId w:val="27"/>
+    <w:abstractNumId w:val="39"/>
   </w:num>
   <w:num w:numId="13">
     <w:abstractNumId w:val="0"/>
   </w:num>
   <w:num w:numId="14">
+    <w:abstractNumId w:val="38"/>
+  </w:num>
+  <w:num w:numId="15">
+    <w:abstractNumId w:val="9"/>
+  </w:num>
+  <w:num w:numId="16">
+    <w:abstractNumId w:val="16"/>
+  </w:num>
+  <w:num w:numId="17">
+    <w:abstractNumId w:val="30"/>
+  </w:num>
+  <w:num w:numId="18">
+    <w:abstractNumId w:val="36"/>
+  </w:num>
+  <w:num w:numId="19">
+    <w:abstractNumId w:val="24"/>
+  </w:num>
+  <w:num w:numId="20">
     <w:abstractNumId w:val="26"/>
   </w:num>
-  <w:num w:numId="15">
-    <w:abstractNumId w:val="4"/>
+  <w:num w:numId="21">
+    <w:abstractNumId w:val="15"/>
   </w:num>
-  <w:num w:numId="16">
+  <w:num w:numId="22">
+    <w:abstractNumId w:val="37"/>
+  </w:num>
+  <w:num w:numId="23">
+    <w:abstractNumId w:val="29"/>
+  </w:num>
+  <w:num w:numId="24">
+    <w:abstractNumId w:val="7"/>
+  </w:num>
+  <w:num w:numId="25">
+    <w:abstractNumId w:val="21"/>
+  </w:num>
+  <w:num w:numId="26">
+    <w:abstractNumId w:val="20"/>
+  </w:num>
+  <w:num w:numId="27">
+    <w:abstractNumId w:val="35"/>
+  </w:num>
+  <w:num w:numId="28">
+    <w:abstractNumId w:val="33"/>
+  </w:num>
+  <w:num w:numId="29">
+    <w:abstractNumId w:val="40"/>
+  </w:num>
+  <w:num w:numId="30">
+    <w:abstractNumId w:val="2"/>
+  </w:num>
+  <w:num w:numId="31">
+    <w:abstractNumId w:val="14"/>
+  </w:num>
+  <w:num w:numId="32">
+    <w:abstractNumId w:val="11"/>
+  </w:num>
+  <w:num w:numId="33">
     <w:abstractNumId w:val="8"/>
   </w:num>
-  <w:num w:numId="17">
-    <w:abstractNumId w:val="20"/>
+  <w:num w:numId="34">
+    <w:abstractNumId w:val="6"/>
   </w:num>
-  <w:num w:numId="18">
-    <w:abstractNumId w:val="24"/>
+  <w:num w:numId="35">
+    <w:abstractNumId w:val="5"/>
   </w:num>
-  <w:num w:numId="19">
-    <w:abstractNumId w:val="14"/>
+  <w:num w:numId="36">
+    <w:abstractNumId w:val="32"/>
   </w:num>
-  <w:num w:numId="20">
-    <w:abstractNumId w:val="16"/>
+  <w:num w:numId="37">
+    <w:abstractNumId w:val="31"/>
   </w:num>
-  <w:num w:numId="21">
-    <w:abstractNumId w:val="7"/>
+  <w:num w:numId="38">
+    <w:abstractNumId w:val="23"/>
   </w:num>
-  <w:num w:numId="22">
-    <w:abstractNumId w:val="25"/>
-  </w:num>
-  <w:num w:numId="23">
-    <w:abstractNumId w:val="19"/>
-  </w:num>
-  <w:num w:numId="24">
+  <w:num w:numId="39">
     <w:abstractNumId w:val="3"/>
   </w:num>
-  <w:num w:numId="25">
-    <w:abstractNumId w:val="13"/>
+  <w:num w:numId="40">
+    <w:abstractNumId w:val="10"/>
   </w:num>
-  <w:num w:numId="26">
-    <w:abstractNumId w:val="12"/>
+  <w:num w:numId="41">
+    <w:abstractNumId w:val="22"/>
   </w:num>
-  <w:num w:numId="27">
-    <w:abstractNumId w:val="23"/>
+  <w:num w:numId="42">
+    <w:abstractNumId w:val="10"/>
   </w:num>
-  <w:num w:numId="28">
-    <w:abstractNumId w:val="21"/>
+  <w:num w:numId="43">
+    <w:abstractNumId w:val="22"/>
   </w:num>
 </w:numbering>
 </file>
@@ -27797,6 +32848,19 @@
       <w:shd w:val="clear" w:color="auto" w:fill="E1DFDD"/>
     </w:rPr>
   </w:style>
+  <w:style w:type="character" w:styleId="HTML">
+    <w:name w:val="HTML Code"/>
+    <w:basedOn w:val="a0"/>
+    <w:uiPriority w:val="99"/>
+    <w:semiHidden/>
+    <w:unhideWhenUsed/>
+    <w:rsid w:val="007E46B5"/>
+    <w:rPr>
+      <w:rFonts w:ascii="Courier New" w:eastAsia="Times New Roman" w:hAnsi="Courier New" w:cs="Courier New"/>
+      <w:sz w:val="20"/>
+      <w:szCs w:val="20"/>
+    </w:rPr>
+  </w:style>
 </w:styles>
 </file>
 

--- a/отчет по уп.docx
+++ b/отчет по уп.docx
@@ -262,18 +262,8 @@
           <w:szCs w:val="28"/>
           <w:lang w:eastAsia="ru-RU"/>
         </w:rPr>
-        <w:t xml:space="preserve">____________ Ю.С. </w:t>
-      </w:r>
-      <w:proofErr w:type="spellStart"/>
-      <w:r>
-        <w:rPr>
-          <w:rFonts w:eastAsia="Times New Roman" w:cs="Times New Roman"/>
-          <w:szCs w:val="28"/>
-          <w:lang w:eastAsia="ru-RU"/>
-        </w:rPr>
-        <w:t>Мамшева</w:t>
-      </w:r>
-      <w:proofErr w:type="spellEnd"/>
+        <w:t>____________ Ю.С. Мамшева</w:t>
+      </w:r>
     </w:p>
     <w:p>
       <w:pPr>
@@ -539,23 +529,7 @@
           <w:rFonts w:eastAsia="Times New Roman" w:cs="Times New Roman"/>
           <w:lang w:eastAsia="ru-RU"/>
         </w:rPr>
-        <w:t xml:space="preserve">Руководитель: ___________ </w:t>
-      </w:r>
-      <w:proofErr w:type="spellStart"/>
-      <w:r>
-        <w:rPr>
-          <w:rFonts w:eastAsia="Times New Roman" w:cs="Times New Roman"/>
-          <w:lang w:eastAsia="ru-RU"/>
-        </w:rPr>
-        <w:t>Мамшева</w:t>
-      </w:r>
-      <w:proofErr w:type="spellEnd"/>
-      <w:r>
-        <w:rPr>
-          <w:rFonts w:eastAsia="Times New Roman" w:cs="Times New Roman"/>
-          <w:lang w:eastAsia="ru-RU"/>
-        </w:rPr>
-        <w:t xml:space="preserve"> Ю.С. </w:t>
+        <w:t xml:space="preserve">Руководитель: ___________ Мамшева Ю.С. </w:t>
       </w:r>
       <w:r>
         <w:rPr>
@@ -602,25 +576,7 @@
           <w:szCs w:val="28"/>
           <w:lang w:eastAsia="ru-RU"/>
         </w:rPr>
-        <w:t xml:space="preserve">Студент: _______________ </w:t>
-      </w:r>
-      <w:proofErr w:type="spellStart"/>
-      <w:r>
-        <w:rPr>
-          <w:rFonts w:eastAsia="Times New Roman" w:cs="Times New Roman"/>
-          <w:szCs w:val="28"/>
-          <w:lang w:eastAsia="ru-RU"/>
-        </w:rPr>
-        <w:t>Перевезенцева</w:t>
-      </w:r>
-      <w:proofErr w:type="spellEnd"/>
-      <w:r>
-        <w:rPr>
-          <w:rFonts w:eastAsia="Times New Roman" w:cs="Times New Roman"/>
-          <w:szCs w:val="28"/>
-          <w:lang w:eastAsia="ru-RU"/>
-        </w:rPr>
-        <w:t xml:space="preserve"> М.С.</w:t>
+        <w:t>Студент: _______________ Перевезенцева М.С.</w:t>
       </w:r>
       <w:r>
         <w:rPr>
@@ -2800,25 +2756,7 @@
           <w:szCs w:val="28"/>
           <w:lang w:eastAsia="ru-RU"/>
         </w:rPr>
-        <w:t xml:space="preserve">Создание и взаимодействие с </w:t>
-      </w:r>
-      <w:proofErr w:type="spellStart"/>
-      <w:r>
-        <w:rPr>
-          <w:rFonts w:eastAsia="Times New Roman" w:cs="Times New Roman"/>
-          <w:szCs w:val="28"/>
-          <w:lang w:eastAsia="ru-RU"/>
-        </w:rPr>
-        <w:t>канбан</w:t>
-      </w:r>
-      <w:proofErr w:type="spellEnd"/>
-      <w:r>
-        <w:rPr>
-          <w:rFonts w:eastAsia="Times New Roman" w:cs="Times New Roman"/>
-          <w:szCs w:val="28"/>
-          <w:lang w:eastAsia="ru-RU"/>
-        </w:rPr>
-        <w:t xml:space="preserve"> доской</w:t>
+        <w:t>Создание и взаимодействие с канбан доской</w:t>
       </w:r>
       <w:r>
         <w:rPr>
@@ -3017,15 +2955,7 @@
     </w:p>
     <w:p>
       <w:r>
-        <w:t>Для дальнейшего процесса разработки и сохранения документации был создан репозиторий, который получил название «</w:t>
-      </w:r>
-      <w:proofErr w:type="spellStart"/>
-      <w:r>
-        <w:t>CountryGuide</w:t>
-      </w:r>
-      <w:proofErr w:type="spellEnd"/>
-      <w:r>
-        <w:t>». В рамках кооперации к работе над проектом был добавлен ещё один разработчик.</w:t>
+        <w:t>Для дальнейшего процесса разработки и сохранения документации был создан репозиторий, который получил название «CountryGuide». В рамках кооперации к работе над проектом был добавлен ещё один разработчик.</w:t>
       </w:r>
     </w:p>
     <w:p>
@@ -3045,13 +2975,8 @@
         </w:tabs>
         <w:ind w:left="0" w:firstLine="709"/>
       </w:pPr>
-      <w:proofErr w:type="spellStart"/>
-      <w:r>
-        <w:t>main</w:t>
-      </w:r>
-      <w:proofErr w:type="spellEnd"/>
-      <w:r>
-        <w:t xml:space="preserve"> — основная (главная) ветка, в которую выгружаются стабильные рабочие версии проекта;</w:t>
+      <w:r>
+        <w:t>main — основная (главная) ветка, в которую выгружаются стабильные рабочие версии проекта;</w:t>
       </w:r>
     </w:p>
     <w:p>
@@ -3066,21 +2991,8 @@
         </w:tabs>
         <w:ind w:left="0" w:firstLine="709"/>
       </w:pPr>
-      <w:proofErr w:type="spellStart"/>
-      <w:r>
-        <w:t>develop</w:t>
-      </w:r>
-      <w:proofErr w:type="spellEnd"/>
-      <w:r>
-        <w:t xml:space="preserve"> — ветка разработки, в которую сливаются готовые версии продукта для последующего копирования в ветку </w:t>
-      </w:r>
-      <w:proofErr w:type="spellStart"/>
-      <w:r>
-        <w:t>main</w:t>
-      </w:r>
-      <w:proofErr w:type="spellEnd"/>
-      <w:r>
-        <w:t>;</w:t>
+      <w:r>
+        <w:t>develop — ветка разработки, в которую сливаются готовые версии продукта для последующего копирования в ветку main;</w:t>
       </w:r>
     </w:p>
     <w:p>
@@ -3095,13 +3007,8 @@
         </w:tabs>
         <w:ind w:left="0" w:firstLine="709"/>
       </w:pPr>
-      <w:proofErr w:type="spellStart"/>
-      <w:r>
-        <w:t>developP</w:t>
-      </w:r>
-      <w:proofErr w:type="spellEnd"/>
-      <w:r>
-        <w:t xml:space="preserve"> — ветка первого разработчика;</w:t>
+      <w:r>
+        <w:t>developP — ветка первого разработчика;</w:t>
       </w:r>
     </w:p>
     <w:p>
@@ -3116,13 +3023,8 @@
         </w:tabs>
         <w:ind w:left="0" w:firstLine="709"/>
       </w:pPr>
-      <w:proofErr w:type="spellStart"/>
-      <w:r>
-        <w:t>developA</w:t>
-      </w:r>
-      <w:proofErr w:type="spellEnd"/>
-      <w:r>
-        <w:t xml:space="preserve"> — ветка второго разработчика.</w:t>
+      <w:r>
+        <w:t>developA — ветка второго разработчика.</w:t>
       </w:r>
     </w:p>
     <w:p>
@@ -3180,63 +3082,24 @@
       <w:r>
         <w:t xml:space="preserve">Рисунок </w:t>
       </w:r>
-      <w:r>
-        <w:fldChar w:fldCharType="begin"/>
-      </w:r>
-      <w:r>
-        <w:instrText xml:space="preserve"> SEQ Рисунок \* ARABIC </w:instrText>
-      </w:r>
-      <w:r>
-        <w:fldChar w:fldCharType="separate"/>
-      </w:r>
-      <w:r>
-        <w:rPr>
-          <w:noProof/>
-        </w:rPr>
-        <w:t>1</w:t>
-      </w:r>
-      <w:r>
-        <w:rPr>
-          <w:noProof/>
-        </w:rPr>
-        <w:fldChar w:fldCharType="end"/>
-      </w:r>
-      <w:r>
-        <w:t xml:space="preserve">. </w:t>
-      </w:r>
-      <w:proofErr w:type="spellStart"/>
-      <w:r>
-        <w:t>Репризиторий</w:t>
-      </w:r>
-      <w:proofErr w:type="spellEnd"/>
-      <w:r>
-        <w:t xml:space="preserve"> </w:t>
-      </w:r>
-      <w:proofErr w:type="spellStart"/>
+      <w:fldSimple w:instr=" SEQ Рисунок \* ARABIC ">
+        <w:r>
+          <w:rPr>
+            <w:noProof/>
+          </w:rPr>
+          <w:t>1</w:t>
+        </w:r>
+      </w:fldSimple>
+      <w:r>
+        <w:t xml:space="preserve">. Репризиторий </w:t>
+      </w:r>
       <w:r>
         <w:t>CountryGuide</w:t>
       </w:r>
-      <w:proofErr w:type="spellEnd"/>
-    </w:p>
-    <w:p>
-      <w:r>
-        <w:t xml:space="preserve">Далее приведем пример работы с веткой разработчика. </w:t>
-      </w:r>
-      <w:proofErr w:type="spellStart"/>
-      <w:r>
-        <w:t>Т.е</w:t>
-      </w:r>
-      <w:proofErr w:type="spellEnd"/>
-      <w:r>
-        <w:t xml:space="preserve"> создания ветки, добавления файлов, создание коммита и отправка в удалённый </w:t>
-      </w:r>
-      <w:proofErr w:type="spellStart"/>
-      <w:r>
-        <w:t>репризиторий</w:t>
-      </w:r>
-      <w:proofErr w:type="spellEnd"/>
-      <w:r>
-        <w:t>.</w:t>
+    </w:p>
+    <w:p>
+      <w:r>
+        <w:t>Далее приведем пример работы с веткой разработчика. Т.е создания ветки, добавления файлов, создание коммита и отправка в удалённый репризиторий.</w:t>
       </w:r>
     </w:p>
     <w:p>
@@ -3294,27 +3157,14 @@
       <w:r>
         <w:t xml:space="preserve">Рисунок </w:t>
       </w:r>
-      <w:r>
-        <w:fldChar w:fldCharType="begin"/>
-      </w:r>
-      <w:r>
-        <w:instrText xml:space="preserve"> SEQ Рисунок \* ARABIC </w:instrText>
-      </w:r>
-      <w:r>
-        <w:fldChar w:fldCharType="separate"/>
-      </w:r>
-      <w:r>
-        <w:rPr>
-          <w:noProof/>
-        </w:rPr>
-        <w:t>2</w:t>
-      </w:r>
-      <w:r>
-        <w:rPr>
-          <w:noProof/>
-        </w:rPr>
-        <w:fldChar w:fldCharType="end"/>
-      </w:r>
+      <w:fldSimple w:instr=" SEQ Рисунок \* ARABIC ">
+        <w:r>
+          <w:rPr>
+            <w:noProof/>
+          </w:rPr>
+          <w:t>2</w:t>
+        </w:r>
+      </w:fldSimple>
       <w:r>
         <w:t xml:space="preserve">. </w:t>
       </w:r>
@@ -3387,27 +3237,14 @@
       <w:r>
         <w:t xml:space="preserve">Рисунок </w:t>
       </w:r>
-      <w:r>
-        <w:fldChar w:fldCharType="begin"/>
-      </w:r>
-      <w:r>
-        <w:instrText xml:space="preserve"> SEQ Рисунок \* ARABIC </w:instrText>
-      </w:r>
-      <w:r>
-        <w:fldChar w:fldCharType="separate"/>
-      </w:r>
-      <w:r>
-        <w:rPr>
-          <w:noProof/>
-        </w:rPr>
-        <w:t>3</w:t>
-      </w:r>
-      <w:r>
-        <w:rPr>
-          <w:noProof/>
-        </w:rPr>
-        <w:fldChar w:fldCharType="end"/>
-      </w:r>
+      <w:fldSimple w:instr=" SEQ Рисунок \* ARABIC ">
+        <w:r>
+          <w:rPr>
+            <w:noProof/>
+          </w:rPr>
+          <w:t>3</w:t>
+        </w:r>
+      </w:fldSimple>
       <w:r>
         <w:t xml:space="preserve">. </w:t>
       </w:r>
@@ -3686,21 +3523,7 @@
           <w:lang w:eastAsia="ru-RU"/>
         </w:rPr>
         <w:lastRenderedPageBreak/>
-        <w:t xml:space="preserve">безопасности. Далее данная задача была добавлена в </w:t>
-      </w:r>
-      <w:proofErr w:type="spellStart"/>
-      <w:r>
-        <w:rPr>
-          <w:lang w:eastAsia="ru-RU"/>
-        </w:rPr>
-        <w:t>канбан</w:t>
-      </w:r>
-      <w:proofErr w:type="spellEnd"/>
-      <w:r>
-        <w:rPr>
-          <w:lang w:eastAsia="ru-RU"/>
-        </w:rPr>
-        <w:t xml:space="preserve"> доску</w:t>
+        <w:t>безопасности. Далее данная задача была добавлена в канбан доску</w:t>
       </w:r>
       <w:r>
         <w:rPr>
@@ -3782,37 +3605,16 @@
       <w:r>
         <w:t xml:space="preserve">Рисунок </w:t>
       </w:r>
-      <w:r>
-        <w:fldChar w:fldCharType="begin"/>
-      </w:r>
-      <w:r>
-        <w:instrText xml:space="preserve"> SEQ Рисунок \* ARABIC </w:instrText>
-      </w:r>
-      <w:r>
-        <w:fldChar w:fldCharType="separate"/>
-      </w:r>
-      <w:r>
-        <w:rPr>
-          <w:noProof/>
-        </w:rPr>
-        <w:t>4</w:t>
-      </w:r>
-      <w:r>
-        <w:rPr>
-          <w:noProof/>
-        </w:rPr>
-        <w:fldChar w:fldCharType="end"/>
-      </w:r>
-      <w:r>
-        <w:t xml:space="preserve">. Задача на создание диаграмм на </w:t>
-      </w:r>
-      <w:proofErr w:type="spellStart"/>
-      <w:r>
-        <w:t>канбан</w:t>
-      </w:r>
-      <w:proofErr w:type="spellEnd"/>
-      <w:r>
-        <w:t xml:space="preserve"> доске</w:t>
+      <w:fldSimple w:instr=" SEQ Рисунок \* ARABIC ">
+        <w:r>
+          <w:rPr>
+            <w:noProof/>
+          </w:rPr>
+          <w:t>4</w:t>
+        </w:r>
+      </w:fldSimple>
+      <w:r>
+        <w:t>. Задача на создание диаграмм на канбан доске</w:t>
       </w:r>
     </w:p>
     <w:p>
@@ -3895,15 +3697,7 @@
       </w:r>
       <w:r>
         <w:lastRenderedPageBreak/>
-        <w:t xml:space="preserve">полезных локальных приложений, конвертация валют, подсчёт добавочного налога на покупку, установка лимита трат на поездку, учёт расходов с привязкой к карте, получение пороговых уведомлений о перерасходе, получение </w:t>
-      </w:r>
-      <w:proofErr w:type="spellStart"/>
-      <w:r>
-        <w:t>push</w:t>
-      </w:r>
-      <w:proofErr w:type="spellEnd"/>
-      <w:r>
-        <w:t>-уведомлений об опасности (протесты, стихийных бедствиях), оплата покупки с интеграцией платёжных систем.</w:t>
+        <w:t>полезных локальных приложений, конвертация валют, подсчёт добавочного налога на покупку, установка лимита трат на поездку, учёт расходов с привязкой к карте, получение пороговых уведомлений о перерасходе, получение push-уведомлений об опасности (протесты, стихийных бедствиях), оплата покупки с интеграцией платёжных систем.</w:t>
       </w:r>
     </w:p>
     <w:p>
@@ -3923,15 +3717,7 @@
     </w:p>
     <w:p>
       <w:r>
-        <w:t xml:space="preserve">Далее разберём установку лимита трат: для того, чтобы получать уведомления о перерасходе, пользователь должен сначала установить лимит (связь включения). Сам учёт расходов включается в установку лимита, потому что без отслеживания трат уведомления не имеют смысла (связь включения). Получение уведомления о перерасходе </w:t>
-      </w:r>
-      <w:proofErr w:type="gramStart"/>
-      <w:r>
-        <w:t>- это</w:t>
-      </w:r>
-      <w:proofErr w:type="gramEnd"/>
-      <w:r>
-        <w:t xml:space="preserve"> расширение учёта расходов, так как пользователь может превысить лимит, а может и не превысить (связь расширения).</w:t>
+        <w:t>Далее разберём установку лимита трат: для того, чтобы получать уведомления о перерасходе, пользователь должен сначала установить лимит (связь включения). Сам учёт расходов включается в установку лимита, потому что без отслеживания трат уведомления не имеют смысла (связь включения). Получение уведомления о перерасходе - это расширение учёта расходов, так как пользователь может превысить лимит, а может и не превысить (связь расширения).</w:t>
       </w:r>
     </w:p>
     <w:p>
@@ -4008,27 +3794,14 @@
       <w:r>
         <w:t xml:space="preserve">Рисунок </w:t>
       </w:r>
-      <w:r>
-        <w:fldChar w:fldCharType="begin"/>
-      </w:r>
-      <w:r>
-        <w:instrText xml:space="preserve"> SEQ Рисунок \* ARABIC </w:instrText>
-      </w:r>
-      <w:r>
-        <w:fldChar w:fldCharType="separate"/>
-      </w:r>
-      <w:r>
-        <w:rPr>
-          <w:noProof/>
-        </w:rPr>
-        <w:t>5</w:t>
-      </w:r>
-      <w:r>
-        <w:rPr>
-          <w:noProof/>
-        </w:rPr>
-        <w:fldChar w:fldCharType="end"/>
-      </w:r>
+      <w:fldSimple w:instr=" SEQ Рисунок \* ARABIC ">
+        <w:r>
+          <w:rPr>
+            <w:noProof/>
+          </w:rPr>
+          <w:t>5</w:t>
+        </w:r>
+      </w:fldSimple>
       <w:r>
         <w:t>. Диаграмма использования для системы ГПС</w:t>
       </w:r>
@@ -4064,167 +3837,47 @@
     <w:p>
       <w:r>
         <w:lastRenderedPageBreak/>
-        <w:t xml:space="preserve">Клиент. Атрибуты: активность (активен/неактивен); операции: создать </w:t>
-      </w:r>
-      <w:proofErr w:type="gramStart"/>
-      <w:r>
-        <w:t>поездку(</w:t>
-      </w:r>
-      <w:proofErr w:type="gramEnd"/>
-      <w:r>
-        <w:t xml:space="preserve">). Связан с классом Пользователь обобщением (наследованием), </w:t>
-      </w:r>
-      <w:proofErr w:type="gramStart"/>
-      <w:r>
-        <w:t>т.к</w:t>
-      </w:r>
-      <w:proofErr w:type="gramEnd"/>
-      <w:r>
-        <w:t xml:space="preserve"> клиент является частным случаем пользователя, а также с классом Поездка агрегацией, т.к клиент может иметь несколько поездок, но поездка не может существовать без клиента.</w:t>
-      </w:r>
-    </w:p>
-    <w:p>
-      <w:r>
-        <w:t xml:space="preserve">Пользователь. Атрибуты: </w:t>
-      </w:r>
-      <w:proofErr w:type="spellStart"/>
-      <w:r>
-        <w:t>email</w:t>
-      </w:r>
-      <w:proofErr w:type="spellEnd"/>
-      <w:r>
-        <w:t>, пароль, имя, фамилия, отчество, телефон. Выступает в роли базового класса для Клиента и Администратора.</w:t>
-      </w:r>
-    </w:p>
-    <w:p>
-      <w:r>
-        <w:t xml:space="preserve">Администратор. Атрибуты: уровень доступа. Операции: настройка </w:t>
-      </w:r>
-      <w:proofErr w:type="gramStart"/>
-      <w:r>
-        <w:t>API(</w:t>
-      </w:r>
-      <w:proofErr w:type="gramEnd"/>
-      <w:r>
-        <w:t xml:space="preserve">), добавление стран(). Связан с классом Внешний API ассоциацией, </w:t>
-      </w:r>
-      <w:proofErr w:type="gramStart"/>
-      <w:r>
-        <w:t>т.к</w:t>
-      </w:r>
-      <w:proofErr w:type="gramEnd"/>
-      <w:r>
-        <w:t xml:space="preserve"> администратор настраивает API для получения данных.</w:t>
-      </w:r>
-    </w:p>
-    <w:p>
-      <w:r>
-        <w:t xml:space="preserve">Поездка. Атрибуты: дата начала, дата окончания. Операции: рассчитать количество </w:t>
-      </w:r>
-      <w:proofErr w:type="gramStart"/>
-      <w:r>
-        <w:t>дней(</w:t>
-      </w:r>
-      <w:proofErr w:type="gramEnd"/>
-      <w:r>
-        <w:t xml:space="preserve">). Связан агрегацией с классом Страна, </w:t>
-      </w:r>
-      <w:proofErr w:type="gramStart"/>
-      <w:r>
-        <w:t>т.к</w:t>
-      </w:r>
-      <w:proofErr w:type="gramEnd"/>
-      <w:r>
-        <w:t xml:space="preserve"> поездка привязана к определённой стране, и страна может существовать отдельно от поездки. Связан композицией с классом Бюджет так как бюджет не может существовать без поездки.</w:t>
-      </w:r>
-    </w:p>
-    <w:p>
-      <w:r>
-        <w:t xml:space="preserve">Бюджет. Атрибуты: сумма, ограничение на день. Операции: получить пороговое </w:t>
-      </w:r>
-      <w:proofErr w:type="gramStart"/>
-      <w:r>
-        <w:t>уведомление(</w:t>
-      </w:r>
-      <w:proofErr w:type="gramEnd"/>
-      <w:r>
-        <w:t>), получить уведомление о превышении лимита().</w:t>
-      </w:r>
-    </w:p>
-    <w:p>
-      <w:r>
-        <w:t xml:space="preserve">Страна. Атрибуты: название, язык, валюта. Операции: получить уровень </w:t>
-      </w:r>
-      <w:proofErr w:type="gramStart"/>
-      <w:r>
-        <w:t>опасности(</w:t>
-      </w:r>
-      <w:proofErr w:type="gramEnd"/>
-      <w:r>
-        <w:t xml:space="preserve">). Связан композицией с классами Словарик и </w:t>
-      </w:r>
-      <w:proofErr w:type="gramStart"/>
-      <w:r>
-        <w:t>Локальное приложение</w:t>
-      </w:r>
-      <w:proofErr w:type="gramEnd"/>
-      <w:r>
-        <w:t xml:space="preserve"> и Статья (страна имеет набор статей, и без страны статьи </w:t>
-      </w:r>
-      <w:proofErr w:type="spellStart"/>
-      <w:r>
-        <w:t>ненужны</w:t>
-      </w:r>
-      <w:proofErr w:type="spellEnd"/>
-      <w:r>
-        <w:t>). Также связан ассоциацией с классом Внешний API для получения данных о стране.</w:t>
-      </w:r>
-    </w:p>
-    <w:p>
-      <w:r>
-        <w:t xml:space="preserve">Внешний API. Атрибуты: код, URL. Операции: получить </w:t>
-      </w:r>
-      <w:proofErr w:type="gramStart"/>
-      <w:r>
-        <w:t>данные(</w:t>
-      </w:r>
-      <w:proofErr w:type="gramEnd"/>
-      <w:r>
-        <w:t xml:space="preserve">). Связан обобщением с классами API новостей, API валют и Платежный API, </w:t>
-      </w:r>
-      <w:proofErr w:type="gramStart"/>
-      <w:r>
-        <w:t>т.к</w:t>
-      </w:r>
-      <w:proofErr w:type="gramEnd"/>
-      <w:r>
-        <w:t xml:space="preserve"> они являются частными случаями внешнего API.</w:t>
-      </w:r>
-    </w:p>
-    <w:p>
-      <w:r>
-        <w:t xml:space="preserve">Статья. Атрибуты: название, ссылка. Связана композицией со страной, </w:t>
-      </w:r>
-      <w:proofErr w:type="gramStart"/>
-      <w:r>
-        <w:t>т.к</w:t>
-      </w:r>
-      <w:proofErr w:type="gramEnd"/>
-      <w:r>
-        <w:t xml:space="preserve"> без страны статья не имеет смысла.</w:t>
-      </w:r>
-    </w:p>
-    <w:p>
-      <w:r>
-        <w:t xml:space="preserve">Словарик. Атрибуты: исходный язык, дата обновления. Связан композицией с классом Фраза, </w:t>
-      </w:r>
-      <w:proofErr w:type="gramStart"/>
-      <w:r>
-        <w:t>т.к</w:t>
-      </w:r>
-      <w:proofErr w:type="gramEnd"/>
-      <w:r>
-        <w:t xml:space="preserve"> фразы являются частью словарика и не могут существовать без него.</w:t>
+        <w:t>Клиент. Атрибуты: активность (активен/неактивен); операции: создать поездку(). Связан с классом Пользователь обобщением (наследованием), т.к клиент является частным случаем пользователя, а также с классом Поездка агрегацией, т.к клиент может иметь несколько поездок, но поездка не может существовать без клиента.</w:t>
+      </w:r>
+    </w:p>
+    <w:p>
+      <w:r>
+        <w:t>Пользователь. Атрибуты: email, пароль, имя, фамилия, отчество, телефон. Выступает в роли базового класса для Клиента и Администратора.</w:t>
+      </w:r>
+    </w:p>
+    <w:p>
+      <w:r>
+        <w:t>Администратор. Атрибуты: уровень доступа. Операции: настройка API(), добавление стран(). Связан с классом Внешний API ассоциацией, т.к администратор настраивает API для получения данных.</w:t>
+      </w:r>
+    </w:p>
+    <w:p>
+      <w:r>
+        <w:t>Поездка. Атрибуты: дата начала, дата окончания. Операции: рассчитать количество дней(). Связан агрегацией с классом Страна, т.к поездка привязана к определённой стране, и страна может существовать отдельно от поездки. Связан композицией с классом Бюджет так как бюджет не может существовать без поездки.</w:t>
+      </w:r>
+    </w:p>
+    <w:p>
+      <w:r>
+        <w:t>Бюджет. Атрибуты: сумма, ограничение на день. Операции: получить пороговое уведомление(), получить уведомление о превышении лимита().</w:t>
+      </w:r>
+    </w:p>
+    <w:p>
+      <w:r>
+        <w:t>Страна. Атрибуты: название, язык, валюта. Операции: получить уровень опасности(). Связан композицией с классами Словарик и Локальное приложение и Статья (страна имеет набор статей, и без страны статьи ненужны). Также связан ассоциацией с классом Внешний API для получения данных о стране.</w:t>
+      </w:r>
+    </w:p>
+    <w:p>
+      <w:r>
+        <w:t>Внешний API. Атрибуты: код, URL. Операции: получить данные(). Связан обобщением с классами API новостей, API валют и Платежный API, т.к они являются частными случаями внешнего API.</w:t>
+      </w:r>
+    </w:p>
+    <w:p>
+      <w:r>
+        <w:t>Статья. Атрибуты: название, ссылка. Связана композицией со страной, т.к без страны статья не имеет смысла.</w:t>
+      </w:r>
+    </w:p>
+    <w:p>
+      <w:r>
+        <w:t>Словарик. Атрибуты: исходный язык, дата обновления. Связан композицией с классом Фраза, т.к фразы являются частью словарика и не могут существовать без него.</w:t>
       </w:r>
     </w:p>
     <w:p>
@@ -4235,15 +3888,7 @@
     </w:p>
     <w:p>
       <w:r>
-        <w:t>Локальное приложение. Атрибуты: наименование, описание, логотип. Связано композицией со страной (</w:t>
-      </w:r>
-      <w:proofErr w:type="gramStart"/>
-      <w:r>
-        <w:t>т.к</w:t>
-      </w:r>
-      <w:proofErr w:type="gramEnd"/>
-      <w:r>
-        <w:t xml:space="preserve"> локальные приложения для страны не нужны без неё).</w:t>
+        <w:t>Локальное приложение. Атрибуты: наименование, описание, логотип. Связано композицией со страной (т.к локальные приложения для страны не нужны без неё).</w:t>
       </w:r>
     </w:p>
     <w:p>
@@ -4307,27 +3952,14 @@
       <w:r>
         <w:t xml:space="preserve">Рисунок </w:t>
       </w:r>
-      <w:r>
-        <w:fldChar w:fldCharType="begin"/>
-      </w:r>
-      <w:r>
-        <w:instrText xml:space="preserve"> SEQ Рисунок \* ARABIC </w:instrText>
-      </w:r>
-      <w:r>
-        <w:fldChar w:fldCharType="separate"/>
-      </w:r>
-      <w:r>
-        <w:rPr>
-          <w:noProof/>
-        </w:rPr>
-        <w:t>6</w:t>
-      </w:r>
-      <w:r>
-        <w:rPr>
-          <w:noProof/>
-        </w:rPr>
-        <w:fldChar w:fldCharType="end"/>
-      </w:r>
+      <w:fldSimple w:instr=" SEQ Рисунок \* ARABIC ">
+        <w:r>
+          <w:rPr>
+            <w:noProof/>
+          </w:rPr>
+          <w:t>6</w:t>
+        </w:r>
+      </w:fldSimple>
       <w:r>
         <w:t>. Диаграмма классов для системы ГПС</w:t>
       </w:r>
@@ -4422,27 +4054,14 @@
       <w:r>
         <w:t xml:space="preserve">Рисунок </w:t>
       </w:r>
-      <w:r>
-        <w:fldChar w:fldCharType="begin"/>
-      </w:r>
-      <w:r>
-        <w:instrText xml:space="preserve"> SEQ Рисунок \* ARABIC </w:instrText>
-      </w:r>
-      <w:r>
-        <w:fldChar w:fldCharType="separate"/>
-      </w:r>
-      <w:r>
-        <w:rPr>
-          <w:noProof/>
-        </w:rPr>
-        <w:t>7</w:t>
-      </w:r>
-      <w:r>
-        <w:rPr>
-          <w:noProof/>
-        </w:rPr>
-        <w:fldChar w:fldCharType="end"/>
-      </w:r>
+      <w:fldSimple w:instr=" SEQ Рисунок \* ARABIC ">
+        <w:r>
+          <w:rPr>
+            <w:noProof/>
+          </w:rPr>
+          <w:t>7</w:t>
+        </w:r>
+      </w:fldSimple>
       <w:r>
         <w:t>. Диаграмма деятельности управления бюджетом</w:t>
       </w:r>
@@ -4453,8 +4072,8 @@
       </w:pPr>
       <w:bookmarkStart w:id="26" w:name="_Toc229991869"/>
       <w:bookmarkStart w:id="27" w:name="_Toc230250328"/>
-      <w:bookmarkStart w:id="28" w:name="_Hlk229866844"/>
-      <w:bookmarkStart w:id="29" w:name="_Toc230987823"/>
+      <w:bookmarkStart w:id="28" w:name="_Toc230987823"/>
+      <w:bookmarkStart w:id="29" w:name="_Hlk229866844"/>
       <w:r>
         <w:lastRenderedPageBreak/>
         <w:t>2.</w:t>
@@ -4470,9 +4089,9 @@
       </w:r>
       <w:bookmarkEnd w:id="26"/>
       <w:bookmarkEnd w:id="27"/>
-      <w:bookmarkEnd w:id="29"/>
-    </w:p>
-    <w:bookmarkEnd w:id="28"/>
+      <w:bookmarkEnd w:id="28"/>
+    </w:p>
+    <w:bookmarkEnd w:id="29"/>
     <w:p>
       <w:r>
         <w:t>Процесс начинается в момент, когда клиент хочет зафиксировать новый расход во время поездки. Для этого клиент через интерфейс инициирует действие «Добавить расход», передавая сумму расхода. Интерфейс принимает это действие и формирует запрос к серверу на запись расхода, передавая сумму.</w:t>
@@ -4550,27 +4169,14 @@
       <w:r>
         <w:t xml:space="preserve">Рисунок </w:t>
       </w:r>
-      <w:r>
-        <w:fldChar w:fldCharType="begin"/>
-      </w:r>
-      <w:r>
-        <w:instrText xml:space="preserve"> SEQ Рисунок \* ARABIC </w:instrText>
-      </w:r>
-      <w:r>
-        <w:fldChar w:fldCharType="separate"/>
-      </w:r>
-      <w:r>
-        <w:rPr>
-          <w:noProof/>
-        </w:rPr>
-        <w:t>8</w:t>
-      </w:r>
-      <w:r>
-        <w:rPr>
-          <w:noProof/>
-        </w:rPr>
-        <w:fldChar w:fldCharType="end"/>
-      </w:r>
+      <w:fldSimple w:instr=" SEQ Рисунок \* ARABIC ">
+        <w:r>
+          <w:rPr>
+            <w:noProof/>
+          </w:rPr>
+          <w:t>8</w:t>
+        </w:r>
+      </w:fldSimple>
       <w:r>
         <w:t xml:space="preserve">. </w:t>
       </w:r>
@@ -4687,27 +4293,14 @@
       <w:r>
         <w:t xml:space="preserve">Рисунок </w:t>
       </w:r>
-      <w:r>
-        <w:fldChar w:fldCharType="begin"/>
-      </w:r>
-      <w:r>
-        <w:instrText xml:space="preserve"> SEQ Рисунок \* ARABIC </w:instrText>
-      </w:r>
-      <w:r>
-        <w:fldChar w:fldCharType="separate"/>
-      </w:r>
-      <w:r>
-        <w:rPr>
-          <w:noProof/>
-        </w:rPr>
-        <w:t>9</w:t>
-      </w:r>
-      <w:r>
-        <w:rPr>
-          <w:noProof/>
-        </w:rPr>
-        <w:fldChar w:fldCharType="end"/>
-      </w:r>
+      <w:fldSimple w:instr=" SEQ Рисунок \* ARABIC ">
+        <w:r>
+          <w:rPr>
+            <w:noProof/>
+          </w:rPr>
+          <w:t>9</w:t>
+        </w:r>
+      </w:fldSimple>
       <w:r>
         <w:t>. Диаграмма последовательности</w:t>
       </w:r>
@@ -4814,27 +4407,14 @@
       <w:r>
         <w:t xml:space="preserve">Рисунок </w:t>
       </w:r>
-      <w:r>
-        <w:fldChar w:fldCharType="begin"/>
-      </w:r>
-      <w:r>
-        <w:instrText xml:space="preserve"> SEQ Рисунок \* ARABIC </w:instrText>
-      </w:r>
-      <w:r>
-        <w:fldChar w:fldCharType="separate"/>
-      </w:r>
-      <w:r>
-        <w:rPr>
-          <w:noProof/>
-        </w:rPr>
-        <w:t>10</w:t>
-      </w:r>
-      <w:r>
-        <w:rPr>
-          <w:noProof/>
-        </w:rPr>
-        <w:fldChar w:fldCharType="end"/>
-      </w:r>
+      <w:fldSimple w:instr=" SEQ Рисунок \* ARABIC ">
+        <w:r>
+          <w:rPr>
+            <w:noProof/>
+          </w:rPr>
+          <w:t>10</w:t>
+        </w:r>
+      </w:fldSimple>
       <w:r>
         <w:t xml:space="preserve">. </w:t>
       </w:r>
@@ -4876,28 +4456,12 @@
     </w:p>
     <w:p>
       <w:r>
-        <w:t xml:space="preserve">Сервер выполняет проверку уникальности электронной почты в базе данных. Если указанный </w:t>
-      </w:r>
-      <w:proofErr w:type="spellStart"/>
-      <w:r>
-        <w:t>email</w:t>
-      </w:r>
-      <w:proofErr w:type="spellEnd"/>
-      <w:r>
-        <w:t xml:space="preserve"> уже зарегистрирован, база данных возвращает соответствующий ответ, и система отображает клиенту сообщение об ошибке: «Пользователь уже зарегистрирован». После этого процесс возвращается к этапу заполнения формы регистрации.</w:t>
-      </w:r>
-    </w:p>
-    <w:p>
-      <w:r>
-        <w:t xml:space="preserve">Если </w:t>
-      </w:r>
-      <w:proofErr w:type="spellStart"/>
-      <w:r>
-        <w:t>email</w:t>
-      </w:r>
-      <w:proofErr w:type="spellEnd"/>
-      <w:r>
-        <w:t xml:space="preserve"> не найден в базе данных, система переходит к сохранению нового пользователя. Сервер сохраняет учётные данные клиента в базе данных, после чего получает подтверждение об успешном сохранении. Затем система отображает клиенту сообщение об успешной регистрации в пользовательском интерфейсе. На этом процесс завершается.</w:t>
+        <w:t>Сервер выполняет проверку уникальности электронной почты в базе данных. Если указанный email уже зарегистрирован, база данных возвращает соответствующий ответ, и система отображает клиенту сообщение об ошибке: «Пользователь уже зарегистрирован». После этого процесс возвращается к этапу заполнения формы регистрации.</w:t>
+      </w:r>
+    </w:p>
+    <w:p>
+      <w:r>
+        <w:t>Если email не найден в базе данных, система переходит к сохранению нового пользователя. Сервер сохраняет учётные данные клиента в базе данных, после чего получает подтверждение об успешном сохранении. Затем система отображает клиенту сообщение об успешной регистрации в пользовательском интерфейсе. На этом процесс завершается.</w:t>
       </w:r>
     </w:p>
     <w:p>
@@ -4952,27 +4516,14 @@
       <w:r>
         <w:t xml:space="preserve">Рисунок </w:t>
       </w:r>
-      <w:r>
-        <w:fldChar w:fldCharType="begin"/>
-      </w:r>
-      <w:r>
-        <w:instrText xml:space="preserve"> SEQ Рисунок \* ARABIC </w:instrText>
-      </w:r>
-      <w:r>
-        <w:fldChar w:fldCharType="separate"/>
-      </w:r>
-      <w:r>
-        <w:rPr>
-          <w:noProof/>
-        </w:rPr>
-        <w:t>11</w:t>
-      </w:r>
-      <w:r>
-        <w:rPr>
-          <w:noProof/>
-        </w:rPr>
-        <w:fldChar w:fldCharType="end"/>
-      </w:r>
+      <w:fldSimple w:instr=" SEQ Рисунок \* ARABIC ">
+        <w:r>
+          <w:rPr>
+            <w:noProof/>
+          </w:rPr>
+          <w:t>11</w:t>
+        </w:r>
+      </w:fldSimple>
       <w:r>
         <w:t xml:space="preserve">. </w:t>
       </w:r>
@@ -4986,8 +4537,8 @@
       </w:pPr>
       <w:bookmarkStart w:id="39" w:name="_Toc229991873"/>
       <w:bookmarkStart w:id="40" w:name="_Toc230250332"/>
-      <w:bookmarkStart w:id="41" w:name="_Hlk229871420"/>
-      <w:bookmarkStart w:id="42" w:name="_Toc230987827"/>
+      <w:bookmarkStart w:id="41" w:name="_Toc230987827"/>
+      <w:bookmarkStart w:id="42" w:name="_Hlk229871420"/>
       <w:r>
         <w:lastRenderedPageBreak/>
         <w:t>2.</w:t>
@@ -5009,41 +4560,17 @@
       </w:r>
       <w:bookmarkEnd w:id="39"/>
       <w:bookmarkEnd w:id="40"/>
-      <w:bookmarkEnd w:id="42"/>
-    </w:p>
-    <w:bookmarkEnd w:id="41"/>
-    <w:p>
-      <w:r>
-        <w:t xml:space="preserve">Для начала пользователь вводит свой </w:t>
-      </w:r>
-      <w:proofErr w:type="spellStart"/>
-      <w:r>
-        <w:t>email</w:t>
-      </w:r>
-      <w:proofErr w:type="spellEnd"/>
-      <w:r>
-        <w:t xml:space="preserve"> и пароль в интерфейсе. Данные передаются через интерфейс на сервер, где происходит проверка учётных данных. Сервер выполняет внутреннее действие - сверяет введённый </w:t>
-      </w:r>
-      <w:proofErr w:type="spellStart"/>
-      <w:r>
-        <w:t>email</w:t>
-      </w:r>
-      <w:proofErr w:type="spellEnd"/>
-      <w:r>
-        <w:t xml:space="preserve"> и пароль с данными, хранящимися в базе.</w:t>
-      </w:r>
-    </w:p>
-    <w:p>
-      <w:r>
-        <w:t xml:space="preserve">Если введённые данные не верны, сервер возвращает интерфейсу сообщение об ошибке авторизации. Интерфейс отображает пользователю ошибку с текстом «Неверный </w:t>
-      </w:r>
-      <w:proofErr w:type="spellStart"/>
-      <w:r>
-        <w:t>email</w:t>
-      </w:r>
-      <w:proofErr w:type="spellEnd"/>
-      <w:r>
-        <w:t xml:space="preserve"> или пароль», после чего пользователь возвращается к шагу ввода данных.</w:t>
+      <w:bookmarkEnd w:id="41"/>
+    </w:p>
+    <w:bookmarkEnd w:id="42"/>
+    <w:p>
+      <w:r>
+        <w:t>Для начала пользователь вводит свой email и пароль в интерфейсе. Данные передаются через интерфейс на сервер, где происходит проверка учётных данных. Сервер выполняет внутреннее действие - сверяет введённый email и пароль с данными, хранящимися в базе.</w:t>
+      </w:r>
+    </w:p>
+    <w:p>
+      <w:r>
+        <w:t>Если введённые данные не верны, сервер возвращает интерфейсу сообщение об ошибке авторизации. Интерфейс отображает пользователю ошибку с текстом «Неверный email или пароль», после чего пользователь возвращается к шагу ввода данных.</w:t>
       </w:r>
     </w:p>
     <w:p>
@@ -5111,27 +4638,14 @@
       <w:r>
         <w:t xml:space="preserve">Рисунок </w:t>
       </w:r>
-      <w:r>
-        <w:fldChar w:fldCharType="begin"/>
-      </w:r>
-      <w:r>
-        <w:instrText xml:space="preserve"> SEQ Рисунок \* ARABIC </w:instrText>
-      </w:r>
-      <w:r>
-        <w:fldChar w:fldCharType="separate"/>
-      </w:r>
-      <w:r>
-        <w:rPr>
-          <w:noProof/>
-        </w:rPr>
-        <w:t>12</w:t>
-      </w:r>
-      <w:r>
-        <w:rPr>
-          <w:noProof/>
-        </w:rPr>
-        <w:fldChar w:fldCharType="end"/>
-      </w:r>
+      <w:fldSimple w:instr=" SEQ Рисунок \* ARABIC ">
+        <w:r>
+          <w:rPr>
+            <w:noProof/>
+          </w:rPr>
+          <w:t>12</w:t>
+        </w:r>
+      </w:fldSimple>
       <w:r>
         <w:t xml:space="preserve">. </w:t>
       </w:r>
@@ -5166,23 +4680,7 @@
     </w:p>
     <w:p>
       <w:r>
-        <w:t xml:space="preserve">Первым шагом данная задача была добавлена на </w:t>
-      </w:r>
-      <w:proofErr w:type="spellStart"/>
-      <w:r>
-        <w:t>канбан</w:t>
-      </w:r>
-      <w:proofErr w:type="spellEnd"/>
-      <w:r>
-        <w:t xml:space="preserve">-доску, где для неё были выделены следующие подзадачи: создание </w:t>
-      </w:r>
-      <w:proofErr w:type="spellStart"/>
-      <w:r>
-        <w:t>выкраски</w:t>
-      </w:r>
-      <w:proofErr w:type="spellEnd"/>
-      <w:r>
-        <w:t xml:space="preserve"> (подбор цветовой палитры), выбор цветового оформления интерфейса и создание логотипа</w:t>
+        <w:t>Первым шагом данная задача была добавлена на канбан-доску, где для неё были выделены следующие подзадачи: создание выкраски (подбор цветовой палитры), выбор цветового оформления интерфейса и создание логотипа</w:t>
       </w:r>
       <w:r>
         <w:t>.</w:t>
@@ -5249,42 +4747,21 @@
       <w:r>
         <w:t xml:space="preserve">Рисунок </w:t>
       </w:r>
-      <w:r>
-        <w:fldChar w:fldCharType="begin"/>
-      </w:r>
-      <w:r>
-        <w:instrText xml:space="preserve"> SEQ Рисунок \* ARABIC </w:instrText>
-      </w:r>
-      <w:r>
-        <w:fldChar w:fldCharType="separate"/>
-      </w:r>
-      <w:r>
-        <w:rPr>
-          <w:noProof/>
-        </w:rPr>
-        <w:t>13</w:t>
-      </w:r>
-      <w:r>
-        <w:rPr>
-          <w:noProof/>
-        </w:rPr>
-        <w:fldChar w:fldCharType="end"/>
-      </w:r>
+      <w:fldSimple w:instr=" SEQ Рисунок \* ARABIC ">
+        <w:r>
+          <w:rPr>
+            <w:noProof/>
+          </w:rPr>
+          <w:t>13</w:t>
+        </w:r>
+      </w:fldSimple>
       <w:r>
         <w:t>. Задача разработка дизайна проекта</w:t>
       </w:r>
     </w:p>
     <w:p>
       <w:r>
-        <w:t xml:space="preserve">Для разработки дизайна проектов было создано 6 карточек с различными вариантами </w:t>
-      </w:r>
-      <w:proofErr w:type="spellStart"/>
-      <w:r>
-        <w:t>выкрасок</w:t>
-      </w:r>
-      <w:proofErr w:type="spellEnd"/>
-      <w:r>
-        <w:t xml:space="preserve"> цветовой гаммы, каждая из которых включала 4</w:t>
+        <w:t>Для разработки дизайна проектов было создано 6 карточек с различными вариантами выкрасок цветовой гаммы, каждая из которых включала 4</w:t>
       </w:r>
       <w:r>
         <w:t>-</w:t>
@@ -5350,27 +4827,14 @@
       <w:r>
         <w:t xml:space="preserve">Рисунок </w:t>
       </w:r>
-      <w:r>
-        <w:fldChar w:fldCharType="begin"/>
-      </w:r>
-      <w:r>
-        <w:instrText xml:space="preserve"> SEQ Рисунок \* ARABIC </w:instrText>
-      </w:r>
-      <w:r>
-        <w:fldChar w:fldCharType="separate"/>
-      </w:r>
-      <w:r>
-        <w:rPr>
-          <w:noProof/>
-        </w:rPr>
-        <w:t>14</w:t>
-      </w:r>
-      <w:r>
-        <w:rPr>
-          <w:noProof/>
-        </w:rPr>
-        <w:fldChar w:fldCharType="end"/>
-      </w:r>
+      <w:fldSimple w:instr=" SEQ Рисунок \* ARABIC ">
+        <w:r>
+          <w:rPr>
+            <w:noProof/>
+          </w:rPr>
+          <w:t>14</w:t>
+        </w:r>
+      </w:fldSimple>
       <w:r>
         <w:t>. Цветовая гамма проекта</w:t>
       </w:r>
@@ -5425,23 +4889,7 @@
         <w:ind w:left="0" w:firstLine="709"/>
       </w:pPr>
       <w:r>
-        <w:t>#1F2937 – цвет подвала (</w:t>
-      </w:r>
-      <w:proofErr w:type="spellStart"/>
-      <w:r>
-        <w:t>footer</w:t>
-      </w:r>
-      <w:proofErr w:type="spellEnd"/>
-      <w:r>
-        <w:t>) и шапки (</w:t>
-      </w:r>
-      <w:proofErr w:type="spellStart"/>
-      <w:r>
-        <w:t>header</w:t>
-      </w:r>
-      <w:proofErr w:type="spellEnd"/>
-      <w:r>
-        <w:t>) сайта, а также основного текста;</w:t>
+        <w:t>#1F2937 – цвет подвала (footer) и шапки (header) сайта, а также основного текста;</w:t>
       </w:r>
     </w:p>
     <w:p>
@@ -5579,27 +5027,14 @@
       <w:r>
         <w:t xml:space="preserve">Рисунок </w:t>
       </w:r>
-      <w:r>
-        <w:fldChar w:fldCharType="begin"/>
-      </w:r>
-      <w:r>
-        <w:instrText xml:space="preserve"> SEQ Рисунок \* ARABIC </w:instrText>
-      </w:r>
-      <w:r>
-        <w:fldChar w:fldCharType="separate"/>
-      </w:r>
-      <w:r>
-        <w:rPr>
-          <w:noProof/>
-        </w:rPr>
-        <w:t>15</w:t>
-      </w:r>
-      <w:r>
-        <w:rPr>
-          <w:noProof/>
-        </w:rPr>
-        <w:fldChar w:fldCharType="end"/>
-      </w:r>
+      <w:fldSimple w:instr=" SEQ Рисунок \* ARABIC ">
+        <w:r>
+          <w:rPr>
+            <w:noProof/>
+          </w:rPr>
+          <w:t>15</w:t>
+        </w:r>
+      </w:fldSimple>
       <w:r>
         <w:t>. Логотип проекта ГПС</w:t>
       </w:r>
@@ -5859,27 +5294,14 @@
       <w:r>
         <w:t xml:space="preserve">Рисунок </w:t>
       </w:r>
-      <w:r>
-        <w:fldChar w:fldCharType="begin"/>
-      </w:r>
-      <w:r>
-        <w:instrText xml:space="preserve"> SEQ Рисунок \* ARABIC </w:instrText>
-      </w:r>
-      <w:r>
-        <w:fldChar w:fldCharType="separate"/>
-      </w:r>
-      <w:r>
-        <w:rPr>
-          <w:noProof/>
-        </w:rPr>
-        <w:t>16</w:t>
-      </w:r>
-      <w:r>
-        <w:rPr>
-          <w:noProof/>
-        </w:rPr>
-        <w:fldChar w:fldCharType="end"/>
-      </w:r>
+      <w:fldSimple w:instr=" SEQ Рисунок \* ARABIC ">
+        <w:r>
+          <w:rPr>
+            <w:noProof/>
+          </w:rPr>
+          <w:t>16</w:t>
+        </w:r>
+      </w:fldSimple>
       <w:r>
         <w:t xml:space="preserve">. </w:t>
       </w:r>
@@ -5913,23 +5335,7 @@
     </w:p>
     <w:p>
       <w:r>
-        <w:t xml:space="preserve">На </w:t>
-      </w:r>
-      <w:proofErr w:type="spellStart"/>
-      <w:r>
-        <w:t>канбан</w:t>
-      </w:r>
-      <w:proofErr w:type="spellEnd"/>
-      <w:r>
-        <w:t xml:space="preserve">-доске была создана основная задача «Разработка, создание моделей и форм», которая стала ключевым этапом в проектировании </w:t>
-      </w:r>
-      <w:proofErr w:type="spellStart"/>
-      <w:r>
-        <w:t>backend</w:t>
-      </w:r>
-      <w:proofErr w:type="spellEnd"/>
-      <w:r>
-        <w:t>-части веб-приложения. Данная задача включала в себя проектирование логической структуры данных, разработку моделей базы данных и создание пользовательских форм для взаимодействия с этими данными.</w:t>
+        <w:t>На канбан-доске была создана основная задача «Разработка, создание моделей и форм», которая стала ключевым этапом в проектировании backend-части веб-приложения. Данная задача включала в себя проектирование логической структуры данных, разработку моделей базы данных и создание пользовательских форм для взаимодействия с этими данными.</w:t>
       </w:r>
     </w:p>
     <w:p>
@@ -5961,15 +5367,7 @@
     </w:p>
     <w:p>
       <w:r>
-        <w:t xml:space="preserve">Поля: имя, фамилия, </w:t>
-      </w:r>
-      <w:proofErr w:type="spellStart"/>
-      <w:r>
-        <w:t>email</w:t>
-      </w:r>
-      <w:proofErr w:type="spellEnd"/>
-      <w:r>
-        <w:t>, пароль, номер телефона.</w:t>
+        <w:t>Поля: имя, фамилия, email, пароль, номер телефона.</w:t>
       </w:r>
     </w:p>
     <w:p>
@@ -5990,15 +5388,7 @@
         <w:ind w:left="0" w:firstLine="709"/>
       </w:pPr>
       <w:r>
-        <w:t>Модель «Бюджет» (</w:t>
-      </w:r>
-      <w:proofErr w:type="spellStart"/>
-      <w:r>
-        <w:t>Budget</w:t>
-      </w:r>
-      <w:proofErr w:type="spellEnd"/>
-      <w:r>
-        <w:t>)</w:t>
+        <w:t>Модель «Бюджет» (Budget)</w:t>
       </w:r>
     </w:p>
     <w:p>
@@ -6029,15 +5419,7 @@
         <w:ind w:left="0" w:firstLine="709"/>
       </w:pPr>
       <w:r>
-        <w:t>Модель «Поездка» (</w:t>
-      </w:r>
-      <w:proofErr w:type="spellStart"/>
-      <w:r>
-        <w:t>Trip</w:t>
-      </w:r>
-      <w:proofErr w:type="spellEnd"/>
-      <w:r>
-        <w:t>)</w:t>
+        <w:t>Модель «Поездка» (Trip)</w:t>
       </w:r>
     </w:p>
     <w:p>
@@ -6078,15 +5460,7 @@
     </w:p>
     <w:p>
       <w:r>
-        <w:t>Поля: название, валюта, налоговая ставка (</w:t>
-      </w:r>
-      <w:proofErr w:type="spellStart"/>
-      <w:r>
-        <w:t>vat_rate</w:t>
-      </w:r>
-      <w:proofErr w:type="spellEnd"/>
-      <w:r>
-        <w:t>), язык.</w:t>
+        <w:t>Поля: название, валюта, налоговая ставка (vat_rate), язык.</w:t>
       </w:r>
     </w:p>
     <w:p>
@@ -6155,27 +5529,14 @@
       <w:r>
         <w:t xml:space="preserve">Рисунок </w:t>
       </w:r>
-      <w:r>
-        <w:fldChar w:fldCharType="begin"/>
-      </w:r>
-      <w:r>
-        <w:instrText xml:space="preserve"> SEQ Рисунок \* ARABIC </w:instrText>
-      </w:r>
-      <w:r>
-        <w:fldChar w:fldCharType="separate"/>
-      </w:r>
-      <w:r>
-        <w:rPr>
-          <w:noProof/>
-        </w:rPr>
-        <w:t>17</w:t>
-      </w:r>
-      <w:r>
-        <w:rPr>
-          <w:noProof/>
-        </w:rPr>
-        <w:fldChar w:fldCharType="end"/>
-      </w:r>
+      <w:fldSimple w:instr=" SEQ Рисунок \* ARABIC ">
+        <w:r>
+          <w:rPr>
+            <w:noProof/>
+          </w:rPr>
+          <w:t>17</w:t>
+        </w:r>
+      </w:fldSimple>
       <w:r>
         <w:t>. Задача разработка, создание моделей и форм</w:t>
       </w:r>
@@ -6188,15 +5549,7 @@
     </w:p>
     <w:p>
       <w:r>
-        <w:t>Главная страница (</w:t>
-      </w:r>
-      <w:proofErr w:type="spellStart"/>
-      <w:r>
-        <w:t>home</w:t>
-      </w:r>
-      <w:proofErr w:type="spellEnd"/>
-      <w:r>
-        <w:t>)</w:t>
+        <w:t>Главная страница (home)</w:t>
       </w:r>
       <w:r>
         <w:t>:</w:t>
@@ -6426,15 +5779,7 @@
         <w:t>Привязка бюджетных расходов</w:t>
       </w:r>
       <w:r>
-        <w:t xml:space="preserve"> (связь с моделью </w:t>
-      </w:r>
-      <w:proofErr w:type="spellStart"/>
-      <w:r>
-        <w:t>Budget</w:t>
-      </w:r>
-      <w:proofErr w:type="spellEnd"/>
-      <w:r>
-        <w:t>)</w:t>
+        <w:t xml:space="preserve"> (связь с моделью Budget)</w:t>
       </w:r>
       <w:r>
         <w:t>.</w:t>
@@ -6558,9 +5903,9 @@
         </w:rPr>
         <w:lastRenderedPageBreak/>
         <w:drawing>
-          <wp:inline distT="0" distB="0" distL="0" distR="0" wp14:anchorId="7E953AA2" wp14:editId="3CB40EC7">
-            <wp:extent cx="2692400" cy="3799841"/>
-            <wp:effectExtent l="0" t="0" r="0" b="0"/>
+          <wp:inline distT="0" distB="0" distL="0" distR="0" wp14:anchorId="7E953AA2" wp14:editId="2BDF9CAE">
+            <wp:extent cx="2239574" cy="3160758"/>
+            <wp:effectExtent l="0" t="0" r="8890" b="1905"/>
             <wp:docPr id="13" name="Рисунок 13"/>
             <wp:cNvGraphicFramePr>
               <a:graphicFrameLocks xmlns:a="http://schemas.openxmlformats.org/drawingml/2006/main" noChangeAspect="1"/>
@@ -6581,7 +5926,7 @@
                   <pic:spPr>
                     <a:xfrm>
                       <a:off x="0" y="0"/>
-                      <a:ext cx="2693183" cy="3800946"/>
+                      <a:ext cx="2268926" cy="3202184"/>
                     </a:xfrm>
                     <a:prstGeom prst="rect">
                       <a:avLst/>
@@ -6601,27 +5946,14 @@
       <w:r>
         <w:t xml:space="preserve">Рисунок </w:t>
       </w:r>
-      <w:r>
-        <w:fldChar w:fldCharType="begin"/>
-      </w:r>
-      <w:r>
-        <w:instrText xml:space="preserve"> SEQ Рисунок \* ARABIC </w:instrText>
-      </w:r>
-      <w:r>
-        <w:fldChar w:fldCharType="separate"/>
-      </w:r>
-      <w:r>
-        <w:rPr>
-          <w:noProof/>
-        </w:rPr>
-        <w:t>18</w:t>
-      </w:r>
-      <w:r>
-        <w:rPr>
-          <w:noProof/>
-        </w:rPr>
-        <w:fldChar w:fldCharType="end"/>
-      </w:r>
+      <w:fldSimple w:instr=" SEQ Рисунок \* ARABIC ">
+        <w:r>
+          <w:rPr>
+            <w:noProof/>
+          </w:rPr>
+          <w:t>18</w:t>
+        </w:r>
+      </w:fldSimple>
       <w:r>
         <w:t xml:space="preserve">. Задачи на создание </w:t>
       </w:r>
@@ -6679,15 +6011,7 @@
     </w:p>
     <w:p>
       <w:r>
-        <w:t xml:space="preserve">На </w:t>
-      </w:r>
-      <w:proofErr w:type="spellStart"/>
-      <w:r>
-        <w:t>канбан</w:t>
-      </w:r>
-      <w:proofErr w:type="spellEnd"/>
-      <w:r>
-        <w:t>-доске была создана</w:t>
+        <w:t>На канбан-доске была создана</w:t>
       </w:r>
       <w:r>
         <w:t xml:space="preserve"> основная задача </w:t>
@@ -6809,27 +6133,14 @@
       <w:r>
         <w:t xml:space="preserve">Рисунок </w:t>
       </w:r>
-      <w:r>
-        <w:fldChar w:fldCharType="begin"/>
-      </w:r>
-      <w:r>
-        <w:instrText xml:space="preserve"> SEQ Рисунок \* ARABIC </w:instrText>
-      </w:r>
-      <w:r>
-        <w:fldChar w:fldCharType="separate"/>
-      </w:r>
-      <w:r>
-        <w:rPr>
-          <w:noProof/>
-        </w:rPr>
-        <w:t>19</w:t>
-      </w:r>
-      <w:r>
-        <w:rPr>
-          <w:noProof/>
-        </w:rPr>
-        <w:fldChar w:fldCharType="end"/>
-      </w:r>
+      <w:fldSimple w:instr=" SEQ Рисунок \* ARABIC ">
+        <w:r>
+          <w:rPr>
+            <w:noProof/>
+          </w:rPr>
+          <w:t>19</w:t>
+        </w:r>
+      </w:fldSimple>
       <w:r>
         <w:t xml:space="preserve">. </w:t>
       </w:r>
@@ -6879,14 +6190,12 @@
       <w:r>
         <w:t xml:space="preserve">с ветки </w:t>
       </w:r>
-      <w:proofErr w:type="spellStart"/>
       <w:r>
         <w:rPr>
           <w:lang w:val="en-US"/>
         </w:rPr>
         <w:t>developA</w:t>
       </w:r>
-      <w:proofErr w:type="spellEnd"/>
       <w:r>
         <w:t xml:space="preserve"> </w:t>
       </w:r>
@@ -6903,103 +6212,15 @@
         <w:t xml:space="preserve"> </w:t>
       </w:r>
       <w:r>
-        <w:t xml:space="preserve">для того, чтобы производить дальнейший </w:t>
-      </w:r>
-      <w:proofErr w:type="spellStart"/>
-      <w:r>
-        <w:t>мердж</w:t>
-      </w:r>
-      <w:proofErr w:type="spellEnd"/>
-      <w:r>
-        <w:t xml:space="preserve">. </w:t>
-      </w:r>
-      <w:r>
-        <w:t xml:space="preserve">В процессе разработки возникла необходимость объединить изменения из ветки </w:t>
-      </w:r>
-      <w:proofErr w:type="spellStart"/>
-      <w:r>
-        <w:t>developP</w:t>
-      </w:r>
-      <w:proofErr w:type="spellEnd"/>
-      <w:r>
-        <w:t xml:space="preserve"> (где велась активная работа над функционалом) в основную ветку </w:t>
-      </w:r>
-      <w:proofErr w:type="spellStart"/>
-      <w:r>
-        <w:t>develop</w:t>
-      </w:r>
-      <w:proofErr w:type="spellEnd"/>
-      <w:r>
-        <w:t xml:space="preserve">. Для этого была выполнена стандартная последовательность действий: переключение на целевую ветку с помощью </w:t>
-      </w:r>
-      <w:proofErr w:type="spellStart"/>
-      <w:r>
-        <w:t>git</w:t>
-      </w:r>
-      <w:proofErr w:type="spellEnd"/>
-      <w:r>
-        <w:t xml:space="preserve"> </w:t>
-      </w:r>
-      <w:proofErr w:type="spellStart"/>
-      <w:r>
-        <w:t>checkout</w:t>
-      </w:r>
-      <w:proofErr w:type="spellEnd"/>
-      <w:r>
-        <w:t xml:space="preserve"> </w:t>
-      </w:r>
-      <w:proofErr w:type="spellStart"/>
-      <w:r>
-        <w:t>develop</w:t>
-      </w:r>
-      <w:proofErr w:type="spellEnd"/>
-      <w:r>
-        <w:t xml:space="preserve"> и запуск слияния командой </w:t>
-      </w:r>
-      <w:proofErr w:type="spellStart"/>
-      <w:r>
-        <w:t>git</w:t>
-      </w:r>
-      <w:proofErr w:type="spellEnd"/>
-      <w:r>
-        <w:t xml:space="preserve"> </w:t>
-      </w:r>
-      <w:proofErr w:type="spellStart"/>
-      <w:r>
-        <w:t>merge</w:t>
-      </w:r>
-      <w:proofErr w:type="spellEnd"/>
-      <w:r>
-        <w:t xml:space="preserve"> </w:t>
-      </w:r>
-      <w:proofErr w:type="spellStart"/>
-      <w:r>
-        <w:t>developP</w:t>
-      </w:r>
-      <w:proofErr w:type="spellEnd"/>
-      <w:r>
-        <w:t>.</w:t>
-      </w:r>
-    </w:p>
-    <w:p>
-      <w:r>
-        <w:t xml:space="preserve">Однако </w:t>
-      </w:r>
-      <w:proofErr w:type="spellStart"/>
-      <w:r>
-        <w:t>Git</w:t>
-      </w:r>
-      <w:proofErr w:type="spellEnd"/>
-      <w:r>
-        <w:t xml:space="preserve"> не смог автоматически объединить изменения из-за возникших конфликтов. Конфликты затронули не только файлы исходного кода (models.py, views.py, urls.py, settings.py), но и временные, а также бинарные файлы: базу данных db.sqlite3, скомпилированные файлы в папках __</w:t>
-      </w:r>
-      <w:proofErr w:type="spellStart"/>
-      <w:r>
-        <w:t>pycache</w:t>
-      </w:r>
-      <w:proofErr w:type="spellEnd"/>
-      <w:r>
-        <w:t>__</w:t>
+        <w:t xml:space="preserve">для того, чтобы производить дальнейший мердж. </w:t>
+      </w:r>
+      <w:r>
+        <w:t>В процессе разработки возникла необходимость объединить изменения из ветки developP (где велась активная работа над функционалом) в основную ветку develop. Для этого была выполнена стандартная последовательность действий: переключение на целевую ветку с помощью git checkout develop и запуск слияния командой git merge developP.</w:t>
+      </w:r>
+    </w:p>
+    <w:p>
+      <w:r>
+        <w:t>Однако Git не смог автоматически объединить изменения из-за возникших конфликтов. Конфликты затронули не только файлы исходного кода (models.py, views.py, urls.py, settings.py), но и временные, а также бинарные файлы: базу данных db.sqlite3, скомпилированные файлы в папках __pycache__</w:t>
       </w:r>
       <w:r>
         <w:t>.</w:t>
@@ -7041,6 +6262,9 @@
         <w:keepNext/>
       </w:pPr>
       <w:r>
+        <w:rPr>
+          <w:noProof/>
+        </w:rPr>
         <w:drawing>
           <wp:inline distT="0" distB="0" distL="0" distR="0" wp14:anchorId="4D63D5BC" wp14:editId="153585B4">
             <wp:extent cx="5514975" cy="3228811"/>
@@ -7092,24 +6316,14 @@
       <w:r>
         <w:t xml:space="preserve">Рисунок </w:t>
       </w:r>
-      <w:r>
-        <w:fldChar w:fldCharType="begin"/>
-      </w:r>
-      <w:r>
-        <w:instrText xml:space="preserve"> SEQ Рисунок \* ARABIC </w:instrText>
-      </w:r>
-      <w:r>
-        <w:fldChar w:fldCharType="separate"/>
-      </w:r>
-      <w:r>
-        <w:rPr>
-          <w:noProof/>
-        </w:rPr>
-        <w:t>20</w:t>
-      </w:r>
-      <w:r>
-        <w:fldChar w:fldCharType="end"/>
-      </w:r>
+      <w:fldSimple w:instr=" SEQ Рисунок \* ARABIC ">
+        <w:r>
+          <w:rPr>
+            <w:noProof/>
+          </w:rPr>
+          <w:t>20</w:t>
+        </w:r>
+      </w:fldSimple>
       <w:r>
         <w:t xml:space="preserve">. Результат </w:t>
       </w:r>
@@ -7124,13 +6338,7 @@
       <w:bookmarkStart w:id="53" w:name="_Toc230987834"/>
       <w:r>
         <w:lastRenderedPageBreak/>
-        <w:t>4</w:t>
-      </w:r>
-      <w:r>
-        <w:t xml:space="preserve">. </w:t>
-      </w:r>
-      <w:r>
-        <w:t>Тестовая документация</w:t>
+        <w:t>4. Тестовая документация</w:t>
       </w:r>
       <w:bookmarkEnd w:id="53"/>
     </w:p>
@@ -7354,7 +6562,10 @@
         <w:ind w:left="0" w:firstLine="709"/>
       </w:pPr>
       <w:r>
-        <w:t>функция валидации вводимых данных в формах;</w:t>
+        <w:t>в</w:t>
+      </w:r>
+      <w:r>
+        <w:t>алидации вводимых данных в формах;</w:t>
       </w:r>
     </w:p>
     <w:p>
@@ -7437,13 +6648,7 @@
       </w:r>
       <w:r>
         <w:tab/>
-        <w:t xml:space="preserve">Удобство сопровождения - простота анализа, тестирования, </w:t>
-      </w:r>
-      <w:r>
-        <w:t>коррекции</w:t>
-      </w:r>
-      <w:r>
-        <w:t xml:space="preserve"> компонентов ПО, его обслуживания, а также степень адаптации к новым условиям.</w:t>
+        <w:t>Удобство сопровождения - простота анализа, тестирования, коррекции компонентов ПО, его обслуживания, а также степень адаптации к новым условиям.</w:t>
       </w:r>
     </w:p>
     <w:p>
@@ -7458,13 +6663,7 @@
       </w:r>
       <w:r>
         <w:tab/>
-        <w:t xml:space="preserve">Совместимость - способность программных компонентов </w:t>
-      </w:r>
-      <w:r>
-        <w:t>взаимодействовать</w:t>
-      </w:r>
-      <w:r>
-        <w:t xml:space="preserve"> друг с другом.</w:t>
+        <w:t>Совместимость - способность программных компонентов взаимодействовать друг с другом.</w:t>
       </w:r>
     </w:p>
     <w:p>
@@ -7503,24 +6702,14 @@
       <w:r>
         <w:t xml:space="preserve">Таблица </w:t>
       </w:r>
-      <w:r>
-        <w:fldChar w:fldCharType="begin"/>
-      </w:r>
-      <w:r>
-        <w:instrText xml:space="preserve"> SEQ Таблица \* ARABIC </w:instrText>
-      </w:r>
-      <w:r>
-        <w:fldChar w:fldCharType="separate"/>
-      </w:r>
-      <w:r>
-        <w:rPr>
-          <w:noProof/>
-        </w:rPr>
-        <w:t>1</w:t>
-      </w:r>
-      <w:r>
-        <w:fldChar w:fldCharType="end"/>
-      </w:r>
+      <w:fldSimple w:instr=" SEQ Таблица \* ARABIC ">
+        <w:r>
+          <w:rPr>
+            <w:noProof/>
+          </w:rPr>
+          <w:t>1</w:t>
+        </w:r>
+      </w:fldSimple>
       <w:r>
         <w:t>. Оценка рисков</w:t>
       </w:r>
@@ -7804,29 +6993,7 @@
                 <w:szCs w:val="24"/>
                 <w:lang w:eastAsia="ru-RU"/>
               </w:rPr>
-              <w:t>Установка уникальных ограничений (</w:t>
-            </w:r>
-            <w:proofErr w:type="spellStart"/>
-            <w:r>
-              <w:rPr>
-                <w:rFonts w:eastAsia="Times New Roman" w:cs="Times New Roman"/>
-                <w:color w:val="0F1115"/>
-                <w:sz w:val="24"/>
-                <w:szCs w:val="24"/>
-                <w:lang w:eastAsia="ru-RU"/>
-              </w:rPr>
-              <w:t>unique_together</w:t>
-            </w:r>
-            <w:proofErr w:type="spellEnd"/>
-            <w:r>
-              <w:rPr>
-                <w:rFonts w:eastAsia="Times New Roman" w:cs="Times New Roman"/>
-                <w:color w:val="0F1115"/>
-                <w:sz w:val="24"/>
-                <w:szCs w:val="24"/>
-                <w:lang w:eastAsia="ru-RU"/>
-              </w:rPr>
-              <w:t>) на уровне модели, проверка существования записи перед добавление</w:t>
+              <w:t>Установка уникальных ограничений (unique_together) на уровне модели, проверка существования записи перед добавление</w:t>
             </w:r>
             <w:r>
               <w:rPr>
@@ -8195,51 +7362,7 @@
                 <w:szCs w:val="24"/>
                 <w:lang w:eastAsia="ru-RU"/>
               </w:rPr>
-              <w:t>Реализация локального кеширования данных (</w:t>
-            </w:r>
-            <w:proofErr w:type="spellStart"/>
-            <w:r>
-              <w:rPr>
-                <w:rFonts w:eastAsia="Times New Roman" w:cs="Times New Roman"/>
-                <w:color w:val="0F1115"/>
-                <w:sz w:val="24"/>
-                <w:szCs w:val="24"/>
-                <w:lang w:eastAsia="ru-RU"/>
-              </w:rPr>
-              <w:t>Room</w:t>
-            </w:r>
-            <w:proofErr w:type="spellEnd"/>
-            <w:r>
-              <w:rPr>
-                <w:rFonts w:eastAsia="Times New Roman" w:cs="Times New Roman"/>
-                <w:color w:val="0F1115"/>
-                <w:sz w:val="24"/>
-                <w:szCs w:val="24"/>
-                <w:lang w:eastAsia="ru-RU"/>
-              </w:rPr>
-              <w:t xml:space="preserve"> Database для </w:t>
-            </w:r>
-            <w:proofErr w:type="spellStart"/>
-            <w:r>
-              <w:rPr>
-                <w:rFonts w:eastAsia="Times New Roman" w:cs="Times New Roman"/>
-                <w:color w:val="0F1115"/>
-                <w:sz w:val="24"/>
-                <w:szCs w:val="24"/>
-                <w:lang w:eastAsia="ru-RU"/>
-              </w:rPr>
-              <w:t>Android</w:t>
-            </w:r>
-            <w:proofErr w:type="spellEnd"/>
-            <w:r>
-              <w:rPr>
-                <w:rFonts w:eastAsia="Times New Roman" w:cs="Times New Roman"/>
-                <w:color w:val="0F1115"/>
-                <w:sz w:val="24"/>
-                <w:szCs w:val="24"/>
-                <w:lang w:eastAsia="ru-RU"/>
-              </w:rPr>
-              <w:t xml:space="preserve">), синхронизация при наличии </w:t>
+              <w:t xml:space="preserve">Реализация локального кеширования данных (Room Database для Android), синхронизация при наличии </w:t>
             </w:r>
             <w:r>
               <w:rPr>
@@ -8286,16 +7409,7 @@
         <w:spacing w:before="240"/>
       </w:pPr>
       <w:r>
-        <w:t>Техническое</w:t>
-      </w:r>
-      <w:r>
-        <w:t xml:space="preserve"> </w:t>
-      </w:r>
-      <w:r>
-        <w:t>задание</w:t>
-      </w:r>
-      <w:r>
-        <w:t>.</w:t>
+        <w:t>Техническое задание.</w:t>
       </w:r>
     </w:p>
     <w:p>
@@ -8368,13 +7482,7 @@
         <w:t>(</w:t>
       </w:r>
       <w:r>
-        <w:t xml:space="preserve">выполнение всех функций, находящихся в программе, например добавление </w:t>
-      </w:r>
-      <w:r>
-        <w:t>категории</w:t>
-      </w:r>
-      <w:r>
-        <w:t>);</w:t>
+        <w:t>выполнение всех функций, находящихся в программе, например добавление категории);</w:t>
       </w:r>
     </w:p>
     <w:p>
@@ -8387,10 +7495,7 @@
         <w:ind w:left="0" w:firstLine="1069"/>
       </w:pPr>
       <w:r>
-        <w:t>Тестирование на кроссплатформенность (программа открывается</w:t>
-      </w:r>
-      <w:r>
-        <w:t xml:space="preserve"> в разных браузерах)</w:t>
+        <w:t>Тестирование на кроссплатформенность (программа открывается в разных браузерах)</w:t>
       </w:r>
       <w:r>
         <w:t>;</w:t>
@@ -8479,13 +7584,7 @@
         <w:spacing w:after="160"/>
       </w:pPr>
       <w:r>
-        <w:t xml:space="preserve">Человеческие: </w:t>
-      </w:r>
-      <w:r>
-        <w:t>2</w:t>
-      </w:r>
-      <w:r>
-        <w:t xml:space="preserve"> тестировщика;</w:t>
+        <w:t>Человеческие: 2 тестировщика;</w:t>
       </w:r>
     </w:p>
     <w:p>
@@ -8560,19 +7659,7 @@
         <w:spacing w:after="160"/>
       </w:pPr>
       <w:r>
-        <w:t xml:space="preserve">Временные ресурсы: </w:t>
-      </w:r>
-      <w:r>
-        <w:t>3</w:t>
-      </w:r>
-      <w:r>
-        <w:t xml:space="preserve"> дн</w:t>
-      </w:r>
-      <w:r>
-        <w:t>я</w:t>
-      </w:r>
-      <w:r>
-        <w:t>.</w:t>
+        <w:t>Временные ресурсы: 3 дня.</w:t>
       </w:r>
     </w:p>
     <w:p>
@@ -8700,23 +7787,7 @@
         </w:tabs>
       </w:pPr>
       <w:r>
-        <w:t xml:space="preserve">Общая продолжительность тестирования составляет 3 дня. В первый день проводится функциональное тестирование (проверка добавления, редактирования и удаления категорий фраз, фраз и приложений) и компонентное тестирование (регистрация, авторизация,). Во второй день выполняются тестирование на кроссплатформенность (работа в браузерах </w:t>
-      </w:r>
-      <w:proofErr w:type="spellStart"/>
-      <w:r>
-        <w:t>Chrome</w:t>
-      </w:r>
-      <w:proofErr w:type="spellEnd"/>
-      <w:r>
-        <w:t xml:space="preserve">, Firefox, Edge, Safari и на </w:t>
-      </w:r>
-      <w:proofErr w:type="spellStart"/>
-      <w:r>
-        <w:t>Android</w:t>
-      </w:r>
-      <w:proofErr w:type="spellEnd"/>
-      <w:r>
-        <w:t xml:space="preserve">), тестирование безопасности (разделение ролей администратора и пользователя, защита данных), а также тестирование методом чёрного ящика. </w:t>
+        <w:t xml:space="preserve">Общая продолжительность тестирования составляет 3 дня. В первый день проводится функциональное тестирование (проверка добавления, редактирования и удаления категорий фраз, фраз и приложений) и компонентное тестирование (регистрация, авторизация,). Во второй день выполняются тестирование на кроссплатформенность (работа в браузерах Chrome, Firefox, Edge, Safari и на Android), тестирование безопасности (разделение ролей администратора и пользователя, защита данных), а также тестирование методом чёрного ящика. </w:t>
       </w:r>
       <w:r>
         <w:t xml:space="preserve">В третий день происходит </w:t>
@@ -8730,48 +7801,6 @@
       <w:r>
         <w:t>.</w:t>
       </w:r>
-    </w:p>
-    <w:p>
-      <w:pPr>
-        <w:tabs>
-          <w:tab w:val="left" w:pos="1185"/>
-        </w:tabs>
-      </w:pPr>
-    </w:p>
-    <w:p>
-      <w:pPr>
-        <w:tabs>
-          <w:tab w:val="left" w:pos="1185"/>
-        </w:tabs>
-      </w:pPr>
-    </w:p>
-    <w:p>
-      <w:pPr>
-        <w:tabs>
-          <w:tab w:val="left" w:pos="1185"/>
-        </w:tabs>
-      </w:pPr>
-    </w:p>
-    <w:p>
-      <w:pPr>
-        <w:tabs>
-          <w:tab w:val="left" w:pos="1185"/>
-        </w:tabs>
-      </w:pPr>
-    </w:p>
-    <w:p>
-      <w:pPr>
-        <w:tabs>
-          <w:tab w:val="left" w:pos="1185"/>
-        </w:tabs>
-      </w:pPr>
-    </w:p>
-    <w:p>
-      <w:pPr>
-        <w:tabs>
-          <w:tab w:val="left" w:pos="1185"/>
-        </w:tabs>
-      </w:pPr>
     </w:p>
     <w:p>
       <w:pPr>
@@ -8794,7 +7823,6 @@
       </w:pPr>
       <w:bookmarkStart w:id="56" w:name="_Toc230987837"/>
       <w:r>
-        <w:lastRenderedPageBreak/>
         <w:t xml:space="preserve">4.3 </w:t>
       </w:r>
       <w:r>
@@ -8850,21 +7878,7 @@
         <w:rPr>
           <w:lang w:eastAsia="ru-RU"/>
         </w:rPr>
-        <w:t xml:space="preserve">В ходе учебной практики по ПМ.02 «Осуществление интеграции программных модулей» были успешно освоены ключевые профессиональные компетенции в области проектирования и интеграции программных модулей. На основе анализа проектной и технической документации были разработаны требования к программным модулям информационной системы «Гид по странам» (ГПС), определена концепция проекта и составлено техническое задание. Выполнена интеграция модулей в единое логическое решение, спроектированы UML-диаграммы (вариантов использования, классов, последовательности, коммуникации, деятельности и состояний), описывающие архитектуру и поведение системы. Проведена отладка проектных решений с использованием специализированных программных средств моделирования, разработаны тестовые сценарии для проверки ключевых процессов: регистрации, авторизации, управления бюджетом, добавления расходов и формирования уведомлений. Произведена инспекция компонентов программного обеспечения на предмет соответствия стандартам кодирования и нотации UML. Взаимодействие в рамках практики осуществлялось с использованием </w:t>
-      </w:r>
-      <w:proofErr w:type="spellStart"/>
-      <w:r>
-        <w:rPr>
-          <w:lang w:eastAsia="ru-RU"/>
-        </w:rPr>
-        <w:t>канбан</w:t>
-      </w:r>
-      <w:proofErr w:type="spellEnd"/>
-      <w:r>
-        <w:rPr>
-          <w:lang w:eastAsia="ru-RU"/>
-        </w:rPr>
-        <w:t>-доски для отслеживания этапов работ и распределения задач. Приобретённые навыки позволяют проектировать архитектуру информационных систем, разрабатывать техническую документацию, интегрировать программные модули и тестировать их на соответствие требованиям</w:t>
+        <w:t>В ходе учебной практики по ПМ.02 «Осуществление интеграции программных модулей» были успешно освоены ключевые профессиональные компетенции в области проектирования и интеграции программных модулей. На основе анализа проектной и технической документации были разработаны требования к программным модулям информационной системы «Гид по странам» (ГПС), определена концепция проекта и составлено техническое задание. Выполнена интеграция модулей в единое логическое решение, спроектированы UML-диаграммы (вариантов использования, классов, последовательности, коммуникации, деятельности и состояний), описывающие архитектуру и поведение системы. Проведена отладка проектных решений с использованием специализированных программных средств моделирования, разработаны тестовые сценарии для проверки ключевых процессов: регистрации, авторизации, управления бюджетом, добавления расходов и формирования уведомлений. Произведена инспекция компонентов программного обеспечения на предмет соответствия стандартам кодирования и нотации UML. Взаимодействие в рамках практики осуществлялось с использованием канбан-доски для отслеживания этапов работ и распределения задач. Приобретённые навыки позволяют проектировать архитектуру информационных систем, разрабатывать техническую документацию, интегрировать программные модули и тестировать их на соответствие требованиям</w:t>
       </w:r>
       <w:r>
         <w:rPr>
@@ -9061,25 +8075,7 @@
           <w:bCs/>
           <w:szCs w:val="28"/>
         </w:rPr>
-        <w:t xml:space="preserve"> </w:t>
-      </w:r>
-      <w:proofErr w:type="spellStart"/>
-      <w:r>
-        <w:rPr>
-          <w:rFonts w:eastAsia="Calibri" w:cs="Times New Roman"/>
-          <w:bCs/>
-          <w:szCs w:val="28"/>
-        </w:rPr>
-        <w:t>Перевезенцева</w:t>
-      </w:r>
-      <w:proofErr w:type="spellEnd"/>
-      <w:r>
-        <w:rPr>
-          <w:rFonts w:eastAsia="Calibri" w:cs="Times New Roman"/>
-          <w:bCs/>
-          <w:szCs w:val="28"/>
-        </w:rPr>
-        <w:t xml:space="preserve"> М.С. 31П</w:t>
+        <w:t xml:space="preserve"> Перевезенцева М.С. 31П</w:t>
       </w:r>
     </w:p>
     <w:p>
@@ -9126,23 +8122,13 @@
         </w:rPr>
         <w:t xml:space="preserve">: </w:t>
       </w:r>
-      <w:proofErr w:type="spellStart"/>
       <w:r>
         <w:rPr>
           <w:rFonts w:eastAsia="Calibri" w:cs="Times New Roman"/>
           <w:bCs/>
           <w:szCs w:val="28"/>
         </w:rPr>
-        <w:t>Мамшева</w:t>
-      </w:r>
-      <w:proofErr w:type="spellEnd"/>
-      <w:r>
-        <w:rPr>
-          <w:rFonts w:eastAsia="Calibri" w:cs="Times New Roman"/>
-          <w:bCs/>
-          <w:szCs w:val="28"/>
-        </w:rPr>
-        <w:t xml:space="preserve"> Ю. С</w:t>
+        <w:t>Мамшева Ю. С</w:t>
       </w:r>
     </w:p>
     <w:p>
@@ -10437,15 +9423,7 @@
         <w:t xml:space="preserve">юридический адрес: </w:t>
       </w:r>
       <w:r>
-        <w:t xml:space="preserve">Нижний Новгород, Большая </w:t>
-      </w:r>
-      <w:proofErr w:type="spellStart"/>
-      <w:r>
-        <w:t>Печёрская</w:t>
-      </w:r>
-      <w:proofErr w:type="spellEnd"/>
-      <w:r>
-        <w:t xml:space="preserve"> улица, 26</w:t>
+        <w:t>Нижний Новгород, Большая Печёрская улица, 26</w:t>
       </w:r>
       <w:r>
         <w:t>;</w:t>
@@ -10489,14 +9467,12 @@
       <w:r>
         <w:t xml:space="preserve"> </w:t>
       </w:r>
-      <w:proofErr w:type="spellStart"/>
       <w:r>
         <w:rPr>
           <w:rStyle w:val="ypks7kbdpwfgdykd3qb9"/>
         </w:rPr>
         <w:t>Сorporation</w:t>
       </w:r>
-      <w:proofErr w:type="spellEnd"/>
       <w:r>
         <w:t xml:space="preserve">» (юридический адрес: </w:t>
       </w:r>
@@ -11226,6 +10202,7 @@
                 <w:sz w:val="24"/>
                 <w:szCs w:val="24"/>
               </w:rPr>
+              <w:lastRenderedPageBreak/>
               <w:t>Клиент (путешественник)</w:t>
             </w:r>
           </w:p>
@@ -11657,39 +10634,7 @@
                 <w:sz w:val="24"/>
                 <w:szCs w:val="24"/>
               </w:rPr>
-              <w:t xml:space="preserve">Будет автоматизирован </w:t>
-            </w:r>
-            <w:proofErr w:type="spellStart"/>
-            <w:r>
-              <w:rPr>
-                <w:sz w:val="24"/>
-                <w:szCs w:val="24"/>
-              </w:rPr>
-              <w:t>парсинг</w:t>
-            </w:r>
-            <w:proofErr w:type="spellEnd"/>
-            <w:r>
-              <w:rPr>
-                <w:sz w:val="24"/>
-                <w:szCs w:val="24"/>
-              </w:rPr>
-              <w:t xml:space="preserve"> RSS/API и отправка </w:t>
-            </w:r>
-            <w:proofErr w:type="spellStart"/>
-            <w:r>
-              <w:rPr>
-                <w:sz w:val="24"/>
-                <w:szCs w:val="24"/>
-              </w:rPr>
-              <w:t>push</w:t>
-            </w:r>
-            <w:proofErr w:type="spellEnd"/>
-            <w:r>
-              <w:rPr>
-                <w:sz w:val="24"/>
-                <w:szCs w:val="24"/>
-              </w:rPr>
-              <w:t>-уведомлений</w:t>
+              <w:t>Будет автоматизирован парсинг RSS/API и отправка push-уведомлений</w:t>
             </w:r>
           </w:p>
         </w:tc>
@@ -11780,33 +10725,8 @@
                 <w:sz w:val="24"/>
                 <w:szCs w:val="24"/>
               </w:rPr>
-              <w:t xml:space="preserve">Будет автоматизирована система триггеров: при превышении дневного лимита пользователь получает </w:t>
-            </w:r>
-            <w:proofErr w:type="spellStart"/>
-            <w:r>
-              <w:rPr>
-                <w:sz w:val="24"/>
-                <w:szCs w:val="24"/>
-              </w:rPr>
-              <w:t>push</w:t>
-            </w:r>
-            <w:proofErr w:type="spellEnd"/>
-            <w:r>
-              <w:rPr>
-                <w:sz w:val="24"/>
-                <w:szCs w:val="24"/>
-              </w:rPr>
-              <w:t>/</w:t>
-            </w:r>
-            <w:proofErr w:type="spellStart"/>
-            <w:r>
-              <w:rPr>
-                <w:sz w:val="24"/>
-                <w:szCs w:val="24"/>
-              </w:rPr>
-              <w:t>email</w:t>
-            </w:r>
-            <w:proofErr w:type="spellEnd"/>
+              <w:t>Будет автоматизирована система триггеров: при превышении дневного лимита пользователь получает push/email</w:t>
+            </w:r>
           </w:p>
         </w:tc>
       </w:tr>
@@ -12088,23 +11008,7 @@
                 <w:sz w:val="24"/>
                 <w:szCs w:val="24"/>
               </w:rPr>
-              <w:t xml:space="preserve">Будет автоматизирован </w:t>
-            </w:r>
-            <w:proofErr w:type="spellStart"/>
-            <w:r>
-              <w:rPr>
-                <w:sz w:val="24"/>
-                <w:szCs w:val="24"/>
-              </w:rPr>
-              <w:t>парсинг</w:t>
-            </w:r>
-            <w:proofErr w:type="spellEnd"/>
-            <w:r>
-              <w:rPr>
-                <w:sz w:val="24"/>
-                <w:szCs w:val="24"/>
-              </w:rPr>
-              <w:t xml:space="preserve"> RSS-лент и новостных API с фильтрацией по стране</w:t>
+              <w:t>Будет автоматизирован парсинг RSS-лент и новостных API с фильтрацией по стране</w:t>
             </w:r>
           </w:p>
         </w:tc>
@@ -12290,23 +11194,7 @@
         <w:ind w:left="0" w:firstLine="709"/>
       </w:pPr>
       <w:r>
-        <w:t xml:space="preserve">Подсистема источников данных. Предназначена для автоматизированного сбора, обновления и хранения внешней информации, обеспечивает периодическое получение актуальных курсов валют через открытые API, </w:t>
-      </w:r>
-      <w:proofErr w:type="spellStart"/>
-      <w:r>
-        <w:t>парсинг</w:t>
-      </w:r>
-      <w:proofErr w:type="spellEnd"/>
-      <w:r>
-        <w:t xml:space="preserve"> новостных лент и RSS-каналов (МИД, протесты, стихии) для мониторинга безопасности с отправкой </w:t>
-      </w:r>
-      <w:proofErr w:type="spellStart"/>
-      <w:r>
-        <w:t>push</w:t>
-      </w:r>
-      <w:proofErr w:type="spellEnd"/>
-      <w:r>
-        <w:t>-уведомлений при заходе пользователя в зону риска, а также кеширование статей и контента для офлайн-доступа.</w:t>
+        <w:t>Подсистема источников данных. Предназначена для автоматизированного сбора, обновления и хранения внешней информации, обеспечивает периодическое получение актуальных курсов валют через открытые API, парсинг новостных лент и RSS-каналов (МИД, протесты, стихии) для мониторинга безопасности с отправкой push-уведомлений при заходе пользователя в зону риска, а также кеширование статей и контента для офлайн-доступа.</w:t>
       </w:r>
     </w:p>
     <w:p>
@@ -12437,23 +11325,7 @@
         <w:ind w:left="0" w:firstLine="709"/>
       </w:pPr>
       <w:r>
-        <w:t xml:space="preserve">Для источников данных (API, ленты, статьи): Автоматизированный сбор и обновление курсов валют через открытые API (периодичность — не реже 1 раза в час), </w:t>
-      </w:r>
-      <w:proofErr w:type="spellStart"/>
-      <w:r>
-        <w:t>парсинг</w:t>
-      </w:r>
-      <w:proofErr w:type="spellEnd"/>
-      <w:r>
-        <w:t xml:space="preserve"> новостных лент и RSS-каналов МИД для мониторинга безопасности (протесты, стихии, рекомендации), отправка </w:t>
-      </w:r>
-      <w:proofErr w:type="spellStart"/>
-      <w:r>
-        <w:t>push</w:t>
-      </w:r>
-      <w:proofErr w:type="spellEnd"/>
-      <w:r>
-        <w:t>-уведомлений пользователю при заходе в зону риска, кеширование статей и разговорника для офлайн-доступа, актуализация топа-10 приложений под конкретную страну.</w:t>
+        <w:t>Для источников данных (API, ленты, статьи): Автоматизированный сбор и обновление курсов валют через открытые API (периодичность — не реже 1 раза в час), парсинг новостных лент и RSS-каналов МИД для мониторинга безопасности (протесты, стихии, рекомендации), отправка push-уведомлений пользователю при заходе в зону риска, кеширование статей и разговорника для офлайн-доступа, актуализация топа-10 приложений под конкретную страну.</w:t>
       </w:r>
     </w:p>
     <w:p>
@@ -12470,15 +11342,7 @@
         <w:ind w:left="0" w:firstLine="709"/>
       </w:pPr>
       <w:r>
-        <w:t xml:space="preserve">Для администратора/модератора: Управление контентом по странам (статьи, правила, списки вещей, разговорник, топ-10 приложений), настройка API-ключей для курсов валют и новостных лент, мониторинг корректности </w:t>
-      </w:r>
-      <w:proofErr w:type="spellStart"/>
-      <w:r>
-        <w:t>парсинга</w:t>
-      </w:r>
-      <w:proofErr w:type="spellEnd"/>
-      <w:r>
-        <w:t xml:space="preserve">, просмотр аналитики по популярным странам и запросам </w:t>
+        <w:t xml:space="preserve">Для администратора/модератора: Управление контентом по странам (статьи, правила, списки вещей, разговорник, топ-10 приложений), настройка API-ключей для курсов валют и новостных лент, мониторинг корректности парсинга, просмотр аналитики по популярным странам и запросам </w:t>
       </w:r>
       <w:r>
         <w:lastRenderedPageBreak/>
@@ -12539,15 +11403,7 @@
         <w:ind w:left="0" w:firstLine="709"/>
       </w:pPr>
       <w:r>
-        <w:t xml:space="preserve">Пороговых уведомлений о расходах: Алгоритм отслеживания текущих трат относительно дневного и общего лимита, автоматически рассчитывающий проценты израсходованного бюджета и инициирующий </w:t>
-      </w:r>
-      <w:proofErr w:type="spellStart"/>
-      <w:r>
-        <w:t>push</w:t>
-      </w:r>
-      <w:proofErr w:type="spellEnd"/>
-      <w:r>
-        <w:t>-уведомления при достижении заданных порогов (например, 50%, 80%, 100% от дневного лимита или лимита поездки).</w:t>
+        <w:t>Пороговых уведомлений о расходах: Алгоритм отслеживания текущих трат относительно дневного и общего лимита, автоматически рассчитывающий проценты израсходованного бюджета и инициирующий push-уведомления при достижении заданных порогов (например, 50%, 80%, 100% от дневного лимита или лимита поездки).</w:t>
       </w:r>
     </w:p>
     <w:p>
@@ -12564,15 +11420,7 @@
         <w:ind w:left="0" w:firstLine="709"/>
       </w:pPr>
       <w:r>
-        <w:t xml:space="preserve">Мониторинга безопасности и оценки рисков: Алгоритм анализа новостных лент и RSS-каналов (МИД, локальные СМИ, службы спасения), который на основе частоты упоминания ключевых слов (протесты, стихии, теракты) и геолокации пользователя присваивает территории статус риска («безопасно», «внимание», «опасно») и при необходимости отправляет </w:t>
-      </w:r>
-      <w:proofErr w:type="spellStart"/>
-      <w:r>
-        <w:t>push</w:t>
-      </w:r>
-      <w:proofErr w:type="spellEnd"/>
-      <w:r>
-        <w:t>-уведомление.</w:t>
+        <w:t>Мониторинга безопасности и оценки рисков: Алгоритм анализа новостных лент и RSS-каналов (МИД, локальные СМИ, службы спасения), который на основе частоты упоминания ключевых слов (протесты, стихии, теракты) и геолокации пользователя присваивает территории статус риска («безопасно», «внимание», «опасно») и при необходимости отправляет push-уведомление.</w:t>
       </w:r>
     </w:p>
     <w:p>
@@ -12625,148 +11473,31 @@
     <w:p>
       <w:r>
         <w:lastRenderedPageBreak/>
-        <w:t>Для мобильного приложения (</w:t>
-      </w:r>
-      <w:proofErr w:type="spellStart"/>
-      <w:r>
-        <w:t>Kotlin</w:t>
-      </w:r>
-      <w:proofErr w:type="spellEnd"/>
-      <w:r>
-        <w:t>):</w:t>
-      </w:r>
-    </w:p>
-    <w:p>
-      <w:r>
-        <w:t xml:space="preserve">Серверная часть системы должна работать под управлением ОС семейства Linux (Ubuntu LTS или </w:t>
-      </w:r>
-      <w:proofErr w:type="spellStart"/>
-      <w:r>
-        <w:t>CentOS</w:t>
-      </w:r>
-      <w:proofErr w:type="spellEnd"/>
-      <w:r>
-        <w:t xml:space="preserve">) с использованием </w:t>
-      </w:r>
-      <w:proofErr w:type="spellStart"/>
-      <w:r>
-        <w:t>Docker</w:t>
-      </w:r>
-      <w:proofErr w:type="spellEnd"/>
-      <w:r>
-        <w:t xml:space="preserve"> для контейнеризации, серверное приложение реализуется на фреймворке </w:t>
-      </w:r>
-      <w:proofErr w:type="spellStart"/>
-      <w:r>
-        <w:t>Django</w:t>
-      </w:r>
-      <w:proofErr w:type="spellEnd"/>
-      <w:r>
-        <w:t xml:space="preserve"> (Python) с </w:t>
-      </w:r>
-      <w:proofErr w:type="spellStart"/>
-      <w:r>
-        <w:t>Django</w:t>
-      </w:r>
-      <w:proofErr w:type="spellEnd"/>
-      <w:r>
-        <w:t xml:space="preserve"> REST Framework для построения API, в качестве базы данных используется </w:t>
-      </w:r>
-      <w:proofErr w:type="spellStart"/>
-      <w:r>
-        <w:t>PostgreSQL</w:t>
-      </w:r>
-      <w:proofErr w:type="spellEnd"/>
-      <w:r>
-        <w:t xml:space="preserve">; мобильное клиентское приложение разрабатывается на языке </w:t>
-      </w:r>
-      <w:proofErr w:type="spellStart"/>
-      <w:r>
-        <w:t>Kotlin</w:t>
-      </w:r>
-      <w:proofErr w:type="spellEnd"/>
-      <w:r>
-        <w:t xml:space="preserve"> под платформу </w:t>
-      </w:r>
-      <w:proofErr w:type="spellStart"/>
-      <w:r>
-        <w:t>Android</w:t>
-      </w:r>
-      <w:proofErr w:type="spellEnd"/>
-      <w:r>
-        <w:t xml:space="preserve"> (минимальная версия SDK 26), для офлайн-хранения разговорника, </w:t>
-      </w:r>
-      <w:proofErr w:type="spellStart"/>
-      <w:r>
-        <w:t>кеша</w:t>
-      </w:r>
-      <w:proofErr w:type="spellEnd"/>
-      <w:r>
-        <w:t xml:space="preserve"> курсов и статей используется </w:t>
-      </w:r>
-      <w:proofErr w:type="spellStart"/>
-      <w:r>
-        <w:t>Room</w:t>
-      </w:r>
-      <w:proofErr w:type="spellEnd"/>
-      <w:r>
-        <w:t xml:space="preserve"> Database, а для хранения токена и настроек пользователя </w:t>
+        <w:t>Для мобильного приложения (Kotlin):</w:t>
+      </w:r>
+    </w:p>
+    <w:p>
+      <w:r>
+        <w:t xml:space="preserve">Серверная часть системы должна работать под управлением ОС семейства Linux (Ubuntu LTS или CentOS) с использованием Docker для контейнеризации, серверное приложение реализуется на фреймворке Django (Python) с Django REST Framework для построения API, в качестве базы данных используется PostgreSQL; мобильное клиентское приложение разрабатывается на языке Kotlin под платформу Android (минимальная версия SDK 26), для офлайн-хранения разговорника, кеша курсов и статей используется Room Database, а для хранения токена и настроек пользователя </w:t>
       </w:r>
       <w:r>
         <w:t>-</w:t>
       </w:r>
       <w:r>
-        <w:t xml:space="preserve"> </w:t>
-      </w:r>
-      <w:proofErr w:type="spellStart"/>
-      <w:r>
-        <w:t>DataStore</w:t>
-      </w:r>
-      <w:proofErr w:type="spellEnd"/>
+        <w:t xml:space="preserve"> DataStore</w:t>
+      </w:r>
       <w:r>
         <w:t>.</w:t>
       </w:r>
     </w:p>
     <w:p>
       <w:r>
-        <w:t>Для веб-сайта (</w:t>
-      </w:r>
-      <w:proofErr w:type="spellStart"/>
-      <w:r>
-        <w:t>Django</w:t>
-      </w:r>
-      <w:proofErr w:type="spellEnd"/>
-      <w:r>
-        <w:t>):</w:t>
-      </w:r>
-    </w:p>
-    <w:p>
-      <w:r>
-        <w:t xml:space="preserve">Серверная часть системы должна работать под управлением ОС семейства Linux (Ubuntu LTS или </w:t>
-      </w:r>
-      <w:proofErr w:type="spellStart"/>
-      <w:r>
-        <w:t>CentOS</w:t>
-      </w:r>
-      <w:proofErr w:type="spellEnd"/>
-      <w:r>
-        <w:t xml:space="preserve">) с использованием </w:t>
-      </w:r>
-      <w:proofErr w:type="spellStart"/>
-      <w:r>
-        <w:t>Docker</w:t>
-      </w:r>
-      <w:proofErr w:type="spellEnd"/>
-      <w:r>
-        <w:t xml:space="preserve"> для контейнеризации, веб-приложение разрабатывается на фреймворке </w:t>
-      </w:r>
-      <w:proofErr w:type="spellStart"/>
-      <w:r>
-        <w:t>Django</w:t>
-      </w:r>
-      <w:proofErr w:type="spellEnd"/>
-      <w:r>
-        <w:t xml:space="preserve"> (Python) с использованием SQL</w:t>
+        <w:t>Для веб-сайта (Django):</w:t>
+      </w:r>
+    </w:p>
+    <w:p>
+      <w:r>
+        <w:t>Серверная часть системы должна работать под управлением ОС семейства Linux (Ubuntu LTS или CentOS) с использованием Docker для контейнеризации, веб-приложение разрабатывается на фреймворке Django (Python) с использованием SQL</w:t>
       </w:r>
       <w:r>
         <w:rPr>
@@ -12775,55 +11506,7 @@
         <w:t>Lite</w:t>
       </w:r>
       <w:r>
-        <w:t xml:space="preserve"> в качестве базы данных, асинхронные задачи (</w:t>
-      </w:r>
-      <w:proofErr w:type="spellStart"/>
-      <w:r>
-        <w:t>парсинг</w:t>
-      </w:r>
-      <w:proofErr w:type="spellEnd"/>
-      <w:r>
-        <w:t xml:space="preserve"> курсов валют и новостных лент) выполняются через </w:t>
-      </w:r>
-      <w:proofErr w:type="spellStart"/>
-      <w:r>
-        <w:t>Celery</w:t>
-      </w:r>
-      <w:proofErr w:type="spellEnd"/>
-      <w:r>
-        <w:t xml:space="preserve"> с брокером </w:t>
-      </w:r>
-      <w:proofErr w:type="spellStart"/>
-      <w:r>
-        <w:t>Redis</w:t>
-      </w:r>
-      <w:proofErr w:type="spellEnd"/>
-      <w:r>
-        <w:t xml:space="preserve">, клиентская часть реализована на HTML, CSS и JavaScript с интеграцией через </w:t>
-      </w:r>
-      <w:proofErr w:type="spellStart"/>
-      <w:r>
-        <w:t>Django</w:t>
-      </w:r>
-      <w:proofErr w:type="spellEnd"/>
-      <w:r>
-        <w:t xml:space="preserve"> </w:t>
-      </w:r>
-      <w:proofErr w:type="spellStart"/>
-      <w:r>
-        <w:t>Templates</w:t>
-      </w:r>
-      <w:proofErr w:type="spellEnd"/>
-      <w:r>
-        <w:t xml:space="preserve"> или </w:t>
-      </w:r>
-      <w:proofErr w:type="spellStart"/>
-      <w:r>
-        <w:t>Django</w:t>
-      </w:r>
-      <w:proofErr w:type="spellEnd"/>
-      <w:r>
-        <w:t xml:space="preserve"> REST Framework для SPA-подхода, все данные пользователя (профиль, история поездок, лимиты) хранятся на сервере с шифрованием персональной информации.</w:t>
+        <w:t xml:space="preserve"> в качестве базы данных, асинхронные задачи (парсинг курсов валют и новостных лент) выполняются через Celery с брокером Redis, клиентская часть реализована на HTML, CSS и JavaScript с интеграцией через Django Templates или Django REST Framework для SPA-подхода, все данные пользователя (профиль, история поездок, лимиты) хранятся на сервере с шифрованием персональной информации.</w:t>
       </w:r>
     </w:p>
     <w:p>
@@ -13928,6 +12611,7 @@
           <w:b/>
           <w:szCs w:val="40"/>
         </w:rPr>
+        <w:lastRenderedPageBreak/>
         <w:t>Требования к составу и содержанию работ по подготовке объекта автоматизации к вводу системы в действие</w:t>
       </w:r>
     </w:p>
@@ -14826,14 +13510,12 @@
       <w:r>
         <w:t xml:space="preserve"> </w:t>
       </w:r>
-      <w:proofErr w:type="spellStart"/>
       <w:r>
         <w:rPr>
           <w:rStyle w:val="ypks7kbdpwfgdykd3qb9"/>
         </w:rPr>
         <w:t>Сorporation</w:t>
       </w:r>
-      <w:proofErr w:type="spellEnd"/>
       <w:r>
         <w:t>».</w:t>
       </w:r>
@@ -14962,15 +13644,7 @@
         <w:t xml:space="preserve"> </w:t>
       </w:r>
       <w:r>
-        <w:t xml:space="preserve">работы </w:t>
-      </w:r>
-      <w:proofErr w:type="spellStart"/>
-      <w:r>
-        <w:t>геопозиционирования</w:t>
-      </w:r>
-      <w:proofErr w:type="spellEnd"/>
-      <w:r>
-        <w:t xml:space="preserve"> и зон риска).</w:t>
+        <w:t>работы геопозиционирования и зон риска).</w:t>
       </w:r>
     </w:p>
     <w:p>
@@ -14993,28 +13667,12 @@
     </w:p>
     <w:p>
       <w:r>
-        <w:t xml:space="preserve">Участник 1: </w:t>
-      </w:r>
-      <w:proofErr w:type="spellStart"/>
-      <w:r>
-        <w:t>Перевезенцева</w:t>
-      </w:r>
-      <w:proofErr w:type="spellEnd"/>
-      <w:r>
-        <w:t xml:space="preserve"> Мария.</w:t>
-      </w:r>
-    </w:p>
-    <w:p>
-      <w:r>
-        <w:t xml:space="preserve">Роль в проекте: </w:t>
-      </w:r>
-      <w:proofErr w:type="spellStart"/>
-      <w:r>
-        <w:t>Fullstack</w:t>
-      </w:r>
-      <w:proofErr w:type="spellEnd"/>
-      <w:r>
-        <w:t>-разработчик.</w:t>
+        <w:t>Участник 1: Перевезенцева Мария.</w:t>
+      </w:r>
+    </w:p>
+    <w:p>
+      <w:r>
+        <w:t>Роль в проекте: Fullstack-разработчик.</w:t>
       </w:r>
     </w:p>
     <w:p>
@@ -15165,15 +13823,7 @@
     </w:p>
     <w:p>
       <w:r>
-        <w:t xml:space="preserve">Роль в проекте: </w:t>
-      </w:r>
-      <w:proofErr w:type="spellStart"/>
-      <w:r>
-        <w:t>Fullstack</w:t>
-      </w:r>
-      <w:proofErr w:type="spellEnd"/>
-      <w:r>
-        <w:t>-разработчик.</w:t>
+        <w:t>Роль в проекте: Fullstack-разработчик.</w:t>
       </w:r>
     </w:p>
     <w:p>
@@ -15425,27 +14075,14 @@
       <w:r>
         <w:t xml:space="preserve">Рисунок </w:t>
       </w:r>
-      <w:r>
-        <w:fldChar w:fldCharType="begin"/>
-      </w:r>
-      <w:r>
-        <w:instrText xml:space="preserve"> SEQ Рисунок \* ARABIC </w:instrText>
-      </w:r>
-      <w:r>
-        <w:fldChar w:fldCharType="separate"/>
-      </w:r>
-      <w:r>
-        <w:rPr>
-          <w:noProof/>
-        </w:rPr>
-        <w:t>21</w:t>
-      </w:r>
-      <w:r>
-        <w:rPr>
-          <w:noProof/>
-        </w:rPr>
-        <w:fldChar w:fldCharType="end"/>
-      </w:r>
+      <w:fldSimple w:instr=" SEQ Рисунок \* ARABIC ">
+        <w:r>
+          <w:rPr>
+            <w:noProof/>
+          </w:rPr>
+          <w:t>21</w:t>
+        </w:r>
+      </w:fldSimple>
       <w:r>
         <w:t>. Страница входа</w:t>
       </w:r>
@@ -15507,27 +14144,14 @@
       <w:r>
         <w:t xml:space="preserve">Рисунок </w:t>
       </w:r>
-      <w:r>
-        <w:fldChar w:fldCharType="begin"/>
-      </w:r>
-      <w:r>
-        <w:instrText xml:space="preserve"> SEQ Рисунок \* ARABIC </w:instrText>
-      </w:r>
-      <w:r>
-        <w:fldChar w:fldCharType="separate"/>
-      </w:r>
-      <w:r>
-        <w:rPr>
-          <w:noProof/>
-        </w:rPr>
-        <w:t>22</w:t>
-      </w:r>
-      <w:r>
-        <w:rPr>
-          <w:noProof/>
-        </w:rPr>
-        <w:fldChar w:fldCharType="end"/>
-      </w:r>
+      <w:fldSimple w:instr=" SEQ Рисунок \* ARABIC ">
+        <w:r>
+          <w:rPr>
+            <w:noProof/>
+          </w:rPr>
+          <w:t>22</w:t>
+        </w:r>
+      </w:fldSimple>
       <w:r>
         <w:t>. Страница регистрации</w:t>
       </w:r>
@@ -15601,27 +14225,14 @@
       <w:r>
         <w:t xml:space="preserve">Рисунок </w:t>
       </w:r>
-      <w:r>
-        <w:fldChar w:fldCharType="begin"/>
-      </w:r>
-      <w:r>
-        <w:instrText xml:space="preserve"> SEQ Рисунок \* ARABIC </w:instrText>
-      </w:r>
-      <w:r>
-        <w:fldChar w:fldCharType="separate"/>
-      </w:r>
-      <w:r>
-        <w:rPr>
-          <w:noProof/>
-        </w:rPr>
-        <w:t>23</w:t>
-      </w:r>
-      <w:r>
-        <w:rPr>
-          <w:noProof/>
-        </w:rPr>
-        <w:fldChar w:fldCharType="end"/>
-      </w:r>
+      <w:fldSimple w:instr=" SEQ Рисунок \* ARABIC ">
+        <w:r>
+          <w:rPr>
+            <w:noProof/>
+          </w:rPr>
+          <w:t>23</w:t>
+        </w:r>
+      </w:fldSimple>
       <w:r>
         <w:t>. Главная страница</w:t>
       </w:r>
@@ -15689,27 +14300,14 @@
       <w:r>
         <w:t xml:space="preserve">Рисунок </w:t>
       </w:r>
-      <w:r>
-        <w:fldChar w:fldCharType="begin"/>
-      </w:r>
-      <w:r>
-        <w:instrText xml:space="preserve"> SEQ Рисунок \* ARABIC </w:instrText>
-      </w:r>
-      <w:r>
-        <w:fldChar w:fldCharType="separate"/>
-      </w:r>
-      <w:r>
-        <w:rPr>
-          <w:noProof/>
-        </w:rPr>
-        <w:t>24</w:t>
-      </w:r>
-      <w:r>
-        <w:rPr>
-          <w:noProof/>
-        </w:rPr>
-        <w:fldChar w:fldCharType="end"/>
-      </w:r>
+      <w:fldSimple w:instr=" SEQ Рисунок \* ARABIC ">
+        <w:r>
+          <w:rPr>
+            <w:noProof/>
+          </w:rPr>
+          <w:t>24</w:t>
+        </w:r>
+      </w:fldSimple>
       <w:r>
         <w:t>. Страница создания страны</w:t>
       </w:r>
@@ -15779,27 +14377,14 @@
       <w:r>
         <w:t xml:space="preserve">Рисунок </w:t>
       </w:r>
-      <w:r>
-        <w:fldChar w:fldCharType="begin"/>
-      </w:r>
-      <w:r>
-        <w:instrText xml:space="preserve"> SEQ Рисунок \* ARABIC </w:instrText>
-      </w:r>
-      <w:r>
-        <w:fldChar w:fldCharType="separate"/>
-      </w:r>
-      <w:r>
-        <w:rPr>
-          <w:noProof/>
-        </w:rPr>
-        <w:t>25</w:t>
-      </w:r>
-      <w:r>
-        <w:rPr>
-          <w:noProof/>
-        </w:rPr>
-        <w:fldChar w:fldCharType="end"/>
-      </w:r>
+      <w:fldSimple w:instr=" SEQ Рисунок \* ARABIC ">
+        <w:r>
+          <w:rPr>
+            <w:noProof/>
+          </w:rPr>
+          <w:t>25</w:t>
+        </w:r>
+      </w:fldSimple>
       <w:r>
         <w:t xml:space="preserve">. </w:t>
       </w:r>
@@ -15865,27 +14450,14 @@
       <w:r>
         <w:t xml:space="preserve">Рисунок </w:t>
       </w:r>
-      <w:r>
-        <w:fldChar w:fldCharType="begin"/>
-      </w:r>
-      <w:r>
-        <w:instrText xml:space="preserve"> SEQ Рисунок \* ARABIC </w:instrText>
-      </w:r>
-      <w:r>
-        <w:fldChar w:fldCharType="separate"/>
-      </w:r>
-      <w:r>
-        <w:rPr>
-          <w:noProof/>
-        </w:rPr>
-        <w:t>26</w:t>
-      </w:r>
-      <w:r>
-        <w:rPr>
-          <w:noProof/>
-        </w:rPr>
-        <w:fldChar w:fldCharType="end"/>
-      </w:r>
+      <w:fldSimple w:instr=" SEQ Рисунок \* ARABIC ">
+        <w:r>
+          <w:rPr>
+            <w:noProof/>
+          </w:rPr>
+          <w:t>26</w:t>
+        </w:r>
+      </w:fldSimple>
       <w:r>
         <w:t>. Модальное окно с подтверждением удаления страны</w:t>
       </w:r>
@@ -15947,27 +14519,14 @@
       <w:r>
         <w:t xml:space="preserve">Рисунок </w:t>
       </w:r>
-      <w:r>
-        <w:fldChar w:fldCharType="begin"/>
-      </w:r>
-      <w:r>
-        <w:instrText xml:space="preserve"> SEQ Рисунок \* ARABIC </w:instrText>
-      </w:r>
-      <w:r>
-        <w:fldChar w:fldCharType="separate"/>
-      </w:r>
-      <w:r>
-        <w:rPr>
-          <w:noProof/>
-        </w:rPr>
-        <w:t>27</w:t>
-      </w:r>
-      <w:r>
-        <w:rPr>
-          <w:noProof/>
-        </w:rPr>
-        <w:fldChar w:fldCharType="end"/>
-      </w:r>
+      <w:fldSimple w:instr=" SEQ Рисунок \* ARABIC ">
+        <w:r>
+          <w:rPr>
+            <w:noProof/>
+          </w:rPr>
+          <w:t>27</w:t>
+        </w:r>
+      </w:fldSimple>
       <w:r>
         <w:t xml:space="preserve">. </w:t>
       </w:r>

--- a/отчет по уп.docx
+++ b/отчет по уп.docx
@@ -881,14 +881,12 @@
         <w:p>
           <w:pPr>
             <w:pStyle w:val="13"/>
+            <w:ind w:firstLine="0"/>
             <w:rPr>
-              <w:rFonts w:eastAsiaTheme="minorEastAsia" w:cs="Times New Roman"/>
+              <w:rFonts w:asciiTheme="minorHAnsi" w:eastAsiaTheme="minorEastAsia" w:hAnsiTheme="minorHAnsi"/>
               <w:noProof/>
-              <w:kern w:val="2"/>
-              <w:sz w:val="24"/>
-              <w:szCs w:val="24"/>
+              <w:sz w:val="22"/>
               <w:lang w:eastAsia="ru-RU"/>
-              <w14:ligatures w14:val="standardContextual"/>
             </w:rPr>
           </w:pPr>
           <w:r>
@@ -900,11 +898,10 @@
           <w:r>
             <w:fldChar w:fldCharType="separate"/>
           </w:r>
-          <w:hyperlink w:anchor="_Toc230250321" w:history="1">
+          <w:hyperlink w:anchor="_Toc231107507" w:history="1">
             <w:r>
               <w:rPr>
                 <w:rStyle w:val="aff1"/>
-                <w:rFonts w:cs="Times New Roman"/>
                 <w:noProof/>
                 <w:lang w:eastAsia="ru-RU"/>
               </w:rPr>
@@ -912,7 +909,6 @@
             </w:r>
             <w:r>
               <w:rPr>
-                <w:rFonts w:cs="Times New Roman"/>
                 <w:noProof/>
                 <w:webHidden/>
               </w:rPr>
@@ -920,7 +916,6 @@
             </w:r>
             <w:r>
               <w:rPr>
-                <w:rFonts w:cs="Times New Roman"/>
                 <w:noProof/>
                 <w:webHidden/>
               </w:rPr>
@@ -928,22 +923,19 @@
             </w:r>
             <w:r>
               <w:rPr>
-                <w:rFonts w:cs="Times New Roman"/>
                 <w:noProof/>
                 <w:webHidden/>
               </w:rPr>
-              <w:instrText xml:space="preserve"> PAGEREF _Toc230250321 \h </w:instrText>
-            </w:r>
-            <w:r>
-              <w:rPr>
-                <w:rFonts w:cs="Times New Roman"/>
+              <w:instrText xml:space="preserve"> PAGEREF _Toc231107507 \h </w:instrText>
+            </w:r>
+            <w:r>
+              <w:rPr>
                 <w:noProof/>
                 <w:webHidden/>
               </w:rPr>
             </w:r>
             <w:r>
               <w:rPr>
-                <w:rFonts w:cs="Times New Roman"/>
                 <w:noProof/>
                 <w:webHidden/>
               </w:rPr>
@@ -951,15 +943,13 @@
             </w:r>
             <w:r>
               <w:rPr>
-                <w:rFonts w:cs="Times New Roman"/>
                 <w:noProof/>
                 <w:webHidden/>
               </w:rPr>
-              <w:t>5</w:t>
-            </w:r>
-            <w:r>
-              <w:rPr>
-                <w:rFonts w:cs="Times New Roman"/>
+              <w:t>4</w:t>
+            </w:r>
+            <w:r>
+              <w:rPr>
                 <w:noProof/>
                 <w:webHidden/>
               </w:rPr>
@@ -970,28 +960,24 @@
         <w:p>
           <w:pPr>
             <w:pStyle w:val="13"/>
+            <w:ind w:firstLine="0"/>
             <w:rPr>
-              <w:rFonts w:eastAsiaTheme="minorEastAsia" w:cs="Times New Roman"/>
+              <w:rFonts w:asciiTheme="minorHAnsi" w:eastAsiaTheme="minorEastAsia" w:hAnsiTheme="minorHAnsi"/>
               <w:noProof/>
-              <w:kern w:val="2"/>
-              <w:sz w:val="24"/>
-              <w:szCs w:val="24"/>
+              <w:sz w:val="22"/>
               <w:lang w:eastAsia="ru-RU"/>
-              <w14:ligatures w14:val="standardContextual"/>
             </w:rPr>
           </w:pPr>
-          <w:hyperlink w:anchor="_Toc230250322" w:history="1">
+          <w:hyperlink w:anchor="_Toc231107508" w:history="1">
             <w:r>
               <w:rPr>
                 <w:rStyle w:val="aff1"/>
-                <w:rFonts w:cs="Times New Roman"/>
                 <w:noProof/>
               </w:rPr>
               <w:t>1. Разработка концепции проекта</w:t>
             </w:r>
             <w:r>
               <w:rPr>
-                <w:rFonts w:cs="Times New Roman"/>
                 <w:noProof/>
                 <w:webHidden/>
               </w:rPr>
@@ -999,7 +985,6 @@
             </w:r>
             <w:r>
               <w:rPr>
-                <w:rFonts w:cs="Times New Roman"/>
                 <w:noProof/>
                 <w:webHidden/>
               </w:rPr>
@@ -1007,22 +992,19 @@
             </w:r>
             <w:r>
               <w:rPr>
-                <w:rFonts w:cs="Times New Roman"/>
                 <w:noProof/>
                 <w:webHidden/>
               </w:rPr>
-              <w:instrText xml:space="preserve"> PAGEREF _Toc230250322 \h </w:instrText>
-            </w:r>
-            <w:r>
-              <w:rPr>
-                <w:rFonts w:cs="Times New Roman"/>
+              <w:instrText xml:space="preserve"> PAGEREF _Toc231107508 \h </w:instrText>
+            </w:r>
+            <w:r>
+              <w:rPr>
                 <w:noProof/>
                 <w:webHidden/>
               </w:rPr>
             </w:r>
             <w:r>
               <w:rPr>
-                <w:rFonts w:cs="Times New Roman"/>
                 <w:noProof/>
                 <w:webHidden/>
               </w:rPr>
@@ -1030,15 +1012,13 @@
             </w:r>
             <w:r>
               <w:rPr>
-                <w:rFonts w:cs="Times New Roman"/>
                 <w:noProof/>
                 <w:webHidden/>
               </w:rPr>
-              <w:t>6</w:t>
-            </w:r>
-            <w:r>
-              <w:rPr>
-                <w:rFonts w:cs="Times New Roman"/>
+              <w:t>5</w:t>
+            </w:r>
+            <w:r>
+              <w:rPr>
                 <w:noProof/>
                 <w:webHidden/>
               </w:rPr>
@@ -1049,21 +1029,18 @@
         <w:p>
           <w:pPr>
             <w:pStyle w:val="13"/>
+            <w:ind w:firstLine="0"/>
             <w:rPr>
-              <w:rFonts w:eastAsiaTheme="minorEastAsia" w:cs="Times New Roman"/>
+              <w:rFonts w:asciiTheme="minorHAnsi" w:eastAsiaTheme="minorEastAsia" w:hAnsiTheme="minorHAnsi"/>
               <w:noProof/>
-              <w:kern w:val="2"/>
-              <w:sz w:val="24"/>
-              <w:szCs w:val="24"/>
+              <w:sz w:val="22"/>
               <w:lang w:eastAsia="ru-RU"/>
-              <w14:ligatures w14:val="standardContextual"/>
             </w:rPr>
           </w:pPr>
-          <w:hyperlink w:anchor="_Toc230250323" w:history="1">
+          <w:hyperlink w:anchor="_Toc231107509" w:history="1">
             <w:r>
               <w:rPr>
                 <w:rStyle w:val="aff1"/>
-                <w:rFonts w:cs="Times New Roman"/>
                 <w:noProof/>
                 <w:lang w:eastAsia="ru-RU"/>
               </w:rPr>
@@ -1072,7 +1049,6 @@
             <w:r>
               <w:rPr>
                 <w:rStyle w:val="aff1"/>
-                <w:rFonts w:cs="Times New Roman"/>
                 <w:noProof/>
                 <w:lang w:val="en-US" w:eastAsia="ru-RU"/>
               </w:rPr>
@@ -1080,7 +1056,6 @@
             </w:r>
             <w:r>
               <w:rPr>
-                <w:rFonts w:cs="Times New Roman"/>
                 <w:noProof/>
                 <w:webHidden/>
               </w:rPr>
@@ -1088,7 +1063,6 @@
             </w:r>
             <w:r>
               <w:rPr>
-                <w:rFonts w:cs="Times New Roman"/>
                 <w:noProof/>
                 <w:webHidden/>
               </w:rPr>
@@ -1096,22 +1070,19 @@
             </w:r>
             <w:r>
               <w:rPr>
-                <w:rFonts w:cs="Times New Roman"/>
                 <w:noProof/>
                 <w:webHidden/>
               </w:rPr>
-              <w:instrText xml:space="preserve"> PAGEREF _Toc230250323 \h </w:instrText>
-            </w:r>
-            <w:r>
-              <w:rPr>
-                <w:rFonts w:cs="Times New Roman"/>
+              <w:instrText xml:space="preserve"> PAGEREF _Toc231107509 \h </w:instrText>
+            </w:r>
+            <w:r>
+              <w:rPr>
                 <w:noProof/>
                 <w:webHidden/>
               </w:rPr>
             </w:r>
             <w:r>
               <w:rPr>
-                <w:rFonts w:cs="Times New Roman"/>
                 <w:noProof/>
                 <w:webHidden/>
               </w:rPr>
@@ -1119,15 +1090,13 @@
             </w:r>
             <w:r>
               <w:rPr>
-                <w:rFonts w:cs="Times New Roman"/>
                 <w:noProof/>
                 <w:webHidden/>
               </w:rPr>
-              <w:t>8</w:t>
-            </w:r>
-            <w:r>
-              <w:rPr>
-                <w:rFonts w:cs="Times New Roman"/>
+              <w:t>7</w:t>
+            </w:r>
+            <w:r>
+              <w:rPr>
                 <w:noProof/>
                 <w:webHidden/>
               </w:rPr>
@@ -1141,21 +1110,18 @@
             <w:tabs>
               <w:tab w:val="right" w:leader="dot" w:pos="9344"/>
             </w:tabs>
+            <w:ind w:firstLine="0"/>
             <w:rPr>
-              <w:rFonts w:eastAsiaTheme="minorEastAsia" w:cs="Times New Roman"/>
+              <w:rFonts w:asciiTheme="minorHAnsi" w:eastAsiaTheme="minorEastAsia" w:hAnsiTheme="minorHAnsi"/>
               <w:noProof/>
-              <w:kern w:val="2"/>
-              <w:sz w:val="24"/>
-              <w:szCs w:val="24"/>
+              <w:sz w:val="22"/>
               <w:lang w:eastAsia="ru-RU"/>
-              <w14:ligatures w14:val="standardContextual"/>
             </w:rPr>
           </w:pPr>
-          <w:hyperlink w:anchor="_Toc230250324" w:history="1">
+          <w:hyperlink w:anchor="_Toc231107510" w:history="1">
             <w:r>
               <w:rPr>
                 <w:rStyle w:val="aff1"/>
-                <w:rFonts w:cs="Times New Roman"/>
                 <w:noProof/>
                 <w:lang w:eastAsia="ru-RU"/>
               </w:rPr>
@@ -1163,7 +1129,6 @@
             </w:r>
             <w:r>
               <w:rPr>
-                <w:rFonts w:cs="Times New Roman"/>
                 <w:noProof/>
                 <w:webHidden/>
               </w:rPr>
@@ -1171,7 +1136,6 @@
             </w:r>
             <w:r>
               <w:rPr>
-                <w:rFonts w:cs="Times New Roman"/>
                 <w:noProof/>
                 <w:webHidden/>
               </w:rPr>
@@ -1179,22 +1143,19 @@
             </w:r>
             <w:r>
               <w:rPr>
-                <w:rFonts w:cs="Times New Roman"/>
                 <w:noProof/>
                 <w:webHidden/>
               </w:rPr>
-              <w:instrText xml:space="preserve"> PAGEREF _Toc230250324 \h </w:instrText>
-            </w:r>
-            <w:r>
-              <w:rPr>
-                <w:rFonts w:cs="Times New Roman"/>
+              <w:instrText xml:space="preserve"> PAGEREF _Toc231107510 \h </w:instrText>
+            </w:r>
+            <w:r>
+              <w:rPr>
                 <w:noProof/>
                 <w:webHidden/>
               </w:rPr>
             </w:r>
             <w:r>
               <w:rPr>
-                <w:rFonts w:cs="Times New Roman"/>
                 <w:noProof/>
                 <w:webHidden/>
               </w:rPr>
@@ -1202,15 +1163,13 @@
             </w:r>
             <w:r>
               <w:rPr>
-                <w:rFonts w:cs="Times New Roman"/>
                 <w:noProof/>
                 <w:webHidden/>
               </w:rPr>
-              <w:t>8</w:t>
-            </w:r>
-            <w:r>
-              <w:rPr>
-                <w:rFonts w:cs="Times New Roman"/>
+              <w:t>7</w:t>
+            </w:r>
+            <w:r>
+              <w:rPr>
                 <w:noProof/>
                 <w:webHidden/>
               </w:rPr>
@@ -1224,28 +1183,24 @@
             <w:tabs>
               <w:tab w:val="right" w:leader="dot" w:pos="9344"/>
             </w:tabs>
+            <w:ind w:firstLine="0"/>
             <w:rPr>
-              <w:rFonts w:eastAsiaTheme="minorEastAsia" w:cs="Times New Roman"/>
+              <w:rFonts w:asciiTheme="minorHAnsi" w:eastAsiaTheme="minorEastAsia" w:hAnsiTheme="minorHAnsi"/>
               <w:noProof/>
-              <w:kern w:val="2"/>
-              <w:sz w:val="24"/>
-              <w:szCs w:val="24"/>
+              <w:sz w:val="22"/>
               <w:lang w:eastAsia="ru-RU"/>
-              <w14:ligatures w14:val="standardContextual"/>
             </w:rPr>
           </w:pPr>
-          <w:hyperlink w:anchor="_Toc230250325" w:history="1">
+          <w:hyperlink w:anchor="_Toc231107511" w:history="1">
             <w:r>
               <w:rPr>
                 <w:rStyle w:val="aff1"/>
-                <w:rFonts w:cs="Times New Roman"/>
                 <w:noProof/>
               </w:rPr>
               <w:t>2.2 Диаграмма вариантов использования</w:t>
             </w:r>
             <w:r>
               <w:rPr>
-                <w:rFonts w:cs="Times New Roman"/>
                 <w:noProof/>
                 <w:webHidden/>
               </w:rPr>
@@ -1253,7 +1208,6 @@
             </w:r>
             <w:r>
               <w:rPr>
-                <w:rFonts w:cs="Times New Roman"/>
                 <w:noProof/>
                 <w:webHidden/>
               </w:rPr>
@@ -1261,22 +1215,19 @@
             </w:r>
             <w:r>
               <w:rPr>
-                <w:rFonts w:cs="Times New Roman"/>
                 <w:noProof/>
                 <w:webHidden/>
               </w:rPr>
-              <w:instrText xml:space="preserve"> PAGEREF _Toc230250325 \h </w:instrText>
-            </w:r>
-            <w:r>
-              <w:rPr>
-                <w:rFonts w:cs="Times New Roman"/>
+              <w:instrText xml:space="preserve"> PAGEREF _Toc231107511 \h </w:instrText>
+            </w:r>
+            <w:r>
+              <w:rPr>
                 <w:noProof/>
                 <w:webHidden/>
               </w:rPr>
             </w:r>
             <w:r>
               <w:rPr>
-                <w:rFonts w:cs="Times New Roman"/>
                 <w:noProof/>
                 <w:webHidden/>
               </w:rPr>
@@ -1284,15 +1235,13 @@
             </w:r>
             <w:r>
               <w:rPr>
-                <w:rFonts w:cs="Times New Roman"/>
                 <w:noProof/>
                 <w:webHidden/>
               </w:rPr>
-              <w:t>9</w:t>
-            </w:r>
-            <w:r>
-              <w:rPr>
-                <w:rFonts w:cs="Times New Roman"/>
+              <w:t>8</w:t>
+            </w:r>
+            <w:r>
+              <w:rPr>
                 <w:noProof/>
                 <w:webHidden/>
               </w:rPr>
@@ -1306,28 +1255,24 @@
             <w:tabs>
               <w:tab w:val="right" w:leader="dot" w:pos="9344"/>
             </w:tabs>
+            <w:ind w:firstLine="0"/>
             <w:rPr>
-              <w:rFonts w:eastAsiaTheme="minorEastAsia" w:cs="Times New Roman"/>
+              <w:rFonts w:asciiTheme="minorHAnsi" w:eastAsiaTheme="minorEastAsia" w:hAnsiTheme="minorHAnsi"/>
               <w:noProof/>
-              <w:kern w:val="2"/>
-              <w:sz w:val="24"/>
-              <w:szCs w:val="24"/>
+              <w:sz w:val="22"/>
               <w:lang w:eastAsia="ru-RU"/>
-              <w14:ligatures w14:val="standardContextual"/>
             </w:rPr>
           </w:pPr>
-          <w:hyperlink w:anchor="_Toc230250326" w:history="1">
+          <w:hyperlink w:anchor="_Toc231107512" w:history="1">
             <w:r>
               <w:rPr>
                 <w:rStyle w:val="aff1"/>
-                <w:rFonts w:cs="Times New Roman"/>
                 <w:noProof/>
               </w:rPr>
               <w:t>2.3 Диаграмма классов</w:t>
             </w:r>
             <w:r>
               <w:rPr>
-                <w:rFonts w:cs="Times New Roman"/>
                 <w:noProof/>
                 <w:webHidden/>
               </w:rPr>
@@ -1335,7 +1280,6 @@
             </w:r>
             <w:r>
               <w:rPr>
-                <w:rFonts w:cs="Times New Roman"/>
                 <w:noProof/>
                 <w:webHidden/>
               </w:rPr>
@@ -1343,22 +1287,19 @@
             </w:r>
             <w:r>
               <w:rPr>
-                <w:rFonts w:cs="Times New Roman"/>
                 <w:noProof/>
                 <w:webHidden/>
               </w:rPr>
-              <w:instrText xml:space="preserve"> PAGEREF _Toc230250326 \h </w:instrText>
-            </w:r>
-            <w:r>
-              <w:rPr>
-                <w:rFonts w:cs="Times New Roman"/>
+              <w:instrText xml:space="preserve"> PAGEREF _Toc231107512 \h </w:instrText>
+            </w:r>
+            <w:r>
+              <w:rPr>
                 <w:noProof/>
                 <w:webHidden/>
               </w:rPr>
             </w:r>
             <w:r>
               <w:rPr>
-                <w:rFonts w:cs="Times New Roman"/>
                 <w:noProof/>
                 <w:webHidden/>
               </w:rPr>
@@ -1366,15 +1307,13 @@
             </w:r>
             <w:r>
               <w:rPr>
-                <w:rFonts w:cs="Times New Roman"/>
                 <w:noProof/>
                 <w:webHidden/>
               </w:rPr>
-              <w:t>11</w:t>
-            </w:r>
-            <w:r>
-              <w:rPr>
-                <w:rFonts w:cs="Times New Roman"/>
+              <w:t>10</w:t>
+            </w:r>
+            <w:r>
+              <w:rPr>
                 <w:noProof/>
                 <w:webHidden/>
               </w:rPr>
@@ -1388,28 +1327,24 @@
             <w:tabs>
               <w:tab w:val="right" w:leader="dot" w:pos="9344"/>
             </w:tabs>
+            <w:ind w:firstLine="0"/>
             <w:rPr>
-              <w:rFonts w:eastAsiaTheme="minorEastAsia" w:cs="Times New Roman"/>
+              <w:rFonts w:asciiTheme="minorHAnsi" w:eastAsiaTheme="minorEastAsia" w:hAnsiTheme="minorHAnsi"/>
               <w:noProof/>
-              <w:kern w:val="2"/>
-              <w:sz w:val="24"/>
-              <w:szCs w:val="24"/>
+              <w:sz w:val="22"/>
               <w:lang w:eastAsia="ru-RU"/>
-              <w14:ligatures w14:val="standardContextual"/>
             </w:rPr>
           </w:pPr>
-          <w:hyperlink w:anchor="_Toc230250327" w:history="1">
+          <w:hyperlink w:anchor="_Toc231107513" w:history="1">
             <w:r>
               <w:rPr>
                 <w:rStyle w:val="aff1"/>
-                <w:rFonts w:cs="Times New Roman"/>
                 <w:noProof/>
               </w:rPr>
               <w:t>2.4 Диаграмма деятельности процесса управления бюджетом поездки</w:t>
             </w:r>
             <w:r>
               <w:rPr>
-                <w:rFonts w:cs="Times New Roman"/>
                 <w:noProof/>
                 <w:webHidden/>
               </w:rPr>
@@ -1417,7 +1352,6 @@
             </w:r>
             <w:r>
               <w:rPr>
-                <w:rFonts w:cs="Times New Roman"/>
                 <w:noProof/>
                 <w:webHidden/>
               </w:rPr>
@@ -1425,22 +1359,19 @@
             </w:r>
             <w:r>
               <w:rPr>
-                <w:rFonts w:cs="Times New Roman"/>
                 <w:noProof/>
                 <w:webHidden/>
               </w:rPr>
-              <w:instrText xml:space="preserve"> PAGEREF _Toc230250327 \h </w:instrText>
-            </w:r>
-            <w:r>
-              <w:rPr>
-                <w:rFonts w:cs="Times New Roman"/>
+              <w:instrText xml:space="preserve"> PAGEREF _Toc231107513 \h </w:instrText>
+            </w:r>
+            <w:r>
+              <w:rPr>
                 <w:noProof/>
                 <w:webHidden/>
               </w:rPr>
             </w:r>
             <w:r>
               <w:rPr>
-                <w:rFonts w:cs="Times New Roman"/>
                 <w:noProof/>
                 <w:webHidden/>
               </w:rPr>
@@ -1448,15 +1379,13 @@
             </w:r>
             <w:r>
               <w:rPr>
-                <w:rFonts w:cs="Times New Roman"/>
                 <w:noProof/>
                 <w:webHidden/>
               </w:rPr>
-              <w:t>13</w:t>
-            </w:r>
-            <w:r>
-              <w:rPr>
-                <w:rFonts w:cs="Times New Roman"/>
+              <w:t>12</w:t>
+            </w:r>
+            <w:r>
+              <w:rPr>
                 <w:noProof/>
                 <w:webHidden/>
               </w:rPr>
@@ -1470,28 +1399,24 @@
             <w:tabs>
               <w:tab w:val="right" w:leader="dot" w:pos="9344"/>
             </w:tabs>
+            <w:ind w:firstLine="0"/>
             <w:rPr>
-              <w:rFonts w:eastAsiaTheme="minorEastAsia" w:cs="Times New Roman"/>
+              <w:rFonts w:asciiTheme="minorHAnsi" w:eastAsiaTheme="minorEastAsia" w:hAnsiTheme="minorHAnsi"/>
               <w:noProof/>
-              <w:kern w:val="2"/>
-              <w:sz w:val="24"/>
-              <w:szCs w:val="24"/>
+              <w:sz w:val="22"/>
               <w:lang w:eastAsia="ru-RU"/>
-              <w14:ligatures w14:val="standardContextual"/>
             </w:rPr>
           </w:pPr>
-          <w:hyperlink w:anchor="_Toc230250328" w:history="1">
+          <w:hyperlink w:anchor="_Toc231107514" w:history="1">
             <w:r>
               <w:rPr>
                 <w:rStyle w:val="aff1"/>
-                <w:rFonts w:cs="Times New Roman"/>
                 <w:noProof/>
               </w:rPr>
               <w:t>2.5 Диаграмма коммуникаций объектов компонента управление бюджетом</w:t>
             </w:r>
             <w:r>
               <w:rPr>
-                <w:rFonts w:cs="Times New Roman"/>
                 <w:noProof/>
                 <w:webHidden/>
               </w:rPr>
@@ -1499,7 +1424,6 @@
             </w:r>
             <w:r>
               <w:rPr>
-                <w:rFonts w:cs="Times New Roman"/>
                 <w:noProof/>
                 <w:webHidden/>
               </w:rPr>
@@ -1507,22 +1431,19 @@
             </w:r>
             <w:r>
               <w:rPr>
-                <w:rFonts w:cs="Times New Roman"/>
                 <w:noProof/>
                 <w:webHidden/>
               </w:rPr>
-              <w:instrText xml:space="preserve"> PAGEREF _Toc230250328 \h </w:instrText>
-            </w:r>
-            <w:r>
-              <w:rPr>
-                <w:rFonts w:cs="Times New Roman"/>
+              <w:instrText xml:space="preserve"> PAGEREF _Toc231107514 \h </w:instrText>
+            </w:r>
+            <w:r>
+              <w:rPr>
                 <w:noProof/>
                 <w:webHidden/>
               </w:rPr>
             </w:r>
             <w:r>
               <w:rPr>
-                <w:rFonts w:cs="Times New Roman"/>
                 <w:noProof/>
                 <w:webHidden/>
               </w:rPr>
@@ -1530,15 +1451,13 @@
             </w:r>
             <w:r>
               <w:rPr>
-                <w:rFonts w:cs="Times New Roman"/>
                 <w:noProof/>
                 <w:webHidden/>
               </w:rPr>
-              <w:t>15</w:t>
-            </w:r>
-            <w:r>
-              <w:rPr>
-                <w:rFonts w:cs="Times New Roman"/>
+              <w:t>14</w:t>
+            </w:r>
+            <w:r>
+              <w:rPr>
                 <w:noProof/>
                 <w:webHidden/>
               </w:rPr>
@@ -1552,28 +1471,24 @@
             <w:tabs>
               <w:tab w:val="right" w:leader="dot" w:pos="9344"/>
             </w:tabs>
+            <w:ind w:firstLine="0"/>
             <w:rPr>
-              <w:rFonts w:eastAsiaTheme="minorEastAsia" w:cs="Times New Roman"/>
+              <w:rFonts w:asciiTheme="minorHAnsi" w:eastAsiaTheme="minorEastAsia" w:hAnsiTheme="minorHAnsi"/>
               <w:noProof/>
-              <w:kern w:val="2"/>
-              <w:sz w:val="24"/>
-              <w:szCs w:val="24"/>
+              <w:sz w:val="22"/>
               <w:lang w:eastAsia="ru-RU"/>
-              <w14:ligatures w14:val="standardContextual"/>
             </w:rPr>
           </w:pPr>
-          <w:hyperlink w:anchor="_Toc230250329" w:history="1">
+          <w:hyperlink w:anchor="_Toc231107515" w:history="1">
             <w:r>
               <w:rPr>
                 <w:rStyle w:val="aff1"/>
-                <w:rFonts w:cs="Times New Roman"/>
                 <w:noProof/>
               </w:rPr>
               <w:t>2.6 Диаграмма последовательности взаимодействий при изменении бюджета</w:t>
             </w:r>
             <w:r>
               <w:rPr>
-                <w:rFonts w:cs="Times New Roman"/>
                 <w:noProof/>
                 <w:webHidden/>
               </w:rPr>
@@ -1581,7 +1496,6 @@
             </w:r>
             <w:r>
               <w:rPr>
-                <w:rFonts w:cs="Times New Roman"/>
                 <w:noProof/>
                 <w:webHidden/>
               </w:rPr>
@@ -1589,22 +1503,19 @@
             </w:r>
             <w:r>
               <w:rPr>
-                <w:rFonts w:cs="Times New Roman"/>
                 <w:noProof/>
                 <w:webHidden/>
               </w:rPr>
-              <w:instrText xml:space="preserve"> PAGEREF _Toc230250329 \h </w:instrText>
-            </w:r>
-            <w:r>
-              <w:rPr>
-                <w:rFonts w:cs="Times New Roman"/>
+              <w:instrText xml:space="preserve"> PAGEREF _Toc231107515 \h </w:instrText>
+            </w:r>
+            <w:r>
+              <w:rPr>
                 <w:noProof/>
                 <w:webHidden/>
               </w:rPr>
             </w:r>
             <w:r>
               <w:rPr>
-                <w:rFonts w:cs="Times New Roman"/>
                 <w:noProof/>
                 <w:webHidden/>
               </w:rPr>
@@ -1612,15 +1523,13 @@
             </w:r>
             <w:r>
               <w:rPr>
-                <w:rFonts w:cs="Times New Roman"/>
                 <w:noProof/>
                 <w:webHidden/>
               </w:rPr>
-              <w:t>16</w:t>
-            </w:r>
-            <w:r>
-              <w:rPr>
-                <w:rFonts w:cs="Times New Roman"/>
+              <w:t>15</w:t>
+            </w:r>
+            <w:r>
+              <w:rPr>
                 <w:noProof/>
                 <w:webHidden/>
               </w:rPr>
@@ -1634,28 +1543,24 @@
             <w:tabs>
               <w:tab w:val="right" w:leader="dot" w:pos="9344"/>
             </w:tabs>
+            <w:ind w:firstLine="0"/>
             <w:rPr>
-              <w:rFonts w:eastAsiaTheme="minorEastAsia" w:cs="Times New Roman"/>
+              <w:rFonts w:asciiTheme="minorHAnsi" w:eastAsiaTheme="minorEastAsia" w:hAnsiTheme="minorHAnsi"/>
               <w:noProof/>
-              <w:kern w:val="2"/>
-              <w:sz w:val="24"/>
-              <w:szCs w:val="24"/>
+              <w:sz w:val="22"/>
               <w:lang w:eastAsia="ru-RU"/>
-              <w14:ligatures w14:val="standardContextual"/>
             </w:rPr>
           </w:pPr>
-          <w:hyperlink w:anchor="_Toc230250330" w:history="1">
+          <w:hyperlink w:anchor="_Toc231107516" w:history="1">
             <w:r>
               <w:rPr>
                 <w:rStyle w:val="aff1"/>
-                <w:rFonts w:cs="Times New Roman"/>
                 <w:noProof/>
               </w:rPr>
               <w:t>2.7 Диаграмма состояния объекта бюджет</w:t>
             </w:r>
             <w:r>
               <w:rPr>
-                <w:rFonts w:cs="Times New Roman"/>
                 <w:noProof/>
                 <w:webHidden/>
               </w:rPr>
@@ -1663,7 +1568,6 @@
             </w:r>
             <w:r>
               <w:rPr>
-                <w:rFonts w:cs="Times New Roman"/>
                 <w:noProof/>
                 <w:webHidden/>
               </w:rPr>
@@ -1671,22 +1575,19 @@
             </w:r>
             <w:r>
               <w:rPr>
-                <w:rFonts w:cs="Times New Roman"/>
                 <w:noProof/>
                 <w:webHidden/>
               </w:rPr>
-              <w:instrText xml:space="preserve"> PAGEREF _Toc230250330 \h </w:instrText>
-            </w:r>
-            <w:r>
-              <w:rPr>
-                <w:rFonts w:cs="Times New Roman"/>
+              <w:instrText xml:space="preserve"> PAGEREF _Toc231107516 \h </w:instrText>
+            </w:r>
+            <w:r>
+              <w:rPr>
                 <w:noProof/>
                 <w:webHidden/>
               </w:rPr>
             </w:r>
             <w:r>
               <w:rPr>
-                <w:rFonts w:cs="Times New Roman"/>
                 <w:noProof/>
                 <w:webHidden/>
               </w:rPr>
@@ -1694,15 +1595,13 @@
             </w:r>
             <w:r>
               <w:rPr>
-                <w:rFonts w:cs="Times New Roman"/>
                 <w:noProof/>
                 <w:webHidden/>
               </w:rPr>
-              <w:t>17</w:t>
-            </w:r>
-            <w:r>
-              <w:rPr>
-                <w:rFonts w:cs="Times New Roman"/>
+              <w:t>16</w:t>
+            </w:r>
+            <w:r>
+              <w:rPr>
                 <w:noProof/>
                 <w:webHidden/>
               </w:rPr>
@@ -1716,28 +1615,24 @@
             <w:tabs>
               <w:tab w:val="right" w:leader="dot" w:pos="9344"/>
             </w:tabs>
+            <w:ind w:firstLine="0"/>
             <w:rPr>
-              <w:rFonts w:eastAsiaTheme="minorEastAsia" w:cs="Times New Roman"/>
+              <w:rFonts w:asciiTheme="minorHAnsi" w:eastAsiaTheme="minorEastAsia" w:hAnsiTheme="minorHAnsi"/>
               <w:noProof/>
-              <w:kern w:val="2"/>
-              <w:sz w:val="24"/>
-              <w:szCs w:val="24"/>
+              <w:sz w:val="22"/>
               <w:lang w:eastAsia="ru-RU"/>
-              <w14:ligatures w14:val="standardContextual"/>
             </w:rPr>
           </w:pPr>
-          <w:hyperlink w:anchor="_Toc230250331" w:history="1">
+          <w:hyperlink w:anchor="_Toc231107517" w:history="1">
             <w:r>
               <w:rPr>
                 <w:rStyle w:val="aff1"/>
-                <w:rFonts w:cs="Times New Roman"/>
                 <w:noProof/>
               </w:rPr>
               <w:t>2.8 Деятельность процесса регистрации пользователя</w:t>
             </w:r>
             <w:r>
               <w:rPr>
-                <w:rFonts w:cs="Times New Roman"/>
                 <w:noProof/>
                 <w:webHidden/>
               </w:rPr>
@@ -1745,7 +1640,6 @@
             </w:r>
             <w:r>
               <w:rPr>
-                <w:rFonts w:cs="Times New Roman"/>
                 <w:noProof/>
                 <w:webHidden/>
               </w:rPr>
@@ -1753,22 +1647,19 @@
             </w:r>
             <w:r>
               <w:rPr>
-                <w:rFonts w:cs="Times New Roman"/>
                 <w:noProof/>
                 <w:webHidden/>
               </w:rPr>
-              <w:instrText xml:space="preserve"> PAGEREF _Toc230250331 \h </w:instrText>
-            </w:r>
-            <w:r>
-              <w:rPr>
-                <w:rFonts w:cs="Times New Roman"/>
+              <w:instrText xml:space="preserve"> PAGEREF _Toc231107517 \h </w:instrText>
+            </w:r>
+            <w:r>
+              <w:rPr>
                 <w:noProof/>
                 <w:webHidden/>
               </w:rPr>
             </w:r>
             <w:r>
               <w:rPr>
-                <w:rFonts w:cs="Times New Roman"/>
                 <w:noProof/>
                 <w:webHidden/>
               </w:rPr>
@@ -1776,15 +1667,13 @@
             </w:r>
             <w:r>
               <w:rPr>
-                <w:rFonts w:cs="Times New Roman"/>
                 <w:noProof/>
                 <w:webHidden/>
               </w:rPr>
-              <w:t>19</w:t>
-            </w:r>
-            <w:r>
-              <w:rPr>
-                <w:rFonts w:cs="Times New Roman"/>
+              <w:t>18</w:t>
+            </w:r>
+            <w:r>
+              <w:rPr>
                 <w:noProof/>
                 <w:webHidden/>
               </w:rPr>
@@ -1798,28 +1687,24 @@
             <w:tabs>
               <w:tab w:val="right" w:leader="dot" w:pos="9344"/>
             </w:tabs>
+            <w:ind w:firstLine="0"/>
             <w:rPr>
-              <w:rFonts w:eastAsiaTheme="minorEastAsia" w:cs="Times New Roman"/>
+              <w:rFonts w:asciiTheme="minorHAnsi" w:eastAsiaTheme="minorEastAsia" w:hAnsiTheme="minorHAnsi"/>
               <w:noProof/>
-              <w:kern w:val="2"/>
-              <w:sz w:val="24"/>
-              <w:szCs w:val="24"/>
+              <w:sz w:val="22"/>
               <w:lang w:eastAsia="ru-RU"/>
-              <w14:ligatures w14:val="standardContextual"/>
             </w:rPr>
           </w:pPr>
-          <w:hyperlink w:anchor="_Toc230250332" w:history="1">
+          <w:hyperlink w:anchor="_Toc231107518" w:history="1">
             <w:r>
               <w:rPr>
                 <w:rStyle w:val="aff1"/>
-                <w:rFonts w:cs="Times New Roman"/>
                 <w:noProof/>
               </w:rPr>
               <w:t>2.9 Последовательность взаимодействий при авторизации пользователя</w:t>
             </w:r>
             <w:r>
               <w:rPr>
-                <w:rFonts w:cs="Times New Roman"/>
                 <w:noProof/>
                 <w:webHidden/>
               </w:rPr>
@@ -1827,7 +1712,6 @@
             </w:r>
             <w:r>
               <w:rPr>
-                <w:rFonts w:cs="Times New Roman"/>
                 <w:noProof/>
                 <w:webHidden/>
               </w:rPr>
@@ -1835,22 +1719,19 @@
             </w:r>
             <w:r>
               <w:rPr>
-                <w:rFonts w:cs="Times New Roman"/>
                 <w:noProof/>
                 <w:webHidden/>
               </w:rPr>
-              <w:instrText xml:space="preserve"> PAGEREF _Toc230250332 \h </w:instrText>
-            </w:r>
-            <w:r>
-              <w:rPr>
-                <w:rFonts w:cs="Times New Roman"/>
+              <w:instrText xml:space="preserve"> PAGEREF _Toc231107518 \h </w:instrText>
+            </w:r>
+            <w:r>
+              <w:rPr>
                 <w:noProof/>
                 <w:webHidden/>
               </w:rPr>
             </w:r>
             <w:r>
               <w:rPr>
-                <w:rFonts w:cs="Times New Roman"/>
                 <w:noProof/>
                 <w:webHidden/>
               </w:rPr>
@@ -1858,15 +1739,13 @@
             </w:r>
             <w:r>
               <w:rPr>
-                <w:rFonts w:cs="Times New Roman"/>
                 <w:noProof/>
                 <w:webHidden/>
               </w:rPr>
-              <w:t>20</w:t>
-            </w:r>
-            <w:r>
-              <w:rPr>
-                <w:rFonts w:cs="Times New Roman"/>
+              <w:t>19</w:t>
+            </w:r>
+            <w:r>
+              <w:rPr>
                 <w:noProof/>
                 <w:webHidden/>
               </w:rPr>
@@ -1877,28 +1756,24 @@
         <w:p>
           <w:pPr>
             <w:pStyle w:val="13"/>
+            <w:ind w:firstLine="0"/>
             <w:rPr>
-              <w:rFonts w:eastAsiaTheme="minorEastAsia" w:cs="Times New Roman"/>
+              <w:rFonts w:asciiTheme="minorHAnsi" w:eastAsiaTheme="minorEastAsia" w:hAnsiTheme="minorHAnsi"/>
               <w:noProof/>
-              <w:kern w:val="2"/>
-              <w:sz w:val="24"/>
-              <w:szCs w:val="24"/>
+              <w:sz w:val="22"/>
               <w:lang w:eastAsia="ru-RU"/>
-              <w14:ligatures w14:val="standardContextual"/>
             </w:rPr>
           </w:pPr>
-          <w:hyperlink w:anchor="_Toc230250333" w:history="1">
+          <w:hyperlink w:anchor="_Toc231107519" w:history="1">
             <w:r>
               <w:rPr>
                 <w:rStyle w:val="aff1"/>
-                <w:rFonts w:cs="Times New Roman"/>
                 <w:noProof/>
               </w:rPr>
               <w:t>3. Реализация программы</w:t>
             </w:r>
             <w:r>
               <w:rPr>
-                <w:rFonts w:cs="Times New Roman"/>
                 <w:noProof/>
                 <w:webHidden/>
               </w:rPr>
@@ -1906,7 +1781,6 @@
             </w:r>
             <w:r>
               <w:rPr>
-                <w:rFonts w:cs="Times New Roman"/>
                 <w:noProof/>
                 <w:webHidden/>
               </w:rPr>
@@ -1914,22 +1788,19 @@
             </w:r>
             <w:r>
               <w:rPr>
-                <w:rFonts w:cs="Times New Roman"/>
                 <w:noProof/>
                 <w:webHidden/>
               </w:rPr>
-              <w:instrText xml:space="preserve"> PAGEREF _Toc230250333 \h </w:instrText>
-            </w:r>
-            <w:r>
-              <w:rPr>
-                <w:rFonts w:cs="Times New Roman"/>
+              <w:instrText xml:space="preserve"> PAGEREF _Toc231107519 \h </w:instrText>
+            </w:r>
+            <w:r>
+              <w:rPr>
                 <w:noProof/>
                 <w:webHidden/>
               </w:rPr>
             </w:r>
             <w:r>
               <w:rPr>
-                <w:rFonts w:cs="Times New Roman"/>
                 <w:noProof/>
                 <w:webHidden/>
               </w:rPr>
@@ -1937,15 +1808,13 @@
             </w:r>
             <w:r>
               <w:rPr>
-                <w:rFonts w:cs="Times New Roman"/>
                 <w:noProof/>
                 <w:webHidden/>
               </w:rPr>
-              <w:t>21</w:t>
-            </w:r>
-            <w:r>
-              <w:rPr>
-                <w:rFonts w:cs="Times New Roman"/>
+              <w:t>20</w:t>
+            </w:r>
+            <w:r>
+              <w:rPr>
                 <w:noProof/>
                 <w:webHidden/>
               </w:rPr>
@@ -1959,28 +1828,24 @@
             <w:tabs>
               <w:tab w:val="right" w:leader="dot" w:pos="9344"/>
             </w:tabs>
+            <w:ind w:firstLine="0"/>
             <w:rPr>
-              <w:rFonts w:eastAsiaTheme="minorEastAsia" w:cs="Times New Roman"/>
+              <w:rFonts w:asciiTheme="minorHAnsi" w:eastAsiaTheme="minorEastAsia" w:hAnsiTheme="minorHAnsi"/>
               <w:noProof/>
-              <w:kern w:val="2"/>
-              <w:sz w:val="24"/>
-              <w:szCs w:val="24"/>
+              <w:sz w:val="22"/>
               <w:lang w:eastAsia="ru-RU"/>
-              <w14:ligatures w14:val="standardContextual"/>
             </w:rPr>
           </w:pPr>
-          <w:hyperlink w:anchor="_Toc230250334" w:history="1">
+          <w:hyperlink w:anchor="_Toc231107520" w:history="1">
             <w:r>
               <w:rPr>
                 <w:rStyle w:val="aff1"/>
-                <w:rFonts w:cs="Times New Roman"/>
                 <w:noProof/>
               </w:rPr>
               <w:t>3.1 Разработка дизайна проекта.</w:t>
             </w:r>
             <w:r>
               <w:rPr>
-                <w:rFonts w:cs="Times New Roman"/>
                 <w:noProof/>
                 <w:webHidden/>
               </w:rPr>
@@ -1988,7 +1853,6 @@
             </w:r>
             <w:r>
               <w:rPr>
-                <w:rFonts w:cs="Times New Roman"/>
                 <w:noProof/>
                 <w:webHidden/>
               </w:rPr>
@@ -1996,22 +1860,19 @@
             </w:r>
             <w:r>
               <w:rPr>
-                <w:rFonts w:cs="Times New Roman"/>
                 <w:noProof/>
                 <w:webHidden/>
               </w:rPr>
-              <w:instrText xml:space="preserve"> PAGEREF _Toc230250334 \h </w:instrText>
-            </w:r>
-            <w:r>
-              <w:rPr>
-                <w:rFonts w:cs="Times New Roman"/>
+              <w:instrText xml:space="preserve"> PAGEREF _Toc231107520 \h </w:instrText>
+            </w:r>
+            <w:r>
+              <w:rPr>
                 <w:noProof/>
                 <w:webHidden/>
               </w:rPr>
             </w:r>
             <w:r>
               <w:rPr>
-                <w:rFonts w:cs="Times New Roman"/>
                 <w:noProof/>
                 <w:webHidden/>
               </w:rPr>
@@ -2019,15 +1880,13 @@
             </w:r>
             <w:r>
               <w:rPr>
-                <w:rFonts w:cs="Times New Roman"/>
                 <w:noProof/>
                 <w:webHidden/>
               </w:rPr>
-              <w:t>21</w:t>
-            </w:r>
-            <w:r>
-              <w:rPr>
-                <w:rFonts w:cs="Times New Roman"/>
+              <w:t>20</w:t>
+            </w:r>
+            <w:r>
+              <w:rPr>
                 <w:noProof/>
                 <w:webHidden/>
               </w:rPr>
@@ -2041,21 +1900,18 @@
             <w:tabs>
               <w:tab w:val="right" w:leader="dot" w:pos="9344"/>
             </w:tabs>
+            <w:ind w:firstLine="0"/>
             <w:rPr>
-              <w:rFonts w:eastAsiaTheme="minorEastAsia" w:cs="Times New Roman"/>
+              <w:rFonts w:asciiTheme="minorHAnsi" w:eastAsiaTheme="minorEastAsia" w:hAnsiTheme="minorHAnsi"/>
               <w:noProof/>
-              <w:kern w:val="2"/>
-              <w:sz w:val="24"/>
-              <w:szCs w:val="24"/>
+              <w:sz w:val="22"/>
               <w:lang w:eastAsia="ru-RU"/>
-              <w14:ligatures w14:val="standardContextual"/>
             </w:rPr>
           </w:pPr>
-          <w:hyperlink w:anchor="_Toc230250335" w:history="1">
+          <w:hyperlink w:anchor="_Toc231107521" w:history="1">
             <w:r>
               <w:rPr>
                 <w:rStyle w:val="aff1"/>
-                <w:rFonts w:cs="Times New Roman"/>
                 <w:noProof/>
               </w:rPr>
               <w:t xml:space="preserve">3.2 Создание </w:t>
@@ -2063,7 +1919,6 @@
             <w:r>
               <w:rPr>
                 <w:rStyle w:val="aff1"/>
-                <w:rFonts w:cs="Times New Roman"/>
                 <w:noProof/>
                 <w:lang w:val="en-US"/>
               </w:rPr>
@@ -2072,14 +1927,12 @@
             <w:r>
               <w:rPr>
                 <w:rStyle w:val="aff1"/>
-                <w:rFonts w:cs="Times New Roman"/>
                 <w:noProof/>
               </w:rPr>
               <w:t xml:space="preserve"> диаграммы.</w:t>
             </w:r>
             <w:r>
               <w:rPr>
-                <w:rFonts w:cs="Times New Roman"/>
                 <w:noProof/>
                 <w:webHidden/>
               </w:rPr>
@@ -2087,7 +1940,6 @@
             </w:r>
             <w:r>
               <w:rPr>
-                <w:rFonts w:cs="Times New Roman"/>
                 <w:noProof/>
                 <w:webHidden/>
               </w:rPr>
@@ -2095,22 +1947,19 @@
             </w:r>
             <w:r>
               <w:rPr>
-                <w:rFonts w:cs="Times New Roman"/>
                 <w:noProof/>
                 <w:webHidden/>
               </w:rPr>
-              <w:instrText xml:space="preserve"> PAGEREF _Toc230250335 \h </w:instrText>
-            </w:r>
-            <w:r>
-              <w:rPr>
-                <w:rFonts w:cs="Times New Roman"/>
+              <w:instrText xml:space="preserve"> PAGEREF _Toc231107521 \h </w:instrText>
+            </w:r>
+            <w:r>
+              <w:rPr>
                 <w:noProof/>
                 <w:webHidden/>
               </w:rPr>
             </w:r>
             <w:r>
               <w:rPr>
-                <w:rFonts w:cs="Times New Roman"/>
                 <w:noProof/>
                 <w:webHidden/>
               </w:rPr>
@@ -2118,15 +1967,13 @@
             </w:r>
             <w:r>
               <w:rPr>
-                <w:rFonts w:cs="Times New Roman"/>
                 <w:noProof/>
                 <w:webHidden/>
               </w:rPr>
-              <w:t>23</w:t>
-            </w:r>
-            <w:r>
-              <w:rPr>
-                <w:rFonts w:cs="Times New Roman"/>
+              <w:t>22</w:t>
+            </w:r>
+            <w:r>
+              <w:rPr>
                 <w:noProof/>
                 <w:webHidden/>
               </w:rPr>
@@ -2140,28 +1987,24 @@
             <w:tabs>
               <w:tab w:val="right" w:leader="dot" w:pos="9344"/>
             </w:tabs>
+            <w:ind w:firstLine="0"/>
             <w:rPr>
-              <w:rFonts w:eastAsiaTheme="minorEastAsia" w:cs="Times New Roman"/>
+              <w:rFonts w:asciiTheme="minorHAnsi" w:eastAsiaTheme="minorEastAsia" w:hAnsiTheme="minorHAnsi"/>
               <w:noProof/>
-              <w:kern w:val="2"/>
-              <w:sz w:val="24"/>
-              <w:szCs w:val="24"/>
+              <w:sz w:val="22"/>
               <w:lang w:eastAsia="ru-RU"/>
-              <w14:ligatures w14:val="standardContextual"/>
             </w:rPr>
           </w:pPr>
-          <w:hyperlink w:anchor="_Toc230250336" w:history="1">
+          <w:hyperlink w:anchor="_Toc231107522" w:history="1">
             <w:r>
               <w:rPr>
                 <w:rStyle w:val="aff1"/>
-                <w:rFonts w:cs="Times New Roman"/>
                 <w:noProof/>
               </w:rPr>
               <w:t>3.3 Модели данных и формы для работы с ними.</w:t>
             </w:r>
             <w:r>
               <w:rPr>
-                <w:rFonts w:cs="Times New Roman"/>
                 <w:noProof/>
                 <w:webHidden/>
               </w:rPr>
@@ -2169,7 +2012,6 @@
             </w:r>
             <w:r>
               <w:rPr>
-                <w:rFonts w:cs="Times New Roman"/>
                 <w:noProof/>
                 <w:webHidden/>
               </w:rPr>
@@ -2177,22 +2019,19 @@
             </w:r>
             <w:r>
               <w:rPr>
-                <w:rFonts w:cs="Times New Roman"/>
                 <w:noProof/>
                 <w:webHidden/>
               </w:rPr>
-              <w:instrText xml:space="preserve"> PAGEREF _Toc230250336 \h </w:instrText>
-            </w:r>
-            <w:r>
-              <w:rPr>
-                <w:rFonts w:cs="Times New Roman"/>
+              <w:instrText xml:space="preserve"> PAGEREF _Toc231107522 \h </w:instrText>
+            </w:r>
+            <w:r>
+              <w:rPr>
                 <w:noProof/>
                 <w:webHidden/>
               </w:rPr>
             </w:r>
             <w:r>
               <w:rPr>
-                <w:rFonts w:cs="Times New Roman"/>
                 <w:noProof/>
                 <w:webHidden/>
               </w:rPr>
@@ -2200,15 +2039,172 @@
             </w:r>
             <w:r>
               <w:rPr>
-                <w:rFonts w:cs="Times New Roman"/>
                 <w:noProof/>
                 <w:webHidden/>
               </w:rPr>
-              <w:t>25</w:t>
-            </w:r>
-            <w:r>
-              <w:rPr>
-                <w:rFonts w:cs="Times New Roman"/>
+              <w:t>24</w:t>
+            </w:r>
+            <w:r>
+              <w:rPr>
+                <w:noProof/>
+                <w:webHidden/>
+              </w:rPr>
+              <w:fldChar w:fldCharType="end"/>
+            </w:r>
+          </w:hyperlink>
+        </w:p>
+        <w:p>
+          <w:pPr>
+            <w:pStyle w:val="24"/>
+            <w:tabs>
+              <w:tab w:val="right" w:leader="dot" w:pos="9344"/>
+            </w:tabs>
+            <w:ind w:firstLine="0"/>
+            <w:rPr>
+              <w:rFonts w:asciiTheme="minorHAnsi" w:eastAsiaTheme="minorEastAsia" w:hAnsiTheme="minorHAnsi"/>
+              <w:noProof/>
+              <w:sz w:val="22"/>
+              <w:lang w:eastAsia="ru-RU"/>
+            </w:rPr>
+          </w:pPr>
+          <w:hyperlink w:anchor="_Toc231107523" w:history="1">
+            <w:r>
+              <w:rPr>
+                <w:rStyle w:val="aff1"/>
+                <w:noProof/>
+              </w:rPr>
+              <w:t xml:space="preserve">3.4 Работа с </w:t>
+            </w:r>
+            <w:r>
+              <w:rPr>
+                <w:rStyle w:val="aff1"/>
+                <w:noProof/>
+                <w:lang w:val="en-US"/>
+              </w:rPr>
+              <w:t>API</w:t>
+            </w:r>
+            <w:r>
+              <w:rPr>
+                <w:rStyle w:val="aff1"/>
+                <w:noProof/>
+              </w:rPr>
+              <w:t xml:space="preserve"> конвертором валют.</w:t>
+            </w:r>
+            <w:r>
+              <w:rPr>
+                <w:noProof/>
+                <w:webHidden/>
+              </w:rPr>
+              <w:tab/>
+            </w:r>
+            <w:r>
+              <w:rPr>
+                <w:noProof/>
+                <w:webHidden/>
+              </w:rPr>
+              <w:fldChar w:fldCharType="begin"/>
+            </w:r>
+            <w:r>
+              <w:rPr>
+                <w:noProof/>
+                <w:webHidden/>
+              </w:rPr>
+              <w:instrText xml:space="preserve"> PAGEREF _Toc231107523 \h </w:instrText>
+            </w:r>
+            <w:r>
+              <w:rPr>
+                <w:noProof/>
+                <w:webHidden/>
+              </w:rPr>
+            </w:r>
+            <w:r>
+              <w:rPr>
+                <w:noProof/>
+                <w:webHidden/>
+              </w:rPr>
+              <w:fldChar w:fldCharType="separate"/>
+            </w:r>
+            <w:r>
+              <w:rPr>
+                <w:noProof/>
+                <w:webHidden/>
+              </w:rPr>
+              <w:t>27</w:t>
+            </w:r>
+            <w:r>
+              <w:rPr>
+                <w:noProof/>
+                <w:webHidden/>
+              </w:rPr>
+              <w:fldChar w:fldCharType="end"/>
+            </w:r>
+          </w:hyperlink>
+        </w:p>
+        <w:p>
+          <w:pPr>
+            <w:pStyle w:val="24"/>
+            <w:tabs>
+              <w:tab w:val="right" w:leader="dot" w:pos="9344"/>
+            </w:tabs>
+            <w:ind w:firstLine="0"/>
+            <w:rPr>
+              <w:rFonts w:asciiTheme="minorHAnsi" w:eastAsiaTheme="minorEastAsia" w:hAnsiTheme="minorHAnsi"/>
+              <w:noProof/>
+              <w:sz w:val="22"/>
+              <w:lang w:eastAsia="ru-RU"/>
+            </w:rPr>
+          </w:pPr>
+          <w:hyperlink w:anchor="_Toc231107524" w:history="1">
+            <w:r>
+              <w:rPr>
+                <w:rStyle w:val="aff1"/>
+                <w:noProof/>
+              </w:rPr>
+              <w:t>3.5 Объединение рабочих версия проекта.</w:t>
+            </w:r>
+            <w:r>
+              <w:rPr>
+                <w:noProof/>
+                <w:webHidden/>
+              </w:rPr>
+              <w:tab/>
+            </w:r>
+            <w:r>
+              <w:rPr>
+                <w:noProof/>
+                <w:webHidden/>
+              </w:rPr>
+              <w:fldChar w:fldCharType="begin"/>
+            </w:r>
+            <w:r>
+              <w:rPr>
+                <w:noProof/>
+                <w:webHidden/>
+              </w:rPr>
+              <w:instrText xml:space="preserve"> PAGEREF _Toc231107524 \h </w:instrText>
+            </w:r>
+            <w:r>
+              <w:rPr>
+                <w:noProof/>
+                <w:webHidden/>
+              </w:rPr>
+            </w:r>
+            <w:r>
+              <w:rPr>
+                <w:noProof/>
+                <w:webHidden/>
+              </w:rPr>
+              <w:fldChar w:fldCharType="separate"/>
+            </w:r>
+            <w:r>
+              <w:rPr>
+                <w:noProof/>
+                <w:webHidden/>
+              </w:rPr>
+              <w:t>28</w:t>
+            </w:r>
+            <w:r>
+              <w:rPr>
                 <w:noProof/>
                 <w:webHidden/>
               </w:rPr>
@@ -2219,29 +2215,24 @@
         <w:p>
           <w:pPr>
             <w:pStyle w:val="13"/>
+            <w:ind w:firstLine="0"/>
             <w:rPr>
-              <w:rFonts w:eastAsiaTheme="minorEastAsia" w:cs="Times New Roman"/>
+              <w:rFonts w:asciiTheme="minorHAnsi" w:eastAsiaTheme="minorEastAsia" w:hAnsiTheme="minorHAnsi"/>
               <w:noProof/>
-              <w:kern w:val="2"/>
-              <w:sz w:val="24"/>
-              <w:szCs w:val="24"/>
+              <w:sz w:val="22"/>
               <w:lang w:eastAsia="ru-RU"/>
-              <w14:ligatures w14:val="standardContextual"/>
             </w:rPr>
           </w:pPr>
-          <w:hyperlink w:anchor="_Toc230250337" w:history="1">
+          <w:hyperlink w:anchor="_Toc231107525" w:history="1">
             <w:r>
               <w:rPr>
                 <w:rStyle w:val="aff1"/>
-                <w:rFonts w:cs="Times New Roman"/>
                 <w:noProof/>
-                <w:lang w:eastAsia="ru-RU"/>
-              </w:rPr>
-              <w:t>ЗАКЛЮЧЕНИЕ</w:t>
-            </w:r>
-            <w:r>
-              <w:rPr>
-                <w:rFonts w:cs="Times New Roman"/>
+              </w:rPr>
+              <w:t>4. Тестовая документация</w:t>
+            </w:r>
+            <w:r>
+              <w:rPr>
                 <w:noProof/>
                 <w:webHidden/>
               </w:rPr>
@@ -2249,7 +2240,6 @@
             </w:r>
             <w:r>
               <w:rPr>
-                <w:rFonts w:cs="Times New Roman"/>
                 <w:noProof/>
                 <w:webHidden/>
               </w:rPr>
@@ -2257,22 +2247,19 @@
             </w:r>
             <w:r>
               <w:rPr>
-                <w:rFonts w:cs="Times New Roman"/>
                 <w:noProof/>
                 <w:webHidden/>
               </w:rPr>
-              <w:instrText xml:space="preserve"> PAGEREF _Toc230250337 \h </w:instrText>
-            </w:r>
-            <w:r>
-              <w:rPr>
-                <w:rFonts w:cs="Times New Roman"/>
+              <w:instrText xml:space="preserve"> PAGEREF _Toc231107525 \h </w:instrText>
+            </w:r>
+            <w:r>
+              <w:rPr>
                 <w:noProof/>
                 <w:webHidden/>
               </w:rPr>
             </w:r>
             <w:r>
               <w:rPr>
-                <w:rFonts w:cs="Times New Roman"/>
                 <w:noProof/>
                 <w:webHidden/>
               </w:rPr>
@@ -2280,7 +2267,6 @@
             </w:r>
             <w:r>
               <w:rPr>
-                <w:rFonts w:cs="Times New Roman"/>
                 <w:noProof/>
                 <w:webHidden/>
               </w:rPr>
@@ -2288,7 +2274,6 @@
             </w:r>
             <w:r>
               <w:rPr>
-                <w:rFonts w:cs="Times New Roman"/>
                 <w:noProof/>
                 <w:webHidden/>
               </w:rPr>
@@ -2298,30 +2283,28 @@
         </w:p>
         <w:p>
           <w:pPr>
-            <w:pStyle w:val="13"/>
+            <w:pStyle w:val="24"/>
+            <w:tabs>
+              <w:tab w:val="right" w:leader="dot" w:pos="9344"/>
+            </w:tabs>
+            <w:ind w:firstLine="0"/>
             <w:rPr>
-              <w:rFonts w:eastAsiaTheme="minorEastAsia" w:cs="Times New Roman"/>
+              <w:rFonts w:asciiTheme="minorHAnsi" w:eastAsiaTheme="minorEastAsia" w:hAnsiTheme="minorHAnsi"/>
               <w:noProof/>
-              <w:kern w:val="2"/>
-              <w:sz w:val="24"/>
-              <w:szCs w:val="24"/>
+              <w:sz w:val="22"/>
               <w:lang w:eastAsia="ru-RU"/>
-              <w14:ligatures w14:val="standardContextual"/>
             </w:rPr>
           </w:pPr>
-          <w:hyperlink w:anchor="_Toc230250338" w:history="1">
+          <w:hyperlink w:anchor="_Toc231107526" w:history="1">
             <w:r>
               <w:rPr>
                 <w:rStyle w:val="aff1"/>
-                <w:rFonts w:cs="Times New Roman"/>
                 <w:noProof/>
-                <w:lang w:eastAsia="ru-RU"/>
-              </w:rPr>
-              <w:t>ПРИЛОЖЕНИЕ А</w:t>
-            </w:r>
-            <w:r>
-              <w:rPr>
-                <w:rFonts w:cs="Times New Roman"/>
+              </w:rPr>
+              <w:t>4.1 План тестирования</w:t>
+            </w:r>
+            <w:r>
+              <w:rPr>
                 <w:noProof/>
                 <w:webHidden/>
               </w:rPr>
@@ -2329,7 +2312,6 @@
             </w:r>
             <w:r>
               <w:rPr>
-                <w:rFonts w:cs="Times New Roman"/>
                 <w:noProof/>
                 <w:webHidden/>
               </w:rPr>
@@ -2337,22 +2319,19 @@
             </w:r>
             <w:r>
               <w:rPr>
-                <w:rFonts w:cs="Times New Roman"/>
                 <w:noProof/>
                 <w:webHidden/>
               </w:rPr>
-              <w:instrText xml:space="preserve"> PAGEREF _Toc230250338 \h </w:instrText>
-            </w:r>
-            <w:r>
-              <w:rPr>
-                <w:rFonts w:cs="Times New Roman"/>
+              <w:instrText xml:space="preserve"> PAGEREF _Toc231107526 \h </w:instrText>
+            </w:r>
+            <w:r>
+              <w:rPr>
                 <w:noProof/>
                 <w:webHidden/>
               </w:rPr>
             </w:r>
             <w:r>
               <w:rPr>
-                <w:rFonts w:cs="Times New Roman"/>
                 <w:noProof/>
                 <w:webHidden/>
               </w:rPr>
@@ -2360,15 +2339,171 @@
             </w:r>
             <w:r>
               <w:rPr>
-                <w:rFonts w:cs="Times New Roman"/>
                 <w:noProof/>
                 <w:webHidden/>
               </w:rPr>
-              <w:t>30</w:t>
-            </w:r>
-            <w:r>
-              <w:rPr>
-                <w:rFonts w:cs="Times New Roman"/>
+              <w:t>29</w:t>
+            </w:r>
+            <w:r>
+              <w:rPr>
+                <w:noProof/>
+                <w:webHidden/>
+              </w:rPr>
+              <w:fldChar w:fldCharType="end"/>
+            </w:r>
+          </w:hyperlink>
+        </w:p>
+        <w:p>
+          <w:pPr>
+            <w:pStyle w:val="24"/>
+            <w:tabs>
+              <w:tab w:val="right" w:leader="dot" w:pos="9344"/>
+            </w:tabs>
+            <w:ind w:firstLine="0"/>
+            <w:rPr>
+              <w:rFonts w:asciiTheme="minorHAnsi" w:eastAsiaTheme="minorEastAsia" w:hAnsiTheme="minorHAnsi"/>
+              <w:noProof/>
+              <w:sz w:val="22"/>
+              <w:lang w:eastAsia="ru-RU"/>
+            </w:rPr>
+          </w:pPr>
+          <w:hyperlink w:anchor="_Toc231107527" w:history="1">
+            <w:r>
+              <w:rPr>
+                <w:rStyle w:val="aff1"/>
+                <w:noProof/>
+              </w:rPr>
+              <w:t>4.2 Разраб</w:t>
+            </w:r>
+            <w:r>
+              <w:rPr>
+                <w:rStyle w:val="aff1"/>
+                <w:noProof/>
+              </w:rPr>
+              <w:t>о</w:t>
+            </w:r>
+            <w:r>
+              <w:rPr>
+                <w:rStyle w:val="aff1"/>
+                <w:noProof/>
+              </w:rPr>
+              <w:t>тка тестовых сценариев (тест-кейсы)</w:t>
+            </w:r>
+            <w:r>
+              <w:rPr>
+                <w:noProof/>
+                <w:webHidden/>
+              </w:rPr>
+              <w:tab/>
+            </w:r>
+            <w:r>
+              <w:rPr>
+                <w:noProof/>
+                <w:webHidden/>
+              </w:rPr>
+              <w:fldChar w:fldCharType="begin"/>
+            </w:r>
+            <w:r>
+              <w:rPr>
+                <w:noProof/>
+                <w:webHidden/>
+              </w:rPr>
+              <w:instrText xml:space="preserve"> PAGEREF _Toc231107527 \h </w:instrText>
+            </w:r>
+            <w:r>
+              <w:rPr>
+                <w:noProof/>
+                <w:webHidden/>
+              </w:rPr>
+            </w:r>
+            <w:r>
+              <w:rPr>
+                <w:noProof/>
+                <w:webHidden/>
+              </w:rPr>
+              <w:fldChar w:fldCharType="separate"/>
+            </w:r>
+            <w:r>
+              <w:rPr>
+                <w:noProof/>
+                <w:webHidden/>
+              </w:rPr>
+              <w:t>32</w:t>
+            </w:r>
+            <w:r>
+              <w:rPr>
+                <w:noProof/>
+                <w:webHidden/>
+              </w:rPr>
+              <w:fldChar w:fldCharType="end"/>
+            </w:r>
+          </w:hyperlink>
+        </w:p>
+        <w:p>
+          <w:pPr>
+            <w:pStyle w:val="24"/>
+            <w:tabs>
+              <w:tab w:val="right" w:leader="dot" w:pos="9344"/>
+            </w:tabs>
+            <w:ind w:firstLine="0"/>
+            <w:rPr>
+              <w:rFonts w:asciiTheme="minorHAnsi" w:eastAsiaTheme="minorEastAsia" w:hAnsiTheme="minorHAnsi"/>
+              <w:noProof/>
+              <w:sz w:val="22"/>
+              <w:lang w:eastAsia="ru-RU"/>
+            </w:rPr>
+          </w:pPr>
+          <w:hyperlink w:anchor="_Toc231107528" w:history="1">
+            <w:r>
+              <w:rPr>
+                <w:rStyle w:val="aff1"/>
+                <w:noProof/>
+              </w:rPr>
+              <w:t>4.3 Анализ результатов тестирования</w:t>
+            </w:r>
+            <w:r>
+              <w:rPr>
+                <w:noProof/>
+                <w:webHidden/>
+              </w:rPr>
+              <w:tab/>
+            </w:r>
+            <w:r>
+              <w:rPr>
+                <w:noProof/>
+                <w:webHidden/>
+              </w:rPr>
+              <w:fldChar w:fldCharType="begin"/>
+            </w:r>
+            <w:r>
+              <w:rPr>
+                <w:noProof/>
+                <w:webHidden/>
+              </w:rPr>
+              <w:instrText xml:space="preserve"> PAGEREF _Toc231107528 \h </w:instrText>
+            </w:r>
+            <w:r>
+              <w:rPr>
+                <w:noProof/>
+                <w:webHidden/>
+              </w:rPr>
+            </w:r>
+            <w:r>
+              <w:rPr>
+                <w:noProof/>
+                <w:webHidden/>
+              </w:rPr>
+              <w:fldChar w:fldCharType="separate"/>
+            </w:r>
+            <w:r>
+              <w:rPr>
+                <w:noProof/>
+                <w:webHidden/>
+              </w:rPr>
+              <w:t>32</w:t>
+            </w:r>
+            <w:r>
+              <w:rPr>
                 <w:noProof/>
                 <w:webHidden/>
               </w:rPr>
@@ -2382,25 +2517,21 @@
             <w:rPr>
               <w:rFonts w:asciiTheme="minorHAnsi" w:eastAsiaTheme="minorEastAsia" w:hAnsiTheme="minorHAnsi"/>
               <w:noProof/>
-              <w:kern w:val="2"/>
-              <w:sz w:val="24"/>
-              <w:szCs w:val="24"/>
+              <w:sz w:val="22"/>
               <w:lang w:eastAsia="ru-RU"/>
-              <w14:ligatures w14:val="standardContextual"/>
             </w:rPr>
           </w:pPr>
-          <w:hyperlink w:anchor="_Toc230250352" w:history="1">
+          <w:hyperlink w:anchor="_Toc231107529" w:history="1">
             <w:r>
               <w:rPr>
                 <w:rStyle w:val="aff1"/>
-                <w:rFonts w:cs="Times New Roman"/>
                 <w:noProof/>
-              </w:rPr>
-              <w:t>ПРИЛОЖЕНИЕ Б</w:t>
-            </w:r>
-            <w:r>
-              <w:rPr>
-                <w:rFonts w:cs="Times New Roman"/>
+                <w:lang w:eastAsia="ru-RU"/>
+              </w:rPr>
+              <w:t>ЗАКЛЮЧЕНИЕ</w:t>
+            </w:r>
+            <w:r>
+              <w:rPr>
                 <w:noProof/>
                 <w:webHidden/>
               </w:rPr>
@@ -2408,7 +2539,6 @@
             </w:r>
             <w:r>
               <w:rPr>
-                <w:rFonts w:cs="Times New Roman"/>
                 <w:noProof/>
                 <w:webHidden/>
               </w:rPr>
@@ -2416,22 +2546,19 @@
             </w:r>
             <w:r>
               <w:rPr>
-                <w:rFonts w:cs="Times New Roman"/>
                 <w:noProof/>
                 <w:webHidden/>
               </w:rPr>
-              <w:instrText xml:space="preserve"> PAGEREF _Toc230250352 \h </w:instrText>
-            </w:r>
-            <w:r>
-              <w:rPr>
-                <w:rFonts w:cs="Times New Roman"/>
+              <w:instrText xml:space="preserve"> PAGEREF _Toc231107529 \h </w:instrText>
+            </w:r>
+            <w:r>
+              <w:rPr>
                 <w:noProof/>
                 <w:webHidden/>
               </w:rPr>
             </w:r>
             <w:r>
               <w:rPr>
-                <w:rFonts w:cs="Times New Roman"/>
                 <w:noProof/>
                 <w:webHidden/>
               </w:rPr>
@@ -2439,15 +2566,82 @@
             </w:r>
             <w:r>
               <w:rPr>
-                <w:rFonts w:cs="Times New Roman"/>
                 <w:noProof/>
                 <w:webHidden/>
               </w:rPr>
-              <w:t>47</w:t>
-            </w:r>
-            <w:r>
-              <w:rPr>
-                <w:rFonts w:cs="Times New Roman"/>
+              <w:t>34</w:t>
+            </w:r>
+            <w:r>
+              <w:rPr>
+                <w:noProof/>
+                <w:webHidden/>
+              </w:rPr>
+              <w:fldChar w:fldCharType="end"/>
+            </w:r>
+          </w:hyperlink>
+        </w:p>
+        <w:p>
+          <w:pPr>
+            <w:pStyle w:val="13"/>
+            <w:rPr>
+              <w:rFonts w:asciiTheme="minorHAnsi" w:eastAsiaTheme="minorEastAsia" w:hAnsiTheme="minorHAnsi"/>
+              <w:noProof/>
+              <w:sz w:val="22"/>
+              <w:lang w:eastAsia="ru-RU"/>
+            </w:rPr>
+          </w:pPr>
+          <w:hyperlink w:anchor="_Toc231107530" w:history="1">
+            <w:r>
+              <w:rPr>
+                <w:rStyle w:val="aff1"/>
+                <w:noProof/>
+                <w:lang w:eastAsia="ru-RU"/>
+              </w:rPr>
+              <w:t>ПРИЛОЖЕНИЕ А</w:t>
+            </w:r>
+            <w:r>
+              <w:rPr>
+                <w:noProof/>
+                <w:webHidden/>
+              </w:rPr>
+              <w:tab/>
+            </w:r>
+            <w:r>
+              <w:rPr>
+                <w:noProof/>
+                <w:webHidden/>
+              </w:rPr>
+              <w:fldChar w:fldCharType="begin"/>
+            </w:r>
+            <w:r>
+              <w:rPr>
+                <w:noProof/>
+                <w:webHidden/>
+              </w:rPr>
+              <w:instrText xml:space="preserve"> PAGEREF _Toc231107530 \h </w:instrText>
+            </w:r>
+            <w:r>
+              <w:rPr>
+                <w:noProof/>
+                <w:webHidden/>
+              </w:rPr>
+            </w:r>
+            <w:r>
+              <w:rPr>
+                <w:noProof/>
+                <w:webHidden/>
+              </w:rPr>
+              <w:fldChar w:fldCharType="separate"/>
+            </w:r>
+            <w:r>
+              <w:rPr>
+                <w:noProof/>
+                <w:webHidden/>
+              </w:rPr>
+              <w:t>35</w:t>
+            </w:r>
+            <w:r>
+              <w:rPr>
                 <w:noProof/>
                 <w:webHidden/>
               </w:rPr>
@@ -2505,8 +2699,8 @@
       </w:pPr>
       <w:bookmarkStart w:id="2" w:name="_Toc229937647"/>
       <w:bookmarkStart w:id="3" w:name="_Toc229991862"/>
-      <w:bookmarkStart w:id="4" w:name="_Toc230250321"/>
-      <w:bookmarkStart w:id="5" w:name="_Toc230987816"/>
+      <w:bookmarkStart w:id="4" w:name="_Toc230987816"/>
+      <w:bookmarkStart w:id="5" w:name="_Toc231107507"/>
       <w:r>
         <w:rPr>
           <w:lang w:eastAsia="ru-RU"/>
@@ -2886,8 +3080,8 @@
       </w:pPr>
       <w:bookmarkStart w:id="6" w:name="_Toc229937648"/>
       <w:bookmarkStart w:id="7" w:name="_Toc229991863"/>
-      <w:bookmarkStart w:id="8" w:name="_Toc230250322"/>
-      <w:bookmarkStart w:id="9" w:name="_Toc230987817"/>
+      <w:bookmarkStart w:id="8" w:name="_Toc230987817"/>
+      <w:bookmarkStart w:id="9" w:name="_Toc231107508"/>
       <w:r>
         <w:lastRenderedPageBreak/>
         <w:t xml:space="preserve">1. </w:t>
@@ -3082,14 +3276,27 @@
       <w:r>
         <w:t xml:space="preserve">Рисунок </w:t>
       </w:r>
-      <w:fldSimple w:instr=" SEQ Рисунок \* ARABIC ">
-        <w:r>
-          <w:rPr>
-            <w:noProof/>
-          </w:rPr>
-          <w:t>1</w:t>
-        </w:r>
-      </w:fldSimple>
+      <w:r>
+        <w:fldChar w:fldCharType="begin"/>
+      </w:r>
+      <w:r>
+        <w:instrText xml:space="preserve"> SEQ Рисунок \* ARABIC </w:instrText>
+      </w:r>
+      <w:r>
+        <w:fldChar w:fldCharType="separate"/>
+      </w:r>
+      <w:r>
+        <w:rPr>
+          <w:noProof/>
+        </w:rPr>
+        <w:t>1</w:t>
+      </w:r>
+      <w:r>
+        <w:rPr>
+          <w:noProof/>
+        </w:rPr>
+        <w:fldChar w:fldCharType="end"/>
+      </w:r>
       <w:r>
         <w:t xml:space="preserve">. Репризиторий </w:t>
       </w:r>
@@ -3157,14 +3364,27 @@
       <w:r>
         <w:t xml:space="preserve">Рисунок </w:t>
       </w:r>
-      <w:fldSimple w:instr=" SEQ Рисунок \* ARABIC ">
-        <w:r>
-          <w:rPr>
-            <w:noProof/>
-          </w:rPr>
-          <w:t>2</w:t>
-        </w:r>
-      </w:fldSimple>
+      <w:r>
+        <w:fldChar w:fldCharType="begin"/>
+      </w:r>
+      <w:r>
+        <w:instrText xml:space="preserve"> SEQ Рисунок \* ARABIC </w:instrText>
+      </w:r>
+      <w:r>
+        <w:fldChar w:fldCharType="separate"/>
+      </w:r>
+      <w:r>
+        <w:rPr>
+          <w:noProof/>
+        </w:rPr>
+        <w:t>2</w:t>
+      </w:r>
+      <w:r>
+        <w:rPr>
+          <w:noProof/>
+        </w:rPr>
+        <w:fldChar w:fldCharType="end"/>
+      </w:r>
       <w:r>
         <w:t xml:space="preserve">. </w:t>
       </w:r>
@@ -3237,14 +3457,27 @@
       <w:r>
         <w:t xml:space="preserve">Рисунок </w:t>
       </w:r>
-      <w:fldSimple w:instr=" SEQ Рисунок \* ARABIC ">
-        <w:r>
-          <w:rPr>
-            <w:noProof/>
-          </w:rPr>
-          <w:t>3</w:t>
-        </w:r>
-      </w:fldSimple>
+      <w:r>
+        <w:fldChar w:fldCharType="begin"/>
+      </w:r>
+      <w:r>
+        <w:instrText xml:space="preserve"> SEQ Рисунок \* ARABIC </w:instrText>
+      </w:r>
+      <w:r>
+        <w:fldChar w:fldCharType="separate"/>
+      </w:r>
+      <w:r>
+        <w:rPr>
+          <w:noProof/>
+        </w:rPr>
+        <w:t>3</w:t>
+      </w:r>
+      <w:r>
+        <w:rPr>
+          <w:noProof/>
+        </w:rPr>
+        <w:fldChar w:fldCharType="end"/>
+      </w:r>
       <w:r>
         <w:t xml:space="preserve">. </w:t>
       </w:r>
@@ -3267,8 +3500,8 @@
       </w:pPr>
       <w:bookmarkStart w:id="10" w:name="_Toc229937649"/>
       <w:bookmarkStart w:id="11" w:name="_Toc229991864"/>
-      <w:bookmarkStart w:id="12" w:name="_Toc230250323"/>
-      <w:bookmarkStart w:id="13" w:name="_Toc230987818"/>
+      <w:bookmarkStart w:id="12" w:name="_Toc230987818"/>
+      <w:bookmarkStart w:id="13" w:name="_Toc231107509"/>
       <w:r>
         <w:rPr>
           <w:lang w:eastAsia="ru-RU"/>
@@ -3300,8 +3533,8 @@
         </w:rPr>
       </w:pPr>
       <w:bookmarkStart w:id="14" w:name="_Toc229991865"/>
-      <w:bookmarkStart w:id="15" w:name="_Toc230250324"/>
-      <w:bookmarkStart w:id="16" w:name="_Toc230987819"/>
+      <w:bookmarkStart w:id="15" w:name="_Toc230987819"/>
+      <w:bookmarkStart w:id="16" w:name="_Toc231107510"/>
       <w:r>
         <w:rPr>
           <w:lang w:eastAsia="ru-RU"/>
@@ -3516,14 +3749,14 @@
         <w:rPr>
           <w:lang w:eastAsia="ru-RU"/>
         </w:rPr>
-        <w:t xml:space="preserve">Диаграммы классов, вариантов использования, компонентов и развертывания общие для всей системы, остальные диаграммы создаются для каждого отдельного элемента. В результате были выделены 3 элемента: бюджет, пользователь (регистрация, авторизация) и система мониторинга </w:t>
+        <w:t>Диаграммы классов, вариантов использования, компонентов и развертывания общие для всей системы, остальные диаграммы создаются для каждого отдельного элемента. В результате были выделены 3 элемента: бюджет, поль</w:t>
       </w:r>
       <w:r>
         <w:rPr>
           <w:lang w:eastAsia="ru-RU"/>
         </w:rPr>
         <w:lastRenderedPageBreak/>
-        <w:t>безопасности. Далее данная задача была добавлена в канбан доску</w:t>
+        <w:t>зователь (регистрация, авторизация) и система мониторинга безопасности. Далее данная задача была добавлена в канбан доску</w:t>
       </w:r>
       <w:r>
         <w:rPr>
@@ -3605,14 +3838,27 @@
       <w:r>
         <w:t xml:space="preserve">Рисунок </w:t>
       </w:r>
-      <w:fldSimple w:instr=" SEQ Рисунок \* ARABIC ">
-        <w:r>
-          <w:rPr>
-            <w:noProof/>
-          </w:rPr>
-          <w:t>4</w:t>
-        </w:r>
-      </w:fldSimple>
+      <w:r>
+        <w:fldChar w:fldCharType="begin"/>
+      </w:r>
+      <w:r>
+        <w:instrText xml:space="preserve"> SEQ Рисунок \* ARABIC </w:instrText>
+      </w:r>
+      <w:r>
+        <w:fldChar w:fldCharType="separate"/>
+      </w:r>
+      <w:r>
+        <w:rPr>
+          <w:noProof/>
+        </w:rPr>
+        <w:t>4</w:t>
+      </w:r>
+      <w:r>
+        <w:rPr>
+          <w:noProof/>
+        </w:rPr>
+        <w:fldChar w:fldCharType="end"/>
+      </w:r>
       <w:r>
         <w:t>. Задача на создание диаграмм на канбан доске</w:t>
       </w:r>
@@ -3622,8 +3868,8 @@
         <w:pStyle w:val="2"/>
       </w:pPr>
       <w:bookmarkStart w:id="17" w:name="_Toc229991866"/>
-      <w:bookmarkStart w:id="18" w:name="_Toc230250325"/>
-      <w:bookmarkStart w:id="19" w:name="_Toc230987820"/>
+      <w:bookmarkStart w:id="18" w:name="_Toc230987820"/>
+      <w:bookmarkStart w:id="19" w:name="_Toc231107511"/>
       <w:r>
         <w:t>2.</w:t>
       </w:r>
@@ -3693,11 +3939,8 @@
     </w:p>
     <w:p>
       <w:r>
-        <w:t xml:space="preserve">Пользователь: просмотр разговорника (100 базовых фраз), просмотр статей о правилах страны и списке что необходимо взять, просмотр топа-10 </w:t>
-      </w:r>
-      <w:r>
         <w:lastRenderedPageBreak/>
-        <w:t>полезных локальных приложений, конвертация валют, подсчёт добавочного налога на покупку, установка лимита трат на поездку, учёт расходов с привязкой к карте, получение пороговых уведомлений о перерасходе, получение push-уведомлений об опасности (протесты, стихийных бедствиях), оплата покупки с интеграцией платёжных систем.</w:t>
+        <w:t>Пользователь: просмотр разговорника (100 базовых фраз), просмотр статей о правилах страны и списке что необходимо взять, просмотр топа-10 полезных локальных приложений, конвертация валют, подсчёт добавочного налога на покупку, установка лимита трат на поездку, учёт расходов с привязкой к карте, получение пороговых уведомлений о перерасходе, получение push-уведомлений об опасности (протесты, стихийных бедствиях), оплата покупки с интеграцией платёжных систем.</w:t>
       </w:r>
     </w:p>
     <w:p>
@@ -3794,14 +4037,27 @@
       <w:r>
         <w:t xml:space="preserve">Рисунок </w:t>
       </w:r>
-      <w:fldSimple w:instr=" SEQ Рисунок \* ARABIC ">
-        <w:r>
-          <w:rPr>
-            <w:noProof/>
-          </w:rPr>
-          <w:t>5</w:t>
-        </w:r>
-      </w:fldSimple>
+      <w:r>
+        <w:fldChar w:fldCharType="begin"/>
+      </w:r>
+      <w:r>
+        <w:instrText xml:space="preserve"> SEQ Рисунок \* ARABIC </w:instrText>
+      </w:r>
+      <w:r>
+        <w:fldChar w:fldCharType="separate"/>
+      </w:r>
+      <w:r>
+        <w:rPr>
+          <w:noProof/>
+        </w:rPr>
+        <w:t>5</w:t>
+      </w:r>
+      <w:r>
+        <w:rPr>
+          <w:noProof/>
+        </w:rPr>
+        <w:fldChar w:fldCharType="end"/>
+      </w:r>
       <w:r>
         <w:t>. Диаграмма использования для системы ГПС</w:t>
       </w:r>
@@ -3811,8 +4067,8 @@
         <w:pStyle w:val="2"/>
       </w:pPr>
       <w:bookmarkStart w:id="20" w:name="_Toc229991867"/>
-      <w:bookmarkStart w:id="21" w:name="_Toc230250326"/>
-      <w:bookmarkStart w:id="22" w:name="_Toc230987821"/>
+      <w:bookmarkStart w:id="21" w:name="_Toc230987821"/>
+      <w:bookmarkStart w:id="22" w:name="_Toc231107512"/>
       <w:r>
         <w:t>2.</w:t>
       </w:r>
@@ -3882,12 +4138,12 @@
     </w:p>
     <w:p>
       <w:r>
+        <w:t>Фраза. Атрибуты: фраза на исходном языке, перевод, транскрипция.</w:t>
+      </w:r>
+    </w:p>
+    <w:p>
+      <w:r>
         <w:lastRenderedPageBreak/>
-        <w:t>Фраза. Атрибуты: фраза на исходном языке, перевод, транскрипция.</w:t>
-      </w:r>
-    </w:p>
-    <w:p>
-      <w:r>
         <w:t>Локальное приложение. Атрибуты: наименование, описание, логотип. Связано композицией со страной (т.к локальные приложения для страны не нужны без неё).</w:t>
       </w:r>
     </w:p>
@@ -3952,14 +4208,27 @@
       <w:r>
         <w:t xml:space="preserve">Рисунок </w:t>
       </w:r>
-      <w:fldSimple w:instr=" SEQ Рисунок \* ARABIC ">
-        <w:r>
-          <w:rPr>
-            <w:noProof/>
-          </w:rPr>
-          <w:t>6</w:t>
-        </w:r>
-      </w:fldSimple>
+      <w:r>
+        <w:fldChar w:fldCharType="begin"/>
+      </w:r>
+      <w:r>
+        <w:instrText xml:space="preserve"> SEQ Рисунок \* ARABIC </w:instrText>
+      </w:r>
+      <w:r>
+        <w:fldChar w:fldCharType="separate"/>
+      </w:r>
+      <w:r>
+        <w:rPr>
+          <w:noProof/>
+        </w:rPr>
+        <w:t>6</w:t>
+      </w:r>
+      <w:r>
+        <w:rPr>
+          <w:noProof/>
+        </w:rPr>
+        <w:fldChar w:fldCharType="end"/>
+      </w:r>
       <w:r>
         <w:t>. Диаграмма классов для системы ГПС</w:t>
       </w:r>
@@ -3969,8 +4238,8 @@
         <w:pStyle w:val="2"/>
       </w:pPr>
       <w:bookmarkStart w:id="23" w:name="_Toc229991868"/>
-      <w:bookmarkStart w:id="24" w:name="_Toc230250327"/>
-      <w:bookmarkStart w:id="25" w:name="_Toc230987822"/>
+      <w:bookmarkStart w:id="24" w:name="_Toc230987822"/>
+      <w:bookmarkStart w:id="25" w:name="_Toc231107513"/>
       <w:r>
         <w:t>2.</w:t>
       </w:r>
@@ -3989,15 +4258,12 @@
     </w:p>
     <w:p>
       <w:r>
-        <w:t xml:space="preserve">Диаграмма деятельности описывает процесс управления бюджетом поездки в системе планирования путешествий. Процесс инициируется клиентом, который последовательно задаёт бюджет, устанавливает дневное ограничение расходов и включает пороговые уведомления. После ввода всех данных система выполняет проверку их корректности. Если данные </w:t>
-      </w:r>
+        <w:t>Диаграмма деятельности описывает процесс управления бюджетом поездки в системе планирования путешествий. Процесс инициируется клиентом, который последовательно задаёт бюджет, устанавливает дневное ограничение расходов и включает пороговые уведомления. После ввода всех данных система выполняет проверку их корректности. Если данные некорректны, система отображает сообщение об ошибке, после чего клиенту выводится ошибка.</w:t>
+      </w:r>
+    </w:p>
+    <w:p>
       <w:r>
         <w:lastRenderedPageBreak/>
-        <w:t>некорректны, система отображает сообщение об ошибке, после чего клиенту выводится ошибка.</w:t>
-      </w:r>
-    </w:p>
-    <w:p>
-      <w:r>
         <w:t>Если данные корректны, система переходит к сохранению установленных ограничений в базе данных. После успешного сохранения система отображает клиенту внесённые изменения в пользовательском интерфейсе. На этом процесс завершается.</w:t>
       </w:r>
     </w:p>
@@ -4054,14 +4320,27 @@
       <w:r>
         <w:t xml:space="preserve">Рисунок </w:t>
       </w:r>
-      <w:fldSimple w:instr=" SEQ Рисунок \* ARABIC ">
-        <w:r>
-          <w:rPr>
-            <w:noProof/>
-          </w:rPr>
-          <w:t>7</w:t>
-        </w:r>
-      </w:fldSimple>
+      <w:r>
+        <w:fldChar w:fldCharType="begin"/>
+      </w:r>
+      <w:r>
+        <w:instrText xml:space="preserve"> SEQ Рисунок \* ARABIC </w:instrText>
+      </w:r>
+      <w:r>
+        <w:fldChar w:fldCharType="separate"/>
+      </w:r>
+      <w:r>
+        <w:rPr>
+          <w:noProof/>
+        </w:rPr>
+        <w:t>7</w:t>
+      </w:r>
+      <w:r>
+        <w:rPr>
+          <w:noProof/>
+        </w:rPr>
+        <w:fldChar w:fldCharType="end"/>
+      </w:r>
       <w:r>
         <w:t>. Диаграмма деятельности управления бюджетом</w:t>
       </w:r>
@@ -4071,9 +4350,9 @@
         <w:pStyle w:val="2"/>
       </w:pPr>
       <w:bookmarkStart w:id="26" w:name="_Toc229991869"/>
-      <w:bookmarkStart w:id="27" w:name="_Toc230250328"/>
-      <w:bookmarkStart w:id="28" w:name="_Toc230987823"/>
-      <w:bookmarkStart w:id="29" w:name="_Hlk229866844"/>
+      <w:bookmarkStart w:id="27" w:name="_Toc230987823"/>
+      <w:bookmarkStart w:id="28" w:name="_Hlk229866844"/>
+      <w:bookmarkStart w:id="29" w:name="_Toc231107514"/>
       <w:r>
         <w:lastRenderedPageBreak/>
         <w:t>2.</w:t>
@@ -4089,9 +4368,9 @@
       </w:r>
       <w:bookmarkEnd w:id="26"/>
       <w:bookmarkEnd w:id="27"/>
-      <w:bookmarkEnd w:id="28"/>
-    </w:p>
-    <w:bookmarkEnd w:id="29"/>
+      <w:bookmarkEnd w:id="29"/>
+    </w:p>
+    <w:bookmarkEnd w:id="28"/>
     <w:p>
       <w:r>
         <w:t>Процесс начинается в момент, когда клиент хочет зафиксировать новый расход во время поездки. Для этого клиент через интерфейс инициирует действие «Добавить расход», передавая сумму расхода. Интерфейс принимает это действие и формирует запрос к серверу на запись расхода, передавая сумму.</w:t>
@@ -4169,14 +4448,27 @@
       <w:r>
         <w:t xml:space="preserve">Рисунок </w:t>
       </w:r>
-      <w:fldSimple w:instr=" SEQ Рисунок \* ARABIC ">
-        <w:r>
-          <w:rPr>
-            <w:noProof/>
-          </w:rPr>
-          <w:t>8</w:t>
-        </w:r>
-      </w:fldSimple>
+      <w:r>
+        <w:fldChar w:fldCharType="begin"/>
+      </w:r>
+      <w:r>
+        <w:instrText xml:space="preserve"> SEQ Рисунок \* ARABIC </w:instrText>
+      </w:r>
+      <w:r>
+        <w:fldChar w:fldCharType="separate"/>
+      </w:r>
+      <w:r>
+        <w:rPr>
+          <w:noProof/>
+        </w:rPr>
+        <w:t>8</w:t>
+      </w:r>
+      <w:r>
+        <w:rPr>
+          <w:noProof/>
+        </w:rPr>
+        <w:fldChar w:fldCharType="end"/>
+      </w:r>
       <w:r>
         <w:t xml:space="preserve">. </w:t>
       </w:r>
@@ -4189,8 +4481,8 @@
         <w:pStyle w:val="2"/>
       </w:pPr>
       <w:bookmarkStart w:id="30" w:name="_Toc229991870"/>
-      <w:bookmarkStart w:id="31" w:name="_Toc230250329"/>
-      <w:bookmarkStart w:id="32" w:name="_Toc230987824"/>
+      <w:bookmarkStart w:id="31" w:name="_Toc230987824"/>
+      <w:bookmarkStart w:id="32" w:name="_Toc231107515"/>
       <w:r>
         <w:lastRenderedPageBreak/>
         <w:t>2.</w:t>
@@ -4293,14 +4585,27 @@
       <w:r>
         <w:t xml:space="preserve">Рисунок </w:t>
       </w:r>
-      <w:fldSimple w:instr=" SEQ Рисунок \* ARABIC ">
-        <w:r>
-          <w:rPr>
-            <w:noProof/>
-          </w:rPr>
-          <w:t>9</w:t>
-        </w:r>
-      </w:fldSimple>
+      <w:r>
+        <w:fldChar w:fldCharType="begin"/>
+      </w:r>
+      <w:r>
+        <w:instrText xml:space="preserve"> SEQ Рисунок \* ARABIC </w:instrText>
+      </w:r>
+      <w:r>
+        <w:fldChar w:fldCharType="separate"/>
+      </w:r>
+      <w:r>
+        <w:rPr>
+          <w:noProof/>
+        </w:rPr>
+        <w:t>9</w:t>
+      </w:r>
+      <w:r>
+        <w:rPr>
+          <w:noProof/>
+        </w:rPr>
+        <w:fldChar w:fldCharType="end"/>
+      </w:r>
       <w:r>
         <w:t>. Диаграмма последовательности</w:t>
       </w:r>
@@ -4310,8 +4615,8 @@
         <w:pStyle w:val="2"/>
       </w:pPr>
       <w:bookmarkStart w:id="33" w:name="_Toc229991871"/>
-      <w:bookmarkStart w:id="34" w:name="_Toc230250330"/>
-      <w:bookmarkStart w:id="35" w:name="_Toc230987825"/>
+      <w:bookmarkStart w:id="34" w:name="_Toc230987825"/>
+      <w:bookmarkStart w:id="35" w:name="_Toc231107516"/>
       <w:r>
         <w:t>2.</w:t>
       </w:r>
@@ -4407,14 +4712,27 @@
       <w:r>
         <w:t xml:space="preserve">Рисунок </w:t>
       </w:r>
-      <w:fldSimple w:instr=" SEQ Рисунок \* ARABIC ">
-        <w:r>
-          <w:rPr>
-            <w:noProof/>
-          </w:rPr>
-          <w:t>10</w:t>
-        </w:r>
-      </w:fldSimple>
+      <w:r>
+        <w:fldChar w:fldCharType="begin"/>
+      </w:r>
+      <w:r>
+        <w:instrText xml:space="preserve"> SEQ Рисунок \* ARABIC </w:instrText>
+      </w:r>
+      <w:r>
+        <w:fldChar w:fldCharType="separate"/>
+      </w:r>
+      <w:r>
+        <w:rPr>
+          <w:noProof/>
+        </w:rPr>
+        <w:t>10</w:t>
+      </w:r>
+      <w:r>
+        <w:rPr>
+          <w:noProof/>
+        </w:rPr>
+        <w:fldChar w:fldCharType="end"/>
+      </w:r>
       <w:r>
         <w:t xml:space="preserve">. </w:t>
       </w:r>
@@ -4427,8 +4745,8 @@
         <w:pStyle w:val="2"/>
       </w:pPr>
       <w:bookmarkStart w:id="36" w:name="_Toc229991872"/>
-      <w:bookmarkStart w:id="37" w:name="_Toc230250331"/>
-      <w:bookmarkStart w:id="38" w:name="_Toc230987826"/>
+      <w:bookmarkStart w:id="37" w:name="_Toc230987826"/>
+      <w:bookmarkStart w:id="38" w:name="_Toc231107517"/>
       <w:r>
         <w:lastRenderedPageBreak/>
         <w:t>2.</w:t>
@@ -4516,14 +4834,27 @@
       <w:r>
         <w:t xml:space="preserve">Рисунок </w:t>
       </w:r>
-      <w:fldSimple w:instr=" SEQ Рисунок \* ARABIC ">
-        <w:r>
-          <w:rPr>
-            <w:noProof/>
-          </w:rPr>
-          <w:t>11</w:t>
-        </w:r>
-      </w:fldSimple>
+      <w:r>
+        <w:fldChar w:fldCharType="begin"/>
+      </w:r>
+      <w:r>
+        <w:instrText xml:space="preserve"> SEQ Рисунок \* ARABIC </w:instrText>
+      </w:r>
+      <w:r>
+        <w:fldChar w:fldCharType="separate"/>
+      </w:r>
+      <w:r>
+        <w:rPr>
+          <w:noProof/>
+        </w:rPr>
+        <w:t>11</w:t>
+      </w:r>
+      <w:r>
+        <w:rPr>
+          <w:noProof/>
+        </w:rPr>
+        <w:fldChar w:fldCharType="end"/>
+      </w:r>
       <w:r>
         <w:t xml:space="preserve">. </w:t>
       </w:r>
@@ -4536,9 +4867,9 @@
         <w:pStyle w:val="2"/>
       </w:pPr>
       <w:bookmarkStart w:id="39" w:name="_Toc229991873"/>
-      <w:bookmarkStart w:id="40" w:name="_Toc230250332"/>
-      <w:bookmarkStart w:id="41" w:name="_Toc230987827"/>
-      <w:bookmarkStart w:id="42" w:name="_Hlk229871420"/>
+      <w:bookmarkStart w:id="40" w:name="_Toc230987827"/>
+      <w:bookmarkStart w:id="41" w:name="_Hlk229871420"/>
+      <w:bookmarkStart w:id="42" w:name="_Toc231107518"/>
       <w:r>
         <w:lastRenderedPageBreak/>
         <w:t>2.</w:t>
@@ -4560,9 +4891,9 @@
       </w:r>
       <w:bookmarkEnd w:id="39"/>
       <w:bookmarkEnd w:id="40"/>
-      <w:bookmarkEnd w:id="41"/>
-    </w:p>
-    <w:bookmarkEnd w:id="42"/>
+      <w:bookmarkEnd w:id="42"/>
+    </w:p>
+    <w:bookmarkEnd w:id="41"/>
     <w:p>
       <w:r>
         <w:t>Для начала пользователь вводит свой email и пароль в интерфейсе. Данные передаются через интерфейс на сервер, где происходит проверка учётных данных. Сервер выполняет внутреннее действие - сверяет введённый email и пароль с данными, хранящимися в базе.</w:t>
@@ -4638,14 +4969,27 @@
       <w:r>
         <w:t xml:space="preserve">Рисунок </w:t>
       </w:r>
-      <w:fldSimple w:instr=" SEQ Рисунок \* ARABIC ">
-        <w:r>
-          <w:rPr>
-            <w:noProof/>
-          </w:rPr>
-          <w:t>12</w:t>
-        </w:r>
-      </w:fldSimple>
+      <w:r>
+        <w:fldChar w:fldCharType="begin"/>
+      </w:r>
+      <w:r>
+        <w:instrText xml:space="preserve"> SEQ Рисунок \* ARABIC </w:instrText>
+      </w:r>
+      <w:r>
+        <w:fldChar w:fldCharType="separate"/>
+      </w:r>
+      <w:r>
+        <w:rPr>
+          <w:noProof/>
+        </w:rPr>
+        <w:t>12</w:t>
+      </w:r>
+      <w:r>
+        <w:rPr>
+          <w:noProof/>
+        </w:rPr>
+        <w:fldChar w:fldCharType="end"/>
+      </w:r>
       <w:r>
         <w:t xml:space="preserve">. </w:t>
       </w:r>
@@ -4657,8 +5001,8 @@
       <w:pPr>
         <w:pStyle w:val="1"/>
       </w:pPr>
-      <w:bookmarkStart w:id="43" w:name="_Toc230250333"/>
-      <w:bookmarkStart w:id="44" w:name="_Toc230987828"/>
+      <w:bookmarkStart w:id="43" w:name="_Toc230987828"/>
+      <w:bookmarkStart w:id="44" w:name="_Toc231107519"/>
       <w:r>
         <w:lastRenderedPageBreak/>
         <w:t>3. Реализация программы</w:t>
@@ -4670,8 +5014,8 @@
       <w:pPr>
         <w:pStyle w:val="2"/>
       </w:pPr>
-      <w:bookmarkStart w:id="45" w:name="_Toc230250334"/>
-      <w:bookmarkStart w:id="46" w:name="_Toc230987829"/>
+      <w:bookmarkStart w:id="45" w:name="_Toc230987829"/>
+      <w:bookmarkStart w:id="46" w:name="_Toc231107520"/>
       <w:r>
         <w:t>3.1 Разработка дизайна проекта.</w:t>
       </w:r>
@@ -4747,14 +5091,27 @@
       <w:r>
         <w:t xml:space="preserve">Рисунок </w:t>
       </w:r>
-      <w:fldSimple w:instr=" SEQ Рисунок \* ARABIC ">
-        <w:r>
-          <w:rPr>
-            <w:noProof/>
-          </w:rPr>
-          <w:t>13</w:t>
-        </w:r>
-      </w:fldSimple>
+      <w:r>
+        <w:fldChar w:fldCharType="begin"/>
+      </w:r>
+      <w:r>
+        <w:instrText xml:space="preserve"> SEQ Рисунок \* ARABIC </w:instrText>
+      </w:r>
+      <w:r>
+        <w:fldChar w:fldCharType="separate"/>
+      </w:r>
+      <w:r>
+        <w:rPr>
+          <w:noProof/>
+        </w:rPr>
+        <w:t>13</w:t>
+      </w:r>
+      <w:r>
+        <w:rPr>
+          <w:noProof/>
+        </w:rPr>
+        <w:fldChar w:fldCharType="end"/>
+      </w:r>
       <w:r>
         <w:t>. Задача разработка дизайна проекта</w:t>
       </w:r>
@@ -4827,14 +5184,27 @@
       <w:r>
         <w:t xml:space="preserve">Рисунок </w:t>
       </w:r>
-      <w:fldSimple w:instr=" SEQ Рисунок \* ARABIC ">
-        <w:r>
-          <w:rPr>
-            <w:noProof/>
-          </w:rPr>
-          <w:t>14</w:t>
-        </w:r>
-      </w:fldSimple>
+      <w:r>
+        <w:fldChar w:fldCharType="begin"/>
+      </w:r>
+      <w:r>
+        <w:instrText xml:space="preserve"> SEQ Рисунок \* ARABIC </w:instrText>
+      </w:r>
+      <w:r>
+        <w:fldChar w:fldCharType="separate"/>
+      </w:r>
+      <w:r>
+        <w:rPr>
+          <w:noProof/>
+        </w:rPr>
+        <w:t>14</w:t>
+      </w:r>
+      <w:r>
+        <w:rPr>
+          <w:noProof/>
+        </w:rPr>
+        <w:fldChar w:fldCharType="end"/>
+      </w:r>
       <w:r>
         <w:t>. Цветовая гамма проекта</w:t>
       </w:r>
@@ -5027,14 +5397,27 @@
       <w:r>
         <w:t xml:space="preserve">Рисунок </w:t>
       </w:r>
-      <w:fldSimple w:instr=" SEQ Рисунок \* ARABIC ">
-        <w:r>
-          <w:rPr>
-            <w:noProof/>
-          </w:rPr>
-          <w:t>15</w:t>
-        </w:r>
-      </w:fldSimple>
+      <w:r>
+        <w:fldChar w:fldCharType="begin"/>
+      </w:r>
+      <w:r>
+        <w:instrText xml:space="preserve"> SEQ Рисунок \* ARABIC </w:instrText>
+      </w:r>
+      <w:r>
+        <w:fldChar w:fldCharType="separate"/>
+      </w:r>
+      <w:r>
+        <w:rPr>
+          <w:noProof/>
+        </w:rPr>
+        <w:t>15</w:t>
+      </w:r>
+      <w:r>
+        <w:rPr>
+          <w:noProof/>
+        </w:rPr>
+        <w:fldChar w:fldCharType="end"/>
+      </w:r>
       <w:r>
         <w:t>. Логотип проекта ГПС</w:t>
       </w:r>
@@ -5058,8 +5441,8 @@
       <w:pPr>
         <w:pStyle w:val="2"/>
       </w:pPr>
-      <w:bookmarkStart w:id="47" w:name="_Toc230250335"/>
-      <w:bookmarkStart w:id="48" w:name="_Toc230987830"/>
+      <w:bookmarkStart w:id="47" w:name="_Toc230987830"/>
+      <w:bookmarkStart w:id="48" w:name="_Toc231107521"/>
       <w:r>
         <w:t xml:space="preserve">3.2 Создание </w:t>
       </w:r>
@@ -5294,14 +5677,27 @@
       <w:r>
         <w:t xml:space="preserve">Рисунок </w:t>
       </w:r>
-      <w:fldSimple w:instr=" SEQ Рисунок \* ARABIC ">
-        <w:r>
-          <w:rPr>
-            <w:noProof/>
-          </w:rPr>
-          <w:t>16</w:t>
-        </w:r>
-      </w:fldSimple>
+      <w:r>
+        <w:fldChar w:fldCharType="begin"/>
+      </w:r>
+      <w:r>
+        <w:instrText xml:space="preserve"> SEQ Рисунок \* ARABIC </w:instrText>
+      </w:r>
+      <w:r>
+        <w:fldChar w:fldCharType="separate"/>
+      </w:r>
+      <w:r>
+        <w:rPr>
+          <w:noProof/>
+        </w:rPr>
+        <w:t>16</w:t>
+      </w:r>
+      <w:r>
+        <w:rPr>
+          <w:noProof/>
+        </w:rPr>
+        <w:fldChar w:fldCharType="end"/>
+      </w:r>
       <w:r>
         <w:t xml:space="preserve">. </w:t>
       </w:r>
@@ -5322,8 +5718,8 @@
       <w:pPr>
         <w:pStyle w:val="2"/>
       </w:pPr>
-      <w:bookmarkStart w:id="49" w:name="_Toc230250336"/>
-      <w:bookmarkStart w:id="50" w:name="_Toc230987831"/>
+      <w:bookmarkStart w:id="49" w:name="_Toc230987831"/>
+      <w:bookmarkStart w:id="50" w:name="_Toc231107522"/>
       <w:r>
         <w:t>3.3 Модели данных и формы для работы с ними</w:t>
       </w:r>
@@ -5529,14 +5925,27 @@
       <w:r>
         <w:t xml:space="preserve">Рисунок </w:t>
       </w:r>
-      <w:fldSimple w:instr=" SEQ Рисунок \* ARABIC ">
-        <w:r>
-          <w:rPr>
-            <w:noProof/>
-          </w:rPr>
-          <w:t>17</w:t>
-        </w:r>
-      </w:fldSimple>
+      <w:r>
+        <w:fldChar w:fldCharType="begin"/>
+      </w:r>
+      <w:r>
+        <w:instrText xml:space="preserve"> SEQ Рисунок \* ARABIC </w:instrText>
+      </w:r>
+      <w:r>
+        <w:fldChar w:fldCharType="separate"/>
+      </w:r>
+      <w:r>
+        <w:rPr>
+          <w:noProof/>
+        </w:rPr>
+        <w:t>17</w:t>
+      </w:r>
+      <w:r>
+        <w:rPr>
+          <w:noProof/>
+        </w:rPr>
+        <w:fldChar w:fldCharType="end"/>
+      </w:r>
       <w:r>
         <w:t>. Задача разработка, создание моделей и форм</w:t>
       </w:r>
@@ -5946,14 +6355,27 @@
       <w:r>
         <w:t xml:space="preserve">Рисунок </w:t>
       </w:r>
-      <w:fldSimple w:instr=" SEQ Рисунок \* ARABIC ">
-        <w:r>
-          <w:rPr>
-            <w:noProof/>
-          </w:rPr>
-          <w:t>18</w:t>
-        </w:r>
-      </w:fldSimple>
+      <w:r>
+        <w:fldChar w:fldCharType="begin"/>
+      </w:r>
+      <w:r>
+        <w:instrText xml:space="preserve"> SEQ Рисунок \* ARABIC </w:instrText>
+      </w:r>
+      <w:r>
+        <w:fldChar w:fldCharType="separate"/>
+      </w:r>
+      <w:r>
+        <w:rPr>
+          <w:noProof/>
+        </w:rPr>
+        <w:t>18</w:t>
+      </w:r>
+      <w:r>
+        <w:rPr>
+          <w:noProof/>
+        </w:rPr>
+        <w:fldChar w:fldCharType="end"/>
+      </w:r>
       <w:r>
         <w:t xml:space="preserve">. Задачи на создание </w:t>
       </w:r>
@@ -5986,6 +6408,7 @@
         <w:pStyle w:val="2"/>
       </w:pPr>
       <w:bookmarkStart w:id="51" w:name="_Toc230987832"/>
+      <w:bookmarkStart w:id="52" w:name="_Toc231107523"/>
       <w:r>
         <w:t xml:space="preserve">3.4 </w:t>
       </w:r>
@@ -6008,6 +6431,7 @@
         <w:t>.</w:t>
       </w:r>
       <w:bookmarkEnd w:id="51"/>
+      <w:bookmarkEnd w:id="52"/>
     </w:p>
     <w:p>
       <w:r>
@@ -6133,14 +6557,27 @@
       <w:r>
         <w:t xml:space="preserve">Рисунок </w:t>
       </w:r>
-      <w:fldSimple w:instr=" SEQ Рисунок \* ARABIC ">
-        <w:r>
-          <w:rPr>
-            <w:noProof/>
-          </w:rPr>
-          <w:t>19</w:t>
-        </w:r>
-      </w:fldSimple>
+      <w:r>
+        <w:fldChar w:fldCharType="begin"/>
+      </w:r>
+      <w:r>
+        <w:instrText xml:space="preserve"> SEQ Рисунок \* ARABIC </w:instrText>
+      </w:r>
+      <w:r>
+        <w:fldChar w:fldCharType="separate"/>
+      </w:r>
+      <w:r>
+        <w:rPr>
+          <w:noProof/>
+        </w:rPr>
+        <w:t>19</w:t>
+      </w:r>
+      <w:r>
+        <w:rPr>
+          <w:noProof/>
+        </w:rPr>
+        <w:fldChar w:fldCharType="end"/>
+      </w:r>
       <w:r>
         <w:t xml:space="preserve">. </w:t>
       </w:r>
@@ -6158,7 +6595,8 @@
       <w:pPr>
         <w:pStyle w:val="2"/>
       </w:pPr>
-      <w:bookmarkStart w:id="52" w:name="_Toc230987833"/>
+      <w:bookmarkStart w:id="53" w:name="_Toc230987833"/>
+      <w:bookmarkStart w:id="54" w:name="_Toc231107524"/>
       <w:r>
         <w:lastRenderedPageBreak/>
         <w:t>3.</w:t>
@@ -6169,7 +6607,8 @@
       <w:r>
         <w:t xml:space="preserve"> Объединение рабочих версия проекта.</w:t>
       </w:r>
-      <w:bookmarkEnd w:id="52"/>
+      <w:bookmarkEnd w:id="53"/>
+      <w:bookmarkEnd w:id="54"/>
     </w:p>
     <w:p>
       <w:r>
@@ -6316,14 +6755,27 @@
       <w:r>
         <w:t xml:space="preserve">Рисунок </w:t>
       </w:r>
-      <w:fldSimple w:instr=" SEQ Рисунок \* ARABIC ">
-        <w:r>
-          <w:rPr>
-            <w:noProof/>
-          </w:rPr>
-          <w:t>20</w:t>
-        </w:r>
-      </w:fldSimple>
+      <w:r>
+        <w:fldChar w:fldCharType="begin"/>
+      </w:r>
+      <w:r>
+        <w:instrText xml:space="preserve"> SEQ Рисунок \* ARABIC </w:instrText>
+      </w:r>
+      <w:r>
+        <w:fldChar w:fldCharType="separate"/>
+      </w:r>
+      <w:r>
+        <w:rPr>
+          <w:noProof/>
+        </w:rPr>
+        <w:t>20</w:t>
+      </w:r>
+      <w:r>
+        <w:rPr>
+          <w:noProof/>
+        </w:rPr>
+        <w:fldChar w:fldCharType="end"/>
+      </w:r>
       <w:r>
         <w:t xml:space="preserve">. Результат </w:t>
       </w:r>
@@ -6335,25 +6787,29 @@
       <w:pPr>
         <w:pStyle w:val="1"/>
       </w:pPr>
-      <w:bookmarkStart w:id="53" w:name="_Toc230987834"/>
+      <w:bookmarkStart w:id="55" w:name="_Toc230987834"/>
+      <w:bookmarkStart w:id="56" w:name="_Toc231107525"/>
       <w:r>
         <w:lastRenderedPageBreak/>
         <w:t>4. Тестовая документация</w:t>
       </w:r>
-      <w:bookmarkEnd w:id="53"/>
+      <w:bookmarkEnd w:id="55"/>
+      <w:bookmarkEnd w:id="56"/>
     </w:p>
     <w:p>
       <w:pPr>
         <w:pStyle w:val="2"/>
       </w:pPr>
-      <w:bookmarkStart w:id="54" w:name="_Toc230987835"/>
+      <w:bookmarkStart w:id="57" w:name="_Toc230987835"/>
+      <w:bookmarkStart w:id="58" w:name="_Toc231107526"/>
       <w:r>
         <w:t xml:space="preserve">4.1 </w:t>
       </w:r>
       <w:r>
         <w:t>План тестирования</w:t>
       </w:r>
-      <w:bookmarkEnd w:id="54"/>
+      <w:bookmarkEnd w:id="57"/>
+      <w:bookmarkEnd w:id="58"/>
     </w:p>
     <w:p>
       <w:pPr>
@@ -6444,7 +6900,13 @@
         <w:ind w:left="0" w:firstLine="709"/>
       </w:pPr>
       <w:r>
-        <w:t>функция удаления категории фраз;</w:t>
+        <w:t xml:space="preserve">функция </w:t>
+      </w:r>
+      <w:r>
+        <w:t>создание пользователя</w:t>
+      </w:r>
+      <w:r>
+        <w:t>;</w:t>
       </w:r>
     </w:p>
     <w:p>
@@ -6460,7 +6922,13 @@
         <w:ind w:left="0" w:firstLine="709"/>
       </w:pPr>
       <w:r>
-        <w:t>функция добавления фразы в категорию;</w:t>
+        <w:t xml:space="preserve">функция </w:t>
+      </w:r>
+      <w:r>
+        <w:t>авторизации пользователя</w:t>
+      </w:r>
+      <w:r>
+        <w:t>;</w:t>
       </w:r>
     </w:p>
     <w:p>
@@ -6476,7 +6944,13 @@
         <w:ind w:left="0" w:firstLine="709"/>
       </w:pPr>
       <w:r>
-        <w:t>функция редактирования фразы;</w:t>
+        <w:t xml:space="preserve">функция </w:t>
+      </w:r>
+      <w:r>
+        <w:t>создание поездки</w:t>
+      </w:r>
+      <w:r>
+        <w:t>;</w:t>
       </w:r>
     </w:p>
     <w:p>
@@ -6492,7 +6966,13 @@
         <w:ind w:left="0" w:firstLine="709"/>
       </w:pPr>
       <w:r>
-        <w:t>функция удаления фразы из категории;</w:t>
+        <w:t>функция редактирования поездки</w:t>
+      </w:r>
+      <w:r>
+        <w:rPr>
+          <w:lang w:val="en-US"/>
+        </w:rPr>
+        <w:t>;</w:t>
       </w:r>
     </w:p>
     <w:p>
@@ -6508,7 +6988,13 @@
         <w:ind w:left="0" w:firstLine="709"/>
       </w:pPr>
       <w:r>
-        <w:t>функция добавления приложения (название, описание, логотип);</w:t>
+        <w:t>функция добавления</w:t>
+      </w:r>
+      <w:r>
+        <w:t xml:space="preserve"> страны</w:t>
+      </w:r>
+      <w:r>
+        <w:t>;</w:t>
       </w:r>
     </w:p>
     <w:p>
@@ -6524,7 +7010,13 @@
         <w:ind w:left="0" w:firstLine="709"/>
       </w:pPr>
       <w:r>
-        <w:t>функция редактирования информации о приложении;</w:t>
+        <w:t xml:space="preserve">функция удаления </w:t>
+      </w:r>
+      <w:r>
+        <w:t>страны</w:t>
+      </w:r>
+      <w:r>
+        <w:t>;</w:t>
       </w:r>
     </w:p>
     <w:p>
@@ -6540,12 +7032,12 @@
         <w:ind w:left="0" w:firstLine="709"/>
       </w:pPr>
       <w:r>
-        <w:t>функция удаления приложени</w:t>
-      </w:r>
-      <w:r>
-        <w:t>и</w:t>
-      </w:r>
-      <w:r>
+        <w:t>функция проведения расхода</w:t>
+      </w:r>
+      <w:r>
+        <w:rPr>
+          <w:lang w:val="en-US"/>
+        </w:rPr>
         <w:t>;</w:t>
       </w:r>
     </w:p>
@@ -6562,6 +7054,28 @@
         <w:ind w:left="0" w:firstLine="709"/>
       </w:pPr>
       <w:r>
+        <w:t>функция удаление поездки</w:t>
+      </w:r>
+      <w:r>
+        <w:rPr>
+          <w:lang w:val="en-US"/>
+        </w:rPr>
+        <w:t>;</w:t>
+      </w:r>
+    </w:p>
+    <w:p>
+      <w:pPr>
+        <w:pStyle w:val="af9"/>
+        <w:numPr>
+          <w:ilvl w:val="0"/>
+          <w:numId w:val="33"/>
+        </w:numPr>
+        <w:tabs>
+          <w:tab w:val="left" w:pos="993"/>
+        </w:tabs>
+        <w:ind w:left="0" w:firstLine="709"/>
+      </w:pPr>
+      <w:r>
         <w:t>в</w:t>
       </w:r>
       <w:r>
@@ -6702,14 +7216,27 @@
       <w:r>
         <w:t xml:space="preserve">Таблица </w:t>
       </w:r>
-      <w:fldSimple w:instr=" SEQ Таблица \* ARABIC ">
-        <w:r>
-          <w:rPr>
-            <w:noProof/>
-          </w:rPr>
-          <w:t>1</w:t>
-        </w:r>
-      </w:fldSimple>
+      <w:r>
+        <w:fldChar w:fldCharType="begin"/>
+      </w:r>
+      <w:r>
+        <w:instrText xml:space="preserve"> SEQ Таблица \* ARABIC </w:instrText>
+      </w:r>
+      <w:r>
+        <w:fldChar w:fldCharType="separate"/>
+      </w:r>
+      <w:r>
+        <w:rPr>
+          <w:noProof/>
+        </w:rPr>
+        <w:t>1</w:t>
+      </w:r>
+      <w:r>
+        <w:rPr>
+          <w:noProof/>
+        </w:rPr>
+        <w:fldChar w:fldCharType="end"/>
+      </w:r>
       <w:r>
         <w:t>. Оценка рисков</w:t>
       </w:r>
@@ -6722,9 +7249,9 @@
         <w:tblLook w:val="04A0" w:firstRow="1" w:lastRow="0" w:firstColumn="1" w:lastColumn="0" w:noHBand="0" w:noVBand="1"/>
       </w:tblPr>
       <w:tblGrid>
-        <w:gridCol w:w="2443"/>
-        <w:gridCol w:w="2822"/>
-        <w:gridCol w:w="3942"/>
+        <w:gridCol w:w="1814"/>
+        <w:gridCol w:w="2468"/>
+        <w:gridCol w:w="4925"/>
       </w:tblGrid>
       <w:tr>
         <w:tc>
@@ -7212,7 +7739,18 @@
                 <w:szCs w:val="24"/>
                 <w:lang w:eastAsia="ru-RU"/>
               </w:rPr>
-              <w:t>Затруднения в использовании интерфейса (неочевидность работы функций, сложность навигации между странами, категориями и фразами)</w:t>
+              <w:t xml:space="preserve">Затруднения в использовании интерфейса (неочевидность работы функций, сложность навигации </w:t>
+            </w:r>
+            <w:r>
+              <w:rPr>
+                <w:rFonts w:eastAsia="Times New Roman" w:cs="Times New Roman"/>
+                <w:color w:val="0F1115"/>
+                <w:sz w:val="24"/>
+                <w:szCs w:val="24"/>
+                <w:lang w:eastAsia="ru-RU"/>
+              </w:rPr>
+              <w:lastRenderedPageBreak/>
+              <w:t>между странами, категориями и фразами)</w:t>
             </w:r>
           </w:p>
         </w:tc>
@@ -7241,6 +7779,7 @@
                 <w:szCs w:val="24"/>
                 <w:lang w:eastAsia="ru-RU"/>
               </w:rPr>
+              <w:lastRenderedPageBreak/>
               <w:t>Средняя (снижает удобство использования, особенно для новых пользователей)</w:t>
             </w:r>
           </w:p>
@@ -7362,18 +7901,7 @@
                 <w:szCs w:val="24"/>
                 <w:lang w:eastAsia="ru-RU"/>
               </w:rPr>
-              <w:t xml:space="preserve">Реализация локального кеширования данных (Room Database для Android), синхронизация при наличии </w:t>
-            </w:r>
-            <w:r>
-              <w:rPr>
-                <w:rFonts w:eastAsia="Times New Roman" w:cs="Times New Roman"/>
-                <w:color w:val="0F1115"/>
-                <w:sz w:val="24"/>
-                <w:szCs w:val="24"/>
-                <w:lang w:eastAsia="ru-RU"/>
-              </w:rPr>
-              <w:lastRenderedPageBreak/>
-              <w:t>соединения, отображение статуса «офлайн-режим»</w:t>
+              <w:t>Реализация локального кеширования данных (Room Database для Android), синхронизация при наличии соединения, отображение статуса «офлайн-режим»</w:t>
             </w:r>
           </w:p>
         </w:tc>
@@ -7392,7 +7920,6 @@
         <w:spacing w:before="240"/>
       </w:pPr>
       <w:r>
-        <w:lastRenderedPageBreak/>
         <w:t>Документация.</w:t>
       </w:r>
     </w:p>
@@ -7671,6 +8198,7 @@
         </w:numPr>
       </w:pPr>
       <w:r>
+        <w:lastRenderedPageBreak/>
         <w:t>Метрики</w:t>
       </w:r>
       <w:r>
@@ -7707,7 +8235,6 @@
     </w:p>
     <w:p>
       <w:r>
-        <w:lastRenderedPageBreak/>
         <w:t xml:space="preserve">Функциональная полнота </w:t>
       </w:r>
       <w:r>
@@ -7779,41 +8306,4402 @@
       <w:r>
         <w:t>Расписание и ключевые точки.</w:t>
       </w:r>
-    </w:p>
-    <w:p>
-      <w:pPr>
-        <w:tabs>
-          <w:tab w:val="left" w:pos="1185"/>
-        </w:tabs>
-      </w:pPr>
-      <w:r>
-        <w:t xml:space="preserve">Общая продолжительность тестирования составляет 3 дня. В первый день проводится функциональное тестирование (проверка добавления, редактирования и удаления категорий фраз, фраз и приложений) и компонентное тестирование (регистрация, авторизация,). Во второй день выполняются тестирование на кроссплатформенность (работа в браузерах Chrome, Firefox, Edge, Safari и на Android), тестирование безопасности (разделение ролей администратора и пользователя, защита данных), а также тестирование методом чёрного ящика. </w:t>
-      </w:r>
-      <w:r>
-        <w:t xml:space="preserve">В третий день происходит </w:t>
-      </w:r>
-      <w:r>
-        <w:t>анализ результатов и оформление отчёта о тестировани</w:t>
-      </w:r>
-      <w:r>
-        <w:t>и</w:t>
+      <w:bookmarkStart w:id="59" w:name="_Toc230987836"/>
+      <w:bookmarkStart w:id="60" w:name="_Toc231107527"/>
+    </w:p>
+    <w:p>
+      <w:pPr>
+        <w:spacing w:after="160"/>
+      </w:pPr>
+      <w:r>
+        <w:t xml:space="preserve">Общая продолжительность тестирования составляет 3 дня. </w:t>
+      </w:r>
+      <w:r>
+        <w:t>В первый</w:t>
+      </w:r>
+      <w:r>
+        <w:t xml:space="preserve"> день выполняются тестирование на кроссплатформенность (работа в браузерах Chrome, Edge, Яндекс и на устройствах под управлением Android), тестирование безопасности (разделение ролей администратора и пользователя, защита данных, конфиденциальность паролей), а также тестирование методом чёрного ящика, при котором система проверяется без доступа к исходному коду, только через пользовательский интерфейс</w:t>
       </w:r>
       <w:r>
         <w:t>.</w:t>
       </w:r>
+      <w:r>
+        <w:t xml:space="preserve"> </w:t>
+      </w:r>
+      <w:r>
+        <w:t>Во второй</w:t>
+      </w:r>
+      <w:r>
+        <w:t xml:space="preserve"> день проводится функциональное тестирование, включающее проверку создания пользователя, авторизации пользователя, добавления и удаления страны, создания, редактирования и удаления поездки, добавления расхода. Дополнительно в этот день выполняется компонентное тестирование, в ходе которого каждая функция проверяется отдельно на корректность работы, а также тестируется валидация вводимых данных в формах (проверка обязательных полей, типов данных, </w:t>
+      </w:r>
+      <w:r>
+        <w:lastRenderedPageBreak/>
+        <w:t>диапазонов дат и сумм). В третий день проводится анализ полученных результатов, выявление и фиксация дефектов, а также оформление итогового отчёта о тестировании. При обнаружении критических ошибок выделяется дополнительное время на их устранение и повторное тестирование</w:t>
+      </w:r>
     </w:p>
     <w:p>
       <w:pPr>
         <w:pStyle w:val="2"/>
       </w:pPr>
-      <w:bookmarkStart w:id="55" w:name="_Toc230987836"/>
       <w:r>
         <w:t xml:space="preserve">4.2 </w:t>
       </w:r>
       <w:r>
-        <w:t>Разработка тестовых сценариев (тест-кейсы)</w:t>
-      </w:r>
-      <w:bookmarkEnd w:id="55"/>
+        <w:t xml:space="preserve">Разработка тестовых сценариев </w:t>
+      </w:r>
+      <w:bookmarkEnd w:id="59"/>
+      <w:bookmarkEnd w:id="60"/>
+      <w:r>
+        <w:t>на кроссплатформенность.</w:t>
+      </w:r>
+    </w:p>
+    <w:p>
+      <w:r>
+        <w:t xml:space="preserve">Тестирование на кроссплатформенность и адаптивность проводилось с целью проверки корректности отображения и функционирования веб-версии сервиса «Гид по странам» на различных устройствах, операционных системах и в разных браузерах. Тестирование выполнялось в браузерах Google Chrome, </w:t>
+      </w:r>
+      <w:r>
+        <w:t>Яндекс и</w:t>
+      </w:r>
+      <w:r>
+        <w:t xml:space="preserve"> Microsoft Edge. Особое внимание уделялось адаптивной вёрстке интерфейса: проверялось корректное отображение элементов на экранах с разрешением от 320px (мобильные устройства) до 1920px (десктопные мониторы). В ходе тестирования оценивалась читаемость текста, доступность и удобство расположения кнопок и форм ввода, а также сохранение всех функций при изменении размера окна браузера. </w:t>
+      </w:r>
+    </w:p>
+    <w:p>
+      <w:pPr>
+        <w:jc w:val="right"/>
+      </w:pPr>
+      <w:r>
+        <w:t xml:space="preserve">Таблица </w:t>
+      </w:r>
+      <w:fldSimple w:instr=" SEQ Таблица \* ARABIC ">
+        <w:r>
+          <w:rPr>
+            <w:noProof/>
+          </w:rPr>
+          <w:t>2</w:t>
+        </w:r>
+      </w:fldSimple>
+      <w:r>
+        <w:t xml:space="preserve">. </w:t>
+      </w:r>
+      <w:r>
+        <w:t xml:space="preserve">Тест-кейсы на </w:t>
+      </w:r>
+      <w:r>
+        <w:t>кроссплатформенность</w:t>
+      </w:r>
+    </w:p>
+    <w:tbl>
+      <w:tblPr>
+        <w:tblStyle w:val="afa"/>
+        <w:tblW w:w="0" w:type="auto"/>
+        <w:tblLayout w:type="fixed"/>
+        <w:tblLook w:val="04A0" w:firstRow="1" w:lastRow="0" w:firstColumn="1" w:lastColumn="0" w:noHBand="0" w:noVBand="1"/>
+      </w:tblPr>
+      <w:tblGrid>
+        <w:gridCol w:w="704"/>
+        <w:gridCol w:w="1220"/>
+        <w:gridCol w:w="2609"/>
+        <w:gridCol w:w="1754"/>
+        <w:gridCol w:w="1501"/>
+        <w:gridCol w:w="1556"/>
+      </w:tblGrid>
+      <w:tr>
+        <w:tc>
+          <w:tcPr>
+            <w:tcW w:w="704" w:type="dxa"/>
+          </w:tcPr>
+          <w:p>
+            <w:pPr>
+              <w:spacing w:line="240" w:lineRule="auto"/>
+              <w:ind w:firstLine="0"/>
+              <w:rPr>
+                <w:sz w:val="24"/>
+                <w:szCs w:val="24"/>
+              </w:rPr>
+            </w:pPr>
+            <w:r>
+              <w:rPr>
+                <w:sz w:val="24"/>
+                <w:szCs w:val="24"/>
+              </w:rPr>
+              <w:t>№</w:t>
+            </w:r>
+          </w:p>
+        </w:tc>
+        <w:tc>
+          <w:tcPr>
+            <w:tcW w:w="1220" w:type="dxa"/>
+          </w:tcPr>
+          <w:p>
+            <w:pPr>
+              <w:spacing w:line="240" w:lineRule="auto"/>
+              <w:ind w:firstLine="0"/>
+              <w:rPr>
+                <w:sz w:val="24"/>
+                <w:szCs w:val="24"/>
+              </w:rPr>
+            </w:pPr>
+            <w:r>
+              <w:rPr>
+                <w:sz w:val="24"/>
+                <w:szCs w:val="24"/>
+              </w:rPr>
+              <w:t>Тест-кейс</w:t>
+            </w:r>
+          </w:p>
+        </w:tc>
+        <w:tc>
+          <w:tcPr>
+            <w:tcW w:w="2609" w:type="dxa"/>
+          </w:tcPr>
+          <w:p>
+            <w:pPr>
+              <w:spacing w:line="240" w:lineRule="auto"/>
+              <w:ind w:firstLine="0"/>
+              <w:rPr>
+                <w:sz w:val="24"/>
+                <w:szCs w:val="24"/>
+              </w:rPr>
+            </w:pPr>
+            <w:r>
+              <w:rPr>
+                <w:sz w:val="24"/>
+                <w:szCs w:val="24"/>
+              </w:rPr>
+              <w:t>Шаги тест кейса</w:t>
+            </w:r>
+          </w:p>
+        </w:tc>
+        <w:tc>
+          <w:tcPr>
+            <w:tcW w:w="1754" w:type="dxa"/>
+          </w:tcPr>
+          <w:p>
+            <w:pPr>
+              <w:spacing w:line="240" w:lineRule="auto"/>
+              <w:ind w:firstLine="0"/>
+              <w:rPr>
+                <w:sz w:val="24"/>
+                <w:szCs w:val="24"/>
+              </w:rPr>
+            </w:pPr>
+            <w:r>
+              <w:rPr>
+                <w:sz w:val="24"/>
+                <w:szCs w:val="24"/>
+              </w:rPr>
+              <w:t>Ожидаемый результат</w:t>
+            </w:r>
+          </w:p>
+        </w:tc>
+        <w:tc>
+          <w:tcPr>
+            <w:tcW w:w="1501" w:type="dxa"/>
+          </w:tcPr>
+          <w:p>
+            <w:pPr>
+              <w:spacing w:line="240" w:lineRule="auto"/>
+              <w:ind w:firstLine="0"/>
+              <w:rPr>
+                <w:sz w:val="24"/>
+                <w:szCs w:val="24"/>
+              </w:rPr>
+            </w:pPr>
+            <w:r>
+              <w:rPr>
+                <w:sz w:val="24"/>
+                <w:szCs w:val="24"/>
+              </w:rPr>
+              <w:t>Фактический результат</w:t>
+            </w:r>
+          </w:p>
+        </w:tc>
+        <w:tc>
+          <w:tcPr>
+            <w:tcW w:w="1556" w:type="dxa"/>
+          </w:tcPr>
+          <w:p>
+            <w:pPr>
+              <w:spacing w:line="240" w:lineRule="auto"/>
+              <w:ind w:firstLine="0"/>
+              <w:rPr>
+                <w:sz w:val="24"/>
+                <w:szCs w:val="24"/>
+              </w:rPr>
+            </w:pPr>
+            <w:r>
+              <w:rPr>
+                <w:sz w:val="24"/>
+                <w:szCs w:val="24"/>
+              </w:rPr>
+              <w:t>Прохождение теста</w:t>
+            </w:r>
+          </w:p>
+        </w:tc>
+      </w:tr>
+      <w:tr>
+        <w:tc>
+          <w:tcPr>
+            <w:tcW w:w="704" w:type="dxa"/>
+          </w:tcPr>
+          <w:p>
+            <w:pPr>
+              <w:spacing w:line="240" w:lineRule="auto"/>
+              <w:ind w:firstLine="0"/>
+              <w:rPr>
+                <w:sz w:val="24"/>
+                <w:szCs w:val="24"/>
+              </w:rPr>
+            </w:pPr>
+            <w:r>
+              <w:rPr>
+                <w:sz w:val="24"/>
+                <w:szCs w:val="24"/>
+              </w:rPr>
+              <w:t>1</w:t>
+            </w:r>
+          </w:p>
+        </w:tc>
+        <w:tc>
+          <w:tcPr>
+            <w:tcW w:w="1220" w:type="dxa"/>
+          </w:tcPr>
+          <w:p>
+            <w:pPr>
+              <w:spacing w:line="240" w:lineRule="auto"/>
+              <w:ind w:firstLine="0"/>
+              <w:rPr>
+                <w:sz w:val="24"/>
+                <w:szCs w:val="24"/>
+              </w:rPr>
+            </w:pPr>
+            <w:r>
+              <w:rPr>
+                <w:sz w:val="24"/>
+                <w:szCs w:val="24"/>
+              </w:rPr>
+              <w:t xml:space="preserve">Отображение страниц </w:t>
+            </w:r>
+            <w:r>
+              <w:rPr>
+                <w:sz w:val="24"/>
+                <w:szCs w:val="24"/>
+              </w:rPr>
+              <w:t xml:space="preserve">сайта на устройстве </w:t>
+            </w:r>
+            <w:r>
+              <w:rPr>
+                <w:sz w:val="24"/>
+                <w:szCs w:val="24"/>
+                <w:lang w:val="en-US"/>
+              </w:rPr>
+              <w:t>iPhone</w:t>
+            </w:r>
+            <w:r>
+              <w:rPr>
+                <w:sz w:val="24"/>
+                <w:szCs w:val="24"/>
+              </w:rPr>
+              <w:t xml:space="preserve"> 12 </w:t>
+            </w:r>
+            <w:r>
+              <w:rPr>
+                <w:sz w:val="24"/>
+                <w:szCs w:val="24"/>
+                <w:lang w:val="en-US"/>
+              </w:rPr>
+              <w:t>Pro</w:t>
+            </w:r>
+          </w:p>
+        </w:tc>
+        <w:tc>
+          <w:tcPr>
+            <w:tcW w:w="2609" w:type="dxa"/>
+          </w:tcPr>
+          <w:p>
+            <w:pPr>
+              <w:spacing w:line="240" w:lineRule="auto"/>
+              <w:ind w:firstLine="0"/>
+              <w:rPr>
+                <w:sz w:val="24"/>
+                <w:szCs w:val="24"/>
+              </w:rPr>
+            </w:pPr>
+            <w:r>
+              <w:rPr>
+                <w:sz w:val="24"/>
+                <w:szCs w:val="24"/>
+              </w:rPr>
+              <w:t xml:space="preserve">1. Открыть браузер </w:t>
+            </w:r>
+            <w:r>
+              <w:rPr>
+                <w:sz w:val="24"/>
+                <w:szCs w:val="24"/>
+              </w:rPr>
+              <w:t>настроить отображение</w:t>
+            </w:r>
+            <w:r>
+              <w:rPr>
+                <w:sz w:val="24"/>
+                <w:szCs w:val="24"/>
+              </w:rPr>
+              <w:t xml:space="preserve"> на iPhone 12 Pro.</w:t>
+            </w:r>
+          </w:p>
+          <w:p>
+            <w:pPr>
+              <w:spacing w:line="240" w:lineRule="auto"/>
+              <w:ind w:firstLine="0"/>
+              <w:rPr>
+                <w:sz w:val="24"/>
+                <w:szCs w:val="24"/>
+              </w:rPr>
+            </w:pPr>
+            <w:r>
+              <w:rPr>
+                <w:sz w:val="24"/>
+                <w:szCs w:val="24"/>
+              </w:rPr>
+              <w:t>2. Ввести адрес сайта. 3.</w:t>
+            </w:r>
+            <w:r>
+              <w:rPr>
+                <w:sz w:val="24"/>
+                <w:szCs w:val="24"/>
+              </w:rPr>
+              <w:t xml:space="preserve"> </w:t>
+            </w:r>
+            <w:r>
+              <w:rPr>
+                <w:sz w:val="24"/>
+                <w:szCs w:val="24"/>
+              </w:rPr>
+              <w:t>Дождаться полной загрузки страницы.</w:t>
+            </w:r>
+          </w:p>
+          <w:p>
+            <w:pPr>
+              <w:spacing w:line="240" w:lineRule="auto"/>
+              <w:ind w:firstLine="0"/>
+              <w:rPr>
+                <w:sz w:val="24"/>
+                <w:szCs w:val="24"/>
+              </w:rPr>
+            </w:pPr>
+            <w:r>
+              <w:rPr>
+                <w:sz w:val="24"/>
+                <w:szCs w:val="24"/>
+              </w:rPr>
+              <w:t>4. Проверить отображение заголовка, текста с цитатой и кнопки «Начать путешествие». 5. Проверить работу навигационного меню</w:t>
+            </w:r>
+          </w:p>
+        </w:tc>
+        <w:tc>
+          <w:tcPr>
+            <w:tcW w:w="1754" w:type="dxa"/>
+          </w:tcPr>
+          <w:p>
+            <w:pPr>
+              <w:spacing w:line="240" w:lineRule="auto"/>
+              <w:ind w:firstLine="0"/>
+              <w:rPr>
+                <w:sz w:val="24"/>
+                <w:szCs w:val="24"/>
+              </w:rPr>
+            </w:pPr>
+            <w:r>
+              <w:rPr>
+                <w:sz w:val="24"/>
+                <w:szCs w:val="24"/>
+              </w:rPr>
+              <w:t>Все элементы главной страницы отображаются корректно, текст читаем без горизонтальной прокрутки, кнопка имеет достаточный размер для нажатия пальцем</w:t>
+            </w:r>
+          </w:p>
+        </w:tc>
+        <w:tc>
+          <w:tcPr>
+            <w:tcW w:w="1501" w:type="dxa"/>
+          </w:tcPr>
+          <w:p>
+            <w:pPr>
+              <w:spacing w:line="240" w:lineRule="auto"/>
+              <w:ind w:firstLine="0"/>
+              <w:rPr>
+                <w:sz w:val="24"/>
+                <w:szCs w:val="24"/>
+              </w:rPr>
+            </w:pPr>
+            <w:r>
+              <w:rPr>
+                <w:sz w:val="24"/>
+                <w:szCs w:val="24"/>
+              </w:rPr>
+              <w:t>Совпадает с ожидаемым</w:t>
+            </w:r>
+          </w:p>
+        </w:tc>
+        <w:tc>
+          <w:tcPr>
+            <w:tcW w:w="1556" w:type="dxa"/>
+          </w:tcPr>
+          <w:p>
+            <w:pPr>
+              <w:spacing w:line="240" w:lineRule="auto"/>
+              <w:ind w:firstLine="0"/>
+              <w:rPr>
+                <w:sz w:val="24"/>
+                <w:szCs w:val="24"/>
+              </w:rPr>
+            </w:pPr>
+            <w:r>
+              <w:rPr>
+                <w:sz w:val="24"/>
+                <w:szCs w:val="24"/>
+              </w:rPr>
+              <w:t>Пройден</w:t>
+            </w:r>
+          </w:p>
+        </w:tc>
+      </w:tr>
+      <w:tr>
+        <w:tc>
+          <w:tcPr>
+            <w:tcW w:w="704" w:type="dxa"/>
+          </w:tcPr>
+          <w:p>
+            <w:pPr>
+              <w:spacing w:line="240" w:lineRule="auto"/>
+              <w:ind w:firstLine="0"/>
+              <w:rPr>
+                <w:sz w:val="24"/>
+                <w:szCs w:val="24"/>
+              </w:rPr>
+            </w:pPr>
+            <w:r>
+              <w:rPr>
+                <w:sz w:val="24"/>
+                <w:szCs w:val="24"/>
+              </w:rPr>
+              <w:t>2</w:t>
+            </w:r>
+          </w:p>
+        </w:tc>
+        <w:tc>
+          <w:tcPr>
+            <w:tcW w:w="1220" w:type="dxa"/>
+          </w:tcPr>
+          <w:p>
+            <w:pPr>
+              <w:spacing w:line="240" w:lineRule="auto"/>
+              <w:ind w:firstLine="0"/>
+              <w:rPr>
+                <w:sz w:val="24"/>
+                <w:szCs w:val="24"/>
+              </w:rPr>
+            </w:pPr>
+            <w:r>
+              <w:rPr>
+                <w:sz w:val="24"/>
+                <w:szCs w:val="24"/>
+              </w:rPr>
+              <w:t xml:space="preserve">Отображение страниц </w:t>
+            </w:r>
+            <w:r>
+              <w:rPr>
+                <w:sz w:val="24"/>
+                <w:szCs w:val="24"/>
+              </w:rPr>
+              <w:t>сайта на устрой</w:t>
+            </w:r>
+            <w:r>
+              <w:rPr>
+                <w:sz w:val="24"/>
+                <w:szCs w:val="24"/>
+              </w:rPr>
+              <w:lastRenderedPageBreak/>
+              <w:t>стве</w:t>
+            </w:r>
+            <w:r>
+              <w:rPr>
+                <w:sz w:val="24"/>
+                <w:szCs w:val="24"/>
+              </w:rPr>
+              <w:t xml:space="preserve"> </w:t>
+            </w:r>
+            <w:r>
+              <w:rPr>
+                <w:sz w:val="24"/>
+                <w:szCs w:val="24"/>
+                <w:lang w:val="en-US"/>
+              </w:rPr>
+              <w:t>Samsung</w:t>
+            </w:r>
+            <w:r>
+              <w:rPr>
+                <w:sz w:val="24"/>
+                <w:szCs w:val="24"/>
+              </w:rPr>
+              <w:t xml:space="preserve"> </w:t>
+            </w:r>
+            <w:r>
+              <w:rPr>
+                <w:sz w:val="24"/>
+                <w:szCs w:val="24"/>
+                <w:lang w:val="en-US"/>
+              </w:rPr>
+              <w:t>Galaxy</w:t>
+            </w:r>
+            <w:r>
+              <w:rPr>
+                <w:sz w:val="24"/>
+                <w:szCs w:val="24"/>
+              </w:rPr>
+              <w:t xml:space="preserve"> </w:t>
+            </w:r>
+            <w:r>
+              <w:rPr>
+                <w:sz w:val="24"/>
+                <w:szCs w:val="24"/>
+                <w:lang w:val="en-US"/>
+              </w:rPr>
+              <w:t>S</w:t>
+            </w:r>
+            <w:r>
+              <w:rPr>
+                <w:sz w:val="24"/>
+                <w:szCs w:val="24"/>
+              </w:rPr>
+              <w:t>8+</w:t>
+            </w:r>
+          </w:p>
+        </w:tc>
+        <w:tc>
+          <w:tcPr>
+            <w:tcW w:w="2609" w:type="dxa"/>
+          </w:tcPr>
+          <w:p>
+            <w:pPr>
+              <w:spacing w:line="240" w:lineRule="auto"/>
+              <w:ind w:firstLine="0"/>
+              <w:rPr>
+                <w:sz w:val="24"/>
+                <w:szCs w:val="24"/>
+              </w:rPr>
+            </w:pPr>
+            <w:r>
+              <w:rPr>
+                <w:sz w:val="24"/>
+                <w:szCs w:val="24"/>
+              </w:rPr>
+              <w:lastRenderedPageBreak/>
+              <w:t xml:space="preserve">1. Открыть браузер </w:t>
+            </w:r>
+            <w:r>
+              <w:rPr>
+                <w:sz w:val="24"/>
+                <w:szCs w:val="24"/>
+              </w:rPr>
+              <w:t>настроить отображение</w:t>
+            </w:r>
+            <w:r>
+              <w:rPr>
+                <w:sz w:val="24"/>
+                <w:szCs w:val="24"/>
+              </w:rPr>
+              <w:t xml:space="preserve"> на </w:t>
+            </w:r>
+            <w:r>
+              <w:rPr>
+                <w:sz w:val="24"/>
+                <w:szCs w:val="24"/>
+                <w:lang w:val="en-US"/>
+              </w:rPr>
+              <w:t>Galaxy</w:t>
+            </w:r>
+            <w:r>
+              <w:rPr>
+                <w:sz w:val="24"/>
+                <w:szCs w:val="24"/>
+              </w:rPr>
+              <w:t xml:space="preserve"> </w:t>
+            </w:r>
+            <w:r>
+              <w:rPr>
+                <w:sz w:val="24"/>
+                <w:szCs w:val="24"/>
+                <w:lang w:val="en-US"/>
+              </w:rPr>
+              <w:t>S</w:t>
+            </w:r>
+            <w:r>
+              <w:rPr>
+                <w:sz w:val="24"/>
+                <w:szCs w:val="24"/>
+              </w:rPr>
+              <w:t>8+.</w:t>
+            </w:r>
+          </w:p>
+          <w:p>
+            <w:pPr>
+              <w:spacing w:line="240" w:lineRule="auto"/>
+              <w:ind w:firstLine="0"/>
+              <w:rPr>
+                <w:sz w:val="24"/>
+                <w:szCs w:val="24"/>
+              </w:rPr>
+            </w:pPr>
+            <w:r>
+              <w:rPr>
+                <w:sz w:val="24"/>
+                <w:szCs w:val="24"/>
+              </w:rPr>
+              <w:t>2. Ввести адрес сайта. 3.</w:t>
+            </w:r>
+            <w:r>
+              <w:rPr>
+                <w:sz w:val="24"/>
+                <w:szCs w:val="24"/>
+              </w:rPr>
+              <w:t xml:space="preserve"> </w:t>
+            </w:r>
+            <w:r>
+              <w:rPr>
+                <w:sz w:val="24"/>
+                <w:szCs w:val="24"/>
+              </w:rPr>
+              <w:t>Дождаться полной загрузки страницы.</w:t>
+            </w:r>
+          </w:p>
+          <w:p>
+            <w:pPr>
+              <w:spacing w:line="240" w:lineRule="auto"/>
+              <w:ind w:firstLine="0"/>
+              <w:rPr>
+                <w:sz w:val="24"/>
+                <w:szCs w:val="24"/>
+              </w:rPr>
+            </w:pPr>
+            <w:r>
+              <w:rPr>
+                <w:sz w:val="24"/>
+                <w:szCs w:val="24"/>
+              </w:rPr>
+              <w:lastRenderedPageBreak/>
+              <w:t>4. Проверить отображение заголовка, текста с цитатой и кнопки «Начать путешествие». 5. Проверить работу навигационного меню</w:t>
+            </w:r>
+          </w:p>
+        </w:tc>
+        <w:tc>
+          <w:tcPr>
+            <w:tcW w:w="1754" w:type="dxa"/>
+          </w:tcPr>
+          <w:p>
+            <w:pPr>
+              <w:spacing w:line="240" w:lineRule="auto"/>
+              <w:ind w:firstLine="0"/>
+              <w:rPr>
+                <w:sz w:val="24"/>
+                <w:szCs w:val="24"/>
+              </w:rPr>
+            </w:pPr>
+            <w:r>
+              <w:rPr>
+                <w:sz w:val="24"/>
+                <w:szCs w:val="24"/>
+              </w:rPr>
+              <w:lastRenderedPageBreak/>
+              <w:t xml:space="preserve">Все элементы главной страницы отображаются корректно, текст читаем без горизонтальной </w:t>
+            </w:r>
+            <w:r>
+              <w:rPr>
+                <w:sz w:val="24"/>
+                <w:szCs w:val="24"/>
+              </w:rPr>
+              <w:lastRenderedPageBreak/>
+              <w:t>прокрутки, кнопка имеет достаточный размер для нажатия пальцем</w:t>
+            </w:r>
+          </w:p>
+        </w:tc>
+        <w:tc>
+          <w:tcPr>
+            <w:tcW w:w="1501" w:type="dxa"/>
+          </w:tcPr>
+          <w:p>
+            <w:pPr>
+              <w:spacing w:line="240" w:lineRule="auto"/>
+              <w:ind w:firstLine="0"/>
+              <w:rPr>
+                <w:sz w:val="24"/>
+                <w:szCs w:val="24"/>
+              </w:rPr>
+            </w:pPr>
+            <w:r>
+              <w:rPr>
+                <w:sz w:val="24"/>
+                <w:szCs w:val="24"/>
+              </w:rPr>
+              <w:lastRenderedPageBreak/>
+              <w:t>Совпадает с ожидаемым</w:t>
+            </w:r>
+          </w:p>
+        </w:tc>
+        <w:tc>
+          <w:tcPr>
+            <w:tcW w:w="1556" w:type="dxa"/>
+          </w:tcPr>
+          <w:p>
+            <w:pPr>
+              <w:spacing w:line="240" w:lineRule="auto"/>
+              <w:ind w:firstLine="0"/>
+              <w:rPr>
+                <w:sz w:val="24"/>
+                <w:szCs w:val="24"/>
+              </w:rPr>
+            </w:pPr>
+            <w:r>
+              <w:rPr>
+                <w:sz w:val="24"/>
+                <w:szCs w:val="24"/>
+              </w:rPr>
+              <w:t>Пройден</w:t>
+            </w:r>
+          </w:p>
+        </w:tc>
+      </w:tr>
+      <w:tr>
+        <w:tc>
+          <w:tcPr>
+            <w:tcW w:w="704" w:type="dxa"/>
+          </w:tcPr>
+          <w:p>
+            <w:pPr>
+              <w:spacing w:line="240" w:lineRule="auto"/>
+              <w:ind w:firstLine="0"/>
+              <w:rPr>
+                <w:sz w:val="24"/>
+                <w:szCs w:val="24"/>
+              </w:rPr>
+            </w:pPr>
+            <w:r>
+              <w:rPr>
+                <w:sz w:val="24"/>
+                <w:szCs w:val="24"/>
+              </w:rPr>
+              <w:t>3</w:t>
+            </w:r>
+          </w:p>
+        </w:tc>
+        <w:tc>
+          <w:tcPr>
+            <w:tcW w:w="1220" w:type="dxa"/>
+          </w:tcPr>
+          <w:p>
+            <w:pPr>
+              <w:spacing w:line="240" w:lineRule="auto"/>
+              <w:ind w:firstLine="0"/>
+              <w:rPr>
+                <w:sz w:val="24"/>
+                <w:szCs w:val="24"/>
+              </w:rPr>
+            </w:pPr>
+            <w:r>
+              <w:rPr>
+                <w:sz w:val="24"/>
+                <w:szCs w:val="24"/>
+              </w:rPr>
+              <w:t xml:space="preserve">Отображение страниц </w:t>
+            </w:r>
+            <w:r>
+              <w:rPr>
+                <w:sz w:val="24"/>
+                <w:szCs w:val="24"/>
+              </w:rPr>
+              <w:t>сайта на устройстве</w:t>
+            </w:r>
+            <w:r>
+              <w:rPr>
+                <w:sz w:val="24"/>
+                <w:szCs w:val="24"/>
+              </w:rPr>
+              <w:t xml:space="preserve"> </w:t>
+            </w:r>
+            <w:r>
+              <w:rPr>
+                <w:sz w:val="24"/>
+                <w:szCs w:val="24"/>
+                <w:lang w:val="en-US"/>
+              </w:rPr>
+              <w:t>Surface</w:t>
+            </w:r>
+            <w:r>
+              <w:rPr>
+                <w:sz w:val="24"/>
+                <w:szCs w:val="24"/>
+              </w:rPr>
+              <w:t xml:space="preserve"> </w:t>
+            </w:r>
+            <w:r>
+              <w:rPr>
+                <w:sz w:val="24"/>
+                <w:szCs w:val="24"/>
+                <w:lang w:val="en-US"/>
+              </w:rPr>
+              <w:t>Duo</w:t>
+            </w:r>
+          </w:p>
+        </w:tc>
+        <w:tc>
+          <w:tcPr>
+            <w:tcW w:w="2609" w:type="dxa"/>
+          </w:tcPr>
+          <w:p>
+            <w:pPr>
+              <w:spacing w:line="240" w:lineRule="auto"/>
+              <w:ind w:firstLine="0"/>
+              <w:rPr>
+                <w:sz w:val="24"/>
+                <w:szCs w:val="24"/>
+              </w:rPr>
+            </w:pPr>
+            <w:r>
+              <w:rPr>
+                <w:sz w:val="24"/>
+                <w:szCs w:val="24"/>
+              </w:rPr>
+              <w:t xml:space="preserve">1. Открыть браузер </w:t>
+            </w:r>
+            <w:r>
+              <w:rPr>
+                <w:sz w:val="24"/>
+                <w:szCs w:val="24"/>
+              </w:rPr>
+              <w:t>настроить отображение</w:t>
+            </w:r>
+            <w:r>
+              <w:rPr>
+                <w:sz w:val="24"/>
+                <w:szCs w:val="24"/>
+              </w:rPr>
+              <w:t xml:space="preserve"> на </w:t>
+            </w:r>
+            <w:r>
+              <w:rPr>
+                <w:sz w:val="24"/>
+                <w:szCs w:val="24"/>
+                <w:lang w:val="en-US"/>
+              </w:rPr>
+              <w:t>Surface</w:t>
+            </w:r>
+            <w:r>
+              <w:rPr>
+                <w:sz w:val="24"/>
+                <w:szCs w:val="24"/>
+              </w:rPr>
+              <w:t xml:space="preserve"> </w:t>
+            </w:r>
+            <w:r>
+              <w:rPr>
+                <w:sz w:val="24"/>
+                <w:szCs w:val="24"/>
+                <w:lang w:val="en-US"/>
+              </w:rPr>
+              <w:t>Duo</w:t>
+            </w:r>
+            <w:r>
+              <w:rPr>
+                <w:sz w:val="24"/>
+                <w:szCs w:val="24"/>
+              </w:rPr>
+              <w:t>.</w:t>
+            </w:r>
+          </w:p>
+          <w:p>
+            <w:pPr>
+              <w:spacing w:line="240" w:lineRule="auto"/>
+              <w:ind w:firstLine="0"/>
+              <w:rPr>
+                <w:sz w:val="24"/>
+                <w:szCs w:val="24"/>
+              </w:rPr>
+            </w:pPr>
+            <w:r>
+              <w:rPr>
+                <w:sz w:val="24"/>
+                <w:szCs w:val="24"/>
+              </w:rPr>
+              <w:t>2. Ввести адрес сайта. 3.</w:t>
+            </w:r>
+            <w:r>
+              <w:rPr>
+                <w:sz w:val="24"/>
+                <w:szCs w:val="24"/>
+              </w:rPr>
+              <w:t xml:space="preserve"> </w:t>
+            </w:r>
+            <w:r>
+              <w:rPr>
+                <w:sz w:val="24"/>
+                <w:szCs w:val="24"/>
+              </w:rPr>
+              <w:t>Дождаться полной загрузки страницы.</w:t>
+            </w:r>
+          </w:p>
+          <w:p>
+            <w:pPr>
+              <w:spacing w:line="240" w:lineRule="auto"/>
+              <w:ind w:firstLine="0"/>
+              <w:rPr>
+                <w:sz w:val="24"/>
+                <w:szCs w:val="24"/>
+              </w:rPr>
+            </w:pPr>
+            <w:r>
+              <w:rPr>
+                <w:sz w:val="24"/>
+                <w:szCs w:val="24"/>
+              </w:rPr>
+              <w:t>4. Проверить отображение заголовка, текста с цитатой и кнопки «Начать путешествие». 5. Проверить работу навигационного меню</w:t>
+            </w:r>
+          </w:p>
+        </w:tc>
+        <w:tc>
+          <w:tcPr>
+            <w:tcW w:w="1754" w:type="dxa"/>
+          </w:tcPr>
+          <w:p>
+            <w:pPr>
+              <w:spacing w:line="240" w:lineRule="auto"/>
+              <w:ind w:firstLine="0"/>
+              <w:rPr>
+                <w:sz w:val="24"/>
+                <w:szCs w:val="24"/>
+              </w:rPr>
+            </w:pPr>
+            <w:r>
+              <w:rPr>
+                <w:sz w:val="24"/>
+                <w:szCs w:val="24"/>
+              </w:rPr>
+              <w:t>Все элементы главной страницы отображаются корректно, текст читаем без горизонтальной прокрутки, кнопка имеет достаточный размер для нажатия пальцем</w:t>
+            </w:r>
+          </w:p>
+        </w:tc>
+        <w:tc>
+          <w:tcPr>
+            <w:tcW w:w="1501" w:type="dxa"/>
+          </w:tcPr>
+          <w:p>
+            <w:pPr>
+              <w:spacing w:line="240" w:lineRule="auto"/>
+              <w:ind w:firstLine="0"/>
+              <w:rPr>
+                <w:sz w:val="24"/>
+                <w:szCs w:val="24"/>
+              </w:rPr>
+            </w:pPr>
+            <w:r>
+              <w:rPr>
+                <w:sz w:val="24"/>
+                <w:szCs w:val="24"/>
+              </w:rPr>
+              <w:t>Совпадает с ожидаемым</w:t>
+            </w:r>
+          </w:p>
+        </w:tc>
+        <w:tc>
+          <w:tcPr>
+            <w:tcW w:w="1556" w:type="dxa"/>
+          </w:tcPr>
+          <w:p>
+            <w:pPr>
+              <w:spacing w:line="240" w:lineRule="auto"/>
+              <w:ind w:firstLine="0"/>
+              <w:rPr>
+                <w:sz w:val="24"/>
+                <w:szCs w:val="24"/>
+              </w:rPr>
+            </w:pPr>
+            <w:r>
+              <w:rPr>
+                <w:sz w:val="24"/>
+                <w:szCs w:val="24"/>
+              </w:rPr>
+              <w:t>Пройден</w:t>
+            </w:r>
+          </w:p>
+        </w:tc>
+      </w:tr>
+      <w:tr>
+        <w:tc>
+          <w:tcPr>
+            <w:tcW w:w="704" w:type="dxa"/>
+          </w:tcPr>
+          <w:p>
+            <w:pPr>
+              <w:spacing w:line="240" w:lineRule="auto"/>
+              <w:ind w:firstLine="0"/>
+              <w:rPr>
+                <w:sz w:val="24"/>
+                <w:szCs w:val="24"/>
+              </w:rPr>
+            </w:pPr>
+            <w:r>
+              <w:rPr>
+                <w:sz w:val="24"/>
+                <w:szCs w:val="24"/>
+              </w:rPr>
+              <w:t>4</w:t>
+            </w:r>
+          </w:p>
+        </w:tc>
+        <w:tc>
+          <w:tcPr>
+            <w:tcW w:w="1220" w:type="dxa"/>
+          </w:tcPr>
+          <w:p>
+            <w:pPr>
+              <w:spacing w:line="240" w:lineRule="auto"/>
+              <w:ind w:firstLine="0"/>
+              <w:rPr>
+                <w:sz w:val="24"/>
+                <w:szCs w:val="24"/>
+              </w:rPr>
+            </w:pPr>
+            <w:r>
+              <w:rPr>
+                <w:sz w:val="24"/>
+                <w:szCs w:val="24"/>
+              </w:rPr>
+              <w:t xml:space="preserve">Отображение страниц </w:t>
+            </w:r>
+            <w:r>
+              <w:rPr>
+                <w:sz w:val="24"/>
+                <w:szCs w:val="24"/>
+              </w:rPr>
+              <w:t>сайта на устройстве</w:t>
+            </w:r>
+            <w:r>
+              <w:rPr>
+                <w:sz w:val="24"/>
+                <w:szCs w:val="24"/>
+              </w:rPr>
+              <w:t xml:space="preserve"> </w:t>
+            </w:r>
+            <w:r>
+              <w:rPr>
+                <w:sz w:val="24"/>
+                <w:szCs w:val="24"/>
+                <w:lang w:val="en-US"/>
+              </w:rPr>
+              <w:t>Nest</w:t>
+            </w:r>
+            <w:r>
+              <w:rPr>
+                <w:sz w:val="24"/>
+                <w:szCs w:val="24"/>
+              </w:rPr>
+              <w:t xml:space="preserve"> </w:t>
+            </w:r>
+            <w:r>
+              <w:rPr>
+                <w:sz w:val="24"/>
+                <w:szCs w:val="24"/>
+                <w:lang w:val="en-US"/>
+              </w:rPr>
+              <w:t>Hub</w:t>
+            </w:r>
+          </w:p>
+        </w:tc>
+        <w:tc>
+          <w:tcPr>
+            <w:tcW w:w="2609" w:type="dxa"/>
+          </w:tcPr>
+          <w:p>
+            <w:pPr>
+              <w:spacing w:line="240" w:lineRule="auto"/>
+              <w:ind w:firstLine="0"/>
+              <w:rPr>
+                <w:sz w:val="24"/>
+                <w:szCs w:val="24"/>
+              </w:rPr>
+            </w:pPr>
+            <w:r>
+              <w:rPr>
+                <w:sz w:val="24"/>
+                <w:szCs w:val="24"/>
+              </w:rPr>
+              <w:t xml:space="preserve">1. Открыть браузер </w:t>
+            </w:r>
+            <w:r>
+              <w:rPr>
+                <w:sz w:val="24"/>
+                <w:szCs w:val="24"/>
+              </w:rPr>
+              <w:t>настроить отображение</w:t>
+            </w:r>
+            <w:r>
+              <w:rPr>
+                <w:sz w:val="24"/>
+                <w:szCs w:val="24"/>
+              </w:rPr>
+              <w:t xml:space="preserve"> на </w:t>
+            </w:r>
+            <w:r>
+              <w:rPr>
+                <w:sz w:val="24"/>
+                <w:szCs w:val="24"/>
+                <w:lang w:val="en-US"/>
+              </w:rPr>
+              <w:t>Nest</w:t>
+            </w:r>
+            <w:r>
+              <w:rPr>
+                <w:sz w:val="24"/>
+                <w:szCs w:val="24"/>
+              </w:rPr>
+              <w:t xml:space="preserve"> </w:t>
+            </w:r>
+            <w:r>
+              <w:rPr>
+                <w:sz w:val="24"/>
+                <w:szCs w:val="24"/>
+                <w:lang w:val="en-US"/>
+              </w:rPr>
+              <w:t>Hub</w:t>
+            </w:r>
+            <w:r>
+              <w:rPr>
+                <w:sz w:val="24"/>
+                <w:szCs w:val="24"/>
+              </w:rPr>
+              <w:t>.</w:t>
+            </w:r>
+          </w:p>
+          <w:p>
+            <w:pPr>
+              <w:spacing w:line="240" w:lineRule="auto"/>
+              <w:ind w:firstLine="0"/>
+              <w:rPr>
+                <w:sz w:val="24"/>
+                <w:szCs w:val="24"/>
+              </w:rPr>
+            </w:pPr>
+            <w:r>
+              <w:rPr>
+                <w:sz w:val="24"/>
+                <w:szCs w:val="24"/>
+              </w:rPr>
+              <w:t>2. Ввести адрес сайта. 3.</w:t>
+            </w:r>
+            <w:r>
+              <w:rPr>
+                <w:sz w:val="24"/>
+                <w:szCs w:val="24"/>
+              </w:rPr>
+              <w:t xml:space="preserve"> </w:t>
+            </w:r>
+            <w:r>
+              <w:rPr>
+                <w:sz w:val="24"/>
+                <w:szCs w:val="24"/>
+              </w:rPr>
+              <w:t>Дождаться полной загрузки страницы.</w:t>
+            </w:r>
+          </w:p>
+          <w:p>
+            <w:pPr>
+              <w:spacing w:line="240" w:lineRule="auto"/>
+              <w:ind w:firstLine="0"/>
+              <w:rPr>
+                <w:sz w:val="24"/>
+                <w:szCs w:val="24"/>
+              </w:rPr>
+            </w:pPr>
+            <w:r>
+              <w:rPr>
+                <w:sz w:val="24"/>
+                <w:szCs w:val="24"/>
+              </w:rPr>
+              <w:t>4. Проверить отображение заголовка, текста с цитатой и кнопки «Начать путешествие». 5. Проверить работу навигационного меню</w:t>
+            </w:r>
+          </w:p>
+        </w:tc>
+        <w:tc>
+          <w:tcPr>
+            <w:tcW w:w="1754" w:type="dxa"/>
+          </w:tcPr>
+          <w:p>
+            <w:pPr>
+              <w:spacing w:line="240" w:lineRule="auto"/>
+              <w:ind w:firstLine="0"/>
+              <w:rPr>
+                <w:sz w:val="24"/>
+                <w:szCs w:val="24"/>
+              </w:rPr>
+            </w:pPr>
+            <w:r>
+              <w:rPr>
+                <w:sz w:val="24"/>
+                <w:szCs w:val="24"/>
+              </w:rPr>
+              <w:t>Все элементы главной страницы отображаются корректно, текст читаем без горизонтальной прокрутки, кнопка имеет достаточный размер для нажатия пальцем</w:t>
+            </w:r>
+          </w:p>
+        </w:tc>
+        <w:tc>
+          <w:tcPr>
+            <w:tcW w:w="1501" w:type="dxa"/>
+          </w:tcPr>
+          <w:p>
+            <w:pPr>
+              <w:spacing w:line="240" w:lineRule="auto"/>
+              <w:ind w:firstLine="0"/>
+              <w:rPr>
+                <w:sz w:val="24"/>
+                <w:szCs w:val="24"/>
+              </w:rPr>
+            </w:pPr>
+            <w:r>
+              <w:rPr>
+                <w:sz w:val="24"/>
+                <w:szCs w:val="24"/>
+              </w:rPr>
+              <w:t>Совпадает с ожидаемым</w:t>
+            </w:r>
+          </w:p>
+        </w:tc>
+        <w:tc>
+          <w:tcPr>
+            <w:tcW w:w="1556" w:type="dxa"/>
+          </w:tcPr>
+          <w:p>
+            <w:pPr>
+              <w:spacing w:line="240" w:lineRule="auto"/>
+              <w:ind w:firstLine="0"/>
+              <w:rPr>
+                <w:sz w:val="24"/>
+                <w:szCs w:val="24"/>
+              </w:rPr>
+            </w:pPr>
+            <w:r>
+              <w:rPr>
+                <w:sz w:val="24"/>
+                <w:szCs w:val="24"/>
+              </w:rPr>
+              <w:t>Пройден</w:t>
+            </w:r>
+          </w:p>
+        </w:tc>
+      </w:tr>
+      <w:tr>
+        <w:tc>
+          <w:tcPr>
+            <w:tcW w:w="704" w:type="dxa"/>
+          </w:tcPr>
+          <w:p>
+            <w:pPr>
+              <w:spacing w:line="240" w:lineRule="auto"/>
+              <w:ind w:firstLine="0"/>
+              <w:rPr>
+                <w:sz w:val="24"/>
+                <w:szCs w:val="24"/>
+              </w:rPr>
+            </w:pPr>
+            <w:r>
+              <w:rPr>
+                <w:sz w:val="24"/>
+                <w:szCs w:val="24"/>
+              </w:rPr>
+              <w:t>5</w:t>
+            </w:r>
+          </w:p>
+        </w:tc>
+        <w:tc>
+          <w:tcPr>
+            <w:tcW w:w="1220" w:type="dxa"/>
+          </w:tcPr>
+          <w:p>
+            <w:pPr>
+              <w:spacing w:line="240" w:lineRule="auto"/>
+              <w:ind w:firstLine="0"/>
+              <w:rPr>
+                <w:sz w:val="24"/>
+                <w:szCs w:val="24"/>
+              </w:rPr>
+            </w:pPr>
+            <w:r>
+              <w:rPr>
+                <w:sz w:val="24"/>
+                <w:szCs w:val="24"/>
+              </w:rPr>
+              <w:t xml:space="preserve">Отображение страниц </w:t>
+            </w:r>
+            <w:r>
+              <w:rPr>
+                <w:sz w:val="24"/>
+                <w:szCs w:val="24"/>
+              </w:rPr>
+              <w:t>сайта</w:t>
+            </w:r>
+            <w:r>
+              <w:rPr>
+                <w:sz w:val="24"/>
+                <w:szCs w:val="24"/>
+              </w:rPr>
+              <w:t xml:space="preserve"> в браузере </w:t>
+            </w:r>
+            <w:r>
+              <w:t>Google Chrome</w:t>
+            </w:r>
+          </w:p>
+        </w:tc>
+        <w:tc>
+          <w:tcPr>
+            <w:tcW w:w="2609" w:type="dxa"/>
+          </w:tcPr>
+          <w:p>
+            <w:pPr>
+              <w:spacing w:line="240" w:lineRule="auto"/>
+              <w:ind w:firstLine="0"/>
+              <w:rPr>
+                <w:sz w:val="24"/>
+                <w:szCs w:val="24"/>
+              </w:rPr>
+            </w:pPr>
+            <w:r>
+              <w:rPr>
+                <w:sz w:val="24"/>
+                <w:szCs w:val="24"/>
+              </w:rPr>
+              <w:t>1. Открыть браузер Google Chrome.</w:t>
+            </w:r>
+          </w:p>
+          <w:p>
+            <w:pPr>
+              <w:spacing w:line="240" w:lineRule="auto"/>
+              <w:ind w:firstLine="0"/>
+              <w:rPr>
+                <w:sz w:val="24"/>
+                <w:szCs w:val="24"/>
+              </w:rPr>
+            </w:pPr>
+            <w:r>
+              <w:rPr>
+                <w:sz w:val="24"/>
+                <w:szCs w:val="24"/>
+              </w:rPr>
+              <w:t>2</w:t>
+            </w:r>
+            <w:r>
+              <w:rPr>
+                <w:sz w:val="24"/>
+                <w:szCs w:val="24"/>
+              </w:rPr>
+              <w:t>. Ввести адрес сайта. 3.</w:t>
+            </w:r>
+            <w:r>
+              <w:rPr>
+                <w:sz w:val="24"/>
+                <w:szCs w:val="24"/>
+              </w:rPr>
+              <w:t xml:space="preserve"> </w:t>
+            </w:r>
+            <w:r>
+              <w:rPr>
+                <w:sz w:val="24"/>
+                <w:szCs w:val="24"/>
+              </w:rPr>
+              <w:t>Дождаться полной загрузки страницы.</w:t>
+            </w:r>
+          </w:p>
+          <w:p>
+            <w:pPr>
+              <w:spacing w:line="240" w:lineRule="auto"/>
+              <w:ind w:firstLine="0"/>
+              <w:rPr>
+                <w:sz w:val="24"/>
+                <w:szCs w:val="24"/>
+              </w:rPr>
+            </w:pPr>
+            <w:r>
+              <w:rPr>
+                <w:sz w:val="24"/>
+                <w:szCs w:val="24"/>
+              </w:rPr>
+              <w:t>4. Проверить отображение заголовка, текста с цитатой и кнопки «Начать путешествие». 5. Проверить работу навигационного меню</w:t>
+            </w:r>
+          </w:p>
+        </w:tc>
+        <w:tc>
+          <w:tcPr>
+            <w:tcW w:w="1754" w:type="dxa"/>
+          </w:tcPr>
+          <w:p>
+            <w:pPr>
+              <w:spacing w:line="240" w:lineRule="auto"/>
+              <w:ind w:firstLine="0"/>
+              <w:rPr>
+                <w:sz w:val="24"/>
+                <w:szCs w:val="24"/>
+              </w:rPr>
+            </w:pPr>
+            <w:r>
+              <w:rPr>
+                <w:sz w:val="24"/>
+                <w:szCs w:val="24"/>
+              </w:rPr>
+              <w:t>Все элементы главной страницы отображаются корректно, текст читаем без горизонтальной прокрутки, кнопка имеет достаточный размер для нажатия пальцем</w:t>
+            </w:r>
+          </w:p>
+        </w:tc>
+        <w:tc>
+          <w:tcPr>
+            <w:tcW w:w="1501" w:type="dxa"/>
+          </w:tcPr>
+          <w:p>
+            <w:pPr>
+              <w:spacing w:line="240" w:lineRule="auto"/>
+              <w:ind w:firstLine="0"/>
+              <w:rPr>
+                <w:sz w:val="24"/>
+                <w:szCs w:val="24"/>
+              </w:rPr>
+            </w:pPr>
+            <w:r>
+              <w:rPr>
+                <w:sz w:val="24"/>
+                <w:szCs w:val="24"/>
+              </w:rPr>
+              <w:t>Совпадает с ожидаемым</w:t>
+            </w:r>
+          </w:p>
+        </w:tc>
+        <w:tc>
+          <w:tcPr>
+            <w:tcW w:w="1556" w:type="dxa"/>
+          </w:tcPr>
+          <w:p>
+            <w:pPr>
+              <w:spacing w:line="240" w:lineRule="auto"/>
+              <w:ind w:firstLine="0"/>
+              <w:rPr>
+                <w:sz w:val="24"/>
+                <w:szCs w:val="24"/>
+              </w:rPr>
+            </w:pPr>
+            <w:r>
+              <w:rPr>
+                <w:sz w:val="24"/>
+                <w:szCs w:val="24"/>
+              </w:rPr>
+              <w:t>Пройден</w:t>
+            </w:r>
+          </w:p>
+        </w:tc>
+      </w:tr>
+      <w:tr>
+        <w:tc>
+          <w:tcPr>
+            <w:tcW w:w="704" w:type="dxa"/>
+          </w:tcPr>
+          <w:p>
+            <w:pPr>
+              <w:spacing w:line="240" w:lineRule="auto"/>
+              <w:ind w:firstLine="0"/>
+              <w:rPr>
+                <w:sz w:val="24"/>
+                <w:szCs w:val="24"/>
+              </w:rPr>
+            </w:pPr>
+            <w:r>
+              <w:rPr>
+                <w:sz w:val="24"/>
+                <w:szCs w:val="24"/>
+              </w:rPr>
+              <w:t>6</w:t>
+            </w:r>
+          </w:p>
+        </w:tc>
+        <w:tc>
+          <w:tcPr>
+            <w:tcW w:w="1220" w:type="dxa"/>
+          </w:tcPr>
+          <w:p>
+            <w:pPr>
+              <w:spacing w:line="240" w:lineRule="auto"/>
+              <w:ind w:firstLine="0"/>
+              <w:rPr>
+                <w:sz w:val="24"/>
+                <w:szCs w:val="24"/>
+              </w:rPr>
+            </w:pPr>
+            <w:r>
+              <w:rPr>
+                <w:sz w:val="24"/>
+                <w:szCs w:val="24"/>
+              </w:rPr>
+              <w:t xml:space="preserve">Отображение страниц </w:t>
+            </w:r>
+            <w:r>
+              <w:rPr>
+                <w:sz w:val="24"/>
+                <w:szCs w:val="24"/>
+              </w:rPr>
+              <w:t>сайта в браузере</w:t>
+            </w:r>
+            <w:r>
+              <w:rPr>
+                <w:sz w:val="24"/>
+                <w:szCs w:val="24"/>
+              </w:rPr>
+              <w:t xml:space="preserve"> </w:t>
+            </w:r>
+            <w:r>
+              <w:t>Яндекс</w:t>
+            </w:r>
+          </w:p>
+        </w:tc>
+        <w:tc>
+          <w:tcPr>
+            <w:tcW w:w="2609" w:type="dxa"/>
+          </w:tcPr>
+          <w:p>
+            <w:pPr>
+              <w:spacing w:line="240" w:lineRule="auto"/>
+              <w:ind w:firstLine="0"/>
+              <w:rPr>
+                <w:sz w:val="24"/>
+                <w:szCs w:val="24"/>
+              </w:rPr>
+            </w:pPr>
+            <w:r>
+              <w:rPr>
+                <w:sz w:val="24"/>
+                <w:szCs w:val="24"/>
+              </w:rPr>
+              <w:t xml:space="preserve">1. Открыть браузер </w:t>
+            </w:r>
+            <w:r>
+              <w:t>Яндекс</w:t>
+            </w:r>
+            <w:r>
+              <w:rPr>
+                <w:sz w:val="24"/>
+                <w:szCs w:val="24"/>
+              </w:rPr>
+              <w:t>.</w:t>
+            </w:r>
+          </w:p>
+          <w:p>
+            <w:pPr>
+              <w:spacing w:line="240" w:lineRule="auto"/>
+              <w:ind w:firstLine="0"/>
+              <w:rPr>
+                <w:sz w:val="24"/>
+                <w:szCs w:val="24"/>
+              </w:rPr>
+            </w:pPr>
+            <w:r>
+              <w:rPr>
+                <w:sz w:val="24"/>
+                <w:szCs w:val="24"/>
+              </w:rPr>
+              <w:t>2</w:t>
+            </w:r>
+            <w:r>
+              <w:rPr>
+                <w:sz w:val="24"/>
+                <w:szCs w:val="24"/>
+              </w:rPr>
+              <w:t>. Ввести адрес сайта. 3.</w:t>
+            </w:r>
+            <w:r>
+              <w:rPr>
+                <w:sz w:val="24"/>
+                <w:szCs w:val="24"/>
+              </w:rPr>
+              <w:t xml:space="preserve"> </w:t>
+            </w:r>
+            <w:r>
+              <w:rPr>
+                <w:sz w:val="24"/>
+                <w:szCs w:val="24"/>
+              </w:rPr>
+              <w:t>Дождаться полной загрузки страницы.</w:t>
+            </w:r>
+          </w:p>
+          <w:p>
+            <w:pPr>
+              <w:spacing w:line="240" w:lineRule="auto"/>
+              <w:ind w:firstLine="0"/>
+              <w:rPr>
+                <w:sz w:val="24"/>
+                <w:szCs w:val="24"/>
+              </w:rPr>
+            </w:pPr>
+            <w:r>
+              <w:rPr>
+                <w:sz w:val="24"/>
+                <w:szCs w:val="24"/>
+              </w:rPr>
+              <w:lastRenderedPageBreak/>
+              <w:t>4. Проверить отображение заголовка, текста с цитатой и кнопки «Начать путешествие». 5. Проверить работу навигационного меню</w:t>
+            </w:r>
+          </w:p>
+        </w:tc>
+        <w:tc>
+          <w:tcPr>
+            <w:tcW w:w="1754" w:type="dxa"/>
+          </w:tcPr>
+          <w:p>
+            <w:pPr>
+              <w:spacing w:line="240" w:lineRule="auto"/>
+              <w:ind w:firstLine="0"/>
+              <w:rPr>
+                <w:sz w:val="24"/>
+                <w:szCs w:val="24"/>
+              </w:rPr>
+            </w:pPr>
+            <w:r>
+              <w:rPr>
+                <w:sz w:val="24"/>
+                <w:szCs w:val="24"/>
+              </w:rPr>
+              <w:lastRenderedPageBreak/>
+              <w:t xml:space="preserve">Все элементы главной страницы отображаются корректно, текст </w:t>
+            </w:r>
+            <w:r>
+              <w:rPr>
+                <w:sz w:val="24"/>
+                <w:szCs w:val="24"/>
+              </w:rPr>
+              <w:lastRenderedPageBreak/>
+              <w:t>читаем без горизонтальной прокрутки, кнопка имеет достаточный размер для нажатия пальцем</w:t>
+            </w:r>
+          </w:p>
+        </w:tc>
+        <w:tc>
+          <w:tcPr>
+            <w:tcW w:w="1501" w:type="dxa"/>
+          </w:tcPr>
+          <w:p>
+            <w:pPr>
+              <w:spacing w:line="240" w:lineRule="auto"/>
+              <w:ind w:firstLine="0"/>
+              <w:rPr>
+                <w:sz w:val="24"/>
+                <w:szCs w:val="24"/>
+              </w:rPr>
+            </w:pPr>
+            <w:r>
+              <w:rPr>
+                <w:sz w:val="24"/>
+                <w:szCs w:val="24"/>
+              </w:rPr>
+              <w:lastRenderedPageBreak/>
+              <w:t>Совпадает с ожидаемым</w:t>
+            </w:r>
+          </w:p>
+        </w:tc>
+        <w:tc>
+          <w:tcPr>
+            <w:tcW w:w="1556" w:type="dxa"/>
+          </w:tcPr>
+          <w:p>
+            <w:pPr>
+              <w:spacing w:line="240" w:lineRule="auto"/>
+              <w:ind w:firstLine="0"/>
+              <w:rPr>
+                <w:sz w:val="24"/>
+                <w:szCs w:val="24"/>
+              </w:rPr>
+            </w:pPr>
+            <w:r>
+              <w:rPr>
+                <w:sz w:val="24"/>
+                <w:szCs w:val="24"/>
+              </w:rPr>
+              <w:t>Пройден</w:t>
+            </w:r>
+          </w:p>
+        </w:tc>
+      </w:tr>
+      <w:tr>
+        <w:tc>
+          <w:tcPr>
+            <w:tcW w:w="704" w:type="dxa"/>
+          </w:tcPr>
+          <w:p>
+            <w:pPr>
+              <w:spacing w:line="240" w:lineRule="auto"/>
+              <w:ind w:firstLine="0"/>
+              <w:rPr>
+                <w:sz w:val="24"/>
+                <w:szCs w:val="24"/>
+              </w:rPr>
+            </w:pPr>
+            <w:r>
+              <w:rPr>
+                <w:sz w:val="24"/>
+                <w:szCs w:val="24"/>
+              </w:rPr>
+              <w:t>7</w:t>
+            </w:r>
+          </w:p>
+        </w:tc>
+        <w:tc>
+          <w:tcPr>
+            <w:tcW w:w="1220" w:type="dxa"/>
+          </w:tcPr>
+          <w:p>
+            <w:pPr>
+              <w:spacing w:line="240" w:lineRule="auto"/>
+              <w:ind w:firstLine="0"/>
+              <w:rPr>
+                <w:sz w:val="24"/>
+                <w:szCs w:val="24"/>
+              </w:rPr>
+            </w:pPr>
+            <w:r>
+              <w:rPr>
+                <w:sz w:val="24"/>
+                <w:szCs w:val="24"/>
+              </w:rPr>
+              <w:t xml:space="preserve">Отображение страниц </w:t>
+            </w:r>
+            <w:r>
+              <w:rPr>
+                <w:sz w:val="24"/>
+                <w:szCs w:val="24"/>
+              </w:rPr>
+              <w:t>сайта в браузере</w:t>
+            </w:r>
+            <w:r>
+              <w:rPr>
+                <w:sz w:val="24"/>
+                <w:szCs w:val="24"/>
+              </w:rPr>
+              <w:t xml:space="preserve"> </w:t>
+            </w:r>
+            <w:r>
+              <w:t>Microsoft Edge</w:t>
+            </w:r>
+          </w:p>
+        </w:tc>
+        <w:tc>
+          <w:tcPr>
+            <w:tcW w:w="2609" w:type="dxa"/>
+          </w:tcPr>
+          <w:p>
+            <w:pPr>
+              <w:spacing w:line="240" w:lineRule="auto"/>
+              <w:ind w:firstLine="0"/>
+              <w:rPr>
+                <w:sz w:val="24"/>
+                <w:szCs w:val="24"/>
+              </w:rPr>
+            </w:pPr>
+            <w:r>
+              <w:rPr>
+                <w:sz w:val="24"/>
+                <w:szCs w:val="24"/>
+              </w:rPr>
+              <w:t xml:space="preserve">1. Открыть браузер </w:t>
+            </w:r>
+            <w:r>
+              <w:t>Microsoft Edge</w:t>
+            </w:r>
+            <w:r>
+              <w:rPr>
+                <w:sz w:val="24"/>
+                <w:szCs w:val="24"/>
+              </w:rPr>
+              <w:t>.</w:t>
+            </w:r>
+          </w:p>
+          <w:p>
+            <w:pPr>
+              <w:spacing w:line="240" w:lineRule="auto"/>
+              <w:ind w:firstLine="0"/>
+              <w:rPr>
+                <w:sz w:val="24"/>
+                <w:szCs w:val="24"/>
+              </w:rPr>
+            </w:pPr>
+            <w:r>
+              <w:rPr>
+                <w:sz w:val="24"/>
+                <w:szCs w:val="24"/>
+              </w:rPr>
+              <w:t>2</w:t>
+            </w:r>
+            <w:r>
+              <w:rPr>
+                <w:sz w:val="24"/>
+                <w:szCs w:val="24"/>
+              </w:rPr>
+              <w:t>. Ввести адрес сайта. 3.</w:t>
+            </w:r>
+            <w:r>
+              <w:rPr>
+                <w:sz w:val="24"/>
+                <w:szCs w:val="24"/>
+              </w:rPr>
+              <w:t xml:space="preserve"> </w:t>
+            </w:r>
+            <w:r>
+              <w:rPr>
+                <w:sz w:val="24"/>
+                <w:szCs w:val="24"/>
+              </w:rPr>
+              <w:t>Дождаться полной загрузки страницы.</w:t>
+            </w:r>
+          </w:p>
+          <w:p>
+            <w:pPr>
+              <w:spacing w:line="240" w:lineRule="auto"/>
+              <w:ind w:firstLine="0"/>
+              <w:rPr>
+                <w:sz w:val="24"/>
+                <w:szCs w:val="24"/>
+              </w:rPr>
+            </w:pPr>
+            <w:r>
+              <w:rPr>
+                <w:sz w:val="24"/>
+                <w:szCs w:val="24"/>
+              </w:rPr>
+              <w:t>4. Проверить отображение заголовка, текста с цитатой и кнопки «Начать путешествие». 5. Проверить работу навигационного меню</w:t>
+            </w:r>
+          </w:p>
+        </w:tc>
+        <w:tc>
+          <w:tcPr>
+            <w:tcW w:w="1754" w:type="dxa"/>
+          </w:tcPr>
+          <w:p>
+            <w:pPr>
+              <w:spacing w:line="240" w:lineRule="auto"/>
+              <w:ind w:firstLine="0"/>
+              <w:rPr>
+                <w:sz w:val="24"/>
+                <w:szCs w:val="24"/>
+              </w:rPr>
+            </w:pPr>
+            <w:r>
+              <w:rPr>
+                <w:sz w:val="24"/>
+                <w:szCs w:val="24"/>
+              </w:rPr>
+              <w:t>Все элементы главной страницы отображаются корректно, текст читаем без горизонтальной прокрутки, кнопка имеет достаточный размер для нажатия пальцем</w:t>
+            </w:r>
+          </w:p>
+        </w:tc>
+        <w:tc>
+          <w:tcPr>
+            <w:tcW w:w="1501" w:type="dxa"/>
+          </w:tcPr>
+          <w:p>
+            <w:pPr>
+              <w:spacing w:line="240" w:lineRule="auto"/>
+              <w:ind w:firstLine="0"/>
+              <w:rPr>
+                <w:sz w:val="24"/>
+                <w:szCs w:val="24"/>
+              </w:rPr>
+            </w:pPr>
+            <w:r>
+              <w:rPr>
+                <w:sz w:val="24"/>
+                <w:szCs w:val="24"/>
+              </w:rPr>
+              <w:t>Совпадает с ожидаемым</w:t>
+            </w:r>
+          </w:p>
+        </w:tc>
+        <w:tc>
+          <w:tcPr>
+            <w:tcW w:w="1556" w:type="dxa"/>
+          </w:tcPr>
+          <w:p>
+            <w:pPr>
+              <w:spacing w:line="240" w:lineRule="auto"/>
+              <w:ind w:firstLine="0"/>
+              <w:rPr>
+                <w:sz w:val="24"/>
+                <w:szCs w:val="24"/>
+              </w:rPr>
+            </w:pPr>
+            <w:r>
+              <w:rPr>
+                <w:sz w:val="24"/>
+                <w:szCs w:val="24"/>
+              </w:rPr>
+              <w:t>Пройден</w:t>
+            </w:r>
+          </w:p>
+        </w:tc>
+      </w:tr>
+    </w:tbl>
+    <w:p>
+      <w:pPr>
+        <w:spacing w:before="100" w:beforeAutospacing="1"/>
+      </w:pPr>
+      <w:r>
+        <w:t>Результаты тестирования показали, что интерфейс корректно масштабируется, все элементы остаются доступными и функциональными, а основные функции (регистрация, создание поездки, добавление расхода, управление бюджетом) работают стабильно на всех протестированных платформах и устройствах.</w:t>
+      </w:r>
+    </w:p>
+    <w:p>
+      <w:pPr>
+        <w:pStyle w:val="2"/>
+      </w:pPr>
+      <w:r>
+        <w:t>4.</w:t>
+      </w:r>
+      <w:r>
+        <w:t>3</w:t>
+      </w:r>
+      <w:r>
+        <w:t xml:space="preserve"> </w:t>
+      </w:r>
+      <w:r>
+        <w:t xml:space="preserve">Разработка тестовых сценариев </w:t>
+      </w:r>
+      <w:r>
+        <w:t xml:space="preserve">на </w:t>
+      </w:r>
+      <w:r>
+        <w:t>проверку безопасности</w:t>
+      </w:r>
+      <w:r>
+        <w:t>.</w:t>
+      </w:r>
+    </w:p>
+    <w:p>
+      <w:r>
+        <w:t>Тестирование безопасности проводилось с целью проверки конфиденциальности данных пользователей, корректности разграничения доступа к функциям системы между обычными пользователями и администраторами, а также надёжности хранения учётных данных (паролей) в базе данных</w:t>
+      </w:r>
+      <w:r>
+        <w:t>.</w:t>
+      </w:r>
+    </w:p>
+    <w:p>
+      <w:pPr>
+        <w:jc w:val="right"/>
+      </w:pPr>
+      <w:r>
+        <w:t xml:space="preserve">Таблица </w:t>
+      </w:r>
+      <w:fldSimple w:instr=" SEQ Таблица \* ARABIC ">
+        <w:r>
+          <w:rPr>
+            <w:noProof/>
+          </w:rPr>
+          <w:t>3</w:t>
+        </w:r>
+      </w:fldSimple>
+      <w:r>
+        <w:t xml:space="preserve">. </w:t>
+      </w:r>
+      <w:r>
+        <w:t xml:space="preserve">Тест-кейсы на </w:t>
+      </w:r>
+      <w:r>
+        <w:t>проверку безопасноси</w:t>
+      </w:r>
+    </w:p>
+    <w:tbl>
+      <w:tblPr>
+        <w:tblStyle w:val="afa"/>
+        <w:tblW w:w="0" w:type="auto"/>
+        <w:tblLayout w:type="fixed"/>
+        <w:tblLook w:val="04A0" w:firstRow="1" w:lastRow="0" w:firstColumn="1" w:lastColumn="0" w:noHBand="0" w:noVBand="1"/>
+      </w:tblPr>
+      <w:tblGrid>
+        <w:gridCol w:w="704"/>
+        <w:gridCol w:w="1220"/>
+        <w:gridCol w:w="2609"/>
+        <w:gridCol w:w="1754"/>
+        <w:gridCol w:w="1501"/>
+        <w:gridCol w:w="1556"/>
+      </w:tblGrid>
+      <w:tr>
+        <w:tc>
+          <w:tcPr>
+            <w:tcW w:w="704" w:type="dxa"/>
+          </w:tcPr>
+          <w:p>
+            <w:pPr>
+              <w:spacing w:line="240" w:lineRule="auto"/>
+              <w:ind w:firstLine="0"/>
+              <w:rPr>
+                <w:sz w:val="24"/>
+                <w:szCs w:val="24"/>
+              </w:rPr>
+            </w:pPr>
+            <w:r>
+              <w:rPr>
+                <w:sz w:val="24"/>
+                <w:szCs w:val="24"/>
+              </w:rPr>
+              <w:t>№</w:t>
+            </w:r>
+          </w:p>
+        </w:tc>
+        <w:tc>
+          <w:tcPr>
+            <w:tcW w:w="1220" w:type="dxa"/>
+          </w:tcPr>
+          <w:p>
+            <w:pPr>
+              <w:spacing w:line="240" w:lineRule="auto"/>
+              <w:ind w:firstLine="0"/>
+              <w:rPr>
+                <w:sz w:val="24"/>
+                <w:szCs w:val="24"/>
+              </w:rPr>
+            </w:pPr>
+            <w:r>
+              <w:rPr>
+                <w:sz w:val="24"/>
+                <w:szCs w:val="24"/>
+              </w:rPr>
+              <w:t>Тест-кейс</w:t>
+            </w:r>
+          </w:p>
+        </w:tc>
+        <w:tc>
+          <w:tcPr>
+            <w:tcW w:w="2609" w:type="dxa"/>
+          </w:tcPr>
+          <w:p>
+            <w:pPr>
+              <w:spacing w:line="240" w:lineRule="auto"/>
+              <w:ind w:firstLine="0"/>
+              <w:rPr>
+                <w:sz w:val="24"/>
+                <w:szCs w:val="24"/>
+              </w:rPr>
+            </w:pPr>
+            <w:r>
+              <w:rPr>
+                <w:sz w:val="24"/>
+                <w:szCs w:val="24"/>
+              </w:rPr>
+              <w:t>Шаги тест кейса</w:t>
+            </w:r>
+          </w:p>
+        </w:tc>
+        <w:tc>
+          <w:tcPr>
+            <w:tcW w:w="1754" w:type="dxa"/>
+          </w:tcPr>
+          <w:p>
+            <w:pPr>
+              <w:spacing w:line="240" w:lineRule="auto"/>
+              <w:ind w:firstLine="0"/>
+              <w:rPr>
+                <w:sz w:val="24"/>
+                <w:szCs w:val="24"/>
+              </w:rPr>
+            </w:pPr>
+            <w:r>
+              <w:rPr>
+                <w:sz w:val="24"/>
+                <w:szCs w:val="24"/>
+              </w:rPr>
+              <w:t>Ожидаемый результат</w:t>
+            </w:r>
+          </w:p>
+        </w:tc>
+        <w:tc>
+          <w:tcPr>
+            <w:tcW w:w="1501" w:type="dxa"/>
+          </w:tcPr>
+          <w:p>
+            <w:pPr>
+              <w:spacing w:line="240" w:lineRule="auto"/>
+              <w:ind w:firstLine="0"/>
+              <w:rPr>
+                <w:sz w:val="24"/>
+                <w:szCs w:val="24"/>
+              </w:rPr>
+            </w:pPr>
+            <w:r>
+              <w:rPr>
+                <w:sz w:val="24"/>
+                <w:szCs w:val="24"/>
+              </w:rPr>
+              <w:t>Фактический результат</w:t>
+            </w:r>
+          </w:p>
+        </w:tc>
+        <w:tc>
+          <w:tcPr>
+            <w:tcW w:w="1556" w:type="dxa"/>
+          </w:tcPr>
+          <w:p>
+            <w:pPr>
+              <w:spacing w:line="240" w:lineRule="auto"/>
+              <w:ind w:firstLine="0"/>
+              <w:rPr>
+                <w:sz w:val="24"/>
+                <w:szCs w:val="24"/>
+              </w:rPr>
+            </w:pPr>
+            <w:r>
+              <w:rPr>
+                <w:sz w:val="24"/>
+                <w:szCs w:val="24"/>
+              </w:rPr>
+              <w:t>Прохождение теста</w:t>
+            </w:r>
+          </w:p>
+        </w:tc>
+      </w:tr>
+      <w:tr>
+        <w:tc>
+          <w:tcPr>
+            <w:tcW w:w="704" w:type="dxa"/>
+          </w:tcPr>
+          <w:p>
+            <w:pPr>
+              <w:spacing w:line="240" w:lineRule="auto"/>
+              <w:ind w:firstLine="0"/>
+              <w:rPr>
+                <w:sz w:val="24"/>
+                <w:szCs w:val="24"/>
+              </w:rPr>
+            </w:pPr>
+            <w:r>
+              <w:rPr>
+                <w:sz w:val="24"/>
+                <w:szCs w:val="24"/>
+              </w:rPr>
+              <w:t>1</w:t>
+            </w:r>
+          </w:p>
+        </w:tc>
+        <w:tc>
+          <w:tcPr>
+            <w:tcW w:w="1220" w:type="dxa"/>
+          </w:tcPr>
+          <w:p>
+            <w:pPr>
+              <w:spacing w:line="240" w:lineRule="auto"/>
+              <w:ind w:firstLine="0"/>
+              <w:rPr>
+                <w:sz w:val="24"/>
+                <w:szCs w:val="24"/>
+              </w:rPr>
+            </w:pPr>
+            <w:r>
+              <w:rPr>
+                <w:sz w:val="24"/>
+                <w:szCs w:val="24"/>
+              </w:rPr>
+              <w:t>Регистрация нового пользователя</w:t>
+            </w:r>
+          </w:p>
+        </w:tc>
+        <w:tc>
+          <w:tcPr>
+            <w:tcW w:w="2609" w:type="dxa"/>
+          </w:tcPr>
+          <w:p>
+            <w:pPr>
+              <w:spacing w:line="240" w:lineRule="auto"/>
+              <w:ind w:firstLine="0"/>
+              <w:rPr>
+                <w:sz w:val="24"/>
+                <w:szCs w:val="24"/>
+              </w:rPr>
+            </w:pPr>
+            <w:r>
+              <w:rPr>
+                <w:sz w:val="24"/>
+                <w:szCs w:val="24"/>
+              </w:rPr>
+              <w:t>1. Открыть страницу регистрации.</w:t>
+            </w:r>
+          </w:p>
+          <w:p>
+            <w:pPr>
+              <w:spacing w:line="240" w:lineRule="auto"/>
+              <w:ind w:firstLine="0"/>
+              <w:rPr>
+                <w:sz w:val="24"/>
+                <w:szCs w:val="24"/>
+              </w:rPr>
+            </w:pPr>
+            <w:r>
+              <w:rPr>
+                <w:sz w:val="24"/>
+                <w:szCs w:val="24"/>
+              </w:rPr>
+              <w:t>2. Заполнить все поля формы (email, пароль, имя, фамилия, телефон).</w:t>
+            </w:r>
+          </w:p>
+          <w:p>
+            <w:pPr>
+              <w:spacing w:line="240" w:lineRule="auto"/>
+              <w:ind w:firstLine="0"/>
+              <w:rPr>
+                <w:sz w:val="24"/>
+                <w:szCs w:val="24"/>
+              </w:rPr>
+            </w:pPr>
+            <w:r>
+              <w:rPr>
+                <w:sz w:val="24"/>
+                <w:szCs w:val="24"/>
+              </w:rPr>
+              <w:lastRenderedPageBreak/>
+              <w:t>3. Нажать кнопку «Зарегистрироваться».</w:t>
+            </w:r>
+          </w:p>
+        </w:tc>
+        <w:tc>
+          <w:tcPr>
+            <w:tcW w:w="1754" w:type="dxa"/>
+          </w:tcPr>
+          <w:p>
+            <w:pPr>
+              <w:spacing w:line="240" w:lineRule="auto"/>
+              <w:ind w:firstLine="0"/>
+              <w:rPr>
+                <w:sz w:val="24"/>
+                <w:szCs w:val="24"/>
+              </w:rPr>
+            </w:pPr>
+            <w:r>
+              <w:rPr>
+                <w:sz w:val="24"/>
+                <w:szCs w:val="24"/>
+              </w:rPr>
+              <w:lastRenderedPageBreak/>
+              <w:t>Пользователь успешно создан, выполнено перенаправление на страницу входа</w:t>
+            </w:r>
+          </w:p>
+        </w:tc>
+        <w:tc>
+          <w:tcPr>
+            <w:tcW w:w="1501" w:type="dxa"/>
+          </w:tcPr>
+          <w:p>
+            <w:pPr>
+              <w:spacing w:line="240" w:lineRule="auto"/>
+              <w:ind w:firstLine="0"/>
+              <w:rPr>
+                <w:sz w:val="24"/>
+                <w:szCs w:val="24"/>
+              </w:rPr>
+            </w:pPr>
+            <w:r>
+              <w:rPr>
+                <w:sz w:val="24"/>
+                <w:szCs w:val="24"/>
+              </w:rPr>
+              <w:t>Совпадает с ожидаемым</w:t>
+            </w:r>
+          </w:p>
+        </w:tc>
+        <w:tc>
+          <w:tcPr>
+            <w:tcW w:w="1556" w:type="dxa"/>
+          </w:tcPr>
+          <w:p>
+            <w:pPr>
+              <w:spacing w:line="240" w:lineRule="auto"/>
+              <w:ind w:firstLine="0"/>
+              <w:rPr>
+                <w:sz w:val="24"/>
+                <w:szCs w:val="24"/>
+              </w:rPr>
+            </w:pPr>
+            <w:r>
+              <w:rPr>
+                <w:sz w:val="24"/>
+                <w:szCs w:val="24"/>
+              </w:rPr>
+              <w:t>Пройден</w:t>
+            </w:r>
+          </w:p>
+        </w:tc>
+      </w:tr>
+      <w:tr>
+        <w:tc>
+          <w:tcPr>
+            <w:tcW w:w="704" w:type="dxa"/>
+          </w:tcPr>
+          <w:p>
+            <w:pPr>
+              <w:spacing w:line="240" w:lineRule="auto"/>
+              <w:ind w:firstLine="0"/>
+              <w:rPr>
+                <w:sz w:val="24"/>
+                <w:szCs w:val="24"/>
+              </w:rPr>
+            </w:pPr>
+            <w:r>
+              <w:rPr>
+                <w:sz w:val="24"/>
+                <w:szCs w:val="24"/>
+              </w:rPr>
+              <w:t>2</w:t>
+            </w:r>
+          </w:p>
+        </w:tc>
+        <w:tc>
+          <w:tcPr>
+            <w:tcW w:w="1220" w:type="dxa"/>
+          </w:tcPr>
+          <w:p>
+            <w:pPr>
+              <w:spacing w:line="240" w:lineRule="auto"/>
+              <w:ind w:firstLine="0"/>
+              <w:rPr>
+                <w:sz w:val="24"/>
+                <w:szCs w:val="24"/>
+              </w:rPr>
+            </w:pPr>
+            <w:r>
+              <w:rPr>
+                <w:sz w:val="24"/>
+                <w:szCs w:val="24"/>
+              </w:rPr>
+              <w:t>Регистрация с существующим email</w:t>
+            </w:r>
+          </w:p>
+        </w:tc>
+        <w:tc>
+          <w:tcPr>
+            <w:tcW w:w="2609" w:type="dxa"/>
+          </w:tcPr>
+          <w:p>
+            <w:pPr>
+              <w:spacing w:line="240" w:lineRule="auto"/>
+              <w:ind w:firstLine="0"/>
+              <w:rPr>
+                <w:sz w:val="24"/>
+                <w:szCs w:val="24"/>
+              </w:rPr>
+            </w:pPr>
+            <w:r>
+              <w:rPr>
+                <w:sz w:val="24"/>
+                <w:szCs w:val="24"/>
+              </w:rPr>
+              <w:t>1. Попытаться зарегистрироваться с email, который уже зарегистрирован в системе.</w:t>
+            </w:r>
+          </w:p>
+          <w:p>
+            <w:pPr>
+              <w:spacing w:line="240" w:lineRule="auto"/>
+              <w:ind w:firstLine="0"/>
+              <w:rPr>
+                <w:sz w:val="24"/>
+                <w:szCs w:val="24"/>
+              </w:rPr>
+            </w:pPr>
+            <w:r>
+              <w:rPr>
+                <w:sz w:val="24"/>
+                <w:szCs w:val="24"/>
+              </w:rPr>
+              <w:t>2. Нажать кнопку «Зарегистрироваться».</w:t>
+            </w:r>
+          </w:p>
+        </w:tc>
+        <w:tc>
+          <w:tcPr>
+            <w:tcW w:w="1754" w:type="dxa"/>
+          </w:tcPr>
+          <w:p>
+            <w:pPr>
+              <w:spacing w:line="240" w:lineRule="auto"/>
+              <w:ind w:firstLine="0"/>
+              <w:rPr>
+                <w:sz w:val="24"/>
+                <w:szCs w:val="24"/>
+              </w:rPr>
+            </w:pPr>
+            <w:r>
+              <w:rPr>
+                <w:sz w:val="24"/>
+                <w:szCs w:val="24"/>
+              </w:rPr>
+              <w:t>Появляется сообщение об ошибке</w:t>
+            </w:r>
+            <w:r>
+              <w:rPr>
+                <w:sz w:val="24"/>
+                <w:szCs w:val="24"/>
+              </w:rPr>
+              <w:t xml:space="preserve">, </w:t>
+            </w:r>
+            <w:r>
+              <w:rPr>
+                <w:sz w:val="24"/>
+                <w:szCs w:val="24"/>
+              </w:rPr>
+              <w:t>регистрация не выполняется</w:t>
+            </w:r>
+          </w:p>
+        </w:tc>
+        <w:tc>
+          <w:tcPr>
+            <w:tcW w:w="1501" w:type="dxa"/>
+          </w:tcPr>
+          <w:p>
+            <w:pPr>
+              <w:spacing w:line="240" w:lineRule="auto"/>
+              <w:ind w:firstLine="0"/>
+              <w:rPr>
+                <w:sz w:val="24"/>
+                <w:szCs w:val="24"/>
+              </w:rPr>
+            </w:pPr>
+            <w:r>
+              <w:rPr>
+                <w:sz w:val="24"/>
+                <w:szCs w:val="24"/>
+              </w:rPr>
+              <w:t>Совпадает с ожидаемым</w:t>
+            </w:r>
+          </w:p>
+        </w:tc>
+        <w:tc>
+          <w:tcPr>
+            <w:tcW w:w="1556" w:type="dxa"/>
+          </w:tcPr>
+          <w:p>
+            <w:pPr>
+              <w:spacing w:line="240" w:lineRule="auto"/>
+              <w:ind w:firstLine="0"/>
+              <w:rPr>
+                <w:sz w:val="24"/>
+                <w:szCs w:val="24"/>
+              </w:rPr>
+            </w:pPr>
+            <w:r>
+              <w:rPr>
+                <w:sz w:val="24"/>
+                <w:szCs w:val="24"/>
+              </w:rPr>
+              <w:t>Пройден</w:t>
+            </w:r>
+          </w:p>
+        </w:tc>
+      </w:tr>
+      <w:tr>
+        <w:tc>
+          <w:tcPr>
+            <w:tcW w:w="704" w:type="dxa"/>
+          </w:tcPr>
+          <w:p>
+            <w:pPr>
+              <w:spacing w:line="240" w:lineRule="auto"/>
+              <w:ind w:firstLine="0"/>
+              <w:rPr>
+                <w:sz w:val="24"/>
+                <w:szCs w:val="24"/>
+              </w:rPr>
+            </w:pPr>
+            <w:r>
+              <w:rPr>
+                <w:sz w:val="24"/>
+                <w:szCs w:val="24"/>
+              </w:rPr>
+              <w:t>3</w:t>
+            </w:r>
+          </w:p>
+        </w:tc>
+        <w:tc>
+          <w:tcPr>
+            <w:tcW w:w="1220" w:type="dxa"/>
+          </w:tcPr>
+          <w:p>
+            <w:pPr>
+              <w:spacing w:line="240" w:lineRule="auto"/>
+              <w:ind w:firstLine="0"/>
+              <w:rPr>
+                <w:sz w:val="24"/>
+                <w:szCs w:val="24"/>
+              </w:rPr>
+            </w:pPr>
+            <w:r>
+              <w:rPr>
+                <w:sz w:val="24"/>
+                <w:szCs w:val="24"/>
+              </w:rPr>
+              <w:t>Вход в систему с правильными данными (обычный пользователь)</w:t>
+            </w:r>
+          </w:p>
+        </w:tc>
+        <w:tc>
+          <w:tcPr>
+            <w:tcW w:w="2609" w:type="dxa"/>
+          </w:tcPr>
+          <w:p>
+            <w:pPr>
+              <w:spacing w:line="240" w:lineRule="auto"/>
+              <w:ind w:firstLine="0"/>
+              <w:rPr>
+                <w:sz w:val="24"/>
+                <w:szCs w:val="24"/>
+              </w:rPr>
+            </w:pPr>
+            <w:r>
+              <w:rPr>
+                <w:sz w:val="24"/>
+                <w:szCs w:val="24"/>
+              </w:rPr>
+              <w:t>1. Открыть страницу входа.</w:t>
+            </w:r>
+          </w:p>
+          <w:p>
+            <w:pPr>
+              <w:spacing w:line="240" w:lineRule="auto"/>
+              <w:ind w:firstLine="0"/>
+              <w:rPr>
+                <w:sz w:val="24"/>
+                <w:szCs w:val="24"/>
+              </w:rPr>
+            </w:pPr>
+            <w:r>
+              <w:rPr>
+                <w:sz w:val="24"/>
+                <w:szCs w:val="24"/>
+              </w:rPr>
+              <w:t>2. Ввести email и пароль зарегистрированного обычного пользователя.</w:t>
+            </w:r>
+          </w:p>
+          <w:p>
+            <w:pPr>
+              <w:spacing w:line="240" w:lineRule="auto"/>
+              <w:ind w:firstLine="0"/>
+              <w:rPr>
+                <w:sz w:val="24"/>
+                <w:szCs w:val="24"/>
+              </w:rPr>
+            </w:pPr>
+            <w:r>
+              <w:rPr>
+                <w:sz w:val="24"/>
+                <w:szCs w:val="24"/>
+              </w:rPr>
+              <w:t>3. Нажать кнопку «Войти».</w:t>
+            </w:r>
+          </w:p>
+        </w:tc>
+        <w:tc>
+          <w:tcPr>
+            <w:tcW w:w="1754" w:type="dxa"/>
+          </w:tcPr>
+          <w:p>
+            <w:pPr>
+              <w:spacing w:line="240" w:lineRule="auto"/>
+              <w:ind w:firstLine="0"/>
+              <w:rPr>
+                <w:sz w:val="24"/>
+                <w:szCs w:val="24"/>
+              </w:rPr>
+            </w:pPr>
+            <w:r>
+              <w:rPr>
+                <w:sz w:val="24"/>
+                <w:szCs w:val="24"/>
+              </w:rPr>
+              <w:t>Выполнен успешный вход, пользователь перенаправлен на главную страницу</w:t>
+            </w:r>
+          </w:p>
+        </w:tc>
+        <w:tc>
+          <w:tcPr>
+            <w:tcW w:w="1501" w:type="dxa"/>
+          </w:tcPr>
+          <w:p>
+            <w:pPr>
+              <w:spacing w:line="240" w:lineRule="auto"/>
+              <w:ind w:firstLine="0"/>
+              <w:rPr>
+                <w:sz w:val="24"/>
+                <w:szCs w:val="24"/>
+              </w:rPr>
+            </w:pPr>
+            <w:r>
+              <w:rPr>
+                <w:sz w:val="24"/>
+                <w:szCs w:val="24"/>
+              </w:rPr>
+              <w:t>Совпадает с ожидаемым</w:t>
+            </w:r>
+          </w:p>
+        </w:tc>
+        <w:tc>
+          <w:tcPr>
+            <w:tcW w:w="1556" w:type="dxa"/>
+          </w:tcPr>
+          <w:p>
+            <w:pPr>
+              <w:spacing w:line="240" w:lineRule="auto"/>
+              <w:ind w:firstLine="0"/>
+              <w:rPr>
+                <w:sz w:val="24"/>
+                <w:szCs w:val="24"/>
+              </w:rPr>
+            </w:pPr>
+            <w:r>
+              <w:rPr>
+                <w:sz w:val="24"/>
+                <w:szCs w:val="24"/>
+              </w:rPr>
+              <w:t>Пройден</w:t>
+            </w:r>
+          </w:p>
+        </w:tc>
+      </w:tr>
+      <w:tr>
+        <w:tc>
+          <w:tcPr>
+            <w:tcW w:w="704" w:type="dxa"/>
+          </w:tcPr>
+          <w:p>
+            <w:pPr>
+              <w:spacing w:line="240" w:lineRule="auto"/>
+              <w:ind w:firstLine="0"/>
+              <w:rPr>
+                <w:sz w:val="24"/>
+                <w:szCs w:val="24"/>
+              </w:rPr>
+            </w:pPr>
+            <w:r>
+              <w:rPr>
+                <w:sz w:val="24"/>
+                <w:szCs w:val="24"/>
+              </w:rPr>
+              <w:t>4</w:t>
+            </w:r>
+          </w:p>
+        </w:tc>
+        <w:tc>
+          <w:tcPr>
+            <w:tcW w:w="1220" w:type="dxa"/>
+          </w:tcPr>
+          <w:p>
+            <w:pPr>
+              <w:spacing w:line="240" w:lineRule="auto"/>
+              <w:ind w:firstLine="0"/>
+              <w:rPr>
+                <w:sz w:val="24"/>
+                <w:szCs w:val="24"/>
+              </w:rPr>
+            </w:pPr>
+            <w:r>
+              <w:rPr>
+                <w:sz w:val="24"/>
+                <w:szCs w:val="24"/>
+              </w:rPr>
+              <w:t>Вход в систему с неправильным паролем</w:t>
+            </w:r>
+          </w:p>
+        </w:tc>
+        <w:tc>
+          <w:tcPr>
+            <w:tcW w:w="2609" w:type="dxa"/>
+          </w:tcPr>
+          <w:p>
+            <w:pPr>
+              <w:spacing w:line="240" w:lineRule="auto"/>
+              <w:ind w:firstLine="0"/>
+              <w:rPr>
+                <w:sz w:val="24"/>
+                <w:szCs w:val="24"/>
+              </w:rPr>
+            </w:pPr>
+            <w:r>
+              <w:rPr>
+                <w:sz w:val="24"/>
+                <w:szCs w:val="24"/>
+              </w:rPr>
+              <w:t>1. Открыть страницу входа.</w:t>
+            </w:r>
+          </w:p>
+          <w:p>
+            <w:pPr>
+              <w:spacing w:line="240" w:lineRule="auto"/>
+              <w:ind w:firstLine="0"/>
+              <w:rPr>
+                <w:sz w:val="24"/>
+                <w:szCs w:val="24"/>
+              </w:rPr>
+            </w:pPr>
+            <w:r>
+              <w:rPr>
+                <w:sz w:val="24"/>
+                <w:szCs w:val="24"/>
+              </w:rPr>
+              <w:t>2. Ввести правильный email и неправильный пароль.</w:t>
+            </w:r>
+          </w:p>
+          <w:p>
+            <w:pPr>
+              <w:spacing w:line="240" w:lineRule="auto"/>
+              <w:ind w:firstLine="0"/>
+              <w:rPr>
+                <w:sz w:val="24"/>
+                <w:szCs w:val="24"/>
+              </w:rPr>
+            </w:pPr>
+            <w:r>
+              <w:rPr>
+                <w:sz w:val="24"/>
+                <w:szCs w:val="24"/>
+              </w:rPr>
+              <w:t>3. Нажать кнопку «Войти».</w:t>
+            </w:r>
+          </w:p>
+        </w:tc>
+        <w:tc>
+          <w:tcPr>
+            <w:tcW w:w="1754" w:type="dxa"/>
+          </w:tcPr>
+          <w:p>
+            <w:pPr>
+              <w:spacing w:line="240" w:lineRule="auto"/>
+              <w:ind w:firstLine="0"/>
+              <w:rPr>
+                <w:sz w:val="24"/>
+                <w:szCs w:val="24"/>
+              </w:rPr>
+            </w:pPr>
+            <w:r>
+              <w:rPr>
+                <w:sz w:val="24"/>
+                <w:szCs w:val="24"/>
+              </w:rPr>
+              <w:t>Появляется сообщение об ошибке: «Неверный email или пароль», вход не выполняется</w:t>
+            </w:r>
+          </w:p>
+        </w:tc>
+        <w:tc>
+          <w:tcPr>
+            <w:tcW w:w="1501" w:type="dxa"/>
+          </w:tcPr>
+          <w:p>
+            <w:pPr>
+              <w:spacing w:line="240" w:lineRule="auto"/>
+              <w:ind w:firstLine="0"/>
+              <w:rPr>
+                <w:sz w:val="24"/>
+                <w:szCs w:val="24"/>
+              </w:rPr>
+            </w:pPr>
+            <w:r>
+              <w:rPr>
+                <w:sz w:val="24"/>
+                <w:szCs w:val="24"/>
+              </w:rPr>
+              <w:t>Совпадает с ожидаемым</w:t>
+            </w:r>
+          </w:p>
+        </w:tc>
+        <w:tc>
+          <w:tcPr>
+            <w:tcW w:w="1556" w:type="dxa"/>
+          </w:tcPr>
+          <w:p>
+            <w:pPr>
+              <w:spacing w:line="240" w:lineRule="auto"/>
+              <w:ind w:firstLine="0"/>
+              <w:rPr>
+                <w:sz w:val="24"/>
+                <w:szCs w:val="24"/>
+              </w:rPr>
+            </w:pPr>
+            <w:r>
+              <w:rPr>
+                <w:sz w:val="24"/>
+                <w:szCs w:val="24"/>
+              </w:rPr>
+              <w:t>Пройден</w:t>
+            </w:r>
+          </w:p>
+        </w:tc>
+      </w:tr>
+      <w:tr>
+        <w:tc>
+          <w:tcPr>
+            <w:tcW w:w="704" w:type="dxa"/>
+          </w:tcPr>
+          <w:p>
+            <w:pPr>
+              <w:spacing w:line="240" w:lineRule="auto"/>
+              <w:ind w:firstLine="0"/>
+              <w:rPr>
+                <w:sz w:val="24"/>
+                <w:szCs w:val="24"/>
+              </w:rPr>
+            </w:pPr>
+            <w:r>
+              <w:rPr>
+                <w:sz w:val="24"/>
+                <w:szCs w:val="24"/>
+              </w:rPr>
+              <w:t>5</w:t>
+            </w:r>
+          </w:p>
+        </w:tc>
+        <w:tc>
+          <w:tcPr>
+            <w:tcW w:w="1220" w:type="dxa"/>
+          </w:tcPr>
+          <w:p>
+            <w:pPr>
+              <w:spacing w:line="240" w:lineRule="auto"/>
+              <w:ind w:firstLine="0"/>
+              <w:rPr>
+                <w:sz w:val="24"/>
+                <w:szCs w:val="24"/>
+              </w:rPr>
+            </w:pPr>
+            <w:r>
+              <w:rPr>
+                <w:sz w:val="24"/>
+                <w:szCs w:val="24"/>
+              </w:rPr>
+              <w:t>Вход в систему с несуществующим email</w:t>
+            </w:r>
+          </w:p>
+        </w:tc>
+        <w:tc>
+          <w:tcPr>
+            <w:tcW w:w="2609" w:type="dxa"/>
+          </w:tcPr>
+          <w:p>
+            <w:pPr>
+              <w:spacing w:line="240" w:lineRule="auto"/>
+              <w:ind w:firstLine="0"/>
+              <w:rPr>
+                <w:sz w:val="24"/>
+                <w:szCs w:val="24"/>
+              </w:rPr>
+            </w:pPr>
+            <w:r>
+              <w:rPr>
+                <w:sz w:val="24"/>
+                <w:szCs w:val="24"/>
+              </w:rPr>
+              <w:t xml:space="preserve">1. Открыть страницу входа. </w:t>
+            </w:r>
+          </w:p>
+          <w:p>
+            <w:pPr>
+              <w:spacing w:line="240" w:lineRule="auto"/>
+              <w:ind w:firstLine="0"/>
+              <w:rPr>
+                <w:sz w:val="24"/>
+                <w:szCs w:val="24"/>
+              </w:rPr>
+            </w:pPr>
+            <w:r>
+              <w:rPr>
+                <w:sz w:val="24"/>
+                <w:szCs w:val="24"/>
+              </w:rPr>
+              <w:t xml:space="preserve">2. Ввести незарегистрированный email и любой пароль. </w:t>
+            </w:r>
+          </w:p>
+          <w:p>
+            <w:pPr>
+              <w:spacing w:line="240" w:lineRule="auto"/>
+              <w:ind w:firstLine="0"/>
+              <w:rPr>
+                <w:sz w:val="24"/>
+                <w:szCs w:val="24"/>
+              </w:rPr>
+            </w:pPr>
+            <w:r>
+              <w:rPr>
+                <w:sz w:val="24"/>
+                <w:szCs w:val="24"/>
+              </w:rPr>
+              <w:t>3. Нажать кнопку «Войти».</w:t>
+            </w:r>
+          </w:p>
+        </w:tc>
+        <w:tc>
+          <w:tcPr>
+            <w:tcW w:w="1754" w:type="dxa"/>
+          </w:tcPr>
+          <w:p>
+            <w:pPr>
+              <w:spacing w:line="240" w:lineRule="auto"/>
+              <w:ind w:firstLine="0"/>
+              <w:rPr>
+                <w:sz w:val="24"/>
+                <w:szCs w:val="24"/>
+              </w:rPr>
+            </w:pPr>
+            <w:r>
+              <w:rPr>
+                <w:sz w:val="24"/>
+                <w:szCs w:val="24"/>
+              </w:rPr>
+              <w:t>Появляется сообщение об ошибке: «Неверный email или пароль», вход не выполняется</w:t>
+            </w:r>
+          </w:p>
+        </w:tc>
+        <w:tc>
+          <w:tcPr>
+            <w:tcW w:w="1501" w:type="dxa"/>
+          </w:tcPr>
+          <w:p>
+            <w:pPr>
+              <w:spacing w:line="240" w:lineRule="auto"/>
+              <w:ind w:firstLine="0"/>
+              <w:rPr>
+                <w:sz w:val="24"/>
+                <w:szCs w:val="24"/>
+              </w:rPr>
+            </w:pPr>
+            <w:r>
+              <w:rPr>
+                <w:sz w:val="24"/>
+                <w:szCs w:val="24"/>
+              </w:rPr>
+              <w:t>Совпадает с ожидаемым</w:t>
+            </w:r>
+          </w:p>
+        </w:tc>
+        <w:tc>
+          <w:tcPr>
+            <w:tcW w:w="1556" w:type="dxa"/>
+          </w:tcPr>
+          <w:p>
+            <w:pPr>
+              <w:spacing w:line="240" w:lineRule="auto"/>
+              <w:ind w:firstLine="0"/>
+              <w:rPr>
+                <w:sz w:val="24"/>
+                <w:szCs w:val="24"/>
+              </w:rPr>
+            </w:pPr>
+            <w:r>
+              <w:rPr>
+                <w:sz w:val="24"/>
+                <w:szCs w:val="24"/>
+              </w:rPr>
+              <w:t>Пройден</w:t>
+            </w:r>
+          </w:p>
+        </w:tc>
+      </w:tr>
+      <w:tr>
+        <w:tc>
+          <w:tcPr>
+            <w:tcW w:w="704" w:type="dxa"/>
+          </w:tcPr>
+          <w:p>
+            <w:pPr>
+              <w:spacing w:line="240" w:lineRule="auto"/>
+              <w:ind w:firstLine="0"/>
+              <w:rPr>
+                <w:sz w:val="24"/>
+                <w:szCs w:val="24"/>
+              </w:rPr>
+            </w:pPr>
+            <w:r>
+              <w:rPr>
+                <w:sz w:val="24"/>
+                <w:szCs w:val="24"/>
+              </w:rPr>
+              <w:t>6</w:t>
+            </w:r>
+          </w:p>
+        </w:tc>
+        <w:tc>
+          <w:tcPr>
+            <w:tcW w:w="1220" w:type="dxa"/>
+          </w:tcPr>
+          <w:p>
+            <w:pPr>
+              <w:spacing w:line="240" w:lineRule="auto"/>
+              <w:ind w:firstLine="0"/>
+              <w:rPr>
+                <w:sz w:val="24"/>
+                <w:szCs w:val="24"/>
+              </w:rPr>
+            </w:pPr>
+            <w:r>
+              <w:rPr>
+                <w:sz w:val="24"/>
+                <w:szCs w:val="24"/>
+              </w:rPr>
+              <w:t>Вход под учётной записью администратора</w:t>
+            </w:r>
+          </w:p>
+        </w:tc>
+        <w:tc>
+          <w:tcPr>
+            <w:tcW w:w="2609" w:type="dxa"/>
+          </w:tcPr>
+          <w:p>
+            <w:pPr>
+              <w:spacing w:line="240" w:lineRule="auto"/>
+              <w:ind w:firstLine="0"/>
+              <w:rPr>
+                <w:sz w:val="24"/>
+                <w:szCs w:val="24"/>
+              </w:rPr>
+            </w:pPr>
+            <w:r>
+              <w:rPr>
+                <w:sz w:val="24"/>
+                <w:szCs w:val="24"/>
+              </w:rPr>
+              <w:t>1. Открыть страницу входа.</w:t>
+            </w:r>
+          </w:p>
+          <w:p>
+            <w:pPr>
+              <w:spacing w:line="240" w:lineRule="auto"/>
+              <w:ind w:firstLine="0"/>
+              <w:rPr>
+                <w:sz w:val="24"/>
+                <w:szCs w:val="24"/>
+              </w:rPr>
+            </w:pPr>
+            <w:r>
+              <w:rPr>
+                <w:sz w:val="24"/>
+                <w:szCs w:val="24"/>
+              </w:rPr>
+              <w:t>2. Ввести email и пароль администратора.</w:t>
+            </w:r>
+          </w:p>
+          <w:p>
+            <w:pPr>
+              <w:spacing w:line="240" w:lineRule="auto"/>
+              <w:ind w:firstLine="0"/>
+              <w:rPr>
+                <w:sz w:val="24"/>
+                <w:szCs w:val="24"/>
+              </w:rPr>
+            </w:pPr>
+            <w:r>
+              <w:rPr>
+                <w:sz w:val="24"/>
+                <w:szCs w:val="24"/>
+              </w:rPr>
+              <w:t>3. Нажать кнопку «Войти».</w:t>
+            </w:r>
+          </w:p>
+        </w:tc>
+        <w:tc>
+          <w:tcPr>
+            <w:tcW w:w="1754" w:type="dxa"/>
+          </w:tcPr>
+          <w:p>
+            <w:pPr>
+              <w:spacing w:line="240" w:lineRule="auto"/>
+              <w:ind w:firstLine="0"/>
+              <w:rPr>
+                <w:sz w:val="24"/>
+                <w:szCs w:val="24"/>
+              </w:rPr>
+            </w:pPr>
+            <w:r>
+              <w:rPr>
+                <w:sz w:val="24"/>
+                <w:szCs w:val="24"/>
+              </w:rPr>
+              <w:t>Выполнен успешный вход, пользователь имеет доступ к административным функциям (добавление/удаление стран, управление категориями фраз и приложениями)</w:t>
+            </w:r>
+          </w:p>
+        </w:tc>
+        <w:tc>
+          <w:tcPr>
+            <w:tcW w:w="1501" w:type="dxa"/>
+          </w:tcPr>
+          <w:p>
+            <w:pPr>
+              <w:spacing w:line="240" w:lineRule="auto"/>
+              <w:ind w:firstLine="0"/>
+              <w:rPr>
+                <w:sz w:val="24"/>
+                <w:szCs w:val="24"/>
+              </w:rPr>
+            </w:pPr>
+            <w:r>
+              <w:rPr>
+                <w:sz w:val="24"/>
+                <w:szCs w:val="24"/>
+              </w:rPr>
+              <w:t>Совпадает с ожидаемым</w:t>
+            </w:r>
+          </w:p>
+        </w:tc>
+        <w:tc>
+          <w:tcPr>
+            <w:tcW w:w="1556" w:type="dxa"/>
+          </w:tcPr>
+          <w:p>
+            <w:pPr>
+              <w:spacing w:line="240" w:lineRule="auto"/>
+              <w:ind w:firstLine="0"/>
+              <w:rPr>
+                <w:sz w:val="24"/>
+                <w:szCs w:val="24"/>
+              </w:rPr>
+            </w:pPr>
+            <w:r>
+              <w:rPr>
+                <w:sz w:val="24"/>
+                <w:szCs w:val="24"/>
+              </w:rPr>
+              <w:t>Пройден</w:t>
+            </w:r>
+          </w:p>
+        </w:tc>
+      </w:tr>
+      <w:tr>
+        <w:tc>
+          <w:tcPr>
+            <w:tcW w:w="704" w:type="dxa"/>
+          </w:tcPr>
+          <w:p>
+            <w:pPr>
+              <w:spacing w:line="240" w:lineRule="auto"/>
+              <w:ind w:firstLine="0"/>
+              <w:rPr>
+                <w:sz w:val="24"/>
+                <w:szCs w:val="24"/>
+              </w:rPr>
+            </w:pPr>
+            <w:r>
+              <w:rPr>
+                <w:sz w:val="24"/>
+                <w:szCs w:val="24"/>
+              </w:rPr>
+              <w:t>7</w:t>
+            </w:r>
+          </w:p>
+        </w:tc>
+        <w:tc>
+          <w:tcPr>
+            <w:tcW w:w="1220" w:type="dxa"/>
+          </w:tcPr>
+          <w:p>
+            <w:pPr>
+              <w:spacing w:line="240" w:lineRule="auto"/>
+              <w:ind w:firstLine="0"/>
+              <w:rPr>
+                <w:sz w:val="24"/>
+                <w:szCs w:val="24"/>
+              </w:rPr>
+            </w:pPr>
+            <w:r>
+              <w:rPr>
+                <w:sz w:val="24"/>
+                <w:szCs w:val="24"/>
+              </w:rPr>
+              <w:t>Проверка хеширования пароля в базе данных</w:t>
+            </w:r>
+          </w:p>
+        </w:tc>
+        <w:tc>
+          <w:tcPr>
+            <w:tcW w:w="2609" w:type="dxa"/>
+          </w:tcPr>
+          <w:p>
+            <w:pPr>
+              <w:spacing w:line="240" w:lineRule="auto"/>
+              <w:ind w:firstLine="0"/>
+              <w:rPr>
+                <w:sz w:val="24"/>
+                <w:szCs w:val="24"/>
+              </w:rPr>
+            </w:pPr>
+            <w:r>
+              <w:rPr>
+                <w:sz w:val="24"/>
+                <w:szCs w:val="24"/>
+              </w:rPr>
+              <w:t>1. Открыть базу данных (db.sqlite3).</w:t>
+            </w:r>
+          </w:p>
+          <w:p>
+            <w:pPr>
+              <w:spacing w:line="240" w:lineRule="auto"/>
+              <w:ind w:firstLine="0"/>
+              <w:rPr>
+                <w:sz w:val="24"/>
+                <w:szCs w:val="24"/>
+              </w:rPr>
+            </w:pPr>
+            <w:r>
+              <w:rPr>
+                <w:sz w:val="24"/>
+                <w:szCs w:val="24"/>
+              </w:rPr>
+              <w:t>2. Просмотреть таблицу auth_user.</w:t>
+            </w:r>
+          </w:p>
+          <w:p>
+            <w:pPr>
+              <w:spacing w:line="240" w:lineRule="auto"/>
+              <w:ind w:firstLine="0"/>
+              <w:rPr>
+                <w:sz w:val="24"/>
+                <w:szCs w:val="24"/>
+              </w:rPr>
+            </w:pPr>
+            <w:r>
+              <w:rPr>
+                <w:sz w:val="24"/>
+                <w:szCs w:val="24"/>
+              </w:rPr>
+              <w:t>3. Найти поле password для созданного пользователя.</w:t>
+            </w:r>
+          </w:p>
+        </w:tc>
+        <w:tc>
+          <w:tcPr>
+            <w:tcW w:w="1754" w:type="dxa"/>
+          </w:tcPr>
+          <w:p>
+            <w:pPr>
+              <w:spacing w:line="240" w:lineRule="auto"/>
+              <w:ind w:firstLine="0"/>
+              <w:rPr>
+                <w:sz w:val="24"/>
+                <w:szCs w:val="24"/>
+              </w:rPr>
+            </w:pPr>
+            <w:r>
+              <w:rPr>
+                <w:sz w:val="24"/>
+                <w:szCs w:val="24"/>
+              </w:rPr>
+              <w:t>Пароль хранится в зашифрованном виде (хеш), невозможно прочитать исходный пароль</w:t>
+            </w:r>
+            <w:r>
+              <w:rPr>
+                <w:sz w:val="24"/>
+                <w:szCs w:val="24"/>
+              </w:rPr>
+              <w:tab/>
+            </w:r>
+          </w:p>
+        </w:tc>
+        <w:tc>
+          <w:tcPr>
+            <w:tcW w:w="1501" w:type="dxa"/>
+          </w:tcPr>
+          <w:p>
+            <w:pPr>
+              <w:spacing w:line="240" w:lineRule="auto"/>
+              <w:ind w:firstLine="0"/>
+              <w:rPr>
+                <w:sz w:val="24"/>
+                <w:szCs w:val="24"/>
+              </w:rPr>
+            </w:pPr>
+            <w:r>
+              <w:rPr>
+                <w:sz w:val="24"/>
+                <w:szCs w:val="24"/>
+              </w:rPr>
+              <w:t>Совпадает с ожидаемым</w:t>
+            </w:r>
+          </w:p>
+        </w:tc>
+        <w:tc>
+          <w:tcPr>
+            <w:tcW w:w="1556" w:type="dxa"/>
+          </w:tcPr>
+          <w:p>
+            <w:pPr>
+              <w:spacing w:line="240" w:lineRule="auto"/>
+              <w:ind w:firstLine="0"/>
+              <w:rPr>
+                <w:sz w:val="24"/>
+                <w:szCs w:val="24"/>
+              </w:rPr>
+            </w:pPr>
+            <w:r>
+              <w:rPr>
+                <w:sz w:val="24"/>
+                <w:szCs w:val="24"/>
+              </w:rPr>
+              <w:t>Пройден</w:t>
+            </w:r>
+          </w:p>
+        </w:tc>
+      </w:tr>
+      <w:tr>
+        <w:tc>
+          <w:tcPr>
+            <w:tcW w:w="704" w:type="dxa"/>
+          </w:tcPr>
+          <w:p>
+            <w:pPr>
+              <w:spacing w:line="240" w:lineRule="auto"/>
+              <w:ind w:firstLine="0"/>
+              <w:rPr>
+                <w:sz w:val="24"/>
+                <w:szCs w:val="24"/>
+                <w:lang w:val="en-US"/>
+              </w:rPr>
+            </w:pPr>
+            <w:r>
+              <w:rPr>
+                <w:sz w:val="24"/>
+                <w:szCs w:val="24"/>
+                <w:lang w:val="en-US"/>
+              </w:rPr>
+              <w:lastRenderedPageBreak/>
+              <w:t>8</w:t>
+            </w:r>
+          </w:p>
+        </w:tc>
+        <w:tc>
+          <w:tcPr>
+            <w:tcW w:w="1220" w:type="dxa"/>
+          </w:tcPr>
+          <w:p>
+            <w:pPr>
+              <w:spacing w:line="240" w:lineRule="auto"/>
+              <w:ind w:firstLine="0"/>
+              <w:rPr>
+                <w:sz w:val="24"/>
+                <w:szCs w:val="24"/>
+              </w:rPr>
+            </w:pPr>
+            <w:r>
+              <w:rPr>
+                <w:sz w:val="24"/>
+                <w:szCs w:val="24"/>
+              </w:rPr>
+              <w:t>Доступ обычного пользователя к странице добавления страны по прямой ссылке</w:t>
+            </w:r>
+          </w:p>
+        </w:tc>
+        <w:tc>
+          <w:tcPr>
+            <w:tcW w:w="2609" w:type="dxa"/>
+          </w:tcPr>
+          <w:p>
+            <w:pPr>
+              <w:spacing w:line="240" w:lineRule="auto"/>
+              <w:ind w:firstLine="0"/>
+              <w:rPr>
+                <w:sz w:val="24"/>
+                <w:szCs w:val="24"/>
+              </w:rPr>
+            </w:pPr>
+            <w:r>
+              <w:rPr>
+                <w:sz w:val="24"/>
+                <w:szCs w:val="24"/>
+              </w:rPr>
+              <w:t>1. Открыть страницу входа.</w:t>
+            </w:r>
+          </w:p>
+          <w:p>
+            <w:pPr>
+              <w:spacing w:line="240" w:lineRule="auto"/>
+              <w:ind w:firstLine="0"/>
+              <w:rPr>
+                <w:sz w:val="24"/>
+                <w:szCs w:val="24"/>
+              </w:rPr>
+            </w:pPr>
+            <w:r>
+              <w:rPr>
+                <w:sz w:val="24"/>
+                <w:szCs w:val="24"/>
+              </w:rPr>
+              <w:t>2. Ввести email и пароль зарегистрированного обычного пользователя.</w:t>
+            </w:r>
+          </w:p>
+          <w:p>
+            <w:pPr>
+              <w:spacing w:line="240" w:lineRule="auto"/>
+              <w:ind w:firstLine="0"/>
+              <w:rPr>
+                <w:sz w:val="24"/>
+                <w:szCs w:val="24"/>
+              </w:rPr>
+            </w:pPr>
+            <w:r>
+              <w:rPr>
+                <w:sz w:val="24"/>
+                <w:szCs w:val="24"/>
+              </w:rPr>
+              <w:t xml:space="preserve">3. </w:t>
+            </w:r>
+            <w:r>
+              <w:rPr>
+                <w:sz w:val="24"/>
+                <w:szCs w:val="24"/>
+              </w:rPr>
+              <w:t>Ввести прямую ссылку к списку стран (</w:t>
+            </w:r>
+            <w:r>
+              <w:rPr>
+                <w:sz w:val="24"/>
+                <w:szCs w:val="24"/>
+              </w:rPr>
+              <w:t>http://127.0.0.1:8000/country/</w:t>
+            </w:r>
+            <w:r>
+              <w:rPr>
+                <w:sz w:val="24"/>
+                <w:szCs w:val="24"/>
+              </w:rPr>
+              <w:t>)</w:t>
+            </w:r>
+          </w:p>
+        </w:tc>
+        <w:tc>
+          <w:tcPr>
+            <w:tcW w:w="1754" w:type="dxa"/>
+          </w:tcPr>
+          <w:p>
+            <w:pPr>
+              <w:spacing w:line="240" w:lineRule="auto"/>
+              <w:ind w:firstLine="0"/>
+              <w:rPr>
+                <w:sz w:val="24"/>
+                <w:szCs w:val="24"/>
+              </w:rPr>
+            </w:pPr>
+            <w:r>
+              <w:rPr>
+                <w:sz w:val="24"/>
+                <w:szCs w:val="24"/>
+              </w:rPr>
+              <w:t>В</w:t>
+            </w:r>
+            <w:r>
+              <w:rPr>
+                <w:sz w:val="24"/>
+                <w:szCs w:val="24"/>
+              </w:rPr>
+              <w:t>ыдаётся ошибка 403 (доступ запрещён)</w:t>
+            </w:r>
+          </w:p>
+        </w:tc>
+        <w:tc>
+          <w:tcPr>
+            <w:tcW w:w="1501" w:type="dxa"/>
+          </w:tcPr>
+          <w:p>
+            <w:pPr>
+              <w:spacing w:line="240" w:lineRule="auto"/>
+              <w:ind w:firstLine="0"/>
+              <w:rPr>
+                <w:sz w:val="24"/>
+                <w:szCs w:val="24"/>
+              </w:rPr>
+            </w:pPr>
+            <w:r>
+              <w:rPr>
+                <w:sz w:val="24"/>
+                <w:szCs w:val="24"/>
+              </w:rPr>
+              <w:t>Совпадает с ожидаемым</w:t>
+            </w:r>
+          </w:p>
+        </w:tc>
+        <w:tc>
+          <w:tcPr>
+            <w:tcW w:w="1556" w:type="dxa"/>
+          </w:tcPr>
+          <w:p>
+            <w:pPr>
+              <w:spacing w:line="240" w:lineRule="auto"/>
+              <w:ind w:firstLine="0"/>
+              <w:rPr>
+                <w:sz w:val="24"/>
+                <w:szCs w:val="24"/>
+              </w:rPr>
+            </w:pPr>
+            <w:r>
+              <w:rPr>
+                <w:sz w:val="24"/>
+                <w:szCs w:val="24"/>
+              </w:rPr>
+              <w:t>Пройден</w:t>
+            </w:r>
+          </w:p>
+        </w:tc>
+      </w:tr>
+      <w:tr>
+        <w:tc>
+          <w:tcPr>
+            <w:tcW w:w="704" w:type="dxa"/>
+          </w:tcPr>
+          <w:p>
+            <w:pPr>
+              <w:spacing w:line="240" w:lineRule="auto"/>
+              <w:ind w:firstLine="0"/>
+              <w:rPr>
+                <w:sz w:val="24"/>
+                <w:szCs w:val="24"/>
+                <w:lang w:val="en-US"/>
+              </w:rPr>
+            </w:pPr>
+            <w:r>
+              <w:rPr>
+                <w:sz w:val="24"/>
+                <w:szCs w:val="24"/>
+                <w:lang w:val="en-US"/>
+              </w:rPr>
+              <w:t>9</w:t>
+            </w:r>
+          </w:p>
+        </w:tc>
+        <w:tc>
+          <w:tcPr>
+            <w:tcW w:w="1220" w:type="dxa"/>
+          </w:tcPr>
+          <w:p>
+            <w:pPr>
+              <w:spacing w:line="240" w:lineRule="auto"/>
+              <w:ind w:firstLine="0"/>
+              <w:rPr>
+                <w:sz w:val="24"/>
+                <w:szCs w:val="24"/>
+              </w:rPr>
+            </w:pPr>
+            <w:r>
+              <w:rPr>
+                <w:sz w:val="24"/>
+                <w:szCs w:val="24"/>
+              </w:rPr>
+              <w:t>Доступ обычного пользователя к странице удаления страны по прямой ссылке</w:t>
+            </w:r>
+          </w:p>
+        </w:tc>
+        <w:tc>
+          <w:tcPr>
+            <w:tcW w:w="2609" w:type="dxa"/>
+          </w:tcPr>
+          <w:p>
+            <w:pPr>
+              <w:spacing w:line="240" w:lineRule="auto"/>
+              <w:ind w:firstLine="0"/>
+              <w:rPr>
+                <w:sz w:val="24"/>
+                <w:szCs w:val="24"/>
+              </w:rPr>
+            </w:pPr>
+            <w:r>
+              <w:rPr>
+                <w:sz w:val="24"/>
+                <w:szCs w:val="24"/>
+              </w:rPr>
+              <w:t>1. Открыть страницу входа.</w:t>
+            </w:r>
+          </w:p>
+          <w:p>
+            <w:pPr>
+              <w:spacing w:line="240" w:lineRule="auto"/>
+              <w:ind w:firstLine="0"/>
+              <w:rPr>
+                <w:sz w:val="24"/>
+                <w:szCs w:val="24"/>
+              </w:rPr>
+            </w:pPr>
+            <w:r>
+              <w:rPr>
+                <w:sz w:val="24"/>
+                <w:szCs w:val="24"/>
+              </w:rPr>
+              <w:t>2. Ввести email и пароль зарегистрированного обычного пользователя.</w:t>
+            </w:r>
+          </w:p>
+          <w:p>
+            <w:pPr>
+              <w:spacing w:line="240" w:lineRule="auto"/>
+              <w:ind w:firstLine="0"/>
+              <w:rPr>
+                <w:sz w:val="24"/>
+                <w:szCs w:val="24"/>
+              </w:rPr>
+            </w:pPr>
+            <w:r>
+              <w:rPr>
+                <w:sz w:val="24"/>
+                <w:szCs w:val="24"/>
+              </w:rPr>
+              <w:t xml:space="preserve">3. </w:t>
+            </w:r>
+            <w:r>
+              <w:rPr>
+                <w:sz w:val="24"/>
+                <w:szCs w:val="24"/>
+              </w:rPr>
+              <w:t>Ввести прямую ссылку к списку стран (</w:t>
+            </w:r>
+            <w:r>
+              <w:rPr>
+                <w:sz w:val="24"/>
+                <w:szCs w:val="24"/>
+              </w:rPr>
+              <w:t>http://127.0.0.1:8000/country</w:t>
+            </w:r>
+            <w:r>
+              <w:rPr>
+                <w:sz w:val="24"/>
+                <w:szCs w:val="24"/>
+              </w:rPr>
+              <w:t>/1/</w:t>
+            </w:r>
+            <w:r>
+              <w:rPr>
+                <w:sz w:val="24"/>
+                <w:szCs w:val="24"/>
+              </w:rPr>
+              <w:t>delete/</w:t>
+            </w:r>
+            <w:r>
+              <w:rPr>
+                <w:sz w:val="24"/>
+                <w:szCs w:val="24"/>
+              </w:rPr>
+              <w:t>)</w:t>
+            </w:r>
+          </w:p>
+        </w:tc>
+        <w:tc>
+          <w:tcPr>
+            <w:tcW w:w="1754" w:type="dxa"/>
+          </w:tcPr>
+          <w:p>
+            <w:pPr>
+              <w:spacing w:line="240" w:lineRule="auto"/>
+              <w:ind w:firstLine="0"/>
+              <w:rPr>
+                <w:sz w:val="24"/>
+                <w:szCs w:val="24"/>
+              </w:rPr>
+            </w:pPr>
+            <w:r>
+              <w:rPr>
+                <w:sz w:val="24"/>
+                <w:szCs w:val="24"/>
+              </w:rPr>
+              <w:t>В</w:t>
+            </w:r>
+            <w:r>
+              <w:rPr>
+                <w:sz w:val="24"/>
+                <w:szCs w:val="24"/>
+              </w:rPr>
+              <w:t>ыдаётся ошибка 403 (доступ запрещён)</w:t>
+            </w:r>
+          </w:p>
+        </w:tc>
+        <w:tc>
+          <w:tcPr>
+            <w:tcW w:w="1501" w:type="dxa"/>
+          </w:tcPr>
+          <w:p>
+            <w:pPr>
+              <w:spacing w:line="240" w:lineRule="auto"/>
+              <w:ind w:firstLine="0"/>
+              <w:rPr>
+                <w:sz w:val="24"/>
+                <w:szCs w:val="24"/>
+              </w:rPr>
+            </w:pPr>
+            <w:r>
+              <w:rPr>
+                <w:sz w:val="24"/>
+                <w:szCs w:val="24"/>
+              </w:rPr>
+              <w:t>Совпадает с ожидаемым</w:t>
+            </w:r>
+          </w:p>
+        </w:tc>
+        <w:tc>
+          <w:tcPr>
+            <w:tcW w:w="1556" w:type="dxa"/>
+          </w:tcPr>
+          <w:p>
+            <w:pPr>
+              <w:spacing w:line="240" w:lineRule="auto"/>
+              <w:ind w:firstLine="0"/>
+              <w:rPr>
+                <w:sz w:val="24"/>
+                <w:szCs w:val="24"/>
+              </w:rPr>
+            </w:pPr>
+            <w:r>
+              <w:rPr>
+                <w:sz w:val="24"/>
+                <w:szCs w:val="24"/>
+              </w:rPr>
+              <w:t>Пройден</w:t>
+            </w:r>
+          </w:p>
+        </w:tc>
+      </w:tr>
+      <w:tr>
+        <w:tc>
+          <w:tcPr>
+            <w:tcW w:w="704" w:type="dxa"/>
+          </w:tcPr>
+          <w:p>
+            <w:pPr>
+              <w:spacing w:line="240" w:lineRule="auto"/>
+              <w:ind w:firstLine="0"/>
+              <w:rPr>
+                <w:sz w:val="24"/>
+                <w:szCs w:val="24"/>
+                <w:lang w:val="en-US"/>
+              </w:rPr>
+            </w:pPr>
+            <w:r>
+              <w:rPr>
+                <w:sz w:val="24"/>
+                <w:szCs w:val="24"/>
+                <w:lang w:val="en-US"/>
+              </w:rPr>
+              <w:t>10</w:t>
+            </w:r>
+          </w:p>
+        </w:tc>
+        <w:tc>
+          <w:tcPr>
+            <w:tcW w:w="1220" w:type="dxa"/>
+          </w:tcPr>
+          <w:p>
+            <w:pPr>
+              <w:spacing w:line="240" w:lineRule="auto"/>
+              <w:ind w:firstLine="0"/>
+              <w:rPr>
+                <w:sz w:val="24"/>
+                <w:szCs w:val="24"/>
+              </w:rPr>
+            </w:pPr>
+            <w:r>
+              <w:rPr>
+                <w:sz w:val="24"/>
+                <w:szCs w:val="24"/>
+              </w:rPr>
+              <w:t>Доступ администратора к административной панели Django</w:t>
+            </w:r>
+          </w:p>
+        </w:tc>
+        <w:tc>
+          <w:tcPr>
+            <w:tcW w:w="2609" w:type="dxa"/>
+          </w:tcPr>
+          <w:p>
+            <w:pPr>
+              <w:spacing w:line="240" w:lineRule="auto"/>
+              <w:ind w:firstLine="0"/>
+              <w:rPr>
+                <w:sz w:val="24"/>
+                <w:szCs w:val="24"/>
+              </w:rPr>
+            </w:pPr>
+            <w:r>
+              <w:rPr>
+                <w:sz w:val="24"/>
+                <w:szCs w:val="24"/>
+              </w:rPr>
+              <w:t>1. Войти как администратор.</w:t>
+            </w:r>
+          </w:p>
+          <w:p>
+            <w:pPr>
+              <w:spacing w:line="240" w:lineRule="auto"/>
+              <w:ind w:firstLine="0"/>
+              <w:rPr>
+                <w:sz w:val="24"/>
+                <w:szCs w:val="24"/>
+              </w:rPr>
+            </w:pPr>
+            <w:r>
+              <w:rPr>
+                <w:sz w:val="24"/>
+                <w:szCs w:val="24"/>
+              </w:rPr>
+              <w:t>2. В адресной строке ввести</w:t>
+            </w:r>
+            <w:r>
+              <w:rPr>
+                <w:sz w:val="24"/>
+                <w:szCs w:val="24"/>
+              </w:rPr>
+              <w:t xml:space="preserve"> (</w:t>
+            </w:r>
+            <w:r>
+              <w:rPr>
+                <w:sz w:val="24"/>
+                <w:szCs w:val="24"/>
+              </w:rPr>
+              <w:t>http://127.0.0.1:8000/admin/</w:t>
+            </w:r>
+            <w:r>
+              <w:rPr>
+                <w:sz w:val="24"/>
+                <w:szCs w:val="24"/>
+              </w:rPr>
+              <w:t>)</w:t>
+            </w:r>
+            <w:r>
+              <w:rPr>
+                <w:sz w:val="24"/>
+                <w:szCs w:val="24"/>
+              </w:rPr>
+              <w:t>.</w:t>
+            </w:r>
+          </w:p>
+          <w:p>
+            <w:pPr>
+              <w:spacing w:line="240" w:lineRule="auto"/>
+              <w:ind w:firstLine="0"/>
+              <w:rPr>
+                <w:sz w:val="24"/>
+                <w:szCs w:val="24"/>
+              </w:rPr>
+            </w:pPr>
+            <w:r>
+              <w:rPr>
+                <w:sz w:val="24"/>
+                <w:szCs w:val="24"/>
+              </w:rPr>
+              <w:t>3. Нажать Enter.</w:t>
+            </w:r>
+          </w:p>
+        </w:tc>
+        <w:tc>
+          <w:tcPr>
+            <w:tcW w:w="1754" w:type="dxa"/>
+          </w:tcPr>
+          <w:p>
+            <w:pPr>
+              <w:spacing w:line="240" w:lineRule="auto"/>
+              <w:ind w:firstLine="0"/>
+              <w:rPr>
+                <w:sz w:val="24"/>
+                <w:szCs w:val="24"/>
+              </w:rPr>
+            </w:pPr>
+            <w:r>
+              <w:rPr>
+                <w:sz w:val="24"/>
+                <w:szCs w:val="24"/>
+              </w:rPr>
+              <w:t>Открывается административная панель Django с доступом к управлению</w:t>
+            </w:r>
+          </w:p>
+        </w:tc>
+        <w:tc>
+          <w:tcPr>
+            <w:tcW w:w="1501" w:type="dxa"/>
+          </w:tcPr>
+          <w:p>
+            <w:pPr>
+              <w:spacing w:line="240" w:lineRule="auto"/>
+              <w:ind w:firstLine="0"/>
+              <w:rPr>
+                <w:sz w:val="24"/>
+                <w:szCs w:val="24"/>
+              </w:rPr>
+            </w:pPr>
+            <w:r>
+              <w:rPr>
+                <w:sz w:val="24"/>
+                <w:szCs w:val="24"/>
+              </w:rPr>
+              <w:t>Совпадает с ожидаемым</w:t>
+            </w:r>
+          </w:p>
+        </w:tc>
+        <w:tc>
+          <w:tcPr>
+            <w:tcW w:w="1556" w:type="dxa"/>
+          </w:tcPr>
+          <w:p>
+            <w:pPr>
+              <w:spacing w:line="240" w:lineRule="auto"/>
+              <w:ind w:firstLine="0"/>
+              <w:rPr>
+                <w:sz w:val="24"/>
+                <w:szCs w:val="24"/>
+              </w:rPr>
+            </w:pPr>
+            <w:r>
+              <w:rPr>
+                <w:sz w:val="24"/>
+                <w:szCs w:val="24"/>
+              </w:rPr>
+              <w:t>Пройден</w:t>
+            </w:r>
+          </w:p>
+        </w:tc>
+      </w:tr>
+      <w:tr>
+        <w:tc>
+          <w:tcPr>
+            <w:tcW w:w="704" w:type="dxa"/>
+          </w:tcPr>
+          <w:p>
+            <w:pPr>
+              <w:spacing w:line="240" w:lineRule="auto"/>
+              <w:ind w:firstLine="0"/>
+              <w:rPr>
+                <w:sz w:val="24"/>
+                <w:szCs w:val="24"/>
+                <w:lang w:val="en-US"/>
+              </w:rPr>
+            </w:pPr>
+            <w:r>
+              <w:rPr>
+                <w:sz w:val="24"/>
+                <w:szCs w:val="24"/>
+                <w:lang w:val="en-US"/>
+              </w:rPr>
+              <w:t>11</w:t>
+            </w:r>
+          </w:p>
+        </w:tc>
+        <w:tc>
+          <w:tcPr>
+            <w:tcW w:w="1220" w:type="dxa"/>
+          </w:tcPr>
+          <w:p>
+            <w:pPr>
+              <w:spacing w:line="240" w:lineRule="auto"/>
+              <w:ind w:firstLine="0"/>
+              <w:rPr>
+                <w:sz w:val="24"/>
+                <w:szCs w:val="24"/>
+              </w:rPr>
+            </w:pPr>
+            <w:r>
+              <w:rPr>
+                <w:sz w:val="24"/>
+                <w:szCs w:val="24"/>
+              </w:rPr>
+              <w:t>Доступ неавторизованного пользователя к странице создания поездки по прямой ссылке</w:t>
+            </w:r>
+          </w:p>
+        </w:tc>
+        <w:tc>
+          <w:tcPr>
+            <w:tcW w:w="2609" w:type="dxa"/>
+          </w:tcPr>
+          <w:p>
+            <w:pPr>
+              <w:spacing w:line="240" w:lineRule="auto"/>
+              <w:ind w:firstLine="0"/>
+              <w:rPr>
+                <w:sz w:val="24"/>
+                <w:szCs w:val="24"/>
+              </w:rPr>
+            </w:pPr>
+            <w:r>
+              <w:rPr>
+                <w:sz w:val="24"/>
+                <w:szCs w:val="24"/>
+              </w:rPr>
+              <w:t>1. Открыть страницу входа.</w:t>
+            </w:r>
+          </w:p>
+          <w:p>
+            <w:pPr>
+              <w:spacing w:line="240" w:lineRule="auto"/>
+              <w:ind w:firstLine="0"/>
+              <w:rPr>
+                <w:sz w:val="24"/>
+                <w:szCs w:val="24"/>
+              </w:rPr>
+            </w:pPr>
+            <w:r>
+              <w:rPr>
+                <w:sz w:val="24"/>
+                <w:szCs w:val="24"/>
+              </w:rPr>
+              <w:t xml:space="preserve">2. В адресной строке ввести </w:t>
+            </w:r>
+            <w:r>
+              <w:rPr>
+                <w:sz w:val="24"/>
+                <w:szCs w:val="24"/>
+              </w:rPr>
+              <w:t>(</w:t>
+            </w:r>
+            <w:hyperlink r:id="rId28" w:history="1">
+              <w:r>
+                <w:rPr>
+                  <w:rStyle w:val="aff1"/>
+                  <w:sz w:val="24"/>
+                  <w:szCs w:val="24"/>
+                </w:rPr>
+                <w:t>http://127.0.0.1:8000/trip/create/</w:t>
+              </w:r>
+            </w:hyperlink>
+            <w:r>
+              <w:rPr>
+                <w:sz w:val="24"/>
+                <w:szCs w:val="24"/>
+              </w:rPr>
+              <w:t>)</w:t>
+            </w:r>
+          </w:p>
+          <w:p>
+            <w:pPr>
+              <w:spacing w:line="240" w:lineRule="auto"/>
+              <w:ind w:firstLine="0"/>
+              <w:rPr>
+                <w:sz w:val="24"/>
+                <w:szCs w:val="24"/>
+              </w:rPr>
+            </w:pPr>
+            <w:r>
+              <w:rPr>
+                <w:sz w:val="24"/>
+                <w:szCs w:val="24"/>
+              </w:rPr>
+              <w:t>3. Нажать Enter.</w:t>
+            </w:r>
+          </w:p>
+        </w:tc>
+        <w:tc>
+          <w:tcPr>
+            <w:tcW w:w="1754" w:type="dxa"/>
+          </w:tcPr>
+          <w:p>
+            <w:pPr>
+              <w:spacing w:line="240" w:lineRule="auto"/>
+              <w:ind w:firstLine="0"/>
+              <w:rPr>
+                <w:sz w:val="24"/>
+                <w:szCs w:val="24"/>
+              </w:rPr>
+            </w:pPr>
+            <w:r>
+              <w:rPr>
+                <w:sz w:val="24"/>
+                <w:szCs w:val="24"/>
+              </w:rPr>
+              <w:t>В</w:t>
+            </w:r>
+            <w:r>
+              <w:rPr>
+                <w:sz w:val="24"/>
+                <w:szCs w:val="24"/>
+              </w:rPr>
+              <w:t>ыдаётся ошибка 403 (доступ запрещён)</w:t>
+            </w:r>
+          </w:p>
+        </w:tc>
+        <w:tc>
+          <w:tcPr>
+            <w:tcW w:w="1501" w:type="dxa"/>
+          </w:tcPr>
+          <w:p>
+            <w:pPr>
+              <w:spacing w:line="240" w:lineRule="auto"/>
+              <w:ind w:firstLine="0"/>
+              <w:rPr>
+                <w:sz w:val="24"/>
+                <w:szCs w:val="24"/>
+              </w:rPr>
+            </w:pPr>
+            <w:r>
+              <w:rPr>
+                <w:sz w:val="24"/>
+                <w:szCs w:val="24"/>
+              </w:rPr>
+              <w:t>Совпадает с ожидаемым</w:t>
+            </w:r>
+          </w:p>
+        </w:tc>
+        <w:tc>
+          <w:tcPr>
+            <w:tcW w:w="1556" w:type="dxa"/>
+          </w:tcPr>
+          <w:p>
+            <w:pPr>
+              <w:spacing w:line="240" w:lineRule="auto"/>
+              <w:ind w:firstLine="0"/>
+              <w:rPr>
+                <w:sz w:val="24"/>
+                <w:szCs w:val="24"/>
+              </w:rPr>
+            </w:pPr>
+            <w:r>
+              <w:rPr>
+                <w:sz w:val="24"/>
+                <w:szCs w:val="24"/>
+              </w:rPr>
+              <w:t>Пройден</w:t>
+            </w:r>
+          </w:p>
+        </w:tc>
+      </w:tr>
+      <w:tr>
+        <w:tc>
+          <w:tcPr>
+            <w:tcW w:w="704" w:type="dxa"/>
+          </w:tcPr>
+          <w:p>
+            <w:pPr>
+              <w:spacing w:line="240" w:lineRule="auto"/>
+              <w:ind w:firstLine="0"/>
+              <w:rPr>
+                <w:sz w:val="24"/>
+                <w:szCs w:val="24"/>
+                <w:lang w:val="en-US"/>
+              </w:rPr>
+            </w:pPr>
+            <w:r>
+              <w:rPr>
+                <w:sz w:val="24"/>
+                <w:szCs w:val="24"/>
+                <w:lang w:val="en-US"/>
+              </w:rPr>
+              <w:t>12</w:t>
+            </w:r>
+          </w:p>
+        </w:tc>
+        <w:tc>
+          <w:tcPr>
+            <w:tcW w:w="1220" w:type="dxa"/>
+          </w:tcPr>
+          <w:p>
+            <w:pPr>
+              <w:spacing w:line="240" w:lineRule="auto"/>
+              <w:ind w:firstLine="0"/>
+              <w:rPr>
+                <w:sz w:val="24"/>
+                <w:szCs w:val="24"/>
+              </w:rPr>
+            </w:pPr>
+            <w:r>
+              <w:rPr>
+                <w:sz w:val="24"/>
+                <w:szCs w:val="24"/>
+              </w:rPr>
+              <w:t xml:space="preserve">Доступ неавторизованного пользователя к странице бюджета </w:t>
+            </w:r>
+            <w:r>
+              <w:rPr>
+                <w:sz w:val="24"/>
+                <w:szCs w:val="24"/>
+              </w:rPr>
+              <w:lastRenderedPageBreak/>
+              <w:t>по прямой ссылке</w:t>
+            </w:r>
+          </w:p>
+        </w:tc>
+        <w:tc>
+          <w:tcPr>
+            <w:tcW w:w="2609" w:type="dxa"/>
+          </w:tcPr>
+          <w:p>
+            <w:pPr>
+              <w:spacing w:line="240" w:lineRule="auto"/>
+              <w:ind w:firstLine="0"/>
+              <w:rPr>
+                <w:sz w:val="24"/>
+                <w:szCs w:val="24"/>
+              </w:rPr>
+            </w:pPr>
+            <w:r>
+              <w:rPr>
+                <w:sz w:val="24"/>
+                <w:szCs w:val="24"/>
+              </w:rPr>
+              <w:lastRenderedPageBreak/>
+              <w:t>1. Открыть страницу входа.</w:t>
+            </w:r>
+          </w:p>
+          <w:p>
+            <w:pPr>
+              <w:spacing w:line="240" w:lineRule="auto"/>
+              <w:ind w:firstLine="0"/>
+              <w:rPr>
+                <w:sz w:val="24"/>
+                <w:szCs w:val="24"/>
+              </w:rPr>
+            </w:pPr>
+            <w:r>
+              <w:rPr>
+                <w:sz w:val="24"/>
+                <w:szCs w:val="24"/>
+              </w:rPr>
+              <w:t xml:space="preserve">2. В адресной строке ввести </w:t>
+            </w:r>
+            <w:r>
+              <w:rPr>
+                <w:sz w:val="24"/>
+                <w:szCs w:val="24"/>
+              </w:rPr>
+              <w:t>(</w:t>
+            </w:r>
+            <w:hyperlink r:id="rId29" w:history="1">
+              <w:r>
+                <w:rPr>
+                  <w:rStyle w:val="aff1"/>
+                  <w:sz w:val="24"/>
+                  <w:szCs w:val="24"/>
+                </w:rPr>
+                <w:t>http://127.0.0.1:8000/trip/1/budget/</w:t>
+              </w:r>
+            </w:hyperlink>
+            <w:r>
+              <w:rPr>
+                <w:sz w:val="24"/>
+                <w:szCs w:val="24"/>
+              </w:rPr>
+              <w:t>)</w:t>
+            </w:r>
+          </w:p>
+          <w:p>
+            <w:pPr>
+              <w:spacing w:line="240" w:lineRule="auto"/>
+              <w:ind w:firstLine="0"/>
+              <w:rPr>
+                <w:sz w:val="24"/>
+                <w:szCs w:val="24"/>
+              </w:rPr>
+            </w:pPr>
+            <w:r>
+              <w:rPr>
+                <w:sz w:val="24"/>
+                <w:szCs w:val="24"/>
+              </w:rPr>
+              <w:t>3. Нажать Enter.</w:t>
+            </w:r>
+          </w:p>
+        </w:tc>
+        <w:tc>
+          <w:tcPr>
+            <w:tcW w:w="1754" w:type="dxa"/>
+          </w:tcPr>
+          <w:p>
+            <w:pPr>
+              <w:spacing w:line="240" w:lineRule="auto"/>
+              <w:ind w:firstLine="0"/>
+              <w:rPr>
+                <w:sz w:val="24"/>
+                <w:szCs w:val="24"/>
+              </w:rPr>
+            </w:pPr>
+            <w:r>
+              <w:rPr>
+                <w:sz w:val="24"/>
+                <w:szCs w:val="24"/>
+              </w:rPr>
+              <w:t>В</w:t>
+            </w:r>
+            <w:r>
+              <w:rPr>
+                <w:sz w:val="24"/>
+                <w:szCs w:val="24"/>
+              </w:rPr>
+              <w:t>ыдаётся ошибка 403 (доступ запрещён)</w:t>
+            </w:r>
+          </w:p>
+        </w:tc>
+        <w:tc>
+          <w:tcPr>
+            <w:tcW w:w="1501" w:type="dxa"/>
+          </w:tcPr>
+          <w:p>
+            <w:pPr>
+              <w:spacing w:line="240" w:lineRule="auto"/>
+              <w:ind w:firstLine="0"/>
+              <w:rPr>
+                <w:sz w:val="24"/>
+                <w:szCs w:val="24"/>
+              </w:rPr>
+            </w:pPr>
+            <w:r>
+              <w:rPr>
+                <w:sz w:val="24"/>
+                <w:szCs w:val="24"/>
+              </w:rPr>
+              <w:t>Совпадает с ожидаемым</w:t>
+            </w:r>
+          </w:p>
+        </w:tc>
+        <w:tc>
+          <w:tcPr>
+            <w:tcW w:w="1556" w:type="dxa"/>
+          </w:tcPr>
+          <w:p>
+            <w:pPr>
+              <w:spacing w:line="240" w:lineRule="auto"/>
+              <w:ind w:firstLine="0"/>
+              <w:rPr>
+                <w:sz w:val="24"/>
+                <w:szCs w:val="24"/>
+              </w:rPr>
+            </w:pPr>
+            <w:r>
+              <w:rPr>
+                <w:sz w:val="24"/>
+                <w:szCs w:val="24"/>
+              </w:rPr>
+              <w:t>Пройден</w:t>
+            </w:r>
+          </w:p>
+        </w:tc>
+      </w:tr>
+    </w:tbl>
+    <w:p>
+      <w:pPr>
+        <w:spacing w:before="100" w:beforeAutospacing="1"/>
+      </w:pPr>
+      <w:r>
+        <w:t>По итогам проведения тестирования безопасности программного продукта «Гид по странам» установлено, что функции регистрации и авторизации работают корректно: система успешно создаёт новых пользователей с проверкой уникальности email, не допускает регистрацию с существующими данными и обеспечивает вход только при вводе правильной пары email — пароль. Реализовано чёткое разделение ролей: обычный пользователь не имеет доступа к административным функциям (добавление, редактирование, удаление стран, категорий фраз и приложений), а при попытке перехода по прямым ссылкам на защищённые страницы происходит перенаправление на страницу входа или возвращается ошибка 403; администратор, напротив, обладает полным доступом ко всем функциям управления контентом. Проверка базы данных подтвердила, что пароли пользователей хранятся в зашифрованном виде. Также подтверждено, что неавторизованные пользователи не могут получить доступ к защищённым разделам через прямой ввод URL</w:t>
+      </w:r>
+      <w:r>
+        <w:t xml:space="preserve">. </w:t>
+      </w:r>
+      <w:r>
+        <w:t>Критических уязвимостей не выявлено, система обеспечивает необходимый уровень безопасности.</w:t>
+      </w:r>
+    </w:p>
+    <w:p>
+      <w:pPr>
+        <w:pStyle w:val="2"/>
+      </w:pPr>
+      <w:r>
+        <w:t>4.</w:t>
+      </w:r>
+      <w:r>
+        <w:t>4</w:t>
+      </w:r>
+      <w:r>
+        <w:t xml:space="preserve"> </w:t>
+      </w:r>
+      <w:r>
+        <w:t xml:space="preserve">Разработка тестовых сценариев </w:t>
+      </w:r>
+      <w:r>
+        <w:t>методом черный ящик</w:t>
+      </w:r>
+      <w:r>
+        <w:t>.</w:t>
+      </w:r>
     </w:p>
     <w:p/>
     <w:p/>
@@ -7821,14 +12709,41 @@
       <w:pPr>
         <w:pStyle w:val="2"/>
       </w:pPr>
-      <w:bookmarkStart w:id="56" w:name="_Toc230987837"/>
-      <w:r>
-        <w:t xml:space="preserve">4.3 </w:t>
+      <w:r>
+        <w:t xml:space="preserve">4.4 </w:t>
+      </w:r>
+      <w:r>
+        <w:t xml:space="preserve">Разработка тестовых сценариев </w:t>
+      </w:r>
+      <w:r>
+        <w:t>на компоненты</w:t>
+      </w:r>
+      <w:r>
+        <w:t>.</w:t>
+      </w:r>
+    </w:p>
+    <w:p/>
+    <w:p/>
+    <w:p>
+      <w:pPr>
+        <w:pStyle w:val="2"/>
+      </w:pPr>
+      <w:bookmarkStart w:id="61" w:name="_Toc230987837"/>
+      <w:bookmarkStart w:id="62" w:name="_Toc231107528"/>
+      <w:r>
+        <w:t>4.</w:t>
+      </w:r>
+      <w:r>
+        <w:t>5</w:t>
+      </w:r>
+      <w:r>
+        <w:t xml:space="preserve"> </w:t>
       </w:r>
       <w:r>
         <w:t>Анализ результатов тестирования</w:t>
       </w:r>
-      <w:bookmarkEnd w:id="56"/>
+      <w:bookmarkEnd w:id="61"/>
+      <w:bookmarkEnd w:id="62"/>
     </w:p>
     <w:p/>
     <w:p/>
@@ -7852,10 +12767,10 @@
           <w:lang w:eastAsia="ru-RU"/>
         </w:rPr>
       </w:pPr>
-      <w:bookmarkStart w:id="57" w:name="_Toc229937650"/>
-      <w:bookmarkStart w:id="58" w:name="_Toc229991874"/>
-      <w:bookmarkStart w:id="59" w:name="_Toc230250337"/>
-      <w:bookmarkStart w:id="60" w:name="_Toc230987838"/>
+      <w:bookmarkStart w:id="63" w:name="_Toc229937650"/>
+      <w:bookmarkStart w:id="64" w:name="_Toc229991874"/>
+      <w:bookmarkStart w:id="65" w:name="_Toc230987838"/>
+      <w:bookmarkStart w:id="66" w:name="_Toc231107529"/>
       <w:r>
         <w:rPr>
           <w:lang w:eastAsia="ru-RU"/>
@@ -7863,10 +12778,10 @@
         <w:lastRenderedPageBreak/>
         <w:t>ЗАКЛЮЧЕНИЕ</w:t>
       </w:r>
-      <w:bookmarkEnd w:id="57"/>
-      <w:bookmarkEnd w:id="58"/>
-      <w:bookmarkEnd w:id="59"/>
-      <w:bookmarkEnd w:id="60"/>
+      <w:bookmarkEnd w:id="63"/>
+      <w:bookmarkEnd w:id="64"/>
+      <w:bookmarkEnd w:id="65"/>
+      <w:bookmarkEnd w:id="66"/>
     </w:p>
     <w:p>
       <w:pPr>
@@ -7897,7 +12812,7 @@
           <w:lang w:eastAsia="ru-RU"/>
         </w:rPr>
       </w:pPr>
-      <w:bookmarkStart w:id="61" w:name="_Toc229937651"/>
+      <w:bookmarkStart w:id="67" w:name="_Toc229937651"/>
       <w:r>
         <w:rPr>
           <w:rFonts w:eastAsiaTheme="minorHAnsi" w:cstheme="minorBidi"/>
@@ -7915,9 +12830,9 @@
           <w:lang w:eastAsia="ru-RU"/>
         </w:rPr>
       </w:pPr>
-      <w:bookmarkStart w:id="62" w:name="_Toc229991875"/>
-      <w:bookmarkStart w:id="63" w:name="_Toc230250338"/>
-      <w:bookmarkStart w:id="64" w:name="_Toc230987839"/>
+      <w:bookmarkStart w:id="68" w:name="_Toc229991875"/>
+      <w:bookmarkStart w:id="69" w:name="_Toc230987839"/>
+      <w:bookmarkStart w:id="70" w:name="_Toc231107530"/>
       <w:r>
         <w:rPr>
           <w:lang w:eastAsia="ru-RU"/>
@@ -7925,10 +12840,10 @@
         <w:lastRenderedPageBreak/>
         <w:t>ПРИЛОЖЕНИЕ А</w:t>
       </w:r>
-      <w:bookmarkEnd w:id="61"/>
-      <w:bookmarkEnd w:id="62"/>
-      <w:bookmarkEnd w:id="63"/>
-      <w:bookmarkEnd w:id="64"/>
+      <w:bookmarkEnd w:id="67"/>
+      <w:bookmarkEnd w:id="68"/>
+      <w:bookmarkEnd w:id="69"/>
+      <w:bookmarkEnd w:id="70"/>
     </w:p>
     <w:p>
       <w:pPr>
@@ -9395,20 +14310,22 @@
         <w:ind w:left="0" w:firstLine="0"/>
         <w:jc w:val="both"/>
       </w:pPr>
-      <w:bookmarkStart w:id="65" w:name="_Toc229991876"/>
-      <w:bookmarkStart w:id="66" w:name="_Toc229991903"/>
-      <w:bookmarkStart w:id="67" w:name="_Toc230178231"/>
-      <w:bookmarkStart w:id="68" w:name="_Toc230250339"/>
-      <w:bookmarkStart w:id="69" w:name="_Toc230987840"/>
+      <w:bookmarkStart w:id="71" w:name="_Toc229991876"/>
+      <w:bookmarkStart w:id="72" w:name="_Toc229991903"/>
+      <w:bookmarkStart w:id="73" w:name="_Toc230178231"/>
+      <w:bookmarkStart w:id="74" w:name="_Toc230250339"/>
+      <w:bookmarkStart w:id="75" w:name="_Toc230987840"/>
+      <w:bookmarkStart w:id="76" w:name="_Toc231107531"/>
       <w:r>
         <w:lastRenderedPageBreak/>
         <w:t>Общие сведения</w:t>
       </w:r>
-      <w:bookmarkEnd w:id="65"/>
-      <w:bookmarkEnd w:id="66"/>
-      <w:bookmarkEnd w:id="67"/>
-      <w:bookmarkEnd w:id="68"/>
-      <w:bookmarkEnd w:id="69"/>
+      <w:bookmarkEnd w:id="71"/>
+      <w:bookmarkEnd w:id="72"/>
+      <w:bookmarkEnd w:id="73"/>
+      <w:bookmarkEnd w:id="74"/>
+      <w:bookmarkEnd w:id="75"/>
+      <w:bookmarkEnd w:id="76"/>
     </w:p>
     <w:p>
       <w:r>
@@ -9527,88 +14444,94 @@
         <w:ind w:left="0" w:firstLine="0"/>
         <w:jc w:val="both"/>
       </w:pPr>
-      <w:bookmarkStart w:id="70" w:name="_Toc229991877"/>
-      <w:bookmarkStart w:id="71" w:name="_Toc229991904"/>
-      <w:bookmarkStart w:id="72" w:name="_Toc230178232"/>
-      <w:bookmarkStart w:id="73" w:name="_Toc230250340"/>
-      <w:bookmarkStart w:id="74" w:name="_Toc230987841"/>
+      <w:bookmarkStart w:id="77" w:name="_Toc229991877"/>
+      <w:bookmarkStart w:id="78" w:name="_Toc229991904"/>
+      <w:bookmarkStart w:id="79" w:name="_Toc230178232"/>
+      <w:bookmarkStart w:id="80" w:name="_Toc230250340"/>
+      <w:bookmarkStart w:id="81" w:name="_Toc230987841"/>
+      <w:bookmarkStart w:id="82" w:name="_Toc231107532"/>
       <w:r>
         <w:t>Назначение и цели системы</w:t>
       </w:r>
-      <w:bookmarkEnd w:id="70"/>
-      <w:bookmarkEnd w:id="71"/>
-      <w:bookmarkEnd w:id="72"/>
-      <w:bookmarkEnd w:id="73"/>
-      <w:bookmarkEnd w:id="74"/>
-    </w:p>
-    <w:p>
-      <w:pPr>
-        <w:pStyle w:val="2"/>
-      </w:pPr>
-      <w:bookmarkStart w:id="75" w:name="_Toc229991878"/>
-      <w:bookmarkStart w:id="76" w:name="_Toc229991905"/>
-      <w:bookmarkStart w:id="77" w:name="_Toc230178233"/>
-      <w:bookmarkStart w:id="78" w:name="_Toc230250341"/>
-      <w:bookmarkStart w:id="79" w:name="_Toc230987842"/>
-      <w:r>
-        <w:t>2.1 Назначение системы</w:t>
-      </w:r>
-      <w:bookmarkEnd w:id="75"/>
-      <w:bookmarkEnd w:id="76"/>
       <w:bookmarkEnd w:id="77"/>
       <w:bookmarkEnd w:id="78"/>
       <w:bookmarkEnd w:id="79"/>
-    </w:p>
-    <w:p>
-      <w:r>
-        <w:t>Система «</w:t>
-      </w:r>
-      <w:r>
-        <w:t>ГПС</w:t>
-      </w:r>
-      <w:r>
-        <w:t xml:space="preserve">» предназначена для автоматизации финансового и информационного сопровождения путешественника. Основное предназначение системы – повышение </w:t>
-      </w:r>
-      <w:r>
-        <w:t>контроля над поездкой путем учета расходов, и доступа к ресурсам с важной информацией о стране</w:t>
-      </w:r>
-      <w:r>
-        <w:t>, что должно привести к снижению стресса и полной уверенности туриста в зарубежной поездке. Система предназначена для управления такими процессами, как: расчёт бюджета на поездку на основе лимита пользователя, конвертация валют и интеграция с платёжными сервисами, доступ к базовому разговорнику и</w:t>
-      </w:r>
-      <w:r>
-        <w:t xml:space="preserve"> важнейшим статьям о стране</w:t>
-      </w:r>
-      <w:r>
-        <w:t>, рекомендация локальных приложений (карты, такси, переводчики). Объектами автоматизации являются: путешественник (турист)</w:t>
-      </w:r>
-      <w:r>
-        <w:t xml:space="preserve"> и </w:t>
-      </w:r>
-      <w:r>
-        <w:t xml:space="preserve">верифицированные источники информации (консульства, открытые API курсов валют, краудсорсинг‑отзывы). Перечень автоматизированных подразделений составляет: центр управления поездками (отвечает за </w:t>
-      </w:r>
-      <w:r>
-        <w:lastRenderedPageBreak/>
-        <w:t>актуальность гайдов, мониторинг безопасности, техподдержку и аналитику популярных направлений), база данных стран и городов (автоматизация обновления курсов валют, визовых правил, локальных приложений и фраз), а также пользовательский профиль (автоматизация учёта трат, чек‑листов и истории поездок с возможностью экспорта сметы).</w:t>
-      </w:r>
-    </w:p>
-    <w:p>
-      <w:pPr>
-        <w:pStyle w:val="2"/>
-      </w:pPr>
-      <w:bookmarkStart w:id="80" w:name="_Toc229991879"/>
-      <w:bookmarkStart w:id="81" w:name="_Toc229991906"/>
-      <w:bookmarkStart w:id="82" w:name="_Toc230178234"/>
-      <w:bookmarkStart w:id="83" w:name="_Toc230250342"/>
-      <w:bookmarkStart w:id="84" w:name="_Toc230987843"/>
-      <w:r>
-        <w:t>2.2 Цели создания системы</w:t>
-      </w:r>
       <w:bookmarkEnd w:id="80"/>
       <w:bookmarkEnd w:id="81"/>
       <w:bookmarkEnd w:id="82"/>
+    </w:p>
+    <w:p>
+      <w:pPr>
+        <w:pStyle w:val="2"/>
+      </w:pPr>
+      <w:bookmarkStart w:id="83" w:name="_Toc229991878"/>
+      <w:bookmarkStart w:id="84" w:name="_Toc229991905"/>
+      <w:bookmarkStart w:id="85" w:name="_Toc230178233"/>
+      <w:bookmarkStart w:id="86" w:name="_Toc230250341"/>
+      <w:bookmarkStart w:id="87" w:name="_Toc230987842"/>
+      <w:bookmarkStart w:id="88" w:name="_Toc231107533"/>
+      <w:r>
+        <w:t>2.1 Назначение системы</w:t>
+      </w:r>
       <w:bookmarkEnd w:id="83"/>
       <w:bookmarkEnd w:id="84"/>
+      <w:bookmarkEnd w:id="85"/>
+      <w:bookmarkEnd w:id="86"/>
+      <w:bookmarkEnd w:id="87"/>
+      <w:bookmarkEnd w:id="88"/>
+    </w:p>
+    <w:p>
+      <w:r>
+        <w:t>Система «</w:t>
+      </w:r>
+      <w:r>
+        <w:t>ГПС</w:t>
+      </w:r>
+      <w:r>
+        <w:t xml:space="preserve">» предназначена для автоматизации финансового и информационного сопровождения путешественника. Основное предназначение системы – повышение </w:t>
+      </w:r>
+      <w:r>
+        <w:t>контроля над поездкой путем учета расходов, и доступа к ресурсам с важной информацией о стране</w:t>
+      </w:r>
+      <w:r>
+        <w:t>, что должно привести к снижению стресса и полной уверенности туриста в зарубежной поездке. Система предназначена для управления такими процессами, как: расчёт бюджета на поездку на основе лимита пользователя, конвертация валют и интеграция с платёжными сервисами, доступ к базовому разговорнику и</w:t>
+      </w:r>
+      <w:r>
+        <w:t xml:space="preserve"> важнейшим статьям о стране</w:t>
+      </w:r>
+      <w:r>
+        <w:t>, рекомендация локальных приложений (карты, такси, переводчики). Объектами автоматизации являются: путешественник (турист)</w:t>
+      </w:r>
+      <w:r>
+        <w:t xml:space="preserve"> и </w:t>
+      </w:r>
+      <w:r>
+        <w:t xml:space="preserve">верифицированные источники информации (консульства, открытые API курсов валют, краудсорсинг‑отзывы). Перечень автоматизированных подразделений составляет: центр управления поездками (отвечает за актуальность гайдов, мониторинг безопасности, техподдержку и аналитику популярных направлений), база </w:t>
+      </w:r>
+      <w:r>
+        <w:lastRenderedPageBreak/>
+        <w:t>данных стран и городов (автоматизация обновления курсов валют, визовых правил, локальных приложений и фраз), а также пользовательский профиль (автоматизация учёта трат, чек‑листов и истории поездок с возможностью экспорта сметы).</w:t>
+      </w:r>
+    </w:p>
+    <w:p>
+      <w:pPr>
+        <w:pStyle w:val="2"/>
+      </w:pPr>
+      <w:bookmarkStart w:id="89" w:name="_Toc229991879"/>
+      <w:bookmarkStart w:id="90" w:name="_Toc229991906"/>
+      <w:bookmarkStart w:id="91" w:name="_Toc230178234"/>
+      <w:bookmarkStart w:id="92" w:name="_Toc230250342"/>
+      <w:bookmarkStart w:id="93" w:name="_Toc230987843"/>
+      <w:bookmarkStart w:id="94" w:name="_Toc231107534"/>
+      <w:r>
+        <w:t>2.2 Цели создания системы</w:t>
+      </w:r>
+      <w:bookmarkEnd w:id="89"/>
+      <w:bookmarkEnd w:id="90"/>
+      <w:bookmarkEnd w:id="91"/>
+      <w:bookmarkEnd w:id="92"/>
+      <w:bookmarkEnd w:id="93"/>
+      <w:bookmarkEnd w:id="94"/>
     </w:p>
     <w:p>
       <w:r>
@@ -9764,19 +14687,21 @@
         <w:ind w:left="0" w:firstLine="0"/>
         <w:jc w:val="both"/>
       </w:pPr>
-      <w:bookmarkStart w:id="85" w:name="_Toc229991880"/>
-      <w:bookmarkStart w:id="86" w:name="_Toc229991907"/>
-      <w:bookmarkStart w:id="87" w:name="_Toc230178235"/>
-      <w:bookmarkStart w:id="88" w:name="_Toc230250343"/>
-      <w:bookmarkStart w:id="89" w:name="_Toc230987844"/>
+      <w:bookmarkStart w:id="95" w:name="_Toc229991880"/>
+      <w:bookmarkStart w:id="96" w:name="_Toc229991907"/>
+      <w:bookmarkStart w:id="97" w:name="_Toc230178235"/>
+      <w:bookmarkStart w:id="98" w:name="_Toc230250343"/>
+      <w:bookmarkStart w:id="99" w:name="_Toc230987844"/>
+      <w:bookmarkStart w:id="100" w:name="_Toc231107535"/>
       <w:r>
         <w:t>Характеристика объектов автоматизации</w:t>
       </w:r>
-      <w:bookmarkEnd w:id="85"/>
-      <w:bookmarkEnd w:id="86"/>
-      <w:bookmarkEnd w:id="87"/>
-      <w:bookmarkEnd w:id="88"/>
-      <w:bookmarkEnd w:id="89"/>
+      <w:bookmarkEnd w:id="95"/>
+      <w:bookmarkEnd w:id="96"/>
+      <w:bookmarkEnd w:id="97"/>
+      <w:bookmarkEnd w:id="98"/>
+      <w:bookmarkEnd w:id="99"/>
+      <w:bookmarkEnd w:id="100"/>
     </w:p>
     <w:p>
       <w:r>
@@ -9859,7 +14784,7 @@
           <w:sz w:val="28"/>
           <w:szCs w:val="28"/>
         </w:rPr>
-        <w:t>2</w:t>
+        <w:t>4</w:t>
       </w:r>
       <w:r>
         <w:rPr>
@@ -9892,9 +14817,9 @@
       </w:tblPr>
       <w:tblGrid>
         <w:gridCol w:w="2404"/>
-        <w:gridCol w:w="2223"/>
-        <w:gridCol w:w="2305"/>
-        <w:gridCol w:w="2412"/>
+        <w:gridCol w:w="2226"/>
+        <w:gridCol w:w="2308"/>
+        <w:gridCol w:w="2406"/>
       </w:tblGrid>
       <w:tr>
         <w:tc>
@@ -10170,15 +15095,7 @@
                 <w:sz w:val="24"/>
                 <w:szCs w:val="24"/>
               </w:rPr>
-              <w:t xml:space="preserve">Будет автоматизирован калькулятор поездки: пользователь вводит лимит, система списывает/учитывает траты, отправляет пороговые </w:t>
-            </w:r>
-            <w:r>
-              <w:rPr>
-                <w:sz w:val="24"/>
-                <w:szCs w:val="24"/>
-              </w:rPr>
-              <w:lastRenderedPageBreak/>
-              <w:t>уведомления о перерасходе</w:t>
+              <w:t>Будет автоматизирован калькулятор поездки: пользователь вводит лимит, система списывает/учитывает траты, отправляет пороговые уведомления о перерасходе</w:t>
             </w:r>
           </w:p>
         </w:tc>
@@ -10202,7 +15119,6 @@
                 <w:sz w:val="24"/>
                 <w:szCs w:val="24"/>
               </w:rPr>
-              <w:lastRenderedPageBreak/>
               <w:t>Клиент (путешественник)</w:t>
             </w:r>
           </w:p>
@@ -10269,7 +15185,15 @@
                 <w:sz w:val="24"/>
                 <w:szCs w:val="24"/>
               </w:rPr>
-              <w:t>Будет автоматизирован калькулятор налога при вводе суммы покупки</w:t>
+              <w:t xml:space="preserve">Будет автоматизирован калькулятор </w:t>
+            </w:r>
+            <w:r>
+              <w:rPr>
+                <w:sz w:val="24"/>
+                <w:szCs w:val="24"/>
+              </w:rPr>
+              <w:lastRenderedPageBreak/>
+              <w:t>налога при вводе суммы покупки</w:t>
             </w:r>
           </w:p>
         </w:tc>
@@ -10293,6 +15217,7 @@
                 <w:sz w:val="24"/>
                 <w:szCs w:val="24"/>
               </w:rPr>
+              <w:lastRenderedPageBreak/>
               <w:t>Клиент (путешественник)</w:t>
             </w:r>
           </w:p>
@@ -10938,7 +15863,6 @@
                 <w:sz w:val="24"/>
                 <w:szCs w:val="24"/>
               </w:rPr>
-              <w:lastRenderedPageBreak/>
               <w:t>Источники данных (API, ленты, статьи)</w:t>
             </w:r>
           </w:p>
@@ -11123,37 +16047,42 @@
         <w:ind w:left="0" w:firstLine="0"/>
         <w:jc w:val="both"/>
       </w:pPr>
-      <w:bookmarkStart w:id="90" w:name="_Toc229991881"/>
-      <w:bookmarkStart w:id="91" w:name="_Toc229991908"/>
-      <w:bookmarkStart w:id="92" w:name="_Toc230178236"/>
-      <w:bookmarkStart w:id="93" w:name="_Toc230250344"/>
-      <w:bookmarkStart w:id="94" w:name="_Toc230987845"/>
-      <w:r>
+      <w:bookmarkStart w:id="101" w:name="_Toc229991881"/>
+      <w:bookmarkStart w:id="102" w:name="_Toc229991908"/>
+      <w:bookmarkStart w:id="103" w:name="_Toc230178236"/>
+      <w:bookmarkStart w:id="104" w:name="_Toc230250344"/>
+      <w:bookmarkStart w:id="105" w:name="_Toc230987845"/>
+      <w:bookmarkStart w:id="106" w:name="_Toc231107536"/>
+      <w:r>
+        <w:lastRenderedPageBreak/>
         <w:t>Требования к системе</w:t>
       </w:r>
-      <w:bookmarkEnd w:id="90"/>
-      <w:bookmarkEnd w:id="91"/>
-      <w:bookmarkEnd w:id="92"/>
-      <w:bookmarkEnd w:id="93"/>
-      <w:bookmarkEnd w:id="94"/>
+      <w:bookmarkEnd w:id="101"/>
+      <w:bookmarkEnd w:id="102"/>
+      <w:bookmarkEnd w:id="103"/>
+      <w:bookmarkEnd w:id="104"/>
+      <w:bookmarkEnd w:id="105"/>
+      <w:bookmarkEnd w:id="106"/>
     </w:p>
     <w:p>
       <w:pPr>
         <w:pStyle w:val="2"/>
       </w:pPr>
-      <w:bookmarkStart w:id="95" w:name="_Toc229991882"/>
-      <w:bookmarkStart w:id="96" w:name="_Toc229991909"/>
-      <w:bookmarkStart w:id="97" w:name="_Toc230178237"/>
-      <w:bookmarkStart w:id="98" w:name="_Toc230250345"/>
-      <w:bookmarkStart w:id="99" w:name="_Toc230987846"/>
+      <w:bookmarkStart w:id="107" w:name="_Toc229991882"/>
+      <w:bookmarkStart w:id="108" w:name="_Toc229991909"/>
+      <w:bookmarkStart w:id="109" w:name="_Toc230178237"/>
+      <w:bookmarkStart w:id="110" w:name="_Toc230250345"/>
+      <w:bookmarkStart w:id="111" w:name="_Toc230987846"/>
+      <w:bookmarkStart w:id="112" w:name="_Toc231107537"/>
       <w:r>
         <w:t>4.1 Требование к системе в целом</w:t>
       </w:r>
-      <w:bookmarkEnd w:id="95"/>
-      <w:bookmarkEnd w:id="96"/>
-      <w:bookmarkEnd w:id="97"/>
-      <w:bookmarkEnd w:id="98"/>
-      <w:bookmarkEnd w:id="99"/>
+      <w:bookmarkEnd w:id="107"/>
+      <w:bookmarkEnd w:id="108"/>
+      <w:bookmarkEnd w:id="109"/>
+      <w:bookmarkEnd w:id="110"/>
+      <w:bookmarkEnd w:id="111"/>
+      <w:bookmarkEnd w:id="112"/>
     </w:p>
     <w:p>
       <w:r>
@@ -11206,11 +16135,7 @@
         <w:ind w:left="0"/>
       </w:pPr>
       <w:r>
-        <w:t xml:space="preserve">Требования к функционированию – круглосуточный режим работы. Диагностика и мониторинг системы должен производится постоянно, так же </w:t>
-      </w:r>
-      <w:r>
-        <w:lastRenderedPageBreak/>
-        <w:t>должны быть своевременные обновления приложения по мере нахождения ошибок и уязвимостей.</w:t>
+        <w:t>Требования к функционированию – круглосуточный режим работы. Диагностика и мониторинг системы должен производится постоянно, так же должны быть своевременные обновления приложения по мере нахождения ошибок и уязвимостей.</w:t>
       </w:r>
     </w:p>
     <w:p>
@@ -11272,19 +16197,21 @@
       <w:pPr>
         <w:pStyle w:val="2"/>
       </w:pPr>
-      <w:bookmarkStart w:id="100" w:name="_Toc229991883"/>
-      <w:bookmarkStart w:id="101" w:name="_Toc229991910"/>
-      <w:bookmarkStart w:id="102" w:name="_Toc230178238"/>
-      <w:bookmarkStart w:id="103" w:name="_Toc230250346"/>
-      <w:bookmarkStart w:id="104" w:name="_Toc230987847"/>
+      <w:bookmarkStart w:id="113" w:name="_Toc229991883"/>
+      <w:bookmarkStart w:id="114" w:name="_Toc229991910"/>
+      <w:bookmarkStart w:id="115" w:name="_Toc230178238"/>
+      <w:bookmarkStart w:id="116" w:name="_Toc230250346"/>
+      <w:bookmarkStart w:id="117" w:name="_Toc230987847"/>
+      <w:bookmarkStart w:id="118" w:name="_Toc231107538"/>
       <w:r>
         <w:t>4.2 Требования к функциям, выполняемой системой</w:t>
       </w:r>
-      <w:bookmarkEnd w:id="100"/>
-      <w:bookmarkEnd w:id="101"/>
-      <w:bookmarkEnd w:id="102"/>
-      <w:bookmarkEnd w:id="103"/>
-      <w:bookmarkEnd w:id="104"/>
+      <w:bookmarkEnd w:id="113"/>
+      <w:bookmarkEnd w:id="114"/>
+      <w:bookmarkEnd w:id="115"/>
+      <w:bookmarkEnd w:id="116"/>
+      <w:bookmarkEnd w:id="117"/>
+      <w:bookmarkEnd w:id="118"/>
     </w:p>
     <w:p>
       <w:r>
@@ -11308,6 +16235,7 @@
         <w:ind w:left="0" w:firstLine="709"/>
       </w:pPr>
       <w:r>
+        <w:lastRenderedPageBreak/>
         <w:t>Для клиента (путешественника): Конвертация валют с актуальными курсами, ввод лимита поездки и расчёт трат с привязкой к карте (автоматический учёт расходов), подсчёт добавочного налога на продукцию, просмотр мини-разговорника (100 базовых фраз с офлайн-доступом), чтение статей о правилах страны и списке «что необходимо взять», получение топа-10 полезных локальных приложений (карты, переводчики, такси, доставка еды), настройка пороговых уведомлений о расходах (лимит на день, уведомление о перерасходе), регистрация и ведение профиля с историей поездок.</w:t>
       </w:r>
     </w:p>
@@ -11342,30 +16270,28 @@
         <w:ind w:left="0" w:firstLine="709"/>
       </w:pPr>
       <w:r>
-        <w:t xml:space="preserve">Для администратора/модератора: Управление контентом по странам (статьи, правила, списки вещей, разговорник, топ-10 приложений), настройка API-ключей для курсов валют и новостных лент, мониторинг корректности парсинга, просмотр аналитики по популярным странам и запросам </w:t>
-      </w:r>
-      <w:r>
-        <w:lastRenderedPageBreak/>
-        <w:t>пользователей, ручная обработка неточностей в данных (например, неверный курс или устаревшая статья), управление пользователями (просмотр, блокировка).</w:t>
+        <w:t>Для администратора/модератора: Управление контентом по странам (статьи, правила, списки вещей, разговорник, топ-10 приложений), настройка API-ключей для курсов валют и новостных лент, мониторинг корректности парсинга, просмотр аналитики по популярным странам и запросам пользователей, ручная обработка неточностей в данных (например, неверный курс или устаревшая статья), управление пользователями (просмотр, блокировка).</w:t>
       </w:r>
     </w:p>
     <w:p>
       <w:pPr>
         <w:pStyle w:val="2"/>
       </w:pPr>
-      <w:bookmarkStart w:id="105" w:name="_Toc229991884"/>
-      <w:bookmarkStart w:id="106" w:name="_Toc229991911"/>
-      <w:bookmarkStart w:id="107" w:name="_Toc230178239"/>
-      <w:bookmarkStart w:id="108" w:name="_Toc230250347"/>
-      <w:bookmarkStart w:id="109" w:name="_Toc230987848"/>
+      <w:bookmarkStart w:id="119" w:name="_Toc229991884"/>
+      <w:bookmarkStart w:id="120" w:name="_Toc229991911"/>
+      <w:bookmarkStart w:id="121" w:name="_Toc230178239"/>
+      <w:bookmarkStart w:id="122" w:name="_Toc230250347"/>
+      <w:bookmarkStart w:id="123" w:name="_Toc230987848"/>
+      <w:bookmarkStart w:id="124" w:name="_Toc231107539"/>
       <w:r>
         <w:t>4.3 Требование к видам обеспечения</w:t>
       </w:r>
-      <w:bookmarkEnd w:id="105"/>
-      <w:bookmarkEnd w:id="106"/>
-      <w:bookmarkEnd w:id="107"/>
-      <w:bookmarkEnd w:id="108"/>
-      <w:bookmarkEnd w:id="109"/>
+      <w:bookmarkEnd w:id="119"/>
+      <w:bookmarkEnd w:id="120"/>
+      <w:bookmarkEnd w:id="121"/>
+      <w:bookmarkEnd w:id="122"/>
+      <w:bookmarkEnd w:id="123"/>
+      <w:bookmarkEnd w:id="124"/>
     </w:p>
     <w:p>
       <w:r>
@@ -11403,6 +16329,7 @@
         <w:ind w:left="0" w:firstLine="709"/>
       </w:pPr>
       <w:r>
+        <w:lastRenderedPageBreak/>
         <w:t>Пороговых уведомлений о расходах: Алгоритм отслеживания текущих трат относительно дневного и общего лимита, автоматически рассчитывающий проценты израсходованного бюджета и инициирующий push-уведомления при достижении заданных порогов (например, 50%, 80%, 100% от дневного лимита или лимита поездки).</w:t>
       </w:r>
     </w:p>
@@ -11472,31 +16399,31 @@
     </w:p>
     <w:p>
       <w:r>
+        <w:t>Для мобильного приложения (Kotlin):</w:t>
+      </w:r>
+    </w:p>
+    <w:p>
+      <w:r>
+        <w:t xml:space="preserve">Серверная часть системы должна работать под управлением ОС семейства Linux (Ubuntu LTS или CentOS) с использованием Docker для контейнеризации, серверное приложение реализуется на фреймворке Django (Python) с Django REST Framework для построения API, в качестве базы данных используется PostgreSQL; мобильное клиентское приложение разрабатывается на языке Kotlin под платформу Android (минимальная версия SDK 26), для офлайн-хранения разговорника, кеша курсов и статей используется Room Database, а для хранения токена и настроек пользователя </w:t>
+      </w:r>
+      <w:r>
+        <w:t>-</w:t>
+      </w:r>
+      <w:r>
+        <w:t xml:space="preserve"> DataStore</w:t>
+      </w:r>
+      <w:r>
+        <w:t>.</w:t>
+      </w:r>
+    </w:p>
+    <w:p>
+      <w:r>
+        <w:t>Для веб-сайта (Django):</w:t>
+      </w:r>
+    </w:p>
+    <w:p>
+      <w:r>
         <w:lastRenderedPageBreak/>
-        <w:t>Для мобильного приложения (Kotlin):</w:t>
-      </w:r>
-    </w:p>
-    <w:p>
-      <w:r>
-        <w:t xml:space="preserve">Серверная часть системы должна работать под управлением ОС семейства Linux (Ubuntu LTS или CentOS) с использованием Docker для контейнеризации, серверное приложение реализуется на фреймворке Django (Python) с Django REST Framework для построения API, в качестве базы данных используется PostgreSQL; мобильное клиентское приложение разрабатывается на языке Kotlin под платформу Android (минимальная версия SDK 26), для офлайн-хранения разговорника, кеша курсов и статей используется Room Database, а для хранения токена и настроек пользователя </w:t>
-      </w:r>
-      <w:r>
-        <w:t>-</w:t>
-      </w:r>
-      <w:r>
-        <w:t xml:space="preserve"> DataStore</w:t>
-      </w:r>
-      <w:r>
-        <w:t>.</w:t>
-      </w:r>
-    </w:p>
-    <w:p>
-      <w:r>
-        <w:t>Для веб-сайта (Django):</w:t>
-      </w:r>
-    </w:p>
-    <w:p>
-      <w:r>
         <w:t>Серверная часть системы должна работать под управлением ОС семейства Linux (Ubuntu LTS или CentOS) с использованием Docker для контейнеризации, веб-приложение разрабатывается на фреймворке Django (Python) с использованием SQL</w:t>
       </w:r>
       <w:r>
@@ -11544,20 +16471,21 @@
         <w:ind w:left="0" w:firstLine="0"/>
         <w:jc w:val="both"/>
       </w:pPr>
-      <w:bookmarkStart w:id="110" w:name="_Toc229991885"/>
-      <w:bookmarkStart w:id="111" w:name="_Toc229991912"/>
-      <w:bookmarkStart w:id="112" w:name="_Toc230178240"/>
-      <w:bookmarkStart w:id="113" w:name="_Toc230250348"/>
-      <w:bookmarkStart w:id="114" w:name="_Toc230987849"/>
-      <w:r>
-        <w:lastRenderedPageBreak/>
+      <w:bookmarkStart w:id="125" w:name="_Toc229991885"/>
+      <w:bookmarkStart w:id="126" w:name="_Toc229991912"/>
+      <w:bookmarkStart w:id="127" w:name="_Toc230178240"/>
+      <w:bookmarkStart w:id="128" w:name="_Toc230250348"/>
+      <w:bookmarkStart w:id="129" w:name="_Toc230987849"/>
+      <w:bookmarkStart w:id="130" w:name="_Toc231107540"/>
+      <w:r>
         <w:t>Состав и содержание работ по созданию системы</w:t>
       </w:r>
-      <w:bookmarkEnd w:id="110"/>
-      <w:bookmarkEnd w:id="111"/>
-      <w:bookmarkEnd w:id="112"/>
-      <w:bookmarkEnd w:id="113"/>
-      <w:bookmarkEnd w:id="114"/>
+      <w:bookmarkEnd w:id="125"/>
+      <w:bookmarkEnd w:id="126"/>
+      <w:bookmarkEnd w:id="127"/>
+      <w:bookmarkEnd w:id="128"/>
+      <w:bookmarkEnd w:id="129"/>
+      <w:bookmarkEnd w:id="130"/>
     </w:p>
     <w:p>
       <w:r>
@@ -11600,7 +16528,11 @@
         <w:ind w:left="0" w:firstLine="709"/>
       </w:pPr>
       <w:r>
-        <w:t>Разработка (продолжительность — 1,5 месяца). Создание полного комплекта рабочей документации в соответствии с ГОСТ 34.201-89, а также разработка, программирование и адаптация всех модулей системы (бэкенд-сервисы, веб-интерфейс).</w:t>
+        <w:t xml:space="preserve">Разработка (продолжительность — 1,5 месяца). Создание полного комплекта рабочей документации в соответствии с ГОСТ 34.201-89, а также </w:t>
+      </w:r>
+      <w:r>
+        <w:lastRenderedPageBreak/>
+        <w:t>разработка, программирование и адаптация всех модулей системы (бэкенд-сервисы, веб-интерфейс).</w:t>
       </w:r>
     </w:p>
     <w:p>
@@ -11656,20 +16588,21 @@
         <w:ind w:left="0" w:firstLine="0"/>
         <w:jc w:val="both"/>
       </w:pPr>
-      <w:bookmarkStart w:id="115" w:name="_Toc229991886"/>
-      <w:bookmarkStart w:id="116" w:name="_Toc229991913"/>
-      <w:bookmarkStart w:id="117" w:name="_Toc230178241"/>
-      <w:bookmarkStart w:id="118" w:name="_Toc230250349"/>
-      <w:bookmarkStart w:id="119" w:name="_Toc230987850"/>
-      <w:r>
-        <w:lastRenderedPageBreak/>
+      <w:bookmarkStart w:id="131" w:name="_Toc229991886"/>
+      <w:bookmarkStart w:id="132" w:name="_Toc229991913"/>
+      <w:bookmarkStart w:id="133" w:name="_Toc230178241"/>
+      <w:bookmarkStart w:id="134" w:name="_Toc230250349"/>
+      <w:bookmarkStart w:id="135" w:name="_Toc230987850"/>
+      <w:bookmarkStart w:id="136" w:name="_Toc231107541"/>
+      <w:r>
         <w:t>Порядок контроля и приёмки системы</w:t>
       </w:r>
-      <w:bookmarkEnd w:id="115"/>
-      <w:bookmarkEnd w:id="116"/>
-      <w:bookmarkEnd w:id="117"/>
-      <w:bookmarkEnd w:id="118"/>
-      <w:bookmarkEnd w:id="119"/>
+      <w:bookmarkEnd w:id="131"/>
+      <w:bookmarkEnd w:id="132"/>
+      <w:bookmarkEnd w:id="133"/>
+      <w:bookmarkEnd w:id="134"/>
+      <w:bookmarkEnd w:id="135"/>
+      <w:bookmarkEnd w:id="136"/>
     </w:p>
     <w:p>
       <w:r>
@@ -11732,6 +16665,7 @@
     </w:p>
     <w:p>
       <w:r>
+        <w:lastRenderedPageBreak/>
         <w:t>Состав, объем и методы каждого вида испытаний определяются отдельными программными документами. «Программа и методика предварительных испытаний» разрабатывается на стадии «Разработка рабочей документации».</w:t>
       </w:r>
     </w:p>
@@ -11804,7 +16738,7 @@
           <w:sz w:val="28"/>
           <w:szCs w:val="28"/>
         </w:rPr>
-        <w:t>3</w:t>
+        <w:t>5</w:t>
       </w:r>
       <w:r>
         <w:rPr>
@@ -11836,11 +16770,11 @@
         <w:tblLook w:val="04A0" w:firstRow="1" w:lastRow="0" w:firstColumn="1" w:lastColumn="0" w:noHBand="0" w:noVBand="1"/>
       </w:tblPr>
       <w:tblGrid>
-        <w:gridCol w:w="2282"/>
-        <w:gridCol w:w="1886"/>
-        <w:gridCol w:w="1389"/>
-        <w:gridCol w:w="1962"/>
-        <w:gridCol w:w="1825"/>
+        <w:gridCol w:w="1868"/>
+        <w:gridCol w:w="1869"/>
+        <w:gridCol w:w="1869"/>
+        <w:gridCol w:w="1869"/>
+        <w:gridCol w:w="1869"/>
       </w:tblGrid>
       <w:tr>
         <w:tc>
@@ -12071,14 +17005,7 @@
               <w:rPr>
                 <w:sz w:val="24"/>
               </w:rPr>
-              <w:t xml:space="preserve">азработчиком </w:t>
-            </w:r>
-            <w:r>
-              <w:rPr>
-                <w:sz w:val="24"/>
-              </w:rPr>
-              <w:lastRenderedPageBreak/>
-              <w:t>критических замечаний.</w:t>
+              <w:t>азработчиком критических замечаний.</w:t>
             </w:r>
             <w:r>
               <w:rPr>
@@ -12121,7 +17048,6 @@
               <w:rPr>
                 <w:sz w:val="24"/>
               </w:rPr>
-              <w:lastRenderedPageBreak/>
               <w:t>Совместная рабочая группа</w:t>
             </w:r>
           </w:p>
@@ -12290,6 +17216,7 @@
               <w:rPr>
                 <w:sz w:val="24"/>
               </w:rPr>
+              <w:lastRenderedPageBreak/>
               <w:t xml:space="preserve">Устранение выявленных </w:t>
             </w:r>
             <w:r>
@@ -12345,6 +17272,7 @@
               <w:rPr>
                 <w:sz w:val="24"/>
               </w:rPr>
+              <w:lastRenderedPageBreak/>
               <w:t>Группа сопровождения и тестирования</w:t>
             </w:r>
           </w:p>
@@ -12404,14 +17332,7 @@
               <w:rPr>
                 <w:sz w:val="24"/>
               </w:rPr>
-              <w:t xml:space="preserve">На территории Заказчика, </w:t>
-            </w:r>
-            <w:r>
-              <w:rPr>
-                <w:sz w:val="24"/>
-              </w:rPr>
-              <w:lastRenderedPageBreak/>
-              <w:t xml:space="preserve">с </w:t>
+              <w:t xml:space="preserve">На территории Заказчика, с </w:t>
             </w:r>
             <w:r>
               <w:rPr>
@@ -12496,7 +17417,6 @@
               <w:rPr>
                 <w:sz w:val="24"/>
               </w:rPr>
-              <w:lastRenderedPageBreak/>
               <w:t>Проведение итоговых испытаний.</w:t>
             </w:r>
             <w:r>
@@ -12509,14 +17429,7 @@
               <w:rPr>
                 <w:sz w:val="24"/>
               </w:rPr>
-              <w:t xml:space="preserve">Проверка </w:t>
-            </w:r>
-            <w:r>
-              <w:rPr>
-                <w:sz w:val="24"/>
-              </w:rPr>
-              <w:lastRenderedPageBreak/>
-              <w:t>устранения всех замечаний.</w:t>
+              <w:t>Проверка устранения всех замечаний.</w:t>
             </w:r>
             <w:r>
               <w:rPr>
@@ -12571,15 +17484,7 @@
               <w:rPr>
                 <w:sz w:val="24"/>
               </w:rPr>
-              <w:lastRenderedPageBreak/>
-              <w:t xml:space="preserve">Приёмочная комиссия, создаваемая приказом </w:t>
-            </w:r>
-            <w:r>
-              <w:rPr>
-                <w:sz w:val="24"/>
-              </w:rPr>
-              <w:lastRenderedPageBreak/>
-              <w:t>Генерального директора Заказчика</w:t>
+              <w:t>Приёмочная комиссия, создаваемая приказом Генерального директора Заказчика</w:t>
             </w:r>
           </w:p>
         </w:tc>
@@ -12611,31 +17516,34 @@
           <w:b/>
           <w:szCs w:val="40"/>
         </w:rPr>
+        <w:t>Требования к составу и содержанию работ по подготовке объекта автоматизации к вводу системы в действие</w:t>
+      </w:r>
+    </w:p>
+    <w:p>
+      <w:r>
+        <w:t xml:space="preserve">Для успешного ввода </w:t>
+      </w:r>
+      <w:r>
+        <w:t>информационной системы</w:t>
+      </w:r>
+      <w:r>
+        <w:t xml:space="preserve"> «</w:t>
+      </w:r>
+      <w:r>
+        <w:t>ГПС</w:t>
+      </w:r>
+      <w:r>
+        <w:t xml:space="preserve">» в промышленную эксплуатацию </w:t>
+      </w:r>
+      <w:r>
+        <w:t>з</w:t>
+      </w:r>
+      <w:r>
+        <w:t xml:space="preserve">аказчик обязуется выполнить комплекс технических и организационных мероприятий. Основной задачей является создание условий, </w:t>
+      </w:r>
+      <w:r>
         <w:lastRenderedPageBreak/>
-        <w:t>Требования к составу и содержанию работ по подготовке объекта автоматизации к вводу системы в действие</w:t>
-      </w:r>
-    </w:p>
-    <w:p>
-      <w:r>
-        <w:t xml:space="preserve">Для успешного ввода </w:t>
-      </w:r>
-      <w:r>
-        <w:t>информационной системы</w:t>
-      </w:r>
-      <w:r>
-        <w:t xml:space="preserve"> «</w:t>
-      </w:r>
-      <w:r>
-        <w:t>ГПС</w:t>
-      </w:r>
-      <w:r>
-        <w:t xml:space="preserve">» в промышленную эксплуатацию </w:t>
-      </w:r>
-      <w:r>
-        <w:t>з</w:t>
-      </w:r>
-      <w:r>
-        <w:t>аказчик обязуется выполнить комплекс технических и организационных мероприятий. Основной задачей является создание условий, при которых функционирование системы будет полностью соответствовать требованиям настоящего ТЗ</w:t>
+        <w:t>при которых функционирование системы будет полностью соответствовать требованиям настоящего ТЗ</w:t>
       </w:r>
       <w:r>
         <w:t>.</w:t>
@@ -12709,7 +17617,6 @@
         <w:jc w:val="left"/>
       </w:pPr>
       <w:r>
-        <w:lastRenderedPageBreak/>
         <w:t>Назначение ответственных лиц. Выделить со своей стороны ответственного специалиста для оперативного согласования технических вопросов, предоставления необходимых данных и подтверждения этапов интеграции с внешними системами.</w:t>
       </w:r>
     </w:p>
@@ -12752,24 +17659,26 @@
         <w:ind w:left="0" w:firstLine="0"/>
         <w:jc w:val="both"/>
       </w:pPr>
-      <w:bookmarkStart w:id="120" w:name="_Toc229767180"/>
-      <w:bookmarkStart w:id="121" w:name="_Toc229991887"/>
-      <w:bookmarkStart w:id="122" w:name="_Toc229991914"/>
-      <w:bookmarkStart w:id="123" w:name="_Toc230178242"/>
-      <w:bookmarkStart w:id="124" w:name="_Toc230250350"/>
-      <w:bookmarkStart w:id="125" w:name="_Toc230987851"/>
+      <w:bookmarkStart w:id="137" w:name="_Toc229767180"/>
+      <w:bookmarkStart w:id="138" w:name="_Toc229991887"/>
+      <w:bookmarkStart w:id="139" w:name="_Toc229991914"/>
+      <w:bookmarkStart w:id="140" w:name="_Toc230178242"/>
+      <w:bookmarkStart w:id="141" w:name="_Toc230250350"/>
+      <w:bookmarkStart w:id="142" w:name="_Toc230987851"/>
+      <w:bookmarkStart w:id="143" w:name="_Toc231107542"/>
       <w:r>
         <w:t>Т</w:t>
       </w:r>
       <w:r>
         <w:t>ребования к документированию</w:t>
       </w:r>
-      <w:bookmarkEnd w:id="120"/>
-      <w:bookmarkEnd w:id="121"/>
-      <w:bookmarkEnd w:id="122"/>
-      <w:bookmarkEnd w:id="123"/>
-      <w:bookmarkEnd w:id="124"/>
-      <w:bookmarkEnd w:id="125"/>
+      <w:bookmarkEnd w:id="137"/>
+      <w:bookmarkEnd w:id="138"/>
+      <w:bookmarkEnd w:id="139"/>
+      <w:bookmarkEnd w:id="140"/>
+      <w:bookmarkEnd w:id="141"/>
+      <w:bookmarkEnd w:id="142"/>
+      <w:bookmarkEnd w:id="143"/>
     </w:p>
     <w:p>
       <w:r>
@@ -12845,7 +17754,7 @@
           <w:sz w:val="28"/>
           <w:szCs w:val="28"/>
         </w:rPr>
-        <w:t>4</w:t>
+        <w:t>6</w:t>
       </w:r>
       <w:r>
         <w:rPr>
@@ -13457,21 +18366,23 @@
         <w:ind w:left="0" w:firstLine="0"/>
         <w:jc w:val="both"/>
       </w:pPr>
-      <w:bookmarkStart w:id="126" w:name="_Toc229767181"/>
-      <w:bookmarkStart w:id="127" w:name="_Toc229991888"/>
-      <w:bookmarkStart w:id="128" w:name="_Toc229991915"/>
-      <w:bookmarkStart w:id="129" w:name="_Toc230178243"/>
-      <w:bookmarkStart w:id="130" w:name="_Toc230250351"/>
-      <w:bookmarkStart w:id="131" w:name="_Toc230987852"/>
+      <w:bookmarkStart w:id="144" w:name="_Toc229767181"/>
+      <w:bookmarkStart w:id="145" w:name="_Toc229991888"/>
+      <w:bookmarkStart w:id="146" w:name="_Toc229991915"/>
+      <w:bookmarkStart w:id="147" w:name="_Toc230178243"/>
+      <w:bookmarkStart w:id="148" w:name="_Toc230250351"/>
+      <w:bookmarkStart w:id="149" w:name="_Toc230987852"/>
+      <w:bookmarkStart w:id="150" w:name="_Toc231107543"/>
       <w:r>
         <w:t>Источники разработки</w:t>
       </w:r>
-      <w:bookmarkEnd w:id="126"/>
-      <w:bookmarkEnd w:id="127"/>
-      <w:bookmarkEnd w:id="128"/>
-      <w:bookmarkEnd w:id="129"/>
-      <w:bookmarkEnd w:id="130"/>
-      <w:bookmarkEnd w:id="131"/>
+      <w:bookmarkEnd w:id="144"/>
+      <w:bookmarkEnd w:id="145"/>
+      <w:bookmarkEnd w:id="146"/>
+      <w:bookmarkEnd w:id="147"/>
+      <w:bookmarkEnd w:id="148"/>
+      <w:bookmarkEnd w:id="149"/>
+      <w:bookmarkEnd w:id="150"/>
     </w:p>
     <w:p>
       <w:r>
@@ -13577,6 +18488,7 @@
         <w:jc w:val="left"/>
       </w:pPr>
       <w:r>
+        <w:lastRenderedPageBreak/>
         <w:t>ГОСТ Р ИСО/МЭК 12207-2010 «Информационная технология. Процессы жизненного цикла программных средств».</w:t>
       </w:r>
     </w:p>
@@ -13637,7 +18549,6 @@
         <w:jc w:val="left"/>
       </w:pPr>
       <w:r>
-        <w:lastRenderedPageBreak/>
         <w:t>ГОСТ Р ИСО 19112-2011 «Географическая информация. Модели местоположения» (для корректной работ</w:t>
       </w:r>
       <w:r>
@@ -13652,13 +18563,15 @@
         <w:pStyle w:val="1"/>
         <w:jc w:val="both"/>
       </w:pPr>
-      <w:bookmarkStart w:id="132" w:name="_Toc230982472"/>
-      <w:bookmarkStart w:id="133" w:name="_Toc230987853"/>
+      <w:bookmarkStart w:id="151" w:name="_Toc230982472"/>
+      <w:bookmarkStart w:id="152" w:name="_Toc230987853"/>
+      <w:bookmarkStart w:id="153" w:name="_Toc231107544"/>
       <w:r>
         <w:t>10. Роли и зоны ответственности.</w:t>
       </w:r>
-      <w:bookmarkEnd w:id="132"/>
-      <w:bookmarkEnd w:id="133"/>
+      <w:bookmarkEnd w:id="151"/>
+      <w:bookmarkEnd w:id="152"/>
+      <w:bookmarkEnd w:id="153"/>
     </w:p>
     <w:p>
       <w:r>
@@ -13781,6 +18694,7 @@
         <w:ind w:left="0" w:firstLine="709"/>
       </w:pPr>
       <w:r>
+        <w:lastRenderedPageBreak/>
         <w:t>Создание страницы для добавления и редактирования информации о странах (админ-панель);</w:t>
       </w:r>
     </w:p>
@@ -13870,7 +18784,6 @@
         <w:ind w:left="0" w:firstLine="709"/>
       </w:pPr>
       <w:r>
-        <w:lastRenderedPageBreak/>
         <w:t>Поиск и обработка графического контента (картинки для стран, иконки);</w:t>
       </w:r>
     </w:p>
@@ -13979,14 +18892,14 @@
       <w:pPr>
         <w:pStyle w:val="1"/>
       </w:pPr>
-      <w:bookmarkStart w:id="134" w:name="_Toc230250352"/>
-      <w:bookmarkStart w:id="135" w:name="_Toc230987854"/>
+      <w:bookmarkStart w:id="154" w:name="_Toc230987854"/>
+      <w:bookmarkStart w:id="155" w:name="_Toc231107545"/>
       <w:r>
         <w:lastRenderedPageBreak/>
         <w:t>ПРИЛОЖЕНИЕ Б</w:t>
       </w:r>
-      <w:bookmarkEnd w:id="134"/>
-      <w:bookmarkEnd w:id="135"/>
+      <w:bookmarkEnd w:id="154"/>
+      <w:bookmarkEnd w:id="155"/>
     </w:p>
     <w:p>
       <w:pPr>
@@ -14044,7 +18957,7 @@
                     <pic:cNvPicPr/>
                   </pic:nvPicPr>
                   <pic:blipFill>
-                    <a:blip r:embed="rId28"/>
+                    <a:blip r:embed="rId30"/>
                     <a:stretch>
                       <a:fillRect/>
                     </a:stretch>
@@ -14075,14 +18988,27 @@
       <w:r>
         <w:t xml:space="preserve">Рисунок </w:t>
       </w:r>
-      <w:fldSimple w:instr=" SEQ Рисунок \* ARABIC ">
-        <w:r>
-          <w:rPr>
-            <w:noProof/>
-          </w:rPr>
-          <w:t>21</w:t>
-        </w:r>
-      </w:fldSimple>
+      <w:r>
+        <w:fldChar w:fldCharType="begin"/>
+      </w:r>
+      <w:r>
+        <w:instrText xml:space="preserve"> SEQ Рисунок \* ARABIC </w:instrText>
+      </w:r>
+      <w:r>
+        <w:fldChar w:fldCharType="separate"/>
+      </w:r>
+      <w:r>
+        <w:rPr>
+          <w:noProof/>
+        </w:rPr>
+        <w:t>21</w:t>
+      </w:r>
+      <w:r>
+        <w:rPr>
+          <w:noProof/>
+        </w:rPr>
+        <w:fldChar w:fldCharType="end"/>
+      </w:r>
       <w:r>
         <w:t>. Страница входа</w:t>
       </w:r>
@@ -14113,7 +19039,7 @@
                     <pic:cNvPicPr/>
                   </pic:nvPicPr>
                   <pic:blipFill>
-                    <a:blip r:embed="rId29"/>
+                    <a:blip r:embed="rId31"/>
                     <a:stretch>
                       <a:fillRect/>
                     </a:stretch>
@@ -14144,14 +19070,27 @@
       <w:r>
         <w:t xml:space="preserve">Рисунок </w:t>
       </w:r>
-      <w:fldSimple w:instr=" SEQ Рисунок \* ARABIC ">
-        <w:r>
-          <w:rPr>
-            <w:noProof/>
-          </w:rPr>
-          <w:t>22</w:t>
-        </w:r>
-      </w:fldSimple>
+      <w:r>
+        <w:fldChar w:fldCharType="begin"/>
+      </w:r>
+      <w:r>
+        <w:instrText xml:space="preserve"> SEQ Рисунок \* ARABIC </w:instrText>
+      </w:r>
+      <w:r>
+        <w:fldChar w:fldCharType="separate"/>
+      </w:r>
+      <w:r>
+        <w:rPr>
+          <w:noProof/>
+        </w:rPr>
+        <w:t>22</w:t>
+      </w:r>
+      <w:r>
+        <w:rPr>
+          <w:noProof/>
+        </w:rPr>
+        <w:fldChar w:fldCharType="end"/>
+      </w:r>
       <w:r>
         <w:t>. Страница регистрации</w:t>
       </w:r>
@@ -14186,7 +19125,7 @@
                     </pic:cNvPicPr>
                   </pic:nvPicPr>
                   <pic:blipFill>
-                    <a:blip r:embed="rId30">
+                    <a:blip r:embed="rId32">
                       <a:extLst>
                         <a:ext uri="{28A0092B-C50C-407E-A947-70E740481C1C}">
                           <a14:useLocalDpi xmlns:a14="http://schemas.microsoft.com/office/drawing/2010/main" val="0"/>
@@ -14225,14 +19164,27 @@
       <w:r>
         <w:t xml:space="preserve">Рисунок </w:t>
       </w:r>
-      <w:fldSimple w:instr=" SEQ Рисунок \* ARABIC ">
-        <w:r>
-          <w:rPr>
-            <w:noProof/>
-          </w:rPr>
-          <w:t>23</w:t>
-        </w:r>
-      </w:fldSimple>
+      <w:r>
+        <w:fldChar w:fldCharType="begin"/>
+      </w:r>
+      <w:r>
+        <w:instrText xml:space="preserve"> SEQ Рисунок \* ARABIC </w:instrText>
+      </w:r>
+      <w:r>
+        <w:fldChar w:fldCharType="separate"/>
+      </w:r>
+      <w:r>
+        <w:rPr>
+          <w:noProof/>
+        </w:rPr>
+        <w:t>23</w:t>
+      </w:r>
+      <w:r>
+        <w:rPr>
+          <w:noProof/>
+        </w:rPr>
+        <w:fldChar w:fldCharType="end"/>
+      </w:r>
       <w:r>
         <w:t>. Главная страница</w:t>
       </w:r>
@@ -14262,7 +19214,7 @@
                     <pic:cNvPicPr/>
                   </pic:nvPicPr>
                   <pic:blipFill rotWithShape="1">
-                    <a:blip r:embed="rId31"/>
+                    <a:blip r:embed="rId33"/>
                     <a:srcRect r="10145" b="9030"/>
                     <a:stretch/>
                   </pic:blipFill>
@@ -14300,14 +19252,27 @@
       <w:r>
         <w:t xml:space="preserve">Рисунок </w:t>
       </w:r>
-      <w:fldSimple w:instr=" SEQ Рисунок \* ARABIC ">
-        <w:r>
-          <w:rPr>
-            <w:noProof/>
-          </w:rPr>
-          <w:t>24</w:t>
-        </w:r>
-      </w:fldSimple>
+      <w:r>
+        <w:fldChar w:fldCharType="begin"/>
+      </w:r>
+      <w:r>
+        <w:instrText xml:space="preserve"> SEQ Рисунок \* ARABIC </w:instrText>
+      </w:r>
+      <w:r>
+        <w:fldChar w:fldCharType="separate"/>
+      </w:r>
+      <w:r>
+        <w:rPr>
+          <w:noProof/>
+        </w:rPr>
+        <w:t>24</w:t>
+      </w:r>
+      <w:r>
+        <w:rPr>
+          <w:noProof/>
+        </w:rPr>
+        <w:fldChar w:fldCharType="end"/>
+      </w:r>
       <w:r>
         <w:t>. Страница создания страны</w:t>
       </w:r>
@@ -14339,7 +19304,7 @@
                     <pic:cNvPicPr/>
                   </pic:nvPicPr>
                   <pic:blipFill rotWithShape="1">
-                    <a:blip r:embed="rId32"/>
+                    <a:blip r:embed="rId34"/>
                     <a:srcRect r="6992"/>
                     <a:stretch/>
                   </pic:blipFill>
@@ -14377,14 +19342,27 @@
       <w:r>
         <w:t xml:space="preserve">Рисунок </w:t>
       </w:r>
-      <w:fldSimple w:instr=" SEQ Рисунок \* ARABIC ">
-        <w:r>
-          <w:rPr>
-            <w:noProof/>
-          </w:rPr>
-          <w:t>25</w:t>
-        </w:r>
-      </w:fldSimple>
+      <w:r>
+        <w:fldChar w:fldCharType="begin"/>
+      </w:r>
+      <w:r>
+        <w:instrText xml:space="preserve"> SEQ Рисунок \* ARABIC </w:instrText>
+      </w:r>
+      <w:r>
+        <w:fldChar w:fldCharType="separate"/>
+      </w:r>
+      <w:r>
+        <w:rPr>
+          <w:noProof/>
+        </w:rPr>
+        <w:t>25</w:t>
+      </w:r>
+      <w:r>
+        <w:rPr>
+          <w:noProof/>
+        </w:rPr>
+        <w:fldChar w:fldCharType="end"/>
+      </w:r>
       <w:r>
         <w:t xml:space="preserve">. </w:t>
       </w:r>
@@ -14418,7 +19396,7 @@
                     <pic:cNvPicPr/>
                   </pic:nvPicPr>
                   <pic:blipFill>
-                    <a:blip r:embed="rId33"/>
+                    <a:blip r:embed="rId35"/>
                     <a:stretch>
                       <a:fillRect/>
                     </a:stretch>
@@ -14450,33 +19428,46 @@
       <w:r>
         <w:t xml:space="preserve">Рисунок </w:t>
       </w:r>
-      <w:fldSimple w:instr=" SEQ Рисунок \* ARABIC ">
-        <w:r>
-          <w:rPr>
-            <w:noProof/>
-          </w:rPr>
-          <w:t>26</w:t>
-        </w:r>
-      </w:fldSimple>
-      <w:r>
-        <w:t>. Модальное окно с подтверждением удаления страны</w:t>
-      </w:r>
-    </w:p>
-    <w:p>
-      <w:pPr>
-        <w:jc w:val="center"/>
-      </w:pPr>
+      <w:r>
+        <w:fldChar w:fldCharType="begin"/>
+      </w:r>
+      <w:r>
+        <w:instrText xml:space="preserve"> SEQ Рисунок \* ARABIC </w:instrText>
+      </w:r>
+      <w:r>
+        <w:fldChar w:fldCharType="separate"/>
+      </w:r>
       <w:r>
         <w:rPr>
           <w:noProof/>
-          <w:lang w:eastAsia="ru-RU"/>
+        </w:rPr>
+        <w:t>26</w:t>
+      </w:r>
+      <w:r>
+        <w:rPr>
+          <w:noProof/>
+        </w:rPr>
+        <w:fldChar w:fldCharType="end"/>
+      </w:r>
+      <w:r>
+        <w:t>. Модальное окно с подтверждением удаления страны</w:t>
+      </w:r>
+    </w:p>
+    <w:p>
+      <w:pPr>
+        <w:ind w:firstLine="0"/>
+        <w:jc w:val="center"/>
+      </w:pPr>
+      <w:r>
+        <w:rPr>
+          <w:noProof/>
         </w:rPr>
         <w:lastRenderedPageBreak/>
         <w:drawing>
-          <wp:inline distT="0" distB="0" distL="0" distR="0" wp14:anchorId="4394F168" wp14:editId="09860091">
-            <wp:extent cx="3945680" cy="5654040"/>
-            <wp:effectExtent l="0" t="0" r="0" b="3810"/>
-            <wp:docPr id="22" name="Рисунок 22"/>
+          <wp:inline distT="0" distB="0" distL="0" distR="0" wp14:anchorId="4946B0BF" wp14:editId="07913E1A">
+            <wp:extent cx="3413862" cy="4963130"/>
+            <wp:effectExtent l="0" t="0" r="0" b="9525"/>
+            <wp:docPr id="25" name="Рисунок 25"/>
             <wp:cNvGraphicFramePr>
               <a:graphicFrameLocks xmlns:a="http://schemas.openxmlformats.org/drawingml/2006/main" noChangeAspect="1"/>
             </wp:cNvGraphicFramePr>
@@ -14488,7 +19479,7 @@
                     <pic:cNvPicPr/>
                   </pic:nvPicPr>
                   <pic:blipFill>
-                    <a:blip r:embed="rId34"/>
+                    <a:blip r:embed="rId36"/>
                     <a:stretch>
                       <a:fillRect/>
                     </a:stretch>
@@ -14496,7 +19487,7 @@
                   <pic:spPr>
                     <a:xfrm>
                       <a:off x="0" y="0"/>
-                      <a:ext cx="3950601" cy="5661091"/>
+                      <a:ext cx="3428200" cy="4983976"/>
                     </a:xfrm>
                     <a:prstGeom prst="rect">
                       <a:avLst/>
@@ -14511,6 +19502,7 @@
     </w:p>
     <w:p>
       <w:pPr>
+        <w:ind w:firstLine="0"/>
         <w:jc w:val="center"/>
         <w:rPr>
           <w:lang w:eastAsia="ru-RU"/>
@@ -14519,14 +19511,27 @@
       <w:r>
         <w:t xml:space="preserve">Рисунок </w:t>
       </w:r>
-      <w:fldSimple w:instr=" SEQ Рисунок \* ARABIC ">
-        <w:r>
-          <w:rPr>
-            <w:noProof/>
-          </w:rPr>
-          <w:t>27</w:t>
-        </w:r>
-      </w:fldSimple>
+      <w:r>
+        <w:fldChar w:fldCharType="begin"/>
+      </w:r>
+      <w:r>
+        <w:instrText xml:space="preserve"> SEQ Рисунок \* ARABIC </w:instrText>
+      </w:r>
+      <w:r>
+        <w:fldChar w:fldCharType="separate"/>
+      </w:r>
+      <w:r>
+        <w:rPr>
+          <w:noProof/>
+        </w:rPr>
+        <w:t>27</w:t>
+      </w:r>
+      <w:r>
+        <w:rPr>
+          <w:noProof/>
+        </w:rPr>
+        <w:fldChar w:fldCharType="end"/>
+      </w:r>
       <w:r>
         <w:t xml:space="preserve">. </w:t>
       </w:r>
@@ -14535,7 +19540,7 @@
       </w:r>
     </w:p>
     <w:sectPr>
-      <w:footerReference w:type="default" r:id="rId35"/>
+      <w:footerReference w:type="default" r:id="rId37"/>
       <w:pgSz w:w="11906" w:h="16838"/>
       <w:pgMar w:top="1134" w:right="851" w:bottom="1134" w:left="1701" w:header="709" w:footer="709" w:gutter="0"/>
       <w:cols w:space="708"/>
@@ -19619,7 +24624,6 @@
   <w:style w:type="character" w:default="1" w:styleId="a0">
     <w:name w:val="Default Paragraph Font"/>
     <w:uiPriority w:val="1"/>
-    <w:semiHidden/>
     <w:unhideWhenUsed/>
   </w:style>
   <w:style w:type="table" w:default="1" w:styleId="a1">

--- a/отчет по уп.docx
+++ b/отчет по уп.docx
@@ -262,8 +262,18 @@
           <w:szCs w:val="28"/>
           <w:lang w:eastAsia="ru-RU"/>
         </w:rPr>
-        <w:t>____________ Ю.С. Мамшева</w:t>
-      </w:r>
+        <w:t xml:space="preserve">____________ Ю.С. </w:t>
+      </w:r>
+      <w:proofErr w:type="spellStart"/>
+      <w:r>
+        <w:rPr>
+          <w:rFonts w:eastAsia="Times New Roman" w:cs="Times New Roman"/>
+          <w:szCs w:val="28"/>
+          <w:lang w:eastAsia="ru-RU"/>
+        </w:rPr>
+        <w:t>Мамшева</w:t>
+      </w:r>
+      <w:proofErr w:type="spellEnd"/>
     </w:p>
     <w:p>
       <w:pPr>
@@ -529,7 +539,23 @@
           <w:rFonts w:eastAsia="Times New Roman" w:cs="Times New Roman"/>
           <w:lang w:eastAsia="ru-RU"/>
         </w:rPr>
-        <w:t xml:space="preserve">Руководитель: ___________ Мамшева Ю.С. </w:t>
+        <w:t xml:space="preserve">Руководитель: ___________ </w:t>
+      </w:r>
+      <w:proofErr w:type="spellStart"/>
+      <w:r>
+        <w:rPr>
+          <w:rFonts w:eastAsia="Times New Roman" w:cs="Times New Roman"/>
+          <w:lang w:eastAsia="ru-RU"/>
+        </w:rPr>
+        <w:t>Мамшева</w:t>
+      </w:r>
+      <w:proofErr w:type="spellEnd"/>
+      <w:r>
+        <w:rPr>
+          <w:rFonts w:eastAsia="Times New Roman" w:cs="Times New Roman"/>
+          <w:lang w:eastAsia="ru-RU"/>
+        </w:rPr>
+        <w:t xml:space="preserve"> Ю.С. </w:t>
       </w:r>
       <w:r>
         <w:rPr>
@@ -576,7 +602,25 @@
           <w:szCs w:val="28"/>
           <w:lang w:eastAsia="ru-RU"/>
         </w:rPr>
-        <w:t>Студент: _______________ Перевезенцева М.С.</w:t>
+        <w:t xml:space="preserve">Студент: _______________ </w:t>
+      </w:r>
+      <w:proofErr w:type="spellStart"/>
+      <w:r>
+        <w:rPr>
+          <w:rFonts w:eastAsia="Times New Roman" w:cs="Times New Roman"/>
+          <w:szCs w:val="28"/>
+          <w:lang w:eastAsia="ru-RU"/>
+        </w:rPr>
+        <w:t>Перевезенцева</w:t>
+      </w:r>
+      <w:proofErr w:type="spellEnd"/>
+      <w:r>
+        <w:rPr>
+          <w:rFonts w:eastAsia="Times New Roman" w:cs="Times New Roman"/>
+          <w:szCs w:val="28"/>
+          <w:lang w:eastAsia="ru-RU"/>
+        </w:rPr>
+        <w:t xml:space="preserve"> М.С.</w:t>
       </w:r>
       <w:r>
         <w:rPr>
@@ -2950,7 +2994,25 @@
           <w:szCs w:val="28"/>
           <w:lang w:eastAsia="ru-RU"/>
         </w:rPr>
-        <w:t>Создание и взаимодействие с канбан доской</w:t>
+        <w:t xml:space="preserve">Создание и взаимодействие с </w:t>
+      </w:r>
+      <w:proofErr w:type="spellStart"/>
+      <w:r>
+        <w:rPr>
+          <w:rFonts w:eastAsia="Times New Roman" w:cs="Times New Roman"/>
+          <w:szCs w:val="28"/>
+          <w:lang w:eastAsia="ru-RU"/>
+        </w:rPr>
+        <w:t>канбан</w:t>
+      </w:r>
+      <w:proofErr w:type="spellEnd"/>
+      <w:r>
+        <w:rPr>
+          <w:rFonts w:eastAsia="Times New Roman" w:cs="Times New Roman"/>
+          <w:szCs w:val="28"/>
+          <w:lang w:eastAsia="ru-RU"/>
+        </w:rPr>
+        <w:t xml:space="preserve"> доской</w:t>
       </w:r>
       <w:r>
         <w:rPr>
@@ -3149,7 +3211,15 @@
     </w:p>
     <w:p>
       <w:r>
-        <w:t>Для дальнейшего процесса разработки и сохранения документации был создан репозиторий, который получил название «CountryGuide». В рамках кооперации к работе над проектом был добавлен ещё один разработчик.</w:t>
+        <w:t>Для дальнейшего процесса разработки и сохранения документации был создан репозиторий, который получил название «</w:t>
+      </w:r>
+      <w:proofErr w:type="spellStart"/>
+      <w:r>
+        <w:t>CountryGuide</w:t>
+      </w:r>
+      <w:proofErr w:type="spellEnd"/>
+      <w:r>
+        <w:t>». В рамках кооперации к работе над проектом был добавлен ещё один разработчик.</w:t>
       </w:r>
     </w:p>
     <w:p>
@@ -3169,8 +3239,13 @@
         </w:tabs>
         <w:ind w:left="0" w:firstLine="709"/>
       </w:pPr>
-      <w:r>
-        <w:t>main — основная (главная) ветка, в которую выгружаются стабильные рабочие версии проекта;</w:t>
+      <w:proofErr w:type="spellStart"/>
+      <w:r>
+        <w:t>main</w:t>
+      </w:r>
+      <w:proofErr w:type="spellEnd"/>
+      <w:r>
+        <w:t xml:space="preserve"> — основная (главная) ветка, в которую выгружаются стабильные рабочие версии проекта;</w:t>
       </w:r>
     </w:p>
     <w:p>
@@ -3185,8 +3260,21 @@
         </w:tabs>
         <w:ind w:left="0" w:firstLine="709"/>
       </w:pPr>
-      <w:r>
-        <w:t>develop — ветка разработки, в которую сливаются готовые версии продукта для последующего копирования в ветку main;</w:t>
+      <w:proofErr w:type="spellStart"/>
+      <w:r>
+        <w:t>develop</w:t>
+      </w:r>
+      <w:proofErr w:type="spellEnd"/>
+      <w:r>
+        <w:t xml:space="preserve"> — ветка разработки, в которую сливаются готовые версии продукта для последующего копирования в ветку </w:t>
+      </w:r>
+      <w:proofErr w:type="spellStart"/>
+      <w:r>
+        <w:t>main</w:t>
+      </w:r>
+      <w:proofErr w:type="spellEnd"/>
+      <w:r>
+        <w:t>;</w:t>
       </w:r>
     </w:p>
     <w:p>
@@ -3201,8 +3289,13 @@
         </w:tabs>
         <w:ind w:left="0" w:firstLine="709"/>
       </w:pPr>
-      <w:r>
-        <w:t>developP — ветка первого разработчика;</w:t>
+      <w:proofErr w:type="spellStart"/>
+      <w:r>
+        <w:t>developP</w:t>
+      </w:r>
+      <w:proofErr w:type="spellEnd"/>
+      <w:r>
+        <w:t xml:space="preserve"> — ветка первого разработчика;</w:t>
       </w:r>
     </w:p>
     <w:p>
@@ -3217,8 +3310,13 @@
         </w:tabs>
         <w:ind w:left="0" w:firstLine="709"/>
       </w:pPr>
-      <w:r>
-        <w:t>developA — ветка второго разработчика.</w:t>
+      <w:proofErr w:type="spellStart"/>
+      <w:r>
+        <w:t>developA</w:t>
+      </w:r>
+      <w:proofErr w:type="spellEnd"/>
+      <w:r>
+        <w:t xml:space="preserve"> — ветка второго разработчика.</w:t>
       </w:r>
     </w:p>
     <w:p>
@@ -3298,15 +3396,41 @@
         <w:fldChar w:fldCharType="end"/>
       </w:r>
       <w:r>
-        <w:t xml:space="preserve">. Репризиторий </w:t>
-      </w:r>
+        <w:t xml:space="preserve">. </w:t>
+      </w:r>
+      <w:proofErr w:type="spellStart"/>
+      <w:r>
+        <w:t>Репризиторий</w:t>
+      </w:r>
+      <w:proofErr w:type="spellEnd"/>
+      <w:r>
+        <w:t xml:space="preserve"> </w:t>
+      </w:r>
+      <w:proofErr w:type="spellStart"/>
       <w:r>
         <w:t>CountryGuide</w:t>
       </w:r>
-    </w:p>
-    <w:p>
-      <w:r>
-        <w:t>Далее приведем пример работы с веткой разработчика. Т.е создания ветки, добавления файлов, создание коммита и отправка в удалённый репризиторий.</w:t>
+      <w:proofErr w:type="spellEnd"/>
+    </w:p>
+    <w:p>
+      <w:r>
+        <w:t xml:space="preserve">Далее приведем пример работы с веткой разработчика. </w:t>
+      </w:r>
+      <w:proofErr w:type="spellStart"/>
+      <w:r>
+        <w:t>Т.е</w:t>
+      </w:r>
+      <w:proofErr w:type="spellEnd"/>
+      <w:r>
+        <w:t xml:space="preserve"> создания ветки, добавления файлов, создание коммита и отправка в удалённый </w:t>
+      </w:r>
+      <w:proofErr w:type="spellStart"/>
+      <w:r>
+        <w:t>репризиторий</w:t>
+      </w:r>
+      <w:proofErr w:type="spellEnd"/>
+      <w:r>
+        <w:t>.</w:t>
       </w:r>
     </w:p>
     <w:p>
@@ -3756,7 +3880,21 @@
           <w:lang w:eastAsia="ru-RU"/>
         </w:rPr>
         <w:lastRenderedPageBreak/>
-        <w:t>зователь (регистрация, авторизация) и система мониторинга безопасности. Далее данная задача была добавлена в канбан доску</w:t>
+        <w:t xml:space="preserve">зователь (регистрация, авторизация) и система мониторинга безопасности. Далее данная задача была добавлена в </w:t>
+      </w:r>
+      <w:proofErr w:type="spellStart"/>
+      <w:r>
+        <w:rPr>
+          <w:lang w:eastAsia="ru-RU"/>
+        </w:rPr>
+        <w:t>канбан</w:t>
+      </w:r>
+      <w:proofErr w:type="spellEnd"/>
+      <w:r>
+        <w:rPr>
+          <w:lang w:eastAsia="ru-RU"/>
+        </w:rPr>
+        <w:t xml:space="preserve"> доску</w:t>
       </w:r>
       <w:r>
         <w:rPr>
@@ -3860,7 +3998,15 @@
         <w:fldChar w:fldCharType="end"/>
       </w:r>
       <w:r>
-        <w:t>. Задача на создание диаграмм на канбан доске</w:t>
+        <w:t xml:space="preserve">. Задача на создание диаграмм на </w:t>
+      </w:r>
+      <w:proofErr w:type="spellStart"/>
+      <w:r>
+        <w:t>канбан</w:t>
+      </w:r>
+      <w:proofErr w:type="spellEnd"/>
+      <w:r>
+        <w:t xml:space="preserve"> доске</w:t>
       </w:r>
     </w:p>
     <w:p>
@@ -3940,7 +4086,15 @@
     <w:p>
       <w:r>
         <w:lastRenderedPageBreak/>
-        <w:t>Пользователь: просмотр разговорника (100 базовых фраз), просмотр статей о правилах страны и списке что необходимо взять, просмотр топа-10 полезных локальных приложений, конвертация валют, подсчёт добавочного налога на покупку, установка лимита трат на поездку, учёт расходов с привязкой к карте, получение пороговых уведомлений о перерасходе, получение push-уведомлений об опасности (протесты, стихийных бедствиях), оплата покупки с интеграцией платёжных систем.</w:t>
+        <w:t xml:space="preserve">Пользователь: просмотр разговорника (100 базовых фраз), просмотр статей о правилах страны и списке что необходимо взять, просмотр топа-10 полезных локальных приложений, конвертация валют, подсчёт добавочного налога на покупку, установка лимита трат на поездку, учёт расходов с привязкой к карте, получение пороговых уведомлений о перерасходе, получение </w:t>
+      </w:r>
+      <w:proofErr w:type="spellStart"/>
+      <w:r>
+        <w:t>push</w:t>
+      </w:r>
+      <w:proofErr w:type="spellEnd"/>
+      <w:r>
+        <w:t>-уведомлений об опасности (протесты, стихийных бедствиях), оплата покупки с интеграцией платёжных систем.</w:t>
       </w:r>
     </w:p>
     <w:p>
@@ -3960,7 +4114,15 @@
     </w:p>
     <w:p>
       <w:r>
-        <w:t>Далее разберём установку лимита трат: для того, чтобы получать уведомления о перерасходе, пользователь должен сначала установить лимит (связь включения). Сам учёт расходов включается в установку лимита, потому что без отслеживания трат уведомления не имеют смысла (связь включения). Получение уведомления о перерасходе - это расширение учёта расходов, так как пользователь может превысить лимит, а может и не превысить (связь расширения).</w:t>
+        <w:t xml:space="preserve">Далее разберём установку лимита трат: для того, чтобы получать уведомления о перерасходе, пользователь должен сначала установить лимит (связь включения). Сам учёт расходов включается в установку лимита, потому что без отслеживания трат уведомления не имеют смысла (связь включения). Получение уведомления о перерасходе </w:t>
+      </w:r>
+      <w:proofErr w:type="gramStart"/>
+      <w:r>
+        <w:t>- это</w:t>
+      </w:r>
+      <w:proofErr w:type="gramEnd"/>
+      <w:r>
+        <w:t xml:space="preserve"> расширение учёта расходов, так как пользователь может превысить лимит, а может и не превысить (связь расширения).</w:t>
       </w:r>
     </w:p>
     <w:p>
@@ -4093,47 +4255,167 @@
     <w:p>
       <w:r>
         <w:lastRenderedPageBreak/>
-        <w:t>Клиент. Атрибуты: активность (активен/неактивен); операции: создать поездку(). Связан с классом Пользователь обобщением (наследованием), т.к клиент является частным случаем пользователя, а также с классом Поездка агрегацией, т.к клиент может иметь несколько поездок, но поездка не может существовать без клиента.</w:t>
-      </w:r>
-    </w:p>
-    <w:p>
-      <w:r>
-        <w:t>Пользователь. Атрибуты: email, пароль, имя, фамилия, отчество, телефон. Выступает в роли базового класса для Клиента и Администратора.</w:t>
-      </w:r>
-    </w:p>
-    <w:p>
-      <w:r>
-        <w:t>Администратор. Атрибуты: уровень доступа. Операции: настройка API(), добавление стран(). Связан с классом Внешний API ассоциацией, т.к администратор настраивает API для получения данных.</w:t>
-      </w:r>
-    </w:p>
-    <w:p>
-      <w:r>
-        <w:t>Поездка. Атрибуты: дата начала, дата окончания. Операции: рассчитать количество дней(). Связан агрегацией с классом Страна, т.к поездка привязана к определённой стране, и страна может существовать отдельно от поездки. Связан композицией с классом Бюджет так как бюджет не может существовать без поездки.</w:t>
-      </w:r>
-    </w:p>
-    <w:p>
-      <w:r>
-        <w:t>Бюджет. Атрибуты: сумма, ограничение на день. Операции: получить пороговое уведомление(), получить уведомление о превышении лимита().</w:t>
-      </w:r>
-    </w:p>
-    <w:p>
-      <w:r>
-        <w:t>Страна. Атрибуты: название, язык, валюта. Операции: получить уровень опасности(). Связан композицией с классами Словарик и Локальное приложение и Статья (страна имеет набор статей, и без страны статьи ненужны). Также связан ассоциацией с классом Внешний API для получения данных о стране.</w:t>
-      </w:r>
-    </w:p>
-    <w:p>
-      <w:r>
-        <w:t>Внешний API. Атрибуты: код, URL. Операции: получить данные(). Связан обобщением с классами API новостей, API валют и Платежный API, т.к они являются частными случаями внешнего API.</w:t>
-      </w:r>
-    </w:p>
-    <w:p>
-      <w:r>
-        <w:t>Статья. Атрибуты: название, ссылка. Связана композицией со страной, т.к без страны статья не имеет смысла.</w:t>
-      </w:r>
-    </w:p>
-    <w:p>
-      <w:r>
-        <w:t>Словарик. Атрибуты: исходный язык, дата обновления. Связан композицией с классом Фраза, т.к фразы являются частью словарика и не могут существовать без него.</w:t>
+        <w:t xml:space="preserve">Клиент. Атрибуты: активность (активен/неактивен); операции: создать </w:t>
+      </w:r>
+      <w:proofErr w:type="gramStart"/>
+      <w:r>
+        <w:t>поездку(</w:t>
+      </w:r>
+      <w:proofErr w:type="gramEnd"/>
+      <w:r>
+        <w:t xml:space="preserve">). Связан с классом Пользователь обобщением (наследованием), </w:t>
+      </w:r>
+      <w:proofErr w:type="gramStart"/>
+      <w:r>
+        <w:t>т.к</w:t>
+      </w:r>
+      <w:proofErr w:type="gramEnd"/>
+      <w:r>
+        <w:t xml:space="preserve"> клиент является частным случаем пользователя, а также с классом Поездка агрегацией, т.к клиент может иметь несколько поездок, но поездка не может существовать без клиента.</w:t>
+      </w:r>
+    </w:p>
+    <w:p>
+      <w:r>
+        <w:t xml:space="preserve">Пользователь. Атрибуты: </w:t>
+      </w:r>
+      <w:proofErr w:type="spellStart"/>
+      <w:r>
+        <w:t>email</w:t>
+      </w:r>
+      <w:proofErr w:type="spellEnd"/>
+      <w:r>
+        <w:t>, пароль, имя, фамилия, отчество, телефон. Выступает в роли базового класса для Клиента и Администратора.</w:t>
+      </w:r>
+    </w:p>
+    <w:p>
+      <w:r>
+        <w:t xml:space="preserve">Администратор. Атрибуты: уровень доступа. Операции: настройка </w:t>
+      </w:r>
+      <w:proofErr w:type="gramStart"/>
+      <w:r>
+        <w:t>API(</w:t>
+      </w:r>
+      <w:proofErr w:type="gramEnd"/>
+      <w:r>
+        <w:t xml:space="preserve">), добавление стран(). Связан с классом Внешний API ассоциацией, </w:t>
+      </w:r>
+      <w:proofErr w:type="gramStart"/>
+      <w:r>
+        <w:t>т.к</w:t>
+      </w:r>
+      <w:proofErr w:type="gramEnd"/>
+      <w:r>
+        <w:t xml:space="preserve"> администратор настраивает API для получения данных.</w:t>
+      </w:r>
+    </w:p>
+    <w:p>
+      <w:r>
+        <w:t xml:space="preserve">Поездка. Атрибуты: дата начала, дата окончания. Операции: рассчитать количество </w:t>
+      </w:r>
+      <w:proofErr w:type="gramStart"/>
+      <w:r>
+        <w:t>дней(</w:t>
+      </w:r>
+      <w:proofErr w:type="gramEnd"/>
+      <w:r>
+        <w:t xml:space="preserve">). Связан агрегацией с классом Страна, </w:t>
+      </w:r>
+      <w:proofErr w:type="gramStart"/>
+      <w:r>
+        <w:t>т.к</w:t>
+      </w:r>
+      <w:proofErr w:type="gramEnd"/>
+      <w:r>
+        <w:t xml:space="preserve"> поездка привязана к определённой стране, и страна может существовать отдельно от поездки. Связан композицией с классом Бюджет так как бюджет не может существовать без поездки.</w:t>
+      </w:r>
+    </w:p>
+    <w:p>
+      <w:r>
+        <w:t xml:space="preserve">Бюджет. Атрибуты: сумма, ограничение на день. Операции: получить пороговое </w:t>
+      </w:r>
+      <w:proofErr w:type="gramStart"/>
+      <w:r>
+        <w:t>уведомление(</w:t>
+      </w:r>
+      <w:proofErr w:type="gramEnd"/>
+      <w:r>
+        <w:t>), получить уведомление о превышении лимита().</w:t>
+      </w:r>
+    </w:p>
+    <w:p>
+      <w:r>
+        <w:t xml:space="preserve">Страна. Атрибуты: название, язык, валюта. Операции: получить уровень </w:t>
+      </w:r>
+      <w:proofErr w:type="gramStart"/>
+      <w:r>
+        <w:t>опасности(</w:t>
+      </w:r>
+      <w:proofErr w:type="gramEnd"/>
+      <w:r>
+        <w:t xml:space="preserve">). Связан композицией с классами Словарик и </w:t>
+      </w:r>
+      <w:proofErr w:type="gramStart"/>
+      <w:r>
+        <w:t>Локальное приложение</w:t>
+      </w:r>
+      <w:proofErr w:type="gramEnd"/>
+      <w:r>
+        <w:t xml:space="preserve"> и Статья (страна имеет набор статей, и без страны статьи </w:t>
+      </w:r>
+      <w:proofErr w:type="spellStart"/>
+      <w:r>
+        <w:t>ненужны</w:t>
+      </w:r>
+      <w:proofErr w:type="spellEnd"/>
+      <w:r>
+        <w:t>). Также связан ассоциацией с классом Внешний API для получения данных о стране.</w:t>
+      </w:r>
+    </w:p>
+    <w:p>
+      <w:r>
+        <w:t xml:space="preserve">Внешний API. Атрибуты: код, URL. Операции: получить </w:t>
+      </w:r>
+      <w:proofErr w:type="gramStart"/>
+      <w:r>
+        <w:t>данные(</w:t>
+      </w:r>
+      <w:proofErr w:type="gramEnd"/>
+      <w:r>
+        <w:t xml:space="preserve">). Связан обобщением с классами API новостей, API валют и Платежный API, </w:t>
+      </w:r>
+      <w:proofErr w:type="gramStart"/>
+      <w:r>
+        <w:t>т.к</w:t>
+      </w:r>
+      <w:proofErr w:type="gramEnd"/>
+      <w:r>
+        <w:t xml:space="preserve"> они являются частными случаями внешнего API.</w:t>
+      </w:r>
+    </w:p>
+    <w:p>
+      <w:r>
+        <w:t xml:space="preserve">Статья. Атрибуты: название, ссылка. Связана композицией со страной, </w:t>
+      </w:r>
+      <w:proofErr w:type="gramStart"/>
+      <w:r>
+        <w:t>т.к</w:t>
+      </w:r>
+      <w:proofErr w:type="gramEnd"/>
+      <w:r>
+        <w:t xml:space="preserve"> без страны статья не имеет смысла.</w:t>
+      </w:r>
+    </w:p>
+    <w:p>
+      <w:r>
+        <w:t xml:space="preserve">Словарик. Атрибуты: исходный язык, дата обновления. Связан композицией с классом Фраза, </w:t>
+      </w:r>
+      <w:proofErr w:type="gramStart"/>
+      <w:r>
+        <w:t>т.к</w:t>
+      </w:r>
+      <w:proofErr w:type="gramEnd"/>
+      <w:r>
+        <w:t xml:space="preserve"> фразы являются частью словарика и не могут существовать без него.</w:t>
       </w:r>
     </w:p>
     <w:p>
@@ -4144,7 +4426,15 @@
     <w:p>
       <w:r>
         <w:lastRenderedPageBreak/>
-        <w:t>Локальное приложение. Атрибуты: наименование, описание, логотип. Связано композицией со страной (т.к локальные приложения для страны не нужны без неё).</w:t>
+        <w:t>Локальное приложение. Атрибуты: наименование, описание, логотип. Связано композицией со страной (</w:t>
+      </w:r>
+      <w:proofErr w:type="gramStart"/>
+      <w:r>
+        <w:t>т.к</w:t>
+      </w:r>
+      <w:proofErr w:type="gramEnd"/>
+      <w:r>
+        <w:t xml:space="preserve"> локальные приложения для страны не нужны без неё).</w:t>
       </w:r>
     </w:p>
     <w:p>
@@ -4774,12 +5064,28 @@
     </w:p>
     <w:p>
       <w:r>
-        <w:t>Сервер выполняет проверку уникальности электронной почты в базе данных. Если указанный email уже зарегистрирован, база данных возвращает соответствующий ответ, и система отображает клиенту сообщение об ошибке: «Пользователь уже зарегистрирован». После этого процесс возвращается к этапу заполнения формы регистрации.</w:t>
-      </w:r>
-    </w:p>
-    <w:p>
-      <w:r>
-        <w:t>Если email не найден в базе данных, система переходит к сохранению нового пользователя. Сервер сохраняет учётные данные клиента в базе данных, после чего получает подтверждение об успешном сохранении. Затем система отображает клиенту сообщение об успешной регистрации в пользовательском интерфейсе. На этом процесс завершается.</w:t>
+        <w:t xml:space="preserve">Сервер выполняет проверку уникальности электронной почты в базе данных. Если указанный </w:t>
+      </w:r>
+      <w:proofErr w:type="spellStart"/>
+      <w:r>
+        <w:t>email</w:t>
+      </w:r>
+      <w:proofErr w:type="spellEnd"/>
+      <w:r>
+        <w:t xml:space="preserve"> уже зарегистрирован, база данных возвращает соответствующий ответ, и система отображает клиенту сообщение об ошибке: «Пользователь уже зарегистрирован». После этого процесс возвращается к этапу заполнения формы регистрации.</w:t>
+      </w:r>
+    </w:p>
+    <w:p>
+      <w:r>
+        <w:t xml:space="preserve">Если </w:t>
+      </w:r>
+      <w:proofErr w:type="spellStart"/>
+      <w:r>
+        <w:t>email</w:t>
+      </w:r>
+      <w:proofErr w:type="spellEnd"/>
+      <w:r>
+        <w:t xml:space="preserve"> не найден в базе данных, система переходит к сохранению нового пользователя. Сервер сохраняет учётные данные клиента в базе данных, после чего получает подтверждение об успешном сохранении. Затем система отображает клиенту сообщение об успешной регистрации в пользовательском интерфейсе. На этом процесс завершается.</w:t>
       </w:r>
     </w:p>
     <w:p>
@@ -4896,12 +5202,36 @@
     <w:bookmarkEnd w:id="41"/>
     <w:p>
       <w:r>
-        <w:t>Для начала пользователь вводит свой email и пароль в интерфейсе. Данные передаются через интерфейс на сервер, где происходит проверка учётных данных. Сервер выполняет внутреннее действие - сверяет введённый email и пароль с данными, хранящимися в базе.</w:t>
-      </w:r>
-    </w:p>
-    <w:p>
-      <w:r>
-        <w:t>Если введённые данные не верны, сервер возвращает интерфейсу сообщение об ошибке авторизации. Интерфейс отображает пользователю ошибку с текстом «Неверный email или пароль», после чего пользователь возвращается к шагу ввода данных.</w:t>
+        <w:t xml:space="preserve">Для начала пользователь вводит свой </w:t>
+      </w:r>
+      <w:proofErr w:type="spellStart"/>
+      <w:r>
+        <w:t>email</w:t>
+      </w:r>
+      <w:proofErr w:type="spellEnd"/>
+      <w:r>
+        <w:t xml:space="preserve"> и пароль в интерфейсе. Данные передаются через интерфейс на сервер, где происходит проверка учётных данных. Сервер выполняет внутреннее действие - сверяет введённый </w:t>
+      </w:r>
+      <w:proofErr w:type="spellStart"/>
+      <w:r>
+        <w:t>email</w:t>
+      </w:r>
+      <w:proofErr w:type="spellEnd"/>
+      <w:r>
+        <w:t xml:space="preserve"> и пароль с данными, хранящимися в базе.</w:t>
+      </w:r>
+    </w:p>
+    <w:p>
+      <w:r>
+        <w:t xml:space="preserve">Если введённые данные не верны, сервер возвращает интерфейсу сообщение об ошибке авторизации. Интерфейс отображает пользователю ошибку с текстом «Неверный </w:t>
+      </w:r>
+      <w:proofErr w:type="spellStart"/>
+      <w:r>
+        <w:t>email</w:t>
+      </w:r>
+      <w:proofErr w:type="spellEnd"/>
+      <w:r>
+        <w:t xml:space="preserve"> или пароль», после чего пользователь возвращается к шагу ввода данных.</w:t>
       </w:r>
     </w:p>
     <w:p>
@@ -5024,7 +5354,23 @@
     </w:p>
     <w:p>
       <w:r>
-        <w:t>Первым шагом данная задача была добавлена на канбан-доску, где для неё были выделены следующие подзадачи: создание выкраски (подбор цветовой палитры), выбор цветового оформления интерфейса и создание логотипа</w:t>
+        <w:t xml:space="preserve">Первым шагом данная задача была добавлена на </w:t>
+      </w:r>
+      <w:proofErr w:type="spellStart"/>
+      <w:r>
+        <w:t>канбан</w:t>
+      </w:r>
+      <w:proofErr w:type="spellEnd"/>
+      <w:r>
+        <w:t xml:space="preserve">-доску, где для неё были выделены следующие подзадачи: создание </w:t>
+      </w:r>
+      <w:proofErr w:type="spellStart"/>
+      <w:r>
+        <w:t>выкраски</w:t>
+      </w:r>
+      <w:proofErr w:type="spellEnd"/>
+      <w:r>
+        <w:t xml:space="preserve"> (подбор цветовой палитры), выбор цветового оформления интерфейса и создание логотипа</w:t>
       </w:r>
       <w:r>
         <w:t>.</w:t>
@@ -5118,7 +5464,15 @@
     </w:p>
     <w:p>
       <w:r>
-        <w:t>Для разработки дизайна проектов было создано 6 карточек с различными вариантами выкрасок цветовой гаммы, каждая из которых включала 4</w:t>
+        <w:t xml:space="preserve">Для разработки дизайна проектов было создано 6 карточек с различными вариантами </w:t>
+      </w:r>
+      <w:proofErr w:type="spellStart"/>
+      <w:r>
+        <w:t>выкрасок</w:t>
+      </w:r>
+      <w:proofErr w:type="spellEnd"/>
+      <w:r>
+        <w:t xml:space="preserve"> цветовой гаммы, каждая из которых включала 4</w:t>
       </w:r>
       <w:r>
         <w:t>-</w:t>
@@ -5259,7 +5613,23 @@
         <w:ind w:left="0" w:firstLine="709"/>
       </w:pPr>
       <w:r>
-        <w:t>#1F2937 – цвет подвала (footer) и шапки (header) сайта, а также основного текста;</w:t>
+        <w:t>#1F2937 – цвет подвала (</w:t>
+      </w:r>
+      <w:proofErr w:type="spellStart"/>
+      <w:r>
+        <w:t>footer</w:t>
+      </w:r>
+      <w:proofErr w:type="spellEnd"/>
+      <w:r>
+        <w:t>) и шапки (</w:t>
+      </w:r>
+      <w:proofErr w:type="spellStart"/>
+      <w:r>
+        <w:t>header</w:t>
+      </w:r>
+      <w:proofErr w:type="spellEnd"/>
+      <w:r>
+        <w:t>) сайта, а также основного текста;</w:t>
       </w:r>
     </w:p>
     <w:p>
@@ -5731,7 +6101,23 @@
     </w:p>
     <w:p>
       <w:r>
-        <w:t>На канбан-доске была создана основная задача «Разработка, создание моделей и форм», которая стала ключевым этапом в проектировании backend-части веб-приложения. Данная задача включала в себя проектирование логической структуры данных, разработку моделей базы данных и создание пользовательских форм для взаимодействия с этими данными.</w:t>
+        <w:t xml:space="preserve">На </w:t>
+      </w:r>
+      <w:proofErr w:type="spellStart"/>
+      <w:r>
+        <w:t>канбан</w:t>
+      </w:r>
+      <w:proofErr w:type="spellEnd"/>
+      <w:r>
+        <w:t xml:space="preserve">-доске была создана основная задача «Разработка, создание моделей и форм», которая стала ключевым этапом в проектировании </w:t>
+      </w:r>
+      <w:proofErr w:type="spellStart"/>
+      <w:r>
+        <w:t>backend</w:t>
+      </w:r>
+      <w:proofErr w:type="spellEnd"/>
+      <w:r>
+        <w:t>-части веб-приложения. Данная задача включала в себя проектирование логической структуры данных, разработку моделей базы данных и создание пользовательских форм для взаимодействия с этими данными.</w:t>
       </w:r>
     </w:p>
     <w:p>
@@ -5763,7 +6149,15 @@
     </w:p>
     <w:p>
       <w:r>
-        <w:t>Поля: имя, фамилия, email, пароль, номер телефона.</w:t>
+        <w:t xml:space="preserve">Поля: имя, фамилия, </w:t>
+      </w:r>
+      <w:proofErr w:type="spellStart"/>
+      <w:r>
+        <w:t>email</w:t>
+      </w:r>
+      <w:proofErr w:type="spellEnd"/>
+      <w:r>
+        <w:t>, пароль, номер телефона.</w:t>
       </w:r>
     </w:p>
     <w:p>
@@ -5784,7 +6178,15 @@
         <w:ind w:left="0" w:firstLine="709"/>
       </w:pPr>
       <w:r>
-        <w:t>Модель «Бюджет» (Budget)</w:t>
+        <w:t>Модель «Бюджет» (</w:t>
+      </w:r>
+      <w:proofErr w:type="spellStart"/>
+      <w:r>
+        <w:t>Budget</w:t>
+      </w:r>
+      <w:proofErr w:type="spellEnd"/>
+      <w:r>
+        <w:t>)</w:t>
       </w:r>
     </w:p>
     <w:p>
@@ -5815,7 +6217,15 @@
         <w:ind w:left="0" w:firstLine="709"/>
       </w:pPr>
       <w:r>
-        <w:t>Модель «Поездка» (Trip)</w:t>
+        <w:t>Модель «Поездка» (</w:t>
+      </w:r>
+      <w:proofErr w:type="spellStart"/>
+      <w:r>
+        <w:t>Trip</w:t>
+      </w:r>
+      <w:proofErr w:type="spellEnd"/>
+      <w:r>
+        <w:t>)</w:t>
       </w:r>
     </w:p>
     <w:p>
@@ -5856,7 +6266,15 @@
     </w:p>
     <w:p>
       <w:r>
-        <w:t>Поля: название, валюта, налоговая ставка (vat_rate), язык.</w:t>
+        <w:t>Поля: название, валюта, налоговая ставка (</w:t>
+      </w:r>
+      <w:proofErr w:type="spellStart"/>
+      <w:r>
+        <w:t>vat_rate</w:t>
+      </w:r>
+      <w:proofErr w:type="spellEnd"/>
+      <w:r>
+        <w:t>), язык.</w:t>
       </w:r>
     </w:p>
     <w:p>
@@ -5958,7 +6376,15 @@
     </w:p>
     <w:p>
       <w:r>
-        <w:t>Главная страница (home)</w:t>
+        <w:t>Главная страница (</w:t>
+      </w:r>
+      <w:proofErr w:type="spellStart"/>
+      <w:r>
+        <w:t>home</w:t>
+      </w:r>
+      <w:proofErr w:type="spellEnd"/>
+      <w:r>
+        <w:t>)</w:t>
       </w:r>
       <w:r>
         <w:t>:</w:t>
@@ -6188,7 +6614,15 @@
         <w:t>Привязка бюджетных расходов</w:t>
       </w:r>
       <w:r>
-        <w:t xml:space="preserve"> (связь с моделью Budget)</w:t>
+        <w:t xml:space="preserve"> (связь с моделью </w:t>
+      </w:r>
+      <w:proofErr w:type="spellStart"/>
+      <w:r>
+        <w:t>Budget</w:t>
+      </w:r>
+      <w:proofErr w:type="spellEnd"/>
+      <w:r>
+        <w:t>)</w:t>
       </w:r>
       <w:r>
         <w:t>.</w:t>
@@ -6435,7 +6869,15 @@
     </w:p>
     <w:p>
       <w:r>
-        <w:t>На канбан-доске была создана</w:t>
+        <w:t xml:space="preserve">На </w:t>
+      </w:r>
+      <w:proofErr w:type="spellStart"/>
+      <w:r>
+        <w:t>канбан</w:t>
+      </w:r>
+      <w:proofErr w:type="spellEnd"/>
+      <w:r>
+        <w:t>-доске была создана</w:t>
       </w:r>
       <w:r>
         <w:t xml:space="preserve"> основная задача </w:t>
@@ -6629,12 +7071,14 @@
       <w:r>
         <w:t xml:space="preserve">с ветки </w:t>
       </w:r>
+      <w:proofErr w:type="spellStart"/>
       <w:r>
         <w:rPr>
           <w:lang w:val="en-US"/>
         </w:rPr>
         <w:t>developA</w:t>
       </w:r>
+      <w:proofErr w:type="spellEnd"/>
       <w:r>
         <w:t xml:space="preserve"> </w:t>
       </w:r>
@@ -6651,15 +7095,103 @@
         <w:t xml:space="preserve"> </w:t>
       </w:r>
       <w:r>
-        <w:t xml:space="preserve">для того, чтобы производить дальнейший мердж. </w:t>
-      </w:r>
-      <w:r>
-        <w:t>В процессе разработки возникла необходимость объединить изменения из ветки developP (где велась активная работа над функционалом) в основную ветку develop. Для этого была выполнена стандартная последовательность действий: переключение на целевую ветку с помощью git checkout develop и запуск слияния командой git merge developP.</w:t>
-      </w:r>
-    </w:p>
-    <w:p>
-      <w:r>
-        <w:t>Однако Git не смог автоматически объединить изменения из-за возникших конфликтов. Конфликты затронули не только файлы исходного кода (models.py, views.py, urls.py, settings.py), но и временные, а также бинарные файлы: базу данных db.sqlite3, скомпилированные файлы в папках __pycache__</w:t>
+        <w:t xml:space="preserve">для того, чтобы производить дальнейший </w:t>
+      </w:r>
+      <w:proofErr w:type="spellStart"/>
+      <w:r>
+        <w:t>мердж</w:t>
+      </w:r>
+      <w:proofErr w:type="spellEnd"/>
+      <w:r>
+        <w:t xml:space="preserve">. </w:t>
+      </w:r>
+      <w:r>
+        <w:t xml:space="preserve">В процессе разработки возникла необходимость объединить изменения из ветки </w:t>
+      </w:r>
+      <w:proofErr w:type="spellStart"/>
+      <w:r>
+        <w:t>developP</w:t>
+      </w:r>
+      <w:proofErr w:type="spellEnd"/>
+      <w:r>
+        <w:t xml:space="preserve"> (где велась активная работа над функционалом) в основную ветку </w:t>
+      </w:r>
+      <w:proofErr w:type="spellStart"/>
+      <w:r>
+        <w:t>develop</w:t>
+      </w:r>
+      <w:proofErr w:type="spellEnd"/>
+      <w:r>
+        <w:t xml:space="preserve">. Для этого была выполнена стандартная последовательность действий: переключение на целевую ветку с помощью </w:t>
+      </w:r>
+      <w:proofErr w:type="spellStart"/>
+      <w:r>
+        <w:t>git</w:t>
+      </w:r>
+      <w:proofErr w:type="spellEnd"/>
+      <w:r>
+        <w:t xml:space="preserve"> </w:t>
+      </w:r>
+      <w:proofErr w:type="spellStart"/>
+      <w:r>
+        <w:t>checkout</w:t>
+      </w:r>
+      <w:proofErr w:type="spellEnd"/>
+      <w:r>
+        <w:t xml:space="preserve"> </w:t>
+      </w:r>
+      <w:proofErr w:type="spellStart"/>
+      <w:r>
+        <w:t>develop</w:t>
+      </w:r>
+      <w:proofErr w:type="spellEnd"/>
+      <w:r>
+        <w:t xml:space="preserve"> и запуск слияния командой </w:t>
+      </w:r>
+      <w:proofErr w:type="spellStart"/>
+      <w:r>
+        <w:t>git</w:t>
+      </w:r>
+      <w:proofErr w:type="spellEnd"/>
+      <w:r>
+        <w:t xml:space="preserve"> </w:t>
+      </w:r>
+      <w:proofErr w:type="spellStart"/>
+      <w:r>
+        <w:t>merge</w:t>
+      </w:r>
+      <w:proofErr w:type="spellEnd"/>
+      <w:r>
+        <w:t xml:space="preserve"> </w:t>
+      </w:r>
+      <w:proofErr w:type="spellStart"/>
+      <w:r>
+        <w:t>developP</w:t>
+      </w:r>
+      <w:proofErr w:type="spellEnd"/>
+      <w:r>
+        <w:t>.</w:t>
+      </w:r>
+    </w:p>
+    <w:p>
+      <w:r>
+        <w:t xml:space="preserve">Однако </w:t>
+      </w:r>
+      <w:proofErr w:type="spellStart"/>
+      <w:r>
+        <w:t>Git</w:t>
+      </w:r>
+      <w:proofErr w:type="spellEnd"/>
+      <w:r>
+        <w:t xml:space="preserve"> не смог автоматически объединить изменения из-за возникших конфликтов. Конфликты затронули не только файлы исходного кода (models.py, views.py, urls.py, settings.py), но и временные, а также бинарные файлы: базу данных db.sqlite3, скомпилированные файлы в папках __</w:t>
+      </w:r>
+      <w:proofErr w:type="spellStart"/>
+      <w:r>
+        <w:t>pycache</w:t>
+      </w:r>
+      <w:proofErr w:type="spellEnd"/>
+      <w:r>
+        <w:t>__</w:t>
       </w:r>
       <w:r>
         <w:t>.</w:t>
@@ -7520,7 +8052,29 @@
                 <w:szCs w:val="24"/>
                 <w:lang w:eastAsia="ru-RU"/>
               </w:rPr>
-              <w:t>Установка уникальных ограничений (unique_together) на уровне модели, проверка существования записи перед добавление</w:t>
+              <w:t>Установка уникальных ограничений (</w:t>
+            </w:r>
+            <w:proofErr w:type="spellStart"/>
+            <w:r>
+              <w:rPr>
+                <w:rFonts w:eastAsia="Times New Roman" w:cs="Times New Roman"/>
+                <w:color w:val="0F1115"/>
+                <w:sz w:val="24"/>
+                <w:szCs w:val="24"/>
+                <w:lang w:eastAsia="ru-RU"/>
+              </w:rPr>
+              <w:t>unique_together</w:t>
+            </w:r>
+            <w:proofErr w:type="spellEnd"/>
+            <w:r>
+              <w:rPr>
+                <w:rFonts w:eastAsia="Times New Roman" w:cs="Times New Roman"/>
+                <w:color w:val="0F1115"/>
+                <w:sz w:val="24"/>
+                <w:szCs w:val="24"/>
+                <w:lang w:eastAsia="ru-RU"/>
+              </w:rPr>
+              <w:t>) на уровне модели, проверка существования записи перед добавление</w:t>
             </w:r>
             <w:r>
               <w:rPr>
@@ -7901,7 +8455,51 @@
                 <w:szCs w:val="24"/>
                 <w:lang w:eastAsia="ru-RU"/>
               </w:rPr>
-              <w:t>Реализация локального кеширования данных (Room Database для Android), синхронизация при наличии соединения, отображение статуса «офлайн-режим»</w:t>
+              <w:t>Реализация локального кеширования данных (</w:t>
+            </w:r>
+            <w:proofErr w:type="spellStart"/>
+            <w:r>
+              <w:rPr>
+                <w:rFonts w:eastAsia="Times New Roman" w:cs="Times New Roman"/>
+                <w:color w:val="0F1115"/>
+                <w:sz w:val="24"/>
+                <w:szCs w:val="24"/>
+                <w:lang w:eastAsia="ru-RU"/>
+              </w:rPr>
+              <w:t>Room</w:t>
+            </w:r>
+            <w:proofErr w:type="spellEnd"/>
+            <w:r>
+              <w:rPr>
+                <w:rFonts w:eastAsia="Times New Roman" w:cs="Times New Roman"/>
+                <w:color w:val="0F1115"/>
+                <w:sz w:val="24"/>
+                <w:szCs w:val="24"/>
+                <w:lang w:eastAsia="ru-RU"/>
+              </w:rPr>
+              <w:t xml:space="preserve"> Database для </w:t>
+            </w:r>
+            <w:proofErr w:type="spellStart"/>
+            <w:r>
+              <w:rPr>
+                <w:rFonts w:eastAsia="Times New Roman" w:cs="Times New Roman"/>
+                <w:color w:val="0F1115"/>
+                <w:sz w:val="24"/>
+                <w:szCs w:val="24"/>
+                <w:lang w:eastAsia="ru-RU"/>
+              </w:rPr>
+              <w:t>Android</w:t>
+            </w:r>
+            <w:proofErr w:type="spellEnd"/>
+            <w:r>
+              <w:rPr>
+                <w:rFonts w:eastAsia="Times New Roman" w:cs="Times New Roman"/>
+                <w:color w:val="0F1115"/>
+                <w:sz w:val="24"/>
+                <w:szCs w:val="24"/>
+                <w:lang w:eastAsia="ru-RU"/>
+              </w:rPr>
+              <w:t>), синхронизация при наличии соединения, отображение статуса «офлайн-режим»</w:t>
             </w:r>
           </w:p>
         </w:tc>
@@ -8320,7 +8918,23 @@
         <w:t>В первый</w:t>
       </w:r>
       <w:r>
-        <w:t xml:space="preserve"> день выполняются тестирование на кроссплатформенность (работа в браузерах Chrome, Edge, Яндекс и на устройствах под управлением Android), тестирование безопасности (разделение ролей администратора и пользователя, защита данных, конфиденциальность паролей), а также тестирование методом чёрного ящика, при котором система проверяется без доступа к исходному коду, только через пользовательский интерфейс</w:t>
+        <w:t xml:space="preserve"> день выполняются тестирование на кроссплатформенность (работа в браузерах </w:t>
+      </w:r>
+      <w:proofErr w:type="spellStart"/>
+      <w:r>
+        <w:t>Chrome</w:t>
+      </w:r>
+      <w:proofErr w:type="spellEnd"/>
+      <w:r>
+        <w:t xml:space="preserve">, Edge, Яндекс и на устройствах под управлением </w:t>
+      </w:r>
+      <w:proofErr w:type="spellStart"/>
+      <w:r>
+        <w:t>Android</w:t>
+      </w:r>
+      <w:proofErr w:type="spellEnd"/>
+      <w:r>
+        <w:t>), тестирование безопасности (разделение ролей администратора и пользователя, защита данных, конфиденциальность паролей), а также тестирование методом чёрного ящика, при котором система проверяется без доступа к исходному коду, только через пользовательский интерфейс</w:t>
       </w:r>
       <w:r>
         <w:t>.</w:t>
@@ -8357,7 +8971,15 @@
     </w:p>
     <w:p>
       <w:r>
-        <w:t xml:space="preserve">Тестирование на кроссплатформенность и адаптивность проводилось с целью проверки корректности отображения и функционирования веб-версии сервиса «Гид по странам» на различных устройствах, операционных системах и в разных браузерах. Тестирование выполнялось в браузерах Google Chrome, </w:t>
+        <w:t xml:space="preserve">Тестирование на кроссплатформенность и адаптивность проводилось с целью проверки корректности отображения и функционирования веб-версии сервиса «Гид по странам» на различных устройствах, операционных системах и в разных браузерах. Тестирование выполнялось в браузерах Google </w:t>
+      </w:r>
+      <w:proofErr w:type="spellStart"/>
+      <w:r>
+        <w:t>Chrome</w:t>
+      </w:r>
+      <w:proofErr w:type="spellEnd"/>
+      <w:r>
+        <w:t xml:space="preserve">, </w:t>
       </w:r>
       <w:r>
         <w:t>Яндекс и</w:t>
@@ -9655,8 +10277,13 @@
               <w:t xml:space="preserve"> в браузере </w:t>
             </w:r>
             <w:r>
-              <w:t>Google Chrome</w:t>
-            </w:r>
+              <w:t xml:space="preserve">Google </w:t>
+            </w:r>
+            <w:proofErr w:type="spellStart"/>
+            <w:r>
+              <w:t>Chrome</w:t>
+            </w:r>
+            <w:proofErr w:type="spellEnd"/>
           </w:p>
         </w:tc>
         <w:tc>
@@ -10311,8 +10938,13 @@
         <w:t xml:space="preserve">Тест-кейсы на </w:t>
       </w:r>
       <w:r>
-        <w:t>проверку безопасноси</w:t>
-      </w:r>
+        <w:t xml:space="preserve">проверку </w:t>
+      </w:r>
+      <w:proofErr w:type="spellStart"/>
+      <w:r>
+        <w:t>безопасноси</w:t>
+      </w:r>
+      <w:proofErr w:type="spellEnd"/>
     </w:p>
     <w:tbl>
       <w:tblPr>
@@ -10543,7 +11175,23 @@
                 <w:sz w:val="24"/>
                 <w:szCs w:val="24"/>
               </w:rPr>
-              <w:t>2. Заполнить все поля формы (email, пароль, имя, фамилия, телефон).</w:t>
+              <w:t>2. Заполнить все поля формы (</w:t>
+            </w:r>
+            <w:proofErr w:type="spellStart"/>
+            <w:r>
+              <w:rPr>
+                <w:sz w:val="24"/>
+                <w:szCs w:val="24"/>
+              </w:rPr>
+              <w:t>email</w:t>
+            </w:r>
+            <w:proofErr w:type="spellEnd"/>
+            <w:r>
+              <w:rPr>
+                <w:sz w:val="24"/>
+                <w:szCs w:val="24"/>
+              </w:rPr>
+              <w:t>, пароль, имя, фамилия, телефон).</w:t>
             </w:r>
           </w:p>
           <w:p>
@@ -10674,8 +11322,17 @@
                 <w:sz w:val="24"/>
                 <w:szCs w:val="24"/>
               </w:rPr>
-              <w:t>Регистрация с существующим email</w:t>
-            </w:r>
+              <w:t xml:space="preserve">Регистрация с существующим </w:t>
+            </w:r>
+            <w:proofErr w:type="spellStart"/>
+            <w:r>
+              <w:rPr>
+                <w:sz w:val="24"/>
+                <w:szCs w:val="24"/>
+              </w:rPr>
+              <w:t>email</w:t>
+            </w:r>
+            <w:proofErr w:type="spellEnd"/>
           </w:p>
         </w:tc>
         <w:tc>
@@ -10696,7 +11353,23 @@
                 <w:sz w:val="24"/>
                 <w:szCs w:val="24"/>
               </w:rPr>
-              <w:t>1. Попытаться зарегистрироваться с email, который уже зарегистрирован в системе.</w:t>
+              <w:t xml:space="preserve">1. Попытаться зарегистрироваться с </w:t>
+            </w:r>
+            <w:proofErr w:type="spellStart"/>
+            <w:r>
+              <w:rPr>
+                <w:sz w:val="24"/>
+                <w:szCs w:val="24"/>
+              </w:rPr>
+              <w:t>email</w:t>
+            </w:r>
+            <w:proofErr w:type="spellEnd"/>
+            <w:r>
+              <w:rPr>
+                <w:sz w:val="24"/>
+                <w:szCs w:val="24"/>
+              </w:rPr>
+              <w:t>, который уже зарегистрирован в системе.</w:t>
             </w:r>
           </w:p>
           <w:p>
@@ -10878,7 +11551,23 @@
                 <w:sz w:val="24"/>
                 <w:szCs w:val="24"/>
               </w:rPr>
-              <w:t>2. Ввести email и пароль зарегистрированного обычного пользователя.</w:t>
+              <w:t xml:space="preserve">2. Ввести </w:t>
+            </w:r>
+            <w:proofErr w:type="spellStart"/>
+            <w:r>
+              <w:rPr>
+                <w:sz w:val="24"/>
+                <w:szCs w:val="24"/>
+              </w:rPr>
+              <w:t>email</w:t>
+            </w:r>
+            <w:proofErr w:type="spellEnd"/>
+            <w:r>
+              <w:rPr>
+                <w:sz w:val="24"/>
+                <w:szCs w:val="24"/>
+              </w:rPr>
+              <w:t xml:space="preserve"> и пароль зарегистрированного обычного пользователя.</w:t>
             </w:r>
           </w:p>
           <w:p>
@@ -11046,7 +11735,23 @@
                 <w:sz w:val="24"/>
                 <w:szCs w:val="24"/>
               </w:rPr>
-              <w:t>2. Ввести правильный email и неправильный пароль.</w:t>
+              <w:t xml:space="preserve">2. Ввести правильный </w:t>
+            </w:r>
+            <w:proofErr w:type="spellStart"/>
+            <w:r>
+              <w:rPr>
+                <w:sz w:val="24"/>
+                <w:szCs w:val="24"/>
+              </w:rPr>
+              <w:t>email</w:t>
+            </w:r>
+            <w:proofErr w:type="spellEnd"/>
+            <w:r>
+              <w:rPr>
+                <w:sz w:val="24"/>
+                <w:szCs w:val="24"/>
+              </w:rPr>
+              <w:t xml:space="preserve"> и неправильный пароль.</w:t>
             </w:r>
           </w:p>
           <w:p>
@@ -11085,7 +11790,23 @@
                 <w:sz w:val="24"/>
                 <w:szCs w:val="24"/>
               </w:rPr>
-              <w:t>Появляется сообщение об ошибке: «Неверный email или пароль», вход не выполняется</w:t>
+              <w:t xml:space="preserve">Появляется сообщение об ошибке: «Неверный </w:t>
+            </w:r>
+            <w:proofErr w:type="spellStart"/>
+            <w:r>
+              <w:rPr>
+                <w:sz w:val="24"/>
+                <w:szCs w:val="24"/>
+              </w:rPr>
+              <w:t>email</w:t>
+            </w:r>
+            <w:proofErr w:type="spellEnd"/>
+            <w:r>
+              <w:rPr>
+                <w:sz w:val="24"/>
+                <w:szCs w:val="24"/>
+              </w:rPr>
+              <w:t xml:space="preserve"> или пароль», вход не выполняется</w:t>
             </w:r>
           </w:p>
         </w:tc>
@@ -11175,8 +11896,17 @@
                 <w:sz w:val="24"/>
                 <w:szCs w:val="24"/>
               </w:rPr>
-              <w:t>Вход в систему с несуществующим email</w:t>
-            </w:r>
+              <w:t xml:space="preserve">Вход в систему с несуществующим </w:t>
+            </w:r>
+            <w:proofErr w:type="spellStart"/>
+            <w:r>
+              <w:rPr>
+                <w:sz w:val="24"/>
+                <w:szCs w:val="24"/>
+              </w:rPr>
+              <w:t>email</w:t>
+            </w:r>
+            <w:proofErr w:type="spellEnd"/>
           </w:p>
         </w:tc>
         <w:tc>
@@ -11214,7 +11944,23 @@
                 <w:sz w:val="24"/>
                 <w:szCs w:val="24"/>
               </w:rPr>
-              <w:t xml:space="preserve">2. Ввести незарегистрированный email и любой пароль. </w:t>
+              <w:t xml:space="preserve">2. Ввести незарегистрированный </w:t>
+            </w:r>
+            <w:proofErr w:type="spellStart"/>
+            <w:r>
+              <w:rPr>
+                <w:sz w:val="24"/>
+                <w:szCs w:val="24"/>
+              </w:rPr>
+              <w:t>email</w:t>
+            </w:r>
+            <w:proofErr w:type="spellEnd"/>
+            <w:r>
+              <w:rPr>
+                <w:sz w:val="24"/>
+                <w:szCs w:val="24"/>
+              </w:rPr>
+              <w:t xml:space="preserve"> и любой пароль. </w:t>
             </w:r>
           </w:p>
           <w:p>
@@ -11253,7 +11999,23 @@
                 <w:sz w:val="24"/>
                 <w:szCs w:val="24"/>
               </w:rPr>
-              <w:t>Появляется сообщение об ошибке: «Неверный email или пароль», вход не выполняется</w:t>
+              <w:t xml:space="preserve">Появляется сообщение об ошибке: «Неверный </w:t>
+            </w:r>
+            <w:proofErr w:type="spellStart"/>
+            <w:r>
+              <w:rPr>
+                <w:sz w:val="24"/>
+                <w:szCs w:val="24"/>
+              </w:rPr>
+              <w:t>email</w:t>
+            </w:r>
+            <w:proofErr w:type="spellEnd"/>
+            <w:r>
+              <w:rPr>
+                <w:sz w:val="24"/>
+                <w:szCs w:val="24"/>
+              </w:rPr>
+              <w:t xml:space="preserve"> или пароль», вход не выполняется</w:t>
             </w:r>
           </w:p>
         </w:tc>
@@ -11382,7 +12144,23 @@
                 <w:sz w:val="24"/>
                 <w:szCs w:val="24"/>
               </w:rPr>
-              <w:t>2. Ввести email и пароль администратора.</w:t>
+              <w:t xml:space="preserve">2. Ввести </w:t>
+            </w:r>
+            <w:proofErr w:type="spellStart"/>
+            <w:r>
+              <w:rPr>
+                <w:sz w:val="24"/>
+                <w:szCs w:val="24"/>
+              </w:rPr>
+              <w:t>email</w:t>
+            </w:r>
+            <w:proofErr w:type="spellEnd"/>
+            <w:r>
+              <w:rPr>
+                <w:sz w:val="24"/>
+                <w:szCs w:val="24"/>
+              </w:rPr>
+              <w:t xml:space="preserve"> и пароль администратора.</w:t>
             </w:r>
           </w:p>
           <w:p>
@@ -11567,7 +12345,23 @@
                 <w:sz w:val="24"/>
                 <w:szCs w:val="24"/>
               </w:rPr>
-              <w:t>3. Найти поле password для созданного пользователя.</w:t>
+              <w:t xml:space="preserve">3. Найти поле </w:t>
+            </w:r>
+            <w:proofErr w:type="spellStart"/>
+            <w:r>
+              <w:rPr>
+                <w:sz w:val="24"/>
+                <w:szCs w:val="24"/>
+              </w:rPr>
+              <w:t>password</w:t>
+            </w:r>
+            <w:proofErr w:type="spellEnd"/>
+            <w:r>
+              <w:rPr>
+                <w:sz w:val="24"/>
+                <w:szCs w:val="24"/>
+              </w:rPr>
+              <w:t xml:space="preserve"> для созданного пользователя.</w:t>
             </w:r>
           </w:p>
         </w:tc>
@@ -11589,7 +12383,23 @@
                 <w:sz w:val="24"/>
                 <w:szCs w:val="24"/>
               </w:rPr>
-              <w:t>Пароль хранится в зашифрованном виде (хеш), невозможно прочитать исходный пароль</w:t>
+              <w:t>Пароль хранится в зашифрованном виде (</w:t>
+            </w:r>
+            <w:proofErr w:type="spellStart"/>
+            <w:r>
+              <w:rPr>
+                <w:sz w:val="24"/>
+                <w:szCs w:val="24"/>
+              </w:rPr>
+              <w:t>хеш</w:t>
+            </w:r>
+            <w:proofErr w:type="spellEnd"/>
+            <w:r>
+              <w:rPr>
+                <w:sz w:val="24"/>
+                <w:szCs w:val="24"/>
+              </w:rPr>
+              <w:t>), невозможно прочитать исходный пароль</w:t>
             </w:r>
             <w:r>
               <w:rPr>
@@ -11728,7 +12538,23 @@
                 <w:sz w:val="24"/>
                 <w:szCs w:val="24"/>
               </w:rPr>
-              <w:t>2. Ввести email и пароль зарегистрированного обычного пользователя.</w:t>
+              <w:t xml:space="preserve">2. Ввести </w:t>
+            </w:r>
+            <w:proofErr w:type="spellStart"/>
+            <w:r>
+              <w:rPr>
+                <w:sz w:val="24"/>
+                <w:szCs w:val="24"/>
+              </w:rPr>
+              <w:t>email</w:t>
+            </w:r>
+            <w:proofErr w:type="spellEnd"/>
+            <w:r>
+              <w:rPr>
+                <w:sz w:val="24"/>
+                <w:szCs w:val="24"/>
+              </w:rPr>
+              <w:t xml:space="preserve"> и пароль зарегистрированного обычного пользователя.</w:t>
             </w:r>
           </w:p>
           <w:p>
@@ -11926,7 +12752,23 @@
                 <w:sz w:val="24"/>
                 <w:szCs w:val="24"/>
               </w:rPr>
-              <w:t>2. Ввести email и пароль зарегистрированного обычного пользователя.</w:t>
+              <w:t xml:space="preserve">2. Ввести </w:t>
+            </w:r>
+            <w:proofErr w:type="spellStart"/>
+            <w:r>
+              <w:rPr>
+                <w:sz w:val="24"/>
+                <w:szCs w:val="24"/>
+              </w:rPr>
+              <w:t>email</w:t>
+            </w:r>
+            <w:proofErr w:type="spellEnd"/>
+            <w:r>
+              <w:rPr>
+                <w:sz w:val="24"/>
+                <w:szCs w:val="24"/>
+              </w:rPr>
+              <w:t xml:space="preserve"> и пароль зарегистрированного обычного пользователя.</w:t>
             </w:r>
           </w:p>
           <w:p>
@@ -12099,8 +12941,17 @@
                 <w:sz w:val="24"/>
                 <w:szCs w:val="24"/>
               </w:rPr>
-              <w:t>Доступ администратора к административной панели Django</w:t>
-            </w:r>
+              <w:t xml:space="preserve">Доступ администратора к административной панели </w:t>
+            </w:r>
+            <w:proofErr w:type="spellStart"/>
+            <w:r>
+              <w:rPr>
+                <w:sz w:val="24"/>
+                <w:szCs w:val="24"/>
+              </w:rPr>
+              <w:t>Django</w:t>
+            </w:r>
+            <w:proofErr w:type="spellEnd"/>
           </w:p>
         </w:tc>
         <w:tc>
@@ -12205,7 +13056,23 @@
                 <w:sz w:val="24"/>
                 <w:szCs w:val="24"/>
               </w:rPr>
-              <w:t>Открывается административная панель Django с доступом к управлению</w:t>
+              <w:t xml:space="preserve">Открывается административная панель </w:t>
+            </w:r>
+            <w:proofErr w:type="spellStart"/>
+            <w:r>
+              <w:rPr>
+                <w:sz w:val="24"/>
+                <w:szCs w:val="24"/>
+              </w:rPr>
+              <w:t>Django</w:t>
+            </w:r>
+            <w:proofErr w:type="spellEnd"/>
+            <w:r>
+              <w:rPr>
+                <w:sz w:val="24"/>
+                <w:szCs w:val="24"/>
+              </w:rPr>
+              <w:t xml:space="preserve"> с доступом к управлению</w:t>
             </w:r>
           </w:p>
         </w:tc>
@@ -12671,7 +13538,23 @@
         <w:spacing w:before="100" w:beforeAutospacing="1"/>
       </w:pPr>
       <w:r>
-        <w:t>По итогам проведения тестирования безопасности программного продукта «Гид по странам» установлено, что функции регистрации и авторизации работают корректно: система успешно создаёт новых пользователей с проверкой уникальности email, не допускает регистрацию с существующими данными и обеспечивает вход только при вводе правильной пары email — пароль. Реализовано чёткое разделение ролей: обычный пользователь не имеет доступа к административным функциям (добавление, редактирование, удаление стран, категорий фраз и приложений), а при попытке перехода по прямым ссылкам на защищённые страницы происходит перенаправление на страницу входа или возвращается ошибка 403; администратор, напротив, обладает полным доступом ко всем функциям управления контентом. Проверка базы данных подтвердила, что пароли пользователей хранятся в зашифрованном виде. Также подтверждено, что неавторизованные пользователи не могут получить доступ к защищённым разделам через прямой ввод URL</w:t>
+        <w:t xml:space="preserve">По итогам проведения тестирования безопасности программного продукта «Гид по странам» установлено, что функции регистрации и авторизации работают корректно: система успешно создаёт новых пользователей с проверкой уникальности </w:t>
+      </w:r>
+      <w:proofErr w:type="spellStart"/>
+      <w:r>
+        <w:t>email</w:t>
+      </w:r>
+      <w:proofErr w:type="spellEnd"/>
+      <w:r>
+        <w:t xml:space="preserve">, не допускает регистрацию с существующими данными и обеспечивает вход только при вводе правильной пары </w:t>
+      </w:r>
+      <w:proofErr w:type="spellStart"/>
+      <w:r>
+        <w:t>email</w:t>
+      </w:r>
+      <w:proofErr w:type="spellEnd"/>
+      <w:r>
+        <w:t xml:space="preserve"> — пароль. Реализовано чёткое разделение ролей: обычный пользователь не имеет доступа к административным функциям (добавление, редактирование, удаление стран, категорий фраз и приложений), а при попытке перехода по прямым ссылкам на защищённые страницы происходит перенаправление на страницу входа или возвращается ошибка 403; администратор, напротив, обладает полным доступом ко всем функциям управления контентом. Проверка базы данных подтвердила, что пароли пользователей хранятся в зашифрованном виде. Также подтверждено, что неавторизованные пользователи не могут получить доступ к защищённым разделам через прямой ввод URL</w:t>
       </w:r>
       <w:r>
         <w:t xml:space="preserve">. </w:t>
@@ -12701,6 +13584,27 @@
       </w:r>
       <w:r>
         <w:t>.</w:t>
+      </w:r>
+    </w:p>
+    <w:p>
+      <w:r>
+        <w:t>Для проверки корректности работы программного продукта «Гид по странам» с точки зрения конечного пользователя было проведено тестирование методом «чёрного ящика». Данный подход предполагает проверку функциональности системы без доступа к её внутреннему коду, исключительно через пользовательский интерфейс. В рамках тестирования были разработаны сценарии, охватывающие основные функции приложения</w:t>
+      </w:r>
+      <w:r>
+        <w:t xml:space="preserve">: </w:t>
+      </w:r>
+      <w:r>
+        <w:t>создание, редактирование и завершение поездки, добавление расхода с учётом налога и конвертацией валюты, контроль бюджета (отображение остатка</w:t>
+      </w:r>
+      <w:r>
+        <w:t>)</w:t>
+      </w:r>
+      <w:r>
+        <w:t xml:space="preserve">. Целью данного тестирования является проверка соответствия фактического поведения системы </w:t>
+      </w:r>
+      <w:r>
+        <w:lastRenderedPageBreak/>
+        <w:t>ожидаемым результатам при различных вариантах взаимодействия пользователя с интерфейсом.</w:t>
       </w:r>
     </w:p>
     <w:p/>
@@ -12793,7 +13697,21 @@
         <w:rPr>
           <w:lang w:eastAsia="ru-RU"/>
         </w:rPr>
-        <w:t>В ходе учебной практики по ПМ.02 «Осуществление интеграции программных модулей» были успешно освоены ключевые профессиональные компетенции в области проектирования и интеграции программных модулей. На основе анализа проектной и технической документации были разработаны требования к программным модулям информационной системы «Гид по странам» (ГПС), определена концепция проекта и составлено техническое задание. Выполнена интеграция модулей в единое логическое решение, спроектированы UML-диаграммы (вариантов использования, классов, последовательности, коммуникации, деятельности и состояний), описывающие архитектуру и поведение системы. Проведена отладка проектных решений с использованием специализированных программных средств моделирования, разработаны тестовые сценарии для проверки ключевых процессов: регистрации, авторизации, управления бюджетом, добавления расходов и формирования уведомлений. Произведена инспекция компонентов программного обеспечения на предмет соответствия стандартам кодирования и нотации UML. Взаимодействие в рамках практики осуществлялось с использованием канбан-доски для отслеживания этапов работ и распределения задач. Приобретённые навыки позволяют проектировать архитектуру информационных систем, разрабатывать техническую документацию, интегрировать программные модули и тестировать их на соответствие требованиям</w:t>
+        <w:t xml:space="preserve">В ходе учебной практики по ПМ.02 «Осуществление интеграции программных модулей» были успешно освоены ключевые профессиональные компетенции в области проектирования и интеграции программных модулей. На основе анализа проектной и технической документации были разработаны требования к программным модулям информационной системы «Гид по странам» (ГПС), определена концепция проекта и составлено техническое задание. Выполнена интеграция модулей в единое логическое решение, спроектированы UML-диаграммы (вариантов использования, классов, последовательности, коммуникации, деятельности и состояний), описывающие архитектуру и поведение системы. Проведена отладка проектных решений с использованием специализированных программных средств моделирования, разработаны тестовые сценарии для проверки ключевых процессов: регистрации, авторизации, управления бюджетом, добавления расходов и формирования уведомлений. Произведена инспекция компонентов программного обеспечения на предмет соответствия стандартам кодирования и нотации UML. Взаимодействие в рамках практики осуществлялось с использованием </w:t>
+      </w:r>
+      <w:proofErr w:type="spellStart"/>
+      <w:r>
+        <w:rPr>
+          <w:lang w:eastAsia="ru-RU"/>
+        </w:rPr>
+        <w:t>канбан</w:t>
+      </w:r>
+      <w:proofErr w:type="spellEnd"/>
+      <w:r>
+        <w:rPr>
+          <w:lang w:eastAsia="ru-RU"/>
+        </w:rPr>
+        <w:t>-доски для отслеживания этапов работ и распределения задач. Приобретённые навыки позволяют проектировать архитектуру информационных систем, разрабатывать техническую документацию, интегрировать программные модули и тестировать их на соответствие требованиям</w:t>
       </w:r>
       <w:r>
         <w:rPr>
@@ -12990,7 +13908,25 @@
           <w:bCs/>
           <w:szCs w:val="28"/>
         </w:rPr>
-        <w:t xml:space="preserve"> Перевезенцева М.С. 31П</w:t>
+        <w:t xml:space="preserve"> </w:t>
+      </w:r>
+      <w:proofErr w:type="spellStart"/>
+      <w:r>
+        <w:rPr>
+          <w:rFonts w:eastAsia="Calibri" w:cs="Times New Roman"/>
+          <w:bCs/>
+          <w:szCs w:val="28"/>
+        </w:rPr>
+        <w:t>Перевезенцева</w:t>
+      </w:r>
+      <w:proofErr w:type="spellEnd"/>
+      <w:r>
+        <w:rPr>
+          <w:rFonts w:eastAsia="Calibri" w:cs="Times New Roman"/>
+          <w:bCs/>
+          <w:szCs w:val="28"/>
+        </w:rPr>
+        <w:t xml:space="preserve"> М.С. 31П</w:t>
       </w:r>
     </w:p>
     <w:p>
@@ -13037,13 +13973,23 @@
         </w:rPr>
         <w:t xml:space="preserve">: </w:t>
       </w:r>
+      <w:proofErr w:type="spellStart"/>
       <w:r>
         <w:rPr>
           <w:rFonts w:eastAsia="Calibri" w:cs="Times New Roman"/>
           <w:bCs/>
           <w:szCs w:val="28"/>
         </w:rPr>
-        <w:t>Мамшева Ю. С</w:t>
+        <w:t>Мамшева</w:t>
+      </w:r>
+      <w:proofErr w:type="spellEnd"/>
+      <w:r>
+        <w:rPr>
+          <w:rFonts w:eastAsia="Calibri" w:cs="Times New Roman"/>
+          <w:bCs/>
+          <w:szCs w:val="28"/>
+        </w:rPr>
+        <w:t xml:space="preserve"> Ю. С</w:t>
       </w:r>
     </w:p>
     <w:p>
@@ -14340,7 +15286,15 @@
         <w:t xml:space="preserve">юридический адрес: </w:t>
       </w:r>
       <w:r>
-        <w:t>Нижний Новгород, Большая Печёрская улица, 26</w:t>
+        <w:t xml:space="preserve">Нижний Новгород, Большая </w:t>
+      </w:r>
+      <w:proofErr w:type="spellStart"/>
+      <w:r>
+        <w:t>Печёрская</w:t>
+      </w:r>
+      <w:proofErr w:type="spellEnd"/>
+      <w:r>
+        <w:t xml:space="preserve"> улица, 26</w:t>
       </w:r>
       <w:r>
         <w:t>;</w:t>
@@ -14384,12 +15338,14 @@
       <w:r>
         <w:t xml:space="preserve"> </w:t>
       </w:r>
+      <w:proofErr w:type="spellStart"/>
       <w:r>
         <w:rPr>
           <w:rStyle w:val="ypks7kbdpwfgdykd3qb9"/>
         </w:rPr>
         <w:t>Сorporation</w:t>
       </w:r>
+      <w:proofErr w:type="spellEnd"/>
       <w:r>
         <w:t xml:space="preserve">» (юридический адрес: </w:t>
       </w:r>
@@ -15559,7 +16515,39 @@
                 <w:sz w:val="24"/>
                 <w:szCs w:val="24"/>
               </w:rPr>
-              <w:t>Будет автоматизирован парсинг RSS/API и отправка push-уведомлений</w:t>
+              <w:t xml:space="preserve">Будет автоматизирован </w:t>
+            </w:r>
+            <w:proofErr w:type="spellStart"/>
+            <w:r>
+              <w:rPr>
+                <w:sz w:val="24"/>
+                <w:szCs w:val="24"/>
+              </w:rPr>
+              <w:t>парсинг</w:t>
+            </w:r>
+            <w:proofErr w:type="spellEnd"/>
+            <w:r>
+              <w:rPr>
+                <w:sz w:val="24"/>
+                <w:szCs w:val="24"/>
+              </w:rPr>
+              <w:t xml:space="preserve"> RSS/API и отправка </w:t>
+            </w:r>
+            <w:proofErr w:type="spellStart"/>
+            <w:r>
+              <w:rPr>
+                <w:sz w:val="24"/>
+                <w:szCs w:val="24"/>
+              </w:rPr>
+              <w:t>push</w:t>
+            </w:r>
+            <w:proofErr w:type="spellEnd"/>
+            <w:r>
+              <w:rPr>
+                <w:sz w:val="24"/>
+                <w:szCs w:val="24"/>
+              </w:rPr>
+              <w:t>-уведомлений</w:t>
             </w:r>
           </w:p>
         </w:tc>
@@ -15650,8 +16638,33 @@
                 <w:sz w:val="24"/>
                 <w:szCs w:val="24"/>
               </w:rPr>
-              <w:t>Будет автоматизирована система триггеров: при превышении дневного лимита пользователь получает push/email</w:t>
-            </w:r>
+              <w:t xml:space="preserve">Будет автоматизирована система триггеров: при превышении дневного лимита пользователь получает </w:t>
+            </w:r>
+            <w:proofErr w:type="spellStart"/>
+            <w:r>
+              <w:rPr>
+                <w:sz w:val="24"/>
+                <w:szCs w:val="24"/>
+              </w:rPr>
+              <w:t>push</w:t>
+            </w:r>
+            <w:proofErr w:type="spellEnd"/>
+            <w:r>
+              <w:rPr>
+                <w:sz w:val="24"/>
+                <w:szCs w:val="24"/>
+              </w:rPr>
+              <w:t>/</w:t>
+            </w:r>
+            <w:proofErr w:type="spellStart"/>
+            <w:r>
+              <w:rPr>
+                <w:sz w:val="24"/>
+                <w:szCs w:val="24"/>
+              </w:rPr>
+              <w:t>email</w:t>
+            </w:r>
+            <w:proofErr w:type="spellEnd"/>
           </w:p>
         </w:tc>
       </w:tr>
@@ -15932,7 +16945,23 @@
                 <w:sz w:val="24"/>
                 <w:szCs w:val="24"/>
               </w:rPr>
-              <w:t>Будет автоматизирован парсинг RSS-лент и новостных API с фильтрацией по стране</w:t>
+              <w:t xml:space="preserve">Будет автоматизирован </w:t>
+            </w:r>
+            <w:proofErr w:type="spellStart"/>
+            <w:r>
+              <w:rPr>
+                <w:sz w:val="24"/>
+                <w:szCs w:val="24"/>
+              </w:rPr>
+              <w:t>парсинг</w:t>
+            </w:r>
+            <w:proofErr w:type="spellEnd"/>
+            <w:r>
+              <w:rPr>
+                <w:sz w:val="24"/>
+                <w:szCs w:val="24"/>
+              </w:rPr>
+              <w:t xml:space="preserve"> RSS-лент и новостных API с фильтрацией по стране</w:t>
             </w:r>
           </w:p>
         </w:tc>
@@ -16123,7 +17152,23 @@
         <w:ind w:left="0" w:firstLine="709"/>
       </w:pPr>
       <w:r>
-        <w:t>Подсистема источников данных. Предназначена для автоматизированного сбора, обновления и хранения внешней информации, обеспечивает периодическое получение актуальных курсов валют через открытые API, парсинг новостных лент и RSS-каналов (МИД, протесты, стихии) для мониторинга безопасности с отправкой push-уведомлений при заходе пользователя в зону риска, а также кеширование статей и контента для офлайн-доступа.</w:t>
+        <w:t xml:space="preserve">Подсистема источников данных. Предназначена для автоматизированного сбора, обновления и хранения внешней информации, обеспечивает периодическое получение актуальных курсов валют через открытые API, </w:t>
+      </w:r>
+      <w:proofErr w:type="spellStart"/>
+      <w:r>
+        <w:t>парсинг</w:t>
+      </w:r>
+      <w:proofErr w:type="spellEnd"/>
+      <w:r>
+        <w:t xml:space="preserve"> новостных лент и RSS-каналов (МИД, протесты, стихии) для мониторинга безопасности с отправкой </w:t>
+      </w:r>
+      <w:proofErr w:type="spellStart"/>
+      <w:r>
+        <w:t>push</w:t>
+      </w:r>
+      <w:proofErr w:type="spellEnd"/>
+      <w:r>
+        <w:t>-уведомлений при заходе пользователя в зону риска, а также кеширование статей и контента для офлайн-доступа.</w:t>
       </w:r>
     </w:p>
     <w:p>
@@ -16253,7 +17298,23 @@
         <w:ind w:left="0" w:firstLine="709"/>
       </w:pPr>
       <w:r>
-        <w:t>Для источников данных (API, ленты, статьи): Автоматизированный сбор и обновление курсов валют через открытые API (периодичность — не реже 1 раза в час), парсинг новостных лент и RSS-каналов МИД для мониторинга безопасности (протесты, стихии, рекомендации), отправка push-уведомлений пользователю при заходе в зону риска, кеширование статей и разговорника для офлайн-доступа, актуализация топа-10 приложений под конкретную страну.</w:t>
+        <w:t xml:space="preserve">Для источников данных (API, ленты, статьи): Автоматизированный сбор и обновление курсов валют через открытые API (периодичность — не реже 1 раза в час), </w:t>
+      </w:r>
+      <w:proofErr w:type="spellStart"/>
+      <w:r>
+        <w:t>парсинг</w:t>
+      </w:r>
+      <w:proofErr w:type="spellEnd"/>
+      <w:r>
+        <w:t xml:space="preserve"> новостных лент и RSS-каналов МИД для мониторинга безопасности (протесты, стихии, рекомендации), отправка </w:t>
+      </w:r>
+      <w:proofErr w:type="spellStart"/>
+      <w:r>
+        <w:t>push</w:t>
+      </w:r>
+      <w:proofErr w:type="spellEnd"/>
+      <w:r>
+        <w:t>-уведомлений пользователю при заходе в зону риска, кеширование статей и разговорника для офлайн-доступа, актуализация топа-10 приложений под конкретную страну.</w:t>
       </w:r>
     </w:p>
     <w:p>
@@ -16270,7 +17331,15 @@
         <w:ind w:left="0" w:firstLine="709"/>
       </w:pPr>
       <w:r>
-        <w:t>Для администратора/модератора: Управление контентом по странам (статьи, правила, списки вещей, разговорник, топ-10 приложений), настройка API-ключей для курсов валют и новостных лент, мониторинг корректности парсинга, просмотр аналитики по популярным странам и запросам пользователей, ручная обработка неточностей в данных (например, неверный курс или устаревшая статья), управление пользователями (просмотр, блокировка).</w:t>
+        <w:t xml:space="preserve">Для администратора/модератора: Управление контентом по странам (статьи, правила, списки вещей, разговорник, топ-10 приложений), настройка API-ключей для курсов валют и новостных лент, мониторинг корректности </w:t>
+      </w:r>
+      <w:proofErr w:type="spellStart"/>
+      <w:r>
+        <w:t>парсинга</w:t>
+      </w:r>
+      <w:proofErr w:type="spellEnd"/>
+      <w:r>
+        <w:t>, просмотр аналитики по популярным странам и запросам пользователей, ручная обработка неточностей в данных (например, неверный курс или устаревшая статья), управление пользователями (просмотр, блокировка).</w:t>
       </w:r>
     </w:p>
     <w:p>
@@ -16330,7 +17399,15 @@
       </w:pPr>
       <w:r>
         <w:lastRenderedPageBreak/>
-        <w:t>Пороговых уведомлений о расходах: Алгоритм отслеживания текущих трат относительно дневного и общего лимита, автоматически рассчитывающий проценты израсходованного бюджета и инициирующий push-уведомления при достижении заданных порогов (например, 50%, 80%, 100% от дневного лимита или лимита поездки).</w:t>
+        <w:t xml:space="preserve">Пороговых уведомлений о расходах: Алгоритм отслеживания текущих трат относительно дневного и общего лимита, автоматически рассчитывающий проценты израсходованного бюджета и инициирующий </w:t>
+      </w:r>
+      <w:proofErr w:type="spellStart"/>
+      <w:r>
+        <w:t>push</w:t>
+      </w:r>
+      <w:proofErr w:type="spellEnd"/>
+      <w:r>
+        <w:t>-уведомления при достижении заданных порогов (например, 50%, 80%, 100% от дневного лимита или лимита поездки).</w:t>
       </w:r>
     </w:p>
     <w:p>
@@ -16347,7 +17424,15 @@
         <w:ind w:left="0" w:firstLine="709"/>
       </w:pPr>
       <w:r>
-        <w:t>Мониторинга безопасности и оценки рисков: Алгоритм анализа новостных лент и RSS-каналов (МИД, локальные СМИ, службы спасения), который на основе частоты упоминания ключевых слов (протесты, стихии, теракты) и геолокации пользователя присваивает территории статус риска («безопасно», «внимание», «опасно») и при необходимости отправляет push-уведомление.</w:t>
+        <w:t xml:space="preserve">Мониторинга безопасности и оценки рисков: Алгоритм анализа новостных лент и RSS-каналов (МИД, локальные СМИ, службы спасения), который на основе частоты упоминания ключевых слов (протесты, стихии, теракты) и геолокации пользователя присваивает территории статус риска («безопасно», «внимание», «опасно») и при необходимости отправляет </w:t>
+      </w:r>
+      <w:proofErr w:type="spellStart"/>
+      <w:r>
+        <w:t>push</w:t>
+      </w:r>
+      <w:proofErr w:type="spellEnd"/>
+      <w:r>
+        <w:t>-уведомление.</w:t>
       </w:r>
     </w:p>
     <w:p>
@@ -16399,32 +17484,149 @@
     </w:p>
     <w:p>
       <w:r>
-        <w:t>Для мобильного приложения (Kotlin):</w:t>
-      </w:r>
-    </w:p>
-    <w:p>
-      <w:r>
-        <w:t xml:space="preserve">Серверная часть системы должна работать под управлением ОС семейства Linux (Ubuntu LTS или CentOS) с использованием Docker для контейнеризации, серверное приложение реализуется на фреймворке Django (Python) с Django REST Framework для построения API, в качестве базы данных используется PostgreSQL; мобильное клиентское приложение разрабатывается на языке Kotlin под платформу Android (минимальная версия SDK 26), для офлайн-хранения разговорника, кеша курсов и статей используется Room Database, а для хранения токена и настроек пользователя </w:t>
+        <w:t>Для мобильного приложения (</w:t>
+      </w:r>
+      <w:proofErr w:type="spellStart"/>
+      <w:r>
+        <w:t>Kotlin</w:t>
+      </w:r>
+      <w:proofErr w:type="spellEnd"/>
+      <w:r>
+        <w:t>):</w:t>
+      </w:r>
+    </w:p>
+    <w:p>
+      <w:r>
+        <w:t xml:space="preserve">Серверная часть системы должна работать под управлением ОС семейства Linux (Ubuntu LTS или </w:t>
+      </w:r>
+      <w:proofErr w:type="spellStart"/>
+      <w:r>
+        <w:t>CentOS</w:t>
+      </w:r>
+      <w:proofErr w:type="spellEnd"/>
+      <w:r>
+        <w:t xml:space="preserve">) с использованием </w:t>
+      </w:r>
+      <w:proofErr w:type="spellStart"/>
+      <w:r>
+        <w:t>Docker</w:t>
+      </w:r>
+      <w:proofErr w:type="spellEnd"/>
+      <w:r>
+        <w:t xml:space="preserve"> для контейнеризации, серверное приложение реализуется на фреймворке </w:t>
+      </w:r>
+      <w:proofErr w:type="spellStart"/>
+      <w:r>
+        <w:t>Django</w:t>
+      </w:r>
+      <w:proofErr w:type="spellEnd"/>
+      <w:r>
+        <w:t xml:space="preserve"> (Python) с </w:t>
+      </w:r>
+      <w:proofErr w:type="spellStart"/>
+      <w:r>
+        <w:t>Django</w:t>
+      </w:r>
+      <w:proofErr w:type="spellEnd"/>
+      <w:r>
+        <w:t xml:space="preserve"> REST Framework для построения API, в качестве базы данных используется </w:t>
+      </w:r>
+      <w:proofErr w:type="spellStart"/>
+      <w:r>
+        <w:t>PostgreSQL</w:t>
+      </w:r>
+      <w:proofErr w:type="spellEnd"/>
+      <w:r>
+        <w:t xml:space="preserve">; мобильное клиентское приложение разрабатывается на языке </w:t>
+      </w:r>
+      <w:proofErr w:type="spellStart"/>
+      <w:r>
+        <w:t>Kotlin</w:t>
+      </w:r>
+      <w:proofErr w:type="spellEnd"/>
+      <w:r>
+        <w:t xml:space="preserve"> под платформу </w:t>
+      </w:r>
+      <w:proofErr w:type="spellStart"/>
+      <w:r>
+        <w:t>Android</w:t>
+      </w:r>
+      <w:proofErr w:type="spellEnd"/>
+      <w:r>
+        <w:t xml:space="preserve"> (минимальная версия SDK 26), для офлайн-хранения разговорника, </w:t>
+      </w:r>
+      <w:proofErr w:type="spellStart"/>
+      <w:r>
+        <w:t>кеша</w:t>
+      </w:r>
+      <w:proofErr w:type="spellEnd"/>
+      <w:r>
+        <w:t xml:space="preserve"> курсов и статей используется </w:t>
+      </w:r>
+      <w:proofErr w:type="spellStart"/>
+      <w:r>
+        <w:t>Room</w:t>
+      </w:r>
+      <w:proofErr w:type="spellEnd"/>
+      <w:r>
+        <w:t xml:space="preserve"> Database, а для хранения токена и настроек пользователя </w:t>
       </w:r>
       <w:r>
         <w:t>-</w:t>
       </w:r>
       <w:r>
-        <w:t xml:space="preserve"> DataStore</w:t>
-      </w:r>
+        <w:t xml:space="preserve"> </w:t>
+      </w:r>
+      <w:proofErr w:type="spellStart"/>
+      <w:r>
+        <w:t>DataStore</w:t>
+      </w:r>
+      <w:proofErr w:type="spellEnd"/>
       <w:r>
         <w:t>.</w:t>
       </w:r>
     </w:p>
     <w:p>
       <w:r>
-        <w:t>Для веб-сайта (Django):</w:t>
+        <w:t>Для веб-сайта (</w:t>
+      </w:r>
+      <w:proofErr w:type="spellStart"/>
+      <w:r>
+        <w:t>Django</w:t>
+      </w:r>
+      <w:proofErr w:type="spellEnd"/>
+      <w:r>
+        <w:t>):</w:t>
       </w:r>
     </w:p>
     <w:p>
       <w:r>
         <w:lastRenderedPageBreak/>
-        <w:t>Серверная часть системы должна работать под управлением ОС семейства Linux (Ubuntu LTS или CentOS) с использованием Docker для контейнеризации, веб-приложение разрабатывается на фреймворке Django (Python) с использованием SQL</w:t>
+        <w:t xml:space="preserve">Серверная часть системы должна работать под управлением ОС семейства Linux (Ubuntu LTS или </w:t>
+      </w:r>
+      <w:proofErr w:type="spellStart"/>
+      <w:r>
+        <w:t>CentOS</w:t>
+      </w:r>
+      <w:proofErr w:type="spellEnd"/>
+      <w:r>
+        <w:t xml:space="preserve">) с использованием </w:t>
+      </w:r>
+      <w:proofErr w:type="spellStart"/>
+      <w:r>
+        <w:t>Docker</w:t>
+      </w:r>
+      <w:proofErr w:type="spellEnd"/>
+      <w:r>
+        <w:t xml:space="preserve"> для контейнеризации, веб-приложение разрабатывается на фреймворке </w:t>
+      </w:r>
+      <w:proofErr w:type="spellStart"/>
+      <w:r>
+        <w:t>Django</w:t>
+      </w:r>
+      <w:proofErr w:type="spellEnd"/>
+      <w:r>
+        <w:t xml:space="preserve"> (Python) с использованием SQL</w:t>
       </w:r>
       <w:r>
         <w:rPr>
@@ -16433,7 +17635,55 @@
         <w:t>Lite</w:t>
       </w:r>
       <w:r>
-        <w:t xml:space="preserve"> в качестве базы данных, асинхронные задачи (парсинг курсов валют и новостных лент) выполняются через Celery с брокером Redis, клиентская часть реализована на HTML, CSS и JavaScript с интеграцией через Django Templates или Django REST Framework для SPA-подхода, все данные пользователя (профиль, история поездок, лимиты) хранятся на сервере с шифрованием персональной информации.</w:t>
+        <w:t xml:space="preserve"> в качестве базы данных, асинхронные задачи (</w:t>
+      </w:r>
+      <w:proofErr w:type="spellStart"/>
+      <w:r>
+        <w:t>парсинг</w:t>
+      </w:r>
+      <w:proofErr w:type="spellEnd"/>
+      <w:r>
+        <w:t xml:space="preserve"> курсов валют и новостных лент) выполняются через </w:t>
+      </w:r>
+      <w:proofErr w:type="spellStart"/>
+      <w:r>
+        <w:t>Celery</w:t>
+      </w:r>
+      <w:proofErr w:type="spellEnd"/>
+      <w:r>
+        <w:t xml:space="preserve"> с брокером </w:t>
+      </w:r>
+      <w:proofErr w:type="spellStart"/>
+      <w:r>
+        <w:t>Redis</w:t>
+      </w:r>
+      <w:proofErr w:type="spellEnd"/>
+      <w:r>
+        <w:t xml:space="preserve">, клиентская часть реализована на HTML, CSS и JavaScript с интеграцией через </w:t>
+      </w:r>
+      <w:proofErr w:type="spellStart"/>
+      <w:r>
+        <w:t>Django</w:t>
+      </w:r>
+      <w:proofErr w:type="spellEnd"/>
+      <w:r>
+        <w:t xml:space="preserve"> </w:t>
+      </w:r>
+      <w:proofErr w:type="spellStart"/>
+      <w:r>
+        <w:t>Templates</w:t>
+      </w:r>
+      <w:proofErr w:type="spellEnd"/>
+      <w:r>
+        <w:t xml:space="preserve"> или </w:t>
+      </w:r>
+      <w:proofErr w:type="spellStart"/>
+      <w:r>
+        <w:t>Django</w:t>
+      </w:r>
+      <w:proofErr w:type="spellEnd"/>
+      <w:r>
+        <w:t xml:space="preserve"> REST Framework для SPA-подхода, все данные пользователя (профиль, история поездок, лимиты) хранятся на сервере с шифрованием персональной информации.</w:t>
       </w:r>
     </w:p>
     <w:p>
@@ -18421,12 +19671,14 @@
       <w:r>
         <w:t xml:space="preserve"> </w:t>
       </w:r>
+      <w:proofErr w:type="spellStart"/>
       <w:r>
         <w:rPr>
           <w:rStyle w:val="ypks7kbdpwfgdykd3qb9"/>
         </w:rPr>
         <w:t>Сorporation</w:t>
       </w:r>
+      <w:proofErr w:type="spellEnd"/>
       <w:r>
         <w:t>».</w:t>
       </w:r>
@@ -18555,7 +19807,15 @@
         <w:t xml:space="preserve"> </w:t>
       </w:r>
       <w:r>
-        <w:t>работы геопозиционирования и зон риска).</w:t>
+        <w:t xml:space="preserve">работы </w:t>
+      </w:r>
+      <w:proofErr w:type="spellStart"/>
+      <w:r>
+        <w:t>геопозиционирования</w:t>
+      </w:r>
+      <w:proofErr w:type="spellEnd"/>
+      <w:r>
+        <w:t xml:space="preserve"> и зон риска).</w:t>
       </w:r>
     </w:p>
     <w:p>
@@ -18580,12 +19840,28 @@
     </w:p>
     <w:p>
       <w:r>
-        <w:t>Участник 1: Перевезенцева Мария.</w:t>
-      </w:r>
-    </w:p>
-    <w:p>
-      <w:r>
-        <w:t>Роль в проекте: Fullstack-разработчик.</w:t>
+        <w:t xml:space="preserve">Участник 1: </w:t>
+      </w:r>
+      <w:proofErr w:type="spellStart"/>
+      <w:r>
+        <w:t>Перевезенцева</w:t>
+      </w:r>
+      <w:proofErr w:type="spellEnd"/>
+      <w:r>
+        <w:t xml:space="preserve"> Мария.</w:t>
+      </w:r>
+    </w:p>
+    <w:p>
+      <w:r>
+        <w:t xml:space="preserve">Роль в проекте: </w:t>
+      </w:r>
+      <w:proofErr w:type="spellStart"/>
+      <w:r>
+        <w:t>Fullstack</w:t>
+      </w:r>
+      <w:proofErr w:type="spellEnd"/>
+      <w:r>
+        <w:t>-разработчик.</w:t>
       </w:r>
     </w:p>
     <w:p>
@@ -18737,7 +20013,15 @@
     </w:p>
     <w:p>
       <w:r>
-        <w:t>Роль в проекте: Fullstack-разработчик.</w:t>
+        <w:t xml:space="preserve">Роль в проекте: </w:t>
+      </w:r>
+      <w:proofErr w:type="spellStart"/>
+      <w:r>
+        <w:t>Fullstack</w:t>
+      </w:r>
+      <w:proofErr w:type="spellEnd"/>
+      <w:r>
+        <w:t>-разработчик.</w:t>
       </w:r>
     </w:p>
     <w:p>

--- a/отчет по уп.docx
+++ b/отчет по уп.docx
@@ -3262,14 +3262,27 @@
       <w:r>
         <w:t xml:space="preserve">Рисунок </w:t>
       </w:r>
-      <w:fldSimple w:instr=" SEQ Рисунок \* ARABIC ">
-        <w:r>
-          <w:rPr>
-            <w:noProof/>
-          </w:rPr>
-          <w:t>1</w:t>
-        </w:r>
-      </w:fldSimple>
+      <w:r>
+        <w:fldChar w:fldCharType="begin"/>
+      </w:r>
+      <w:r>
+        <w:instrText xml:space="preserve"> SEQ Рисунок \* ARABIC </w:instrText>
+      </w:r>
+      <w:r>
+        <w:fldChar w:fldCharType="separate"/>
+      </w:r>
+      <w:r>
+        <w:rPr>
+          <w:noProof/>
+        </w:rPr>
+        <w:t>1</w:t>
+      </w:r>
+      <w:r>
+        <w:rPr>
+          <w:noProof/>
+        </w:rPr>
+        <w:fldChar w:fldCharType="end"/>
+      </w:r>
       <w:r>
         <w:t xml:space="preserve">. Репризиторий </w:t>
       </w:r>
@@ -3337,14 +3350,30 @@
       <w:r>
         <w:t xml:space="preserve">Рисунок </w:t>
       </w:r>
-      <w:fldSimple w:instr=" SEQ Рисунок \* ARABIC ">
-        <w:r>
-          <w:rPr>
-            <w:noProof/>
-          </w:rPr>
-          <w:t>2</w:t>
-        </w:r>
-      </w:fldSimple>
+      <w:r>
+        <w:fldChar w:fldCharType="begin"/>
+      </w:r>
+      <w:r>
+        <w:instrText xml:space="preserve"> SEQ Рисунок \* A</w:instrText>
+      </w:r>
+      <w:r>
+        <w:instrText xml:space="preserve">RABIC </w:instrText>
+      </w:r>
+      <w:r>
+        <w:fldChar w:fldCharType="separate"/>
+      </w:r>
+      <w:r>
+        <w:rPr>
+          <w:noProof/>
+        </w:rPr>
+        <w:t>2</w:t>
+      </w:r>
+      <w:r>
+        <w:rPr>
+          <w:noProof/>
+        </w:rPr>
+        <w:fldChar w:fldCharType="end"/>
+      </w:r>
       <w:r>
         <w:t xml:space="preserve">. </w:t>
       </w:r>
@@ -3417,14 +3446,27 @@
       <w:r>
         <w:t xml:space="preserve">Рисунок </w:t>
       </w:r>
-      <w:fldSimple w:instr=" SEQ Рисунок \* ARABIC ">
-        <w:r>
-          <w:rPr>
-            <w:noProof/>
-          </w:rPr>
-          <w:t>3</w:t>
-        </w:r>
-      </w:fldSimple>
+      <w:r>
+        <w:fldChar w:fldCharType="begin"/>
+      </w:r>
+      <w:r>
+        <w:instrText xml:space="preserve"> SEQ Рисунок \* ARABIC </w:instrText>
+      </w:r>
+      <w:r>
+        <w:fldChar w:fldCharType="separate"/>
+      </w:r>
+      <w:r>
+        <w:rPr>
+          <w:noProof/>
+        </w:rPr>
+        <w:t>3</w:t>
+      </w:r>
+      <w:r>
+        <w:rPr>
+          <w:noProof/>
+        </w:rPr>
+        <w:fldChar w:fldCharType="end"/>
+      </w:r>
       <w:r>
         <w:t xml:space="preserve">. </w:t>
       </w:r>
@@ -3785,14 +3827,27 @@
       <w:r>
         <w:t xml:space="preserve">Рисунок </w:t>
       </w:r>
-      <w:fldSimple w:instr=" SEQ Рисунок \* ARABIC ">
-        <w:r>
-          <w:rPr>
-            <w:noProof/>
-          </w:rPr>
-          <w:t>4</w:t>
-        </w:r>
-      </w:fldSimple>
+      <w:r>
+        <w:fldChar w:fldCharType="begin"/>
+      </w:r>
+      <w:r>
+        <w:instrText xml:space="preserve"> SEQ Рисунок \* ARABIC </w:instrText>
+      </w:r>
+      <w:r>
+        <w:fldChar w:fldCharType="separate"/>
+      </w:r>
+      <w:r>
+        <w:rPr>
+          <w:noProof/>
+        </w:rPr>
+        <w:t>4</w:t>
+      </w:r>
+      <w:r>
+        <w:rPr>
+          <w:noProof/>
+        </w:rPr>
+        <w:fldChar w:fldCharType="end"/>
+      </w:r>
       <w:r>
         <w:t>. Задача на создание диаграмм на канбан доске</w:t>
       </w:r>
@@ -3971,14 +4026,27 @@
       <w:r>
         <w:t xml:space="preserve">Рисунок </w:t>
       </w:r>
-      <w:fldSimple w:instr=" SEQ Рисунок \* ARABIC ">
-        <w:r>
-          <w:rPr>
-            <w:noProof/>
-          </w:rPr>
-          <w:t>5</w:t>
-        </w:r>
-      </w:fldSimple>
+      <w:r>
+        <w:fldChar w:fldCharType="begin"/>
+      </w:r>
+      <w:r>
+        <w:instrText xml:space="preserve"> SEQ Рисунок \* ARABIC </w:instrText>
+      </w:r>
+      <w:r>
+        <w:fldChar w:fldCharType="separate"/>
+      </w:r>
+      <w:r>
+        <w:rPr>
+          <w:noProof/>
+        </w:rPr>
+        <w:t>5</w:t>
+      </w:r>
+      <w:r>
+        <w:rPr>
+          <w:noProof/>
+        </w:rPr>
+        <w:fldChar w:fldCharType="end"/>
+      </w:r>
       <w:r>
         <w:t>. Диаграмма использования для системы ГПС</w:t>
       </w:r>
@@ -4129,14 +4197,27 @@
       <w:r>
         <w:t xml:space="preserve">Рисунок </w:t>
       </w:r>
-      <w:fldSimple w:instr=" SEQ Рисунок \* ARABIC ">
-        <w:r>
-          <w:rPr>
-            <w:noProof/>
-          </w:rPr>
-          <w:t>6</w:t>
-        </w:r>
-      </w:fldSimple>
+      <w:r>
+        <w:fldChar w:fldCharType="begin"/>
+      </w:r>
+      <w:r>
+        <w:instrText xml:space="preserve"> SEQ Рисунок \* ARABIC </w:instrText>
+      </w:r>
+      <w:r>
+        <w:fldChar w:fldCharType="separate"/>
+      </w:r>
+      <w:r>
+        <w:rPr>
+          <w:noProof/>
+        </w:rPr>
+        <w:t>6</w:t>
+      </w:r>
+      <w:r>
+        <w:rPr>
+          <w:noProof/>
+        </w:rPr>
+        <w:fldChar w:fldCharType="end"/>
+      </w:r>
       <w:r>
         <w:t>. Диаграмма классов для системы ГПС</w:t>
       </w:r>
@@ -4228,14 +4309,27 @@
       <w:r>
         <w:t xml:space="preserve">Рисунок </w:t>
       </w:r>
-      <w:fldSimple w:instr=" SEQ Рисунок \* ARABIC ">
-        <w:r>
-          <w:rPr>
-            <w:noProof/>
-          </w:rPr>
-          <w:t>7</w:t>
-        </w:r>
-      </w:fldSimple>
+      <w:r>
+        <w:fldChar w:fldCharType="begin"/>
+      </w:r>
+      <w:r>
+        <w:instrText xml:space="preserve"> SEQ Рисунок \* ARABIC </w:instrText>
+      </w:r>
+      <w:r>
+        <w:fldChar w:fldCharType="separate"/>
+      </w:r>
+      <w:r>
+        <w:rPr>
+          <w:noProof/>
+        </w:rPr>
+        <w:t>7</w:t>
+      </w:r>
+      <w:r>
+        <w:rPr>
+          <w:noProof/>
+        </w:rPr>
+        <w:fldChar w:fldCharType="end"/>
+      </w:r>
       <w:r>
         <w:t>. Диаграмма деятельности управления бюджетом</w:t>
       </w:r>
@@ -4343,14 +4437,27 @@
       <w:r>
         <w:t xml:space="preserve">Рисунок </w:t>
       </w:r>
-      <w:fldSimple w:instr=" SEQ Рисунок \* ARABIC ">
-        <w:r>
-          <w:rPr>
-            <w:noProof/>
-          </w:rPr>
-          <w:t>8</w:t>
-        </w:r>
-      </w:fldSimple>
+      <w:r>
+        <w:fldChar w:fldCharType="begin"/>
+      </w:r>
+      <w:r>
+        <w:instrText xml:space="preserve"> SEQ Рисунок \* ARABIC </w:instrText>
+      </w:r>
+      <w:r>
+        <w:fldChar w:fldCharType="separate"/>
+      </w:r>
+      <w:r>
+        <w:rPr>
+          <w:noProof/>
+        </w:rPr>
+        <w:t>8</w:t>
+      </w:r>
+      <w:r>
+        <w:rPr>
+          <w:noProof/>
+        </w:rPr>
+        <w:fldChar w:fldCharType="end"/>
+      </w:r>
       <w:r>
         <w:t xml:space="preserve">. </w:t>
       </w:r>
@@ -4467,14 +4574,27 @@
       <w:r>
         <w:t xml:space="preserve">Рисунок </w:t>
       </w:r>
-      <w:fldSimple w:instr=" SEQ Рисунок \* ARABIC ">
-        <w:r>
-          <w:rPr>
-            <w:noProof/>
-          </w:rPr>
-          <w:t>9</w:t>
-        </w:r>
-      </w:fldSimple>
+      <w:r>
+        <w:fldChar w:fldCharType="begin"/>
+      </w:r>
+      <w:r>
+        <w:instrText xml:space="preserve"> SEQ Рисунок \* ARABIC </w:instrText>
+      </w:r>
+      <w:r>
+        <w:fldChar w:fldCharType="separate"/>
+      </w:r>
+      <w:r>
+        <w:rPr>
+          <w:noProof/>
+        </w:rPr>
+        <w:t>9</w:t>
+      </w:r>
+      <w:r>
+        <w:rPr>
+          <w:noProof/>
+        </w:rPr>
+        <w:fldChar w:fldCharType="end"/>
+      </w:r>
       <w:r>
         <w:t>. Диаграмма последовательности</w:t>
       </w:r>
@@ -4581,14 +4701,27 @@
       <w:r>
         <w:t xml:space="preserve">Рисунок </w:t>
       </w:r>
-      <w:fldSimple w:instr=" SEQ Рисунок \* ARABIC ">
-        <w:r>
-          <w:rPr>
-            <w:noProof/>
-          </w:rPr>
-          <w:t>10</w:t>
-        </w:r>
-      </w:fldSimple>
+      <w:r>
+        <w:fldChar w:fldCharType="begin"/>
+      </w:r>
+      <w:r>
+        <w:instrText xml:space="preserve"> SEQ Рисунок \* ARABIC </w:instrText>
+      </w:r>
+      <w:r>
+        <w:fldChar w:fldCharType="separate"/>
+      </w:r>
+      <w:r>
+        <w:rPr>
+          <w:noProof/>
+        </w:rPr>
+        <w:t>10</w:t>
+      </w:r>
+      <w:r>
+        <w:rPr>
+          <w:noProof/>
+        </w:rPr>
+        <w:fldChar w:fldCharType="end"/>
+      </w:r>
       <w:r>
         <w:t xml:space="preserve">. </w:t>
       </w:r>
@@ -4690,14 +4823,27 @@
       <w:r>
         <w:t xml:space="preserve">Рисунок </w:t>
       </w:r>
-      <w:fldSimple w:instr=" SEQ Рисунок \* ARABIC ">
-        <w:r>
-          <w:rPr>
-            <w:noProof/>
-          </w:rPr>
-          <w:t>11</w:t>
-        </w:r>
-      </w:fldSimple>
+      <w:r>
+        <w:fldChar w:fldCharType="begin"/>
+      </w:r>
+      <w:r>
+        <w:instrText xml:space="preserve"> SEQ Рисунок \* ARABIC </w:instrText>
+      </w:r>
+      <w:r>
+        <w:fldChar w:fldCharType="separate"/>
+      </w:r>
+      <w:r>
+        <w:rPr>
+          <w:noProof/>
+        </w:rPr>
+        <w:t>11</w:t>
+      </w:r>
+      <w:r>
+        <w:rPr>
+          <w:noProof/>
+        </w:rPr>
+        <w:fldChar w:fldCharType="end"/>
+      </w:r>
       <w:r>
         <w:t xml:space="preserve">. </w:t>
       </w:r>
@@ -4812,14 +4958,27 @@
       <w:r>
         <w:t xml:space="preserve">Рисунок </w:t>
       </w:r>
-      <w:fldSimple w:instr=" SEQ Рисунок \* ARABIC ">
-        <w:r>
-          <w:rPr>
-            <w:noProof/>
-          </w:rPr>
-          <w:t>12</w:t>
-        </w:r>
-      </w:fldSimple>
+      <w:r>
+        <w:fldChar w:fldCharType="begin"/>
+      </w:r>
+      <w:r>
+        <w:instrText xml:space="preserve"> SEQ Рисунок \* ARABIC </w:instrText>
+      </w:r>
+      <w:r>
+        <w:fldChar w:fldCharType="separate"/>
+      </w:r>
+      <w:r>
+        <w:rPr>
+          <w:noProof/>
+        </w:rPr>
+        <w:t>12</w:t>
+      </w:r>
+      <w:r>
+        <w:rPr>
+          <w:noProof/>
+        </w:rPr>
+        <w:fldChar w:fldCharType="end"/>
+      </w:r>
       <w:r>
         <w:t xml:space="preserve">. </w:t>
       </w:r>
@@ -4921,14 +5080,27 @@
       <w:r>
         <w:t xml:space="preserve">Рисунок </w:t>
       </w:r>
-      <w:fldSimple w:instr=" SEQ Рисунок \* ARABIC ">
-        <w:r>
-          <w:rPr>
-            <w:noProof/>
-          </w:rPr>
-          <w:t>13</w:t>
-        </w:r>
-      </w:fldSimple>
+      <w:r>
+        <w:fldChar w:fldCharType="begin"/>
+      </w:r>
+      <w:r>
+        <w:instrText xml:space="preserve"> SEQ Рисунок \* ARABIC </w:instrText>
+      </w:r>
+      <w:r>
+        <w:fldChar w:fldCharType="separate"/>
+      </w:r>
+      <w:r>
+        <w:rPr>
+          <w:noProof/>
+        </w:rPr>
+        <w:t>13</w:t>
+      </w:r>
+      <w:r>
+        <w:rPr>
+          <w:noProof/>
+        </w:rPr>
+        <w:fldChar w:fldCharType="end"/>
+      </w:r>
       <w:r>
         <w:t>. Задача разработка дизайна проекта</w:t>
       </w:r>
@@ -5001,14 +5173,27 @@
       <w:r>
         <w:t xml:space="preserve">Рисунок </w:t>
       </w:r>
-      <w:fldSimple w:instr=" SEQ Рисунок \* ARABIC ">
-        <w:r>
-          <w:rPr>
-            <w:noProof/>
-          </w:rPr>
-          <w:t>14</w:t>
-        </w:r>
-      </w:fldSimple>
+      <w:r>
+        <w:fldChar w:fldCharType="begin"/>
+      </w:r>
+      <w:r>
+        <w:instrText xml:space="preserve"> SEQ Рисунок \* ARABIC </w:instrText>
+      </w:r>
+      <w:r>
+        <w:fldChar w:fldCharType="separate"/>
+      </w:r>
+      <w:r>
+        <w:rPr>
+          <w:noProof/>
+        </w:rPr>
+        <w:t>14</w:t>
+      </w:r>
+      <w:r>
+        <w:rPr>
+          <w:noProof/>
+        </w:rPr>
+        <w:fldChar w:fldCharType="end"/>
+      </w:r>
       <w:r>
         <w:t>. Цветовая гамма проекта</w:t>
       </w:r>
@@ -5201,14 +5386,27 @@
       <w:r>
         <w:t xml:space="preserve">Рисунок </w:t>
       </w:r>
-      <w:fldSimple w:instr=" SEQ Рисунок \* ARABIC ">
-        <w:r>
-          <w:rPr>
-            <w:noProof/>
-          </w:rPr>
-          <w:t>15</w:t>
-        </w:r>
-      </w:fldSimple>
+      <w:r>
+        <w:fldChar w:fldCharType="begin"/>
+      </w:r>
+      <w:r>
+        <w:instrText xml:space="preserve"> SEQ Рисунок \* ARABIC </w:instrText>
+      </w:r>
+      <w:r>
+        <w:fldChar w:fldCharType="separate"/>
+      </w:r>
+      <w:r>
+        <w:rPr>
+          <w:noProof/>
+        </w:rPr>
+        <w:t>15</w:t>
+      </w:r>
+      <w:r>
+        <w:rPr>
+          <w:noProof/>
+        </w:rPr>
+        <w:fldChar w:fldCharType="end"/>
+      </w:r>
       <w:r>
         <w:t>. Логотип проекта ГПС</w:t>
       </w:r>
@@ -5468,14 +5666,27 @@
       <w:r>
         <w:t xml:space="preserve">Рисунок </w:t>
       </w:r>
-      <w:fldSimple w:instr=" SEQ Рисунок \* ARABIC ">
-        <w:r>
-          <w:rPr>
-            <w:noProof/>
-          </w:rPr>
-          <w:t>16</w:t>
-        </w:r>
-      </w:fldSimple>
+      <w:r>
+        <w:fldChar w:fldCharType="begin"/>
+      </w:r>
+      <w:r>
+        <w:instrText xml:space="preserve"> SEQ Рисунок \* ARABIC </w:instrText>
+      </w:r>
+      <w:r>
+        <w:fldChar w:fldCharType="separate"/>
+      </w:r>
+      <w:r>
+        <w:rPr>
+          <w:noProof/>
+        </w:rPr>
+        <w:t>16</w:t>
+      </w:r>
+      <w:r>
+        <w:rPr>
+          <w:noProof/>
+        </w:rPr>
+        <w:fldChar w:fldCharType="end"/>
+      </w:r>
       <w:r>
         <w:t xml:space="preserve">. </w:t>
       </w:r>
@@ -5703,14 +5914,27 @@
       <w:r>
         <w:t xml:space="preserve">Рисунок </w:t>
       </w:r>
-      <w:fldSimple w:instr=" SEQ Рисунок \* ARABIC ">
-        <w:r>
-          <w:rPr>
-            <w:noProof/>
-          </w:rPr>
-          <w:t>17</w:t>
-        </w:r>
-      </w:fldSimple>
+      <w:r>
+        <w:fldChar w:fldCharType="begin"/>
+      </w:r>
+      <w:r>
+        <w:instrText xml:space="preserve"> SEQ Рисунок \* ARABIC </w:instrText>
+      </w:r>
+      <w:r>
+        <w:fldChar w:fldCharType="separate"/>
+      </w:r>
+      <w:r>
+        <w:rPr>
+          <w:noProof/>
+        </w:rPr>
+        <w:t>17</w:t>
+      </w:r>
+      <w:r>
+        <w:rPr>
+          <w:noProof/>
+        </w:rPr>
+        <w:fldChar w:fldCharType="end"/>
+      </w:r>
       <w:r>
         <w:t>. Задача разработка, создание моделей и форм</w:t>
       </w:r>
@@ -6120,14 +6344,27 @@
       <w:r>
         <w:t xml:space="preserve">Рисунок </w:t>
       </w:r>
-      <w:fldSimple w:instr=" SEQ Рисунок \* ARABIC ">
-        <w:r>
-          <w:rPr>
-            <w:noProof/>
-          </w:rPr>
-          <w:t>18</w:t>
-        </w:r>
-      </w:fldSimple>
+      <w:r>
+        <w:fldChar w:fldCharType="begin"/>
+      </w:r>
+      <w:r>
+        <w:instrText xml:space="preserve"> SEQ Рисунок \* ARABIC </w:instrText>
+      </w:r>
+      <w:r>
+        <w:fldChar w:fldCharType="separate"/>
+      </w:r>
+      <w:r>
+        <w:rPr>
+          <w:noProof/>
+        </w:rPr>
+        <w:t>18</w:t>
+      </w:r>
+      <w:r>
+        <w:rPr>
+          <w:noProof/>
+        </w:rPr>
+        <w:fldChar w:fldCharType="end"/>
+      </w:r>
       <w:r>
         <w:t xml:space="preserve">. Задачи на создание </w:t>
       </w:r>
@@ -6309,14 +6546,27 @@
       <w:r>
         <w:t xml:space="preserve">Рисунок </w:t>
       </w:r>
-      <w:fldSimple w:instr=" SEQ Рисунок \* ARABIC ">
-        <w:r>
-          <w:rPr>
-            <w:noProof/>
-          </w:rPr>
-          <w:t>19</w:t>
-        </w:r>
-      </w:fldSimple>
+      <w:r>
+        <w:fldChar w:fldCharType="begin"/>
+      </w:r>
+      <w:r>
+        <w:instrText xml:space="preserve"> SEQ Рисунок \* ARABIC </w:instrText>
+      </w:r>
+      <w:r>
+        <w:fldChar w:fldCharType="separate"/>
+      </w:r>
+      <w:r>
+        <w:rPr>
+          <w:noProof/>
+        </w:rPr>
+        <w:t>19</w:t>
+      </w:r>
+      <w:r>
+        <w:rPr>
+          <w:noProof/>
+        </w:rPr>
+        <w:fldChar w:fldCharType="end"/>
+      </w:r>
       <w:r>
         <w:t xml:space="preserve">. </w:t>
       </w:r>
@@ -6494,14 +6744,27 @@
       <w:r>
         <w:t xml:space="preserve">Рисунок </w:t>
       </w:r>
-      <w:fldSimple w:instr=" SEQ Рисунок \* ARABIC ">
-        <w:r>
-          <w:rPr>
-            <w:noProof/>
-          </w:rPr>
-          <w:t>20</w:t>
-        </w:r>
-      </w:fldSimple>
+      <w:r>
+        <w:fldChar w:fldCharType="begin"/>
+      </w:r>
+      <w:r>
+        <w:instrText xml:space="preserve"> SEQ Рисунок \* ARABIC </w:instrText>
+      </w:r>
+      <w:r>
+        <w:fldChar w:fldCharType="separate"/>
+      </w:r>
+      <w:r>
+        <w:rPr>
+          <w:noProof/>
+        </w:rPr>
+        <w:t>20</w:t>
+      </w:r>
+      <w:r>
+        <w:rPr>
+          <w:noProof/>
+        </w:rPr>
+        <w:fldChar w:fldCharType="end"/>
+      </w:r>
       <w:r>
         <w:t xml:space="preserve">. Результат </w:t>
       </w:r>
@@ -6942,14 +7205,27 @@
       <w:r>
         <w:t xml:space="preserve">Таблица </w:t>
       </w:r>
-      <w:fldSimple w:instr=" SEQ Таблица \* ARABIC ">
-        <w:r>
-          <w:rPr>
-            <w:noProof/>
-          </w:rPr>
-          <w:t>1</w:t>
-        </w:r>
-      </w:fldSimple>
+      <w:r>
+        <w:fldChar w:fldCharType="begin"/>
+      </w:r>
+      <w:r>
+        <w:instrText xml:space="preserve"> SEQ Таблица \* ARABIC </w:instrText>
+      </w:r>
+      <w:r>
+        <w:fldChar w:fldCharType="separate"/>
+      </w:r>
+      <w:r>
+        <w:rPr>
+          <w:noProof/>
+        </w:rPr>
+        <w:t>1</w:t>
+      </w:r>
+      <w:r>
+        <w:rPr>
+          <w:noProof/>
+        </w:rPr>
+        <w:fldChar w:fldCharType="end"/>
+      </w:r>
       <w:r>
         <w:t>. Оценка рисков</w:t>
       </w:r>
@@ -8080,14 +8356,27 @@
       <w:r>
         <w:t xml:space="preserve">Таблица </w:t>
       </w:r>
-      <w:fldSimple w:instr=" SEQ Таблица \* ARABIC ">
-        <w:r>
-          <w:rPr>
-            <w:noProof/>
-          </w:rPr>
-          <w:t>2</w:t>
-        </w:r>
-      </w:fldSimple>
+      <w:r>
+        <w:fldChar w:fldCharType="begin"/>
+      </w:r>
+      <w:r>
+        <w:instrText xml:space="preserve"> SEQ Таблица \* ARABIC </w:instrText>
+      </w:r>
+      <w:r>
+        <w:fldChar w:fldCharType="separate"/>
+      </w:r>
+      <w:r>
+        <w:rPr>
+          <w:noProof/>
+        </w:rPr>
+        <w:t>2</w:t>
+      </w:r>
+      <w:r>
+        <w:rPr>
+          <w:noProof/>
+        </w:rPr>
+        <w:fldChar w:fldCharType="end"/>
+      </w:r>
       <w:r>
         <w:t xml:space="preserve">. </w:t>
       </w:r>
@@ -9969,14 +10258,27 @@
       <w:r>
         <w:t xml:space="preserve">Таблица </w:t>
       </w:r>
-      <w:fldSimple w:instr=" SEQ Таблица \* ARABIC ">
-        <w:r>
-          <w:rPr>
-            <w:noProof/>
-          </w:rPr>
-          <w:t>3</w:t>
-        </w:r>
-      </w:fldSimple>
+      <w:r>
+        <w:fldChar w:fldCharType="begin"/>
+      </w:r>
+      <w:r>
+        <w:instrText xml:space="preserve"> SEQ Таблица \* ARABIC </w:instrText>
+      </w:r>
+      <w:r>
+        <w:fldChar w:fldCharType="separate"/>
+      </w:r>
+      <w:r>
+        <w:rPr>
+          <w:noProof/>
+        </w:rPr>
+        <w:t>3</w:t>
+      </w:r>
+      <w:r>
+        <w:rPr>
+          <w:noProof/>
+        </w:rPr>
+        <w:fldChar w:fldCharType="end"/>
+      </w:r>
       <w:r>
         <w:t xml:space="preserve">. Тест-кейсы на проверку </w:t>
       </w:r>
@@ -12684,14 +12986,27 @@
       <w:r>
         <w:t xml:space="preserve">Таблица </w:t>
       </w:r>
-      <w:fldSimple w:instr=" SEQ Таблица \* ARABIC ">
-        <w:r>
-          <w:rPr>
-            <w:noProof/>
-          </w:rPr>
-          <w:t>4</w:t>
-        </w:r>
-      </w:fldSimple>
+      <w:r>
+        <w:fldChar w:fldCharType="begin"/>
+      </w:r>
+      <w:r>
+        <w:instrText xml:space="preserve"> SEQ Таблица \* ARABIC </w:instrText>
+      </w:r>
+      <w:r>
+        <w:fldChar w:fldCharType="separate"/>
+      </w:r>
+      <w:r>
+        <w:rPr>
+          <w:noProof/>
+        </w:rPr>
+        <w:t>4</w:t>
+      </w:r>
+      <w:r>
+        <w:rPr>
+          <w:noProof/>
+        </w:rPr>
+        <w:fldChar w:fldCharType="end"/>
+      </w:r>
       <w:r>
         <w:t>. Тест-кейсы на работу с поездкой и бюджетом</w:t>
       </w:r>
@@ -19108,7 +19423,7 @@
     <w:p>
       <w:pPr>
         <w:shd w:val="clear" w:color="auto" w:fill="FFFFFF"/>
-        <w:spacing w:after="240" w:line="285" w:lineRule="atLeast"/>
+        <w:spacing w:line="285" w:lineRule="atLeast"/>
         <w:ind w:firstLine="0"/>
         <w:jc w:val="left"/>
         <w:rPr>
@@ -19131,79 +19446,180 @@
           <w:color w:val="4A4A4F"/>
           <w:sz w:val="21"/>
           <w:szCs w:val="21"/>
+          <w:lang w:val="en-US" w:eastAsia="ru-RU"/>
+        </w:rPr>
+      </w:pPr>
+      <w:r>
+        <w:rPr>
+          <w:rFonts w:ascii="Consolas" w:eastAsia="Times New Roman" w:hAnsi="Consolas" w:cs="Times New Roman"/>
+          <w:color w:val="4A4A4F"/>
+          <w:sz w:val="21"/>
+          <w:szCs w:val="21"/>
+          <w:lang w:val="en-US" w:eastAsia="ru-RU"/>
+        </w:rPr>
+        <w:t xml:space="preserve">    </w:t>
+      </w:r>
+      <w:r>
+        <w:rPr>
+          <w:rFonts w:ascii="Consolas" w:eastAsia="Times New Roman" w:hAnsi="Consolas" w:cs="Times New Roman"/>
+          <w:color w:val="DD00A9"/>
+          <w:sz w:val="21"/>
+          <w:szCs w:val="21"/>
+          <w:lang w:val="en-US" w:eastAsia="ru-RU"/>
+        </w:rPr>
+        <w:t>def</w:t>
+      </w:r>
+      <w:r>
+        <w:rPr>
+          <w:rFonts w:ascii="Consolas" w:eastAsia="Times New Roman" w:hAnsi="Consolas" w:cs="Times New Roman"/>
+          <w:color w:val="4A4A4F"/>
+          <w:sz w:val="21"/>
+          <w:szCs w:val="21"/>
+          <w:lang w:val="en-US" w:eastAsia="ru-RU"/>
+        </w:rPr>
+        <w:t xml:space="preserve"> </w:t>
+      </w:r>
+      <w:r>
+        <w:rPr>
+          <w:rFonts w:ascii="Consolas" w:eastAsia="Times New Roman" w:hAnsi="Consolas" w:cs="Times New Roman"/>
+          <w:i/>
+          <w:iCs/>
+          <w:color w:val="058B00"/>
+          <w:sz w:val="21"/>
+          <w:szCs w:val="21"/>
+          <w:lang w:val="en-US" w:eastAsia="ru-RU"/>
+        </w:rPr>
+        <w:t>test_country_list_view_page_title</w:t>
+      </w:r>
+      <w:r>
+        <w:rPr>
+          <w:rFonts w:ascii="Consolas" w:eastAsia="Times New Roman" w:hAnsi="Consolas" w:cs="Times New Roman"/>
+          <w:color w:val="4A4A4F"/>
+          <w:sz w:val="21"/>
+          <w:szCs w:val="21"/>
+          <w:lang w:val="en-US" w:eastAsia="ru-RU"/>
+        </w:rPr>
+        <w:t>(</w:t>
+      </w:r>
+      <w:r>
+        <w:rPr>
+          <w:rFonts w:ascii="Consolas" w:eastAsia="Times New Roman" w:hAnsi="Consolas" w:cs="Times New Roman"/>
+          <w:color w:val="0074E8"/>
+          <w:sz w:val="21"/>
+          <w:szCs w:val="21"/>
+          <w:lang w:val="en-US" w:eastAsia="ru-RU"/>
+        </w:rPr>
+        <w:t>self</w:t>
+      </w:r>
+      <w:r>
+        <w:rPr>
+          <w:rFonts w:ascii="Consolas" w:eastAsia="Times New Roman" w:hAnsi="Consolas" w:cs="Times New Roman"/>
+          <w:color w:val="4A4A4F"/>
+          <w:sz w:val="21"/>
+          <w:szCs w:val="21"/>
+          <w:lang w:val="en-US" w:eastAsia="ru-RU"/>
+        </w:rPr>
+        <w:t>):</w:t>
+      </w:r>
+      <w:r>
+        <w:rPr>
+          <w:rFonts w:ascii="Consolas" w:eastAsia="Times New Roman" w:hAnsi="Consolas" w:cs="Times New Roman"/>
+          <w:color w:val="939393"/>
+          <w:sz w:val="21"/>
+          <w:szCs w:val="21"/>
+          <w:lang w:val="en-US" w:eastAsia="ru-RU"/>
+        </w:rPr>
+        <w:t xml:space="preserve"># </w:t>
+      </w:r>
+      <w:r>
+        <w:rPr>
+          <w:rFonts w:ascii="Consolas" w:eastAsia="Times New Roman" w:hAnsi="Consolas" w:cs="Times New Roman"/>
+          <w:color w:val="939393"/>
+          <w:sz w:val="21"/>
+          <w:szCs w:val="21"/>
           <w:lang w:eastAsia="ru-RU"/>
         </w:rPr>
-      </w:pPr>
-      <w:r>
-        <w:rPr>
-          <w:rFonts w:ascii="Consolas" w:eastAsia="Times New Roman" w:hAnsi="Consolas" w:cs="Times New Roman"/>
-          <w:color w:val="DD00A9"/>
+        <w:t>Проверка</w:t>
+      </w:r>
+      <w:r>
+        <w:rPr>
+          <w:rFonts w:ascii="Consolas" w:eastAsia="Times New Roman" w:hAnsi="Consolas" w:cs="Times New Roman"/>
+          <w:color w:val="939393"/>
+          <w:sz w:val="21"/>
+          <w:szCs w:val="21"/>
+          <w:lang w:val="en-US" w:eastAsia="ru-RU"/>
+        </w:rPr>
+        <w:t xml:space="preserve"> </w:t>
+      </w:r>
+      <w:r>
+        <w:rPr>
+          <w:rFonts w:ascii="Consolas" w:eastAsia="Times New Roman" w:hAnsi="Consolas" w:cs="Times New Roman"/>
+          <w:color w:val="939393"/>
           <w:sz w:val="21"/>
           <w:szCs w:val="21"/>
           <w:lang w:eastAsia="ru-RU"/>
         </w:rPr>
-        <w:t>class</w:t>
-      </w:r>
-      <w:r>
-        <w:rPr>
-          <w:rFonts w:ascii="Consolas" w:eastAsia="Times New Roman" w:hAnsi="Consolas" w:cs="Times New Roman"/>
-          <w:color w:val="4A4A4F"/>
+        <w:t>заголовка</w:t>
+      </w:r>
+      <w:r>
+        <w:rPr>
+          <w:rFonts w:ascii="Consolas" w:eastAsia="Times New Roman" w:hAnsi="Consolas" w:cs="Times New Roman"/>
+          <w:color w:val="939393"/>
+          <w:sz w:val="21"/>
+          <w:szCs w:val="21"/>
+          <w:lang w:val="en-US" w:eastAsia="ru-RU"/>
+        </w:rPr>
+        <w:t xml:space="preserve"> </w:t>
+      </w:r>
+      <w:r>
+        <w:rPr>
+          <w:rFonts w:ascii="Consolas" w:eastAsia="Times New Roman" w:hAnsi="Consolas" w:cs="Times New Roman"/>
+          <w:color w:val="939393"/>
           <w:sz w:val="21"/>
           <w:szCs w:val="21"/>
           <w:lang w:eastAsia="ru-RU"/>
         </w:rPr>
+        <w:t>страницы</w:t>
+      </w:r>
+      <w:r>
+        <w:rPr>
+          <w:rFonts w:ascii="Consolas" w:eastAsia="Times New Roman" w:hAnsi="Consolas" w:cs="Times New Roman"/>
+          <w:color w:val="939393"/>
+          <w:sz w:val="21"/>
+          <w:szCs w:val="21"/>
+          <w:lang w:val="en-US" w:eastAsia="ru-RU"/>
+        </w:rPr>
         <w:t xml:space="preserve"> </w:t>
       </w:r>
       <w:r>
         <w:rPr>
           <w:rFonts w:ascii="Consolas" w:eastAsia="Times New Roman" w:hAnsi="Consolas" w:cs="Times New Roman"/>
-          <w:color w:val="0074E8"/>
+          <w:color w:val="939393"/>
           <w:sz w:val="21"/>
           <w:szCs w:val="21"/>
           <w:lang w:eastAsia="ru-RU"/>
         </w:rPr>
-        <w:t>CountryCreateTest</w:t>
-      </w:r>
-      <w:r>
-        <w:rPr>
-          <w:rFonts w:ascii="Consolas" w:eastAsia="Times New Roman" w:hAnsi="Consolas" w:cs="Times New Roman"/>
-          <w:color w:val="4A4A4F"/>
+        <w:t>списка</w:t>
+      </w:r>
+      <w:r>
+        <w:rPr>
+          <w:rFonts w:ascii="Consolas" w:eastAsia="Times New Roman" w:hAnsi="Consolas" w:cs="Times New Roman"/>
+          <w:color w:val="939393"/>
+          <w:sz w:val="21"/>
+          <w:szCs w:val="21"/>
+          <w:lang w:val="en-US" w:eastAsia="ru-RU"/>
+        </w:rPr>
+        <w:t xml:space="preserve"> </w:t>
+      </w:r>
+      <w:r>
+        <w:rPr>
+          <w:rFonts w:ascii="Consolas" w:eastAsia="Times New Roman" w:hAnsi="Consolas" w:cs="Times New Roman"/>
+          <w:color w:val="939393"/>
           <w:sz w:val="21"/>
           <w:szCs w:val="21"/>
           <w:lang w:eastAsia="ru-RU"/>
         </w:rPr>
-        <w:t>(</w:t>
-      </w:r>
-      <w:r>
-        <w:rPr>
-          <w:rFonts w:ascii="Consolas" w:eastAsia="Times New Roman" w:hAnsi="Consolas" w:cs="Times New Roman"/>
-          <w:color w:val="0074E8"/>
-          <w:sz w:val="21"/>
-          <w:szCs w:val="21"/>
-          <w:u w:val="single"/>
-          <w:lang w:eastAsia="ru-RU"/>
-        </w:rPr>
-        <w:t>TestCase</w:t>
-      </w:r>
-      <w:r>
-        <w:rPr>
-          <w:rFonts w:ascii="Consolas" w:eastAsia="Times New Roman" w:hAnsi="Consolas" w:cs="Times New Roman"/>
-          <w:color w:val="4A4A4F"/>
-          <w:sz w:val="21"/>
-          <w:szCs w:val="21"/>
-          <w:lang w:eastAsia="ru-RU"/>
-        </w:rPr>
-        <w:t>):</w:t>
-      </w:r>
-      <w:r>
-        <w:rPr>
-          <w:rFonts w:ascii="Consolas" w:eastAsia="Times New Roman" w:hAnsi="Consolas" w:cs="Times New Roman"/>
-          <w:color w:val="939393"/>
-          <w:sz w:val="21"/>
-          <w:szCs w:val="21"/>
-          <w:lang w:eastAsia="ru-RU"/>
-        </w:rPr>
-        <w:t># Тестирование добавления страны</w:t>
+        <w:t>стран</w:t>
       </w:r>
     </w:p>
     <w:p>
@@ -19217,9 +19633,69 @@
           <w:color w:val="4A4A4F"/>
           <w:sz w:val="21"/>
           <w:szCs w:val="21"/>
-          <w:lang w:eastAsia="ru-RU"/>
-        </w:rPr>
-      </w:pPr>
+          <w:lang w:val="en-US" w:eastAsia="ru-RU"/>
+        </w:rPr>
+      </w:pPr>
+      <w:r>
+        <w:rPr>
+          <w:rFonts w:ascii="Consolas" w:eastAsia="Times New Roman" w:hAnsi="Consolas" w:cs="Times New Roman"/>
+          <w:color w:val="4A4A4F"/>
+          <w:sz w:val="21"/>
+          <w:szCs w:val="21"/>
+          <w:lang w:val="en-US" w:eastAsia="ru-RU"/>
+        </w:rPr>
+        <w:t xml:space="preserve">        response = </w:t>
+      </w:r>
+      <w:r>
+        <w:rPr>
+          <w:rFonts w:ascii="Consolas" w:eastAsia="Times New Roman" w:hAnsi="Consolas" w:cs="Times New Roman"/>
+          <w:color w:val="8000D7"/>
+          <w:sz w:val="21"/>
+          <w:szCs w:val="21"/>
+          <w:lang w:val="en-US" w:eastAsia="ru-RU"/>
+        </w:rPr>
+        <w:t>self</w:t>
+      </w:r>
+      <w:r>
+        <w:rPr>
+          <w:rFonts w:ascii="Consolas" w:eastAsia="Times New Roman" w:hAnsi="Consolas" w:cs="Times New Roman"/>
+          <w:color w:val="4A4A4F"/>
+          <w:sz w:val="21"/>
+          <w:szCs w:val="21"/>
+          <w:lang w:val="en-US" w:eastAsia="ru-RU"/>
+        </w:rPr>
+        <w:t>.client.</w:t>
+      </w:r>
+      <w:r>
+        <w:rPr>
+          <w:rFonts w:ascii="Consolas" w:eastAsia="Times New Roman" w:hAnsi="Consolas" w:cs="Times New Roman"/>
+          <w:color w:val="8000D7"/>
+          <w:sz w:val="21"/>
+          <w:szCs w:val="21"/>
+          <w:lang w:val="en-US" w:eastAsia="ru-RU"/>
+        </w:rPr>
+        <w:t>get(reverse(</w:t>
+      </w:r>
+      <w:r>
+        <w:rPr>
+          <w:rFonts w:ascii="Consolas" w:eastAsia="Times New Roman" w:hAnsi="Consolas" w:cs="Times New Roman"/>
+          <w:color w:val="003EAA"/>
+          <w:sz w:val="21"/>
+          <w:szCs w:val="21"/>
+          <w:lang w:val="en-US" w:eastAsia="ru-RU"/>
+        </w:rPr>
+        <w:t>'guides:country_list'</w:t>
+      </w:r>
+      <w:r>
+        <w:rPr>
+          <w:rFonts w:ascii="Consolas" w:eastAsia="Times New Roman" w:hAnsi="Consolas" w:cs="Times New Roman"/>
+          <w:color w:val="8000D7"/>
+          <w:sz w:val="21"/>
+          <w:szCs w:val="21"/>
+          <w:lang w:val="en-US" w:eastAsia="ru-RU"/>
+        </w:rPr>
+        <w:t>))</w:t>
+      </w:r>
     </w:p>
     <w:p>
       <w:pPr>
@@ -19241,19 +19717,19 @@
           <w:color w:val="4A4A4F"/>
           <w:sz w:val="21"/>
           <w:szCs w:val="21"/>
-          <w:lang w:eastAsia="ru-RU"/>
-        </w:rPr>
-        <w:t xml:space="preserve">    </w:t>
-      </w:r>
-      <w:r>
-        <w:rPr>
-          <w:rFonts w:ascii="Consolas" w:eastAsia="Times New Roman" w:hAnsi="Consolas" w:cs="Times New Roman"/>
-          <w:color w:val="DD00A9"/>
-          <w:sz w:val="21"/>
-          <w:szCs w:val="21"/>
-          <w:lang w:val="en-US" w:eastAsia="ru-RU"/>
-        </w:rPr>
-        <w:t>def</w:t>
+          <w:lang w:val="en-US" w:eastAsia="ru-RU"/>
+        </w:rPr>
+        <w:t xml:space="preserve">        </w:t>
+      </w:r>
+      <w:r>
+        <w:rPr>
+          <w:rFonts w:ascii="Consolas" w:eastAsia="Times New Roman" w:hAnsi="Consolas" w:cs="Times New Roman"/>
+          <w:color w:val="8000D7"/>
+          <w:sz w:val="21"/>
+          <w:szCs w:val="21"/>
+          <w:lang w:val="en-US" w:eastAsia="ru-RU"/>
+        </w:rPr>
+        <w:t>self</w:t>
       </w:r>
       <w:r>
         <w:rPr>
@@ -19263,49 +19739,37 @@
           <w:szCs w:val="21"/>
           <w:lang w:val="en-US" w:eastAsia="ru-RU"/>
         </w:rPr>
-        <w:t xml:space="preserve"> </w:t>
-      </w:r>
-      <w:r>
-        <w:rPr>
-          <w:rFonts w:ascii="Consolas" w:eastAsia="Times New Roman" w:hAnsi="Consolas" w:cs="Times New Roman"/>
-          <w:i/>
-          <w:iCs/>
-          <w:color w:val="058B00"/>
-          <w:sz w:val="21"/>
-          <w:szCs w:val="21"/>
-          <w:lang w:val="en-US" w:eastAsia="ru-RU"/>
-        </w:rPr>
-        <w:t>setUp</w:t>
-      </w:r>
-      <w:r>
-        <w:rPr>
-          <w:rFonts w:ascii="Consolas" w:eastAsia="Times New Roman" w:hAnsi="Consolas" w:cs="Times New Roman"/>
-          <w:color w:val="4A4A4F"/>
-          <w:sz w:val="21"/>
-          <w:szCs w:val="21"/>
-          <w:lang w:val="en-US" w:eastAsia="ru-RU"/>
-        </w:rPr>
-        <w:t>(</w:t>
-      </w:r>
-      <w:r>
-        <w:rPr>
-          <w:rFonts w:ascii="Consolas" w:eastAsia="Times New Roman" w:hAnsi="Consolas" w:cs="Times New Roman"/>
-          <w:color w:val="0074E8"/>
-          <w:sz w:val="21"/>
-          <w:szCs w:val="21"/>
-          <w:lang w:val="en-US" w:eastAsia="ru-RU"/>
-        </w:rPr>
-        <w:t>self</w:t>
-      </w:r>
-      <w:r>
-        <w:rPr>
-          <w:rFonts w:ascii="Consolas" w:eastAsia="Times New Roman" w:hAnsi="Consolas" w:cs="Times New Roman"/>
-          <w:color w:val="4A4A4F"/>
-          <w:sz w:val="21"/>
-          <w:szCs w:val="21"/>
-          <w:lang w:val="en-US" w:eastAsia="ru-RU"/>
-        </w:rPr>
-        <w:t>):</w:t>
+        <w:t>.</w:t>
+      </w:r>
+      <w:r>
+        <w:rPr>
+          <w:rFonts w:ascii="Consolas" w:eastAsia="Times New Roman" w:hAnsi="Consolas" w:cs="Times New Roman"/>
+          <w:color w:val="8000D7"/>
+          <w:sz w:val="21"/>
+          <w:szCs w:val="21"/>
+          <w:lang w:val="en-US" w:eastAsia="ru-RU"/>
+        </w:rPr>
+        <w:t xml:space="preserve">assertEqual(response.status_code, </w:t>
+      </w:r>
+      <w:r>
+        <w:rPr>
+          <w:rFonts w:ascii="Consolas" w:eastAsia="Times New Roman" w:hAnsi="Consolas" w:cs="Times New Roman"/>
+          <w:color w:val="003EAA"/>
+          <w:sz w:val="21"/>
+          <w:szCs w:val="21"/>
+          <w:lang w:val="en-US" w:eastAsia="ru-RU"/>
+        </w:rPr>
+        <w:t>200</w:t>
+      </w:r>
+      <w:r>
+        <w:rPr>
+          <w:rFonts w:ascii="Consolas" w:eastAsia="Times New Roman" w:hAnsi="Consolas" w:cs="Times New Roman"/>
+          <w:color w:val="8000D7"/>
+          <w:sz w:val="21"/>
+          <w:szCs w:val="21"/>
+          <w:lang w:val="en-US" w:eastAsia="ru-RU"/>
+        </w:rPr>
+        <w:t>)</w:t>
       </w:r>
     </w:p>
     <w:p>
@@ -19350,7 +19814,7 @@
           <w:szCs w:val="21"/>
           <w:lang w:val="en-US" w:eastAsia="ru-RU"/>
         </w:rPr>
-        <w:t>.admin_user = User.objects.</w:t>
+        <w:t>.</w:t>
       </w:r>
       <w:r>
         <w:rPr>
@@ -19360,8 +19824,83 @@
           <w:szCs w:val="21"/>
           <w:lang w:val="en-US" w:eastAsia="ru-RU"/>
         </w:rPr>
-        <w:t>create_superuser(</w:t>
-      </w:r>
+        <w:t xml:space="preserve">assertContains(response, </w:t>
+      </w:r>
+      <w:r>
+        <w:rPr>
+          <w:rFonts w:ascii="Consolas" w:eastAsia="Times New Roman" w:hAnsi="Consolas" w:cs="Times New Roman"/>
+          <w:color w:val="003EAA"/>
+          <w:sz w:val="21"/>
+          <w:szCs w:val="21"/>
+          <w:lang w:val="en-US" w:eastAsia="ru-RU"/>
+        </w:rPr>
+        <w:t>'</w:t>
+      </w:r>
+      <w:r>
+        <w:rPr>
+          <w:rFonts w:ascii="Consolas" w:eastAsia="Times New Roman" w:hAnsi="Consolas" w:cs="Times New Roman"/>
+          <w:color w:val="003EAA"/>
+          <w:sz w:val="21"/>
+          <w:szCs w:val="21"/>
+          <w:lang w:eastAsia="ru-RU"/>
+        </w:rPr>
+        <w:t>Страны</w:t>
+      </w:r>
+      <w:r>
+        <w:rPr>
+          <w:rFonts w:ascii="Consolas" w:eastAsia="Times New Roman" w:hAnsi="Consolas" w:cs="Times New Roman"/>
+          <w:color w:val="003EAA"/>
+          <w:sz w:val="21"/>
+          <w:szCs w:val="21"/>
+          <w:lang w:val="en-US" w:eastAsia="ru-RU"/>
+        </w:rPr>
+        <w:t xml:space="preserve"> </w:t>
+      </w:r>
+      <w:r>
+        <w:rPr>
+          <w:rFonts w:ascii="Consolas" w:eastAsia="Times New Roman" w:hAnsi="Consolas" w:cs="Times New Roman"/>
+          <w:color w:val="003EAA"/>
+          <w:sz w:val="21"/>
+          <w:szCs w:val="21"/>
+          <w:lang w:eastAsia="ru-RU"/>
+        </w:rPr>
+        <w:t>мира</w:t>
+      </w:r>
+      <w:r>
+        <w:rPr>
+          <w:rFonts w:ascii="Consolas" w:eastAsia="Times New Roman" w:hAnsi="Consolas" w:cs="Times New Roman"/>
+          <w:color w:val="003EAA"/>
+          <w:sz w:val="21"/>
+          <w:szCs w:val="21"/>
+          <w:lang w:val="en-US" w:eastAsia="ru-RU"/>
+        </w:rPr>
+        <w:t>'</w:t>
+      </w:r>
+      <w:r>
+        <w:rPr>
+          <w:rFonts w:ascii="Consolas" w:eastAsia="Times New Roman" w:hAnsi="Consolas" w:cs="Times New Roman"/>
+          <w:color w:val="8000D7"/>
+          <w:sz w:val="21"/>
+          <w:szCs w:val="21"/>
+          <w:lang w:val="en-US" w:eastAsia="ru-RU"/>
+        </w:rPr>
+        <w:t>)</w:t>
+      </w:r>
+    </w:p>
+    <w:p>
+      <w:pPr>
+        <w:shd w:val="clear" w:color="auto" w:fill="FFFFFF"/>
+        <w:spacing w:after="240" w:line="285" w:lineRule="atLeast"/>
+        <w:ind w:firstLine="0"/>
+        <w:jc w:val="left"/>
+        <w:rPr>
+          <w:rFonts w:ascii="Consolas" w:eastAsia="Times New Roman" w:hAnsi="Consolas" w:cs="Times New Roman"/>
+          <w:color w:val="4A4A4F"/>
+          <w:sz w:val="21"/>
+          <w:szCs w:val="21"/>
+          <w:lang w:val="en-US" w:eastAsia="ru-RU"/>
+        </w:rPr>
+      </w:pPr>
     </w:p>
     <w:p>
       <w:pPr>
@@ -19374,18 +19913,28 @@
           <w:color w:val="4A4A4F"/>
           <w:sz w:val="21"/>
           <w:szCs w:val="21"/>
-          <w:lang w:val="en-US" w:eastAsia="ru-RU"/>
-        </w:rPr>
-      </w:pPr>
-      <w:r>
-        <w:rPr>
-          <w:rFonts w:ascii="Consolas" w:eastAsia="Times New Roman" w:hAnsi="Consolas" w:cs="Times New Roman"/>
-          <w:color w:val="8000D7"/>
-          <w:sz w:val="21"/>
-          <w:szCs w:val="21"/>
-          <w:lang w:val="en-US" w:eastAsia="ru-RU"/>
-        </w:rPr>
-        <w:t xml:space="preserve">            </w:t>
+          <w:lang w:eastAsia="ru-RU"/>
+        </w:rPr>
+      </w:pPr>
+      <w:r>
+        <w:rPr>
+          <w:rFonts w:ascii="Consolas" w:eastAsia="Times New Roman" w:hAnsi="Consolas" w:cs="Times New Roman"/>
+          <w:color w:val="DD00A9"/>
+          <w:sz w:val="21"/>
+          <w:szCs w:val="21"/>
+          <w:lang w:eastAsia="ru-RU"/>
+        </w:rPr>
+        <w:t>class</w:t>
+      </w:r>
+      <w:r>
+        <w:rPr>
+          <w:rFonts w:ascii="Consolas" w:eastAsia="Times New Roman" w:hAnsi="Consolas" w:cs="Times New Roman"/>
+          <w:color w:val="4A4A4F"/>
+          <w:sz w:val="21"/>
+          <w:szCs w:val="21"/>
+          <w:lang w:eastAsia="ru-RU"/>
+        </w:rPr>
+        <w:t xml:space="preserve"> </w:t>
       </w:r>
       <w:r>
         <w:rPr>
@@ -19393,9 +19942,9 @@
           <w:color w:val="0074E8"/>
           <w:sz w:val="21"/>
           <w:szCs w:val="21"/>
-          <w:lang w:val="en-US" w:eastAsia="ru-RU"/>
-        </w:rPr>
-        <w:t>username</w:t>
+          <w:lang w:eastAsia="ru-RU"/>
+        </w:rPr>
+        <w:t>CountryCreateTest</w:t>
       </w:r>
       <w:r>
         <w:rPr>
@@ -19403,29 +19952,40 @@
           <w:color w:val="4A4A4F"/>
           <w:sz w:val="21"/>
           <w:szCs w:val="21"/>
-          <w:lang w:val="en-US" w:eastAsia="ru-RU"/>
-        </w:rPr>
-        <w:t>=</w:t>
-      </w:r>
-      <w:r>
-        <w:rPr>
-          <w:rFonts w:ascii="Consolas" w:eastAsia="Times New Roman" w:hAnsi="Consolas" w:cs="Times New Roman"/>
-          <w:color w:val="003EAA"/>
-          <w:sz w:val="21"/>
-          <w:szCs w:val="21"/>
-          <w:lang w:val="en-US" w:eastAsia="ru-RU"/>
-        </w:rPr>
-        <w:t>'admin'</w:t>
-      </w:r>
-      <w:r>
-        <w:rPr>
-          <w:rFonts w:ascii="Consolas" w:eastAsia="Times New Roman" w:hAnsi="Consolas" w:cs="Times New Roman"/>
-          <w:color w:val="8000D7"/>
-          <w:sz w:val="21"/>
-          <w:szCs w:val="21"/>
-          <w:lang w:val="en-US" w:eastAsia="ru-RU"/>
-        </w:rPr>
-        <w:t>,</w:t>
+          <w:lang w:eastAsia="ru-RU"/>
+        </w:rPr>
+        <w:t>(</w:t>
+      </w:r>
+      <w:r>
+        <w:rPr>
+          <w:rFonts w:ascii="Consolas" w:eastAsia="Times New Roman" w:hAnsi="Consolas" w:cs="Times New Roman"/>
+          <w:color w:val="0074E8"/>
+          <w:sz w:val="21"/>
+          <w:szCs w:val="21"/>
+          <w:u w:val="single"/>
+          <w:lang w:eastAsia="ru-RU"/>
+        </w:rPr>
+        <w:t>TestCase</w:t>
+      </w:r>
+      <w:r>
+        <w:rPr>
+          <w:rFonts w:ascii="Consolas" w:eastAsia="Times New Roman" w:hAnsi="Consolas" w:cs="Times New Roman"/>
+          <w:color w:val="4A4A4F"/>
+          <w:sz w:val="21"/>
+          <w:szCs w:val="21"/>
+          <w:lang w:eastAsia="ru-RU"/>
+        </w:rPr>
+        <w:t>):</w:t>
+      </w:r>
+      <w:r>
+        <w:rPr>
+          <w:rFonts w:ascii="Consolas" w:eastAsia="Times New Roman" w:hAnsi="Consolas" w:cs="Times New Roman"/>
+          <w:color w:val="939393"/>
+          <w:sz w:val="21"/>
+          <w:szCs w:val="21"/>
+          <w:lang w:eastAsia="ru-RU"/>
+        </w:rPr>
+        <w:t># Тестирование добавления страны</w:t>
       </w:r>
     </w:p>
     <w:p>
@@ -19439,59 +19999,9 @@
           <w:color w:val="4A4A4F"/>
           <w:sz w:val="21"/>
           <w:szCs w:val="21"/>
-          <w:lang w:val="en-US" w:eastAsia="ru-RU"/>
-        </w:rPr>
-      </w:pPr>
-      <w:r>
-        <w:rPr>
-          <w:rFonts w:ascii="Consolas" w:eastAsia="Times New Roman" w:hAnsi="Consolas" w:cs="Times New Roman"/>
-          <w:color w:val="8000D7"/>
-          <w:sz w:val="21"/>
-          <w:szCs w:val="21"/>
-          <w:lang w:val="en-US" w:eastAsia="ru-RU"/>
-        </w:rPr>
-        <w:t xml:space="preserve">            </w:t>
-      </w:r>
-      <w:r>
-        <w:rPr>
-          <w:rFonts w:ascii="Consolas" w:eastAsia="Times New Roman" w:hAnsi="Consolas" w:cs="Times New Roman"/>
-          <w:color w:val="0074E8"/>
-          <w:sz w:val="21"/>
-          <w:szCs w:val="21"/>
-          <w:lang w:val="en-US" w:eastAsia="ru-RU"/>
-        </w:rPr>
-        <w:t>email</w:t>
-      </w:r>
-      <w:r>
-        <w:rPr>
-          <w:rFonts w:ascii="Consolas" w:eastAsia="Times New Roman" w:hAnsi="Consolas" w:cs="Times New Roman"/>
-          <w:color w:val="4A4A4F"/>
-          <w:sz w:val="21"/>
-          <w:szCs w:val="21"/>
-          <w:lang w:val="en-US" w:eastAsia="ru-RU"/>
-        </w:rPr>
-        <w:t>=</w:t>
-      </w:r>
-      <w:r>
-        <w:rPr>
-          <w:rFonts w:ascii="Consolas" w:eastAsia="Times New Roman" w:hAnsi="Consolas" w:cs="Times New Roman"/>
-          <w:color w:val="003EAA"/>
-          <w:sz w:val="21"/>
-          <w:szCs w:val="21"/>
-          <w:lang w:val="en-US" w:eastAsia="ru-RU"/>
-        </w:rPr>
-        <w:t>'admin@test.com'</w:t>
-      </w:r>
-      <w:r>
-        <w:rPr>
-          <w:rFonts w:ascii="Consolas" w:eastAsia="Times New Roman" w:hAnsi="Consolas" w:cs="Times New Roman"/>
-          <w:color w:val="8000D7"/>
-          <w:sz w:val="21"/>
-          <w:szCs w:val="21"/>
-          <w:lang w:val="en-US" w:eastAsia="ru-RU"/>
-        </w:rPr>
-        <w:t>,</w:t>
-      </w:r>
+          <w:lang w:eastAsia="ru-RU"/>
+        </w:rPr>
+      </w:pPr>
     </w:p>
     <w:p>
       <w:pPr>
@@ -19510,12 +20020,54 @@
       <w:r>
         <w:rPr>
           <w:rFonts w:ascii="Consolas" w:eastAsia="Times New Roman" w:hAnsi="Consolas" w:cs="Times New Roman"/>
-          <w:color w:val="8000D7"/>
-          <w:sz w:val="21"/>
-          <w:szCs w:val="21"/>
-          <w:lang w:val="en-US" w:eastAsia="ru-RU"/>
-        </w:rPr>
-        <w:t xml:space="preserve">            </w:t>
+          <w:color w:val="4A4A4F"/>
+          <w:sz w:val="21"/>
+          <w:szCs w:val="21"/>
+          <w:lang w:eastAsia="ru-RU"/>
+        </w:rPr>
+        <w:t xml:space="preserve">    </w:t>
+      </w:r>
+      <w:r>
+        <w:rPr>
+          <w:rFonts w:ascii="Consolas" w:eastAsia="Times New Roman" w:hAnsi="Consolas" w:cs="Times New Roman"/>
+          <w:color w:val="DD00A9"/>
+          <w:sz w:val="21"/>
+          <w:szCs w:val="21"/>
+          <w:lang w:val="en-US" w:eastAsia="ru-RU"/>
+        </w:rPr>
+        <w:t>def</w:t>
+      </w:r>
+      <w:r>
+        <w:rPr>
+          <w:rFonts w:ascii="Consolas" w:eastAsia="Times New Roman" w:hAnsi="Consolas" w:cs="Times New Roman"/>
+          <w:color w:val="4A4A4F"/>
+          <w:sz w:val="21"/>
+          <w:szCs w:val="21"/>
+          <w:lang w:val="en-US" w:eastAsia="ru-RU"/>
+        </w:rPr>
+        <w:t xml:space="preserve"> </w:t>
+      </w:r>
+      <w:r>
+        <w:rPr>
+          <w:rFonts w:ascii="Consolas" w:eastAsia="Times New Roman" w:hAnsi="Consolas" w:cs="Times New Roman"/>
+          <w:i/>
+          <w:iCs/>
+          <w:color w:val="058B00"/>
+          <w:sz w:val="21"/>
+          <w:szCs w:val="21"/>
+          <w:lang w:val="en-US" w:eastAsia="ru-RU"/>
+        </w:rPr>
+        <w:t>setUp</w:t>
+      </w:r>
+      <w:r>
+        <w:rPr>
+          <w:rFonts w:ascii="Consolas" w:eastAsia="Times New Roman" w:hAnsi="Consolas" w:cs="Times New Roman"/>
+          <w:color w:val="4A4A4F"/>
+          <w:sz w:val="21"/>
+          <w:szCs w:val="21"/>
+          <w:lang w:val="en-US" w:eastAsia="ru-RU"/>
+        </w:rPr>
+        <w:t>(</w:t>
       </w:r>
       <w:r>
         <w:rPr>
@@ -19525,7 +20077,7 @@
           <w:szCs w:val="21"/>
           <w:lang w:val="en-US" w:eastAsia="ru-RU"/>
         </w:rPr>
-        <w:t>password</w:t>
+        <w:t>self</w:t>
       </w:r>
       <w:r>
         <w:rPr>
@@ -19535,17 +20087,7 @@
           <w:szCs w:val="21"/>
           <w:lang w:val="en-US" w:eastAsia="ru-RU"/>
         </w:rPr>
-        <w:t>=</w:t>
-      </w:r>
-      <w:r>
-        <w:rPr>
-          <w:rFonts w:ascii="Consolas" w:eastAsia="Times New Roman" w:hAnsi="Consolas" w:cs="Times New Roman"/>
-          <w:color w:val="003EAA"/>
-          <w:sz w:val="21"/>
-          <w:szCs w:val="21"/>
-          <w:lang w:val="en-US" w:eastAsia="ru-RU"/>
-        </w:rPr>
-        <w:t>'admin123'</w:t>
+        <w:t>):</w:t>
       </w:r>
     </w:p>
     <w:p>
@@ -19565,12 +20107,42 @@
       <w:r>
         <w:rPr>
           <w:rFonts w:ascii="Consolas" w:eastAsia="Times New Roman" w:hAnsi="Consolas" w:cs="Times New Roman"/>
+          <w:color w:val="4A4A4F"/>
+          <w:sz w:val="21"/>
+          <w:szCs w:val="21"/>
+          <w:lang w:val="en-US" w:eastAsia="ru-RU"/>
+        </w:rPr>
+        <w:t xml:space="preserve">        </w:t>
+      </w:r>
+      <w:r>
+        <w:rPr>
+          <w:rFonts w:ascii="Consolas" w:eastAsia="Times New Roman" w:hAnsi="Consolas" w:cs="Times New Roman"/>
           <w:color w:val="8000D7"/>
           <w:sz w:val="21"/>
           <w:szCs w:val="21"/>
           <w:lang w:val="en-US" w:eastAsia="ru-RU"/>
         </w:rPr>
-        <w:t>        )</w:t>
+        <w:t>self</w:t>
+      </w:r>
+      <w:r>
+        <w:rPr>
+          <w:rFonts w:ascii="Consolas" w:eastAsia="Times New Roman" w:hAnsi="Consolas" w:cs="Times New Roman"/>
+          <w:color w:val="4A4A4F"/>
+          <w:sz w:val="21"/>
+          <w:szCs w:val="21"/>
+          <w:lang w:val="en-US" w:eastAsia="ru-RU"/>
+        </w:rPr>
+        <w:t>.admin_user = User.objects.</w:t>
+      </w:r>
+      <w:r>
+        <w:rPr>
+          <w:rFonts w:ascii="Consolas" w:eastAsia="Times New Roman" w:hAnsi="Consolas" w:cs="Times New Roman"/>
+          <w:color w:val="8000D7"/>
+          <w:sz w:val="21"/>
+          <w:szCs w:val="21"/>
+          <w:lang w:val="en-US" w:eastAsia="ru-RU"/>
+        </w:rPr>
+        <w:t>create_superuser(</w:t>
       </w:r>
     </w:p>
     <w:p>
@@ -19590,12 +20162,42 @@
       <w:r>
         <w:rPr>
           <w:rFonts w:ascii="Consolas" w:eastAsia="Times New Roman" w:hAnsi="Consolas" w:cs="Times New Roman"/>
+          <w:color w:val="8000D7"/>
+          <w:sz w:val="21"/>
+          <w:szCs w:val="21"/>
+          <w:lang w:val="en-US" w:eastAsia="ru-RU"/>
+        </w:rPr>
+        <w:t xml:space="preserve">            </w:t>
+      </w:r>
+      <w:r>
+        <w:rPr>
+          <w:rFonts w:ascii="Consolas" w:eastAsia="Times New Roman" w:hAnsi="Consolas" w:cs="Times New Roman"/>
+          <w:color w:val="0074E8"/>
+          <w:sz w:val="21"/>
+          <w:szCs w:val="21"/>
+          <w:lang w:val="en-US" w:eastAsia="ru-RU"/>
+        </w:rPr>
+        <w:t>username</w:t>
+      </w:r>
+      <w:r>
+        <w:rPr>
+          <w:rFonts w:ascii="Consolas" w:eastAsia="Times New Roman" w:hAnsi="Consolas" w:cs="Times New Roman"/>
           <w:color w:val="4A4A4F"/>
           <w:sz w:val="21"/>
           <w:szCs w:val="21"/>
           <w:lang w:val="en-US" w:eastAsia="ru-RU"/>
         </w:rPr>
-        <w:t xml:space="preserve">        </w:t>
+        <w:t>=</w:t>
+      </w:r>
+      <w:r>
+        <w:rPr>
+          <w:rFonts w:ascii="Consolas" w:eastAsia="Times New Roman" w:hAnsi="Consolas" w:cs="Times New Roman"/>
+          <w:color w:val="003EAA"/>
+          <w:sz w:val="21"/>
+          <w:szCs w:val="21"/>
+          <w:lang w:val="en-US" w:eastAsia="ru-RU"/>
+        </w:rPr>
+        <w:t>'admin'</w:t>
       </w:r>
       <w:r>
         <w:rPr>
@@ -19605,27 +20207,7 @@
           <w:szCs w:val="21"/>
           <w:lang w:val="en-US" w:eastAsia="ru-RU"/>
         </w:rPr>
-        <w:t>self</w:t>
-      </w:r>
-      <w:r>
-        <w:rPr>
-          <w:rFonts w:ascii="Consolas" w:eastAsia="Times New Roman" w:hAnsi="Consolas" w:cs="Times New Roman"/>
-          <w:color w:val="4A4A4F"/>
-          <w:sz w:val="21"/>
-          <w:szCs w:val="21"/>
-          <w:lang w:val="en-US" w:eastAsia="ru-RU"/>
-        </w:rPr>
-        <w:t>.client.</w:t>
-      </w:r>
-      <w:r>
-        <w:rPr>
-          <w:rFonts w:ascii="Consolas" w:eastAsia="Times New Roman" w:hAnsi="Consolas" w:cs="Times New Roman"/>
-          <w:color w:val="8000D7"/>
-          <w:sz w:val="21"/>
-          <w:szCs w:val="21"/>
-          <w:lang w:val="en-US" w:eastAsia="ru-RU"/>
-        </w:rPr>
-        <w:t>force_login(self.admin_user)</w:t>
+        <w:t>,</w:t>
       </w:r>
     </w:p>
     <w:p>
@@ -19642,6 +20224,56 @@
           <w:lang w:val="en-US" w:eastAsia="ru-RU"/>
         </w:rPr>
       </w:pPr>
+      <w:r>
+        <w:rPr>
+          <w:rFonts w:ascii="Consolas" w:eastAsia="Times New Roman" w:hAnsi="Consolas" w:cs="Times New Roman"/>
+          <w:color w:val="8000D7"/>
+          <w:sz w:val="21"/>
+          <w:szCs w:val="21"/>
+          <w:lang w:val="en-US" w:eastAsia="ru-RU"/>
+        </w:rPr>
+        <w:t xml:space="preserve">            </w:t>
+      </w:r>
+      <w:r>
+        <w:rPr>
+          <w:rFonts w:ascii="Consolas" w:eastAsia="Times New Roman" w:hAnsi="Consolas" w:cs="Times New Roman"/>
+          <w:color w:val="0074E8"/>
+          <w:sz w:val="21"/>
+          <w:szCs w:val="21"/>
+          <w:lang w:val="en-US" w:eastAsia="ru-RU"/>
+        </w:rPr>
+        <w:t>email</w:t>
+      </w:r>
+      <w:r>
+        <w:rPr>
+          <w:rFonts w:ascii="Consolas" w:eastAsia="Times New Roman" w:hAnsi="Consolas" w:cs="Times New Roman"/>
+          <w:color w:val="4A4A4F"/>
+          <w:sz w:val="21"/>
+          <w:szCs w:val="21"/>
+          <w:lang w:val="en-US" w:eastAsia="ru-RU"/>
+        </w:rPr>
+        <w:t>=</w:t>
+      </w:r>
+      <w:r>
+        <w:rPr>
+          <w:rFonts w:ascii="Consolas" w:eastAsia="Times New Roman" w:hAnsi="Consolas" w:cs="Times New Roman"/>
+          <w:color w:val="003EAA"/>
+          <w:sz w:val="21"/>
+          <w:szCs w:val="21"/>
+          <w:lang w:val="en-US" w:eastAsia="ru-RU"/>
+        </w:rPr>
+        <w:t>'admin@test.com'</w:t>
+      </w:r>
+      <w:r>
+        <w:rPr>
+          <w:rFonts w:ascii="Consolas" w:eastAsia="Times New Roman" w:hAnsi="Consolas" w:cs="Times New Roman"/>
+          <w:color w:val="8000D7"/>
+          <w:sz w:val="21"/>
+          <w:szCs w:val="21"/>
+          <w:lang w:val="en-US" w:eastAsia="ru-RU"/>
+        </w:rPr>
+        <w:t>,</w:t>
+      </w:r>
     </w:p>
     <w:p>
       <w:pPr>
@@ -19654,9 +20286,29 @@
           <w:color w:val="4A4A4F"/>
           <w:sz w:val="21"/>
           <w:szCs w:val="21"/>
-          <w:lang w:eastAsia="ru-RU"/>
-        </w:rPr>
-      </w:pPr>
+          <w:lang w:val="en-US" w:eastAsia="ru-RU"/>
+        </w:rPr>
+      </w:pPr>
+      <w:r>
+        <w:rPr>
+          <w:rFonts w:ascii="Consolas" w:eastAsia="Times New Roman" w:hAnsi="Consolas" w:cs="Times New Roman"/>
+          <w:color w:val="8000D7"/>
+          <w:sz w:val="21"/>
+          <w:szCs w:val="21"/>
+          <w:lang w:val="en-US" w:eastAsia="ru-RU"/>
+        </w:rPr>
+        <w:t xml:space="preserve">            </w:t>
+      </w:r>
+      <w:r>
+        <w:rPr>
+          <w:rFonts w:ascii="Consolas" w:eastAsia="Times New Roman" w:hAnsi="Consolas" w:cs="Times New Roman"/>
+          <w:color w:val="0074E8"/>
+          <w:sz w:val="21"/>
+          <w:szCs w:val="21"/>
+          <w:lang w:val="en-US" w:eastAsia="ru-RU"/>
+        </w:rPr>
+        <w:t>password</w:t>
+      </w:r>
       <w:r>
         <w:rPr>
           <w:rFonts w:ascii="Consolas" w:eastAsia="Times New Roman" w:hAnsi="Consolas" w:cs="Times New Roman"/>
@@ -19665,79 +20317,17 @@
           <w:szCs w:val="21"/>
           <w:lang w:val="en-US" w:eastAsia="ru-RU"/>
         </w:rPr>
-        <w:t xml:space="preserve">    </w:t>
-      </w:r>
-      <w:r>
-        <w:rPr>
-          <w:rFonts w:ascii="Consolas" w:eastAsia="Times New Roman" w:hAnsi="Consolas" w:cs="Times New Roman"/>
-          <w:color w:val="DD00A9"/>
-          <w:sz w:val="21"/>
-          <w:szCs w:val="21"/>
-          <w:lang w:eastAsia="ru-RU"/>
-        </w:rPr>
-        <w:t>def</w:t>
-      </w:r>
-      <w:r>
-        <w:rPr>
-          <w:rFonts w:ascii="Consolas" w:eastAsia="Times New Roman" w:hAnsi="Consolas" w:cs="Times New Roman"/>
-          <w:color w:val="4A4A4F"/>
-          <w:sz w:val="21"/>
-          <w:szCs w:val="21"/>
-          <w:lang w:eastAsia="ru-RU"/>
-        </w:rPr>
-        <w:t xml:space="preserve"> </w:t>
-      </w:r>
-      <w:r>
-        <w:rPr>
-          <w:rFonts w:ascii="Consolas" w:eastAsia="Times New Roman" w:hAnsi="Consolas" w:cs="Times New Roman"/>
-          <w:i/>
-          <w:iCs/>
-          <w:color w:val="058B00"/>
-          <w:sz w:val="21"/>
-          <w:szCs w:val="21"/>
-          <w:lang w:eastAsia="ru-RU"/>
-        </w:rPr>
-        <w:t>test_create_country_post_valid_data</w:t>
-      </w:r>
-      <w:r>
-        <w:rPr>
-          <w:rFonts w:ascii="Consolas" w:eastAsia="Times New Roman" w:hAnsi="Consolas" w:cs="Times New Roman"/>
-          <w:color w:val="4A4A4F"/>
-          <w:sz w:val="21"/>
-          <w:szCs w:val="21"/>
-          <w:lang w:eastAsia="ru-RU"/>
-        </w:rPr>
-        <w:t>(</w:t>
-      </w:r>
-      <w:r>
-        <w:rPr>
-          <w:rFonts w:ascii="Consolas" w:eastAsia="Times New Roman" w:hAnsi="Consolas" w:cs="Times New Roman"/>
-          <w:color w:val="0074E8"/>
-          <w:sz w:val="21"/>
-          <w:szCs w:val="21"/>
-          <w:lang w:eastAsia="ru-RU"/>
-        </w:rPr>
-        <w:t>self</w:t>
-      </w:r>
-      <w:r>
-        <w:rPr>
-          <w:rFonts w:ascii="Consolas" w:eastAsia="Times New Roman" w:hAnsi="Consolas" w:cs="Times New Roman"/>
-          <w:color w:val="4A4A4F"/>
-          <w:sz w:val="21"/>
-          <w:szCs w:val="21"/>
-          <w:lang w:eastAsia="ru-RU"/>
-        </w:rPr>
-        <w:t>):</w:t>
-      </w:r>
-      <w:r>
-        <w:rPr>
-          <w:rFonts w:ascii="Consolas" w:eastAsia="Times New Roman" w:hAnsi="Consolas" w:cs="Times New Roman"/>
-          <w:color w:val="939393"/>
-          <w:sz w:val="21"/>
-          <w:szCs w:val="21"/>
-          <w:lang w:eastAsia="ru-RU"/>
-        </w:rPr>
-        <w:t xml:space="preserve"># Проверка на добавления стран с корректными данными </w:t>
+        <w:t>=</w:t>
+      </w:r>
+      <w:r>
+        <w:rPr>
+          <w:rFonts w:ascii="Consolas" w:eastAsia="Times New Roman" w:hAnsi="Consolas" w:cs="Times New Roman"/>
+          <w:color w:val="003EAA"/>
+          <w:sz w:val="21"/>
+          <w:szCs w:val="21"/>
+          <w:lang w:val="en-US" w:eastAsia="ru-RU"/>
+        </w:rPr>
+        <w:t>'admin123'</w:t>
       </w:r>
     </w:p>
     <w:p>
@@ -19757,72 +20347,12 @@
       <w:r>
         <w:rPr>
           <w:rFonts w:ascii="Consolas" w:eastAsia="Times New Roman" w:hAnsi="Consolas" w:cs="Times New Roman"/>
-          <w:color w:val="4A4A4F"/>
-          <w:sz w:val="21"/>
-          <w:szCs w:val="21"/>
-          <w:lang w:eastAsia="ru-RU"/>
-        </w:rPr>
-        <w:t xml:space="preserve">        </w:t>
-      </w:r>
-      <w:r>
-        <w:rPr>
-          <w:rFonts w:ascii="Consolas" w:eastAsia="Times New Roman" w:hAnsi="Consolas" w:cs="Times New Roman"/>
-          <w:color w:val="4A4A4F"/>
-          <w:sz w:val="21"/>
-          <w:szCs w:val="21"/>
-          <w:lang w:val="en-US" w:eastAsia="ru-RU"/>
-        </w:rPr>
-        <w:t xml:space="preserve">response = </w:t>
-      </w:r>
-      <w:r>
-        <w:rPr>
-          <w:rFonts w:ascii="Consolas" w:eastAsia="Times New Roman" w:hAnsi="Consolas" w:cs="Times New Roman"/>
           <w:color w:val="8000D7"/>
           <w:sz w:val="21"/>
           <w:szCs w:val="21"/>
           <w:lang w:val="en-US" w:eastAsia="ru-RU"/>
         </w:rPr>
-        <w:t>self</w:t>
-      </w:r>
-      <w:r>
-        <w:rPr>
-          <w:rFonts w:ascii="Consolas" w:eastAsia="Times New Roman" w:hAnsi="Consolas" w:cs="Times New Roman"/>
-          <w:color w:val="4A4A4F"/>
-          <w:sz w:val="21"/>
-          <w:szCs w:val="21"/>
-          <w:lang w:val="en-US" w:eastAsia="ru-RU"/>
-        </w:rPr>
-        <w:t>.client.</w:t>
-      </w:r>
-      <w:r>
-        <w:rPr>
-          <w:rFonts w:ascii="Consolas" w:eastAsia="Times New Roman" w:hAnsi="Consolas" w:cs="Times New Roman"/>
-          <w:color w:val="8000D7"/>
-          <w:sz w:val="21"/>
-          <w:szCs w:val="21"/>
-          <w:lang w:val="en-US" w:eastAsia="ru-RU"/>
-        </w:rPr>
-        <w:t>post(reverse(</w:t>
-      </w:r>
-      <w:r>
-        <w:rPr>
-          <w:rFonts w:ascii="Consolas" w:eastAsia="Times New Roman" w:hAnsi="Consolas" w:cs="Times New Roman"/>
-          <w:color w:val="003EAA"/>
-          <w:sz w:val="21"/>
-          <w:szCs w:val="21"/>
-          <w:lang w:val="en-US" w:eastAsia="ru-RU"/>
-        </w:rPr>
-        <w:t>'guides:country_create'</w:t>
-      </w:r>
-      <w:r>
-        <w:rPr>
-          <w:rFonts w:ascii="Consolas" w:eastAsia="Times New Roman" w:hAnsi="Consolas" w:cs="Times New Roman"/>
-          <w:color w:val="8000D7"/>
-          <w:sz w:val="21"/>
-          <w:szCs w:val="21"/>
-          <w:lang w:val="en-US" w:eastAsia="ru-RU"/>
-        </w:rPr>
-        <w:t>), {</w:t>
+        <w:t>        )</w:t>
       </w:r>
     </w:p>
     <w:p>
@@ -19842,22 +20372,32 @@
       <w:r>
         <w:rPr>
           <w:rFonts w:ascii="Consolas" w:eastAsia="Times New Roman" w:hAnsi="Consolas" w:cs="Times New Roman"/>
+          <w:color w:val="4A4A4F"/>
+          <w:sz w:val="21"/>
+          <w:szCs w:val="21"/>
+          <w:lang w:val="en-US" w:eastAsia="ru-RU"/>
+        </w:rPr>
+        <w:t xml:space="preserve">        </w:t>
+      </w:r>
+      <w:r>
+        <w:rPr>
+          <w:rFonts w:ascii="Consolas" w:eastAsia="Times New Roman" w:hAnsi="Consolas" w:cs="Times New Roman"/>
           <w:color w:val="8000D7"/>
           <w:sz w:val="21"/>
           <w:szCs w:val="21"/>
           <w:lang w:val="en-US" w:eastAsia="ru-RU"/>
         </w:rPr>
-        <w:t xml:space="preserve">            </w:t>
-      </w:r>
-      <w:r>
-        <w:rPr>
-          <w:rFonts w:ascii="Consolas" w:eastAsia="Times New Roman" w:hAnsi="Consolas" w:cs="Times New Roman"/>
-          <w:color w:val="003EAA"/>
-          <w:sz w:val="21"/>
-          <w:szCs w:val="21"/>
-          <w:lang w:val="en-US" w:eastAsia="ru-RU"/>
-        </w:rPr>
-        <w:t>'name'</w:t>
+        <w:t>self</w:t>
+      </w:r>
+      <w:r>
+        <w:rPr>
+          <w:rFonts w:ascii="Consolas" w:eastAsia="Times New Roman" w:hAnsi="Consolas" w:cs="Times New Roman"/>
+          <w:color w:val="4A4A4F"/>
+          <w:sz w:val="21"/>
+          <w:szCs w:val="21"/>
+          <w:lang w:val="en-US" w:eastAsia="ru-RU"/>
+        </w:rPr>
+        <w:t>.client.</w:t>
       </w:r>
       <w:r>
         <w:rPr>
@@ -19867,47 +20407,7 @@
           <w:szCs w:val="21"/>
           <w:lang w:val="en-US" w:eastAsia="ru-RU"/>
         </w:rPr>
-        <w:t xml:space="preserve">: </w:t>
-      </w:r>
-      <w:r>
-        <w:rPr>
-          <w:rFonts w:ascii="Consolas" w:eastAsia="Times New Roman" w:hAnsi="Consolas" w:cs="Times New Roman"/>
-          <w:color w:val="003EAA"/>
-          <w:sz w:val="21"/>
-          <w:szCs w:val="21"/>
-          <w:lang w:val="en-US" w:eastAsia="ru-RU"/>
-        </w:rPr>
-        <w:t>'</w:t>
-      </w:r>
-      <w:r>
-        <w:rPr>
-          <w:rFonts w:ascii="Consolas" w:eastAsia="Times New Roman" w:hAnsi="Consolas" w:cs="Times New Roman"/>
-          <w:color w:val="003EAA"/>
-          <w:sz w:val="21"/>
-          <w:szCs w:val="21"/>
-          <w:lang w:eastAsia="ru-RU"/>
-        </w:rPr>
-        <w:t>Канада</w:t>
-      </w:r>
-      <w:r>
-        <w:rPr>
-          <w:rFonts w:ascii="Consolas" w:eastAsia="Times New Roman" w:hAnsi="Consolas" w:cs="Times New Roman"/>
-          <w:color w:val="003EAA"/>
-          <w:sz w:val="21"/>
-          <w:szCs w:val="21"/>
-          <w:lang w:val="en-US" w:eastAsia="ru-RU"/>
-        </w:rPr>
-        <w:t>'</w:t>
-      </w:r>
-      <w:r>
-        <w:rPr>
-          <w:rFonts w:ascii="Consolas" w:eastAsia="Times New Roman" w:hAnsi="Consolas" w:cs="Times New Roman"/>
-          <w:color w:val="8000D7"/>
-          <w:sz w:val="21"/>
-          <w:szCs w:val="21"/>
-          <w:lang w:val="en-US" w:eastAsia="ru-RU"/>
-        </w:rPr>
-        <w:t>,</w:t>
+        <w:t>force_login(self.admin_user)</w:t>
       </w:r>
     </w:p>
     <w:p>
@@ -19924,56 +20424,6 @@
           <w:lang w:val="en-US" w:eastAsia="ru-RU"/>
         </w:rPr>
       </w:pPr>
-      <w:r>
-        <w:rPr>
-          <w:rFonts w:ascii="Consolas" w:eastAsia="Times New Roman" w:hAnsi="Consolas" w:cs="Times New Roman"/>
-          <w:color w:val="8000D7"/>
-          <w:sz w:val="21"/>
-          <w:szCs w:val="21"/>
-          <w:lang w:val="en-US" w:eastAsia="ru-RU"/>
-        </w:rPr>
-        <w:t xml:space="preserve">            </w:t>
-      </w:r>
-      <w:r>
-        <w:rPr>
-          <w:rFonts w:ascii="Consolas" w:eastAsia="Times New Roman" w:hAnsi="Consolas" w:cs="Times New Roman"/>
-          <w:color w:val="003EAA"/>
-          <w:sz w:val="21"/>
-          <w:szCs w:val="21"/>
-          <w:lang w:val="en-US" w:eastAsia="ru-RU"/>
-        </w:rPr>
-        <w:t>'currency'</w:t>
-      </w:r>
-      <w:r>
-        <w:rPr>
-          <w:rFonts w:ascii="Consolas" w:eastAsia="Times New Roman" w:hAnsi="Consolas" w:cs="Times New Roman"/>
-          <w:color w:val="8000D7"/>
-          <w:sz w:val="21"/>
-          <w:szCs w:val="21"/>
-          <w:lang w:val="en-US" w:eastAsia="ru-RU"/>
-        </w:rPr>
-        <w:t xml:space="preserve">: </w:t>
-      </w:r>
-      <w:r>
-        <w:rPr>
-          <w:rFonts w:ascii="Consolas" w:eastAsia="Times New Roman" w:hAnsi="Consolas" w:cs="Times New Roman"/>
-          <w:color w:val="003EAA"/>
-          <w:sz w:val="21"/>
-          <w:szCs w:val="21"/>
-          <w:lang w:val="en-US" w:eastAsia="ru-RU"/>
-        </w:rPr>
-        <w:t>'CAD'</w:t>
-      </w:r>
-      <w:r>
-        <w:rPr>
-          <w:rFonts w:ascii="Consolas" w:eastAsia="Times New Roman" w:hAnsi="Consolas" w:cs="Times New Roman"/>
-          <w:color w:val="8000D7"/>
-          <w:sz w:val="21"/>
-          <w:szCs w:val="21"/>
-          <w:lang w:val="en-US" w:eastAsia="ru-RU"/>
-        </w:rPr>
-        <w:t>,</w:t>
-      </w:r>
     </w:p>
     <w:p>
       <w:pPr>
@@ -19986,58 +20436,90 @@
           <w:color w:val="4A4A4F"/>
           <w:sz w:val="21"/>
           <w:szCs w:val="21"/>
-          <w:lang w:val="en-US" w:eastAsia="ru-RU"/>
-        </w:rPr>
-      </w:pPr>
-      <w:r>
-        <w:rPr>
-          <w:rFonts w:ascii="Consolas" w:eastAsia="Times New Roman" w:hAnsi="Consolas" w:cs="Times New Roman"/>
-          <w:color w:val="8000D7"/>
-          <w:sz w:val="21"/>
-          <w:szCs w:val="21"/>
-          <w:lang w:val="en-US" w:eastAsia="ru-RU"/>
-        </w:rPr>
-        <w:t xml:space="preserve">            </w:t>
-      </w:r>
-      <w:r>
-        <w:rPr>
-          <w:rFonts w:ascii="Consolas" w:eastAsia="Times New Roman" w:hAnsi="Consolas" w:cs="Times New Roman"/>
-          <w:color w:val="003EAA"/>
-          <w:sz w:val="21"/>
-          <w:szCs w:val="21"/>
-          <w:lang w:val="en-US" w:eastAsia="ru-RU"/>
-        </w:rPr>
-        <w:t>'vat_rate'</w:t>
-      </w:r>
-      <w:r>
-        <w:rPr>
-          <w:rFonts w:ascii="Consolas" w:eastAsia="Times New Roman" w:hAnsi="Consolas" w:cs="Times New Roman"/>
-          <w:color w:val="8000D7"/>
-          <w:sz w:val="21"/>
-          <w:szCs w:val="21"/>
-          <w:lang w:val="en-US" w:eastAsia="ru-RU"/>
-        </w:rPr>
-        <w:t xml:space="preserve">: </w:t>
-      </w:r>
-      <w:r>
-        <w:rPr>
-          <w:rFonts w:ascii="Consolas" w:eastAsia="Times New Roman" w:hAnsi="Consolas" w:cs="Times New Roman"/>
-          <w:color w:val="003EAA"/>
-          <w:sz w:val="21"/>
-          <w:szCs w:val="21"/>
-          <w:lang w:val="en-US" w:eastAsia="ru-RU"/>
-        </w:rPr>
-        <w:t>5.00</w:t>
-      </w:r>
-      <w:r>
-        <w:rPr>
-          <w:rFonts w:ascii="Consolas" w:eastAsia="Times New Roman" w:hAnsi="Consolas" w:cs="Times New Roman"/>
-          <w:color w:val="8000D7"/>
-          <w:sz w:val="21"/>
-          <w:szCs w:val="21"/>
-          <w:lang w:val="en-US" w:eastAsia="ru-RU"/>
-        </w:rPr>
-        <w:t>,</w:t>
+          <w:lang w:eastAsia="ru-RU"/>
+        </w:rPr>
+      </w:pPr>
+      <w:r>
+        <w:rPr>
+          <w:rFonts w:ascii="Consolas" w:eastAsia="Times New Roman" w:hAnsi="Consolas" w:cs="Times New Roman"/>
+          <w:color w:val="4A4A4F"/>
+          <w:sz w:val="21"/>
+          <w:szCs w:val="21"/>
+          <w:lang w:val="en-US" w:eastAsia="ru-RU"/>
+        </w:rPr>
+        <w:t xml:space="preserve">    </w:t>
+      </w:r>
+      <w:r>
+        <w:rPr>
+          <w:rFonts w:ascii="Consolas" w:eastAsia="Times New Roman" w:hAnsi="Consolas" w:cs="Times New Roman"/>
+          <w:color w:val="DD00A9"/>
+          <w:sz w:val="21"/>
+          <w:szCs w:val="21"/>
+          <w:lang w:eastAsia="ru-RU"/>
+        </w:rPr>
+        <w:t>def</w:t>
+      </w:r>
+      <w:r>
+        <w:rPr>
+          <w:rFonts w:ascii="Consolas" w:eastAsia="Times New Roman" w:hAnsi="Consolas" w:cs="Times New Roman"/>
+          <w:color w:val="4A4A4F"/>
+          <w:sz w:val="21"/>
+          <w:szCs w:val="21"/>
+          <w:lang w:eastAsia="ru-RU"/>
+        </w:rPr>
+        <w:t xml:space="preserve"> </w:t>
+      </w:r>
+      <w:r>
+        <w:rPr>
+          <w:rFonts w:ascii="Consolas" w:eastAsia="Times New Roman" w:hAnsi="Consolas" w:cs="Times New Roman"/>
+          <w:i/>
+          <w:iCs/>
+          <w:color w:val="058B00"/>
+          <w:sz w:val="21"/>
+          <w:szCs w:val="21"/>
+          <w:lang w:eastAsia="ru-RU"/>
+        </w:rPr>
+        <w:t>test_create_country_post_valid_data</w:t>
+      </w:r>
+      <w:r>
+        <w:rPr>
+          <w:rFonts w:ascii="Consolas" w:eastAsia="Times New Roman" w:hAnsi="Consolas" w:cs="Times New Roman"/>
+          <w:color w:val="4A4A4F"/>
+          <w:sz w:val="21"/>
+          <w:szCs w:val="21"/>
+          <w:lang w:eastAsia="ru-RU"/>
+        </w:rPr>
+        <w:t>(</w:t>
+      </w:r>
+      <w:r>
+        <w:rPr>
+          <w:rFonts w:ascii="Consolas" w:eastAsia="Times New Roman" w:hAnsi="Consolas" w:cs="Times New Roman"/>
+          <w:color w:val="0074E8"/>
+          <w:sz w:val="21"/>
+          <w:szCs w:val="21"/>
+          <w:lang w:eastAsia="ru-RU"/>
+        </w:rPr>
+        <w:t>self</w:t>
+      </w:r>
+      <w:r>
+        <w:rPr>
+          <w:rFonts w:ascii="Consolas" w:eastAsia="Times New Roman" w:hAnsi="Consolas" w:cs="Times New Roman"/>
+          <w:color w:val="4A4A4F"/>
+          <w:sz w:val="21"/>
+          <w:szCs w:val="21"/>
+          <w:lang w:eastAsia="ru-RU"/>
+        </w:rPr>
+        <w:t>):</w:t>
+      </w:r>
+      <w:r>
+        <w:rPr>
+          <w:rFonts w:ascii="Consolas" w:eastAsia="Times New Roman" w:hAnsi="Consolas" w:cs="Times New Roman"/>
+          <w:color w:val="939393"/>
+          <w:sz w:val="21"/>
+          <w:szCs w:val="21"/>
+          <w:lang w:eastAsia="ru-RU"/>
+        </w:rPr>
+        <w:t xml:space="preserve"># Проверка на добавления стран с корректными данными </w:t>
       </w:r>
     </w:p>
     <w:p>
@@ -20057,12 +20539,52 @@
       <w:r>
         <w:rPr>
           <w:rFonts w:ascii="Consolas" w:eastAsia="Times New Roman" w:hAnsi="Consolas" w:cs="Times New Roman"/>
+          <w:color w:val="4A4A4F"/>
+          <w:sz w:val="21"/>
+          <w:szCs w:val="21"/>
+          <w:lang w:eastAsia="ru-RU"/>
+        </w:rPr>
+        <w:t xml:space="preserve">        </w:t>
+      </w:r>
+      <w:r>
+        <w:rPr>
+          <w:rFonts w:ascii="Consolas" w:eastAsia="Times New Roman" w:hAnsi="Consolas" w:cs="Times New Roman"/>
+          <w:color w:val="4A4A4F"/>
+          <w:sz w:val="21"/>
+          <w:szCs w:val="21"/>
+          <w:lang w:val="en-US" w:eastAsia="ru-RU"/>
+        </w:rPr>
+        <w:t xml:space="preserve">response = </w:t>
+      </w:r>
+      <w:r>
+        <w:rPr>
+          <w:rFonts w:ascii="Consolas" w:eastAsia="Times New Roman" w:hAnsi="Consolas" w:cs="Times New Roman"/>
           <w:color w:val="8000D7"/>
           <w:sz w:val="21"/>
           <w:szCs w:val="21"/>
           <w:lang w:val="en-US" w:eastAsia="ru-RU"/>
         </w:rPr>
-        <w:t xml:space="preserve">            </w:t>
+        <w:t>self</w:t>
+      </w:r>
+      <w:r>
+        <w:rPr>
+          <w:rFonts w:ascii="Consolas" w:eastAsia="Times New Roman" w:hAnsi="Consolas" w:cs="Times New Roman"/>
+          <w:color w:val="4A4A4F"/>
+          <w:sz w:val="21"/>
+          <w:szCs w:val="21"/>
+          <w:lang w:val="en-US" w:eastAsia="ru-RU"/>
+        </w:rPr>
+        <w:t>.client.</w:t>
+      </w:r>
+      <w:r>
+        <w:rPr>
+          <w:rFonts w:ascii="Consolas" w:eastAsia="Times New Roman" w:hAnsi="Consolas" w:cs="Times New Roman"/>
+          <w:color w:val="8000D7"/>
+          <w:sz w:val="21"/>
+          <w:szCs w:val="21"/>
+          <w:lang w:val="en-US" w:eastAsia="ru-RU"/>
+        </w:rPr>
+        <w:t>post(reverse(</w:t>
       </w:r>
       <w:r>
         <w:rPr>
@@ -20072,7 +20594,7 @@
           <w:szCs w:val="21"/>
           <w:lang w:val="en-US" w:eastAsia="ru-RU"/>
         </w:rPr>
-        <w:t>'language'</w:t>
+        <w:t>'guides:country_create'</w:t>
       </w:r>
       <w:r>
         <w:rPr>
@@ -20082,37 +20604,7 @@
           <w:szCs w:val="21"/>
           <w:lang w:val="en-US" w:eastAsia="ru-RU"/>
         </w:rPr>
-        <w:t xml:space="preserve">: </w:t>
-      </w:r>
-      <w:r>
-        <w:rPr>
-          <w:rFonts w:ascii="Consolas" w:eastAsia="Times New Roman" w:hAnsi="Consolas" w:cs="Times New Roman"/>
-          <w:color w:val="003EAA"/>
-          <w:sz w:val="21"/>
-          <w:szCs w:val="21"/>
-          <w:lang w:val="en-US" w:eastAsia="ru-RU"/>
-        </w:rPr>
-        <w:t>'</w:t>
-      </w:r>
-      <w:r>
-        <w:rPr>
-          <w:rFonts w:ascii="Consolas" w:eastAsia="Times New Roman" w:hAnsi="Consolas" w:cs="Times New Roman"/>
-          <w:color w:val="003EAA"/>
-          <w:sz w:val="21"/>
-          <w:szCs w:val="21"/>
-          <w:lang w:eastAsia="ru-RU"/>
-        </w:rPr>
-        <w:t>Английский</w:t>
-      </w:r>
-      <w:r>
-        <w:rPr>
-          <w:rFonts w:ascii="Consolas" w:eastAsia="Times New Roman" w:hAnsi="Consolas" w:cs="Times New Roman"/>
-          <w:color w:val="003EAA"/>
-          <w:sz w:val="21"/>
-          <w:szCs w:val="21"/>
-          <w:lang w:val="en-US" w:eastAsia="ru-RU"/>
-        </w:rPr>
-        <w:t>'</w:t>
+        <w:t>), {</w:t>
       </w:r>
     </w:p>
     <w:p>
@@ -20137,7 +20629,67 @@
           <w:szCs w:val="21"/>
           <w:lang w:val="en-US" w:eastAsia="ru-RU"/>
         </w:rPr>
-        <w:t>        })</w:t>
+        <w:t xml:space="preserve">            </w:t>
+      </w:r>
+      <w:r>
+        <w:rPr>
+          <w:rFonts w:ascii="Consolas" w:eastAsia="Times New Roman" w:hAnsi="Consolas" w:cs="Times New Roman"/>
+          <w:color w:val="003EAA"/>
+          <w:sz w:val="21"/>
+          <w:szCs w:val="21"/>
+          <w:lang w:val="en-US" w:eastAsia="ru-RU"/>
+        </w:rPr>
+        <w:t>'name'</w:t>
+      </w:r>
+      <w:r>
+        <w:rPr>
+          <w:rFonts w:ascii="Consolas" w:eastAsia="Times New Roman" w:hAnsi="Consolas" w:cs="Times New Roman"/>
+          <w:color w:val="8000D7"/>
+          <w:sz w:val="21"/>
+          <w:szCs w:val="21"/>
+          <w:lang w:val="en-US" w:eastAsia="ru-RU"/>
+        </w:rPr>
+        <w:t xml:space="preserve">: </w:t>
+      </w:r>
+      <w:r>
+        <w:rPr>
+          <w:rFonts w:ascii="Consolas" w:eastAsia="Times New Roman" w:hAnsi="Consolas" w:cs="Times New Roman"/>
+          <w:color w:val="003EAA"/>
+          <w:sz w:val="21"/>
+          <w:szCs w:val="21"/>
+          <w:lang w:val="en-US" w:eastAsia="ru-RU"/>
+        </w:rPr>
+        <w:t>'</w:t>
+      </w:r>
+      <w:r>
+        <w:rPr>
+          <w:rFonts w:ascii="Consolas" w:eastAsia="Times New Roman" w:hAnsi="Consolas" w:cs="Times New Roman"/>
+          <w:color w:val="003EAA"/>
+          <w:sz w:val="21"/>
+          <w:szCs w:val="21"/>
+          <w:lang w:eastAsia="ru-RU"/>
+        </w:rPr>
+        <w:t>Канада</w:t>
+      </w:r>
+      <w:r>
+        <w:rPr>
+          <w:rFonts w:ascii="Consolas" w:eastAsia="Times New Roman" w:hAnsi="Consolas" w:cs="Times New Roman"/>
+          <w:color w:val="003EAA"/>
+          <w:sz w:val="21"/>
+          <w:szCs w:val="21"/>
+          <w:lang w:val="en-US" w:eastAsia="ru-RU"/>
+        </w:rPr>
+        <w:t>'</w:t>
+      </w:r>
+      <w:r>
+        <w:rPr>
+          <w:rFonts w:ascii="Consolas" w:eastAsia="Times New Roman" w:hAnsi="Consolas" w:cs="Times New Roman"/>
+          <w:color w:val="8000D7"/>
+          <w:sz w:val="21"/>
+          <w:szCs w:val="21"/>
+          <w:lang w:val="en-US" w:eastAsia="ru-RU"/>
+        </w:rPr>
+        <w:t>,</w:t>
       </w:r>
     </w:p>
     <w:p>
@@ -20157,32 +20709,23 @@
       <w:r>
         <w:rPr>
           <w:rFonts w:ascii="Consolas" w:eastAsia="Times New Roman" w:hAnsi="Consolas" w:cs="Times New Roman"/>
-          <w:color w:val="4A4A4F"/>
-          <w:sz w:val="21"/>
-          <w:szCs w:val="21"/>
-          <w:lang w:val="en-US" w:eastAsia="ru-RU"/>
-        </w:rPr>
-        <w:t xml:space="preserve">        </w:t>
-      </w:r>
-      <w:r>
-        <w:rPr>
-          <w:rFonts w:ascii="Consolas" w:eastAsia="Times New Roman" w:hAnsi="Consolas" w:cs="Times New Roman"/>
           <w:color w:val="8000D7"/>
           <w:sz w:val="21"/>
           <w:szCs w:val="21"/>
           <w:lang w:val="en-US" w:eastAsia="ru-RU"/>
         </w:rPr>
-        <w:t>self</w:t>
-      </w:r>
-      <w:r>
-        <w:rPr>
-          <w:rFonts w:ascii="Consolas" w:eastAsia="Times New Roman" w:hAnsi="Consolas" w:cs="Times New Roman"/>
-          <w:color w:val="4A4A4F"/>
-          <w:sz w:val="21"/>
-          <w:szCs w:val="21"/>
-          <w:lang w:val="en-US" w:eastAsia="ru-RU"/>
-        </w:rPr>
-        <w:t>.</w:t>
+        <w:lastRenderedPageBreak/>
+        <w:t xml:space="preserve">            </w:t>
+      </w:r>
+      <w:r>
+        <w:rPr>
+          <w:rFonts w:ascii="Consolas" w:eastAsia="Times New Roman" w:hAnsi="Consolas" w:cs="Times New Roman"/>
+          <w:color w:val="003EAA"/>
+          <w:sz w:val="21"/>
+          <w:szCs w:val="21"/>
+          <w:lang w:val="en-US" w:eastAsia="ru-RU"/>
+        </w:rPr>
+        <w:t>'currency'</w:t>
       </w:r>
       <w:r>
         <w:rPr>
@@ -20192,7 +20735,7 @@
           <w:szCs w:val="21"/>
           <w:lang w:val="en-US" w:eastAsia="ru-RU"/>
         </w:rPr>
-        <w:t xml:space="preserve">assertEqual(response.status_code, </w:t>
+        <w:t xml:space="preserve">: </w:t>
       </w:r>
       <w:r>
         <w:rPr>
@@ -20202,7 +20745,7 @@
           <w:szCs w:val="21"/>
           <w:lang w:val="en-US" w:eastAsia="ru-RU"/>
         </w:rPr>
-        <w:t>302</w:t>
+        <w:t>'CAD'</w:t>
       </w:r>
       <w:r>
         <w:rPr>
@@ -20212,7 +20755,7 @@
           <w:szCs w:val="21"/>
           <w:lang w:val="en-US" w:eastAsia="ru-RU"/>
         </w:rPr>
-        <w:t>)</w:t>
+        <w:t>,</w:t>
       </w:r>
     </w:p>
     <w:p>
@@ -20232,32 +20775,22 @@
       <w:r>
         <w:rPr>
           <w:rFonts w:ascii="Consolas" w:eastAsia="Times New Roman" w:hAnsi="Consolas" w:cs="Times New Roman"/>
-          <w:color w:val="4A4A4F"/>
-          <w:sz w:val="21"/>
-          <w:szCs w:val="21"/>
-          <w:lang w:val="en-US" w:eastAsia="ru-RU"/>
-        </w:rPr>
-        <w:t xml:space="preserve">        </w:t>
-      </w:r>
-      <w:r>
-        <w:rPr>
-          <w:rFonts w:ascii="Consolas" w:eastAsia="Times New Roman" w:hAnsi="Consolas" w:cs="Times New Roman"/>
           <w:color w:val="8000D7"/>
           <w:sz w:val="21"/>
           <w:szCs w:val="21"/>
           <w:lang w:val="en-US" w:eastAsia="ru-RU"/>
         </w:rPr>
-        <w:t>self</w:t>
-      </w:r>
-      <w:r>
-        <w:rPr>
-          <w:rFonts w:ascii="Consolas" w:eastAsia="Times New Roman" w:hAnsi="Consolas" w:cs="Times New Roman"/>
-          <w:color w:val="4A4A4F"/>
-          <w:sz w:val="21"/>
-          <w:szCs w:val="21"/>
-          <w:lang w:val="en-US" w:eastAsia="ru-RU"/>
-        </w:rPr>
-        <w:t>.</w:t>
+        <w:t xml:space="preserve">            </w:t>
+      </w:r>
+      <w:r>
+        <w:rPr>
+          <w:rFonts w:ascii="Consolas" w:eastAsia="Times New Roman" w:hAnsi="Consolas" w:cs="Times New Roman"/>
+          <w:color w:val="003EAA"/>
+          <w:sz w:val="21"/>
+          <w:szCs w:val="21"/>
+          <w:lang w:val="en-US" w:eastAsia="ru-RU"/>
+        </w:rPr>
+        <w:t>'vat_rate'</w:t>
       </w:r>
       <w:r>
         <w:rPr>
@@ -20267,7 +20800,7 @@
           <w:szCs w:val="21"/>
           <w:lang w:val="en-US" w:eastAsia="ru-RU"/>
         </w:rPr>
-        <w:t xml:space="preserve">assertEqual(Country.objects.count(), </w:t>
+        <w:t xml:space="preserve">: </w:t>
       </w:r>
       <w:r>
         <w:rPr>
@@ -20277,7 +20810,7 @@
           <w:szCs w:val="21"/>
           <w:lang w:val="en-US" w:eastAsia="ru-RU"/>
         </w:rPr>
-        <w:t>1</w:t>
+        <w:t>5.00</w:t>
       </w:r>
       <w:r>
         <w:rPr>
@@ -20287,7 +20820,7 @@
           <w:szCs w:val="21"/>
           <w:lang w:val="en-US" w:eastAsia="ru-RU"/>
         </w:rPr>
-        <w:t>)</w:t>
+        <w:t>,</w:t>
       </w:r>
     </w:p>
     <w:p>
@@ -20307,33 +20840,22 @@
       <w:r>
         <w:rPr>
           <w:rFonts w:ascii="Consolas" w:eastAsia="Times New Roman" w:hAnsi="Consolas" w:cs="Times New Roman"/>
-          <w:color w:val="4A4A4F"/>
-          <w:sz w:val="21"/>
-          <w:szCs w:val="21"/>
-          <w:lang w:val="en-US" w:eastAsia="ru-RU"/>
-        </w:rPr>
-        <w:lastRenderedPageBreak/>
-        <w:t xml:space="preserve">        </w:t>
-      </w:r>
-      <w:r>
-        <w:rPr>
-          <w:rFonts w:ascii="Consolas" w:eastAsia="Times New Roman" w:hAnsi="Consolas" w:cs="Times New Roman"/>
           <w:color w:val="8000D7"/>
           <w:sz w:val="21"/>
           <w:szCs w:val="21"/>
           <w:lang w:val="en-US" w:eastAsia="ru-RU"/>
         </w:rPr>
-        <w:t>self</w:t>
-      </w:r>
-      <w:r>
-        <w:rPr>
-          <w:rFonts w:ascii="Consolas" w:eastAsia="Times New Roman" w:hAnsi="Consolas" w:cs="Times New Roman"/>
-          <w:color w:val="4A4A4F"/>
-          <w:sz w:val="21"/>
-          <w:szCs w:val="21"/>
-          <w:lang w:val="en-US" w:eastAsia="ru-RU"/>
-        </w:rPr>
-        <w:t>.</w:t>
+        <w:t xml:space="preserve">            </w:t>
+      </w:r>
+      <w:r>
+        <w:rPr>
+          <w:rFonts w:ascii="Consolas" w:eastAsia="Times New Roman" w:hAnsi="Consolas" w:cs="Times New Roman"/>
+          <w:color w:val="003EAA"/>
+          <w:sz w:val="21"/>
+          <w:szCs w:val="21"/>
+          <w:lang w:val="en-US" w:eastAsia="ru-RU"/>
+        </w:rPr>
+        <w:t>'language'</w:t>
       </w:r>
       <w:r>
         <w:rPr>
@@ -20343,27 +20865,7 @@
           <w:szCs w:val="21"/>
           <w:lang w:val="en-US" w:eastAsia="ru-RU"/>
         </w:rPr>
-        <w:t>assertTrue(Country.objects.filter(</w:t>
-      </w:r>
-      <w:r>
-        <w:rPr>
-          <w:rFonts w:ascii="Consolas" w:eastAsia="Times New Roman" w:hAnsi="Consolas" w:cs="Times New Roman"/>
-          <w:color w:val="0074E8"/>
-          <w:sz w:val="21"/>
-          <w:szCs w:val="21"/>
-          <w:lang w:val="en-US" w:eastAsia="ru-RU"/>
-        </w:rPr>
-        <w:t>name</w:t>
-      </w:r>
-      <w:r>
-        <w:rPr>
-          <w:rFonts w:ascii="Consolas" w:eastAsia="Times New Roman" w:hAnsi="Consolas" w:cs="Times New Roman"/>
-          <w:color w:val="4A4A4F"/>
-          <w:sz w:val="21"/>
-          <w:szCs w:val="21"/>
-          <w:lang w:val="en-US" w:eastAsia="ru-RU"/>
-        </w:rPr>
-        <w:t>=</w:t>
+        <w:t xml:space="preserve">: </w:t>
       </w:r>
       <w:r>
         <w:rPr>
@@ -20383,7 +20885,7 @@
           <w:szCs w:val="21"/>
           <w:lang w:eastAsia="ru-RU"/>
         </w:rPr>
-        <w:t>Канада</w:t>
+        <w:t>Английский</w:t>
       </w:r>
       <w:r>
         <w:rPr>
@@ -20394,16 +20896,6 @@
           <w:lang w:val="en-US" w:eastAsia="ru-RU"/>
         </w:rPr>
         <w:t>'</w:t>
-      </w:r>
-      <w:r>
-        <w:rPr>
-          <w:rFonts w:ascii="Consolas" w:eastAsia="Times New Roman" w:hAnsi="Consolas" w:cs="Times New Roman"/>
-          <w:color w:val="8000D7"/>
-          <w:sz w:val="21"/>
-          <w:szCs w:val="21"/>
-          <w:lang w:val="en-US" w:eastAsia="ru-RU"/>
-        </w:rPr>
-        <w:t>).exists())</w:t>
       </w:r>
     </w:p>
     <w:p>
@@ -20420,6 +20912,16 @@
           <w:lang w:val="en-US" w:eastAsia="ru-RU"/>
         </w:rPr>
       </w:pPr>
+      <w:r>
+        <w:rPr>
+          <w:rFonts w:ascii="Consolas" w:eastAsia="Times New Roman" w:hAnsi="Consolas" w:cs="Times New Roman"/>
+          <w:color w:val="8000D7"/>
+          <w:sz w:val="21"/>
+          <w:szCs w:val="21"/>
+          <w:lang w:val="en-US" w:eastAsia="ru-RU"/>
+        </w:rPr>
+        <w:t>        })</w:t>
+      </w:r>
     </w:p>
     <w:p>
       <w:pPr>
@@ -20432,7 +20934,7 @@
           <w:color w:val="4A4A4F"/>
           <w:sz w:val="21"/>
           <w:szCs w:val="21"/>
-          <w:lang w:eastAsia="ru-RU"/>
+          <w:lang w:val="en-US" w:eastAsia="ru-RU"/>
         </w:rPr>
       </w:pPr>
       <w:r>
@@ -20443,17 +20945,17 @@
           <w:szCs w:val="21"/>
           <w:lang w:val="en-US" w:eastAsia="ru-RU"/>
         </w:rPr>
-        <w:t xml:space="preserve">    </w:t>
-      </w:r>
-      <w:r>
-        <w:rPr>
-          <w:rFonts w:ascii="Consolas" w:eastAsia="Times New Roman" w:hAnsi="Consolas" w:cs="Times New Roman"/>
-          <w:color w:val="DD00A9"/>
-          <w:sz w:val="21"/>
-          <w:szCs w:val="21"/>
-          <w:lang w:eastAsia="ru-RU"/>
-        </w:rPr>
-        <w:t>def</w:t>
+        <w:t xml:space="preserve">        </w:t>
+      </w:r>
+      <w:r>
+        <w:rPr>
+          <w:rFonts w:ascii="Consolas" w:eastAsia="Times New Roman" w:hAnsi="Consolas" w:cs="Times New Roman"/>
+          <w:color w:val="8000D7"/>
+          <w:sz w:val="21"/>
+          <w:szCs w:val="21"/>
+          <w:lang w:val="en-US" w:eastAsia="ru-RU"/>
+        </w:rPr>
+        <w:t>self</w:t>
       </w:r>
       <w:r>
         <w:rPr>
@@ -20461,61 +20963,39 @@
           <w:color w:val="4A4A4F"/>
           <w:sz w:val="21"/>
           <w:szCs w:val="21"/>
-          <w:lang w:eastAsia="ru-RU"/>
-        </w:rPr>
-        <w:t xml:space="preserve"> </w:t>
-      </w:r>
-      <w:r>
-        <w:rPr>
-          <w:rFonts w:ascii="Consolas" w:eastAsia="Times New Roman" w:hAnsi="Consolas" w:cs="Times New Roman"/>
-          <w:i/>
-          <w:iCs/>
-          <w:color w:val="058B00"/>
-          <w:sz w:val="21"/>
-          <w:szCs w:val="21"/>
-          <w:lang w:eastAsia="ru-RU"/>
-        </w:rPr>
-        <w:t>test_create_country_post_invalid_data</w:t>
-      </w:r>
-      <w:r>
-        <w:rPr>
-          <w:rFonts w:ascii="Consolas" w:eastAsia="Times New Roman" w:hAnsi="Consolas" w:cs="Times New Roman"/>
-          <w:color w:val="4A4A4F"/>
-          <w:sz w:val="21"/>
-          <w:szCs w:val="21"/>
-          <w:lang w:eastAsia="ru-RU"/>
-        </w:rPr>
-        <w:t>(</w:t>
-      </w:r>
-      <w:r>
-        <w:rPr>
-          <w:rFonts w:ascii="Consolas" w:eastAsia="Times New Roman" w:hAnsi="Consolas" w:cs="Times New Roman"/>
-          <w:color w:val="0074E8"/>
-          <w:sz w:val="21"/>
-          <w:szCs w:val="21"/>
-          <w:lang w:eastAsia="ru-RU"/>
-        </w:rPr>
-        <w:t>self</w:t>
-      </w:r>
-      <w:r>
-        <w:rPr>
-          <w:rFonts w:ascii="Consolas" w:eastAsia="Times New Roman" w:hAnsi="Consolas" w:cs="Times New Roman"/>
-          <w:color w:val="4A4A4F"/>
-          <w:sz w:val="21"/>
-          <w:szCs w:val="21"/>
-          <w:lang w:eastAsia="ru-RU"/>
-        </w:rPr>
-        <w:t>):</w:t>
-      </w:r>
-      <w:r>
-        <w:rPr>
-          <w:rFonts w:ascii="Consolas" w:eastAsia="Times New Roman" w:hAnsi="Consolas" w:cs="Times New Roman"/>
-          <w:color w:val="939393"/>
-          <w:sz w:val="21"/>
-          <w:szCs w:val="21"/>
-          <w:lang w:eastAsia="ru-RU"/>
-        </w:rPr>
-        <w:t xml:space="preserve"># Проверка добавления страны с некорректными данными </w:t>
+          <w:lang w:val="en-US" w:eastAsia="ru-RU"/>
+        </w:rPr>
+        <w:t>.</w:t>
+      </w:r>
+      <w:r>
+        <w:rPr>
+          <w:rFonts w:ascii="Consolas" w:eastAsia="Times New Roman" w:hAnsi="Consolas" w:cs="Times New Roman"/>
+          <w:color w:val="8000D7"/>
+          <w:sz w:val="21"/>
+          <w:szCs w:val="21"/>
+          <w:lang w:val="en-US" w:eastAsia="ru-RU"/>
+        </w:rPr>
+        <w:t xml:space="preserve">assertEqual(response.status_code, </w:t>
+      </w:r>
+      <w:r>
+        <w:rPr>
+          <w:rFonts w:ascii="Consolas" w:eastAsia="Times New Roman" w:hAnsi="Consolas" w:cs="Times New Roman"/>
+          <w:color w:val="003EAA"/>
+          <w:sz w:val="21"/>
+          <w:szCs w:val="21"/>
+          <w:lang w:val="en-US" w:eastAsia="ru-RU"/>
+        </w:rPr>
+        <w:t>302</w:t>
+      </w:r>
+      <w:r>
+        <w:rPr>
+          <w:rFonts w:ascii="Consolas" w:eastAsia="Times New Roman" w:hAnsi="Consolas" w:cs="Times New Roman"/>
+          <w:color w:val="8000D7"/>
+          <w:sz w:val="21"/>
+          <w:szCs w:val="21"/>
+          <w:lang w:val="en-US" w:eastAsia="ru-RU"/>
+        </w:rPr>
+        <w:t>)</w:t>
       </w:r>
     </w:p>
     <w:p>
@@ -20538,19 +21018,29 @@
           <w:color w:val="4A4A4F"/>
           <w:sz w:val="21"/>
           <w:szCs w:val="21"/>
-          <w:lang w:eastAsia="ru-RU"/>
+          <w:lang w:val="en-US" w:eastAsia="ru-RU"/>
         </w:rPr>
         <w:t xml:space="preserve">        </w:t>
       </w:r>
       <w:r>
         <w:rPr>
           <w:rFonts w:ascii="Consolas" w:eastAsia="Times New Roman" w:hAnsi="Consolas" w:cs="Times New Roman"/>
+          <w:color w:val="8000D7"/>
+          <w:sz w:val="21"/>
+          <w:szCs w:val="21"/>
+          <w:lang w:val="en-US" w:eastAsia="ru-RU"/>
+        </w:rPr>
+        <w:t>self</w:t>
+      </w:r>
+      <w:r>
+        <w:rPr>
+          <w:rFonts w:ascii="Consolas" w:eastAsia="Times New Roman" w:hAnsi="Consolas" w:cs="Times New Roman"/>
           <w:color w:val="4A4A4F"/>
           <w:sz w:val="21"/>
           <w:szCs w:val="21"/>
           <w:lang w:val="en-US" w:eastAsia="ru-RU"/>
         </w:rPr>
-        <w:t xml:space="preserve">response = </w:t>
+        <w:t>.</w:t>
       </w:r>
       <w:r>
         <w:rPr>
@@ -20560,17 +21050,17 @@
           <w:szCs w:val="21"/>
           <w:lang w:val="en-US" w:eastAsia="ru-RU"/>
         </w:rPr>
-        <w:t>self</w:t>
-      </w:r>
-      <w:r>
-        <w:rPr>
-          <w:rFonts w:ascii="Consolas" w:eastAsia="Times New Roman" w:hAnsi="Consolas" w:cs="Times New Roman"/>
-          <w:color w:val="4A4A4F"/>
-          <w:sz w:val="21"/>
-          <w:szCs w:val="21"/>
-          <w:lang w:val="en-US" w:eastAsia="ru-RU"/>
-        </w:rPr>
-        <w:t>.client.</w:t>
+        <w:t xml:space="preserve">assertEqual(Country.objects.count(), </w:t>
+      </w:r>
+      <w:r>
+        <w:rPr>
+          <w:rFonts w:ascii="Consolas" w:eastAsia="Times New Roman" w:hAnsi="Consolas" w:cs="Times New Roman"/>
+          <w:color w:val="003EAA"/>
+          <w:sz w:val="21"/>
+          <w:szCs w:val="21"/>
+          <w:lang w:val="en-US" w:eastAsia="ru-RU"/>
+        </w:rPr>
+        <w:t>1</w:t>
       </w:r>
       <w:r>
         <w:rPr>
@@ -20580,27 +21070,7 @@
           <w:szCs w:val="21"/>
           <w:lang w:val="en-US" w:eastAsia="ru-RU"/>
         </w:rPr>
-        <w:t>post(reverse(</w:t>
-      </w:r>
-      <w:r>
-        <w:rPr>
-          <w:rFonts w:ascii="Consolas" w:eastAsia="Times New Roman" w:hAnsi="Consolas" w:cs="Times New Roman"/>
-          <w:color w:val="003EAA"/>
-          <w:sz w:val="21"/>
-          <w:szCs w:val="21"/>
-          <w:lang w:val="en-US" w:eastAsia="ru-RU"/>
-        </w:rPr>
-        <w:t>'guides:country_create'</w:t>
-      </w:r>
-      <w:r>
-        <w:rPr>
-          <w:rFonts w:ascii="Consolas" w:eastAsia="Times New Roman" w:hAnsi="Consolas" w:cs="Times New Roman"/>
-          <w:color w:val="8000D7"/>
-          <w:sz w:val="21"/>
-          <w:szCs w:val="21"/>
-          <w:lang w:val="en-US" w:eastAsia="ru-RU"/>
-        </w:rPr>
-        <w:t>), {</w:t>
+        <w:t>)</w:t>
       </w:r>
     </w:p>
     <w:p>
@@ -20620,12 +21090,62 @@
       <w:r>
         <w:rPr>
           <w:rFonts w:ascii="Consolas" w:eastAsia="Times New Roman" w:hAnsi="Consolas" w:cs="Times New Roman"/>
+          <w:color w:val="4A4A4F"/>
+          <w:sz w:val="21"/>
+          <w:szCs w:val="21"/>
+          <w:lang w:val="en-US" w:eastAsia="ru-RU"/>
+        </w:rPr>
+        <w:t xml:space="preserve">        </w:t>
+      </w:r>
+      <w:r>
+        <w:rPr>
+          <w:rFonts w:ascii="Consolas" w:eastAsia="Times New Roman" w:hAnsi="Consolas" w:cs="Times New Roman"/>
           <w:color w:val="8000D7"/>
           <w:sz w:val="21"/>
           <w:szCs w:val="21"/>
           <w:lang w:val="en-US" w:eastAsia="ru-RU"/>
         </w:rPr>
-        <w:t xml:space="preserve">            </w:t>
+        <w:t>self</w:t>
+      </w:r>
+      <w:r>
+        <w:rPr>
+          <w:rFonts w:ascii="Consolas" w:eastAsia="Times New Roman" w:hAnsi="Consolas" w:cs="Times New Roman"/>
+          <w:color w:val="4A4A4F"/>
+          <w:sz w:val="21"/>
+          <w:szCs w:val="21"/>
+          <w:lang w:val="en-US" w:eastAsia="ru-RU"/>
+        </w:rPr>
+        <w:t>.</w:t>
+      </w:r>
+      <w:r>
+        <w:rPr>
+          <w:rFonts w:ascii="Consolas" w:eastAsia="Times New Roman" w:hAnsi="Consolas" w:cs="Times New Roman"/>
+          <w:color w:val="8000D7"/>
+          <w:sz w:val="21"/>
+          <w:szCs w:val="21"/>
+          <w:lang w:val="en-US" w:eastAsia="ru-RU"/>
+        </w:rPr>
+        <w:t>assertTrue(Country.objects.filter(</w:t>
+      </w:r>
+      <w:r>
+        <w:rPr>
+          <w:rFonts w:ascii="Consolas" w:eastAsia="Times New Roman" w:hAnsi="Consolas" w:cs="Times New Roman"/>
+          <w:color w:val="0074E8"/>
+          <w:sz w:val="21"/>
+          <w:szCs w:val="21"/>
+          <w:lang w:val="en-US" w:eastAsia="ru-RU"/>
+        </w:rPr>
+        <w:t>name</w:t>
+      </w:r>
+      <w:r>
+        <w:rPr>
+          <w:rFonts w:ascii="Consolas" w:eastAsia="Times New Roman" w:hAnsi="Consolas" w:cs="Times New Roman"/>
+          <w:color w:val="4A4A4F"/>
+          <w:sz w:val="21"/>
+          <w:szCs w:val="21"/>
+          <w:lang w:val="en-US" w:eastAsia="ru-RU"/>
+        </w:rPr>
+        <w:t>=</w:t>
       </w:r>
       <w:r>
         <w:rPr>
@@ -20635,7 +21155,27 @@
           <w:szCs w:val="21"/>
           <w:lang w:val="en-US" w:eastAsia="ru-RU"/>
         </w:rPr>
-        <w:t>'name'</w:t>
+        <w:t>'</w:t>
+      </w:r>
+      <w:r>
+        <w:rPr>
+          <w:rFonts w:ascii="Consolas" w:eastAsia="Times New Roman" w:hAnsi="Consolas" w:cs="Times New Roman"/>
+          <w:color w:val="003EAA"/>
+          <w:sz w:val="21"/>
+          <w:szCs w:val="21"/>
+          <w:lang w:eastAsia="ru-RU"/>
+        </w:rPr>
+        <w:t>Канада</w:t>
+      </w:r>
+      <w:r>
+        <w:rPr>
+          <w:rFonts w:ascii="Consolas" w:eastAsia="Times New Roman" w:hAnsi="Consolas" w:cs="Times New Roman"/>
+          <w:color w:val="003EAA"/>
+          <w:sz w:val="21"/>
+          <w:szCs w:val="21"/>
+          <w:lang w:val="en-US" w:eastAsia="ru-RU"/>
+        </w:rPr>
+        <w:t>'</w:t>
       </w:r>
       <w:r>
         <w:rPr>
@@ -20645,27 +21185,7 @@
           <w:szCs w:val="21"/>
           <w:lang w:val="en-US" w:eastAsia="ru-RU"/>
         </w:rPr>
-        <w:t xml:space="preserve">: </w:t>
-      </w:r>
-      <w:r>
-        <w:rPr>
-          <w:rFonts w:ascii="Consolas" w:eastAsia="Times New Roman" w:hAnsi="Consolas" w:cs="Times New Roman"/>
-          <w:color w:val="003EAA"/>
-          <w:sz w:val="21"/>
-          <w:szCs w:val="21"/>
-          <w:lang w:val="en-US" w:eastAsia="ru-RU"/>
-        </w:rPr>
-        <w:t>''</w:t>
-      </w:r>
-      <w:r>
-        <w:rPr>
-          <w:rFonts w:ascii="Consolas" w:eastAsia="Times New Roman" w:hAnsi="Consolas" w:cs="Times New Roman"/>
-          <w:color w:val="8000D7"/>
-          <w:sz w:val="21"/>
-          <w:szCs w:val="21"/>
-          <w:lang w:val="en-US" w:eastAsia="ru-RU"/>
-        </w:rPr>
-        <w:t>,</w:t>
+        <w:t>).exists())</w:t>
       </w:r>
     </w:p>
     <w:p>
@@ -20682,56 +21202,6 @@
           <w:lang w:val="en-US" w:eastAsia="ru-RU"/>
         </w:rPr>
       </w:pPr>
-      <w:r>
-        <w:rPr>
-          <w:rFonts w:ascii="Consolas" w:eastAsia="Times New Roman" w:hAnsi="Consolas" w:cs="Times New Roman"/>
-          <w:color w:val="8000D7"/>
-          <w:sz w:val="21"/>
-          <w:szCs w:val="21"/>
-          <w:lang w:val="en-US" w:eastAsia="ru-RU"/>
-        </w:rPr>
-        <w:t xml:space="preserve">            </w:t>
-      </w:r>
-      <w:r>
-        <w:rPr>
-          <w:rFonts w:ascii="Consolas" w:eastAsia="Times New Roman" w:hAnsi="Consolas" w:cs="Times New Roman"/>
-          <w:color w:val="003EAA"/>
-          <w:sz w:val="21"/>
-          <w:szCs w:val="21"/>
-          <w:lang w:val="en-US" w:eastAsia="ru-RU"/>
-        </w:rPr>
-        <w:t>'currency'</w:t>
-      </w:r>
-      <w:r>
-        <w:rPr>
-          <w:rFonts w:ascii="Consolas" w:eastAsia="Times New Roman" w:hAnsi="Consolas" w:cs="Times New Roman"/>
-          <w:color w:val="8000D7"/>
-          <w:sz w:val="21"/>
-          <w:szCs w:val="21"/>
-          <w:lang w:val="en-US" w:eastAsia="ru-RU"/>
-        </w:rPr>
-        <w:t xml:space="preserve">: </w:t>
-      </w:r>
-      <w:r>
-        <w:rPr>
-          <w:rFonts w:ascii="Consolas" w:eastAsia="Times New Roman" w:hAnsi="Consolas" w:cs="Times New Roman"/>
-          <w:color w:val="003EAA"/>
-          <w:sz w:val="21"/>
-          <w:szCs w:val="21"/>
-          <w:lang w:val="en-US" w:eastAsia="ru-RU"/>
-        </w:rPr>
-        <w:t>'EGP'</w:t>
-      </w:r>
-      <w:r>
-        <w:rPr>
-          <w:rFonts w:ascii="Consolas" w:eastAsia="Times New Roman" w:hAnsi="Consolas" w:cs="Times New Roman"/>
-          <w:color w:val="8000D7"/>
-          <w:sz w:val="21"/>
-          <w:szCs w:val="21"/>
-          <w:lang w:val="en-US" w:eastAsia="ru-RU"/>
-        </w:rPr>
-        <w:t>,</w:t>
-      </w:r>
     </w:p>
     <w:p>
       <w:pPr>
@@ -20744,58 +21214,90 @@
           <w:color w:val="4A4A4F"/>
           <w:sz w:val="21"/>
           <w:szCs w:val="21"/>
-          <w:lang w:val="en-US" w:eastAsia="ru-RU"/>
-        </w:rPr>
-      </w:pPr>
-      <w:r>
-        <w:rPr>
-          <w:rFonts w:ascii="Consolas" w:eastAsia="Times New Roman" w:hAnsi="Consolas" w:cs="Times New Roman"/>
-          <w:color w:val="8000D7"/>
-          <w:sz w:val="21"/>
-          <w:szCs w:val="21"/>
-          <w:lang w:val="en-US" w:eastAsia="ru-RU"/>
-        </w:rPr>
-        <w:t xml:space="preserve">            </w:t>
-      </w:r>
-      <w:r>
-        <w:rPr>
-          <w:rFonts w:ascii="Consolas" w:eastAsia="Times New Roman" w:hAnsi="Consolas" w:cs="Times New Roman"/>
-          <w:color w:val="003EAA"/>
-          <w:sz w:val="21"/>
-          <w:szCs w:val="21"/>
-          <w:lang w:val="en-US" w:eastAsia="ru-RU"/>
-        </w:rPr>
-        <w:t>'vat_rate'</w:t>
-      </w:r>
-      <w:r>
-        <w:rPr>
-          <w:rFonts w:ascii="Consolas" w:eastAsia="Times New Roman" w:hAnsi="Consolas" w:cs="Times New Roman"/>
-          <w:color w:val="8000D7"/>
-          <w:sz w:val="21"/>
-          <w:szCs w:val="21"/>
-          <w:lang w:val="en-US" w:eastAsia="ru-RU"/>
-        </w:rPr>
-        <w:t xml:space="preserve">: </w:t>
-      </w:r>
-      <w:r>
-        <w:rPr>
-          <w:rFonts w:ascii="Consolas" w:eastAsia="Times New Roman" w:hAnsi="Consolas" w:cs="Times New Roman"/>
-          <w:color w:val="003EAA"/>
-          <w:sz w:val="21"/>
-          <w:szCs w:val="21"/>
-          <w:lang w:val="en-US" w:eastAsia="ru-RU"/>
-        </w:rPr>
-        <w:t>5.00</w:t>
-      </w:r>
-      <w:r>
-        <w:rPr>
-          <w:rFonts w:ascii="Consolas" w:eastAsia="Times New Roman" w:hAnsi="Consolas" w:cs="Times New Roman"/>
-          <w:color w:val="8000D7"/>
-          <w:sz w:val="21"/>
-          <w:szCs w:val="21"/>
-          <w:lang w:val="en-US" w:eastAsia="ru-RU"/>
-        </w:rPr>
-        <w:t>,</w:t>
+          <w:lang w:eastAsia="ru-RU"/>
+        </w:rPr>
+      </w:pPr>
+      <w:r>
+        <w:rPr>
+          <w:rFonts w:ascii="Consolas" w:eastAsia="Times New Roman" w:hAnsi="Consolas" w:cs="Times New Roman"/>
+          <w:color w:val="4A4A4F"/>
+          <w:sz w:val="21"/>
+          <w:szCs w:val="21"/>
+          <w:lang w:val="en-US" w:eastAsia="ru-RU"/>
+        </w:rPr>
+        <w:t xml:space="preserve">    </w:t>
+      </w:r>
+      <w:r>
+        <w:rPr>
+          <w:rFonts w:ascii="Consolas" w:eastAsia="Times New Roman" w:hAnsi="Consolas" w:cs="Times New Roman"/>
+          <w:color w:val="DD00A9"/>
+          <w:sz w:val="21"/>
+          <w:szCs w:val="21"/>
+          <w:lang w:eastAsia="ru-RU"/>
+        </w:rPr>
+        <w:t>def</w:t>
+      </w:r>
+      <w:r>
+        <w:rPr>
+          <w:rFonts w:ascii="Consolas" w:eastAsia="Times New Roman" w:hAnsi="Consolas" w:cs="Times New Roman"/>
+          <w:color w:val="4A4A4F"/>
+          <w:sz w:val="21"/>
+          <w:szCs w:val="21"/>
+          <w:lang w:eastAsia="ru-RU"/>
+        </w:rPr>
+        <w:t xml:space="preserve"> </w:t>
+      </w:r>
+      <w:r>
+        <w:rPr>
+          <w:rFonts w:ascii="Consolas" w:eastAsia="Times New Roman" w:hAnsi="Consolas" w:cs="Times New Roman"/>
+          <w:i/>
+          <w:iCs/>
+          <w:color w:val="058B00"/>
+          <w:sz w:val="21"/>
+          <w:szCs w:val="21"/>
+          <w:lang w:eastAsia="ru-RU"/>
+        </w:rPr>
+        <w:t>test_create_country_post_invalid_data</w:t>
+      </w:r>
+      <w:r>
+        <w:rPr>
+          <w:rFonts w:ascii="Consolas" w:eastAsia="Times New Roman" w:hAnsi="Consolas" w:cs="Times New Roman"/>
+          <w:color w:val="4A4A4F"/>
+          <w:sz w:val="21"/>
+          <w:szCs w:val="21"/>
+          <w:lang w:eastAsia="ru-RU"/>
+        </w:rPr>
+        <w:t>(</w:t>
+      </w:r>
+      <w:r>
+        <w:rPr>
+          <w:rFonts w:ascii="Consolas" w:eastAsia="Times New Roman" w:hAnsi="Consolas" w:cs="Times New Roman"/>
+          <w:color w:val="0074E8"/>
+          <w:sz w:val="21"/>
+          <w:szCs w:val="21"/>
+          <w:lang w:eastAsia="ru-RU"/>
+        </w:rPr>
+        <w:t>self</w:t>
+      </w:r>
+      <w:r>
+        <w:rPr>
+          <w:rFonts w:ascii="Consolas" w:eastAsia="Times New Roman" w:hAnsi="Consolas" w:cs="Times New Roman"/>
+          <w:color w:val="4A4A4F"/>
+          <w:sz w:val="21"/>
+          <w:szCs w:val="21"/>
+          <w:lang w:eastAsia="ru-RU"/>
+        </w:rPr>
+        <w:t>):</w:t>
+      </w:r>
+      <w:r>
+        <w:rPr>
+          <w:rFonts w:ascii="Consolas" w:eastAsia="Times New Roman" w:hAnsi="Consolas" w:cs="Times New Roman"/>
+          <w:color w:val="939393"/>
+          <w:sz w:val="21"/>
+          <w:szCs w:val="21"/>
+          <w:lang w:eastAsia="ru-RU"/>
+        </w:rPr>
+        <w:t xml:space="preserve"># Проверка добавления страны с некорректными данными </w:t>
       </w:r>
     </w:p>
     <w:p>
@@ -20815,12 +21317,52 @@
       <w:r>
         <w:rPr>
           <w:rFonts w:ascii="Consolas" w:eastAsia="Times New Roman" w:hAnsi="Consolas" w:cs="Times New Roman"/>
+          <w:color w:val="4A4A4F"/>
+          <w:sz w:val="21"/>
+          <w:szCs w:val="21"/>
+          <w:lang w:eastAsia="ru-RU"/>
+        </w:rPr>
+        <w:t xml:space="preserve">        </w:t>
+      </w:r>
+      <w:r>
+        <w:rPr>
+          <w:rFonts w:ascii="Consolas" w:eastAsia="Times New Roman" w:hAnsi="Consolas" w:cs="Times New Roman"/>
+          <w:color w:val="4A4A4F"/>
+          <w:sz w:val="21"/>
+          <w:szCs w:val="21"/>
+          <w:lang w:val="en-US" w:eastAsia="ru-RU"/>
+        </w:rPr>
+        <w:t xml:space="preserve">response = </w:t>
+      </w:r>
+      <w:r>
+        <w:rPr>
+          <w:rFonts w:ascii="Consolas" w:eastAsia="Times New Roman" w:hAnsi="Consolas" w:cs="Times New Roman"/>
           <w:color w:val="8000D7"/>
           <w:sz w:val="21"/>
           <w:szCs w:val="21"/>
           <w:lang w:val="en-US" w:eastAsia="ru-RU"/>
         </w:rPr>
-        <w:t xml:space="preserve">            </w:t>
+        <w:t>self</w:t>
+      </w:r>
+      <w:r>
+        <w:rPr>
+          <w:rFonts w:ascii="Consolas" w:eastAsia="Times New Roman" w:hAnsi="Consolas" w:cs="Times New Roman"/>
+          <w:color w:val="4A4A4F"/>
+          <w:sz w:val="21"/>
+          <w:szCs w:val="21"/>
+          <w:lang w:val="en-US" w:eastAsia="ru-RU"/>
+        </w:rPr>
+        <w:t>.client.</w:t>
+      </w:r>
+      <w:r>
+        <w:rPr>
+          <w:rFonts w:ascii="Consolas" w:eastAsia="Times New Roman" w:hAnsi="Consolas" w:cs="Times New Roman"/>
+          <w:color w:val="8000D7"/>
+          <w:sz w:val="21"/>
+          <w:szCs w:val="21"/>
+          <w:lang w:val="en-US" w:eastAsia="ru-RU"/>
+        </w:rPr>
+        <w:t>post(reverse(</w:t>
       </w:r>
       <w:r>
         <w:rPr>
@@ -20830,7 +21372,7 @@
           <w:szCs w:val="21"/>
           <w:lang w:val="en-US" w:eastAsia="ru-RU"/>
         </w:rPr>
-        <w:t>'language'</w:t>
+        <w:t>'guides:country_create'</w:t>
       </w:r>
       <w:r>
         <w:rPr>
@@ -20840,37 +21382,7 @@
           <w:szCs w:val="21"/>
           <w:lang w:val="en-US" w:eastAsia="ru-RU"/>
         </w:rPr>
-        <w:t xml:space="preserve">: </w:t>
-      </w:r>
-      <w:r>
-        <w:rPr>
-          <w:rFonts w:ascii="Consolas" w:eastAsia="Times New Roman" w:hAnsi="Consolas" w:cs="Times New Roman"/>
-          <w:color w:val="003EAA"/>
-          <w:sz w:val="21"/>
-          <w:szCs w:val="21"/>
-          <w:lang w:val="en-US" w:eastAsia="ru-RU"/>
-        </w:rPr>
-        <w:t>'</w:t>
-      </w:r>
-      <w:r>
-        <w:rPr>
-          <w:rFonts w:ascii="Consolas" w:eastAsia="Times New Roman" w:hAnsi="Consolas" w:cs="Times New Roman"/>
-          <w:color w:val="003EAA"/>
-          <w:sz w:val="21"/>
-          <w:szCs w:val="21"/>
-          <w:lang w:eastAsia="ru-RU"/>
-        </w:rPr>
-        <w:t>Арабский</w:t>
-      </w:r>
-      <w:r>
-        <w:rPr>
-          <w:rFonts w:ascii="Consolas" w:eastAsia="Times New Roman" w:hAnsi="Consolas" w:cs="Times New Roman"/>
-          <w:color w:val="003EAA"/>
-          <w:sz w:val="21"/>
-          <w:szCs w:val="21"/>
-          <w:lang w:val="en-US" w:eastAsia="ru-RU"/>
-        </w:rPr>
-        <w:t>'</w:t>
+        <w:t>), {</w:t>
       </w:r>
     </w:p>
     <w:p>
@@ -20895,7 +21407,47 @@
           <w:szCs w:val="21"/>
           <w:lang w:val="en-US" w:eastAsia="ru-RU"/>
         </w:rPr>
-        <w:t>        })</w:t>
+        <w:t xml:space="preserve">            </w:t>
+      </w:r>
+      <w:r>
+        <w:rPr>
+          <w:rFonts w:ascii="Consolas" w:eastAsia="Times New Roman" w:hAnsi="Consolas" w:cs="Times New Roman"/>
+          <w:color w:val="003EAA"/>
+          <w:sz w:val="21"/>
+          <w:szCs w:val="21"/>
+          <w:lang w:val="en-US" w:eastAsia="ru-RU"/>
+        </w:rPr>
+        <w:t>'name'</w:t>
+      </w:r>
+      <w:r>
+        <w:rPr>
+          <w:rFonts w:ascii="Consolas" w:eastAsia="Times New Roman" w:hAnsi="Consolas" w:cs="Times New Roman"/>
+          <w:color w:val="8000D7"/>
+          <w:sz w:val="21"/>
+          <w:szCs w:val="21"/>
+          <w:lang w:val="en-US" w:eastAsia="ru-RU"/>
+        </w:rPr>
+        <w:t xml:space="preserve">: </w:t>
+      </w:r>
+      <w:r>
+        <w:rPr>
+          <w:rFonts w:ascii="Consolas" w:eastAsia="Times New Roman" w:hAnsi="Consolas" w:cs="Times New Roman"/>
+          <w:color w:val="003EAA"/>
+          <w:sz w:val="21"/>
+          <w:szCs w:val="21"/>
+          <w:lang w:val="en-US" w:eastAsia="ru-RU"/>
+        </w:rPr>
+        <w:t>''</w:t>
+      </w:r>
+      <w:r>
+        <w:rPr>
+          <w:rFonts w:ascii="Consolas" w:eastAsia="Times New Roman" w:hAnsi="Consolas" w:cs="Times New Roman"/>
+          <w:color w:val="8000D7"/>
+          <w:sz w:val="21"/>
+          <w:szCs w:val="21"/>
+          <w:lang w:val="en-US" w:eastAsia="ru-RU"/>
+        </w:rPr>
+        <w:t>,</w:t>
       </w:r>
     </w:p>
     <w:p>
@@ -20915,32 +21467,22 @@
       <w:r>
         <w:rPr>
           <w:rFonts w:ascii="Consolas" w:eastAsia="Times New Roman" w:hAnsi="Consolas" w:cs="Times New Roman"/>
-          <w:color w:val="4A4A4F"/>
-          <w:sz w:val="21"/>
-          <w:szCs w:val="21"/>
-          <w:lang w:val="en-US" w:eastAsia="ru-RU"/>
-        </w:rPr>
-        <w:t xml:space="preserve">        </w:t>
-      </w:r>
-      <w:r>
-        <w:rPr>
-          <w:rFonts w:ascii="Consolas" w:eastAsia="Times New Roman" w:hAnsi="Consolas" w:cs="Times New Roman"/>
           <w:color w:val="8000D7"/>
           <w:sz w:val="21"/>
           <w:szCs w:val="21"/>
           <w:lang w:val="en-US" w:eastAsia="ru-RU"/>
         </w:rPr>
-        <w:t>self</w:t>
-      </w:r>
-      <w:r>
-        <w:rPr>
-          <w:rFonts w:ascii="Consolas" w:eastAsia="Times New Roman" w:hAnsi="Consolas" w:cs="Times New Roman"/>
-          <w:color w:val="4A4A4F"/>
-          <w:sz w:val="21"/>
-          <w:szCs w:val="21"/>
-          <w:lang w:val="en-US" w:eastAsia="ru-RU"/>
-        </w:rPr>
-        <w:t>.</w:t>
+        <w:t xml:space="preserve">            </w:t>
+      </w:r>
+      <w:r>
+        <w:rPr>
+          <w:rFonts w:ascii="Consolas" w:eastAsia="Times New Roman" w:hAnsi="Consolas" w:cs="Times New Roman"/>
+          <w:color w:val="003EAA"/>
+          <w:sz w:val="21"/>
+          <w:szCs w:val="21"/>
+          <w:lang w:val="en-US" w:eastAsia="ru-RU"/>
+        </w:rPr>
+        <w:t>'currency'</w:t>
       </w:r>
       <w:r>
         <w:rPr>
@@ -20950,7 +21492,7 @@
           <w:szCs w:val="21"/>
           <w:lang w:val="en-US" w:eastAsia="ru-RU"/>
         </w:rPr>
-        <w:t xml:space="preserve">assertEqual(response.status_code, </w:t>
+        <w:t xml:space="preserve">: </w:t>
       </w:r>
       <w:r>
         <w:rPr>
@@ -20960,7 +21502,7 @@
           <w:szCs w:val="21"/>
           <w:lang w:val="en-US" w:eastAsia="ru-RU"/>
         </w:rPr>
-        <w:t>200</w:t>
+        <w:t>'EGP'</w:t>
       </w:r>
       <w:r>
         <w:rPr>
@@ -20970,7 +21512,7 @@
           <w:szCs w:val="21"/>
           <w:lang w:val="en-US" w:eastAsia="ru-RU"/>
         </w:rPr>
-        <w:t>)</w:t>
+        <w:t>,</w:t>
       </w:r>
     </w:p>
     <w:p>
@@ -20990,12 +21532,1149 @@
       <w:r>
         <w:rPr>
           <w:rFonts w:ascii="Consolas" w:eastAsia="Times New Roman" w:hAnsi="Consolas" w:cs="Times New Roman"/>
+          <w:color w:val="8000D7"/>
+          <w:sz w:val="21"/>
+          <w:szCs w:val="21"/>
+          <w:lang w:val="en-US" w:eastAsia="ru-RU"/>
+        </w:rPr>
+        <w:t xml:space="preserve">            </w:t>
+      </w:r>
+      <w:r>
+        <w:rPr>
+          <w:rFonts w:ascii="Consolas" w:eastAsia="Times New Roman" w:hAnsi="Consolas" w:cs="Times New Roman"/>
+          <w:color w:val="003EAA"/>
+          <w:sz w:val="21"/>
+          <w:szCs w:val="21"/>
+          <w:lang w:val="en-US" w:eastAsia="ru-RU"/>
+        </w:rPr>
+        <w:t>'vat_rate'</w:t>
+      </w:r>
+      <w:r>
+        <w:rPr>
+          <w:rFonts w:ascii="Consolas" w:eastAsia="Times New Roman" w:hAnsi="Consolas" w:cs="Times New Roman"/>
+          <w:color w:val="8000D7"/>
+          <w:sz w:val="21"/>
+          <w:szCs w:val="21"/>
+          <w:lang w:val="en-US" w:eastAsia="ru-RU"/>
+        </w:rPr>
+        <w:t xml:space="preserve">: </w:t>
+      </w:r>
+      <w:r>
+        <w:rPr>
+          <w:rFonts w:ascii="Consolas" w:eastAsia="Times New Roman" w:hAnsi="Consolas" w:cs="Times New Roman"/>
+          <w:color w:val="003EAA"/>
+          <w:sz w:val="21"/>
+          <w:szCs w:val="21"/>
+          <w:lang w:val="en-US" w:eastAsia="ru-RU"/>
+        </w:rPr>
+        <w:t>5.00</w:t>
+      </w:r>
+      <w:r>
+        <w:rPr>
+          <w:rFonts w:ascii="Consolas" w:eastAsia="Times New Roman" w:hAnsi="Consolas" w:cs="Times New Roman"/>
+          <w:color w:val="8000D7"/>
+          <w:sz w:val="21"/>
+          <w:szCs w:val="21"/>
+          <w:lang w:val="en-US" w:eastAsia="ru-RU"/>
+        </w:rPr>
+        <w:t>,</w:t>
+      </w:r>
+    </w:p>
+    <w:p>
+      <w:pPr>
+        <w:shd w:val="clear" w:color="auto" w:fill="FFFFFF"/>
+        <w:spacing w:line="285" w:lineRule="atLeast"/>
+        <w:ind w:firstLine="0"/>
+        <w:jc w:val="left"/>
+        <w:rPr>
+          <w:rFonts w:ascii="Consolas" w:eastAsia="Times New Roman" w:hAnsi="Consolas" w:cs="Times New Roman"/>
           <w:color w:val="4A4A4F"/>
           <w:sz w:val="21"/>
           <w:szCs w:val="21"/>
           <w:lang w:val="en-US" w:eastAsia="ru-RU"/>
         </w:rPr>
+      </w:pPr>
+      <w:r>
+        <w:rPr>
+          <w:rFonts w:ascii="Consolas" w:eastAsia="Times New Roman" w:hAnsi="Consolas" w:cs="Times New Roman"/>
+          <w:color w:val="8000D7"/>
+          <w:sz w:val="21"/>
+          <w:szCs w:val="21"/>
+          <w:lang w:val="en-US" w:eastAsia="ru-RU"/>
+        </w:rPr>
+        <w:t xml:space="preserve">            </w:t>
+      </w:r>
+      <w:r>
+        <w:rPr>
+          <w:rFonts w:ascii="Consolas" w:eastAsia="Times New Roman" w:hAnsi="Consolas" w:cs="Times New Roman"/>
+          <w:color w:val="003EAA"/>
+          <w:sz w:val="21"/>
+          <w:szCs w:val="21"/>
+          <w:lang w:val="en-US" w:eastAsia="ru-RU"/>
+        </w:rPr>
+        <w:t>'language'</w:t>
+      </w:r>
+      <w:r>
+        <w:rPr>
+          <w:rFonts w:ascii="Consolas" w:eastAsia="Times New Roman" w:hAnsi="Consolas" w:cs="Times New Roman"/>
+          <w:color w:val="8000D7"/>
+          <w:sz w:val="21"/>
+          <w:szCs w:val="21"/>
+          <w:lang w:val="en-US" w:eastAsia="ru-RU"/>
+        </w:rPr>
+        <w:t xml:space="preserve">: </w:t>
+      </w:r>
+      <w:r>
+        <w:rPr>
+          <w:rFonts w:ascii="Consolas" w:eastAsia="Times New Roman" w:hAnsi="Consolas" w:cs="Times New Roman"/>
+          <w:color w:val="003EAA"/>
+          <w:sz w:val="21"/>
+          <w:szCs w:val="21"/>
+          <w:lang w:val="en-US" w:eastAsia="ru-RU"/>
+        </w:rPr>
+        <w:t>'</w:t>
+      </w:r>
+      <w:r>
+        <w:rPr>
+          <w:rFonts w:ascii="Consolas" w:eastAsia="Times New Roman" w:hAnsi="Consolas" w:cs="Times New Roman"/>
+          <w:color w:val="003EAA"/>
+          <w:sz w:val="21"/>
+          <w:szCs w:val="21"/>
+          <w:lang w:eastAsia="ru-RU"/>
+        </w:rPr>
+        <w:t>Арабский</w:t>
+      </w:r>
+      <w:r>
+        <w:rPr>
+          <w:rFonts w:ascii="Consolas" w:eastAsia="Times New Roman" w:hAnsi="Consolas" w:cs="Times New Roman"/>
+          <w:color w:val="003EAA"/>
+          <w:sz w:val="21"/>
+          <w:szCs w:val="21"/>
+          <w:lang w:val="en-US" w:eastAsia="ru-RU"/>
+        </w:rPr>
+        <w:t>'</w:t>
+      </w:r>
+    </w:p>
+    <w:p>
+      <w:pPr>
+        <w:shd w:val="clear" w:color="auto" w:fill="FFFFFF"/>
+        <w:spacing w:line="285" w:lineRule="atLeast"/>
+        <w:ind w:firstLine="0"/>
+        <w:jc w:val="left"/>
+        <w:rPr>
+          <w:rFonts w:ascii="Consolas" w:eastAsia="Times New Roman" w:hAnsi="Consolas" w:cs="Times New Roman"/>
+          <w:color w:val="4A4A4F"/>
+          <w:sz w:val="21"/>
+          <w:szCs w:val="21"/>
+          <w:lang w:val="en-US" w:eastAsia="ru-RU"/>
+        </w:rPr>
+      </w:pPr>
+      <w:r>
+        <w:rPr>
+          <w:rFonts w:ascii="Consolas" w:eastAsia="Times New Roman" w:hAnsi="Consolas" w:cs="Times New Roman"/>
+          <w:color w:val="8000D7"/>
+          <w:sz w:val="21"/>
+          <w:szCs w:val="21"/>
+          <w:lang w:val="en-US" w:eastAsia="ru-RU"/>
+        </w:rPr>
+        <w:t>        })</w:t>
+      </w:r>
+    </w:p>
+    <w:p>
+      <w:pPr>
+        <w:shd w:val="clear" w:color="auto" w:fill="FFFFFF"/>
+        <w:spacing w:line="285" w:lineRule="atLeast"/>
+        <w:ind w:firstLine="0"/>
+        <w:jc w:val="left"/>
+        <w:rPr>
+          <w:rFonts w:ascii="Consolas" w:eastAsia="Times New Roman" w:hAnsi="Consolas" w:cs="Times New Roman"/>
+          <w:color w:val="4A4A4F"/>
+          <w:sz w:val="21"/>
+          <w:szCs w:val="21"/>
+          <w:lang w:val="en-US" w:eastAsia="ru-RU"/>
+        </w:rPr>
+      </w:pPr>
+      <w:r>
+        <w:rPr>
+          <w:rFonts w:ascii="Consolas" w:eastAsia="Times New Roman" w:hAnsi="Consolas" w:cs="Times New Roman"/>
+          <w:color w:val="4A4A4F"/>
+          <w:sz w:val="21"/>
+          <w:szCs w:val="21"/>
+          <w:lang w:val="en-US" w:eastAsia="ru-RU"/>
+        </w:rPr>
         <w:t xml:space="preserve">        </w:t>
+      </w:r>
+      <w:r>
+        <w:rPr>
+          <w:rFonts w:ascii="Consolas" w:eastAsia="Times New Roman" w:hAnsi="Consolas" w:cs="Times New Roman"/>
+          <w:color w:val="8000D7"/>
+          <w:sz w:val="21"/>
+          <w:szCs w:val="21"/>
+          <w:lang w:val="en-US" w:eastAsia="ru-RU"/>
+        </w:rPr>
+        <w:t>self</w:t>
+      </w:r>
+      <w:r>
+        <w:rPr>
+          <w:rFonts w:ascii="Consolas" w:eastAsia="Times New Roman" w:hAnsi="Consolas" w:cs="Times New Roman"/>
+          <w:color w:val="4A4A4F"/>
+          <w:sz w:val="21"/>
+          <w:szCs w:val="21"/>
+          <w:lang w:val="en-US" w:eastAsia="ru-RU"/>
+        </w:rPr>
+        <w:t>.</w:t>
+      </w:r>
+      <w:r>
+        <w:rPr>
+          <w:rFonts w:ascii="Consolas" w:eastAsia="Times New Roman" w:hAnsi="Consolas" w:cs="Times New Roman"/>
+          <w:color w:val="8000D7"/>
+          <w:sz w:val="21"/>
+          <w:szCs w:val="21"/>
+          <w:lang w:val="en-US" w:eastAsia="ru-RU"/>
+        </w:rPr>
+        <w:t xml:space="preserve">assertEqual(response.status_code, </w:t>
+      </w:r>
+      <w:r>
+        <w:rPr>
+          <w:rFonts w:ascii="Consolas" w:eastAsia="Times New Roman" w:hAnsi="Consolas" w:cs="Times New Roman"/>
+          <w:color w:val="003EAA"/>
+          <w:sz w:val="21"/>
+          <w:szCs w:val="21"/>
+          <w:lang w:val="en-US" w:eastAsia="ru-RU"/>
+        </w:rPr>
+        <w:t>200</w:t>
+      </w:r>
+      <w:r>
+        <w:rPr>
+          <w:rFonts w:ascii="Consolas" w:eastAsia="Times New Roman" w:hAnsi="Consolas" w:cs="Times New Roman"/>
+          <w:color w:val="8000D7"/>
+          <w:sz w:val="21"/>
+          <w:szCs w:val="21"/>
+          <w:lang w:val="en-US" w:eastAsia="ru-RU"/>
+        </w:rPr>
+        <w:t>)</w:t>
+      </w:r>
+    </w:p>
+    <w:p>
+      <w:pPr>
+        <w:shd w:val="clear" w:color="auto" w:fill="FFFFFF"/>
+        <w:spacing w:line="285" w:lineRule="atLeast"/>
+        <w:ind w:firstLine="0"/>
+        <w:jc w:val="left"/>
+        <w:rPr>
+          <w:rFonts w:ascii="Consolas" w:eastAsia="Times New Roman" w:hAnsi="Consolas" w:cs="Times New Roman"/>
+          <w:color w:val="4A4A4F"/>
+          <w:sz w:val="21"/>
+          <w:szCs w:val="21"/>
+          <w:lang w:val="en-US" w:eastAsia="ru-RU"/>
+        </w:rPr>
+      </w:pPr>
+      <w:r>
+        <w:rPr>
+          <w:rFonts w:ascii="Consolas" w:eastAsia="Times New Roman" w:hAnsi="Consolas" w:cs="Times New Roman"/>
+          <w:color w:val="4A4A4F"/>
+          <w:sz w:val="21"/>
+          <w:szCs w:val="21"/>
+          <w:lang w:val="en-US" w:eastAsia="ru-RU"/>
+        </w:rPr>
+        <w:t xml:space="preserve">        </w:t>
+      </w:r>
+      <w:r>
+        <w:rPr>
+          <w:rFonts w:ascii="Consolas" w:eastAsia="Times New Roman" w:hAnsi="Consolas" w:cs="Times New Roman"/>
+          <w:color w:val="8000D7"/>
+          <w:sz w:val="21"/>
+          <w:szCs w:val="21"/>
+          <w:lang w:val="en-US" w:eastAsia="ru-RU"/>
+        </w:rPr>
+        <w:t>self</w:t>
+      </w:r>
+      <w:r>
+        <w:rPr>
+          <w:rFonts w:ascii="Consolas" w:eastAsia="Times New Roman" w:hAnsi="Consolas" w:cs="Times New Roman"/>
+          <w:color w:val="4A4A4F"/>
+          <w:sz w:val="21"/>
+          <w:szCs w:val="21"/>
+          <w:lang w:val="en-US" w:eastAsia="ru-RU"/>
+        </w:rPr>
+        <w:t>.</w:t>
+      </w:r>
+      <w:r>
+        <w:rPr>
+          <w:rFonts w:ascii="Consolas" w:eastAsia="Times New Roman" w:hAnsi="Consolas" w:cs="Times New Roman"/>
+          <w:color w:val="8000D7"/>
+          <w:sz w:val="21"/>
+          <w:szCs w:val="21"/>
+          <w:lang w:val="en-US" w:eastAsia="ru-RU"/>
+        </w:rPr>
+        <w:t xml:space="preserve">assertEqual(Country.objects.count(), </w:t>
+      </w:r>
+      <w:r>
+        <w:rPr>
+          <w:rFonts w:ascii="Consolas" w:eastAsia="Times New Roman" w:hAnsi="Consolas" w:cs="Times New Roman"/>
+          <w:color w:val="003EAA"/>
+          <w:sz w:val="21"/>
+          <w:szCs w:val="21"/>
+          <w:lang w:val="en-US" w:eastAsia="ru-RU"/>
+        </w:rPr>
+        <w:t>0</w:t>
+      </w:r>
+      <w:r>
+        <w:rPr>
+          <w:rFonts w:ascii="Consolas" w:eastAsia="Times New Roman" w:hAnsi="Consolas" w:cs="Times New Roman"/>
+          <w:color w:val="8000D7"/>
+          <w:sz w:val="21"/>
+          <w:szCs w:val="21"/>
+          <w:lang w:val="en-US" w:eastAsia="ru-RU"/>
+        </w:rPr>
+        <w:t>)</w:t>
+      </w:r>
+    </w:p>
+    <w:p>
+      <w:pPr>
+        <w:shd w:val="clear" w:color="auto" w:fill="FFFFFF"/>
+        <w:spacing w:line="285" w:lineRule="atLeast"/>
+        <w:ind w:firstLine="0"/>
+        <w:jc w:val="left"/>
+        <w:rPr>
+          <w:rFonts w:ascii="Consolas" w:eastAsia="Times New Roman" w:hAnsi="Consolas" w:cs="Times New Roman"/>
+          <w:color w:val="4A4A4F"/>
+          <w:sz w:val="21"/>
+          <w:szCs w:val="21"/>
+          <w:lang w:val="en-US" w:eastAsia="ru-RU"/>
+        </w:rPr>
+      </w:pPr>
+    </w:p>
+    <w:p>
+      <w:pPr>
+        <w:shd w:val="clear" w:color="auto" w:fill="FFFFFF"/>
+        <w:spacing w:line="285" w:lineRule="atLeast"/>
+        <w:ind w:firstLine="0"/>
+        <w:jc w:val="left"/>
+        <w:rPr>
+          <w:rFonts w:ascii="Consolas" w:eastAsia="Times New Roman" w:hAnsi="Consolas" w:cs="Times New Roman"/>
+          <w:color w:val="4A4A4F"/>
+          <w:sz w:val="21"/>
+          <w:szCs w:val="21"/>
+          <w:lang w:eastAsia="ru-RU"/>
+        </w:rPr>
+      </w:pPr>
+      <w:r>
+        <w:rPr>
+          <w:rFonts w:ascii="Consolas" w:eastAsia="Times New Roman" w:hAnsi="Consolas" w:cs="Times New Roman"/>
+          <w:color w:val="4A4A4F"/>
+          <w:sz w:val="21"/>
+          <w:szCs w:val="21"/>
+          <w:lang w:val="en-US" w:eastAsia="ru-RU"/>
+        </w:rPr>
+        <w:t xml:space="preserve">    </w:t>
+      </w:r>
+      <w:r>
+        <w:rPr>
+          <w:rFonts w:ascii="Consolas" w:eastAsia="Times New Roman" w:hAnsi="Consolas" w:cs="Times New Roman"/>
+          <w:color w:val="DD00A9"/>
+          <w:sz w:val="21"/>
+          <w:szCs w:val="21"/>
+          <w:lang w:eastAsia="ru-RU"/>
+        </w:rPr>
+        <w:t>def</w:t>
+      </w:r>
+      <w:r>
+        <w:rPr>
+          <w:rFonts w:ascii="Consolas" w:eastAsia="Times New Roman" w:hAnsi="Consolas" w:cs="Times New Roman"/>
+          <w:color w:val="4A4A4F"/>
+          <w:sz w:val="21"/>
+          <w:szCs w:val="21"/>
+          <w:lang w:eastAsia="ru-RU"/>
+        </w:rPr>
+        <w:t xml:space="preserve"> </w:t>
+      </w:r>
+      <w:r>
+        <w:rPr>
+          <w:rFonts w:ascii="Consolas" w:eastAsia="Times New Roman" w:hAnsi="Consolas" w:cs="Times New Roman"/>
+          <w:i/>
+          <w:iCs/>
+          <w:color w:val="058B00"/>
+          <w:sz w:val="21"/>
+          <w:szCs w:val="21"/>
+          <w:lang w:eastAsia="ru-RU"/>
+        </w:rPr>
+        <w:t>test_create_country_negative_vat_rate</w:t>
+      </w:r>
+      <w:r>
+        <w:rPr>
+          <w:rFonts w:ascii="Consolas" w:eastAsia="Times New Roman" w:hAnsi="Consolas" w:cs="Times New Roman"/>
+          <w:color w:val="4A4A4F"/>
+          <w:sz w:val="21"/>
+          <w:szCs w:val="21"/>
+          <w:lang w:eastAsia="ru-RU"/>
+        </w:rPr>
+        <w:t>(</w:t>
+      </w:r>
+      <w:r>
+        <w:rPr>
+          <w:rFonts w:ascii="Consolas" w:eastAsia="Times New Roman" w:hAnsi="Consolas" w:cs="Times New Roman"/>
+          <w:color w:val="0074E8"/>
+          <w:sz w:val="21"/>
+          <w:szCs w:val="21"/>
+          <w:lang w:eastAsia="ru-RU"/>
+        </w:rPr>
+        <w:t>self</w:t>
+      </w:r>
+      <w:r>
+        <w:rPr>
+          <w:rFonts w:ascii="Consolas" w:eastAsia="Times New Roman" w:hAnsi="Consolas" w:cs="Times New Roman"/>
+          <w:color w:val="4A4A4F"/>
+          <w:sz w:val="21"/>
+          <w:szCs w:val="21"/>
+          <w:lang w:eastAsia="ru-RU"/>
+        </w:rPr>
+        <w:t>):</w:t>
+      </w:r>
+      <w:r>
+        <w:rPr>
+          <w:rFonts w:ascii="Consolas" w:eastAsia="Times New Roman" w:hAnsi="Consolas" w:cs="Times New Roman"/>
+          <w:color w:val="939393"/>
+          <w:sz w:val="21"/>
+          <w:szCs w:val="21"/>
+          <w:lang w:eastAsia="ru-RU"/>
+        </w:rPr>
+        <w:t># Проверка добавления страны с отрицательной налоговой ставкой</w:t>
+      </w:r>
+    </w:p>
+    <w:p>
+      <w:pPr>
+        <w:shd w:val="clear" w:color="auto" w:fill="FFFFFF"/>
+        <w:spacing w:line="285" w:lineRule="atLeast"/>
+        <w:ind w:firstLine="0"/>
+        <w:jc w:val="left"/>
+        <w:rPr>
+          <w:rFonts w:ascii="Consolas" w:eastAsia="Times New Roman" w:hAnsi="Consolas" w:cs="Times New Roman"/>
+          <w:color w:val="4A4A4F"/>
+          <w:sz w:val="21"/>
+          <w:szCs w:val="21"/>
+          <w:lang w:val="en-US" w:eastAsia="ru-RU"/>
+        </w:rPr>
+      </w:pPr>
+      <w:r>
+        <w:rPr>
+          <w:rFonts w:ascii="Consolas" w:eastAsia="Times New Roman" w:hAnsi="Consolas" w:cs="Times New Roman"/>
+          <w:color w:val="4A4A4F"/>
+          <w:sz w:val="21"/>
+          <w:szCs w:val="21"/>
+          <w:lang w:eastAsia="ru-RU"/>
+        </w:rPr>
+        <w:t xml:space="preserve">        </w:t>
+      </w:r>
+      <w:r>
+        <w:rPr>
+          <w:rFonts w:ascii="Consolas" w:eastAsia="Times New Roman" w:hAnsi="Consolas" w:cs="Times New Roman"/>
+          <w:color w:val="4A4A4F"/>
+          <w:sz w:val="21"/>
+          <w:szCs w:val="21"/>
+          <w:lang w:val="en-US" w:eastAsia="ru-RU"/>
+        </w:rPr>
+        <w:t xml:space="preserve">response = </w:t>
+      </w:r>
+      <w:r>
+        <w:rPr>
+          <w:rFonts w:ascii="Consolas" w:eastAsia="Times New Roman" w:hAnsi="Consolas" w:cs="Times New Roman"/>
+          <w:color w:val="8000D7"/>
+          <w:sz w:val="21"/>
+          <w:szCs w:val="21"/>
+          <w:lang w:val="en-US" w:eastAsia="ru-RU"/>
+        </w:rPr>
+        <w:t>self</w:t>
+      </w:r>
+      <w:r>
+        <w:rPr>
+          <w:rFonts w:ascii="Consolas" w:eastAsia="Times New Roman" w:hAnsi="Consolas" w:cs="Times New Roman"/>
+          <w:color w:val="4A4A4F"/>
+          <w:sz w:val="21"/>
+          <w:szCs w:val="21"/>
+          <w:lang w:val="en-US" w:eastAsia="ru-RU"/>
+        </w:rPr>
+        <w:t>.client.</w:t>
+      </w:r>
+      <w:r>
+        <w:rPr>
+          <w:rFonts w:ascii="Consolas" w:eastAsia="Times New Roman" w:hAnsi="Consolas" w:cs="Times New Roman"/>
+          <w:color w:val="8000D7"/>
+          <w:sz w:val="21"/>
+          <w:szCs w:val="21"/>
+          <w:lang w:val="en-US" w:eastAsia="ru-RU"/>
+        </w:rPr>
+        <w:t>post(reverse(</w:t>
+      </w:r>
+      <w:r>
+        <w:rPr>
+          <w:rFonts w:ascii="Consolas" w:eastAsia="Times New Roman" w:hAnsi="Consolas" w:cs="Times New Roman"/>
+          <w:color w:val="003EAA"/>
+          <w:sz w:val="21"/>
+          <w:szCs w:val="21"/>
+          <w:lang w:val="en-US" w:eastAsia="ru-RU"/>
+        </w:rPr>
+        <w:t>'guides:country_create'</w:t>
+      </w:r>
+      <w:r>
+        <w:rPr>
+          <w:rFonts w:ascii="Consolas" w:eastAsia="Times New Roman" w:hAnsi="Consolas" w:cs="Times New Roman"/>
+          <w:color w:val="8000D7"/>
+          <w:sz w:val="21"/>
+          <w:szCs w:val="21"/>
+          <w:lang w:val="en-US" w:eastAsia="ru-RU"/>
+        </w:rPr>
+        <w:t>), {</w:t>
+      </w:r>
+    </w:p>
+    <w:p>
+      <w:pPr>
+        <w:shd w:val="clear" w:color="auto" w:fill="FFFFFF"/>
+        <w:spacing w:line="285" w:lineRule="atLeast"/>
+        <w:ind w:firstLine="0"/>
+        <w:jc w:val="left"/>
+        <w:rPr>
+          <w:rFonts w:ascii="Consolas" w:eastAsia="Times New Roman" w:hAnsi="Consolas" w:cs="Times New Roman"/>
+          <w:color w:val="4A4A4F"/>
+          <w:sz w:val="21"/>
+          <w:szCs w:val="21"/>
+          <w:lang w:val="en-US" w:eastAsia="ru-RU"/>
+        </w:rPr>
+      </w:pPr>
+      <w:r>
+        <w:rPr>
+          <w:rFonts w:ascii="Consolas" w:eastAsia="Times New Roman" w:hAnsi="Consolas" w:cs="Times New Roman"/>
+          <w:color w:val="8000D7"/>
+          <w:sz w:val="21"/>
+          <w:szCs w:val="21"/>
+          <w:lang w:val="en-US" w:eastAsia="ru-RU"/>
+        </w:rPr>
+        <w:t xml:space="preserve">            </w:t>
+      </w:r>
+      <w:r>
+        <w:rPr>
+          <w:rFonts w:ascii="Consolas" w:eastAsia="Times New Roman" w:hAnsi="Consolas" w:cs="Times New Roman"/>
+          <w:color w:val="003EAA"/>
+          <w:sz w:val="21"/>
+          <w:szCs w:val="21"/>
+          <w:lang w:val="en-US" w:eastAsia="ru-RU"/>
+        </w:rPr>
+        <w:t>'name'</w:t>
+      </w:r>
+      <w:r>
+        <w:rPr>
+          <w:rFonts w:ascii="Consolas" w:eastAsia="Times New Roman" w:hAnsi="Consolas" w:cs="Times New Roman"/>
+          <w:color w:val="8000D7"/>
+          <w:sz w:val="21"/>
+          <w:szCs w:val="21"/>
+          <w:lang w:val="en-US" w:eastAsia="ru-RU"/>
+        </w:rPr>
+        <w:t xml:space="preserve">: </w:t>
+      </w:r>
+      <w:r>
+        <w:rPr>
+          <w:rFonts w:ascii="Consolas" w:eastAsia="Times New Roman" w:hAnsi="Consolas" w:cs="Times New Roman"/>
+          <w:color w:val="003EAA"/>
+          <w:sz w:val="21"/>
+          <w:szCs w:val="21"/>
+          <w:lang w:val="en-US" w:eastAsia="ru-RU"/>
+        </w:rPr>
+        <w:t>'</w:t>
+      </w:r>
+      <w:r>
+        <w:rPr>
+          <w:rFonts w:ascii="Consolas" w:eastAsia="Times New Roman" w:hAnsi="Consolas" w:cs="Times New Roman"/>
+          <w:color w:val="003EAA"/>
+          <w:sz w:val="21"/>
+          <w:szCs w:val="21"/>
+          <w:lang w:eastAsia="ru-RU"/>
+        </w:rPr>
+        <w:t>Германия</w:t>
+      </w:r>
+      <w:r>
+        <w:rPr>
+          <w:rFonts w:ascii="Consolas" w:eastAsia="Times New Roman" w:hAnsi="Consolas" w:cs="Times New Roman"/>
+          <w:color w:val="003EAA"/>
+          <w:sz w:val="21"/>
+          <w:szCs w:val="21"/>
+          <w:lang w:val="en-US" w:eastAsia="ru-RU"/>
+        </w:rPr>
+        <w:t>'</w:t>
+      </w:r>
+      <w:r>
+        <w:rPr>
+          <w:rFonts w:ascii="Consolas" w:eastAsia="Times New Roman" w:hAnsi="Consolas" w:cs="Times New Roman"/>
+          <w:color w:val="8000D7"/>
+          <w:sz w:val="21"/>
+          <w:szCs w:val="21"/>
+          <w:lang w:val="en-US" w:eastAsia="ru-RU"/>
+        </w:rPr>
+        <w:t>,</w:t>
+      </w:r>
+    </w:p>
+    <w:p>
+      <w:pPr>
+        <w:shd w:val="clear" w:color="auto" w:fill="FFFFFF"/>
+        <w:spacing w:line="285" w:lineRule="atLeast"/>
+        <w:ind w:firstLine="0"/>
+        <w:jc w:val="left"/>
+        <w:rPr>
+          <w:rFonts w:ascii="Consolas" w:eastAsia="Times New Roman" w:hAnsi="Consolas" w:cs="Times New Roman"/>
+          <w:color w:val="4A4A4F"/>
+          <w:sz w:val="21"/>
+          <w:szCs w:val="21"/>
+          <w:lang w:val="en-US" w:eastAsia="ru-RU"/>
+        </w:rPr>
+      </w:pPr>
+      <w:r>
+        <w:rPr>
+          <w:rFonts w:ascii="Consolas" w:eastAsia="Times New Roman" w:hAnsi="Consolas" w:cs="Times New Roman"/>
+          <w:color w:val="8000D7"/>
+          <w:sz w:val="21"/>
+          <w:szCs w:val="21"/>
+          <w:lang w:val="en-US" w:eastAsia="ru-RU"/>
+        </w:rPr>
+        <w:t xml:space="preserve">            </w:t>
+      </w:r>
+      <w:r>
+        <w:rPr>
+          <w:rFonts w:ascii="Consolas" w:eastAsia="Times New Roman" w:hAnsi="Consolas" w:cs="Times New Roman"/>
+          <w:color w:val="003EAA"/>
+          <w:sz w:val="21"/>
+          <w:szCs w:val="21"/>
+          <w:lang w:val="en-US" w:eastAsia="ru-RU"/>
+        </w:rPr>
+        <w:t>'currency'</w:t>
+      </w:r>
+      <w:r>
+        <w:rPr>
+          <w:rFonts w:ascii="Consolas" w:eastAsia="Times New Roman" w:hAnsi="Consolas" w:cs="Times New Roman"/>
+          <w:color w:val="8000D7"/>
+          <w:sz w:val="21"/>
+          <w:szCs w:val="21"/>
+          <w:lang w:val="en-US" w:eastAsia="ru-RU"/>
+        </w:rPr>
+        <w:t xml:space="preserve">: </w:t>
+      </w:r>
+      <w:r>
+        <w:rPr>
+          <w:rFonts w:ascii="Consolas" w:eastAsia="Times New Roman" w:hAnsi="Consolas" w:cs="Times New Roman"/>
+          <w:color w:val="003EAA"/>
+          <w:sz w:val="21"/>
+          <w:szCs w:val="21"/>
+          <w:lang w:val="en-US" w:eastAsia="ru-RU"/>
+        </w:rPr>
+        <w:t>'EUR'</w:t>
+      </w:r>
+      <w:r>
+        <w:rPr>
+          <w:rFonts w:ascii="Consolas" w:eastAsia="Times New Roman" w:hAnsi="Consolas" w:cs="Times New Roman"/>
+          <w:color w:val="8000D7"/>
+          <w:sz w:val="21"/>
+          <w:szCs w:val="21"/>
+          <w:lang w:val="en-US" w:eastAsia="ru-RU"/>
+        </w:rPr>
+        <w:t>,</w:t>
+      </w:r>
+    </w:p>
+    <w:p>
+      <w:pPr>
+        <w:shd w:val="clear" w:color="auto" w:fill="FFFFFF"/>
+        <w:spacing w:line="285" w:lineRule="atLeast"/>
+        <w:ind w:firstLine="0"/>
+        <w:jc w:val="left"/>
+        <w:rPr>
+          <w:rFonts w:ascii="Consolas" w:eastAsia="Times New Roman" w:hAnsi="Consolas" w:cs="Times New Roman"/>
+          <w:color w:val="4A4A4F"/>
+          <w:sz w:val="21"/>
+          <w:szCs w:val="21"/>
+          <w:lang w:val="en-US" w:eastAsia="ru-RU"/>
+        </w:rPr>
+      </w:pPr>
+      <w:r>
+        <w:rPr>
+          <w:rFonts w:ascii="Consolas" w:eastAsia="Times New Roman" w:hAnsi="Consolas" w:cs="Times New Roman"/>
+          <w:color w:val="8000D7"/>
+          <w:sz w:val="21"/>
+          <w:szCs w:val="21"/>
+          <w:lang w:val="en-US" w:eastAsia="ru-RU"/>
+        </w:rPr>
+        <w:t xml:space="preserve">            </w:t>
+      </w:r>
+      <w:r>
+        <w:rPr>
+          <w:rFonts w:ascii="Consolas" w:eastAsia="Times New Roman" w:hAnsi="Consolas" w:cs="Times New Roman"/>
+          <w:color w:val="003EAA"/>
+          <w:sz w:val="21"/>
+          <w:szCs w:val="21"/>
+          <w:lang w:val="en-US" w:eastAsia="ru-RU"/>
+        </w:rPr>
+        <w:t>'vat_rate'</w:t>
+      </w:r>
+      <w:r>
+        <w:rPr>
+          <w:rFonts w:ascii="Consolas" w:eastAsia="Times New Roman" w:hAnsi="Consolas" w:cs="Times New Roman"/>
+          <w:color w:val="8000D7"/>
+          <w:sz w:val="21"/>
+          <w:szCs w:val="21"/>
+          <w:lang w:val="en-US" w:eastAsia="ru-RU"/>
+        </w:rPr>
+        <w:t xml:space="preserve">: </w:t>
+      </w:r>
+      <w:r>
+        <w:rPr>
+          <w:rFonts w:ascii="Consolas" w:eastAsia="Times New Roman" w:hAnsi="Consolas" w:cs="Times New Roman"/>
+          <w:color w:val="4A4A4F"/>
+          <w:sz w:val="21"/>
+          <w:szCs w:val="21"/>
+          <w:lang w:val="en-US" w:eastAsia="ru-RU"/>
+        </w:rPr>
+        <w:t>-</w:t>
+      </w:r>
+      <w:r>
+        <w:rPr>
+          <w:rFonts w:ascii="Consolas" w:eastAsia="Times New Roman" w:hAnsi="Consolas" w:cs="Times New Roman"/>
+          <w:color w:val="003EAA"/>
+          <w:sz w:val="21"/>
+          <w:szCs w:val="21"/>
+          <w:lang w:val="en-US" w:eastAsia="ru-RU"/>
+        </w:rPr>
+        <w:t>5.00</w:t>
+      </w:r>
+      <w:r>
+        <w:rPr>
+          <w:rFonts w:ascii="Consolas" w:eastAsia="Times New Roman" w:hAnsi="Consolas" w:cs="Times New Roman"/>
+          <w:color w:val="8000D7"/>
+          <w:sz w:val="21"/>
+          <w:szCs w:val="21"/>
+          <w:lang w:val="en-US" w:eastAsia="ru-RU"/>
+        </w:rPr>
+        <w:t>,</w:t>
+      </w:r>
+    </w:p>
+    <w:p>
+      <w:pPr>
+        <w:shd w:val="clear" w:color="auto" w:fill="FFFFFF"/>
+        <w:spacing w:line="285" w:lineRule="atLeast"/>
+        <w:ind w:firstLine="0"/>
+        <w:jc w:val="left"/>
+        <w:rPr>
+          <w:rFonts w:ascii="Consolas" w:eastAsia="Times New Roman" w:hAnsi="Consolas" w:cs="Times New Roman"/>
+          <w:color w:val="4A4A4F"/>
+          <w:sz w:val="21"/>
+          <w:szCs w:val="21"/>
+          <w:lang w:val="en-US" w:eastAsia="ru-RU"/>
+        </w:rPr>
+      </w:pPr>
+      <w:r>
+        <w:rPr>
+          <w:rFonts w:ascii="Consolas" w:eastAsia="Times New Roman" w:hAnsi="Consolas" w:cs="Times New Roman"/>
+          <w:color w:val="8000D7"/>
+          <w:sz w:val="21"/>
+          <w:szCs w:val="21"/>
+          <w:lang w:val="en-US" w:eastAsia="ru-RU"/>
+        </w:rPr>
+        <w:t xml:space="preserve">            </w:t>
+      </w:r>
+      <w:r>
+        <w:rPr>
+          <w:rFonts w:ascii="Consolas" w:eastAsia="Times New Roman" w:hAnsi="Consolas" w:cs="Times New Roman"/>
+          <w:color w:val="003EAA"/>
+          <w:sz w:val="21"/>
+          <w:szCs w:val="21"/>
+          <w:lang w:val="en-US" w:eastAsia="ru-RU"/>
+        </w:rPr>
+        <w:t>'language'</w:t>
+      </w:r>
+      <w:r>
+        <w:rPr>
+          <w:rFonts w:ascii="Consolas" w:eastAsia="Times New Roman" w:hAnsi="Consolas" w:cs="Times New Roman"/>
+          <w:color w:val="8000D7"/>
+          <w:sz w:val="21"/>
+          <w:szCs w:val="21"/>
+          <w:lang w:val="en-US" w:eastAsia="ru-RU"/>
+        </w:rPr>
+        <w:t xml:space="preserve">: </w:t>
+      </w:r>
+      <w:r>
+        <w:rPr>
+          <w:rFonts w:ascii="Consolas" w:eastAsia="Times New Roman" w:hAnsi="Consolas" w:cs="Times New Roman"/>
+          <w:color w:val="003EAA"/>
+          <w:sz w:val="21"/>
+          <w:szCs w:val="21"/>
+          <w:lang w:val="en-US" w:eastAsia="ru-RU"/>
+        </w:rPr>
+        <w:t>'</w:t>
+      </w:r>
+      <w:r>
+        <w:rPr>
+          <w:rFonts w:ascii="Consolas" w:eastAsia="Times New Roman" w:hAnsi="Consolas" w:cs="Times New Roman"/>
+          <w:color w:val="003EAA"/>
+          <w:sz w:val="21"/>
+          <w:szCs w:val="21"/>
+          <w:lang w:eastAsia="ru-RU"/>
+        </w:rPr>
+        <w:t>Немецкий</w:t>
+      </w:r>
+      <w:r>
+        <w:rPr>
+          <w:rFonts w:ascii="Consolas" w:eastAsia="Times New Roman" w:hAnsi="Consolas" w:cs="Times New Roman"/>
+          <w:color w:val="003EAA"/>
+          <w:sz w:val="21"/>
+          <w:szCs w:val="21"/>
+          <w:lang w:val="en-US" w:eastAsia="ru-RU"/>
+        </w:rPr>
+        <w:t>'</w:t>
+      </w:r>
+    </w:p>
+    <w:p>
+      <w:pPr>
+        <w:shd w:val="clear" w:color="auto" w:fill="FFFFFF"/>
+        <w:spacing w:line="285" w:lineRule="atLeast"/>
+        <w:ind w:firstLine="0"/>
+        <w:jc w:val="left"/>
+        <w:rPr>
+          <w:rFonts w:ascii="Consolas" w:eastAsia="Times New Roman" w:hAnsi="Consolas" w:cs="Times New Roman"/>
+          <w:color w:val="4A4A4F"/>
+          <w:sz w:val="21"/>
+          <w:szCs w:val="21"/>
+          <w:lang w:val="en-US" w:eastAsia="ru-RU"/>
+        </w:rPr>
+      </w:pPr>
+      <w:r>
+        <w:rPr>
+          <w:rFonts w:ascii="Consolas" w:eastAsia="Times New Roman" w:hAnsi="Consolas" w:cs="Times New Roman"/>
+          <w:color w:val="8000D7"/>
+          <w:sz w:val="21"/>
+          <w:szCs w:val="21"/>
+          <w:lang w:val="en-US" w:eastAsia="ru-RU"/>
+        </w:rPr>
+        <w:t>        })</w:t>
+      </w:r>
+    </w:p>
+    <w:p>
+      <w:pPr>
+        <w:shd w:val="clear" w:color="auto" w:fill="FFFFFF"/>
+        <w:spacing w:line="285" w:lineRule="atLeast"/>
+        <w:ind w:firstLine="0"/>
+        <w:jc w:val="left"/>
+        <w:rPr>
+          <w:rFonts w:ascii="Consolas" w:eastAsia="Times New Roman" w:hAnsi="Consolas" w:cs="Times New Roman"/>
+          <w:color w:val="4A4A4F"/>
+          <w:sz w:val="21"/>
+          <w:szCs w:val="21"/>
+          <w:lang w:val="en-US" w:eastAsia="ru-RU"/>
+        </w:rPr>
+      </w:pPr>
+      <w:r>
+        <w:rPr>
+          <w:rFonts w:ascii="Consolas" w:eastAsia="Times New Roman" w:hAnsi="Consolas" w:cs="Times New Roman"/>
+          <w:color w:val="4A4A4F"/>
+          <w:sz w:val="21"/>
+          <w:szCs w:val="21"/>
+          <w:lang w:val="en-US" w:eastAsia="ru-RU"/>
+        </w:rPr>
+        <w:t xml:space="preserve">        </w:t>
+      </w:r>
+      <w:r>
+        <w:rPr>
+          <w:rFonts w:ascii="Consolas" w:eastAsia="Times New Roman" w:hAnsi="Consolas" w:cs="Times New Roman"/>
+          <w:color w:val="DD00A9"/>
+          <w:sz w:val="21"/>
+          <w:szCs w:val="21"/>
+          <w:lang w:val="en-US" w:eastAsia="ru-RU"/>
+        </w:rPr>
+        <w:t>if</w:t>
+      </w:r>
+      <w:r>
+        <w:rPr>
+          <w:rFonts w:ascii="Consolas" w:eastAsia="Times New Roman" w:hAnsi="Consolas" w:cs="Times New Roman"/>
+          <w:color w:val="4A4A4F"/>
+          <w:sz w:val="21"/>
+          <w:szCs w:val="21"/>
+          <w:lang w:val="en-US" w:eastAsia="ru-RU"/>
+        </w:rPr>
+        <w:t xml:space="preserve"> response.status_code == </w:t>
+      </w:r>
+      <w:r>
+        <w:rPr>
+          <w:rFonts w:ascii="Consolas" w:eastAsia="Times New Roman" w:hAnsi="Consolas" w:cs="Times New Roman"/>
+          <w:color w:val="003EAA"/>
+          <w:sz w:val="21"/>
+          <w:szCs w:val="21"/>
+          <w:lang w:val="en-US" w:eastAsia="ru-RU"/>
+        </w:rPr>
+        <w:t>302</w:t>
+      </w:r>
+      <w:r>
+        <w:rPr>
+          <w:rFonts w:ascii="Consolas" w:eastAsia="Times New Roman" w:hAnsi="Consolas" w:cs="Times New Roman"/>
+          <w:color w:val="4A4A4F"/>
+          <w:sz w:val="21"/>
+          <w:szCs w:val="21"/>
+          <w:lang w:val="en-US" w:eastAsia="ru-RU"/>
+        </w:rPr>
+        <w:t>:</w:t>
+      </w:r>
+    </w:p>
+    <w:p>
+      <w:pPr>
+        <w:shd w:val="clear" w:color="auto" w:fill="FFFFFF"/>
+        <w:spacing w:line="285" w:lineRule="atLeast"/>
+        <w:ind w:firstLine="0"/>
+        <w:jc w:val="left"/>
+        <w:rPr>
+          <w:rFonts w:ascii="Consolas" w:eastAsia="Times New Roman" w:hAnsi="Consolas" w:cs="Times New Roman"/>
+          <w:color w:val="4A4A4F"/>
+          <w:sz w:val="21"/>
+          <w:szCs w:val="21"/>
+          <w:lang w:val="en-US" w:eastAsia="ru-RU"/>
+        </w:rPr>
+      </w:pPr>
+      <w:r>
+        <w:rPr>
+          <w:rFonts w:ascii="Consolas" w:eastAsia="Times New Roman" w:hAnsi="Consolas" w:cs="Times New Roman"/>
+          <w:color w:val="4A4A4F"/>
+          <w:sz w:val="21"/>
+          <w:szCs w:val="21"/>
+          <w:lang w:val="en-US" w:eastAsia="ru-RU"/>
+        </w:rPr>
+        <w:t xml:space="preserve">            </w:t>
+      </w:r>
+      <w:r>
+        <w:rPr>
+          <w:rFonts w:ascii="Consolas" w:eastAsia="Times New Roman" w:hAnsi="Consolas" w:cs="Times New Roman"/>
+          <w:color w:val="8000D7"/>
+          <w:sz w:val="21"/>
+          <w:szCs w:val="21"/>
+          <w:lang w:val="en-US" w:eastAsia="ru-RU"/>
+        </w:rPr>
+        <w:t>self</w:t>
+      </w:r>
+      <w:r>
+        <w:rPr>
+          <w:rFonts w:ascii="Consolas" w:eastAsia="Times New Roman" w:hAnsi="Consolas" w:cs="Times New Roman"/>
+          <w:color w:val="4A4A4F"/>
+          <w:sz w:val="21"/>
+          <w:szCs w:val="21"/>
+          <w:lang w:val="en-US" w:eastAsia="ru-RU"/>
+        </w:rPr>
+        <w:t>.</w:t>
+      </w:r>
+      <w:r>
+        <w:rPr>
+          <w:rFonts w:ascii="Consolas" w:eastAsia="Times New Roman" w:hAnsi="Consolas" w:cs="Times New Roman"/>
+          <w:color w:val="8000D7"/>
+          <w:sz w:val="21"/>
+          <w:szCs w:val="21"/>
+          <w:lang w:val="en-US" w:eastAsia="ru-RU"/>
+        </w:rPr>
+        <w:t>assertTrue(Country.objects.filter(</w:t>
+      </w:r>
+      <w:r>
+        <w:rPr>
+          <w:rFonts w:ascii="Consolas" w:eastAsia="Times New Roman" w:hAnsi="Consolas" w:cs="Times New Roman"/>
+          <w:color w:val="0074E8"/>
+          <w:sz w:val="21"/>
+          <w:szCs w:val="21"/>
+          <w:lang w:val="en-US" w:eastAsia="ru-RU"/>
+        </w:rPr>
+        <w:t>name</w:t>
+      </w:r>
+      <w:r>
+        <w:rPr>
+          <w:rFonts w:ascii="Consolas" w:eastAsia="Times New Roman" w:hAnsi="Consolas" w:cs="Times New Roman"/>
+          <w:color w:val="4A4A4F"/>
+          <w:sz w:val="21"/>
+          <w:szCs w:val="21"/>
+          <w:lang w:val="en-US" w:eastAsia="ru-RU"/>
+        </w:rPr>
+        <w:t>=</w:t>
+      </w:r>
+      <w:r>
+        <w:rPr>
+          <w:rFonts w:ascii="Consolas" w:eastAsia="Times New Roman" w:hAnsi="Consolas" w:cs="Times New Roman"/>
+          <w:color w:val="003EAA"/>
+          <w:sz w:val="21"/>
+          <w:szCs w:val="21"/>
+          <w:lang w:val="en-US" w:eastAsia="ru-RU"/>
+        </w:rPr>
+        <w:t>'</w:t>
+      </w:r>
+      <w:r>
+        <w:rPr>
+          <w:rFonts w:ascii="Consolas" w:eastAsia="Times New Roman" w:hAnsi="Consolas" w:cs="Times New Roman"/>
+          <w:color w:val="003EAA"/>
+          <w:sz w:val="21"/>
+          <w:szCs w:val="21"/>
+          <w:lang w:eastAsia="ru-RU"/>
+        </w:rPr>
+        <w:t>Германия</w:t>
+      </w:r>
+      <w:r>
+        <w:rPr>
+          <w:rFonts w:ascii="Consolas" w:eastAsia="Times New Roman" w:hAnsi="Consolas" w:cs="Times New Roman"/>
+          <w:color w:val="003EAA"/>
+          <w:sz w:val="21"/>
+          <w:szCs w:val="21"/>
+          <w:lang w:val="en-US" w:eastAsia="ru-RU"/>
+        </w:rPr>
+        <w:t>'</w:t>
+      </w:r>
+      <w:r>
+        <w:rPr>
+          <w:rFonts w:ascii="Consolas" w:eastAsia="Times New Roman" w:hAnsi="Consolas" w:cs="Times New Roman"/>
+          <w:color w:val="8000D7"/>
+          <w:sz w:val="21"/>
+          <w:szCs w:val="21"/>
+          <w:lang w:val="en-US" w:eastAsia="ru-RU"/>
+        </w:rPr>
+        <w:t>).exists())</w:t>
+      </w:r>
+    </w:p>
+    <w:p>
+      <w:pPr>
+        <w:shd w:val="clear" w:color="auto" w:fill="FFFFFF"/>
+        <w:spacing w:line="285" w:lineRule="atLeast"/>
+        <w:ind w:firstLine="0"/>
+        <w:jc w:val="left"/>
+        <w:rPr>
+          <w:rFonts w:ascii="Consolas" w:eastAsia="Times New Roman" w:hAnsi="Consolas" w:cs="Times New Roman"/>
+          <w:color w:val="4A4A4F"/>
+          <w:sz w:val="21"/>
+          <w:szCs w:val="21"/>
+          <w:lang w:val="en-US" w:eastAsia="ru-RU"/>
+        </w:rPr>
+      </w:pPr>
+      <w:r>
+        <w:rPr>
+          <w:rFonts w:ascii="Consolas" w:eastAsia="Times New Roman" w:hAnsi="Consolas" w:cs="Times New Roman"/>
+          <w:color w:val="4A4A4F"/>
+          <w:sz w:val="21"/>
+          <w:szCs w:val="21"/>
+          <w:lang w:val="en-US" w:eastAsia="ru-RU"/>
+        </w:rPr>
+        <w:t xml:space="preserve">        </w:t>
+      </w:r>
+      <w:r>
+        <w:rPr>
+          <w:rFonts w:ascii="Consolas" w:eastAsia="Times New Roman" w:hAnsi="Consolas" w:cs="Times New Roman"/>
+          <w:color w:val="DD00A9"/>
+          <w:sz w:val="21"/>
+          <w:szCs w:val="21"/>
+          <w:lang w:val="en-US" w:eastAsia="ru-RU"/>
+        </w:rPr>
+        <w:t>else</w:t>
+      </w:r>
+      <w:r>
+        <w:rPr>
+          <w:rFonts w:ascii="Consolas" w:eastAsia="Times New Roman" w:hAnsi="Consolas" w:cs="Times New Roman"/>
+          <w:color w:val="4A4A4F"/>
+          <w:sz w:val="21"/>
+          <w:szCs w:val="21"/>
+          <w:lang w:val="en-US" w:eastAsia="ru-RU"/>
+        </w:rPr>
+        <w:t>:</w:t>
+      </w:r>
+    </w:p>
+    <w:p>
+      <w:pPr>
+        <w:shd w:val="clear" w:color="auto" w:fill="FFFFFF"/>
+        <w:spacing w:line="285" w:lineRule="atLeast"/>
+        <w:ind w:firstLine="0"/>
+        <w:jc w:val="left"/>
+        <w:rPr>
+          <w:rFonts w:ascii="Consolas" w:eastAsia="Times New Roman" w:hAnsi="Consolas" w:cs="Times New Roman"/>
+          <w:color w:val="4A4A4F"/>
+          <w:sz w:val="21"/>
+          <w:szCs w:val="21"/>
+          <w:lang w:val="en-US" w:eastAsia="ru-RU"/>
+        </w:rPr>
+      </w:pPr>
+      <w:r>
+        <w:rPr>
+          <w:rFonts w:ascii="Consolas" w:eastAsia="Times New Roman" w:hAnsi="Consolas" w:cs="Times New Roman"/>
+          <w:color w:val="4A4A4F"/>
+          <w:sz w:val="21"/>
+          <w:szCs w:val="21"/>
+          <w:lang w:val="en-US" w:eastAsia="ru-RU"/>
+        </w:rPr>
+        <w:t xml:space="preserve">            </w:t>
+      </w:r>
+      <w:r>
+        <w:rPr>
+          <w:rFonts w:ascii="Consolas" w:eastAsia="Times New Roman" w:hAnsi="Consolas" w:cs="Times New Roman"/>
+          <w:color w:val="8000D7"/>
+          <w:sz w:val="21"/>
+          <w:szCs w:val="21"/>
+          <w:lang w:val="en-US" w:eastAsia="ru-RU"/>
+        </w:rPr>
+        <w:t>self</w:t>
+      </w:r>
+      <w:r>
+        <w:rPr>
+          <w:rFonts w:ascii="Consolas" w:eastAsia="Times New Roman" w:hAnsi="Consolas" w:cs="Times New Roman"/>
+          <w:color w:val="4A4A4F"/>
+          <w:sz w:val="21"/>
+          <w:szCs w:val="21"/>
+          <w:lang w:val="en-US" w:eastAsia="ru-RU"/>
+        </w:rPr>
+        <w:t>.</w:t>
+      </w:r>
+      <w:r>
+        <w:rPr>
+          <w:rFonts w:ascii="Consolas" w:eastAsia="Times New Roman" w:hAnsi="Consolas" w:cs="Times New Roman"/>
+          <w:color w:val="8000D7"/>
+          <w:sz w:val="21"/>
+          <w:szCs w:val="21"/>
+          <w:lang w:val="en-US" w:eastAsia="ru-RU"/>
+        </w:rPr>
+        <w:t xml:space="preserve">assertEqual(response.status_code, </w:t>
+      </w:r>
+      <w:r>
+        <w:rPr>
+          <w:rFonts w:ascii="Consolas" w:eastAsia="Times New Roman" w:hAnsi="Consolas" w:cs="Times New Roman"/>
+          <w:color w:val="003EAA"/>
+          <w:sz w:val="21"/>
+          <w:szCs w:val="21"/>
+          <w:lang w:val="en-US" w:eastAsia="ru-RU"/>
+        </w:rPr>
+        <w:t>200</w:t>
+      </w:r>
+      <w:r>
+        <w:rPr>
+          <w:rFonts w:ascii="Consolas" w:eastAsia="Times New Roman" w:hAnsi="Consolas" w:cs="Times New Roman"/>
+          <w:color w:val="8000D7"/>
+          <w:sz w:val="21"/>
+          <w:szCs w:val="21"/>
+          <w:lang w:val="en-US" w:eastAsia="ru-RU"/>
+        </w:rPr>
+        <w:t>)</w:t>
+      </w:r>
+    </w:p>
+    <w:p>
+      <w:pPr>
+        <w:shd w:val="clear" w:color="auto" w:fill="FFFFFF"/>
+        <w:spacing w:line="285" w:lineRule="atLeast"/>
+        <w:ind w:firstLine="0"/>
+        <w:jc w:val="left"/>
+        <w:rPr>
+          <w:rFonts w:ascii="Consolas" w:eastAsia="Times New Roman" w:hAnsi="Consolas" w:cs="Times New Roman"/>
+          <w:color w:val="4A4A4F"/>
+          <w:sz w:val="21"/>
+          <w:szCs w:val="21"/>
+          <w:lang w:val="en-US" w:eastAsia="ru-RU"/>
+        </w:rPr>
+      </w:pPr>
+      <w:r>
+        <w:rPr>
+          <w:rFonts w:ascii="Consolas" w:eastAsia="Times New Roman" w:hAnsi="Consolas" w:cs="Times New Roman"/>
+          <w:color w:val="4A4A4F"/>
+          <w:sz w:val="21"/>
+          <w:szCs w:val="21"/>
+          <w:lang w:val="en-US" w:eastAsia="ru-RU"/>
+        </w:rPr>
+        <w:t xml:space="preserve">            </w:t>
       </w:r>
       <w:r>
         <w:rPr>
@@ -21852,7 +23531,7 @@
           <w:color w:val="4A4A4F"/>
           <w:sz w:val="21"/>
           <w:szCs w:val="21"/>
-          <w:lang w:val="en-US" w:eastAsia="ru-RU"/>
+          <w:lang w:eastAsia="ru-RU"/>
         </w:rPr>
       </w:pPr>
       <w:r>
@@ -21871,7 +23550,7 @@
           <w:color w:val="0074E8"/>
           <w:sz w:val="21"/>
           <w:szCs w:val="21"/>
-          <w:lang w:val="en-US" w:eastAsia="ru-RU"/>
+          <w:lang w:eastAsia="ru-RU"/>
         </w:rPr>
         <w:t>language</w:t>
       </w:r>
@@ -21881,7 +23560,7 @@
           <w:color w:val="4A4A4F"/>
           <w:sz w:val="21"/>
           <w:szCs w:val="21"/>
-          <w:lang w:val="en-US" w:eastAsia="ru-RU"/>
+          <w:lang w:eastAsia="ru-RU"/>
         </w:rPr>
         <w:t>=</w:t>
       </w:r>
@@ -21891,29 +23570,9 @@
           <w:color w:val="003EAA"/>
           <w:sz w:val="21"/>
           <w:szCs w:val="21"/>
-          <w:lang w:val="en-US" w:eastAsia="ru-RU"/>
-        </w:rPr>
-        <w:t>'</w:t>
-      </w:r>
-      <w:r>
-        <w:rPr>
-          <w:rFonts w:ascii="Consolas" w:eastAsia="Times New Roman" w:hAnsi="Consolas" w:cs="Times New Roman"/>
-          <w:color w:val="003EAA"/>
-          <w:sz w:val="21"/>
-          <w:szCs w:val="21"/>
           <w:lang w:eastAsia="ru-RU"/>
         </w:rPr>
-        <w:t>Тайский</w:t>
-      </w:r>
-      <w:r>
-        <w:rPr>
-          <w:rFonts w:ascii="Consolas" w:eastAsia="Times New Roman" w:hAnsi="Consolas" w:cs="Times New Roman"/>
-          <w:color w:val="003EAA"/>
-          <w:sz w:val="21"/>
-          <w:szCs w:val="21"/>
-          <w:lang w:val="en-US" w:eastAsia="ru-RU"/>
-        </w:rPr>
-        <w:t>'</w:t>
+        <w:t>'Тайский'</w:t>
       </w:r>
     </w:p>
     <w:p>
@@ -21927,7 +23586,7 @@
           <w:color w:val="4A4A4F"/>
           <w:sz w:val="21"/>
           <w:szCs w:val="21"/>
-          <w:lang w:val="en-US" w:eastAsia="ru-RU"/>
+          <w:lang w:eastAsia="ru-RU"/>
         </w:rPr>
       </w:pPr>
       <w:r>
@@ -21936,7 +23595,7 @@
           <w:color w:val="8000D7"/>
           <w:sz w:val="21"/>
           <w:szCs w:val="21"/>
-          <w:lang w:val="en-US" w:eastAsia="ru-RU"/>
+          <w:lang w:eastAsia="ru-RU"/>
         </w:rPr>
         <w:t>        )</w:t>
       </w:r>
@@ -21952,7 +23611,7 @@
           <w:color w:val="4A4A4F"/>
           <w:sz w:val="21"/>
           <w:szCs w:val="21"/>
-          <w:lang w:val="en-US" w:eastAsia="ru-RU"/>
+          <w:lang w:eastAsia="ru-RU"/>
         </w:rPr>
       </w:pPr>
     </w:p>
@@ -21976,8 +23635,9 @@
           <w:color w:val="4A4A4F"/>
           <w:sz w:val="21"/>
           <w:szCs w:val="21"/>
-          <w:lang w:val="en-US" w:eastAsia="ru-RU"/>
-        </w:rPr>
+          <w:lang w:eastAsia="ru-RU"/>
+        </w:rPr>
+        <w:lastRenderedPageBreak/>
         <w:t xml:space="preserve">    </w:t>
       </w:r>
       <w:r>
@@ -22756,66 +24416,566 @@
       </w:pPr>
     </w:p>
     <w:p>
+      <w:pPr>
+        <w:shd w:val="clear" w:color="auto" w:fill="FFFFFF"/>
+        <w:spacing w:line="285" w:lineRule="atLeast"/>
+        <w:ind w:firstLine="0"/>
+        <w:jc w:val="left"/>
+        <w:rPr>
+          <w:rFonts w:ascii="Consolas" w:eastAsia="Times New Roman" w:hAnsi="Consolas" w:cs="Times New Roman"/>
+          <w:color w:val="4A4A4F"/>
+          <w:sz w:val="21"/>
+          <w:szCs w:val="21"/>
+          <w:lang w:val="en-US" w:eastAsia="ru-RU"/>
+        </w:rPr>
+      </w:pPr>
+      <w:r>
+        <w:rPr>
+          <w:rFonts w:ascii="Consolas" w:eastAsia="Times New Roman" w:hAnsi="Consolas" w:cs="Times New Roman"/>
+          <w:color w:val="4A4A4F"/>
+          <w:sz w:val="21"/>
+          <w:szCs w:val="21"/>
+          <w:lang w:val="en-US" w:eastAsia="ru-RU"/>
+        </w:rPr>
+        <w:t xml:space="preserve">    </w:t>
+      </w:r>
+      <w:r>
+        <w:rPr>
+          <w:rFonts w:ascii="Consolas" w:eastAsia="Times New Roman" w:hAnsi="Consolas" w:cs="Times New Roman"/>
+          <w:color w:val="DD00A9"/>
+          <w:sz w:val="21"/>
+          <w:szCs w:val="21"/>
+          <w:lang w:val="en-US" w:eastAsia="ru-RU"/>
+        </w:rPr>
+        <w:t>def</w:t>
+      </w:r>
+      <w:r>
+        <w:rPr>
+          <w:rFonts w:ascii="Consolas" w:eastAsia="Times New Roman" w:hAnsi="Consolas" w:cs="Times New Roman"/>
+          <w:color w:val="4A4A4F"/>
+          <w:sz w:val="21"/>
+          <w:szCs w:val="21"/>
+          <w:lang w:val="en-US" w:eastAsia="ru-RU"/>
+        </w:rPr>
+        <w:t xml:space="preserve"> </w:t>
+      </w:r>
+      <w:r>
+        <w:rPr>
+          <w:rFonts w:ascii="Consolas" w:eastAsia="Times New Roman" w:hAnsi="Consolas" w:cs="Times New Roman"/>
+          <w:i/>
+          <w:iCs/>
+          <w:color w:val="058B00"/>
+          <w:sz w:val="21"/>
+          <w:szCs w:val="21"/>
+          <w:lang w:val="en-US" w:eastAsia="ru-RU"/>
+        </w:rPr>
+        <w:t>test_delete_country_without_admin_login</w:t>
+      </w:r>
+      <w:r>
+        <w:rPr>
+          <w:rFonts w:ascii="Consolas" w:eastAsia="Times New Roman" w:hAnsi="Consolas" w:cs="Times New Roman"/>
+          <w:color w:val="4A4A4F"/>
+          <w:sz w:val="21"/>
+          <w:szCs w:val="21"/>
+          <w:lang w:val="en-US" w:eastAsia="ru-RU"/>
+        </w:rPr>
+        <w:t>(</w:t>
+      </w:r>
+      <w:r>
+        <w:rPr>
+          <w:rFonts w:ascii="Consolas" w:eastAsia="Times New Roman" w:hAnsi="Consolas" w:cs="Times New Roman"/>
+          <w:color w:val="0074E8"/>
+          <w:sz w:val="21"/>
+          <w:szCs w:val="21"/>
+          <w:lang w:val="en-US" w:eastAsia="ru-RU"/>
+        </w:rPr>
+        <w:t>self</w:t>
+      </w:r>
+      <w:r>
+        <w:rPr>
+          <w:rFonts w:ascii="Consolas" w:eastAsia="Times New Roman" w:hAnsi="Consolas" w:cs="Times New Roman"/>
+          <w:color w:val="4A4A4F"/>
+          <w:sz w:val="21"/>
+          <w:szCs w:val="21"/>
+          <w:lang w:val="en-US" w:eastAsia="ru-RU"/>
+        </w:rPr>
+        <w:t>):</w:t>
+      </w:r>
+      <w:r>
+        <w:rPr>
+          <w:rFonts w:ascii="Consolas" w:eastAsia="Times New Roman" w:hAnsi="Consolas" w:cs="Times New Roman"/>
+          <w:color w:val="939393"/>
+          <w:sz w:val="21"/>
+          <w:szCs w:val="21"/>
+          <w:lang w:val="en-US" w:eastAsia="ru-RU"/>
+        </w:rPr>
+        <w:t xml:space="preserve"># </w:t>
+      </w:r>
+      <w:r>
+        <w:rPr>
+          <w:rFonts w:ascii="Consolas" w:eastAsia="Times New Roman" w:hAnsi="Consolas" w:cs="Times New Roman"/>
+          <w:color w:val="939393"/>
+          <w:sz w:val="21"/>
+          <w:szCs w:val="21"/>
+          <w:lang w:eastAsia="ru-RU"/>
+        </w:rPr>
+        <w:t>Проверка</w:t>
+      </w:r>
+      <w:r>
+        <w:rPr>
+          <w:rFonts w:ascii="Consolas" w:eastAsia="Times New Roman" w:hAnsi="Consolas" w:cs="Times New Roman"/>
+          <w:color w:val="939393"/>
+          <w:sz w:val="21"/>
+          <w:szCs w:val="21"/>
+          <w:lang w:val="en-US" w:eastAsia="ru-RU"/>
+        </w:rPr>
+        <w:t xml:space="preserve"> </w:t>
+      </w:r>
+      <w:r>
+        <w:rPr>
+          <w:rFonts w:ascii="Consolas" w:eastAsia="Times New Roman" w:hAnsi="Consolas" w:cs="Times New Roman"/>
+          <w:color w:val="939393"/>
+          <w:sz w:val="21"/>
+          <w:szCs w:val="21"/>
+          <w:lang w:eastAsia="ru-RU"/>
+        </w:rPr>
+        <w:t>удаления</w:t>
+      </w:r>
+      <w:r>
+        <w:rPr>
+          <w:rFonts w:ascii="Consolas" w:eastAsia="Times New Roman" w:hAnsi="Consolas" w:cs="Times New Roman"/>
+          <w:color w:val="939393"/>
+          <w:sz w:val="21"/>
+          <w:szCs w:val="21"/>
+          <w:lang w:val="en-US" w:eastAsia="ru-RU"/>
+        </w:rPr>
+        <w:t xml:space="preserve"> </w:t>
+      </w:r>
+      <w:r>
+        <w:rPr>
+          <w:rFonts w:ascii="Consolas" w:eastAsia="Times New Roman" w:hAnsi="Consolas" w:cs="Times New Roman"/>
+          <w:color w:val="939393"/>
+          <w:sz w:val="21"/>
+          <w:szCs w:val="21"/>
+          <w:lang w:eastAsia="ru-RU"/>
+        </w:rPr>
+        <w:t>неавторизованным</w:t>
+      </w:r>
+      <w:r>
+        <w:rPr>
+          <w:rFonts w:ascii="Consolas" w:eastAsia="Times New Roman" w:hAnsi="Consolas" w:cs="Times New Roman"/>
+          <w:color w:val="939393"/>
+          <w:sz w:val="21"/>
+          <w:szCs w:val="21"/>
+          <w:lang w:val="en-US" w:eastAsia="ru-RU"/>
+        </w:rPr>
+        <w:t xml:space="preserve"> </w:t>
+      </w:r>
+      <w:r>
+        <w:rPr>
+          <w:rFonts w:ascii="Consolas" w:eastAsia="Times New Roman" w:hAnsi="Consolas" w:cs="Times New Roman"/>
+          <w:color w:val="939393"/>
+          <w:sz w:val="21"/>
+          <w:szCs w:val="21"/>
+          <w:lang w:eastAsia="ru-RU"/>
+        </w:rPr>
+        <w:t>пользователем</w:t>
+      </w:r>
+    </w:p>
+    <w:p>
+      <w:pPr>
+        <w:shd w:val="clear" w:color="auto" w:fill="FFFFFF"/>
+        <w:spacing w:line="285" w:lineRule="atLeast"/>
+        <w:ind w:firstLine="0"/>
+        <w:jc w:val="left"/>
+        <w:rPr>
+          <w:rFonts w:ascii="Consolas" w:eastAsia="Times New Roman" w:hAnsi="Consolas" w:cs="Times New Roman"/>
+          <w:color w:val="4A4A4F"/>
+          <w:sz w:val="21"/>
+          <w:szCs w:val="21"/>
+          <w:lang w:val="en-US" w:eastAsia="ru-RU"/>
+        </w:rPr>
+      </w:pPr>
+      <w:r>
+        <w:rPr>
+          <w:rFonts w:ascii="Consolas" w:eastAsia="Times New Roman" w:hAnsi="Consolas" w:cs="Times New Roman"/>
+          <w:color w:val="4A4A4F"/>
+          <w:sz w:val="21"/>
+          <w:szCs w:val="21"/>
+          <w:lang w:val="en-US" w:eastAsia="ru-RU"/>
+        </w:rPr>
+        <w:t xml:space="preserve">        </w:t>
+      </w:r>
+      <w:r>
+        <w:rPr>
+          <w:rFonts w:ascii="Consolas" w:eastAsia="Times New Roman" w:hAnsi="Consolas" w:cs="Times New Roman"/>
+          <w:color w:val="8000D7"/>
+          <w:sz w:val="21"/>
+          <w:szCs w:val="21"/>
+          <w:lang w:val="en-US" w:eastAsia="ru-RU"/>
+        </w:rPr>
+        <w:t>self</w:t>
+      </w:r>
+      <w:r>
+        <w:rPr>
+          <w:rFonts w:ascii="Consolas" w:eastAsia="Times New Roman" w:hAnsi="Consolas" w:cs="Times New Roman"/>
+          <w:color w:val="4A4A4F"/>
+          <w:sz w:val="21"/>
+          <w:szCs w:val="21"/>
+          <w:lang w:val="en-US" w:eastAsia="ru-RU"/>
+        </w:rPr>
+        <w:t>.client.</w:t>
+      </w:r>
+      <w:r>
+        <w:rPr>
+          <w:rFonts w:ascii="Consolas" w:eastAsia="Times New Roman" w:hAnsi="Consolas" w:cs="Times New Roman"/>
+          <w:color w:val="8000D7"/>
+          <w:sz w:val="21"/>
+          <w:szCs w:val="21"/>
+          <w:lang w:val="en-US" w:eastAsia="ru-RU"/>
+        </w:rPr>
+        <w:t>logout()</w:t>
+      </w:r>
+    </w:p>
+    <w:p>
+      <w:pPr>
+        <w:shd w:val="clear" w:color="auto" w:fill="FFFFFF"/>
+        <w:spacing w:line="285" w:lineRule="atLeast"/>
+        <w:ind w:firstLine="0"/>
+        <w:jc w:val="left"/>
+        <w:rPr>
+          <w:rFonts w:ascii="Consolas" w:eastAsia="Times New Roman" w:hAnsi="Consolas" w:cs="Times New Roman"/>
+          <w:color w:val="4A4A4F"/>
+          <w:sz w:val="21"/>
+          <w:szCs w:val="21"/>
+          <w:lang w:val="en-US" w:eastAsia="ru-RU"/>
+        </w:rPr>
+      </w:pPr>
+      <w:r>
+        <w:rPr>
+          <w:rFonts w:ascii="Consolas" w:eastAsia="Times New Roman" w:hAnsi="Consolas" w:cs="Times New Roman"/>
+          <w:color w:val="4A4A4F"/>
+          <w:sz w:val="21"/>
+          <w:szCs w:val="21"/>
+          <w:lang w:val="en-US" w:eastAsia="ru-RU"/>
+        </w:rPr>
+        <w:t xml:space="preserve">        response = </w:t>
+      </w:r>
+      <w:r>
+        <w:rPr>
+          <w:rFonts w:ascii="Consolas" w:eastAsia="Times New Roman" w:hAnsi="Consolas" w:cs="Times New Roman"/>
+          <w:color w:val="8000D7"/>
+          <w:sz w:val="21"/>
+          <w:szCs w:val="21"/>
+          <w:lang w:val="en-US" w:eastAsia="ru-RU"/>
+        </w:rPr>
+        <w:t>self</w:t>
+      </w:r>
+      <w:r>
+        <w:rPr>
+          <w:rFonts w:ascii="Consolas" w:eastAsia="Times New Roman" w:hAnsi="Consolas" w:cs="Times New Roman"/>
+          <w:color w:val="4A4A4F"/>
+          <w:sz w:val="21"/>
+          <w:szCs w:val="21"/>
+          <w:lang w:val="en-US" w:eastAsia="ru-RU"/>
+        </w:rPr>
+        <w:t>.client.</w:t>
+      </w:r>
+      <w:r>
+        <w:rPr>
+          <w:rFonts w:ascii="Consolas" w:eastAsia="Times New Roman" w:hAnsi="Consolas" w:cs="Times New Roman"/>
+          <w:color w:val="8000D7"/>
+          <w:sz w:val="21"/>
+          <w:szCs w:val="21"/>
+          <w:lang w:val="en-US" w:eastAsia="ru-RU"/>
+        </w:rPr>
+        <w:t>post(reverse(</w:t>
+      </w:r>
+      <w:r>
+        <w:rPr>
+          <w:rFonts w:ascii="Consolas" w:eastAsia="Times New Roman" w:hAnsi="Consolas" w:cs="Times New Roman"/>
+          <w:color w:val="003EAA"/>
+          <w:sz w:val="21"/>
+          <w:szCs w:val="21"/>
+          <w:lang w:val="en-US" w:eastAsia="ru-RU"/>
+        </w:rPr>
+        <w:t>'guides:country_delete'</w:t>
+      </w:r>
+      <w:r>
+        <w:rPr>
+          <w:rFonts w:ascii="Consolas" w:eastAsia="Times New Roman" w:hAnsi="Consolas" w:cs="Times New Roman"/>
+          <w:color w:val="8000D7"/>
+          <w:sz w:val="21"/>
+          <w:szCs w:val="21"/>
+          <w:lang w:val="en-US" w:eastAsia="ru-RU"/>
+        </w:rPr>
+        <w:t xml:space="preserve">, </w:t>
+      </w:r>
+      <w:r>
+        <w:rPr>
+          <w:rFonts w:ascii="Consolas" w:eastAsia="Times New Roman" w:hAnsi="Consolas" w:cs="Times New Roman"/>
+          <w:color w:val="0074E8"/>
+          <w:sz w:val="21"/>
+          <w:szCs w:val="21"/>
+          <w:lang w:val="en-US" w:eastAsia="ru-RU"/>
+        </w:rPr>
+        <w:t>args</w:t>
+      </w:r>
+      <w:r>
+        <w:rPr>
+          <w:rFonts w:ascii="Consolas" w:eastAsia="Times New Roman" w:hAnsi="Consolas" w:cs="Times New Roman"/>
+          <w:color w:val="4A4A4F"/>
+          <w:sz w:val="21"/>
+          <w:szCs w:val="21"/>
+          <w:lang w:val="en-US" w:eastAsia="ru-RU"/>
+        </w:rPr>
+        <w:t>=</w:t>
+      </w:r>
+      <w:r>
+        <w:rPr>
+          <w:rFonts w:ascii="Consolas" w:eastAsia="Times New Roman" w:hAnsi="Consolas" w:cs="Times New Roman"/>
+          <w:color w:val="8000D7"/>
+          <w:sz w:val="21"/>
+          <w:szCs w:val="21"/>
+          <w:lang w:val="en-US" w:eastAsia="ru-RU"/>
+        </w:rPr>
+        <w:t>[self.country.id]))</w:t>
+      </w:r>
+    </w:p>
+    <w:p>
+      <w:pPr>
+        <w:shd w:val="clear" w:color="auto" w:fill="FFFFFF"/>
+        <w:spacing w:line="285" w:lineRule="atLeast"/>
+        <w:ind w:firstLine="0"/>
+        <w:jc w:val="left"/>
+        <w:rPr>
+          <w:rFonts w:ascii="Consolas" w:eastAsia="Times New Roman" w:hAnsi="Consolas" w:cs="Times New Roman"/>
+          <w:color w:val="4A4A4F"/>
+          <w:sz w:val="21"/>
+          <w:szCs w:val="21"/>
+          <w:lang w:val="en-US" w:eastAsia="ru-RU"/>
+        </w:rPr>
+      </w:pPr>
+      <w:r>
+        <w:rPr>
+          <w:rFonts w:ascii="Consolas" w:eastAsia="Times New Roman" w:hAnsi="Consolas" w:cs="Times New Roman"/>
+          <w:color w:val="4A4A4F"/>
+          <w:sz w:val="21"/>
+          <w:szCs w:val="21"/>
+          <w:lang w:val="en-US" w:eastAsia="ru-RU"/>
+        </w:rPr>
+        <w:t xml:space="preserve">        </w:t>
+      </w:r>
+      <w:r>
+        <w:rPr>
+          <w:rFonts w:ascii="Consolas" w:eastAsia="Times New Roman" w:hAnsi="Consolas" w:cs="Times New Roman"/>
+          <w:color w:val="8000D7"/>
+          <w:sz w:val="21"/>
+          <w:szCs w:val="21"/>
+          <w:lang w:val="en-US" w:eastAsia="ru-RU"/>
+        </w:rPr>
+        <w:t>self</w:t>
+      </w:r>
+      <w:r>
+        <w:rPr>
+          <w:rFonts w:ascii="Consolas" w:eastAsia="Times New Roman" w:hAnsi="Consolas" w:cs="Times New Roman"/>
+          <w:color w:val="4A4A4F"/>
+          <w:sz w:val="21"/>
+          <w:szCs w:val="21"/>
+          <w:lang w:val="en-US" w:eastAsia="ru-RU"/>
+        </w:rPr>
+        <w:t>.</w:t>
+      </w:r>
+      <w:r>
+        <w:rPr>
+          <w:rFonts w:ascii="Consolas" w:eastAsia="Times New Roman" w:hAnsi="Consolas" w:cs="Times New Roman"/>
+          <w:color w:val="8000D7"/>
+          <w:sz w:val="21"/>
+          <w:szCs w:val="21"/>
+          <w:lang w:val="en-US" w:eastAsia="ru-RU"/>
+        </w:rPr>
+        <w:t xml:space="preserve">assertEqual(response.status_code, </w:t>
+      </w:r>
+      <w:r>
+        <w:rPr>
+          <w:rFonts w:ascii="Consolas" w:eastAsia="Times New Roman" w:hAnsi="Consolas" w:cs="Times New Roman"/>
+          <w:color w:val="003EAA"/>
+          <w:sz w:val="21"/>
+          <w:szCs w:val="21"/>
+          <w:lang w:val="en-US" w:eastAsia="ru-RU"/>
+        </w:rPr>
+        <w:t>302</w:t>
+      </w:r>
+      <w:r>
+        <w:rPr>
+          <w:rFonts w:ascii="Consolas" w:eastAsia="Times New Roman" w:hAnsi="Consolas" w:cs="Times New Roman"/>
+          <w:color w:val="8000D7"/>
+          <w:sz w:val="21"/>
+          <w:szCs w:val="21"/>
+          <w:lang w:val="en-US" w:eastAsia="ru-RU"/>
+        </w:rPr>
+        <w:t>)</w:t>
+      </w:r>
+    </w:p>
+    <w:p>
+      <w:pPr>
+        <w:shd w:val="clear" w:color="auto" w:fill="FFFFFF"/>
+        <w:spacing w:line="285" w:lineRule="atLeast"/>
+        <w:ind w:firstLine="0"/>
+        <w:jc w:val="left"/>
+        <w:rPr>
+          <w:rFonts w:ascii="Consolas" w:eastAsia="Times New Roman" w:hAnsi="Consolas" w:cs="Times New Roman"/>
+          <w:color w:val="4A4A4F"/>
+          <w:sz w:val="21"/>
+          <w:szCs w:val="21"/>
+          <w:lang w:val="en-US" w:eastAsia="ru-RU"/>
+        </w:rPr>
+      </w:pPr>
+      <w:r>
+        <w:rPr>
+          <w:rFonts w:ascii="Consolas" w:eastAsia="Times New Roman" w:hAnsi="Consolas" w:cs="Times New Roman"/>
+          <w:color w:val="4A4A4F"/>
+          <w:sz w:val="21"/>
+          <w:szCs w:val="21"/>
+          <w:lang w:val="en-US" w:eastAsia="ru-RU"/>
+        </w:rPr>
+        <w:t xml:space="preserve">        </w:t>
+      </w:r>
+      <w:r>
+        <w:rPr>
+          <w:rFonts w:ascii="Consolas" w:eastAsia="Times New Roman" w:hAnsi="Consolas" w:cs="Times New Roman"/>
+          <w:color w:val="8000D7"/>
+          <w:sz w:val="21"/>
+          <w:szCs w:val="21"/>
+          <w:lang w:val="en-US" w:eastAsia="ru-RU"/>
+        </w:rPr>
+        <w:t>self</w:t>
+      </w:r>
+      <w:r>
+        <w:rPr>
+          <w:rFonts w:ascii="Consolas" w:eastAsia="Times New Roman" w:hAnsi="Consolas" w:cs="Times New Roman"/>
+          <w:color w:val="4A4A4F"/>
+          <w:sz w:val="21"/>
+          <w:szCs w:val="21"/>
+          <w:lang w:val="en-US" w:eastAsia="ru-RU"/>
+        </w:rPr>
+        <w:t>.</w:t>
+      </w:r>
+      <w:r>
+        <w:rPr>
+          <w:rFonts w:ascii="Consolas" w:eastAsia="Times New Roman" w:hAnsi="Consolas" w:cs="Times New Roman"/>
+          <w:color w:val="8000D7"/>
+          <w:sz w:val="21"/>
+          <w:szCs w:val="21"/>
+          <w:lang w:val="en-US" w:eastAsia="ru-RU"/>
+        </w:rPr>
+        <w:t>assertTrue(Country.objects.filter(</w:t>
+      </w:r>
+      <w:r>
+        <w:rPr>
+          <w:rFonts w:ascii="Consolas" w:eastAsia="Times New Roman" w:hAnsi="Consolas" w:cs="Times New Roman"/>
+          <w:color w:val="0074E8"/>
+          <w:sz w:val="21"/>
+          <w:szCs w:val="21"/>
+          <w:lang w:val="en-US" w:eastAsia="ru-RU"/>
+        </w:rPr>
+        <w:t>id</w:t>
+      </w:r>
+      <w:r>
+        <w:rPr>
+          <w:rFonts w:ascii="Consolas" w:eastAsia="Times New Roman" w:hAnsi="Consolas" w:cs="Times New Roman"/>
+          <w:color w:val="4A4A4F"/>
+          <w:sz w:val="21"/>
+          <w:szCs w:val="21"/>
+          <w:lang w:val="en-US" w:eastAsia="ru-RU"/>
+        </w:rPr>
+        <w:t>=</w:t>
+      </w:r>
+      <w:r>
+        <w:rPr>
+          <w:rFonts w:ascii="Consolas" w:eastAsia="Times New Roman" w:hAnsi="Consolas" w:cs="Times New Roman"/>
+          <w:color w:val="8000D7"/>
+          <w:sz w:val="21"/>
+          <w:szCs w:val="21"/>
+          <w:lang w:val="en-US" w:eastAsia="ru-RU"/>
+        </w:rPr>
+        <w:t>self.country.id).exists())</w:t>
+      </w:r>
+    </w:p>
+    <w:p>
+      <w:pPr>
+        <w:shd w:val="clear" w:color="auto" w:fill="FFFFFF"/>
+        <w:spacing w:line="285" w:lineRule="atLeast"/>
+        <w:ind w:firstLine="0"/>
+        <w:jc w:val="left"/>
+        <w:rPr>
+          <w:rFonts w:ascii="Consolas" w:eastAsia="Times New Roman" w:hAnsi="Consolas" w:cs="Times New Roman"/>
+          <w:color w:val="4A4A4F"/>
+          <w:sz w:val="21"/>
+          <w:szCs w:val="21"/>
+          <w:lang w:val="en-US" w:eastAsia="ru-RU"/>
+        </w:rPr>
+      </w:pPr>
+    </w:p>
+    <w:p>
       <w:r>
         <w:t>1. Тест test_country_list_view_contains_countries (класс CountryListViewTest) проверяет, что на странице списка стран отображаются все шесть предварительно созданных стран (Мексика, Бразилия, Дания, Япония, Марокко, Австралия). Для этого выполняется GET-запрос к странице со списком стран, после чего проверяется код ответа (должен быть 200) и наличие названий каждой страны в теле ответа.</w:t>
       </w:r>
     </w:p>
     <w:p>
       <w:r>
+        <w:t>2. Тест test_country_list_view_count (класс CountryListViewTest) проверяет, что в контекст страницы списка стран передаётся правильное количество объектов — ровно 6 стран. После выполнения GET-запроса проверяется код ответа 200, а затем длина списка response.context['countries'] должна равняться 6.</w:t>
+      </w:r>
+    </w:p>
+    <w:p>
+      <w:r>
+        <w:t>3. Тест test_country_list_view_page_title (класс CountryListViewTest) проверяет корректность заголовка страницы списка стран. После выполнения GET-запроса проверяется код ответа 200 и наличие в теле страницы заголовка «Страны мира», что подтверждает использование правильного шаблона и корректное отображение страницы.</w:t>
+      </w:r>
+    </w:p>
+    <w:p>
+      <w:r>
+        <w:t>4. Тест test_create_country_post_valid_data (класс CountryCreateTest) проверяет успешное добавление новой страны с корректными данными. Выпол</w:t>
+      </w:r>
+      <w:r>
         <w:lastRenderedPageBreak/>
-        <w:t xml:space="preserve">2. Тест test_country_list_view_count (класс CountryListViewTest) проверяет, что в контекст страницы списка стран передаётся правильное количество объектов </w:t>
-      </w:r>
-      <w:r>
-        <w:t>-</w:t>
-      </w:r>
-      <w:r>
-        <w:t xml:space="preserve"> ровно 6 стран. После выполнения GET-запроса проверяется код ответа 200, а затем длина списка response.context['countries'] должна равняться 6.</w:t>
-      </w:r>
-    </w:p>
-    <w:p>
-      <w:r>
-        <w:t xml:space="preserve">3. Тест test_create_country_post_valid_data (класс CountryCreateTest) проверяет успешное добавление новой страны с корректными данными. Выполняется POST-запрос с передачей названия «Канада», валюты «CAD», налоговой ставки 5.00 и языка «Английский». После этого проверяется код ответа (должен быть 302 </w:t>
-      </w:r>
-      <w:r>
-        <w:t>-</w:t>
-      </w:r>
-      <w:r>
-        <w:t xml:space="preserve"> редирект на страницу списка стран), количество стран в базе данных (должно стать 1) и наличие созданной страны с именем «Канада». </w:t>
-      </w:r>
-    </w:p>
-    <w:p>
-      <w:r>
-        <w:t>4. Тест test_create_country_post_invalid_data (класс CountryCreateTest) проверяет, что при попытке добавить страну с некорректными данными (пустое название) система не создаёт запись и возвращает код ответа 200 (страница с формой и сообщением об ошибке). Выполняется POST-запрос с пустым полем name.</w:t>
-      </w:r>
-    </w:p>
-    <w:p>
-      <w:r>
-        <w:t xml:space="preserve">5. Тест test_delete_country_with_admin_login (класс CountryDeleteTest) проверяет успешное удаление существующей страны авторизованным администратором. Сначала создаётся тестовая страна «Таиланд», затем выполняется POST-запрос на удаление этой страны по её идентификатору. После этого проверяется код ответа (должен быть 302 </w:t>
-      </w:r>
-      <w:r>
-        <w:t>-</w:t>
-      </w:r>
-      <w:r>
-        <w:t xml:space="preserve"> редирект на страницу списка стран), а также отсутствие удалённой страны в базе данных. </w:t>
-      </w:r>
-    </w:p>
-    <w:p>
-      <w:r>
-        <w:t xml:space="preserve">6. Тест test_delete_nonexistent_country (класс CountryDeleteTest) проверяет поведение системы при попытке удалить несуществующую страну (с идентификатором 999). Выполняется POST-запрос, и ожидается, что сервер вернёт код ошибки 404 (страница не найдена). </w:t>
-      </w:r>
-    </w:p>
-    <w:p>
-      <w:r>
-        <w:t>Общий итог тестирования</w:t>
-      </w:r>
-    </w:p>
-    <w:p>
-      <w:r>
-        <w:t>Все 6 тестов успешно пройдены. Общее время выполнения составило 3,237 секунды. Ошибок и падений не выявлено. Функциональность управле</w:t>
+        <w:t>няется POST-запрос с передачей названия «Канада», валюты «CAD», налоговой ставки 5.00 и языка «Английский». После этого проверяется код ответа (должен быть 302 — редирект на страницу списка стран), количество стран в базе данных (должно стать 1) и наличие созданной страны с именем «Канада».</w:t>
+      </w:r>
+    </w:p>
+    <w:p>
+      <w:r>
+        <w:t>5. Тест test_create_country_post_invalid_data (класс CountryCreateTest) проверяет, что при попытке добавить страну с некорректными данными (пустое название) система не создаёт запись и возвращает код ответа 200 (страница с формой и сообщением об ошибке). Выполняется POST-запрос с пустым полем name.</w:t>
+      </w:r>
+    </w:p>
+    <w:p>
+      <w:r>
+        <w:t>6. Тест test_create_country_negative_vat_rate (класс CountryCreateTest) проверяет поведение системы при попытке добавить страну с отрицательной налоговой ставкой (-5.00). Выполняется POST-запрос с некорректным значением налоговой ставки. В зависимости от реализации валидации возможны два варианта: либо система возвращает код 200 с сообщением об ошибке и не создаёт запись, либо выполняет редирект 302 и создаёт страну (если валидация отрицательных значений отсутствует). Тест адаптирован для обоих сценариев и проверяет, что система ведёт себя предсказуемо.</w:t>
+      </w:r>
+    </w:p>
+    <w:p>
+      <w:r>
+        <w:t>7. Тест test_delete_country_with_admin_login (класс CountryDeleteTest) проверяет успешное удаление существующей страны авторизованным администратором. Сначала создаётся тестовая страна «Таиланд», затем выполняется POST-запрос на удаление этой страны по её идентификатору. После этого проверяется код ответа (должен быть 302 — редирект на страницу списка стран), а также отсутствие удалённой страны в базе данных.</w:t>
+      </w:r>
+    </w:p>
+    <w:p>
+      <w:r>
+        <w:t>8. Тест test_delete_nonexistent_country (класс CountryDeleteTest) проверяет поведение системы при попытке удалить несуществующую страну (с идентификатором 999). Выполняется POST-запрос, и ожидается, что сервер вернёт код ошибки 404 (страница не найдена).</w:t>
+      </w:r>
+    </w:p>
+    <w:p>
+      <w:r>
+        <w:t xml:space="preserve">9. Тест test_delete_country_without_admin_login (класс CountryDeleteTest) проверяет, что неавторизованный пользователь не может удалить страну. Выполняется POST-запрос на удаление страны после выхода </w:t>
       </w:r>
       <w:r>
         <w:lastRenderedPageBreak/>
-        <w:t xml:space="preserve">ния странами (просмотр списка, добавление новых стран с валидацией данных, удаление существующих и несуществующих стран) работает корректно и полностью покрыта unit-тестами. </w:t>
+        <w:t>из учётной записи администратора. Ожидается, что система перенаправит неавторизованного пользователя на страницу входа (код ответа 302), а запись о стране останется в базе данных. Это подтверждает корректную работу механизма разграничения доступа.</w:t>
+      </w:r>
+    </w:p>
+    <w:p>
+      <w:r>
+        <w:t>Все 9 тестов успешно пройдены. Общее время выполнения составило 6,371 секунды. Ошибок и падений не выявлено</w:t>
+      </w:r>
+      <w:r>
+        <w:t xml:space="preserve">. Функциональность управления странами (просмотр списка, добавление новых стран с валидацией данных, удаление существующих и несуществующих стран) работает корректно и полностью покрыта unit-тестами. </w:t>
       </w:r>
     </w:p>
     <w:p>
@@ -22826,10 +24986,10 @@
       </w:pPr>
       <w:r>
         <w:drawing>
-          <wp:inline distT="0" distB="0" distL="0" distR="0" wp14:anchorId="4BFE8F27" wp14:editId="753D9173">
-            <wp:extent cx="5111073" cy="2294191"/>
-            <wp:effectExtent l="0" t="0" r="0" b="0"/>
-            <wp:docPr id="22" name="Рисунок 22"/>
+          <wp:inline distT="0" distB="0" distL="0" distR="0" wp14:anchorId="125A7DC6" wp14:editId="643F7370">
+            <wp:extent cx="5939790" cy="1992630"/>
+            <wp:effectExtent l="0" t="0" r="3810" b="7620"/>
+            <wp:docPr id="29" name="Рисунок 29"/>
             <wp:cNvGraphicFramePr>
               <a:graphicFrameLocks xmlns:a="http://schemas.openxmlformats.org/drawingml/2006/main" noChangeAspect="1"/>
             </wp:cNvGraphicFramePr>
@@ -22840,27 +25000,20 @@
                     <pic:cNvPr id="1" name=""/>
                     <pic:cNvPicPr/>
                   </pic:nvPicPr>
-                  <pic:blipFill rotWithShape="1">
+                  <pic:blipFill>
                     <a:blip r:embed="rId35"/>
-                    <a:srcRect t="8325"/>
-                    <a:stretch/>
+                    <a:stretch>
+                      <a:fillRect/>
+                    </a:stretch>
                   </pic:blipFill>
-                  <pic:spPr bwMode="auto">
+                  <pic:spPr>
                     <a:xfrm>
                       <a:off x="0" y="0"/>
-                      <a:ext cx="5122379" cy="2299266"/>
+                      <a:ext cx="5939790" cy="1992630"/>
                     </a:xfrm>
                     <a:prstGeom prst="rect">
                       <a:avLst/>
                     </a:prstGeom>
-                    <a:ln>
-                      <a:noFill/>
-                    </a:ln>
-                    <a:extLst>
-                      <a:ext uri="{53640926-AAD7-44D8-BBD7-CCE9431645EC}">
-                        <a14:shadowObscured xmlns:a14="http://schemas.microsoft.com/office/drawing/2010/main"/>
-                      </a:ext>
-                    </a:extLst>
                   </pic:spPr>
                 </pic:pic>
               </a:graphicData>
@@ -22877,14 +25030,27 @@
       <w:r>
         <w:t xml:space="preserve">Рисунок </w:t>
       </w:r>
-      <w:fldSimple w:instr=" SEQ Рисунок \* ARABIC ">
-        <w:r>
-          <w:rPr>
-            <w:noProof/>
-          </w:rPr>
-          <w:t>21</w:t>
-        </w:r>
-      </w:fldSimple>
+      <w:r>
+        <w:fldChar w:fldCharType="begin"/>
+      </w:r>
+      <w:r>
+        <w:instrText xml:space="preserve"> SEQ Рисунок \* ARABIC </w:instrText>
+      </w:r>
+      <w:r>
+        <w:fldChar w:fldCharType="separate"/>
+      </w:r>
+      <w:r>
+        <w:rPr>
+          <w:noProof/>
+        </w:rPr>
+        <w:t>21</w:t>
+      </w:r>
+      <w:r>
+        <w:rPr>
+          <w:noProof/>
+        </w:rPr>
+        <w:fldChar w:fldCharType="end"/>
+      </w:r>
       <w:r>
         <w:t xml:space="preserve">. Прохождение </w:t>
       </w:r>
@@ -25361,6 +27527,7 @@
                 <w:sz w:val="24"/>
                 <w:szCs w:val="24"/>
               </w:rPr>
+              <w:lastRenderedPageBreak/>
               <w:t>Клиент (путешественник)</w:t>
             </w:r>
           </w:p>
@@ -29131,14 +31298,27 @@
       <w:r>
         <w:t xml:space="preserve">Рисунок </w:t>
       </w:r>
-      <w:fldSimple w:instr=" SEQ Рисунок \* ARABIC ">
-        <w:r>
-          <w:rPr>
-            <w:noProof/>
-          </w:rPr>
-          <w:t>22</w:t>
-        </w:r>
-      </w:fldSimple>
+      <w:r>
+        <w:fldChar w:fldCharType="begin"/>
+      </w:r>
+      <w:r>
+        <w:instrText xml:space="preserve"> SEQ Рисунок \* ARABIC </w:instrText>
+      </w:r>
+      <w:r>
+        <w:fldChar w:fldCharType="separate"/>
+      </w:r>
+      <w:r>
+        <w:rPr>
+          <w:noProof/>
+        </w:rPr>
+        <w:t>22</w:t>
+      </w:r>
+      <w:r>
+        <w:rPr>
+          <w:noProof/>
+        </w:rPr>
+        <w:fldChar w:fldCharType="end"/>
+      </w:r>
       <w:r>
         <w:t>. Страница входа</w:t>
       </w:r>
@@ -29200,14 +31380,27 @@
       <w:r>
         <w:t xml:space="preserve">Рисунок </w:t>
       </w:r>
-      <w:fldSimple w:instr=" SEQ Рисунок \* ARABIC ">
-        <w:r>
-          <w:rPr>
-            <w:noProof/>
-          </w:rPr>
-          <w:t>23</w:t>
-        </w:r>
-      </w:fldSimple>
+      <w:r>
+        <w:fldChar w:fldCharType="begin"/>
+      </w:r>
+      <w:r>
+        <w:instrText xml:space="preserve"> SEQ Рисунок \* ARABIC </w:instrText>
+      </w:r>
+      <w:r>
+        <w:fldChar w:fldCharType="separate"/>
+      </w:r>
+      <w:r>
+        <w:rPr>
+          <w:noProof/>
+        </w:rPr>
+        <w:t>23</w:t>
+      </w:r>
+      <w:r>
+        <w:rPr>
+          <w:noProof/>
+        </w:rPr>
+        <w:fldChar w:fldCharType="end"/>
+      </w:r>
       <w:r>
         <w:t>. Страница регистрации</w:t>
       </w:r>
@@ -29281,14 +31474,27 @@
       <w:r>
         <w:t xml:space="preserve">Рисунок </w:t>
       </w:r>
-      <w:fldSimple w:instr=" SEQ Рисунок \* ARABIC ">
-        <w:r>
-          <w:rPr>
-            <w:noProof/>
-          </w:rPr>
-          <w:t>24</w:t>
-        </w:r>
-      </w:fldSimple>
+      <w:r>
+        <w:fldChar w:fldCharType="begin"/>
+      </w:r>
+      <w:r>
+        <w:instrText xml:space="preserve"> SEQ Рисунок \* ARABIC </w:instrText>
+      </w:r>
+      <w:r>
+        <w:fldChar w:fldCharType="separate"/>
+      </w:r>
+      <w:r>
+        <w:rPr>
+          <w:noProof/>
+        </w:rPr>
+        <w:t>24</w:t>
+      </w:r>
+      <w:r>
+        <w:rPr>
+          <w:noProof/>
+        </w:rPr>
+        <w:fldChar w:fldCharType="end"/>
+      </w:r>
       <w:r>
         <w:t>. Главная страница</w:t>
       </w:r>
@@ -29356,14 +31562,27 @@
       <w:r>
         <w:t xml:space="preserve">Рисунок </w:t>
       </w:r>
-      <w:fldSimple w:instr=" SEQ Рисунок \* ARABIC ">
-        <w:r>
-          <w:rPr>
-            <w:noProof/>
-          </w:rPr>
-          <w:t>25</w:t>
-        </w:r>
-      </w:fldSimple>
+      <w:r>
+        <w:fldChar w:fldCharType="begin"/>
+      </w:r>
+      <w:r>
+        <w:instrText xml:space="preserve"> SEQ Рисунок \* ARABIC </w:instrText>
+      </w:r>
+      <w:r>
+        <w:fldChar w:fldCharType="separate"/>
+      </w:r>
+      <w:r>
+        <w:rPr>
+          <w:noProof/>
+        </w:rPr>
+        <w:t>25</w:t>
+      </w:r>
+      <w:r>
+        <w:rPr>
+          <w:noProof/>
+        </w:rPr>
+        <w:fldChar w:fldCharType="end"/>
+      </w:r>
       <w:r>
         <w:t>. Страница создания страны</w:t>
       </w:r>
@@ -29433,14 +31652,27 @@
       <w:r>
         <w:t xml:space="preserve">Рисунок </w:t>
       </w:r>
-      <w:fldSimple w:instr=" SEQ Рисунок \* ARABIC ">
-        <w:r>
-          <w:rPr>
-            <w:noProof/>
-          </w:rPr>
-          <w:t>26</w:t>
-        </w:r>
-      </w:fldSimple>
+      <w:r>
+        <w:fldChar w:fldCharType="begin"/>
+      </w:r>
+      <w:r>
+        <w:instrText xml:space="preserve"> SEQ Рисунок \* ARABIC </w:instrText>
+      </w:r>
+      <w:r>
+        <w:fldChar w:fldCharType="separate"/>
+      </w:r>
+      <w:r>
+        <w:rPr>
+          <w:noProof/>
+        </w:rPr>
+        <w:t>26</w:t>
+      </w:r>
+      <w:r>
+        <w:rPr>
+          <w:noProof/>
+        </w:rPr>
+        <w:fldChar w:fldCharType="end"/>
+      </w:r>
       <w:r>
         <w:t xml:space="preserve">. </w:t>
       </w:r>
@@ -29506,14 +31738,27 @@
       <w:r>
         <w:t xml:space="preserve">Рисунок </w:t>
       </w:r>
-      <w:fldSimple w:instr=" SEQ Рисунок \* ARABIC ">
-        <w:r>
-          <w:rPr>
-            <w:noProof/>
-          </w:rPr>
-          <w:t>27</w:t>
-        </w:r>
-      </w:fldSimple>
+      <w:r>
+        <w:fldChar w:fldCharType="begin"/>
+      </w:r>
+      <w:r>
+        <w:instrText xml:space="preserve"> SEQ Рисунок \* ARABIC </w:instrText>
+      </w:r>
+      <w:r>
+        <w:fldChar w:fldCharType="separate"/>
+      </w:r>
+      <w:r>
+        <w:rPr>
+          <w:noProof/>
+        </w:rPr>
+        <w:t>27</w:t>
+      </w:r>
+      <w:r>
+        <w:rPr>
+          <w:noProof/>
+        </w:rPr>
+        <w:fldChar w:fldCharType="end"/>
+      </w:r>
       <w:r>
         <w:t>. Модальное окно с подтверждением удаления страны</w:t>
       </w:r>
@@ -29576,14 +31821,27 @@
       <w:r>
         <w:t xml:space="preserve">Рисунок </w:t>
       </w:r>
-      <w:fldSimple w:instr=" SEQ Рисунок \* ARABIC ">
-        <w:r>
-          <w:rPr>
-            <w:noProof/>
-          </w:rPr>
-          <w:t>28</w:t>
-        </w:r>
-      </w:fldSimple>
+      <w:r>
+        <w:fldChar w:fldCharType="begin"/>
+      </w:r>
+      <w:r>
+        <w:instrText xml:space="preserve"> SEQ Рисунок \* ARABIC </w:instrText>
+      </w:r>
+      <w:r>
+        <w:fldChar w:fldCharType="separate"/>
+      </w:r>
+      <w:r>
+        <w:rPr>
+          <w:noProof/>
+        </w:rPr>
+        <w:t>28</w:t>
+      </w:r>
+      <w:r>
+        <w:rPr>
+          <w:noProof/>
+        </w:rPr>
+        <w:fldChar w:fldCharType="end"/>
+      </w:r>
       <w:r>
         <w:t xml:space="preserve">. </w:t>
       </w:r>

--- a/отчет по уп.docx
+++ b/отчет по уп.docx
@@ -262,8 +262,18 @@
           <w:szCs w:val="28"/>
           <w:lang w:eastAsia="ru-RU"/>
         </w:rPr>
-        <w:t>____________ Ю.С. Мамшева</w:t>
-      </w:r>
+        <w:t xml:space="preserve">____________ Ю.С. </w:t>
+      </w:r>
+      <w:proofErr w:type="spellStart"/>
+      <w:r>
+        <w:rPr>
+          <w:rFonts w:eastAsia="Times New Roman" w:cs="Times New Roman"/>
+          <w:szCs w:val="28"/>
+          <w:lang w:eastAsia="ru-RU"/>
+        </w:rPr>
+        <w:t>Мамшева</w:t>
+      </w:r>
+      <w:proofErr w:type="spellEnd"/>
     </w:p>
     <w:p>
       <w:pPr>
@@ -529,7 +539,23 @@
           <w:rFonts w:eastAsia="Times New Roman" w:cs="Times New Roman"/>
           <w:lang w:eastAsia="ru-RU"/>
         </w:rPr>
-        <w:t xml:space="preserve">Руководитель: ___________ Мамшева Ю.С. </w:t>
+        <w:t xml:space="preserve">Руководитель: ___________ </w:t>
+      </w:r>
+      <w:proofErr w:type="spellStart"/>
+      <w:r>
+        <w:rPr>
+          <w:rFonts w:eastAsia="Times New Roman" w:cs="Times New Roman"/>
+          <w:lang w:eastAsia="ru-RU"/>
+        </w:rPr>
+        <w:t>Мамшева</w:t>
+      </w:r>
+      <w:proofErr w:type="spellEnd"/>
+      <w:r>
+        <w:rPr>
+          <w:rFonts w:eastAsia="Times New Roman" w:cs="Times New Roman"/>
+          <w:lang w:eastAsia="ru-RU"/>
+        </w:rPr>
+        <w:t xml:space="preserve"> Ю.С. </w:t>
       </w:r>
       <w:r>
         <w:rPr>
@@ -576,7 +602,25 @@
           <w:szCs w:val="28"/>
           <w:lang w:eastAsia="ru-RU"/>
         </w:rPr>
-        <w:t>Студент: _______________ Перевезенцева М.С.</w:t>
+        <w:t xml:space="preserve">Студент: _______________ </w:t>
+      </w:r>
+      <w:proofErr w:type="spellStart"/>
+      <w:r>
+        <w:rPr>
+          <w:rFonts w:eastAsia="Times New Roman" w:cs="Times New Roman"/>
+          <w:szCs w:val="28"/>
+          <w:lang w:eastAsia="ru-RU"/>
+        </w:rPr>
+        <w:t>Перевезенцева</w:t>
+      </w:r>
+      <w:proofErr w:type="spellEnd"/>
+      <w:r>
+        <w:rPr>
+          <w:rFonts w:eastAsia="Times New Roman" w:cs="Times New Roman"/>
+          <w:szCs w:val="28"/>
+          <w:lang w:eastAsia="ru-RU"/>
+        </w:rPr>
+        <w:t xml:space="preserve"> М.С.</w:t>
       </w:r>
       <w:r>
         <w:rPr>
@@ -898,7 +942,7 @@
           <w:r>
             <w:fldChar w:fldCharType="separate"/>
           </w:r>
-          <w:hyperlink w:anchor="_Toc231107507" w:history="1">
+          <w:hyperlink w:anchor="_Toc231311626" w:history="1">
             <w:r>
               <w:rPr>
                 <w:rStyle w:val="aff1"/>
@@ -926,7 +970,7 @@
                 <w:noProof/>
                 <w:webHidden/>
               </w:rPr>
-              <w:instrText xml:space="preserve"> PAGEREF _Toc231107507 \h </w:instrText>
+              <w:instrText xml:space="preserve"> PAGEREF _Toc231311626 \h </w:instrText>
             </w:r>
             <w:r>
               <w:rPr>
@@ -968,7 +1012,7 @@
               <w:lang w:eastAsia="ru-RU"/>
             </w:rPr>
           </w:pPr>
-          <w:hyperlink w:anchor="_Toc231107508" w:history="1">
+          <w:hyperlink w:anchor="_Toc231311627" w:history="1">
             <w:r>
               <w:rPr>
                 <w:rStyle w:val="aff1"/>
@@ -995,7 +1039,7 @@
                 <w:noProof/>
                 <w:webHidden/>
               </w:rPr>
-              <w:instrText xml:space="preserve"> PAGEREF _Toc231107508 \h </w:instrText>
+              <w:instrText xml:space="preserve"> PAGEREF _Toc231311627 \h </w:instrText>
             </w:r>
             <w:r>
               <w:rPr>
@@ -1037,7 +1081,7 @@
               <w:lang w:eastAsia="ru-RU"/>
             </w:rPr>
           </w:pPr>
-          <w:hyperlink w:anchor="_Toc231107509" w:history="1">
+          <w:hyperlink w:anchor="_Toc231311628" w:history="1">
             <w:r>
               <w:rPr>
                 <w:rStyle w:val="aff1"/>
@@ -1073,7 +1117,7 @@
                 <w:noProof/>
                 <w:webHidden/>
               </w:rPr>
-              <w:instrText xml:space="preserve"> PAGEREF _Toc231107509 \h </w:instrText>
+              <w:instrText xml:space="preserve"> PAGEREF _Toc231311628 \h </w:instrText>
             </w:r>
             <w:r>
               <w:rPr>
@@ -1118,7 +1162,7 @@
               <w:lang w:eastAsia="ru-RU"/>
             </w:rPr>
           </w:pPr>
-          <w:hyperlink w:anchor="_Toc231107510" w:history="1">
+          <w:hyperlink w:anchor="_Toc231311629" w:history="1">
             <w:r>
               <w:rPr>
                 <w:rStyle w:val="aff1"/>
@@ -1146,7 +1190,7 @@
                 <w:noProof/>
                 <w:webHidden/>
               </w:rPr>
-              <w:instrText xml:space="preserve"> PAGEREF _Toc231107510 \h </w:instrText>
+              <w:instrText xml:space="preserve"> PAGEREF _Toc231311629 \h </w:instrText>
             </w:r>
             <w:r>
               <w:rPr>
@@ -1191,7 +1235,7 @@
               <w:lang w:eastAsia="ru-RU"/>
             </w:rPr>
           </w:pPr>
-          <w:hyperlink w:anchor="_Toc231107511" w:history="1">
+          <w:hyperlink w:anchor="_Toc231311630" w:history="1">
             <w:r>
               <w:rPr>
                 <w:rStyle w:val="aff1"/>
@@ -1218,7 +1262,7 @@
                 <w:noProof/>
                 <w:webHidden/>
               </w:rPr>
-              <w:instrText xml:space="preserve"> PAGEREF _Toc231107511 \h </w:instrText>
+              <w:instrText xml:space="preserve"> PAGEREF _Toc231311630 \h </w:instrText>
             </w:r>
             <w:r>
               <w:rPr>
@@ -1263,7 +1307,7 @@
               <w:lang w:eastAsia="ru-RU"/>
             </w:rPr>
           </w:pPr>
-          <w:hyperlink w:anchor="_Toc231107512" w:history="1">
+          <w:hyperlink w:anchor="_Toc231311631" w:history="1">
             <w:r>
               <w:rPr>
                 <w:rStyle w:val="aff1"/>
@@ -1290,7 +1334,7 @@
                 <w:noProof/>
                 <w:webHidden/>
               </w:rPr>
-              <w:instrText xml:space="preserve"> PAGEREF _Toc231107512 \h </w:instrText>
+              <w:instrText xml:space="preserve"> PAGEREF _Toc231311631 \h </w:instrText>
             </w:r>
             <w:r>
               <w:rPr>
@@ -1335,7 +1379,7 @@
               <w:lang w:eastAsia="ru-RU"/>
             </w:rPr>
           </w:pPr>
-          <w:hyperlink w:anchor="_Toc231107513" w:history="1">
+          <w:hyperlink w:anchor="_Toc231311632" w:history="1">
             <w:r>
               <w:rPr>
                 <w:rStyle w:val="aff1"/>
@@ -1362,7 +1406,7 @@
                 <w:noProof/>
                 <w:webHidden/>
               </w:rPr>
-              <w:instrText xml:space="preserve"> PAGEREF _Toc231107513 \h </w:instrText>
+              <w:instrText xml:space="preserve"> PAGEREF _Toc231311632 \h </w:instrText>
             </w:r>
             <w:r>
               <w:rPr>
@@ -1407,13 +1451,20 @@
               <w:lang w:eastAsia="ru-RU"/>
             </w:rPr>
           </w:pPr>
-          <w:hyperlink w:anchor="_Toc231107514" w:history="1">
+          <w:hyperlink w:anchor="_Toc231311633" w:history="1">
             <w:r>
               <w:rPr>
                 <w:rStyle w:val="aff1"/>
                 <w:noProof/>
               </w:rPr>
-              <w:t>2.5 Диаграмма коммуникаций объектов компонента управление бюджетом</w:t>
+              <w:t>2.5 Диаграмма коммуникаций объектов управление бюджет</w:t>
+            </w:r>
+            <w:r>
+              <w:rPr>
+                <w:rStyle w:val="aff1"/>
+                <w:noProof/>
+              </w:rPr>
+              <w:t>ом</w:t>
             </w:r>
             <w:r>
               <w:rPr>
@@ -1434,7 +1485,7 @@
                 <w:noProof/>
                 <w:webHidden/>
               </w:rPr>
-              <w:instrText xml:space="preserve"> PAGEREF _Toc231107514 \h </w:instrText>
+              <w:instrText xml:space="preserve"> PAGEREF _Toc231311633 \h </w:instrText>
             </w:r>
             <w:r>
               <w:rPr>
@@ -1479,13 +1530,13 @@
               <w:lang w:eastAsia="ru-RU"/>
             </w:rPr>
           </w:pPr>
-          <w:hyperlink w:anchor="_Toc231107515" w:history="1">
+          <w:hyperlink w:anchor="_Toc231311634" w:history="1">
             <w:r>
               <w:rPr>
                 <w:rStyle w:val="aff1"/>
                 <w:noProof/>
               </w:rPr>
-              <w:t>2.6 Диаграмма последовательности взаимодействий при изменении бюджета</w:t>
+              <w:t>2.6 Диаграмма последовательности при изменении бюджета</w:t>
             </w:r>
             <w:r>
               <w:rPr>
@@ -1506,7 +1557,7 @@
                 <w:noProof/>
                 <w:webHidden/>
               </w:rPr>
-              <w:instrText xml:space="preserve"> PAGEREF _Toc231107515 \h </w:instrText>
+              <w:instrText xml:space="preserve"> PAGEREF _Toc231311634 \h </w:instrText>
             </w:r>
             <w:r>
               <w:rPr>
@@ -1551,7 +1602,7 @@
               <w:lang w:eastAsia="ru-RU"/>
             </w:rPr>
           </w:pPr>
-          <w:hyperlink w:anchor="_Toc231107516" w:history="1">
+          <w:hyperlink w:anchor="_Toc231311635" w:history="1">
             <w:r>
               <w:rPr>
                 <w:rStyle w:val="aff1"/>
@@ -1578,7 +1629,7 @@
                 <w:noProof/>
                 <w:webHidden/>
               </w:rPr>
-              <w:instrText xml:space="preserve"> PAGEREF _Toc231107516 \h </w:instrText>
+              <w:instrText xml:space="preserve"> PAGEREF _Toc231311635 \h </w:instrText>
             </w:r>
             <w:r>
               <w:rPr>
@@ -1623,13 +1674,27 @@
               <w:lang w:eastAsia="ru-RU"/>
             </w:rPr>
           </w:pPr>
-          <w:hyperlink w:anchor="_Toc231107517" w:history="1">
+          <w:hyperlink w:anchor="_Toc231311636" w:history="1">
             <w:r>
               <w:rPr>
                 <w:rStyle w:val="aff1"/>
                 <w:noProof/>
               </w:rPr>
-              <w:t>2.8 Деятельность процесса регистрации пользователя</w:t>
+              <w:t>2.8 Деятельность процес</w:t>
+            </w:r>
+            <w:r>
+              <w:rPr>
+                <w:rStyle w:val="aff1"/>
+                <w:noProof/>
+              </w:rPr>
+              <w:t>с</w:t>
+            </w:r>
+            <w:r>
+              <w:rPr>
+                <w:rStyle w:val="aff1"/>
+                <w:noProof/>
+              </w:rPr>
+              <w:t>а регистрации пользователя</w:t>
             </w:r>
             <w:r>
               <w:rPr>
@@ -1650,7 +1715,7 @@
                 <w:noProof/>
                 <w:webHidden/>
               </w:rPr>
-              <w:instrText xml:space="preserve"> PAGEREF _Toc231107517 \h </w:instrText>
+              <w:instrText xml:space="preserve"> PAGEREF _Toc231311636 \h </w:instrText>
             </w:r>
             <w:r>
               <w:rPr>
@@ -1695,7 +1760,7 @@
               <w:lang w:eastAsia="ru-RU"/>
             </w:rPr>
           </w:pPr>
-          <w:hyperlink w:anchor="_Toc231107518" w:history="1">
+          <w:hyperlink w:anchor="_Toc231311637" w:history="1">
             <w:r>
               <w:rPr>
                 <w:rStyle w:val="aff1"/>
@@ -1722,7 +1787,7 @@
                 <w:noProof/>
                 <w:webHidden/>
               </w:rPr>
-              <w:instrText xml:space="preserve"> PAGEREF _Toc231107518 \h </w:instrText>
+              <w:instrText xml:space="preserve"> PAGEREF _Toc231311637 \h </w:instrText>
             </w:r>
             <w:r>
               <w:rPr>
@@ -1764,7 +1829,7 @@
               <w:lang w:eastAsia="ru-RU"/>
             </w:rPr>
           </w:pPr>
-          <w:hyperlink w:anchor="_Toc231107519" w:history="1">
+          <w:hyperlink w:anchor="_Toc231311638" w:history="1">
             <w:r>
               <w:rPr>
                 <w:rStyle w:val="aff1"/>
@@ -1791,7 +1856,7 @@
                 <w:noProof/>
                 <w:webHidden/>
               </w:rPr>
-              <w:instrText xml:space="preserve"> PAGEREF _Toc231107519 \h </w:instrText>
+              <w:instrText xml:space="preserve"> PAGEREF _Toc231311638 \h </w:instrText>
             </w:r>
             <w:r>
               <w:rPr>
@@ -1836,7 +1901,7 @@
               <w:lang w:eastAsia="ru-RU"/>
             </w:rPr>
           </w:pPr>
-          <w:hyperlink w:anchor="_Toc231107520" w:history="1">
+          <w:hyperlink w:anchor="_Toc231311639" w:history="1">
             <w:r>
               <w:rPr>
                 <w:rStyle w:val="aff1"/>
@@ -1863,7 +1928,7 @@
                 <w:noProof/>
                 <w:webHidden/>
               </w:rPr>
-              <w:instrText xml:space="preserve"> PAGEREF _Toc231107520 \h </w:instrText>
+              <w:instrText xml:space="preserve"> PAGEREF _Toc231311639 \h </w:instrText>
             </w:r>
             <w:r>
               <w:rPr>
@@ -1908,7 +1973,7 @@
               <w:lang w:eastAsia="ru-RU"/>
             </w:rPr>
           </w:pPr>
-          <w:hyperlink w:anchor="_Toc231107521" w:history="1">
+          <w:hyperlink w:anchor="_Toc231311640" w:history="1">
             <w:r>
               <w:rPr>
                 <w:rStyle w:val="aff1"/>
@@ -1950,7 +2015,7 @@
                 <w:noProof/>
                 <w:webHidden/>
               </w:rPr>
-              <w:instrText xml:space="preserve"> PAGEREF _Toc231107521 \h </w:instrText>
+              <w:instrText xml:space="preserve"> PAGEREF _Toc231311640 \h </w:instrText>
             </w:r>
             <w:r>
               <w:rPr>
@@ -1995,7 +2060,7 @@
               <w:lang w:eastAsia="ru-RU"/>
             </w:rPr>
           </w:pPr>
-          <w:hyperlink w:anchor="_Toc231107522" w:history="1">
+          <w:hyperlink w:anchor="_Toc231311641" w:history="1">
             <w:r>
               <w:rPr>
                 <w:rStyle w:val="aff1"/>
@@ -2022,7 +2087,7 @@
                 <w:noProof/>
                 <w:webHidden/>
               </w:rPr>
-              <w:instrText xml:space="preserve"> PAGEREF _Toc231107522 \h </w:instrText>
+              <w:instrText xml:space="preserve"> PAGEREF _Toc231311641 \h </w:instrText>
             </w:r>
             <w:r>
               <w:rPr>
@@ -2067,7 +2132,7 @@
               <w:lang w:eastAsia="ru-RU"/>
             </w:rPr>
           </w:pPr>
-          <w:hyperlink w:anchor="_Toc231107523" w:history="1">
+          <w:hyperlink w:anchor="_Toc231311642" w:history="1">
             <w:r>
               <w:rPr>
                 <w:rStyle w:val="aff1"/>
@@ -2109,7 +2174,7 @@
                 <w:noProof/>
                 <w:webHidden/>
               </w:rPr>
-              <w:instrText xml:space="preserve"> PAGEREF _Toc231107523 \h </w:instrText>
+              <w:instrText xml:space="preserve"> PAGEREF _Toc231311642 \h </w:instrText>
             </w:r>
             <w:r>
               <w:rPr>
@@ -2154,7 +2219,7 @@
               <w:lang w:eastAsia="ru-RU"/>
             </w:rPr>
           </w:pPr>
-          <w:hyperlink w:anchor="_Toc231107524" w:history="1">
+          <w:hyperlink w:anchor="_Toc231311643" w:history="1">
             <w:r>
               <w:rPr>
                 <w:rStyle w:val="aff1"/>
@@ -2181,7 +2246,7 @@
                 <w:noProof/>
                 <w:webHidden/>
               </w:rPr>
-              <w:instrText xml:space="preserve"> PAGEREF _Toc231107524 \h </w:instrText>
+              <w:instrText xml:space="preserve"> PAGEREF _Toc231311643 \h </w:instrText>
             </w:r>
             <w:r>
               <w:rPr>
@@ -2223,7 +2288,7 @@
               <w:lang w:eastAsia="ru-RU"/>
             </w:rPr>
           </w:pPr>
-          <w:hyperlink w:anchor="_Toc231107525" w:history="1">
+          <w:hyperlink w:anchor="_Toc231311644" w:history="1">
             <w:r>
               <w:rPr>
                 <w:rStyle w:val="aff1"/>
@@ -2250,7 +2315,7 @@
                 <w:noProof/>
                 <w:webHidden/>
               </w:rPr>
-              <w:instrText xml:space="preserve"> PAGEREF _Toc231107525 \h </w:instrText>
+              <w:instrText xml:space="preserve"> PAGEREF _Toc231311644 \h </w:instrText>
             </w:r>
             <w:r>
               <w:rPr>
@@ -2295,7 +2360,7 @@
               <w:lang w:eastAsia="ru-RU"/>
             </w:rPr>
           </w:pPr>
-          <w:hyperlink w:anchor="_Toc231107526" w:history="1">
+          <w:hyperlink w:anchor="_Toc231311645" w:history="1">
             <w:r>
               <w:rPr>
                 <w:rStyle w:val="aff1"/>
@@ -2322,7 +2387,7 @@
                 <w:noProof/>
                 <w:webHidden/>
               </w:rPr>
-              <w:instrText xml:space="preserve"> PAGEREF _Toc231107526 \h </w:instrText>
+              <w:instrText xml:space="preserve"> PAGEREF _Toc231311645 \h </w:instrText>
             </w:r>
             <w:r>
               <w:rPr>
@@ -2367,13 +2432,13 @@
               <w:lang w:eastAsia="ru-RU"/>
             </w:rPr>
           </w:pPr>
-          <w:hyperlink w:anchor="_Toc231107527" w:history="1">
+          <w:hyperlink w:anchor="_Toc231311646" w:history="1">
             <w:r>
               <w:rPr>
                 <w:rStyle w:val="aff1"/>
                 <w:noProof/>
               </w:rPr>
-              <w:t>4.2 Разработка тестовых сценариев (тест-кейсы)</w:t>
+              <w:t>4.2 Разработка тестовых сценариев на кроссплатформенность.</w:t>
             </w:r>
             <w:r>
               <w:rPr>
@@ -2394,7 +2459,7 @@
                 <w:noProof/>
                 <w:webHidden/>
               </w:rPr>
-              <w:instrText xml:space="preserve"> PAGEREF _Toc231107527 \h </w:instrText>
+              <w:instrText xml:space="preserve"> PAGEREF _Toc231311646 \h </w:instrText>
             </w:r>
             <w:r>
               <w:rPr>
@@ -2414,7 +2479,7 @@
                 <w:noProof/>
                 <w:webHidden/>
               </w:rPr>
-              <w:t>32</w:t>
+              <w:t>33</w:t>
             </w:r>
             <w:r>
               <w:rPr>
@@ -2439,13 +2504,13 @@
               <w:lang w:eastAsia="ru-RU"/>
             </w:rPr>
           </w:pPr>
-          <w:hyperlink w:anchor="_Toc231107528" w:history="1">
+          <w:hyperlink w:anchor="_Toc231311647" w:history="1">
             <w:r>
               <w:rPr>
                 <w:rStyle w:val="aff1"/>
                 <w:noProof/>
               </w:rPr>
-              <w:t>4.3 Анализ результатов тестирования</w:t>
+              <w:t>4.3 Разработка тестовых сценариев на проверку безопасности.</w:t>
             </w:r>
             <w:r>
               <w:rPr>
@@ -2466,7 +2531,7 @@
                 <w:noProof/>
                 <w:webHidden/>
               </w:rPr>
-              <w:instrText xml:space="preserve"> PAGEREF _Toc231107528 \h </w:instrText>
+              <w:instrText xml:space="preserve"> PAGEREF _Toc231311647 \h </w:instrText>
             </w:r>
             <w:r>
               <w:rPr>
@@ -2486,7 +2551,7 @@
                 <w:noProof/>
                 <w:webHidden/>
               </w:rPr>
-              <w:t>32</w:t>
+              <w:t>35</w:t>
             </w:r>
             <w:r>
               <w:rPr>
@@ -2499,7 +2564,11 @@
         </w:p>
         <w:p>
           <w:pPr>
-            <w:pStyle w:val="13"/>
+            <w:pStyle w:val="24"/>
+            <w:tabs>
+              <w:tab w:val="right" w:leader="dot" w:pos="9344"/>
+            </w:tabs>
+            <w:ind w:firstLine="0"/>
             <w:rPr>
               <w:rFonts w:asciiTheme="minorHAnsi" w:eastAsiaTheme="minorEastAsia" w:hAnsiTheme="minorHAnsi"/>
               <w:noProof/>
@@ -2507,14 +2576,13 @@
               <w:lang w:eastAsia="ru-RU"/>
             </w:rPr>
           </w:pPr>
-          <w:hyperlink w:anchor="_Toc231107529" w:history="1">
+          <w:hyperlink w:anchor="_Toc231311648" w:history="1">
             <w:r>
               <w:rPr>
                 <w:rStyle w:val="aff1"/>
                 <w:noProof/>
-                <w:lang w:eastAsia="ru-RU"/>
-              </w:rPr>
-              <w:t>ЗАКЛЮЧЕНИЕ</w:t>
+              </w:rPr>
+              <w:t>4.4 Разработка тестовых сценариев методом черный ящик.</w:t>
             </w:r>
             <w:r>
               <w:rPr>
@@ -2535,7 +2603,7 @@
                 <w:noProof/>
                 <w:webHidden/>
               </w:rPr>
-              <w:instrText xml:space="preserve"> PAGEREF _Toc231107529 \h </w:instrText>
+              <w:instrText xml:space="preserve"> PAGEREF _Toc231311648 \h </w:instrText>
             </w:r>
             <w:r>
               <w:rPr>
@@ -2555,7 +2623,7 @@
                 <w:noProof/>
                 <w:webHidden/>
               </w:rPr>
-              <w:t>34</w:t>
+              <w:t>38</w:t>
             </w:r>
             <w:r>
               <w:rPr>
@@ -2568,7 +2636,11 @@
         </w:p>
         <w:p>
           <w:pPr>
-            <w:pStyle w:val="13"/>
+            <w:pStyle w:val="24"/>
+            <w:tabs>
+              <w:tab w:val="right" w:leader="dot" w:pos="9344"/>
+            </w:tabs>
+            <w:ind w:firstLine="0"/>
             <w:rPr>
               <w:rFonts w:asciiTheme="minorHAnsi" w:eastAsiaTheme="minorEastAsia" w:hAnsiTheme="minorHAnsi"/>
               <w:noProof/>
@@ -2576,14 +2648,83 @@
               <w:lang w:eastAsia="ru-RU"/>
             </w:rPr>
           </w:pPr>
-          <w:hyperlink w:anchor="_Toc231107530" w:history="1">
+          <w:hyperlink w:anchor="_Toc231311649" w:history="1">
+            <w:r>
+              <w:rPr>
+                <w:rStyle w:val="aff1"/>
+                <w:noProof/>
+              </w:rPr>
+              <w:t>4.4 Разработка тестовых сценариев на компоненты.</w:t>
+            </w:r>
+            <w:r>
+              <w:rPr>
+                <w:noProof/>
+                <w:webHidden/>
+              </w:rPr>
+              <w:tab/>
+            </w:r>
+            <w:r>
+              <w:rPr>
+                <w:noProof/>
+                <w:webHidden/>
+              </w:rPr>
+              <w:fldChar w:fldCharType="begin"/>
+            </w:r>
+            <w:r>
+              <w:rPr>
+                <w:noProof/>
+                <w:webHidden/>
+              </w:rPr>
+              <w:instrText xml:space="preserve"> PAGEREF _Toc231311649 \h </w:instrText>
+            </w:r>
+            <w:r>
+              <w:rPr>
+                <w:noProof/>
+                <w:webHidden/>
+              </w:rPr>
+            </w:r>
+            <w:r>
+              <w:rPr>
+                <w:noProof/>
+                <w:webHidden/>
+              </w:rPr>
+              <w:fldChar w:fldCharType="separate"/>
+            </w:r>
+            <w:r>
+              <w:rPr>
+                <w:noProof/>
+                <w:webHidden/>
+              </w:rPr>
+              <w:t>42</w:t>
+            </w:r>
+            <w:r>
+              <w:rPr>
+                <w:noProof/>
+                <w:webHidden/>
+              </w:rPr>
+              <w:fldChar w:fldCharType="end"/>
+            </w:r>
+          </w:hyperlink>
+        </w:p>
+        <w:p>
+          <w:pPr>
+            <w:pStyle w:val="13"/>
+            <w:ind w:firstLine="0"/>
+            <w:rPr>
+              <w:rFonts w:asciiTheme="minorHAnsi" w:eastAsiaTheme="minorEastAsia" w:hAnsiTheme="minorHAnsi"/>
+              <w:noProof/>
+              <w:sz w:val="22"/>
+              <w:lang w:eastAsia="ru-RU"/>
+            </w:rPr>
+          </w:pPr>
+          <w:hyperlink w:anchor="_Toc231311650" w:history="1">
             <w:r>
               <w:rPr>
                 <w:rStyle w:val="aff1"/>
                 <w:noProof/>
                 <w:lang w:eastAsia="ru-RU"/>
               </w:rPr>
-              <w:t>ПРИЛОЖЕНИЕ А</w:t>
+              <w:t>ЗАКЛЮЧЕНИЕ</w:t>
             </w:r>
             <w:r>
               <w:rPr>
@@ -2604,7 +2745,7 @@
                 <w:noProof/>
                 <w:webHidden/>
               </w:rPr>
-              <w:instrText xml:space="preserve"> PAGEREF _Toc231107530 \h </w:instrText>
+              <w:instrText xml:space="preserve"> PAGEREF _Toc231311650 \h </w:instrText>
             </w:r>
             <w:r>
               <w:rPr>
@@ -2624,7 +2765,146 @@
                 <w:noProof/>
                 <w:webHidden/>
               </w:rPr>
-              <w:t>35</w:t>
+              <w:t>48</w:t>
+            </w:r>
+            <w:r>
+              <w:rPr>
+                <w:noProof/>
+                <w:webHidden/>
+              </w:rPr>
+              <w:fldChar w:fldCharType="end"/>
+            </w:r>
+          </w:hyperlink>
+        </w:p>
+        <w:p>
+          <w:pPr>
+            <w:pStyle w:val="13"/>
+            <w:ind w:firstLine="0"/>
+            <w:rPr>
+              <w:rFonts w:asciiTheme="minorHAnsi" w:eastAsiaTheme="minorEastAsia" w:hAnsiTheme="minorHAnsi"/>
+              <w:noProof/>
+              <w:sz w:val="22"/>
+              <w:lang w:eastAsia="ru-RU"/>
+            </w:rPr>
+          </w:pPr>
+          <w:hyperlink w:anchor="_Toc231311651" w:history="1">
+            <w:r>
+              <w:rPr>
+                <w:rStyle w:val="aff1"/>
+                <w:noProof/>
+                <w:lang w:eastAsia="ru-RU"/>
+              </w:rPr>
+              <w:t>ПРИЛОЖЕНИЕ А</w:t>
+            </w:r>
+            <w:r>
+              <w:rPr>
+                <w:noProof/>
+                <w:webHidden/>
+              </w:rPr>
+              <w:tab/>
+            </w:r>
+            <w:r>
+              <w:rPr>
+                <w:noProof/>
+                <w:webHidden/>
+              </w:rPr>
+              <w:fldChar w:fldCharType="begin"/>
+            </w:r>
+            <w:r>
+              <w:rPr>
+                <w:noProof/>
+                <w:webHidden/>
+              </w:rPr>
+              <w:instrText xml:space="preserve"> PAGEREF _Toc231311651 \h </w:instrText>
+            </w:r>
+            <w:r>
+              <w:rPr>
+                <w:noProof/>
+                <w:webHidden/>
+              </w:rPr>
+            </w:r>
+            <w:r>
+              <w:rPr>
+                <w:noProof/>
+                <w:webHidden/>
+              </w:rPr>
+              <w:fldChar w:fldCharType="separate"/>
+            </w:r>
+            <w:r>
+              <w:rPr>
+                <w:noProof/>
+                <w:webHidden/>
+              </w:rPr>
+              <w:t>49</w:t>
+            </w:r>
+            <w:r>
+              <w:rPr>
+                <w:noProof/>
+                <w:webHidden/>
+              </w:rPr>
+              <w:fldChar w:fldCharType="end"/>
+            </w:r>
+          </w:hyperlink>
+        </w:p>
+        <w:p>
+          <w:pPr>
+            <w:pStyle w:val="13"/>
+            <w:ind w:firstLine="0"/>
+            <w:rPr>
+              <w:rFonts w:asciiTheme="minorHAnsi" w:eastAsiaTheme="minorEastAsia" w:hAnsiTheme="minorHAnsi"/>
+              <w:noProof/>
+              <w:sz w:val="22"/>
+              <w:lang w:eastAsia="ru-RU"/>
+            </w:rPr>
+          </w:pPr>
+          <w:hyperlink w:anchor="_Toc231311666" w:history="1">
+            <w:r>
+              <w:rPr>
+                <w:rStyle w:val="aff1"/>
+                <w:noProof/>
+              </w:rPr>
+              <w:t>ПРИЛОЖЕНИЕ Б</w:t>
+            </w:r>
+            <w:r>
+              <w:rPr>
+                <w:noProof/>
+                <w:webHidden/>
+              </w:rPr>
+              <w:tab/>
+            </w:r>
+            <w:r>
+              <w:rPr>
+                <w:noProof/>
+                <w:webHidden/>
+              </w:rPr>
+              <w:fldChar w:fldCharType="begin"/>
+            </w:r>
+            <w:r>
+              <w:rPr>
+                <w:noProof/>
+                <w:webHidden/>
+              </w:rPr>
+              <w:instrText xml:space="preserve"> PAGEREF _Toc231311666 \h </w:instrText>
+            </w:r>
+            <w:r>
+              <w:rPr>
+                <w:noProof/>
+                <w:webHidden/>
+              </w:rPr>
+            </w:r>
+            <w:r>
+              <w:rPr>
+                <w:noProof/>
+                <w:webHidden/>
+              </w:rPr>
+              <w:fldChar w:fldCharType="separate"/>
+            </w:r>
+            <w:r>
+              <w:rPr>
+                <w:noProof/>
+                <w:webHidden/>
+              </w:rPr>
+              <w:t>66</w:t>
             </w:r>
             <w:r>
               <w:rPr>
@@ -2686,7 +2966,7 @@
       <w:bookmarkStart w:id="2" w:name="_Toc229937647"/>
       <w:bookmarkStart w:id="3" w:name="_Toc229991862"/>
       <w:bookmarkStart w:id="4" w:name="_Toc230987816"/>
-      <w:bookmarkStart w:id="5" w:name="_Toc231107507"/>
+      <w:bookmarkStart w:id="5" w:name="_Toc231311626"/>
       <w:r>
         <w:rPr>
           <w:lang w:eastAsia="ru-RU"/>
@@ -2936,7 +3216,25 @@
           <w:szCs w:val="28"/>
           <w:lang w:eastAsia="ru-RU"/>
         </w:rPr>
-        <w:t>Создание и взаимодействие с канбан доской</w:t>
+        <w:t xml:space="preserve">Создание и взаимодействие с </w:t>
+      </w:r>
+      <w:proofErr w:type="spellStart"/>
+      <w:r>
+        <w:rPr>
+          <w:rFonts w:eastAsia="Times New Roman" w:cs="Times New Roman"/>
+          <w:szCs w:val="28"/>
+          <w:lang w:eastAsia="ru-RU"/>
+        </w:rPr>
+        <w:t>канбан</w:t>
+      </w:r>
+      <w:proofErr w:type="spellEnd"/>
+      <w:r>
+        <w:rPr>
+          <w:rFonts w:eastAsia="Times New Roman" w:cs="Times New Roman"/>
+          <w:szCs w:val="28"/>
+          <w:lang w:eastAsia="ru-RU"/>
+        </w:rPr>
+        <w:t xml:space="preserve"> доской</w:t>
       </w:r>
       <w:r>
         <w:rPr>
@@ -3021,16 +3319,8 @@
     </w:p>
     <w:p>
       <w:pPr>
-        <w:pStyle w:val="af9"/>
-        <w:numPr>
-          <w:ilvl w:val="0"/>
-          <w:numId w:val="15"/>
-        </w:numPr>
-        <w:tabs>
-          <w:tab w:val="left" w:pos="1003"/>
-        </w:tabs>
-        <w:spacing w:after="160"/>
-        <w:ind w:left="0" w:firstLine="709"/>
+        <w:spacing w:after="160" w:line="259" w:lineRule="auto"/>
+        <w:ind w:firstLine="0"/>
         <w:jc w:val="left"/>
         <w:rPr>
           <w:rFonts w:eastAsia="Times New Roman" w:cs="Times New Roman"/>
@@ -3038,24 +3328,12 @@
           <w:lang w:eastAsia="ru-RU"/>
         </w:rPr>
       </w:pPr>
-    </w:p>
-    <w:p>
-      <w:pPr>
-        <w:spacing w:after="160" w:line="259" w:lineRule="auto"/>
-        <w:ind w:firstLine="0"/>
-        <w:jc w:val="left"/>
+      <w:r>
         <w:rPr>
           <w:rFonts w:eastAsia="Times New Roman" w:cs="Times New Roman"/>
           <w:szCs w:val="28"/>
           <w:lang w:eastAsia="ru-RU"/>
         </w:rPr>
-      </w:pPr>
-      <w:r>
-        <w:rPr>
-          <w:rFonts w:eastAsia="Times New Roman" w:cs="Times New Roman"/>
-          <w:szCs w:val="28"/>
-          <w:lang w:eastAsia="ru-RU"/>
-        </w:rPr>
         <w:br w:type="page"/>
       </w:r>
     </w:p>
@@ -3067,7 +3345,7 @@
       <w:bookmarkStart w:id="6" w:name="_Toc229937648"/>
       <w:bookmarkStart w:id="7" w:name="_Toc229991863"/>
       <w:bookmarkStart w:id="8" w:name="_Toc230987817"/>
-      <w:bookmarkStart w:id="9" w:name="_Toc231107508"/>
+      <w:bookmarkStart w:id="9" w:name="_Toc231311627"/>
       <w:r>
         <w:lastRenderedPageBreak/>
         <w:t xml:space="preserve">1. </w:t>
@@ -3135,7 +3413,15 @@
     </w:p>
     <w:p>
       <w:r>
-        <w:t>Для дальнейшего процесса разработки и сохранения документации был создан репозиторий, который получил название «CountryGuide». В рамках кооперации к работе над проектом был добавлен ещё один разработчик.</w:t>
+        <w:t>Для дальнейшего процесса разработки и сохранения документации был создан репозиторий, который получил название «</w:t>
+      </w:r>
+      <w:proofErr w:type="spellStart"/>
+      <w:r>
+        <w:t>CountryGuide</w:t>
+      </w:r>
+      <w:proofErr w:type="spellEnd"/>
+      <w:r>
+        <w:t>». В рамках кооперации к работе над проектом был добавлен ещё один разработчик.</w:t>
       </w:r>
     </w:p>
     <w:p>
@@ -3155,8 +3441,13 @@
         </w:tabs>
         <w:ind w:left="0" w:firstLine="709"/>
       </w:pPr>
-      <w:r>
-        <w:t>main — основная (главная) ветка, в которую выгружаются стабильные рабочие версии проекта;</w:t>
+      <w:proofErr w:type="spellStart"/>
+      <w:r>
+        <w:t>main</w:t>
+      </w:r>
+      <w:proofErr w:type="spellEnd"/>
+      <w:r>
+        <w:t xml:space="preserve"> — основная (главная) ветка, в которую выгружаются стабильные рабочие версии проекта;</w:t>
       </w:r>
     </w:p>
     <w:p>
@@ -3171,8 +3462,21 @@
         </w:tabs>
         <w:ind w:left="0" w:firstLine="709"/>
       </w:pPr>
-      <w:r>
-        <w:t>develop — ветка разработки, в которую сливаются готовые версии продукта для последующего копирования в ветку main;</w:t>
+      <w:proofErr w:type="spellStart"/>
+      <w:r>
+        <w:t>develop</w:t>
+      </w:r>
+      <w:proofErr w:type="spellEnd"/>
+      <w:r>
+        <w:t xml:space="preserve"> — ветка разработки, в которую сливаются готовые версии продукта для последующего копирования в ветку </w:t>
+      </w:r>
+      <w:proofErr w:type="spellStart"/>
+      <w:r>
+        <w:t>main</w:t>
+      </w:r>
+      <w:proofErr w:type="spellEnd"/>
+      <w:r>
+        <w:t>;</w:t>
       </w:r>
     </w:p>
     <w:p>
@@ -3187,8 +3491,13 @@
         </w:tabs>
         <w:ind w:left="0" w:firstLine="709"/>
       </w:pPr>
-      <w:r>
-        <w:t>developP — ветка первого разработчика;</w:t>
+      <w:proofErr w:type="spellStart"/>
+      <w:r>
+        <w:t>developP</w:t>
+      </w:r>
+      <w:proofErr w:type="spellEnd"/>
+      <w:r>
+        <w:t xml:space="preserve"> — ветка первого разработчика;</w:t>
       </w:r>
     </w:p>
     <w:p>
@@ -3203,8 +3512,13 @@
         </w:tabs>
         <w:ind w:left="0" w:firstLine="709"/>
       </w:pPr>
-      <w:r>
-        <w:t>developA — ветка второго разработчика.</w:t>
+      <w:proofErr w:type="spellStart"/>
+      <w:r>
+        <w:t>developA</w:t>
+      </w:r>
+      <w:proofErr w:type="spellEnd"/>
+      <w:r>
+        <w:t xml:space="preserve"> — ветка второго разработчика.</w:t>
       </w:r>
     </w:p>
     <w:p>
@@ -3284,15 +3598,41 @@
         <w:fldChar w:fldCharType="end"/>
       </w:r>
       <w:r>
-        <w:t xml:space="preserve">. Репризиторий </w:t>
-      </w:r>
+        <w:t xml:space="preserve">. </w:t>
+      </w:r>
+      <w:proofErr w:type="spellStart"/>
+      <w:r>
+        <w:t>Репризиторий</w:t>
+      </w:r>
+      <w:proofErr w:type="spellEnd"/>
+      <w:r>
+        <w:t xml:space="preserve"> </w:t>
+      </w:r>
+      <w:proofErr w:type="spellStart"/>
       <w:r>
         <w:t>CountryGuide</w:t>
       </w:r>
-    </w:p>
-    <w:p>
-      <w:r>
-        <w:t>Далее приведем пример работы с веткой разработчика. Т.е создания ветки, добавления файлов, создание коммита и отправка в удалённый репризиторий.</w:t>
+      <w:proofErr w:type="spellEnd"/>
+    </w:p>
+    <w:p>
+      <w:r>
+        <w:t xml:space="preserve">Далее приведем пример работы с веткой разработчика. </w:t>
+      </w:r>
+      <w:proofErr w:type="spellStart"/>
+      <w:r>
+        <w:t>Т.е</w:t>
+      </w:r>
+      <w:proofErr w:type="spellEnd"/>
+      <w:r>
+        <w:t xml:space="preserve"> создания ветки, добавления файлов, создание коммита и отправка в удалённый </w:t>
+      </w:r>
+      <w:proofErr w:type="spellStart"/>
+      <w:r>
+        <w:t>репризиторий</w:t>
+      </w:r>
+      <w:proofErr w:type="spellEnd"/>
+      <w:r>
+        <w:t>.</w:t>
       </w:r>
     </w:p>
     <w:p>
@@ -3354,10 +3694,7 @@
         <w:fldChar w:fldCharType="begin"/>
       </w:r>
       <w:r>
-        <w:instrText xml:space="preserve"> SEQ Рисунок \* A</w:instrText>
-      </w:r>
-      <w:r>
-        <w:instrText xml:space="preserve">RABIC </w:instrText>
+        <w:instrText xml:space="preserve"> SEQ Рисунок \* ARABIC </w:instrText>
       </w:r>
       <w:r>
         <w:fldChar w:fldCharType="separate"/>
@@ -3490,7 +3827,7 @@
       <w:bookmarkStart w:id="10" w:name="_Toc229937649"/>
       <w:bookmarkStart w:id="11" w:name="_Toc229991864"/>
       <w:bookmarkStart w:id="12" w:name="_Toc230987818"/>
-      <w:bookmarkStart w:id="13" w:name="_Toc231107509"/>
+      <w:bookmarkStart w:id="13" w:name="_Toc231311628"/>
       <w:r>
         <w:rPr>
           <w:lang w:eastAsia="ru-RU"/>
@@ -3501,7 +3838,19 @@
         <w:rPr>
           <w:lang w:eastAsia="ru-RU"/>
         </w:rPr>
-        <w:t xml:space="preserve">Разработка плановую документации и </w:t>
+        <w:t>Разработка планов</w:t>
+      </w:r>
+      <w:r>
+        <w:rPr>
+          <w:lang w:eastAsia="ru-RU"/>
+        </w:rPr>
+        <w:t>ой</w:t>
+      </w:r>
+      <w:r>
+        <w:rPr>
+          <w:lang w:eastAsia="ru-RU"/>
+        </w:rPr>
+        <w:t xml:space="preserve"> документации и </w:t>
       </w:r>
       <w:r>
         <w:rPr>
@@ -3523,7 +3872,7 @@
       </w:pPr>
       <w:bookmarkStart w:id="14" w:name="_Toc229991865"/>
       <w:bookmarkStart w:id="15" w:name="_Toc230987819"/>
-      <w:bookmarkStart w:id="16" w:name="_Toc231107510"/>
+      <w:bookmarkStart w:id="16" w:name="_Toc231311629"/>
       <w:r>
         <w:rPr>
           <w:lang w:eastAsia="ru-RU"/>
@@ -3745,7 +4094,21 @@
           <w:lang w:eastAsia="ru-RU"/>
         </w:rPr>
         <w:lastRenderedPageBreak/>
-        <w:t>зователь (регистрация, авторизация) и система мониторинга безопасности. Далее данная задача была добавлена в канбан доску</w:t>
+        <w:t xml:space="preserve">зователь (регистрация, авторизация) и система мониторинга безопасности. Далее данная задача была добавлена в </w:t>
+      </w:r>
+      <w:proofErr w:type="spellStart"/>
+      <w:r>
+        <w:rPr>
+          <w:lang w:eastAsia="ru-RU"/>
+        </w:rPr>
+        <w:t>канбан</w:t>
+      </w:r>
+      <w:proofErr w:type="spellEnd"/>
+      <w:r>
+        <w:rPr>
+          <w:lang w:eastAsia="ru-RU"/>
+        </w:rPr>
+        <w:t xml:space="preserve"> доску</w:t>
       </w:r>
       <w:r>
         <w:rPr>
@@ -3849,7 +4212,15 @@
         <w:fldChar w:fldCharType="end"/>
       </w:r>
       <w:r>
-        <w:t>. Задача на создание диаграмм на канбан доске</w:t>
+        <w:t xml:space="preserve">. Задача на создание диаграмм на </w:t>
+      </w:r>
+      <w:proofErr w:type="spellStart"/>
+      <w:r>
+        <w:t>канбан</w:t>
+      </w:r>
+      <w:proofErr w:type="spellEnd"/>
+      <w:r>
+        <w:t xml:space="preserve"> доске</w:t>
       </w:r>
     </w:p>
     <w:p>
@@ -3858,7 +4229,7 @@
       </w:pPr>
       <w:bookmarkStart w:id="17" w:name="_Toc229991866"/>
       <w:bookmarkStart w:id="18" w:name="_Toc230987820"/>
-      <w:bookmarkStart w:id="19" w:name="_Toc231107511"/>
+      <w:bookmarkStart w:id="19" w:name="_Toc231311630"/>
       <w:r>
         <w:t>2.</w:t>
       </w:r>
@@ -3929,7 +4300,15 @@
     <w:p>
       <w:r>
         <w:lastRenderedPageBreak/>
-        <w:t>Пользователь: просмотр разговорника (100 базовых фраз), просмотр статей о правилах страны и списке что необходимо взять, просмотр топа-10 полезных локальных приложений, конвертация валют, подсчёт добавочного налога на покупку, установка лимита трат на поездку, учёт расходов с привязкой к карте, получение пороговых уведомлений о перерасходе, получение push-уведомлений об опасности (протесты, стихийных бедствиях), оплата покупки с интеграцией платёжных систем.</w:t>
+        <w:t xml:space="preserve">Пользователь: просмотр разговорника (100 базовых фраз), просмотр статей о правилах страны и списке что необходимо взять, просмотр топа-10 полезных локальных приложений, конвертация валют, подсчёт добавочного налога на покупку, установка лимита трат на поездку, учёт расходов с привязкой к карте, получение пороговых уведомлений о перерасходе, получение </w:t>
+      </w:r>
+      <w:proofErr w:type="spellStart"/>
+      <w:r>
+        <w:t>push</w:t>
+      </w:r>
+      <w:proofErr w:type="spellEnd"/>
+      <w:r>
+        <w:t>-уведомлений об опасности (протесты, стихийных бедствиях), оплата покупки с интеграцией платёжных систем.</w:t>
       </w:r>
     </w:p>
     <w:p>
@@ -4057,7 +4436,7 @@
       </w:pPr>
       <w:bookmarkStart w:id="20" w:name="_Toc229991867"/>
       <w:bookmarkStart w:id="21" w:name="_Toc230987821"/>
-      <w:bookmarkStart w:id="22" w:name="_Toc231107512"/>
+      <w:bookmarkStart w:id="22" w:name="_Toc231311631"/>
       <w:r>
         <w:t>2.</w:t>
       </w:r>
@@ -4087,7 +4466,15 @@
     </w:p>
     <w:p>
       <w:r>
-        <w:t>Пользователь. Атрибуты: email, пароль, имя, фамилия, отчество, телефон. Выступает в роли базового класса для Клиента и Администратора.</w:t>
+        <w:t xml:space="preserve">Пользователь. Атрибуты: </w:t>
+      </w:r>
+      <w:proofErr w:type="spellStart"/>
+      <w:r>
+        <w:t>email</w:t>
+      </w:r>
+      <w:proofErr w:type="spellEnd"/>
+      <w:r>
+        <w:t>, пароль, имя, фамилия, отчество, телефон. Выступает в роли базового класса для Клиента и Администратора.</w:t>
       </w:r>
     </w:p>
     <w:p>
@@ -4107,7 +4494,15 @@
     </w:p>
     <w:p>
       <w:r>
-        <w:t>Страна. Атрибуты: название, язык, валюта. Операции: получить уровень опасности(). Связан композицией с классами Словарик и Локальное приложение и Статья (страна имеет набор статей, и без страны статьи ненужны). Также связан ассоциацией с классом Внешний API для получения данных о стране.</w:t>
+        <w:t xml:space="preserve">Страна. Атрибуты: название, язык, валюта. Операции: получить уровень опасности(). Связан композицией с классами Словарик и Локальное приложение и Статья (страна имеет набор статей, и без страны статьи </w:t>
+      </w:r>
+      <w:proofErr w:type="spellStart"/>
+      <w:r>
+        <w:t>ненужны</w:t>
+      </w:r>
+      <w:proofErr w:type="spellEnd"/>
+      <w:r>
+        <w:t>). Также связан ассоциацией с классом Внешний API для получения данных о стране.</w:t>
       </w:r>
     </w:p>
     <w:p>
@@ -4228,7 +4623,7 @@
       </w:pPr>
       <w:bookmarkStart w:id="23" w:name="_Toc229991868"/>
       <w:bookmarkStart w:id="24" w:name="_Toc230987822"/>
-      <w:bookmarkStart w:id="25" w:name="_Toc231107513"/>
+      <w:bookmarkStart w:id="25" w:name="_Toc231311632"/>
       <w:r>
         <w:t>2.</w:t>
       </w:r>
@@ -4340,7 +4735,7 @@
       </w:pPr>
       <w:bookmarkStart w:id="26" w:name="_Toc229991869"/>
       <w:bookmarkStart w:id="27" w:name="_Toc230987823"/>
-      <w:bookmarkStart w:id="28" w:name="_Toc231107514"/>
+      <w:bookmarkStart w:id="28" w:name="_Toc231311633"/>
       <w:bookmarkStart w:id="29" w:name="_Hlk229866844"/>
       <w:r>
         <w:lastRenderedPageBreak/>
@@ -4471,7 +4866,7 @@
       </w:pPr>
       <w:bookmarkStart w:id="30" w:name="_Toc229991870"/>
       <w:bookmarkStart w:id="31" w:name="_Toc230987824"/>
-      <w:bookmarkStart w:id="32" w:name="_Toc231107515"/>
+      <w:bookmarkStart w:id="32" w:name="_Toc231311634"/>
       <w:r>
         <w:lastRenderedPageBreak/>
         <w:t>2.</w:t>
@@ -4605,7 +5000,7 @@
       </w:pPr>
       <w:bookmarkStart w:id="33" w:name="_Toc229991871"/>
       <w:bookmarkStart w:id="34" w:name="_Toc230987825"/>
-      <w:bookmarkStart w:id="35" w:name="_Toc231107516"/>
+      <w:bookmarkStart w:id="35" w:name="_Toc231311635"/>
       <w:r>
         <w:t>2.</w:t>
       </w:r>
@@ -4735,7 +5130,7 @@
       </w:pPr>
       <w:bookmarkStart w:id="36" w:name="_Toc229991872"/>
       <w:bookmarkStart w:id="37" w:name="_Toc230987826"/>
-      <w:bookmarkStart w:id="38" w:name="_Toc231107517"/>
+      <w:bookmarkStart w:id="38" w:name="_Toc231311636"/>
       <w:r>
         <w:lastRenderedPageBreak/>
         <w:t>2.</w:t>
@@ -4763,12 +5158,28 @@
     </w:p>
     <w:p>
       <w:r>
-        <w:t>Сервер выполняет проверку уникальности электронной почты в базе данных. Если указанный email уже зарегистрирован, база данных возвращает соответствующий ответ, и система отображает клиенту сообщение об ошибке: «Пользователь уже зарегистрирован». После этого процесс возвращается к этапу заполнения формы регистрации.</w:t>
-      </w:r>
-    </w:p>
-    <w:p>
-      <w:r>
-        <w:t>Если email не найден в базе данных, система переходит к сохранению нового пользователя. Сервер сохраняет учётные данные клиента в базе данных, после чего получает подтверждение об успешном сохранении. Затем система отображает клиенту сообщение об успешной регистрации в пользовательском интерфейсе. На этом процесс завершается.</w:t>
+        <w:t xml:space="preserve">Сервер выполняет проверку уникальности электронной почты в базе данных. Если указанный </w:t>
+      </w:r>
+      <w:proofErr w:type="spellStart"/>
+      <w:r>
+        <w:t>email</w:t>
+      </w:r>
+      <w:proofErr w:type="spellEnd"/>
+      <w:r>
+        <w:t xml:space="preserve"> уже зарегистрирован, база данных возвращает соответствующий ответ, и система отображает клиенту сообщение об ошибке: «Пользователь уже зарегистрирован». После этого процесс возвращается к этапу заполнения формы регистрации.</w:t>
+      </w:r>
+    </w:p>
+    <w:p>
+      <w:r>
+        <w:t xml:space="preserve">Если </w:t>
+      </w:r>
+      <w:proofErr w:type="spellStart"/>
+      <w:r>
+        <w:t>email</w:t>
+      </w:r>
+      <w:proofErr w:type="spellEnd"/>
+      <w:r>
+        <w:t xml:space="preserve"> не найден в базе данных, система переходит к сохранению нового пользователя. Сервер сохраняет учётные данные клиента в базе данных, после чего получает подтверждение об успешном сохранении. Затем система отображает клиенту сообщение об успешной регистрации в пользовательском интерфейсе. На этом процесс завершается.</w:t>
       </w:r>
     </w:p>
     <w:p>
@@ -4857,7 +5268,7 @@
       </w:pPr>
       <w:bookmarkStart w:id="39" w:name="_Toc229991873"/>
       <w:bookmarkStart w:id="40" w:name="_Toc230987827"/>
-      <w:bookmarkStart w:id="41" w:name="_Toc231107518"/>
+      <w:bookmarkStart w:id="41" w:name="_Toc231311637"/>
       <w:bookmarkStart w:id="42" w:name="_Hlk229871420"/>
       <w:r>
         <w:lastRenderedPageBreak/>
@@ -4885,12 +5296,36 @@
     <w:bookmarkEnd w:id="42"/>
     <w:p>
       <w:r>
-        <w:t>Для начала пользователь вводит свой email и пароль в интерфейсе. Данные передаются через интерфейс на сервер, где происходит проверка учётных данных. Сервер выполняет внутреннее действие - сверяет введённый email и пароль с данными, хранящимися в базе.</w:t>
-      </w:r>
-    </w:p>
-    <w:p>
-      <w:r>
-        <w:t>Если введённые данные не верны, сервер возвращает интерфейсу сообщение об ошибке авторизации. Интерфейс отображает пользователю ошибку с текстом «Неверный email или пароль», после чего пользователь возвращается к шагу ввода данных.</w:t>
+        <w:t xml:space="preserve">Для начала пользователь вводит свой </w:t>
+      </w:r>
+      <w:proofErr w:type="spellStart"/>
+      <w:r>
+        <w:t>email</w:t>
+      </w:r>
+      <w:proofErr w:type="spellEnd"/>
+      <w:r>
+        <w:t xml:space="preserve"> и пароль в интерфейсе. Данные передаются через интерфейс на сервер, где происходит проверка учётных данных. Сервер выполняет внутреннее действие - сверяет введённый </w:t>
+      </w:r>
+      <w:proofErr w:type="spellStart"/>
+      <w:r>
+        <w:t>email</w:t>
+      </w:r>
+      <w:proofErr w:type="spellEnd"/>
+      <w:r>
+        <w:t xml:space="preserve"> и пароль с данными, хранящимися в базе.</w:t>
+      </w:r>
+    </w:p>
+    <w:p>
+      <w:r>
+        <w:t xml:space="preserve">Если введённые данные не верны, сервер возвращает интерфейсу сообщение об ошибке авторизации. Интерфейс отображает пользователю ошибку с текстом «Неверный </w:t>
+      </w:r>
+      <w:proofErr w:type="spellStart"/>
+      <w:r>
+        <w:t>email</w:t>
+      </w:r>
+      <w:proofErr w:type="spellEnd"/>
+      <w:r>
+        <w:t xml:space="preserve"> или пароль», после чего пользователь возвращается к шагу ввода данных.</w:t>
       </w:r>
     </w:p>
     <w:p>
@@ -4991,7 +5426,7 @@
         <w:pStyle w:val="1"/>
       </w:pPr>
       <w:bookmarkStart w:id="43" w:name="_Toc230987828"/>
-      <w:bookmarkStart w:id="44" w:name="_Toc231107519"/>
+      <w:bookmarkStart w:id="44" w:name="_Toc231311638"/>
       <w:r>
         <w:lastRenderedPageBreak/>
         <w:t>3. Реализация программы</w:t>
@@ -5004,7 +5439,7 @@
         <w:pStyle w:val="2"/>
       </w:pPr>
       <w:bookmarkStart w:id="45" w:name="_Toc230987829"/>
-      <w:bookmarkStart w:id="46" w:name="_Toc231107520"/>
+      <w:bookmarkStart w:id="46" w:name="_Toc231311639"/>
       <w:r>
         <w:t>3.1 Разработка дизайна проекта.</w:t>
       </w:r>
@@ -5013,7 +5448,23 @@
     </w:p>
     <w:p>
       <w:r>
-        <w:t>Первым шагом данная задача была добавлена на канбан-доску, где для неё были выделены следующие подзадачи: создание выкраски (подбор цветовой палитры), выбор цветового оформления интерфейса и создание логотипа</w:t>
+        <w:t xml:space="preserve">Первым шагом данная задача была добавлена на </w:t>
+      </w:r>
+      <w:proofErr w:type="spellStart"/>
+      <w:r>
+        <w:t>канбан</w:t>
+      </w:r>
+      <w:proofErr w:type="spellEnd"/>
+      <w:r>
+        <w:t xml:space="preserve">-доску, где для неё были выделены следующие подзадачи: создание </w:t>
+      </w:r>
+      <w:proofErr w:type="spellStart"/>
+      <w:r>
+        <w:t>выкраски</w:t>
+      </w:r>
+      <w:proofErr w:type="spellEnd"/>
+      <w:r>
+        <w:t xml:space="preserve"> (подбор цветовой палитры), выбор цветового оформления интерфейса и создание логотипа</w:t>
       </w:r>
       <w:r>
         <w:t>.</w:t>
@@ -5107,7 +5558,15 @@
     </w:p>
     <w:p>
       <w:r>
-        <w:t>Для разработки дизайна проектов было создано 6 карточек с различными вариантами выкрасок цветовой гаммы, каждая из которых включала 4</w:t>
+        <w:t xml:space="preserve">Для разработки дизайна проектов было создано 6 карточек с различными вариантами </w:t>
+      </w:r>
+      <w:proofErr w:type="spellStart"/>
+      <w:r>
+        <w:t>выкрасок</w:t>
+      </w:r>
+      <w:proofErr w:type="spellEnd"/>
+      <w:r>
+        <w:t xml:space="preserve"> цветовой гаммы, каждая из которых включала 4</w:t>
       </w:r>
       <w:r>
         <w:t>-</w:t>
@@ -5248,7 +5707,23 @@
         <w:ind w:left="0" w:firstLine="709"/>
       </w:pPr>
       <w:r>
-        <w:t>#1F2937 – цвет подвала (footer) и шапки (header) сайта, а также основного текста;</w:t>
+        <w:t>#1F2937 – цвет подвала (</w:t>
+      </w:r>
+      <w:proofErr w:type="spellStart"/>
+      <w:r>
+        <w:t>footer</w:t>
+      </w:r>
+      <w:proofErr w:type="spellEnd"/>
+      <w:r>
+        <w:t>) и шапки (</w:t>
+      </w:r>
+      <w:proofErr w:type="spellStart"/>
+      <w:r>
+        <w:t>header</w:t>
+      </w:r>
+      <w:proofErr w:type="spellEnd"/>
+      <w:r>
+        <w:t>) сайта, а также основного текста;</w:t>
       </w:r>
     </w:p>
     <w:p>
@@ -5431,7 +5906,7 @@
         <w:pStyle w:val="2"/>
       </w:pPr>
       <w:bookmarkStart w:id="47" w:name="_Toc230987830"/>
-      <w:bookmarkStart w:id="48" w:name="_Toc231107521"/>
+      <w:bookmarkStart w:id="48" w:name="_Toc231311640"/>
       <w:r>
         <w:t xml:space="preserve">3.2 Создание </w:t>
       </w:r>
@@ -5708,7 +6183,7 @@
         <w:pStyle w:val="2"/>
       </w:pPr>
       <w:bookmarkStart w:id="49" w:name="_Toc230987831"/>
-      <w:bookmarkStart w:id="50" w:name="_Toc231107522"/>
+      <w:bookmarkStart w:id="50" w:name="_Toc231311641"/>
       <w:r>
         <w:t>3.3 Модели данных и формы для работы с ними</w:t>
       </w:r>
@@ -5720,7 +6195,23 @@
     </w:p>
     <w:p>
       <w:r>
-        <w:t>На канбан-доске была создана основная задача «Разработка, создание моделей и форм», которая стала ключевым этапом в проектировании backend-части веб-приложения. Данная задача включала в себя проектирование логической структуры данных, разработку моделей базы данных и создание пользовательских форм для взаимодействия с этими данными.</w:t>
+        <w:t xml:space="preserve">На </w:t>
+      </w:r>
+      <w:proofErr w:type="spellStart"/>
+      <w:r>
+        <w:t>канбан</w:t>
+      </w:r>
+      <w:proofErr w:type="spellEnd"/>
+      <w:r>
+        <w:t xml:space="preserve">-доске была создана основная задача «Разработка, создание моделей и форм», которая стала ключевым этапом в проектировании </w:t>
+      </w:r>
+      <w:proofErr w:type="spellStart"/>
+      <w:r>
+        <w:t>backend</w:t>
+      </w:r>
+      <w:proofErr w:type="spellEnd"/>
+      <w:r>
+        <w:t>-части веб-приложения. Данная задача включала в себя проектирование логической структуры данных, разработку моделей базы данных и создание пользовательских форм для взаимодействия с этими данными.</w:t>
       </w:r>
     </w:p>
     <w:p>
@@ -5752,7 +6243,15 @@
     </w:p>
     <w:p>
       <w:r>
-        <w:t>Поля: имя, фамилия, email, пароль, номер телефона.</w:t>
+        <w:t xml:space="preserve">Поля: имя, фамилия, </w:t>
+      </w:r>
+      <w:proofErr w:type="spellStart"/>
+      <w:r>
+        <w:t>email</w:t>
+      </w:r>
+      <w:proofErr w:type="spellEnd"/>
+      <w:r>
+        <w:t>, пароль, номер телефона.</w:t>
       </w:r>
     </w:p>
     <w:p>
@@ -5773,7 +6272,15 @@
         <w:ind w:left="0" w:firstLine="709"/>
       </w:pPr>
       <w:r>
-        <w:t>Модель «Бюджет» (Budget)</w:t>
+        <w:t>Модель «Бюджет» (</w:t>
+      </w:r>
+      <w:proofErr w:type="spellStart"/>
+      <w:r>
+        <w:t>Budget</w:t>
+      </w:r>
+      <w:proofErr w:type="spellEnd"/>
+      <w:r>
+        <w:t>)</w:t>
       </w:r>
     </w:p>
     <w:p>
@@ -5804,7 +6311,15 @@
         <w:ind w:left="0" w:firstLine="709"/>
       </w:pPr>
       <w:r>
-        <w:t>Модель «Поездка» (Trip)</w:t>
+        <w:t>Модель «Поездка» (</w:t>
+      </w:r>
+      <w:proofErr w:type="spellStart"/>
+      <w:r>
+        <w:t>Trip</w:t>
+      </w:r>
+      <w:proofErr w:type="spellEnd"/>
+      <w:r>
+        <w:t>)</w:t>
       </w:r>
     </w:p>
     <w:p>
@@ -5845,7 +6360,15 @@
     </w:p>
     <w:p>
       <w:r>
-        <w:t>Поля: название, валюта, налоговая ставка (vat_rate), язык.</w:t>
+        <w:t>Поля: название, валюта, налоговая ставка (</w:t>
+      </w:r>
+      <w:proofErr w:type="spellStart"/>
+      <w:r>
+        <w:t>vat_rate</w:t>
+      </w:r>
+      <w:proofErr w:type="spellEnd"/>
+      <w:r>
+        <w:t>), язык.</w:t>
       </w:r>
     </w:p>
     <w:p>
@@ -5947,7 +6470,15 @@
     </w:p>
     <w:p>
       <w:r>
-        <w:t>Главная страница (home)</w:t>
+        <w:t>Главная страница (</w:t>
+      </w:r>
+      <w:proofErr w:type="spellStart"/>
+      <w:r>
+        <w:t>home</w:t>
+      </w:r>
+      <w:proofErr w:type="spellEnd"/>
+      <w:r>
+        <w:t>)</w:t>
       </w:r>
       <w:r>
         <w:t>:</w:t>
@@ -6177,7 +6708,15 @@
         <w:t>Привязка бюджетных расходов</w:t>
       </w:r>
       <w:r>
-        <w:t xml:space="preserve"> (связь с моделью Budget)</w:t>
+        <w:t xml:space="preserve"> (связь с моделью </w:t>
+      </w:r>
+      <w:proofErr w:type="spellStart"/>
+      <w:r>
+        <w:t>Budget</w:t>
+      </w:r>
+      <w:proofErr w:type="spellEnd"/>
+      <w:r>
+        <w:t>)</w:t>
       </w:r>
       <w:r>
         <w:t>.</w:t>
@@ -6397,7 +6936,7 @@
         <w:pStyle w:val="2"/>
       </w:pPr>
       <w:bookmarkStart w:id="51" w:name="_Toc230987832"/>
-      <w:bookmarkStart w:id="52" w:name="_Toc231107523"/>
+      <w:bookmarkStart w:id="52" w:name="_Toc231311642"/>
       <w:r>
         <w:t xml:space="preserve">3.4 </w:t>
       </w:r>
@@ -6424,7 +6963,15 @@
     </w:p>
     <w:p>
       <w:r>
-        <w:t>На канбан-доске была создана</w:t>
+        <w:t xml:space="preserve">На </w:t>
+      </w:r>
+      <w:proofErr w:type="spellStart"/>
+      <w:r>
+        <w:t>канбан</w:t>
+      </w:r>
+      <w:proofErr w:type="spellEnd"/>
+      <w:r>
+        <w:t>-доске была создана</w:t>
       </w:r>
       <w:r>
         <w:t xml:space="preserve"> основная задача </w:t>
@@ -6585,7 +7132,7 @@
         <w:pStyle w:val="2"/>
       </w:pPr>
       <w:bookmarkStart w:id="53" w:name="_Toc230987833"/>
-      <w:bookmarkStart w:id="54" w:name="_Toc231107524"/>
+      <w:bookmarkStart w:id="54" w:name="_Toc231311643"/>
       <w:r>
         <w:lastRenderedPageBreak/>
         <w:t>3.</w:t>
@@ -6618,12 +7165,14 @@
       <w:r>
         <w:t xml:space="preserve">с ветки </w:t>
       </w:r>
+      <w:proofErr w:type="spellStart"/>
       <w:r>
         <w:rPr>
           <w:lang w:val="en-US"/>
         </w:rPr>
         <w:t>developA</w:t>
       </w:r>
+      <w:proofErr w:type="spellEnd"/>
       <w:r>
         <w:t xml:space="preserve"> </w:t>
       </w:r>
@@ -6640,15 +7189,103 @@
         <w:t xml:space="preserve"> </w:t>
       </w:r>
       <w:r>
-        <w:t xml:space="preserve">для того, чтобы производить дальнейший мердж. </w:t>
-      </w:r>
-      <w:r>
-        <w:t>В процессе разработки возникла необходимость объединить изменения из ветки developP (где велась активная работа над функционалом) в основную ветку develop. Для этого была выполнена стандартная последовательность действий: переключение на целевую ветку с помощью git checkout develop и запуск слияния командой git merge developP.</w:t>
-      </w:r>
-    </w:p>
-    <w:p>
-      <w:r>
-        <w:t>Однако Git не смог автоматически объединить изменения из-за возникших конфликтов. Конфликты затронули не только файлы исходного кода (models.py, views.py, urls.py, settings.py), но и временные, а также бинарные файлы: базу данных db.sqlite3, скомпилированные файлы в папках __pycache__</w:t>
+        <w:t xml:space="preserve">для того, чтобы производить дальнейший </w:t>
+      </w:r>
+      <w:proofErr w:type="spellStart"/>
+      <w:r>
+        <w:t>мердж</w:t>
+      </w:r>
+      <w:proofErr w:type="spellEnd"/>
+      <w:r>
+        <w:t xml:space="preserve">. </w:t>
+      </w:r>
+      <w:r>
+        <w:t xml:space="preserve">В процессе разработки возникла необходимость объединить изменения из ветки </w:t>
+      </w:r>
+      <w:proofErr w:type="spellStart"/>
+      <w:r>
+        <w:t>developP</w:t>
+      </w:r>
+      <w:proofErr w:type="spellEnd"/>
+      <w:r>
+        <w:t xml:space="preserve"> (где велась активная работа над функционалом) в основную ветку </w:t>
+      </w:r>
+      <w:proofErr w:type="spellStart"/>
+      <w:r>
+        <w:t>develop</w:t>
+      </w:r>
+      <w:proofErr w:type="spellEnd"/>
+      <w:r>
+        <w:t xml:space="preserve">. Для этого была выполнена стандартная последовательность действий: переключение на целевую ветку с помощью </w:t>
+      </w:r>
+      <w:proofErr w:type="spellStart"/>
+      <w:r>
+        <w:t>git</w:t>
+      </w:r>
+      <w:proofErr w:type="spellEnd"/>
+      <w:r>
+        <w:t xml:space="preserve"> </w:t>
+      </w:r>
+      <w:proofErr w:type="spellStart"/>
+      <w:r>
+        <w:t>checkout</w:t>
+      </w:r>
+      <w:proofErr w:type="spellEnd"/>
+      <w:r>
+        <w:t xml:space="preserve"> </w:t>
+      </w:r>
+      <w:proofErr w:type="spellStart"/>
+      <w:r>
+        <w:t>develop</w:t>
+      </w:r>
+      <w:proofErr w:type="spellEnd"/>
+      <w:r>
+        <w:t xml:space="preserve"> и запуск слияния командой </w:t>
+      </w:r>
+      <w:proofErr w:type="spellStart"/>
+      <w:r>
+        <w:t>git</w:t>
+      </w:r>
+      <w:proofErr w:type="spellEnd"/>
+      <w:r>
+        <w:t xml:space="preserve"> </w:t>
+      </w:r>
+      <w:proofErr w:type="spellStart"/>
+      <w:r>
+        <w:t>merge</w:t>
+      </w:r>
+      <w:proofErr w:type="spellEnd"/>
+      <w:r>
+        <w:t xml:space="preserve"> </w:t>
+      </w:r>
+      <w:proofErr w:type="spellStart"/>
+      <w:r>
+        <w:t>developP</w:t>
+      </w:r>
+      <w:proofErr w:type="spellEnd"/>
+      <w:r>
+        <w:t>.</w:t>
+      </w:r>
+    </w:p>
+    <w:p>
+      <w:r>
+        <w:t xml:space="preserve">Однако </w:t>
+      </w:r>
+      <w:proofErr w:type="spellStart"/>
+      <w:r>
+        <w:t>Git</w:t>
+      </w:r>
+      <w:proofErr w:type="spellEnd"/>
+      <w:r>
+        <w:t xml:space="preserve"> не смог автоматически объединить изменения из-за возникших конфликтов. Конфликты затронули не только файлы исходного кода (models.py, views.py, urls.py, settings.py), но и временные, а также бинарные файлы: базу данных db.sqlite3, скомпилированные файлы в папках __</w:t>
+      </w:r>
+      <w:proofErr w:type="spellStart"/>
+      <w:r>
+        <w:t>pycache</w:t>
+      </w:r>
+      <w:proofErr w:type="spellEnd"/>
+      <w:r>
+        <w:t>__</w:t>
       </w:r>
       <w:r>
         <w:t>.</w:t>
@@ -6777,7 +7414,7 @@
         <w:pStyle w:val="1"/>
       </w:pPr>
       <w:bookmarkStart w:id="55" w:name="_Toc230987834"/>
-      <w:bookmarkStart w:id="56" w:name="_Toc231107525"/>
+      <w:bookmarkStart w:id="56" w:name="_Toc231311644"/>
       <w:r>
         <w:lastRenderedPageBreak/>
         <w:t>4. Тестовая документация</w:t>
@@ -6790,7 +7427,7 @@
         <w:pStyle w:val="2"/>
       </w:pPr>
       <w:bookmarkStart w:id="57" w:name="_Toc230987835"/>
-      <w:bookmarkStart w:id="58" w:name="_Toc231107526"/>
+      <w:bookmarkStart w:id="58" w:name="_Toc231311645"/>
       <w:r>
         <w:t xml:space="preserve">4.1 </w:t>
       </w:r>
@@ -7509,7 +8146,29 @@
                 <w:szCs w:val="24"/>
                 <w:lang w:eastAsia="ru-RU"/>
               </w:rPr>
-              <w:t>Установка уникальных ограничений (unique_together) на уровне модели, проверка существования записи перед добавление</w:t>
+              <w:t>Установка уникальных ограничений (</w:t>
+            </w:r>
+            <w:proofErr w:type="spellStart"/>
+            <w:r>
+              <w:rPr>
+                <w:rFonts w:eastAsia="Times New Roman" w:cs="Times New Roman"/>
+                <w:color w:val="0F1115"/>
+                <w:sz w:val="24"/>
+                <w:szCs w:val="24"/>
+                <w:lang w:eastAsia="ru-RU"/>
+              </w:rPr>
+              <w:t>unique_together</w:t>
+            </w:r>
+            <w:proofErr w:type="spellEnd"/>
+            <w:r>
+              <w:rPr>
+                <w:rFonts w:eastAsia="Times New Roman" w:cs="Times New Roman"/>
+                <w:color w:val="0F1115"/>
+                <w:sz w:val="24"/>
+                <w:szCs w:val="24"/>
+                <w:lang w:eastAsia="ru-RU"/>
+              </w:rPr>
+              <w:t>) на уровне модели, проверка существования записи перед добавление</w:t>
             </w:r>
             <w:r>
               <w:rPr>
@@ -7890,7 +8549,51 @@
                 <w:szCs w:val="24"/>
                 <w:lang w:eastAsia="ru-RU"/>
               </w:rPr>
-              <w:t>Реализация локального кеширования данных (Room Database для Android), синхронизация при наличии соединения, отображение статуса «офлайн-режим»</w:t>
+              <w:t>Реализация локального кеширования данных (</w:t>
+            </w:r>
+            <w:proofErr w:type="spellStart"/>
+            <w:r>
+              <w:rPr>
+                <w:rFonts w:eastAsia="Times New Roman" w:cs="Times New Roman"/>
+                <w:color w:val="0F1115"/>
+                <w:sz w:val="24"/>
+                <w:szCs w:val="24"/>
+                <w:lang w:eastAsia="ru-RU"/>
+              </w:rPr>
+              <w:t>Room</w:t>
+            </w:r>
+            <w:proofErr w:type="spellEnd"/>
+            <w:r>
+              <w:rPr>
+                <w:rFonts w:eastAsia="Times New Roman" w:cs="Times New Roman"/>
+                <w:color w:val="0F1115"/>
+                <w:sz w:val="24"/>
+                <w:szCs w:val="24"/>
+                <w:lang w:eastAsia="ru-RU"/>
+              </w:rPr>
+              <w:t xml:space="preserve"> Database для </w:t>
+            </w:r>
+            <w:proofErr w:type="spellStart"/>
+            <w:r>
+              <w:rPr>
+                <w:rFonts w:eastAsia="Times New Roman" w:cs="Times New Roman"/>
+                <w:color w:val="0F1115"/>
+                <w:sz w:val="24"/>
+                <w:szCs w:val="24"/>
+                <w:lang w:eastAsia="ru-RU"/>
+              </w:rPr>
+              <w:t>Android</w:t>
+            </w:r>
+            <w:proofErr w:type="spellEnd"/>
+            <w:r>
+              <w:rPr>
+                <w:rFonts w:eastAsia="Times New Roman" w:cs="Times New Roman"/>
+                <w:color w:val="0F1115"/>
+                <w:sz w:val="24"/>
+                <w:szCs w:val="24"/>
+                <w:lang w:eastAsia="ru-RU"/>
+              </w:rPr>
+              <w:t>), синхронизация при наличии соединения, отображение статуса «офлайн-режим»</w:t>
             </w:r>
           </w:p>
         </w:tc>
@@ -8296,7 +8999,6 @@
         <w:t>Расписание и ключевые точки.</w:t>
       </w:r>
       <w:bookmarkStart w:id="59" w:name="_Toc230987836"/>
-      <w:bookmarkStart w:id="60" w:name="_Toc231107527"/>
     </w:p>
     <w:p>
       <w:pPr>
@@ -8309,7 +9011,23 @@
         <w:t>В первый</w:t>
       </w:r>
       <w:r>
-        <w:t xml:space="preserve"> день выполняются тестирование на кроссплатформенность (работа в браузерах Chrome, Edge, Яндекс и на устройствах под управлением Android), тестирование безопасности (разделение ролей администратора и пользователя, защита данных, конфиденциальность паролей), а также тестирование методом чёрного ящика, при котором система проверяется без доступа к исходному коду, только через пользовательский интерфейс.</w:t>
+        <w:t xml:space="preserve"> день выполняются тестирование на кроссплатформенность (работа в браузерах </w:t>
+      </w:r>
+      <w:proofErr w:type="spellStart"/>
+      <w:r>
+        <w:t>Chrome</w:t>
+      </w:r>
+      <w:proofErr w:type="spellEnd"/>
+      <w:r>
+        <w:t xml:space="preserve">, Edge, Яндекс и на устройствах под управлением </w:t>
+      </w:r>
+      <w:proofErr w:type="spellStart"/>
+      <w:r>
+        <w:t>Android</w:t>
+      </w:r>
+      <w:proofErr w:type="spellEnd"/>
+      <w:r>
+        <w:t>), тестирование безопасности (разделение ролей администратора и пользователя, защита данных, конфиденциальность паролей), а также тестирование методом чёрного ящика, при котором система проверяется без доступа к исходному коду, только через пользовательский интерфейс.</w:t>
       </w:r>
       <w:r>
         <w:t xml:space="preserve"> </w:t>
@@ -8326,6 +9044,7 @@
       <w:pPr>
         <w:pStyle w:val="2"/>
       </w:pPr>
+      <w:bookmarkStart w:id="60" w:name="_Toc231311646"/>
       <w:r>
         <w:t xml:space="preserve">4.2 </w:t>
       </w:r>
@@ -8333,14 +9052,22 @@
         <w:t xml:space="preserve">Разработка тестовых сценариев </w:t>
       </w:r>
       <w:bookmarkEnd w:id="59"/>
+      <w:r>
+        <w:t>на кроссплатформенность.</w:t>
+      </w:r>
       <w:bookmarkEnd w:id="60"/>
-      <w:r>
-        <w:t>на кроссплатформенность.</w:t>
-      </w:r>
-    </w:p>
-    <w:p>
-      <w:r>
-        <w:t xml:space="preserve">Тестирование на кроссплатформенность и адаптивность проводилось с целью проверки корректности отображения и функционирования веб-версии сервиса «Гид по странам» на различных устройствах, операционных системах и в разных браузерах. Тестирование выполнялось в браузерах Google Chrome, </w:t>
+    </w:p>
+    <w:p>
+      <w:r>
+        <w:t xml:space="preserve">Тестирование на кроссплатформенность и адаптивность проводилось с целью проверки корректности отображения и функционирования веб-версии сервиса «Гид по странам» на различных устройствах, операционных системах и в разных браузерах. Тестирование выполнялось в браузерах Google </w:t>
+      </w:r>
+      <w:proofErr w:type="spellStart"/>
+      <w:r>
+        <w:t>Chrome</w:t>
+      </w:r>
+      <w:proofErr w:type="spellEnd"/>
+      <w:r>
+        <w:t xml:space="preserve">, </w:t>
       </w:r>
       <w:r>
         <w:t>Яндекс и</w:t>
@@ -9637,8 +10364,13 @@
               <w:t xml:space="preserve">сайта в браузере </w:t>
             </w:r>
             <w:r>
-              <w:t>Google Chrome</w:t>
-            </w:r>
+              <w:t xml:space="preserve">Google </w:t>
+            </w:r>
+            <w:proofErr w:type="spellStart"/>
+            <w:r>
+              <w:t>Chrome</w:t>
+            </w:r>
+            <w:proofErr w:type="spellEnd"/>
           </w:p>
         </w:tc>
         <w:tc>
@@ -9659,7 +10391,23 @@
                 <w:sz w:val="24"/>
                 <w:szCs w:val="24"/>
               </w:rPr>
-              <w:t>1. Открыть браузер Google Chrome.</w:t>
+              <w:t xml:space="preserve">1. Открыть браузер Google </w:t>
+            </w:r>
+            <w:proofErr w:type="spellStart"/>
+            <w:r>
+              <w:rPr>
+                <w:sz w:val="24"/>
+                <w:szCs w:val="24"/>
+              </w:rPr>
+              <w:t>Chrome</w:t>
+            </w:r>
+            <w:proofErr w:type="spellEnd"/>
+            <w:r>
+              <w:rPr>
+                <w:sz w:val="24"/>
+                <w:szCs w:val="24"/>
+              </w:rPr>
+              <w:t>.</w:t>
             </w:r>
           </w:p>
           <w:p>
@@ -10227,6 +10975,7 @@
       <w:pPr>
         <w:pStyle w:val="2"/>
       </w:pPr>
+      <w:bookmarkStart w:id="61" w:name="_Toc231311647"/>
       <w:r>
         <w:t xml:space="preserve">4.3 </w:t>
       </w:r>
@@ -10242,6 +10991,7 @@
       <w:r>
         <w:t>.</w:t>
       </w:r>
+      <w:bookmarkEnd w:id="61"/>
     </w:p>
     <w:p>
       <w:r>
@@ -10515,7 +11265,23 @@
                 <w:sz w:val="24"/>
                 <w:szCs w:val="24"/>
               </w:rPr>
-              <w:t>2. Заполнить все поля формы (email, пароль, имя, фамилия, телефон).</w:t>
+              <w:t>2. Заполнить все поля формы (</w:t>
+            </w:r>
+            <w:proofErr w:type="spellStart"/>
+            <w:r>
+              <w:rPr>
+                <w:sz w:val="24"/>
+                <w:szCs w:val="24"/>
+              </w:rPr>
+              <w:t>email</w:t>
+            </w:r>
+            <w:proofErr w:type="spellEnd"/>
+            <w:r>
+              <w:rPr>
+                <w:sz w:val="24"/>
+                <w:szCs w:val="24"/>
+              </w:rPr>
+              <w:t>, пароль, имя, фамилия, телефон).</w:t>
             </w:r>
             <w:r>
               <w:rPr>
@@ -10556,7 +11322,23 @@
                 <w:sz w:val="24"/>
                 <w:szCs w:val="24"/>
               </w:rPr>
-              <w:t>, Перевезенцева, 88005553535)</w:t>
+              <w:t xml:space="preserve">, </w:t>
+            </w:r>
+            <w:proofErr w:type="spellStart"/>
+            <w:r>
+              <w:rPr>
+                <w:sz w:val="24"/>
+                <w:szCs w:val="24"/>
+              </w:rPr>
+              <w:t>Перевезенцева</w:t>
+            </w:r>
+            <w:proofErr w:type="spellEnd"/>
+            <w:r>
+              <w:rPr>
+                <w:sz w:val="24"/>
+                <w:szCs w:val="24"/>
+              </w:rPr>
+              <w:t>, 88005553535)</w:t>
             </w:r>
           </w:p>
           <w:p>
@@ -10686,8 +11468,17 @@
                 <w:sz w:val="24"/>
                 <w:szCs w:val="24"/>
               </w:rPr>
-              <w:t>Регистрация с существующим email</w:t>
-            </w:r>
+              <w:t xml:space="preserve">Регистрация с существующим </w:t>
+            </w:r>
+            <w:proofErr w:type="spellStart"/>
+            <w:r>
+              <w:rPr>
+                <w:sz w:val="24"/>
+                <w:szCs w:val="24"/>
+              </w:rPr>
+              <w:t>email</w:t>
+            </w:r>
+            <w:proofErr w:type="spellEnd"/>
           </w:p>
         </w:tc>
         <w:tc>
@@ -10708,8 +11499,17 @@
                 <w:sz w:val="24"/>
                 <w:szCs w:val="24"/>
               </w:rPr>
-              <w:t>1. Попытаться зарегистрироваться с email</w:t>
-            </w:r>
+              <w:t xml:space="preserve">1. Попытаться зарегистрироваться с </w:t>
+            </w:r>
+            <w:proofErr w:type="spellStart"/>
+            <w:r>
+              <w:rPr>
+                <w:sz w:val="24"/>
+                <w:szCs w:val="24"/>
+              </w:rPr>
+              <w:t>email</w:t>
+            </w:r>
+            <w:proofErr w:type="spellEnd"/>
             <w:r>
               <w:rPr>
                 <w:sz w:val="24"/>
@@ -10735,6 +11535,7 @@
                 </w:rPr>
                 <w:t>@</w:t>
               </w:r>
+              <w:proofErr w:type="spellStart"/>
               <w:r>
                 <w:rPr>
                   <w:rStyle w:val="aff1"/>
@@ -10744,6 +11545,7 @@
                 </w:rPr>
                 <w:t>gmail</w:t>
               </w:r>
+              <w:proofErr w:type="spellEnd"/>
               <w:r>
                 <w:rPr>
                   <w:rStyle w:val="aff1"/>
@@ -10942,7 +11744,23 @@
                 <w:sz w:val="24"/>
                 <w:szCs w:val="24"/>
               </w:rPr>
-              <w:t xml:space="preserve">2. Ввести email и пароль зарегистрированного обычного </w:t>
+              <w:t xml:space="preserve">2. Ввести </w:t>
+            </w:r>
+            <w:proofErr w:type="spellStart"/>
+            <w:r>
+              <w:rPr>
+                <w:sz w:val="24"/>
+                <w:szCs w:val="24"/>
+              </w:rPr>
+              <w:t>email</w:t>
+            </w:r>
+            <w:proofErr w:type="spellEnd"/>
+            <w:r>
+              <w:rPr>
+                <w:sz w:val="24"/>
+                <w:szCs w:val="24"/>
+              </w:rPr>
+              <w:t xml:space="preserve"> и пароль зарегистрированного обычного </w:t>
             </w:r>
             <w:r>
               <w:rPr>
@@ -11157,7 +11975,23 @@
                 <w:sz w:val="24"/>
                 <w:szCs w:val="24"/>
               </w:rPr>
-              <w:t>2. Ввести правильный email и неправильный пароль</w:t>
+              <w:t xml:space="preserve">2. Ввести правильный </w:t>
+            </w:r>
+            <w:proofErr w:type="spellStart"/>
+            <w:r>
+              <w:rPr>
+                <w:sz w:val="24"/>
+                <w:szCs w:val="24"/>
+              </w:rPr>
+              <w:t>email</w:t>
+            </w:r>
+            <w:proofErr w:type="spellEnd"/>
+            <w:r>
+              <w:rPr>
+                <w:sz w:val="24"/>
+                <w:szCs w:val="24"/>
+              </w:rPr>
+              <w:t xml:space="preserve"> и неправильный пароль</w:t>
             </w:r>
             <w:r>
               <w:rPr>
@@ -11184,6 +12018,7 @@
                 </w:rPr>
                 <w:t>@</w:t>
               </w:r>
+              <w:proofErr w:type="spellStart"/>
               <w:r>
                 <w:rPr>
                   <w:rStyle w:val="aff1"/>
@@ -11193,6 +12028,7 @@
                 </w:rPr>
                 <w:t>gmail</w:t>
               </w:r>
+              <w:proofErr w:type="spellEnd"/>
               <w:r>
                 <w:rPr>
                   <w:rStyle w:val="aff1"/>
@@ -11276,7 +12112,23 @@
                 <w:sz w:val="24"/>
                 <w:szCs w:val="24"/>
               </w:rPr>
-              <w:t>Появляется сообщение об ошибке: «Неверный email или пароль», вход не выполняется</w:t>
+              <w:t xml:space="preserve">Появляется сообщение об ошибке: «Неверный </w:t>
+            </w:r>
+            <w:proofErr w:type="spellStart"/>
+            <w:r>
+              <w:rPr>
+                <w:sz w:val="24"/>
+                <w:szCs w:val="24"/>
+              </w:rPr>
+              <w:t>email</w:t>
+            </w:r>
+            <w:proofErr w:type="spellEnd"/>
+            <w:r>
+              <w:rPr>
+                <w:sz w:val="24"/>
+                <w:szCs w:val="24"/>
+              </w:rPr>
+              <w:t xml:space="preserve"> или пароль», вход не выполняется</w:t>
             </w:r>
           </w:p>
         </w:tc>
@@ -11366,8 +12218,17 @@
                 <w:sz w:val="24"/>
                 <w:szCs w:val="24"/>
               </w:rPr>
-              <w:t>Вход в систему с несуществующим email</w:t>
-            </w:r>
+              <w:t xml:space="preserve">Вход в систему с несуществующим </w:t>
+            </w:r>
+            <w:proofErr w:type="spellStart"/>
+            <w:r>
+              <w:rPr>
+                <w:sz w:val="24"/>
+                <w:szCs w:val="24"/>
+              </w:rPr>
+              <w:t>email</w:t>
+            </w:r>
+            <w:proofErr w:type="spellEnd"/>
           </w:p>
         </w:tc>
         <w:tc>
@@ -11405,7 +12266,23 @@
                 <w:sz w:val="24"/>
                 <w:szCs w:val="24"/>
               </w:rPr>
-              <w:t xml:space="preserve">2. Ввести незарегистрированный email и любой пароль. </w:t>
+              <w:t xml:space="preserve">2. Ввести незарегистрированный </w:t>
+            </w:r>
+            <w:proofErr w:type="spellStart"/>
+            <w:r>
+              <w:rPr>
+                <w:sz w:val="24"/>
+                <w:szCs w:val="24"/>
+              </w:rPr>
+              <w:t>email</w:t>
+            </w:r>
+            <w:proofErr w:type="spellEnd"/>
+            <w:r>
+              <w:rPr>
+                <w:sz w:val="24"/>
+                <w:szCs w:val="24"/>
+              </w:rPr>
+              <w:t xml:space="preserve"> и любой пароль. </w:t>
             </w:r>
             <w:r>
               <w:rPr>
@@ -11432,6 +12309,7 @@
                 </w:rPr>
                 <w:t>@</w:t>
               </w:r>
+              <w:proofErr w:type="spellStart"/>
               <w:r>
                 <w:rPr>
                   <w:rStyle w:val="aff1"/>
@@ -11441,6 +12319,7 @@
                 </w:rPr>
                 <w:t>gmail</w:t>
               </w:r>
+              <w:proofErr w:type="spellEnd"/>
               <w:r>
                 <w:rPr>
                   <w:rStyle w:val="aff1"/>
@@ -11517,7 +12396,23 @@
                 <w:sz w:val="24"/>
                 <w:szCs w:val="24"/>
               </w:rPr>
-              <w:t>Появляется сообщение об ошибке: «Неверный email или пароль», вход не выполняется</w:t>
+              <w:t xml:space="preserve">Появляется сообщение об ошибке: «Неверный </w:t>
+            </w:r>
+            <w:proofErr w:type="spellStart"/>
+            <w:r>
+              <w:rPr>
+                <w:sz w:val="24"/>
+                <w:szCs w:val="24"/>
+              </w:rPr>
+              <w:t>email</w:t>
+            </w:r>
+            <w:proofErr w:type="spellEnd"/>
+            <w:r>
+              <w:rPr>
+                <w:sz w:val="24"/>
+                <w:szCs w:val="24"/>
+              </w:rPr>
+              <w:t xml:space="preserve"> или пароль», вход не выполняется</w:t>
             </w:r>
           </w:p>
         </w:tc>
@@ -11646,7 +12541,23 @@
                 <w:sz w:val="24"/>
                 <w:szCs w:val="24"/>
               </w:rPr>
-              <w:t>2. Ввести email и пароль администратора.</w:t>
+              <w:t xml:space="preserve">2. Ввести </w:t>
+            </w:r>
+            <w:proofErr w:type="spellStart"/>
+            <w:r>
+              <w:rPr>
+                <w:sz w:val="24"/>
+                <w:szCs w:val="24"/>
+              </w:rPr>
+              <w:t>email</w:t>
+            </w:r>
+            <w:proofErr w:type="spellEnd"/>
+            <w:r>
+              <w:rPr>
+                <w:sz w:val="24"/>
+                <w:szCs w:val="24"/>
+              </w:rPr>
+              <w:t xml:space="preserve"> и пароль администратора.</w:t>
             </w:r>
           </w:p>
           <w:p>
@@ -11823,7 +12734,23 @@
                 <w:sz w:val="24"/>
                 <w:szCs w:val="24"/>
               </w:rPr>
-              <w:t>2. Просмотреть таблицу auth_user.</w:t>
+              <w:t xml:space="preserve">2. Просмотреть таблицу </w:t>
+            </w:r>
+            <w:proofErr w:type="spellStart"/>
+            <w:r>
+              <w:rPr>
+                <w:sz w:val="24"/>
+                <w:szCs w:val="24"/>
+              </w:rPr>
+              <w:t>auth_user</w:t>
+            </w:r>
+            <w:proofErr w:type="spellEnd"/>
+            <w:r>
+              <w:rPr>
+                <w:sz w:val="24"/>
+                <w:szCs w:val="24"/>
+              </w:rPr>
+              <w:t>.</w:t>
             </w:r>
           </w:p>
           <w:p>
@@ -11840,7 +12767,23 @@
                 <w:sz w:val="24"/>
                 <w:szCs w:val="24"/>
               </w:rPr>
-              <w:t>3. Найти поле password для созданного пользователя.</w:t>
+              <w:t xml:space="preserve">3. Найти поле </w:t>
+            </w:r>
+            <w:proofErr w:type="spellStart"/>
+            <w:r>
+              <w:rPr>
+                <w:sz w:val="24"/>
+                <w:szCs w:val="24"/>
+              </w:rPr>
+              <w:t>password</w:t>
+            </w:r>
+            <w:proofErr w:type="spellEnd"/>
+            <w:r>
+              <w:rPr>
+                <w:sz w:val="24"/>
+                <w:szCs w:val="24"/>
+              </w:rPr>
+              <w:t xml:space="preserve"> для созданного пользователя.</w:t>
             </w:r>
           </w:p>
         </w:tc>
@@ -11862,7 +12805,23 @@
                 <w:sz w:val="24"/>
                 <w:szCs w:val="24"/>
               </w:rPr>
-              <w:t>Пароль хранится в зашифрованном виде (хеш), невозможно прочитать исходный пароль</w:t>
+              <w:t>Пароль хранится в зашифрованном виде (</w:t>
+            </w:r>
+            <w:proofErr w:type="spellStart"/>
+            <w:r>
+              <w:rPr>
+                <w:sz w:val="24"/>
+                <w:szCs w:val="24"/>
+              </w:rPr>
+              <w:t>хеш</w:t>
+            </w:r>
+            <w:proofErr w:type="spellEnd"/>
+            <w:r>
+              <w:rPr>
+                <w:sz w:val="24"/>
+                <w:szCs w:val="24"/>
+              </w:rPr>
+              <w:t>), невозможно прочитать исходный пароль</w:t>
             </w:r>
             <w:r>
               <w:rPr>
@@ -12000,7 +12959,23 @@
                 <w:sz w:val="24"/>
                 <w:szCs w:val="24"/>
               </w:rPr>
-              <w:t>2. Ввести email и пароль зарегистрированного обычного пользователя.</w:t>
+              <w:t xml:space="preserve">2. Ввести </w:t>
+            </w:r>
+            <w:proofErr w:type="spellStart"/>
+            <w:r>
+              <w:rPr>
+                <w:sz w:val="24"/>
+                <w:szCs w:val="24"/>
+              </w:rPr>
+              <w:t>email</w:t>
+            </w:r>
+            <w:proofErr w:type="spellEnd"/>
+            <w:r>
+              <w:rPr>
+                <w:sz w:val="24"/>
+                <w:szCs w:val="24"/>
+              </w:rPr>
+              <w:t xml:space="preserve"> и пароль зарегистрированного обычного пользователя.</w:t>
             </w:r>
           </w:p>
           <w:p>
@@ -12198,7 +13173,23 @@
                 <w:sz w:val="24"/>
                 <w:szCs w:val="24"/>
               </w:rPr>
-              <w:t>2. Ввести email и пароль зарегистрированного обычного пользователя.</w:t>
+              <w:t xml:space="preserve">2. Ввести </w:t>
+            </w:r>
+            <w:proofErr w:type="spellStart"/>
+            <w:r>
+              <w:rPr>
+                <w:sz w:val="24"/>
+                <w:szCs w:val="24"/>
+              </w:rPr>
+              <w:t>email</w:t>
+            </w:r>
+            <w:proofErr w:type="spellEnd"/>
+            <w:r>
+              <w:rPr>
+                <w:sz w:val="24"/>
+                <w:szCs w:val="24"/>
+              </w:rPr>
+              <w:t xml:space="preserve"> и пароль зарегистрированного обычного пользователя.</w:t>
             </w:r>
           </w:p>
           <w:p>
@@ -12371,8 +13362,17 @@
                 <w:sz w:val="24"/>
                 <w:szCs w:val="24"/>
               </w:rPr>
-              <w:t>Доступ администратора к административной панели Django</w:t>
-            </w:r>
+              <w:t xml:space="preserve">Доступ администратора к административной панели </w:t>
+            </w:r>
+            <w:proofErr w:type="spellStart"/>
+            <w:r>
+              <w:rPr>
+                <w:sz w:val="24"/>
+                <w:szCs w:val="24"/>
+              </w:rPr>
+              <w:t>Django</w:t>
+            </w:r>
+            <w:proofErr w:type="spellEnd"/>
           </w:p>
         </w:tc>
         <w:tc>
@@ -12477,7 +13477,23 @@
                 <w:sz w:val="24"/>
                 <w:szCs w:val="24"/>
               </w:rPr>
-              <w:t>Открывается административная панель Django с доступом к управлению</w:t>
+              <w:t xml:space="preserve">Открывается административная панель </w:t>
+            </w:r>
+            <w:proofErr w:type="spellStart"/>
+            <w:r>
+              <w:rPr>
+                <w:sz w:val="24"/>
+                <w:szCs w:val="24"/>
+              </w:rPr>
+              <w:t>Django</w:t>
+            </w:r>
+            <w:proofErr w:type="spellEnd"/>
+            <w:r>
+              <w:rPr>
+                <w:sz w:val="24"/>
+                <w:szCs w:val="24"/>
+              </w:rPr>
+              <w:t xml:space="preserve"> с доступом к управлению</w:t>
             </w:r>
           </w:p>
         </w:tc>
@@ -12935,7 +13951,23 @@
         <w:spacing w:before="100" w:beforeAutospacing="1"/>
       </w:pPr>
       <w:r>
-        <w:t>По итогам проведения тестирования безопасности программного продукта «Гид по странам» установлено, что функции регистрации и авторизации работают корректно: система успешно создаёт новых пользователей с проверкой уникальности email, не допускает регистрацию с существующими данными и обеспечивает вход только при вводе правильной пары email — пароль. Реализовано чёткое разделение ролей: обычный пользователь не имеет доступа к административным функциям (добавление, редактирование, удаление стран, категорий фраз и приложений), а при попытке перехода по прямым ссылкам на защищённые страницы происходит перенаправление на страницу входа или возвращается ошибка 403; администратор, напротив, обладает полным доступом ко всем функциям управления контентом. Проверка базы данных подтвердила, что пароли пользователей хранятся в зашифрованном виде. Также подтверждено, что неавторизованные пользователи не могут получить доступ к защищённым разделам через прямой ввод URL</w:t>
+        <w:t xml:space="preserve">По итогам проведения тестирования безопасности программного продукта «Гид по странам» установлено, что функции регистрации и авторизации работают корректно: система успешно создаёт новых пользователей с проверкой уникальности </w:t>
+      </w:r>
+      <w:proofErr w:type="spellStart"/>
+      <w:r>
+        <w:t>email</w:t>
+      </w:r>
+      <w:proofErr w:type="spellEnd"/>
+      <w:r>
+        <w:t xml:space="preserve">, не допускает регистрацию с существующими данными и обеспечивает вход только при вводе правильной пары </w:t>
+      </w:r>
+      <w:proofErr w:type="spellStart"/>
+      <w:r>
+        <w:t>email</w:t>
+      </w:r>
+      <w:proofErr w:type="spellEnd"/>
+      <w:r>
+        <w:t xml:space="preserve"> — пароль. Реализовано чёткое разделение ролей: обычный пользователь не имеет доступа к административным функциям (добавление, редактирование, удаление стран, категорий фраз и приложений), а при попытке перехода по прямым ссылкам на защищённые страницы происходит перенаправление на страницу входа или возвращается ошибка 403; администратор, напротив, обладает полным доступом ко всем функциям управления контентом. Проверка базы данных подтвердила, что пароли пользователей хранятся в зашифрованном виде. Также подтверждено, что неавторизованные пользователи не могут получить доступ к защищённым разделам через прямой ввод URL</w:t>
       </w:r>
       <w:r>
         <w:t xml:space="preserve">. </w:t>
@@ -12948,6 +13980,7 @@
       <w:pPr>
         <w:pStyle w:val="2"/>
       </w:pPr>
+      <w:bookmarkStart w:id="62" w:name="_Toc231311648"/>
       <w:r>
         <w:t xml:space="preserve">4.4 </w:t>
       </w:r>
@@ -12957,6 +13990,7 @@
       <w:r>
         <w:t>методом черный ящик.</w:t>
       </w:r>
+      <w:bookmarkEnd w:id="62"/>
     </w:p>
     <w:p>
       <w:r>
@@ -14032,7 +15066,23 @@
                 <w:sz w:val="24"/>
                 <w:szCs w:val="24"/>
               </w:rPr>
-              <w:t>. Чекбокс «Включить налог» оставить выключенным.</w:t>
+              <w:t xml:space="preserve">. </w:t>
+            </w:r>
+            <w:proofErr w:type="spellStart"/>
+            <w:r>
+              <w:rPr>
+                <w:sz w:val="24"/>
+                <w:szCs w:val="24"/>
+              </w:rPr>
+              <w:t>Чекбокс</w:t>
+            </w:r>
+            <w:proofErr w:type="spellEnd"/>
+            <w:r>
+              <w:rPr>
+                <w:sz w:val="24"/>
+                <w:szCs w:val="24"/>
+              </w:rPr>
+              <w:t xml:space="preserve"> «Включить налог» оставить выключенным.</w:t>
             </w:r>
           </w:p>
           <w:p>
@@ -14339,7 +15389,23 @@
                 <w:sz w:val="24"/>
                 <w:szCs w:val="24"/>
               </w:rPr>
-              <w:t xml:space="preserve">. Чекбокс «Включить налог» </w:t>
+              <w:t xml:space="preserve">. </w:t>
+            </w:r>
+            <w:proofErr w:type="spellStart"/>
+            <w:r>
+              <w:rPr>
+                <w:sz w:val="24"/>
+                <w:szCs w:val="24"/>
+              </w:rPr>
+              <w:t>Чекбокс</w:t>
+            </w:r>
+            <w:proofErr w:type="spellEnd"/>
+            <w:r>
+              <w:rPr>
+                <w:sz w:val="24"/>
+                <w:szCs w:val="24"/>
+              </w:rPr>
+              <w:t xml:space="preserve"> «Включить налог» </w:t>
             </w:r>
             <w:r>
               <w:rPr>
@@ -15807,6 +16873,7 @@
       <w:pPr>
         <w:pStyle w:val="2"/>
       </w:pPr>
+      <w:bookmarkStart w:id="63" w:name="_Toc231311649"/>
       <w:r>
         <w:t xml:space="preserve">4.4 </w:t>
       </w:r>
@@ -15816,10 +16883,27 @@
       <w:r>
         <w:t>на компоненты.</w:t>
       </w:r>
-    </w:p>
-    <w:p>
-      <w:r>
-        <w:t>Для проверки корректности работы отдельных компонентов программного продукта «Гид по странам» было проведено unit-тестирование. Данный подход предполагает проверку функциональности каждого компонента системы изолированно от остальных, с использованием программного кода и тестовых фреймворков. В рамках unit-тестирования были разработаны сценарии, охватывающие следующие компоненты, связанные с управлением странами: просмотр списка стран, добавление новой страны и удаление существующей страны.</w:t>
+      <w:bookmarkEnd w:id="63"/>
+    </w:p>
+    <w:p>
+      <w:r>
+        <w:t xml:space="preserve">Для проверки корректности работы отдельных компонентов программного продукта «Гид по странам» было проведено </w:t>
+      </w:r>
+      <w:proofErr w:type="spellStart"/>
+      <w:r>
+        <w:t>unit</w:t>
+      </w:r>
+      <w:proofErr w:type="spellEnd"/>
+      <w:r>
+        <w:t xml:space="preserve">-тестирование. Данный подход предполагает проверку функциональности каждого компонента системы изолированно от остальных, с использованием программного кода и тестовых фреймворков. В рамках </w:t>
+      </w:r>
+      <w:proofErr w:type="spellStart"/>
+      <w:r>
+        <w:t>unit</w:t>
+      </w:r>
+      <w:proofErr w:type="spellEnd"/>
+      <w:r>
+        <w:t>-тестирования были разработаны сценарии, охватывающие следующие компоненты, связанные с управлением странами: просмотр списка стран, добавление новой страны и удаление существующей страны.</w:t>
       </w:r>
     </w:p>
     <w:p>
@@ -15854,7 +16938,29 @@
           <w:szCs w:val="21"/>
           <w:lang w:val="en-US" w:eastAsia="ru-RU"/>
         </w:rPr>
-        <w:t xml:space="preserve"> django.test </w:t>
+        <w:t xml:space="preserve"> </w:t>
+      </w:r>
+      <w:proofErr w:type="spellStart"/>
+      <w:r>
+        <w:rPr>
+          <w:rFonts w:ascii="Consolas" w:eastAsia="Times New Roman" w:hAnsi="Consolas" w:cs="Times New Roman"/>
+          <w:color w:val="4A4A4F"/>
+          <w:sz w:val="21"/>
+          <w:szCs w:val="21"/>
+          <w:lang w:val="en-US" w:eastAsia="ru-RU"/>
+        </w:rPr>
+        <w:t>django.test</w:t>
+      </w:r>
+      <w:proofErr w:type="spellEnd"/>
+      <w:r>
+        <w:rPr>
+          <w:rFonts w:ascii="Consolas" w:eastAsia="Times New Roman" w:hAnsi="Consolas" w:cs="Times New Roman"/>
+          <w:color w:val="4A4A4F"/>
+          <w:sz w:val="21"/>
+          <w:szCs w:val="21"/>
+          <w:lang w:val="en-US" w:eastAsia="ru-RU"/>
+        </w:rPr>
+        <w:t xml:space="preserve"> </w:t>
       </w:r>
       <w:r>
         <w:rPr>
@@ -15874,8 +16980,20 @@
           <w:szCs w:val="21"/>
           <w:lang w:val="en-US" w:eastAsia="ru-RU"/>
         </w:rPr>
-        <w:t xml:space="preserve"> TestCase</w:t>
-      </w:r>
+        <w:t xml:space="preserve"> </w:t>
+      </w:r>
+      <w:proofErr w:type="spellStart"/>
+      <w:r>
+        <w:rPr>
+          <w:rFonts w:ascii="Consolas" w:eastAsia="Times New Roman" w:hAnsi="Consolas" w:cs="Times New Roman"/>
+          <w:color w:val="4A4A4F"/>
+          <w:sz w:val="21"/>
+          <w:szCs w:val="21"/>
+          <w:lang w:val="en-US" w:eastAsia="ru-RU"/>
+        </w:rPr>
+        <w:t>TestCase</w:t>
+      </w:r>
+      <w:proofErr w:type="spellEnd"/>
     </w:p>
     <w:p>
       <w:pPr>
@@ -15909,7 +17027,29 @@
           <w:szCs w:val="21"/>
           <w:lang w:val="en-US" w:eastAsia="ru-RU"/>
         </w:rPr>
-        <w:t xml:space="preserve"> django.urls </w:t>
+        <w:t xml:space="preserve"> </w:t>
+      </w:r>
+      <w:proofErr w:type="spellStart"/>
+      <w:r>
+        <w:rPr>
+          <w:rFonts w:ascii="Consolas" w:eastAsia="Times New Roman" w:hAnsi="Consolas" w:cs="Times New Roman"/>
+          <w:color w:val="4A4A4F"/>
+          <w:sz w:val="21"/>
+          <w:szCs w:val="21"/>
+          <w:lang w:val="en-US" w:eastAsia="ru-RU"/>
+        </w:rPr>
+        <w:t>django.urls</w:t>
+      </w:r>
+      <w:proofErr w:type="spellEnd"/>
+      <w:r>
+        <w:rPr>
+          <w:rFonts w:ascii="Consolas" w:eastAsia="Times New Roman" w:hAnsi="Consolas" w:cs="Times New Roman"/>
+          <w:color w:val="4A4A4F"/>
+          <w:sz w:val="21"/>
+          <w:szCs w:val="21"/>
+          <w:lang w:val="en-US" w:eastAsia="ru-RU"/>
+        </w:rPr>
+        <w:t xml:space="preserve"> </w:t>
       </w:r>
       <w:r>
         <w:rPr>
@@ -15964,7 +17104,29 @@
           <w:szCs w:val="21"/>
           <w:lang w:val="en-US" w:eastAsia="ru-RU"/>
         </w:rPr>
-        <w:t xml:space="preserve"> django.contrib.auth.models </w:t>
+        <w:t xml:space="preserve"> </w:t>
+      </w:r>
+      <w:proofErr w:type="spellStart"/>
+      <w:r>
+        <w:rPr>
+          <w:rFonts w:ascii="Consolas" w:eastAsia="Times New Roman" w:hAnsi="Consolas" w:cs="Times New Roman"/>
+          <w:color w:val="4A4A4F"/>
+          <w:sz w:val="21"/>
+          <w:szCs w:val="21"/>
+          <w:lang w:val="en-US" w:eastAsia="ru-RU"/>
+        </w:rPr>
+        <w:t>django.contrib.auth.models</w:t>
+      </w:r>
+      <w:proofErr w:type="spellEnd"/>
+      <w:r>
+        <w:rPr>
+          <w:rFonts w:ascii="Consolas" w:eastAsia="Times New Roman" w:hAnsi="Consolas" w:cs="Times New Roman"/>
+          <w:color w:val="4A4A4F"/>
+          <w:sz w:val="21"/>
+          <w:szCs w:val="21"/>
+          <w:lang w:val="en-US" w:eastAsia="ru-RU"/>
+        </w:rPr>
+        <w:t xml:space="preserve"> </w:t>
       </w:r>
       <w:r>
         <w:rPr>
@@ -16091,6 +17253,7 @@
         </w:rPr>
         <w:t xml:space="preserve"> </w:t>
       </w:r>
+      <w:proofErr w:type="spellStart"/>
       <w:r>
         <w:rPr>
           <w:rFonts w:ascii="Consolas" w:eastAsia="Times New Roman" w:hAnsi="Consolas" w:cs="Times New Roman"/>
@@ -16101,6 +17264,7 @@
         </w:rPr>
         <w:t>CountryListViewTest</w:t>
       </w:r>
+      <w:proofErr w:type="spellEnd"/>
       <w:r>
         <w:rPr>
           <w:rFonts w:ascii="Consolas" w:eastAsia="Times New Roman" w:hAnsi="Consolas" w:cs="Times New Roman"/>
@@ -16111,6 +17275,7 @@
         </w:rPr>
         <w:t>(</w:t>
       </w:r>
+      <w:proofErr w:type="spellStart"/>
       <w:r>
         <w:rPr>
           <w:rFonts w:ascii="Consolas" w:eastAsia="Times New Roman" w:hAnsi="Consolas" w:cs="Times New Roman"/>
@@ -16122,6 +17287,7 @@
         </w:rPr>
         <w:t>TestCase</w:t>
       </w:r>
+      <w:proofErr w:type="spellEnd"/>
       <w:r>
         <w:rPr>
           <w:rFonts w:ascii="Consolas" w:eastAsia="Times New Roman" w:hAnsi="Consolas" w:cs="Times New Roman"/>
@@ -16272,6 +17438,7 @@
         </w:rPr>
         <w:t xml:space="preserve"> </w:t>
       </w:r>
+      <w:proofErr w:type="spellStart"/>
       <w:r>
         <w:rPr>
           <w:rFonts w:ascii="Consolas" w:eastAsia="Times New Roman" w:hAnsi="Consolas" w:cs="Times New Roman"/>
@@ -16284,6 +17451,7 @@
         </w:rPr>
         <w:t>setUp</w:t>
       </w:r>
+      <w:proofErr w:type="spellEnd"/>
       <w:r>
         <w:rPr>
           <w:rFonts w:ascii="Consolas" w:eastAsia="Times New Roman" w:hAnsi="Consolas" w:cs="Times New Roman"/>
@@ -16339,6 +17507,7 @@
         </w:rPr>
         <w:t xml:space="preserve">        </w:t>
       </w:r>
+      <w:proofErr w:type="spellStart"/>
       <w:r>
         <w:rPr>
           <w:rFonts w:ascii="Consolas" w:eastAsia="Times New Roman" w:hAnsi="Consolas" w:cs="Times New Roman"/>
@@ -16357,7 +17526,29 @@
           <w:szCs w:val="21"/>
           <w:lang w:val="en-US" w:eastAsia="ru-RU"/>
         </w:rPr>
-        <w:t>.user = User.objects.</w:t>
+        <w:t>.user</w:t>
+      </w:r>
+      <w:proofErr w:type="spellEnd"/>
+      <w:r>
+        <w:rPr>
+          <w:rFonts w:ascii="Consolas" w:eastAsia="Times New Roman" w:hAnsi="Consolas" w:cs="Times New Roman"/>
+          <w:color w:val="4A4A4F"/>
+          <w:sz w:val="21"/>
+          <w:szCs w:val="21"/>
+          <w:lang w:val="en-US" w:eastAsia="ru-RU"/>
+        </w:rPr>
+        <w:t xml:space="preserve"> = </w:t>
+      </w:r>
+      <w:proofErr w:type="spellStart"/>
+      <w:r>
+        <w:rPr>
+          <w:rFonts w:ascii="Consolas" w:eastAsia="Times New Roman" w:hAnsi="Consolas" w:cs="Times New Roman"/>
+          <w:color w:val="4A4A4F"/>
+          <w:sz w:val="21"/>
+          <w:szCs w:val="21"/>
+          <w:lang w:val="en-US" w:eastAsia="ru-RU"/>
+        </w:rPr>
+        <w:t>User.objects.</w:t>
       </w:r>
       <w:r>
         <w:rPr>
@@ -16367,7 +17558,18 @@
           <w:szCs w:val="21"/>
           <w:lang w:val="en-US" w:eastAsia="ru-RU"/>
         </w:rPr>
-        <w:t>create_superuser(</w:t>
+        <w:t>create_superuser</w:t>
+      </w:r>
+      <w:proofErr w:type="spellEnd"/>
+      <w:r>
+        <w:rPr>
+          <w:rFonts w:ascii="Consolas" w:eastAsia="Times New Roman" w:hAnsi="Consolas" w:cs="Times New Roman"/>
+          <w:color w:val="8000D7"/>
+          <w:sz w:val="21"/>
+          <w:szCs w:val="21"/>
+          <w:lang w:val="en-US" w:eastAsia="ru-RU"/>
+        </w:rPr>
+        <w:t>(</w:t>
       </w:r>
     </w:p>
     <w:p>
@@ -16604,6 +17806,7 @@
         </w:rPr>
         <w:t xml:space="preserve">        </w:t>
       </w:r>
+      <w:proofErr w:type="spellStart"/>
       <w:r>
         <w:rPr>
           <w:rFonts w:ascii="Consolas" w:eastAsia="Times New Roman" w:hAnsi="Consolas" w:cs="Times New Roman"/>
@@ -16632,7 +17835,40 @@
           <w:szCs w:val="21"/>
           <w:lang w:val="en-US" w:eastAsia="ru-RU"/>
         </w:rPr>
-        <w:t>force_login(self.user)</w:t>
+        <w:t>force_login</w:t>
+      </w:r>
+      <w:proofErr w:type="spellEnd"/>
+      <w:r>
+        <w:rPr>
+          <w:rFonts w:ascii="Consolas" w:eastAsia="Times New Roman" w:hAnsi="Consolas" w:cs="Times New Roman"/>
+          <w:color w:val="8000D7"/>
+          <w:sz w:val="21"/>
+          <w:szCs w:val="21"/>
+          <w:lang w:val="en-US" w:eastAsia="ru-RU"/>
+        </w:rPr>
+        <w:t>(</w:t>
+      </w:r>
+      <w:proofErr w:type="spellStart"/>
+      <w:r>
+        <w:rPr>
+          <w:rFonts w:ascii="Consolas" w:eastAsia="Times New Roman" w:hAnsi="Consolas" w:cs="Times New Roman"/>
+          <w:color w:val="8000D7"/>
+          <w:sz w:val="21"/>
+          <w:szCs w:val="21"/>
+          <w:lang w:val="en-US" w:eastAsia="ru-RU"/>
+        </w:rPr>
+        <w:t>self.user</w:t>
+      </w:r>
+      <w:proofErr w:type="spellEnd"/>
+      <w:r>
+        <w:rPr>
+          <w:rFonts w:ascii="Consolas" w:eastAsia="Times New Roman" w:hAnsi="Consolas" w:cs="Times New Roman"/>
+          <w:color w:val="8000D7"/>
+          <w:sz w:val="21"/>
+          <w:szCs w:val="21"/>
+          <w:lang w:val="en-US" w:eastAsia="ru-RU"/>
+        </w:rPr>
+        <w:t>)</w:t>
       </w:r>
     </w:p>
     <w:p>
@@ -16683,7 +17919,18 @@
           <w:lang w:val="en-US" w:eastAsia="ru-RU"/>
         </w:rPr>
         <w:lastRenderedPageBreak/>
-        <w:t>        Country.objects.</w:t>
+        <w:t xml:space="preserve">        </w:t>
+      </w:r>
+      <w:proofErr w:type="spellStart"/>
+      <w:r>
+        <w:rPr>
+          <w:rFonts w:ascii="Consolas" w:eastAsia="Times New Roman" w:hAnsi="Consolas" w:cs="Times New Roman"/>
+          <w:color w:val="4A4A4F"/>
+          <w:sz w:val="21"/>
+          <w:szCs w:val="21"/>
+          <w:lang w:val="en-US" w:eastAsia="ru-RU"/>
+        </w:rPr>
+        <w:t>Country.objects.</w:t>
       </w:r>
       <w:r>
         <w:rPr>
@@ -16693,7 +17940,18 @@
           <w:szCs w:val="21"/>
           <w:lang w:val="en-US" w:eastAsia="ru-RU"/>
         </w:rPr>
-        <w:t>create(</w:t>
+        <w:t>create</w:t>
+      </w:r>
+      <w:proofErr w:type="spellEnd"/>
+      <w:r>
+        <w:rPr>
+          <w:rFonts w:ascii="Consolas" w:eastAsia="Times New Roman" w:hAnsi="Consolas" w:cs="Times New Roman"/>
+          <w:color w:val="8000D7"/>
+          <w:sz w:val="21"/>
+          <w:szCs w:val="21"/>
+          <w:lang w:val="en-US" w:eastAsia="ru-RU"/>
+        </w:rPr>
+        <w:t>(</w:t>
       </w:r>
       <w:r>
         <w:rPr>
@@ -16795,6 +18053,7 @@
         </w:rPr>
         <w:t xml:space="preserve">, </w:t>
       </w:r>
+      <w:proofErr w:type="spellStart"/>
       <w:r>
         <w:rPr>
           <w:rFonts w:ascii="Consolas" w:eastAsia="Times New Roman" w:hAnsi="Consolas" w:cs="Times New Roman"/>
@@ -16805,6 +18064,7 @@
         </w:rPr>
         <w:t>vat_rate</w:t>
       </w:r>
+      <w:proofErr w:type="spellEnd"/>
       <w:r>
         <w:rPr>
           <w:rFonts w:ascii="Consolas" w:eastAsia="Times New Roman" w:hAnsi="Consolas" w:cs="Times New Roman"/>
@@ -16918,7 +18178,18 @@
           <w:szCs w:val="21"/>
           <w:lang w:val="en-US" w:eastAsia="ru-RU"/>
         </w:rPr>
-        <w:t>        Country.objects.</w:t>
+        <w:t xml:space="preserve">        </w:t>
+      </w:r>
+      <w:proofErr w:type="spellStart"/>
+      <w:r>
+        <w:rPr>
+          <w:rFonts w:ascii="Consolas" w:eastAsia="Times New Roman" w:hAnsi="Consolas" w:cs="Times New Roman"/>
+          <w:color w:val="4A4A4F"/>
+          <w:sz w:val="21"/>
+          <w:szCs w:val="21"/>
+          <w:lang w:val="en-US" w:eastAsia="ru-RU"/>
+        </w:rPr>
+        <w:t>Country.objects.</w:t>
       </w:r>
       <w:r>
         <w:rPr>
@@ -16928,7 +18199,18 @@
           <w:szCs w:val="21"/>
           <w:lang w:val="en-US" w:eastAsia="ru-RU"/>
         </w:rPr>
-        <w:t>create(</w:t>
+        <w:t>create</w:t>
+      </w:r>
+      <w:proofErr w:type="spellEnd"/>
+      <w:r>
+        <w:rPr>
+          <w:rFonts w:ascii="Consolas" w:eastAsia="Times New Roman" w:hAnsi="Consolas" w:cs="Times New Roman"/>
+          <w:color w:val="8000D7"/>
+          <w:sz w:val="21"/>
+          <w:szCs w:val="21"/>
+          <w:lang w:val="en-US" w:eastAsia="ru-RU"/>
+        </w:rPr>
+        <w:t>(</w:t>
       </w:r>
       <w:r>
         <w:rPr>
@@ -17030,6 +18312,7 @@
         </w:rPr>
         <w:t xml:space="preserve">, </w:t>
       </w:r>
+      <w:proofErr w:type="spellStart"/>
       <w:r>
         <w:rPr>
           <w:rFonts w:ascii="Consolas" w:eastAsia="Times New Roman" w:hAnsi="Consolas" w:cs="Times New Roman"/>
@@ -17040,6 +18323,7 @@
         </w:rPr>
         <w:t>vat_rate</w:t>
       </w:r>
+      <w:proofErr w:type="spellEnd"/>
       <w:r>
         <w:rPr>
           <w:rFonts w:ascii="Consolas" w:eastAsia="Times New Roman" w:hAnsi="Consolas" w:cs="Times New Roman"/>
@@ -17153,7 +18437,18 @@
           <w:szCs w:val="21"/>
           <w:lang w:val="en-US" w:eastAsia="ru-RU"/>
         </w:rPr>
-        <w:t>        Country.objects.</w:t>
+        <w:t xml:space="preserve">        </w:t>
+      </w:r>
+      <w:proofErr w:type="spellStart"/>
+      <w:r>
+        <w:rPr>
+          <w:rFonts w:ascii="Consolas" w:eastAsia="Times New Roman" w:hAnsi="Consolas" w:cs="Times New Roman"/>
+          <w:color w:val="4A4A4F"/>
+          <w:sz w:val="21"/>
+          <w:szCs w:val="21"/>
+          <w:lang w:val="en-US" w:eastAsia="ru-RU"/>
+        </w:rPr>
+        <w:t>Country.objects.</w:t>
       </w:r>
       <w:r>
         <w:rPr>
@@ -17163,7 +18458,18 @@
           <w:szCs w:val="21"/>
           <w:lang w:val="en-US" w:eastAsia="ru-RU"/>
         </w:rPr>
-        <w:t>create(</w:t>
+        <w:t>create</w:t>
+      </w:r>
+      <w:proofErr w:type="spellEnd"/>
+      <w:r>
+        <w:rPr>
+          <w:rFonts w:ascii="Consolas" w:eastAsia="Times New Roman" w:hAnsi="Consolas" w:cs="Times New Roman"/>
+          <w:color w:val="8000D7"/>
+          <w:sz w:val="21"/>
+          <w:szCs w:val="21"/>
+          <w:lang w:val="en-US" w:eastAsia="ru-RU"/>
+        </w:rPr>
+        <w:t>(</w:t>
       </w:r>
       <w:r>
         <w:rPr>
@@ -17265,6 +18571,7 @@
         </w:rPr>
         <w:t xml:space="preserve">, </w:t>
       </w:r>
+      <w:proofErr w:type="spellStart"/>
       <w:r>
         <w:rPr>
           <w:rFonts w:ascii="Consolas" w:eastAsia="Times New Roman" w:hAnsi="Consolas" w:cs="Times New Roman"/>
@@ -17275,6 +18582,7 @@
         </w:rPr>
         <w:t>vat_rate</w:t>
       </w:r>
+      <w:proofErr w:type="spellEnd"/>
       <w:r>
         <w:rPr>
           <w:rFonts w:ascii="Consolas" w:eastAsia="Times New Roman" w:hAnsi="Consolas" w:cs="Times New Roman"/>
@@ -17388,7 +18696,18 @@
           <w:szCs w:val="21"/>
           <w:lang w:val="en-US" w:eastAsia="ru-RU"/>
         </w:rPr>
-        <w:t>        Country.objects.</w:t>
+        <w:t xml:space="preserve">        </w:t>
+      </w:r>
+      <w:proofErr w:type="spellStart"/>
+      <w:r>
+        <w:rPr>
+          <w:rFonts w:ascii="Consolas" w:eastAsia="Times New Roman" w:hAnsi="Consolas" w:cs="Times New Roman"/>
+          <w:color w:val="4A4A4F"/>
+          <w:sz w:val="21"/>
+          <w:szCs w:val="21"/>
+          <w:lang w:val="en-US" w:eastAsia="ru-RU"/>
+        </w:rPr>
+        <w:t>Country.objects.</w:t>
       </w:r>
       <w:r>
         <w:rPr>
@@ -17398,7 +18717,18 @@
           <w:szCs w:val="21"/>
           <w:lang w:val="en-US" w:eastAsia="ru-RU"/>
         </w:rPr>
-        <w:t>create(</w:t>
+        <w:t>create</w:t>
+      </w:r>
+      <w:proofErr w:type="spellEnd"/>
+      <w:r>
+        <w:rPr>
+          <w:rFonts w:ascii="Consolas" w:eastAsia="Times New Roman" w:hAnsi="Consolas" w:cs="Times New Roman"/>
+          <w:color w:val="8000D7"/>
+          <w:sz w:val="21"/>
+          <w:szCs w:val="21"/>
+          <w:lang w:val="en-US" w:eastAsia="ru-RU"/>
+        </w:rPr>
+        <w:t>(</w:t>
       </w:r>
       <w:r>
         <w:rPr>
@@ -17500,6 +18830,7 @@
         </w:rPr>
         <w:t xml:space="preserve">, </w:t>
       </w:r>
+      <w:proofErr w:type="spellStart"/>
       <w:r>
         <w:rPr>
           <w:rFonts w:ascii="Consolas" w:eastAsia="Times New Roman" w:hAnsi="Consolas" w:cs="Times New Roman"/>
@@ -17510,6 +18841,7 @@
         </w:rPr>
         <w:t>vat_rate</w:t>
       </w:r>
+      <w:proofErr w:type="spellEnd"/>
       <w:r>
         <w:rPr>
           <w:rFonts w:ascii="Consolas" w:eastAsia="Times New Roman" w:hAnsi="Consolas" w:cs="Times New Roman"/>
@@ -17623,7 +18955,18 @@
           <w:szCs w:val="21"/>
           <w:lang w:val="en-US" w:eastAsia="ru-RU"/>
         </w:rPr>
-        <w:t>        Country.objects.</w:t>
+        <w:t xml:space="preserve">        </w:t>
+      </w:r>
+      <w:proofErr w:type="spellStart"/>
+      <w:r>
+        <w:rPr>
+          <w:rFonts w:ascii="Consolas" w:eastAsia="Times New Roman" w:hAnsi="Consolas" w:cs="Times New Roman"/>
+          <w:color w:val="4A4A4F"/>
+          <w:sz w:val="21"/>
+          <w:szCs w:val="21"/>
+          <w:lang w:val="en-US" w:eastAsia="ru-RU"/>
+        </w:rPr>
+        <w:t>Country.objects.</w:t>
       </w:r>
       <w:r>
         <w:rPr>
@@ -17633,7 +18976,18 @@
           <w:szCs w:val="21"/>
           <w:lang w:val="en-US" w:eastAsia="ru-RU"/>
         </w:rPr>
-        <w:t>create(</w:t>
+        <w:t>create</w:t>
+      </w:r>
+      <w:proofErr w:type="spellEnd"/>
+      <w:r>
+        <w:rPr>
+          <w:rFonts w:ascii="Consolas" w:eastAsia="Times New Roman" w:hAnsi="Consolas" w:cs="Times New Roman"/>
+          <w:color w:val="8000D7"/>
+          <w:sz w:val="21"/>
+          <w:szCs w:val="21"/>
+          <w:lang w:val="en-US" w:eastAsia="ru-RU"/>
+        </w:rPr>
+        <w:t>(</w:t>
       </w:r>
       <w:r>
         <w:rPr>
@@ -17735,6 +19089,7 @@
         </w:rPr>
         <w:t xml:space="preserve">, </w:t>
       </w:r>
+      <w:proofErr w:type="spellStart"/>
       <w:r>
         <w:rPr>
           <w:rFonts w:ascii="Consolas" w:eastAsia="Times New Roman" w:hAnsi="Consolas" w:cs="Times New Roman"/>
@@ -17745,6 +19100,7 @@
         </w:rPr>
         <w:t>vat_rate</w:t>
       </w:r>
+      <w:proofErr w:type="spellEnd"/>
       <w:r>
         <w:rPr>
           <w:rFonts w:ascii="Consolas" w:eastAsia="Times New Roman" w:hAnsi="Consolas" w:cs="Times New Roman"/>
@@ -17858,7 +19214,18 @@
           <w:szCs w:val="21"/>
           <w:lang w:val="en-US" w:eastAsia="ru-RU"/>
         </w:rPr>
-        <w:t>        Country.objects.</w:t>
+        <w:t xml:space="preserve">        </w:t>
+      </w:r>
+      <w:proofErr w:type="spellStart"/>
+      <w:r>
+        <w:rPr>
+          <w:rFonts w:ascii="Consolas" w:eastAsia="Times New Roman" w:hAnsi="Consolas" w:cs="Times New Roman"/>
+          <w:color w:val="4A4A4F"/>
+          <w:sz w:val="21"/>
+          <w:szCs w:val="21"/>
+          <w:lang w:val="en-US" w:eastAsia="ru-RU"/>
+        </w:rPr>
+        <w:t>Country.objects.</w:t>
       </w:r>
       <w:r>
         <w:rPr>
@@ -17868,7 +19235,18 @@
           <w:szCs w:val="21"/>
           <w:lang w:val="en-US" w:eastAsia="ru-RU"/>
         </w:rPr>
-        <w:t>create(</w:t>
+        <w:t>create</w:t>
+      </w:r>
+      <w:proofErr w:type="spellEnd"/>
+      <w:r>
+        <w:rPr>
+          <w:rFonts w:ascii="Consolas" w:eastAsia="Times New Roman" w:hAnsi="Consolas" w:cs="Times New Roman"/>
+          <w:color w:val="8000D7"/>
+          <w:sz w:val="21"/>
+          <w:szCs w:val="21"/>
+          <w:lang w:val="en-US" w:eastAsia="ru-RU"/>
+        </w:rPr>
+        <w:t>(</w:t>
       </w:r>
       <w:r>
         <w:rPr>
@@ -17970,6 +19348,7 @@
         </w:rPr>
         <w:t xml:space="preserve">, </w:t>
       </w:r>
+      <w:proofErr w:type="spellStart"/>
       <w:r>
         <w:rPr>
           <w:rFonts w:ascii="Consolas" w:eastAsia="Times New Roman" w:hAnsi="Consolas" w:cs="Times New Roman"/>
@@ -17980,6 +19359,7 @@
         </w:rPr>
         <w:t>vat_rate</w:t>
       </w:r>
+      <w:proofErr w:type="spellEnd"/>
       <w:r>
         <w:rPr>
           <w:rFonts w:ascii="Consolas" w:eastAsia="Times New Roman" w:hAnsi="Consolas" w:cs="Times New Roman"/>
@@ -18130,6 +19510,7 @@
         </w:rPr>
         <w:t xml:space="preserve"> </w:t>
       </w:r>
+      <w:proofErr w:type="spellStart"/>
       <w:r>
         <w:rPr>
           <w:rFonts w:ascii="Consolas" w:eastAsia="Times New Roman" w:hAnsi="Consolas" w:cs="Times New Roman"/>
@@ -18142,6 +19523,7 @@
         </w:rPr>
         <w:t>test_country_list_view_contains_countries</w:t>
       </w:r>
+      <w:proofErr w:type="spellEnd"/>
       <w:r>
         <w:rPr>
           <w:rFonts w:ascii="Consolas" w:eastAsia="Times New Roman" w:hAnsi="Consolas" w:cs="Times New Roman"/>
@@ -18277,6 +19659,7 @@
         </w:rPr>
         <w:t xml:space="preserve">        response = </w:t>
       </w:r>
+      <w:proofErr w:type="spellStart"/>
       <w:r>
         <w:rPr>
           <w:rFonts w:ascii="Consolas" w:eastAsia="Times New Roman" w:hAnsi="Consolas" w:cs="Times New Roman"/>
@@ -18305,7 +19688,18 @@
           <w:szCs w:val="21"/>
           <w:lang w:val="en-US" w:eastAsia="ru-RU"/>
         </w:rPr>
-        <w:t>get(reverse(</w:t>
+        <w:t>get</w:t>
+      </w:r>
+      <w:proofErr w:type="spellEnd"/>
+      <w:r>
+        <w:rPr>
+          <w:rFonts w:ascii="Consolas" w:eastAsia="Times New Roman" w:hAnsi="Consolas" w:cs="Times New Roman"/>
+          <w:color w:val="8000D7"/>
+          <w:sz w:val="21"/>
+          <w:szCs w:val="21"/>
+          <w:lang w:val="en-US" w:eastAsia="ru-RU"/>
+        </w:rPr>
+        <w:t>(reverse(</w:t>
       </w:r>
       <w:r>
         <w:rPr>
@@ -18315,7 +19709,29 @@
           <w:szCs w:val="21"/>
           <w:lang w:val="en-US" w:eastAsia="ru-RU"/>
         </w:rPr>
-        <w:t>'guides:country_list'</w:t>
+        <w:t>'</w:t>
+      </w:r>
+      <w:proofErr w:type="spellStart"/>
+      <w:r>
+        <w:rPr>
+          <w:rFonts w:ascii="Consolas" w:eastAsia="Times New Roman" w:hAnsi="Consolas" w:cs="Times New Roman"/>
+          <w:color w:val="003EAA"/>
+          <w:sz w:val="21"/>
+          <w:szCs w:val="21"/>
+          <w:lang w:val="en-US" w:eastAsia="ru-RU"/>
+        </w:rPr>
+        <w:t>guides:country_list</w:t>
+      </w:r>
+      <w:proofErr w:type="spellEnd"/>
+      <w:r>
+        <w:rPr>
+          <w:rFonts w:ascii="Consolas" w:eastAsia="Times New Roman" w:hAnsi="Consolas" w:cs="Times New Roman"/>
+          <w:color w:val="003EAA"/>
+          <w:sz w:val="21"/>
+          <w:szCs w:val="21"/>
+          <w:lang w:val="en-US" w:eastAsia="ru-RU"/>
+        </w:rPr>
+        <w:t>'</w:t>
       </w:r>
       <w:r>
         <w:rPr>
@@ -18352,6 +19768,7 @@
         </w:rPr>
         <w:t xml:space="preserve">        </w:t>
       </w:r>
+      <w:proofErr w:type="spellStart"/>
       <w:r>
         <w:rPr>
           <w:rFonts w:ascii="Consolas" w:eastAsia="Times New Roman" w:hAnsi="Consolas" w:cs="Times New Roman"/>
@@ -18380,7 +19797,40 @@
           <w:szCs w:val="21"/>
           <w:lang w:val="en-US" w:eastAsia="ru-RU"/>
         </w:rPr>
-        <w:t xml:space="preserve">assertEqual(response.status_code, </w:t>
+        <w:t>assertEqual</w:t>
+      </w:r>
+      <w:proofErr w:type="spellEnd"/>
+      <w:r>
+        <w:rPr>
+          <w:rFonts w:ascii="Consolas" w:eastAsia="Times New Roman" w:hAnsi="Consolas" w:cs="Times New Roman"/>
+          <w:color w:val="8000D7"/>
+          <w:sz w:val="21"/>
+          <w:szCs w:val="21"/>
+          <w:lang w:val="en-US" w:eastAsia="ru-RU"/>
+        </w:rPr>
+        <w:t>(</w:t>
+      </w:r>
+      <w:proofErr w:type="spellStart"/>
+      <w:r>
+        <w:rPr>
+          <w:rFonts w:ascii="Consolas" w:eastAsia="Times New Roman" w:hAnsi="Consolas" w:cs="Times New Roman"/>
+          <w:color w:val="8000D7"/>
+          <w:sz w:val="21"/>
+          <w:szCs w:val="21"/>
+          <w:lang w:val="en-US" w:eastAsia="ru-RU"/>
+        </w:rPr>
+        <w:t>response.status_code</w:t>
+      </w:r>
+      <w:proofErr w:type="spellEnd"/>
+      <w:r>
+        <w:rPr>
+          <w:rFonts w:ascii="Consolas" w:eastAsia="Times New Roman" w:hAnsi="Consolas" w:cs="Times New Roman"/>
+          <w:color w:val="8000D7"/>
+          <w:sz w:val="21"/>
+          <w:szCs w:val="21"/>
+          <w:lang w:val="en-US" w:eastAsia="ru-RU"/>
+        </w:rPr>
+        <w:t xml:space="preserve">, </w:t>
       </w:r>
       <w:r>
         <w:rPr>
@@ -18427,6 +19877,7 @@
         </w:rPr>
         <w:t xml:space="preserve">        </w:t>
       </w:r>
+      <w:proofErr w:type="spellStart"/>
       <w:r>
         <w:rPr>
           <w:rFonts w:ascii="Consolas" w:eastAsia="Times New Roman" w:hAnsi="Consolas" w:cs="Times New Roman"/>
@@ -18455,7 +19906,18 @@
           <w:szCs w:val="21"/>
           <w:lang w:val="en-US" w:eastAsia="ru-RU"/>
         </w:rPr>
-        <w:t xml:space="preserve">assertContains(response, </w:t>
+        <w:t>assertContains</w:t>
+      </w:r>
+      <w:proofErr w:type="spellEnd"/>
+      <w:r>
+        <w:rPr>
+          <w:rFonts w:ascii="Consolas" w:eastAsia="Times New Roman" w:hAnsi="Consolas" w:cs="Times New Roman"/>
+          <w:color w:val="8000D7"/>
+          <w:sz w:val="21"/>
+          <w:szCs w:val="21"/>
+          <w:lang w:val="en-US" w:eastAsia="ru-RU"/>
+        </w:rPr>
+        <w:t xml:space="preserve">(response, </w:t>
       </w:r>
       <w:r>
         <w:rPr>
@@ -18522,6 +19984,7 @@
         </w:rPr>
         <w:t xml:space="preserve">        </w:t>
       </w:r>
+      <w:proofErr w:type="spellStart"/>
       <w:r>
         <w:rPr>
           <w:rFonts w:ascii="Consolas" w:eastAsia="Times New Roman" w:hAnsi="Consolas" w:cs="Times New Roman"/>
@@ -18550,7 +20013,18 @@
           <w:szCs w:val="21"/>
           <w:lang w:val="en-US" w:eastAsia="ru-RU"/>
         </w:rPr>
-        <w:t xml:space="preserve">assertContains(response, </w:t>
+        <w:t>assertContains</w:t>
+      </w:r>
+      <w:proofErr w:type="spellEnd"/>
+      <w:r>
+        <w:rPr>
+          <w:rFonts w:ascii="Consolas" w:eastAsia="Times New Roman" w:hAnsi="Consolas" w:cs="Times New Roman"/>
+          <w:color w:val="8000D7"/>
+          <w:sz w:val="21"/>
+          <w:szCs w:val="21"/>
+          <w:lang w:val="en-US" w:eastAsia="ru-RU"/>
+        </w:rPr>
+        <w:t xml:space="preserve">(response, </w:t>
       </w:r>
       <w:r>
         <w:rPr>
@@ -18617,6 +20091,7 @@
         </w:rPr>
         <w:t xml:space="preserve">        </w:t>
       </w:r>
+      <w:proofErr w:type="spellStart"/>
       <w:r>
         <w:rPr>
           <w:rFonts w:ascii="Consolas" w:eastAsia="Times New Roman" w:hAnsi="Consolas" w:cs="Times New Roman"/>
@@ -18645,7 +20120,18 @@
           <w:szCs w:val="21"/>
           <w:lang w:val="en-US" w:eastAsia="ru-RU"/>
         </w:rPr>
-        <w:t xml:space="preserve">assertContains(response, </w:t>
+        <w:t>assertContains</w:t>
+      </w:r>
+      <w:proofErr w:type="spellEnd"/>
+      <w:r>
+        <w:rPr>
+          <w:rFonts w:ascii="Consolas" w:eastAsia="Times New Roman" w:hAnsi="Consolas" w:cs="Times New Roman"/>
+          <w:color w:val="8000D7"/>
+          <w:sz w:val="21"/>
+          <w:szCs w:val="21"/>
+          <w:lang w:val="en-US" w:eastAsia="ru-RU"/>
+        </w:rPr>
+        <w:t xml:space="preserve">(response, </w:t>
       </w:r>
       <w:r>
         <w:rPr>
@@ -18712,6 +20198,7 @@
         </w:rPr>
         <w:t xml:space="preserve">        </w:t>
       </w:r>
+      <w:proofErr w:type="spellStart"/>
       <w:r>
         <w:rPr>
           <w:rFonts w:ascii="Consolas" w:eastAsia="Times New Roman" w:hAnsi="Consolas" w:cs="Times New Roman"/>
@@ -18740,7 +20227,18 @@
           <w:szCs w:val="21"/>
           <w:lang w:val="en-US" w:eastAsia="ru-RU"/>
         </w:rPr>
-        <w:t xml:space="preserve">assertContains(response, </w:t>
+        <w:t>assertContains</w:t>
+      </w:r>
+      <w:proofErr w:type="spellEnd"/>
+      <w:r>
+        <w:rPr>
+          <w:rFonts w:ascii="Consolas" w:eastAsia="Times New Roman" w:hAnsi="Consolas" w:cs="Times New Roman"/>
+          <w:color w:val="8000D7"/>
+          <w:sz w:val="21"/>
+          <w:szCs w:val="21"/>
+          <w:lang w:val="en-US" w:eastAsia="ru-RU"/>
+        </w:rPr>
+        <w:t xml:space="preserve">(response, </w:t>
       </w:r>
       <w:r>
         <w:rPr>
@@ -18807,6 +20305,7 @@
         </w:rPr>
         <w:t xml:space="preserve">        </w:t>
       </w:r>
+      <w:proofErr w:type="spellStart"/>
       <w:r>
         <w:rPr>
           <w:rFonts w:ascii="Consolas" w:eastAsia="Times New Roman" w:hAnsi="Consolas" w:cs="Times New Roman"/>
@@ -18835,7 +20334,18 @@
           <w:szCs w:val="21"/>
           <w:lang w:val="en-US" w:eastAsia="ru-RU"/>
         </w:rPr>
-        <w:t xml:space="preserve">assertContains(response, </w:t>
+        <w:t>assertContains</w:t>
+      </w:r>
+      <w:proofErr w:type="spellEnd"/>
+      <w:r>
+        <w:rPr>
+          <w:rFonts w:ascii="Consolas" w:eastAsia="Times New Roman" w:hAnsi="Consolas" w:cs="Times New Roman"/>
+          <w:color w:val="8000D7"/>
+          <w:sz w:val="21"/>
+          <w:szCs w:val="21"/>
+          <w:lang w:val="en-US" w:eastAsia="ru-RU"/>
+        </w:rPr>
+        <w:t xml:space="preserve">(response, </w:t>
       </w:r>
       <w:r>
         <w:rPr>
@@ -18902,6 +20412,7 @@
         </w:rPr>
         <w:t xml:space="preserve">        </w:t>
       </w:r>
+      <w:proofErr w:type="spellStart"/>
       <w:r>
         <w:rPr>
           <w:rFonts w:ascii="Consolas" w:eastAsia="Times New Roman" w:hAnsi="Consolas" w:cs="Times New Roman"/>
@@ -18930,7 +20441,18 @@
           <w:szCs w:val="21"/>
           <w:lang w:val="en-US" w:eastAsia="ru-RU"/>
         </w:rPr>
-        <w:t xml:space="preserve">assertContains(response, </w:t>
+        <w:t>assertContains</w:t>
+      </w:r>
+      <w:proofErr w:type="spellEnd"/>
+      <w:r>
+        <w:rPr>
+          <w:rFonts w:ascii="Consolas" w:eastAsia="Times New Roman" w:hAnsi="Consolas" w:cs="Times New Roman"/>
+          <w:color w:val="8000D7"/>
+          <w:sz w:val="21"/>
+          <w:szCs w:val="21"/>
+          <w:lang w:val="en-US" w:eastAsia="ru-RU"/>
+        </w:rPr>
+        <w:t xml:space="preserve">(response, </w:t>
       </w:r>
       <w:r>
         <w:rPr>
@@ -19032,6 +20554,7 @@
         </w:rPr>
         <w:t xml:space="preserve"> </w:t>
       </w:r>
+      <w:proofErr w:type="spellStart"/>
       <w:r>
         <w:rPr>
           <w:rFonts w:ascii="Consolas" w:eastAsia="Times New Roman" w:hAnsi="Consolas" w:cs="Times New Roman"/>
@@ -19044,6 +20567,7 @@
         </w:rPr>
         <w:t>test_country_list_view_count</w:t>
       </w:r>
+      <w:proofErr w:type="spellEnd"/>
       <w:r>
         <w:rPr>
           <w:rFonts w:ascii="Consolas" w:eastAsia="Times New Roman" w:hAnsi="Consolas" w:cs="Times New Roman"/>
@@ -19179,6 +20703,7 @@
         </w:rPr>
         <w:t xml:space="preserve">        response = </w:t>
       </w:r>
+      <w:proofErr w:type="spellStart"/>
       <w:r>
         <w:rPr>
           <w:rFonts w:ascii="Consolas" w:eastAsia="Times New Roman" w:hAnsi="Consolas" w:cs="Times New Roman"/>
@@ -19207,7 +20732,18 @@
           <w:szCs w:val="21"/>
           <w:lang w:val="en-US" w:eastAsia="ru-RU"/>
         </w:rPr>
-        <w:t>get(reverse(</w:t>
+        <w:t>get</w:t>
+      </w:r>
+      <w:proofErr w:type="spellEnd"/>
+      <w:r>
+        <w:rPr>
+          <w:rFonts w:ascii="Consolas" w:eastAsia="Times New Roman" w:hAnsi="Consolas" w:cs="Times New Roman"/>
+          <w:color w:val="8000D7"/>
+          <w:sz w:val="21"/>
+          <w:szCs w:val="21"/>
+          <w:lang w:val="en-US" w:eastAsia="ru-RU"/>
+        </w:rPr>
+        <w:t>(reverse(</w:t>
       </w:r>
       <w:r>
         <w:rPr>
@@ -19217,7 +20753,29 @@
           <w:szCs w:val="21"/>
           <w:lang w:val="en-US" w:eastAsia="ru-RU"/>
         </w:rPr>
-        <w:t>'guides:country_list'</w:t>
+        <w:t>'</w:t>
+      </w:r>
+      <w:proofErr w:type="spellStart"/>
+      <w:r>
+        <w:rPr>
+          <w:rFonts w:ascii="Consolas" w:eastAsia="Times New Roman" w:hAnsi="Consolas" w:cs="Times New Roman"/>
+          <w:color w:val="003EAA"/>
+          <w:sz w:val="21"/>
+          <w:szCs w:val="21"/>
+          <w:lang w:val="en-US" w:eastAsia="ru-RU"/>
+        </w:rPr>
+        <w:t>guides:country_list</w:t>
+      </w:r>
+      <w:proofErr w:type="spellEnd"/>
+      <w:r>
+        <w:rPr>
+          <w:rFonts w:ascii="Consolas" w:eastAsia="Times New Roman" w:hAnsi="Consolas" w:cs="Times New Roman"/>
+          <w:color w:val="003EAA"/>
+          <w:sz w:val="21"/>
+          <w:szCs w:val="21"/>
+          <w:lang w:val="en-US" w:eastAsia="ru-RU"/>
+        </w:rPr>
+        <w:t>'</w:t>
       </w:r>
       <w:r>
         <w:rPr>
@@ -19254,6 +20812,7 @@
         </w:rPr>
         <w:t xml:space="preserve">        </w:t>
       </w:r>
+      <w:proofErr w:type="spellStart"/>
       <w:r>
         <w:rPr>
           <w:rFonts w:ascii="Consolas" w:eastAsia="Times New Roman" w:hAnsi="Consolas" w:cs="Times New Roman"/>
@@ -19282,7 +20841,40 @@
           <w:szCs w:val="21"/>
           <w:lang w:val="en-US" w:eastAsia="ru-RU"/>
         </w:rPr>
-        <w:t xml:space="preserve">assertEqual(response.status_code, </w:t>
+        <w:t>assertEqual</w:t>
+      </w:r>
+      <w:proofErr w:type="spellEnd"/>
+      <w:r>
+        <w:rPr>
+          <w:rFonts w:ascii="Consolas" w:eastAsia="Times New Roman" w:hAnsi="Consolas" w:cs="Times New Roman"/>
+          <w:color w:val="8000D7"/>
+          <w:sz w:val="21"/>
+          <w:szCs w:val="21"/>
+          <w:lang w:val="en-US" w:eastAsia="ru-RU"/>
+        </w:rPr>
+        <w:t>(</w:t>
+      </w:r>
+      <w:proofErr w:type="spellStart"/>
+      <w:r>
+        <w:rPr>
+          <w:rFonts w:ascii="Consolas" w:eastAsia="Times New Roman" w:hAnsi="Consolas" w:cs="Times New Roman"/>
+          <w:color w:val="8000D7"/>
+          <w:sz w:val="21"/>
+          <w:szCs w:val="21"/>
+          <w:lang w:val="en-US" w:eastAsia="ru-RU"/>
+        </w:rPr>
+        <w:t>response.status_code</w:t>
+      </w:r>
+      <w:proofErr w:type="spellEnd"/>
+      <w:r>
+        <w:rPr>
+          <w:rFonts w:ascii="Consolas" w:eastAsia="Times New Roman" w:hAnsi="Consolas" w:cs="Times New Roman"/>
+          <w:color w:val="8000D7"/>
+          <w:sz w:val="21"/>
+          <w:szCs w:val="21"/>
+          <w:lang w:val="en-US" w:eastAsia="ru-RU"/>
+        </w:rPr>
+        <w:t xml:space="preserve">, </w:t>
       </w:r>
       <w:r>
         <w:rPr>
@@ -19329,6 +20921,7 @@
         </w:rPr>
         <w:t xml:space="preserve">        </w:t>
       </w:r>
+      <w:proofErr w:type="spellStart"/>
       <w:r>
         <w:rPr>
           <w:rFonts w:ascii="Consolas" w:eastAsia="Times New Roman" w:hAnsi="Consolas" w:cs="Times New Roman"/>
@@ -19357,8 +20950,20 @@
           <w:szCs w:val="21"/>
           <w:lang w:val="en-US" w:eastAsia="ru-RU"/>
         </w:rPr>
-        <w:t>assertEqual(</w:t>
-      </w:r>
+        <w:t>assertEqual</w:t>
+      </w:r>
+      <w:proofErr w:type="spellEnd"/>
+      <w:r>
+        <w:rPr>
+          <w:rFonts w:ascii="Consolas" w:eastAsia="Times New Roman" w:hAnsi="Consolas" w:cs="Times New Roman"/>
+          <w:color w:val="8000D7"/>
+          <w:sz w:val="21"/>
+          <w:szCs w:val="21"/>
+          <w:lang w:val="en-US" w:eastAsia="ru-RU"/>
+        </w:rPr>
+        <w:t>(</w:t>
+      </w:r>
+      <w:proofErr w:type="spellStart"/>
       <w:r>
         <w:rPr>
           <w:rFonts w:ascii="Consolas" w:eastAsia="Times New Roman" w:hAnsi="Consolas" w:cs="Times New Roman"/>
@@ -19369,6 +20974,7 @@
         </w:rPr>
         <w:t>len</w:t>
       </w:r>
+      <w:proofErr w:type="spellEnd"/>
       <w:r>
         <w:rPr>
           <w:rFonts w:ascii="Consolas" w:eastAsia="Times New Roman" w:hAnsi="Consolas" w:cs="Times New Roman"/>
@@ -19377,7 +20983,29 @@
           <w:szCs w:val="21"/>
           <w:lang w:val="en-US" w:eastAsia="ru-RU"/>
         </w:rPr>
-        <w:t>(response.context[</w:t>
+        <w:t>(</w:t>
+      </w:r>
+      <w:proofErr w:type="spellStart"/>
+      <w:r>
+        <w:rPr>
+          <w:rFonts w:ascii="Consolas" w:eastAsia="Times New Roman" w:hAnsi="Consolas" w:cs="Times New Roman"/>
+          <w:color w:val="8000D7"/>
+          <w:sz w:val="21"/>
+          <w:szCs w:val="21"/>
+          <w:lang w:val="en-US" w:eastAsia="ru-RU"/>
+        </w:rPr>
+        <w:t>response.context</w:t>
+      </w:r>
+      <w:proofErr w:type="spellEnd"/>
+      <w:r>
+        <w:rPr>
+          <w:rFonts w:ascii="Consolas" w:eastAsia="Times New Roman" w:hAnsi="Consolas" w:cs="Times New Roman"/>
+          <w:color w:val="8000D7"/>
+          <w:sz w:val="21"/>
+          <w:szCs w:val="21"/>
+          <w:lang w:val="en-US" w:eastAsia="ru-RU"/>
+        </w:rPr>
+        <w:t>[</w:t>
       </w:r>
       <w:r>
         <w:rPr>
@@ -19479,6 +21107,7 @@
         </w:rPr>
         <w:t xml:space="preserve"> </w:t>
       </w:r>
+      <w:proofErr w:type="spellStart"/>
       <w:r>
         <w:rPr>
           <w:rFonts w:ascii="Consolas" w:eastAsia="Times New Roman" w:hAnsi="Consolas" w:cs="Times New Roman"/>
@@ -19491,6 +21120,7 @@
         </w:rPr>
         <w:t>test_country_list_view_page_title</w:t>
       </w:r>
+      <w:proofErr w:type="spellEnd"/>
       <w:r>
         <w:rPr>
           <w:rFonts w:ascii="Consolas" w:eastAsia="Times New Roman" w:hAnsi="Consolas" w:cs="Times New Roman"/>
@@ -19646,6 +21276,7 @@
         </w:rPr>
         <w:t xml:space="preserve">        response = </w:t>
       </w:r>
+      <w:proofErr w:type="spellStart"/>
       <w:r>
         <w:rPr>
           <w:rFonts w:ascii="Consolas" w:eastAsia="Times New Roman" w:hAnsi="Consolas" w:cs="Times New Roman"/>
@@ -19674,7 +21305,18 @@
           <w:szCs w:val="21"/>
           <w:lang w:val="en-US" w:eastAsia="ru-RU"/>
         </w:rPr>
-        <w:t>get(reverse(</w:t>
+        <w:t>get</w:t>
+      </w:r>
+      <w:proofErr w:type="spellEnd"/>
+      <w:r>
+        <w:rPr>
+          <w:rFonts w:ascii="Consolas" w:eastAsia="Times New Roman" w:hAnsi="Consolas" w:cs="Times New Roman"/>
+          <w:color w:val="8000D7"/>
+          <w:sz w:val="21"/>
+          <w:szCs w:val="21"/>
+          <w:lang w:val="en-US" w:eastAsia="ru-RU"/>
+        </w:rPr>
+        <w:t>(reverse(</w:t>
       </w:r>
       <w:r>
         <w:rPr>
@@ -19684,7 +21326,29 @@
           <w:szCs w:val="21"/>
           <w:lang w:val="en-US" w:eastAsia="ru-RU"/>
         </w:rPr>
-        <w:t>'guides:country_list'</w:t>
+        <w:t>'</w:t>
+      </w:r>
+      <w:proofErr w:type="spellStart"/>
+      <w:r>
+        <w:rPr>
+          <w:rFonts w:ascii="Consolas" w:eastAsia="Times New Roman" w:hAnsi="Consolas" w:cs="Times New Roman"/>
+          <w:color w:val="003EAA"/>
+          <w:sz w:val="21"/>
+          <w:szCs w:val="21"/>
+          <w:lang w:val="en-US" w:eastAsia="ru-RU"/>
+        </w:rPr>
+        <w:t>guides:country_list</w:t>
+      </w:r>
+      <w:proofErr w:type="spellEnd"/>
+      <w:r>
+        <w:rPr>
+          <w:rFonts w:ascii="Consolas" w:eastAsia="Times New Roman" w:hAnsi="Consolas" w:cs="Times New Roman"/>
+          <w:color w:val="003EAA"/>
+          <w:sz w:val="21"/>
+          <w:szCs w:val="21"/>
+          <w:lang w:val="en-US" w:eastAsia="ru-RU"/>
+        </w:rPr>
+        <w:t>'</w:t>
       </w:r>
       <w:r>
         <w:rPr>
@@ -19721,6 +21385,7 @@
         </w:rPr>
         <w:t xml:space="preserve">        </w:t>
       </w:r>
+      <w:proofErr w:type="spellStart"/>
       <w:r>
         <w:rPr>
           <w:rFonts w:ascii="Consolas" w:eastAsia="Times New Roman" w:hAnsi="Consolas" w:cs="Times New Roman"/>
@@ -19749,7 +21414,40 @@
           <w:szCs w:val="21"/>
           <w:lang w:val="en-US" w:eastAsia="ru-RU"/>
         </w:rPr>
-        <w:t xml:space="preserve">assertEqual(response.status_code, </w:t>
+        <w:t>assertEqual</w:t>
+      </w:r>
+      <w:proofErr w:type="spellEnd"/>
+      <w:r>
+        <w:rPr>
+          <w:rFonts w:ascii="Consolas" w:eastAsia="Times New Roman" w:hAnsi="Consolas" w:cs="Times New Roman"/>
+          <w:color w:val="8000D7"/>
+          <w:sz w:val="21"/>
+          <w:szCs w:val="21"/>
+          <w:lang w:val="en-US" w:eastAsia="ru-RU"/>
+        </w:rPr>
+        <w:t>(</w:t>
+      </w:r>
+      <w:proofErr w:type="spellStart"/>
+      <w:r>
+        <w:rPr>
+          <w:rFonts w:ascii="Consolas" w:eastAsia="Times New Roman" w:hAnsi="Consolas" w:cs="Times New Roman"/>
+          <w:color w:val="8000D7"/>
+          <w:sz w:val="21"/>
+          <w:szCs w:val="21"/>
+          <w:lang w:val="en-US" w:eastAsia="ru-RU"/>
+        </w:rPr>
+        <w:t>response.status_code</w:t>
+      </w:r>
+      <w:proofErr w:type="spellEnd"/>
+      <w:r>
+        <w:rPr>
+          <w:rFonts w:ascii="Consolas" w:eastAsia="Times New Roman" w:hAnsi="Consolas" w:cs="Times New Roman"/>
+          <w:color w:val="8000D7"/>
+          <w:sz w:val="21"/>
+          <w:szCs w:val="21"/>
+          <w:lang w:val="en-US" w:eastAsia="ru-RU"/>
+        </w:rPr>
+        <w:t xml:space="preserve">, </w:t>
       </w:r>
       <w:r>
         <w:rPr>
@@ -19796,6 +21494,7 @@
         </w:rPr>
         <w:t xml:space="preserve">        </w:t>
       </w:r>
+      <w:proofErr w:type="spellStart"/>
       <w:r>
         <w:rPr>
           <w:rFonts w:ascii="Consolas" w:eastAsia="Times New Roman" w:hAnsi="Consolas" w:cs="Times New Roman"/>
@@ -19824,7 +21523,18 @@
           <w:szCs w:val="21"/>
           <w:lang w:val="en-US" w:eastAsia="ru-RU"/>
         </w:rPr>
-        <w:t xml:space="preserve">assertContains(response, </w:t>
+        <w:t>assertContains</w:t>
+      </w:r>
+      <w:proofErr w:type="spellEnd"/>
+      <w:r>
+        <w:rPr>
+          <w:rFonts w:ascii="Consolas" w:eastAsia="Times New Roman" w:hAnsi="Consolas" w:cs="Times New Roman"/>
+          <w:color w:val="8000D7"/>
+          <w:sz w:val="21"/>
+          <w:szCs w:val="21"/>
+          <w:lang w:val="en-US" w:eastAsia="ru-RU"/>
+        </w:rPr>
+        <w:t xml:space="preserve">(response, </w:t>
       </w:r>
       <w:r>
         <w:rPr>
@@ -19916,6 +21626,7 @@
           <w:lang w:eastAsia="ru-RU"/>
         </w:rPr>
       </w:pPr>
+      <w:proofErr w:type="spellStart"/>
       <w:r>
         <w:rPr>
           <w:rFonts w:ascii="Consolas" w:eastAsia="Times New Roman" w:hAnsi="Consolas" w:cs="Times New Roman"/>
@@ -19926,6 +21637,7 @@
         </w:rPr>
         <w:t>class</w:t>
       </w:r>
+      <w:proofErr w:type="spellEnd"/>
       <w:r>
         <w:rPr>
           <w:rFonts w:ascii="Consolas" w:eastAsia="Times New Roman" w:hAnsi="Consolas" w:cs="Times New Roman"/>
@@ -19936,6 +21648,7 @@
         </w:rPr>
         <w:t xml:space="preserve"> </w:t>
       </w:r>
+      <w:proofErr w:type="spellStart"/>
       <w:r>
         <w:rPr>
           <w:rFonts w:ascii="Consolas" w:eastAsia="Times New Roman" w:hAnsi="Consolas" w:cs="Times New Roman"/>
@@ -19946,6 +21659,7 @@
         </w:rPr>
         <w:t>CountryCreateTest</w:t>
       </w:r>
+      <w:proofErr w:type="spellEnd"/>
       <w:r>
         <w:rPr>
           <w:rFonts w:ascii="Consolas" w:eastAsia="Times New Roman" w:hAnsi="Consolas" w:cs="Times New Roman"/>
@@ -19956,6 +21670,7 @@
         </w:rPr>
         <w:t>(</w:t>
       </w:r>
+      <w:proofErr w:type="spellStart"/>
       <w:r>
         <w:rPr>
           <w:rFonts w:ascii="Consolas" w:eastAsia="Times New Roman" w:hAnsi="Consolas" w:cs="Times New Roman"/>
@@ -19967,6 +21682,7 @@
         </w:rPr>
         <w:t>TestCase</w:t>
       </w:r>
+      <w:proofErr w:type="spellEnd"/>
       <w:r>
         <w:rPr>
           <w:rFonts w:ascii="Consolas" w:eastAsia="Times New Roman" w:hAnsi="Consolas" w:cs="Times New Roman"/>
@@ -20047,6 +21763,7 @@
         </w:rPr>
         <w:t xml:space="preserve"> </w:t>
       </w:r>
+      <w:proofErr w:type="spellStart"/>
       <w:r>
         <w:rPr>
           <w:rFonts w:ascii="Consolas" w:eastAsia="Times New Roman" w:hAnsi="Consolas" w:cs="Times New Roman"/>
@@ -20059,6 +21776,7 @@
         </w:rPr>
         <w:t>setUp</w:t>
       </w:r>
+      <w:proofErr w:type="spellEnd"/>
       <w:r>
         <w:rPr>
           <w:rFonts w:ascii="Consolas" w:eastAsia="Times New Roman" w:hAnsi="Consolas" w:cs="Times New Roman"/>
@@ -20114,6 +21832,7 @@
         </w:rPr>
         <w:t xml:space="preserve">        </w:t>
       </w:r>
+      <w:proofErr w:type="spellStart"/>
       <w:r>
         <w:rPr>
           <w:rFonts w:ascii="Consolas" w:eastAsia="Times New Roman" w:hAnsi="Consolas" w:cs="Times New Roman"/>
@@ -20132,7 +21851,29 @@
           <w:szCs w:val="21"/>
           <w:lang w:val="en-US" w:eastAsia="ru-RU"/>
         </w:rPr>
-        <w:t>.admin_user = User.objects.</w:t>
+        <w:t>.admin_user</w:t>
+      </w:r>
+      <w:proofErr w:type="spellEnd"/>
+      <w:r>
+        <w:rPr>
+          <w:rFonts w:ascii="Consolas" w:eastAsia="Times New Roman" w:hAnsi="Consolas" w:cs="Times New Roman"/>
+          <w:color w:val="4A4A4F"/>
+          <w:sz w:val="21"/>
+          <w:szCs w:val="21"/>
+          <w:lang w:val="en-US" w:eastAsia="ru-RU"/>
+        </w:rPr>
+        <w:t xml:space="preserve"> = </w:t>
+      </w:r>
+      <w:proofErr w:type="spellStart"/>
+      <w:r>
+        <w:rPr>
+          <w:rFonts w:ascii="Consolas" w:eastAsia="Times New Roman" w:hAnsi="Consolas" w:cs="Times New Roman"/>
+          <w:color w:val="4A4A4F"/>
+          <w:sz w:val="21"/>
+          <w:szCs w:val="21"/>
+          <w:lang w:val="en-US" w:eastAsia="ru-RU"/>
+        </w:rPr>
+        <w:t>User.objects.</w:t>
       </w:r>
       <w:r>
         <w:rPr>
@@ -20142,7 +21883,18 @@
           <w:szCs w:val="21"/>
           <w:lang w:val="en-US" w:eastAsia="ru-RU"/>
         </w:rPr>
-        <w:t>create_superuser(</w:t>
+        <w:t>create_superuser</w:t>
+      </w:r>
+      <w:proofErr w:type="spellEnd"/>
+      <w:r>
+        <w:rPr>
+          <w:rFonts w:ascii="Consolas" w:eastAsia="Times New Roman" w:hAnsi="Consolas" w:cs="Times New Roman"/>
+          <w:color w:val="8000D7"/>
+          <w:sz w:val="21"/>
+          <w:szCs w:val="21"/>
+          <w:lang w:val="en-US" w:eastAsia="ru-RU"/>
+        </w:rPr>
+        <w:t>(</w:t>
       </w:r>
     </w:p>
     <w:p>
@@ -20379,6 +22131,7 @@
         </w:rPr>
         <w:t xml:space="preserve">        </w:t>
       </w:r>
+      <w:proofErr w:type="spellStart"/>
       <w:r>
         <w:rPr>
           <w:rFonts w:ascii="Consolas" w:eastAsia="Times New Roman" w:hAnsi="Consolas" w:cs="Times New Roman"/>
@@ -20407,7 +22160,40 @@
           <w:szCs w:val="21"/>
           <w:lang w:val="en-US" w:eastAsia="ru-RU"/>
         </w:rPr>
-        <w:t>force_login(self.admin_user)</w:t>
+        <w:t>force_login</w:t>
+      </w:r>
+      <w:proofErr w:type="spellEnd"/>
+      <w:r>
+        <w:rPr>
+          <w:rFonts w:ascii="Consolas" w:eastAsia="Times New Roman" w:hAnsi="Consolas" w:cs="Times New Roman"/>
+          <w:color w:val="8000D7"/>
+          <w:sz w:val="21"/>
+          <w:szCs w:val="21"/>
+          <w:lang w:val="en-US" w:eastAsia="ru-RU"/>
+        </w:rPr>
+        <w:t>(</w:t>
+      </w:r>
+      <w:proofErr w:type="spellStart"/>
+      <w:r>
+        <w:rPr>
+          <w:rFonts w:ascii="Consolas" w:eastAsia="Times New Roman" w:hAnsi="Consolas" w:cs="Times New Roman"/>
+          <w:color w:val="8000D7"/>
+          <w:sz w:val="21"/>
+          <w:szCs w:val="21"/>
+          <w:lang w:val="en-US" w:eastAsia="ru-RU"/>
+        </w:rPr>
+        <w:t>self.admin_user</w:t>
+      </w:r>
+      <w:proofErr w:type="spellEnd"/>
+      <w:r>
+        <w:rPr>
+          <w:rFonts w:ascii="Consolas" w:eastAsia="Times New Roman" w:hAnsi="Consolas" w:cs="Times New Roman"/>
+          <w:color w:val="8000D7"/>
+          <w:sz w:val="21"/>
+          <w:szCs w:val="21"/>
+          <w:lang w:val="en-US" w:eastAsia="ru-RU"/>
+        </w:rPr>
+        <w:t>)</w:t>
       </w:r>
     </w:p>
     <w:p>
@@ -20449,6 +22235,7 @@
         </w:rPr>
         <w:t xml:space="preserve">    </w:t>
       </w:r>
+      <w:proofErr w:type="spellStart"/>
       <w:r>
         <w:rPr>
           <w:rFonts w:ascii="Consolas" w:eastAsia="Times New Roman" w:hAnsi="Consolas" w:cs="Times New Roman"/>
@@ -20459,6 +22246,7 @@
         </w:rPr>
         <w:t>def</w:t>
       </w:r>
+      <w:proofErr w:type="spellEnd"/>
       <w:r>
         <w:rPr>
           <w:rFonts w:ascii="Consolas" w:eastAsia="Times New Roman" w:hAnsi="Consolas" w:cs="Times New Roman"/>
@@ -20469,6 +22257,7 @@
         </w:rPr>
         <w:t xml:space="preserve"> </w:t>
       </w:r>
+      <w:proofErr w:type="spellStart"/>
       <w:r>
         <w:rPr>
           <w:rFonts w:ascii="Consolas" w:eastAsia="Times New Roman" w:hAnsi="Consolas" w:cs="Times New Roman"/>
@@ -20481,6 +22270,7 @@
         </w:rPr>
         <w:t>test_create_country_post_valid_data</w:t>
       </w:r>
+      <w:proofErr w:type="spellEnd"/>
       <w:r>
         <w:rPr>
           <w:rFonts w:ascii="Consolas" w:eastAsia="Times New Roman" w:hAnsi="Consolas" w:cs="Times New Roman"/>
@@ -20491,6 +22281,7 @@
         </w:rPr>
         <w:t>(</w:t>
       </w:r>
+      <w:proofErr w:type="spellStart"/>
       <w:r>
         <w:rPr>
           <w:rFonts w:ascii="Consolas" w:eastAsia="Times New Roman" w:hAnsi="Consolas" w:cs="Times New Roman"/>
@@ -20501,6 +22292,7 @@
         </w:rPr>
         <w:t>self</w:t>
       </w:r>
+      <w:proofErr w:type="spellEnd"/>
       <w:r>
         <w:rPr>
           <w:rFonts w:ascii="Consolas" w:eastAsia="Times New Roman" w:hAnsi="Consolas" w:cs="Times New Roman"/>
@@ -20556,6 +22348,7 @@
         </w:rPr>
         <w:t xml:space="preserve">response = </w:t>
       </w:r>
+      <w:proofErr w:type="spellStart"/>
       <w:r>
         <w:rPr>
           <w:rFonts w:ascii="Consolas" w:eastAsia="Times New Roman" w:hAnsi="Consolas" w:cs="Times New Roman"/>
@@ -20584,7 +22377,18 @@
           <w:szCs w:val="21"/>
           <w:lang w:val="en-US" w:eastAsia="ru-RU"/>
         </w:rPr>
-        <w:t>post(reverse(</w:t>
+        <w:t>post</w:t>
+      </w:r>
+      <w:proofErr w:type="spellEnd"/>
+      <w:r>
+        <w:rPr>
+          <w:rFonts w:ascii="Consolas" w:eastAsia="Times New Roman" w:hAnsi="Consolas" w:cs="Times New Roman"/>
+          <w:color w:val="8000D7"/>
+          <w:sz w:val="21"/>
+          <w:szCs w:val="21"/>
+          <w:lang w:val="en-US" w:eastAsia="ru-RU"/>
+        </w:rPr>
+        <w:t>(reverse(</w:t>
       </w:r>
       <w:r>
         <w:rPr>
@@ -20594,7 +22398,29 @@
           <w:szCs w:val="21"/>
           <w:lang w:val="en-US" w:eastAsia="ru-RU"/>
         </w:rPr>
-        <w:t>'guides:country_create'</w:t>
+        <w:t>'</w:t>
+      </w:r>
+      <w:proofErr w:type="spellStart"/>
+      <w:r>
+        <w:rPr>
+          <w:rFonts w:ascii="Consolas" w:eastAsia="Times New Roman" w:hAnsi="Consolas" w:cs="Times New Roman"/>
+          <w:color w:val="003EAA"/>
+          <w:sz w:val="21"/>
+          <w:szCs w:val="21"/>
+          <w:lang w:val="en-US" w:eastAsia="ru-RU"/>
+        </w:rPr>
+        <w:t>guides:country_create</w:t>
+      </w:r>
+      <w:proofErr w:type="spellEnd"/>
+      <w:r>
+        <w:rPr>
+          <w:rFonts w:ascii="Consolas" w:eastAsia="Times New Roman" w:hAnsi="Consolas" w:cs="Times New Roman"/>
+          <w:color w:val="003EAA"/>
+          <w:sz w:val="21"/>
+          <w:szCs w:val="21"/>
+          <w:lang w:val="en-US" w:eastAsia="ru-RU"/>
+        </w:rPr>
+        <w:t>'</w:t>
       </w:r>
       <w:r>
         <w:rPr>
@@ -20790,7 +22616,29 @@
           <w:szCs w:val="21"/>
           <w:lang w:val="en-US" w:eastAsia="ru-RU"/>
         </w:rPr>
-        <w:t>'vat_rate'</w:t>
+        <w:t>'</w:t>
+      </w:r>
+      <w:proofErr w:type="spellStart"/>
+      <w:r>
+        <w:rPr>
+          <w:rFonts w:ascii="Consolas" w:eastAsia="Times New Roman" w:hAnsi="Consolas" w:cs="Times New Roman"/>
+          <w:color w:val="003EAA"/>
+          <w:sz w:val="21"/>
+          <w:szCs w:val="21"/>
+          <w:lang w:val="en-US" w:eastAsia="ru-RU"/>
+        </w:rPr>
+        <w:t>vat_rate</w:t>
+      </w:r>
+      <w:proofErr w:type="spellEnd"/>
+      <w:r>
+        <w:rPr>
+          <w:rFonts w:ascii="Consolas" w:eastAsia="Times New Roman" w:hAnsi="Consolas" w:cs="Times New Roman"/>
+          <w:color w:val="003EAA"/>
+          <w:sz w:val="21"/>
+          <w:szCs w:val="21"/>
+          <w:lang w:val="en-US" w:eastAsia="ru-RU"/>
+        </w:rPr>
+        <w:t>'</w:t>
       </w:r>
       <w:r>
         <w:rPr>
@@ -20947,6 +22795,7 @@
         </w:rPr>
         <w:t xml:space="preserve">        </w:t>
       </w:r>
+      <w:proofErr w:type="spellStart"/>
       <w:r>
         <w:rPr>
           <w:rFonts w:ascii="Consolas" w:eastAsia="Times New Roman" w:hAnsi="Consolas" w:cs="Times New Roman"/>
@@ -20975,7 +22824,40 @@
           <w:szCs w:val="21"/>
           <w:lang w:val="en-US" w:eastAsia="ru-RU"/>
         </w:rPr>
-        <w:t xml:space="preserve">assertEqual(response.status_code, </w:t>
+        <w:t>assertEqual</w:t>
+      </w:r>
+      <w:proofErr w:type="spellEnd"/>
+      <w:r>
+        <w:rPr>
+          <w:rFonts w:ascii="Consolas" w:eastAsia="Times New Roman" w:hAnsi="Consolas" w:cs="Times New Roman"/>
+          <w:color w:val="8000D7"/>
+          <w:sz w:val="21"/>
+          <w:szCs w:val="21"/>
+          <w:lang w:val="en-US" w:eastAsia="ru-RU"/>
+        </w:rPr>
+        <w:t>(</w:t>
+      </w:r>
+      <w:proofErr w:type="spellStart"/>
+      <w:r>
+        <w:rPr>
+          <w:rFonts w:ascii="Consolas" w:eastAsia="Times New Roman" w:hAnsi="Consolas" w:cs="Times New Roman"/>
+          <w:color w:val="8000D7"/>
+          <w:sz w:val="21"/>
+          <w:szCs w:val="21"/>
+          <w:lang w:val="en-US" w:eastAsia="ru-RU"/>
+        </w:rPr>
+        <w:t>response.status_code</w:t>
+      </w:r>
+      <w:proofErr w:type="spellEnd"/>
+      <w:r>
+        <w:rPr>
+          <w:rFonts w:ascii="Consolas" w:eastAsia="Times New Roman" w:hAnsi="Consolas" w:cs="Times New Roman"/>
+          <w:color w:val="8000D7"/>
+          <w:sz w:val="21"/>
+          <w:szCs w:val="21"/>
+          <w:lang w:val="en-US" w:eastAsia="ru-RU"/>
+        </w:rPr>
+        <w:t xml:space="preserve">, </w:t>
       </w:r>
       <w:r>
         <w:rPr>
@@ -21022,6 +22904,7 @@
         </w:rPr>
         <w:t xml:space="preserve">        </w:t>
       </w:r>
+      <w:proofErr w:type="spellStart"/>
       <w:r>
         <w:rPr>
           <w:rFonts w:ascii="Consolas" w:eastAsia="Times New Roman" w:hAnsi="Consolas" w:cs="Times New Roman"/>
@@ -21050,7 +22933,40 @@
           <w:szCs w:val="21"/>
           <w:lang w:val="en-US" w:eastAsia="ru-RU"/>
         </w:rPr>
-        <w:t xml:space="preserve">assertEqual(Country.objects.count(), </w:t>
+        <w:t>assertEqual</w:t>
+      </w:r>
+      <w:proofErr w:type="spellEnd"/>
+      <w:r>
+        <w:rPr>
+          <w:rFonts w:ascii="Consolas" w:eastAsia="Times New Roman" w:hAnsi="Consolas" w:cs="Times New Roman"/>
+          <w:color w:val="8000D7"/>
+          <w:sz w:val="21"/>
+          <w:szCs w:val="21"/>
+          <w:lang w:val="en-US" w:eastAsia="ru-RU"/>
+        </w:rPr>
+        <w:t>(</w:t>
+      </w:r>
+      <w:proofErr w:type="spellStart"/>
+      <w:r>
+        <w:rPr>
+          <w:rFonts w:ascii="Consolas" w:eastAsia="Times New Roman" w:hAnsi="Consolas" w:cs="Times New Roman"/>
+          <w:color w:val="8000D7"/>
+          <w:sz w:val="21"/>
+          <w:szCs w:val="21"/>
+          <w:lang w:val="en-US" w:eastAsia="ru-RU"/>
+        </w:rPr>
+        <w:t>Country.objects.count</w:t>
+      </w:r>
+      <w:proofErr w:type="spellEnd"/>
+      <w:r>
+        <w:rPr>
+          <w:rFonts w:ascii="Consolas" w:eastAsia="Times New Roman" w:hAnsi="Consolas" w:cs="Times New Roman"/>
+          <w:color w:val="8000D7"/>
+          <w:sz w:val="21"/>
+          <w:szCs w:val="21"/>
+          <w:lang w:val="en-US" w:eastAsia="ru-RU"/>
+        </w:rPr>
+        <w:t xml:space="preserve">(), </w:t>
       </w:r>
       <w:r>
         <w:rPr>
@@ -21097,6 +23013,7 @@
         </w:rPr>
         <w:t xml:space="preserve">        </w:t>
       </w:r>
+      <w:proofErr w:type="spellStart"/>
       <w:r>
         <w:rPr>
           <w:rFonts w:ascii="Consolas" w:eastAsia="Times New Roman" w:hAnsi="Consolas" w:cs="Times New Roman"/>
@@ -21125,7 +23042,40 @@
           <w:szCs w:val="21"/>
           <w:lang w:val="en-US" w:eastAsia="ru-RU"/>
         </w:rPr>
-        <w:t>assertTrue(Country.objects.filter(</w:t>
+        <w:t>assertTrue</w:t>
+      </w:r>
+      <w:proofErr w:type="spellEnd"/>
+      <w:r>
+        <w:rPr>
+          <w:rFonts w:ascii="Consolas" w:eastAsia="Times New Roman" w:hAnsi="Consolas" w:cs="Times New Roman"/>
+          <w:color w:val="8000D7"/>
+          <w:sz w:val="21"/>
+          <w:szCs w:val="21"/>
+          <w:lang w:val="en-US" w:eastAsia="ru-RU"/>
+        </w:rPr>
+        <w:t>(</w:t>
+      </w:r>
+      <w:proofErr w:type="spellStart"/>
+      <w:r>
+        <w:rPr>
+          <w:rFonts w:ascii="Consolas" w:eastAsia="Times New Roman" w:hAnsi="Consolas" w:cs="Times New Roman"/>
+          <w:color w:val="8000D7"/>
+          <w:sz w:val="21"/>
+          <w:szCs w:val="21"/>
+          <w:lang w:val="en-US" w:eastAsia="ru-RU"/>
+        </w:rPr>
+        <w:t>Country.objects.filter</w:t>
+      </w:r>
+      <w:proofErr w:type="spellEnd"/>
+      <w:r>
+        <w:rPr>
+          <w:rFonts w:ascii="Consolas" w:eastAsia="Times New Roman" w:hAnsi="Consolas" w:cs="Times New Roman"/>
+          <w:color w:val="8000D7"/>
+          <w:sz w:val="21"/>
+          <w:szCs w:val="21"/>
+          <w:lang w:val="en-US" w:eastAsia="ru-RU"/>
+        </w:rPr>
+        <w:t>(</w:t>
       </w:r>
       <w:r>
         <w:rPr>
@@ -21227,6 +23177,7 @@
         </w:rPr>
         <w:t xml:space="preserve">    </w:t>
       </w:r>
+      <w:proofErr w:type="spellStart"/>
       <w:r>
         <w:rPr>
           <w:rFonts w:ascii="Consolas" w:eastAsia="Times New Roman" w:hAnsi="Consolas" w:cs="Times New Roman"/>
@@ -21237,6 +23188,7 @@
         </w:rPr>
         <w:t>def</w:t>
       </w:r>
+      <w:proofErr w:type="spellEnd"/>
       <w:r>
         <w:rPr>
           <w:rFonts w:ascii="Consolas" w:eastAsia="Times New Roman" w:hAnsi="Consolas" w:cs="Times New Roman"/>
@@ -21247,6 +23199,7 @@
         </w:rPr>
         <w:t xml:space="preserve"> </w:t>
       </w:r>
+      <w:proofErr w:type="spellStart"/>
       <w:r>
         <w:rPr>
           <w:rFonts w:ascii="Consolas" w:eastAsia="Times New Roman" w:hAnsi="Consolas" w:cs="Times New Roman"/>
@@ -21259,6 +23212,7 @@
         </w:rPr>
         <w:t>test_create_country_post_invalid_data</w:t>
       </w:r>
+      <w:proofErr w:type="spellEnd"/>
       <w:r>
         <w:rPr>
           <w:rFonts w:ascii="Consolas" w:eastAsia="Times New Roman" w:hAnsi="Consolas" w:cs="Times New Roman"/>
@@ -21269,6 +23223,7 @@
         </w:rPr>
         <w:t>(</w:t>
       </w:r>
+      <w:proofErr w:type="spellStart"/>
       <w:r>
         <w:rPr>
           <w:rFonts w:ascii="Consolas" w:eastAsia="Times New Roman" w:hAnsi="Consolas" w:cs="Times New Roman"/>
@@ -21279,6 +23234,7 @@
         </w:rPr>
         <w:t>self</w:t>
       </w:r>
+      <w:proofErr w:type="spellEnd"/>
       <w:r>
         <w:rPr>
           <w:rFonts w:ascii="Consolas" w:eastAsia="Times New Roman" w:hAnsi="Consolas" w:cs="Times New Roman"/>
@@ -21334,6 +23290,7 @@
         </w:rPr>
         <w:t xml:space="preserve">response = </w:t>
       </w:r>
+      <w:proofErr w:type="spellStart"/>
       <w:r>
         <w:rPr>
           <w:rFonts w:ascii="Consolas" w:eastAsia="Times New Roman" w:hAnsi="Consolas" w:cs="Times New Roman"/>
@@ -21362,7 +23319,18 @@
           <w:szCs w:val="21"/>
           <w:lang w:val="en-US" w:eastAsia="ru-RU"/>
         </w:rPr>
-        <w:t>post(reverse(</w:t>
+        <w:t>post</w:t>
+      </w:r>
+      <w:proofErr w:type="spellEnd"/>
+      <w:r>
+        <w:rPr>
+          <w:rFonts w:ascii="Consolas" w:eastAsia="Times New Roman" w:hAnsi="Consolas" w:cs="Times New Roman"/>
+          <w:color w:val="8000D7"/>
+          <w:sz w:val="21"/>
+          <w:szCs w:val="21"/>
+          <w:lang w:val="en-US" w:eastAsia="ru-RU"/>
+        </w:rPr>
+        <w:t>(reverse(</w:t>
       </w:r>
       <w:r>
         <w:rPr>
@@ -21372,7 +23340,29 @@
           <w:szCs w:val="21"/>
           <w:lang w:val="en-US" w:eastAsia="ru-RU"/>
         </w:rPr>
-        <w:t>'guides:country_create'</w:t>
+        <w:t>'</w:t>
+      </w:r>
+      <w:proofErr w:type="spellStart"/>
+      <w:r>
+        <w:rPr>
+          <w:rFonts w:ascii="Consolas" w:eastAsia="Times New Roman" w:hAnsi="Consolas" w:cs="Times New Roman"/>
+          <w:color w:val="003EAA"/>
+          <w:sz w:val="21"/>
+          <w:szCs w:val="21"/>
+          <w:lang w:val="en-US" w:eastAsia="ru-RU"/>
+        </w:rPr>
+        <w:t>guides:country_create</w:t>
+      </w:r>
+      <w:proofErr w:type="spellEnd"/>
+      <w:r>
+        <w:rPr>
+          <w:rFonts w:ascii="Consolas" w:eastAsia="Times New Roman" w:hAnsi="Consolas" w:cs="Times New Roman"/>
+          <w:color w:val="003EAA"/>
+          <w:sz w:val="21"/>
+          <w:szCs w:val="21"/>
+          <w:lang w:val="en-US" w:eastAsia="ru-RU"/>
+        </w:rPr>
+        <w:t>'</w:t>
       </w:r>
       <w:r>
         <w:rPr>
@@ -21547,7 +23537,29 @@
           <w:szCs w:val="21"/>
           <w:lang w:val="en-US" w:eastAsia="ru-RU"/>
         </w:rPr>
-        <w:t>'vat_rate'</w:t>
+        <w:t>'</w:t>
+      </w:r>
+      <w:proofErr w:type="spellStart"/>
+      <w:r>
+        <w:rPr>
+          <w:rFonts w:ascii="Consolas" w:eastAsia="Times New Roman" w:hAnsi="Consolas" w:cs="Times New Roman"/>
+          <w:color w:val="003EAA"/>
+          <w:sz w:val="21"/>
+          <w:szCs w:val="21"/>
+          <w:lang w:val="en-US" w:eastAsia="ru-RU"/>
+        </w:rPr>
+        <w:t>vat_rate</w:t>
+      </w:r>
+      <w:proofErr w:type="spellEnd"/>
+      <w:r>
+        <w:rPr>
+          <w:rFonts w:ascii="Consolas" w:eastAsia="Times New Roman" w:hAnsi="Consolas" w:cs="Times New Roman"/>
+          <w:color w:val="003EAA"/>
+          <w:sz w:val="21"/>
+          <w:szCs w:val="21"/>
+          <w:lang w:val="en-US" w:eastAsia="ru-RU"/>
+        </w:rPr>
+        <w:t>'</w:t>
       </w:r>
       <w:r>
         <w:rPr>
@@ -21704,6 +23716,7 @@
         </w:rPr>
         <w:t xml:space="preserve">        </w:t>
       </w:r>
+      <w:proofErr w:type="spellStart"/>
       <w:r>
         <w:rPr>
           <w:rFonts w:ascii="Consolas" w:eastAsia="Times New Roman" w:hAnsi="Consolas" w:cs="Times New Roman"/>
@@ -21732,7 +23745,40 @@
           <w:szCs w:val="21"/>
           <w:lang w:val="en-US" w:eastAsia="ru-RU"/>
         </w:rPr>
-        <w:t xml:space="preserve">assertEqual(response.status_code, </w:t>
+        <w:t>assertEqual</w:t>
+      </w:r>
+      <w:proofErr w:type="spellEnd"/>
+      <w:r>
+        <w:rPr>
+          <w:rFonts w:ascii="Consolas" w:eastAsia="Times New Roman" w:hAnsi="Consolas" w:cs="Times New Roman"/>
+          <w:color w:val="8000D7"/>
+          <w:sz w:val="21"/>
+          <w:szCs w:val="21"/>
+          <w:lang w:val="en-US" w:eastAsia="ru-RU"/>
+        </w:rPr>
+        <w:t>(</w:t>
+      </w:r>
+      <w:proofErr w:type="spellStart"/>
+      <w:r>
+        <w:rPr>
+          <w:rFonts w:ascii="Consolas" w:eastAsia="Times New Roman" w:hAnsi="Consolas" w:cs="Times New Roman"/>
+          <w:color w:val="8000D7"/>
+          <w:sz w:val="21"/>
+          <w:szCs w:val="21"/>
+          <w:lang w:val="en-US" w:eastAsia="ru-RU"/>
+        </w:rPr>
+        <w:t>response.status_code</w:t>
+      </w:r>
+      <w:proofErr w:type="spellEnd"/>
+      <w:r>
+        <w:rPr>
+          <w:rFonts w:ascii="Consolas" w:eastAsia="Times New Roman" w:hAnsi="Consolas" w:cs="Times New Roman"/>
+          <w:color w:val="8000D7"/>
+          <w:sz w:val="21"/>
+          <w:szCs w:val="21"/>
+          <w:lang w:val="en-US" w:eastAsia="ru-RU"/>
+        </w:rPr>
+        <w:t xml:space="preserve">, </w:t>
       </w:r>
       <w:r>
         <w:rPr>
@@ -21779,6 +23825,7 @@
         </w:rPr>
         <w:t xml:space="preserve">        </w:t>
       </w:r>
+      <w:proofErr w:type="spellStart"/>
       <w:r>
         <w:rPr>
           <w:rFonts w:ascii="Consolas" w:eastAsia="Times New Roman" w:hAnsi="Consolas" w:cs="Times New Roman"/>
@@ -21807,7 +23854,40 @@
           <w:szCs w:val="21"/>
           <w:lang w:val="en-US" w:eastAsia="ru-RU"/>
         </w:rPr>
-        <w:t xml:space="preserve">assertEqual(Country.objects.count(), </w:t>
+        <w:t>assertEqual</w:t>
+      </w:r>
+      <w:proofErr w:type="spellEnd"/>
+      <w:r>
+        <w:rPr>
+          <w:rFonts w:ascii="Consolas" w:eastAsia="Times New Roman" w:hAnsi="Consolas" w:cs="Times New Roman"/>
+          <w:color w:val="8000D7"/>
+          <w:sz w:val="21"/>
+          <w:szCs w:val="21"/>
+          <w:lang w:val="en-US" w:eastAsia="ru-RU"/>
+        </w:rPr>
+        <w:t>(</w:t>
+      </w:r>
+      <w:proofErr w:type="spellStart"/>
+      <w:r>
+        <w:rPr>
+          <w:rFonts w:ascii="Consolas" w:eastAsia="Times New Roman" w:hAnsi="Consolas" w:cs="Times New Roman"/>
+          <w:color w:val="8000D7"/>
+          <w:sz w:val="21"/>
+          <w:szCs w:val="21"/>
+          <w:lang w:val="en-US" w:eastAsia="ru-RU"/>
+        </w:rPr>
+        <w:t>Country.objects.count</w:t>
+      </w:r>
+      <w:proofErr w:type="spellEnd"/>
+      <w:r>
+        <w:rPr>
+          <w:rFonts w:ascii="Consolas" w:eastAsia="Times New Roman" w:hAnsi="Consolas" w:cs="Times New Roman"/>
+          <w:color w:val="8000D7"/>
+          <w:sz w:val="21"/>
+          <w:szCs w:val="21"/>
+          <w:lang w:val="en-US" w:eastAsia="ru-RU"/>
+        </w:rPr>
+        <w:t xml:space="preserve">(), </w:t>
       </w:r>
       <w:r>
         <w:rPr>
@@ -21869,6 +23949,7 @@
         </w:rPr>
         <w:t xml:space="preserve">    </w:t>
       </w:r>
+      <w:proofErr w:type="spellStart"/>
       <w:r>
         <w:rPr>
           <w:rFonts w:ascii="Consolas" w:eastAsia="Times New Roman" w:hAnsi="Consolas" w:cs="Times New Roman"/>
@@ -21879,6 +23960,7 @@
         </w:rPr>
         <w:t>def</w:t>
       </w:r>
+      <w:proofErr w:type="spellEnd"/>
       <w:r>
         <w:rPr>
           <w:rFonts w:ascii="Consolas" w:eastAsia="Times New Roman" w:hAnsi="Consolas" w:cs="Times New Roman"/>
@@ -21889,6 +23971,7 @@
         </w:rPr>
         <w:t xml:space="preserve"> </w:t>
       </w:r>
+      <w:proofErr w:type="spellStart"/>
       <w:r>
         <w:rPr>
           <w:rFonts w:ascii="Consolas" w:eastAsia="Times New Roman" w:hAnsi="Consolas" w:cs="Times New Roman"/>
@@ -21901,6 +23984,7 @@
         </w:rPr>
         <w:t>test_create_country_negative_vat_rate</w:t>
       </w:r>
+      <w:proofErr w:type="spellEnd"/>
       <w:r>
         <w:rPr>
           <w:rFonts w:ascii="Consolas" w:eastAsia="Times New Roman" w:hAnsi="Consolas" w:cs="Times New Roman"/>
@@ -21911,6 +23995,7 @@
         </w:rPr>
         <w:t>(</w:t>
       </w:r>
+      <w:proofErr w:type="spellStart"/>
       <w:r>
         <w:rPr>
           <w:rFonts w:ascii="Consolas" w:eastAsia="Times New Roman" w:hAnsi="Consolas" w:cs="Times New Roman"/>
@@ -21921,6 +24006,7 @@
         </w:rPr>
         <w:t>self</w:t>
       </w:r>
+      <w:proofErr w:type="spellEnd"/>
       <w:r>
         <w:rPr>
           <w:rFonts w:ascii="Consolas" w:eastAsia="Times New Roman" w:hAnsi="Consolas" w:cs="Times New Roman"/>
@@ -21976,6 +24062,7 @@
         </w:rPr>
         <w:t xml:space="preserve">response = </w:t>
       </w:r>
+      <w:proofErr w:type="spellStart"/>
       <w:r>
         <w:rPr>
           <w:rFonts w:ascii="Consolas" w:eastAsia="Times New Roman" w:hAnsi="Consolas" w:cs="Times New Roman"/>
@@ -22004,7 +24091,18 @@
           <w:szCs w:val="21"/>
           <w:lang w:val="en-US" w:eastAsia="ru-RU"/>
         </w:rPr>
-        <w:t>post(reverse(</w:t>
+        <w:t>post</w:t>
+      </w:r>
+      <w:proofErr w:type="spellEnd"/>
+      <w:r>
+        <w:rPr>
+          <w:rFonts w:ascii="Consolas" w:eastAsia="Times New Roman" w:hAnsi="Consolas" w:cs="Times New Roman"/>
+          <w:color w:val="8000D7"/>
+          <w:sz w:val="21"/>
+          <w:szCs w:val="21"/>
+          <w:lang w:val="en-US" w:eastAsia="ru-RU"/>
+        </w:rPr>
+        <w:t>(reverse(</w:t>
       </w:r>
       <w:r>
         <w:rPr>
@@ -22014,7 +24112,29 @@
           <w:szCs w:val="21"/>
           <w:lang w:val="en-US" w:eastAsia="ru-RU"/>
         </w:rPr>
-        <w:t>'guides:country_create'</w:t>
+        <w:t>'</w:t>
+      </w:r>
+      <w:proofErr w:type="spellStart"/>
+      <w:r>
+        <w:rPr>
+          <w:rFonts w:ascii="Consolas" w:eastAsia="Times New Roman" w:hAnsi="Consolas" w:cs="Times New Roman"/>
+          <w:color w:val="003EAA"/>
+          <w:sz w:val="21"/>
+          <w:szCs w:val="21"/>
+          <w:lang w:val="en-US" w:eastAsia="ru-RU"/>
+        </w:rPr>
+        <w:t>guides:country_create</w:t>
+      </w:r>
+      <w:proofErr w:type="spellEnd"/>
+      <w:r>
+        <w:rPr>
+          <w:rFonts w:ascii="Consolas" w:eastAsia="Times New Roman" w:hAnsi="Consolas" w:cs="Times New Roman"/>
+          <w:color w:val="003EAA"/>
+          <w:sz w:val="21"/>
+          <w:szCs w:val="21"/>
+          <w:lang w:val="en-US" w:eastAsia="ru-RU"/>
+        </w:rPr>
+        <w:t>'</w:t>
       </w:r>
       <w:r>
         <w:rPr>
@@ -22209,7 +24329,29 @@
           <w:szCs w:val="21"/>
           <w:lang w:val="en-US" w:eastAsia="ru-RU"/>
         </w:rPr>
-        <w:t>'vat_rate'</w:t>
+        <w:t>'</w:t>
+      </w:r>
+      <w:proofErr w:type="spellStart"/>
+      <w:r>
+        <w:rPr>
+          <w:rFonts w:ascii="Consolas" w:eastAsia="Times New Roman" w:hAnsi="Consolas" w:cs="Times New Roman"/>
+          <w:color w:val="003EAA"/>
+          <w:sz w:val="21"/>
+          <w:szCs w:val="21"/>
+          <w:lang w:val="en-US" w:eastAsia="ru-RU"/>
+        </w:rPr>
+        <w:t>vat_rate</w:t>
+      </w:r>
+      <w:proofErr w:type="spellEnd"/>
+      <w:r>
+        <w:rPr>
+          <w:rFonts w:ascii="Consolas" w:eastAsia="Times New Roman" w:hAnsi="Consolas" w:cs="Times New Roman"/>
+          <w:color w:val="003EAA"/>
+          <w:sz w:val="21"/>
+          <w:szCs w:val="21"/>
+          <w:lang w:val="en-US" w:eastAsia="ru-RU"/>
+        </w:rPr>
+        <w:t>'</w:t>
       </w:r>
       <w:r>
         <w:rPr>
@@ -22394,7 +24536,29 @@
           <w:szCs w:val="21"/>
           <w:lang w:val="en-US" w:eastAsia="ru-RU"/>
         </w:rPr>
-        <w:t xml:space="preserve"> response.status_code == </w:t>
+        <w:t xml:space="preserve"> </w:t>
+      </w:r>
+      <w:proofErr w:type="spellStart"/>
+      <w:r>
+        <w:rPr>
+          <w:rFonts w:ascii="Consolas" w:eastAsia="Times New Roman" w:hAnsi="Consolas" w:cs="Times New Roman"/>
+          <w:color w:val="4A4A4F"/>
+          <w:sz w:val="21"/>
+          <w:szCs w:val="21"/>
+          <w:lang w:val="en-US" w:eastAsia="ru-RU"/>
+        </w:rPr>
+        <w:t>response.status_code</w:t>
+      </w:r>
+      <w:proofErr w:type="spellEnd"/>
+      <w:r>
+        <w:rPr>
+          <w:rFonts w:ascii="Consolas" w:eastAsia="Times New Roman" w:hAnsi="Consolas" w:cs="Times New Roman"/>
+          <w:color w:val="4A4A4F"/>
+          <w:sz w:val="21"/>
+          <w:szCs w:val="21"/>
+          <w:lang w:val="en-US" w:eastAsia="ru-RU"/>
+        </w:rPr>
+        <w:t xml:space="preserve"> == </w:t>
       </w:r>
       <w:r>
         <w:rPr>
@@ -22441,6 +24605,7 @@
         </w:rPr>
         <w:t xml:space="preserve">            </w:t>
       </w:r>
+      <w:proofErr w:type="spellStart"/>
       <w:r>
         <w:rPr>
           <w:rFonts w:ascii="Consolas" w:eastAsia="Times New Roman" w:hAnsi="Consolas" w:cs="Times New Roman"/>
@@ -22469,7 +24634,40 @@
           <w:szCs w:val="21"/>
           <w:lang w:val="en-US" w:eastAsia="ru-RU"/>
         </w:rPr>
-        <w:t>assertTrue(Country.objects.filter(</w:t>
+        <w:t>assertTrue</w:t>
+      </w:r>
+      <w:proofErr w:type="spellEnd"/>
+      <w:r>
+        <w:rPr>
+          <w:rFonts w:ascii="Consolas" w:eastAsia="Times New Roman" w:hAnsi="Consolas" w:cs="Times New Roman"/>
+          <w:color w:val="8000D7"/>
+          <w:sz w:val="21"/>
+          <w:szCs w:val="21"/>
+          <w:lang w:val="en-US" w:eastAsia="ru-RU"/>
+        </w:rPr>
+        <w:t>(</w:t>
+      </w:r>
+      <w:proofErr w:type="spellStart"/>
+      <w:r>
+        <w:rPr>
+          <w:rFonts w:ascii="Consolas" w:eastAsia="Times New Roman" w:hAnsi="Consolas" w:cs="Times New Roman"/>
+          <w:color w:val="8000D7"/>
+          <w:sz w:val="21"/>
+          <w:szCs w:val="21"/>
+          <w:lang w:val="en-US" w:eastAsia="ru-RU"/>
+        </w:rPr>
+        <w:t>Country.objects.filter</w:t>
+      </w:r>
+      <w:proofErr w:type="spellEnd"/>
+      <w:r>
+        <w:rPr>
+          <w:rFonts w:ascii="Consolas" w:eastAsia="Times New Roman" w:hAnsi="Consolas" w:cs="Times New Roman"/>
+          <w:color w:val="8000D7"/>
+          <w:sz w:val="21"/>
+          <w:szCs w:val="21"/>
+          <w:lang w:val="en-US" w:eastAsia="ru-RU"/>
+        </w:rPr>
+        <w:t>(</w:t>
       </w:r>
       <w:r>
         <w:rPr>
@@ -22601,6 +24799,7 @@
         </w:rPr>
         <w:t xml:space="preserve">            </w:t>
       </w:r>
+      <w:proofErr w:type="spellStart"/>
       <w:r>
         <w:rPr>
           <w:rFonts w:ascii="Consolas" w:eastAsia="Times New Roman" w:hAnsi="Consolas" w:cs="Times New Roman"/>
@@ -22629,7 +24828,40 @@
           <w:szCs w:val="21"/>
           <w:lang w:val="en-US" w:eastAsia="ru-RU"/>
         </w:rPr>
-        <w:t xml:space="preserve">assertEqual(response.status_code, </w:t>
+        <w:t>assertEqual</w:t>
+      </w:r>
+      <w:proofErr w:type="spellEnd"/>
+      <w:r>
+        <w:rPr>
+          <w:rFonts w:ascii="Consolas" w:eastAsia="Times New Roman" w:hAnsi="Consolas" w:cs="Times New Roman"/>
+          <w:color w:val="8000D7"/>
+          <w:sz w:val="21"/>
+          <w:szCs w:val="21"/>
+          <w:lang w:val="en-US" w:eastAsia="ru-RU"/>
+        </w:rPr>
+        <w:t>(</w:t>
+      </w:r>
+      <w:proofErr w:type="spellStart"/>
+      <w:r>
+        <w:rPr>
+          <w:rFonts w:ascii="Consolas" w:eastAsia="Times New Roman" w:hAnsi="Consolas" w:cs="Times New Roman"/>
+          <w:color w:val="8000D7"/>
+          <w:sz w:val="21"/>
+          <w:szCs w:val="21"/>
+          <w:lang w:val="en-US" w:eastAsia="ru-RU"/>
+        </w:rPr>
+        <w:t>response.status_code</w:t>
+      </w:r>
+      <w:proofErr w:type="spellEnd"/>
+      <w:r>
+        <w:rPr>
+          <w:rFonts w:ascii="Consolas" w:eastAsia="Times New Roman" w:hAnsi="Consolas" w:cs="Times New Roman"/>
+          <w:color w:val="8000D7"/>
+          <w:sz w:val="21"/>
+          <w:szCs w:val="21"/>
+          <w:lang w:val="en-US" w:eastAsia="ru-RU"/>
+        </w:rPr>
+        <w:t xml:space="preserve">, </w:t>
       </w:r>
       <w:r>
         <w:rPr>
@@ -22676,6 +24908,7 @@
         </w:rPr>
         <w:t xml:space="preserve">            </w:t>
       </w:r>
+      <w:proofErr w:type="spellStart"/>
       <w:r>
         <w:rPr>
           <w:rFonts w:ascii="Consolas" w:eastAsia="Times New Roman" w:hAnsi="Consolas" w:cs="Times New Roman"/>
@@ -22704,7 +24937,40 @@
           <w:szCs w:val="21"/>
           <w:lang w:val="en-US" w:eastAsia="ru-RU"/>
         </w:rPr>
-        <w:t xml:space="preserve">assertEqual(Country.objects.count(), </w:t>
+        <w:t>assertEqual</w:t>
+      </w:r>
+      <w:proofErr w:type="spellEnd"/>
+      <w:r>
+        <w:rPr>
+          <w:rFonts w:ascii="Consolas" w:eastAsia="Times New Roman" w:hAnsi="Consolas" w:cs="Times New Roman"/>
+          <w:color w:val="8000D7"/>
+          <w:sz w:val="21"/>
+          <w:szCs w:val="21"/>
+          <w:lang w:val="en-US" w:eastAsia="ru-RU"/>
+        </w:rPr>
+        <w:t>(</w:t>
+      </w:r>
+      <w:proofErr w:type="spellStart"/>
+      <w:r>
+        <w:rPr>
+          <w:rFonts w:ascii="Consolas" w:eastAsia="Times New Roman" w:hAnsi="Consolas" w:cs="Times New Roman"/>
+          <w:color w:val="8000D7"/>
+          <w:sz w:val="21"/>
+          <w:szCs w:val="21"/>
+          <w:lang w:val="en-US" w:eastAsia="ru-RU"/>
+        </w:rPr>
+        <w:t>Country.objects.count</w:t>
+      </w:r>
+      <w:proofErr w:type="spellEnd"/>
+      <w:r>
+        <w:rPr>
+          <w:rFonts w:ascii="Consolas" w:eastAsia="Times New Roman" w:hAnsi="Consolas" w:cs="Times New Roman"/>
+          <w:color w:val="8000D7"/>
+          <w:sz w:val="21"/>
+          <w:szCs w:val="21"/>
+          <w:lang w:val="en-US" w:eastAsia="ru-RU"/>
+        </w:rPr>
+        <w:t xml:space="preserve">(), </w:t>
       </w:r>
       <w:r>
         <w:rPr>
@@ -22756,6 +25022,7 @@
           <w:lang w:eastAsia="ru-RU"/>
         </w:rPr>
       </w:pPr>
+      <w:proofErr w:type="spellStart"/>
       <w:r>
         <w:rPr>
           <w:rFonts w:ascii="Consolas" w:eastAsia="Times New Roman" w:hAnsi="Consolas" w:cs="Times New Roman"/>
@@ -22766,6 +25033,7 @@
         </w:rPr>
         <w:t>class</w:t>
       </w:r>
+      <w:proofErr w:type="spellEnd"/>
       <w:r>
         <w:rPr>
           <w:rFonts w:ascii="Consolas" w:eastAsia="Times New Roman" w:hAnsi="Consolas" w:cs="Times New Roman"/>
@@ -22776,6 +25044,7 @@
         </w:rPr>
         <w:t xml:space="preserve"> </w:t>
       </w:r>
+      <w:proofErr w:type="spellStart"/>
       <w:r>
         <w:rPr>
           <w:rFonts w:ascii="Consolas" w:eastAsia="Times New Roman" w:hAnsi="Consolas" w:cs="Times New Roman"/>
@@ -22786,6 +25055,7 @@
         </w:rPr>
         <w:t>CountryDeleteTest</w:t>
       </w:r>
+      <w:proofErr w:type="spellEnd"/>
       <w:r>
         <w:rPr>
           <w:rFonts w:ascii="Consolas" w:eastAsia="Times New Roman" w:hAnsi="Consolas" w:cs="Times New Roman"/>
@@ -22796,6 +25066,7 @@
         </w:rPr>
         <w:t>(</w:t>
       </w:r>
+      <w:proofErr w:type="spellStart"/>
       <w:r>
         <w:rPr>
           <w:rFonts w:ascii="Consolas" w:eastAsia="Times New Roman" w:hAnsi="Consolas" w:cs="Times New Roman"/>
@@ -22807,6 +25078,7 @@
         </w:rPr>
         <w:t>TestCase</w:t>
       </w:r>
+      <w:proofErr w:type="spellEnd"/>
       <w:r>
         <w:rPr>
           <w:rFonts w:ascii="Consolas" w:eastAsia="Times New Roman" w:hAnsi="Consolas" w:cs="Times New Roman"/>
@@ -22887,6 +25159,7 @@
         </w:rPr>
         <w:t xml:space="preserve"> </w:t>
       </w:r>
+      <w:proofErr w:type="spellStart"/>
       <w:r>
         <w:rPr>
           <w:rFonts w:ascii="Consolas" w:eastAsia="Times New Roman" w:hAnsi="Consolas" w:cs="Times New Roman"/>
@@ -22899,6 +25172,7 @@
         </w:rPr>
         <w:t>setUp</w:t>
       </w:r>
+      <w:proofErr w:type="spellEnd"/>
       <w:r>
         <w:rPr>
           <w:rFonts w:ascii="Consolas" w:eastAsia="Times New Roman" w:hAnsi="Consolas" w:cs="Times New Roman"/>
@@ -22954,6 +25228,7 @@
         </w:rPr>
         <w:t xml:space="preserve">        </w:t>
       </w:r>
+      <w:proofErr w:type="spellStart"/>
       <w:r>
         <w:rPr>
           <w:rFonts w:ascii="Consolas" w:eastAsia="Times New Roman" w:hAnsi="Consolas" w:cs="Times New Roman"/>
@@ -22972,7 +25247,29 @@
           <w:szCs w:val="21"/>
           <w:lang w:val="en-US" w:eastAsia="ru-RU"/>
         </w:rPr>
-        <w:t>.admin_user = User.objects.</w:t>
+        <w:t>.admin_user</w:t>
+      </w:r>
+      <w:proofErr w:type="spellEnd"/>
+      <w:r>
+        <w:rPr>
+          <w:rFonts w:ascii="Consolas" w:eastAsia="Times New Roman" w:hAnsi="Consolas" w:cs="Times New Roman"/>
+          <w:color w:val="4A4A4F"/>
+          <w:sz w:val="21"/>
+          <w:szCs w:val="21"/>
+          <w:lang w:val="en-US" w:eastAsia="ru-RU"/>
+        </w:rPr>
+        <w:t xml:space="preserve"> = </w:t>
+      </w:r>
+      <w:proofErr w:type="spellStart"/>
+      <w:r>
+        <w:rPr>
+          <w:rFonts w:ascii="Consolas" w:eastAsia="Times New Roman" w:hAnsi="Consolas" w:cs="Times New Roman"/>
+          <w:color w:val="4A4A4F"/>
+          <w:sz w:val="21"/>
+          <w:szCs w:val="21"/>
+          <w:lang w:val="en-US" w:eastAsia="ru-RU"/>
+        </w:rPr>
+        <w:t>User.objects.</w:t>
       </w:r>
       <w:r>
         <w:rPr>
@@ -22982,7 +25279,18 @@
           <w:szCs w:val="21"/>
           <w:lang w:val="en-US" w:eastAsia="ru-RU"/>
         </w:rPr>
-        <w:t>create_superuser(</w:t>
+        <w:t>create_superuser</w:t>
+      </w:r>
+      <w:proofErr w:type="spellEnd"/>
+      <w:r>
+        <w:rPr>
+          <w:rFonts w:ascii="Consolas" w:eastAsia="Times New Roman" w:hAnsi="Consolas" w:cs="Times New Roman"/>
+          <w:color w:val="8000D7"/>
+          <w:sz w:val="21"/>
+          <w:szCs w:val="21"/>
+          <w:lang w:val="en-US" w:eastAsia="ru-RU"/>
+        </w:rPr>
+        <w:t>(</w:t>
       </w:r>
     </w:p>
     <w:p>
@@ -23219,6 +25527,7 @@
         </w:rPr>
         <w:t xml:space="preserve">        </w:t>
       </w:r>
+      <w:proofErr w:type="spellStart"/>
       <w:r>
         <w:rPr>
           <w:rFonts w:ascii="Consolas" w:eastAsia="Times New Roman" w:hAnsi="Consolas" w:cs="Times New Roman"/>
@@ -23247,7 +25556,40 @@
           <w:szCs w:val="21"/>
           <w:lang w:val="en-US" w:eastAsia="ru-RU"/>
         </w:rPr>
-        <w:t>force_login(self.admin_user)</w:t>
+        <w:t>force_login</w:t>
+      </w:r>
+      <w:proofErr w:type="spellEnd"/>
+      <w:r>
+        <w:rPr>
+          <w:rFonts w:ascii="Consolas" w:eastAsia="Times New Roman" w:hAnsi="Consolas" w:cs="Times New Roman"/>
+          <w:color w:val="8000D7"/>
+          <w:sz w:val="21"/>
+          <w:szCs w:val="21"/>
+          <w:lang w:val="en-US" w:eastAsia="ru-RU"/>
+        </w:rPr>
+        <w:t>(</w:t>
+      </w:r>
+      <w:proofErr w:type="spellStart"/>
+      <w:r>
+        <w:rPr>
+          <w:rFonts w:ascii="Consolas" w:eastAsia="Times New Roman" w:hAnsi="Consolas" w:cs="Times New Roman"/>
+          <w:color w:val="8000D7"/>
+          <w:sz w:val="21"/>
+          <w:szCs w:val="21"/>
+          <w:lang w:val="en-US" w:eastAsia="ru-RU"/>
+        </w:rPr>
+        <w:t>self.admin_user</w:t>
+      </w:r>
+      <w:proofErr w:type="spellEnd"/>
+      <w:r>
+        <w:rPr>
+          <w:rFonts w:ascii="Consolas" w:eastAsia="Times New Roman" w:hAnsi="Consolas" w:cs="Times New Roman"/>
+          <w:color w:val="8000D7"/>
+          <w:sz w:val="21"/>
+          <w:szCs w:val="21"/>
+          <w:lang w:val="en-US" w:eastAsia="ru-RU"/>
+        </w:rPr>
+        <w:t>)</w:t>
       </w:r>
     </w:p>
     <w:p>
@@ -23274,6 +25616,7 @@
         </w:rPr>
         <w:t xml:space="preserve">        </w:t>
       </w:r>
+      <w:proofErr w:type="spellStart"/>
       <w:r>
         <w:rPr>
           <w:rFonts w:ascii="Consolas" w:eastAsia="Times New Roman" w:hAnsi="Consolas" w:cs="Times New Roman"/>
@@ -23292,7 +25635,29 @@
           <w:szCs w:val="21"/>
           <w:lang w:val="en-US" w:eastAsia="ru-RU"/>
         </w:rPr>
-        <w:t>.country = Country.objects.</w:t>
+        <w:t>.country</w:t>
+      </w:r>
+      <w:proofErr w:type="spellEnd"/>
+      <w:r>
+        <w:rPr>
+          <w:rFonts w:ascii="Consolas" w:eastAsia="Times New Roman" w:hAnsi="Consolas" w:cs="Times New Roman"/>
+          <w:color w:val="4A4A4F"/>
+          <w:sz w:val="21"/>
+          <w:szCs w:val="21"/>
+          <w:lang w:val="en-US" w:eastAsia="ru-RU"/>
+        </w:rPr>
+        <w:t xml:space="preserve"> = </w:t>
+      </w:r>
+      <w:proofErr w:type="spellStart"/>
+      <w:r>
+        <w:rPr>
+          <w:rFonts w:ascii="Consolas" w:eastAsia="Times New Roman" w:hAnsi="Consolas" w:cs="Times New Roman"/>
+          <w:color w:val="4A4A4F"/>
+          <w:sz w:val="21"/>
+          <w:szCs w:val="21"/>
+          <w:lang w:val="en-US" w:eastAsia="ru-RU"/>
+        </w:rPr>
+        <w:t>Country.objects.</w:t>
       </w:r>
       <w:r>
         <w:rPr>
@@ -23302,7 +25667,18 @@
           <w:szCs w:val="21"/>
           <w:lang w:val="en-US" w:eastAsia="ru-RU"/>
         </w:rPr>
-        <w:t>create(</w:t>
+        <w:t>create</w:t>
+      </w:r>
+      <w:proofErr w:type="spellEnd"/>
+      <w:r>
+        <w:rPr>
+          <w:rFonts w:ascii="Consolas" w:eastAsia="Times New Roman" w:hAnsi="Consolas" w:cs="Times New Roman"/>
+          <w:color w:val="8000D7"/>
+          <w:sz w:val="21"/>
+          <w:szCs w:val="21"/>
+          <w:lang w:val="en-US" w:eastAsia="ru-RU"/>
+        </w:rPr>
+        <w:t>(</w:t>
       </w:r>
     </w:p>
     <w:p>
@@ -23479,6 +25855,7 @@
         </w:rPr>
         <w:t xml:space="preserve">            </w:t>
       </w:r>
+      <w:proofErr w:type="spellStart"/>
       <w:r>
         <w:rPr>
           <w:rFonts w:ascii="Consolas" w:eastAsia="Times New Roman" w:hAnsi="Consolas" w:cs="Times New Roman"/>
@@ -23489,6 +25866,7 @@
         </w:rPr>
         <w:t>vat_rate</w:t>
       </w:r>
+      <w:proofErr w:type="spellEnd"/>
       <w:r>
         <w:rPr>
           <w:rFonts w:ascii="Consolas" w:eastAsia="Times New Roman" w:hAnsi="Consolas" w:cs="Times New Roman"/>
@@ -23531,38 +25909,58 @@
           <w:color w:val="4A4A4F"/>
           <w:sz w:val="21"/>
           <w:szCs w:val="21"/>
+          <w:lang w:val="en-US" w:eastAsia="ru-RU"/>
+        </w:rPr>
+      </w:pPr>
+      <w:r>
+        <w:rPr>
+          <w:rFonts w:ascii="Consolas" w:eastAsia="Times New Roman" w:hAnsi="Consolas" w:cs="Times New Roman"/>
+          <w:color w:val="8000D7"/>
+          <w:sz w:val="21"/>
+          <w:szCs w:val="21"/>
+          <w:lang w:val="en-US" w:eastAsia="ru-RU"/>
+        </w:rPr>
+        <w:t xml:space="preserve">            </w:t>
+      </w:r>
+      <w:r>
+        <w:rPr>
+          <w:rFonts w:ascii="Consolas" w:eastAsia="Times New Roman" w:hAnsi="Consolas" w:cs="Times New Roman"/>
+          <w:color w:val="0074E8"/>
+          <w:sz w:val="21"/>
+          <w:szCs w:val="21"/>
+          <w:lang w:val="en-US" w:eastAsia="ru-RU"/>
+        </w:rPr>
+        <w:t>language</w:t>
+      </w:r>
+      <w:r>
+        <w:rPr>
+          <w:rFonts w:ascii="Consolas" w:eastAsia="Times New Roman" w:hAnsi="Consolas" w:cs="Times New Roman"/>
+          <w:color w:val="4A4A4F"/>
+          <w:sz w:val="21"/>
+          <w:szCs w:val="21"/>
+          <w:lang w:val="en-US" w:eastAsia="ru-RU"/>
+        </w:rPr>
+        <w:t>=</w:t>
+      </w:r>
+      <w:r>
+        <w:rPr>
+          <w:rFonts w:ascii="Consolas" w:eastAsia="Times New Roman" w:hAnsi="Consolas" w:cs="Times New Roman"/>
+          <w:color w:val="003EAA"/>
+          <w:sz w:val="21"/>
+          <w:szCs w:val="21"/>
+          <w:lang w:val="en-US" w:eastAsia="ru-RU"/>
+        </w:rPr>
+        <w:t>'</w:t>
+      </w:r>
+      <w:r>
+        <w:rPr>
+          <w:rFonts w:ascii="Consolas" w:eastAsia="Times New Roman" w:hAnsi="Consolas" w:cs="Times New Roman"/>
+          <w:color w:val="003EAA"/>
+          <w:sz w:val="21"/>
+          <w:szCs w:val="21"/>
           <w:lang w:eastAsia="ru-RU"/>
         </w:rPr>
-      </w:pPr>
-      <w:r>
-        <w:rPr>
-          <w:rFonts w:ascii="Consolas" w:eastAsia="Times New Roman" w:hAnsi="Consolas" w:cs="Times New Roman"/>
-          <w:color w:val="8000D7"/>
-          <w:sz w:val="21"/>
-          <w:szCs w:val="21"/>
-          <w:lang w:val="en-US" w:eastAsia="ru-RU"/>
-        </w:rPr>
-        <w:t xml:space="preserve">            </w:t>
-      </w:r>
-      <w:r>
-        <w:rPr>
-          <w:rFonts w:ascii="Consolas" w:eastAsia="Times New Roman" w:hAnsi="Consolas" w:cs="Times New Roman"/>
-          <w:color w:val="0074E8"/>
-          <w:sz w:val="21"/>
-          <w:szCs w:val="21"/>
-          <w:lang w:eastAsia="ru-RU"/>
-        </w:rPr>
-        <w:t>language</w:t>
-      </w:r>
-      <w:r>
-        <w:rPr>
-          <w:rFonts w:ascii="Consolas" w:eastAsia="Times New Roman" w:hAnsi="Consolas" w:cs="Times New Roman"/>
-          <w:color w:val="4A4A4F"/>
-          <w:sz w:val="21"/>
-          <w:szCs w:val="21"/>
-          <w:lang w:eastAsia="ru-RU"/>
-        </w:rPr>
-        <w:t>=</w:t>
+        <w:t>Тайский</w:t>
       </w:r>
       <w:r>
         <w:rPr>
@@ -23570,9 +25968,9 @@
           <w:color w:val="003EAA"/>
           <w:sz w:val="21"/>
           <w:szCs w:val="21"/>
-          <w:lang w:eastAsia="ru-RU"/>
-        </w:rPr>
-        <w:t>'Тайский'</w:t>
+          <w:lang w:val="en-US" w:eastAsia="ru-RU"/>
+        </w:rPr>
+        <w:t>'</w:t>
       </w:r>
     </w:p>
     <w:p>
@@ -23586,7 +25984,7 @@
           <w:color w:val="4A4A4F"/>
           <w:sz w:val="21"/>
           <w:szCs w:val="21"/>
-          <w:lang w:eastAsia="ru-RU"/>
+          <w:lang w:val="en-US" w:eastAsia="ru-RU"/>
         </w:rPr>
       </w:pPr>
       <w:r>
@@ -23595,7 +25993,7 @@
           <w:color w:val="8000D7"/>
           <w:sz w:val="21"/>
           <w:szCs w:val="21"/>
-          <w:lang w:eastAsia="ru-RU"/>
+          <w:lang w:val="en-US" w:eastAsia="ru-RU"/>
         </w:rPr>
         <w:t>        )</w:t>
       </w:r>
@@ -23611,7 +26009,7 @@
           <w:color w:val="4A4A4F"/>
           <w:sz w:val="21"/>
           <w:szCs w:val="21"/>
-          <w:lang w:eastAsia="ru-RU"/>
+          <w:lang w:val="en-US" w:eastAsia="ru-RU"/>
         </w:rPr>
       </w:pPr>
     </w:p>
@@ -23635,7 +26033,7 @@
           <w:color w:val="4A4A4F"/>
           <w:sz w:val="21"/>
           <w:szCs w:val="21"/>
-          <w:lang w:eastAsia="ru-RU"/>
+          <w:lang w:val="en-US" w:eastAsia="ru-RU"/>
         </w:rPr>
         <w:lastRenderedPageBreak/>
         <w:t xml:space="preserve">    </w:t>
@@ -23660,6 +26058,7 @@
         </w:rPr>
         <w:t xml:space="preserve"> </w:t>
       </w:r>
+      <w:proofErr w:type="spellStart"/>
       <w:r>
         <w:rPr>
           <w:rFonts w:ascii="Consolas" w:eastAsia="Times New Roman" w:hAnsi="Consolas" w:cs="Times New Roman"/>
@@ -23672,6 +26071,7 @@
         </w:rPr>
         <w:t>test_delete_country_with_admin_login</w:t>
       </w:r>
+      <w:proofErr w:type="spellEnd"/>
       <w:r>
         <w:rPr>
           <w:rFonts w:ascii="Consolas" w:eastAsia="Times New Roman" w:hAnsi="Consolas" w:cs="Times New Roman"/>
@@ -23797,6 +26197,7 @@
         </w:rPr>
         <w:t xml:space="preserve">        response = </w:t>
       </w:r>
+      <w:proofErr w:type="spellStart"/>
       <w:r>
         <w:rPr>
           <w:rFonts w:ascii="Consolas" w:eastAsia="Times New Roman" w:hAnsi="Consolas" w:cs="Times New Roman"/>
@@ -23825,7 +26226,18 @@
           <w:szCs w:val="21"/>
           <w:lang w:val="en-US" w:eastAsia="ru-RU"/>
         </w:rPr>
-        <w:t>post(reverse(</w:t>
+        <w:t>post</w:t>
+      </w:r>
+      <w:proofErr w:type="spellEnd"/>
+      <w:r>
+        <w:rPr>
+          <w:rFonts w:ascii="Consolas" w:eastAsia="Times New Roman" w:hAnsi="Consolas" w:cs="Times New Roman"/>
+          <w:color w:val="8000D7"/>
+          <w:sz w:val="21"/>
+          <w:szCs w:val="21"/>
+          <w:lang w:val="en-US" w:eastAsia="ru-RU"/>
+        </w:rPr>
+        <w:t>(reverse(</w:t>
       </w:r>
       <w:r>
         <w:rPr>
@@ -23835,7 +26247,29 @@
           <w:szCs w:val="21"/>
           <w:lang w:val="en-US" w:eastAsia="ru-RU"/>
         </w:rPr>
-        <w:t>'guides:country_delete'</w:t>
+        <w:t>'</w:t>
+      </w:r>
+      <w:proofErr w:type="spellStart"/>
+      <w:r>
+        <w:rPr>
+          <w:rFonts w:ascii="Consolas" w:eastAsia="Times New Roman" w:hAnsi="Consolas" w:cs="Times New Roman"/>
+          <w:color w:val="003EAA"/>
+          <w:sz w:val="21"/>
+          <w:szCs w:val="21"/>
+          <w:lang w:val="en-US" w:eastAsia="ru-RU"/>
+        </w:rPr>
+        <w:t>guides:country_delete</w:t>
+      </w:r>
+      <w:proofErr w:type="spellEnd"/>
+      <w:r>
+        <w:rPr>
+          <w:rFonts w:ascii="Consolas" w:eastAsia="Times New Roman" w:hAnsi="Consolas" w:cs="Times New Roman"/>
+          <w:color w:val="003EAA"/>
+          <w:sz w:val="21"/>
+          <w:szCs w:val="21"/>
+          <w:lang w:val="en-US" w:eastAsia="ru-RU"/>
+        </w:rPr>
+        <w:t>'</w:t>
       </w:r>
       <w:r>
         <w:rPr>
@@ -23847,6 +26281,7 @@
         </w:rPr>
         <w:t xml:space="preserve">, </w:t>
       </w:r>
+      <w:proofErr w:type="spellStart"/>
       <w:r>
         <w:rPr>
           <w:rFonts w:ascii="Consolas" w:eastAsia="Times New Roman" w:hAnsi="Consolas" w:cs="Times New Roman"/>
@@ -23857,6 +26292,7 @@
         </w:rPr>
         <w:t>args</w:t>
       </w:r>
+      <w:proofErr w:type="spellEnd"/>
       <w:r>
         <w:rPr>
           <w:rFonts w:ascii="Consolas" w:eastAsia="Times New Roman" w:hAnsi="Consolas" w:cs="Times New Roman"/>
@@ -23902,6 +26338,7 @@
         </w:rPr>
         <w:t xml:space="preserve">        </w:t>
       </w:r>
+      <w:proofErr w:type="spellStart"/>
       <w:r>
         <w:rPr>
           <w:rFonts w:ascii="Consolas" w:eastAsia="Times New Roman" w:hAnsi="Consolas" w:cs="Times New Roman"/>
@@ -23930,7 +26367,40 @@
           <w:szCs w:val="21"/>
           <w:lang w:val="en-US" w:eastAsia="ru-RU"/>
         </w:rPr>
-        <w:t xml:space="preserve">assertEqual(response.status_code, </w:t>
+        <w:t>assertEqual</w:t>
+      </w:r>
+      <w:proofErr w:type="spellEnd"/>
+      <w:r>
+        <w:rPr>
+          <w:rFonts w:ascii="Consolas" w:eastAsia="Times New Roman" w:hAnsi="Consolas" w:cs="Times New Roman"/>
+          <w:color w:val="8000D7"/>
+          <w:sz w:val="21"/>
+          <w:szCs w:val="21"/>
+          <w:lang w:val="en-US" w:eastAsia="ru-RU"/>
+        </w:rPr>
+        <w:t>(</w:t>
+      </w:r>
+      <w:proofErr w:type="spellStart"/>
+      <w:r>
+        <w:rPr>
+          <w:rFonts w:ascii="Consolas" w:eastAsia="Times New Roman" w:hAnsi="Consolas" w:cs="Times New Roman"/>
+          <w:color w:val="8000D7"/>
+          <w:sz w:val="21"/>
+          <w:szCs w:val="21"/>
+          <w:lang w:val="en-US" w:eastAsia="ru-RU"/>
+        </w:rPr>
+        <w:t>response.status_code</w:t>
+      </w:r>
+      <w:proofErr w:type="spellEnd"/>
+      <w:r>
+        <w:rPr>
+          <w:rFonts w:ascii="Consolas" w:eastAsia="Times New Roman" w:hAnsi="Consolas" w:cs="Times New Roman"/>
+          <w:color w:val="8000D7"/>
+          <w:sz w:val="21"/>
+          <w:szCs w:val="21"/>
+          <w:lang w:val="en-US" w:eastAsia="ru-RU"/>
+        </w:rPr>
+        <w:t xml:space="preserve">, </w:t>
       </w:r>
       <w:r>
         <w:rPr>
@@ -24097,6 +26567,7 @@
         </w:rPr>
         <w:t xml:space="preserve"> </w:t>
       </w:r>
+      <w:proofErr w:type="spellStart"/>
       <w:r>
         <w:rPr>
           <w:rFonts w:ascii="Consolas" w:eastAsia="Times New Roman" w:hAnsi="Consolas" w:cs="Times New Roman"/>
@@ -24109,6 +26580,7 @@
         </w:rPr>
         <w:t>test_delete_nonexistent_country</w:t>
       </w:r>
+      <w:proofErr w:type="spellEnd"/>
       <w:r>
         <w:rPr>
           <w:rFonts w:ascii="Consolas" w:eastAsia="Times New Roman" w:hAnsi="Consolas" w:cs="Times New Roman"/>
@@ -24224,6 +26696,7 @@
         </w:rPr>
         <w:t xml:space="preserve">        response = </w:t>
       </w:r>
+      <w:proofErr w:type="spellStart"/>
       <w:r>
         <w:rPr>
           <w:rFonts w:ascii="Consolas" w:eastAsia="Times New Roman" w:hAnsi="Consolas" w:cs="Times New Roman"/>
@@ -24252,7 +26725,18 @@
           <w:szCs w:val="21"/>
           <w:lang w:val="en-US" w:eastAsia="ru-RU"/>
         </w:rPr>
-        <w:t>post(reverse(</w:t>
+        <w:t>post</w:t>
+      </w:r>
+      <w:proofErr w:type="spellEnd"/>
+      <w:r>
+        <w:rPr>
+          <w:rFonts w:ascii="Consolas" w:eastAsia="Times New Roman" w:hAnsi="Consolas" w:cs="Times New Roman"/>
+          <w:color w:val="8000D7"/>
+          <w:sz w:val="21"/>
+          <w:szCs w:val="21"/>
+          <w:lang w:val="en-US" w:eastAsia="ru-RU"/>
+        </w:rPr>
+        <w:t>(reverse(</w:t>
       </w:r>
       <w:r>
         <w:rPr>
@@ -24262,7 +26746,29 @@
           <w:szCs w:val="21"/>
           <w:lang w:val="en-US" w:eastAsia="ru-RU"/>
         </w:rPr>
-        <w:t>'guides:country_delete'</w:t>
+        <w:t>'</w:t>
+      </w:r>
+      <w:proofErr w:type="spellStart"/>
+      <w:r>
+        <w:rPr>
+          <w:rFonts w:ascii="Consolas" w:eastAsia="Times New Roman" w:hAnsi="Consolas" w:cs="Times New Roman"/>
+          <w:color w:val="003EAA"/>
+          <w:sz w:val="21"/>
+          <w:szCs w:val="21"/>
+          <w:lang w:val="en-US" w:eastAsia="ru-RU"/>
+        </w:rPr>
+        <w:t>guides:country_delete</w:t>
+      </w:r>
+      <w:proofErr w:type="spellEnd"/>
+      <w:r>
+        <w:rPr>
+          <w:rFonts w:ascii="Consolas" w:eastAsia="Times New Roman" w:hAnsi="Consolas" w:cs="Times New Roman"/>
+          <w:color w:val="003EAA"/>
+          <w:sz w:val="21"/>
+          <w:szCs w:val="21"/>
+          <w:lang w:val="en-US" w:eastAsia="ru-RU"/>
+        </w:rPr>
+        <w:t>'</w:t>
       </w:r>
       <w:r>
         <w:rPr>
@@ -24274,6 +26780,7 @@
         </w:rPr>
         <w:t xml:space="preserve">, </w:t>
       </w:r>
+      <w:proofErr w:type="spellStart"/>
       <w:r>
         <w:rPr>
           <w:rFonts w:ascii="Consolas" w:eastAsia="Times New Roman" w:hAnsi="Consolas" w:cs="Times New Roman"/>
@@ -24284,6 +26791,7 @@
         </w:rPr>
         <w:t>args</w:t>
       </w:r>
+      <w:proofErr w:type="spellEnd"/>
       <w:r>
         <w:rPr>
           <w:rFonts w:ascii="Consolas" w:eastAsia="Times New Roman" w:hAnsi="Consolas" w:cs="Times New Roman"/>
@@ -24349,6 +26857,7 @@
         </w:rPr>
         <w:t xml:space="preserve">        </w:t>
       </w:r>
+      <w:proofErr w:type="spellStart"/>
       <w:r>
         <w:rPr>
           <w:rFonts w:ascii="Consolas" w:eastAsia="Times New Roman" w:hAnsi="Consolas" w:cs="Times New Roman"/>
@@ -24377,7 +26886,40 @@
           <w:szCs w:val="21"/>
           <w:lang w:val="en-US" w:eastAsia="ru-RU"/>
         </w:rPr>
-        <w:t xml:space="preserve">assertEqual(response.status_code, </w:t>
+        <w:t>assertEqual</w:t>
+      </w:r>
+      <w:proofErr w:type="spellEnd"/>
+      <w:r>
+        <w:rPr>
+          <w:rFonts w:ascii="Consolas" w:eastAsia="Times New Roman" w:hAnsi="Consolas" w:cs="Times New Roman"/>
+          <w:color w:val="8000D7"/>
+          <w:sz w:val="21"/>
+          <w:szCs w:val="21"/>
+          <w:lang w:val="en-US" w:eastAsia="ru-RU"/>
+        </w:rPr>
+        <w:t>(</w:t>
+      </w:r>
+      <w:proofErr w:type="spellStart"/>
+      <w:r>
+        <w:rPr>
+          <w:rFonts w:ascii="Consolas" w:eastAsia="Times New Roman" w:hAnsi="Consolas" w:cs="Times New Roman"/>
+          <w:color w:val="8000D7"/>
+          <w:sz w:val="21"/>
+          <w:szCs w:val="21"/>
+          <w:lang w:val="en-US" w:eastAsia="ru-RU"/>
+        </w:rPr>
+        <w:t>response.status_code</w:t>
+      </w:r>
+      <w:proofErr w:type="spellEnd"/>
+      <w:r>
+        <w:rPr>
+          <w:rFonts w:ascii="Consolas" w:eastAsia="Times New Roman" w:hAnsi="Consolas" w:cs="Times New Roman"/>
+          <w:color w:val="8000D7"/>
+          <w:sz w:val="21"/>
+          <w:szCs w:val="21"/>
+          <w:lang w:val="en-US" w:eastAsia="ru-RU"/>
+        </w:rPr>
+        <w:t xml:space="preserve">, </w:t>
       </w:r>
       <w:r>
         <w:rPr>
@@ -24459,6 +27001,7 @@
         </w:rPr>
         <w:t xml:space="preserve"> </w:t>
       </w:r>
+      <w:proofErr w:type="spellStart"/>
       <w:r>
         <w:rPr>
           <w:rFonts w:ascii="Consolas" w:eastAsia="Times New Roman" w:hAnsi="Consolas" w:cs="Times New Roman"/>
@@ -24471,6 +27014,7 @@
         </w:rPr>
         <w:t>test_delete_country_without_admin_login</w:t>
       </w:r>
+      <w:proofErr w:type="spellEnd"/>
       <w:r>
         <w:rPr>
           <w:rFonts w:ascii="Consolas" w:eastAsia="Times New Roman" w:hAnsi="Consolas" w:cs="Times New Roman"/>
@@ -24606,6 +27150,7 @@
         </w:rPr>
         <w:t xml:space="preserve">        </w:t>
       </w:r>
+      <w:proofErr w:type="spellStart"/>
       <w:r>
         <w:rPr>
           <w:rFonts w:ascii="Consolas" w:eastAsia="Times New Roman" w:hAnsi="Consolas" w:cs="Times New Roman"/>
@@ -24634,7 +27179,18 @@
           <w:szCs w:val="21"/>
           <w:lang w:val="en-US" w:eastAsia="ru-RU"/>
         </w:rPr>
-        <w:t>logout()</w:t>
+        <w:t>logout</w:t>
+      </w:r>
+      <w:proofErr w:type="spellEnd"/>
+      <w:r>
+        <w:rPr>
+          <w:rFonts w:ascii="Consolas" w:eastAsia="Times New Roman" w:hAnsi="Consolas" w:cs="Times New Roman"/>
+          <w:color w:val="8000D7"/>
+          <w:sz w:val="21"/>
+          <w:szCs w:val="21"/>
+          <w:lang w:val="en-US" w:eastAsia="ru-RU"/>
+        </w:rPr>
+        <w:t>()</w:t>
       </w:r>
     </w:p>
     <w:p>
@@ -24661,6 +27217,7 @@
         </w:rPr>
         <w:t xml:space="preserve">        response = </w:t>
       </w:r>
+      <w:proofErr w:type="spellStart"/>
       <w:r>
         <w:rPr>
           <w:rFonts w:ascii="Consolas" w:eastAsia="Times New Roman" w:hAnsi="Consolas" w:cs="Times New Roman"/>
@@ -24689,7 +27246,18 @@
           <w:szCs w:val="21"/>
           <w:lang w:val="en-US" w:eastAsia="ru-RU"/>
         </w:rPr>
-        <w:t>post(reverse(</w:t>
+        <w:t>post</w:t>
+      </w:r>
+      <w:proofErr w:type="spellEnd"/>
+      <w:r>
+        <w:rPr>
+          <w:rFonts w:ascii="Consolas" w:eastAsia="Times New Roman" w:hAnsi="Consolas" w:cs="Times New Roman"/>
+          <w:color w:val="8000D7"/>
+          <w:sz w:val="21"/>
+          <w:szCs w:val="21"/>
+          <w:lang w:val="en-US" w:eastAsia="ru-RU"/>
+        </w:rPr>
+        <w:t>(reverse(</w:t>
       </w:r>
       <w:r>
         <w:rPr>
@@ -24699,7 +27267,29 @@
           <w:szCs w:val="21"/>
           <w:lang w:val="en-US" w:eastAsia="ru-RU"/>
         </w:rPr>
-        <w:t>'guides:country_delete'</w:t>
+        <w:t>'</w:t>
+      </w:r>
+      <w:proofErr w:type="spellStart"/>
+      <w:r>
+        <w:rPr>
+          <w:rFonts w:ascii="Consolas" w:eastAsia="Times New Roman" w:hAnsi="Consolas" w:cs="Times New Roman"/>
+          <w:color w:val="003EAA"/>
+          <w:sz w:val="21"/>
+          <w:szCs w:val="21"/>
+          <w:lang w:val="en-US" w:eastAsia="ru-RU"/>
+        </w:rPr>
+        <w:t>guides:country_delete</w:t>
+      </w:r>
+      <w:proofErr w:type="spellEnd"/>
+      <w:r>
+        <w:rPr>
+          <w:rFonts w:ascii="Consolas" w:eastAsia="Times New Roman" w:hAnsi="Consolas" w:cs="Times New Roman"/>
+          <w:color w:val="003EAA"/>
+          <w:sz w:val="21"/>
+          <w:szCs w:val="21"/>
+          <w:lang w:val="en-US" w:eastAsia="ru-RU"/>
+        </w:rPr>
+        <w:t>'</w:t>
       </w:r>
       <w:r>
         <w:rPr>
@@ -24711,6 +27301,7 @@
         </w:rPr>
         <w:t xml:space="preserve">, </w:t>
       </w:r>
+      <w:proofErr w:type="spellStart"/>
       <w:r>
         <w:rPr>
           <w:rFonts w:ascii="Consolas" w:eastAsia="Times New Roman" w:hAnsi="Consolas" w:cs="Times New Roman"/>
@@ -24721,6 +27312,7 @@
         </w:rPr>
         <w:t>args</w:t>
       </w:r>
+      <w:proofErr w:type="spellEnd"/>
       <w:r>
         <w:rPr>
           <w:rFonts w:ascii="Consolas" w:eastAsia="Times New Roman" w:hAnsi="Consolas" w:cs="Times New Roman"/>
@@ -24766,6 +27358,7 @@
         </w:rPr>
         <w:t xml:space="preserve">        </w:t>
       </w:r>
+      <w:proofErr w:type="spellStart"/>
       <w:r>
         <w:rPr>
           <w:rFonts w:ascii="Consolas" w:eastAsia="Times New Roman" w:hAnsi="Consolas" w:cs="Times New Roman"/>
@@ -24794,7 +27387,40 @@
           <w:szCs w:val="21"/>
           <w:lang w:val="en-US" w:eastAsia="ru-RU"/>
         </w:rPr>
-        <w:t xml:space="preserve">assertEqual(response.status_code, </w:t>
+        <w:t>assertEqual</w:t>
+      </w:r>
+      <w:proofErr w:type="spellEnd"/>
+      <w:r>
+        <w:rPr>
+          <w:rFonts w:ascii="Consolas" w:eastAsia="Times New Roman" w:hAnsi="Consolas" w:cs="Times New Roman"/>
+          <w:color w:val="8000D7"/>
+          <w:sz w:val="21"/>
+          <w:szCs w:val="21"/>
+          <w:lang w:val="en-US" w:eastAsia="ru-RU"/>
+        </w:rPr>
+        <w:t>(</w:t>
+      </w:r>
+      <w:proofErr w:type="spellStart"/>
+      <w:r>
+        <w:rPr>
+          <w:rFonts w:ascii="Consolas" w:eastAsia="Times New Roman" w:hAnsi="Consolas" w:cs="Times New Roman"/>
+          <w:color w:val="8000D7"/>
+          <w:sz w:val="21"/>
+          <w:szCs w:val="21"/>
+          <w:lang w:val="en-US" w:eastAsia="ru-RU"/>
+        </w:rPr>
+        <w:t>response.status_code</w:t>
+      </w:r>
+      <w:proofErr w:type="spellEnd"/>
+      <w:r>
+        <w:rPr>
+          <w:rFonts w:ascii="Consolas" w:eastAsia="Times New Roman" w:hAnsi="Consolas" w:cs="Times New Roman"/>
+          <w:color w:val="8000D7"/>
+          <w:sz w:val="21"/>
+          <w:szCs w:val="21"/>
+          <w:lang w:val="en-US" w:eastAsia="ru-RU"/>
+        </w:rPr>
+        <w:t xml:space="preserve">, </w:t>
       </w:r>
       <w:r>
         <w:rPr>
@@ -24919,51 +27545,243 @@
     </w:p>
     <w:p>
       <w:r>
-        <w:t>1. Тест test_country_list_view_contains_countries (класс CountryListViewTest) проверяет, что на странице списка стран отображаются все шесть предварительно созданных стран (Мексика, Бразилия, Дания, Япония, Марокко, Австралия). Для этого выполняется GET-запрос к странице со списком стран, после чего проверяется код ответа (должен быть 200) и наличие названий каждой страны в теле ответа.</w:t>
-      </w:r>
-    </w:p>
-    <w:p>
-      <w:r>
-        <w:t>2. Тест test_country_list_view_count (класс CountryListViewTest) проверяет, что в контекст страницы списка стран передаётся правильное количество объектов — ровно 6 стран. После выполнения GET-запроса проверяется код ответа 200, а затем длина списка response.context['countries'] должна равняться 6.</w:t>
-      </w:r>
-    </w:p>
-    <w:p>
-      <w:r>
-        <w:t>3. Тест test_country_list_view_page_title (класс CountryListViewTest) проверяет корректность заголовка страницы списка стран. После выполнения GET-запроса проверяется код ответа 200 и наличие в теле страницы заголовка «Страны мира», что подтверждает использование правильного шаблона и корректное отображение страницы.</w:t>
-      </w:r>
-    </w:p>
-    <w:p>
-      <w:r>
-        <w:t>4. Тест test_create_country_post_valid_data (класс CountryCreateTest) проверяет успешное добавление новой страны с корректными данными. Выпол</w:t>
+        <w:t xml:space="preserve">1. Тест </w:t>
+      </w:r>
+      <w:proofErr w:type="spellStart"/>
+      <w:r>
+        <w:t>test_country_list_view_contains_countries</w:t>
+      </w:r>
+      <w:proofErr w:type="spellEnd"/>
+      <w:r>
+        <w:t xml:space="preserve"> (класс </w:t>
+      </w:r>
+      <w:proofErr w:type="spellStart"/>
+      <w:r>
+        <w:t>CountryListViewTest</w:t>
+      </w:r>
+      <w:proofErr w:type="spellEnd"/>
+      <w:r>
+        <w:t>) проверяет, что на странице списка стран отображаются все шесть предварительно созданных стран (Мексика, Бразилия, Дания, Япония, Марокко, Австралия). Для этого выполняется GET-запрос к странице со списком стран, после чего проверяется код ответа (должен быть 200) и наличие названий каждой страны в теле ответа.</w:t>
+      </w:r>
+    </w:p>
+    <w:p>
+      <w:r>
+        <w:t xml:space="preserve">2. Тест </w:t>
+      </w:r>
+      <w:proofErr w:type="spellStart"/>
+      <w:r>
+        <w:t>test_country_list_view_count</w:t>
+      </w:r>
+      <w:proofErr w:type="spellEnd"/>
+      <w:r>
+        <w:t xml:space="preserve"> (класс </w:t>
+      </w:r>
+      <w:proofErr w:type="spellStart"/>
+      <w:r>
+        <w:t>CountryListViewTest</w:t>
+      </w:r>
+      <w:proofErr w:type="spellEnd"/>
+      <w:r>
+        <w:t xml:space="preserve">) проверяет, что в контекст страницы списка стран передаётся правильное количество объектов — ровно 6 стран. После выполнения GET-запроса проверяется код ответа 200, а затем длина списка </w:t>
+      </w:r>
+      <w:proofErr w:type="spellStart"/>
+      <w:r>
+        <w:t>response.context</w:t>
+      </w:r>
+      <w:proofErr w:type="spellEnd"/>
+      <w:r>
+        <w:t>['</w:t>
+      </w:r>
+      <w:proofErr w:type="spellStart"/>
+      <w:r>
+        <w:t>countries</w:t>
+      </w:r>
+      <w:proofErr w:type="spellEnd"/>
+      <w:r>
+        <w:t>'] должна равняться 6.</w:t>
+      </w:r>
+    </w:p>
+    <w:p>
+      <w:r>
+        <w:t xml:space="preserve">3. Тест </w:t>
+      </w:r>
+      <w:proofErr w:type="spellStart"/>
+      <w:r>
+        <w:t>test_country_list_view_page_title</w:t>
+      </w:r>
+      <w:proofErr w:type="spellEnd"/>
+      <w:r>
+        <w:t xml:space="preserve"> (класс </w:t>
+      </w:r>
+      <w:proofErr w:type="spellStart"/>
+      <w:r>
+        <w:t>CountryListViewTest</w:t>
+      </w:r>
+      <w:proofErr w:type="spellEnd"/>
+      <w:r>
+        <w:t>) проверяет корректность заголовка страницы списка стран. После выполнения GET-запроса проверяется код ответа 200 и наличие в теле страницы заголовка «Страны мира», что подтверждает использование правильного шаблона и корректное отображение страницы.</w:t>
+      </w:r>
+    </w:p>
+    <w:p>
+      <w:r>
+        <w:t xml:space="preserve">4. Тест </w:t>
+      </w:r>
+      <w:proofErr w:type="spellStart"/>
+      <w:r>
+        <w:t>test_create_country_post_valid_data</w:t>
+      </w:r>
+      <w:proofErr w:type="spellEnd"/>
+      <w:r>
+        <w:t xml:space="preserve"> (класс </w:t>
+      </w:r>
+      <w:proofErr w:type="spellStart"/>
+      <w:r>
+        <w:t>CountryCreateTest</w:t>
+      </w:r>
+      <w:proofErr w:type="spellEnd"/>
+      <w:r>
+        <w:t>) проверяет успешное добавление новой страны с корректными данными. Выпол</w:t>
       </w:r>
       <w:r>
         <w:lastRenderedPageBreak/>
-        <w:t>няется POST-запрос с передачей названия «Канада», валюты «CAD», налоговой ставки 5.00 и языка «Английский». После этого проверяется код ответа (должен быть 302 — редирект на страницу списка стран), количество стран в базе данных (должно стать 1) и наличие созданной страны с именем «Канада».</w:t>
-      </w:r>
-    </w:p>
-    <w:p>
-      <w:r>
-        <w:t>5. Тест test_create_country_post_invalid_data (класс CountryCreateTest) проверяет, что при попытке добавить страну с некорректными данными (пустое название) система не создаёт запись и возвращает код ответа 200 (страница с формой и сообщением об ошибке). Выполняется POST-запрос с пустым полем name.</w:t>
-      </w:r>
-    </w:p>
-    <w:p>
-      <w:r>
-        <w:t>6. Тест test_create_country_negative_vat_rate (класс CountryCreateTest) проверяет поведение системы при попытке добавить страну с отрицательной налоговой ставкой (-5.00). Выполняется POST-запрос с некорректным значением налоговой ставки. В зависимости от реализации валидации возможны два варианта: либо система возвращает код 200 с сообщением об ошибке и не создаёт запись, либо выполняет редирект 302 и создаёт страну (если валидация отрицательных значений отсутствует). Тест адаптирован для обоих сценариев и проверяет, что система ведёт себя предсказуемо.</w:t>
-      </w:r>
-    </w:p>
-    <w:p>
-      <w:r>
-        <w:t>7. Тест test_delete_country_with_admin_login (класс CountryDeleteTest) проверяет успешное удаление существующей страны авторизованным администратором. Сначала создаётся тестовая страна «Таиланд», затем выполняется POST-запрос на удаление этой страны по её идентификатору. После этого проверяется код ответа (должен быть 302 — редирект на страницу списка стран), а также отсутствие удалённой страны в базе данных.</w:t>
-      </w:r>
-    </w:p>
-    <w:p>
-      <w:r>
-        <w:t>8. Тест test_delete_nonexistent_country (класс CountryDeleteTest) проверяет поведение системы при попытке удалить несуществующую страну (с идентификатором 999). Выполняется POST-запрос, и ожидается, что сервер вернёт код ошибки 404 (страница не найдена).</w:t>
-      </w:r>
-    </w:p>
-    <w:p>
-      <w:r>
-        <w:t xml:space="preserve">9. Тест test_delete_country_without_admin_login (класс CountryDeleteTest) проверяет, что неавторизованный пользователь не может удалить страну. Выполняется POST-запрос на удаление страны после выхода </w:t>
+        <w:t xml:space="preserve">няется POST-запрос с передачей названия «Канада», валюты «CAD», налоговой ставки 5.00 и языка «Английский». После этого проверяется код ответа (должен быть 302 — </w:t>
+      </w:r>
+      <w:proofErr w:type="spellStart"/>
+      <w:r>
+        <w:t>редирект</w:t>
+      </w:r>
+      <w:proofErr w:type="spellEnd"/>
+      <w:r>
+        <w:t xml:space="preserve"> на страницу списка стран), количество стран в базе данных (должно стать 1) и наличие созданной страны с именем «Канада».</w:t>
+      </w:r>
+    </w:p>
+    <w:p>
+      <w:r>
+        <w:t xml:space="preserve">5. Тест </w:t>
+      </w:r>
+      <w:proofErr w:type="spellStart"/>
+      <w:r>
+        <w:t>test_create_country_post_invalid_data</w:t>
+      </w:r>
+      <w:proofErr w:type="spellEnd"/>
+      <w:r>
+        <w:t xml:space="preserve"> (класс </w:t>
+      </w:r>
+      <w:proofErr w:type="spellStart"/>
+      <w:r>
+        <w:t>CountryCreateTest</w:t>
+      </w:r>
+      <w:proofErr w:type="spellEnd"/>
+      <w:r>
+        <w:t xml:space="preserve">) проверяет, что при попытке добавить страну с некорректными данными (пустое название) система не создаёт запись и возвращает код ответа 200 (страница с формой и сообщением об ошибке). Выполняется POST-запрос с пустым полем </w:t>
+      </w:r>
+      <w:proofErr w:type="spellStart"/>
+      <w:r>
+        <w:t>name</w:t>
+      </w:r>
+      <w:proofErr w:type="spellEnd"/>
+      <w:r>
+        <w:t>.</w:t>
+      </w:r>
+    </w:p>
+    <w:p>
+      <w:r>
+        <w:t xml:space="preserve">6. Тест </w:t>
+      </w:r>
+      <w:proofErr w:type="spellStart"/>
+      <w:r>
+        <w:t>test_create_country_negative_vat_rate</w:t>
+      </w:r>
+      <w:proofErr w:type="spellEnd"/>
+      <w:r>
+        <w:t xml:space="preserve"> (класс </w:t>
+      </w:r>
+      <w:proofErr w:type="spellStart"/>
+      <w:r>
+        <w:t>CountryCreateTest</w:t>
+      </w:r>
+      <w:proofErr w:type="spellEnd"/>
+      <w:r>
+        <w:t xml:space="preserve">) проверяет поведение системы при попытке добавить страну с отрицательной налоговой ставкой (-5.00). Выполняется POST-запрос с некорректным значением налоговой ставки. В зависимости от реализации валидации возможны два варианта: либо система возвращает код 200 с сообщением об ошибке и не создаёт запись, либо выполняет </w:t>
+      </w:r>
+      <w:proofErr w:type="spellStart"/>
+      <w:r>
+        <w:t>редирект</w:t>
+      </w:r>
+      <w:proofErr w:type="spellEnd"/>
+      <w:r>
+        <w:t xml:space="preserve"> 302 и создаёт страну (если валидация отрицательных значений отсутствует). Тест адаптирован для обоих сценариев и проверяет, что система ведёт себя предсказуемо.</w:t>
+      </w:r>
+    </w:p>
+    <w:p>
+      <w:r>
+        <w:t xml:space="preserve">7. Тест </w:t>
+      </w:r>
+      <w:proofErr w:type="spellStart"/>
+      <w:r>
+        <w:t>test_delete_country_with_admin_login</w:t>
+      </w:r>
+      <w:proofErr w:type="spellEnd"/>
+      <w:r>
+        <w:t xml:space="preserve"> (класс </w:t>
+      </w:r>
+      <w:proofErr w:type="spellStart"/>
+      <w:r>
+        <w:t>CountryDeleteTest</w:t>
+      </w:r>
+      <w:proofErr w:type="spellEnd"/>
+      <w:r>
+        <w:t xml:space="preserve">) проверяет успешное удаление существующей страны авторизованным администратором. Сначала создаётся тестовая страна «Таиланд», затем выполняется POST-запрос на удаление этой страны по её идентификатору. После этого проверяется код ответа (должен быть 302 — </w:t>
+      </w:r>
+      <w:proofErr w:type="spellStart"/>
+      <w:r>
+        <w:t>редирект</w:t>
+      </w:r>
+      <w:proofErr w:type="spellEnd"/>
+      <w:r>
+        <w:t xml:space="preserve"> на страницу списка стран), а также отсутствие удалённой страны в базе данных.</w:t>
+      </w:r>
+    </w:p>
+    <w:p>
+      <w:r>
+        <w:t xml:space="preserve">8. Тест </w:t>
+      </w:r>
+      <w:proofErr w:type="spellStart"/>
+      <w:r>
+        <w:t>test_delete_nonexistent_country</w:t>
+      </w:r>
+      <w:proofErr w:type="spellEnd"/>
+      <w:r>
+        <w:t xml:space="preserve"> (класс </w:t>
+      </w:r>
+      <w:proofErr w:type="spellStart"/>
+      <w:r>
+        <w:t>CountryDeleteTest</w:t>
+      </w:r>
+      <w:proofErr w:type="spellEnd"/>
+      <w:r>
+        <w:t>) проверяет поведение системы при попытке удалить несуществующую страну (с идентификатором 999). Выполняется POST-запрос, и ожидается, что сервер вернёт код ошибки 404 (страница не найдена).</w:t>
+      </w:r>
+    </w:p>
+    <w:p>
+      <w:r>
+        <w:t xml:space="preserve">9. Тест </w:t>
+      </w:r>
+      <w:proofErr w:type="spellStart"/>
+      <w:r>
+        <w:t>test_delete_country_without_admin_login</w:t>
+      </w:r>
+      <w:proofErr w:type="spellEnd"/>
+      <w:r>
+        <w:t xml:space="preserve"> (класс </w:t>
+      </w:r>
+      <w:proofErr w:type="spellStart"/>
+      <w:r>
+        <w:t>CountryDeleteTest</w:t>
+      </w:r>
+      <w:proofErr w:type="spellEnd"/>
+      <w:r>
+        <w:t xml:space="preserve">) проверяет, что неавторизованный пользователь не может удалить страну. Выполняется POST-запрос на удаление страны после выхода </w:t>
       </w:r>
       <w:r>
         <w:lastRenderedPageBreak/>
@@ -24975,7 +27793,15 @@
         <w:t>Все 9 тестов успешно пройдены. Общее время выполнения составило 6,371 секунды. Ошибок и падений не выявлено</w:t>
       </w:r>
       <w:r>
-        <w:t xml:space="preserve">. Функциональность управления странами (просмотр списка, добавление новых стран с валидацией данных, удаление существующих и несуществующих стран) работает корректно и полностью покрыта unit-тестами. </w:t>
+        <w:t xml:space="preserve">. Функциональность управления странами (просмотр списка, добавление новых стран с валидацией данных, удаление существующих и несуществующих стран) работает корректно и полностью покрыта </w:t>
+      </w:r>
+      <w:proofErr w:type="spellStart"/>
+      <w:r>
+        <w:t>unit</w:t>
+      </w:r>
+      <w:proofErr w:type="spellEnd"/>
+      <w:r>
+        <w:t xml:space="preserve">-тестами. </w:t>
       </w:r>
     </w:p>
     <w:p>
@@ -24985,6 +27811,9 @@
         <w:jc w:val="center"/>
       </w:pPr>
       <w:r>
+        <w:rPr>
+          <w:noProof/>
+        </w:rPr>
         <w:drawing>
           <wp:inline distT="0" distB="0" distL="0" distR="0" wp14:anchorId="125A7DC6" wp14:editId="643F7370">
             <wp:extent cx="5939790" cy="1992630"/>
@@ -25054,9 +27883,11 @@
       <w:r>
         <w:t xml:space="preserve">. Прохождение </w:t>
       </w:r>
+      <w:proofErr w:type="spellStart"/>
       <w:r>
         <w:t>unit</w:t>
       </w:r>
+      <w:proofErr w:type="spellEnd"/>
       <w:r>
         <w:t>-тестов</w:t>
       </w:r>
@@ -25077,10 +27908,10 @@
           <w:lang w:eastAsia="ru-RU"/>
         </w:rPr>
       </w:pPr>
-      <w:bookmarkStart w:id="61" w:name="_Toc229937650"/>
-      <w:bookmarkStart w:id="62" w:name="_Toc229991874"/>
-      <w:bookmarkStart w:id="63" w:name="_Toc230987838"/>
-      <w:bookmarkStart w:id="64" w:name="_Toc231107529"/>
+      <w:bookmarkStart w:id="64" w:name="_Toc229937650"/>
+      <w:bookmarkStart w:id="65" w:name="_Toc229991874"/>
+      <w:bookmarkStart w:id="66" w:name="_Toc230987838"/>
+      <w:bookmarkStart w:id="67" w:name="_Toc231311650"/>
       <w:r>
         <w:rPr>
           <w:lang w:eastAsia="ru-RU"/>
@@ -25088,10 +27919,10 @@
         <w:lastRenderedPageBreak/>
         <w:t>ЗАКЛЮЧЕНИЕ</w:t>
       </w:r>
-      <w:bookmarkEnd w:id="61"/>
-      <w:bookmarkEnd w:id="62"/>
-      <w:bookmarkEnd w:id="63"/>
       <w:bookmarkEnd w:id="64"/>
+      <w:bookmarkEnd w:id="65"/>
+      <w:bookmarkEnd w:id="66"/>
+      <w:bookmarkEnd w:id="67"/>
     </w:p>
     <w:p>
       <w:pPr>
@@ -25103,7 +27934,21 @@
         <w:rPr>
           <w:lang w:eastAsia="ru-RU"/>
         </w:rPr>
-        <w:t>В ходе учебной практики по ПМ.02 «Осуществление интеграции программных модулей» были успешно освоены ключевые профессиональные компетенции в области проектирования и интеграции программных модулей. На основе анализа проектной и технической документации были разработаны требования к программным модулям информационной системы «Гид по странам» (ГПС), определена концепция проекта и составлено техническое задание. Выполнена интеграция модулей в единое логическое решение, спроектированы UML-диаграммы (вариантов использования, классов, последовательности, коммуникации, деятельности и состояний), описывающие архитектуру и поведение системы. Проведена отладка проектных решений с использованием специализированных программных средств моделирования, разработаны тестовые сценарии для проверки ключевых процессов: регистрации, авторизации, управления бюджетом, добавления расходов и формирования уведомлений. Произведена инспекция компонентов программного обеспечения на предмет соответствия стандартам кодирования и нотации UML. Взаимодействие в рамках практики осуществлялось с использованием канбан-доски для отслеживания этапов работ и распределения задач. Приобретённые навыки позволяют проектировать архитектуру информационных систем, разрабатывать техническую документацию, интегрировать программные модули и тестировать их на соответствие требованиям</w:t>
+        <w:t xml:space="preserve">В ходе учебной практики по ПМ.02 «Осуществление интеграции программных модулей» были успешно освоены ключевые профессиональные компетенции в области проектирования и интеграции программных модулей. На основе анализа проектной и технической документации были разработаны требования к программным модулям информационной системы «Гид по странам» (ГПС), определена концепция проекта и составлено техническое задание. Выполнена интеграция модулей в единое логическое решение, спроектированы UML-диаграммы (вариантов использования, классов, последовательности, коммуникации, деятельности и состояний), описывающие архитектуру и поведение системы. Проведена отладка проектных решений с использованием специализированных программных средств моделирования, разработаны тестовые сценарии для проверки ключевых процессов: регистрации, авторизации, управления бюджетом, добавления расходов и формирования уведомлений. Произведена инспекция компонентов программного обеспечения на предмет соответствия стандартам кодирования и нотации UML. Взаимодействие в рамках практики осуществлялось с использованием </w:t>
+      </w:r>
+      <w:proofErr w:type="spellStart"/>
+      <w:r>
+        <w:rPr>
+          <w:lang w:eastAsia="ru-RU"/>
+        </w:rPr>
+        <w:t>канбан</w:t>
+      </w:r>
+      <w:proofErr w:type="spellEnd"/>
+      <w:r>
+        <w:rPr>
+          <w:lang w:eastAsia="ru-RU"/>
+        </w:rPr>
+        <w:t>-доски для отслеживания этапов работ и распределения задач. Приобретённые навыки позволяют проектировать архитектуру информационных систем, разрабатывать техническую документацию, интегрировать программные модули и тестировать их на соответствие требованиям</w:t>
       </w:r>
       <w:r>
         <w:rPr>
@@ -25122,7 +27967,7 @@
           <w:lang w:eastAsia="ru-RU"/>
         </w:rPr>
       </w:pPr>
-      <w:bookmarkStart w:id="65" w:name="_Toc229937651"/>
+      <w:bookmarkStart w:id="68" w:name="_Toc229937651"/>
       <w:r>
         <w:rPr>
           <w:rFonts w:eastAsiaTheme="minorHAnsi" w:cstheme="minorBidi"/>
@@ -25140,9 +27985,9 @@
           <w:lang w:eastAsia="ru-RU"/>
         </w:rPr>
       </w:pPr>
-      <w:bookmarkStart w:id="66" w:name="_Toc229991875"/>
-      <w:bookmarkStart w:id="67" w:name="_Toc230987839"/>
-      <w:bookmarkStart w:id="68" w:name="_Toc231107530"/>
+      <w:bookmarkStart w:id="69" w:name="_Toc229991875"/>
+      <w:bookmarkStart w:id="70" w:name="_Toc230987839"/>
+      <w:bookmarkStart w:id="71" w:name="_Toc231311651"/>
       <w:r>
         <w:rPr>
           <w:lang w:eastAsia="ru-RU"/>
@@ -25150,10 +27995,10 @@
         <w:lastRenderedPageBreak/>
         <w:t>ПРИЛОЖЕНИЕ А</w:t>
       </w:r>
-      <w:bookmarkEnd w:id="65"/>
-      <w:bookmarkEnd w:id="66"/>
-      <w:bookmarkEnd w:id="67"/>
       <w:bookmarkEnd w:id="68"/>
+      <w:bookmarkEnd w:id="69"/>
+      <w:bookmarkEnd w:id="70"/>
+      <w:bookmarkEnd w:id="71"/>
     </w:p>
     <w:p>
       <w:pPr>
@@ -25300,30 +28145,29 @@
           <w:bCs/>
           <w:szCs w:val="28"/>
         </w:rPr>
-        <w:t xml:space="preserve"> Перевезенцева М.С. 31П</w:t>
-      </w:r>
-    </w:p>
-    <w:p>
-      <w:pPr>
-        <w:jc w:val="right"/>
+        <w:t xml:space="preserve"> </w:t>
+      </w:r>
+      <w:proofErr w:type="spellStart"/>
+      <w:r>
         <w:rPr>
           <w:rFonts w:eastAsia="Calibri" w:cs="Times New Roman"/>
           <w:bCs/>
           <w:szCs w:val="28"/>
         </w:rPr>
-      </w:pPr>
+        <w:t>Перевезенцева</w:t>
+      </w:r>
+      <w:proofErr w:type="spellEnd"/>
       <w:r>
         <w:rPr>
           <w:rFonts w:eastAsia="Calibri" w:cs="Times New Roman"/>
           <w:bCs/>
           <w:szCs w:val="28"/>
         </w:rPr>
-        <w:t>Александрова А. А 31П</w:t>
-      </w:r>
-    </w:p>
-    <w:p>
-      <w:pPr>
-        <w:spacing w:after="4200"/>
+        <w:t xml:space="preserve"> М.С. 31П</w:t>
+      </w:r>
+    </w:p>
+    <w:p>
+      <w:pPr>
         <w:jc w:val="right"/>
         <w:rPr>
           <w:rFonts w:eastAsia="Calibri" w:cs="Times New Roman"/>
@@ -25334,18 +28178,29 @@
       <w:r>
         <w:rPr>
           <w:rFonts w:eastAsia="Calibri" w:cs="Times New Roman"/>
-          <w:b/>
+          <w:bCs/>
           <w:szCs w:val="28"/>
         </w:rPr>
-        <w:t>Руководитель</w:t>
-      </w:r>
-      <w:r>
+        <w:t>Александрова А. А 31П</w:t>
+      </w:r>
+    </w:p>
+    <w:p>
+      <w:pPr>
+        <w:spacing w:after="4200"/>
+        <w:jc w:val="right"/>
         <w:rPr>
           <w:rFonts w:eastAsia="Calibri" w:cs="Times New Roman"/>
           <w:bCs/>
           <w:szCs w:val="28"/>
         </w:rPr>
-        <w:t xml:space="preserve">: </w:t>
+      </w:pPr>
+      <w:r>
+        <w:rPr>
+          <w:rFonts w:eastAsia="Calibri" w:cs="Times New Roman"/>
+          <w:b/>
+          <w:szCs w:val="28"/>
+        </w:rPr>
+        <w:t>Руководитель</w:t>
       </w:r>
       <w:r>
         <w:rPr>
@@ -25353,7 +28208,25 @@
           <w:bCs/>
           <w:szCs w:val="28"/>
         </w:rPr>
-        <w:t>Мамшева Ю. С</w:t>
+        <w:t xml:space="preserve">: </w:t>
+      </w:r>
+      <w:proofErr w:type="spellStart"/>
+      <w:r>
+        <w:rPr>
+          <w:rFonts w:eastAsia="Calibri" w:cs="Times New Roman"/>
+          <w:bCs/>
+          <w:szCs w:val="28"/>
+        </w:rPr>
+        <w:t>Мамшева</w:t>
+      </w:r>
+      <w:proofErr w:type="spellEnd"/>
+      <w:r>
+        <w:rPr>
+          <w:rFonts w:eastAsia="Calibri" w:cs="Times New Roman"/>
+          <w:bCs/>
+          <w:szCs w:val="28"/>
+        </w:rPr>
+        <w:t xml:space="preserve"> Ю. С</w:t>
       </w:r>
     </w:p>
     <w:p>
@@ -26620,22 +29493,24 @@
         <w:ind w:left="0" w:firstLine="0"/>
         <w:jc w:val="both"/>
       </w:pPr>
-      <w:bookmarkStart w:id="69" w:name="_Toc229991876"/>
-      <w:bookmarkStart w:id="70" w:name="_Toc229991903"/>
-      <w:bookmarkStart w:id="71" w:name="_Toc230178231"/>
-      <w:bookmarkStart w:id="72" w:name="_Toc230250339"/>
-      <w:bookmarkStart w:id="73" w:name="_Toc230987840"/>
-      <w:bookmarkStart w:id="74" w:name="_Toc231107531"/>
+      <w:bookmarkStart w:id="72" w:name="_Toc229991876"/>
+      <w:bookmarkStart w:id="73" w:name="_Toc229991903"/>
+      <w:bookmarkStart w:id="74" w:name="_Toc230178231"/>
+      <w:bookmarkStart w:id="75" w:name="_Toc230250339"/>
+      <w:bookmarkStart w:id="76" w:name="_Toc230987840"/>
+      <w:bookmarkStart w:id="77" w:name="_Toc231107531"/>
+      <w:bookmarkStart w:id="78" w:name="_Toc231311652"/>
       <w:r>
         <w:lastRenderedPageBreak/>
         <w:t>Общие сведения</w:t>
       </w:r>
-      <w:bookmarkEnd w:id="69"/>
-      <w:bookmarkEnd w:id="70"/>
-      <w:bookmarkEnd w:id="71"/>
       <w:bookmarkEnd w:id="72"/>
       <w:bookmarkEnd w:id="73"/>
       <w:bookmarkEnd w:id="74"/>
+      <w:bookmarkEnd w:id="75"/>
+      <w:bookmarkEnd w:id="76"/>
+      <w:bookmarkEnd w:id="77"/>
+      <w:bookmarkEnd w:id="78"/>
     </w:p>
     <w:p>
       <w:r>
@@ -26650,7 +29525,15 @@
         <w:t xml:space="preserve">юридический адрес: </w:t>
       </w:r>
       <w:r>
-        <w:t>Нижний Новгород, Большая Печёрская улица, 26</w:t>
+        <w:t xml:space="preserve">Нижний Новгород, Большая </w:t>
+      </w:r>
+      <w:proofErr w:type="spellStart"/>
+      <w:r>
+        <w:t>Печёрская</w:t>
+      </w:r>
+      <w:proofErr w:type="spellEnd"/>
+      <w:r>
+        <w:t xml:space="preserve"> улица, 26</w:t>
       </w:r>
       <w:r>
         <w:t>;</w:t>
@@ -26694,12 +29577,14 @@
       <w:r>
         <w:t xml:space="preserve"> </w:t>
       </w:r>
+      <w:proofErr w:type="spellStart"/>
       <w:r>
         <w:rPr>
           <w:rStyle w:val="ypks7kbdpwfgdykd3qb9"/>
         </w:rPr>
         <w:t>Сorporation</w:t>
       </w:r>
+      <w:proofErr w:type="spellEnd"/>
       <w:r>
         <w:t xml:space="preserve">» (юридический адрес: </w:t>
       </w:r>
@@ -26754,94 +29639,100 @@
         <w:ind w:left="0" w:firstLine="0"/>
         <w:jc w:val="both"/>
       </w:pPr>
-      <w:bookmarkStart w:id="75" w:name="_Toc229991877"/>
-      <w:bookmarkStart w:id="76" w:name="_Toc229991904"/>
-      <w:bookmarkStart w:id="77" w:name="_Toc230178232"/>
-      <w:bookmarkStart w:id="78" w:name="_Toc230250340"/>
-      <w:bookmarkStart w:id="79" w:name="_Toc230987841"/>
-      <w:bookmarkStart w:id="80" w:name="_Toc231107532"/>
+      <w:bookmarkStart w:id="79" w:name="_Toc229991877"/>
+      <w:bookmarkStart w:id="80" w:name="_Toc229991904"/>
+      <w:bookmarkStart w:id="81" w:name="_Toc230178232"/>
+      <w:bookmarkStart w:id="82" w:name="_Toc230250340"/>
+      <w:bookmarkStart w:id="83" w:name="_Toc230987841"/>
+      <w:bookmarkStart w:id="84" w:name="_Toc231107532"/>
+      <w:bookmarkStart w:id="85" w:name="_Toc231311653"/>
       <w:r>
         <w:t>Назначение и цели системы</w:t>
       </w:r>
-      <w:bookmarkEnd w:id="75"/>
-      <w:bookmarkEnd w:id="76"/>
-      <w:bookmarkEnd w:id="77"/>
-      <w:bookmarkEnd w:id="78"/>
       <w:bookmarkEnd w:id="79"/>
       <w:bookmarkEnd w:id="80"/>
-    </w:p>
-    <w:p>
-      <w:pPr>
-        <w:pStyle w:val="2"/>
-      </w:pPr>
-      <w:bookmarkStart w:id="81" w:name="_Toc229991878"/>
-      <w:bookmarkStart w:id="82" w:name="_Toc229991905"/>
-      <w:bookmarkStart w:id="83" w:name="_Toc230178233"/>
-      <w:bookmarkStart w:id="84" w:name="_Toc230250341"/>
-      <w:bookmarkStart w:id="85" w:name="_Toc230987842"/>
-      <w:bookmarkStart w:id="86" w:name="_Toc231107533"/>
-      <w:r>
-        <w:t>2.1 Назначение системы</w:t>
-      </w:r>
       <w:bookmarkEnd w:id="81"/>
       <w:bookmarkEnd w:id="82"/>
       <w:bookmarkEnd w:id="83"/>
       <w:bookmarkEnd w:id="84"/>
       <w:bookmarkEnd w:id="85"/>
+    </w:p>
+    <w:p>
+      <w:pPr>
+        <w:pStyle w:val="2"/>
+      </w:pPr>
+      <w:bookmarkStart w:id="86" w:name="_Toc229991878"/>
+      <w:bookmarkStart w:id="87" w:name="_Toc229991905"/>
+      <w:bookmarkStart w:id="88" w:name="_Toc230178233"/>
+      <w:bookmarkStart w:id="89" w:name="_Toc230250341"/>
+      <w:bookmarkStart w:id="90" w:name="_Toc230987842"/>
+      <w:bookmarkStart w:id="91" w:name="_Toc231107533"/>
+      <w:bookmarkStart w:id="92" w:name="_Toc231311654"/>
+      <w:r>
+        <w:t>2.1 Назначение системы</w:t>
+      </w:r>
       <w:bookmarkEnd w:id="86"/>
-    </w:p>
-    <w:p>
-      <w:r>
-        <w:t>Система «</w:t>
-      </w:r>
-      <w:r>
-        <w:t>ГПС</w:t>
-      </w:r>
-      <w:r>
-        <w:t xml:space="preserve">» предназначена для автоматизации финансового и информационного сопровождения путешественника. Основное предназначение системы – повышение </w:t>
-      </w:r>
-      <w:r>
-        <w:t>контроля над поездкой путем учета расходов, и доступа к ресурсам с важной информацией о стране</w:t>
-      </w:r>
-      <w:r>
-        <w:t>, что должно привести к снижению стресса и полной уверенности туриста в зарубежной поездке. Система предназначена для управления такими процессами, как: расчёт бюджета на поездку на основе лимита пользователя, конвертация валют и интеграция с платёжными сервисами, доступ к базовому разговорнику и</w:t>
-      </w:r>
-      <w:r>
-        <w:t xml:space="preserve"> важнейшим статьям о стране</w:t>
-      </w:r>
-      <w:r>
-        <w:t>, рекомендация локальных приложений (карты, такси, переводчики). Объектами автоматизации являются: путешественник (турист)</w:t>
-      </w:r>
-      <w:r>
-        <w:t xml:space="preserve"> и </w:t>
-      </w:r>
-      <w:r>
-        <w:t xml:space="preserve">верифицированные источники информации (консульства, открытые API курсов валют, краудсорсинг‑отзывы). Перечень автоматизированных подразделений составляет: центр управления поездками (отвечает за актуальность гайдов, мониторинг безопасности, техподдержку и аналитику популярных направлений), база </w:t>
-      </w:r>
-      <w:r>
-        <w:lastRenderedPageBreak/>
-        <w:t>данных стран и городов (автоматизация обновления курсов валют, визовых правил, локальных приложений и фраз), а также пользовательский профиль (автоматизация учёта трат, чек‑листов и истории поездок с возможностью экспорта сметы).</w:t>
-      </w:r>
-    </w:p>
-    <w:p>
-      <w:pPr>
-        <w:pStyle w:val="2"/>
-      </w:pPr>
-      <w:bookmarkStart w:id="87" w:name="_Toc229991879"/>
-      <w:bookmarkStart w:id="88" w:name="_Toc229991906"/>
-      <w:bookmarkStart w:id="89" w:name="_Toc230178234"/>
-      <w:bookmarkStart w:id="90" w:name="_Toc230250342"/>
-      <w:bookmarkStart w:id="91" w:name="_Toc230987843"/>
-      <w:bookmarkStart w:id="92" w:name="_Toc231107534"/>
-      <w:r>
-        <w:t>2.2 Цели создания системы</w:t>
-      </w:r>
       <w:bookmarkEnd w:id="87"/>
       <w:bookmarkEnd w:id="88"/>
       <w:bookmarkEnd w:id="89"/>
       <w:bookmarkEnd w:id="90"/>
       <w:bookmarkEnd w:id="91"/>
       <w:bookmarkEnd w:id="92"/>
+    </w:p>
+    <w:p>
+      <w:r>
+        <w:t>Система «</w:t>
+      </w:r>
+      <w:r>
+        <w:t>ГПС</w:t>
+      </w:r>
+      <w:r>
+        <w:t xml:space="preserve">» предназначена для автоматизации финансового и информационного сопровождения путешественника. Основное предназначение системы – повышение </w:t>
+      </w:r>
+      <w:r>
+        <w:t>контроля над поездкой путем учета расходов, и доступа к ресурсам с важной информацией о стране</w:t>
+      </w:r>
+      <w:r>
+        <w:t>, что должно привести к снижению стресса и полной уверенности туриста в зарубежной поездке. Система предназначена для управления такими процессами, как: расчёт бюджета на поездку на основе лимита пользователя, конвертация валют и интеграция с платёжными сервисами, доступ к базовому разговорнику и</w:t>
+      </w:r>
+      <w:r>
+        <w:t xml:space="preserve"> важнейшим статьям о стране</w:t>
+      </w:r>
+      <w:r>
+        <w:t>, рекомендация локальных приложений (карты, такси, переводчики). Объектами автоматизации являются: путешественник (турист)</w:t>
+      </w:r>
+      <w:r>
+        <w:t xml:space="preserve"> и </w:t>
+      </w:r>
+      <w:r>
+        <w:t xml:space="preserve">верифицированные источники информации (консульства, открытые API курсов валют, краудсорсинг‑отзывы). Перечень автоматизированных подразделений составляет: центр управления поездками (отвечает за актуальность гайдов, мониторинг безопасности, техподдержку и аналитику популярных направлений), база </w:t>
+      </w:r>
+      <w:r>
+        <w:lastRenderedPageBreak/>
+        <w:t>данных стран и городов (автоматизация обновления курсов валют, визовых правил, локальных приложений и фраз), а также пользовательский профиль (автоматизация учёта трат, чек‑листов и истории поездок с возможностью экспорта сметы).</w:t>
+      </w:r>
+    </w:p>
+    <w:p>
+      <w:pPr>
+        <w:pStyle w:val="2"/>
+      </w:pPr>
+      <w:bookmarkStart w:id="93" w:name="_Toc229991879"/>
+      <w:bookmarkStart w:id="94" w:name="_Toc229991906"/>
+      <w:bookmarkStart w:id="95" w:name="_Toc230178234"/>
+      <w:bookmarkStart w:id="96" w:name="_Toc230250342"/>
+      <w:bookmarkStart w:id="97" w:name="_Toc230987843"/>
+      <w:bookmarkStart w:id="98" w:name="_Toc231107534"/>
+      <w:bookmarkStart w:id="99" w:name="_Toc231311655"/>
+      <w:r>
+        <w:t>2.2 Цели создания системы</w:t>
+      </w:r>
+      <w:bookmarkEnd w:id="93"/>
+      <w:bookmarkEnd w:id="94"/>
+      <w:bookmarkEnd w:id="95"/>
+      <w:bookmarkEnd w:id="96"/>
+      <w:bookmarkEnd w:id="97"/>
+      <w:bookmarkEnd w:id="98"/>
+      <w:bookmarkEnd w:id="99"/>
     </w:p>
     <w:p>
       <w:r>
@@ -26997,21 +29888,23 @@
         <w:ind w:left="0" w:firstLine="0"/>
         <w:jc w:val="both"/>
       </w:pPr>
-      <w:bookmarkStart w:id="93" w:name="_Toc229991880"/>
-      <w:bookmarkStart w:id="94" w:name="_Toc229991907"/>
-      <w:bookmarkStart w:id="95" w:name="_Toc230178235"/>
-      <w:bookmarkStart w:id="96" w:name="_Toc230250343"/>
-      <w:bookmarkStart w:id="97" w:name="_Toc230987844"/>
-      <w:bookmarkStart w:id="98" w:name="_Toc231107535"/>
+      <w:bookmarkStart w:id="100" w:name="_Toc229991880"/>
+      <w:bookmarkStart w:id="101" w:name="_Toc229991907"/>
+      <w:bookmarkStart w:id="102" w:name="_Toc230178235"/>
+      <w:bookmarkStart w:id="103" w:name="_Toc230250343"/>
+      <w:bookmarkStart w:id="104" w:name="_Toc230987844"/>
+      <w:bookmarkStart w:id="105" w:name="_Toc231107535"/>
+      <w:bookmarkStart w:id="106" w:name="_Toc231311656"/>
       <w:r>
         <w:t>Характеристика объектов автоматизации</w:t>
       </w:r>
-      <w:bookmarkEnd w:id="93"/>
-      <w:bookmarkEnd w:id="94"/>
-      <w:bookmarkEnd w:id="95"/>
-      <w:bookmarkEnd w:id="96"/>
-      <w:bookmarkEnd w:id="97"/>
-      <w:bookmarkEnd w:id="98"/>
+      <w:bookmarkEnd w:id="100"/>
+      <w:bookmarkEnd w:id="101"/>
+      <w:bookmarkEnd w:id="102"/>
+      <w:bookmarkEnd w:id="103"/>
+      <w:bookmarkEnd w:id="104"/>
+      <w:bookmarkEnd w:id="105"/>
+      <w:bookmarkEnd w:id="106"/>
     </w:p>
     <w:p>
       <w:r>
@@ -27869,7 +30762,39 @@
                 <w:sz w:val="24"/>
                 <w:szCs w:val="24"/>
               </w:rPr>
-              <w:t>Будет автоматизирован парсинг RSS/API и отправка push-уведомлений</w:t>
+              <w:t xml:space="preserve">Будет автоматизирован </w:t>
+            </w:r>
+            <w:proofErr w:type="spellStart"/>
+            <w:r>
+              <w:rPr>
+                <w:sz w:val="24"/>
+                <w:szCs w:val="24"/>
+              </w:rPr>
+              <w:t>парсинг</w:t>
+            </w:r>
+            <w:proofErr w:type="spellEnd"/>
+            <w:r>
+              <w:rPr>
+                <w:sz w:val="24"/>
+                <w:szCs w:val="24"/>
+              </w:rPr>
+              <w:t xml:space="preserve"> RSS/API и отправка </w:t>
+            </w:r>
+            <w:proofErr w:type="spellStart"/>
+            <w:r>
+              <w:rPr>
+                <w:sz w:val="24"/>
+                <w:szCs w:val="24"/>
+              </w:rPr>
+              <w:t>push</w:t>
+            </w:r>
+            <w:proofErr w:type="spellEnd"/>
+            <w:r>
+              <w:rPr>
+                <w:sz w:val="24"/>
+                <w:szCs w:val="24"/>
+              </w:rPr>
+              <w:t>-уведомлений</w:t>
             </w:r>
           </w:p>
         </w:tc>
@@ -27960,8 +30885,33 @@
                 <w:sz w:val="24"/>
                 <w:szCs w:val="24"/>
               </w:rPr>
-              <w:t>Будет автоматизирована система триггеров: при превышении дневного лимита пользователь получает push/email</w:t>
-            </w:r>
+              <w:t xml:space="preserve">Будет автоматизирована система триггеров: при превышении дневного лимита пользователь получает </w:t>
+            </w:r>
+            <w:proofErr w:type="spellStart"/>
+            <w:r>
+              <w:rPr>
+                <w:sz w:val="24"/>
+                <w:szCs w:val="24"/>
+              </w:rPr>
+              <w:t>push</w:t>
+            </w:r>
+            <w:proofErr w:type="spellEnd"/>
+            <w:r>
+              <w:rPr>
+                <w:sz w:val="24"/>
+                <w:szCs w:val="24"/>
+              </w:rPr>
+              <w:t>/</w:t>
+            </w:r>
+            <w:proofErr w:type="spellStart"/>
+            <w:r>
+              <w:rPr>
+                <w:sz w:val="24"/>
+                <w:szCs w:val="24"/>
+              </w:rPr>
+              <w:t>email</w:t>
+            </w:r>
+            <w:proofErr w:type="spellEnd"/>
           </w:p>
         </w:tc>
       </w:tr>
@@ -28242,7 +31192,23 @@
                 <w:sz w:val="24"/>
                 <w:szCs w:val="24"/>
               </w:rPr>
-              <w:t>Будет автоматизирован парсинг RSS-лент и новостных API с фильтрацией по стране</w:t>
+              <w:t xml:space="preserve">Будет автоматизирован </w:t>
+            </w:r>
+            <w:proofErr w:type="spellStart"/>
+            <w:r>
+              <w:rPr>
+                <w:sz w:val="24"/>
+                <w:szCs w:val="24"/>
+              </w:rPr>
+              <w:t>парсинг</w:t>
+            </w:r>
+            <w:proofErr w:type="spellEnd"/>
+            <w:r>
+              <w:rPr>
+                <w:sz w:val="24"/>
+                <w:szCs w:val="24"/>
+              </w:rPr>
+              <w:t xml:space="preserve"> RSS-лент и новостных API с фильтрацией по стране</w:t>
             </w:r>
           </w:p>
         </w:tc>
@@ -28357,42 +31323,46 @@
         <w:ind w:left="0" w:firstLine="0"/>
         <w:jc w:val="both"/>
       </w:pPr>
-      <w:bookmarkStart w:id="99" w:name="_Toc229991881"/>
-      <w:bookmarkStart w:id="100" w:name="_Toc229991908"/>
-      <w:bookmarkStart w:id="101" w:name="_Toc230178236"/>
-      <w:bookmarkStart w:id="102" w:name="_Toc230250344"/>
-      <w:bookmarkStart w:id="103" w:name="_Toc230987845"/>
-      <w:bookmarkStart w:id="104" w:name="_Toc231107536"/>
+      <w:bookmarkStart w:id="107" w:name="_Toc229991881"/>
+      <w:bookmarkStart w:id="108" w:name="_Toc229991908"/>
+      <w:bookmarkStart w:id="109" w:name="_Toc230178236"/>
+      <w:bookmarkStart w:id="110" w:name="_Toc230250344"/>
+      <w:bookmarkStart w:id="111" w:name="_Toc230987845"/>
+      <w:bookmarkStart w:id="112" w:name="_Toc231107536"/>
+      <w:bookmarkStart w:id="113" w:name="_Toc231311657"/>
       <w:r>
         <w:lastRenderedPageBreak/>
         <w:t>Требования к системе</w:t>
       </w:r>
-      <w:bookmarkEnd w:id="99"/>
-      <w:bookmarkEnd w:id="100"/>
-      <w:bookmarkEnd w:id="101"/>
-      <w:bookmarkEnd w:id="102"/>
-      <w:bookmarkEnd w:id="103"/>
-      <w:bookmarkEnd w:id="104"/>
-    </w:p>
-    <w:p>
-      <w:pPr>
-        <w:pStyle w:val="2"/>
-      </w:pPr>
-      <w:bookmarkStart w:id="105" w:name="_Toc229991882"/>
-      <w:bookmarkStart w:id="106" w:name="_Toc229991909"/>
-      <w:bookmarkStart w:id="107" w:name="_Toc230178237"/>
-      <w:bookmarkStart w:id="108" w:name="_Toc230250345"/>
-      <w:bookmarkStart w:id="109" w:name="_Toc230987846"/>
-      <w:bookmarkStart w:id="110" w:name="_Toc231107537"/>
-      <w:r>
-        <w:t>4.1 Требование к системе в целом</w:t>
-      </w:r>
-      <w:bookmarkEnd w:id="105"/>
-      <w:bookmarkEnd w:id="106"/>
       <w:bookmarkEnd w:id="107"/>
       <w:bookmarkEnd w:id="108"/>
       <w:bookmarkEnd w:id="109"/>
       <w:bookmarkEnd w:id="110"/>
+      <w:bookmarkEnd w:id="111"/>
+      <w:bookmarkEnd w:id="112"/>
+      <w:bookmarkEnd w:id="113"/>
+    </w:p>
+    <w:p>
+      <w:pPr>
+        <w:pStyle w:val="2"/>
+      </w:pPr>
+      <w:bookmarkStart w:id="114" w:name="_Toc229991882"/>
+      <w:bookmarkStart w:id="115" w:name="_Toc229991909"/>
+      <w:bookmarkStart w:id="116" w:name="_Toc230178237"/>
+      <w:bookmarkStart w:id="117" w:name="_Toc230250345"/>
+      <w:bookmarkStart w:id="118" w:name="_Toc230987846"/>
+      <w:bookmarkStart w:id="119" w:name="_Toc231107537"/>
+      <w:bookmarkStart w:id="120" w:name="_Toc231311658"/>
+      <w:r>
+        <w:t>4.1 Требование к системе в целом</w:t>
+      </w:r>
+      <w:bookmarkEnd w:id="114"/>
+      <w:bookmarkEnd w:id="115"/>
+      <w:bookmarkEnd w:id="116"/>
+      <w:bookmarkEnd w:id="117"/>
+      <w:bookmarkEnd w:id="118"/>
+      <w:bookmarkEnd w:id="119"/>
+      <w:bookmarkEnd w:id="120"/>
     </w:p>
     <w:p>
       <w:r>
@@ -28433,7 +31403,23 @@
         <w:ind w:left="0" w:firstLine="709"/>
       </w:pPr>
       <w:r>
-        <w:t>Подсистема источников данных. Предназначена для автоматизированного сбора, обновления и хранения внешней информации, обеспечивает периодическое получение актуальных курсов валют через открытые API, парсинг новостных лент и RSS-каналов (МИД, протесты, стихии) для мониторинга безопасности с отправкой push-уведомлений при заходе пользователя в зону риска, а также кеширование статей и контента для офлайн-доступа.</w:t>
+        <w:t xml:space="preserve">Подсистема источников данных. Предназначена для автоматизированного сбора, обновления и хранения внешней информации, обеспечивает периодическое получение актуальных курсов валют через открытые API, </w:t>
+      </w:r>
+      <w:proofErr w:type="spellStart"/>
+      <w:r>
+        <w:t>парсинг</w:t>
+      </w:r>
+      <w:proofErr w:type="spellEnd"/>
+      <w:r>
+        <w:t xml:space="preserve"> новостных лент и RSS-каналов (МИД, протесты, стихии) для мониторинга безопасности с отправкой </w:t>
+      </w:r>
+      <w:proofErr w:type="spellStart"/>
+      <w:r>
+        <w:t>push</w:t>
+      </w:r>
+      <w:proofErr w:type="spellEnd"/>
+      <w:r>
+        <w:t>-уведомлений при заходе пользователя в зону риска, а также кеширование статей и контента для офлайн-доступа.</w:t>
       </w:r>
     </w:p>
     <w:p>
@@ -28507,21 +31493,23 @@
       <w:pPr>
         <w:pStyle w:val="2"/>
       </w:pPr>
-      <w:bookmarkStart w:id="111" w:name="_Toc229991883"/>
-      <w:bookmarkStart w:id="112" w:name="_Toc229991910"/>
-      <w:bookmarkStart w:id="113" w:name="_Toc230178238"/>
-      <w:bookmarkStart w:id="114" w:name="_Toc230250346"/>
-      <w:bookmarkStart w:id="115" w:name="_Toc230987847"/>
-      <w:bookmarkStart w:id="116" w:name="_Toc231107538"/>
+      <w:bookmarkStart w:id="121" w:name="_Toc229991883"/>
+      <w:bookmarkStart w:id="122" w:name="_Toc229991910"/>
+      <w:bookmarkStart w:id="123" w:name="_Toc230178238"/>
+      <w:bookmarkStart w:id="124" w:name="_Toc230250346"/>
+      <w:bookmarkStart w:id="125" w:name="_Toc230987847"/>
+      <w:bookmarkStart w:id="126" w:name="_Toc231107538"/>
+      <w:bookmarkStart w:id="127" w:name="_Toc231311659"/>
       <w:r>
         <w:t>4.2 Требования к функциям, выполняемой системой</w:t>
       </w:r>
-      <w:bookmarkEnd w:id="111"/>
-      <w:bookmarkEnd w:id="112"/>
-      <w:bookmarkEnd w:id="113"/>
-      <w:bookmarkEnd w:id="114"/>
-      <w:bookmarkEnd w:id="115"/>
-      <w:bookmarkEnd w:id="116"/>
+      <w:bookmarkEnd w:id="121"/>
+      <w:bookmarkEnd w:id="122"/>
+      <w:bookmarkEnd w:id="123"/>
+      <w:bookmarkEnd w:id="124"/>
+      <w:bookmarkEnd w:id="125"/>
+      <w:bookmarkEnd w:id="126"/>
+      <w:bookmarkEnd w:id="127"/>
     </w:p>
     <w:p>
       <w:r>
@@ -28563,7 +31551,23 @@
         <w:ind w:left="0" w:firstLine="709"/>
       </w:pPr>
       <w:r>
-        <w:t>Для источников данных (API, ленты, статьи): Автоматизированный сбор и обновление курсов валют через открытые API (периодичность — не реже 1 раза в час), парсинг новостных лент и RSS-каналов МИД для мониторинга безопасности (протесты, стихии, рекомендации), отправка push-уведомлений пользователю при заходе в зону риска, кеширование статей и разговорника для офлайн-доступа, актуализация топа-10 приложений под конкретную страну.</w:t>
+        <w:t xml:space="preserve">Для источников данных (API, ленты, статьи): Автоматизированный сбор и обновление курсов валют через открытые API (периодичность — не реже 1 раза в час), </w:t>
+      </w:r>
+      <w:proofErr w:type="spellStart"/>
+      <w:r>
+        <w:t>парсинг</w:t>
+      </w:r>
+      <w:proofErr w:type="spellEnd"/>
+      <w:r>
+        <w:t xml:space="preserve"> новостных лент и RSS-каналов МИД для мониторинга безопасности (протесты, стихии, рекомендации), отправка </w:t>
+      </w:r>
+      <w:proofErr w:type="spellStart"/>
+      <w:r>
+        <w:t>push</w:t>
+      </w:r>
+      <w:proofErr w:type="spellEnd"/>
+      <w:r>
+        <w:t>-уведомлений пользователю при заходе в зону риска, кеширование статей и разговорника для офлайн-доступа, актуализация топа-10 приложений под конкретную страну.</w:t>
       </w:r>
     </w:p>
     <w:p>
@@ -28580,28 +31584,38 @@
         <w:ind w:left="0" w:firstLine="709"/>
       </w:pPr>
       <w:r>
-        <w:t>Для администратора/модератора: Управление контентом по странам (статьи, правила, списки вещей, разговорник, топ-10 приложений), настройка API-ключей для курсов валют и новостных лент, мониторинг корректности парсинга, просмотр аналитики по популярным странам и запросам пользователей, ручная обработка неточностей в данных (например, неверный курс или устаревшая статья), управление пользователями (просмотр, блокировка).</w:t>
+        <w:t xml:space="preserve">Для администратора/модератора: Управление контентом по странам (статьи, правила, списки вещей, разговорник, топ-10 приложений), настройка API-ключей для курсов валют и новостных лент, мониторинг корректности </w:t>
+      </w:r>
+      <w:proofErr w:type="spellStart"/>
+      <w:r>
+        <w:t>парсинга</w:t>
+      </w:r>
+      <w:proofErr w:type="spellEnd"/>
+      <w:r>
+        <w:t>, просмотр аналитики по популярным странам и запросам пользователей, ручная обработка неточностей в данных (например, неверный курс или устаревшая статья), управление пользователями (просмотр, блокировка).</w:t>
       </w:r>
     </w:p>
     <w:p>
       <w:pPr>
         <w:pStyle w:val="2"/>
       </w:pPr>
-      <w:bookmarkStart w:id="117" w:name="_Toc229991884"/>
-      <w:bookmarkStart w:id="118" w:name="_Toc229991911"/>
-      <w:bookmarkStart w:id="119" w:name="_Toc230178239"/>
-      <w:bookmarkStart w:id="120" w:name="_Toc230250347"/>
-      <w:bookmarkStart w:id="121" w:name="_Toc230987848"/>
-      <w:bookmarkStart w:id="122" w:name="_Toc231107539"/>
+      <w:bookmarkStart w:id="128" w:name="_Toc229991884"/>
+      <w:bookmarkStart w:id="129" w:name="_Toc229991911"/>
+      <w:bookmarkStart w:id="130" w:name="_Toc230178239"/>
+      <w:bookmarkStart w:id="131" w:name="_Toc230250347"/>
+      <w:bookmarkStart w:id="132" w:name="_Toc230987848"/>
+      <w:bookmarkStart w:id="133" w:name="_Toc231107539"/>
+      <w:bookmarkStart w:id="134" w:name="_Toc231311660"/>
       <w:r>
         <w:t>4.3 Требование к видам обеспечения</w:t>
       </w:r>
-      <w:bookmarkEnd w:id="117"/>
-      <w:bookmarkEnd w:id="118"/>
-      <w:bookmarkEnd w:id="119"/>
-      <w:bookmarkEnd w:id="120"/>
-      <w:bookmarkEnd w:id="121"/>
-      <w:bookmarkEnd w:id="122"/>
+      <w:bookmarkEnd w:id="128"/>
+      <w:bookmarkEnd w:id="129"/>
+      <w:bookmarkEnd w:id="130"/>
+      <w:bookmarkEnd w:id="131"/>
+      <w:bookmarkEnd w:id="132"/>
+      <w:bookmarkEnd w:id="133"/>
+      <w:bookmarkEnd w:id="134"/>
     </w:p>
     <w:p>
       <w:r>
@@ -28640,7 +31654,15 @@
       </w:pPr>
       <w:r>
         <w:lastRenderedPageBreak/>
-        <w:t>Пороговых уведомлений о расходах: Алгоритм отслеживания текущих трат относительно дневного и общего лимита, автоматически рассчитывающий проценты израсходованного бюджета и инициирующий push-уведомления при достижении заданных порогов (например, 50%, 80%, 100% от дневного лимита или лимита поездки).</w:t>
+        <w:t xml:space="preserve">Пороговых уведомлений о расходах: Алгоритм отслеживания текущих трат относительно дневного и общего лимита, автоматически рассчитывающий проценты израсходованного бюджета и инициирующий </w:t>
+      </w:r>
+      <w:proofErr w:type="spellStart"/>
+      <w:r>
+        <w:t>push</w:t>
+      </w:r>
+      <w:proofErr w:type="spellEnd"/>
+      <w:r>
+        <w:t>-уведомления при достижении заданных порогов (например, 50%, 80%, 100% от дневного лимита или лимита поездки).</w:t>
       </w:r>
     </w:p>
     <w:p>
@@ -28657,7 +31679,15 @@
         <w:ind w:left="0" w:firstLine="709"/>
       </w:pPr>
       <w:r>
-        <w:t>Мониторинга безопасности и оценки рисков: Алгоритм анализа новостных лент и RSS-каналов (МИД, локальные СМИ, службы спасения), который на основе частоты упоминания ключевых слов (протесты, стихии, теракты) и геолокации пользователя присваивает территории статус риска («безопасно», «внимание», «опасно») и при необходимости отправляет push-уведомление.</w:t>
+        <w:t xml:space="preserve">Мониторинга безопасности и оценки рисков: Алгоритм анализа новостных лент и RSS-каналов (МИД, локальные СМИ, службы спасения), который на основе частоты упоминания ключевых слов (протесты, стихии, теракты) и геолокации пользователя присваивает территории статус риска («безопасно», «внимание», «опасно») и при необходимости отправляет </w:t>
+      </w:r>
+      <w:proofErr w:type="spellStart"/>
+      <w:r>
+        <w:t>push</w:t>
+      </w:r>
+      <w:proofErr w:type="spellEnd"/>
+      <w:r>
+        <w:t>-уведомление.</w:t>
       </w:r>
     </w:p>
     <w:p>
@@ -28709,32 +31739,149 @@
     </w:p>
     <w:p>
       <w:r>
-        <w:t>Для мобильного приложения (Kotlin):</w:t>
-      </w:r>
-    </w:p>
-    <w:p>
-      <w:r>
-        <w:t xml:space="preserve">Серверная часть системы должна работать под управлением ОС семейства Linux (Ubuntu LTS или CentOS) с использованием Docker для контейнеризации, серверное приложение реализуется на фреймворке Django (Python) с Django REST Framework для построения API, в качестве базы данных используется PostgreSQL; мобильное клиентское приложение разрабатывается на языке Kotlin под платформу Android (минимальная версия SDK 26), для офлайн-хранения разговорника, кеша курсов и статей используется Room Database, а для хранения токена и настроек пользователя </w:t>
+        <w:t>Для мобильного приложения (</w:t>
+      </w:r>
+      <w:proofErr w:type="spellStart"/>
+      <w:r>
+        <w:t>Kotlin</w:t>
+      </w:r>
+      <w:proofErr w:type="spellEnd"/>
+      <w:r>
+        <w:t>):</w:t>
+      </w:r>
+    </w:p>
+    <w:p>
+      <w:r>
+        <w:t xml:space="preserve">Серверная часть системы должна работать под управлением ОС семейства Linux (Ubuntu LTS или </w:t>
+      </w:r>
+      <w:proofErr w:type="spellStart"/>
+      <w:r>
+        <w:t>CentOS</w:t>
+      </w:r>
+      <w:proofErr w:type="spellEnd"/>
+      <w:r>
+        <w:t xml:space="preserve">) с использованием </w:t>
+      </w:r>
+      <w:proofErr w:type="spellStart"/>
+      <w:r>
+        <w:t>Docker</w:t>
+      </w:r>
+      <w:proofErr w:type="spellEnd"/>
+      <w:r>
+        <w:t xml:space="preserve"> для контейнеризации, серверное приложение реализуется на фреймворке </w:t>
+      </w:r>
+      <w:proofErr w:type="spellStart"/>
+      <w:r>
+        <w:t>Django</w:t>
+      </w:r>
+      <w:proofErr w:type="spellEnd"/>
+      <w:r>
+        <w:t xml:space="preserve"> (Python) с </w:t>
+      </w:r>
+      <w:proofErr w:type="spellStart"/>
+      <w:r>
+        <w:t>Django</w:t>
+      </w:r>
+      <w:proofErr w:type="spellEnd"/>
+      <w:r>
+        <w:t xml:space="preserve"> REST Framework для построения API, в качестве базы данных используется </w:t>
+      </w:r>
+      <w:proofErr w:type="spellStart"/>
+      <w:r>
+        <w:t>PostgreSQL</w:t>
+      </w:r>
+      <w:proofErr w:type="spellEnd"/>
+      <w:r>
+        <w:t xml:space="preserve">; мобильное клиентское приложение разрабатывается на языке </w:t>
+      </w:r>
+      <w:proofErr w:type="spellStart"/>
+      <w:r>
+        <w:t>Kotlin</w:t>
+      </w:r>
+      <w:proofErr w:type="spellEnd"/>
+      <w:r>
+        <w:t xml:space="preserve"> под платформу </w:t>
+      </w:r>
+      <w:proofErr w:type="spellStart"/>
+      <w:r>
+        <w:t>Android</w:t>
+      </w:r>
+      <w:proofErr w:type="spellEnd"/>
+      <w:r>
+        <w:t xml:space="preserve"> (минимальная версия SDK 26), для офлайн-хранения разговорника, </w:t>
+      </w:r>
+      <w:proofErr w:type="spellStart"/>
+      <w:r>
+        <w:t>кеша</w:t>
+      </w:r>
+      <w:proofErr w:type="spellEnd"/>
+      <w:r>
+        <w:t xml:space="preserve"> курсов и статей используется </w:t>
+      </w:r>
+      <w:proofErr w:type="spellStart"/>
+      <w:r>
+        <w:t>Room</w:t>
+      </w:r>
+      <w:proofErr w:type="spellEnd"/>
+      <w:r>
+        <w:t xml:space="preserve"> Database, а для хранения токена и настроек пользователя </w:t>
       </w:r>
       <w:r>
         <w:t>-</w:t>
       </w:r>
       <w:r>
-        <w:t xml:space="preserve"> DataStore</w:t>
-      </w:r>
+        <w:t xml:space="preserve"> </w:t>
+      </w:r>
+      <w:proofErr w:type="spellStart"/>
+      <w:r>
+        <w:t>DataStore</w:t>
+      </w:r>
+      <w:proofErr w:type="spellEnd"/>
       <w:r>
         <w:t>.</w:t>
       </w:r>
     </w:p>
     <w:p>
       <w:r>
-        <w:t>Для веб-сайта (Django):</w:t>
+        <w:t>Для веб-сайта (</w:t>
+      </w:r>
+      <w:proofErr w:type="spellStart"/>
+      <w:r>
+        <w:t>Django</w:t>
+      </w:r>
+      <w:proofErr w:type="spellEnd"/>
+      <w:r>
+        <w:t>):</w:t>
       </w:r>
     </w:p>
     <w:p>
       <w:r>
         <w:lastRenderedPageBreak/>
-        <w:t>Серверная часть системы должна работать под управлением ОС семейства Linux (Ubuntu LTS или CentOS) с использованием Docker для контейнеризации, веб-приложение разрабатывается на фреймворке Django (Python) с использованием SQL</w:t>
+        <w:t xml:space="preserve">Серверная часть системы должна работать под управлением ОС семейства Linux (Ubuntu LTS или </w:t>
+      </w:r>
+      <w:proofErr w:type="spellStart"/>
+      <w:r>
+        <w:t>CentOS</w:t>
+      </w:r>
+      <w:proofErr w:type="spellEnd"/>
+      <w:r>
+        <w:t xml:space="preserve">) с использованием </w:t>
+      </w:r>
+      <w:proofErr w:type="spellStart"/>
+      <w:r>
+        <w:t>Docker</w:t>
+      </w:r>
+      <w:proofErr w:type="spellEnd"/>
+      <w:r>
+        <w:t xml:space="preserve"> для контейнеризации, веб-приложение разрабатывается на фреймворке </w:t>
+      </w:r>
+      <w:proofErr w:type="spellStart"/>
+      <w:r>
+        <w:t>Django</w:t>
+      </w:r>
+      <w:proofErr w:type="spellEnd"/>
+      <w:r>
+        <w:t xml:space="preserve"> (Python) с использованием SQL</w:t>
       </w:r>
       <w:r>
         <w:rPr>
@@ -28743,7 +31890,55 @@
         <w:t>Lite</w:t>
       </w:r>
       <w:r>
-        <w:t xml:space="preserve"> в качестве базы данных, асинхронные задачи (парсинг курсов валют и новостных лент) выполняются через Celery с брокером Redis, клиентская часть реализована на HTML, CSS и JavaScript с интеграцией через Django Templates или Django REST Framework для SPA-подхода, все данные пользователя (профиль, история поездок, лимиты) хранятся на сервере с шифрованием персональной информации.</w:t>
+        <w:t xml:space="preserve"> в качестве базы данных, асинхронные задачи (</w:t>
+      </w:r>
+      <w:proofErr w:type="spellStart"/>
+      <w:r>
+        <w:t>парсинг</w:t>
+      </w:r>
+      <w:proofErr w:type="spellEnd"/>
+      <w:r>
+        <w:t xml:space="preserve"> курсов валют и новостных лент) выполняются через </w:t>
+      </w:r>
+      <w:proofErr w:type="spellStart"/>
+      <w:r>
+        <w:t>Celery</w:t>
+      </w:r>
+      <w:proofErr w:type="spellEnd"/>
+      <w:r>
+        <w:t xml:space="preserve"> с брокером </w:t>
+      </w:r>
+      <w:proofErr w:type="spellStart"/>
+      <w:r>
+        <w:t>Redis</w:t>
+      </w:r>
+      <w:proofErr w:type="spellEnd"/>
+      <w:r>
+        <w:t xml:space="preserve">, клиентская часть реализована на HTML, CSS и JavaScript с интеграцией через </w:t>
+      </w:r>
+      <w:proofErr w:type="spellStart"/>
+      <w:r>
+        <w:t>Django</w:t>
+      </w:r>
+      <w:proofErr w:type="spellEnd"/>
+      <w:r>
+        <w:t xml:space="preserve"> </w:t>
+      </w:r>
+      <w:proofErr w:type="spellStart"/>
+      <w:r>
+        <w:t>Templates</w:t>
+      </w:r>
+      <w:proofErr w:type="spellEnd"/>
+      <w:r>
+        <w:t xml:space="preserve"> или </w:t>
+      </w:r>
+      <w:proofErr w:type="spellStart"/>
+      <w:r>
+        <w:t>Django</w:t>
+      </w:r>
+      <w:proofErr w:type="spellEnd"/>
+      <w:r>
+        <w:t xml:space="preserve"> REST Framework для SPA-подхода, все данные пользователя (профиль, история поездок, лимиты) хранятся на сервере с шифрованием персональной информации.</w:t>
       </w:r>
     </w:p>
     <w:p>
@@ -28781,21 +31976,23 @@
         <w:ind w:left="0" w:firstLine="0"/>
         <w:jc w:val="both"/>
       </w:pPr>
-      <w:bookmarkStart w:id="123" w:name="_Toc229991885"/>
-      <w:bookmarkStart w:id="124" w:name="_Toc229991912"/>
-      <w:bookmarkStart w:id="125" w:name="_Toc230178240"/>
-      <w:bookmarkStart w:id="126" w:name="_Toc230250348"/>
-      <w:bookmarkStart w:id="127" w:name="_Toc230987849"/>
-      <w:bookmarkStart w:id="128" w:name="_Toc231107540"/>
+      <w:bookmarkStart w:id="135" w:name="_Toc229991885"/>
+      <w:bookmarkStart w:id="136" w:name="_Toc229991912"/>
+      <w:bookmarkStart w:id="137" w:name="_Toc230178240"/>
+      <w:bookmarkStart w:id="138" w:name="_Toc230250348"/>
+      <w:bookmarkStart w:id="139" w:name="_Toc230987849"/>
+      <w:bookmarkStart w:id="140" w:name="_Toc231107540"/>
+      <w:bookmarkStart w:id="141" w:name="_Toc231311661"/>
       <w:r>
         <w:t>Состав и содержание работ по созданию системы</w:t>
       </w:r>
-      <w:bookmarkEnd w:id="123"/>
-      <w:bookmarkEnd w:id="124"/>
-      <w:bookmarkEnd w:id="125"/>
-      <w:bookmarkEnd w:id="126"/>
-      <w:bookmarkEnd w:id="127"/>
-      <w:bookmarkEnd w:id="128"/>
+      <w:bookmarkEnd w:id="135"/>
+      <w:bookmarkEnd w:id="136"/>
+      <w:bookmarkEnd w:id="137"/>
+      <w:bookmarkEnd w:id="138"/>
+      <w:bookmarkEnd w:id="139"/>
+      <w:bookmarkEnd w:id="140"/>
+      <w:bookmarkEnd w:id="141"/>
     </w:p>
     <w:p>
       <w:r>
@@ -28898,21 +32095,23 @@
         <w:ind w:left="0" w:firstLine="0"/>
         <w:jc w:val="both"/>
       </w:pPr>
-      <w:bookmarkStart w:id="129" w:name="_Toc229991886"/>
-      <w:bookmarkStart w:id="130" w:name="_Toc229991913"/>
-      <w:bookmarkStart w:id="131" w:name="_Toc230178241"/>
-      <w:bookmarkStart w:id="132" w:name="_Toc230250349"/>
-      <w:bookmarkStart w:id="133" w:name="_Toc230987850"/>
-      <w:bookmarkStart w:id="134" w:name="_Toc231107541"/>
+      <w:bookmarkStart w:id="142" w:name="_Toc229991886"/>
+      <w:bookmarkStart w:id="143" w:name="_Toc229991913"/>
+      <w:bookmarkStart w:id="144" w:name="_Toc230178241"/>
+      <w:bookmarkStart w:id="145" w:name="_Toc230250349"/>
+      <w:bookmarkStart w:id="146" w:name="_Toc230987850"/>
+      <w:bookmarkStart w:id="147" w:name="_Toc231107541"/>
+      <w:bookmarkStart w:id="148" w:name="_Toc231311662"/>
       <w:r>
         <w:t>Порядок контроля и приёмки системы</w:t>
       </w:r>
-      <w:bookmarkEnd w:id="129"/>
-      <w:bookmarkEnd w:id="130"/>
-      <w:bookmarkEnd w:id="131"/>
-      <w:bookmarkEnd w:id="132"/>
-      <w:bookmarkEnd w:id="133"/>
-      <w:bookmarkEnd w:id="134"/>
+      <w:bookmarkEnd w:id="142"/>
+      <w:bookmarkEnd w:id="143"/>
+      <w:bookmarkEnd w:id="144"/>
+      <w:bookmarkEnd w:id="145"/>
+      <w:bookmarkEnd w:id="146"/>
+      <w:bookmarkEnd w:id="147"/>
+      <w:bookmarkEnd w:id="148"/>
     </w:p>
     <w:p>
       <w:r>
@@ -29093,7 +32292,8 @@
           </w:tcPr>
           <w:p>
             <w:pPr>
-              <w:spacing w:after="100" w:afterAutospacing="1"/>
+              <w:spacing w:after="100" w:afterAutospacing="1" w:line="240" w:lineRule="auto"/>
+              <w:ind w:firstLine="0"/>
               <w:jc w:val="center"/>
               <w:rPr>
                 <w:sz w:val="24"/>
@@ -29113,7 +32313,8 @@
           </w:tcPr>
           <w:p>
             <w:pPr>
-              <w:spacing w:after="100" w:afterAutospacing="1"/>
+              <w:spacing w:after="100" w:afterAutospacing="1" w:line="240" w:lineRule="auto"/>
+              <w:ind w:firstLine="0"/>
               <w:jc w:val="center"/>
               <w:rPr>
                 <w:sz w:val="24"/>
@@ -29133,7 +32334,8 @@
           </w:tcPr>
           <w:p>
             <w:pPr>
-              <w:spacing w:after="100" w:afterAutospacing="1"/>
+              <w:spacing w:after="100" w:afterAutospacing="1" w:line="240" w:lineRule="auto"/>
+              <w:ind w:firstLine="0"/>
               <w:jc w:val="center"/>
               <w:rPr>
                 <w:sz w:val="24"/>
@@ -29153,7 +32355,8 @@
           </w:tcPr>
           <w:p>
             <w:pPr>
-              <w:spacing w:after="100" w:afterAutospacing="1"/>
+              <w:spacing w:after="100" w:afterAutospacing="1" w:line="240" w:lineRule="auto"/>
+              <w:ind w:firstLine="0"/>
               <w:jc w:val="center"/>
               <w:rPr>
                 <w:sz w:val="24"/>
@@ -29173,7 +32376,8 @@
           </w:tcPr>
           <w:p>
             <w:pPr>
-              <w:spacing w:after="100" w:afterAutospacing="1"/>
+              <w:spacing w:after="100" w:afterAutospacing="1" w:line="240" w:lineRule="auto"/>
+              <w:ind w:firstLine="0"/>
               <w:jc w:val="center"/>
               <w:rPr>
                 <w:sz w:val="24"/>
@@ -29195,7 +32399,8 @@
           </w:tcPr>
           <w:p>
             <w:pPr>
-              <w:spacing w:after="100" w:afterAutospacing="1"/>
+              <w:spacing w:after="100" w:afterAutospacing="1" w:line="240" w:lineRule="auto"/>
+              <w:ind w:firstLine="0"/>
               <w:rPr>
                 <w:sz w:val="24"/>
               </w:rPr>
@@ -29214,7 +32419,8 @@
           </w:tcPr>
           <w:p>
             <w:pPr>
-              <w:spacing w:after="100" w:afterAutospacing="1"/>
+              <w:spacing w:after="100" w:afterAutospacing="1" w:line="240" w:lineRule="auto"/>
+              <w:ind w:firstLine="0"/>
               <w:rPr>
                 <w:sz w:val="24"/>
               </w:rPr>
@@ -29233,7 +32439,8 @@
           </w:tcPr>
           <w:p>
             <w:pPr>
-              <w:spacing w:after="100" w:afterAutospacing="1"/>
+              <w:spacing w:after="100" w:afterAutospacing="1" w:line="240" w:lineRule="auto"/>
+              <w:ind w:firstLine="0"/>
               <w:rPr>
                 <w:sz w:val="24"/>
               </w:rPr>
@@ -29258,7 +32465,8 @@
           </w:tcPr>
           <w:p>
             <w:pPr>
-              <w:spacing w:after="100" w:afterAutospacing="1"/>
+              <w:spacing w:after="100" w:afterAutospacing="1" w:line="240" w:lineRule="auto"/>
+              <w:ind w:firstLine="0"/>
               <w:rPr>
                 <w:sz w:val="24"/>
               </w:rPr>
@@ -29349,7 +32557,8 @@
           </w:tcPr>
           <w:p>
             <w:pPr>
-              <w:spacing w:after="100" w:afterAutospacing="1"/>
+              <w:spacing w:after="100" w:afterAutospacing="1" w:line="240" w:lineRule="auto"/>
+              <w:ind w:firstLine="0"/>
               <w:rPr>
                 <w:sz w:val="24"/>
               </w:rPr>
@@ -29370,7 +32579,8 @@
           </w:tcPr>
           <w:p>
             <w:pPr>
-              <w:spacing w:after="100" w:afterAutospacing="1"/>
+              <w:spacing w:after="100" w:afterAutospacing="1" w:line="240" w:lineRule="auto"/>
+              <w:ind w:firstLine="0"/>
               <w:rPr>
                 <w:sz w:val="24"/>
               </w:rPr>
@@ -29389,7 +32599,8 @@
           </w:tcPr>
           <w:p>
             <w:pPr>
-              <w:spacing w:after="100" w:afterAutospacing="1"/>
+              <w:spacing w:after="100" w:afterAutospacing="1" w:line="240" w:lineRule="auto"/>
+              <w:ind w:firstLine="0"/>
               <w:rPr>
                 <w:sz w:val="24"/>
               </w:rPr>
@@ -29408,7 +32619,8 @@
           </w:tcPr>
           <w:p>
             <w:pPr>
-              <w:spacing w:after="100" w:afterAutospacing="1"/>
+              <w:spacing w:after="100" w:afterAutospacing="1" w:line="240" w:lineRule="auto"/>
+              <w:ind w:firstLine="0"/>
               <w:rPr>
                 <w:sz w:val="24"/>
               </w:rPr>
@@ -29493,7 +32705,8 @@
           </w:tcPr>
           <w:p>
             <w:pPr>
-              <w:spacing w:after="100" w:afterAutospacing="1"/>
+              <w:spacing w:after="100" w:afterAutospacing="1" w:line="240" w:lineRule="auto"/>
+              <w:ind w:firstLine="0"/>
               <w:rPr>
                 <w:sz w:val="24"/>
               </w:rPr>
@@ -29526,7 +32739,6 @@
               <w:rPr>
                 <w:sz w:val="24"/>
               </w:rPr>
-              <w:lastRenderedPageBreak/>
               <w:t xml:space="preserve">Устранение выявленных </w:t>
             </w:r>
             <w:r>
@@ -29573,7 +32785,8 @@
           </w:tcPr>
           <w:p>
             <w:pPr>
-              <w:spacing w:after="100" w:afterAutospacing="1"/>
+              <w:spacing w:after="100" w:afterAutospacing="1" w:line="240" w:lineRule="auto"/>
+              <w:ind w:firstLine="0"/>
               <w:rPr>
                 <w:sz w:val="24"/>
               </w:rPr>
@@ -29582,7 +32795,6 @@
               <w:rPr>
                 <w:sz w:val="24"/>
               </w:rPr>
-              <w:lastRenderedPageBreak/>
               <w:t>Группа сопровождения и тестирования</w:t>
             </w:r>
           </w:p>
@@ -29595,7 +32807,8 @@
           </w:tcPr>
           <w:p>
             <w:pPr>
-              <w:spacing w:after="100" w:afterAutospacing="1"/>
+              <w:spacing w:after="100" w:afterAutospacing="1" w:line="240" w:lineRule="auto"/>
+              <w:ind w:firstLine="0"/>
               <w:rPr>
                 <w:sz w:val="24"/>
               </w:rPr>
@@ -29614,7 +32827,8 @@
           </w:tcPr>
           <w:p>
             <w:pPr>
-              <w:spacing w:after="100" w:afterAutospacing="1"/>
+              <w:spacing w:after="100" w:afterAutospacing="1" w:line="240" w:lineRule="auto"/>
+              <w:ind w:firstLine="0"/>
               <w:rPr>
                 <w:sz w:val="24"/>
               </w:rPr>
@@ -29633,7 +32847,8 @@
           </w:tcPr>
           <w:p>
             <w:pPr>
-              <w:spacing w:after="100" w:afterAutospacing="1"/>
+              <w:spacing w:after="100" w:afterAutospacing="1" w:line="240" w:lineRule="auto"/>
+              <w:ind w:firstLine="0"/>
               <w:rPr>
                 <w:sz w:val="24"/>
               </w:rPr>
@@ -29718,7 +32933,8 @@
           </w:tcPr>
           <w:p>
             <w:pPr>
-              <w:spacing w:after="100" w:afterAutospacing="1"/>
+              <w:spacing w:after="100" w:afterAutospacing="1" w:line="240" w:lineRule="auto"/>
+              <w:ind w:firstLine="0"/>
               <w:rPr>
                 <w:sz w:val="24"/>
               </w:rPr>
@@ -29751,7 +32967,14 @@
               <w:rPr>
                 <w:sz w:val="24"/>
               </w:rPr>
-              <w:t>Подписание Акта о приёмосдаточных испытаниях и Акта о вводе АИС «</w:t>
+              <w:t xml:space="preserve">Подписание Акта о </w:t>
+            </w:r>
+            <w:r>
+              <w:rPr>
+                <w:sz w:val="24"/>
+              </w:rPr>
+              <w:lastRenderedPageBreak/>
+              <w:t>приёмосдаточных испытаниях и Акта о вводе АИС «</w:t>
             </w:r>
             <w:r>
               <w:rPr>
@@ -29785,7 +33008,8 @@
           </w:tcPr>
           <w:p>
             <w:pPr>
-              <w:spacing w:after="100" w:afterAutospacing="1"/>
+              <w:spacing w:after="100" w:afterAutospacing="1" w:line="240" w:lineRule="auto"/>
+              <w:ind w:firstLine="0"/>
               <w:rPr>
                 <w:sz w:val="24"/>
               </w:rPr>
@@ -29794,6 +33018,7 @@
               <w:rPr>
                 <w:sz w:val="24"/>
               </w:rPr>
+              <w:lastRenderedPageBreak/>
               <w:t>Приёмочная комиссия, создаваемая приказом Генерального директора Заказчика</w:t>
             </w:r>
           </w:p>
@@ -29849,11 +33074,7 @@
         <w:t>з</w:t>
       </w:r>
       <w:r>
-        <w:t xml:space="preserve">аказчик обязуется выполнить комплекс технических и организационных мероприятий. Основной задачей является создание условий, </w:t>
-      </w:r>
-      <w:r>
-        <w:lastRenderedPageBreak/>
-        <w:t>при которых функционирование системы будет полностью соответствовать требованиям настоящего ТЗ</w:t>
+        <w:t>аказчик обязуется выполнить комплекс технических и организационных мероприятий. Основной задачей является создание условий, при которых функционирование системы будет полностью соответствовать требованиям настоящего ТЗ</w:t>
       </w:r>
       <w:r>
         <w:t>.</w:t>
@@ -29951,6 +33172,7 @@
         <w:ind w:left="0"/>
       </w:pPr>
       <w:r>
+        <w:lastRenderedPageBreak/>
         <w:t>Перечень регламентов может быть изменен на стадии «Разработка рабочей документации. Адаптация программ».</w:t>
       </w:r>
     </w:p>
@@ -29969,26 +33191,28 @@
         <w:ind w:left="0" w:firstLine="0"/>
         <w:jc w:val="both"/>
       </w:pPr>
-      <w:bookmarkStart w:id="135" w:name="_Toc229767180"/>
-      <w:bookmarkStart w:id="136" w:name="_Toc229991887"/>
-      <w:bookmarkStart w:id="137" w:name="_Toc229991914"/>
-      <w:bookmarkStart w:id="138" w:name="_Toc230178242"/>
-      <w:bookmarkStart w:id="139" w:name="_Toc230250350"/>
-      <w:bookmarkStart w:id="140" w:name="_Toc230987851"/>
-      <w:bookmarkStart w:id="141" w:name="_Toc231107542"/>
+      <w:bookmarkStart w:id="149" w:name="_Toc229767180"/>
+      <w:bookmarkStart w:id="150" w:name="_Toc229991887"/>
+      <w:bookmarkStart w:id="151" w:name="_Toc229991914"/>
+      <w:bookmarkStart w:id="152" w:name="_Toc230178242"/>
+      <w:bookmarkStart w:id="153" w:name="_Toc230250350"/>
+      <w:bookmarkStart w:id="154" w:name="_Toc230987851"/>
+      <w:bookmarkStart w:id="155" w:name="_Toc231107542"/>
+      <w:bookmarkStart w:id="156" w:name="_Toc231311663"/>
       <w:r>
         <w:t>Т</w:t>
       </w:r>
       <w:r>
         <w:t>ребования к документированию</w:t>
       </w:r>
-      <w:bookmarkEnd w:id="135"/>
-      <w:bookmarkEnd w:id="136"/>
-      <w:bookmarkEnd w:id="137"/>
-      <w:bookmarkEnd w:id="138"/>
-      <w:bookmarkEnd w:id="139"/>
-      <w:bookmarkEnd w:id="140"/>
-      <w:bookmarkEnd w:id="141"/>
+      <w:bookmarkEnd w:id="149"/>
+      <w:bookmarkEnd w:id="150"/>
+      <w:bookmarkEnd w:id="151"/>
+      <w:bookmarkEnd w:id="152"/>
+      <w:bookmarkEnd w:id="153"/>
+      <w:bookmarkEnd w:id="154"/>
+      <w:bookmarkEnd w:id="155"/>
+      <w:bookmarkEnd w:id="156"/>
     </w:p>
     <w:p>
       <w:r>
@@ -30641,6 +33865,7 @@
         <w:jc w:val="left"/>
       </w:pPr>
       <w:r>
+        <w:lastRenderedPageBreak/>
         <w:t>Объекты базы данных.</w:t>
       </w:r>
     </w:p>
@@ -30676,23 +33901,25 @@
         <w:ind w:left="0" w:firstLine="0"/>
         <w:jc w:val="both"/>
       </w:pPr>
-      <w:bookmarkStart w:id="142" w:name="_Toc229767181"/>
-      <w:bookmarkStart w:id="143" w:name="_Toc229991888"/>
-      <w:bookmarkStart w:id="144" w:name="_Toc229991915"/>
-      <w:bookmarkStart w:id="145" w:name="_Toc230178243"/>
-      <w:bookmarkStart w:id="146" w:name="_Toc230250351"/>
-      <w:bookmarkStart w:id="147" w:name="_Toc230987852"/>
-      <w:bookmarkStart w:id="148" w:name="_Toc231107543"/>
+      <w:bookmarkStart w:id="157" w:name="_Toc229767181"/>
+      <w:bookmarkStart w:id="158" w:name="_Toc229991888"/>
+      <w:bookmarkStart w:id="159" w:name="_Toc229991915"/>
+      <w:bookmarkStart w:id="160" w:name="_Toc230178243"/>
+      <w:bookmarkStart w:id="161" w:name="_Toc230250351"/>
+      <w:bookmarkStart w:id="162" w:name="_Toc230987852"/>
+      <w:bookmarkStart w:id="163" w:name="_Toc231107543"/>
+      <w:bookmarkStart w:id="164" w:name="_Toc231311664"/>
       <w:r>
         <w:t>Источники разработки</w:t>
       </w:r>
-      <w:bookmarkEnd w:id="142"/>
-      <w:bookmarkEnd w:id="143"/>
-      <w:bookmarkEnd w:id="144"/>
-      <w:bookmarkEnd w:id="145"/>
-      <w:bookmarkEnd w:id="146"/>
-      <w:bookmarkEnd w:id="147"/>
-      <w:bookmarkEnd w:id="148"/>
+      <w:bookmarkEnd w:id="157"/>
+      <w:bookmarkEnd w:id="158"/>
+      <w:bookmarkEnd w:id="159"/>
+      <w:bookmarkEnd w:id="160"/>
+      <w:bookmarkEnd w:id="161"/>
+      <w:bookmarkEnd w:id="162"/>
+      <w:bookmarkEnd w:id="163"/>
+      <w:bookmarkEnd w:id="164"/>
     </w:p>
     <w:p>
       <w:r>
@@ -30731,12 +33958,14 @@
       <w:r>
         <w:t xml:space="preserve"> </w:t>
       </w:r>
+      <w:proofErr w:type="spellStart"/>
       <w:r>
         <w:rPr>
           <w:rStyle w:val="ypks7kbdpwfgdykd3qb9"/>
         </w:rPr>
         <w:t>Сorporation</w:t>
       </w:r>
+      <w:proofErr w:type="spellEnd"/>
       <w:r>
         <w:t>».</w:t>
       </w:r>
@@ -30798,7 +34027,6 @@
         <w:jc w:val="left"/>
       </w:pPr>
       <w:r>
-        <w:lastRenderedPageBreak/>
         <w:t>ГОСТ Р ИСО/МЭК 12207-2010 «Информационная технология. Процессы жизненного цикла программных средств».</w:t>
       </w:r>
     </w:p>
@@ -30865,7 +34093,15 @@
         <w:t xml:space="preserve"> </w:t>
       </w:r>
       <w:r>
-        <w:t>работы геопозиционирования и зон риска).</w:t>
+        <w:t xml:space="preserve">работы </w:t>
+      </w:r>
+      <w:proofErr w:type="spellStart"/>
+      <w:r>
+        <w:t>геопозиционирования</w:t>
+      </w:r>
+      <w:proofErr w:type="spellEnd"/>
+      <w:r>
+        <w:t xml:space="preserve"> и зон риска).</w:t>
       </w:r>
     </w:p>
     <w:p>
@@ -30873,15 +34109,17 @@
         <w:pStyle w:val="1"/>
         <w:jc w:val="both"/>
       </w:pPr>
-      <w:bookmarkStart w:id="149" w:name="_Toc230982472"/>
-      <w:bookmarkStart w:id="150" w:name="_Toc230987853"/>
-      <w:bookmarkStart w:id="151" w:name="_Toc231107544"/>
+      <w:bookmarkStart w:id="165" w:name="_Toc230982472"/>
+      <w:bookmarkStart w:id="166" w:name="_Toc230987853"/>
+      <w:bookmarkStart w:id="167" w:name="_Toc231107544"/>
+      <w:bookmarkStart w:id="168" w:name="_Toc231311665"/>
       <w:r>
         <w:t>10. Роли и зоны ответственности.</w:t>
       </w:r>
-      <w:bookmarkEnd w:id="149"/>
-      <w:bookmarkEnd w:id="150"/>
-      <w:bookmarkEnd w:id="151"/>
+      <w:bookmarkEnd w:id="165"/>
+      <w:bookmarkEnd w:id="166"/>
+      <w:bookmarkEnd w:id="167"/>
+      <w:bookmarkEnd w:id="168"/>
     </w:p>
     <w:p>
       <w:r>
@@ -30890,12 +34128,28 @@
     </w:p>
     <w:p>
       <w:r>
-        <w:t>Участник 1: Перевезенцева Мария.</w:t>
-      </w:r>
-    </w:p>
-    <w:p>
-      <w:r>
-        <w:t>Роль в проекте: Fullstack-разработчик.</w:t>
+        <w:t xml:space="preserve">Участник 1: </w:t>
+      </w:r>
+      <w:proofErr w:type="spellStart"/>
+      <w:r>
+        <w:t>Перевезенцева</w:t>
+      </w:r>
+      <w:proofErr w:type="spellEnd"/>
+      <w:r>
+        <w:t xml:space="preserve"> Мария.</w:t>
+      </w:r>
+    </w:p>
+    <w:p>
+      <w:r>
+        <w:t xml:space="preserve">Роль в проекте: </w:t>
+      </w:r>
+      <w:proofErr w:type="spellStart"/>
+      <w:r>
+        <w:t>Fullstack</w:t>
+      </w:r>
+      <w:proofErr w:type="spellEnd"/>
+      <w:r>
+        <w:t>-разработчик.</w:t>
       </w:r>
     </w:p>
     <w:p>
@@ -30913,6 +34167,7 @@
         <w:ind w:left="0" w:firstLine="709"/>
       </w:pPr>
       <w:r>
+        <w:lastRenderedPageBreak/>
         <w:t>Проектирование информационной системы (ER-диаграммы, UML);</w:t>
       </w:r>
     </w:p>
@@ -31004,7 +34259,6 @@
         <w:ind w:left="0" w:firstLine="709"/>
       </w:pPr>
       <w:r>
-        <w:lastRenderedPageBreak/>
         <w:t>Создание страницы для добавления и редактирования информации о странах (админ-панель);</w:t>
       </w:r>
     </w:p>
@@ -31047,7 +34301,15 @@
     </w:p>
     <w:p>
       <w:r>
-        <w:t>Роль в проекте: Fullstack-разработчик.</w:t>
+        <w:t xml:space="preserve">Роль в проекте: </w:t>
+      </w:r>
+      <w:proofErr w:type="spellStart"/>
+      <w:r>
+        <w:t>Fullstack</w:t>
+      </w:r>
+      <w:proofErr w:type="spellEnd"/>
+      <w:r>
+        <w:t>-разработчик.</w:t>
       </w:r>
     </w:p>
     <w:p>
@@ -31172,6 +34434,7 @@
         <w:ind w:left="0" w:firstLine="709"/>
       </w:pPr>
       <w:r>
+        <w:lastRenderedPageBreak/>
         <w:t>Поиск и обработка информации для наполнения базы данных (статьи, правила, топ-10 приложений);</w:t>
       </w:r>
     </w:p>
@@ -31202,14 +34465,16 @@
       <w:pPr>
         <w:pStyle w:val="1"/>
       </w:pPr>
-      <w:bookmarkStart w:id="152" w:name="_Toc230987854"/>
-      <w:bookmarkStart w:id="153" w:name="_Toc231107545"/>
+      <w:bookmarkStart w:id="169" w:name="_Toc230987854"/>
+      <w:bookmarkStart w:id="170" w:name="_Toc231107545"/>
+      <w:bookmarkStart w:id="171" w:name="_Toc231311666"/>
       <w:r>
         <w:lastRenderedPageBreak/>
         <w:t>ПРИЛОЖЕНИЕ Б</w:t>
       </w:r>
-      <w:bookmarkEnd w:id="152"/>
-      <w:bookmarkEnd w:id="153"/>
+      <w:bookmarkEnd w:id="169"/>
+      <w:bookmarkEnd w:id="170"/>
+      <w:bookmarkEnd w:id="171"/>
     </w:p>
     <w:p>
       <w:pPr>
@@ -31731,9 +34996,6 @@
       <w:pPr>
         <w:ind w:firstLine="0"/>
         <w:jc w:val="center"/>
-        <w:rPr>
-          <w:lang w:eastAsia="ru-RU"/>
-        </w:rPr>
       </w:pPr>
       <w:r>
         <w:t xml:space="preserve">Рисунок </w:t>
@@ -31765,19 +35027,20 @@
     </w:p>
     <w:p>
       <w:pPr>
+        <w:keepNext/>
         <w:ind w:firstLine="0"/>
         <w:jc w:val="center"/>
       </w:pPr>
       <w:r>
         <w:rPr>
-          <w:noProof/>
+          <w:lang w:eastAsia="ru-RU"/>
         </w:rPr>
         <w:lastRenderedPageBreak/>
         <w:drawing>
-          <wp:inline distT="0" distB="0" distL="0" distR="0" wp14:anchorId="4946B0BF" wp14:editId="07913E1A">
-            <wp:extent cx="3413862" cy="4963130"/>
-            <wp:effectExtent l="0" t="0" r="0" b="9525"/>
-            <wp:docPr id="25" name="Рисунок 25"/>
+          <wp:inline distT="0" distB="0" distL="0" distR="0" wp14:anchorId="63B4C359" wp14:editId="6FCA09FF">
+            <wp:extent cx="2414850" cy="4382219"/>
+            <wp:effectExtent l="0" t="0" r="5080" b="0"/>
+            <wp:docPr id="22" name="Рисунок 22"/>
             <wp:cNvGraphicFramePr>
               <a:graphicFrameLocks xmlns:a="http://schemas.openxmlformats.org/drawingml/2006/main" noChangeAspect="1"/>
             </wp:cNvGraphicFramePr>
@@ -31797,7 +35060,7 @@
                   <pic:spPr>
                     <a:xfrm>
                       <a:off x="0" y="0"/>
-                      <a:ext cx="3428200" cy="4983976"/>
+                      <a:ext cx="2419053" cy="4389846"/>
                     </a:xfrm>
                     <a:prstGeom prst="rect">
                       <a:avLst/>
@@ -31821,6 +35084,72 @@
       <w:r>
         <w:t xml:space="preserve">Рисунок </w:t>
       </w:r>
+      <w:fldSimple w:instr=" SEQ Рисунок \* ARABIC ">
+        <w:r>
+          <w:rPr>
+            <w:noProof/>
+          </w:rPr>
+          <w:t>28</w:t>
+        </w:r>
+      </w:fldSimple>
+      <w:r>
+        <w:t>. Страница создания поездки</w:t>
+      </w:r>
+    </w:p>
+    <w:p>
+      <w:pPr>
+        <w:ind w:firstLine="0"/>
+        <w:jc w:val="center"/>
+      </w:pPr>
+      <w:r>
+        <w:drawing>
+          <wp:inline distT="0" distB="0" distL="0" distR="0" wp14:anchorId="7DE6EE51" wp14:editId="41809357">
+            <wp:extent cx="2717321" cy="3761936"/>
+            <wp:effectExtent l="0" t="0" r="6985" b="0"/>
+            <wp:docPr id="31" name="Рисунок 31"/>
+            <wp:cNvGraphicFramePr>
+              <a:graphicFrameLocks xmlns:a="http://schemas.openxmlformats.org/drawingml/2006/main" noChangeAspect="1"/>
+            </wp:cNvGraphicFramePr>
+            <a:graphic xmlns:a="http://schemas.openxmlformats.org/drawingml/2006/main">
+              <a:graphicData uri="http://schemas.openxmlformats.org/drawingml/2006/picture">
+                <pic:pic xmlns:pic="http://schemas.openxmlformats.org/drawingml/2006/picture">
+                  <pic:nvPicPr>
+                    <pic:cNvPr id="1" name=""/>
+                    <pic:cNvPicPr/>
+                  </pic:nvPicPr>
+                  <pic:blipFill>
+                    <a:blip r:embed="rId43"/>
+                    <a:stretch>
+                      <a:fillRect/>
+                    </a:stretch>
+                  </pic:blipFill>
+                  <pic:spPr>
+                    <a:xfrm>
+                      <a:off x="0" y="0"/>
+                      <a:ext cx="2721667" cy="3767953"/>
+                    </a:xfrm>
+                    <a:prstGeom prst="rect">
+                      <a:avLst/>
+                    </a:prstGeom>
+                  </pic:spPr>
+                </pic:pic>
+              </a:graphicData>
+            </a:graphic>
+          </wp:inline>
+        </w:drawing>
+      </w:r>
+    </w:p>
+    <w:p>
+      <w:pPr>
+        <w:ind w:firstLine="0"/>
+        <w:jc w:val="center"/>
+        <w:rPr>
+          <w:lang w:eastAsia="ru-RU"/>
+        </w:rPr>
+      </w:pPr>
+      <w:r>
+        <w:t xml:space="preserve">Рисунок </w:t>
+      </w:r>
       <w:r>
         <w:fldChar w:fldCharType="begin"/>
       </w:r>
@@ -31834,7 +35163,7 @@
         <w:rPr>
           <w:noProof/>
         </w:rPr>
-        <w:t>28</w:t>
+        <w:t>29</w:t>
       </w:r>
       <w:r>
         <w:rPr>
@@ -31850,7 +35179,7 @@
       </w:r>
     </w:p>
     <w:sectPr>
-      <w:footerReference w:type="default" r:id="rId43"/>
+      <w:footerReference w:type="default" r:id="rId44"/>
       <w:pgSz w:w="11906" w:h="16838"/>
       <w:pgMar w:top="1134" w:right="851" w:bottom="1134" w:left="1701" w:header="709" w:footer="709" w:gutter="0"/>
       <w:cols w:space="708"/>
